--- a/data/outputs/v2/Essential_Mathematics/SS2.2_Reflection/Essential_Mathematics_Reflection_CBE_LessonSequence.docx
+++ b/data/outputs/v2/Essential_Mathematics/SS2.2_Reflection/Essential_Mathematics_Reflection_CBE_LessonSequence.docx
@@ -3065,7 +3065,7 @@
             <w:pPr>
               <w:spacing w:after="20" w:before="0"/>
             </w:pPr>
-            <w:hyperlink w:history="1" r:id="rIdtkml1wgs2jicpmgos8hfy">
+            <w:hyperlink w:history="1" r:id="rIdhkocykz0pk7yifxaxlsb4">
               <w:r>
                 <w:rPr>
                   <w:rFonts w:ascii="Arial" w:cs="Arial" w:eastAsia="Arial" w:hAnsi="Arial"/>
@@ -3074,7 +3074,7 @@
                   <w:szCs w:val="16"/>
                   <w:u w:val="single" w:color="2E75B6"/>
                 </w:rPr>
-                <w:t xml:space="preserve">Congruent Angles and Angle Bisectors Principles - Basic</w:t>
+                <w:t xml:space="preserve">Determining reflections (advanced)</w:t>
               </w:r>
             </w:hyperlink>
           </w:p>
@@ -3090,7 +3090,7 @@
                 <w:sz w:val="14"/>
                 <w:szCs w:val="14"/>
               </w:rPr>
-              <w:t xml:space="preserve">Source: CK-12</w:t>
+              <w:t xml:space="preserve">Source: Khan Academy (English - US curriculum)</w:t>
             </w:r>
           </w:p>
           <w:p>
@@ -3098,7 +3098,7 @@
               <w:spacing w:after="10" w:before="0"/>
               <w:ind w:left="120"/>
             </w:pPr>
-            <w:hyperlink w:history="1" r:id="rId3wba9vfhrkb94opzizjug">
+            <w:hyperlink w:history="1" r:id="rIdbdsqy2zoi-y2qvyhx5qhf">
               <w:r>
                 <w:rPr>
                   <w:rFonts w:ascii="Arial" w:cs="Arial" w:eastAsia="Arial" w:hAnsi="Arial"/>
@@ -3136,14 +3136,14 @@
                 <w:sz w:val="16"/>
                 <w:szCs w:val="16"/>
               </w:rPr>
-              <w:t xml:space="preserve">📖 HTML:</w:t>
+              <w:t xml:space="preserve">📖 EXERCISE:</w:t>
             </w:r>
           </w:p>
           <w:p>
             <w:pPr>
               <w:spacing w:after="20" w:before="0"/>
             </w:pPr>
-            <w:hyperlink w:history="1" r:id="rIdie-lkw08hvnn0kx0jymf0">
+            <w:hyperlink w:history="1" r:id="rId-dvpu84-fojwq8rgy1rwo">
               <w:r>
                 <w:rPr>
                   <w:rFonts w:ascii="Arial" w:cs="Arial" w:eastAsia="Arial" w:hAnsi="Arial"/>
@@ -3152,7 +3152,7 @@
                   <w:szCs w:val="16"/>
                   <w:u w:val="single" w:color="2E75B6"/>
                 </w:rPr>
-                <w:t xml:space="preserve">Reflection Symmetry (Flexbook)</w:t>
+                <w:t xml:space="preserve">Determine reflections (advanced)</w:t>
               </w:r>
             </w:hyperlink>
           </w:p>
@@ -3168,7 +3168,7 @@
                 <w:sz w:val="14"/>
                 <w:szCs w:val="14"/>
               </w:rPr>
-              <w:t xml:space="preserve">Source: CK-12</w:t>
+              <w:t xml:space="preserve">Source: Khan Academy (English - US curriculum)</w:t>
             </w:r>
           </w:p>
           <w:p>
@@ -3176,7 +3176,7 @@
               <w:spacing w:after="10" w:before="0"/>
               <w:ind w:left="120"/>
             </w:pPr>
-            <w:hyperlink w:history="1" r:id="rIds4ld3zpcyacuqfxgvqjml">
+            <w:hyperlink w:history="1" r:id="rIdpsp7jw36oloujo_gvpeat">
               <w:r>
                 <w:rPr>
                   <w:rFonts w:ascii="Arial" w:cs="Arial" w:eastAsia="Arial" w:hAnsi="Arial"/>
@@ -3371,7 +3371,7 @@
             <w:pPr>
               <w:spacing w:after="20" w:before="0"/>
             </w:pPr>
-            <w:hyperlink w:history="1" r:id="rIdzuwutznli99gc8g2krywi">
+            <w:hyperlink w:history="1" r:id="rIdex6gj5a9ndjraf9htuqep">
               <w:r>
                 <w:rPr>
                   <w:rFonts w:ascii="Arial" w:cs="Arial" w:eastAsia="Arial" w:hAnsi="Arial"/>
@@ -3380,7 +3380,7 @@
                   <w:szCs w:val="16"/>
                   <w:u w:val="single" w:color="2E75B6"/>
                 </w:rPr>
-                <w:t xml:space="preserve">Congruent Angles and Angle Bisectors Principles - Basic</w:t>
+                <w:t xml:space="preserve">Identifying symmetrical figures</w:t>
               </w:r>
             </w:hyperlink>
           </w:p>
@@ -3396,7 +3396,7 @@
                 <w:sz w:val="14"/>
                 <w:szCs w:val="14"/>
               </w:rPr>
-              <w:t xml:space="preserve">Source: CK-12</w:t>
+              <w:t xml:space="preserve">Source: Khan Academy (English - US curriculum)</w:t>
             </w:r>
           </w:p>
           <w:p>
@@ -3404,7 +3404,7 @@
               <w:spacing w:after="10" w:before="0"/>
               <w:ind w:left="120"/>
             </w:pPr>
-            <w:hyperlink w:history="1" r:id="rIdvw33feb3trngjzryk0wy-">
+            <w:hyperlink w:history="1" r:id="rId2timv_olp2hpcgoklp5u1">
               <w:r>
                 <w:rPr>
                   <w:rFonts w:ascii="Arial" w:cs="Arial" w:eastAsia="Arial" w:hAnsi="Arial"/>
@@ -3449,7 +3449,7 @@
             <w:pPr>
               <w:spacing w:after="20" w:before="0"/>
             </w:pPr>
-            <w:hyperlink w:history="1" r:id="rIdqea_s-xr0qk6a3rejghdy">
+            <w:hyperlink w:history="1" r:id="rIdt8a4hv1xvx64586aj_gtr">
               <w:r>
                 <w:rPr>
                   <w:rFonts w:ascii="Arial" w:cs="Arial" w:eastAsia="Arial" w:hAnsi="Arial"/>
@@ -3458,7 +3458,7 @@
                   <w:szCs w:val="16"/>
                   <w:u w:val="single" w:color="2E75B6"/>
                 </w:rPr>
-                <w:t xml:space="preserve">Reflection Symmetry (Flexbook)</w:t>
+                <w:t xml:space="preserve">Reflections in a Plane Mirror (PLIX)</w:t>
               </w:r>
             </w:hyperlink>
           </w:p>
@@ -3482,7 +3482,7 @@
               <w:spacing w:after="10" w:before="0"/>
               <w:ind w:left="120"/>
             </w:pPr>
-            <w:hyperlink w:history="1" r:id="rIdq6pmbsnxbyaa88nf4hqmp">
+            <w:hyperlink w:history="1" r:id="rId8c-takfzwlaq8krh0psiy">
               <w:r>
                 <w:rPr>
                   <w:rFonts w:ascii="Arial" w:cs="Arial" w:eastAsia="Arial" w:hAnsi="Arial"/>
@@ -3677,7 +3677,7 @@
             <w:pPr>
               <w:spacing w:after="20" w:before="0"/>
             </w:pPr>
-            <w:hyperlink w:history="1" r:id="rIdywasnnnbxpan9r6jq3kc2">
+            <w:hyperlink w:history="1" r:id="rIdpllzaqzj0vibrtz78t_so">
               <w:r>
                 <w:rPr>
                   <w:rFonts w:ascii="Arial" w:cs="Arial" w:eastAsia="Arial" w:hAnsi="Arial"/>
@@ -3686,7 +3686,7 @@
                   <w:szCs w:val="16"/>
                   <w:u w:val="single" w:color="2E75B6"/>
                 </w:rPr>
-                <w:t xml:space="preserve">Congruent Angles and Angle Bisectors Principles - Basic</w:t>
+                <w:t xml:space="preserve">Determining reflections</w:t>
               </w:r>
             </w:hyperlink>
           </w:p>
@@ -3702,7 +3702,7 @@
                 <w:sz w:val="14"/>
                 <w:szCs w:val="14"/>
               </w:rPr>
-              <w:t xml:space="preserve">Source: CK-12</w:t>
+              <w:t xml:space="preserve">Source: Khan Academy (English - US curriculum)</w:t>
             </w:r>
           </w:p>
           <w:p>
@@ -3710,7 +3710,7 @@
               <w:spacing w:after="10" w:before="0"/>
               <w:ind w:left="120"/>
             </w:pPr>
-            <w:hyperlink w:history="1" r:id="rIdwtcbjg3c_2ltatzl69vng">
+            <w:hyperlink w:history="1" r:id="rIdiqc8pimxeouerbxh2cqom">
               <w:r>
                 <w:rPr>
                   <w:rFonts w:ascii="Arial" w:cs="Arial" w:eastAsia="Arial" w:hAnsi="Arial"/>
@@ -3748,14 +3748,14 @@
                 <w:sz w:val="16"/>
                 <w:szCs w:val="16"/>
               </w:rPr>
-              <w:t xml:space="preserve">📖 HTML:</w:t>
+              <w:t xml:space="preserve">📖 EXERCISE:</w:t>
             </w:r>
           </w:p>
           <w:p>
             <w:pPr>
               <w:spacing w:after="20" w:before="0"/>
             </w:pPr>
-            <w:hyperlink w:history="1" r:id="rIduzofqdszk3zlees14dmn_">
+            <w:hyperlink w:history="1" r:id="rIdmaphcku_z5axokes64vgu">
               <w:r>
                 <w:rPr>
                   <w:rFonts w:ascii="Arial" w:cs="Arial" w:eastAsia="Arial" w:hAnsi="Arial"/>
@@ -3764,7 +3764,7 @@
                   <w:szCs w:val="16"/>
                   <w:u w:val="single" w:color="2E75B6"/>
                 </w:rPr>
-                <w:t xml:space="preserve">Reflection Symmetry (Flexbook)</w:t>
+                <w:t xml:space="preserve">Identify line symmetry</w:t>
               </w:r>
             </w:hyperlink>
           </w:p>
@@ -3780,7 +3780,7 @@
                 <w:sz w:val="14"/>
                 <w:szCs w:val="14"/>
               </w:rPr>
-              <w:t xml:space="preserve">Source: CK-12</w:t>
+              <w:t xml:space="preserve">Source: Khan Academy (English - US curriculum)</w:t>
             </w:r>
           </w:p>
           <w:p>
@@ -3788,7 +3788,7 @@
               <w:spacing w:after="10" w:before="0"/>
               <w:ind w:left="120"/>
             </w:pPr>
-            <w:hyperlink w:history="1" r:id="rIdijcoa-dwij_lax_93hbir">
+            <w:hyperlink w:history="1" r:id="rIdwqmz2u3gprr5broqh0rzs">
               <w:r>
                 <w:rPr>
                   <w:rFonts w:ascii="Arial" w:cs="Arial" w:eastAsia="Arial" w:hAnsi="Arial"/>
@@ -3983,7 +3983,7 @@
             <w:pPr>
               <w:spacing w:after="20" w:before="0"/>
             </w:pPr>
-            <w:hyperlink w:history="1" r:id="rId04cmndjyz4xqetsespiuc">
+            <w:hyperlink w:history="1" r:id="rIdexoqtrnrx5o7iyxgkjf2u">
               <w:r>
                 <w:rPr>
                   <w:rFonts w:ascii="Arial" w:cs="Arial" w:eastAsia="Arial" w:hAnsi="Arial"/>
@@ -3992,7 +3992,7 @@
                   <w:szCs w:val="16"/>
                   <w:u w:val="single" w:color="2E75B6"/>
                 </w:rPr>
-                <w:t xml:space="preserve">Congruent Angles and Angle Bisectors Principles - Basic</w:t>
+                <w:t xml:space="preserve">Finding features of quadratic functions</w:t>
               </w:r>
             </w:hyperlink>
           </w:p>
@@ -4008,7 +4008,7 @@
                 <w:sz w:val="14"/>
                 <w:szCs w:val="14"/>
               </w:rPr>
-              <w:t xml:space="preserve">Source: CK-12</w:t>
+              <w:t xml:space="preserve">Source: Khan Academy (English - US curriculum)</w:t>
             </w:r>
           </w:p>
           <w:p>
@@ -4016,7 +4016,7 @@
               <w:spacing w:after="10" w:before="0"/>
               <w:ind w:left="120"/>
             </w:pPr>
-            <w:hyperlink w:history="1" r:id="rIdd6l_sbtrhv-eypb5hdsrf">
+            <w:hyperlink w:history="1" r:id="rId9ft-bm2sac3gkksgngyqb">
               <w:r>
                 <w:rPr>
                   <w:rFonts w:ascii="Arial" w:cs="Arial" w:eastAsia="Arial" w:hAnsi="Arial"/>
@@ -4054,14 +4054,14 @@
                 <w:sz w:val="16"/>
                 <w:szCs w:val="16"/>
               </w:rPr>
-              <w:t xml:space="preserve">📖 HTML:</w:t>
+              <w:t xml:space="preserve">📖 EXERCISE:</w:t>
             </w:r>
           </w:p>
           <w:p>
             <w:pPr>
               <w:spacing w:after="20" w:before="0"/>
             </w:pPr>
-            <w:hyperlink w:history="1" r:id="rIdrj5mfc2syqy0fzh2xzdqq">
+            <w:hyperlink w:history="1" r:id="rId9tnm3i_usnhujsk-jowxu">
               <w:r>
                 <w:rPr>
                   <w:rFonts w:ascii="Arial" w:cs="Arial" w:eastAsia="Arial" w:hAnsi="Arial"/>
@@ -4070,7 +4070,7 @@
                   <w:szCs w:val="16"/>
                   <w:u w:val="single" w:color="2E75B6"/>
                 </w:rPr>
-                <w:t xml:space="preserve">Reflection Symmetry (Flexbook)</w:t>
+                <w:t xml:space="preserve">Determine reflections (advanced)</w:t>
               </w:r>
             </w:hyperlink>
           </w:p>
@@ -4086,7 +4086,7 @@
                 <w:sz w:val="14"/>
                 <w:szCs w:val="14"/>
               </w:rPr>
-              <w:t xml:space="preserve">Source: CK-12</w:t>
+              <w:t xml:space="preserve">Source: Khan Academy (English - US curriculum)</w:t>
             </w:r>
           </w:p>
           <w:p>
@@ -4094,7 +4094,7 @@
               <w:spacing w:after="10" w:before="0"/>
               <w:ind w:left="120"/>
             </w:pPr>
-            <w:hyperlink w:history="1" r:id="rIdn2obkuee37ki294xd6v08">
+            <w:hyperlink w:history="1" r:id="rIdejdtkucbv9h7xftztypnz">
               <w:r>
                 <w:rPr>
                   <w:rFonts w:ascii="Arial" w:cs="Arial" w:eastAsia="Arial" w:hAnsi="Arial"/>
@@ -4289,7 +4289,7 @@
             <w:pPr>
               <w:spacing w:after="20" w:before="0"/>
             </w:pPr>
-            <w:hyperlink w:history="1" r:id="rIdrfz68xjhosalmhqbnbyvy">
+            <w:hyperlink w:history="1" r:id="rIdjqrecg9hmuepdt6pp1c9p">
               <w:r>
                 <w:rPr>
                   <w:rFonts w:ascii="Arial" w:cs="Arial" w:eastAsia="Arial" w:hAnsi="Arial"/>
@@ -4298,7 +4298,7 @@
                   <w:szCs w:val="16"/>
                   <w:u w:val="single" w:color="2E75B6"/>
                 </w:rPr>
-                <w:t xml:space="preserve">Congruent Angles and Angle Bisectors Principles - Basic</w:t>
+                <w:t xml:space="preserve">Reflection Symmetry Principles - Basic</w:t>
               </w:r>
             </w:hyperlink>
           </w:p>
@@ -4322,7 +4322,7 @@
               <w:spacing w:after="10" w:before="0"/>
               <w:ind w:left="120"/>
             </w:pPr>
-            <w:hyperlink w:history="1" r:id="rId8ntbcthejibgdtegq8dkm">
+            <w:hyperlink w:history="1" r:id="rIdteechz90ku3uanweymxat">
               <w:r>
                 <w:rPr>
                   <w:rFonts w:ascii="Arial" w:cs="Arial" w:eastAsia="Arial" w:hAnsi="Arial"/>
@@ -4360,14 +4360,14 @@
                 <w:sz w:val="16"/>
                 <w:szCs w:val="16"/>
               </w:rPr>
-              <w:t xml:space="preserve">📖 HTML:</w:t>
+              <w:t xml:space="preserve">📖 EXERCISE:</w:t>
             </w:r>
           </w:p>
           <w:p>
             <w:pPr>
               <w:spacing w:after="20" w:before="0"/>
             </w:pPr>
-            <w:hyperlink w:history="1" r:id="rIdqzm0kvkhm1w5wl8brtio1">
+            <w:hyperlink w:history="1" r:id="rIdborxz-xciula304_zdoxn">
               <w:r>
                 <w:rPr>
                   <w:rFonts w:ascii="Arial" w:cs="Arial" w:eastAsia="Arial" w:hAnsi="Arial"/>
@@ -4376,7 +4376,7 @@
                   <w:szCs w:val="16"/>
                   <w:u w:val="single" w:color="2E75B6"/>
                 </w:rPr>
-                <w:t xml:space="preserve">Reflection Symmetry (Flexbook)</w:t>
+                <w:t xml:space="preserve">Determine reflections (advanced)</w:t>
               </w:r>
             </w:hyperlink>
           </w:p>
@@ -4392,7 +4392,7 @@
                 <w:sz w:val="14"/>
                 <w:szCs w:val="14"/>
               </w:rPr>
-              <w:t xml:space="preserve">Source: CK-12</w:t>
+              <w:t xml:space="preserve">Source: Khan Academy (English - US curriculum)</w:t>
             </w:r>
           </w:p>
           <w:p>
@@ -4400,7 +4400,7 @@
               <w:spacing w:after="10" w:before="0"/>
               <w:ind w:left="120"/>
             </w:pPr>
-            <w:hyperlink w:history="1" r:id="rIdkzdqi_7l7bwccn-28vsxc">
+            <w:hyperlink w:history="1" r:id="rIdaupohktloiu2obnrismp5">
               <w:r>
                 <w:rPr>
                   <w:rFonts w:ascii="Arial" w:cs="Arial" w:eastAsia="Arial" w:hAnsi="Arial"/>
@@ -5887,7 +5887,7 @@
             <w:pPr>
               <w:spacing w:after="20" w:before="0"/>
             </w:pPr>
-            <w:hyperlink w:history="1" r:id="rIdbdvcwa-gspxpnhdmc23cj">
+            <w:hyperlink w:history="1" r:id="rIdehvp0i8rur1hz4ef9wxng">
               <w:r>
                 <w:rPr>
                   <w:rFonts w:ascii="Arial" w:cs="Arial" w:eastAsia="Arial" w:hAnsi="Arial"/>
@@ -5896,7 +5896,7 @@
                   <w:szCs w:val="16"/>
                   <w:u w:val="single" w:color="2E75B6"/>
                 </w:rPr>
-                <w:t xml:space="preserve">Congruent Angles and Angle Bisectors Principles - Basic</w:t>
+                <w:t xml:space="preserve">Determining reflections (advanced)</w:t>
               </w:r>
             </w:hyperlink>
           </w:p>
@@ -5912,7 +5912,7 @@
                 <w:sz w:val="14"/>
                 <w:szCs w:val="14"/>
               </w:rPr>
-              <w:t xml:space="preserve">Source: CK-12</w:t>
+              <w:t xml:space="preserve">Source: Khan Academy (English - US curriculum)</w:t>
             </w:r>
           </w:p>
           <w:p>
@@ -5920,7 +5920,7 @@
               <w:spacing w:after="10" w:before="0"/>
               <w:ind w:left="120"/>
             </w:pPr>
-            <w:hyperlink w:history="1" r:id="rIddpkycjcufsefuxfmjrnpu">
+            <w:hyperlink w:history="1" r:id="rIdt82eggmfwf_fiksxp7-g8">
               <w:r>
                 <w:rPr>
                   <w:rFonts w:ascii="Arial" w:cs="Arial" w:eastAsia="Arial" w:hAnsi="Arial"/>
@@ -5965,7 +5965,7 @@
             <w:pPr>
               <w:spacing w:after="20" w:before="0"/>
             </w:pPr>
-            <w:hyperlink w:history="1" r:id="rIdj63ml5cp6pv3zv3ty_7sd">
+            <w:hyperlink w:history="1" r:id="rId6owfcyplwxea5i8ahsa86">
               <w:r>
                 <w:rPr>
                   <w:rFonts w:ascii="Arial" w:cs="Arial" w:eastAsia="Arial" w:hAnsi="Arial"/>
@@ -5974,7 +5974,7 @@
                   <w:szCs w:val="16"/>
                   <w:u w:val="single" w:color="2E75B6"/>
                 </w:rPr>
-                <w:t xml:space="preserve">Reflection Symmetry (Flexbook)</w:t>
+                <w:t xml:space="preserve">Reflections in a Plane Mirror (PLIX)</w:t>
               </w:r>
             </w:hyperlink>
           </w:p>
@@ -5998,7 +5998,7 @@
               <w:spacing w:after="10" w:before="0"/>
               <w:ind w:left="120"/>
             </w:pPr>
-            <w:hyperlink w:history="1" r:id="rIdeeylj3ja3dkbthzvqxz0m">
+            <w:hyperlink w:history="1" r:id="rIdyqk0wzbpnbvjlz_w7-puj">
               <w:r>
                 <w:rPr>
                   <w:rFonts w:ascii="Arial" w:cs="Arial" w:eastAsia="Arial" w:hAnsi="Arial"/>
@@ -6193,7 +6193,7 @@
             <w:pPr>
               <w:spacing w:after="20" w:before="0"/>
             </w:pPr>
-            <w:hyperlink w:history="1" r:id="rIdnqqxlq6rapmzcct0czmja">
+            <w:hyperlink w:history="1" r:id="rIdh4o9intnrkzmju0amnjl-">
               <w:r>
                 <w:rPr>
                   <w:rFonts w:ascii="Arial" w:cs="Arial" w:eastAsia="Arial" w:hAnsi="Arial"/>
@@ -6202,7 +6202,7 @@
                   <w:szCs w:val="16"/>
                   <w:u w:val="single" w:color="2E75B6"/>
                 </w:rPr>
-                <w:t xml:space="preserve">Congruent Angles and Angle Bisectors Principles - Basic</w:t>
+                <w:t xml:space="preserve">Reflecting points in the coordinate plane</w:t>
               </w:r>
             </w:hyperlink>
           </w:p>
@@ -6218,7 +6218,7 @@
                 <w:sz w:val="14"/>
                 <w:szCs w:val="14"/>
               </w:rPr>
-              <w:t xml:space="preserve">Source: CK-12</w:t>
+              <w:t xml:space="preserve">Source: Khan Academy (English - US curriculum)</w:t>
             </w:r>
           </w:p>
           <w:p>
@@ -6226,7 +6226,7 @@
               <w:spacing w:after="10" w:before="0"/>
               <w:ind w:left="120"/>
             </w:pPr>
-            <w:hyperlink w:history="1" r:id="rIdeiupmsda6l9eb1nvn3ax_">
+            <w:hyperlink w:history="1" r:id="rIdy_wllpcmg-br69j9eufvy">
               <w:r>
                 <w:rPr>
                   <w:rFonts w:ascii="Arial" w:cs="Arial" w:eastAsia="Arial" w:hAnsi="Arial"/>
@@ -6271,7 +6271,7 @@
             <w:pPr>
               <w:spacing w:after="20" w:before="0"/>
             </w:pPr>
-            <w:hyperlink w:history="1" r:id="rIdhgp2ncegoa5ibxxxnfrno">
+            <w:hyperlink w:history="1" r:id="rIdtqiqydmewrs54tg0viki3">
               <w:r>
                 <w:rPr>
                   <w:rFonts w:ascii="Arial" w:cs="Arial" w:eastAsia="Arial" w:hAnsi="Arial"/>
@@ -6280,7 +6280,7 @@
                   <w:szCs w:val="16"/>
                   <w:u w:val="single" w:color="2E75B6"/>
                 </w:rPr>
-                <w:t xml:space="preserve">Reflection Symmetry (Flexbook)</w:t>
+                <w:t xml:space="preserve">Images in a Plane Mirror (Flexbook)</w:t>
               </w:r>
             </w:hyperlink>
           </w:p>
@@ -6304,7 +6304,7 @@
               <w:spacing w:after="10" w:before="0"/>
               <w:ind w:left="120"/>
             </w:pPr>
-            <w:hyperlink w:history="1" r:id="rIdhbwi7kvrcfru8eeft3pt1">
+            <w:hyperlink w:history="1" r:id="rIdwh1sbwuzeapkxrolytmxb">
               <w:r>
                 <w:rPr>
                   <w:rFonts w:ascii="Arial" w:cs="Arial" w:eastAsia="Arial" w:hAnsi="Arial"/>
@@ -6499,7 +6499,7 @@
             <w:pPr>
               <w:spacing w:after="20" w:before="0"/>
             </w:pPr>
-            <w:hyperlink w:history="1" r:id="rIdk3_zvgh8hxhzxehrv2rnw">
+            <w:hyperlink w:history="1" r:id="rIdft3jkas0gsvdeg9ltj6wy">
               <w:r>
                 <w:rPr>
                   <w:rFonts w:ascii="Arial" w:cs="Arial" w:eastAsia="Arial" w:hAnsi="Arial"/>
@@ -6508,7 +6508,7 @@
                   <w:szCs w:val="16"/>
                   <w:u w:val="single" w:color="2E75B6"/>
                 </w:rPr>
-                <w:t xml:space="preserve">Congruent Angles and Angle Bisectors Principles - Basic</w:t>
+                <w:t xml:space="preserve">Specular and diffuse reflection</w:t>
               </w:r>
             </w:hyperlink>
           </w:p>
@@ -6524,7 +6524,7 @@
                 <w:sz w:val="14"/>
                 <w:szCs w:val="14"/>
               </w:rPr>
-              <w:t xml:space="preserve">Source: CK-12</w:t>
+              <w:t xml:space="preserve">Source: Khan Academy (English - US curriculum)</w:t>
             </w:r>
           </w:p>
           <w:p>
@@ -6532,7 +6532,7 @@
               <w:spacing w:after="10" w:before="0"/>
               <w:ind w:left="120"/>
             </w:pPr>
-            <w:hyperlink w:history="1" r:id="rIdvqofm_uw-54zvwyx5hudu">
+            <w:hyperlink w:history="1" r:id="rIdeikahwss-nq6-unnt9dqr">
               <w:r>
                 <w:rPr>
                   <w:rFonts w:ascii="Arial" w:cs="Arial" w:eastAsia="Arial" w:hAnsi="Arial"/>
@@ -6577,7 +6577,7 @@
             <w:pPr>
               <w:spacing w:after="20" w:before="0"/>
             </w:pPr>
-            <w:hyperlink w:history="1" r:id="rIdqxeh_usbbe1c2c8ef-cpt">
+            <w:hyperlink w:history="1" r:id="rIdl9u3nr3c_cxdkzhfsmn8w">
               <w:r>
                 <w:rPr>
                   <w:rFonts w:ascii="Arial" w:cs="Arial" w:eastAsia="Arial" w:hAnsi="Arial"/>
@@ -6586,7 +6586,7 @@
                   <w:szCs w:val="16"/>
                   <w:u w:val="single" w:color="2E75B6"/>
                 </w:rPr>
-                <w:t xml:space="preserve">Reflection Symmetry (Flexbook)</w:t>
+                <w:t xml:space="preserve">Reflections in a Plane Mirror (PLIX)</w:t>
               </w:r>
             </w:hyperlink>
           </w:p>
@@ -6610,7 +6610,7 @@
               <w:spacing w:after="10" w:before="0"/>
               <w:ind w:left="120"/>
             </w:pPr>
-            <w:hyperlink w:history="1" r:id="rIddms4ym3zgf3lp9_jfmaj1">
+            <w:hyperlink w:history="1" r:id="rIdqr0_tiqhnlrmevpt4k_p4">
               <w:r>
                 <w:rPr>
                   <w:rFonts w:ascii="Arial" w:cs="Arial" w:eastAsia="Arial" w:hAnsi="Arial"/>
@@ -6805,7 +6805,7 @@
             <w:pPr>
               <w:spacing w:after="20" w:before="0"/>
             </w:pPr>
-            <w:hyperlink w:history="1" r:id="rIdvmi2q1rc9gxnzrwbgsewt">
+            <w:hyperlink w:history="1" r:id="rIdwlrq2ty_rynflaztmxvye">
               <w:r>
                 <w:rPr>
                   <w:rFonts w:ascii="Arial" w:cs="Arial" w:eastAsia="Arial" w:hAnsi="Arial"/>
@@ -6814,7 +6814,7 @@
                   <w:szCs w:val="16"/>
                   <w:u w:val="single" w:color="2E75B6"/>
                 </w:rPr>
-                <w:t xml:space="preserve">Congruent Angles and Angle Bisectors Principles - Basic</w:t>
+                <w:t xml:space="preserve">Reflecting shapes: diagonal line of reflection</w:t>
               </w:r>
             </w:hyperlink>
           </w:p>
@@ -6830,7 +6830,7 @@
                 <w:sz w:val="14"/>
                 <w:szCs w:val="14"/>
               </w:rPr>
-              <w:t xml:space="preserve">Source: CK-12</w:t>
+              <w:t xml:space="preserve">Source: Khan Academy (English - US curriculum)</w:t>
             </w:r>
           </w:p>
           <w:p>
@@ -6838,7 +6838,7 @@
               <w:spacing w:after="10" w:before="0"/>
               <w:ind w:left="120"/>
             </w:pPr>
-            <w:hyperlink w:history="1" r:id="rIdevxpfzvkif6eznlkc8uwi">
+            <w:hyperlink w:history="1" r:id="rIdabya2yyunfcblrja927x3">
               <w:r>
                 <w:rPr>
                   <w:rFonts w:ascii="Arial" w:cs="Arial" w:eastAsia="Arial" w:hAnsi="Arial"/>
@@ -6883,7 +6883,7 @@
             <w:pPr>
               <w:spacing w:after="20" w:before="0"/>
             </w:pPr>
-            <w:hyperlink w:history="1" r:id="rIdq4fp3zk_ndl0xri1ptyd7">
+            <w:hyperlink w:history="1" r:id="rId_p09ym_1ombkln8hcaxl3">
               <w:r>
                 <w:rPr>
                   <w:rFonts w:ascii="Arial" w:cs="Arial" w:eastAsia="Arial" w:hAnsi="Arial"/>
@@ -6892,7 +6892,7 @@
                   <w:szCs w:val="16"/>
                   <w:u w:val="single" w:color="2E75B6"/>
                 </w:rPr>
-                <w:t xml:space="preserve">Reflection Symmetry (Flexbook)</w:t>
+                <w:t xml:space="preserve">Reflections in a Plane Mirror (PLIX)</w:t>
               </w:r>
             </w:hyperlink>
           </w:p>
@@ -6916,7 +6916,7 @@
               <w:spacing w:after="10" w:before="0"/>
               <w:ind w:left="120"/>
             </w:pPr>
-            <w:hyperlink w:history="1" r:id="rId_adpr9uh2j-7wqjoul0sx">
+            <w:hyperlink w:history="1" r:id="rId3umtiogttxknb3l3vkpnr">
               <w:r>
                 <w:rPr>
                   <w:rFonts w:ascii="Arial" w:cs="Arial" w:eastAsia="Arial" w:hAnsi="Arial"/>
@@ -7111,7 +7111,7 @@
             <w:pPr>
               <w:spacing w:after="20" w:before="0"/>
             </w:pPr>
-            <w:hyperlink w:history="1" r:id="rId3we2ecwnzqtlzwilw2bdn">
+            <w:hyperlink w:history="1" r:id="rIdwlba_abceizjjph1ggpc_">
               <w:r>
                 <w:rPr>
                   <w:rFonts w:ascii="Arial" w:cs="Arial" w:eastAsia="Arial" w:hAnsi="Arial"/>
@@ -7120,7 +7120,7 @@
                   <w:szCs w:val="16"/>
                   <w:u w:val="single" w:color="2E75B6"/>
                 </w:rPr>
-                <w:t xml:space="preserve">Congruent Angles and Angle Bisectors Principles - Basic</w:t>
+                <w:t xml:space="preserve">Object image height and distance relationship</w:t>
               </w:r>
             </w:hyperlink>
           </w:p>
@@ -7136,7 +7136,7 @@
                 <w:sz w:val="14"/>
                 <w:szCs w:val="14"/>
               </w:rPr>
-              <w:t xml:space="preserve">Source: CK-12</w:t>
+              <w:t xml:space="preserve">Source: Khan Academy (English - US curriculum)</w:t>
             </w:r>
           </w:p>
           <w:p>
@@ -7144,7 +7144,7 @@
               <w:spacing w:after="10" w:before="0"/>
               <w:ind w:left="120"/>
             </w:pPr>
-            <w:hyperlink w:history="1" r:id="rIdiapm2itgpemd4tr8vjsvs">
+            <w:hyperlink w:history="1" r:id="rIdq-vvydvcte0zhzqqsivw0">
               <w:r>
                 <w:rPr>
                   <w:rFonts w:ascii="Arial" w:cs="Arial" w:eastAsia="Arial" w:hAnsi="Arial"/>
@@ -7189,7 +7189,7 @@
             <w:pPr>
               <w:spacing w:after="20" w:before="0"/>
             </w:pPr>
-            <w:hyperlink w:history="1" r:id="rIdqf6peayzyqsvbp0qey8-e">
+            <w:hyperlink w:history="1" r:id="rIdr5lddv4bxkspg00st5jjq">
               <w:r>
                 <w:rPr>
                   <w:rFonts w:ascii="Arial" w:cs="Arial" w:eastAsia="Arial" w:hAnsi="Arial"/>
@@ -7198,7 +7198,7 @@
                   <w:szCs w:val="16"/>
                   <w:u w:val="single" w:color="2E75B6"/>
                 </w:rPr>
-                <w:t xml:space="preserve">Reflection Symmetry (Flexbook)</w:t>
+                <w:t xml:space="preserve">Reflections in a Plane Mirror (PLIX)</w:t>
               </w:r>
             </w:hyperlink>
           </w:p>
@@ -7222,7 +7222,7 @@
               <w:spacing w:after="10" w:before="0"/>
               <w:ind w:left="120"/>
             </w:pPr>
-            <w:hyperlink w:history="1" r:id="rIdsb5r1fexrcfgrbzjhafbw">
+            <w:hyperlink w:history="1" r:id="rIdxpjk8ubdkz984m6u3i0h3">
               <w:r>
                 <w:rPr>
                   <w:rFonts w:ascii="Arial" w:cs="Arial" w:eastAsia="Arial" w:hAnsi="Arial"/>
@@ -8709,7 +8709,7 @@
             <w:pPr>
               <w:spacing w:after="20" w:before="0"/>
             </w:pPr>
-            <w:hyperlink w:history="1" r:id="rIdfcgttfgee1y7pct6veiq0">
+            <w:hyperlink w:history="1" r:id="rIdz_wreiiqtoaj94j6hctvu">
               <w:r>
                 <w:rPr>
                   <w:rFonts w:ascii="Arial" w:cs="Arial" w:eastAsia="Arial" w:hAnsi="Arial"/>
@@ -8718,7 +8718,7 @@
                   <w:szCs w:val="16"/>
                   <w:u w:val="single" w:color="2E75B6"/>
                 </w:rPr>
-                <w:t xml:space="preserve">Proofs with transformations</w:t>
+                <w:t xml:space="preserve">Geometric constructions: perpendicular bisector</w:t>
               </w:r>
             </w:hyperlink>
           </w:p>
@@ -8742,7 +8742,7 @@
               <w:spacing w:after="10" w:before="0"/>
               <w:ind w:left="120"/>
             </w:pPr>
-            <w:hyperlink w:history="1" r:id="rIdifeq7ti91vryxb7lqqizd">
+            <w:hyperlink w:history="1" r:id="rIdkz5g_1_ycpsdoxmx5xfok">
               <w:r>
                 <w:rPr>
                   <w:rFonts w:ascii="Arial" w:cs="Arial" w:eastAsia="Arial" w:hAnsi="Arial"/>
@@ -8787,7 +8787,7 @@
             <w:pPr>
               <w:spacing w:after="20" w:before="0"/>
             </w:pPr>
-            <w:hyperlink w:history="1" r:id="rIdzzbouen67dmwfymbzl9m3">
+            <w:hyperlink w:history="1" r:id="rIdjolwk9jo7bzjji7mmwtwz">
               <w:r>
                 <w:rPr>
                   <w:rFonts w:ascii="Arial" w:cs="Arial" w:eastAsia="Arial" w:hAnsi="Arial"/>
@@ -8796,7 +8796,7 @@
                   <w:szCs w:val="16"/>
                   <w:u w:val="single" w:color="2E75B6"/>
                 </w:rPr>
-                <w:t xml:space="preserve">Reflection Symmetry (Flexbook)</w:t>
+                <w:t xml:space="preserve">Reflections in a Plane Mirror (PLIX)</w:t>
               </w:r>
             </w:hyperlink>
           </w:p>
@@ -8820,7 +8820,7 @@
               <w:spacing w:after="10" w:before="0"/>
               <w:ind w:left="120"/>
             </w:pPr>
-            <w:hyperlink w:history="1" r:id="rIdqanbh3gqykugh50c2dbyk">
+            <w:hyperlink w:history="1" r:id="rIdmk7itfpxhay9earbsw0uf">
               <w:r>
                 <w:rPr>
                   <w:rFonts w:ascii="Arial" w:cs="Arial" w:eastAsia="Arial" w:hAnsi="Arial"/>
@@ -9015,7 +9015,7 @@
             <w:pPr>
               <w:spacing w:after="20" w:before="0"/>
             </w:pPr>
-            <w:hyperlink w:history="1" r:id="rIdnyxlbkebwbifthxrjqnps">
+            <w:hyperlink w:history="1" r:id="rId2bwcvy41rfboi8aiqnslo">
               <w:r>
                 <w:rPr>
                   <w:rFonts w:ascii="Arial" w:cs="Arial" w:eastAsia="Arial" w:hAnsi="Arial"/>
@@ -9024,7 +9024,7 @@
                   <w:szCs w:val="16"/>
                   <w:u w:val="single" w:color="2E75B6"/>
                 </w:rPr>
-                <w:t xml:space="preserve">Proofs with transformations</w:t>
+                <w:t xml:space="preserve">Geometric constructions: perpendicular bisector</w:t>
               </w:r>
             </w:hyperlink>
           </w:p>
@@ -9048,7 +9048,7 @@
               <w:spacing w:after="10" w:before="0"/>
               <w:ind w:left="120"/>
             </w:pPr>
-            <w:hyperlink w:history="1" r:id="rIdmwa1883sdnvl21operzot">
+            <w:hyperlink w:history="1" r:id="rIdhfi12sldk6ihdmxqxza0z">
               <w:r>
                 <w:rPr>
                   <w:rFonts w:ascii="Arial" w:cs="Arial" w:eastAsia="Arial" w:hAnsi="Arial"/>
@@ -9086,14 +9086,14 @@
                 <w:sz w:val="16"/>
                 <w:szCs w:val="16"/>
               </w:rPr>
-              <w:t xml:space="preserve">📖 HTML:</w:t>
+              <w:t xml:space="preserve">📖 EXERCISE:</w:t>
             </w:r>
           </w:p>
           <w:p>
             <w:pPr>
               <w:spacing w:after="20" w:before="0"/>
             </w:pPr>
-            <w:hyperlink w:history="1" r:id="rIdov0cgomcnn4cuvatfwp40">
+            <w:hyperlink w:history="1" r:id="rIdhouewsopltmxunsmfpj3i">
               <w:r>
                 <w:rPr>
                   <w:rFonts w:ascii="Arial" w:cs="Arial" w:eastAsia="Arial" w:hAnsi="Arial"/>
@@ -9102,7 +9102,7 @@
                   <w:szCs w:val="16"/>
                   <w:u w:val="single" w:color="2E75B6"/>
                 </w:rPr>
-                <w:t xml:space="preserve">Reflection Symmetry (Flexbook)</w:t>
+                <w:t xml:space="preserve">Justify constructions</w:t>
               </w:r>
             </w:hyperlink>
           </w:p>
@@ -9118,7 +9118,7 @@
                 <w:sz w:val="14"/>
                 <w:szCs w:val="14"/>
               </w:rPr>
-              <w:t xml:space="preserve">Source: CK-12</w:t>
+              <w:t xml:space="preserve">Source: Khan Academy (English - US curriculum)</w:t>
             </w:r>
           </w:p>
           <w:p>
@@ -9126,7 +9126,7 @@
               <w:spacing w:after="10" w:before="0"/>
               <w:ind w:left="120"/>
             </w:pPr>
-            <w:hyperlink w:history="1" r:id="rIdtffzaysnmqez2h1jvawts">
+            <w:hyperlink w:history="1" r:id="rIdra2o1wz5d9pezs2wlxxhq">
               <w:r>
                 <w:rPr>
                   <w:rFonts w:ascii="Arial" w:cs="Arial" w:eastAsia="Arial" w:hAnsi="Arial"/>
@@ -9321,7 +9321,7 @@
             <w:pPr>
               <w:spacing w:after="20" w:before="0"/>
             </w:pPr>
-            <w:hyperlink w:history="1" r:id="rIdsqfskdselpftaumqiwbex">
+            <w:hyperlink w:history="1" r:id="rId1lcvcizrrle8kw58w4svo">
               <w:r>
                 <w:rPr>
                   <w:rFonts w:ascii="Arial" w:cs="Arial" w:eastAsia="Arial" w:hAnsi="Arial"/>
@@ -9330,7 +9330,7 @@
                   <w:szCs w:val="16"/>
                   <w:u w:val="single" w:color="2E75B6"/>
                 </w:rPr>
-                <w:t xml:space="preserve">Proofs with transformations</w:t>
+                <w:t xml:space="preserve">Geometric constructions: perpendicular bisector</w:t>
               </w:r>
             </w:hyperlink>
           </w:p>
@@ -9354,7 +9354,7 @@
               <w:spacing w:after="10" w:before="0"/>
               <w:ind w:left="120"/>
             </w:pPr>
-            <w:hyperlink w:history="1" r:id="rIdhhwtarsuix-lukv8elti7">
+            <w:hyperlink w:history="1" r:id="rId0guag2gfrtg-z0cuv4lri">
               <w:r>
                 <w:rPr>
                   <w:rFonts w:ascii="Arial" w:cs="Arial" w:eastAsia="Arial" w:hAnsi="Arial"/>
@@ -9392,14 +9392,14 @@
                 <w:sz w:val="16"/>
                 <w:szCs w:val="16"/>
               </w:rPr>
-              <w:t xml:space="preserve">📖 HTML:</w:t>
+              <w:t xml:space="preserve">📖 EXERCISE:</w:t>
             </w:r>
           </w:p>
           <w:p>
             <w:pPr>
               <w:spacing w:after="20" w:before="0"/>
             </w:pPr>
-            <w:hyperlink w:history="1" r:id="rIdvkrryxloi8ig2dhrgw-kh">
+            <w:hyperlink w:history="1" r:id="rIddtmvb4_xvbnhwomvttdxo">
               <w:r>
                 <w:rPr>
                   <w:rFonts w:ascii="Arial" w:cs="Arial" w:eastAsia="Arial" w:hAnsi="Arial"/>
@@ -9408,7 +9408,7 @@
                   <w:szCs w:val="16"/>
                   <w:u w:val="single" w:color="2E75B6"/>
                 </w:rPr>
-                <w:t xml:space="preserve">Reflection Symmetry (Flexbook)</w:t>
+                <w:t xml:space="preserve">Determine reflections</w:t>
               </w:r>
             </w:hyperlink>
           </w:p>
@@ -9424,7 +9424,7 @@
                 <w:sz w:val="14"/>
                 <w:szCs w:val="14"/>
               </w:rPr>
-              <w:t xml:space="preserve">Source: CK-12</w:t>
+              <w:t xml:space="preserve">Source: Khan Academy (English - US curriculum)</w:t>
             </w:r>
           </w:p>
           <w:p>
@@ -9432,7 +9432,7 @@
               <w:spacing w:after="10" w:before="0"/>
               <w:ind w:left="120"/>
             </w:pPr>
-            <w:hyperlink w:history="1" r:id="rId-pfdbbhj4tm0wuv3al-jp">
+            <w:hyperlink w:history="1" r:id="rIdhxewe3lfjn0h1ybxr-fec">
               <w:r>
                 <w:rPr>
                   <w:rFonts w:ascii="Arial" w:cs="Arial" w:eastAsia="Arial" w:hAnsi="Arial"/>
@@ -9627,7 +9627,7 @@
             <w:pPr>
               <w:spacing w:after="20" w:before="0"/>
             </w:pPr>
-            <w:hyperlink w:history="1" r:id="rIdnkrl6fs1plysg3motj9ek">
+            <w:hyperlink w:history="1" r:id="rIdzsjlr_zqj4os82izdauyx">
               <w:r>
                 <w:rPr>
                   <w:rFonts w:ascii="Arial" w:cs="Arial" w:eastAsia="Arial" w:hAnsi="Arial"/>
@@ -9636,7 +9636,7 @@
                   <w:szCs w:val="16"/>
                   <w:u w:val="single" w:color="2E75B6"/>
                 </w:rPr>
-                <w:t xml:space="preserve">Proofs with transformations</w:t>
+                <w:t xml:space="preserve">Geometric constructions: perpendicular bisector</w:t>
               </w:r>
             </w:hyperlink>
           </w:p>
@@ -9660,7 +9660,7 @@
               <w:spacing w:after="10" w:before="0"/>
               <w:ind w:left="120"/>
             </w:pPr>
-            <w:hyperlink w:history="1" r:id="rIdu5_uda2sqxzwtopybae0s">
+            <w:hyperlink w:history="1" r:id="rIdg4mjflbpnggz0ljpekoh4">
               <w:r>
                 <w:rPr>
                   <w:rFonts w:ascii="Arial" w:cs="Arial" w:eastAsia="Arial" w:hAnsi="Arial"/>
@@ -9698,14 +9698,14 @@
                 <w:sz w:val="16"/>
                 <w:szCs w:val="16"/>
               </w:rPr>
-              <w:t xml:space="preserve">📖 HTML:</w:t>
+              <w:t xml:space="preserve">📖 EXERCISE:</w:t>
             </w:r>
           </w:p>
           <w:p>
             <w:pPr>
               <w:spacing w:after="20" w:before="0"/>
             </w:pPr>
-            <w:hyperlink w:history="1" r:id="rIddjr1tej8itx27wcysomg8">
+            <w:hyperlink w:history="1" r:id="rId8zoa9qra1f39ggctxkfj5">
               <w:r>
                 <w:rPr>
                   <w:rFonts w:ascii="Arial" w:cs="Arial" w:eastAsia="Arial" w:hAnsi="Arial"/>
@@ -9714,7 +9714,7 @@
                   <w:szCs w:val="16"/>
                   <w:u w:val="single" w:color="2E75B6"/>
                 </w:rPr>
-                <w:t xml:space="preserve">Reflection Symmetry (Flexbook)</w:t>
+                <w:t xml:space="preserve">Determine reflections (advanced)</w:t>
               </w:r>
             </w:hyperlink>
           </w:p>
@@ -9730,7 +9730,7 @@
                 <w:sz w:val="14"/>
                 <w:szCs w:val="14"/>
               </w:rPr>
-              <w:t xml:space="preserve">Source: CK-12</w:t>
+              <w:t xml:space="preserve">Source: Khan Academy (English - US curriculum)</w:t>
             </w:r>
           </w:p>
           <w:p>
@@ -9738,7 +9738,7 @@
               <w:spacing w:after="10" w:before="0"/>
               <w:ind w:left="120"/>
             </w:pPr>
-            <w:hyperlink w:history="1" r:id="rIdchceev2myvyv8-xahl35z">
+            <w:hyperlink w:history="1" r:id="rIdm_yeozvjwrbvcsf6rhyff">
               <w:r>
                 <w:rPr>
                   <w:rFonts w:ascii="Arial" w:cs="Arial" w:eastAsia="Arial" w:hAnsi="Arial"/>
@@ -9933,7 +9933,7 @@
             <w:pPr>
               <w:spacing w:after="20" w:before="0"/>
             </w:pPr>
-            <w:hyperlink w:history="1" r:id="rIdlkkqtdok6y4ntmta4sbtw">
+            <w:hyperlink w:history="1" r:id="rIdmejdlcz2eavkhfdmv5u00">
               <w:r>
                 <w:rPr>
                   <w:rFonts w:ascii="Arial" w:cs="Arial" w:eastAsia="Arial" w:hAnsi="Arial"/>
@@ -9942,7 +9942,7 @@
                   <w:szCs w:val="16"/>
                   <w:u w:val="single" w:color="2E75B6"/>
                 </w:rPr>
-                <w:t xml:space="preserve">Proofs with transformations</w:t>
+                <w:t xml:space="preserve">Geometric constructions: perpendicular bisector</w:t>
               </w:r>
             </w:hyperlink>
           </w:p>
@@ -9966,7 +9966,7 @@
               <w:spacing w:after="10" w:before="0"/>
               <w:ind w:left="120"/>
             </w:pPr>
-            <w:hyperlink w:history="1" r:id="rId27u0bto76m_83bksudlbr">
+            <w:hyperlink w:history="1" r:id="rId6fwgkznaitiktnytx4lkb">
               <w:r>
                 <w:rPr>
                   <w:rFonts w:ascii="Arial" w:cs="Arial" w:eastAsia="Arial" w:hAnsi="Arial"/>
@@ -10011,7 +10011,7 @@
             <w:pPr>
               <w:spacing w:after="20" w:before="0"/>
             </w:pPr>
-            <w:hyperlink w:history="1" r:id="rId19musbxv7gyd9umctjune">
+            <w:hyperlink w:history="1" r:id="rIdkzq-qxr4eo3h_igbks_sa">
               <w:r>
                 <w:rPr>
                   <w:rFonts w:ascii="Arial" w:cs="Arial" w:eastAsia="Arial" w:hAnsi="Arial"/>
@@ -10020,7 +10020,7 @@
                   <w:szCs w:val="16"/>
                   <w:u w:val="single" w:color="2E75B6"/>
                 </w:rPr>
-                <w:t xml:space="preserve">Reflection Symmetry (Flexbook)</w:t>
+                <w:t xml:space="preserve">Images in a Plane Mirror (Flexbook)</w:t>
               </w:r>
             </w:hyperlink>
           </w:p>
@@ -10044,7 +10044,7 @@
               <w:spacing w:after="10" w:before="0"/>
               <w:ind w:left="120"/>
             </w:pPr>
-            <w:hyperlink w:history="1" r:id="rIdwgbpx-ojk8lrt4qtttvae">
+            <w:hyperlink w:history="1" r:id="rIdtchwf49zw_o8u2cxnfq7e">
               <w:r>
                 <w:rPr>
                   <w:rFonts w:ascii="Arial" w:cs="Arial" w:eastAsia="Arial" w:hAnsi="Arial"/>
@@ -11710,7 +11710,7 @@
             <w:pPr>
               <w:spacing w:after="20" w:before="0"/>
             </w:pPr>
-            <w:hyperlink w:history="1" r:id="rId-yadh7ord3uljsc1gsuot">
+            <w:hyperlink w:history="1" r:id="rId7h_1eutbqtqluqlmqwhpv">
               <w:r>
                 <w:rPr>
                   <w:rFonts w:ascii="Arial" w:cs="Arial" w:eastAsia="Arial" w:hAnsi="Arial"/>
@@ -11719,7 +11719,7 @@
                   <w:szCs w:val="16"/>
                   <w:u w:val="single" w:color="2E75B6"/>
                 </w:rPr>
-                <w:t xml:space="preserve">Intro to the coordinate plane</w:t>
+                <w:t xml:space="preserve">Reflecting shapes: diagonal line of reflection</w:t>
               </w:r>
             </w:hyperlink>
           </w:p>
@@ -11743,7 +11743,7 @@
               <w:spacing w:after="10" w:before="0"/>
               <w:ind w:left="120"/>
             </w:pPr>
-            <w:hyperlink w:history="1" r:id="rIdepuukuk9ygdd7ophepgiu">
+            <w:hyperlink w:history="1" r:id="rIdxnyjluednchewmhsxtqil">
               <w:r>
                 <w:rPr>
                   <w:rFonts w:ascii="Arial" w:cs="Arial" w:eastAsia="Arial" w:hAnsi="Arial"/>
@@ -11781,14 +11781,14 @@
                 <w:sz w:val="16"/>
                 <w:szCs w:val="16"/>
               </w:rPr>
-              <w:t xml:space="preserve">📖 HTML:</w:t>
+              <w:t xml:space="preserve">📖 EXERCISE:</w:t>
             </w:r>
           </w:p>
           <w:p>
             <w:pPr>
               <w:spacing w:after="20" w:before="0"/>
             </w:pPr>
-            <w:hyperlink w:history="1" r:id="rIdqudvfbd-9ktp54wigmafs">
+            <w:hyperlink w:history="1" r:id="rIdsemxytlto4ctbltxuutnw">
               <w:r>
                 <w:rPr>
                   <w:rFonts w:ascii="Arial" w:cs="Arial" w:eastAsia="Arial" w:hAnsi="Arial"/>
@@ -11797,7 +11797,7 @@
                   <w:szCs w:val="16"/>
                   <w:u w:val="single" w:color="2E75B6"/>
                 </w:rPr>
-                <w:t xml:space="preserve">Functions on a Cartesian Plane (Flexbook)</w:t>
+                <w:t xml:space="preserve">Determine reflections (advanced)</w:t>
               </w:r>
             </w:hyperlink>
           </w:p>
@@ -11813,7 +11813,7 @@
                 <w:sz w:val="14"/>
                 <w:szCs w:val="14"/>
               </w:rPr>
-              <w:t xml:space="preserve">Source: CK-12</w:t>
+              <w:t xml:space="preserve">Source: Khan Academy (English - US curriculum)</w:t>
             </w:r>
           </w:p>
           <w:p>
@@ -11821,7 +11821,7 @@
               <w:spacing w:after="10" w:before="0"/>
               <w:ind w:left="120"/>
             </w:pPr>
-            <w:hyperlink w:history="1" r:id="rIdwb_grzmhwaeqjyxci3ad9">
+            <w:hyperlink w:history="1" r:id="rIddl5v98h0r8eqdpki-59sv">
               <w:r>
                 <w:rPr>
                   <w:rFonts w:ascii="Arial" w:cs="Arial" w:eastAsia="Arial" w:hAnsi="Arial"/>
@@ -12016,7 +12016,7 @@
             <w:pPr>
               <w:spacing w:after="20" w:before="0"/>
             </w:pPr>
-            <w:hyperlink w:history="1" r:id="rId1ilcpz83zbfqcsnjycc84">
+            <w:hyperlink w:history="1" r:id="rIdaavs0fouhjttqalfpuih8">
               <w:r>
                 <w:rPr>
                   <w:rFonts w:ascii="Arial" w:cs="Arial" w:eastAsia="Arial" w:hAnsi="Arial"/>
@@ -12025,7 +12025,7 @@
                   <w:szCs w:val="16"/>
                   <w:u w:val="single" w:color="2E75B6"/>
                 </w:rPr>
-                <w:t xml:space="preserve">Intro to the coordinate plane</w:t>
+                <w:t xml:space="preserve">Determining reflections (advanced)</w:t>
               </w:r>
             </w:hyperlink>
           </w:p>
@@ -12049,7 +12049,7 @@
               <w:spacing w:after="10" w:before="0"/>
               <w:ind w:left="120"/>
             </w:pPr>
-            <w:hyperlink w:history="1" r:id="rIdwi86njdyhwhew_1uxcyzk">
+            <w:hyperlink w:history="1" r:id="rId-ig86ratzdvdx4cd6uoez">
               <w:r>
                 <w:rPr>
                   <w:rFonts w:ascii="Arial" w:cs="Arial" w:eastAsia="Arial" w:hAnsi="Arial"/>
@@ -12087,14 +12087,14 @@
                 <w:sz w:val="16"/>
                 <w:szCs w:val="16"/>
               </w:rPr>
-              <w:t xml:space="preserve">📖 HTML:</w:t>
+              <w:t xml:space="preserve">📖 EXERCISE:</w:t>
             </w:r>
           </w:p>
           <w:p>
             <w:pPr>
               <w:spacing w:after="20" w:before="0"/>
             </w:pPr>
-            <w:hyperlink w:history="1" r:id="rIdh0ojwv2xdt0dkiqfbaqcz">
+            <w:hyperlink w:history="1" r:id="rIdzmmhne0f3n_qp_qkceomp">
               <w:r>
                 <w:rPr>
                   <w:rFonts w:ascii="Arial" w:cs="Arial" w:eastAsia="Arial" w:hAnsi="Arial"/>
@@ -12103,7 +12103,7 @@
                   <w:szCs w:val="16"/>
                   <w:u w:val="single" w:color="2E75B6"/>
                 </w:rPr>
-                <w:t xml:space="preserve">Functions on a Cartesian Plane (Flexbook)</w:t>
+                <w:t xml:space="preserve">Determine reflections</w:t>
               </w:r>
             </w:hyperlink>
           </w:p>
@@ -12119,7 +12119,7 @@
                 <w:sz w:val="14"/>
                 <w:szCs w:val="14"/>
               </w:rPr>
-              <w:t xml:space="preserve">Source: CK-12</w:t>
+              <w:t xml:space="preserve">Source: Khan Academy (English - US curriculum)</w:t>
             </w:r>
           </w:p>
           <w:p>
@@ -12127,7 +12127,7 @@
               <w:spacing w:after="10" w:before="0"/>
               <w:ind w:left="120"/>
             </w:pPr>
-            <w:hyperlink w:history="1" r:id="rIdly2hth3o0ck17cksq22h6">
+            <w:hyperlink w:history="1" r:id="rIdqul9tw_bua9nikdblvtyc">
               <w:r>
                 <w:rPr>
                   <w:rFonts w:ascii="Arial" w:cs="Arial" w:eastAsia="Arial" w:hAnsi="Arial"/>
@@ -12322,7 +12322,7 @@
             <w:pPr>
               <w:spacing w:after="20" w:before="0"/>
             </w:pPr>
-            <w:hyperlink w:history="1" r:id="rIdgw6divgjlicdxxgmxe9eb">
+            <w:hyperlink w:history="1" r:id="rIdqxf1soy_li55j32bvp043">
               <w:r>
                 <w:rPr>
                   <w:rFonts w:ascii="Arial" w:cs="Arial" w:eastAsia="Arial" w:hAnsi="Arial"/>
@@ -12331,7 +12331,7 @@
                   <w:szCs w:val="16"/>
                   <w:u w:val="single" w:color="2E75B6"/>
                 </w:rPr>
-                <w:t xml:space="preserve">Intro to the coordinate plane</w:t>
+                <w:t xml:space="preserve">Reflecting points in the coordinate plane</w:t>
               </w:r>
             </w:hyperlink>
           </w:p>
@@ -12355,7 +12355,7 @@
               <w:spacing w:after="10" w:before="0"/>
               <w:ind w:left="120"/>
             </w:pPr>
-            <w:hyperlink w:history="1" r:id="rIdtqhantlviylrfxg5zvl_u">
+            <w:hyperlink w:history="1" r:id="rIdbubb7zu21xxujubgc2cbg">
               <w:r>
                 <w:rPr>
                   <w:rFonts w:ascii="Arial" w:cs="Arial" w:eastAsia="Arial" w:hAnsi="Arial"/>
@@ -12400,7 +12400,7 @@
             <w:pPr>
               <w:spacing w:after="20" w:before="0"/>
             </w:pPr>
-            <w:hyperlink w:history="1" r:id="rId7wqutlpzuou99d7rorsu9">
+            <w:hyperlink w:history="1" r:id="rIdhazkijkrisd1yq_rxlt6k">
               <w:r>
                 <w:rPr>
                   <w:rFonts w:ascii="Arial" w:cs="Arial" w:eastAsia="Arial" w:hAnsi="Arial"/>
@@ -12409,7 +12409,7 @@
                   <w:szCs w:val="16"/>
                   <w:u w:val="single" w:color="2E75B6"/>
                 </w:rPr>
-                <w:t xml:space="preserve">Functions on a Cartesian Plane (Flexbook)</w:t>
+                <w:t xml:space="preserve">Reflections in a Plane Mirror (PLIX)</w:t>
               </w:r>
             </w:hyperlink>
           </w:p>
@@ -12433,7 +12433,7 @@
               <w:spacing w:after="10" w:before="0"/>
               <w:ind w:left="120"/>
             </w:pPr>
-            <w:hyperlink w:history="1" r:id="rIdworxspynto75ggaoser9b">
+            <w:hyperlink w:history="1" r:id="rIdwgvqpi4qprnoo3b1xng39">
               <w:r>
                 <w:rPr>
                   <w:rFonts w:ascii="Arial" w:cs="Arial" w:eastAsia="Arial" w:hAnsi="Arial"/>
@@ -12628,7 +12628,7 @@
             <w:pPr>
               <w:spacing w:after="20" w:before="0"/>
             </w:pPr>
-            <w:hyperlink w:history="1" r:id="rId6ydg-eui9eofvfhcqsjrz">
+            <w:hyperlink w:history="1" r:id="rIdnrsev5doyft-ic6rzhu7u">
               <w:r>
                 <w:rPr>
                   <w:rFonts w:ascii="Arial" w:cs="Arial" w:eastAsia="Arial" w:hAnsi="Arial"/>
@@ -12637,7 +12637,7 @@
                   <w:szCs w:val="16"/>
                   <w:u w:val="single" w:color="2E75B6"/>
                 </w:rPr>
-                <w:t xml:space="preserve">Intro to the coordinate plane</w:t>
+                <w:t xml:space="preserve">Determining reflections</w:t>
               </w:r>
             </w:hyperlink>
           </w:p>
@@ -12661,7 +12661,7 @@
               <w:spacing w:after="10" w:before="0"/>
               <w:ind w:left="120"/>
             </w:pPr>
-            <w:hyperlink w:history="1" r:id="rIdtkqjad7el7pq5-uy_kue_">
+            <w:hyperlink w:history="1" r:id="rId_1mlt-s_czk58ucibznbv">
               <w:r>
                 <w:rPr>
                   <w:rFonts w:ascii="Arial" w:cs="Arial" w:eastAsia="Arial" w:hAnsi="Arial"/>
@@ -12699,14 +12699,14 @@
                 <w:sz w:val="16"/>
                 <w:szCs w:val="16"/>
               </w:rPr>
-              <w:t xml:space="preserve">📖 HTML:</w:t>
+              <w:t xml:space="preserve">📖 EXERCISE:</w:t>
             </w:r>
           </w:p>
           <w:p>
             <w:pPr>
               <w:spacing w:after="20" w:before="0"/>
             </w:pPr>
-            <w:hyperlink w:history="1" r:id="rId9hujh-cy6mt_grzz9c6fc">
+            <w:hyperlink w:history="1" r:id="rIdwcizjnsnogwkqd7lecqmq">
               <w:r>
                 <w:rPr>
                   <w:rFonts w:ascii="Arial" w:cs="Arial" w:eastAsia="Arial" w:hAnsi="Arial"/>
@@ -12715,7 +12715,7 @@
                   <w:szCs w:val="16"/>
                   <w:u w:val="single" w:color="2E75B6"/>
                 </w:rPr>
-                <w:t xml:space="preserve">Functions on a Cartesian Plane (Flexbook)</w:t>
+                <w:t xml:space="preserve">Determine reflections (advanced)</w:t>
               </w:r>
             </w:hyperlink>
           </w:p>
@@ -12731,7 +12731,7 @@
                 <w:sz w:val="14"/>
                 <w:szCs w:val="14"/>
               </w:rPr>
-              <w:t xml:space="preserve">Source: CK-12</w:t>
+              <w:t xml:space="preserve">Source: Khan Academy (English - US curriculum)</w:t>
             </w:r>
           </w:p>
           <w:p>
@@ -12739,7 +12739,7 @@
               <w:spacing w:after="10" w:before="0"/>
               <w:ind w:left="120"/>
             </w:pPr>
-            <w:hyperlink w:history="1" r:id="rIdqci3zz16colx8nkagwmpk">
+            <w:hyperlink w:history="1" r:id="rIdbhubmyx0ifhldipqdneoj">
               <w:r>
                 <w:rPr>
                   <w:rFonts w:ascii="Arial" w:cs="Arial" w:eastAsia="Arial" w:hAnsi="Arial"/>
@@ -12934,7 +12934,7 @@
             <w:pPr>
               <w:spacing w:after="20" w:before="0"/>
             </w:pPr>
-            <w:hyperlink w:history="1" r:id="rIdlxy28nrhfuroyy1n64sbz">
+            <w:hyperlink w:history="1" r:id="rIdkwfdhzu2ywtuqho9lcjil">
               <w:r>
                 <w:rPr>
                   <w:rFonts w:ascii="Arial" w:cs="Arial" w:eastAsia="Arial" w:hAnsi="Arial"/>
@@ -12943,7 +12943,7 @@
                   <w:szCs w:val="16"/>
                   <w:u w:val="single" w:color="2E75B6"/>
                 </w:rPr>
-                <w:t xml:space="preserve">Intro to the coordinate plane</w:t>
+                <w:t xml:space="preserve">Reflecting shapes: diagonal line of reflection</w:t>
               </w:r>
             </w:hyperlink>
           </w:p>
@@ -12967,7 +12967,7 @@
               <w:spacing w:after="10" w:before="0"/>
               <w:ind w:left="120"/>
             </w:pPr>
-            <w:hyperlink w:history="1" r:id="rIdaldzetjjf8q7bwzz70fjy">
+            <w:hyperlink w:history="1" r:id="rIdfxqyzlvxgwfjxxvn754wj">
               <w:r>
                 <w:rPr>
                   <w:rFonts w:ascii="Arial" w:cs="Arial" w:eastAsia="Arial" w:hAnsi="Arial"/>
@@ -13005,14 +13005,14 @@
                 <w:sz w:val="16"/>
                 <w:szCs w:val="16"/>
               </w:rPr>
-              <w:t xml:space="preserve">📖 HTML:</w:t>
+              <w:t xml:space="preserve">📖 EXERCISE:</w:t>
             </w:r>
           </w:p>
           <w:p>
             <w:pPr>
               <w:spacing w:after="20" w:before="0"/>
             </w:pPr>
-            <w:hyperlink w:history="1" r:id="rId-cux4ffjx63bo5ujff-hs">
+            <w:hyperlink w:history="1" r:id="rIdxloehujmplr7qyedwaaks">
               <w:r>
                 <w:rPr>
                   <w:rFonts w:ascii="Arial" w:cs="Arial" w:eastAsia="Arial" w:hAnsi="Arial"/>
@@ -13021,7 +13021,7 @@
                   <w:szCs w:val="16"/>
                   <w:u w:val="single" w:color="2E75B6"/>
                 </w:rPr>
-                <w:t xml:space="preserve">Functions on a Cartesian Plane (Flexbook)</w:t>
+                <w:t xml:space="preserve">Determine reflections (advanced)</w:t>
               </w:r>
             </w:hyperlink>
           </w:p>
@@ -13037,7 +13037,7 @@
                 <w:sz w:val="14"/>
                 <w:szCs w:val="14"/>
               </w:rPr>
-              <w:t xml:space="preserve">Source: CK-12</w:t>
+              <w:t xml:space="preserve">Source: Khan Academy (English - US curriculum)</w:t>
             </w:r>
           </w:p>
           <w:p>
@@ -13045,7 +13045,7 @@
               <w:spacing w:after="10" w:before="0"/>
               <w:ind w:left="120"/>
             </w:pPr>
-            <w:hyperlink w:history="1" r:id="rIdwxwspdj-huglv9m8adwhj">
+            <w:hyperlink w:history="1" r:id="rIdovsgrgu6elejmrozr_b-k">
               <w:r>
                 <w:rPr>
                   <w:rFonts w:ascii="Arial" w:cs="Arial" w:eastAsia="Arial" w:hAnsi="Arial"/>
@@ -14608,7 +14608,7 @@
             <w:pPr>
               <w:spacing w:after="20" w:before="0"/>
             </w:pPr>
-            <w:hyperlink w:history="1" r:id="rIdgi1dw_qdj7jv31unkcim1">
+            <w:hyperlink w:history="1" r:id="rIdhgwseq2tlhp6o7yeexn1o">
               <w:r>
                 <w:rPr>
                   <w:rFonts w:ascii="Arial" w:cs="Arial" w:eastAsia="Arial" w:hAnsi="Arial"/>
@@ -14617,7 +14617,7 @@
                   <w:szCs w:val="16"/>
                   <w:u w:val="single" w:color="2E75B6"/>
                 </w:rPr>
-                <w:t xml:space="preserve">Intro to the coordinate plane</w:t>
+                <w:t xml:space="preserve">Reflecting shapes: diagonal line of reflection</w:t>
               </w:r>
             </w:hyperlink>
           </w:p>
@@ -14641,7 +14641,7 @@
               <w:spacing w:after="10" w:before="0"/>
               <w:ind w:left="120"/>
             </w:pPr>
-            <w:hyperlink w:history="1" r:id="rIdw6tyrx53t3k3m4xx3lobk">
+            <w:hyperlink w:history="1" r:id="rId6o1lzzhjuwym7blfl_vnz">
               <w:r>
                 <w:rPr>
                   <w:rFonts w:ascii="Arial" w:cs="Arial" w:eastAsia="Arial" w:hAnsi="Arial"/>
@@ -14686,7 +14686,7 @@
             <w:pPr>
               <w:spacing w:after="20" w:before="0"/>
             </w:pPr>
-            <w:hyperlink w:history="1" r:id="rId6ay0wwrrazqbq026iffys">
+            <w:hyperlink w:history="1" r:id="rIdkg2oh2hno5pbskbvmrj7z">
               <w:r>
                 <w:rPr>
                   <w:rFonts w:ascii="Arial" w:cs="Arial" w:eastAsia="Arial" w:hAnsi="Arial"/>
@@ -14695,7 +14695,7 @@
                   <w:szCs w:val="16"/>
                   <w:u w:val="single" w:color="2E75B6"/>
                 </w:rPr>
-                <w:t xml:space="preserve">Reflection Symmetry (Flexbook)</w:t>
+                <w:t xml:space="preserve">Reflections in a Plane Mirror (PLIX)</w:t>
               </w:r>
             </w:hyperlink>
           </w:p>
@@ -14719,7 +14719,7 @@
               <w:spacing w:after="10" w:before="0"/>
               <w:ind w:left="120"/>
             </w:pPr>
-            <w:hyperlink w:history="1" r:id="rIdhksihdt5usdpj4n_k6wsy">
+            <w:hyperlink w:history="1" r:id="rIdpi4bi6didikvwe4xxpltd">
               <w:r>
                 <w:rPr>
                   <w:rFonts w:ascii="Arial" w:cs="Arial" w:eastAsia="Arial" w:hAnsi="Arial"/>
@@ -14914,7 +14914,7 @@
             <w:pPr>
               <w:spacing w:after="20" w:before="0"/>
             </w:pPr>
-            <w:hyperlink w:history="1" r:id="rIdxstqh9tr2ya0b1v4glpg3">
+            <w:hyperlink w:history="1" r:id="rIdjdtrpzktkwu9ufqeoqxfw">
               <w:r>
                 <w:rPr>
                   <w:rFonts w:ascii="Arial" w:cs="Arial" w:eastAsia="Arial" w:hAnsi="Arial"/>
@@ -14923,7 +14923,7 @@
                   <w:szCs w:val="16"/>
                   <w:u w:val="single" w:color="2E75B6"/>
                 </w:rPr>
-                <w:t xml:space="preserve">Intro to the coordinate plane</w:t>
+                <w:t xml:space="preserve">Determining reflections (advanced)</w:t>
               </w:r>
             </w:hyperlink>
           </w:p>
@@ -14947,7 +14947,7 @@
               <w:spacing w:after="10" w:before="0"/>
               <w:ind w:left="120"/>
             </w:pPr>
-            <w:hyperlink w:history="1" r:id="rIdoahgvlanw7fdwlgmhic5s">
+            <w:hyperlink w:history="1" r:id="rIdz4ajk9b824xgxs1zno3vc">
               <w:r>
                 <w:rPr>
                   <w:rFonts w:ascii="Arial" w:cs="Arial" w:eastAsia="Arial" w:hAnsi="Arial"/>
@@ -14985,14 +14985,14 @@
                 <w:sz w:val="16"/>
                 <w:szCs w:val="16"/>
               </w:rPr>
-              <w:t xml:space="preserve">📖 HTML:</w:t>
+              <w:t xml:space="preserve">📖 EXERCISE:</w:t>
             </w:r>
           </w:p>
           <w:p>
             <w:pPr>
               <w:spacing w:after="20" w:before="0"/>
             </w:pPr>
-            <w:hyperlink w:history="1" r:id="rIdjlowcn043vpk_zha_q0uq">
+            <w:hyperlink w:history="1" r:id="rId6sfftrj84oigcrfomdji6">
               <w:r>
                 <w:rPr>
                   <w:rFonts w:ascii="Arial" w:cs="Arial" w:eastAsia="Arial" w:hAnsi="Arial"/>
@@ -15001,7 +15001,7 @@
                   <w:szCs w:val="16"/>
                   <w:u w:val="single" w:color="2E75B6"/>
                 </w:rPr>
-                <w:t xml:space="preserve">Reflection Symmetry (Flexbook)</w:t>
+                <w:t xml:space="preserve">Determine reflections (advanced)</w:t>
               </w:r>
             </w:hyperlink>
           </w:p>
@@ -15017,7 +15017,7 @@
                 <w:sz w:val="14"/>
                 <w:szCs w:val="14"/>
               </w:rPr>
-              <w:t xml:space="preserve">Source: CK-12</w:t>
+              <w:t xml:space="preserve">Source: Khan Academy (English - US curriculum)</w:t>
             </w:r>
           </w:p>
           <w:p>
@@ -15025,7 +15025,7 @@
               <w:spacing w:after="10" w:before="0"/>
               <w:ind w:left="120"/>
             </w:pPr>
-            <w:hyperlink w:history="1" r:id="rIdp-uchc07dmspoghglymo9">
+            <w:hyperlink w:history="1" r:id="rIdkw6gbmk4vsi7g4a215yio">
               <w:r>
                 <w:rPr>
                   <w:rFonts w:ascii="Arial" w:cs="Arial" w:eastAsia="Arial" w:hAnsi="Arial"/>
@@ -15220,7 +15220,7 @@
             <w:pPr>
               <w:spacing w:after="20" w:before="0"/>
             </w:pPr>
-            <w:hyperlink w:history="1" r:id="rIdzjsgiwv7pf_8dgddxvl3i">
+            <w:hyperlink w:history="1" r:id="rIdwdewzeiyg9ioad0u90ire">
               <w:r>
                 <w:rPr>
                   <w:rFonts w:ascii="Arial" w:cs="Arial" w:eastAsia="Arial" w:hAnsi="Arial"/>
@@ -15229,7 +15229,7 @@
                   <w:szCs w:val="16"/>
                   <w:u w:val="single" w:color="2E75B6"/>
                 </w:rPr>
-                <w:t xml:space="preserve">Intro to the coordinate plane</w:t>
+                <w:t xml:space="preserve">Reflecting points in the coordinate plane</w:t>
               </w:r>
             </w:hyperlink>
           </w:p>
@@ -15253,7 +15253,7 @@
               <w:spacing w:after="10" w:before="0"/>
               <w:ind w:left="120"/>
             </w:pPr>
-            <w:hyperlink w:history="1" r:id="rIdyejkbzepms5shbkh_j68f">
+            <w:hyperlink w:history="1" r:id="rIdxcyfdzauolfoqsdn4d24d">
               <w:r>
                 <w:rPr>
                   <w:rFonts w:ascii="Arial" w:cs="Arial" w:eastAsia="Arial" w:hAnsi="Arial"/>
@@ -15298,7 +15298,7 @@
             <w:pPr>
               <w:spacing w:after="20" w:before="0"/>
             </w:pPr>
-            <w:hyperlink w:history="1" r:id="rIdp0gri6ka4tzxrfzjuz-3c">
+            <w:hyperlink w:history="1" r:id="rIdfokqqk-ykx1mbjripey3g">
               <w:r>
                 <w:rPr>
                   <w:rFonts w:ascii="Arial" w:cs="Arial" w:eastAsia="Arial" w:hAnsi="Arial"/>
@@ -15307,7 +15307,7 @@
                   <w:szCs w:val="16"/>
                   <w:u w:val="single" w:color="2E75B6"/>
                 </w:rPr>
-                <w:t xml:space="preserve">Reflection Symmetry (Flexbook)</w:t>
+                <w:t xml:space="preserve">Images in a Plane Mirror (Flexbook)</w:t>
               </w:r>
             </w:hyperlink>
           </w:p>
@@ -15331,7 +15331,7 @@
               <w:spacing w:after="10" w:before="0"/>
               <w:ind w:left="120"/>
             </w:pPr>
-            <w:hyperlink w:history="1" r:id="rIdw8q3trlasopdxp5xz0ctv">
+            <w:hyperlink w:history="1" r:id="rId6_4v2jt3blk_zva6xfqgj">
               <w:r>
                 <w:rPr>
                   <w:rFonts w:ascii="Arial" w:cs="Arial" w:eastAsia="Arial" w:hAnsi="Arial"/>
@@ -15526,7 +15526,7 @@
             <w:pPr>
               <w:spacing w:after="20" w:before="0"/>
             </w:pPr>
-            <w:hyperlink w:history="1" r:id="rIdo4thwnj2jculm5z90opz8">
+            <w:hyperlink w:history="1" r:id="rIdoo0atewe72egqoqjnlpvc">
               <w:r>
                 <w:rPr>
                   <w:rFonts w:ascii="Arial" w:cs="Arial" w:eastAsia="Arial" w:hAnsi="Arial"/>
@@ -15535,7 +15535,7 @@
                   <w:szCs w:val="16"/>
                   <w:u w:val="single" w:color="2E75B6"/>
                 </w:rPr>
-                <w:t xml:space="preserve">Intro to the coordinate plane</w:t>
+                <w:t xml:space="preserve">Geometric constructions: perpendicular bisector</w:t>
               </w:r>
             </w:hyperlink>
           </w:p>
@@ -15559,7 +15559,7 @@
               <w:spacing w:after="10" w:before="0"/>
               <w:ind w:left="120"/>
             </w:pPr>
-            <w:hyperlink w:history="1" r:id="rIdvpyxgaoi0qkkb-ddc25p6">
+            <w:hyperlink w:history="1" r:id="rIdhdc92s-r0nd2cimwaqdky">
               <w:r>
                 <w:rPr>
                   <w:rFonts w:ascii="Arial" w:cs="Arial" w:eastAsia="Arial" w:hAnsi="Arial"/>
@@ -15597,14 +15597,14 @@
                 <w:sz w:val="16"/>
                 <w:szCs w:val="16"/>
               </w:rPr>
-              <w:t xml:space="preserve">📖 HTML:</w:t>
+              <w:t xml:space="preserve">📖 EXERCISE:</w:t>
             </w:r>
           </w:p>
           <w:p>
             <w:pPr>
               <w:spacing w:after="20" w:before="0"/>
             </w:pPr>
-            <w:hyperlink w:history="1" r:id="rIdql2_wbh7he2dfmpdhz0c5">
+            <w:hyperlink w:history="1" r:id="rIdhsvt0v394zbpmkaayret8">
               <w:r>
                 <w:rPr>
                   <w:rFonts w:ascii="Arial" w:cs="Arial" w:eastAsia="Arial" w:hAnsi="Arial"/>
@@ -15613,7 +15613,7 @@
                   <w:szCs w:val="16"/>
                   <w:u w:val="single" w:color="2E75B6"/>
                 </w:rPr>
-                <w:t xml:space="preserve">Reflection Symmetry (Flexbook)</w:t>
+                <w:t xml:space="preserve">Determine reflections</w:t>
               </w:r>
             </w:hyperlink>
           </w:p>
@@ -15629,7 +15629,7 @@
                 <w:sz w:val="14"/>
                 <w:szCs w:val="14"/>
               </w:rPr>
-              <w:t xml:space="preserve">Source: CK-12</w:t>
+              <w:t xml:space="preserve">Source: Khan Academy (English - US curriculum)</w:t>
             </w:r>
           </w:p>
           <w:p>
@@ -15637,7 +15637,7 @@
               <w:spacing w:after="10" w:before="0"/>
               <w:ind w:left="120"/>
             </w:pPr>
-            <w:hyperlink w:history="1" r:id="rIdhzombp3quu0a9qgmpn_oe">
+            <w:hyperlink w:history="1" r:id="rIdx-blzxkz558dxhcj4lvfn">
               <w:r>
                 <w:rPr>
                   <w:rFonts w:ascii="Arial" w:cs="Arial" w:eastAsia="Arial" w:hAnsi="Arial"/>
@@ -15832,7 +15832,7 @@
             <w:pPr>
               <w:spacing w:after="20" w:before="0"/>
             </w:pPr>
-            <w:hyperlink w:history="1" r:id="rIdtsqpgwbubx9snddxbk9h_">
+            <w:hyperlink w:history="1" r:id="rIdlanfxlfagzw0riy0djype">
               <w:r>
                 <w:rPr>
                   <w:rFonts w:ascii="Arial" w:cs="Arial" w:eastAsia="Arial" w:hAnsi="Arial"/>
@@ -15841,7 +15841,7 @@
                   <w:szCs w:val="16"/>
                   <w:u w:val="single" w:color="2E75B6"/>
                 </w:rPr>
-                <w:t xml:space="preserve">Intro to the coordinate plane</w:t>
+                <w:t xml:space="preserve">Determining reflections</w:t>
               </w:r>
             </w:hyperlink>
           </w:p>
@@ -15865,7 +15865,7 @@
               <w:spacing w:after="10" w:before="0"/>
               <w:ind w:left="120"/>
             </w:pPr>
-            <w:hyperlink w:history="1" r:id="rIdffhsgxhkgiuxue7h18cyq">
+            <w:hyperlink w:history="1" r:id="rIdgom2o5h-cua8rgiwpfaem">
               <w:r>
                 <w:rPr>
                   <w:rFonts w:ascii="Arial" w:cs="Arial" w:eastAsia="Arial" w:hAnsi="Arial"/>
@@ -15910,7 +15910,7 @@
             <w:pPr>
               <w:spacing w:after="20" w:before="0"/>
             </w:pPr>
-            <w:hyperlink w:history="1" r:id="rIdgzc5vdoj-1xcc1ykcvbgv">
+            <w:hyperlink w:history="1" r:id="rIds40gr0lxpig8cgf1qyfga">
               <w:r>
                 <w:rPr>
                   <w:rFonts w:ascii="Arial" w:cs="Arial" w:eastAsia="Arial" w:hAnsi="Arial"/>
@@ -15919,7 +15919,7 @@
                   <w:szCs w:val="16"/>
                   <w:u w:val="single" w:color="2E75B6"/>
                 </w:rPr>
-                <w:t xml:space="preserve">Reflection Symmetry (Flexbook)</w:t>
+                <w:t xml:space="preserve">Reflections in a Plane Mirror (PLIX)</w:t>
               </w:r>
             </w:hyperlink>
           </w:p>
@@ -15943,7 +15943,7 @@
               <w:spacing w:after="10" w:before="0"/>
               <w:ind w:left="120"/>
             </w:pPr>
-            <w:hyperlink w:history="1" r:id="rIdwmnfxuktazzjk58jr96jb">
+            <w:hyperlink w:history="1" r:id="rIdhi8zrdjjqb6gzb7l-fraj">
               <w:r>
                 <w:rPr>
                   <w:rFonts w:ascii="Arial" w:cs="Arial" w:eastAsia="Arial" w:hAnsi="Arial"/>
@@ -17430,7 +17430,7 @@
             <w:pPr>
               <w:spacing w:after="20" w:before="0"/>
             </w:pPr>
-            <w:hyperlink w:history="1" r:id="rId9rszrgrkyppxclxqnjlpm">
+            <w:hyperlink w:history="1" r:id="rIdm5mqfmb2iol035hjiete6">
               <w:r>
                 <w:rPr>
                   <w:rFonts w:ascii="Arial" w:cs="Arial" w:eastAsia="Arial" w:hAnsi="Arial"/>
@@ -17439,7 +17439,7 @@
                   <w:szCs w:val="16"/>
                   <w:u w:val="single" w:color="2E75B6"/>
                 </w:rPr>
-                <w:t xml:space="preserve">Proofs with transformations</w:t>
+                <w:t xml:space="preserve">Geometric constructions: perpendicular bisector</w:t>
               </w:r>
             </w:hyperlink>
           </w:p>
@@ -17463,7 +17463,7 @@
               <w:spacing w:after="10" w:before="0"/>
               <w:ind w:left="120"/>
             </w:pPr>
-            <w:hyperlink w:history="1" r:id="rIdlztmbj_gckyp5h4hrgsyr">
+            <w:hyperlink w:history="1" r:id="rIdzgtuwzt13kqifcfc23446">
               <w:r>
                 <w:rPr>
                   <w:rFonts w:ascii="Arial" w:cs="Arial" w:eastAsia="Arial" w:hAnsi="Arial"/>
@@ -17501,14 +17501,14 @@
                 <w:sz w:val="16"/>
                 <w:szCs w:val="16"/>
               </w:rPr>
-              <w:t xml:space="preserve">📖 HTML:</w:t>
+              <w:t xml:space="preserve">📖 EXERCISE:</w:t>
             </w:r>
           </w:p>
           <w:p>
             <w:pPr>
               <w:spacing w:after="20" w:before="0"/>
             </w:pPr>
-            <w:hyperlink w:history="1" r:id="rIddn_liptnk8lyhhxgrjfll">
+            <w:hyperlink w:history="1" r:id="rIdjgypp1b7k7cxclsuyep0n">
               <w:r>
                 <w:rPr>
                   <w:rFonts w:ascii="Arial" w:cs="Arial" w:eastAsia="Arial" w:hAnsi="Arial"/>
@@ -17517,7 +17517,7 @@
                   <w:szCs w:val="16"/>
                   <w:u w:val="single" w:color="2E75B6"/>
                 </w:rPr>
-                <w:t xml:space="preserve">Reflection Symmetry (Flexbook)</w:t>
+                <w:t xml:space="preserve">Justify constructions</w:t>
               </w:r>
             </w:hyperlink>
           </w:p>
@@ -17533,7 +17533,7 @@
                 <w:sz w:val="14"/>
                 <w:szCs w:val="14"/>
               </w:rPr>
-              <w:t xml:space="preserve">Source: CK-12</w:t>
+              <w:t xml:space="preserve">Source: Khan Academy (English - US curriculum)</w:t>
             </w:r>
           </w:p>
           <w:p>
@@ -17541,7 +17541,7 @@
               <w:spacing w:after="10" w:before="0"/>
               <w:ind w:left="120"/>
             </w:pPr>
-            <w:hyperlink w:history="1" r:id="rIdex-mjirvnlbsvhfhlc1b_">
+            <w:hyperlink w:history="1" r:id="rId-dxfvyxkdugiwdzl3duyn">
               <w:r>
                 <w:rPr>
                   <w:rFonts w:ascii="Arial" w:cs="Arial" w:eastAsia="Arial" w:hAnsi="Arial"/>
@@ -17736,7 +17736,7 @@
             <w:pPr>
               <w:spacing w:after="20" w:before="0"/>
             </w:pPr>
-            <w:hyperlink w:history="1" r:id="rIdnv-xqdyr9jndirlxqilge">
+            <w:hyperlink w:history="1" r:id="rIdr6joxw0p9ew6svyllsl8d">
               <w:r>
                 <w:rPr>
                   <w:rFonts w:ascii="Arial" w:cs="Arial" w:eastAsia="Arial" w:hAnsi="Arial"/>
@@ -17745,7 +17745,7 @@
                   <w:szCs w:val="16"/>
                   <w:u w:val="single" w:color="2E75B6"/>
                 </w:rPr>
-                <w:t xml:space="preserve">Proofs with transformations</w:t>
+                <w:t xml:space="preserve">Geometric constructions: perpendicular bisector</w:t>
               </w:r>
             </w:hyperlink>
           </w:p>
@@ -17769,7 +17769,7 @@
               <w:spacing w:after="10" w:before="0"/>
               <w:ind w:left="120"/>
             </w:pPr>
-            <w:hyperlink w:history="1" r:id="rIdk0bqk3oldiq6rcnt5s2up">
+            <w:hyperlink w:history="1" r:id="rId22d7gouwn-tbwix_lilvs">
               <w:r>
                 <w:rPr>
                   <w:rFonts w:ascii="Arial" w:cs="Arial" w:eastAsia="Arial" w:hAnsi="Arial"/>
@@ -17807,14 +17807,14 @@
                 <w:sz w:val="16"/>
                 <w:szCs w:val="16"/>
               </w:rPr>
-              <w:t xml:space="preserve">📖 HTML:</w:t>
+              <w:t xml:space="preserve">📖 EXERCISE:</w:t>
             </w:r>
           </w:p>
           <w:p>
             <w:pPr>
               <w:spacing w:after="20" w:before="0"/>
             </w:pPr>
-            <w:hyperlink w:history="1" r:id="rIdhfwy6xpwxd8oew8wdhk1r">
+            <w:hyperlink w:history="1" r:id="rIdr6kxxqigge4mwg6erojni">
               <w:r>
                 <w:rPr>
                   <w:rFonts w:ascii="Arial" w:cs="Arial" w:eastAsia="Arial" w:hAnsi="Arial"/>
@@ -17823,7 +17823,7 @@
                   <w:szCs w:val="16"/>
                   <w:u w:val="single" w:color="2E75B6"/>
                 </w:rPr>
-                <w:t xml:space="preserve">Reflection Symmetry (Flexbook)</w:t>
+                <w:t xml:space="preserve">Determine reflections (advanced)</w:t>
               </w:r>
             </w:hyperlink>
           </w:p>
@@ -17839,7 +17839,7 @@
                 <w:sz w:val="14"/>
                 <w:szCs w:val="14"/>
               </w:rPr>
-              <w:t xml:space="preserve">Source: CK-12</w:t>
+              <w:t xml:space="preserve">Source: Khan Academy (English - US curriculum)</w:t>
             </w:r>
           </w:p>
           <w:p>
@@ -17847,7 +17847,7 @@
               <w:spacing w:after="10" w:before="0"/>
               <w:ind w:left="120"/>
             </w:pPr>
-            <w:hyperlink w:history="1" r:id="rIdr5b2dzo1av4ldlwz7gl5c">
+            <w:hyperlink w:history="1" r:id="rIdc4qw7t7ijvjkmfs93krtg">
               <w:r>
                 <w:rPr>
                   <w:rFonts w:ascii="Arial" w:cs="Arial" w:eastAsia="Arial" w:hAnsi="Arial"/>
@@ -18042,7 +18042,7 @@
             <w:pPr>
               <w:spacing w:after="20" w:before="0"/>
             </w:pPr>
-            <w:hyperlink w:history="1" r:id="rId0xgqjpoymvyshsyvz25az">
+            <w:hyperlink w:history="1" r:id="rIdkg6to3pcyr-u62qno_vrm">
               <w:r>
                 <w:rPr>
                   <w:rFonts w:ascii="Arial" w:cs="Arial" w:eastAsia="Arial" w:hAnsi="Arial"/>
@@ -18051,7 +18051,7 @@
                   <w:szCs w:val="16"/>
                   <w:u w:val="single" w:color="2E75B6"/>
                 </w:rPr>
-                <w:t xml:space="preserve">Proofs with transformations</w:t>
+                <w:t xml:space="preserve">Geometric constructions: perpendicular bisector</w:t>
               </w:r>
             </w:hyperlink>
           </w:p>
@@ -18075,7 +18075,7 @@
               <w:spacing w:after="10" w:before="0"/>
               <w:ind w:left="120"/>
             </w:pPr>
-            <w:hyperlink w:history="1" r:id="rIdvcgh9l--c-wu1ext7uljz">
+            <w:hyperlink w:history="1" r:id="rId11v7fhmx1n1_k0706jtzh">
               <w:r>
                 <w:rPr>
                   <w:rFonts w:ascii="Arial" w:cs="Arial" w:eastAsia="Arial" w:hAnsi="Arial"/>
@@ -18113,14 +18113,14 @@
                 <w:sz w:val="16"/>
                 <w:szCs w:val="16"/>
               </w:rPr>
-              <w:t xml:space="preserve">📖 HTML:</w:t>
+              <w:t xml:space="preserve">📖 EXERCISE:</w:t>
             </w:r>
           </w:p>
           <w:p>
             <w:pPr>
               <w:spacing w:after="20" w:before="0"/>
             </w:pPr>
-            <w:hyperlink w:history="1" r:id="rIdquwncotac-xunrwu3kx7x">
+            <w:hyperlink w:history="1" r:id="rIdom2fcheribj1omq7_o_d8">
               <w:r>
                 <w:rPr>
                   <w:rFonts w:ascii="Arial" w:cs="Arial" w:eastAsia="Arial" w:hAnsi="Arial"/>
@@ -18129,7 +18129,7 @@
                   <w:szCs w:val="16"/>
                   <w:u w:val="single" w:color="2E75B6"/>
                 </w:rPr>
-                <w:t xml:space="preserve">Reflection Symmetry (Flexbook)</w:t>
+                <w:t xml:space="preserve">Determine reflections</w:t>
               </w:r>
             </w:hyperlink>
           </w:p>
@@ -18145,7 +18145,7 @@
                 <w:sz w:val="14"/>
                 <w:szCs w:val="14"/>
               </w:rPr>
-              <w:t xml:space="preserve">Source: CK-12</w:t>
+              <w:t xml:space="preserve">Source: Khan Academy (English - US curriculum)</w:t>
             </w:r>
           </w:p>
           <w:p>
@@ -18153,7 +18153,7 @@
               <w:spacing w:after="10" w:before="0"/>
               <w:ind w:left="120"/>
             </w:pPr>
-            <w:hyperlink w:history="1" r:id="rIdn6jup5bb3dy4bzk9h-9d0">
+            <w:hyperlink w:history="1" r:id="rIdmobnik2bbry-ifcrgkrkn">
               <w:r>
                 <w:rPr>
                   <w:rFonts w:ascii="Arial" w:cs="Arial" w:eastAsia="Arial" w:hAnsi="Arial"/>
@@ -18348,7 +18348,7 @@
             <w:pPr>
               <w:spacing w:after="20" w:before="0"/>
             </w:pPr>
-            <w:hyperlink w:history="1" r:id="rId-goqfyd5w3qy5r4d7rzsw">
+            <w:hyperlink w:history="1" r:id="rId1oxl_prfshhpuupn5xlzw">
               <w:r>
                 <w:rPr>
                   <w:rFonts w:ascii="Arial" w:cs="Arial" w:eastAsia="Arial" w:hAnsi="Arial"/>
@@ -18357,7 +18357,7 @@
                   <w:szCs w:val="16"/>
                   <w:u w:val="single" w:color="2E75B6"/>
                 </w:rPr>
-                <w:t xml:space="preserve">Proofs with transformations</w:t>
+                <w:t xml:space="preserve">Geometric constructions: perpendicular bisector</w:t>
               </w:r>
             </w:hyperlink>
           </w:p>
@@ -18381,7 +18381,7 @@
               <w:spacing w:after="10" w:before="0"/>
               <w:ind w:left="120"/>
             </w:pPr>
-            <w:hyperlink w:history="1" r:id="rIdq6ffvhoiyvu7dabbdxrts">
+            <w:hyperlink w:history="1" r:id="rIdfeammhsvomlcof7u5o6ix">
               <w:r>
                 <w:rPr>
                   <w:rFonts w:ascii="Arial" w:cs="Arial" w:eastAsia="Arial" w:hAnsi="Arial"/>
@@ -18426,7 +18426,7 @@
             <w:pPr>
               <w:spacing w:after="20" w:before="0"/>
             </w:pPr>
-            <w:hyperlink w:history="1" r:id="rIdrszhcompvp0akimchbpka">
+            <w:hyperlink w:history="1" r:id="rIdxpiomrdnlzsrq5ao8igoq">
               <w:r>
                 <w:rPr>
                   <w:rFonts w:ascii="Arial" w:cs="Arial" w:eastAsia="Arial" w:hAnsi="Arial"/>
@@ -18435,7 +18435,7 @@
                   <w:szCs w:val="16"/>
                   <w:u w:val="single" w:color="2E75B6"/>
                 </w:rPr>
-                <w:t xml:space="preserve">Reflection Symmetry (Flexbook)</w:t>
+                <w:t xml:space="preserve">Reflections in a Plane Mirror (PLIX)</w:t>
               </w:r>
             </w:hyperlink>
           </w:p>
@@ -18459,7 +18459,7 @@
               <w:spacing w:after="10" w:before="0"/>
               <w:ind w:left="120"/>
             </w:pPr>
-            <w:hyperlink w:history="1" r:id="rIdzymql5zhbspdyqsg7fdmh">
+            <w:hyperlink w:history="1" r:id="rIdmqiv_6ygjwsevbwcdivrs">
               <w:r>
                 <w:rPr>
                   <w:rFonts w:ascii="Arial" w:cs="Arial" w:eastAsia="Arial" w:hAnsi="Arial"/>
@@ -18654,7 +18654,7 @@
             <w:pPr>
               <w:spacing w:after="20" w:before="0"/>
             </w:pPr>
-            <w:hyperlink w:history="1" r:id="rIdcwn-bmjiikfpdjpb8po1t">
+            <w:hyperlink w:history="1" r:id="rId7x_qsr6zafrd69ztwkat8">
               <w:r>
                 <w:rPr>
                   <w:rFonts w:ascii="Arial" w:cs="Arial" w:eastAsia="Arial" w:hAnsi="Arial"/>
@@ -18663,7 +18663,7 @@
                   <w:szCs w:val="16"/>
                   <w:u w:val="single" w:color="2E75B6"/>
                 </w:rPr>
-                <w:t xml:space="preserve">Proofs with transformations</w:t>
+                <w:t xml:space="preserve">Geometric constructions: perpendicular bisector</w:t>
               </w:r>
             </w:hyperlink>
           </w:p>
@@ -18687,7 +18687,7 @@
               <w:spacing w:after="10" w:before="0"/>
               <w:ind w:left="120"/>
             </w:pPr>
-            <w:hyperlink w:history="1" r:id="rIdslxepq7yv67bvhyowczdr">
+            <w:hyperlink w:history="1" r:id="rIdvq-okfr9wmqf75bekt-jf">
               <w:r>
                 <w:rPr>
                   <w:rFonts w:ascii="Arial" w:cs="Arial" w:eastAsia="Arial" w:hAnsi="Arial"/>
@@ -18732,7 +18732,7 @@
             <w:pPr>
               <w:spacing w:after="20" w:before="0"/>
             </w:pPr>
-            <w:hyperlink w:history="1" r:id="rIdz8h7ovkxi4a_vmmtttubj">
+            <w:hyperlink w:history="1" r:id="rIdysojhfn_n3rpa0kizvye0">
               <w:r>
                 <w:rPr>
                   <w:rFonts w:ascii="Arial" w:cs="Arial" w:eastAsia="Arial" w:hAnsi="Arial"/>
@@ -18741,7 +18741,7 @@
                   <w:szCs w:val="16"/>
                   <w:u w:val="single" w:color="2E75B6"/>
                 </w:rPr>
-                <w:t xml:space="preserve">Reflection Symmetry (Flexbook)</w:t>
+                <w:t xml:space="preserve">Functions on a Cartesian Plane (Flexbook)</w:t>
               </w:r>
             </w:hyperlink>
           </w:p>
@@ -18765,7 +18765,7 @@
               <w:spacing w:after="10" w:before="0"/>
               <w:ind w:left="120"/>
             </w:pPr>
-            <w:hyperlink w:history="1" r:id="rIduj9t5xwjm8otujo-uffse">
+            <w:hyperlink w:history="1" r:id="rIdwxumbnai3u5m-jh2612wy">
               <w:r>
                 <w:rPr>
                   <w:rFonts w:ascii="Arial" w:cs="Arial" w:eastAsia="Arial" w:hAnsi="Arial"/>
@@ -20491,7 +20491,7 @@
             <w:pPr>
               <w:spacing w:after="20" w:before="0"/>
             </w:pPr>
-            <w:hyperlink w:history="1" r:id="rIdtnuuwxuyf_ijjwtwsllqn">
+            <w:hyperlink w:history="1" r:id="rId0wiesfgagxjpixpssdjju">
               <w:r>
                 <w:rPr>
                   <w:rFonts w:ascii="Arial" w:cs="Arial" w:eastAsia="Arial" w:hAnsi="Arial"/>
@@ -20500,7 +20500,7 @@
                   <w:szCs w:val="16"/>
                   <w:u w:val="single" w:color="2E75B6"/>
                 </w:rPr>
-                <w:t xml:space="preserve">Wave properties</w:t>
+                <w:t xml:space="preserve">Reflecting points in the coordinate plane</w:t>
               </w:r>
             </w:hyperlink>
           </w:p>
@@ -20524,7 +20524,7 @@
               <w:spacing w:after="10" w:before="0"/>
               <w:ind w:left="120"/>
             </w:pPr>
-            <w:hyperlink w:history="1" r:id="rIdzxuaq0oldkeonelguaslj">
+            <w:hyperlink w:history="1" r:id="rIdxtge4rrm2rka_6lftbo7s">
               <w:r>
                 <w:rPr>
                   <w:rFonts w:ascii="Arial" w:cs="Arial" w:eastAsia="Arial" w:hAnsi="Arial"/>
@@ -20569,7 +20569,7 @@
             <w:pPr>
               <w:spacing w:after="20" w:before="0"/>
             </w:pPr>
-            <w:hyperlink w:history="1" r:id="rIdvkvq8vjewqb0aakrdbrsy">
+            <w:hyperlink w:history="1" r:id="rId3bnlnrykhefgtlzku4h0_">
               <w:r>
                 <w:rPr>
                   <w:rFonts w:ascii="Arial" w:cs="Arial" w:eastAsia="Arial" w:hAnsi="Arial"/>
@@ -20578,7 +20578,7 @@
                   <w:szCs w:val="16"/>
                   <w:u w:val="single" w:color="2E75B6"/>
                 </w:rPr>
-                <w:t xml:space="preserve">Reflection Symmetry (Flexbook)</w:t>
+                <w:t xml:space="preserve">Reflections in a Plane Mirror (PLIX)</w:t>
               </w:r>
             </w:hyperlink>
           </w:p>
@@ -20602,7 +20602,7 @@
               <w:spacing w:after="10" w:before="0"/>
               <w:ind w:left="120"/>
             </w:pPr>
-            <w:hyperlink w:history="1" r:id="rIdgumw1d6tfumr_jaqkdbqj">
+            <w:hyperlink w:history="1" r:id="rIdcd-2gtvm4jj54-vfyqewn">
               <w:r>
                 <w:rPr>
                   <w:rFonts w:ascii="Arial" w:cs="Arial" w:eastAsia="Arial" w:hAnsi="Arial"/>
@@ -20797,7 +20797,7 @@
             <w:pPr>
               <w:spacing w:after="20" w:before="0"/>
             </w:pPr>
-            <w:hyperlink w:history="1" r:id="rId4kti9sa4qgtyb2jmddhmf">
+            <w:hyperlink w:history="1" r:id="rId3pruq0g2vc4ukwkt-c0xk">
               <w:r>
                 <w:rPr>
                   <w:rFonts w:ascii="Arial" w:cs="Arial" w:eastAsia="Arial" w:hAnsi="Arial"/>
@@ -20806,7 +20806,7 @@
                   <w:szCs w:val="16"/>
                   <w:u w:val="single" w:color="2E75B6"/>
                 </w:rPr>
-                <w:t xml:space="preserve">Wave properties</w:t>
+                <w:t xml:space="preserve">Reflecting points in the coordinate plane</w:t>
               </w:r>
             </w:hyperlink>
           </w:p>
@@ -20830,7 +20830,7 @@
               <w:spacing w:after="10" w:before="0"/>
               <w:ind w:left="120"/>
             </w:pPr>
-            <w:hyperlink w:history="1" r:id="rId0yfq9irtuwx_4zqlam2_x">
+            <w:hyperlink w:history="1" r:id="rIdeyu9wlqad6qotipxgcceg">
               <w:r>
                 <w:rPr>
                   <w:rFonts w:ascii="Arial" w:cs="Arial" w:eastAsia="Arial" w:hAnsi="Arial"/>
@@ -20875,7 +20875,7 @@
             <w:pPr>
               <w:spacing w:after="20" w:before="0"/>
             </w:pPr>
-            <w:hyperlink w:history="1" r:id="rIdle6nzcktbpyoesumtjj9l">
+            <w:hyperlink w:history="1" r:id="rIdnd3jcfam9balnvryakvrt">
               <w:r>
                 <w:rPr>
                   <w:rFonts w:ascii="Arial" w:cs="Arial" w:eastAsia="Arial" w:hAnsi="Arial"/>
@@ -20884,7 +20884,7 @@
                   <w:szCs w:val="16"/>
                   <w:u w:val="single" w:color="2E75B6"/>
                 </w:rPr>
-                <w:t xml:space="preserve">Reflection Symmetry (Flexbook)</w:t>
+                <w:t xml:space="preserve">Reflections in a Plane Mirror (PLIX)</w:t>
               </w:r>
             </w:hyperlink>
           </w:p>
@@ -20908,7 +20908,7 @@
               <w:spacing w:after="10" w:before="0"/>
               <w:ind w:left="120"/>
             </w:pPr>
-            <w:hyperlink w:history="1" r:id="rIda3ihq3pm1lrqoyiof3yo6">
+            <w:hyperlink w:history="1" r:id="rIddqc2f6o3ukhtkpt_q-v5d">
               <w:r>
                 <w:rPr>
                   <w:rFonts w:ascii="Arial" w:cs="Arial" w:eastAsia="Arial" w:hAnsi="Arial"/>
@@ -21103,7 +21103,7 @@
             <w:pPr>
               <w:spacing w:after="20" w:before="0"/>
             </w:pPr>
-            <w:hyperlink w:history="1" r:id="rIdogqrh6vhkidtuijb3kbni">
+            <w:hyperlink w:history="1" r:id="rIds3ypvnfkmbirhf7ff8nnv">
               <w:r>
                 <w:rPr>
                   <w:rFonts w:ascii="Arial" w:cs="Arial" w:eastAsia="Arial" w:hAnsi="Arial"/>
@@ -21112,7 +21112,7 @@
                   <w:szCs w:val="16"/>
                   <w:u w:val="single" w:color="2E75B6"/>
                 </w:rPr>
-                <w:t xml:space="preserve">Wave properties</w:t>
+                <w:t xml:space="preserve">Reflecting points in the coordinate plane</w:t>
               </w:r>
             </w:hyperlink>
           </w:p>
@@ -21136,7 +21136,7 @@
               <w:spacing w:after="10" w:before="0"/>
               <w:ind w:left="120"/>
             </w:pPr>
-            <w:hyperlink w:history="1" r:id="rIdc6hvak9bjxukbifcr4d0u">
+            <w:hyperlink w:history="1" r:id="rIdkveobl04tmt2mzmfuydbt">
               <w:r>
                 <w:rPr>
                   <w:rFonts w:ascii="Arial" w:cs="Arial" w:eastAsia="Arial" w:hAnsi="Arial"/>
@@ -21181,7 +21181,7 @@
             <w:pPr>
               <w:spacing w:after="20" w:before="0"/>
             </w:pPr>
-            <w:hyperlink w:history="1" r:id="rIdtuln_60n7bwnkmxzqz7o4">
+            <w:hyperlink w:history="1" r:id="rId6m97xqkm-e3pz1-nx4vlj">
               <w:r>
                 <w:rPr>
                   <w:rFonts w:ascii="Arial" w:cs="Arial" w:eastAsia="Arial" w:hAnsi="Arial"/>
@@ -21190,7 +21190,7 @@
                   <w:szCs w:val="16"/>
                   <w:u w:val="single" w:color="2E75B6"/>
                 </w:rPr>
-                <w:t xml:space="preserve">Reflection Symmetry (Flexbook)</w:t>
+                <w:t xml:space="preserve">Reflections in a Plane Mirror (PLIX)</w:t>
               </w:r>
             </w:hyperlink>
           </w:p>
@@ -21214,7 +21214,7 @@
               <w:spacing w:after="10" w:before="0"/>
               <w:ind w:left="120"/>
             </w:pPr>
-            <w:hyperlink w:history="1" r:id="rIdbesegpaghu_klzjm7ugth">
+            <w:hyperlink w:history="1" r:id="rId6swmthxomp32pkvncujf0">
               <w:r>
                 <w:rPr>
                   <w:rFonts w:ascii="Arial" w:cs="Arial" w:eastAsia="Arial" w:hAnsi="Arial"/>
@@ -21409,7 +21409,7 @@
             <w:pPr>
               <w:spacing w:after="20" w:before="0"/>
             </w:pPr>
-            <w:hyperlink w:history="1" r:id="rIddbzzlubekqwpnbuyprnxv">
+            <w:hyperlink w:history="1" r:id="rIdg9efko5rmbrp8suijlj17">
               <w:r>
                 <w:rPr>
                   <w:rFonts w:ascii="Arial" w:cs="Arial" w:eastAsia="Arial" w:hAnsi="Arial"/>
@@ -21418,7 +21418,7 @@
                   <w:szCs w:val="16"/>
                   <w:u w:val="single" w:color="2E75B6"/>
                 </w:rPr>
-                <w:t xml:space="preserve">Wave properties</w:t>
+                <w:t xml:space="preserve">Reflecting points in the coordinate plane</w:t>
               </w:r>
             </w:hyperlink>
           </w:p>
@@ -21442,7 +21442,7 @@
               <w:spacing w:after="10" w:before="0"/>
               <w:ind w:left="120"/>
             </w:pPr>
-            <w:hyperlink w:history="1" r:id="rIdib7-km2rqhw060sa4sggm">
+            <w:hyperlink w:history="1" r:id="rIdxcz6cduuf1v8nlqzb7lrm">
               <w:r>
                 <w:rPr>
                   <w:rFonts w:ascii="Arial" w:cs="Arial" w:eastAsia="Arial" w:hAnsi="Arial"/>
@@ -21487,7 +21487,7 @@
             <w:pPr>
               <w:spacing w:after="20" w:before="0"/>
             </w:pPr>
-            <w:hyperlink w:history="1" r:id="rIdo0qahvlc4vzfgqqodfdzn">
+            <w:hyperlink w:history="1" r:id="rIdhclbkmvkbjcumqici_2_1">
               <w:r>
                 <w:rPr>
                   <w:rFonts w:ascii="Arial" w:cs="Arial" w:eastAsia="Arial" w:hAnsi="Arial"/>
@@ -21496,7 +21496,7 @@
                   <w:szCs w:val="16"/>
                   <w:u w:val="single" w:color="2E75B6"/>
                 </w:rPr>
-                <w:t xml:space="preserve">Reflection Symmetry (Flexbook)</w:t>
+                <w:t xml:space="preserve">Reflections in a Plane Mirror (PLIX)</w:t>
               </w:r>
             </w:hyperlink>
           </w:p>
@@ -21520,7 +21520,7 @@
               <w:spacing w:after="10" w:before="0"/>
               <w:ind w:left="120"/>
             </w:pPr>
-            <w:hyperlink w:history="1" r:id="rIdj-rinad-d1hsyeprslz4d">
+            <w:hyperlink w:history="1" r:id="rId25hxigodhkvrgisc-qig7">
               <w:r>
                 <w:rPr>
                   <w:rFonts w:ascii="Arial" w:cs="Arial" w:eastAsia="Arial" w:hAnsi="Arial"/>
@@ -21715,7 +21715,7 @@
             <w:pPr>
               <w:spacing w:after="20" w:before="0"/>
             </w:pPr>
-            <w:hyperlink w:history="1" r:id="rIdkjjjouh6pxj0wtg623zxf">
+            <w:hyperlink w:history="1" r:id="rIdlrlo8ldvsnzqtm-nduddo">
               <w:r>
                 <w:rPr>
                   <w:rFonts w:ascii="Arial" w:cs="Arial" w:eastAsia="Arial" w:hAnsi="Arial"/>
@@ -21724,7 +21724,7 @@
                   <w:szCs w:val="16"/>
                   <w:u w:val="single" w:color="2E75B6"/>
                 </w:rPr>
-                <w:t xml:space="preserve">Wave properties</w:t>
+                <w:t xml:space="preserve">Reflecting points in the coordinate plane</w:t>
               </w:r>
             </w:hyperlink>
           </w:p>
@@ -21748,7 +21748,7 @@
               <w:spacing w:after="10" w:before="0"/>
               <w:ind w:left="120"/>
             </w:pPr>
-            <w:hyperlink w:history="1" r:id="rIdznj2yikqlaydov4_vx2ml">
+            <w:hyperlink w:history="1" r:id="rId_jrklczx_cymkpgl5bgs-">
               <w:r>
                 <w:rPr>
                   <w:rFonts w:ascii="Arial" w:cs="Arial" w:eastAsia="Arial" w:hAnsi="Arial"/>
@@ -21793,7 +21793,7 @@
             <w:pPr>
               <w:spacing w:after="20" w:before="0"/>
             </w:pPr>
-            <w:hyperlink w:history="1" r:id="rIdtwuuctiktfflztpm--_4q">
+            <w:hyperlink w:history="1" r:id="rIdxd7vd08yi-jftixk9j39o">
               <w:r>
                 <w:rPr>
                   <w:rFonts w:ascii="Arial" w:cs="Arial" w:eastAsia="Arial" w:hAnsi="Arial"/>
@@ -21802,7 +21802,7 @@
                   <w:szCs w:val="16"/>
                   <w:u w:val="single" w:color="2E75B6"/>
                 </w:rPr>
-                <w:t xml:space="preserve">Reflection Symmetry (Flexbook)</w:t>
+                <w:t xml:space="preserve">Reflections in a Plane Mirror (PLIX)</w:t>
               </w:r>
             </w:hyperlink>
           </w:p>
@@ -21826,7 +21826,7 @@
               <w:spacing w:after="10" w:before="0"/>
               <w:ind w:left="120"/>
             </w:pPr>
-            <w:hyperlink w:history="1" r:id="rIdkmvgh713s69agibvmhbkr">
+            <w:hyperlink w:history="1" r:id="rIdrprszza0cmzq5fw7cmna1">
               <w:r>
                 <w:rPr>
                   <w:rFonts w:ascii="Arial" w:cs="Arial" w:eastAsia="Arial" w:hAnsi="Arial"/>
@@ -23512,7 +23512,7 @@
             <w:pPr>
               <w:spacing w:after="20" w:before="0"/>
             </w:pPr>
-            <w:hyperlink w:history="1" r:id="rIdk2kkrkfl2ifvhgbp_avvo">
+            <w:hyperlink w:history="1" r:id="rIdgnrivgfw4-xoqmfqk5vzj">
               <w:r>
                 <w:rPr>
                   <w:rFonts w:ascii="Arial" w:cs="Arial" w:eastAsia="Arial" w:hAnsi="Arial"/>
@@ -23521,7 +23521,7 @@
                   <w:szCs w:val="16"/>
                   <w:u w:val="single" w:color="2E75B6"/>
                 </w:rPr>
-                <w:t xml:space="preserve">Intro to the coordinate plane</w:t>
+                <w:t xml:space="preserve">Identifying Lines of Symmetry in Letters</w:t>
               </w:r>
             </w:hyperlink>
           </w:p>
@@ -23537,7 +23537,7 @@
                 <w:sz w:val="14"/>
                 <w:szCs w:val="14"/>
               </w:rPr>
-              <w:t xml:space="preserve">Source: Khan Academy (English - US curriculum)</w:t>
+              <w:t xml:space="preserve">Source: CK-12</w:t>
             </w:r>
           </w:p>
           <w:p>
@@ -23545,7 +23545,7 @@
               <w:spacing w:after="10" w:before="0"/>
               <w:ind w:left="120"/>
             </w:pPr>
-            <w:hyperlink w:history="1" r:id="rIdfxvkfkq7mq-o90lpstg_y">
+            <w:hyperlink w:history="1" r:id="rIdrernea50yxtzgnpfffrfn">
               <w:r>
                 <w:rPr>
                   <w:rFonts w:ascii="Arial" w:cs="Arial" w:eastAsia="Arial" w:hAnsi="Arial"/>
@@ -23590,7 +23590,7 @@
             <w:pPr>
               <w:spacing w:after="20" w:before="0"/>
             </w:pPr>
-            <w:hyperlink w:history="1" r:id="rIdnhyfpuwpsvcde2ysio6di">
+            <w:hyperlink w:history="1" r:id="rIdm7mlrujf7t3bli8jl9s6z">
               <w:r>
                 <w:rPr>
                   <w:rFonts w:ascii="Arial" w:cs="Arial" w:eastAsia="Arial" w:hAnsi="Arial"/>
@@ -23599,7 +23599,7 @@
                   <w:szCs w:val="16"/>
                   <w:u w:val="single" w:color="2E75B6"/>
                 </w:rPr>
-                <w:t xml:space="preserve">Reflection Symmetry (Flexbook)</w:t>
+                <w:t xml:space="preserve">Reflections in a Plane Mirror (PLIX)</w:t>
               </w:r>
             </w:hyperlink>
           </w:p>
@@ -23623,7 +23623,7 @@
               <w:spacing w:after="10" w:before="0"/>
               <w:ind w:left="120"/>
             </w:pPr>
-            <w:hyperlink w:history="1" r:id="rIdxdv9oqa1kkykoayexxct_">
+            <w:hyperlink w:history="1" r:id="rIdjjicsdr6x2xl7qm3b_mnh">
               <w:r>
                 <w:rPr>
                   <w:rFonts w:ascii="Arial" w:cs="Arial" w:eastAsia="Arial" w:hAnsi="Arial"/>
@@ -23818,7 +23818,7 @@
             <w:pPr>
               <w:spacing w:after="20" w:before="0"/>
             </w:pPr>
-            <w:hyperlink w:history="1" r:id="rIdh0fmyvrqqo2qvdlreqfvn">
+            <w:hyperlink w:history="1" r:id="rIdmwgl-zmajfclcquhd3rue">
               <w:r>
                 <w:rPr>
                   <w:rFonts w:ascii="Arial" w:cs="Arial" w:eastAsia="Arial" w:hAnsi="Arial"/>
@@ -23827,7 +23827,7 @@
                   <w:szCs w:val="16"/>
                   <w:u w:val="single" w:color="2E75B6"/>
                 </w:rPr>
-                <w:t xml:space="preserve">Intro to the coordinate plane</w:t>
+                <w:t xml:space="preserve">Identifying Lines of Symmetry in Various Shapes</w:t>
               </w:r>
             </w:hyperlink>
           </w:p>
@@ -23843,7 +23843,7 @@
                 <w:sz w:val="14"/>
                 <w:szCs w:val="14"/>
               </w:rPr>
-              <w:t xml:space="preserve">Source: Khan Academy (English - US curriculum)</w:t>
+              <w:t xml:space="preserve">Source: CK-12</w:t>
             </w:r>
           </w:p>
           <w:p>
@@ -23851,7 +23851,7 @@
               <w:spacing w:after="10" w:before="0"/>
               <w:ind w:left="120"/>
             </w:pPr>
-            <w:hyperlink w:history="1" r:id="rIdwdi_4glraebrwy21vykjb">
+            <w:hyperlink w:history="1" r:id="rIdr9-4grtnz1edwpeixzxv-">
               <w:r>
                 <w:rPr>
                   <w:rFonts w:ascii="Arial" w:cs="Arial" w:eastAsia="Arial" w:hAnsi="Arial"/>
@@ -23896,7 +23896,7 @@
             <w:pPr>
               <w:spacing w:after="20" w:before="0"/>
             </w:pPr>
-            <w:hyperlink w:history="1" r:id="rIdaum2kjv3uxupshwymj1hf">
+            <w:hyperlink w:history="1" r:id="rIdubhqpcv92ozzmpffc5mkw">
               <w:r>
                 <w:rPr>
                   <w:rFonts w:ascii="Arial" w:cs="Arial" w:eastAsia="Arial" w:hAnsi="Arial"/>
@@ -23905,7 +23905,7 @@
                   <w:szCs w:val="16"/>
                   <w:u w:val="single" w:color="2E75B6"/>
                 </w:rPr>
-                <w:t xml:space="preserve">Reflection Symmetry (Flexbook)</w:t>
+                <w:t xml:space="preserve">Lines of Symmetry (Flexbook)</w:t>
               </w:r>
             </w:hyperlink>
           </w:p>
@@ -23929,7 +23929,7 @@
               <w:spacing w:after="10" w:before="0"/>
               <w:ind w:left="120"/>
             </w:pPr>
-            <w:hyperlink w:history="1" r:id="rIdrmq6enzulzdb8kzyosoyx">
+            <w:hyperlink w:history="1" r:id="rIdell3wyvcbx2ihk2yryj7y">
               <w:r>
                 <w:rPr>
                   <w:rFonts w:ascii="Arial" w:cs="Arial" w:eastAsia="Arial" w:hAnsi="Arial"/>
@@ -24124,7 +24124,7 @@
             <w:pPr>
               <w:spacing w:after="20" w:before="0"/>
             </w:pPr>
-            <w:hyperlink w:history="1" r:id="rIdqmva9fumjsz4udcgn_2lq">
+            <w:hyperlink w:history="1" r:id="rIdyadxyfskkolnonwjgmrao">
               <w:r>
                 <w:rPr>
                   <w:rFonts w:ascii="Arial" w:cs="Arial" w:eastAsia="Arial" w:hAnsi="Arial"/>
@@ -24133,7 +24133,7 @@
                   <w:szCs w:val="16"/>
                   <w:u w:val="single" w:color="2E75B6"/>
                 </w:rPr>
-                <w:t xml:space="preserve">Intro to the coordinate plane</w:t>
+                <w:t xml:space="preserve">Determining Whether Various Shapes Have Lines of Symmetry</w:t>
               </w:r>
             </w:hyperlink>
           </w:p>
@@ -24149,7 +24149,7 @@
                 <w:sz w:val="14"/>
                 <w:szCs w:val="14"/>
               </w:rPr>
-              <w:t xml:space="preserve">Source: Khan Academy (English - US curriculum)</w:t>
+              <w:t xml:space="preserve">Source: CK-12</w:t>
             </w:r>
           </w:p>
           <w:p>
@@ -24157,7 +24157,7 @@
               <w:spacing w:after="10" w:before="0"/>
               <w:ind w:left="120"/>
             </w:pPr>
-            <w:hyperlink w:history="1" r:id="rIdalnt0q0mm1ovf2plsu5kr">
+            <w:hyperlink w:history="1" r:id="rIdv7xhhjc2ouvautiasmovb">
               <w:r>
                 <w:rPr>
                   <w:rFonts w:ascii="Arial" w:cs="Arial" w:eastAsia="Arial" w:hAnsi="Arial"/>
@@ -24195,14 +24195,14 @@
                 <w:sz w:val="16"/>
                 <w:szCs w:val="16"/>
               </w:rPr>
-              <w:t xml:space="preserve">📖 HTML:</w:t>
+              <w:t xml:space="preserve">📖 EXERCISE:</w:t>
             </w:r>
           </w:p>
           <w:p>
             <w:pPr>
               <w:spacing w:after="20" w:before="0"/>
             </w:pPr>
-            <w:hyperlink w:history="1" r:id="rIdil9fx2b6-fsr4boyntwe1">
+            <w:hyperlink w:history="1" r:id="rIdpde1q2njdqsiqr8kktt53">
               <w:r>
                 <w:rPr>
                   <w:rFonts w:ascii="Arial" w:cs="Arial" w:eastAsia="Arial" w:hAnsi="Arial"/>
@@ -24211,7 +24211,7 @@
                   <w:szCs w:val="16"/>
                   <w:u w:val="single" w:color="2E75B6"/>
                 </w:rPr>
-                <w:t xml:space="preserve">Reflection Symmetry (Flexbook)</w:t>
+                <w:t xml:space="preserve">Lines of Symmetry Practice</w:t>
               </w:r>
             </w:hyperlink>
           </w:p>
@@ -24235,7 +24235,7 @@
               <w:spacing w:after="10" w:before="0"/>
               <w:ind w:left="120"/>
             </w:pPr>
-            <w:hyperlink w:history="1" r:id="rIdqj2amxrnzu7qcnppwdhx1">
+            <w:hyperlink w:history="1" r:id="rIdudmoa3e1aj8ws4_9ck1xi">
               <w:r>
                 <w:rPr>
                   <w:rFonts w:ascii="Arial" w:cs="Arial" w:eastAsia="Arial" w:hAnsi="Arial"/>
@@ -24430,7 +24430,7 @@
             <w:pPr>
               <w:spacing w:after="20" w:before="0"/>
             </w:pPr>
-            <w:hyperlink w:history="1" r:id="rIdpxvoafo_urhzf6yhd48vu">
+            <w:hyperlink w:history="1" r:id="rId8kw0f3n1tz_9eum3b75ep">
               <w:r>
                 <w:rPr>
                   <w:rFonts w:ascii="Arial" w:cs="Arial" w:eastAsia="Arial" w:hAnsi="Arial"/>
@@ -24439,7 +24439,7 @@
                   <w:szCs w:val="16"/>
                   <w:u w:val="single" w:color="2E75B6"/>
                 </w:rPr>
-                <w:t xml:space="preserve">Intro to the coordinate plane</w:t>
+                <w:t xml:space="preserve">Identifying and Counting the Lines of Symmetry in Various Shapes</w:t>
               </w:r>
             </w:hyperlink>
           </w:p>
@@ -24455,7 +24455,7 @@
                 <w:sz w:val="14"/>
                 <w:szCs w:val="14"/>
               </w:rPr>
-              <w:t xml:space="preserve">Source: Khan Academy (English - US curriculum)</w:t>
+              <w:t xml:space="preserve">Source: CK-12</w:t>
             </w:r>
           </w:p>
           <w:p>
@@ -24463,7 +24463,7 @@
               <w:spacing w:after="10" w:before="0"/>
               <w:ind w:left="120"/>
             </w:pPr>
-            <w:hyperlink w:history="1" r:id="rIdixbhma4dtm2skdkicryex">
+            <w:hyperlink w:history="1" r:id="rIdbtejvf2o3sg8jkdi2uama">
               <w:r>
                 <w:rPr>
                   <w:rFonts w:ascii="Arial" w:cs="Arial" w:eastAsia="Arial" w:hAnsi="Arial"/>
@@ -24501,14 +24501,14 @@
                 <w:sz w:val="16"/>
                 <w:szCs w:val="16"/>
               </w:rPr>
-              <w:t xml:space="preserve">📖 HTML:</w:t>
+              <w:t xml:space="preserve">📖 EXERCISE:</w:t>
             </w:r>
           </w:p>
           <w:p>
             <w:pPr>
               <w:spacing w:after="20" w:before="0"/>
             </w:pPr>
-            <w:hyperlink w:history="1" r:id="rIdlhuduxrqkav48vrourn38">
+            <w:hyperlink w:history="1" r:id="rIdwlhebbsdwl_ksswbmdg-f">
               <w:r>
                 <w:rPr>
                   <w:rFonts w:ascii="Arial" w:cs="Arial" w:eastAsia="Arial" w:hAnsi="Arial"/>
@@ -24517,7 +24517,7 @@
                   <w:szCs w:val="16"/>
                   <w:u w:val="single" w:color="2E75B6"/>
                 </w:rPr>
-                <w:t xml:space="preserve">Reflection Symmetry (Flexbook)</w:t>
+                <w:t xml:space="preserve">Identifying Lines of Symmetry in Letters Practice</w:t>
               </w:r>
             </w:hyperlink>
           </w:p>
@@ -24541,7 +24541,7 @@
               <w:spacing w:after="10" w:before="0"/>
               <w:ind w:left="120"/>
             </w:pPr>
-            <w:hyperlink w:history="1" r:id="rIduyudswu__miwwm9ftvyra">
+            <w:hyperlink w:history="1" r:id="rIdziyapo5tualz0lk_eyevv">
               <w:r>
                 <w:rPr>
                   <w:rFonts w:ascii="Arial" w:cs="Arial" w:eastAsia="Arial" w:hAnsi="Arial"/>
@@ -24736,7 +24736,7 @@
             <w:pPr>
               <w:spacing w:after="20" w:before="0"/>
             </w:pPr>
-            <w:hyperlink w:history="1" r:id="rIdvrc_3aoet8ogkusdefq_p">
+            <w:hyperlink w:history="1" r:id="rIdctzgxlfqeses1kysxpvdg">
               <w:r>
                 <w:rPr>
                   <w:rFonts w:ascii="Arial" w:cs="Arial" w:eastAsia="Arial" w:hAnsi="Arial"/>
@@ -24745,7 +24745,7 @@
                   <w:szCs w:val="16"/>
                   <w:u w:val="single" w:color="2E75B6"/>
                 </w:rPr>
-                <w:t xml:space="preserve">Intro to the coordinate plane</w:t>
+                <w:t xml:space="preserve">Identifying symmetrical figures</w:t>
               </w:r>
             </w:hyperlink>
           </w:p>
@@ -24769,7 +24769,7 @@
               <w:spacing w:after="10" w:before="0"/>
               <w:ind w:left="120"/>
             </w:pPr>
-            <w:hyperlink w:history="1" r:id="rIdbr9iy36fkrik3kqyxffln">
+            <w:hyperlink w:history="1" r:id="rIdikvp2vupfbxvikbzyhomy">
               <w:r>
                 <w:rPr>
                   <w:rFonts w:ascii="Arial" w:cs="Arial" w:eastAsia="Arial" w:hAnsi="Arial"/>
@@ -24807,14 +24807,14 @@
                 <w:sz w:val="16"/>
                 <w:szCs w:val="16"/>
               </w:rPr>
-              <w:t xml:space="preserve">📖 HTML:</w:t>
+              <w:t xml:space="preserve">📖 EXERCISE:</w:t>
             </w:r>
           </w:p>
           <w:p>
             <w:pPr>
               <w:spacing w:after="20" w:before="0"/>
             </w:pPr>
-            <w:hyperlink w:history="1" r:id="rIdhe7lzcukkfvjhqegxliul">
+            <w:hyperlink w:history="1" r:id="rIdjqydfdhvk023zqmempils">
               <w:r>
                 <w:rPr>
                   <w:rFonts w:ascii="Arial" w:cs="Arial" w:eastAsia="Arial" w:hAnsi="Arial"/>
@@ -24823,7 +24823,7 @@
                   <w:szCs w:val="16"/>
                   <w:u w:val="single" w:color="2E75B6"/>
                 </w:rPr>
-                <w:t xml:space="preserve">Reflection Symmetry (Flexbook)</w:t>
+                <w:t xml:space="preserve">Identifying Lines of Symmetry in Various Shapes Practice</w:t>
               </w:r>
             </w:hyperlink>
           </w:p>
@@ -24847,7 +24847,7 @@
               <w:spacing w:after="10" w:before="0"/>
               <w:ind w:left="120"/>
             </w:pPr>
-            <w:hyperlink w:history="1" r:id="rIdkm7go3mmwpwkdcshl6seh">
+            <w:hyperlink w:history="1" r:id="rId_nz6qx35x9fjreq75tlhy">
               <w:r>
                 <w:rPr>
                   <w:rFonts w:ascii="Arial" w:cs="Arial" w:eastAsia="Arial" w:hAnsi="Arial"/>

--- a/data/outputs/v2/Essential_Mathematics/SS2.2_Reflection/Essential_Mathematics_Reflection_CBE_LessonSequence.docx
+++ b/data/outputs/v2/Essential_Mathematics/SS2.2_Reflection/Essential_Mathematics_Reflection_CBE_LessonSequence.docx
@@ -3065,7 +3065,7 @@
             <w:pPr>
               <w:spacing w:after="20" w:before="0"/>
             </w:pPr>
-            <w:hyperlink w:history="1" r:id="rIdhkocykz0pk7yifxaxlsb4">
+            <w:hyperlink w:history="1" r:id="rIda_zrs87bxgq43dswacf2s">
               <w:r>
                 <w:rPr>
                   <w:rFonts w:ascii="Arial" w:cs="Arial" w:eastAsia="Arial" w:hAnsi="Arial"/>
@@ -3098,7 +3098,7 @@
               <w:spacing w:after="10" w:before="0"/>
               <w:ind w:left="120"/>
             </w:pPr>
-            <w:hyperlink w:history="1" r:id="rIdbdsqy2zoi-y2qvyhx5qhf">
+            <w:hyperlink w:history="1" r:id="rIdohshv-wrmnyldozg7vjm1">
               <w:r>
                 <w:rPr>
                   <w:rFonts w:ascii="Arial" w:cs="Arial" w:eastAsia="Arial" w:hAnsi="Arial"/>
@@ -3143,7 +3143,7 @@
             <w:pPr>
               <w:spacing w:after="20" w:before="0"/>
             </w:pPr>
-            <w:hyperlink w:history="1" r:id="rId-dvpu84-fojwq8rgy1rwo">
+            <w:hyperlink w:history="1" r:id="rIdxmrocnwycevlmy25ksg3k">
               <w:r>
                 <w:rPr>
                   <w:rFonts w:ascii="Arial" w:cs="Arial" w:eastAsia="Arial" w:hAnsi="Arial"/>
@@ -3176,7 +3176,7 @@
               <w:spacing w:after="10" w:before="0"/>
               <w:ind w:left="120"/>
             </w:pPr>
-            <w:hyperlink w:history="1" r:id="rIdpsp7jw36oloujo_gvpeat">
+            <w:hyperlink w:history="1" r:id="rIdatgjy4itc47bn-66jqaqp">
               <w:r>
                 <w:rPr>
                   <w:rFonts w:ascii="Arial" w:cs="Arial" w:eastAsia="Arial" w:hAnsi="Arial"/>
@@ -3371,7 +3371,925 @@
             <w:pPr>
               <w:spacing w:after="20" w:before="0"/>
             </w:pPr>
-            <w:hyperlink w:history="1" r:id="rIdex6gj5a9ndjraf9htuqep">
+            <w:hyperlink w:history="1" r:id="rIdwltgvgeubdafd4eae1fx0">
+              <w:r>
+                <w:rPr>
+                  <w:rFonts w:ascii="Arial" w:cs="Arial" w:eastAsia="Arial" w:hAnsi="Arial"/>
+                  <w:color w:val="2E75B6"/>
+                  <w:sz w:val="16"/>
+                  <w:szCs w:val="16"/>
+                  <w:u w:val="single" w:color="2E75B6"/>
+                </w:rPr>
+                <w:t xml:space="preserve">Determining reflections</w:t>
+              </w:r>
+            </w:hyperlink>
+          </w:p>
+          <w:p>
+            <w:pPr>
+              <w:spacing w:after="10" w:before="0"/>
+              <w:ind w:left="120"/>
+            </w:pPr>
+            <w:r>
+              <w:rPr>
+                <w:rFonts w:ascii="Arial" w:cs="Arial" w:eastAsia="Arial" w:hAnsi="Arial"/>
+                <w:color w:val="595959"/>
+                <w:sz w:val="14"/>
+                <w:szCs w:val="14"/>
+              </w:rPr>
+              <w:t xml:space="preserve">Source: Khan Academy (English - US curriculum)</w:t>
+            </w:r>
+          </w:p>
+          <w:p>
+            <w:pPr>
+              <w:spacing w:after="10" w:before="0"/>
+              <w:ind w:left="120"/>
+            </w:pPr>
+            <w:hyperlink w:history="1" r:id="rIdlwbiunehb7nja5guhvecv">
+              <w:r>
+                <w:rPr>
+                  <w:rFonts w:ascii="Arial" w:cs="Arial" w:eastAsia="Arial" w:hAnsi="Arial"/>
+                  <w:color w:val="595959"/>
+                  <w:sz w:val="14"/>
+                  <w:szCs w:val="14"/>
+                  <w:u w:val="single" w:color="595959"/>
+                </w:rPr>
+                <w:t xml:space="preserve">🔍 Search ARES for similar videos</w:t>
+              </w:r>
+            </w:hyperlink>
+          </w:p>
+          <w:p>
+            <w:pPr>
+              <w:spacing w:after="40" w:before="0"/>
+            </w:pPr>
+            <w:r>
+              <w:rPr>
+                <w:sz w:val="14"/>
+                <w:szCs w:val="14"/>
+              </w:rPr>
+              <w:t xml:space="preserve"/>
+            </w:r>
+          </w:p>
+          <w:p>
+            <w:pPr>
+              <w:spacing w:after="20" w:before="0"/>
+            </w:pPr>
+            <w:r>
+              <w:rPr>
+                <w:rFonts w:ascii="Arial" w:cs="Arial" w:eastAsia="Arial" w:hAnsi="Arial"/>
+                <w:b/>
+                <w:bCs/>
+                <w:color w:val="1F3864"/>
+                <w:sz w:val="16"/>
+                <w:szCs w:val="16"/>
+              </w:rPr>
+              <w:t xml:space="preserve">📖 HTML:</w:t>
+            </w:r>
+          </w:p>
+          <w:p>
+            <w:pPr>
+              <w:spacing w:after="20" w:before="0"/>
+            </w:pPr>
+            <w:hyperlink w:history="1" r:id="rIdrz-3nkrm5kyzniheh0yjh">
+              <w:r>
+                <w:rPr>
+                  <w:rFonts w:ascii="Arial" w:cs="Arial" w:eastAsia="Arial" w:hAnsi="Arial"/>
+                  <w:color w:val="2E75B6"/>
+                  <w:sz w:val="16"/>
+                  <w:szCs w:val="16"/>
+                  <w:u w:val="single" w:color="2E75B6"/>
+                </w:rPr>
+                <w:t xml:space="preserve">Reflections in a Plane Mirror (PLIX)</w:t>
+              </w:r>
+            </w:hyperlink>
+          </w:p>
+          <w:p>
+            <w:pPr>
+              <w:spacing w:after="10" w:before="0"/>
+              <w:ind w:left="120"/>
+            </w:pPr>
+            <w:r>
+              <w:rPr>
+                <w:rFonts w:ascii="Arial" w:cs="Arial" w:eastAsia="Arial" w:hAnsi="Arial"/>
+                <w:color w:val="595959"/>
+                <w:sz w:val="14"/>
+                <w:szCs w:val="14"/>
+              </w:rPr>
+              <w:t xml:space="preserve">Source: CK-12</w:t>
+            </w:r>
+          </w:p>
+          <w:p>
+            <w:pPr>
+              <w:spacing w:after="10" w:before="0"/>
+              <w:ind w:left="120"/>
+            </w:pPr>
+            <w:hyperlink w:history="1" r:id="rIdlngj-a3lbievoluaej14h">
+              <w:r>
+                <w:rPr>
+                  <w:rFonts w:ascii="Arial" w:cs="Arial" w:eastAsia="Arial" w:hAnsi="Arial"/>
+                  <w:color w:val="595959"/>
+                  <w:sz w:val="14"/>
+                  <w:szCs w:val="14"/>
+                  <w:u w:val="single" w:color="595959"/>
+                </w:rPr>
+                <w:t xml:space="preserve">🔍 Search ARES for similar readings</w:t>
+              </w:r>
+            </w:hyperlink>
+          </w:p>
+        </w:tc>
+        <w:tc>
+          <w:tcPr>
+            <w:tcW w:type="dxa" w:w="3040"/>
+            <w:shd w:fill="FFFFFF" w:color="auto" w:val="clear"/>
+            <w:tcMar>
+              <w:top w:type="dxa" w:w="60"/>
+              <w:left w:type="dxa" w:w="120"/>
+              <w:bottom w:type="dxa" w:w="60"/>
+              <w:right w:type="dxa" w:w="120"/>
+            </w:tcMar>
+            <w:vAlign w:val="top"/>
+          </w:tcPr>
+          <w:p>
+            <w:pPr>
+              <w:spacing w:after="40" w:before="0"/>
+              <w:jc w:val="left"/>
+            </w:pPr>
+            <w:r>
+              <w:rPr>
+                <w:rFonts w:ascii="Arial" w:cs="Arial" w:eastAsia="Arial" w:hAnsi="Arial"/>
+                <w:b w:val="false"/>
+                <w:bCs w:val="false"/>
+                <w:i w:val="false"/>
+                <w:iCs w:val="false"/>
+                <w:color w:val="000000"/>
+                <w:sz w:val="18"/>
+                <w:szCs w:val="18"/>
+              </w:rPr>
+              <w:t xml:space="preserve">Learners work in groups of four for the Symmetry Safari. Each group receives: a set of pre-cut paper shapes (rectangle, square, equilateral triangle, circle, scalene triangle, regular hexagon), two leaves collected from the school compound, one Kanga fabric swatch (approx. 10 cm × 10 cm), one bottle cap, and one small acrylic plane mirror. Task 1 — Folding Test: Learners fold each shape and object to find all lines of symmetry, marking each fold line with a pencil. Task 2 — Mirror Test: Learners place the plane mirror along each proposed fold line to verify whether the reflected half matches the other half exactly. Task 3 — Recording: Groups complete a class results table (drawn in exercise books) with columns: Object/Shape | Predicted lines of symmetry | Lines found by folding | Lines confirmed by mirror. Groups also sketch the letter 'A' mirror test result observed at the front of the class and add it to their table. Total activity time: 12 minutes.</w:t>
+            </w:r>
+          </w:p>
+        </w:tc>
+        <w:tc>
+          <w:tcPr>
+            <w:tcW w:type="dxa" w:w="3040"/>
+            <w:shd w:fill="F2F2F2" w:color="auto" w:val="clear"/>
+            <w:tcMar>
+              <w:top w:type="dxa" w:w="60"/>
+              <w:left w:type="dxa" w:w="120"/>
+              <w:bottom w:type="dxa" w:w="60"/>
+              <w:right w:type="dxa" w:w="120"/>
+            </w:tcMar>
+            <w:vAlign w:val="top"/>
+          </w:tcPr>
+          <w:p>
+            <w:pPr>
+              <w:spacing w:after="40" w:before="0"/>
+              <w:jc w:val="left"/>
+            </w:pPr>
+            <w:r>
+              <w:rPr>
+                <w:rFonts w:ascii="Arial" w:cs="Arial" w:eastAsia="Arial" w:hAnsi="Arial"/>
+                <w:b w:val="false"/>
+                <w:bCs w:val="false"/>
+                <w:i w:val="false"/>
+                <w:iCs w:val="false"/>
+                <w:color w:val="000000"/>
+                <w:sz w:val="18"/>
+                <w:szCs w:val="18"/>
+              </w:rPr>
+              <w:t xml:space="preserve">1. Distribute materials. Say: 'Your job is to be symmetry detectives. Use folding AND the mirror to find every line of symmetry in each object. Record everything in your table. You have 12 minutes — start now.' 2. At the 4-minute mark, circulate and prompt any group that is only folding and not using the mirror: 'Have you tried placing the mirror along that fold line? What do you notice when you do?' [WAIT 10 seconds for response before moving on.] 3. At the 8-minute mark, pose a challenge to groups that finish early: 'Can you find a shape with zero lines of symmetry? Can you find one with infinite lines of symmetry? Add those to your table.' 4. At the 12-minute mark, say: 'Pencils down. Each group, count the total number of different symmetry values you found across all shapes. We will share results now.' 5. Cold-call 4 groups to report one shape each. Ask: 'Group 3 — Fatuma, how many lines did the equilateral triangle have, and how did the mirror help you confirm that?' [WAIT 10 seconds.]</w:t>
+            </w:r>
+          </w:p>
+        </w:tc>
+        <w:tc>
+          <w:tcPr>
+            <w:tcW w:type="dxa" w:w="3040"/>
+            <w:shd w:fill="FFFFFF" w:color="auto" w:val="clear"/>
+            <w:tcMar>
+              <w:top w:type="dxa" w:w="60"/>
+              <w:left w:type="dxa" w:w="120"/>
+              <w:bottom w:type="dxa" w:w="60"/>
+              <w:right w:type="dxa" w:w="120"/>
+            </w:tcMar>
+            <w:vAlign w:val="top"/>
+          </w:tcPr>
+          <w:p>
+            <w:pPr>
+              <w:spacing w:after="40" w:before="0"/>
+              <w:jc w:val="left"/>
+            </w:pPr>
+            <w:r>
+              <w:rPr>
+                <w:rFonts w:ascii="Arial" w:cs="Arial" w:eastAsia="Arial" w:hAnsi="Arial"/>
+                <w:b w:val="false"/>
+                <w:bCs w:val="false"/>
+                <w:i w:val="false"/>
+                <w:iCs w:val="false"/>
+                <w:color w:val="000000"/>
+                <w:sz w:val="18"/>
+                <w:szCs w:val="18"/>
+              </w:rPr>
+              <w:t xml:space="preserve">Concrete-Representational-Abstract (CRA) via guided inquiry. Learners begin with physical folding (concrete), move to mirror verification (representational — the mirror creates an image), and record in a symbolic table (abstract notation). Connecting the plane mirror directly to the fold line builds the geometric intuition that a line of symmetry IS a mirror line — a key conceptual bridge to all subsequent lessons on reflection.</w:t>
+            </w:r>
+          </w:p>
+        </w:tc>
+        <w:tc>
+          <w:tcPr>
+            <w:tcW w:type="dxa" w:w="3040"/>
+            <w:shd w:fill="F2F2F2" w:color="auto" w:val="clear"/>
+            <w:tcMar>
+              <w:top w:type="dxa" w:w="60"/>
+              <w:left w:type="dxa" w:w="120"/>
+              <w:bottom w:type="dxa" w:w="60"/>
+              <w:right w:type="dxa" w:w="120"/>
+            </w:tcMar>
+            <w:vAlign w:val="top"/>
+          </w:tcPr>
+          <w:p>
+            <w:pPr>
+              <w:spacing w:after="40" w:before="0"/>
+              <w:jc w:val="left"/>
+            </w:pPr>
+            <w:r>
+              <w:rPr>
+                <w:rFonts w:ascii="Arial" w:cs="Arial" w:eastAsia="Arial" w:hAnsi="Arial"/>
+                <w:b w:val="false"/>
+                <w:bCs w:val="false"/>
+                <w:i w:val="false"/>
+                <w:iCs w:val="false"/>
+                <w:color w:val="000000"/>
+                <w:sz w:val="18"/>
+                <w:szCs w:val="18"/>
+              </w:rPr>
+              <w:t xml:space="preserve">Observe group tables during circulation: (a) Does the group correctly identify that a circle has infinite lines of symmetry? (b) Does the group distinguish between a square (4 lines) and a rectangle (2 lines)? (c) Does the group correctly record 0 lines for the scalene triangle? (d) Is the mirror being placed on the fold line correctly, or is it being held at random angles? These observations reveal whether learners understand that a line of symmetry must produce a perfect match — the core property of reflection.</w:t>
+            </w:r>
+          </w:p>
+        </w:tc>
+      </w:tr>
+      <w:tr>
+        <w:tc>
+          <w:tcPr>
+            <w:tcW w:type="dxa" w:w="1520"/>
+            <w:shd w:fill="E2EFDA" w:color="auto" w:val="clear"/>
+            <w:tcMar>
+              <w:top w:type="dxa" w:w="60"/>
+              <w:left w:type="dxa" w:w="120"/>
+              <w:bottom w:type="dxa" w:w="60"/>
+              <w:right w:type="dxa" w:w="120"/>
+            </w:tcMar>
+            <w:vAlign w:val="top"/>
+          </w:tcPr>
+          <w:p>
+            <w:pPr>
+              <w:spacing w:after="40" w:before="0"/>
+              <w:jc w:val="left"/>
+            </w:pPr>
+            <w:r>
+              <w:rPr>
+                <w:rFonts w:ascii="Arial" w:cs="Arial" w:eastAsia="Arial" w:hAnsi="Arial"/>
+                <w:b/>
+                <w:bCs/>
+                <w:i w:val="false"/>
+                <w:iCs w:val="false"/>
+                <w:color w:val="000000"/>
+                <w:sz w:val="18"/>
+                <w:szCs w:val="18"/>
+              </w:rPr>
+              <w:t xml:space="preserve">Explain Phase</w:t>
+            </w:r>
+          </w:p>
+          <w:p>
+            <w:pPr>
+              <w:spacing w:after="20" w:before="0"/>
+            </w:pPr>
+            <w:r>
+              <w:rPr>
+                <w:rFonts w:ascii="Arial" w:cs="Arial" w:eastAsia="Arial" w:hAnsi="Arial"/>
+                <w:b/>
+                <w:bCs/>
+                <w:color w:val="1F3864"/>
+                <w:sz w:val="16"/>
+                <w:szCs w:val="16"/>
+              </w:rPr>
+              <w:t xml:space="preserve">📹 VIDEO:</w:t>
+            </w:r>
+          </w:p>
+          <w:p>
+            <w:pPr>
+              <w:spacing w:after="20" w:before="0"/>
+            </w:pPr>
+            <w:hyperlink w:history="1" r:id="rIdhmzfei1-uube0ejsg3uoe">
+              <w:r>
+                <w:rPr>
+                  <w:rFonts w:ascii="Arial" w:cs="Arial" w:eastAsia="Arial" w:hAnsi="Arial"/>
+                  <w:color w:val="2E75B6"/>
+                  <w:sz w:val="16"/>
+                  <w:szCs w:val="16"/>
+                  <w:u w:val="single" w:color="2E75B6"/>
+                </w:rPr>
+                <w:t xml:space="preserve">Reflection Symmetry Principles - Basic</w:t>
+              </w:r>
+            </w:hyperlink>
+          </w:p>
+          <w:p>
+            <w:pPr>
+              <w:spacing w:after="10" w:before="0"/>
+              <w:ind w:left="120"/>
+            </w:pPr>
+            <w:r>
+              <w:rPr>
+                <w:rFonts w:ascii="Arial" w:cs="Arial" w:eastAsia="Arial" w:hAnsi="Arial"/>
+                <w:color w:val="595959"/>
+                <w:sz w:val="14"/>
+                <w:szCs w:val="14"/>
+              </w:rPr>
+              <w:t xml:space="preserve">Source: CK-12</w:t>
+            </w:r>
+          </w:p>
+          <w:p>
+            <w:pPr>
+              <w:spacing w:after="10" w:before="0"/>
+              <w:ind w:left="120"/>
+            </w:pPr>
+            <w:hyperlink w:history="1" r:id="rIdn2q8lqiyczyejalr52-me">
+              <w:r>
+                <w:rPr>
+                  <w:rFonts w:ascii="Arial" w:cs="Arial" w:eastAsia="Arial" w:hAnsi="Arial"/>
+                  <w:color w:val="595959"/>
+                  <w:sz w:val="14"/>
+                  <w:szCs w:val="14"/>
+                  <w:u w:val="single" w:color="595959"/>
+                </w:rPr>
+                <w:t xml:space="preserve">🔍 Search ARES for similar videos</w:t>
+              </w:r>
+            </w:hyperlink>
+          </w:p>
+          <w:p>
+            <w:pPr>
+              <w:spacing w:after="40" w:before="0"/>
+            </w:pPr>
+            <w:r>
+              <w:rPr>
+                <w:sz w:val="14"/>
+                <w:szCs w:val="14"/>
+              </w:rPr>
+              <w:t xml:space="preserve"/>
+            </w:r>
+          </w:p>
+          <w:p>
+            <w:pPr>
+              <w:spacing w:after="20" w:before="0"/>
+            </w:pPr>
+            <w:r>
+              <w:rPr>
+                <w:rFonts w:ascii="Arial" w:cs="Arial" w:eastAsia="Arial" w:hAnsi="Arial"/>
+                <w:b/>
+                <w:bCs/>
+                <w:color w:val="1F3864"/>
+                <w:sz w:val="16"/>
+                <w:szCs w:val="16"/>
+              </w:rPr>
+              <w:t xml:space="preserve">📖 EXERCISE:</w:t>
+            </w:r>
+          </w:p>
+          <w:p>
+            <w:pPr>
+              <w:spacing w:after="20" w:before="0"/>
+            </w:pPr>
+            <w:hyperlink w:history="1" r:id="rIdszm8nueejbxjzi9onhqps">
+              <w:r>
+                <w:rPr>
+                  <w:rFonts w:ascii="Arial" w:cs="Arial" w:eastAsia="Arial" w:hAnsi="Arial"/>
+                  <w:color w:val="2E75B6"/>
+                  <w:sz w:val="16"/>
+                  <w:szCs w:val="16"/>
+                  <w:u w:val="single" w:color="2E75B6"/>
+                </w:rPr>
+                <w:t xml:space="preserve">Determine reflections (advanced)</w:t>
+              </w:r>
+            </w:hyperlink>
+          </w:p>
+          <w:p>
+            <w:pPr>
+              <w:spacing w:after="10" w:before="0"/>
+              <w:ind w:left="120"/>
+            </w:pPr>
+            <w:r>
+              <w:rPr>
+                <w:rFonts w:ascii="Arial" w:cs="Arial" w:eastAsia="Arial" w:hAnsi="Arial"/>
+                <w:color w:val="595959"/>
+                <w:sz w:val="14"/>
+                <w:szCs w:val="14"/>
+              </w:rPr>
+              <w:t xml:space="preserve">Source: Khan Academy (English - US curriculum)</w:t>
+            </w:r>
+          </w:p>
+          <w:p>
+            <w:pPr>
+              <w:spacing w:after="10" w:before="0"/>
+              <w:ind w:left="120"/>
+            </w:pPr>
+            <w:hyperlink w:history="1" r:id="rIdtdud-pegplwc896r8apc_">
+              <w:r>
+                <w:rPr>
+                  <w:rFonts w:ascii="Arial" w:cs="Arial" w:eastAsia="Arial" w:hAnsi="Arial"/>
+                  <w:color w:val="595959"/>
+                  <w:sz w:val="14"/>
+                  <w:szCs w:val="14"/>
+                  <w:u w:val="single" w:color="595959"/>
+                </w:rPr>
+                <w:t xml:space="preserve">🔍 Search ARES for similar readings</w:t>
+              </w:r>
+            </w:hyperlink>
+          </w:p>
+        </w:tc>
+        <w:tc>
+          <w:tcPr>
+            <w:tcW w:type="dxa" w:w="3040"/>
+            <w:shd w:fill="FFFFFF" w:color="auto" w:val="clear"/>
+            <w:tcMar>
+              <w:top w:type="dxa" w:w="60"/>
+              <w:left w:type="dxa" w:w="120"/>
+              <w:bottom w:type="dxa" w:w="60"/>
+              <w:right w:type="dxa" w:w="120"/>
+            </w:tcMar>
+            <w:vAlign w:val="top"/>
+          </w:tcPr>
+          <w:p>
+            <w:pPr>
+              <w:spacing w:after="40" w:before="0"/>
+              <w:jc w:val="left"/>
+            </w:pPr>
+            <w:r>
+              <w:rPr>
+                <w:rFonts w:ascii="Arial" w:cs="Arial" w:eastAsia="Arial" w:hAnsi="Arial"/>
+                <w:b w:val="false"/>
+                <w:bCs w:val="false"/>
+                <w:i w:val="false"/>
+                <w:iCs w:val="false"/>
+                <w:color w:val="000000"/>
+                <w:sz w:val="18"/>
+                <w:szCs w:val="18"/>
+              </w:rPr>
+              <w:t xml:space="preserve">Groups share results and the class builds a consensus table on the board. The teacher then connects findings back to the phenomenon: the letter 'A' and the Kanga swatch are revisited. Learners are guided to articulate a working definition of a line of symmetry in their own words, then refine it using the mathematical language introduced by the teacher. Learners individually write a definition in their exercise books and answer two consolidation questions: (1) 'A regular hexagon has ___ lines of symmetry. Draw them.' (2) 'The letter A has ___ line(s) of symmetry. The letter S has ___ line(s) of symmetry. Explain the difference.' Learners then return to their original predictions and annotate them: 'I was right / I need to revise this because ___.'</w:t>
+            </w:r>
+          </w:p>
+        </w:tc>
+        <w:tc>
+          <w:tcPr>
+            <w:tcW w:type="dxa" w:w="3040"/>
+            <w:shd w:fill="F2F2F2" w:color="auto" w:val="clear"/>
+            <w:tcMar>
+              <w:top w:type="dxa" w:w="60"/>
+              <w:left w:type="dxa" w:w="120"/>
+              <w:bottom w:type="dxa" w:w="60"/>
+              <w:right w:type="dxa" w:w="120"/>
+            </w:tcMar>
+            <w:vAlign w:val="top"/>
+          </w:tcPr>
+          <w:p>
+            <w:pPr>
+              <w:spacing w:after="40" w:before="0"/>
+              <w:jc w:val="left"/>
+            </w:pPr>
+            <w:r>
+              <w:rPr>
+                <w:rFonts w:ascii="Arial" w:cs="Arial" w:eastAsia="Arial" w:hAnsi="Arial"/>
+                <w:b w:val="false"/>
+                <w:bCs w:val="false"/>
+                <w:i w:val="false"/>
+                <w:iCs w:val="false"/>
+                <w:color w:val="000000"/>
+                <w:sz w:val="18"/>
+                <w:szCs w:val="18"/>
+              </w:rPr>
+              <w:t xml:space="preserve">1. Build the consensus table on the board by cold-calling one reporter per group. After each group reports, ask the class: 'Does anyone want to challenge or add to that?' [WAIT 10 seconds.] 2. Point to the letter 'A' on the board. Say: 'Based on your safari, Juma — where is the line of symmetry of letter A, and what does that tell us about the mirror image we saw?' [WAIT 15 seconds. If no response, prompt: 'Think about where you would fold the letter A so both halves match perfectly.'] 3. Introduce the formal definition: 'A line of symmetry divides a figure into two congruent halves that are mirror images of each other. We also call it a mirror line.' Write this verbatim on the board. Say: 'Copy this definition and then write it again in your own words.' 4. Cold-call 3 learners to read their own-words definitions aloud. Affirm correct use of 'congruent', 'halves', and 'mirror image'. 5. Connect to phenomenon: 'So when Amara checked her uniform in the mirror this morning — which line of symmetry was the mirror acting as?' [WAIT 15 seconds. Cold-call 2 learners.] 6. Pose the consolidation questions. Give 4 minutes of silent individual work. Cold-call 2 learners to explain question 2.</w:t>
+            </w:r>
+          </w:p>
+        </w:tc>
+        <w:tc>
+          <w:tcPr>
+            <w:tcW w:type="dxa" w:w="3040"/>
+            <w:shd w:fill="FFFFFF" w:color="auto" w:val="clear"/>
+            <w:tcMar>
+              <w:top w:type="dxa" w:w="60"/>
+              <w:left w:type="dxa" w:w="120"/>
+              <w:bottom w:type="dxa" w:w="60"/>
+              <w:right w:type="dxa" w:w="120"/>
+            </w:tcMar>
+            <w:vAlign w:val="top"/>
+          </w:tcPr>
+          <w:p>
+            <w:pPr>
+              <w:spacing w:after="40" w:before="0"/>
+              <w:jc w:val="left"/>
+            </w:pPr>
+            <w:r>
+              <w:rPr>
+                <w:rFonts w:ascii="Arial" w:cs="Arial" w:eastAsia="Arial" w:hAnsi="Arial"/>
+                <w:b w:val="false"/>
+                <w:bCs w:val="false"/>
+                <w:i w:val="false"/>
+                <w:iCs w:val="false"/>
+                <w:color w:val="000000"/>
+                <w:sz w:val="18"/>
+                <w:szCs w:val="18"/>
+              </w:rPr>
+              <w:t xml:space="preserve">Claim-Evidence-Reasoning (CER) discussion. Learners are asked to make a claim (e.g., 'A rectangle has 2 lines of symmetry'), cite evidence from their folding/mirror activity, and provide geometric reasoning. This strategy develops mathematical communication and connects the hands-on observation to formal geometric language, directly building toward the properties of reflection that will be formalised in Lesson 2.</w:t>
+            </w:r>
+          </w:p>
+        </w:tc>
+        <w:tc>
+          <w:tcPr>
+            <w:tcW w:type="dxa" w:w="3040"/>
+            <w:shd w:fill="F2F2F2" w:color="auto" w:val="clear"/>
+            <w:tcMar>
+              <w:top w:type="dxa" w:w="60"/>
+              <w:left w:type="dxa" w:w="120"/>
+              <w:bottom w:type="dxa" w:w="60"/>
+              <w:right w:type="dxa" w:w="120"/>
+            </w:tcMar>
+            <w:vAlign w:val="top"/>
+          </w:tcPr>
+          <w:p>
+            <w:pPr>
+              <w:spacing w:after="40" w:before="0"/>
+              <w:jc w:val="left"/>
+            </w:pPr>
+            <w:r>
+              <w:rPr>
+                <w:rFonts w:ascii="Arial" w:cs="Arial" w:eastAsia="Arial" w:hAnsi="Arial"/>
+                <w:b w:val="false"/>
+                <w:bCs w:val="false"/>
+                <w:i w:val="false"/>
+                <w:iCs w:val="false"/>
+                <w:color w:val="000000"/>
+                <w:sz w:val="18"/>
+                <w:szCs w:val="18"/>
+              </w:rPr>
+              <w:t xml:space="preserve">Collect the 'I was right / I need to revise' annotation as an exit indicator. Specifically look for: (a) Whether learners now correctly identify 1 vertical line of symmetry for letter A (not 0, not 2). (b) Whether learners distinguish between a shape having a line of symmetry and 'looking nice' — evidence of conceptual rather than aesthetic understanding. (c) Whether at least 80% of learners can correctly state the number of lines for square, rectangle, equilateral triangle, and circle in the consensus table.</w:t>
+            </w:r>
+          </w:p>
+        </w:tc>
+      </w:tr>
+      <w:tr>
+        <w:tc>
+          <w:tcPr>
+            <w:tcW w:type="dxa" w:w="1520"/>
+            <w:shd w:fill="FCE4D6" w:color="auto" w:val="clear"/>
+            <w:tcMar>
+              <w:top w:type="dxa" w:w="60"/>
+              <w:left w:type="dxa" w:w="120"/>
+              <w:bottom w:type="dxa" w:w="60"/>
+              <w:right w:type="dxa" w:w="120"/>
+            </w:tcMar>
+            <w:vAlign w:val="top"/>
+          </w:tcPr>
+          <w:p>
+            <w:pPr>
+              <w:spacing w:after="40" w:before="0"/>
+              <w:jc w:val="left"/>
+            </w:pPr>
+            <w:r>
+              <w:rPr>
+                <w:rFonts w:ascii="Arial" w:cs="Arial" w:eastAsia="Arial" w:hAnsi="Arial"/>
+                <w:b/>
+                <w:bCs/>
+                <w:i w:val="false"/>
+                <w:iCs w:val="false"/>
+                <w:color w:val="000000"/>
+                <w:sz w:val="18"/>
+                <w:szCs w:val="18"/>
+              </w:rPr>
+              <w:t xml:space="preserve">Driving Question Board (DQB) Creation</w:t>
+            </w:r>
+          </w:p>
+          <w:p>
+            <w:pPr>
+              <w:spacing w:after="20" w:before="0"/>
+            </w:pPr>
+            <w:r>
+              <w:rPr>
+                <w:rFonts w:ascii="Arial" w:cs="Arial" w:eastAsia="Arial" w:hAnsi="Arial"/>
+                <w:b/>
+                <w:bCs/>
+                <w:color w:val="1F3864"/>
+                <w:sz w:val="16"/>
+                <w:szCs w:val="16"/>
+              </w:rPr>
+              <w:t xml:space="preserve">📹 VIDEO:</w:t>
+            </w:r>
+          </w:p>
+          <w:p>
+            <w:pPr>
+              <w:spacing w:after="20" w:before="0"/>
+            </w:pPr>
+            <w:hyperlink w:history="1" r:id="rIdwlasok__iuwarh-ffoowi">
+              <w:r>
+                <w:rPr>
+                  <w:rFonts w:ascii="Arial" w:cs="Arial" w:eastAsia="Arial" w:hAnsi="Arial"/>
+                  <w:color w:val="2E75B6"/>
+                  <w:sz w:val="16"/>
+                  <w:szCs w:val="16"/>
+                  <w:u w:val="single" w:color="2E75B6"/>
+                </w:rPr>
+                <w:t xml:space="preserve">Reflecting shapes: diagonal line of reflection</w:t>
+              </w:r>
+            </w:hyperlink>
+          </w:p>
+          <w:p>
+            <w:pPr>
+              <w:spacing w:after="10" w:before="0"/>
+              <w:ind w:left="120"/>
+            </w:pPr>
+            <w:r>
+              <w:rPr>
+                <w:rFonts w:ascii="Arial" w:cs="Arial" w:eastAsia="Arial" w:hAnsi="Arial"/>
+                <w:color w:val="595959"/>
+                <w:sz w:val="14"/>
+                <w:szCs w:val="14"/>
+              </w:rPr>
+              <w:t xml:space="preserve">Source: Khan Academy (English - US curriculum)</w:t>
+            </w:r>
+          </w:p>
+          <w:p>
+            <w:pPr>
+              <w:spacing w:after="10" w:before="0"/>
+              <w:ind w:left="120"/>
+            </w:pPr>
+            <w:hyperlink w:history="1" r:id="rIdip5t2z_3cck5jldgnkbcd">
+              <w:r>
+                <w:rPr>
+                  <w:rFonts w:ascii="Arial" w:cs="Arial" w:eastAsia="Arial" w:hAnsi="Arial"/>
+                  <w:color w:val="595959"/>
+                  <w:sz w:val="14"/>
+                  <w:szCs w:val="14"/>
+                  <w:u w:val="single" w:color="595959"/>
+                </w:rPr>
+                <w:t xml:space="preserve">🔍 Search ARES for similar videos</w:t>
+              </w:r>
+            </w:hyperlink>
+          </w:p>
+          <w:p>
+            <w:pPr>
+              <w:spacing w:after="40" w:before="0"/>
+            </w:pPr>
+            <w:r>
+              <w:rPr>
+                <w:sz w:val="14"/>
+                <w:szCs w:val="14"/>
+              </w:rPr>
+              <w:t xml:space="preserve"/>
+            </w:r>
+          </w:p>
+          <w:p>
+            <w:pPr>
+              <w:spacing w:after="20" w:before="0"/>
+            </w:pPr>
+            <w:r>
+              <w:rPr>
+                <w:rFonts w:ascii="Arial" w:cs="Arial" w:eastAsia="Arial" w:hAnsi="Arial"/>
+                <w:b/>
+                <w:bCs/>
+                <w:color w:val="1F3864"/>
+                <w:sz w:val="16"/>
+                <w:szCs w:val="16"/>
+              </w:rPr>
+              <w:t xml:space="preserve">📖 EXERCISE:</w:t>
+            </w:r>
+          </w:p>
+          <w:p>
+            <w:pPr>
+              <w:spacing w:after="20" w:before="0"/>
+            </w:pPr>
+            <w:hyperlink w:history="1" r:id="rIdpbufc0dx7bwyqft8ir-vx">
+              <w:r>
+                <w:rPr>
+                  <w:rFonts w:ascii="Arial" w:cs="Arial" w:eastAsia="Arial" w:hAnsi="Arial"/>
+                  <w:color w:val="2E75B6"/>
+                  <w:sz w:val="16"/>
+                  <w:szCs w:val="16"/>
+                  <w:u w:val="single" w:color="2E75B6"/>
+                </w:rPr>
+                <w:t xml:space="preserve">Determine reflections (advanced)</w:t>
+              </w:r>
+            </w:hyperlink>
+          </w:p>
+          <w:p>
+            <w:pPr>
+              <w:spacing w:after="10" w:before="0"/>
+              <w:ind w:left="120"/>
+            </w:pPr>
+            <w:r>
+              <w:rPr>
+                <w:rFonts w:ascii="Arial" w:cs="Arial" w:eastAsia="Arial" w:hAnsi="Arial"/>
+                <w:color w:val="595959"/>
+                <w:sz w:val="14"/>
+                <w:szCs w:val="14"/>
+              </w:rPr>
+              <w:t xml:space="preserve">Source: Khan Academy (English - US curriculum)</w:t>
+            </w:r>
+          </w:p>
+          <w:p>
+            <w:pPr>
+              <w:spacing w:after="10" w:before="0"/>
+              <w:ind w:left="120"/>
+            </w:pPr>
+            <w:hyperlink w:history="1" r:id="rId2p9mkhpb6kljsnexoayk7">
+              <w:r>
+                <w:rPr>
+                  <w:rFonts w:ascii="Arial" w:cs="Arial" w:eastAsia="Arial" w:hAnsi="Arial"/>
+                  <w:color w:val="595959"/>
+                  <w:sz w:val="14"/>
+                  <w:szCs w:val="14"/>
+                  <w:u w:val="single" w:color="595959"/>
+                </w:rPr>
+                <w:t xml:space="preserve">🔍 Search ARES for similar readings</w:t>
+              </w:r>
+            </w:hyperlink>
+          </w:p>
+        </w:tc>
+        <w:tc>
+          <w:tcPr>
+            <w:tcW w:type="dxa" w:w="3040"/>
+            <w:shd w:fill="FFFFFF" w:color="auto" w:val="clear"/>
+            <w:tcMar>
+              <w:top w:type="dxa" w:w="60"/>
+              <w:left w:type="dxa" w:w="120"/>
+              <w:bottom w:type="dxa" w:w="60"/>
+              <w:right w:type="dxa" w:w="120"/>
+            </w:tcMar>
+            <w:vAlign w:val="top"/>
+          </w:tcPr>
+          <w:p>
+            <w:pPr>
+              <w:spacing w:after="40" w:before="0"/>
+              <w:jc w:val="left"/>
+            </w:pPr>
+            <w:r>
+              <w:rPr>
+                <w:rFonts w:ascii="Arial" w:cs="Arial" w:eastAsia="Arial" w:hAnsi="Arial"/>
+                <w:b w:val="false"/>
+                <w:bCs w:val="false"/>
+                <w:i w:val="false"/>
+                <w:iCs w:val="false"/>
+                <w:color w:val="000000"/>
+                <w:sz w:val="18"/>
+                <w:szCs w:val="18"/>
+              </w:rPr>
+              <w:t xml:space="preserve">Each learner receives two sticky notes (or tears a small piece of paper). On the first, they write one question the lesson has raised for them about mirrors, reflection, or symmetry. On the second, they write one thing they are now sure about. The teacher collects the 'question' notes and reads selected ones aloud before grouping them on the class Driving Question Board under three emerging clusters: 'About the IMAGE', 'About the DISTANCE', and 'About the FLIP/REVERSE'. Learners copy the three clusters and their own question into their exercise books as the start of their personal DQB tracker.</w:t>
+            </w:r>
+          </w:p>
+        </w:tc>
+        <w:tc>
+          <w:tcPr>
+            <w:tcW w:type="dxa" w:w="3040"/>
+            <w:shd w:fill="F2F2F2" w:color="auto" w:val="clear"/>
+            <w:tcMar>
+              <w:top w:type="dxa" w:w="60"/>
+              <w:left w:type="dxa" w:w="120"/>
+              <w:bottom w:type="dxa" w:w="60"/>
+              <w:right w:type="dxa" w:w="120"/>
+            </w:tcMar>
+            <w:vAlign w:val="top"/>
+          </w:tcPr>
+          <w:p>
+            <w:pPr>
+              <w:spacing w:after="40" w:before="0"/>
+              <w:jc w:val="left"/>
+            </w:pPr>
+            <w:r>
+              <w:rPr>
+                <w:rFonts w:ascii="Arial" w:cs="Arial" w:eastAsia="Arial" w:hAnsi="Arial"/>
+                <w:b w:val="false"/>
+                <w:bCs w:val="false"/>
+                <w:i w:val="false"/>
+                <w:iCs w:val="false"/>
+                <w:color w:val="000000"/>
+                <w:sz w:val="18"/>
+                <w:szCs w:val="18"/>
+              </w:rPr>
+              <w:t xml:space="preserve">1. Distribute sticky notes. Say: 'You have 2 minutes. Write your most burning question on the first note — something about mirrors or reflection that you genuinely do not yet understand. On the second, write one thing you are now confident about after today's safari.' [WAIT 2 minutes — no talking.] 2. Collect question notes. Read 6–8 aloud without attribution. Say: 'Listen — do these questions sound familiar? Give a thumbs-up if you had a similar question.' 3. Model clustering on the DQB: 'Wanjiru asked: Why does the image appear the same distance behind the mirror as I am in front? That goes under DISTANCE. Otieno asked: Why is the letter A reversed left-right but not upside down? That goes under FLIP/REVERSE.' 4. Invite 2 learners to place remaining notes on the board. 5. Say: 'This board belongs to all of us. Every lesson in this unit, we will come back and answer some of these questions. By the end of the unit, every question on this board should have an answer.' 6. Point to the driving question: 'Why does a mirror show a perfect copy of the world — and where exactly does that copy live?' Write it at the top of the DQB. Say: 'That is the question we are all trying to answer together.'</w:t>
+            </w:r>
+          </w:p>
+        </w:tc>
+        <w:tc>
+          <w:tcPr>
+            <w:tcW w:type="dxa" w:w="3040"/>
+            <w:shd w:fill="FFFFFF" w:color="auto" w:val="clear"/>
+            <w:tcMar>
+              <w:top w:type="dxa" w:w="60"/>
+              <w:left w:type="dxa" w:w="120"/>
+              <w:bottom w:type="dxa" w:w="60"/>
+              <w:right w:type="dxa" w:w="120"/>
+            </w:tcMar>
+            <w:vAlign w:val="top"/>
+          </w:tcPr>
+          <w:p>
+            <w:pPr>
+              <w:spacing w:after="40" w:before="0"/>
+              <w:jc w:val="left"/>
+            </w:pPr>
+            <w:r>
+              <w:rPr>
+                <w:rFonts w:ascii="Arial" w:cs="Arial" w:eastAsia="Arial" w:hAnsi="Arial"/>
+                <w:b w:val="false"/>
+                <w:bCs w:val="false"/>
+                <w:i w:val="false"/>
+                <w:iCs w:val="false"/>
+                <w:color w:val="000000"/>
+                <w:sz w:val="18"/>
+                <w:szCs w:val="18"/>
+              </w:rPr>
+              <w:t xml:space="preserve">Driving Question Board with clustered question sorting. This metacognitive strategy makes learner thinking visible, creates shared intellectual ownership of the unit, and allows the teacher to diagnose which conceptual gaps are most prevalent. Clustering questions into 'IMAGE', 'DISTANCE', and 'FLIP' categories foreshadows the three key properties of reflection (congruence, equidistance, perpendicular bisector) that form the mathematical core of this sub-strand.</w:t>
+            </w:r>
+          </w:p>
+        </w:tc>
+        <w:tc>
+          <w:tcPr>
+            <w:tcW w:type="dxa" w:w="3040"/>
+            <w:shd w:fill="F2F2F2" w:color="auto" w:val="clear"/>
+            <w:tcMar>
+              <w:top w:type="dxa" w:w="60"/>
+              <w:left w:type="dxa" w:w="120"/>
+              <w:bottom w:type="dxa" w:w="60"/>
+              <w:right w:type="dxa" w:w="120"/>
+            </w:tcMar>
+            <w:vAlign w:val="top"/>
+          </w:tcPr>
+          <w:p>
+            <w:pPr>
+              <w:spacing w:after="40" w:before="0"/>
+              <w:jc w:val="left"/>
+            </w:pPr>
+            <w:r>
+              <w:rPr>
+                <w:rFonts w:ascii="Arial" w:cs="Arial" w:eastAsia="Arial" w:hAnsi="Arial"/>
+                <w:b w:val="false"/>
+                <w:bCs w:val="false"/>
+                <w:i w:val="false"/>
+                <w:iCs w:val="false"/>
+                <w:color w:val="000000"/>
+                <w:sz w:val="18"/>
+                <w:szCs w:val="18"/>
+              </w:rPr>
+              <w:t xml:space="preserve">Review the 'sure about' notes: Are learners expressing genuine conceptual understanding ('A square has 4 lines of symmetry because it can be folded in 4 ways that match perfectly') or surface-level recall ('We used mirrors')? Review question notes: Are learners asking mathematical questions ('How do we calculate where the image is?') or only perceptual ones ('Why does my face look different in a mirror?')? The ratio of mathematical to perceptual questions indicates readiness to move into the properties of reflection in Lesson 2.</w:t>
+            </w:r>
+          </w:p>
+        </w:tc>
+      </w:tr>
+      <w:tr>
+        <w:tc>
+          <w:tcPr>
+            <w:tcW w:type="dxa" w:w="1520"/>
+            <w:shd w:fill="D5E8F0" w:color="auto" w:val="clear"/>
+            <w:tcMar>
+              <w:top w:type="dxa" w:w="60"/>
+              <w:left w:type="dxa" w:w="120"/>
+              <w:bottom w:type="dxa" w:w="60"/>
+              <w:right w:type="dxa" w:w="120"/>
+            </w:tcMar>
+            <w:vAlign w:val="top"/>
+          </w:tcPr>
+          <w:p>
+            <w:pPr>
+              <w:spacing w:after="40" w:before="0"/>
+              <w:jc w:val="left"/>
+            </w:pPr>
+            <w:r>
+              <w:rPr>
+                <w:rFonts w:ascii="Arial" w:cs="Arial" w:eastAsia="Arial" w:hAnsi="Arial"/>
+                <w:b/>
+                <w:bCs/>
+                <w:i w:val="false"/>
+                <w:iCs w:val="false"/>
+                <w:color w:val="000000"/>
+                <w:sz w:val="18"/>
+                <w:szCs w:val="18"/>
+              </w:rPr>
+              <w:t xml:space="preserve">Model Building Phase</w:t>
+            </w:r>
+          </w:p>
+          <w:p>
+            <w:pPr>
+              <w:spacing w:after="20" w:before="0"/>
+            </w:pPr>
+            <w:r>
+              <w:rPr>
+                <w:rFonts w:ascii="Arial" w:cs="Arial" w:eastAsia="Arial" w:hAnsi="Arial"/>
+                <w:b/>
+                <w:bCs/>
+                <w:color w:val="1F3864"/>
+                <w:sz w:val="16"/>
+                <w:szCs w:val="16"/>
+              </w:rPr>
+              <w:t xml:space="preserve">📹 VIDEO:</w:t>
+            </w:r>
+          </w:p>
+          <w:p>
+            <w:pPr>
+              <w:spacing w:after="20" w:before="0"/>
+            </w:pPr>
+            <w:hyperlink w:history="1" r:id="rId5gfwzcywjm3ctratwqo6v">
               <w:r>
                 <w:rPr>
                   <w:rFonts w:ascii="Arial" w:cs="Arial" w:eastAsia="Arial" w:hAnsi="Arial"/>
@@ -3404,7 +4322,7 @@
               <w:spacing w:after="10" w:before="0"/>
               <w:ind w:left="120"/>
             </w:pPr>
-            <w:hyperlink w:history="1" r:id="rId2timv_olp2hpcgoklp5u1">
+            <w:hyperlink w:history="1" r:id="rIdwdmqcmyqiwwzuoixre5du">
               <w:r>
                 <w:rPr>
                   <w:rFonts w:ascii="Arial" w:cs="Arial" w:eastAsia="Arial" w:hAnsi="Arial"/>
@@ -3442,626 +4360,14 @@
                 <w:sz w:val="16"/>
                 <w:szCs w:val="16"/>
               </w:rPr>
-              <w:t xml:space="preserve">📖 HTML:</w:t>
+              <w:t xml:space="preserve">📖 EXERCISE:</w:t>
             </w:r>
           </w:p>
           <w:p>
             <w:pPr>
               <w:spacing w:after="20" w:before="0"/>
             </w:pPr>
-            <w:hyperlink w:history="1" r:id="rIdt8a4hv1xvx64586aj_gtr">
-              <w:r>
-                <w:rPr>
-                  <w:rFonts w:ascii="Arial" w:cs="Arial" w:eastAsia="Arial" w:hAnsi="Arial"/>
-                  <w:color w:val="2E75B6"/>
-                  <w:sz w:val="16"/>
-                  <w:szCs w:val="16"/>
-                  <w:u w:val="single" w:color="2E75B6"/>
-                </w:rPr>
-                <w:t xml:space="preserve">Reflections in a Plane Mirror (PLIX)</w:t>
-              </w:r>
-            </w:hyperlink>
-          </w:p>
-          <w:p>
-            <w:pPr>
-              <w:spacing w:after="10" w:before="0"/>
-              <w:ind w:left="120"/>
-            </w:pPr>
-            <w:r>
-              <w:rPr>
-                <w:rFonts w:ascii="Arial" w:cs="Arial" w:eastAsia="Arial" w:hAnsi="Arial"/>
-                <w:color w:val="595959"/>
-                <w:sz w:val="14"/>
-                <w:szCs w:val="14"/>
-              </w:rPr>
-              <w:t xml:space="preserve">Source: CK-12</w:t>
-            </w:r>
-          </w:p>
-          <w:p>
-            <w:pPr>
-              <w:spacing w:after="10" w:before="0"/>
-              <w:ind w:left="120"/>
-            </w:pPr>
-            <w:hyperlink w:history="1" r:id="rId8c-takfzwlaq8krh0psiy">
-              <w:r>
-                <w:rPr>
-                  <w:rFonts w:ascii="Arial" w:cs="Arial" w:eastAsia="Arial" w:hAnsi="Arial"/>
-                  <w:color w:val="595959"/>
-                  <w:sz w:val="14"/>
-                  <w:szCs w:val="14"/>
-                  <w:u w:val="single" w:color="595959"/>
-                </w:rPr>
-                <w:t xml:space="preserve">🔍 Search ARES for similar readings</w:t>
-              </w:r>
-            </w:hyperlink>
-          </w:p>
-        </w:tc>
-        <w:tc>
-          <w:tcPr>
-            <w:tcW w:type="dxa" w:w="3040"/>
-            <w:shd w:fill="FFFFFF" w:color="auto" w:val="clear"/>
-            <w:tcMar>
-              <w:top w:type="dxa" w:w="60"/>
-              <w:left w:type="dxa" w:w="120"/>
-              <w:bottom w:type="dxa" w:w="60"/>
-              <w:right w:type="dxa" w:w="120"/>
-            </w:tcMar>
-            <w:vAlign w:val="top"/>
-          </w:tcPr>
-          <w:p>
-            <w:pPr>
-              <w:spacing w:after="40" w:before="0"/>
-              <w:jc w:val="left"/>
-            </w:pPr>
-            <w:r>
-              <w:rPr>
-                <w:rFonts w:ascii="Arial" w:cs="Arial" w:eastAsia="Arial" w:hAnsi="Arial"/>
-                <w:b w:val="false"/>
-                <w:bCs w:val="false"/>
-                <w:i w:val="false"/>
-                <w:iCs w:val="false"/>
-                <w:color w:val="000000"/>
-                <w:sz w:val="18"/>
-                <w:szCs w:val="18"/>
-              </w:rPr>
-              <w:t xml:space="preserve">Learners work in groups of four for the Symmetry Safari. Each group receives: a set of pre-cut paper shapes (rectangle, square, equilateral triangle, circle, scalene triangle, regular hexagon), two leaves collected from the school compound, one Kanga fabric swatch (approx. 10 cm × 10 cm), one bottle cap, and one small acrylic plane mirror. Task 1 — Folding Test: Learners fold each shape and object to find all lines of symmetry, marking each fold line with a pencil. Task 2 — Mirror Test: Learners place the plane mirror along each proposed fold line to verify whether the reflected half matches the other half exactly. Task 3 — Recording: Groups complete a class results table (drawn in exercise books) with columns: Object/Shape | Predicted lines of symmetry | Lines found by folding | Lines confirmed by mirror. Groups also sketch the letter 'A' mirror test result observed at the front of the class and add it to their table. Total activity time: 12 minutes.</w:t>
-            </w:r>
-          </w:p>
-        </w:tc>
-        <w:tc>
-          <w:tcPr>
-            <w:tcW w:type="dxa" w:w="3040"/>
-            <w:shd w:fill="F2F2F2" w:color="auto" w:val="clear"/>
-            <w:tcMar>
-              <w:top w:type="dxa" w:w="60"/>
-              <w:left w:type="dxa" w:w="120"/>
-              <w:bottom w:type="dxa" w:w="60"/>
-              <w:right w:type="dxa" w:w="120"/>
-            </w:tcMar>
-            <w:vAlign w:val="top"/>
-          </w:tcPr>
-          <w:p>
-            <w:pPr>
-              <w:spacing w:after="40" w:before="0"/>
-              <w:jc w:val="left"/>
-            </w:pPr>
-            <w:r>
-              <w:rPr>
-                <w:rFonts w:ascii="Arial" w:cs="Arial" w:eastAsia="Arial" w:hAnsi="Arial"/>
-                <w:b w:val="false"/>
-                <w:bCs w:val="false"/>
-                <w:i w:val="false"/>
-                <w:iCs w:val="false"/>
-                <w:color w:val="000000"/>
-                <w:sz w:val="18"/>
-                <w:szCs w:val="18"/>
-              </w:rPr>
-              <w:t xml:space="preserve">1. Distribute materials. Say: 'Your job is to be symmetry detectives. Use folding AND the mirror to find every line of symmetry in each object. Record everything in your table. You have 12 minutes — start now.' 2. At the 4-minute mark, circulate and prompt any group that is only folding and not using the mirror: 'Have you tried placing the mirror along that fold line? What do you notice when you do?' [WAIT 10 seconds for response before moving on.] 3. At the 8-minute mark, pose a challenge to groups that finish early: 'Can you find a shape with zero lines of symmetry? Can you find one with infinite lines of symmetry? Add those to your table.' 4. At the 12-minute mark, say: 'Pencils down. Each group, count the total number of different symmetry values you found across all shapes. We will share results now.' 5. Cold-call 4 groups to report one shape each. Ask: 'Group 3 — Fatuma, how many lines did the equilateral triangle have, and how did the mirror help you confirm that?' [WAIT 10 seconds.]</w:t>
-            </w:r>
-          </w:p>
-        </w:tc>
-        <w:tc>
-          <w:tcPr>
-            <w:tcW w:type="dxa" w:w="3040"/>
-            <w:shd w:fill="FFFFFF" w:color="auto" w:val="clear"/>
-            <w:tcMar>
-              <w:top w:type="dxa" w:w="60"/>
-              <w:left w:type="dxa" w:w="120"/>
-              <w:bottom w:type="dxa" w:w="60"/>
-              <w:right w:type="dxa" w:w="120"/>
-            </w:tcMar>
-            <w:vAlign w:val="top"/>
-          </w:tcPr>
-          <w:p>
-            <w:pPr>
-              <w:spacing w:after="40" w:before="0"/>
-              <w:jc w:val="left"/>
-            </w:pPr>
-            <w:r>
-              <w:rPr>
-                <w:rFonts w:ascii="Arial" w:cs="Arial" w:eastAsia="Arial" w:hAnsi="Arial"/>
-                <w:b w:val="false"/>
-                <w:bCs w:val="false"/>
-                <w:i w:val="false"/>
-                <w:iCs w:val="false"/>
-                <w:color w:val="000000"/>
-                <w:sz w:val="18"/>
-                <w:szCs w:val="18"/>
-              </w:rPr>
-              <w:t xml:space="preserve">Concrete-Representational-Abstract (CRA) via guided inquiry. Learners begin with physical folding (concrete), move to mirror verification (representational — the mirror creates an image), and record in a symbolic table (abstract notation). Connecting the plane mirror directly to the fold line builds the geometric intuition that a line of symmetry IS a mirror line — a key conceptual bridge to all subsequent lessons on reflection.</w:t>
-            </w:r>
-          </w:p>
-        </w:tc>
-        <w:tc>
-          <w:tcPr>
-            <w:tcW w:type="dxa" w:w="3040"/>
-            <w:shd w:fill="F2F2F2" w:color="auto" w:val="clear"/>
-            <w:tcMar>
-              <w:top w:type="dxa" w:w="60"/>
-              <w:left w:type="dxa" w:w="120"/>
-              <w:bottom w:type="dxa" w:w="60"/>
-              <w:right w:type="dxa" w:w="120"/>
-            </w:tcMar>
-            <w:vAlign w:val="top"/>
-          </w:tcPr>
-          <w:p>
-            <w:pPr>
-              <w:spacing w:after="40" w:before="0"/>
-              <w:jc w:val="left"/>
-            </w:pPr>
-            <w:r>
-              <w:rPr>
-                <w:rFonts w:ascii="Arial" w:cs="Arial" w:eastAsia="Arial" w:hAnsi="Arial"/>
-                <w:b w:val="false"/>
-                <w:bCs w:val="false"/>
-                <w:i w:val="false"/>
-                <w:iCs w:val="false"/>
-                <w:color w:val="000000"/>
-                <w:sz w:val="18"/>
-                <w:szCs w:val="18"/>
-              </w:rPr>
-              <w:t xml:space="preserve">Observe group tables during circulation: (a) Does the group correctly identify that a circle has infinite lines of symmetry? (b) Does the group distinguish between a square (4 lines) and a rectangle (2 lines)? (c) Does the group correctly record 0 lines for the scalene triangle? (d) Is the mirror being placed on the fold line correctly, or is it being held at random angles? These observations reveal whether learners understand that a line of symmetry must produce a perfect match — the core property of reflection.</w:t>
-            </w:r>
-          </w:p>
-        </w:tc>
-      </w:tr>
-      <w:tr>
-        <w:tc>
-          <w:tcPr>
-            <w:tcW w:type="dxa" w:w="1520"/>
-            <w:shd w:fill="E2EFDA" w:color="auto" w:val="clear"/>
-            <w:tcMar>
-              <w:top w:type="dxa" w:w="60"/>
-              <w:left w:type="dxa" w:w="120"/>
-              <w:bottom w:type="dxa" w:w="60"/>
-              <w:right w:type="dxa" w:w="120"/>
-            </w:tcMar>
-            <w:vAlign w:val="top"/>
-          </w:tcPr>
-          <w:p>
-            <w:pPr>
-              <w:spacing w:after="40" w:before="0"/>
-              <w:jc w:val="left"/>
-            </w:pPr>
-            <w:r>
-              <w:rPr>
-                <w:rFonts w:ascii="Arial" w:cs="Arial" w:eastAsia="Arial" w:hAnsi="Arial"/>
-                <w:b/>
-                <w:bCs/>
-                <w:i w:val="false"/>
-                <w:iCs w:val="false"/>
-                <w:color w:val="000000"/>
-                <w:sz w:val="18"/>
-                <w:szCs w:val="18"/>
-              </w:rPr>
-              <w:t xml:space="preserve">Explain Phase</w:t>
-            </w:r>
-          </w:p>
-          <w:p>
-            <w:pPr>
-              <w:spacing w:after="20" w:before="0"/>
-            </w:pPr>
-            <w:r>
-              <w:rPr>
-                <w:rFonts w:ascii="Arial" w:cs="Arial" w:eastAsia="Arial" w:hAnsi="Arial"/>
-                <w:b/>
-                <w:bCs/>
-                <w:color w:val="1F3864"/>
-                <w:sz w:val="16"/>
-                <w:szCs w:val="16"/>
-              </w:rPr>
-              <w:t xml:space="preserve">📹 VIDEO:</w:t>
-            </w:r>
-          </w:p>
-          <w:p>
-            <w:pPr>
-              <w:spacing w:after="20" w:before="0"/>
-            </w:pPr>
-            <w:hyperlink w:history="1" r:id="rIdpllzaqzj0vibrtz78t_so">
-              <w:r>
-                <w:rPr>
-                  <w:rFonts w:ascii="Arial" w:cs="Arial" w:eastAsia="Arial" w:hAnsi="Arial"/>
-                  <w:color w:val="2E75B6"/>
-                  <w:sz w:val="16"/>
-                  <w:szCs w:val="16"/>
-                  <w:u w:val="single" w:color="2E75B6"/>
-                </w:rPr>
-                <w:t xml:space="preserve">Determining reflections</w:t>
-              </w:r>
-            </w:hyperlink>
-          </w:p>
-          <w:p>
-            <w:pPr>
-              <w:spacing w:after="10" w:before="0"/>
-              <w:ind w:left="120"/>
-            </w:pPr>
-            <w:r>
-              <w:rPr>
-                <w:rFonts w:ascii="Arial" w:cs="Arial" w:eastAsia="Arial" w:hAnsi="Arial"/>
-                <w:color w:val="595959"/>
-                <w:sz w:val="14"/>
-                <w:szCs w:val="14"/>
-              </w:rPr>
-              <w:t xml:space="preserve">Source: Khan Academy (English - US curriculum)</w:t>
-            </w:r>
-          </w:p>
-          <w:p>
-            <w:pPr>
-              <w:spacing w:after="10" w:before="0"/>
-              <w:ind w:left="120"/>
-            </w:pPr>
-            <w:hyperlink w:history="1" r:id="rIdiqc8pimxeouerbxh2cqom">
-              <w:r>
-                <w:rPr>
-                  <w:rFonts w:ascii="Arial" w:cs="Arial" w:eastAsia="Arial" w:hAnsi="Arial"/>
-                  <w:color w:val="595959"/>
-                  <w:sz w:val="14"/>
-                  <w:szCs w:val="14"/>
-                  <w:u w:val="single" w:color="595959"/>
-                </w:rPr>
-                <w:t xml:space="preserve">🔍 Search ARES for similar videos</w:t>
-              </w:r>
-            </w:hyperlink>
-          </w:p>
-          <w:p>
-            <w:pPr>
-              <w:spacing w:after="40" w:before="0"/>
-            </w:pPr>
-            <w:r>
-              <w:rPr>
-                <w:sz w:val="14"/>
-                <w:szCs w:val="14"/>
-              </w:rPr>
-              <w:t xml:space="preserve"/>
-            </w:r>
-          </w:p>
-          <w:p>
-            <w:pPr>
-              <w:spacing w:after="20" w:before="0"/>
-            </w:pPr>
-            <w:r>
-              <w:rPr>
-                <w:rFonts w:ascii="Arial" w:cs="Arial" w:eastAsia="Arial" w:hAnsi="Arial"/>
-                <w:b/>
-                <w:bCs/>
-                <w:color w:val="1F3864"/>
-                <w:sz w:val="16"/>
-                <w:szCs w:val="16"/>
-              </w:rPr>
-              <w:t xml:space="preserve">📖 EXERCISE:</w:t>
-            </w:r>
-          </w:p>
-          <w:p>
-            <w:pPr>
-              <w:spacing w:after="20" w:before="0"/>
-            </w:pPr>
-            <w:hyperlink w:history="1" r:id="rIdmaphcku_z5axokes64vgu">
-              <w:r>
-                <w:rPr>
-                  <w:rFonts w:ascii="Arial" w:cs="Arial" w:eastAsia="Arial" w:hAnsi="Arial"/>
-                  <w:color w:val="2E75B6"/>
-                  <w:sz w:val="16"/>
-                  <w:szCs w:val="16"/>
-                  <w:u w:val="single" w:color="2E75B6"/>
-                </w:rPr>
-                <w:t xml:space="preserve">Identify line symmetry</w:t>
-              </w:r>
-            </w:hyperlink>
-          </w:p>
-          <w:p>
-            <w:pPr>
-              <w:spacing w:after="10" w:before="0"/>
-              <w:ind w:left="120"/>
-            </w:pPr>
-            <w:r>
-              <w:rPr>
-                <w:rFonts w:ascii="Arial" w:cs="Arial" w:eastAsia="Arial" w:hAnsi="Arial"/>
-                <w:color w:val="595959"/>
-                <w:sz w:val="14"/>
-                <w:szCs w:val="14"/>
-              </w:rPr>
-              <w:t xml:space="preserve">Source: Khan Academy (English - US curriculum)</w:t>
-            </w:r>
-          </w:p>
-          <w:p>
-            <w:pPr>
-              <w:spacing w:after="10" w:before="0"/>
-              <w:ind w:left="120"/>
-            </w:pPr>
-            <w:hyperlink w:history="1" r:id="rIdwqmz2u3gprr5broqh0rzs">
-              <w:r>
-                <w:rPr>
-                  <w:rFonts w:ascii="Arial" w:cs="Arial" w:eastAsia="Arial" w:hAnsi="Arial"/>
-                  <w:color w:val="595959"/>
-                  <w:sz w:val="14"/>
-                  <w:szCs w:val="14"/>
-                  <w:u w:val="single" w:color="595959"/>
-                </w:rPr>
-                <w:t xml:space="preserve">🔍 Search ARES for similar readings</w:t>
-              </w:r>
-            </w:hyperlink>
-          </w:p>
-        </w:tc>
-        <w:tc>
-          <w:tcPr>
-            <w:tcW w:type="dxa" w:w="3040"/>
-            <w:shd w:fill="FFFFFF" w:color="auto" w:val="clear"/>
-            <w:tcMar>
-              <w:top w:type="dxa" w:w="60"/>
-              <w:left w:type="dxa" w:w="120"/>
-              <w:bottom w:type="dxa" w:w="60"/>
-              <w:right w:type="dxa" w:w="120"/>
-            </w:tcMar>
-            <w:vAlign w:val="top"/>
-          </w:tcPr>
-          <w:p>
-            <w:pPr>
-              <w:spacing w:after="40" w:before="0"/>
-              <w:jc w:val="left"/>
-            </w:pPr>
-            <w:r>
-              <w:rPr>
-                <w:rFonts w:ascii="Arial" w:cs="Arial" w:eastAsia="Arial" w:hAnsi="Arial"/>
-                <w:b w:val="false"/>
-                <w:bCs w:val="false"/>
-                <w:i w:val="false"/>
-                <w:iCs w:val="false"/>
-                <w:color w:val="000000"/>
-                <w:sz w:val="18"/>
-                <w:szCs w:val="18"/>
-              </w:rPr>
-              <w:t xml:space="preserve">Groups share results and the class builds a consensus table on the board. The teacher then connects findings back to the phenomenon: the letter 'A' and the Kanga swatch are revisited. Learners are guided to articulate a working definition of a line of symmetry in their own words, then refine it using the mathematical language introduced by the teacher. Learners individually write a definition in their exercise books and answer two consolidation questions: (1) 'A regular hexagon has ___ lines of symmetry. Draw them.' (2) 'The letter A has ___ line(s) of symmetry. The letter S has ___ line(s) of symmetry. Explain the difference.' Learners then return to their original predictions and annotate them: 'I was right / I need to revise this because ___.'</w:t>
-            </w:r>
-          </w:p>
-        </w:tc>
-        <w:tc>
-          <w:tcPr>
-            <w:tcW w:type="dxa" w:w="3040"/>
-            <w:shd w:fill="F2F2F2" w:color="auto" w:val="clear"/>
-            <w:tcMar>
-              <w:top w:type="dxa" w:w="60"/>
-              <w:left w:type="dxa" w:w="120"/>
-              <w:bottom w:type="dxa" w:w="60"/>
-              <w:right w:type="dxa" w:w="120"/>
-            </w:tcMar>
-            <w:vAlign w:val="top"/>
-          </w:tcPr>
-          <w:p>
-            <w:pPr>
-              <w:spacing w:after="40" w:before="0"/>
-              <w:jc w:val="left"/>
-            </w:pPr>
-            <w:r>
-              <w:rPr>
-                <w:rFonts w:ascii="Arial" w:cs="Arial" w:eastAsia="Arial" w:hAnsi="Arial"/>
-                <w:b w:val="false"/>
-                <w:bCs w:val="false"/>
-                <w:i w:val="false"/>
-                <w:iCs w:val="false"/>
-                <w:color w:val="000000"/>
-                <w:sz w:val="18"/>
-                <w:szCs w:val="18"/>
-              </w:rPr>
-              <w:t xml:space="preserve">1. Build the consensus table on the board by cold-calling one reporter per group. After each group reports, ask the class: 'Does anyone want to challenge or add to that?' [WAIT 10 seconds.] 2. Point to the letter 'A' on the board. Say: 'Based on your safari, Juma — where is the line of symmetry of letter A, and what does that tell us about the mirror image we saw?' [WAIT 15 seconds. If no response, prompt: 'Think about where you would fold the letter A so both halves match perfectly.'] 3. Introduce the formal definition: 'A line of symmetry divides a figure into two congruent halves that are mirror images of each other. We also call it a mirror line.' Write this verbatim on the board. Say: 'Copy this definition and then write it again in your own words.' 4. Cold-call 3 learners to read their own-words definitions aloud. Affirm correct use of 'congruent', 'halves', and 'mirror image'. 5. Connect to phenomenon: 'So when Amara checked her uniform in the mirror this morning — which line of symmetry was the mirror acting as?' [WAIT 15 seconds. Cold-call 2 learners.] 6. Pose the consolidation questions. Give 4 minutes of silent individual work. Cold-call 2 learners to explain question 2.</w:t>
-            </w:r>
-          </w:p>
-        </w:tc>
-        <w:tc>
-          <w:tcPr>
-            <w:tcW w:type="dxa" w:w="3040"/>
-            <w:shd w:fill="FFFFFF" w:color="auto" w:val="clear"/>
-            <w:tcMar>
-              <w:top w:type="dxa" w:w="60"/>
-              <w:left w:type="dxa" w:w="120"/>
-              <w:bottom w:type="dxa" w:w="60"/>
-              <w:right w:type="dxa" w:w="120"/>
-            </w:tcMar>
-            <w:vAlign w:val="top"/>
-          </w:tcPr>
-          <w:p>
-            <w:pPr>
-              <w:spacing w:after="40" w:before="0"/>
-              <w:jc w:val="left"/>
-            </w:pPr>
-            <w:r>
-              <w:rPr>
-                <w:rFonts w:ascii="Arial" w:cs="Arial" w:eastAsia="Arial" w:hAnsi="Arial"/>
-                <w:b w:val="false"/>
-                <w:bCs w:val="false"/>
-                <w:i w:val="false"/>
-                <w:iCs w:val="false"/>
-                <w:color w:val="000000"/>
-                <w:sz w:val="18"/>
-                <w:szCs w:val="18"/>
-              </w:rPr>
-              <w:t xml:space="preserve">Claim-Evidence-Reasoning (CER) discussion. Learners are asked to make a claim (e.g., 'A rectangle has 2 lines of symmetry'), cite evidence from their folding/mirror activity, and provide geometric reasoning. This strategy develops mathematical communication and connects the hands-on observation to formal geometric language, directly building toward the properties of reflection that will be formalised in Lesson 2.</w:t>
-            </w:r>
-          </w:p>
-        </w:tc>
-        <w:tc>
-          <w:tcPr>
-            <w:tcW w:type="dxa" w:w="3040"/>
-            <w:shd w:fill="F2F2F2" w:color="auto" w:val="clear"/>
-            <w:tcMar>
-              <w:top w:type="dxa" w:w="60"/>
-              <w:left w:type="dxa" w:w="120"/>
-              <w:bottom w:type="dxa" w:w="60"/>
-              <w:right w:type="dxa" w:w="120"/>
-            </w:tcMar>
-            <w:vAlign w:val="top"/>
-          </w:tcPr>
-          <w:p>
-            <w:pPr>
-              <w:spacing w:after="40" w:before="0"/>
-              <w:jc w:val="left"/>
-            </w:pPr>
-            <w:r>
-              <w:rPr>
-                <w:rFonts w:ascii="Arial" w:cs="Arial" w:eastAsia="Arial" w:hAnsi="Arial"/>
-                <w:b w:val="false"/>
-                <w:bCs w:val="false"/>
-                <w:i w:val="false"/>
-                <w:iCs w:val="false"/>
-                <w:color w:val="000000"/>
-                <w:sz w:val="18"/>
-                <w:szCs w:val="18"/>
-              </w:rPr>
-              <w:t xml:space="preserve">Collect the 'I was right / I need to revise' annotation as an exit indicator. Specifically look for: (a) Whether learners now correctly identify 1 vertical line of symmetry for letter A (not 0, not 2). (b) Whether learners distinguish between a shape having a line of symmetry and 'looking nice' — evidence of conceptual rather than aesthetic understanding. (c) Whether at least 80% of learners can correctly state the number of lines for square, rectangle, equilateral triangle, and circle in the consensus table.</w:t>
-            </w:r>
-          </w:p>
-        </w:tc>
-      </w:tr>
-      <w:tr>
-        <w:tc>
-          <w:tcPr>
-            <w:tcW w:type="dxa" w:w="1520"/>
-            <w:shd w:fill="FCE4D6" w:color="auto" w:val="clear"/>
-            <w:tcMar>
-              <w:top w:type="dxa" w:w="60"/>
-              <w:left w:type="dxa" w:w="120"/>
-              <w:bottom w:type="dxa" w:w="60"/>
-              <w:right w:type="dxa" w:w="120"/>
-            </w:tcMar>
-            <w:vAlign w:val="top"/>
-          </w:tcPr>
-          <w:p>
-            <w:pPr>
-              <w:spacing w:after="40" w:before="0"/>
-              <w:jc w:val="left"/>
-            </w:pPr>
-            <w:r>
-              <w:rPr>
-                <w:rFonts w:ascii="Arial" w:cs="Arial" w:eastAsia="Arial" w:hAnsi="Arial"/>
-                <w:b/>
-                <w:bCs/>
-                <w:i w:val="false"/>
-                <w:iCs w:val="false"/>
-                <w:color w:val="000000"/>
-                <w:sz w:val="18"/>
-                <w:szCs w:val="18"/>
-              </w:rPr>
-              <w:t xml:space="preserve">Driving Question Board (DQB) Creation</w:t>
-            </w:r>
-          </w:p>
-          <w:p>
-            <w:pPr>
-              <w:spacing w:after="20" w:before="0"/>
-            </w:pPr>
-            <w:r>
-              <w:rPr>
-                <w:rFonts w:ascii="Arial" w:cs="Arial" w:eastAsia="Arial" w:hAnsi="Arial"/>
-                <w:b/>
-                <w:bCs/>
-                <w:color w:val="1F3864"/>
-                <w:sz w:val="16"/>
-                <w:szCs w:val="16"/>
-              </w:rPr>
-              <w:t xml:space="preserve">📹 VIDEO:</w:t>
-            </w:r>
-          </w:p>
-          <w:p>
-            <w:pPr>
-              <w:spacing w:after="20" w:before="0"/>
-            </w:pPr>
-            <w:hyperlink w:history="1" r:id="rIdexoqtrnrx5o7iyxgkjf2u">
-              <w:r>
-                <w:rPr>
-                  <w:rFonts w:ascii="Arial" w:cs="Arial" w:eastAsia="Arial" w:hAnsi="Arial"/>
-                  <w:color w:val="2E75B6"/>
-                  <w:sz w:val="16"/>
-                  <w:szCs w:val="16"/>
-                  <w:u w:val="single" w:color="2E75B6"/>
-                </w:rPr>
-                <w:t xml:space="preserve">Finding features of quadratic functions</w:t>
-              </w:r>
-            </w:hyperlink>
-          </w:p>
-          <w:p>
-            <w:pPr>
-              <w:spacing w:after="10" w:before="0"/>
-              <w:ind w:left="120"/>
-            </w:pPr>
-            <w:r>
-              <w:rPr>
-                <w:rFonts w:ascii="Arial" w:cs="Arial" w:eastAsia="Arial" w:hAnsi="Arial"/>
-                <w:color w:val="595959"/>
-                <w:sz w:val="14"/>
-                <w:szCs w:val="14"/>
-              </w:rPr>
-              <w:t xml:space="preserve">Source: Khan Academy (English - US curriculum)</w:t>
-            </w:r>
-          </w:p>
-          <w:p>
-            <w:pPr>
-              <w:spacing w:after="10" w:before="0"/>
-              <w:ind w:left="120"/>
-            </w:pPr>
-            <w:hyperlink w:history="1" r:id="rId9ft-bm2sac3gkksgngyqb">
-              <w:r>
-                <w:rPr>
-                  <w:rFonts w:ascii="Arial" w:cs="Arial" w:eastAsia="Arial" w:hAnsi="Arial"/>
-                  <w:color w:val="595959"/>
-                  <w:sz w:val="14"/>
-                  <w:szCs w:val="14"/>
-                  <w:u w:val="single" w:color="595959"/>
-                </w:rPr>
-                <w:t xml:space="preserve">🔍 Search ARES for similar videos</w:t>
-              </w:r>
-            </w:hyperlink>
-          </w:p>
-          <w:p>
-            <w:pPr>
-              <w:spacing w:after="40" w:before="0"/>
-            </w:pPr>
-            <w:r>
-              <w:rPr>
-                <w:sz w:val="14"/>
-                <w:szCs w:val="14"/>
-              </w:rPr>
-              <w:t xml:space="preserve"/>
-            </w:r>
-          </w:p>
-          <w:p>
-            <w:pPr>
-              <w:spacing w:after="20" w:before="0"/>
-            </w:pPr>
-            <w:r>
-              <w:rPr>
-                <w:rFonts w:ascii="Arial" w:cs="Arial" w:eastAsia="Arial" w:hAnsi="Arial"/>
-                <w:b/>
-                <w:bCs/>
-                <w:color w:val="1F3864"/>
-                <w:sz w:val="16"/>
-                <w:szCs w:val="16"/>
-              </w:rPr>
-              <w:t xml:space="preserve">📖 EXERCISE:</w:t>
-            </w:r>
-          </w:p>
-          <w:p>
-            <w:pPr>
-              <w:spacing w:after="20" w:before="0"/>
-            </w:pPr>
-            <w:hyperlink w:history="1" r:id="rId9tnm3i_usnhujsk-jowxu">
+            <w:hyperlink w:history="1" r:id="rId7z8ogg047dcjo2blp9t2n">
               <w:r>
                 <w:rPr>
                   <w:rFonts w:ascii="Arial" w:cs="Arial" w:eastAsia="Arial" w:hAnsi="Arial"/>
@@ -4094,313 +4400,7 @@
               <w:spacing w:after="10" w:before="0"/>
               <w:ind w:left="120"/>
             </w:pPr>
-            <w:hyperlink w:history="1" r:id="rIdejdtkucbv9h7xftztypnz">
-              <w:r>
-                <w:rPr>
-                  <w:rFonts w:ascii="Arial" w:cs="Arial" w:eastAsia="Arial" w:hAnsi="Arial"/>
-                  <w:color w:val="595959"/>
-                  <w:sz w:val="14"/>
-                  <w:szCs w:val="14"/>
-                  <w:u w:val="single" w:color="595959"/>
-                </w:rPr>
-                <w:t xml:space="preserve">🔍 Search ARES for similar readings</w:t>
-              </w:r>
-            </w:hyperlink>
-          </w:p>
-        </w:tc>
-        <w:tc>
-          <w:tcPr>
-            <w:tcW w:type="dxa" w:w="3040"/>
-            <w:shd w:fill="FFFFFF" w:color="auto" w:val="clear"/>
-            <w:tcMar>
-              <w:top w:type="dxa" w:w="60"/>
-              <w:left w:type="dxa" w:w="120"/>
-              <w:bottom w:type="dxa" w:w="60"/>
-              <w:right w:type="dxa" w:w="120"/>
-            </w:tcMar>
-            <w:vAlign w:val="top"/>
-          </w:tcPr>
-          <w:p>
-            <w:pPr>
-              <w:spacing w:after="40" w:before="0"/>
-              <w:jc w:val="left"/>
-            </w:pPr>
-            <w:r>
-              <w:rPr>
-                <w:rFonts w:ascii="Arial" w:cs="Arial" w:eastAsia="Arial" w:hAnsi="Arial"/>
-                <w:b w:val="false"/>
-                <w:bCs w:val="false"/>
-                <w:i w:val="false"/>
-                <w:iCs w:val="false"/>
-                <w:color w:val="000000"/>
-                <w:sz w:val="18"/>
-                <w:szCs w:val="18"/>
-              </w:rPr>
-              <w:t xml:space="preserve">Each learner receives two sticky notes (or tears a small piece of paper). On the first, they write one question the lesson has raised for them about mirrors, reflection, or symmetry. On the second, they write one thing they are now sure about. The teacher collects the 'question' notes and reads selected ones aloud before grouping them on the class Driving Question Board under three emerging clusters: 'About the IMAGE', 'About the DISTANCE', and 'About the FLIP/REVERSE'. Learners copy the three clusters and their own question into their exercise books as the start of their personal DQB tracker.</w:t>
-            </w:r>
-          </w:p>
-        </w:tc>
-        <w:tc>
-          <w:tcPr>
-            <w:tcW w:type="dxa" w:w="3040"/>
-            <w:shd w:fill="F2F2F2" w:color="auto" w:val="clear"/>
-            <w:tcMar>
-              <w:top w:type="dxa" w:w="60"/>
-              <w:left w:type="dxa" w:w="120"/>
-              <w:bottom w:type="dxa" w:w="60"/>
-              <w:right w:type="dxa" w:w="120"/>
-            </w:tcMar>
-            <w:vAlign w:val="top"/>
-          </w:tcPr>
-          <w:p>
-            <w:pPr>
-              <w:spacing w:after="40" w:before="0"/>
-              <w:jc w:val="left"/>
-            </w:pPr>
-            <w:r>
-              <w:rPr>
-                <w:rFonts w:ascii="Arial" w:cs="Arial" w:eastAsia="Arial" w:hAnsi="Arial"/>
-                <w:b w:val="false"/>
-                <w:bCs w:val="false"/>
-                <w:i w:val="false"/>
-                <w:iCs w:val="false"/>
-                <w:color w:val="000000"/>
-                <w:sz w:val="18"/>
-                <w:szCs w:val="18"/>
-              </w:rPr>
-              <w:t xml:space="preserve">1. Distribute sticky notes. Say: 'You have 2 minutes. Write your most burning question on the first note — something about mirrors or reflection that you genuinely do not yet understand. On the second, write one thing you are now confident about after today's safari.' [WAIT 2 minutes — no talking.] 2. Collect question notes. Read 6–8 aloud without attribution. Say: 'Listen — do these questions sound familiar? Give a thumbs-up if you had a similar question.' 3. Model clustering on the DQB: 'Wanjiru asked: Why does the image appear the same distance behind the mirror as I am in front? That goes under DISTANCE. Otieno asked: Why is the letter A reversed left-right but not upside down? That goes under FLIP/REVERSE.' 4. Invite 2 learners to place remaining notes on the board. 5. Say: 'This board belongs to all of us. Every lesson in this unit, we will come back and answer some of these questions. By the end of the unit, every question on this board should have an answer.' 6. Point to the driving question: 'Why does a mirror show a perfect copy of the world — and where exactly does that copy live?' Write it at the top of the DQB. Say: 'That is the question we are all trying to answer together.'</w:t>
-            </w:r>
-          </w:p>
-        </w:tc>
-        <w:tc>
-          <w:tcPr>
-            <w:tcW w:type="dxa" w:w="3040"/>
-            <w:shd w:fill="FFFFFF" w:color="auto" w:val="clear"/>
-            <w:tcMar>
-              <w:top w:type="dxa" w:w="60"/>
-              <w:left w:type="dxa" w:w="120"/>
-              <w:bottom w:type="dxa" w:w="60"/>
-              <w:right w:type="dxa" w:w="120"/>
-            </w:tcMar>
-            <w:vAlign w:val="top"/>
-          </w:tcPr>
-          <w:p>
-            <w:pPr>
-              <w:spacing w:after="40" w:before="0"/>
-              <w:jc w:val="left"/>
-            </w:pPr>
-            <w:r>
-              <w:rPr>
-                <w:rFonts w:ascii="Arial" w:cs="Arial" w:eastAsia="Arial" w:hAnsi="Arial"/>
-                <w:b w:val="false"/>
-                <w:bCs w:val="false"/>
-                <w:i w:val="false"/>
-                <w:iCs w:val="false"/>
-                <w:color w:val="000000"/>
-                <w:sz w:val="18"/>
-                <w:szCs w:val="18"/>
-              </w:rPr>
-              <w:t xml:space="preserve">Driving Question Board with clustered question sorting. This metacognitive strategy makes learner thinking visible, creates shared intellectual ownership of the unit, and allows the teacher to diagnose which conceptual gaps are most prevalent. Clustering questions into 'IMAGE', 'DISTANCE', and 'FLIP' categories foreshadows the three key properties of reflection (congruence, equidistance, perpendicular bisector) that form the mathematical core of this sub-strand.</w:t>
-            </w:r>
-          </w:p>
-        </w:tc>
-        <w:tc>
-          <w:tcPr>
-            <w:tcW w:type="dxa" w:w="3040"/>
-            <w:shd w:fill="F2F2F2" w:color="auto" w:val="clear"/>
-            <w:tcMar>
-              <w:top w:type="dxa" w:w="60"/>
-              <w:left w:type="dxa" w:w="120"/>
-              <w:bottom w:type="dxa" w:w="60"/>
-              <w:right w:type="dxa" w:w="120"/>
-            </w:tcMar>
-            <w:vAlign w:val="top"/>
-          </w:tcPr>
-          <w:p>
-            <w:pPr>
-              <w:spacing w:after="40" w:before="0"/>
-              <w:jc w:val="left"/>
-            </w:pPr>
-            <w:r>
-              <w:rPr>
-                <w:rFonts w:ascii="Arial" w:cs="Arial" w:eastAsia="Arial" w:hAnsi="Arial"/>
-                <w:b w:val="false"/>
-                <w:bCs w:val="false"/>
-                <w:i w:val="false"/>
-                <w:iCs w:val="false"/>
-                <w:color w:val="000000"/>
-                <w:sz w:val="18"/>
-                <w:szCs w:val="18"/>
-              </w:rPr>
-              <w:t xml:space="preserve">Review the 'sure about' notes: Are learners expressing genuine conceptual understanding ('A square has 4 lines of symmetry because it can be folded in 4 ways that match perfectly') or surface-level recall ('We used mirrors')? Review question notes: Are learners asking mathematical questions ('How do we calculate where the image is?') or only perceptual ones ('Why does my face look different in a mirror?')? The ratio of mathematical to perceptual questions indicates readiness to move into the properties of reflection in Lesson 2.</w:t>
-            </w:r>
-          </w:p>
-        </w:tc>
-      </w:tr>
-      <w:tr>
-        <w:tc>
-          <w:tcPr>
-            <w:tcW w:type="dxa" w:w="1520"/>
-            <w:shd w:fill="D5E8F0" w:color="auto" w:val="clear"/>
-            <w:tcMar>
-              <w:top w:type="dxa" w:w="60"/>
-              <w:left w:type="dxa" w:w="120"/>
-              <w:bottom w:type="dxa" w:w="60"/>
-              <w:right w:type="dxa" w:w="120"/>
-            </w:tcMar>
-            <w:vAlign w:val="top"/>
-          </w:tcPr>
-          <w:p>
-            <w:pPr>
-              <w:spacing w:after="40" w:before="0"/>
-              <w:jc w:val="left"/>
-            </w:pPr>
-            <w:r>
-              <w:rPr>
-                <w:rFonts w:ascii="Arial" w:cs="Arial" w:eastAsia="Arial" w:hAnsi="Arial"/>
-                <w:b/>
-                <w:bCs/>
-                <w:i w:val="false"/>
-                <w:iCs w:val="false"/>
-                <w:color w:val="000000"/>
-                <w:sz w:val="18"/>
-                <w:szCs w:val="18"/>
-              </w:rPr>
-              <w:t xml:space="preserve">Model Building Phase</w:t>
-            </w:r>
-          </w:p>
-          <w:p>
-            <w:pPr>
-              <w:spacing w:after="20" w:before="0"/>
-            </w:pPr>
-            <w:r>
-              <w:rPr>
-                <w:rFonts w:ascii="Arial" w:cs="Arial" w:eastAsia="Arial" w:hAnsi="Arial"/>
-                <w:b/>
-                <w:bCs/>
-                <w:color w:val="1F3864"/>
-                <w:sz w:val="16"/>
-                <w:szCs w:val="16"/>
-              </w:rPr>
-              <w:t xml:space="preserve">📹 VIDEO:</w:t>
-            </w:r>
-          </w:p>
-          <w:p>
-            <w:pPr>
-              <w:spacing w:after="20" w:before="0"/>
-            </w:pPr>
-            <w:hyperlink w:history="1" r:id="rIdjqrecg9hmuepdt6pp1c9p">
-              <w:r>
-                <w:rPr>
-                  <w:rFonts w:ascii="Arial" w:cs="Arial" w:eastAsia="Arial" w:hAnsi="Arial"/>
-                  <w:color w:val="2E75B6"/>
-                  <w:sz w:val="16"/>
-                  <w:szCs w:val="16"/>
-                  <w:u w:val="single" w:color="2E75B6"/>
-                </w:rPr>
-                <w:t xml:space="preserve">Reflection Symmetry Principles - Basic</w:t>
-              </w:r>
-            </w:hyperlink>
-          </w:p>
-          <w:p>
-            <w:pPr>
-              <w:spacing w:after="10" w:before="0"/>
-              <w:ind w:left="120"/>
-            </w:pPr>
-            <w:r>
-              <w:rPr>
-                <w:rFonts w:ascii="Arial" w:cs="Arial" w:eastAsia="Arial" w:hAnsi="Arial"/>
-                <w:color w:val="595959"/>
-                <w:sz w:val="14"/>
-                <w:szCs w:val="14"/>
-              </w:rPr>
-              <w:t xml:space="preserve">Source: CK-12</w:t>
-            </w:r>
-          </w:p>
-          <w:p>
-            <w:pPr>
-              <w:spacing w:after="10" w:before="0"/>
-              <w:ind w:left="120"/>
-            </w:pPr>
-            <w:hyperlink w:history="1" r:id="rIdteechz90ku3uanweymxat">
-              <w:r>
-                <w:rPr>
-                  <w:rFonts w:ascii="Arial" w:cs="Arial" w:eastAsia="Arial" w:hAnsi="Arial"/>
-                  <w:color w:val="595959"/>
-                  <w:sz w:val="14"/>
-                  <w:szCs w:val="14"/>
-                  <w:u w:val="single" w:color="595959"/>
-                </w:rPr>
-                <w:t xml:space="preserve">🔍 Search ARES for similar videos</w:t>
-              </w:r>
-            </w:hyperlink>
-          </w:p>
-          <w:p>
-            <w:pPr>
-              <w:spacing w:after="40" w:before="0"/>
-            </w:pPr>
-            <w:r>
-              <w:rPr>
-                <w:sz w:val="14"/>
-                <w:szCs w:val="14"/>
-              </w:rPr>
-              <w:t xml:space="preserve"/>
-            </w:r>
-          </w:p>
-          <w:p>
-            <w:pPr>
-              <w:spacing w:after="20" w:before="0"/>
-            </w:pPr>
-            <w:r>
-              <w:rPr>
-                <w:rFonts w:ascii="Arial" w:cs="Arial" w:eastAsia="Arial" w:hAnsi="Arial"/>
-                <w:b/>
-                <w:bCs/>
-                <w:color w:val="1F3864"/>
-                <w:sz w:val="16"/>
-                <w:szCs w:val="16"/>
-              </w:rPr>
-              <w:t xml:space="preserve">📖 EXERCISE:</w:t>
-            </w:r>
-          </w:p>
-          <w:p>
-            <w:pPr>
-              <w:spacing w:after="20" w:before="0"/>
-            </w:pPr>
-            <w:hyperlink w:history="1" r:id="rIdborxz-xciula304_zdoxn">
-              <w:r>
-                <w:rPr>
-                  <w:rFonts w:ascii="Arial" w:cs="Arial" w:eastAsia="Arial" w:hAnsi="Arial"/>
-                  <w:color w:val="2E75B6"/>
-                  <w:sz w:val="16"/>
-                  <w:szCs w:val="16"/>
-                  <w:u w:val="single" w:color="2E75B6"/>
-                </w:rPr>
-                <w:t xml:space="preserve">Determine reflections (advanced)</w:t>
-              </w:r>
-            </w:hyperlink>
-          </w:p>
-          <w:p>
-            <w:pPr>
-              <w:spacing w:after="10" w:before="0"/>
-              <w:ind w:left="120"/>
-            </w:pPr>
-            <w:r>
-              <w:rPr>
-                <w:rFonts w:ascii="Arial" w:cs="Arial" w:eastAsia="Arial" w:hAnsi="Arial"/>
-                <w:color w:val="595959"/>
-                <w:sz w:val="14"/>
-                <w:szCs w:val="14"/>
-              </w:rPr>
-              <w:t xml:space="preserve">Source: Khan Academy (English - US curriculum)</w:t>
-            </w:r>
-          </w:p>
-          <w:p>
-            <w:pPr>
-              <w:spacing w:after="10" w:before="0"/>
-              <w:ind w:left="120"/>
-            </w:pPr>
-            <w:hyperlink w:history="1" r:id="rIdaupohktloiu2obnrismp5">
+            <w:hyperlink w:history="1" r:id="rIdpebyyurdhxr93n0zfxkcs">
               <w:r>
                 <w:rPr>
                   <w:rFonts w:ascii="Arial" w:cs="Arial" w:eastAsia="Arial" w:hAnsi="Arial"/>
@@ -5887,7 +5887,7 @@
             <w:pPr>
               <w:spacing w:after="20" w:before="0"/>
             </w:pPr>
-            <w:hyperlink w:history="1" r:id="rIdehvp0i8rur1hz4ef9wxng">
+            <w:hyperlink w:history="1" r:id="rIdsbf8gdv0glumnwpdqoixv">
               <w:r>
                 <w:rPr>
                   <w:rFonts w:ascii="Arial" w:cs="Arial" w:eastAsia="Arial" w:hAnsi="Arial"/>
@@ -5920,7 +5920,7 @@
               <w:spacing w:after="10" w:before="0"/>
               <w:ind w:left="120"/>
             </w:pPr>
-            <w:hyperlink w:history="1" r:id="rIdt82eggmfwf_fiksxp7-g8">
+            <w:hyperlink w:history="1" r:id="rId83yb2hw9q9d8hyinazdah">
               <w:r>
                 <w:rPr>
                   <w:rFonts w:ascii="Arial" w:cs="Arial" w:eastAsia="Arial" w:hAnsi="Arial"/>
@@ -5965,7 +5965,7 @@
             <w:pPr>
               <w:spacing w:after="20" w:before="0"/>
             </w:pPr>
-            <w:hyperlink w:history="1" r:id="rId6owfcyplwxea5i8ahsa86">
+            <w:hyperlink w:history="1" r:id="rIdd3ptrpoopcaj6mjas2qk3">
               <w:r>
                 <w:rPr>
                   <w:rFonts w:ascii="Arial" w:cs="Arial" w:eastAsia="Arial" w:hAnsi="Arial"/>
@@ -5998,7 +5998,7 @@
               <w:spacing w:after="10" w:before="0"/>
               <w:ind w:left="120"/>
             </w:pPr>
-            <w:hyperlink w:history="1" r:id="rIdyqk0wzbpnbvjlz_w7-puj">
+            <w:hyperlink w:history="1" r:id="rIdpkidlkrbh_ay-2pl-1pns">
               <w:r>
                 <w:rPr>
                   <w:rFonts w:ascii="Arial" w:cs="Arial" w:eastAsia="Arial" w:hAnsi="Arial"/>
@@ -6193,7 +6193,619 @@
             <w:pPr>
               <w:spacing w:after="20" w:before="0"/>
             </w:pPr>
-            <w:hyperlink w:history="1" r:id="rIdh4o9intnrkzmju0amnjl-">
+            <w:hyperlink w:history="1" r:id="rIdocgvhlxahbwymr6rax-e9">
+              <w:r>
+                <w:rPr>
+                  <w:rFonts w:ascii="Arial" w:cs="Arial" w:eastAsia="Arial" w:hAnsi="Arial"/>
+                  <w:color w:val="2E75B6"/>
+                  <w:sz w:val="16"/>
+                  <w:szCs w:val="16"/>
+                  <w:u w:val="single" w:color="2E75B6"/>
+                </w:rPr>
+                <w:t xml:space="preserve">Reflecting shapes: diagonal line of reflection</w:t>
+              </w:r>
+            </w:hyperlink>
+          </w:p>
+          <w:p>
+            <w:pPr>
+              <w:spacing w:after="10" w:before="0"/>
+              <w:ind w:left="120"/>
+            </w:pPr>
+            <w:r>
+              <w:rPr>
+                <w:rFonts w:ascii="Arial" w:cs="Arial" w:eastAsia="Arial" w:hAnsi="Arial"/>
+                <w:color w:val="595959"/>
+                <w:sz w:val="14"/>
+                <w:szCs w:val="14"/>
+              </w:rPr>
+              <w:t xml:space="preserve">Source: Khan Academy (English - US curriculum)</w:t>
+            </w:r>
+          </w:p>
+          <w:p>
+            <w:pPr>
+              <w:spacing w:after="10" w:before="0"/>
+              <w:ind w:left="120"/>
+            </w:pPr>
+            <w:hyperlink w:history="1" r:id="rIdhj90nlojt4tagwxbqgwkw">
+              <w:r>
+                <w:rPr>
+                  <w:rFonts w:ascii="Arial" w:cs="Arial" w:eastAsia="Arial" w:hAnsi="Arial"/>
+                  <w:color w:val="595959"/>
+                  <w:sz w:val="14"/>
+                  <w:szCs w:val="14"/>
+                  <w:u w:val="single" w:color="595959"/>
+                </w:rPr>
+                <w:t xml:space="preserve">🔍 Search ARES for similar videos</w:t>
+              </w:r>
+            </w:hyperlink>
+          </w:p>
+          <w:p>
+            <w:pPr>
+              <w:spacing w:after="40" w:before="0"/>
+            </w:pPr>
+            <w:r>
+              <w:rPr>
+                <w:sz w:val="14"/>
+                <w:szCs w:val="14"/>
+              </w:rPr>
+              <w:t xml:space="preserve"/>
+            </w:r>
+          </w:p>
+          <w:p>
+            <w:pPr>
+              <w:spacing w:after="20" w:before="0"/>
+            </w:pPr>
+            <w:r>
+              <w:rPr>
+                <w:rFonts w:ascii="Arial" w:cs="Arial" w:eastAsia="Arial" w:hAnsi="Arial"/>
+                <w:b/>
+                <w:bCs/>
+                <w:color w:val="1F3864"/>
+                <w:sz w:val="16"/>
+                <w:szCs w:val="16"/>
+              </w:rPr>
+              <w:t xml:space="preserve">📖 HTML:</w:t>
+            </w:r>
+          </w:p>
+          <w:p>
+            <w:pPr>
+              <w:spacing w:after="20" w:before="0"/>
+            </w:pPr>
+            <w:hyperlink w:history="1" r:id="rIdrh879vfizadxlasqpalcb">
+              <w:r>
+                <w:rPr>
+                  <w:rFonts w:ascii="Arial" w:cs="Arial" w:eastAsia="Arial" w:hAnsi="Arial"/>
+                  <w:color w:val="2E75B6"/>
+                  <w:sz w:val="16"/>
+                  <w:szCs w:val="16"/>
+                  <w:u w:val="single" w:color="2E75B6"/>
+                </w:rPr>
+                <w:t xml:space="preserve">Reflections in a Plane Mirror (PLIX)</w:t>
+              </w:r>
+            </w:hyperlink>
+          </w:p>
+          <w:p>
+            <w:pPr>
+              <w:spacing w:after="10" w:before="0"/>
+              <w:ind w:left="120"/>
+            </w:pPr>
+            <w:r>
+              <w:rPr>
+                <w:rFonts w:ascii="Arial" w:cs="Arial" w:eastAsia="Arial" w:hAnsi="Arial"/>
+                <w:color w:val="595959"/>
+                <w:sz w:val="14"/>
+                <w:szCs w:val="14"/>
+              </w:rPr>
+              <w:t xml:space="preserve">Source: CK-12</w:t>
+            </w:r>
+          </w:p>
+          <w:p>
+            <w:pPr>
+              <w:spacing w:after="10" w:before="0"/>
+              <w:ind w:left="120"/>
+            </w:pPr>
+            <w:hyperlink w:history="1" r:id="rIdypcn4tpgemws0jd1lfzsa">
+              <w:r>
+                <w:rPr>
+                  <w:rFonts w:ascii="Arial" w:cs="Arial" w:eastAsia="Arial" w:hAnsi="Arial"/>
+                  <w:color w:val="595959"/>
+                  <w:sz w:val="14"/>
+                  <w:szCs w:val="14"/>
+                  <w:u w:val="single" w:color="595959"/>
+                </w:rPr>
+                <w:t xml:space="preserve">🔍 Search ARES for similar readings</w:t>
+              </w:r>
+            </w:hyperlink>
+          </w:p>
+        </w:tc>
+        <w:tc>
+          <w:tcPr>
+            <w:tcW w:type="dxa" w:w="3040"/>
+            <w:shd w:fill="FFFFFF" w:color="auto" w:val="clear"/>
+            <w:tcMar>
+              <w:top w:type="dxa" w:w="60"/>
+              <w:left w:type="dxa" w:w="120"/>
+              <w:bottom w:type="dxa" w:w="60"/>
+              <w:right w:type="dxa" w:w="120"/>
+            </w:tcMar>
+            <w:vAlign w:val="top"/>
+          </w:tcPr>
+          <w:p>
+            <w:pPr>
+              <w:spacing w:after="40" w:before="0"/>
+              <w:jc w:val="left"/>
+            </w:pPr>
+            <w:r>
+              <w:rPr>
+                <w:rFonts w:ascii="Arial" w:cs="Arial" w:eastAsia="Arial" w:hAnsi="Arial"/>
+                <w:b w:val="false"/>
+                <w:bCs w:val="false"/>
+                <w:i w:val="false"/>
+                <w:iCs w:val="false"/>
+                <w:color w:val="000000"/>
+                <w:sz w:val="18"/>
+                <w:szCs w:val="18"/>
+              </w:rPr>
+              <w:t xml:space="preserve">PART A — Physical Mirror Activity (10 min): Groups of four receive one plane mirror (≥ 20 cm tall), a 1-metre tape measure, and a recording table with columns: Object Distance from Mirror (cm) | Estimated Image Distance from Mirror (cm) | Same / Closer / Further. One learner stands at 20 cm, 40 cm, 60 cm, and 80 cm from the mirror (marked with masking-tape strips on the floor). A second learner peers into the mirror from the side at eye level and calls out where the image appears to be. The group records. Roles rotate so each learner stands in front of the mirror at least once. Learners note in the final column whether the image appears to be the same size each time. PART B — Paper Construction Activity (15 min): Each learner receives a sheet of plain A4 paper, a ruler, and a set square. They draw a vertical mirror line M down the centre. They place an object point P₁ at 3 cm to the left of M, P₂ at 5 cm to the left, P₃ at 7 cm to the left, and P₄ at 4 cm to the left but 3 cm higher. For each point they: (i) draw a perpendicular from the point to M; (ii) extend it an equal distance on the other side; (iii) mark the image point P₁', P₂', P₃', P₄'. They then connect P₁P₂P₃ to form a triangle and connect the corresponding image points to form the image triangle. Learners measure: object distance vs. image distance for each point; the angle between PP' line and M; and the sides of the object triangle vs. image triangle. They record all measurements in a table with columns: Point | Object Distance (cm) | Image Distance (cm) | Angle PP' makes with M (°) | Are they equal?</w:t>
+            </w:r>
+          </w:p>
+        </w:tc>
+        <w:tc>
+          <w:tcPr>
+            <w:tcW w:type="dxa" w:w="3040"/>
+            <w:shd w:fill="F2F2F2" w:color="auto" w:val="clear"/>
+            <w:tcMar>
+              <w:top w:type="dxa" w:w="60"/>
+              <w:left w:type="dxa" w:w="120"/>
+              <w:bottom w:type="dxa" w:w="60"/>
+              <w:right w:type="dxa" w:w="120"/>
+            </w:tcMar>
+            <w:vAlign w:val="top"/>
+          </w:tcPr>
+          <w:p>
+            <w:pPr>
+              <w:spacing w:after="40" w:before="0"/>
+              <w:jc w:val="left"/>
+            </w:pPr>
+            <w:r>
+              <w:rPr>
+                <w:rFonts w:ascii="Arial" w:cs="Arial" w:eastAsia="Arial" w:hAnsi="Arial"/>
+                <w:b w:val="false"/>
+                <w:bCs w:val="false"/>
+                <w:i w:val="false"/>
+                <w:iCs w:val="false"/>
+                <w:color w:val="000000"/>
+                <w:sz w:val="18"/>
+                <w:szCs w:val="18"/>
+              </w:rPr>
+              <w:t xml:space="preserve">PART A — Before groups begin, hold up the mirror: 'This is the same type of mirror Amina uses in her bedroom and the same principle behind the matatu driver's rear-view mirror. We are going to measure what it actually does.' Assign roles aloud. Circulate; after 3 minutes prompt: 'Has anyone noticed a pattern yet? Don't announce it — write it in your table.' Cold-call one group at the 8-minute mark: 'Zawadi, what does your table show so far?' WAIT 10 seconds. Affirm data, not conclusions yet: 'Interesting data — hold your conclusion until Part B confirms it.' PART B — Model the first construction step on the board with an oversized compass and ruler: 'I draw a perpendicular from P₁ to M — that means a 90-degree angle, confirmed with the set square like this.' Demonstrate set-square placement. Then step back: 'Now you complete P₁ through P₄. I will circulate and ask you to show me your set square is flush against M.' Circulate and check every pair. At the 12-minute mark ask the class to freeze: 'Everyone measure the angle that the line P₁P₁-prime makes with M and write it. I am going to cold-call three people.' WAIT 12 seconds. Cold-call 3 learners across the room. Record responses on the board. Ask: 'What do all three answers have in common?' WAIT 10 seconds. Then: 'Now measure object distance vs. image distance for each point and compare the sides of your two triangles.'</w:t>
+            </w:r>
+          </w:p>
+        </w:tc>
+        <w:tc>
+          <w:tcPr>
+            <w:tcW w:type="dxa" w:w="3040"/>
+            <w:shd w:fill="FFFFFF" w:color="auto" w:val="clear"/>
+            <w:tcMar>
+              <w:top w:type="dxa" w:w="60"/>
+              <w:left w:type="dxa" w:w="120"/>
+              <w:bottom w:type="dxa" w:w="60"/>
+              <w:right w:type="dxa" w:w="120"/>
+            </w:tcMar>
+            <w:vAlign w:val="top"/>
+          </w:tcPr>
+          <w:p>
+            <w:pPr>
+              <w:spacing w:after="40" w:before="0"/>
+              <w:jc w:val="left"/>
+            </w:pPr>
+            <w:r>
+              <w:rPr>
+                <w:rFonts w:ascii="Arial" w:cs="Arial" w:eastAsia="Arial" w:hAnsi="Arial"/>
+                <w:b w:val="false"/>
+                <w:bCs w:val="false"/>
+                <w:i w:val="false"/>
+                <w:iCs w:val="false"/>
+                <w:color w:val="000000"/>
+                <w:sz w:val="18"/>
+                <w:szCs w:val="18"/>
+              </w:rPr>
+              <w:t xml:space="preserve">Data-Collection-and-Pattern-Detection (Structured Observation): the two-part sequence — physical mirror first, then precise paper construction — moves learners from qualitative noticing ('the image seems the same distance away') to quantitative confirmation (measured cm values). This mirrors the NGSS practice of Planning and Carrying Out Investigations. The structured recording table prevents premature closure and ensures every learner has personal data to reason from in the Explain phase.</w:t>
+            </w:r>
+          </w:p>
+        </w:tc>
+        <w:tc>
+          <w:tcPr>
+            <w:tcW w:type="dxa" w:w="3040"/>
+            <w:shd w:fill="F2F2F2" w:color="auto" w:val="clear"/>
+            <w:tcMar>
+              <w:top w:type="dxa" w:w="60"/>
+              <w:left w:type="dxa" w:w="120"/>
+              <w:bottom w:type="dxa" w:w="60"/>
+              <w:right w:type="dxa" w:w="120"/>
+            </w:tcMar>
+            <w:vAlign w:val="top"/>
+          </w:tcPr>
+          <w:p>
+            <w:pPr>
+              <w:spacing w:after="40" w:before="0"/>
+              <w:jc w:val="left"/>
+            </w:pPr>
+            <w:r>
+              <w:rPr>
+                <w:rFonts w:ascii="Arial" w:cs="Arial" w:eastAsia="Arial" w:hAnsi="Arial"/>
+                <w:b w:val="false"/>
+                <w:bCs w:val="false"/>
+                <w:i w:val="false"/>
+                <w:iCs w:val="false"/>
+                <w:color w:val="000000"/>
+                <w:sz w:val="18"/>
+                <w:szCs w:val="18"/>
+              </w:rPr>
+              <w:t xml:space="preserve">Observable indicators: (1) Set-square held correctly against M — teacher physically checks 100% of pairs during Part B. (2) Object distance and image distance columns show equal values (±1 mm tolerance acceptable) — if a learner's table shows discrepancies &gt; 2 mm, teacher asks 'Did you extend the perpendicular exactly the same length on both sides? Show me how you measured.' (3) Angle column shows 90° — any value far from 90° indicates the perpendicular was not constructed correctly. (4) Triangle sides comparison shows equality — confirms congruence property.</w:t>
+            </w:r>
+          </w:p>
+        </w:tc>
+      </w:tr>
+      <w:tr>
+        <w:tc>
+          <w:tcPr>
+            <w:tcW w:type="dxa" w:w="1520"/>
+            <w:shd w:fill="E2EFDA" w:color="auto" w:val="clear"/>
+            <w:tcMar>
+              <w:top w:type="dxa" w:w="60"/>
+              <w:left w:type="dxa" w:w="120"/>
+              <w:bottom w:type="dxa" w:w="60"/>
+              <w:right w:type="dxa" w:w="120"/>
+            </w:tcMar>
+            <w:vAlign w:val="top"/>
+          </w:tcPr>
+          <w:p>
+            <w:pPr>
+              <w:spacing w:after="40" w:before="0"/>
+              <w:jc w:val="left"/>
+            </w:pPr>
+            <w:r>
+              <w:rPr>
+                <w:rFonts w:ascii="Arial" w:cs="Arial" w:eastAsia="Arial" w:hAnsi="Arial"/>
+                <w:b/>
+                <w:bCs/>
+                <w:i w:val="false"/>
+                <w:iCs w:val="false"/>
+                <w:color w:val="000000"/>
+                <w:sz w:val="18"/>
+                <w:szCs w:val="18"/>
+              </w:rPr>
+              <w:t xml:space="preserve">Explain Phase</w:t>
+            </w:r>
+          </w:p>
+          <w:p>
+            <w:pPr>
+              <w:spacing w:after="20" w:before="0"/>
+            </w:pPr>
+            <w:r>
+              <w:rPr>
+                <w:rFonts w:ascii="Arial" w:cs="Arial" w:eastAsia="Arial" w:hAnsi="Arial"/>
+                <w:b/>
+                <w:bCs/>
+                <w:color w:val="1F3864"/>
+                <w:sz w:val="16"/>
+                <w:szCs w:val="16"/>
+              </w:rPr>
+              <w:t xml:space="preserve">📹 VIDEO:</w:t>
+            </w:r>
+          </w:p>
+          <w:p>
+            <w:pPr>
+              <w:spacing w:after="20" w:before="0"/>
+            </w:pPr>
+            <w:hyperlink w:history="1" r:id="rIdd431sfy-scuswcvoe6cbl">
+              <w:r>
+                <w:rPr>
+                  <w:rFonts w:ascii="Arial" w:cs="Arial" w:eastAsia="Arial" w:hAnsi="Arial"/>
+                  <w:color w:val="2E75B6"/>
+                  <w:sz w:val="16"/>
+                  <w:szCs w:val="16"/>
+                  <w:u w:val="single" w:color="2E75B6"/>
+                </w:rPr>
+                <w:t xml:space="preserve">Specular and diffuse reflection</w:t>
+              </w:r>
+            </w:hyperlink>
+          </w:p>
+          <w:p>
+            <w:pPr>
+              <w:spacing w:after="10" w:before="0"/>
+              <w:ind w:left="120"/>
+            </w:pPr>
+            <w:r>
+              <w:rPr>
+                <w:rFonts w:ascii="Arial" w:cs="Arial" w:eastAsia="Arial" w:hAnsi="Arial"/>
+                <w:color w:val="595959"/>
+                <w:sz w:val="14"/>
+                <w:szCs w:val="14"/>
+              </w:rPr>
+              <w:t xml:space="preserve">Source: Khan Academy (English - US curriculum)</w:t>
+            </w:r>
+          </w:p>
+          <w:p>
+            <w:pPr>
+              <w:spacing w:after="10" w:before="0"/>
+              <w:ind w:left="120"/>
+            </w:pPr>
+            <w:hyperlink w:history="1" r:id="rIdde_tcuhwujh-nv3dp0tjs">
+              <w:r>
+                <w:rPr>
+                  <w:rFonts w:ascii="Arial" w:cs="Arial" w:eastAsia="Arial" w:hAnsi="Arial"/>
+                  <w:color w:val="595959"/>
+                  <w:sz w:val="14"/>
+                  <w:szCs w:val="14"/>
+                  <w:u w:val="single" w:color="595959"/>
+                </w:rPr>
+                <w:t xml:space="preserve">🔍 Search ARES for similar videos</w:t>
+              </w:r>
+            </w:hyperlink>
+          </w:p>
+          <w:p>
+            <w:pPr>
+              <w:spacing w:after="40" w:before="0"/>
+            </w:pPr>
+            <w:r>
+              <w:rPr>
+                <w:sz w:val="14"/>
+                <w:szCs w:val="14"/>
+              </w:rPr>
+              <w:t xml:space="preserve"/>
+            </w:r>
+          </w:p>
+          <w:p>
+            <w:pPr>
+              <w:spacing w:after="20" w:before="0"/>
+            </w:pPr>
+            <w:r>
+              <w:rPr>
+                <w:rFonts w:ascii="Arial" w:cs="Arial" w:eastAsia="Arial" w:hAnsi="Arial"/>
+                <w:b/>
+                <w:bCs/>
+                <w:color w:val="1F3864"/>
+                <w:sz w:val="16"/>
+                <w:szCs w:val="16"/>
+              </w:rPr>
+              <w:t xml:space="preserve">📖 HTML:</w:t>
+            </w:r>
+          </w:p>
+          <w:p>
+            <w:pPr>
+              <w:spacing w:after="20" w:before="0"/>
+            </w:pPr>
+            <w:hyperlink w:history="1" r:id="rIdeadae-4gde7hk1kvfrymt">
+              <w:r>
+                <w:rPr>
+                  <w:rFonts w:ascii="Arial" w:cs="Arial" w:eastAsia="Arial" w:hAnsi="Arial"/>
+                  <w:color w:val="2E75B6"/>
+                  <w:sz w:val="16"/>
+                  <w:szCs w:val="16"/>
+                  <w:u w:val="single" w:color="2E75B6"/>
+                </w:rPr>
+                <w:t xml:space="preserve">Reflections in a Plane Mirror (PLIX)</w:t>
+              </w:r>
+            </w:hyperlink>
+          </w:p>
+          <w:p>
+            <w:pPr>
+              <w:spacing w:after="10" w:before="0"/>
+              <w:ind w:left="120"/>
+            </w:pPr>
+            <w:r>
+              <w:rPr>
+                <w:rFonts w:ascii="Arial" w:cs="Arial" w:eastAsia="Arial" w:hAnsi="Arial"/>
+                <w:color w:val="595959"/>
+                <w:sz w:val="14"/>
+                <w:szCs w:val="14"/>
+              </w:rPr>
+              <w:t xml:space="preserve">Source: CK-12</w:t>
+            </w:r>
+          </w:p>
+          <w:p>
+            <w:pPr>
+              <w:spacing w:after="10" w:before="0"/>
+              <w:ind w:left="120"/>
+            </w:pPr>
+            <w:hyperlink w:history="1" r:id="rIdz0_afw-cysaxyqhyg-kdw">
+              <w:r>
+                <w:rPr>
+                  <w:rFonts w:ascii="Arial" w:cs="Arial" w:eastAsia="Arial" w:hAnsi="Arial"/>
+                  <w:color w:val="595959"/>
+                  <w:sz w:val="14"/>
+                  <w:szCs w:val="14"/>
+                  <w:u w:val="single" w:color="595959"/>
+                </w:rPr>
+                <w:t xml:space="preserve">🔍 Search ARES for similar readings</w:t>
+              </w:r>
+            </w:hyperlink>
+          </w:p>
+        </w:tc>
+        <w:tc>
+          <w:tcPr>
+            <w:tcW w:type="dxa" w:w="3040"/>
+            <w:shd w:fill="FFFFFF" w:color="auto" w:val="clear"/>
+            <w:tcMar>
+              <w:top w:type="dxa" w:w="60"/>
+              <w:left w:type="dxa" w:w="120"/>
+              <w:bottom w:type="dxa" w:w="60"/>
+              <w:right w:type="dxa" w:w="120"/>
+            </w:tcMar>
+            <w:vAlign w:val="top"/>
+          </w:tcPr>
+          <w:p>
+            <w:pPr>
+              <w:spacing w:after="40" w:before="0"/>
+              <w:jc w:val="left"/>
+            </w:pPr>
+            <w:r>
+              <w:rPr>
+                <w:rFonts w:ascii="Arial" w:cs="Arial" w:eastAsia="Arial" w:hAnsi="Arial"/>
+                <w:b w:val="false"/>
+                <w:bCs w:val="false"/>
+                <w:i w:val="false"/>
+                <w:iCs w:val="false"/>
+                <w:color w:val="000000"/>
+                <w:sz w:val="18"/>
+                <w:szCs w:val="18"/>
+              </w:rPr>
+              <w:t xml:space="preserve">Learners examine their completed tables from Part B and, working in pairs, draft three 'property statements' in their own words. After 5 minutes, the class participates in a Numbered-Heads-Together activity: each group of four numbers off 1–4. The teacher calls a number; that learner shares one property. The class evaluates each statement against their own data and refines the wording collaboratively until consensus is reached. The teacher scribes the agreed formal statements on the board: PROPERTY 1 — The image distance from the mirror line equals the object distance from the mirror line (object distance = image distance). PROPERTY 2 — The line joining any object point to its corresponding image point is perpendicular to the mirror line. PROPERTY 3 — The image is congruent to the object (same size and shape, laterally reversed). Learners copy the three formalised properties into their notebooks under the heading '2.2 Reflection — Properties'. They then apply the properties immediately to two quick exercises: (a) Given a mirror line and a point 4.5 cm from it, locate and label the image point; (b) Otieno stands 1.2 m from a plane mirror at Nairobi's Railways Museum hall of mirrors — how far is his image from the mirror, and what is the total distance between Otieno and his image?</w:t>
+            </w:r>
+          </w:p>
+        </w:tc>
+        <w:tc>
+          <w:tcPr>
+            <w:tcW w:type="dxa" w:w="3040"/>
+            <w:shd w:fill="F2F2F2" w:color="auto" w:val="clear"/>
+            <w:tcMar>
+              <w:top w:type="dxa" w:w="60"/>
+              <w:left w:type="dxa" w:w="120"/>
+              <w:bottom w:type="dxa" w:w="60"/>
+              <w:right w:type="dxa" w:w="120"/>
+            </w:tcMar>
+            <w:vAlign w:val="top"/>
+          </w:tcPr>
+          <w:p>
+            <w:pPr>
+              <w:spacing w:after="40" w:before="0"/>
+              <w:jc w:val="left"/>
+            </w:pPr>
+            <w:r>
+              <w:rPr>
+                <w:rFonts w:ascii="Arial" w:cs="Arial" w:eastAsia="Arial" w:hAnsi="Arial"/>
+                <w:b w:val="false"/>
+                <w:bCs w:val="false"/>
+                <w:i w:val="false"/>
+                <w:iCs w:val="false"/>
+                <w:color w:val="000000"/>
+                <w:sz w:val="18"/>
+                <w:szCs w:val="18"/>
+              </w:rPr>
+              <w:t xml:space="preserve">After pairs draft their property statements: 'I want each pair to have three statements written. You have 5 minutes. Go.' WAIT — circulate silently reading drafts. After 5 minutes: 'Numbers-Heads-Together — number off in your group now: 1, 2, 3, 4.' Pause. 'All number-2s — stand up. Number-2 from Group A — Fatuma — read Property 1 as your group wrote it.' WAIT 12 seconds. Write Fatuma's words verbatim on the board. 'Class, look at your own data. Does Fatuma's statement match what you measured? Thumbs up, thumbs sideways, or thumbs down.' Address thumbs-sideways: 'Hamisi, what part doesn't match your data?' WAIT 10 seconds. Refine the statement live. Repeat for Properties 2 and 3 with number-3 and number-4 learners. Once all three are formalised, cold-call for the quick exercises: 'Exercise (b) — Otieno and the Railways Museum mirror. Who can set up the calculation? I need someone who hasn't spoken yet.' WAIT 12 seconds. 'Chebet — go ahead.' Confirm: image is 1.2 m behind mirror; total distance = 1.2 + 1.2 = 2.4 m. Explicitly connect: 'Now think back to Amina this morning. Her image in her bedroom mirror is the same distance behind the glass as she is in front. Which property explains that?' WAIT 10 seconds. Cold-call 1 learner.</w:t>
+            </w:r>
+          </w:p>
+        </w:tc>
+        <w:tc>
+          <w:tcPr>
+            <w:tcW w:type="dxa" w:w="3040"/>
+            <w:shd w:fill="FFFFFF" w:color="auto" w:val="clear"/>
+            <w:tcMar>
+              <w:top w:type="dxa" w:w="60"/>
+              <w:left w:type="dxa" w:w="120"/>
+              <w:bottom w:type="dxa" w:w="60"/>
+              <w:right w:type="dxa" w:w="120"/>
+            </w:tcMar>
+            <w:vAlign w:val="top"/>
+          </w:tcPr>
+          <w:p>
+            <w:pPr>
+              <w:spacing w:after="40" w:before="0"/>
+              <w:jc w:val="left"/>
+            </w:pPr>
+            <w:r>
+              <w:rPr>
+                <w:rFonts w:ascii="Arial" w:cs="Arial" w:eastAsia="Arial" w:hAnsi="Arial"/>
+                <w:b w:val="false"/>
+                <w:bCs w:val="false"/>
+                <w:i w:val="false"/>
+                <w:iCs w:val="false"/>
+                <w:color w:val="000000"/>
+                <w:sz w:val="18"/>
+                <w:szCs w:val="18"/>
+              </w:rPr>
+              <w:t xml:space="preserve">Numbered-Heads-Together with Collaborative Refinement (NGSS Constructing Explanations): by requiring learners to draft statements before hearing correct wording, this strategy ensures the formal properties emerge from their own data rather than from teacher transmission. The public refinement process models mathematical argumentation — a core mathematical process skill in the KICD curriculum — and gives every learner ownership of the final statements.</w:t>
+            </w:r>
+          </w:p>
+        </w:tc>
+        <w:tc>
+          <w:tcPr>
+            <w:tcW w:type="dxa" w:w="3040"/>
+            <w:shd w:fill="F2F2F2" w:color="auto" w:val="clear"/>
+            <w:tcMar>
+              <w:top w:type="dxa" w:w="60"/>
+              <w:left w:type="dxa" w:w="120"/>
+              <w:bottom w:type="dxa" w:w="60"/>
+              <w:right w:type="dxa" w:w="120"/>
+            </w:tcMar>
+            <w:vAlign w:val="top"/>
+          </w:tcPr>
+          <w:p>
+            <w:pPr>
+              <w:spacing w:after="40" w:before="0"/>
+              <w:jc w:val="left"/>
+            </w:pPr>
+            <w:r>
+              <w:rPr>
+                <w:rFonts w:ascii="Arial" w:cs="Arial" w:eastAsia="Arial" w:hAnsi="Arial"/>
+                <w:b w:val="false"/>
+                <w:bCs w:val="false"/>
+                <w:i w:val="false"/>
+                <w:iCs w:val="false"/>
+                <w:color w:val="000000"/>
+                <w:sz w:val="18"/>
+                <w:szCs w:val="18"/>
+              </w:rPr>
+              <w:t xml:space="preserve">During the Numbered-Heads-Together round, teacher listens for: (1) Use of the word 'perpendicular' — absence suggests the concept needs re-teaching; (2) Conflation of 'congruent' with 'identical' without noting lateral reversal — probe with 'Is the image exactly the same, or is anything different?'; (3) Correct calculation of 2.4 m total distance in the Otieno exercise — errors here often indicate learners added image distance to mirror thickness rather than to object distance. Quick written check: teacher asks every learner to write one sentence answering 'Which property explains why the letter A looks flipped in a mirror?' — collected as an exit ticket for this phase.</w:t>
+            </w:r>
+          </w:p>
+        </w:tc>
+      </w:tr>
+      <w:tr>
+        <w:tc>
+          <w:tcPr>
+            <w:tcW w:type="dxa" w:w="1520"/>
+            <w:shd w:fill="FCE4D6" w:color="auto" w:val="clear"/>
+            <w:tcMar>
+              <w:top w:type="dxa" w:w="60"/>
+              <w:left w:type="dxa" w:w="120"/>
+              <w:bottom w:type="dxa" w:w="60"/>
+              <w:right w:type="dxa" w:w="120"/>
+            </w:tcMar>
+            <w:vAlign w:val="top"/>
+          </w:tcPr>
+          <w:p>
+            <w:pPr>
+              <w:spacing w:after="40" w:before="0"/>
+              <w:jc w:val="left"/>
+            </w:pPr>
+            <w:r>
+              <w:rPr>
+                <w:rFonts w:ascii="Arial" w:cs="Arial" w:eastAsia="Arial" w:hAnsi="Arial"/>
+                <w:b/>
+                <w:bCs/>
+                <w:i w:val="false"/>
+                <w:iCs w:val="false"/>
+                <w:color w:val="000000"/>
+                <w:sz w:val="18"/>
+                <w:szCs w:val="18"/>
+              </w:rPr>
+              <w:t xml:space="preserve">Driving Question Board (DQB) Creation</w:t>
+            </w:r>
+          </w:p>
+          <w:p>
+            <w:pPr>
+              <w:spacing w:after="20" w:before="0"/>
+            </w:pPr>
+            <w:r>
+              <w:rPr>
+                <w:rFonts w:ascii="Arial" w:cs="Arial" w:eastAsia="Arial" w:hAnsi="Arial"/>
+                <w:b/>
+                <w:bCs/>
+                <w:color w:val="1F3864"/>
+                <w:sz w:val="16"/>
+                <w:szCs w:val="16"/>
+              </w:rPr>
+              <w:t xml:space="preserve">📹 VIDEO:</w:t>
+            </w:r>
+          </w:p>
+          <w:p>
+            <w:pPr>
+              <w:spacing w:after="20" w:before="0"/>
+            </w:pPr>
+            <w:hyperlink w:history="1" r:id="rId55bz_miazma5iauoqv3qj">
               <w:r>
                 <w:rPr>
                   <w:rFonts w:ascii="Arial" w:cs="Arial" w:eastAsia="Arial" w:hAnsi="Arial"/>
@@ -6226,7 +6838,7 @@
               <w:spacing w:after="10" w:before="0"/>
               <w:ind w:left="120"/>
             </w:pPr>
-            <w:hyperlink w:history="1" r:id="rIdy_wllpcmg-br69j9eufvy">
+            <w:hyperlink w:history="1" r:id="rId9pcekl22aacqrhwbaisev">
               <w:r>
                 <w:rPr>
                   <w:rFonts w:ascii="Arial" w:cs="Arial" w:eastAsia="Arial" w:hAnsi="Arial"/>
@@ -6271,7 +6883,7 @@
             <w:pPr>
               <w:spacing w:after="20" w:before="0"/>
             </w:pPr>
-            <w:hyperlink w:history="1" r:id="rIdtqiqydmewrs54tg0viki3">
+            <w:hyperlink w:history="1" r:id="rIdx06ctiifwvfqrcs309l92">
               <w:r>
                 <w:rPr>
                   <w:rFonts w:ascii="Arial" w:cs="Arial" w:eastAsia="Arial" w:hAnsi="Arial"/>
@@ -6280,7 +6892,7 @@
                   <w:szCs w:val="16"/>
                   <w:u w:val="single" w:color="2E75B6"/>
                 </w:rPr>
-                <w:t xml:space="preserve">Images in a Plane Mirror (Flexbook)</w:t>
+                <w:t xml:space="preserve">Reflections in a Plane Mirror (PLIX)</w:t>
               </w:r>
             </w:hyperlink>
           </w:p>
@@ -6304,7 +6916,7 @@
               <w:spacing w:after="10" w:before="0"/>
               <w:ind w:left="120"/>
             </w:pPr>
-            <w:hyperlink w:history="1" r:id="rIdwh1sbwuzeapkxrolytmxb">
+            <w:hyperlink w:history="1" r:id="rIdatt404sctb361cxe8p8yc">
               <w:r>
                 <w:rPr>
                   <w:rFonts w:ascii="Arial" w:cs="Arial" w:eastAsia="Arial" w:hAnsi="Arial"/>
@@ -6346,7 +6958,7 @@
                 <w:sz w:val="18"/>
                 <w:szCs w:val="18"/>
               </w:rPr>
-              <w:t xml:space="preserve">PART A — Physical Mirror Activity (10 min): Groups of four receive one plane mirror (≥ 20 cm tall), a 1-metre tape measure, and a recording table with columns: Object Distance from Mirror (cm) | Estimated Image Distance from Mirror (cm) | Same / Closer / Further. One learner stands at 20 cm, 40 cm, 60 cm, and 80 cm from the mirror (marked with masking-tape strips on the floor). A second learner peers into the mirror from the side at eye level and calls out where the image appears to be. The group records. Roles rotate so each learner stands in front of the mirror at least once. Learners note in the final column whether the image appears to be the same size each time. PART B — Paper Construction Activity (15 min): Each learner receives a sheet of plain A4 paper, a ruler, and a set square. They draw a vertical mirror line M down the centre. They place an object point P₁ at 3 cm to the left of M, P₂ at 5 cm to the left, P₃ at 7 cm to the left, and P₄ at 4 cm to the left but 3 cm higher. For each point they: (i) draw a perpendicular from the point to M; (ii) extend it an equal distance on the other side; (iii) mark the image point P₁', P₂', P₃', P₄'. They then connect P₁P₂P₃ to form a triangle and connect the corresponding image points to form the image triangle. Learners measure: object distance vs. image distance for each point; the angle between PP' line and M; and the sides of the object triangle vs. image triangle. They record all measurements in a table with columns: Point | Object Distance (cm) | Image Distance (cm) | Angle PP' makes with M (°) | Are they equal?</w:t>
+              <w:t xml:space="preserve">Each learner receives two sticky notes — one green, one orange. On the GREEN note they write one thing they can now answer about the driving question ('Why does a mirror show a perfect copy of the world — and where exactly does that copy live?'). On the ORANGE note they write one new question that today's evidence raised but has not yet answered. Learners post their notes on the class DQB, which is divided into three columns: 'What We Predicted', 'What Evidence Showed', 'New Questions'. The teacher reads three orange notes aloud and the class votes (hands) on which question is most important to investigate next. The winning question is circled and dated as 'Most Urgent — Lesson 3 target'.</w:t>
             </w:r>
           </w:p>
         </w:tc>
@@ -6378,7 +6990,7 @@
                 <w:sz w:val="18"/>
                 <w:szCs w:val="18"/>
               </w:rPr>
-              <w:t xml:space="preserve">PART A — Before groups begin, hold up the mirror: 'This is the same type of mirror Amina uses in her bedroom and the same principle behind the matatu driver's rear-view mirror. We are going to measure what it actually does.' Assign roles aloud. Circulate; after 3 minutes prompt: 'Has anyone noticed a pattern yet? Don't announce it — write it in your table.' Cold-call one group at the 8-minute mark: 'Zawadi, what does your table show so far?' WAIT 10 seconds. Affirm data, not conclusions yet: 'Interesting data — hold your conclusion until Part B confirms it.' PART B — Model the first construction step on the board with an oversized compass and ruler: 'I draw a perpendicular from P₁ to M — that means a 90-degree angle, confirmed with the set square like this.' Demonstrate set-square placement. Then step back: 'Now you complete P₁ through P₄. I will circulate and ask you to show me your set square is flush against M.' Circulate and check every pair. At the 12-minute mark ask the class to freeze: 'Everyone measure the angle that the line P₁P₁-prime makes with M and write it. I am going to cold-call three people.' WAIT 12 seconds. Cold-call 3 learners across the room. Record responses on the board. Ask: 'What do all three answers have in common?' WAIT 10 seconds. Then: 'Now measure object distance vs. image distance for each point and compare the sides of your two triangles.'</w:t>
+              <w:t xml:space="preserve">Distribute sticky notes. 'You have 3 minutes — GREEN: one thing our measurements today let you answer about the driving question. ORANGE: one new question our measurements raised. Write in full sentences.' After 3 minutes: 'Post green notes in the 'What Evidence Showed' column and orange notes in 'New Questions'.' Circulate to read notes as learners post. Select 3 orange notes that represent different kinds of questions (conceptual, procedural, application). Read each aloud: 'Kamau asks: Does this work the same way if the mirror line is slanted — like a tilted mirror in a barbershop?' Read a second. Read a third. 'Hands up for the question you most want answered in our next lesson.' Tally. Circle the winner. 'We will track this question all the way to Lesson 8. Write it in your notebook under our Driving Question.' Explicitly retrieve predictions from the slip: 'Look at your prediction slip. Put a tick next to each prediction today's evidence confirmed, and a cross next to each it disproved. You do not need to hand it in — it is your personal evidence record.'</w:t>
             </w:r>
           </w:p>
         </w:tc>
@@ -6410,7 +7022,7 @@
                 <w:sz w:val="18"/>
                 <w:szCs w:val="18"/>
               </w:rPr>
-              <w:t xml:space="preserve">Data-Collection-and-Pattern-Detection (Structured Observation): the two-part sequence — physical mirror first, then precise paper construction — moves learners from qualitative noticing ('the image seems the same distance away') to quantitative confirmation (measured cm values). This mirrors the NGSS practice of Planning and Carrying Out Investigations. The structured recording table prevents premature closure and ensures every learner has personal data to reason from in the Explain phase.</w:t>
+              <w:t xml:space="preserve">Driving Question Board — Evidence Mapping (NGSS Engaging in Argument from Evidence): the DQB makes the cumulative inquiry arc visible and habituates learners to distinguishing 'what we know from evidence' from 'what we still wonder'. The prediction-slip revisit creates a metacognitive moment — learners experience the productive discomfort of having predictions corrected by data, which deepens understanding more than being told the correct answer at the outset.</w:t>
             </w:r>
           </w:p>
         </w:tc>
@@ -6442,7 +7054,7 @@
                 <w:sz w:val="18"/>
                 <w:szCs w:val="18"/>
               </w:rPr>
-              <w:t xml:space="preserve">Observable indicators: (1) Set-square held correctly against M — teacher physically checks 100% of pairs during Part B. (2) Object distance and image distance columns show equal values (±1 mm tolerance acceptable) — if a learner's table shows discrepancies &gt; 2 mm, teacher asks 'Did you extend the perpendicular exactly the same length on both sides? Show me how you measured.' (3) Angle column shows 90° — any value far from 90° indicates the perpendicular was not constructed correctly. (4) Triangle sides comparison shows equality — confirms congruence property.</w:t>
+              <w:t xml:space="preserve">Teacher reads all green sticky notes after class to assess whether learners can articulate the three properties in their own words and connect them to the driving question. A green note that says only 'the image is behind the mirror' without reference to distance or perpendicularity signals incomplete understanding. Orange notes are analysed for scope: questions about curved mirrors, Cartesian-plane mirror lines, or lateral reversal indicate readiness for extension; questions about basic measurement procedure indicate learners who need consolidation before Lesson 3.</w:t>
             </w:r>
           </w:p>
         </w:tc>
@@ -6451,32 +7063,32 @@
         <w:tc>
           <w:tcPr>
             <w:tcW w:type="dxa" w:w="1520"/>
-            <w:shd w:fill="E2EFDA" w:color="auto" w:val="clear"/>
-            <w:tcMar>
-              <w:top w:type="dxa" w:w="60"/>
-              <w:left w:type="dxa" w:w="120"/>
-              <w:bottom w:type="dxa" w:w="60"/>
-              <w:right w:type="dxa" w:w="120"/>
-            </w:tcMar>
-            <w:vAlign w:val="top"/>
-          </w:tcPr>
-          <w:p>
-            <w:pPr>
-              <w:spacing w:after="40" w:before="0"/>
-              <w:jc w:val="left"/>
-            </w:pPr>
-            <w:r>
-              <w:rPr>
-                <w:rFonts w:ascii="Arial" w:cs="Arial" w:eastAsia="Arial" w:hAnsi="Arial"/>
-                <w:b/>
-                <w:bCs/>
-                <w:i w:val="false"/>
-                <w:iCs w:val="false"/>
-                <w:color w:val="000000"/>
-                <w:sz w:val="18"/>
-                <w:szCs w:val="18"/>
-              </w:rPr>
-              <w:t xml:space="preserve">Explain Phase</w:t>
+            <w:shd w:fill="D5E8F0" w:color="auto" w:val="clear"/>
+            <w:tcMar>
+              <w:top w:type="dxa" w:w="60"/>
+              <w:left w:type="dxa" w:w="120"/>
+              <w:bottom w:type="dxa" w:w="60"/>
+              <w:right w:type="dxa" w:w="120"/>
+            </w:tcMar>
+            <w:vAlign w:val="top"/>
+          </w:tcPr>
+          <w:p>
+            <w:pPr>
+              <w:spacing w:after="40" w:before="0"/>
+              <w:jc w:val="left"/>
+            </w:pPr>
+            <w:r>
+              <w:rPr>
+                <w:rFonts w:ascii="Arial" w:cs="Arial" w:eastAsia="Arial" w:hAnsi="Arial"/>
+                <w:b/>
+                <w:bCs/>
+                <w:i w:val="false"/>
+                <w:iCs w:val="false"/>
+                <w:color w:val="000000"/>
+                <w:sz w:val="18"/>
+                <w:szCs w:val="18"/>
+              </w:rPr>
+              <w:t xml:space="preserve">Model Building Phase</w:t>
             </w:r>
           </w:p>
           <w:p>
@@ -6499,7 +7111,7 @@
             <w:pPr>
               <w:spacing w:after="20" w:before="0"/>
             </w:pPr>
-            <w:hyperlink w:history="1" r:id="rIdft3jkas0gsvdeg9ltj6wy">
+            <w:hyperlink w:history="1" r:id="rIdt-ozk3hufjpywev8jrxaj">
               <w:r>
                 <w:rPr>
                   <w:rFonts w:ascii="Arial" w:cs="Arial" w:eastAsia="Arial" w:hAnsi="Arial"/>
@@ -6508,7 +7120,7 @@
                   <w:szCs w:val="16"/>
                   <w:u w:val="single" w:color="2E75B6"/>
                 </w:rPr>
-                <w:t xml:space="preserve">Specular and diffuse reflection</w:t>
+                <w:t xml:space="preserve">Reflection Symmetry Principles - Basic</w:t>
               </w:r>
             </w:hyperlink>
           </w:p>
@@ -6524,7 +7136,7 @@
                 <w:sz w:val="14"/>
                 <w:szCs w:val="14"/>
               </w:rPr>
-              <w:t xml:space="preserve">Source: Khan Academy (English - US curriculum)</w:t>
+              <w:t xml:space="preserve">Source: CK-12</w:t>
             </w:r>
           </w:p>
           <w:p>
@@ -6532,7 +7144,7 @@
               <w:spacing w:after="10" w:before="0"/>
               <w:ind w:left="120"/>
             </w:pPr>
-            <w:hyperlink w:history="1" r:id="rIdeikahwss-nq6-unnt9dqr">
+            <w:hyperlink w:history="1" r:id="rIdsc9kkeyc7wndzvah1sfr7">
               <w:r>
                 <w:rPr>
                   <w:rFonts w:ascii="Arial" w:cs="Arial" w:eastAsia="Arial" w:hAnsi="Arial"/>
@@ -6577,7 +7189,7 @@
             <w:pPr>
               <w:spacing w:after="20" w:before="0"/>
             </w:pPr>
-            <w:hyperlink w:history="1" r:id="rIdl9u3nr3c_cxdkzhfsmn8w">
+            <w:hyperlink w:history="1" r:id="rIds-pgrab3ccqgom1rlhrbr">
               <w:r>
                 <w:rPr>
                   <w:rFonts w:ascii="Arial" w:cs="Arial" w:eastAsia="Arial" w:hAnsi="Arial"/>
@@ -6610,619 +7222,7 @@
               <w:spacing w:after="10" w:before="0"/>
               <w:ind w:left="120"/>
             </w:pPr>
-            <w:hyperlink w:history="1" r:id="rIdqr0_tiqhnlrmevpt4k_p4">
-              <w:r>
-                <w:rPr>
-                  <w:rFonts w:ascii="Arial" w:cs="Arial" w:eastAsia="Arial" w:hAnsi="Arial"/>
-                  <w:color w:val="595959"/>
-                  <w:sz w:val="14"/>
-                  <w:szCs w:val="14"/>
-                  <w:u w:val="single" w:color="595959"/>
-                </w:rPr>
-                <w:t xml:space="preserve">🔍 Search ARES for similar readings</w:t>
-              </w:r>
-            </w:hyperlink>
-          </w:p>
-        </w:tc>
-        <w:tc>
-          <w:tcPr>
-            <w:tcW w:type="dxa" w:w="3040"/>
-            <w:shd w:fill="FFFFFF" w:color="auto" w:val="clear"/>
-            <w:tcMar>
-              <w:top w:type="dxa" w:w="60"/>
-              <w:left w:type="dxa" w:w="120"/>
-              <w:bottom w:type="dxa" w:w="60"/>
-              <w:right w:type="dxa" w:w="120"/>
-            </w:tcMar>
-            <w:vAlign w:val="top"/>
-          </w:tcPr>
-          <w:p>
-            <w:pPr>
-              <w:spacing w:after="40" w:before="0"/>
-              <w:jc w:val="left"/>
-            </w:pPr>
-            <w:r>
-              <w:rPr>
-                <w:rFonts w:ascii="Arial" w:cs="Arial" w:eastAsia="Arial" w:hAnsi="Arial"/>
-                <w:b w:val="false"/>
-                <w:bCs w:val="false"/>
-                <w:i w:val="false"/>
-                <w:iCs w:val="false"/>
-                <w:color w:val="000000"/>
-                <w:sz w:val="18"/>
-                <w:szCs w:val="18"/>
-              </w:rPr>
-              <w:t xml:space="preserve">Learners examine their completed tables from Part B and, working in pairs, draft three 'property statements' in their own words. After 5 minutes, the class participates in a Numbered-Heads-Together activity: each group of four numbers off 1–4. The teacher calls a number; that learner shares one property. The class evaluates each statement against their own data and refines the wording collaboratively until consensus is reached. The teacher scribes the agreed formal statements on the board: PROPERTY 1 — The image distance from the mirror line equals the object distance from the mirror line (object distance = image distance). PROPERTY 2 — The line joining any object point to its corresponding image point is perpendicular to the mirror line. PROPERTY 3 — The image is congruent to the object (same size and shape, laterally reversed). Learners copy the three formalised properties into their notebooks under the heading '2.2 Reflection — Properties'. They then apply the properties immediately to two quick exercises: (a) Given a mirror line and a point 4.5 cm from it, locate and label the image point; (b) Otieno stands 1.2 m from a plane mirror at Nairobi's Railways Museum hall of mirrors — how far is his image from the mirror, and what is the total distance between Otieno and his image?</w:t>
-            </w:r>
-          </w:p>
-        </w:tc>
-        <w:tc>
-          <w:tcPr>
-            <w:tcW w:type="dxa" w:w="3040"/>
-            <w:shd w:fill="F2F2F2" w:color="auto" w:val="clear"/>
-            <w:tcMar>
-              <w:top w:type="dxa" w:w="60"/>
-              <w:left w:type="dxa" w:w="120"/>
-              <w:bottom w:type="dxa" w:w="60"/>
-              <w:right w:type="dxa" w:w="120"/>
-            </w:tcMar>
-            <w:vAlign w:val="top"/>
-          </w:tcPr>
-          <w:p>
-            <w:pPr>
-              <w:spacing w:after="40" w:before="0"/>
-              <w:jc w:val="left"/>
-            </w:pPr>
-            <w:r>
-              <w:rPr>
-                <w:rFonts w:ascii="Arial" w:cs="Arial" w:eastAsia="Arial" w:hAnsi="Arial"/>
-                <w:b w:val="false"/>
-                <w:bCs w:val="false"/>
-                <w:i w:val="false"/>
-                <w:iCs w:val="false"/>
-                <w:color w:val="000000"/>
-                <w:sz w:val="18"/>
-                <w:szCs w:val="18"/>
-              </w:rPr>
-              <w:t xml:space="preserve">After pairs draft their property statements: 'I want each pair to have three statements written. You have 5 minutes. Go.' WAIT — circulate silently reading drafts. After 5 minutes: 'Numbers-Heads-Together — number off in your group now: 1, 2, 3, 4.' Pause. 'All number-2s — stand up. Number-2 from Group A — Fatuma — read Property 1 as your group wrote it.' WAIT 12 seconds. Write Fatuma's words verbatim on the board. 'Class, look at your own data. Does Fatuma's statement match what you measured? Thumbs up, thumbs sideways, or thumbs down.' Address thumbs-sideways: 'Hamisi, what part doesn't match your data?' WAIT 10 seconds. Refine the statement live. Repeat for Properties 2 and 3 with number-3 and number-4 learners. Once all three are formalised, cold-call for the quick exercises: 'Exercise (b) — Otieno and the Railways Museum mirror. Who can set up the calculation? I need someone who hasn't spoken yet.' WAIT 12 seconds. 'Chebet — go ahead.' Confirm: image is 1.2 m behind mirror; total distance = 1.2 + 1.2 = 2.4 m. Explicitly connect: 'Now think back to Amina this morning. Her image in her bedroom mirror is the same distance behind the glass as she is in front. Which property explains that?' WAIT 10 seconds. Cold-call 1 learner.</w:t>
-            </w:r>
-          </w:p>
-        </w:tc>
-        <w:tc>
-          <w:tcPr>
-            <w:tcW w:type="dxa" w:w="3040"/>
-            <w:shd w:fill="FFFFFF" w:color="auto" w:val="clear"/>
-            <w:tcMar>
-              <w:top w:type="dxa" w:w="60"/>
-              <w:left w:type="dxa" w:w="120"/>
-              <w:bottom w:type="dxa" w:w="60"/>
-              <w:right w:type="dxa" w:w="120"/>
-            </w:tcMar>
-            <w:vAlign w:val="top"/>
-          </w:tcPr>
-          <w:p>
-            <w:pPr>
-              <w:spacing w:after="40" w:before="0"/>
-              <w:jc w:val="left"/>
-            </w:pPr>
-            <w:r>
-              <w:rPr>
-                <w:rFonts w:ascii="Arial" w:cs="Arial" w:eastAsia="Arial" w:hAnsi="Arial"/>
-                <w:b w:val="false"/>
-                <w:bCs w:val="false"/>
-                <w:i w:val="false"/>
-                <w:iCs w:val="false"/>
-                <w:color w:val="000000"/>
-                <w:sz w:val="18"/>
-                <w:szCs w:val="18"/>
-              </w:rPr>
-              <w:t xml:space="preserve">Numbered-Heads-Together with Collaborative Refinement (NGSS Constructing Explanations): by requiring learners to draft statements before hearing correct wording, this strategy ensures the formal properties emerge from their own data rather than from teacher transmission. The public refinement process models mathematical argumentation — a core mathematical process skill in the KICD curriculum — and gives every learner ownership of the final statements.</w:t>
-            </w:r>
-          </w:p>
-        </w:tc>
-        <w:tc>
-          <w:tcPr>
-            <w:tcW w:type="dxa" w:w="3040"/>
-            <w:shd w:fill="F2F2F2" w:color="auto" w:val="clear"/>
-            <w:tcMar>
-              <w:top w:type="dxa" w:w="60"/>
-              <w:left w:type="dxa" w:w="120"/>
-              <w:bottom w:type="dxa" w:w="60"/>
-              <w:right w:type="dxa" w:w="120"/>
-            </w:tcMar>
-            <w:vAlign w:val="top"/>
-          </w:tcPr>
-          <w:p>
-            <w:pPr>
-              <w:spacing w:after="40" w:before="0"/>
-              <w:jc w:val="left"/>
-            </w:pPr>
-            <w:r>
-              <w:rPr>
-                <w:rFonts w:ascii="Arial" w:cs="Arial" w:eastAsia="Arial" w:hAnsi="Arial"/>
-                <w:b w:val="false"/>
-                <w:bCs w:val="false"/>
-                <w:i w:val="false"/>
-                <w:iCs w:val="false"/>
-                <w:color w:val="000000"/>
-                <w:sz w:val="18"/>
-                <w:szCs w:val="18"/>
-              </w:rPr>
-              <w:t xml:space="preserve">During the Numbered-Heads-Together round, teacher listens for: (1) Use of the word 'perpendicular' — absence suggests the concept needs re-teaching; (2) Conflation of 'congruent' with 'identical' without noting lateral reversal — probe with 'Is the image exactly the same, or is anything different?'; (3) Correct calculation of 2.4 m total distance in the Otieno exercise — errors here often indicate learners added image distance to mirror thickness rather than to object distance. Quick written check: teacher asks every learner to write one sentence answering 'Which property explains why the letter A looks flipped in a mirror?' — collected as an exit ticket for this phase.</w:t>
-            </w:r>
-          </w:p>
-        </w:tc>
-      </w:tr>
-      <w:tr>
-        <w:tc>
-          <w:tcPr>
-            <w:tcW w:type="dxa" w:w="1520"/>
-            <w:shd w:fill="FCE4D6" w:color="auto" w:val="clear"/>
-            <w:tcMar>
-              <w:top w:type="dxa" w:w="60"/>
-              <w:left w:type="dxa" w:w="120"/>
-              <w:bottom w:type="dxa" w:w="60"/>
-              <w:right w:type="dxa" w:w="120"/>
-            </w:tcMar>
-            <w:vAlign w:val="top"/>
-          </w:tcPr>
-          <w:p>
-            <w:pPr>
-              <w:spacing w:after="40" w:before="0"/>
-              <w:jc w:val="left"/>
-            </w:pPr>
-            <w:r>
-              <w:rPr>
-                <w:rFonts w:ascii="Arial" w:cs="Arial" w:eastAsia="Arial" w:hAnsi="Arial"/>
-                <w:b/>
-                <w:bCs/>
-                <w:i w:val="false"/>
-                <w:iCs w:val="false"/>
-                <w:color w:val="000000"/>
-                <w:sz w:val="18"/>
-                <w:szCs w:val="18"/>
-              </w:rPr>
-              <w:t xml:space="preserve">Driving Question Board (DQB) Creation</w:t>
-            </w:r>
-          </w:p>
-          <w:p>
-            <w:pPr>
-              <w:spacing w:after="20" w:before="0"/>
-            </w:pPr>
-            <w:r>
-              <w:rPr>
-                <w:rFonts w:ascii="Arial" w:cs="Arial" w:eastAsia="Arial" w:hAnsi="Arial"/>
-                <w:b/>
-                <w:bCs/>
-                <w:color w:val="1F3864"/>
-                <w:sz w:val="16"/>
-                <w:szCs w:val="16"/>
-              </w:rPr>
-              <w:t xml:space="preserve">📹 VIDEO:</w:t>
-            </w:r>
-          </w:p>
-          <w:p>
-            <w:pPr>
-              <w:spacing w:after="20" w:before="0"/>
-            </w:pPr>
-            <w:hyperlink w:history="1" r:id="rIdwlrq2ty_rynflaztmxvye">
-              <w:r>
-                <w:rPr>
-                  <w:rFonts w:ascii="Arial" w:cs="Arial" w:eastAsia="Arial" w:hAnsi="Arial"/>
-                  <w:color w:val="2E75B6"/>
-                  <w:sz w:val="16"/>
-                  <w:szCs w:val="16"/>
-                  <w:u w:val="single" w:color="2E75B6"/>
-                </w:rPr>
-                <w:t xml:space="preserve">Reflecting shapes: diagonal line of reflection</w:t>
-              </w:r>
-            </w:hyperlink>
-          </w:p>
-          <w:p>
-            <w:pPr>
-              <w:spacing w:after="10" w:before="0"/>
-              <w:ind w:left="120"/>
-            </w:pPr>
-            <w:r>
-              <w:rPr>
-                <w:rFonts w:ascii="Arial" w:cs="Arial" w:eastAsia="Arial" w:hAnsi="Arial"/>
-                <w:color w:val="595959"/>
-                <w:sz w:val="14"/>
-                <w:szCs w:val="14"/>
-              </w:rPr>
-              <w:t xml:space="preserve">Source: Khan Academy (English - US curriculum)</w:t>
-            </w:r>
-          </w:p>
-          <w:p>
-            <w:pPr>
-              <w:spacing w:after="10" w:before="0"/>
-              <w:ind w:left="120"/>
-            </w:pPr>
-            <w:hyperlink w:history="1" r:id="rIdabya2yyunfcblrja927x3">
-              <w:r>
-                <w:rPr>
-                  <w:rFonts w:ascii="Arial" w:cs="Arial" w:eastAsia="Arial" w:hAnsi="Arial"/>
-                  <w:color w:val="595959"/>
-                  <w:sz w:val="14"/>
-                  <w:szCs w:val="14"/>
-                  <w:u w:val="single" w:color="595959"/>
-                </w:rPr>
-                <w:t xml:space="preserve">🔍 Search ARES for similar videos</w:t>
-              </w:r>
-            </w:hyperlink>
-          </w:p>
-          <w:p>
-            <w:pPr>
-              <w:spacing w:after="40" w:before="0"/>
-            </w:pPr>
-            <w:r>
-              <w:rPr>
-                <w:sz w:val="14"/>
-                <w:szCs w:val="14"/>
-              </w:rPr>
-              <w:t xml:space="preserve"/>
-            </w:r>
-          </w:p>
-          <w:p>
-            <w:pPr>
-              <w:spacing w:after="20" w:before="0"/>
-            </w:pPr>
-            <w:r>
-              <w:rPr>
-                <w:rFonts w:ascii="Arial" w:cs="Arial" w:eastAsia="Arial" w:hAnsi="Arial"/>
-                <w:b/>
-                <w:bCs/>
-                <w:color w:val="1F3864"/>
-                <w:sz w:val="16"/>
-                <w:szCs w:val="16"/>
-              </w:rPr>
-              <w:t xml:space="preserve">📖 HTML:</w:t>
-            </w:r>
-          </w:p>
-          <w:p>
-            <w:pPr>
-              <w:spacing w:after="20" w:before="0"/>
-            </w:pPr>
-            <w:hyperlink w:history="1" r:id="rId_p09ym_1ombkln8hcaxl3">
-              <w:r>
-                <w:rPr>
-                  <w:rFonts w:ascii="Arial" w:cs="Arial" w:eastAsia="Arial" w:hAnsi="Arial"/>
-                  <w:color w:val="2E75B6"/>
-                  <w:sz w:val="16"/>
-                  <w:szCs w:val="16"/>
-                  <w:u w:val="single" w:color="2E75B6"/>
-                </w:rPr>
-                <w:t xml:space="preserve">Reflections in a Plane Mirror (PLIX)</w:t>
-              </w:r>
-            </w:hyperlink>
-          </w:p>
-          <w:p>
-            <w:pPr>
-              <w:spacing w:after="10" w:before="0"/>
-              <w:ind w:left="120"/>
-            </w:pPr>
-            <w:r>
-              <w:rPr>
-                <w:rFonts w:ascii="Arial" w:cs="Arial" w:eastAsia="Arial" w:hAnsi="Arial"/>
-                <w:color w:val="595959"/>
-                <w:sz w:val="14"/>
-                <w:szCs w:val="14"/>
-              </w:rPr>
-              <w:t xml:space="preserve">Source: CK-12</w:t>
-            </w:r>
-          </w:p>
-          <w:p>
-            <w:pPr>
-              <w:spacing w:after="10" w:before="0"/>
-              <w:ind w:left="120"/>
-            </w:pPr>
-            <w:hyperlink w:history="1" r:id="rId3umtiogttxknb3l3vkpnr">
-              <w:r>
-                <w:rPr>
-                  <w:rFonts w:ascii="Arial" w:cs="Arial" w:eastAsia="Arial" w:hAnsi="Arial"/>
-                  <w:color w:val="595959"/>
-                  <w:sz w:val="14"/>
-                  <w:szCs w:val="14"/>
-                  <w:u w:val="single" w:color="595959"/>
-                </w:rPr>
-                <w:t xml:space="preserve">🔍 Search ARES for similar readings</w:t>
-              </w:r>
-            </w:hyperlink>
-          </w:p>
-        </w:tc>
-        <w:tc>
-          <w:tcPr>
-            <w:tcW w:type="dxa" w:w="3040"/>
-            <w:shd w:fill="FFFFFF" w:color="auto" w:val="clear"/>
-            <w:tcMar>
-              <w:top w:type="dxa" w:w="60"/>
-              <w:left w:type="dxa" w:w="120"/>
-              <w:bottom w:type="dxa" w:w="60"/>
-              <w:right w:type="dxa" w:w="120"/>
-            </w:tcMar>
-            <w:vAlign w:val="top"/>
-          </w:tcPr>
-          <w:p>
-            <w:pPr>
-              <w:spacing w:after="40" w:before="0"/>
-              <w:jc w:val="left"/>
-            </w:pPr>
-            <w:r>
-              <w:rPr>
-                <w:rFonts w:ascii="Arial" w:cs="Arial" w:eastAsia="Arial" w:hAnsi="Arial"/>
-                <w:b w:val="false"/>
-                <w:bCs w:val="false"/>
-                <w:i w:val="false"/>
-                <w:iCs w:val="false"/>
-                <w:color w:val="000000"/>
-                <w:sz w:val="18"/>
-                <w:szCs w:val="18"/>
-              </w:rPr>
-              <w:t xml:space="preserve">Each learner receives two sticky notes — one green, one orange. On the GREEN note they write one thing they can now answer about the driving question ('Why does a mirror show a perfect copy of the world — and where exactly does that copy live?'). On the ORANGE note they write one new question that today's evidence raised but has not yet answered. Learners post their notes on the class DQB, which is divided into three columns: 'What We Predicted', 'What Evidence Showed', 'New Questions'. The teacher reads three orange notes aloud and the class votes (hands) on which question is most important to investigate next. The winning question is circled and dated as 'Most Urgent — Lesson 3 target'.</w:t>
-            </w:r>
-          </w:p>
-        </w:tc>
-        <w:tc>
-          <w:tcPr>
-            <w:tcW w:type="dxa" w:w="3040"/>
-            <w:shd w:fill="F2F2F2" w:color="auto" w:val="clear"/>
-            <w:tcMar>
-              <w:top w:type="dxa" w:w="60"/>
-              <w:left w:type="dxa" w:w="120"/>
-              <w:bottom w:type="dxa" w:w="60"/>
-              <w:right w:type="dxa" w:w="120"/>
-            </w:tcMar>
-            <w:vAlign w:val="top"/>
-          </w:tcPr>
-          <w:p>
-            <w:pPr>
-              <w:spacing w:after="40" w:before="0"/>
-              <w:jc w:val="left"/>
-            </w:pPr>
-            <w:r>
-              <w:rPr>
-                <w:rFonts w:ascii="Arial" w:cs="Arial" w:eastAsia="Arial" w:hAnsi="Arial"/>
-                <w:b w:val="false"/>
-                <w:bCs w:val="false"/>
-                <w:i w:val="false"/>
-                <w:iCs w:val="false"/>
-                <w:color w:val="000000"/>
-                <w:sz w:val="18"/>
-                <w:szCs w:val="18"/>
-              </w:rPr>
-              <w:t xml:space="preserve">Distribute sticky notes. 'You have 3 minutes — GREEN: one thing our measurements today let you answer about the driving question. ORANGE: one new question our measurements raised. Write in full sentences.' After 3 minutes: 'Post green notes in the 'What Evidence Showed' column and orange notes in 'New Questions'.' Circulate to read notes as learners post. Select 3 orange notes that represent different kinds of questions (conceptual, procedural, application). Read each aloud: 'Kamau asks: Does this work the same way if the mirror line is slanted — like a tilted mirror in a barbershop?' Read a second. Read a third. 'Hands up for the question you most want answered in our next lesson.' Tally. Circle the winner. 'We will track this question all the way to Lesson 8. Write it in your notebook under our Driving Question.' Explicitly retrieve predictions from the slip: 'Look at your prediction slip. Put a tick next to each prediction today's evidence confirmed, and a cross next to each it disproved. You do not need to hand it in — it is your personal evidence record.'</w:t>
-            </w:r>
-          </w:p>
-        </w:tc>
-        <w:tc>
-          <w:tcPr>
-            <w:tcW w:type="dxa" w:w="3040"/>
-            <w:shd w:fill="FFFFFF" w:color="auto" w:val="clear"/>
-            <w:tcMar>
-              <w:top w:type="dxa" w:w="60"/>
-              <w:left w:type="dxa" w:w="120"/>
-              <w:bottom w:type="dxa" w:w="60"/>
-              <w:right w:type="dxa" w:w="120"/>
-            </w:tcMar>
-            <w:vAlign w:val="top"/>
-          </w:tcPr>
-          <w:p>
-            <w:pPr>
-              <w:spacing w:after="40" w:before="0"/>
-              <w:jc w:val="left"/>
-            </w:pPr>
-            <w:r>
-              <w:rPr>
-                <w:rFonts w:ascii="Arial" w:cs="Arial" w:eastAsia="Arial" w:hAnsi="Arial"/>
-                <w:b w:val="false"/>
-                <w:bCs w:val="false"/>
-                <w:i w:val="false"/>
-                <w:iCs w:val="false"/>
-                <w:color w:val="000000"/>
-                <w:sz w:val="18"/>
-                <w:szCs w:val="18"/>
-              </w:rPr>
-              <w:t xml:space="preserve">Driving Question Board — Evidence Mapping (NGSS Engaging in Argument from Evidence): the DQB makes the cumulative inquiry arc visible and habituates learners to distinguishing 'what we know from evidence' from 'what we still wonder'. The prediction-slip revisit creates a metacognitive moment — learners experience the productive discomfort of having predictions corrected by data, which deepens understanding more than being told the correct answer at the outset.</w:t>
-            </w:r>
-          </w:p>
-        </w:tc>
-        <w:tc>
-          <w:tcPr>
-            <w:tcW w:type="dxa" w:w="3040"/>
-            <w:shd w:fill="F2F2F2" w:color="auto" w:val="clear"/>
-            <w:tcMar>
-              <w:top w:type="dxa" w:w="60"/>
-              <w:left w:type="dxa" w:w="120"/>
-              <w:bottom w:type="dxa" w:w="60"/>
-              <w:right w:type="dxa" w:w="120"/>
-            </w:tcMar>
-            <w:vAlign w:val="top"/>
-          </w:tcPr>
-          <w:p>
-            <w:pPr>
-              <w:spacing w:after="40" w:before="0"/>
-              <w:jc w:val="left"/>
-            </w:pPr>
-            <w:r>
-              <w:rPr>
-                <w:rFonts w:ascii="Arial" w:cs="Arial" w:eastAsia="Arial" w:hAnsi="Arial"/>
-                <w:b w:val="false"/>
-                <w:bCs w:val="false"/>
-                <w:i w:val="false"/>
-                <w:iCs w:val="false"/>
-                <w:color w:val="000000"/>
-                <w:sz w:val="18"/>
-                <w:szCs w:val="18"/>
-              </w:rPr>
-              <w:t xml:space="preserve">Teacher reads all green sticky notes after class to assess whether learners can articulate the three properties in their own words and connect them to the driving question. A green note that says only 'the image is behind the mirror' without reference to distance or perpendicularity signals incomplete understanding. Orange notes are analysed for scope: questions about curved mirrors, Cartesian-plane mirror lines, or lateral reversal indicate readiness for extension; questions about basic measurement procedure indicate learners who need consolidation before Lesson 3.</w:t>
-            </w:r>
-          </w:p>
-        </w:tc>
-      </w:tr>
-      <w:tr>
-        <w:tc>
-          <w:tcPr>
-            <w:tcW w:type="dxa" w:w="1520"/>
-            <w:shd w:fill="D5E8F0" w:color="auto" w:val="clear"/>
-            <w:tcMar>
-              <w:top w:type="dxa" w:w="60"/>
-              <w:left w:type="dxa" w:w="120"/>
-              <w:bottom w:type="dxa" w:w="60"/>
-              <w:right w:type="dxa" w:w="120"/>
-            </w:tcMar>
-            <w:vAlign w:val="top"/>
-          </w:tcPr>
-          <w:p>
-            <w:pPr>
-              <w:spacing w:after="40" w:before="0"/>
-              <w:jc w:val="left"/>
-            </w:pPr>
-            <w:r>
-              <w:rPr>
-                <w:rFonts w:ascii="Arial" w:cs="Arial" w:eastAsia="Arial" w:hAnsi="Arial"/>
-                <w:b/>
-                <w:bCs/>
-                <w:i w:val="false"/>
-                <w:iCs w:val="false"/>
-                <w:color w:val="000000"/>
-                <w:sz w:val="18"/>
-                <w:szCs w:val="18"/>
-              </w:rPr>
-              <w:t xml:space="preserve">Model Building Phase</w:t>
-            </w:r>
-          </w:p>
-          <w:p>
-            <w:pPr>
-              <w:spacing w:after="20" w:before="0"/>
-            </w:pPr>
-            <w:r>
-              <w:rPr>
-                <w:rFonts w:ascii="Arial" w:cs="Arial" w:eastAsia="Arial" w:hAnsi="Arial"/>
-                <w:b/>
-                <w:bCs/>
-                <w:color w:val="1F3864"/>
-                <w:sz w:val="16"/>
-                <w:szCs w:val="16"/>
-              </w:rPr>
-              <w:t xml:space="preserve">📹 VIDEO:</w:t>
-            </w:r>
-          </w:p>
-          <w:p>
-            <w:pPr>
-              <w:spacing w:after="20" w:before="0"/>
-            </w:pPr>
-            <w:hyperlink w:history="1" r:id="rIdwlba_abceizjjph1ggpc_">
-              <w:r>
-                <w:rPr>
-                  <w:rFonts w:ascii="Arial" w:cs="Arial" w:eastAsia="Arial" w:hAnsi="Arial"/>
-                  <w:color w:val="2E75B6"/>
-                  <w:sz w:val="16"/>
-                  <w:szCs w:val="16"/>
-                  <w:u w:val="single" w:color="2E75B6"/>
-                </w:rPr>
-                <w:t xml:space="preserve">Object image height and distance relationship</w:t>
-              </w:r>
-            </w:hyperlink>
-          </w:p>
-          <w:p>
-            <w:pPr>
-              <w:spacing w:after="10" w:before="0"/>
-              <w:ind w:left="120"/>
-            </w:pPr>
-            <w:r>
-              <w:rPr>
-                <w:rFonts w:ascii="Arial" w:cs="Arial" w:eastAsia="Arial" w:hAnsi="Arial"/>
-                <w:color w:val="595959"/>
-                <w:sz w:val="14"/>
-                <w:szCs w:val="14"/>
-              </w:rPr>
-              <w:t xml:space="preserve">Source: Khan Academy (English - US curriculum)</w:t>
-            </w:r>
-          </w:p>
-          <w:p>
-            <w:pPr>
-              <w:spacing w:after="10" w:before="0"/>
-              <w:ind w:left="120"/>
-            </w:pPr>
-            <w:hyperlink w:history="1" r:id="rIdq-vvydvcte0zhzqqsivw0">
-              <w:r>
-                <w:rPr>
-                  <w:rFonts w:ascii="Arial" w:cs="Arial" w:eastAsia="Arial" w:hAnsi="Arial"/>
-                  <w:color w:val="595959"/>
-                  <w:sz w:val="14"/>
-                  <w:szCs w:val="14"/>
-                  <w:u w:val="single" w:color="595959"/>
-                </w:rPr>
-                <w:t xml:space="preserve">🔍 Search ARES for similar videos</w:t>
-              </w:r>
-            </w:hyperlink>
-          </w:p>
-          <w:p>
-            <w:pPr>
-              <w:spacing w:after="40" w:before="0"/>
-            </w:pPr>
-            <w:r>
-              <w:rPr>
-                <w:sz w:val="14"/>
-                <w:szCs w:val="14"/>
-              </w:rPr>
-              <w:t xml:space="preserve"/>
-            </w:r>
-          </w:p>
-          <w:p>
-            <w:pPr>
-              <w:spacing w:after="20" w:before="0"/>
-            </w:pPr>
-            <w:r>
-              <w:rPr>
-                <w:rFonts w:ascii="Arial" w:cs="Arial" w:eastAsia="Arial" w:hAnsi="Arial"/>
-                <w:b/>
-                <w:bCs/>
-                <w:color w:val="1F3864"/>
-                <w:sz w:val="16"/>
-                <w:szCs w:val="16"/>
-              </w:rPr>
-              <w:t xml:space="preserve">📖 HTML:</w:t>
-            </w:r>
-          </w:p>
-          <w:p>
-            <w:pPr>
-              <w:spacing w:after="20" w:before="0"/>
-            </w:pPr>
-            <w:hyperlink w:history="1" r:id="rIdr5lddv4bxkspg00st5jjq">
-              <w:r>
-                <w:rPr>
-                  <w:rFonts w:ascii="Arial" w:cs="Arial" w:eastAsia="Arial" w:hAnsi="Arial"/>
-                  <w:color w:val="2E75B6"/>
-                  <w:sz w:val="16"/>
-                  <w:szCs w:val="16"/>
-                  <w:u w:val="single" w:color="2E75B6"/>
-                </w:rPr>
-                <w:t xml:space="preserve">Reflections in a Plane Mirror (PLIX)</w:t>
-              </w:r>
-            </w:hyperlink>
-          </w:p>
-          <w:p>
-            <w:pPr>
-              <w:spacing w:after="10" w:before="0"/>
-              <w:ind w:left="120"/>
-            </w:pPr>
-            <w:r>
-              <w:rPr>
-                <w:rFonts w:ascii="Arial" w:cs="Arial" w:eastAsia="Arial" w:hAnsi="Arial"/>
-                <w:color w:val="595959"/>
-                <w:sz w:val="14"/>
-                <w:szCs w:val="14"/>
-              </w:rPr>
-              <w:t xml:space="preserve">Source: CK-12</w:t>
-            </w:r>
-          </w:p>
-          <w:p>
-            <w:pPr>
-              <w:spacing w:after="10" w:before="0"/>
-              <w:ind w:left="120"/>
-            </w:pPr>
-            <w:hyperlink w:history="1" r:id="rIdxpjk8ubdkz984m6u3i0h3">
+            <w:hyperlink w:history="1" r:id="rIdaqsheivw3vqhfjeohkuwm">
               <w:r>
                 <w:rPr>
                   <w:rFonts w:ascii="Arial" w:cs="Arial" w:eastAsia="Arial" w:hAnsi="Arial"/>
@@ -8709,7 +8709,7 @@
             <w:pPr>
               <w:spacing w:after="20" w:before="0"/>
             </w:pPr>
-            <w:hyperlink w:history="1" r:id="rIdz_wreiiqtoaj94j6hctvu">
+            <w:hyperlink w:history="1" r:id="rIdgzvlbkeizvm5cdaswdh_e">
               <w:r>
                 <w:rPr>
                   <w:rFonts w:ascii="Arial" w:cs="Arial" w:eastAsia="Arial" w:hAnsi="Arial"/>
@@ -8742,7 +8742,7 @@
               <w:spacing w:after="10" w:before="0"/>
               <w:ind w:left="120"/>
             </w:pPr>
-            <w:hyperlink w:history="1" r:id="rIdkz5g_1_ycpsdoxmx5xfok">
+            <w:hyperlink w:history="1" r:id="rIdnsn28fh1mkbirvmitql1k">
               <w:r>
                 <w:rPr>
                   <w:rFonts w:ascii="Arial" w:cs="Arial" w:eastAsia="Arial" w:hAnsi="Arial"/>
@@ -8787,7 +8787,7 @@
             <w:pPr>
               <w:spacing w:after="20" w:before="0"/>
             </w:pPr>
-            <w:hyperlink w:history="1" r:id="rIdjolwk9jo7bzjji7mmwtwz">
+            <w:hyperlink w:history="1" r:id="rIdb8vezvicodmz2ne0io-js">
               <w:r>
                 <w:rPr>
                   <w:rFonts w:ascii="Arial" w:cs="Arial" w:eastAsia="Arial" w:hAnsi="Arial"/>
@@ -8820,7 +8820,7 @@
               <w:spacing w:after="10" w:before="0"/>
               <w:ind w:left="120"/>
             </w:pPr>
-            <w:hyperlink w:history="1" r:id="rIdmk7itfpxhay9earbsw0uf">
+            <w:hyperlink w:history="1" r:id="rIdetgx4em6aqcj_3zwdff42">
               <w:r>
                 <w:rPr>
                   <w:rFonts w:ascii="Arial" w:cs="Arial" w:eastAsia="Arial" w:hAnsi="Arial"/>
@@ -9015,7 +9015,7 @@
             <w:pPr>
               <w:spacing w:after="20" w:before="0"/>
             </w:pPr>
-            <w:hyperlink w:history="1" r:id="rId2bwcvy41rfboi8aiqnslo">
+            <w:hyperlink w:history="1" r:id="rId3jd2kblypleuq5bi3ijxn">
               <w:r>
                 <w:rPr>
                   <w:rFonts w:ascii="Arial" w:cs="Arial" w:eastAsia="Arial" w:hAnsi="Arial"/>
@@ -9024,7 +9024,7 @@
                   <w:szCs w:val="16"/>
                   <w:u w:val="single" w:color="2E75B6"/>
                 </w:rPr>
-                <w:t xml:space="preserve">Geometric constructions: perpendicular bisector</w:t>
+                <w:t xml:space="preserve">Determining reflections</w:t>
               </w:r>
             </w:hyperlink>
           </w:p>
@@ -9048,7 +9048,7 @@
               <w:spacing w:after="10" w:before="0"/>
               <w:ind w:left="120"/>
             </w:pPr>
-            <w:hyperlink w:history="1" r:id="rIdhfi12sldk6ihdmxqxza0z">
+            <w:hyperlink w:history="1" r:id="rIdhu0suswhkzkyyuyxtprp1">
               <w:r>
                 <w:rPr>
                   <w:rFonts w:ascii="Arial" w:cs="Arial" w:eastAsia="Arial" w:hAnsi="Arial"/>
@@ -9093,7 +9093,7 @@
             <w:pPr>
               <w:spacing w:after="20" w:before="0"/>
             </w:pPr>
-            <w:hyperlink w:history="1" r:id="rIdhouewsopltmxunsmfpj3i">
+            <w:hyperlink w:history="1" r:id="rIdv2bfrjfclf1c8zl81xerr">
               <w:r>
                 <w:rPr>
                   <w:rFonts w:ascii="Arial" w:cs="Arial" w:eastAsia="Arial" w:hAnsi="Arial"/>
@@ -9126,7 +9126,7 @@
               <w:spacing w:after="10" w:before="0"/>
               <w:ind w:left="120"/>
             </w:pPr>
-            <w:hyperlink w:history="1" r:id="rIdra2o1wz5d9pezs2wlxxhq">
+            <w:hyperlink w:history="1" r:id="rId-5d9rswc3bb4nxfhugjwu">
               <w:r>
                 <w:rPr>
                   <w:rFonts w:ascii="Arial" w:cs="Arial" w:eastAsia="Arial" w:hAnsi="Arial"/>
@@ -9321,7 +9321,7 @@
             <w:pPr>
               <w:spacing w:after="20" w:before="0"/>
             </w:pPr>
-            <w:hyperlink w:history="1" r:id="rId1lcvcizrrle8kw58w4svo">
+            <w:hyperlink w:history="1" r:id="rIdmd4pzj7j7nl8umlpjvtbi">
               <w:r>
                 <w:rPr>
                   <w:rFonts w:ascii="Arial" w:cs="Arial" w:eastAsia="Arial" w:hAnsi="Arial"/>
@@ -9330,7 +9330,7 @@
                   <w:szCs w:val="16"/>
                   <w:u w:val="single" w:color="2E75B6"/>
                 </w:rPr>
-                <w:t xml:space="preserve">Geometric constructions: perpendicular bisector</w:t>
+                <w:t xml:space="preserve">Determining reflections (advanced)</w:t>
               </w:r>
             </w:hyperlink>
           </w:p>
@@ -9354,7 +9354,7 @@
               <w:spacing w:after="10" w:before="0"/>
               <w:ind w:left="120"/>
             </w:pPr>
-            <w:hyperlink w:history="1" r:id="rId0guag2gfrtg-z0cuv4lri">
+            <w:hyperlink w:history="1" r:id="rIdqn4dj06qipz-vc-od4qtt">
               <w:r>
                 <w:rPr>
                   <w:rFonts w:ascii="Arial" w:cs="Arial" w:eastAsia="Arial" w:hAnsi="Arial"/>
@@ -9399,7 +9399,7 @@
             <w:pPr>
               <w:spacing w:after="20" w:before="0"/>
             </w:pPr>
-            <w:hyperlink w:history="1" r:id="rIddtmvb4_xvbnhwomvttdxo">
+            <w:hyperlink w:history="1" r:id="rIdnq-n5lixx-ny79huupsbl">
               <w:r>
                 <w:rPr>
                   <w:rFonts w:ascii="Arial" w:cs="Arial" w:eastAsia="Arial" w:hAnsi="Arial"/>
@@ -9432,7 +9432,7 @@
               <w:spacing w:after="10" w:before="0"/>
               <w:ind w:left="120"/>
             </w:pPr>
-            <w:hyperlink w:history="1" r:id="rIdhxewe3lfjn0h1ybxr-fec">
+            <w:hyperlink w:history="1" r:id="rIdrqiulvf1_irz2hynqm3ty">
               <w:r>
                 <w:rPr>
                   <w:rFonts w:ascii="Arial" w:cs="Arial" w:eastAsia="Arial" w:hAnsi="Arial"/>
@@ -9627,7 +9627,7 @@
             <w:pPr>
               <w:spacing w:after="20" w:before="0"/>
             </w:pPr>
-            <w:hyperlink w:history="1" r:id="rIdzsjlr_zqj4os82izdauyx">
+            <w:hyperlink w:history="1" r:id="rIdsqtderju_lcedefrmb3zd">
               <w:r>
                 <w:rPr>
                   <w:rFonts w:ascii="Arial" w:cs="Arial" w:eastAsia="Arial" w:hAnsi="Arial"/>
@@ -9636,7 +9636,7 @@
                   <w:szCs w:val="16"/>
                   <w:u w:val="single" w:color="2E75B6"/>
                 </w:rPr>
-                <w:t xml:space="preserve">Geometric constructions: perpendicular bisector</w:t>
+                <w:t xml:space="preserve">Reflecting shapes: diagonal line of reflection</w:t>
               </w:r>
             </w:hyperlink>
           </w:p>
@@ -9660,7 +9660,7 @@
               <w:spacing w:after="10" w:before="0"/>
               <w:ind w:left="120"/>
             </w:pPr>
-            <w:hyperlink w:history="1" r:id="rIdg4mjflbpnggz0ljpekoh4">
+            <w:hyperlink w:history="1" r:id="rIdrol0z6-okgjbshprbj8dq">
               <w:r>
                 <w:rPr>
                   <w:rFonts w:ascii="Arial" w:cs="Arial" w:eastAsia="Arial" w:hAnsi="Arial"/>
@@ -9705,7 +9705,7 @@
             <w:pPr>
               <w:spacing w:after="20" w:before="0"/>
             </w:pPr>
-            <w:hyperlink w:history="1" r:id="rId8zoa9qra1f39ggctxkfj5">
+            <w:hyperlink w:history="1" r:id="rId8f1o3coc-frjt-aak0qun">
               <w:r>
                 <w:rPr>
                   <w:rFonts w:ascii="Arial" w:cs="Arial" w:eastAsia="Arial" w:hAnsi="Arial"/>
@@ -9738,7 +9738,7 @@
               <w:spacing w:after="10" w:before="0"/>
               <w:ind w:left="120"/>
             </w:pPr>
-            <w:hyperlink w:history="1" r:id="rIdm_yeozvjwrbvcsf6rhyff">
+            <w:hyperlink w:history="1" r:id="rIdqwdgllzziwchcba35h3jk">
               <w:r>
                 <w:rPr>
                   <w:rFonts w:ascii="Arial" w:cs="Arial" w:eastAsia="Arial" w:hAnsi="Arial"/>
@@ -9933,7 +9933,7 @@
             <w:pPr>
               <w:spacing w:after="20" w:before="0"/>
             </w:pPr>
-            <w:hyperlink w:history="1" r:id="rIdmejdlcz2eavkhfdmv5u00">
+            <w:hyperlink w:history="1" r:id="rIdai1k8-rudig1ssbr8bee5">
               <w:r>
                 <w:rPr>
                   <w:rFonts w:ascii="Arial" w:cs="Arial" w:eastAsia="Arial" w:hAnsi="Arial"/>
@@ -9942,7 +9942,7 @@
                   <w:szCs w:val="16"/>
                   <w:u w:val="single" w:color="2E75B6"/>
                 </w:rPr>
-                <w:t xml:space="preserve">Geometric constructions: perpendicular bisector</w:t>
+                <w:t xml:space="preserve">Specular and diffuse reflection</w:t>
               </w:r>
             </w:hyperlink>
           </w:p>
@@ -9966,7 +9966,7 @@
               <w:spacing w:after="10" w:before="0"/>
               <w:ind w:left="120"/>
             </w:pPr>
-            <w:hyperlink w:history="1" r:id="rId6fwgkznaitiktnytx4lkb">
+            <w:hyperlink w:history="1" r:id="rIdy6k0n9scym_w08bewhoza">
               <w:r>
                 <w:rPr>
                   <w:rFonts w:ascii="Arial" w:cs="Arial" w:eastAsia="Arial" w:hAnsi="Arial"/>
@@ -10011,7 +10011,7 @@
             <w:pPr>
               <w:spacing w:after="20" w:before="0"/>
             </w:pPr>
-            <w:hyperlink w:history="1" r:id="rIdkzq-qxr4eo3h_igbks_sa">
+            <w:hyperlink w:history="1" r:id="rIdlyla3uafaguavzavter-t">
               <w:r>
                 <w:rPr>
                   <w:rFonts w:ascii="Arial" w:cs="Arial" w:eastAsia="Arial" w:hAnsi="Arial"/>
@@ -10044,7 +10044,7 @@
               <w:spacing w:after="10" w:before="0"/>
               <w:ind w:left="120"/>
             </w:pPr>
-            <w:hyperlink w:history="1" r:id="rIdtchwf49zw_o8u2cxnfq7e">
+            <w:hyperlink w:history="1" r:id="rIdf8rswsvmq5sdxhe3zakcg">
               <w:r>
                 <w:rPr>
                   <w:rFonts w:ascii="Arial" w:cs="Arial" w:eastAsia="Arial" w:hAnsi="Arial"/>
@@ -11710,7 +11710,7 @@
             <w:pPr>
               <w:spacing w:after="20" w:before="0"/>
             </w:pPr>
-            <w:hyperlink w:history="1" r:id="rId7h_1eutbqtqluqlmqwhpv">
+            <w:hyperlink w:history="1" r:id="rIdcregdb4ziscv02sp1phyq">
               <w:r>
                 <w:rPr>
                   <w:rFonts w:ascii="Arial" w:cs="Arial" w:eastAsia="Arial" w:hAnsi="Arial"/>
@@ -11743,7 +11743,7 @@
               <w:spacing w:after="10" w:before="0"/>
               <w:ind w:left="120"/>
             </w:pPr>
-            <w:hyperlink w:history="1" r:id="rIdxnyjluednchewmhsxtqil">
+            <w:hyperlink w:history="1" r:id="rId_bmzqlkz3kkm51vok-lus">
               <w:r>
                 <w:rPr>
                   <w:rFonts w:ascii="Arial" w:cs="Arial" w:eastAsia="Arial" w:hAnsi="Arial"/>
@@ -11788,7 +11788,7 @@
             <w:pPr>
               <w:spacing w:after="20" w:before="0"/>
             </w:pPr>
-            <w:hyperlink w:history="1" r:id="rIdsemxytlto4ctbltxuutnw">
+            <w:hyperlink w:history="1" r:id="rIdmr_ul1fgstaxdv38hhk-d">
               <w:r>
                 <w:rPr>
                   <w:rFonts w:ascii="Arial" w:cs="Arial" w:eastAsia="Arial" w:hAnsi="Arial"/>
@@ -11821,7 +11821,7 @@
               <w:spacing w:after="10" w:before="0"/>
               <w:ind w:left="120"/>
             </w:pPr>
-            <w:hyperlink w:history="1" r:id="rIddl5v98h0r8eqdpki-59sv">
+            <w:hyperlink w:history="1" r:id="rIdwlvmn8eurwchirh1cocki">
               <w:r>
                 <w:rPr>
                   <w:rFonts w:ascii="Arial" w:cs="Arial" w:eastAsia="Arial" w:hAnsi="Arial"/>
@@ -12016,7 +12016,7 @@
             <w:pPr>
               <w:spacing w:after="20" w:before="0"/>
             </w:pPr>
-            <w:hyperlink w:history="1" r:id="rIdaavs0fouhjttqalfpuih8">
+            <w:hyperlink w:history="1" r:id="rId5tjyo7gy3s_ucqnsksbmh">
               <w:r>
                 <w:rPr>
                   <w:rFonts w:ascii="Arial" w:cs="Arial" w:eastAsia="Arial" w:hAnsi="Arial"/>
@@ -12049,7 +12049,7 @@
               <w:spacing w:after="10" w:before="0"/>
               <w:ind w:left="120"/>
             </w:pPr>
-            <w:hyperlink w:history="1" r:id="rId-ig86ratzdvdx4cd6uoez">
+            <w:hyperlink w:history="1" r:id="rIdzy0ez56dqrypofclw3mqa">
               <w:r>
                 <w:rPr>
                   <w:rFonts w:ascii="Arial" w:cs="Arial" w:eastAsia="Arial" w:hAnsi="Arial"/>
@@ -12094,7 +12094,7 @@
             <w:pPr>
               <w:spacing w:after="20" w:before="0"/>
             </w:pPr>
-            <w:hyperlink w:history="1" r:id="rIdzmmhne0f3n_qp_qkceomp">
+            <w:hyperlink w:history="1" r:id="rIdrp-rjb6zr-embi44fyaee">
               <w:r>
                 <w:rPr>
                   <w:rFonts w:ascii="Arial" w:cs="Arial" w:eastAsia="Arial" w:hAnsi="Arial"/>
@@ -12127,7 +12127,7 @@
               <w:spacing w:after="10" w:before="0"/>
               <w:ind w:left="120"/>
             </w:pPr>
-            <w:hyperlink w:history="1" r:id="rIdqul9tw_bua9nikdblvtyc">
+            <w:hyperlink w:history="1" r:id="rIdo7npcxcupew2ocwhtzx0y">
               <w:r>
                 <w:rPr>
                   <w:rFonts w:ascii="Arial" w:cs="Arial" w:eastAsia="Arial" w:hAnsi="Arial"/>
@@ -12322,7 +12322,313 @@
             <w:pPr>
               <w:spacing w:after="20" w:before="0"/>
             </w:pPr>
-            <w:hyperlink w:history="1" r:id="rIdqxf1soy_li55j32bvp043">
+            <w:hyperlink w:history="1" r:id="rIds5ie3gk_lfyaig-atdhwx">
+              <w:r>
+                <w:rPr>
+                  <w:rFonts w:ascii="Arial" w:cs="Arial" w:eastAsia="Arial" w:hAnsi="Arial"/>
+                  <w:color w:val="2E75B6"/>
+                  <w:sz w:val="16"/>
+                  <w:szCs w:val="16"/>
+                  <w:u w:val="single" w:color="2E75B6"/>
+                </w:rPr>
+                <w:t xml:space="preserve">Determining reflections</w:t>
+              </w:r>
+            </w:hyperlink>
+          </w:p>
+          <w:p>
+            <w:pPr>
+              <w:spacing w:after="10" w:before="0"/>
+              <w:ind w:left="120"/>
+            </w:pPr>
+            <w:r>
+              <w:rPr>
+                <w:rFonts w:ascii="Arial" w:cs="Arial" w:eastAsia="Arial" w:hAnsi="Arial"/>
+                <w:color w:val="595959"/>
+                <w:sz w:val="14"/>
+                <w:szCs w:val="14"/>
+              </w:rPr>
+              <w:t xml:space="preserve">Source: Khan Academy (English - US curriculum)</w:t>
+            </w:r>
+          </w:p>
+          <w:p>
+            <w:pPr>
+              <w:spacing w:after="10" w:before="0"/>
+              <w:ind w:left="120"/>
+            </w:pPr>
+            <w:hyperlink w:history="1" r:id="rIdtcsmnlk2sg5e__mbfyff0">
+              <w:r>
+                <w:rPr>
+                  <w:rFonts w:ascii="Arial" w:cs="Arial" w:eastAsia="Arial" w:hAnsi="Arial"/>
+                  <w:color w:val="595959"/>
+                  <w:sz w:val="14"/>
+                  <w:szCs w:val="14"/>
+                  <w:u w:val="single" w:color="595959"/>
+                </w:rPr>
+                <w:t xml:space="preserve">🔍 Search ARES for similar videos</w:t>
+              </w:r>
+            </w:hyperlink>
+          </w:p>
+          <w:p>
+            <w:pPr>
+              <w:spacing w:after="40" w:before="0"/>
+            </w:pPr>
+            <w:r>
+              <w:rPr>
+                <w:sz w:val="14"/>
+                <w:szCs w:val="14"/>
+              </w:rPr>
+              <w:t xml:space="preserve"/>
+            </w:r>
+          </w:p>
+          <w:p>
+            <w:pPr>
+              <w:spacing w:after="20" w:before="0"/>
+            </w:pPr>
+            <w:r>
+              <w:rPr>
+                <w:rFonts w:ascii="Arial" w:cs="Arial" w:eastAsia="Arial" w:hAnsi="Arial"/>
+                <w:b/>
+                <w:bCs/>
+                <w:color w:val="1F3864"/>
+                <w:sz w:val="16"/>
+                <w:szCs w:val="16"/>
+              </w:rPr>
+              <w:t xml:space="preserve">📖 HTML:</w:t>
+            </w:r>
+          </w:p>
+          <w:p>
+            <w:pPr>
+              <w:spacing w:after="20" w:before="0"/>
+            </w:pPr>
+            <w:hyperlink w:history="1" r:id="rIdl9ehfwul1yfwdzwji2h0i">
+              <w:r>
+                <w:rPr>
+                  <w:rFonts w:ascii="Arial" w:cs="Arial" w:eastAsia="Arial" w:hAnsi="Arial"/>
+                  <w:color w:val="2E75B6"/>
+                  <w:sz w:val="16"/>
+                  <w:szCs w:val="16"/>
+                  <w:u w:val="single" w:color="2E75B6"/>
+                </w:rPr>
+                <w:t xml:space="preserve">Reflections in a Plane Mirror (PLIX)</w:t>
+              </w:r>
+            </w:hyperlink>
+          </w:p>
+          <w:p>
+            <w:pPr>
+              <w:spacing w:after="10" w:before="0"/>
+              <w:ind w:left="120"/>
+            </w:pPr>
+            <w:r>
+              <w:rPr>
+                <w:rFonts w:ascii="Arial" w:cs="Arial" w:eastAsia="Arial" w:hAnsi="Arial"/>
+                <w:color w:val="595959"/>
+                <w:sz w:val="14"/>
+                <w:szCs w:val="14"/>
+              </w:rPr>
+              <w:t xml:space="preserve">Source: CK-12</w:t>
+            </w:r>
+          </w:p>
+          <w:p>
+            <w:pPr>
+              <w:spacing w:after="10" w:before="0"/>
+              <w:ind w:left="120"/>
+            </w:pPr>
+            <w:hyperlink w:history="1" r:id="rIdz4arlocvndim1aldnbanw">
+              <w:r>
+                <w:rPr>
+                  <w:rFonts w:ascii="Arial" w:cs="Arial" w:eastAsia="Arial" w:hAnsi="Arial"/>
+                  <w:color w:val="595959"/>
+                  <w:sz w:val="14"/>
+                  <w:szCs w:val="14"/>
+                  <w:u w:val="single" w:color="595959"/>
+                </w:rPr>
+                <w:t xml:space="preserve">🔍 Search ARES for similar readings</w:t>
+              </w:r>
+            </w:hyperlink>
+          </w:p>
+        </w:tc>
+        <w:tc>
+          <w:tcPr>
+            <w:tcW w:type="dxa" w:w="3040"/>
+            <w:shd w:fill="FFFFFF" w:color="auto" w:val="clear"/>
+            <w:tcMar>
+              <w:top w:type="dxa" w:w="60"/>
+              <w:left w:type="dxa" w:w="120"/>
+              <w:bottom w:type="dxa" w:w="60"/>
+              <w:right w:type="dxa" w:w="120"/>
+            </w:tcMar>
+            <w:vAlign w:val="top"/>
+          </w:tcPr>
+          <w:p>
+            <w:pPr>
+              <w:spacing w:after="40" w:before="0"/>
+              <w:jc w:val="left"/>
+            </w:pPr>
+            <w:r>
+              <w:rPr>
+                <w:rFonts w:ascii="Arial" w:cs="Arial" w:eastAsia="Arial" w:hAnsi="Arial"/>
+                <w:b w:val="false"/>
+                <w:bCs w:val="false"/>
+                <w:i w:val="false"/>
+                <w:iCs w:val="false"/>
+                <w:color w:val="000000"/>
+                <w:sz w:val="18"/>
+                <w:szCs w:val="18"/>
+              </w:rPr>
+              <w:t xml:space="preserve">Learners apply the two coordinate rules to a new challenge: a triangle PQR representing the matatu from the phenomenon (P = (3, 2), Q = (6, 2), R = (6, 6)) is reflected in the y-axis to model the view in the driver's side mirror (the mirror wall = y-axis), and then the same triangle is reflected in the x-axis to model the rear-view mirror view (mirror floor = x-axis). Learners write the image coordinates using the rules — no construction required — and then verify one image by checking perpendicularity and equal distance for vertex P only (using the Lesson 2 method). Finally, learners write a concise two-sentence explanation connecting the sign-change rule back to Aisha's bedroom mirror: why does her image raise the opposite hand?</w:t>
+            </w:r>
+          </w:p>
+        </w:tc>
+        <w:tc>
+          <w:tcPr>
+            <w:tcW w:type="dxa" w:w="3040"/>
+            <w:shd w:fill="F2F2F2" w:color="auto" w:val="clear"/>
+            <w:tcMar>
+              <w:top w:type="dxa" w:w="60"/>
+              <w:left w:type="dxa" w:w="120"/>
+              <w:bottom w:type="dxa" w:w="60"/>
+              <w:right w:type="dxa" w:w="120"/>
+            </w:tcMar>
+            <w:vAlign w:val="top"/>
+          </w:tcPr>
+          <w:p>
+            <w:pPr>
+              <w:spacing w:after="40" w:before="0"/>
+              <w:jc w:val="left"/>
+            </w:pPr>
+            <w:r>
+              <w:rPr>
+                <w:rFonts w:ascii="Arial" w:cs="Arial" w:eastAsia="Arial" w:hAnsi="Arial"/>
+                <w:b w:val="false"/>
+                <w:bCs w:val="false"/>
+                <w:i w:val="false"/>
+                <w:iCs w:val="false"/>
+                <w:color w:val="000000"/>
+                <w:sz w:val="18"/>
+                <w:szCs w:val="18"/>
+              </w:rPr>
+              <w:t xml:space="preserve">Say: 'You now have the rules. Use them — no ruler, no perpendiculars — just the algebra — to write down the image of triangle PQR under reflection in x = 0 and then in y = 0.' [Allow 4 minutes.] After learners have written image coordinates, say: 'Now verify your answer for vertex P only using the perpendicular-and-equal-distance method from Lesson 2. This check tells us the rule is consistent with the geometry.' [Allow 3 minutes.] Cold-call 1 learner: 'Read me your image coordinates for the y-axis reflection.' [WAIT TIME: 10 seconds.] Write them on the board. Ask the class: 'Thumbs up if you agree, thumbs to the side if you are unsure.' Address any thumbs-to-the-side directly. Then ask: 'Here is the big question — look at your image of P under x = 0. The x-coordinate changed sign. In Aisha's bedroom, she raises her right hand and the image raises what appears to be a left hand. Which coordinate is responsible for that flip, and why?' [WAIT TIME: 15 seconds.] Cold-call 2 learners. Conclude by writing on the board: 'Reflection in x = 0: (x, y) → (−x, y) — the horizontal distance flips, the vertical stays. Reflection in y = 0: (x, y) → (x, −y) — the vertical distance flips, the horizontal stays.'</w:t>
+            </w:r>
+          </w:p>
+        </w:tc>
+        <w:tc>
+          <w:tcPr>
+            <w:tcW w:type="dxa" w:w="3040"/>
+            <w:shd w:fill="FFFFFF" w:color="auto" w:val="clear"/>
+            <w:tcMar>
+              <w:top w:type="dxa" w:w="60"/>
+              <w:left w:type="dxa" w:w="120"/>
+              <w:bottom w:type="dxa" w:w="60"/>
+              <w:right w:type="dxa" w:w="120"/>
+            </w:tcMar>
+            <w:vAlign w:val="top"/>
+          </w:tcPr>
+          <w:p>
+            <w:pPr>
+              <w:spacing w:after="40" w:before="0"/>
+              <w:jc w:val="left"/>
+            </w:pPr>
+            <w:r>
+              <w:rPr>
+                <w:rFonts w:ascii="Arial" w:cs="Arial" w:eastAsia="Arial" w:hAnsi="Arial"/>
+                <w:b w:val="false"/>
+                <w:bCs w:val="false"/>
+                <w:i w:val="false"/>
+                <w:iCs w:val="false"/>
+                <w:color w:val="000000"/>
+                <w:sz w:val="18"/>
+                <w:szCs w:val="18"/>
+              </w:rPr>
+              <w:t xml:space="preserve">Rule–Verify–Connect: Learners first apply the algebraic rule (efficiency), then verify it geometrically (validity), then connect it to the anchoring phenomenon (meaning). This three-step sequence, adapted from the NGSS practice of using mathematics and computational thinking alongside constructing explanations, ensures the rule is not memorised in isolation but understood as an inevitable consequence of the geometry of mirrors.</w:t>
+            </w:r>
+          </w:p>
+        </w:tc>
+        <w:tc>
+          <w:tcPr>
+            <w:tcW w:type="dxa" w:w="3040"/>
+            <w:shd w:fill="F2F2F2" w:color="auto" w:val="clear"/>
+            <w:tcMar>
+              <w:top w:type="dxa" w:w="60"/>
+              <w:left w:type="dxa" w:w="120"/>
+              <w:bottom w:type="dxa" w:w="60"/>
+              <w:right w:type="dxa" w:w="120"/>
+            </w:tcMar>
+            <w:vAlign w:val="top"/>
+          </w:tcPr>
+          <w:p>
+            <w:pPr>
+              <w:spacing w:after="40" w:before="0"/>
+              <w:jc w:val="left"/>
+            </w:pPr>
+            <w:r>
+              <w:rPr>
+                <w:rFonts w:ascii="Arial" w:cs="Arial" w:eastAsia="Arial" w:hAnsi="Arial"/>
+                <w:b w:val="false"/>
+                <w:bCs w:val="false"/>
+                <w:i w:val="false"/>
+                <w:iCs w:val="false"/>
+                <w:color w:val="000000"/>
+                <w:sz w:val="18"/>
+                <w:szCs w:val="18"/>
+              </w:rPr>
+              <w:t xml:space="preserve">Teacher looks for three things: (1) Correct image coordinates for PQR under both axes — P'=(−3,2), Q'=(−6,2), R'=(−6,6) for x=0; P''=(3,−2), Q''=(6,−2), R''=(6,−6) for y=0. (2) A valid perpendicularity check for vertex P showing PP' is horizontal (same y, opposite x) and midpoint of PP' lies on x=0. (3) The written explanation must explicitly name 'the x-coordinate changes sign' as the cause of the lateral flip. A vague answer ('the image is reversed') is flagged for follow-up.</w:t>
+            </w:r>
+          </w:p>
+        </w:tc>
+      </w:tr>
+      <w:tr>
+        <w:tc>
+          <w:tcPr>
+            <w:tcW w:type="dxa" w:w="1520"/>
+            <w:shd w:fill="FCE4D6" w:color="auto" w:val="clear"/>
+            <w:tcMar>
+              <w:top w:type="dxa" w:w="60"/>
+              <w:left w:type="dxa" w:w="120"/>
+              <w:bottom w:type="dxa" w:w="60"/>
+              <w:right w:type="dxa" w:w="120"/>
+            </w:tcMar>
+            <w:vAlign w:val="top"/>
+          </w:tcPr>
+          <w:p>
+            <w:pPr>
+              <w:spacing w:after="40" w:before="0"/>
+              <w:jc w:val="left"/>
+            </w:pPr>
+            <w:r>
+              <w:rPr>
+                <w:rFonts w:ascii="Arial" w:cs="Arial" w:eastAsia="Arial" w:hAnsi="Arial"/>
+                <w:b/>
+                <w:bCs/>
+                <w:i w:val="false"/>
+                <w:iCs w:val="false"/>
+                <w:color w:val="000000"/>
+                <w:sz w:val="18"/>
+                <w:szCs w:val="18"/>
+              </w:rPr>
+              <w:t xml:space="preserve">Driving Question Board (DQB) Creation</w:t>
+            </w:r>
+          </w:p>
+          <w:p>
+            <w:pPr>
+              <w:spacing w:after="20" w:before="0"/>
+            </w:pPr>
+            <w:r>
+              <w:rPr>
+                <w:rFonts w:ascii="Arial" w:cs="Arial" w:eastAsia="Arial" w:hAnsi="Arial"/>
+                <w:b/>
+                <w:bCs/>
+                <w:color w:val="1F3864"/>
+                <w:sz w:val="16"/>
+                <w:szCs w:val="16"/>
+              </w:rPr>
+              <w:t xml:space="preserve">📹 VIDEO:</w:t>
+            </w:r>
+          </w:p>
+          <w:p>
+            <w:pPr>
+              <w:spacing w:after="20" w:before="0"/>
+            </w:pPr>
+            <w:hyperlink w:history="1" r:id="rIdh01uhd9vklli_hfh4x7hb">
               <w:r>
                 <w:rPr>
                   <w:rFonts w:ascii="Arial" w:cs="Arial" w:eastAsia="Arial" w:hAnsi="Arial"/>
@@ -12355,7 +12661,7 @@
               <w:spacing w:after="10" w:before="0"/>
               <w:ind w:left="120"/>
             </w:pPr>
-            <w:hyperlink w:history="1" r:id="rIdbubb7zu21xxujubgc2cbg">
+            <w:hyperlink w:history="1" r:id="rId8tueze7avfus6sgfz4dzf">
               <w:r>
                 <w:rPr>
                   <w:rFonts w:ascii="Arial" w:cs="Arial" w:eastAsia="Arial" w:hAnsi="Arial"/>
@@ -12393,14 +12699,14 @@
                 <w:sz w:val="16"/>
                 <w:szCs w:val="16"/>
               </w:rPr>
-              <w:t xml:space="preserve">📖 HTML:</w:t>
+              <w:t xml:space="preserve">📖 EXERCISE:</w:t>
             </w:r>
           </w:p>
           <w:p>
             <w:pPr>
               <w:spacing w:after="20" w:before="0"/>
             </w:pPr>
-            <w:hyperlink w:history="1" r:id="rIdhazkijkrisd1yq_rxlt6k">
+            <w:hyperlink w:history="1" r:id="rIdvx7bppe-lrgvio6_yyb3e">
               <w:r>
                 <w:rPr>
                   <w:rFonts w:ascii="Arial" w:cs="Arial" w:eastAsia="Arial" w:hAnsi="Arial"/>
@@ -12409,7 +12715,7 @@
                   <w:szCs w:val="16"/>
                   <w:u w:val="single" w:color="2E75B6"/>
                 </w:rPr>
-                <w:t xml:space="preserve">Reflections in a Plane Mirror (PLIX)</w:t>
+                <w:t xml:space="preserve">Determine reflections (advanced)</w:t>
               </w:r>
             </w:hyperlink>
           </w:p>
@@ -12425,7 +12731,7 @@
                 <w:sz w:val="14"/>
                 <w:szCs w:val="14"/>
               </w:rPr>
-              <w:t xml:space="preserve">Source: CK-12</w:t>
+              <w:t xml:space="preserve">Source: Khan Academy (English - US curriculum)</w:t>
             </w:r>
           </w:p>
           <w:p>
@@ -12433,7 +12739,7 @@
               <w:spacing w:after="10" w:before="0"/>
               <w:ind w:left="120"/>
             </w:pPr>
-            <w:hyperlink w:history="1" r:id="rIdwgvqpi4qprnoo3b1xng39">
+            <w:hyperlink w:history="1" r:id="rIdp13yvvhiynnmbf2b2ru8j">
               <w:r>
                 <w:rPr>
                   <w:rFonts w:ascii="Arial" w:cs="Arial" w:eastAsia="Arial" w:hAnsi="Arial"/>
@@ -12475,7 +12781,7 @@
                 <w:sz w:val="18"/>
                 <w:szCs w:val="18"/>
               </w:rPr>
-              <w:t xml:space="preserve">Learners apply the two coordinate rules to a new challenge: a triangle PQR representing the matatu from the phenomenon (P = (3, 2), Q = (6, 2), R = (6, 6)) is reflected in the y-axis to model the view in the driver's side mirror (the mirror wall = y-axis), and then the same triangle is reflected in the x-axis to model the rear-view mirror view (mirror floor = x-axis). Learners write the image coordinates using the rules — no construction required — and then verify one image by checking perpendicularity and equal distance for vertex P only (using the Lesson 2 method). Finally, learners write a concise two-sentence explanation connecting the sign-change rule back to Aisha's bedroom mirror: why does her image raise the opposite hand?</w:t>
+              <w:t xml:space="preserve">Learners retrieve their sticky notes from the Predict phase. Each pair now writes two new sticky notes: one labelled 'NOW I KNOW' stating the coordinate rule they have confirmed, and one labelled 'STILL WONDERING' raising a new question sparked by today's work (e.g., 'What happens if the mirror line is y = x instead of an axis?' or 'Can you reflect in a line that is not through the origin?'). Pairs post both notes on the class DQB under the columns 'Evidence Gathered — Lesson 4' and 'New Questions'. The class does a 2-minute silent gallery walk of the 'STILL WONDERING' notes.</w:t>
             </w:r>
           </w:p>
         </w:tc>
@@ -12507,7 +12813,7 @@
                 <w:sz w:val="18"/>
                 <w:szCs w:val="18"/>
               </w:rPr>
-              <w:t xml:space="preserve">Say: 'You now have the rules. Use them — no ruler, no perpendiculars — just the algebra — to write down the image of triangle PQR under reflection in x = 0 and then in y = 0.' [Allow 4 minutes.] After learners have written image coordinates, say: 'Now verify your answer for vertex P only using the perpendicular-and-equal-distance method from Lesson 2. This check tells us the rule is consistent with the geometry.' [Allow 3 minutes.] Cold-call 1 learner: 'Read me your image coordinates for the y-axis reflection.' [WAIT TIME: 10 seconds.] Write them on the board. Ask the class: 'Thumbs up if you agree, thumbs to the side if you are unsure.' Address any thumbs-to-the-side directly. Then ask: 'Here is the big question — look at your image of P under x = 0. The x-coordinate changed sign. In Aisha's bedroom, she raises her right hand and the image raises what appears to be a left hand. Which coordinate is responsible for that flip, and why?' [WAIT TIME: 15 seconds.] Cold-call 2 learners. Conclude by writing on the board: 'Reflection in x = 0: (x, y) → (−x, y) — the horizontal distance flips, the vertical stays. Reflection in y = 0: (x, y) → (x, −y) — the vertical distance flips, the horizontal stays.'</w:t>
+              <w:t xml:space="preserve">Point to the DQB and say: 'Our driving question asks where exactly the copy in the mirror lives. Today we found a coordinate address for it. Write on your green sticky note exactly what you now know about that address — use the algebraic rule. On your orange sticky note, write one question that today's lesson opened up that we have not yet answered.' [Allow 2 minutes for writing.] As pairs post notes, read two 'STILL WONDERING' notes aloud without attributing them: 'Someone is asking — what if the mirror line is diagonal? Another person asks — does the rule change if the shape is in Quadrant III? These are excellent questions. Our storyline will visit them.' Point to the DQB column for Lesson 5 and say: 'We will come back to those in our next lesson.'</w:t>
             </w:r>
           </w:p>
         </w:tc>
@@ -12539,7 +12845,7 @@
                 <w:sz w:val="18"/>
                 <w:szCs w:val="18"/>
               </w:rPr>
-              <w:t xml:space="preserve">Rule–Verify–Connect: Learners first apply the algebraic rule (efficiency), then verify it geometrically (validity), then connect it to the anchoring phenomenon (meaning). This three-step sequence, adapted from the NGSS practice of using mathematics and computational thinking alongside constructing explanations, ensures the rule is not memorised in isolation but understood as an inevitable consequence of the geometry of mirrors.</w:t>
+              <w:t xml:space="preserve">Know–Wonder Board Progression: The DQB is a cumulative public record of the class's growing understanding across all 8 lessons. By explicitly distinguishing 'NOW I KNOW' (evidence-based claims) from 'STILL WONDERING' (productive questions), learners practise the scientific practice of distinguishing what is established from what remains open — directly mirroring how mathematicians build theory incrementally.</w:t>
             </w:r>
           </w:p>
         </w:tc>
@@ -12571,7 +12877,7 @@
                 <w:sz w:val="18"/>
                 <w:szCs w:val="18"/>
               </w:rPr>
-              <w:t xml:space="preserve">Teacher looks for three things: (1) Correct image coordinates for PQR under both axes — P'=(−3,2), Q'=(−6,2), R'=(−6,6) for x=0; P''=(3,−2), Q''=(6,−2), R''=(6,−6) for y=0. (2) A valid perpendicularity check for vertex P showing PP' is horizontal (same y, opposite x) and midpoint of PP' lies on x=0. (3) The written explanation must explicitly name 'the x-coordinate changes sign' as the cause of the lateral flip. A vague answer ('the image is reversed') is flagged for follow-up.</w:t>
+              <w:t xml:space="preserve">Teacher reads all 'NOW I KNOW' sticky notes during the gallery walk. A correct entry names the rule symbolically, e.g., '(x, y) → (−x, y) for x = 0'. An incomplete entry such as 'the coordinates change' indicates the learner has not consolidated the rule and needs a follow-up question in the next lesson's warm-up. Teacher photographs the DQB state for the lesson record.</w:t>
             </w:r>
           </w:p>
         </w:tc>
@@ -12580,32 +12886,32 @@
         <w:tc>
           <w:tcPr>
             <w:tcW w:type="dxa" w:w="1520"/>
-            <w:shd w:fill="FCE4D6" w:color="auto" w:val="clear"/>
-            <w:tcMar>
-              <w:top w:type="dxa" w:w="60"/>
-              <w:left w:type="dxa" w:w="120"/>
-              <w:bottom w:type="dxa" w:w="60"/>
-              <w:right w:type="dxa" w:w="120"/>
-            </w:tcMar>
-            <w:vAlign w:val="top"/>
-          </w:tcPr>
-          <w:p>
-            <w:pPr>
-              <w:spacing w:after="40" w:before="0"/>
-              <w:jc w:val="left"/>
-            </w:pPr>
-            <w:r>
-              <w:rPr>
-                <w:rFonts w:ascii="Arial" w:cs="Arial" w:eastAsia="Arial" w:hAnsi="Arial"/>
-                <w:b/>
-                <w:bCs/>
-                <w:i w:val="false"/>
-                <w:iCs w:val="false"/>
-                <w:color w:val="000000"/>
-                <w:sz w:val="18"/>
-                <w:szCs w:val="18"/>
-              </w:rPr>
-              <w:t xml:space="preserve">Driving Question Board (DQB) Creation</w:t>
+            <w:shd w:fill="D5E8F0" w:color="auto" w:val="clear"/>
+            <w:tcMar>
+              <w:top w:type="dxa" w:w="60"/>
+              <w:left w:type="dxa" w:w="120"/>
+              <w:bottom w:type="dxa" w:w="60"/>
+              <w:right w:type="dxa" w:w="120"/>
+            </w:tcMar>
+            <w:vAlign w:val="top"/>
+          </w:tcPr>
+          <w:p>
+            <w:pPr>
+              <w:spacing w:after="40" w:before="0"/>
+              <w:jc w:val="left"/>
+            </w:pPr>
+            <w:r>
+              <w:rPr>
+                <w:rFonts w:ascii="Arial" w:cs="Arial" w:eastAsia="Arial" w:hAnsi="Arial"/>
+                <w:b/>
+                <w:bCs/>
+                <w:i w:val="false"/>
+                <w:iCs w:val="false"/>
+                <w:color w:val="000000"/>
+                <w:sz w:val="18"/>
+                <w:szCs w:val="18"/>
+              </w:rPr>
+              <w:t xml:space="preserve">Model Building Phase</w:t>
             </w:r>
           </w:p>
           <w:p>
@@ -12628,7 +12934,7 @@
             <w:pPr>
               <w:spacing w:after="20" w:before="0"/>
             </w:pPr>
-            <w:hyperlink w:history="1" r:id="rIdnrsev5doyft-ic6rzhu7u">
+            <w:hyperlink w:history="1" r:id="rIdl33jjzvmcfis5cig38_mt">
               <w:r>
                 <w:rPr>
                   <w:rFonts w:ascii="Arial" w:cs="Arial" w:eastAsia="Arial" w:hAnsi="Arial"/>
@@ -12637,7 +12943,7 @@
                   <w:szCs w:val="16"/>
                   <w:u w:val="single" w:color="2E75B6"/>
                 </w:rPr>
-                <w:t xml:space="preserve">Determining reflections</w:t>
+                <w:t xml:space="preserve">Reflecting shapes: diagonal line of reflection</w:t>
               </w:r>
             </w:hyperlink>
           </w:p>
@@ -12661,7 +12967,7 @@
               <w:spacing w:after="10" w:before="0"/>
               <w:ind w:left="120"/>
             </w:pPr>
-            <w:hyperlink w:history="1" r:id="rId_1mlt-s_czk58ucibznbv">
+            <w:hyperlink w:history="1" r:id="rIdsclge3mtfflt0ufiamzqa">
               <w:r>
                 <w:rPr>
                   <w:rFonts w:ascii="Arial" w:cs="Arial" w:eastAsia="Arial" w:hAnsi="Arial"/>
@@ -12706,7 +13012,7 @@
             <w:pPr>
               <w:spacing w:after="20" w:before="0"/>
             </w:pPr>
-            <w:hyperlink w:history="1" r:id="rIdwcizjnsnogwkqd7lecqmq">
+            <w:hyperlink w:history="1" r:id="rIdqjcy2sks52tg8khezf2e2">
               <w:r>
                 <w:rPr>
                   <w:rFonts w:ascii="Arial" w:cs="Arial" w:eastAsia="Arial" w:hAnsi="Arial"/>
@@ -12739,313 +13045,7 @@
               <w:spacing w:after="10" w:before="0"/>
               <w:ind w:left="120"/>
             </w:pPr>
-            <w:hyperlink w:history="1" r:id="rIdbhubmyx0ifhldipqdneoj">
-              <w:r>
-                <w:rPr>
-                  <w:rFonts w:ascii="Arial" w:cs="Arial" w:eastAsia="Arial" w:hAnsi="Arial"/>
-                  <w:color w:val="595959"/>
-                  <w:sz w:val="14"/>
-                  <w:szCs w:val="14"/>
-                  <w:u w:val="single" w:color="595959"/>
-                </w:rPr>
-                <w:t xml:space="preserve">🔍 Search ARES for similar readings</w:t>
-              </w:r>
-            </w:hyperlink>
-          </w:p>
-        </w:tc>
-        <w:tc>
-          <w:tcPr>
-            <w:tcW w:type="dxa" w:w="3040"/>
-            <w:shd w:fill="FFFFFF" w:color="auto" w:val="clear"/>
-            <w:tcMar>
-              <w:top w:type="dxa" w:w="60"/>
-              <w:left w:type="dxa" w:w="120"/>
-              <w:bottom w:type="dxa" w:w="60"/>
-              <w:right w:type="dxa" w:w="120"/>
-            </w:tcMar>
-            <w:vAlign w:val="top"/>
-          </w:tcPr>
-          <w:p>
-            <w:pPr>
-              <w:spacing w:after="40" w:before="0"/>
-              <w:jc w:val="left"/>
-            </w:pPr>
-            <w:r>
-              <w:rPr>
-                <w:rFonts w:ascii="Arial" w:cs="Arial" w:eastAsia="Arial" w:hAnsi="Arial"/>
-                <w:b w:val="false"/>
-                <w:bCs w:val="false"/>
-                <w:i w:val="false"/>
-                <w:iCs w:val="false"/>
-                <w:color w:val="000000"/>
-                <w:sz w:val="18"/>
-                <w:szCs w:val="18"/>
-              </w:rPr>
-              <w:t xml:space="preserve">Learners retrieve their sticky notes from the Predict phase. Each pair now writes two new sticky notes: one labelled 'NOW I KNOW' stating the coordinate rule they have confirmed, and one labelled 'STILL WONDERING' raising a new question sparked by today's work (e.g., 'What happens if the mirror line is y = x instead of an axis?' or 'Can you reflect in a line that is not through the origin?'). Pairs post both notes on the class DQB under the columns 'Evidence Gathered — Lesson 4' and 'New Questions'. The class does a 2-minute silent gallery walk of the 'STILL WONDERING' notes.</w:t>
-            </w:r>
-          </w:p>
-        </w:tc>
-        <w:tc>
-          <w:tcPr>
-            <w:tcW w:type="dxa" w:w="3040"/>
-            <w:shd w:fill="F2F2F2" w:color="auto" w:val="clear"/>
-            <w:tcMar>
-              <w:top w:type="dxa" w:w="60"/>
-              <w:left w:type="dxa" w:w="120"/>
-              <w:bottom w:type="dxa" w:w="60"/>
-              <w:right w:type="dxa" w:w="120"/>
-            </w:tcMar>
-            <w:vAlign w:val="top"/>
-          </w:tcPr>
-          <w:p>
-            <w:pPr>
-              <w:spacing w:after="40" w:before="0"/>
-              <w:jc w:val="left"/>
-            </w:pPr>
-            <w:r>
-              <w:rPr>
-                <w:rFonts w:ascii="Arial" w:cs="Arial" w:eastAsia="Arial" w:hAnsi="Arial"/>
-                <w:b w:val="false"/>
-                <w:bCs w:val="false"/>
-                <w:i w:val="false"/>
-                <w:iCs w:val="false"/>
-                <w:color w:val="000000"/>
-                <w:sz w:val="18"/>
-                <w:szCs w:val="18"/>
-              </w:rPr>
-              <w:t xml:space="preserve">Point to the DQB and say: 'Our driving question asks where exactly the copy in the mirror lives. Today we found a coordinate address for it. Write on your green sticky note exactly what you now know about that address — use the algebraic rule. On your orange sticky note, write one question that today's lesson opened up that we have not yet answered.' [Allow 2 minutes for writing.] As pairs post notes, read two 'STILL WONDERING' notes aloud without attributing them: 'Someone is asking — what if the mirror line is diagonal? Another person asks — does the rule change if the shape is in Quadrant III? These are excellent questions. Our storyline will visit them.' Point to the DQB column for Lesson 5 and say: 'We will come back to those in our next lesson.'</w:t>
-            </w:r>
-          </w:p>
-        </w:tc>
-        <w:tc>
-          <w:tcPr>
-            <w:tcW w:type="dxa" w:w="3040"/>
-            <w:shd w:fill="FFFFFF" w:color="auto" w:val="clear"/>
-            <w:tcMar>
-              <w:top w:type="dxa" w:w="60"/>
-              <w:left w:type="dxa" w:w="120"/>
-              <w:bottom w:type="dxa" w:w="60"/>
-              <w:right w:type="dxa" w:w="120"/>
-            </w:tcMar>
-            <w:vAlign w:val="top"/>
-          </w:tcPr>
-          <w:p>
-            <w:pPr>
-              <w:spacing w:after="40" w:before="0"/>
-              <w:jc w:val="left"/>
-            </w:pPr>
-            <w:r>
-              <w:rPr>
-                <w:rFonts w:ascii="Arial" w:cs="Arial" w:eastAsia="Arial" w:hAnsi="Arial"/>
-                <w:b w:val="false"/>
-                <w:bCs w:val="false"/>
-                <w:i w:val="false"/>
-                <w:iCs w:val="false"/>
-                <w:color w:val="000000"/>
-                <w:sz w:val="18"/>
-                <w:szCs w:val="18"/>
-              </w:rPr>
-              <w:t xml:space="preserve">Know–Wonder Board Progression: The DQB is a cumulative public record of the class's growing understanding across all 8 lessons. By explicitly distinguishing 'NOW I KNOW' (evidence-based claims) from 'STILL WONDERING' (productive questions), learners practise the scientific practice of distinguishing what is established from what remains open — directly mirroring how mathematicians build theory incrementally.</w:t>
-            </w:r>
-          </w:p>
-        </w:tc>
-        <w:tc>
-          <w:tcPr>
-            <w:tcW w:type="dxa" w:w="3040"/>
-            <w:shd w:fill="F2F2F2" w:color="auto" w:val="clear"/>
-            <w:tcMar>
-              <w:top w:type="dxa" w:w="60"/>
-              <w:left w:type="dxa" w:w="120"/>
-              <w:bottom w:type="dxa" w:w="60"/>
-              <w:right w:type="dxa" w:w="120"/>
-            </w:tcMar>
-            <w:vAlign w:val="top"/>
-          </w:tcPr>
-          <w:p>
-            <w:pPr>
-              <w:spacing w:after="40" w:before="0"/>
-              <w:jc w:val="left"/>
-            </w:pPr>
-            <w:r>
-              <w:rPr>
-                <w:rFonts w:ascii="Arial" w:cs="Arial" w:eastAsia="Arial" w:hAnsi="Arial"/>
-                <w:b w:val="false"/>
-                <w:bCs w:val="false"/>
-                <w:i w:val="false"/>
-                <w:iCs w:val="false"/>
-                <w:color w:val="000000"/>
-                <w:sz w:val="18"/>
-                <w:szCs w:val="18"/>
-              </w:rPr>
-              <w:t xml:space="preserve">Teacher reads all 'NOW I KNOW' sticky notes during the gallery walk. A correct entry names the rule symbolically, e.g., '(x, y) → (−x, y) for x = 0'. An incomplete entry such as 'the coordinates change' indicates the learner has not consolidated the rule and needs a follow-up question in the next lesson's warm-up. Teacher photographs the DQB state for the lesson record.</w:t>
-            </w:r>
-          </w:p>
-        </w:tc>
-      </w:tr>
-      <w:tr>
-        <w:tc>
-          <w:tcPr>
-            <w:tcW w:type="dxa" w:w="1520"/>
-            <w:shd w:fill="D5E8F0" w:color="auto" w:val="clear"/>
-            <w:tcMar>
-              <w:top w:type="dxa" w:w="60"/>
-              <w:left w:type="dxa" w:w="120"/>
-              <w:bottom w:type="dxa" w:w="60"/>
-              <w:right w:type="dxa" w:w="120"/>
-            </w:tcMar>
-            <w:vAlign w:val="top"/>
-          </w:tcPr>
-          <w:p>
-            <w:pPr>
-              <w:spacing w:after="40" w:before="0"/>
-              <w:jc w:val="left"/>
-            </w:pPr>
-            <w:r>
-              <w:rPr>
-                <w:rFonts w:ascii="Arial" w:cs="Arial" w:eastAsia="Arial" w:hAnsi="Arial"/>
-                <w:b/>
-                <w:bCs/>
-                <w:i w:val="false"/>
-                <w:iCs w:val="false"/>
-                <w:color w:val="000000"/>
-                <w:sz w:val="18"/>
-                <w:szCs w:val="18"/>
-              </w:rPr>
-              <w:t xml:space="preserve">Model Building Phase</w:t>
-            </w:r>
-          </w:p>
-          <w:p>
-            <w:pPr>
-              <w:spacing w:after="20" w:before="0"/>
-            </w:pPr>
-            <w:r>
-              <w:rPr>
-                <w:rFonts w:ascii="Arial" w:cs="Arial" w:eastAsia="Arial" w:hAnsi="Arial"/>
-                <w:b/>
-                <w:bCs/>
-                <w:color w:val="1F3864"/>
-                <w:sz w:val="16"/>
-                <w:szCs w:val="16"/>
-              </w:rPr>
-              <w:t xml:space="preserve">📹 VIDEO:</w:t>
-            </w:r>
-          </w:p>
-          <w:p>
-            <w:pPr>
-              <w:spacing w:after="20" w:before="0"/>
-            </w:pPr>
-            <w:hyperlink w:history="1" r:id="rIdkwfdhzu2ywtuqho9lcjil">
-              <w:r>
-                <w:rPr>
-                  <w:rFonts w:ascii="Arial" w:cs="Arial" w:eastAsia="Arial" w:hAnsi="Arial"/>
-                  <w:color w:val="2E75B6"/>
-                  <w:sz w:val="16"/>
-                  <w:szCs w:val="16"/>
-                  <w:u w:val="single" w:color="2E75B6"/>
-                </w:rPr>
-                <w:t xml:space="preserve">Reflecting shapes: diagonal line of reflection</w:t>
-              </w:r>
-            </w:hyperlink>
-          </w:p>
-          <w:p>
-            <w:pPr>
-              <w:spacing w:after="10" w:before="0"/>
-              <w:ind w:left="120"/>
-            </w:pPr>
-            <w:r>
-              <w:rPr>
-                <w:rFonts w:ascii="Arial" w:cs="Arial" w:eastAsia="Arial" w:hAnsi="Arial"/>
-                <w:color w:val="595959"/>
-                <w:sz w:val="14"/>
-                <w:szCs w:val="14"/>
-              </w:rPr>
-              <w:t xml:space="preserve">Source: Khan Academy (English - US curriculum)</w:t>
-            </w:r>
-          </w:p>
-          <w:p>
-            <w:pPr>
-              <w:spacing w:after="10" w:before="0"/>
-              <w:ind w:left="120"/>
-            </w:pPr>
-            <w:hyperlink w:history="1" r:id="rIdfxqyzlvxgwfjxxvn754wj">
-              <w:r>
-                <w:rPr>
-                  <w:rFonts w:ascii="Arial" w:cs="Arial" w:eastAsia="Arial" w:hAnsi="Arial"/>
-                  <w:color w:val="595959"/>
-                  <w:sz w:val="14"/>
-                  <w:szCs w:val="14"/>
-                  <w:u w:val="single" w:color="595959"/>
-                </w:rPr>
-                <w:t xml:space="preserve">🔍 Search ARES for similar videos</w:t>
-              </w:r>
-            </w:hyperlink>
-          </w:p>
-          <w:p>
-            <w:pPr>
-              <w:spacing w:after="40" w:before="0"/>
-            </w:pPr>
-            <w:r>
-              <w:rPr>
-                <w:sz w:val="14"/>
-                <w:szCs w:val="14"/>
-              </w:rPr>
-              <w:t xml:space="preserve"/>
-            </w:r>
-          </w:p>
-          <w:p>
-            <w:pPr>
-              <w:spacing w:after="20" w:before="0"/>
-            </w:pPr>
-            <w:r>
-              <w:rPr>
-                <w:rFonts w:ascii="Arial" w:cs="Arial" w:eastAsia="Arial" w:hAnsi="Arial"/>
-                <w:b/>
-                <w:bCs/>
-                <w:color w:val="1F3864"/>
-                <w:sz w:val="16"/>
-                <w:szCs w:val="16"/>
-              </w:rPr>
-              <w:t xml:space="preserve">📖 EXERCISE:</w:t>
-            </w:r>
-          </w:p>
-          <w:p>
-            <w:pPr>
-              <w:spacing w:after="20" w:before="0"/>
-            </w:pPr>
-            <w:hyperlink w:history="1" r:id="rIdxloehujmplr7qyedwaaks">
-              <w:r>
-                <w:rPr>
-                  <w:rFonts w:ascii="Arial" w:cs="Arial" w:eastAsia="Arial" w:hAnsi="Arial"/>
-                  <w:color w:val="2E75B6"/>
-                  <w:sz w:val="16"/>
-                  <w:szCs w:val="16"/>
-                  <w:u w:val="single" w:color="2E75B6"/>
-                </w:rPr>
-                <w:t xml:space="preserve">Determine reflections (advanced)</w:t>
-              </w:r>
-            </w:hyperlink>
-          </w:p>
-          <w:p>
-            <w:pPr>
-              <w:spacing w:after="10" w:before="0"/>
-              <w:ind w:left="120"/>
-            </w:pPr>
-            <w:r>
-              <w:rPr>
-                <w:rFonts w:ascii="Arial" w:cs="Arial" w:eastAsia="Arial" w:hAnsi="Arial"/>
-                <w:color w:val="595959"/>
-                <w:sz w:val="14"/>
-                <w:szCs w:val="14"/>
-              </w:rPr>
-              <w:t xml:space="preserve">Source: Khan Academy (English - US curriculum)</w:t>
-            </w:r>
-          </w:p>
-          <w:p>
-            <w:pPr>
-              <w:spacing w:after="10" w:before="0"/>
-              <w:ind w:left="120"/>
-            </w:pPr>
-            <w:hyperlink w:history="1" r:id="rIdovsgrgu6elejmrozr_b-k">
+            <w:hyperlink w:history="1" r:id="rIdr_6ps5bkkqywux35xh0x-">
               <w:r>
                 <w:rPr>
                   <w:rFonts w:ascii="Arial" w:cs="Arial" w:eastAsia="Arial" w:hAnsi="Arial"/>
@@ -14608,7 +14608,7 @@
             <w:pPr>
               <w:spacing w:after="20" w:before="0"/>
             </w:pPr>
-            <w:hyperlink w:history="1" r:id="rIdhgwseq2tlhp6o7yeexn1o">
+            <w:hyperlink w:history="1" r:id="rIdtkcny1v2w95dt1sgsd1lg">
               <w:r>
                 <w:rPr>
                   <w:rFonts w:ascii="Arial" w:cs="Arial" w:eastAsia="Arial" w:hAnsi="Arial"/>
@@ -14641,7 +14641,7 @@
               <w:spacing w:after="10" w:before="0"/>
               <w:ind w:left="120"/>
             </w:pPr>
-            <w:hyperlink w:history="1" r:id="rId6o1lzzhjuwym7blfl_vnz">
+            <w:hyperlink w:history="1" r:id="rIdziy7nuzfrdhpurfx9ug7r">
               <w:r>
                 <w:rPr>
                   <w:rFonts w:ascii="Arial" w:cs="Arial" w:eastAsia="Arial" w:hAnsi="Arial"/>
@@ -14686,7 +14686,7 @@
             <w:pPr>
               <w:spacing w:after="20" w:before="0"/>
             </w:pPr>
-            <w:hyperlink w:history="1" r:id="rIdkg2oh2hno5pbskbvmrj7z">
+            <w:hyperlink w:history="1" r:id="rIdkbhvuqpkd0gvyoqp6ye3r">
               <w:r>
                 <w:rPr>
                   <w:rFonts w:ascii="Arial" w:cs="Arial" w:eastAsia="Arial" w:hAnsi="Arial"/>
@@ -14719,7 +14719,7 @@
               <w:spacing w:after="10" w:before="0"/>
               <w:ind w:left="120"/>
             </w:pPr>
-            <w:hyperlink w:history="1" r:id="rIdpi4bi6didikvwe4xxpltd">
+            <w:hyperlink w:history="1" r:id="rIdvyitsswi2_1h2becyrxdz">
               <w:r>
                 <w:rPr>
                   <w:rFonts w:ascii="Arial" w:cs="Arial" w:eastAsia="Arial" w:hAnsi="Arial"/>
@@ -14914,7 +14914,7 @@
             <w:pPr>
               <w:spacing w:after="20" w:before="0"/>
             </w:pPr>
-            <w:hyperlink w:history="1" r:id="rIdjdtrpzktkwu9ufqeoqxfw">
+            <w:hyperlink w:history="1" r:id="rIdc8hgijupjys4uvzyknold">
               <w:r>
                 <w:rPr>
                   <w:rFonts w:ascii="Arial" w:cs="Arial" w:eastAsia="Arial" w:hAnsi="Arial"/>
@@ -14947,7 +14947,7 @@
               <w:spacing w:after="10" w:before="0"/>
               <w:ind w:left="120"/>
             </w:pPr>
-            <w:hyperlink w:history="1" r:id="rIdz4ajk9b824xgxs1zno3vc">
+            <w:hyperlink w:history="1" r:id="rId9nacmbjrttqp5cy1mymwg">
               <w:r>
                 <w:rPr>
                   <w:rFonts w:ascii="Arial" w:cs="Arial" w:eastAsia="Arial" w:hAnsi="Arial"/>
@@ -14992,7 +14992,7 @@
             <w:pPr>
               <w:spacing w:after="20" w:before="0"/>
             </w:pPr>
-            <w:hyperlink w:history="1" r:id="rId6sfftrj84oigcrfomdji6">
+            <w:hyperlink w:history="1" r:id="rId5xjspc3luszdeei-yfooz">
               <w:r>
                 <w:rPr>
                   <w:rFonts w:ascii="Arial" w:cs="Arial" w:eastAsia="Arial" w:hAnsi="Arial"/>
@@ -15025,7 +15025,7 @@
               <w:spacing w:after="10" w:before="0"/>
               <w:ind w:left="120"/>
             </w:pPr>
-            <w:hyperlink w:history="1" r:id="rIdkw6gbmk4vsi7g4a215yio">
+            <w:hyperlink w:history="1" r:id="rIdg5p985ue1ikvziafzhl7u">
               <w:r>
                 <w:rPr>
                   <w:rFonts w:ascii="Arial" w:cs="Arial" w:eastAsia="Arial" w:hAnsi="Arial"/>
@@ -15220,7 +15220,313 @@
             <w:pPr>
               <w:spacing w:after="20" w:before="0"/>
             </w:pPr>
-            <w:hyperlink w:history="1" r:id="rIdwdewzeiyg9ioad0u90ire">
+            <w:hyperlink w:history="1" r:id="rId_2fdce-rwfxzbzrqsfzav">
+              <w:r>
+                <w:rPr>
+                  <w:rFonts w:ascii="Arial" w:cs="Arial" w:eastAsia="Arial" w:hAnsi="Arial"/>
+                  <w:color w:val="2E75B6"/>
+                  <w:sz w:val="16"/>
+                  <w:szCs w:val="16"/>
+                  <w:u w:val="single" w:color="2E75B6"/>
+                </w:rPr>
+                <w:t xml:space="preserve">Determining reflections</w:t>
+              </w:r>
+            </w:hyperlink>
+          </w:p>
+          <w:p>
+            <w:pPr>
+              <w:spacing w:after="10" w:before="0"/>
+              <w:ind w:left="120"/>
+            </w:pPr>
+            <w:r>
+              <w:rPr>
+                <w:rFonts w:ascii="Arial" w:cs="Arial" w:eastAsia="Arial" w:hAnsi="Arial"/>
+                <w:color w:val="595959"/>
+                <w:sz w:val="14"/>
+                <w:szCs w:val="14"/>
+              </w:rPr>
+              <w:t xml:space="preserve">Source: Khan Academy (English - US curriculum)</w:t>
+            </w:r>
+          </w:p>
+          <w:p>
+            <w:pPr>
+              <w:spacing w:after="10" w:before="0"/>
+              <w:ind w:left="120"/>
+            </w:pPr>
+            <w:hyperlink w:history="1" r:id="rIdtdsbs-eoxfyz5s2d4xqed">
+              <w:r>
+                <w:rPr>
+                  <w:rFonts w:ascii="Arial" w:cs="Arial" w:eastAsia="Arial" w:hAnsi="Arial"/>
+                  <w:color w:val="595959"/>
+                  <w:sz w:val="14"/>
+                  <w:szCs w:val="14"/>
+                  <w:u w:val="single" w:color="595959"/>
+                </w:rPr>
+                <w:t xml:space="preserve">🔍 Search ARES for similar videos</w:t>
+              </w:r>
+            </w:hyperlink>
+          </w:p>
+          <w:p>
+            <w:pPr>
+              <w:spacing w:after="40" w:before="0"/>
+            </w:pPr>
+            <w:r>
+              <w:rPr>
+                <w:sz w:val="14"/>
+                <w:szCs w:val="14"/>
+              </w:rPr>
+              <w:t xml:space="preserve"/>
+            </w:r>
+          </w:p>
+          <w:p>
+            <w:pPr>
+              <w:spacing w:after="20" w:before="0"/>
+            </w:pPr>
+            <w:r>
+              <w:rPr>
+                <w:rFonts w:ascii="Arial" w:cs="Arial" w:eastAsia="Arial" w:hAnsi="Arial"/>
+                <w:b/>
+                <w:bCs/>
+                <w:color w:val="1F3864"/>
+                <w:sz w:val="16"/>
+                <w:szCs w:val="16"/>
+              </w:rPr>
+              <w:t xml:space="preserve">📖 EXERCISE:</w:t>
+            </w:r>
+          </w:p>
+          <w:p>
+            <w:pPr>
+              <w:spacing w:after="20" w:before="0"/>
+            </w:pPr>
+            <w:hyperlink w:history="1" r:id="rId7sbhbu28uxdeplegdvxyp">
+              <w:r>
+                <w:rPr>
+                  <w:rFonts w:ascii="Arial" w:cs="Arial" w:eastAsia="Arial" w:hAnsi="Arial"/>
+                  <w:color w:val="2E75B6"/>
+                  <w:sz w:val="16"/>
+                  <w:szCs w:val="16"/>
+                  <w:u w:val="single" w:color="2E75B6"/>
+                </w:rPr>
+                <w:t xml:space="preserve">Determine reflections</w:t>
+              </w:r>
+            </w:hyperlink>
+          </w:p>
+          <w:p>
+            <w:pPr>
+              <w:spacing w:after="10" w:before="0"/>
+              <w:ind w:left="120"/>
+            </w:pPr>
+            <w:r>
+              <w:rPr>
+                <w:rFonts w:ascii="Arial" w:cs="Arial" w:eastAsia="Arial" w:hAnsi="Arial"/>
+                <w:color w:val="595959"/>
+                <w:sz w:val="14"/>
+                <w:szCs w:val="14"/>
+              </w:rPr>
+              <w:t xml:space="preserve">Source: Khan Academy (English - US curriculum)</w:t>
+            </w:r>
+          </w:p>
+          <w:p>
+            <w:pPr>
+              <w:spacing w:after="10" w:before="0"/>
+              <w:ind w:left="120"/>
+            </w:pPr>
+            <w:hyperlink w:history="1" r:id="rIdjdpprmawv9dsn85_ulq3w">
+              <w:r>
+                <w:rPr>
+                  <w:rFonts w:ascii="Arial" w:cs="Arial" w:eastAsia="Arial" w:hAnsi="Arial"/>
+                  <w:color w:val="595959"/>
+                  <w:sz w:val="14"/>
+                  <w:szCs w:val="14"/>
+                  <w:u w:val="single" w:color="595959"/>
+                </w:rPr>
+                <w:t xml:space="preserve">🔍 Search ARES for similar readings</w:t>
+              </w:r>
+            </w:hyperlink>
+          </w:p>
+        </w:tc>
+        <w:tc>
+          <w:tcPr>
+            <w:tcW w:type="dxa" w:w="3040"/>
+            <w:shd w:fill="FFFFFF" w:color="auto" w:val="clear"/>
+            <w:tcMar>
+              <w:top w:type="dxa" w:w="60"/>
+              <w:left w:type="dxa" w:w="120"/>
+              <w:bottom w:type="dxa" w:w="60"/>
+              <w:right w:type="dxa" w:w="120"/>
+            </w:tcMar>
+            <w:vAlign w:val="top"/>
+          </w:tcPr>
+          <w:p>
+            <w:pPr>
+              <w:spacing w:after="40" w:before="0"/>
+              <w:jc w:val="left"/>
+            </w:pPr>
+            <w:r>
+              <w:rPr>
+                <w:rFonts w:ascii="Arial" w:cs="Arial" w:eastAsia="Arial" w:hAnsi="Arial"/>
+                <w:b w:val="false"/>
+                <w:bCs w:val="false"/>
+                <w:i w:val="false"/>
+                <w:iCs w:val="false"/>
+                <w:color w:val="000000"/>
+                <w:sz w:val="18"/>
+                <w:szCs w:val="18"/>
+              </w:rPr>
+              <w:t xml:space="preserve">The teacher guides the class to extract the pattern from their evidence table. Learners compare object and image coordinate pairs, state the rule in words, write it in algebraic notation, and verify it against their Prediction Wall entries. They then complete a three-row Reflection Rules Summary Table comparing all three mirror lines studied. Finally, they apply the three rules to a set of four mixed practice problems, self-marking against answers revealed by the teacher.</w:t>
+            </w:r>
+          </w:p>
+        </w:tc>
+        <w:tc>
+          <w:tcPr>
+            <w:tcW w:type="dxa" w:w="3040"/>
+            <w:shd w:fill="F2F2F2" w:color="auto" w:val="clear"/>
+            <w:tcMar>
+              <w:top w:type="dxa" w:w="60"/>
+              <w:left w:type="dxa" w:w="120"/>
+              <w:bottom w:type="dxa" w:w="60"/>
+              <w:right w:type="dxa" w:w="120"/>
+            </w:tcMar>
+            <w:vAlign w:val="top"/>
+          </w:tcPr>
+          <w:p>
+            <w:pPr>
+              <w:spacing w:after="40" w:before="0"/>
+              <w:jc w:val="left"/>
+            </w:pPr>
+            <w:r>
+              <w:rPr>
+                <w:rFonts w:ascii="Arial" w:cs="Arial" w:eastAsia="Arial" w:hAnsi="Arial"/>
+                <w:b w:val="false"/>
+                <w:bCs w:val="false"/>
+                <w:i w:val="false"/>
+                <w:iCs w:val="false"/>
+                <w:color w:val="000000"/>
+                <w:sz w:val="18"/>
+                <w:szCs w:val="18"/>
+              </w:rPr>
+              <w:t xml:space="preserve">1. Point to the class evidence table on the board: A(2,5)→A'(5,2); B(−1,3)→B'(3,−1); C(4,−2)→C'(−2,4). Ask verbatim: 'Look carefully at the object coordinates and the image coordinates. What do you notice? Write one sentence in your book. 30 seconds.' WAIT 10 seconds after pens go down before taking responses. Cold-call 4 learners. Steer toward: 'The x and y coordinates swap places.' 2. Ask: 'How do we write this as a mathematical rule? Try writing it using (x, y) → (?, ?).' Wait 15 seconds. Cold-call 2 learners. Confirm and write prominently on the board: RULE: Reflection in y = x maps (x, y) → (y, x). 3. Return to the Prediction Wall: 'Which pairs predicted (5, 2) for A(2,5)? Stand up.' Celebrate correct predictors. Ask one incorrect predictor: 'What did you predict, and why do you think the rule is (y, x) rather than your answer?' (No judgment; frame as 'our prediction helped us notice the pattern.') 4. Distribute or display the three-row Reflection Rules Summary Table: headers — Mirror Line | Rule | Example. Learners fill in all three rows: x=0: (x,y)→(−x,y); y=0: (x,y)→(x,−y); y=x: (x,y)→(y,x). Give 3 minutes. 5. Phenomenon link — say verbatim: 'Think back to Amina's matatu ride. The side mirror showed vehicles behind her. If the road is like the x-axis and the mirror is the y-axis, the car at position (3, 1) appears at (−3, 1). But if Amina tilted that mirror to 45°, the car would appear at (1, 3). Different mirror angle — different rule — but always precise and predictable. That is what mathematics gives us.' 6. Mixed practice: display 4 problems (2 minutes each, individual silent work): (a) Reflect P(3,1) in y=x; (b) Reflect Q(−2,4) in x=0; (c) Reflect R(0,5) in y=0; (d) Reflect S(−3,−1) in y=x. After 8 minutes, reveal answers; learners self-mark. 7. Ask: 'Raise your hand if you got all four correct.' Then: 'Raise your hand if you got three.' Use this as a live participation check.</w:t>
+            </w:r>
+          </w:p>
+        </w:tc>
+        <w:tc>
+          <w:tcPr>
+            <w:tcW w:type="dxa" w:w="3040"/>
+            <w:shd w:fill="FFFFFF" w:color="auto" w:val="clear"/>
+            <w:tcMar>
+              <w:top w:type="dxa" w:w="60"/>
+              <w:left w:type="dxa" w:w="120"/>
+              <w:bottom w:type="dxa" w:w="60"/>
+              <w:right w:type="dxa" w:w="120"/>
+            </w:tcMar>
+            <w:vAlign w:val="top"/>
+          </w:tcPr>
+          <w:p>
+            <w:pPr>
+              <w:spacing w:after="40" w:before="0"/>
+              <w:jc w:val="left"/>
+            </w:pPr>
+            <w:r>
+              <w:rPr>
+                <w:rFonts w:ascii="Arial" w:cs="Arial" w:eastAsia="Arial" w:hAnsi="Arial"/>
+                <w:b w:val="false"/>
+                <w:bCs w:val="false"/>
+                <w:i w:val="false"/>
+                <w:iCs w:val="false"/>
+                <w:color w:val="000000"/>
+                <w:sz w:val="18"/>
+                <w:szCs w:val="18"/>
+              </w:rPr>
+              <w:t xml:space="preserve">Pattern-induction followed by rule consolidation in a comparison table: Learners first discover the y = x rule from their own data (inductive reasoning), then slot it into a growing framework alongside x = 0 and y = 0. The comparison table is a Knowledge Organiser — a single visual that encodes all three rules and allows learners to self-quiz. The mixed practice immediately transfers the rules to varied contexts, embedding procedural fluency alongside conceptual understanding.</w:t>
+            </w:r>
+          </w:p>
+        </w:tc>
+        <w:tc>
+          <w:tcPr>
+            <w:tcW w:type="dxa" w:w="3040"/>
+            <w:shd w:fill="F2F2F2" w:color="auto" w:val="clear"/>
+            <w:tcMar>
+              <w:top w:type="dxa" w:w="60"/>
+              <w:left w:type="dxa" w:w="120"/>
+              <w:bottom w:type="dxa" w:w="60"/>
+              <w:right w:type="dxa" w:w="120"/>
+            </w:tcMar>
+            <w:vAlign w:val="top"/>
+          </w:tcPr>
+          <w:p>
+            <w:pPr>
+              <w:spacing w:after="40" w:before="0"/>
+              <w:jc w:val="left"/>
+            </w:pPr>
+            <w:r>
+              <w:rPr>
+                <w:rFonts w:ascii="Arial" w:cs="Arial" w:eastAsia="Arial" w:hAnsi="Arial"/>
+                <w:b w:val="false"/>
+                <w:bCs w:val="false"/>
+                <w:i w:val="false"/>
+                <w:iCs w:val="false"/>
+                <w:color w:val="000000"/>
+                <w:sz w:val="18"/>
+                <w:szCs w:val="18"/>
+              </w:rPr>
+              <w:t xml:space="preserve">Observable indicators: (i) All learners can write (x,y)→(y,x) correctly in their books — teacher checks 8 books during the table-filling activity. (ii) In mixed practice, the teacher notes which problem type produces the most errors (commonly Q(b) or Q(c) — sign errors on axes) and names the misconception aloud: 'I notice some learners changed BOTH coordinates for the x-axis reflection — remember, only the x-coordinate changes sign for x = 0.' (iii) The show-of-hands score on 4/4 versus 3/4 gives a rapid class-level accuracy read.</w:t>
+            </w:r>
+          </w:p>
+        </w:tc>
+      </w:tr>
+      <w:tr>
+        <w:tc>
+          <w:tcPr>
+            <w:tcW w:type="dxa" w:w="1520"/>
+            <w:shd w:fill="FCE4D6" w:color="auto" w:val="clear"/>
+            <w:tcMar>
+              <w:top w:type="dxa" w:w="60"/>
+              <w:left w:type="dxa" w:w="120"/>
+              <w:bottom w:type="dxa" w:w="60"/>
+              <w:right w:type="dxa" w:w="120"/>
+            </w:tcMar>
+            <w:vAlign w:val="top"/>
+          </w:tcPr>
+          <w:p>
+            <w:pPr>
+              <w:spacing w:after="40" w:before="0"/>
+              <w:jc w:val="left"/>
+            </w:pPr>
+            <w:r>
+              <w:rPr>
+                <w:rFonts w:ascii="Arial" w:cs="Arial" w:eastAsia="Arial" w:hAnsi="Arial"/>
+                <w:b/>
+                <w:bCs/>
+                <w:i w:val="false"/>
+                <w:iCs w:val="false"/>
+                <w:color w:val="000000"/>
+                <w:sz w:val="18"/>
+                <w:szCs w:val="18"/>
+              </w:rPr>
+              <w:t xml:space="preserve">Driving Question Board (DQB) Creation</w:t>
+            </w:r>
+          </w:p>
+          <w:p>
+            <w:pPr>
+              <w:spacing w:after="20" w:before="0"/>
+            </w:pPr>
+            <w:r>
+              <w:rPr>
+                <w:rFonts w:ascii="Arial" w:cs="Arial" w:eastAsia="Arial" w:hAnsi="Arial"/>
+                <w:b/>
+                <w:bCs/>
+                <w:color w:val="1F3864"/>
+                <w:sz w:val="16"/>
+                <w:szCs w:val="16"/>
+              </w:rPr>
+              <w:t xml:space="preserve">📹 VIDEO:</w:t>
+            </w:r>
+          </w:p>
+          <w:p>
+            <w:pPr>
+              <w:spacing w:after="20" w:before="0"/>
+            </w:pPr>
+            <w:hyperlink w:history="1" r:id="rId6cnwrpx7er6qbf_ra1e0c">
               <w:r>
                 <w:rPr>
                   <w:rFonts w:ascii="Arial" w:cs="Arial" w:eastAsia="Arial" w:hAnsi="Arial"/>
@@ -15253,7 +15559,7 @@
               <w:spacing w:after="10" w:before="0"/>
               <w:ind w:left="120"/>
             </w:pPr>
-            <w:hyperlink w:history="1" r:id="rIdxcyfdzauolfoqsdn4d24d">
+            <w:hyperlink w:history="1" r:id="rIdttjxw26gjllvx_a5f28lr">
               <w:r>
                 <w:rPr>
                   <w:rFonts w:ascii="Arial" w:cs="Arial" w:eastAsia="Arial" w:hAnsi="Arial"/>
@@ -15298,7 +15604,7 @@
             <w:pPr>
               <w:spacing w:after="20" w:before="0"/>
             </w:pPr>
-            <w:hyperlink w:history="1" r:id="rIdfokqqk-ykx1mbjripey3g">
+            <w:hyperlink w:history="1" r:id="rIdmw4gohdxoekyvm-eusj5z">
               <w:r>
                 <w:rPr>
                   <w:rFonts w:ascii="Arial" w:cs="Arial" w:eastAsia="Arial" w:hAnsi="Arial"/>
@@ -15307,7 +15613,7 @@
                   <w:szCs w:val="16"/>
                   <w:u w:val="single" w:color="2E75B6"/>
                 </w:rPr>
-                <w:t xml:space="preserve">Images in a Plane Mirror (Flexbook)</w:t>
+                <w:t xml:space="preserve">Reflections in a Plane Mirror (PLIX)</w:t>
               </w:r>
             </w:hyperlink>
           </w:p>
@@ -15331,7 +15637,7 @@
               <w:spacing w:after="10" w:before="0"/>
               <w:ind w:left="120"/>
             </w:pPr>
-            <w:hyperlink w:history="1" r:id="rId6_4v2jt3blk_zva6xfqgj">
+            <w:hyperlink w:history="1" r:id="rIdagu3t2xipb9m08mjq4wgt">
               <w:r>
                 <w:rPr>
                   <w:rFonts w:ascii="Arial" w:cs="Arial" w:eastAsia="Arial" w:hAnsi="Arial"/>
@@ -15373,7 +15679,7 @@
                 <w:sz w:val="18"/>
                 <w:szCs w:val="18"/>
               </w:rPr>
-              <w:t xml:space="preserve">The teacher guides the class to extract the pattern from their evidence table. Learners compare object and image coordinate pairs, state the rule in words, write it in algebraic notation, and verify it against their Prediction Wall entries. They then complete a three-row Reflection Rules Summary Table comparing all three mirror lines studied. Finally, they apply the three rules to a set of four mixed practice problems, self-marking against answers revealed by the teacher.</w:t>
+              <w:t xml:space="preserve">Each learner writes one new understanding on a green sticky note and one remaining question on a yellow sticky note, then physically adds them to the class DQB. The teacher reads selected notes aloud and explicitly links the lesson's findings back to the driving question: 'Why does a mirror show a perfect copy of the world — and where exactly does that copy live?'</w:t>
             </w:r>
           </w:p>
         </w:tc>
@@ -15405,7 +15711,7 @@
                 <w:sz w:val="18"/>
                 <w:szCs w:val="18"/>
               </w:rPr>
-              <w:t xml:space="preserve">1. Point to the class evidence table on the board: A(2,5)→A'(5,2); B(−1,3)→B'(3,−1); C(4,−2)→C'(−2,4). Ask verbatim: 'Look carefully at the object coordinates and the image coordinates. What do you notice? Write one sentence in your book. 30 seconds.' WAIT 10 seconds after pens go down before taking responses. Cold-call 4 learners. Steer toward: 'The x and y coordinates swap places.' 2. Ask: 'How do we write this as a mathematical rule? Try writing it using (x, y) → (?, ?).' Wait 15 seconds. Cold-call 2 learners. Confirm and write prominently on the board: RULE: Reflection in y = x maps (x, y) → (y, x). 3. Return to the Prediction Wall: 'Which pairs predicted (5, 2) for A(2,5)? Stand up.' Celebrate correct predictors. Ask one incorrect predictor: 'What did you predict, and why do you think the rule is (y, x) rather than your answer?' (No judgment; frame as 'our prediction helped us notice the pattern.') 4. Distribute or display the three-row Reflection Rules Summary Table: headers — Mirror Line | Rule | Example. Learners fill in all three rows: x=0: (x,y)→(−x,y); y=0: (x,y)→(x,−y); y=x: (x,y)→(y,x). Give 3 minutes. 5. Phenomenon link — say verbatim: 'Think back to Amina's matatu ride. The side mirror showed vehicles behind her. If the road is like the x-axis and the mirror is the y-axis, the car at position (3, 1) appears at (−3, 1). But if Amina tilted that mirror to 45°, the car would appear at (1, 3). Different mirror angle — different rule — but always precise and predictable. That is what mathematics gives us.' 6. Mixed practice: display 4 problems (2 minutes each, individual silent work): (a) Reflect P(3,1) in y=x; (b) Reflect Q(−2,4) in x=0; (c) Reflect R(0,5) in y=0; (d) Reflect S(−3,−1) in y=x. After 8 minutes, reveal answers; learners self-mark. 7. Ask: 'Raise your hand if you got all four correct.' Then: 'Raise your hand if you got three.' Use this as a live participation check.</w:t>
+              <w:t xml:space="preserve">1. Hand out one green and one yellow sticky note per learner (or instruct learners to tear a page into two coloured-pencil-outlined boxes if physical notes are unavailable). 2. Say verbatim: 'On the GREEN note write: ONE thing you now know about where the image lives — be specific, use coordinates or the rule. On the YELLOW note write: ONE question you still have about reflections or mirror lines.' Allow 2 minutes silent writing. 3. Learners bring notes to the DQB (a section of the wall or a large piece of manila paper). Organise notes into two columns: WHAT WE NOW KNOW | WHAT WE STILL WONDER. 4. Teacher reads 3 green notes aloud, e.g., 'Waweru writes: The image in y=x is found by swapping the coordinates — (x,y) goes to (y,x).' Then reads 2 yellow notes, e.g., 'Akinyi asks: What happens if the mirror line is y = 2x instead of y = x?' 5. Explicitly connect to driving question — say verbatim: 'Our driving question asks WHERE EXACTLY the copy lives. After five lessons, we now have three precise mathematical addresses for images in Cartesian mirrors — and we have verified them with rulers and coordinates. Akinyi's question — y = 2x — is a preview of what more advanced mathematics can answer. Keep that question on the board.' 6. Point to the DQB and note the growing cluster of 'WHAT WE NOW KNOW' notes: 'Compare this column to where it was in Lesson 1. We are building a complete answer to our driving question, one mirror line at a time.'</w:t>
             </w:r>
           </w:p>
         </w:tc>
@@ -15437,7 +15743,7 @@
                 <w:sz w:val="18"/>
                 <w:szCs w:val="18"/>
               </w:rPr>
-              <w:t xml:space="preserve">Pattern-induction followed by rule consolidation in a comparison table: Learners first discover the y = x rule from their own data (inductive reasoning), then slot it into a growing framework alongside x = 0 and y = 0. The comparison table is a Knowledge Organiser — a single visual that encodes all three rules and allows learners to self-quiz. The mixed practice immediately transfers the rules to varied contexts, embedding procedural fluency alongside conceptual understanding.</w:t>
+              <w:t xml:space="preserve">Metacognitive DQB curation: The two-colour sticky-note protocol separates consolidated knowledge (green) from productive uncertainty (yellow), making the boundary of understanding visible to both teacher and learner. Publicly reading selected notes validates diverse contributions and models scientific discourse — the practice of distinguishing evidence-based claims from open questions, directly paralleling the NGSS practice of 'Obtaining, Evaluating, and Communicating Information.'</w:t>
             </w:r>
           </w:p>
         </w:tc>
@@ -15469,7 +15775,7 @@
                 <w:sz w:val="18"/>
                 <w:szCs w:val="18"/>
               </w:rPr>
-              <w:t xml:space="preserve">Observable indicators: (i) All learners can write (x,y)→(y,x) correctly in their books — teacher checks 8 books during the table-filling activity. (ii) In mixed practice, the teacher notes which problem type produces the most errors (commonly Q(b) or Q(c) — sign errors on axes) and names the misconception aloud: 'I notice some learners changed BOTH coordinates for the x-axis reflection — remember, only the x-coordinate changes sign for x = 0.' (iii) The show-of-hands score on 4/4 versus 3/4 gives a rapid class-level accuracy read.</w:t>
+              <w:t xml:space="preserve">Observable indicator: Green notes should include at least one of: the rule (x,y)→(y,x), a reference to equal distances, or a mention of the mirror line y=x. A green note that only says 'reflection swaps things' signals surface-level understanding — the teacher notes that learner for follow-up in Lesson 6. Yellow notes that reference new mirror lines (e.g., y=−x, y=2) indicate readiness for extension and inform Lesson 6 planning.</w:t>
             </w:r>
           </w:p>
         </w:tc>
@@ -15478,32 +15784,32 @@
         <w:tc>
           <w:tcPr>
             <w:tcW w:type="dxa" w:w="1520"/>
-            <w:shd w:fill="FCE4D6" w:color="auto" w:val="clear"/>
-            <w:tcMar>
-              <w:top w:type="dxa" w:w="60"/>
-              <w:left w:type="dxa" w:w="120"/>
-              <w:bottom w:type="dxa" w:w="60"/>
-              <w:right w:type="dxa" w:w="120"/>
-            </w:tcMar>
-            <w:vAlign w:val="top"/>
-          </w:tcPr>
-          <w:p>
-            <w:pPr>
-              <w:spacing w:after="40" w:before="0"/>
-              <w:jc w:val="left"/>
-            </w:pPr>
-            <w:r>
-              <w:rPr>
-                <w:rFonts w:ascii="Arial" w:cs="Arial" w:eastAsia="Arial" w:hAnsi="Arial"/>
-                <w:b/>
-                <w:bCs/>
-                <w:i w:val="false"/>
-                <w:iCs w:val="false"/>
-                <w:color w:val="000000"/>
-                <w:sz w:val="18"/>
-                <w:szCs w:val="18"/>
-              </w:rPr>
-              <w:t xml:space="preserve">Driving Question Board (DQB) Creation</w:t>
+            <w:shd w:fill="D5E8F0" w:color="auto" w:val="clear"/>
+            <w:tcMar>
+              <w:top w:type="dxa" w:w="60"/>
+              <w:left w:type="dxa" w:w="120"/>
+              <w:bottom w:type="dxa" w:w="60"/>
+              <w:right w:type="dxa" w:w="120"/>
+            </w:tcMar>
+            <w:vAlign w:val="top"/>
+          </w:tcPr>
+          <w:p>
+            <w:pPr>
+              <w:spacing w:after="40" w:before="0"/>
+              <w:jc w:val="left"/>
+            </w:pPr>
+            <w:r>
+              <w:rPr>
+                <w:rFonts w:ascii="Arial" w:cs="Arial" w:eastAsia="Arial" w:hAnsi="Arial"/>
+                <w:b/>
+                <w:bCs/>
+                <w:i w:val="false"/>
+                <w:iCs w:val="false"/>
+                <w:color w:val="000000"/>
+                <w:sz w:val="18"/>
+                <w:szCs w:val="18"/>
+              </w:rPr>
+              <w:t xml:space="preserve">Model Building Phase</w:t>
             </w:r>
           </w:p>
           <w:p>
@@ -15526,7 +15832,7 @@
             <w:pPr>
               <w:spacing w:after="20" w:before="0"/>
             </w:pPr>
-            <w:hyperlink w:history="1" r:id="rIdoo0atewe72egqoqjnlpvc">
+            <w:hyperlink w:history="1" r:id="rId6u2wo_3mbdbf4diriz_rc">
               <w:r>
                 <w:rPr>
                   <w:rFonts w:ascii="Arial" w:cs="Arial" w:eastAsia="Arial" w:hAnsi="Arial"/>
@@ -15559,7 +15865,7 @@
               <w:spacing w:after="10" w:before="0"/>
               <w:ind w:left="120"/>
             </w:pPr>
-            <w:hyperlink w:history="1" r:id="rIdhdc92s-r0nd2cimwaqdky">
+            <w:hyperlink w:history="1" r:id="rId4johpsgts2gyh3vlvftgk">
               <w:r>
                 <w:rPr>
                   <w:rFonts w:ascii="Arial" w:cs="Arial" w:eastAsia="Arial" w:hAnsi="Arial"/>
@@ -15597,320 +15903,14 @@
                 <w:sz w:val="16"/>
                 <w:szCs w:val="16"/>
               </w:rPr>
-              <w:t xml:space="preserve">📖 EXERCISE:</w:t>
+              <w:t xml:space="preserve">📖 HTML:</w:t>
             </w:r>
           </w:p>
           <w:p>
             <w:pPr>
               <w:spacing w:after="20" w:before="0"/>
             </w:pPr>
-            <w:hyperlink w:history="1" r:id="rIdhsvt0v394zbpmkaayret8">
-              <w:r>
-                <w:rPr>
-                  <w:rFonts w:ascii="Arial" w:cs="Arial" w:eastAsia="Arial" w:hAnsi="Arial"/>
-                  <w:color w:val="2E75B6"/>
-                  <w:sz w:val="16"/>
-                  <w:szCs w:val="16"/>
-                  <w:u w:val="single" w:color="2E75B6"/>
-                </w:rPr>
-                <w:t xml:space="preserve">Determine reflections</w:t>
-              </w:r>
-            </w:hyperlink>
-          </w:p>
-          <w:p>
-            <w:pPr>
-              <w:spacing w:after="10" w:before="0"/>
-              <w:ind w:left="120"/>
-            </w:pPr>
-            <w:r>
-              <w:rPr>
-                <w:rFonts w:ascii="Arial" w:cs="Arial" w:eastAsia="Arial" w:hAnsi="Arial"/>
-                <w:color w:val="595959"/>
-                <w:sz w:val="14"/>
-                <w:szCs w:val="14"/>
-              </w:rPr>
-              <w:t xml:space="preserve">Source: Khan Academy (English - US curriculum)</w:t>
-            </w:r>
-          </w:p>
-          <w:p>
-            <w:pPr>
-              <w:spacing w:after="10" w:before="0"/>
-              <w:ind w:left="120"/>
-            </w:pPr>
-            <w:hyperlink w:history="1" r:id="rIdx-blzxkz558dxhcj4lvfn">
-              <w:r>
-                <w:rPr>
-                  <w:rFonts w:ascii="Arial" w:cs="Arial" w:eastAsia="Arial" w:hAnsi="Arial"/>
-                  <w:color w:val="595959"/>
-                  <w:sz w:val="14"/>
-                  <w:szCs w:val="14"/>
-                  <w:u w:val="single" w:color="595959"/>
-                </w:rPr>
-                <w:t xml:space="preserve">🔍 Search ARES for similar readings</w:t>
-              </w:r>
-            </w:hyperlink>
-          </w:p>
-        </w:tc>
-        <w:tc>
-          <w:tcPr>
-            <w:tcW w:type="dxa" w:w="3040"/>
-            <w:shd w:fill="FFFFFF" w:color="auto" w:val="clear"/>
-            <w:tcMar>
-              <w:top w:type="dxa" w:w="60"/>
-              <w:left w:type="dxa" w:w="120"/>
-              <w:bottom w:type="dxa" w:w="60"/>
-              <w:right w:type="dxa" w:w="120"/>
-            </w:tcMar>
-            <w:vAlign w:val="top"/>
-          </w:tcPr>
-          <w:p>
-            <w:pPr>
-              <w:spacing w:after="40" w:before="0"/>
-              <w:jc w:val="left"/>
-            </w:pPr>
-            <w:r>
-              <w:rPr>
-                <w:rFonts w:ascii="Arial" w:cs="Arial" w:eastAsia="Arial" w:hAnsi="Arial"/>
-                <w:b w:val="false"/>
-                <w:bCs w:val="false"/>
-                <w:i w:val="false"/>
-                <w:iCs w:val="false"/>
-                <w:color w:val="000000"/>
-                <w:sz w:val="18"/>
-                <w:szCs w:val="18"/>
-              </w:rPr>
-              <w:t xml:space="preserve">Each learner writes one new understanding on a green sticky note and one remaining question on a yellow sticky note, then physically adds them to the class DQB. The teacher reads selected notes aloud and explicitly links the lesson's findings back to the driving question: 'Why does a mirror show a perfect copy of the world — and where exactly does that copy live?'</w:t>
-            </w:r>
-          </w:p>
-        </w:tc>
-        <w:tc>
-          <w:tcPr>
-            <w:tcW w:type="dxa" w:w="3040"/>
-            <w:shd w:fill="F2F2F2" w:color="auto" w:val="clear"/>
-            <w:tcMar>
-              <w:top w:type="dxa" w:w="60"/>
-              <w:left w:type="dxa" w:w="120"/>
-              <w:bottom w:type="dxa" w:w="60"/>
-              <w:right w:type="dxa" w:w="120"/>
-            </w:tcMar>
-            <w:vAlign w:val="top"/>
-          </w:tcPr>
-          <w:p>
-            <w:pPr>
-              <w:spacing w:after="40" w:before="0"/>
-              <w:jc w:val="left"/>
-            </w:pPr>
-            <w:r>
-              <w:rPr>
-                <w:rFonts w:ascii="Arial" w:cs="Arial" w:eastAsia="Arial" w:hAnsi="Arial"/>
-                <w:b w:val="false"/>
-                <w:bCs w:val="false"/>
-                <w:i w:val="false"/>
-                <w:iCs w:val="false"/>
-                <w:color w:val="000000"/>
-                <w:sz w:val="18"/>
-                <w:szCs w:val="18"/>
-              </w:rPr>
-              <w:t xml:space="preserve">1. Hand out one green and one yellow sticky note per learner (or instruct learners to tear a page into two coloured-pencil-outlined boxes if physical notes are unavailable). 2. Say verbatim: 'On the GREEN note write: ONE thing you now know about where the image lives — be specific, use coordinates or the rule. On the YELLOW note write: ONE question you still have about reflections or mirror lines.' Allow 2 minutes silent writing. 3. Learners bring notes to the DQB (a section of the wall or a large piece of manila paper). Organise notes into two columns: WHAT WE NOW KNOW | WHAT WE STILL WONDER. 4. Teacher reads 3 green notes aloud, e.g., 'Waweru writes: The image in y=x is found by swapping the coordinates — (x,y) goes to (y,x).' Then reads 2 yellow notes, e.g., 'Akinyi asks: What happens if the mirror line is y = 2x instead of y = x?' 5. Explicitly connect to driving question — say verbatim: 'Our driving question asks WHERE EXACTLY the copy lives. After five lessons, we now have three precise mathematical addresses for images in Cartesian mirrors — and we have verified them with rulers and coordinates. Akinyi's question — y = 2x — is a preview of what more advanced mathematics can answer. Keep that question on the board.' 6. Point to the DQB and note the growing cluster of 'WHAT WE NOW KNOW' notes: 'Compare this column to where it was in Lesson 1. We are building a complete answer to our driving question, one mirror line at a time.'</w:t>
-            </w:r>
-          </w:p>
-        </w:tc>
-        <w:tc>
-          <w:tcPr>
-            <w:tcW w:type="dxa" w:w="3040"/>
-            <w:shd w:fill="FFFFFF" w:color="auto" w:val="clear"/>
-            <w:tcMar>
-              <w:top w:type="dxa" w:w="60"/>
-              <w:left w:type="dxa" w:w="120"/>
-              <w:bottom w:type="dxa" w:w="60"/>
-              <w:right w:type="dxa" w:w="120"/>
-            </w:tcMar>
-            <w:vAlign w:val="top"/>
-          </w:tcPr>
-          <w:p>
-            <w:pPr>
-              <w:spacing w:after="40" w:before="0"/>
-              <w:jc w:val="left"/>
-            </w:pPr>
-            <w:r>
-              <w:rPr>
-                <w:rFonts w:ascii="Arial" w:cs="Arial" w:eastAsia="Arial" w:hAnsi="Arial"/>
-                <w:b w:val="false"/>
-                <w:bCs w:val="false"/>
-                <w:i w:val="false"/>
-                <w:iCs w:val="false"/>
-                <w:color w:val="000000"/>
-                <w:sz w:val="18"/>
-                <w:szCs w:val="18"/>
-              </w:rPr>
-              <w:t xml:space="preserve">Metacognitive DQB curation: The two-colour sticky-note protocol separates consolidated knowledge (green) from productive uncertainty (yellow), making the boundary of understanding visible to both teacher and learner. Publicly reading selected notes validates diverse contributions and models scientific discourse — the practice of distinguishing evidence-based claims from open questions, directly paralleling the NGSS practice of 'Obtaining, Evaluating, and Communicating Information.'</w:t>
-            </w:r>
-          </w:p>
-        </w:tc>
-        <w:tc>
-          <w:tcPr>
-            <w:tcW w:type="dxa" w:w="3040"/>
-            <w:shd w:fill="F2F2F2" w:color="auto" w:val="clear"/>
-            <w:tcMar>
-              <w:top w:type="dxa" w:w="60"/>
-              <w:left w:type="dxa" w:w="120"/>
-              <w:bottom w:type="dxa" w:w="60"/>
-              <w:right w:type="dxa" w:w="120"/>
-            </w:tcMar>
-            <w:vAlign w:val="top"/>
-          </w:tcPr>
-          <w:p>
-            <w:pPr>
-              <w:spacing w:after="40" w:before="0"/>
-              <w:jc w:val="left"/>
-            </w:pPr>
-            <w:r>
-              <w:rPr>
-                <w:rFonts w:ascii="Arial" w:cs="Arial" w:eastAsia="Arial" w:hAnsi="Arial"/>
-                <w:b w:val="false"/>
-                <w:bCs w:val="false"/>
-                <w:i w:val="false"/>
-                <w:iCs w:val="false"/>
-                <w:color w:val="000000"/>
-                <w:sz w:val="18"/>
-                <w:szCs w:val="18"/>
-              </w:rPr>
-              <w:t xml:space="preserve">Observable indicator: Green notes should include at least one of: the rule (x,y)→(y,x), a reference to equal distances, or a mention of the mirror line y=x. A green note that only says 'reflection swaps things' signals surface-level understanding — the teacher notes that learner for follow-up in Lesson 6. Yellow notes that reference new mirror lines (e.g., y=−x, y=2) indicate readiness for extension and inform Lesson 6 planning.</w:t>
-            </w:r>
-          </w:p>
-        </w:tc>
-      </w:tr>
-      <w:tr>
-        <w:tc>
-          <w:tcPr>
-            <w:tcW w:type="dxa" w:w="1520"/>
-            <w:shd w:fill="D5E8F0" w:color="auto" w:val="clear"/>
-            <w:tcMar>
-              <w:top w:type="dxa" w:w="60"/>
-              <w:left w:type="dxa" w:w="120"/>
-              <w:bottom w:type="dxa" w:w="60"/>
-              <w:right w:type="dxa" w:w="120"/>
-            </w:tcMar>
-            <w:vAlign w:val="top"/>
-          </w:tcPr>
-          <w:p>
-            <w:pPr>
-              <w:spacing w:after="40" w:before="0"/>
-              <w:jc w:val="left"/>
-            </w:pPr>
-            <w:r>
-              <w:rPr>
-                <w:rFonts w:ascii="Arial" w:cs="Arial" w:eastAsia="Arial" w:hAnsi="Arial"/>
-                <w:b/>
-                <w:bCs/>
-                <w:i w:val="false"/>
-                <w:iCs w:val="false"/>
-                <w:color w:val="000000"/>
-                <w:sz w:val="18"/>
-                <w:szCs w:val="18"/>
-              </w:rPr>
-              <w:t xml:space="preserve">Model Building Phase</w:t>
-            </w:r>
-          </w:p>
-          <w:p>
-            <w:pPr>
-              <w:spacing w:after="20" w:before="0"/>
-            </w:pPr>
-            <w:r>
-              <w:rPr>
-                <w:rFonts w:ascii="Arial" w:cs="Arial" w:eastAsia="Arial" w:hAnsi="Arial"/>
-                <w:b/>
-                <w:bCs/>
-                <w:color w:val="1F3864"/>
-                <w:sz w:val="16"/>
-                <w:szCs w:val="16"/>
-              </w:rPr>
-              <w:t xml:space="preserve">📹 VIDEO:</w:t>
-            </w:r>
-          </w:p>
-          <w:p>
-            <w:pPr>
-              <w:spacing w:after="20" w:before="0"/>
-            </w:pPr>
-            <w:hyperlink w:history="1" r:id="rIdlanfxlfagzw0riy0djype">
-              <w:r>
-                <w:rPr>
-                  <w:rFonts w:ascii="Arial" w:cs="Arial" w:eastAsia="Arial" w:hAnsi="Arial"/>
-                  <w:color w:val="2E75B6"/>
-                  <w:sz w:val="16"/>
-                  <w:szCs w:val="16"/>
-                  <w:u w:val="single" w:color="2E75B6"/>
-                </w:rPr>
-                <w:t xml:space="preserve">Determining reflections</w:t>
-              </w:r>
-            </w:hyperlink>
-          </w:p>
-          <w:p>
-            <w:pPr>
-              <w:spacing w:after="10" w:before="0"/>
-              <w:ind w:left="120"/>
-            </w:pPr>
-            <w:r>
-              <w:rPr>
-                <w:rFonts w:ascii="Arial" w:cs="Arial" w:eastAsia="Arial" w:hAnsi="Arial"/>
-                <w:color w:val="595959"/>
-                <w:sz w:val="14"/>
-                <w:szCs w:val="14"/>
-              </w:rPr>
-              <w:t xml:space="preserve">Source: Khan Academy (English - US curriculum)</w:t>
-            </w:r>
-          </w:p>
-          <w:p>
-            <w:pPr>
-              <w:spacing w:after="10" w:before="0"/>
-              <w:ind w:left="120"/>
-            </w:pPr>
-            <w:hyperlink w:history="1" r:id="rIdgom2o5h-cua8rgiwpfaem">
-              <w:r>
-                <w:rPr>
-                  <w:rFonts w:ascii="Arial" w:cs="Arial" w:eastAsia="Arial" w:hAnsi="Arial"/>
-                  <w:color w:val="595959"/>
-                  <w:sz w:val="14"/>
-                  <w:szCs w:val="14"/>
-                  <w:u w:val="single" w:color="595959"/>
-                </w:rPr>
-                <w:t xml:space="preserve">🔍 Search ARES for similar videos</w:t>
-              </w:r>
-            </w:hyperlink>
-          </w:p>
-          <w:p>
-            <w:pPr>
-              <w:spacing w:after="40" w:before="0"/>
-            </w:pPr>
-            <w:r>
-              <w:rPr>
-                <w:sz w:val="14"/>
-                <w:szCs w:val="14"/>
-              </w:rPr>
-              <w:t xml:space="preserve"/>
-            </w:r>
-          </w:p>
-          <w:p>
-            <w:pPr>
-              <w:spacing w:after="20" w:before="0"/>
-            </w:pPr>
-            <w:r>
-              <w:rPr>
-                <w:rFonts w:ascii="Arial" w:cs="Arial" w:eastAsia="Arial" w:hAnsi="Arial"/>
-                <w:b/>
-                <w:bCs/>
-                <w:color w:val="1F3864"/>
-                <w:sz w:val="16"/>
-                <w:szCs w:val="16"/>
-              </w:rPr>
-              <w:t xml:space="preserve">📖 HTML:</w:t>
-            </w:r>
-          </w:p>
-          <w:p>
-            <w:pPr>
-              <w:spacing w:after="20" w:before="0"/>
-            </w:pPr>
-            <w:hyperlink w:history="1" r:id="rIds40gr0lxpig8cgf1qyfga">
+            <w:hyperlink w:history="1" r:id="rId0vxeviipe_moc6dqj7o60">
               <w:r>
                 <w:rPr>
                   <w:rFonts w:ascii="Arial" w:cs="Arial" w:eastAsia="Arial" w:hAnsi="Arial"/>
@@ -15943,7 +15943,7 @@
               <w:spacing w:after="10" w:before="0"/>
               <w:ind w:left="120"/>
             </w:pPr>
-            <w:hyperlink w:history="1" r:id="rIdhi8zrdjjqb6gzb7l-fraj">
+            <w:hyperlink w:history="1" r:id="rId696k4weaa04sehmvpzto4">
               <w:r>
                 <w:rPr>
                   <w:rFonts w:ascii="Arial" w:cs="Arial" w:eastAsia="Arial" w:hAnsi="Arial"/>
@@ -17430,7 +17430,7 @@
             <w:pPr>
               <w:spacing w:after="20" w:before="0"/>
             </w:pPr>
-            <w:hyperlink w:history="1" r:id="rIdm5mqfmb2iol035hjiete6">
+            <w:hyperlink w:history="1" r:id="rIdxns7hmfttfjlxukciaxq7">
               <w:r>
                 <w:rPr>
                   <w:rFonts w:ascii="Arial" w:cs="Arial" w:eastAsia="Arial" w:hAnsi="Arial"/>
@@ -17463,7 +17463,7 @@
               <w:spacing w:after="10" w:before="0"/>
               <w:ind w:left="120"/>
             </w:pPr>
-            <w:hyperlink w:history="1" r:id="rIdzgtuwzt13kqifcfc23446">
+            <w:hyperlink w:history="1" r:id="rIdp8pocfzeuql76gulxlk8y">
               <w:r>
                 <w:rPr>
                   <w:rFonts w:ascii="Arial" w:cs="Arial" w:eastAsia="Arial" w:hAnsi="Arial"/>
@@ -17508,7 +17508,925 @@
             <w:pPr>
               <w:spacing w:after="20" w:before="0"/>
             </w:pPr>
-            <w:hyperlink w:history="1" r:id="rIdjgypp1b7k7cxclsuyep0n">
+            <w:hyperlink w:history="1" r:id="rIdmmdxrqldfitlyoyhyexve">
+              <w:r>
+                <w:rPr>
+                  <w:rFonts w:ascii="Arial" w:cs="Arial" w:eastAsia="Arial" w:hAnsi="Arial"/>
+                  <w:color w:val="2E75B6"/>
+                  <w:sz w:val="16"/>
+                  <w:szCs w:val="16"/>
+                  <w:u w:val="single" w:color="2E75B6"/>
+                </w:rPr>
+                <w:t xml:space="preserve">Determine reflections (advanced)</w:t>
+              </w:r>
+            </w:hyperlink>
+          </w:p>
+          <w:p>
+            <w:pPr>
+              <w:spacing w:after="10" w:before="0"/>
+              <w:ind w:left="120"/>
+            </w:pPr>
+            <w:r>
+              <w:rPr>
+                <w:rFonts w:ascii="Arial" w:cs="Arial" w:eastAsia="Arial" w:hAnsi="Arial"/>
+                <w:color w:val="595959"/>
+                <w:sz w:val="14"/>
+                <w:szCs w:val="14"/>
+              </w:rPr>
+              <w:t xml:space="preserve">Source: Khan Academy (English - US curriculum)</w:t>
+            </w:r>
+          </w:p>
+          <w:p>
+            <w:pPr>
+              <w:spacing w:after="10" w:before="0"/>
+              <w:ind w:left="120"/>
+            </w:pPr>
+            <w:hyperlink w:history="1" r:id="rIdi8coghkvrjqymzrenw4hm">
+              <w:r>
+                <w:rPr>
+                  <w:rFonts w:ascii="Arial" w:cs="Arial" w:eastAsia="Arial" w:hAnsi="Arial"/>
+                  <w:color w:val="595959"/>
+                  <w:sz w:val="14"/>
+                  <w:szCs w:val="14"/>
+                  <w:u w:val="single" w:color="595959"/>
+                </w:rPr>
+                <w:t xml:space="preserve">🔍 Search ARES for similar readings</w:t>
+              </w:r>
+            </w:hyperlink>
+          </w:p>
+        </w:tc>
+        <w:tc>
+          <w:tcPr>
+            <w:tcW w:type="dxa" w:w="3040"/>
+            <w:shd w:fill="FFFFFF" w:color="auto" w:val="clear"/>
+            <w:tcMar>
+              <w:top w:type="dxa" w:w="60"/>
+              <w:left w:type="dxa" w:w="120"/>
+              <w:bottom w:type="dxa" w:w="60"/>
+              <w:right w:type="dxa" w:w="120"/>
+            </w:tcMar>
+            <w:vAlign w:val="top"/>
+          </w:tcPr>
+          <w:p>
+            <w:pPr>
+              <w:spacing w:after="40" w:before="0"/>
+              <w:jc w:val="left"/>
+            </w:pPr>
+            <w:r>
+              <w:rPr>
+                <w:rFonts w:ascii="Arial" w:cs="Arial" w:eastAsia="Arial" w:hAnsi="Arial"/>
+                <w:b w:val="false"/>
+                <w:bCs w:val="false"/>
+                <w:i w:val="false"/>
+                <w:iCs w:val="false"/>
+                <w:color w:val="000000"/>
+                <w:sz w:val="18"/>
+                <w:szCs w:val="18"/>
+              </w:rPr>
+              <w:t xml:space="preserve">Each learner receives a plain A4 sheet on which two congruent triangles (labelled ABC and A'B'C') have been pre-drawn in identical orientation but laterally flipped, with no mirror line shown. Learners study the sheet silently for 90 seconds, then write individual responses to three prompts in their exercise books: (1) 'Where do you think the mirror line is — sketch it freehand.' (2) 'What clues in the diagram tell you where the mirror must be?' (3) 'How might a traffic engineer use this same reasoning to position a junction mirror on the Nairobi–Thika highway?' Learners then share predictions with a shoulder partner for 2 minutes before the teacher takes three cold-call responses.</w:t>
+            </w:r>
+          </w:p>
+        </w:tc>
+        <w:tc>
+          <w:tcPr>
+            <w:tcW w:type="dxa" w:w="3040"/>
+            <w:shd w:fill="F2F2F2" w:color="auto" w:val="clear"/>
+            <w:tcMar>
+              <w:top w:type="dxa" w:w="60"/>
+              <w:left w:type="dxa" w:w="120"/>
+              <w:bottom w:type="dxa" w:w="60"/>
+              <w:right w:type="dxa" w:w="120"/>
+            </w:tcMar>
+            <w:vAlign w:val="top"/>
+          </w:tcPr>
+          <w:p>
+            <w:pPr>
+              <w:spacing w:after="40" w:before="0"/>
+              <w:jc w:val="left"/>
+            </w:pPr>
+            <w:r>
+              <w:rPr>
+                <w:rFonts w:ascii="Arial" w:cs="Arial" w:eastAsia="Arial" w:hAnsi="Arial"/>
+                <w:b w:val="false"/>
+                <w:bCs w:val="false"/>
+                <w:i w:val="false"/>
+                <w:iCs w:val="false"/>
+                <w:color w:val="000000"/>
+                <w:sz w:val="18"/>
+                <w:szCs w:val="18"/>
+              </w:rPr>
+              <w:t xml:space="preserve">Distribute pre-drawn sheets before the lesson begins to save time. Project the same diagram on the board using a TDD or drawn on the chalkboard. Read the three prompts aloud slowly, then say: 'You have 90 seconds of silent thinking — no talking, no pencils yet. Just look.' After silent time: 'Now write your three responses. You have 3 minutes.' After writing: 'Turn to your neighbour. Share your sketch and your clues. 2 minutes.' [WAIT 2 minutes.] Cold-call: 'Amina — where did you sketch the mirror line and why?' [WAIT 10 seconds.] 'Brian — did your clue agree with Amina's or differ? Tell us one thing that was different.' [WAIT 10 seconds.] 'Zawadi — what did your group say about the traffic engineer question?' [WAIT 12 seconds.] Record three different predicted mirror-line positions on the board without correcting them. Say: 'We will return to these predictions at the end of the lesson to see who was closest — and more importantly, why.'</w:t>
+            </w:r>
+          </w:p>
+        </w:tc>
+        <w:tc>
+          <w:tcPr>
+            <w:tcW w:type="dxa" w:w="3040"/>
+            <w:shd w:fill="FFFFFF" w:color="auto" w:val="clear"/>
+            <w:tcMar>
+              <w:top w:type="dxa" w:w="60"/>
+              <w:left w:type="dxa" w:w="120"/>
+              <w:bottom w:type="dxa" w:w="60"/>
+              <w:right w:type="dxa" w:w="120"/>
+            </w:tcMar>
+            <w:vAlign w:val="top"/>
+          </w:tcPr>
+          <w:p>
+            <w:pPr>
+              <w:spacing w:after="40" w:before="0"/>
+              <w:jc w:val="left"/>
+            </w:pPr>
+            <w:r>
+              <w:rPr>
+                <w:rFonts w:ascii="Arial" w:cs="Arial" w:eastAsia="Arial" w:hAnsi="Arial"/>
+                <w:b w:val="false"/>
+                <w:bCs w:val="false"/>
+                <w:i w:val="false"/>
+                <w:iCs w:val="false"/>
+                <w:color w:val="000000"/>
+                <w:sz w:val="18"/>
+                <w:szCs w:val="18"/>
+              </w:rPr>
+              <w:t xml:space="preserve">Prediction-with-evidence prompting. By requiring learners to articulate the visual clues that locate the mirror line before any instruction, this strategy activates prior knowledge from Lessons 1–5 (distance-preservation, perpendicularity) and creates cognitive dissonance when predictions diverge, motivating the observational phase.</w:t>
+            </w:r>
+          </w:p>
+        </w:tc>
+        <w:tc>
+          <w:tcPr>
+            <w:tcW w:type="dxa" w:w="3040"/>
+            <w:shd w:fill="F2F2F2" w:color="auto" w:val="clear"/>
+            <w:tcMar>
+              <w:top w:type="dxa" w:w="60"/>
+              <w:left w:type="dxa" w:w="120"/>
+              <w:bottom w:type="dxa" w:w="60"/>
+              <w:right w:type="dxa" w:w="120"/>
+            </w:tcMar>
+            <w:vAlign w:val="top"/>
+          </w:tcPr>
+          <w:p>
+            <w:pPr>
+              <w:spacing w:after="40" w:before="0"/>
+              <w:jc w:val="left"/>
+            </w:pPr>
+            <w:r>
+              <w:rPr>
+                <w:rFonts w:ascii="Arial" w:cs="Arial" w:eastAsia="Arial" w:hAnsi="Arial"/>
+                <w:b w:val="false"/>
+                <w:bCs w:val="false"/>
+                <w:i w:val="false"/>
+                <w:iCs w:val="false"/>
+                <w:color w:val="000000"/>
+                <w:sz w:val="18"/>
+                <w:szCs w:val="18"/>
+              </w:rPr>
+              <w:t xml:space="preserve">Observable indicator: learner sketches show the predicted mirror line passing roughly midway between the two triangles (acceptable range: within the correct half of the page). Listen for use of vocabulary from previous lessons — 'equidistant,' 'perpendicular,' 'midpoint' — as evidence of prior learning transfer. Flag learners whose sketches place the mirror line outside the figure entirely for targeted support in Phase 2.</w:t>
+            </w:r>
+          </w:p>
+        </w:tc>
+      </w:tr>
+      <w:tr>
+        <w:tc>
+          <w:tcPr>
+            <w:tcW w:type="dxa" w:w="1520"/>
+            <w:shd w:fill="D9EEF1" w:color="auto" w:val="clear"/>
+            <w:tcMar>
+              <w:top w:type="dxa" w:w="60"/>
+              <w:left w:type="dxa" w:w="120"/>
+              <w:bottom w:type="dxa" w:w="60"/>
+              <w:right w:type="dxa" w:w="120"/>
+            </w:tcMar>
+            <w:vAlign w:val="top"/>
+          </w:tcPr>
+          <w:p>
+            <w:pPr>
+              <w:spacing w:after="40" w:before="0"/>
+              <w:jc w:val="left"/>
+            </w:pPr>
+            <w:r>
+              <w:rPr>
+                <w:rFonts w:ascii="Arial" w:cs="Arial" w:eastAsia="Arial" w:hAnsi="Arial"/>
+                <w:b/>
+                <w:bCs/>
+                <w:i w:val="false"/>
+                <w:iCs w:val="false"/>
+                <w:color w:val="000000"/>
+                <w:sz w:val="18"/>
+                <w:szCs w:val="18"/>
+              </w:rPr>
+              <w:t xml:space="preserve">Observe Phase</w:t>
+            </w:r>
+          </w:p>
+          <w:p>
+            <w:pPr>
+              <w:spacing w:after="20" w:before="0"/>
+            </w:pPr>
+            <w:r>
+              <w:rPr>
+                <w:rFonts w:ascii="Arial" w:cs="Arial" w:eastAsia="Arial" w:hAnsi="Arial"/>
+                <w:b/>
+                <w:bCs/>
+                <w:color w:val="1F3864"/>
+                <w:sz w:val="16"/>
+                <w:szCs w:val="16"/>
+              </w:rPr>
+              <w:t xml:space="preserve">📹 VIDEO:</w:t>
+            </w:r>
+          </w:p>
+          <w:p>
+            <w:pPr>
+              <w:spacing w:after="20" w:before="0"/>
+            </w:pPr>
+            <w:hyperlink w:history="1" r:id="rIdc6y3ealrb87uucuteelmt">
+              <w:r>
+                <w:rPr>
+                  <w:rFonts w:ascii="Arial" w:cs="Arial" w:eastAsia="Arial" w:hAnsi="Arial"/>
+                  <w:color w:val="2E75B6"/>
+                  <w:sz w:val="16"/>
+                  <w:szCs w:val="16"/>
+                  <w:u w:val="single" w:color="2E75B6"/>
+                </w:rPr>
+                <w:t xml:space="preserve">Determining reflections (advanced)</w:t>
+              </w:r>
+            </w:hyperlink>
+          </w:p>
+          <w:p>
+            <w:pPr>
+              <w:spacing w:after="10" w:before="0"/>
+              <w:ind w:left="120"/>
+            </w:pPr>
+            <w:r>
+              <w:rPr>
+                <w:rFonts w:ascii="Arial" w:cs="Arial" w:eastAsia="Arial" w:hAnsi="Arial"/>
+                <w:color w:val="595959"/>
+                <w:sz w:val="14"/>
+                <w:szCs w:val="14"/>
+              </w:rPr>
+              <w:t xml:space="preserve">Source: Khan Academy (English - US curriculum)</w:t>
+            </w:r>
+          </w:p>
+          <w:p>
+            <w:pPr>
+              <w:spacing w:after="10" w:before="0"/>
+              <w:ind w:left="120"/>
+            </w:pPr>
+            <w:hyperlink w:history="1" r:id="rIdw_djqwma9chka1jtrofya">
+              <w:r>
+                <w:rPr>
+                  <w:rFonts w:ascii="Arial" w:cs="Arial" w:eastAsia="Arial" w:hAnsi="Arial"/>
+                  <w:color w:val="595959"/>
+                  <w:sz w:val="14"/>
+                  <w:szCs w:val="14"/>
+                  <w:u w:val="single" w:color="595959"/>
+                </w:rPr>
+                <w:t xml:space="preserve">🔍 Search ARES for similar videos</w:t>
+              </w:r>
+            </w:hyperlink>
+          </w:p>
+          <w:p>
+            <w:pPr>
+              <w:spacing w:after="40" w:before="0"/>
+            </w:pPr>
+            <w:r>
+              <w:rPr>
+                <w:sz w:val="14"/>
+                <w:szCs w:val="14"/>
+              </w:rPr>
+              <w:t xml:space="preserve"/>
+            </w:r>
+          </w:p>
+          <w:p>
+            <w:pPr>
+              <w:spacing w:after="20" w:before="0"/>
+            </w:pPr>
+            <w:r>
+              <w:rPr>
+                <w:rFonts w:ascii="Arial" w:cs="Arial" w:eastAsia="Arial" w:hAnsi="Arial"/>
+                <w:b/>
+                <w:bCs/>
+                <w:color w:val="1F3864"/>
+                <w:sz w:val="16"/>
+                <w:szCs w:val="16"/>
+              </w:rPr>
+              <w:t xml:space="preserve">📖 EXERCISE:</w:t>
+            </w:r>
+          </w:p>
+          <w:p>
+            <w:pPr>
+              <w:spacing w:after="20" w:before="0"/>
+            </w:pPr>
+            <w:hyperlink w:history="1" r:id="rIdktjwqgsyit55w0yfdcwfg">
+              <w:r>
+                <w:rPr>
+                  <w:rFonts w:ascii="Arial" w:cs="Arial" w:eastAsia="Arial" w:hAnsi="Arial"/>
+                  <w:color w:val="2E75B6"/>
+                  <w:sz w:val="16"/>
+                  <w:szCs w:val="16"/>
+                  <w:u w:val="single" w:color="2E75B6"/>
+                </w:rPr>
+                <w:t xml:space="preserve">Determine reflections</w:t>
+              </w:r>
+            </w:hyperlink>
+          </w:p>
+          <w:p>
+            <w:pPr>
+              <w:spacing w:after="10" w:before="0"/>
+              <w:ind w:left="120"/>
+            </w:pPr>
+            <w:r>
+              <w:rPr>
+                <w:rFonts w:ascii="Arial" w:cs="Arial" w:eastAsia="Arial" w:hAnsi="Arial"/>
+                <w:color w:val="595959"/>
+                <w:sz w:val="14"/>
+                <w:szCs w:val="14"/>
+              </w:rPr>
+              <w:t xml:space="preserve">Source: Khan Academy (English - US curriculum)</w:t>
+            </w:r>
+          </w:p>
+          <w:p>
+            <w:pPr>
+              <w:spacing w:after="10" w:before="0"/>
+              <w:ind w:left="120"/>
+            </w:pPr>
+            <w:hyperlink w:history="1" r:id="rIdh0bodqh_fkzix2jjg5csj">
+              <w:r>
+                <w:rPr>
+                  <w:rFonts w:ascii="Arial" w:cs="Arial" w:eastAsia="Arial" w:hAnsi="Arial"/>
+                  <w:color w:val="595959"/>
+                  <w:sz w:val="14"/>
+                  <w:szCs w:val="14"/>
+                  <w:u w:val="single" w:color="595959"/>
+                </w:rPr>
+                <w:t xml:space="preserve">🔍 Search ARES for similar readings</w:t>
+              </w:r>
+            </w:hyperlink>
+          </w:p>
+        </w:tc>
+        <w:tc>
+          <w:tcPr>
+            <w:tcW w:type="dxa" w:w="3040"/>
+            <w:shd w:fill="FFFFFF" w:color="auto" w:val="clear"/>
+            <w:tcMar>
+              <w:top w:type="dxa" w:w="60"/>
+              <w:left w:type="dxa" w:w="120"/>
+              <w:bottom w:type="dxa" w:w="60"/>
+              <w:right w:type="dxa" w:w="120"/>
+            </w:tcMar>
+            <w:vAlign w:val="top"/>
+          </w:tcPr>
+          <w:p>
+            <w:pPr>
+              <w:spacing w:after="40" w:before="0"/>
+              <w:jc w:val="left"/>
+            </w:pPr>
+            <w:r>
+              <w:rPr>
+                <w:rFonts w:ascii="Arial" w:cs="Arial" w:eastAsia="Arial" w:hAnsi="Arial"/>
+                <w:b w:val="false"/>
+                <w:bCs w:val="false"/>
+                <w:i w:val="false"/>
+                <w:iCs w:val="false"/>
+                <w:color w:val="000000"/>
+                <w:sz w:val="18"/>
+                <w:szCs w:val="18"/>
+              </w:rPr>
+              <w:t xml:space="preserve">Activity A — Plain-surface construction (30 min, pairs): Each pair receives a fresh worksheet showing three separate object–image pairs on plain paper: (i) a single point P and its image P'; (ii) a line segment MN and its image M'N'; (iii) a quadrilateral KLMN and its image K'L'M'N'. Using a ruler and compass, learners: (a) join P to P' and construct the perpendicular bisector — this IS the mirror line; (b) repeat for two pairs of corresponding vertices on MN/M'N' and verify that both perpendicular bisectors are the same line; (c) repeat for two pairs of corresponding vertices on the quadrilateral and check all bisectors coincide. Learners record: the midpoint coordinates (measured with a ruler), the angle between PP' and the mirror line, and the distances from P and P' to the mirror line. Activity B — Cartesian plane task (15 min, individual): Learners are given a Cartesian grid with triangle PQR (P(2,1), Q(4,1), R(3,4)) and its image P'Q'R' (P'(-2,1), Q'(-4,1), R'(-3,4)). They: (a) plot both triangles; (b) join P to P' and find its midpoint; (c) find the equation of the perpendicular bisector; (d) repeat for Q–Q'; (e) confirm the mirror line equation is x = 0. Learners annotate their grid with the mirror line and its equation.</w:t>
+            </w:r>
+          </w:p>
+        </w:tc>
+        <w:tc>
+          <w:tcPr>
+            <w:tcW w:type="dxa" w:w="3040"/>
+            <w:shd w:fill="F2F2F2" w:color="auto" w:val="clear"/>
+            <w:tcMar>
+              <w:top w:type="dxa" w:w="60"/>
+              <w:left w:type="dxa" w:w="120"/>
+              <w:bottom w:type="dxa" w:w="60"/>
+              <w:right w:type="dxa" w:w="120"/>
+            </w:tcMar>
+            <w:vAlign w:val="top"/>
+          </w:tcPr>
+          <w:p>
+            <w:pPr>
+              <w:spacing w:after="40" w:before="0"/>
+              <w:jc w:val="left"/>
+            </w:pPr>
+            <w:r>
+              <w:rPr>
+                <w:rFonts w:ascii="Arial" w:cs="Arial" w:eastAsia="Arial" w:hAnsi="Arial"/>
+                <w:b w:val="false"/>
+                <w:bCs w:val="false"/>
+                <w:i w:val="false"/>
+                <w:iCs w:val="false"/>
+                <w:color w:val="000000"/>
+                <w:sz w:val="18"/>
+                <w:szCs w:val="18"/>
+              </w:rPr>
+              <w:t xml:space="preserve">Before Activity A, model ONE construction step on the board: draw two points X and X', join them, then say: 'Watch carefully — I am going to open my compass to MORE than half of XX'. Set it on X. Draw an arc above and below the line. Now same radius, set it on X'. Two more arcs. Where they cross — THAT is the perpendicular bisector. Why does this give us the mirror line? I want you to figure that out.' [WAIT 15 seconds for silent thinking.] Circulate during pair work. At the 10-minute mark, pause the class: 'Hold up your worksheets — I want to see the construction arcs. If I cannot see arcs, you are measuring instead of constructing — stop and try again.' Targeted question to struggling pairs: 'You said the midpoint is here — measure from your midpoint to P, then to P'. Are they the same? What does that tell you?' [WAIT 10 seconds.] Before Activity B, say: 'Now we move to the Cartesian plane. Instead of a compass you will use algebra. The rule is the same — find the midpoint, find the perpendicular. Let's see if the mirror line equation surprises you.' After Activity B, cold-call three learners: 'Kamau — what equation did you get for the mirror line?' [WAIT 10 sec.] 'Fatuma — how did you check it was correct?' [WAIT 10 sec.] 'Otieno — does this mirror line match any line we have worked with before in this unit?' [WAIT 12 sec.] Connect to phenomenon: 'This is exactly what a traffic engineer does at a junction on Waiyaki Way — she knows where the driver sits and where the hazard is, so she solves for the mirror position mathematically.'</w:t>
+            </w:r>
+          </w:p>
+        </w:tc>
+        <w:tc>
+          <w:tcPr>
+            <w:tcW w:type="dxa" w:w="3040"/>
+            <w:shd w:fill="FFFFFF" w:color="auto" w:val="clear"/>
+            <w:tcMar>
+              <w:top w:type="dxa" w:w="60"/>
+              <w:left w:type="dxa" w:w="120"/>
+              <w:bottom w:type="dxa" w:w="60"/>
+              <w:right w:type="dxa" w:w="120"/>
+            </w:tcMar>
+            <w:vAlign w:val="top"/>
+          </w:tcPr>
+          <w:p>
+            <w:pPr>
+              <w:spacing w:after="40" w:before="0"/>
+              <w:jc w:val="left"/>
+            </w:pPr>
+            <w:r>
+              <w:rPr>
+                <w:rFonts w:ascii="Arial" w:cs="Arial" w:eastAsia="Arial" w:hAnsi="Arial"/>
+                <w:b w:val="false"/>
+                <w:bCs w:val="false"/>
+                <w:i w:val="false"/>
+                <w:iCs w:val="false"/>
+                <w:color w:val="000000"/>
+                <w:sz w:val="18"/>
+                <w:szCs w:val="18"/>
+              </w:rPr>
+              <w:t xml:space="preserve">Worked-example fading with reverse task structure. The teacher provides one full construction model, then learners complete progressively more complex cases independently. The deliberate reversal of the standard task (finding the image FROM the mirror line) to the inverse task (finding the mirror line FROM the image) forces learners to interrogate the underlying geometric relationship rather than follow a procedure, building conceptual depth.</w:t>
+            </w:r>
+          </w:p>
+        </w:tc>
+        <w:tc>
+          <w:tcPr>
+            <w:tcW w:type="dxa" w:w="3040"/>
+            <w:shd w:fill="F2F2F2" w:color="auto" w:val="clear"/>
+            <w:tcMar>
+              <w:top w:type="dxa" w:w="60"/>
+              <w:left w:type="dxa" w:w="120"/>
+              <w:bottom w:type="dxa" w:w="60"/>
+              <w:right w:type="dxa" w:w="120"/>
+            </w:tcMar>
+            <w:vAlign w:val="top"/>
+          </w:tcPr>
+          <w:p>
+            <w:pPr>
+              <w:spacing w:after="40" w:before="0"/>
+              <w:jc w:val="left"/>
+            </w:pPr>
+            <w:r>
+              <w:rPr>
+                <w:rFonts w:ascii="Arial" w:cs="Arial" w:eastAsia="Arial" w:hAnsi="Arial"/>
+                <w:b w:val="false"/>
+                <w:bCs w:val="false"/>
+                <w:i w:val="false"/>
+                <w:iCs w:val="false"/>
+                <w:color w:val="000000"/>
+                <w:sz w:val="18"/>
+                <w:szCs w:val="18"/>
+              </w:rPr>
+              <w:t xml:space="preserve">Observable indicators: (1) Construction arcs are visible and intersect correctly — absence of arcs indicates procedural shortcutting; address immediately. (2) Measured distances from object and image to the constructed mirror line are equal (tolerance: ±1 mm) — unequal distances indicate a construction error. (3) On the Cartesian task, the mirror line equation x = 0 is identified correctly and the midpoint of PP' is calculated as (0, 1) — wrong midpoints suggest coordinate arithmetic errors. Use mini-whiteboards or scrap paper for learners to show midpoint calculations for a quick whole-class scan.</w:t>
+            </w:r>
+          </w:p>
+        </w:tc>
+      </w:tr>
+      <w:tr>
+        <w:tc>
+          <w:tcPr>
+            <w:tcW w:type="dxa" w:w="1520"/>
+            <w:shd w:fill="E2EFDA" w:color="auto" w:val="clear"/>
+            <w:tcMar>
+              <w:top w:type="dxa" w:w="60"/>
+              <w:left w:type="dxa" w:w="120"/>
+              <w:bottom w:type="dxa" w:w="60"/>
+              <w:right w:type="dxa" w:w="120"/>
+            </w:tcMar>
+            <w:vAlign w:val="top"/>
+          </w:tcPr>
+          <w:p>
+            <w:pPr>
+              <w:spacing w:after="40" w:before="0"/>
+              <w:jc w:val="left"/>
+            </w:pPr>
+            <w:r>
+              <w:rPr>
+                <w:rFonts w:ascii="Arial" w:cs="Arial" w:eastAsia="Arial" w:hAnsi="Arial"/>
+                <w:b/>
+                <w:bCs/>
+                <w:i w:val="false"/>
+                <w:iCs w:val="false"/>
+                <w:color w:val="000000"/>
+                <w:sz w:val="18"/>
+                <w:szCs w:val="18"/>
+              </w:rPr>
+              <w:t xml:space="preserve">Explain Phase</w:t>
+            </w:r>
+          </w:p>
+          <w:p>
+            <w:pPr>
+              <w:spacing w:after="20" w:before="0"/>
+            </w:pPr>
+            <w:r>
+              <w:rPr>
+                <w:rFonts w:ascii="Arial" w:cs="Arial" w:eastAsia="Arial" w:hAnsi="Arial"/>
+                <w:b/>
+                <w:bCs/>
+                <w:color w:val="1F3864"/>
+                <w:sz w:val="16"/>
+                <w:szCs w:val="16"/>
+              </w:rPr>
+              <w:t xml:space="preserve">📹 VIDEO:</w:t>
+            </w:r>
+          </w:p>
+          <w:p>
+            <w:pPr>
+              <w:spacing w:after="20" w:before="0"/>
+            </w:pPr>
+            <w:hyperlink w:history="1" r:id="rId5peu28qckxuyqjzyt56l6">
+              <w:r>
+                <w:rPr>
+                  <w:rFonts w:ascii="Arial" w:cs="Arial" w:eastAsia="Arial" w:hAnsi="Arial"/>
+                  <w:color w:val="2E75B6"/>
+                  <w:sz w:val="16"/>
+                  <w:szCs w:val="16"/>
+                  <w:u w:val="single" w:color="2E75B6"/>
+                </w:rPr>
+                <w:t xml:space="preserve">Reflecting shapes: diagonal line of reflection</w:t>
+              </w:r>
+            </w:hyperlink>
+          </w:p>
+          <w:p>
+            <w:pPr>
+              <w:spacing w:after="10" w:before="0"/>
+              <w:ind w:left="120"/>
+            </w:pPr>
+            <w:r>
+              <w:rPr>
+                <w:rFonts w:ascii="Arial" w:cs="Arial" w:eastAsia="Arial" w:hAnsi="Arial"/>
+                <w:color w:val="595959"/>
+                <w:sz w:val="14"/>
+                <w:szCs w:val="14"/>
+              </w:rPr>
+              <w:t xml:space="preserve">Source: Khan Academy (English - US curriculum)</w:t>
+            </w:r>
+          </w:p>
+          <w:p>
+            <w:pPr>
+              <w:spacing w:after="10" w:before="0"/>
+              <w:ind w:left="120"/>
+            </w:pPr>
+            <w:hyperlink w:history="1" r:id="rId3qga8mc0polltevnahc7s">
+              <w:r>
+                <w:rPr>
+                  <w:rFonts w:ascii="Arial" w:cs="Arial" w:eastAsia="Arial" w:hAnsi="Arial"/>
+                  <w:color w:val="595959"/>
+                  <w:sz w:val="14"/>
+                  <w:szCs w:val="14"/>
+                  <w:u w:val="single" w:color="595959"/>
+                </w:rPr>
+                <w:t xml:space="preserve">🔍 Search ARES for similar videos</w:t>
+              </w:r>
+            </w:hyperlink>
+          </w:p>
+          <w:p>
+            <w:pPr>
+              <w:spacing w:after="40" w:before="0"/>
+            </w:pPr>
+            <w:r>
+              <w:rPr>
+                <w:sz w:val="14"/>
+                <w:szCs w:val="14"/>
+              </w:rPr>
+              <w:t xml:space="preserve"/>
+            </w:r>
+          </w:p>
+          <w:p>
+            <w:pPr>
+              <w:spacing w:after="20" w:before="0"/>
+            </w:pPr>
+            <w:r>
+              <w:rPr>
+                <w:rFonts w:ascii="Arial" w:cs="Arial" w:eastAsia="Arial" w:hAnsi="Arial"/>
+                <w:b/>
+                <w:bCs/>
+                <w:color w:val="1F3864"/>
+                <w:sz w:val="16"/>
+                <w:szCs w:val="16"/>
+              </w:rPr>
+              <w:t xml:space="preserve">📖 HTML:</w:t>
+            </w:r>
+          </w:p>
+          <w:p>
+            <w:pPr>
+              <w:spacing w:after="20" w:before="0"/>
+            </w:pPr>
+            <w:hyperlink w:history="1" r:id="rIdyxxg172bcstopxs5ydwau">
+              <w:r>
+                <w:rPr>
+                  <w:rFonts w:ascii="Arial" w:cs="Arial" w:eastAsia="Arial" w:hAnsi="Arial"/>
+                  <w:color w:val="2E75B6"/>
+                  <w:sz w:val="16"/>
+                  <w:szCs w:val="16"/>
+                  <w:u w:val="single" w:color="2E75B6"/>
+                </w:rPr>
+                <w:t xml:space="preserve">Reflections in a Plane Mirror (PLIX)</w:t>
+              </w:r>
+            </w:hyperlink>
+          </w:p>
+          <w:p>
+            <w:pPr>
+              <w:spacing w:after="10" w:before="0"/>
+              <w:ind w:left="120"/>
+            </w:pPr>
+            <w:r>
+              <w:rPr>
+                <w:rFonts w:ascii="Arial" w:cs="Arial" w:eastAsia="Arial" w:hAnsi="Arial"/>
+                <w:color w:val="595959"/>
+                <w:sz w:val="14"/>
+                <w:szCs w:val="14"/>
+              </w:rPr>
+              <w:t xml:space="preserve">Source: CK-12</w:t>
+            </w:r>
+          </w:p>
+          <w:p>
+            <w:pPr>
+              <w:spacing w:after="10" w:before="0"/>
+              <w:ind w:left="120"/>
+            </w:pPr>
+            <w:hyperlink w:history="1" r:id="rIdujyuijkylxdjnme22gnbm">
+              <w:r>
+                <w:rPr>
+                  <w:rFonts w:ascii="Arial" w:cs="Arial" w:eastAsia="Arial" w:hAnsi="Arial"/>
+                  <w:color w:val="595959"/>
+                  <w:sz w:val="14"/>
+                  <w:szCs w:val="14"/>
+                  <w:u w:val="single" w:color="595959"/>
+                </w:rPr>
+                <w:t xml:space="preserve">🔍 Search ARES for similar readings</w:t>
+              </w:r>
+            </w:hyperlink>
+          </w:p>
+        </w:tc>
+        <w:tc>
+          <w:tcPr>
+            <w:tcW w:type="dxa" w:w="3040"/>
+            <w:shd w:fill="FFFFFF" w:color="auto" w:val="clear"/>
+            <w:tcMar>
+              <w:top w:type="dxa" w:w="60"/>
+              <w:left w:type="dxa" w:w="120"/>
+              <w:bottom w:type="dxa" w:w="60"/>
+              <w:right w:type="dxa" w:w="120"/>
+            </w:tcMar>
+            <w:vAlign w:val="top"/>
+          </w:tcPr>
+          <w:p>
+            <w:pPr>
+              <w:spacing w:after="40" w:before="0"/>
+              <w:jc w:val="left"/>
+            </w:pPr>
+            <w:r>
+              <w:rPr>
+                <w:rFonts w:ascii="Arial" w:cs="Arial" w:eastAsia="Arial" w:hAnsi="Arial"/>
+                <w:b w:val="false"/>
+                <w:bCs w:val="false"/>
+                <w:i w:val="false"/>
+                <w:iCs w:val="false"/>
+                <w:color w:val="000000"/>
+                <w:sz w:val="18"/>
+                <w:szCs w:val="18"/>
+              </w:rPr>
+              <w:t xml:space="preserve">Whole-class sensemaking discussion (10 min): The teacher projects (or draws) a summary diagram showing an object point A, its image A', the segment AA', its midpoint M, and the perpendicular bisector through M labelled as the mirror line ℓ. Learners are asked to articulate in their own words the complete logical chain: 'Why must the mirror line be EXACTLY the perpendicular bisector — not just any line through M?' Pairs discuss for 90 seconds, then three pairs share. Application task — Junction Mirror Problem (10 min, individual): Learners receive a printed map-style diagram (Kenya road-junction context) showing: a driver's eye position D(1, 3) and a road hazard H(-5, 3) on a Cartesian grid. They must find the equation of the mirror line that would allow the driver to see the hazard in a junction mirror — i.e., find the perpendicular bisector of DH. Learners write a two-sentence 'real-world interpretation' beneath their working: 'The mirror should be placed along the line x = __ because …'</w:t>
+            </w:r>
+          </w:p>
+        </w:tc>
+        <w:tc>
+          <w:tcPr>
+            <w:tcW w:type="dxa" w:w="3040"/>
+            <w:shd w:fill="F2F2F2" w:color="auto" w:val="clear"/>
+            <w:tcMar>
+              <w:top w:type="dxa" w:w="60"/>
+              <w:left w:type="dxa" w:w="120"/>
+              <w:bottom w:type="dxa" w:w="60"/>
+              <w:right w:type="dxa" w:w="120"/>
+            </w:tcMar>
+            <w:vAlign w:val="top"/>
+          </w:tcPr>
+          <w:p>
+            <w:pPr>
+              <w:spacing w:after="40" w:before="0"/>
+              <w:jc w:val="left"/>
+            </w:pPr>
+            <w:r>
+              <w:rPr>
+                <w:rFonts w:ascii="Arial" w:cs="Arial" w:eastAsia="Arial" w:hAnsi="Arial"/>
+                <w:b w:val="false"/>
+                <w:bCs w:val="false"/>
+                <w:i w:val="false"/>
+                <w:iCs w:val="false"/>
+                <w:color w:val="000000"/>
+                <w:sz w:val="18"/>
+                <w:szCs w:val="18"/>
+              </w:rPr>
+              <w:t xml:space="preserve">Open the discussion: 'Before you tell me the answer, I want the REASON. Zawadi — if the mirror line just passed through the midpoint but was NOT perpendicular, what would go wrong with the reflection?' [WAIT 12 seconds.] Accept and probe responses. Say: 'The key word I want everyone to use in their explanation is EQUIDISTANT. The mirror line is the set of all points equidistant from the object and its image. Say that with me.' [Choral repetition.] 'Now write it in your book in your own words — 30 seconds.' For the Junction Mirror Problem, say: 'You are now the traffic engineer hired by Kenya Roads Board. Show your working as if you are writing a report. I need the equation of the mirror line AND one sentence explaining what it means physically.' Circulate and read two or three written interpretations aloud (anonymised) for class discussion. Cold-call: 'Brian — you wrote that the mirror should be at x = −2. Walk us through your midpoint calculation.' [WAIT 10 seconds.] 'Amina — does Brian's answer match the diagram? How do you know?' [WAIT 10 seconds.] Explicitly connect back to the phenomenon: 'Remember the matatu side mirror we discussed in Lesson 1? The engineer who designed the mirror mount solved exactly this kind of equation — they knew the driver's seat position and the danger zone position, and they found the mirror line mathematically.'</w:t>
+            </w:r>
+          </w:p>
+        </w:tc>
+        <w:tc>
+          <w:tcPr>
+            <w:tcW w:type="dxa" w:w="3040"/>
+            <w:shd w:fill="FFFFFF" w:color="auto" w:val="clear"/>
+            <w:tcMar>
+              <w:top w:type="dxa" w:w="60"/>
+              <w:left w:type="dxa" w:w="120"/>
+              <w:bottom w:type="dxa" w:w="60"/>
+              <w:right w:type="dxa" w:w="120"/>
+            </w:tcMar>
+            <w:vAlign w:val="top"/>
+          </w:tcPr>
+          <w:p>
+            <w:pPr>
+              <w:spacing w:after="40" w:before="0"/>
+              <w:jc w:val="left"/>
+            </w:pPr>
+            <w:r>
+              <w:rPr>
+                <w:rFonts w:ascii="Arial" w:cs="Arial" w:eastAsia="Arial" w:hAnsi="Arial"/>
+                <w:b w:val="false"/>
+                <w:bCs w:val="false"/>
+                <w:i w:val="false"/>
+                <w:iCs w:val="false"/>
+                <w:color w:val="000000"/>
+                <w:sz w:val="18"/>
+                <w:szCs w:val="18"/>
+              </w:rPr>
+              <w:t xml:space="preserve">Reasoning-aloud with targeted vocabulary scaffolding. By requiring learners to articulate the logical chain using the term 'equidistant' and to write a real-world interpretation, the strategy consolidates procedural skill into conceptual understanding and links the abstract algebraic result to the anchoring phenomenon, making the mathematics meaningful rather than mechanical.</w:t>
+            </w:r>
+          </w:p>
+        </w:tc>
+        <w:tc>
+          <w:tcPr>
+            <w:tcW w:type="dxa" w:w="3040"/>
+            <w:shd w:fill="F2F2F2" w:color="auto" w:val="clear"/>
+            <w:tcMar>
+              <w:top w:type="dxa" w:w="60"/>
+              <w:left w:type="dxa" w:w="120"/>
+              <w:bottom w:type="dxa" w:w="60"/>
+              <w:right w:type="dxa" w:w="120"/>
+            </w:tcMar>
+            <w:vAlign w:val="top"/>
+          </w:tcPr>
+          <w:p>
+            <w:pPr>
+              <w:spacing w:after="40" w:before="0"/>
+              <w:jc w:val="left"/>
+            </w:pPr>
+            <w:r>
+              <w:rPr>
+                <w:rFonts w:ascii="Arial" w:cs="Arial" w:eastAsia="Arial" w:hAnsi="Arial"/>
+                <w:b w:val="false"/>
+                <w:bCs w:val="false"/>
+                <w:i w:val="false"/>
+                <w:iCs w:val="false"/>
+                <w:color w:val="000000"/>
+                <w:sz w:val="18"/>
+                <w:szCs w:val="18"/>
+              </w:rPr>
+              <w:t xml:space="preserve">Observable indicators: (1) Learner explanations include both 'midpoint' and 'perpendicular' (or 'equidistant') — responses using only one term indicate partial understanding. (2) Junction Mirror equation is x = −2 (midpoint of (1,3) and (−5,3) is (−2,3); perpendicular bisector of a horizontal segment is a vertical line x = −2) — arithmetic errors in midpoint calculation are the most common failure mode; watch for learners averaging y-coordinates instead of x-coordinates. (3) Written real-world interpretations mention both the driver and the hazard, not just the equation — purely procedural responses indicate the phenomenon connection has not been made.</w:t>
+            </w:r>
+          </w:p>
+        </w:tc>
+      </w:tr>
+      <w:tr>
+        <w:tc>
+          <w:tcPr>
+            <w:tcW w:type="dxa" w:w="1520"/>
+            <w:shd w:fill="FCE4D6" w:color="auto" w:val="clear"/>
+            <w:tcMar>
+              <w:top w:type="dxa" w:w="60"/>
+              <w:left w:type="dxa" w:w="120"/>
+              <w:bottom w:type="dxa" w:w="60"/>
+              <w:right w:type="dxa" w:w="120"/>
+            </w:tcMar>
+            <w:vAlign w:val="top"/>
+          </w:tcPr>
+          <w:p>
+            <w:pPr>
+              <w:spacing w:after="40" w:before="0"/>
+              <w:jc w:val="left"/>
+            </w:pPr>
+            <w:r>
+              <w:rPr>
+                <w:rFonts w:ascii="Arial" w:cs="Arial" w:eastAsia="Arial" w:hAnsi="Arial"/>
+                <w:b/>
+                <w:bCs/>
+                <w:i w:val="false"/>
+                <w:iCs w:val="false"/>
+                <w:color w:val="000000"/>
+                <w:sz w:val="18"/>
+                <w:szCs w:val="18"/>
+              </w:rPr>
+              <w:t xml:space="preserve">Driving Question Board (DQB) Creation</w:t>
+            </w:r>
+          </w:p>
+          <w:p>
+            <w:pPr>
+              <w:spacing w:after="20" w:before="0"/>
+            </w:pPr>
+            <w:r>
+              <w:rPr>
+                <w:rFonts w:ascii="Arial" w:cs="Arial" w:eastAsia="Arial" w:hAnsi="Arial"/>
+                <w:b/>
+                <w:bCs/>
+                <w:color w:val="1F3864"/>
+                <w:sz w:val="16"/>
+                <w:szCs w:val="16"/>
+              </w:rPr>
+              <w:t xml:space="preserve">📹 VIDEO:</w:t>
+            </w:r>
+          </w:p>
+          <w:p>
+            <w:pPr>
+              <w:spacing w:after="20" w:before="0"/>
+            </w:pPr>
+            <w:hyperlink w:history="1" r:id="rIdjotxhlnjhiaz5vrn6tdtt">
+              <w:r>
+                <w:rPr>
+                  <w:rFonts w:ascii="Arial" w:cs="Arial" w:eastAsia="Arial" w:hAnsi="Arial"/>
+                  <w:color w:val="2E75B6"/>
+                  <w:sz w:val="16"/>
+                  <w:szCs w:val="16"/>
+                  <w:u w:val="single" w:color="2E75B6"/>
+                </w:rPr>
+                <w:t xml:space="preserve">Determining reflections</w:t>
+              </w:r>
+            </w:hyperlink>
+          </w:p>
+          <w:p>
+            <w:pPr>
+              <w:spacing w:after="10" w:before="0"/>
+              <w:ind w:left="120"/>
+            </w:pPr>
+            <w:r>
+              <w:rPr>
+                <w:rFonts w:ascii="Arial" w:cs="Arial" w:eastAsia="Arial" w:hAnsi="Arial"/>
+                <w:color w:val="595959"/>
+                <w:sz w:val="14"/>
+                <w:szCs w:val="14"/>
+              </w:rPr>
+              <w:t xml:space="preserve">Source: Khan Academy (English - US curriculum)</w:t>
+            </w:r>
+          </w:p>
+          <w:p>
+            <w:pPr>
+              <w:spacing w:after="10" w:before="0"/>
+              <w:ind w:left="120"/>
+            </w:pPr>
+            <w:hyperlink w:history="1" r:id="rIdrrhufyc81qgf4wzbdlhuw">
+              <w:r>
+                <w:rPr>
+                  <w:rFonts w:ascii="Arial" w:cs="Arial" w:eastAsia="Arial" w:hAnsi="Arial"/>
+                  <w:color w:val="595959"/>
+                  <w:sz w:val="14"/>
+                  <w:szCs w:val="14"/>
+                  <w:u w:val="single" w:color="595959"/>
+                </w:rPr>
+                <w:t xml:space="preserve">🔍 Search ARES for similar videos</w:t>
+              </w:r>
+            </w:hyperlink>
+          </w:p>
+          <w:p>
+            <w:pPr>
+              <w:spacing w:after="40" w:before="0"/>
+            </w:pPr>
+            <w:r>
+              <w:rPr>
+                <w:sz w:val="14"/>
+                <w:szCs w:val="14"/>
+              </w:rPr>
+              <w:t xml:space="preserve"/>
+            </w:r>
+          </w:p>
+          <w:p>
+            <w:pPr>
+              <w:spacing w:after="20" w:before="0"/>
+            </w:pPr>
+            <w:r>
+              <w:rPr>
+                <w:rFonts w:ascii="Arial" w:cs="Arial" w:eastAsia="Arial" w:hAnsi="Arial"/>
+                <w:b/>
+                <w:bCs/>
+                <w:color w:val="1F3864"/>
+                <w:sz w:val="16"/>
+                <w:szCs w:val="16"/>
+              </w:rPr>
+              <w:t xml:space="preserve">📖 EXERCISE:</w:t>
+            </w:r>
+          </w:p>
+          <w:p>
+            <w:pPr>
+              <w:spacing w:after="20" w:before="0"/>
+            </w:pPr>
+            <w:hyperlink w:history="1" r:id="rId9gfon9uw5flw8cfwnpu6q">
               <w:r>
                 <w:rPr>
                   <w:rFonts w:ascii="Arial" w:cs="Arial" w:eastAsia="Arial" w:hAnsi="Arial"/>
@@ -17541,7 +18459,7 @@
               <w:spacing w:after="10" w:before="0"/>
               <w:ind w:left="120"/>
             </w:pPr>
-            <w:hyperlink w:history="1" r:id="rId-dxfvyxkdugiwdzl3duyn">
+            <w:hyperlink w:history="1" r:id="rIdgqzazc7wg0vquubaquotm">
               <w:r>
                 <w:rPr>
                   <w:rFonts w:ascii="Arial" w:cs="Arial" w:eastAsia="Arial" w:hAnsi="Arial"/>
@@ -17583,7 +18501,7 @@
                 <w:sz w:val="18"/>
                 <w:szCs w:val="18"/>
               </w:rPr>
-              <w:t xml:space="preserve">Each learner receives a plain A4 sheet on which two congruent triangles (labelled ABC and A'B'C') have been pre-drawn in identical orientation but laterally flipped, with no mirror line shown. Learners study the sheet silently for 90 seconds, then write individual responses to three prompts in their exercise books: (1) 'Where do you think the mirror line is — sketch it freehand.' (2) 'What clues in the diagram tell you where the mirror must be?' (3) 'How might a traffic engineer use this same reasoning to position a junction mirror on the Nairobi–Thika highway?' Learners then share predictions with a shoulder partner for 2 minutes before the teacher takes three cold-call responses.</w:t>
+              <w:t xml:space="preserve">Each learner writes on a sticky note (or a designated section of their exercise book if sticky notes are unavailable) ONE new understanding and ONE remaining question prompted by today's lesson. They post or record these under two columns on the class DQB: 'What we now know' and 'What we still wonder.' The class then does a 3-minute silent gallery read of all posted notes. Three learners are cold-called to read aloud one 'still wonder' note that resonates with them and to suggest which future lesson might address it. The teacher annotates the DQB to show which questions will be answered in Lessons 7 and 8.</w:t>
             </w:r>
           </w:p>
         </w:tc>
@@ -17615,7 +18533,7 @@
                 <w:sz w:val="18"/>
                 <w:szCs w:val="18"/>
               </w:rPr>
-              <w:t xml:space="preserve">Distribute pre-drawn sheets before the lesson begins to save time. Project the same diagram on the board using a TDD or drawn on the chalkboard. Read the three prompts aloud slowly, then say: 'You have 90 seconds of silent thinking — no talking, no pencils yet. Just look.' After silent time: 'Now write your three responses. You have 3 minutes.' After writing: 'Turn to your neighbour. Share your sketch and your clues. 2 minutes.' [WAIT 2 minutes.] Cold-call: 'Amina — where did you sketch the mirror line and why?' [WAIT 10 seconds.] 'Brian — did your clue agree with Amina's or differ? Tell us one thing that was different.' [WAIT 10 seconds.] 'Zawadi — what did your group say about the traffic engineer question?' [WAIT 12 seconds.] Record three different predicted mirror-line positions on the board without correcting them. Say: 'We will return to these predictions at the end of the lesson to see who was closest — and more importantly, why.'</w:t>
+              <w:t xml:space="preserve">Say: 'At the start of this unit our driving question was: Why does a mirror show a perfect copy of the world — and where exactly does that copy live? On your sticky note, write: first — one thing you can now answer about that question that you could not answer in Lesson 1; second — one thing that still puzzles you.' [Allow 3 minutes writing time.] 'Stand up, post your note, then read three notes from classmates in silence. 3 minutes.' After gallery read, cold-call: 'Otieno — read one 'still wonder' note that you found interesting.' [WAIT 10 sec.] 'Fatuma — can you guess which lesson might answer that question?' [WAIT 10 sec.] 'Kamau — has today's lesson changed your answer to the driving question compared to what you wrote in Lesson 1? How?' [WAIT 12 sec.] Point to the board: 'Our model of reflection is nearly complete. Lesson 7 will tackle reflections in the lines y = 0 and y = x on the Cartesian plane, and Lesson 8 will bring everything together in a real road-safety design task.'</w:t>
             </w:r>
           </w:p>
         </w:tc>
@@ -17647,7 +18565,7 @@
                 <w:sz w:val="18"/>
                 <w:szCs w:val="18"/>
               </w:rPr>
-              <w:t xml:space="preserve">Prediction-with-evidence prompting. By requiring learners to articulate the visual clues that locate the mirror line before any instruction, this strategy activates prior knowledge from Lessons 1–5 (distance-preservation, perpendicularity) and creates cognitive dissonance when predictions diverge, motivating the observational phase.</w:t>
+              <w:t xml:space="preserve">Metacognitive DQB curation. Requiring learners to distinguish between resolved and unresolved questions makes their growing understanding visible to themselves and to the teacher. The gallery-read ritual builds collective sense of progress and sustains curiosity for remaining lessons, maintaining the storyline coherence of the eight-lesson sequence.</w:t>
             </w:r>
           </w:p>
         </w:tc>
@@ -17679,7 +18597,7 @@
                 <w:sz w:val="18"/>
                 <w:szCs w:val="18"/>
               </w:rPr>
-              <w:t xml:space="preserve">Observable indicator: learner sketches show the predicted mirror line passing roughly midway between the two triangles (acceptable range: within the correct half of the page). Listen for use of vocabulary from previous lessons — 'equidistant,' 'perpendicular,' 'midpoint' — as evidence of prior learning transfer. Flag learners whose sketches place the mirror line outside the figure entirely for targeted support in Phase 2.</w:t>
+              <w:t xml:space="preserve">Observable indicators: (1) 'What we now know' statements reference the perpendicular bisector relationship specifically — vague statements like 'mirrors work in a special way' indicate surface-level understanding. (2) 'Still wonder' questions are conceptually forward-looking (e.g., 'What happens when the mirror line is y = x?') rather than procedurally backward (e.g., 'How do I use a compass?') — procedural questions signal that Phase 2 consolidation was incomplete and require teacher follow-up. (3) Cold-call responses demonstrate ability to link today's learning to the original driving question.</w:t>
             </w:r>
           </w:p>
         </w:tc>
@@ -17688,32 +18606,32 @@
         <w:tc>
           <w:tcPr>
             <w:tcW w:type="dxa" w:w="1520"/>
-            <w:shd w:fill="D9EEF1" w:color="auto" w:val="clear"/>
-            <w:tcMar>
-              <w:top w:type="dxa" w:w="60"/>
-              <w:left w:type="dxa" w:w="120"/>
-              <w:bottom w:type="dxa" w:w="60"/>
-              <w:right w:type="dxa" w:w="120"/>
-            </w:tcMar>
-            <w:vAlign w:val="top"/>
-          </w:tcPr>
-          <w:p>
-            <w:pPr>
-              <w:spacing w:after="40" w:before="0"/>
-              <w:jc w:val="left"/>
-            </w:pPr>
-            <w:r>
-              <w:rPr>
-                <w:rFonts w:ascii="Arial" w:cs="Arial" w:eastAsia="Arial" w:hAnsi="Arial"/>
-                <w:b/>
-                <w:bCs/>
-                <w:i w:val="false"/>
-                <w:iCs w:val="false"/>
-                <w:color w:val="000000"/>
-                <w:sz w:val="18"/>
-                <w:szCs w:val="18"/>
-              </w:rPr>
-              <w:t xml:space="preserve">Observe Phase</w:t>
+            <w:shd w:fill="D5E8F0" w:color="auto" w:val="clear"/>
+            <w:tcMar>
+              <w:top w:type="dxa" w:w="60"/>
+              <w:left w:type="dxa" w:w="120"/>
+              <w:bottom w:type="dxa" w:w="60"/>
+              <w:right w:type="dxa" w:w="120"/>
+            </w:tcMar>
+            <w:vAlign w:val="top"/>
+          </w:tcPr>
+          <w:p>
+            <w:pPr>
+              <w:spacing w:after="40" w:before="0"/>
+              <w:jc w:val="left"/>
+            </w:pPr>
+            <w:r>
+              <w:rPr>
+                <w:rFonts w:ascii="Arial" w:cs="Arial" w:eastAsia="Arial" w:hAnsi="Arial"/>
+                <w:b/>
+                <w:bCs/>
+                <w:i w:val="false"/>
+                <w:iCs w:val="false"/>
+                <w:color w:val="000000"/>
+                <w:sz w:val="18"/>
+                <w:szCs w:val="18"/>
+              </w:rPr>
+              <w:t xml:space="preserve">Model Building Phase</w:t>
             </w:r>
           </w:p>
           <w:p>
@@ -17736,7 +18654,7 @@
             <w:pPr>
               <w:spacing w:after="20" w:before="0"/>
             </w:pPr>
-            <w:hyperlink w:history="1" r:id="rIdr6joxw0p9ew6svyllsl8d">
+            <w:hyperlink w:history="1" r:id="rId4xvuaquqqzzv5mqtz1oxj">
               <w:r>
                 <w:rPr>
                   <w:rFonts w:ascii="Arial" w:cs="Arial" w:eastAsia="Arial" w:hAnsi="Arial"/>
@@ -17769,7 +18687,7 @@
               <w:spacing w:after="10" w:before="0"/>
               <w:ind w:left="120"/>
             </w:pPr>
-            <w:hyperlink w:history="1" r:id="rId22d7gouwn-tbwix_lilvs">
+            <w:hyperlink w:history="1" r:id="rIdgz_rveilcfeqvz3h6kwzs">
               <w:r>
                 <w:rPr>
                   <w:rFonts w:ascii="Arial" w:cs="Arial" w:eastAsia="Arial" w:hAnsi="Arial"/>
@@ -17814,7 +18732,7 @@
             <w:pPr>
               <w:spacing w:after="20" w:before="0"/>
             </w:pPr>
-            <w:hyperlink w:history="1" r:id="rIdr6kxxqigge4mwg6erojni">
+            <w:hyperlink w:history="1" r:id="rIdyfgwu4fcrivamwnqhzhbc">
               <w:r>
                 <w:rPr>
                   <w:rFonts w:ascii="Arial" w:cs="Arial" w:eastAsia="Arial" w:hAnsi="Arial"/>
@@ -17847,925 +18765,7 @@
               <w:spacing w:after="10" w:before="0"/>
               <w:ind w:left="120"/>
             </w:pPr>
-            <w:hyperlink w:history="1" r:id="rIdc4qw7t7ijvjkmfs93krtg">
-              <w:r>
-                <w:rPr>
-                  <w:rFonts w:ascii="Arial" w:cs="Arial" w:eastAsia="Arial" w:hAnsi="Arial"/>
-                  <w:color w:val="595959"/>
-                  <w:sz w:val="14"/>
-                  <w:szCs w:val="14"/>
-                  <w:u w:val="single" w:color="595959"/>
-                </w:rPr>
-                <w:t xml:space="preserve">🔍 Search ARES for similar readings</w:t>
-              </w:r>
-            </w:hyperlink>
-          </w:p>
-        </w:tc>
-        <w:tc>
-          <w:tcPr>
-            <w:tcW w:type="dxa" w:w="3040"/>
-            <w:shd w:fill="FFFFFF" w:color="auto" w:val="clear"/>
-            <w:tcMar>
-              <w:top w:type="dxa" w:w="60"/>
-              <w:left w:type="dxa" w:w="120"/>
-              <w:bottom w:type="dxa" w:w="60"/>
-              <w:right w:type="dxa" w:w="120"/>
-            </w:tcMar>
-            <w:vAlign w:val="top"/>
-          </w:tcPr>
-          <w:p>
-            <w:pPr>
-              <w:spacing w:after="40" w:before="0"/>
-              <w:jc w:val="left"/>
-            </w:pPr>
-            <w:r>
-              <w:rPr>
-                <w:rFonts w:ascii="Arial" w:cs="Arial" w:eastAsia="Arial" w:hAnsi="Arial"/>
-                <w:b w:val="false"/>
-                <w:bCs w:val="false"/>
-                <w:i w:val="false"/>
-                <w:iCs w:val="false"/>
-                <w:color w:val="000000"/>
-                <w:sz w:val="18"/>
-                <w:szCs w:val="18"/>
-              </w:rPr>
-              <w:t xml:space="preserve">Activity A — Plain-surface construction (30 min, pairs): Each pair receives a fresh worksheet showing three separate object–image pairs on plain paper: (i) a single point P and its image P'; (ii) a line segment MN and its image M'N'; (iii) a quadrilateral KLMN and its image K'L'M'N'. Using a ruler and compass, learners: (a) join P to P' and construct the perpendicular bisector — this IS the mirror line; (b) repeat for two pairs of corresponding vertices on MN/M'N' and verify that both perpendicular bisectors are the same line; (c) repeat for two pairs of corresponding vertices on the quadrilateral and check all bisectors coincide. Learners record: the midpoint coordinates (measured with a ruler), the angle between PP' and the mirror line, and the distances from P and P' to the mirror line. Activity B — Cartesian plane task (15 min, individual): Learners are given a Cartesian grid with triangle PQR (P(2,1), Q(4,1), R(3,4)) and its image P'Q'R' (P'(-2,1), Q'(-4,1), R'(-3,4)). They: (a) plot both triangles; (b) join P to P' and find its midpoint; (c) find the equation of the perpendicular bisector; (d) repeat for Q–Q'; (e) confirm the mirror line equation is x = 0. Learners annotate their grid with the mirror line and its equation.</w:t>
-            </w:r>
-          </w:p>
-        </w:tc>
-        <w:tc>
-          <w:tcPr>
-            <w:tcW w:type="dxa" w:w="3040"/>
-            <w:shd w:fill="F2F2F2" w:color="auto" w:val="clear"/>
-            <w:tcMar>
-              <w:top w:type="dxa" w:w="60"/>
-              <w:left w:type="dxa" w:w="120"/>
-              <w:bottom w:type="dxa" w:w="60"/>
-              <w:right w:type="dxa" w:w="120"/>
-            </w:tcMar>
-            <w:vAlign w:val="top"/>
-          </w:tcPr>
-          <w:p>
-            <w:pPr>
-              <w:spacing w:after="40" w:before="0"/>
-              <w:jc w:val="left"/>
-            </w:pPr>
-            <w:r>
-              <w:rPr>
-                <w:rFonts w:ascii="Arial" w:cs="Arial" w:eastAsia="Arial" w:hAnsi="Arial"/>
-                <w:b w:val="false"/>
-                <w:bCs w:val="false"/>
-                <w:i w:val="false"/>
-                <w:iCs w:val="false"/>
-                <w:color w:val="000000"/>
-                <w:sz w:val="18"/>
-                <w:szCs w:val="18"/>
-              </w:rPr>
-              <w:t xml:space="preserve">Before Activity A, model ONE construction step on the board: draw two points X and X', join them, then say: 'Watch carefully — I am going to open my compass to MORE than half of XX'. Set it on X. Draw an arc above and below the line. Now same radius, set it on X'. Two more arcs. Where they cross — THAT is the perpendicular bisector. Why does this give us the mirror line? I want you to figure that out.' [WAIT 15 seconds for silent thinking.] Circulate during pair work. At the 10-minute mark, pause the class: 'Hold up your worksheets — I want to see the construction arcs. If I cannot see arcs, you are measuring instead of constructing — stop and try again.' Targeted question to struggling pairs: 'You said the midpoint is here — measure from your midpoint to P, then to P'. Are they the same? What does that tell you?' [WAIT 10 seconds.] Before Activity B, say: 'Now we move to the Cartesian plane. Instead of a compass you will use algebra. The rule is the same — find the midpoint, find the perpendicular. Let's see if the mirror line equation surprises you.' After Activity B, cold-call three learners: 'Kamau — what equation did you get for the mirror line?' [WAIT 10 sec.] 'Fatuma — how did you check it was correct?' [WAIT 10 sec.] 'Otieno — does this mirror line match any line we have worked with before in this unit?' [WAIT 12 sec.] Connect to phenomenon: 'This is exactly what a traffic engineer does at a junction on Waiyaki Way — she knows where the driver sits and where the hazard is, so she solves for the mirror position mathematically.'</w:t>
-            </w:r>
-          </w:p>
-        </w:tc>
-        <w:tc>
-          <w:tcPr>
-            <w:tcW w:type="dxa" w:w="3040"/>
-            <w:shd w:fill="FFFFFF" w:color="auto" w:val="clear"/>
-            <w:tcMar>
-              <w:top w:type="dxa" w:w="60"/>
-              <w:left w:type="dxa" w:w="120"/>
-              <w:bottom w:type="dxa" w:w="60"/>
-              <w:right w:type="dxa" w:w="120"/>
-            </w:tcMar>
-            <w:vAlign w:val="top"/>
-          </w:tcPr>
-          <w:p>
-            <w:pPr>
-              <w:spacing w:after="40" w:before="0"/>
-              <w:jc w:val="left"/>
-            </w:pPr>
-            <w:r>
-              <w:rPr>
-                <w:rFonts w:ascii="Arial" w:cs="Arial" w:eastAsia="Arial" w:hAnsi="Arial"/>
-                <w:b w:val="false"/>
-                <w:bCs w:val="false"/>
-                <w:i w:val="false"/>
-                <w:iCs w:val="false"/>
-                <w:color w:val="000000"/>
-                <w:sz w:val="18"/>
-                <w:szCs w:val="18"/>
-              </w:rPr>
-              <w:t xml:space="preserve">Worked-example fading with reverse task structure. The teacher provides one full construction model, then learners complete progressively more complex cases independently. The deliberate reversal of the standard task (finding the image FROM the mirror line) to the inverse task (finding the mirror line FROM the image) forces learners to interrogate the underlying geometric relationship rather than follow a procedure, building conceptual depth.</w:t>
-            </w:r>
-          </w:p>
-        </w:tc>
-        <w:tc>
-          <w:tcPr>
-            <w:tcW w:type="dxa" w:w="3040"/>
-            <w:shd w:fill="F2F2F2" w:color="auto" w:val="clear"/>
-            <w:tcMar>
-              <w:top w:type="dxa" w:w="60"/>
-              <w:left w:type="dxa" w:w="120"/>
-              <w:bottom w:type="dxa" w:w="60"/>
-              <w:right w:type="dxa" w:w="120"/>
-            </w:tcMar>
-            <w:vAlign w:val="top"/>
-          </w:tcPr>
-          <w:p>
-            <w:pPr>
-              <w:spacing w:after="40" w:before="0"/>
-              <w:jc w:val="left"/>
-            </w:pPr>
-            <w:r>
-              <w:rPr>
-                <w:rFonts w:ascii="Arial" w:cs="Arial" w:eastAsia="Arial" w:hAnsi="Arial"/>
-                <w:b w:val="false"/>
-                <w:bCs w:val="false"/>
-                <w:i w:val="false"/>
-                <w:iCs w:val="false"/>
-                <w:color w:val="000000"/>
-                <w:sz w:val="18"/>
-                <w:szCs w:val="18"/>
-              </w:rPr>
-              <w:t xml:space="preserve">Observable indicators: (1) Construction arcs are visible and intersect correctly — absence of arcs indicates procedural shortcutting; address immediately. (2) Measured distances from object and image to the constructed mirror line are equal (tolerance: ±1 mm) — unequal distances indicate a construction error. (3) On the Cartesian task, the mirror line equation x = 0 is identified correctly and the midpoint of PP' is calculated as (0, 1) — wrong midpoints suggest coordinate arithmetic errors. Use mini-whiteboards or scrap paper for learners to show midpoint calculations for a quick whole-class scan.</w:t>
-            </w:r>
-          </w:p>
-        </w:tc>
-      </w:tr>
-      <w:tr>
-        <w:tc>
-          <w:tcPr>
-            <w:tcW w:type="dxa" w:w="1520"/>
-            <w:shd w:fill="E2EFDA" w:color="auto" w:val="clear"/>
-            <w:tcMar>
-              <w:top w:type="dxa" w:w="60"/>
-              <w:left w:type="dxa" w:w="120"/>
-              <w:bottom w:type="dxa" w:w="60"/>
-              <w:right w:type="dxa" w:w="120"/>
-            </w:tcMar>
-            <w:vAlign w:val="top"/>
-          </w:tcPr>
-          <w:p>
-            <w:pPr>
-              <w:spacing w:after="40" w:before="0"/>
-              <w:jc w:val="left"/>
-            </w:pPr>
-            <w:r>
-              <w:rPr>
-                <w:rFonts w:ascii="Arial" w:cs="Arial" w:eastAsia="Arial" w:hAnsi="Arial"/>
-                <w:b/>
-                <w:bCs/>
-                <w:i w:val="false"/>
-                <w:iCs w:val="false"/>
-                <w:color w:val="000000"/>
-                <w:sz w:val="18"/>
-                <w:szCs w:val="18"/>
-              </w:rPr>
-              <w:t xml:space="preserve">Explain Phase</w:t>
-            </w:r>
-          </w:p>
-          <w:p>
-            <w:pPr>
-              <w:spacing w:after="20" w:before="0"/>
-            </w:pPr>
-            <w:r>
-              <w:rPr>
-                <w:rFonts w:ascii="Arial" w:cs="Arial" w:eastAsia="Arial" w:hAnsi="Arial"/>
-                <w:b/>
-                <w:bCs/>
-                <w:color w:val="1F3864"/>
-                <w:sz w:val="16"/>
-                <w:szCs w:val="16"/>
-              </w:rPr>
-              <w:t xml:space="preserve">📹 VIDEO:</w:t>
-            </w:r>
-          </w:p>
-          <w:p>
-            <w:pPr>
-              <w:spacing w:after="20" w:before="0"/>
-            </w:pPr>
-            <w:hyperlink w:history="1" r:id="rIdkg6to3pcyr-u62qno_vrm">
-              <w:r>
-                <w:rPr>
-                  <w:rFonts w:ascii="Arial" w:cs="Arial" w:eastAsia="Arial" w:hAnsi="Arial"/>
-                  <w:color w:val="2E75B6"/>
-                  <w:sz w:val="16"/>
-                  <w:szCs w:val="16"/>
-                  <w:u w:val="single" w:color="2E75B6"/>
-                </w:rPr>
-                <w:t xml:space="preserve">Geometric constructions: perpendicular bisector</w:t>
-              </w:r>
-            </w:hyperlink>
-          </w:p>
-          <w:p>
-            <w:pPr>
-              <w:spacing w:after="10" w:before="0"/>
-              <w:ind w:left="120"/>
-            </w:pPr>
-            <w:r>
-              <w:rPr>
-                <w:rFonts w:ascii="Arial" w:cs="Arial" w:eastAsia="Arial" w:hAnsi="Arial"/>
-                <w:color w:val="595959"/>
-                <w:sz w:val="14"/>
-                <w:szCs w:val="14"/>
-              </w:rPr>
-              <w:t xml:space="preserve">Source: Khan Academy (English - US curriculum)</w:t>
-            </w:r>
-          </w:p>
-          <w:p>
-            <w:pPr>
-              <w:spacing w:after="10" w:before="0"/>
-              <w:ind w:left="120"/>
-            </w:pPr>
-            <w:hyperlink w:history="1" r:id="rId11v7fhmx1n1_k0706jtzh">
-              <w:r>
-                <w:rPr>
-                  <w:rFonts w:ascii="Arial" w:cs="Arial" w:eastAsia="Arial" w:hAnsi="Arial"/>
-                  <w:color w:val="595959"/>
-                  <w:sz w:val="14"/>
-                  <w:szCs w:val="14"/>
-                  <w:u w:val="single" w:color="595959"/>
-                </w:rPr>
-                <w:t xml:space="preserve">🔍 Search ARES for similar videos</w:t>
-              </w:r>
-            </w:hyperlink>
-          </w:p>
-          <w:p>
-            <w:pPr>
-              <w:spacing w:after="40" w:before="0"/>
-            </w:pPr>
-            <w:r>
-              <w:rPr>
-                <w:sz w:val="14"/>
-                <w:szCs w:val="14"/>
-              </w:rPr>
-              <w:t xml:space="preserve"/>
-            </w:r>
-          </w:p>
-          <w:p>
-            <w:pPr>
-              <w:spacing w:after="20" w:before="0"/>
-            </w:pPr>
-            <w:r>
-              <w:rPr>
-                <w:rFonts w:ascii="Arial" w:cs="Arial" w:eastAsia="Arial" w:hAnsi="Arial"/>
-                <w:b/>
-                <w:bCs/>
-                <w:color w:val="1F3864"/>
-                <w:sz w:val="16"/>
-                <w:szCs w:val="16"/>
-              </w:rPr>
-              <w:t xml:space="preserve">📖 EXERCISE:</w:t>
-            </w:r>
-          </w:p>
-          <w:p>
-            <w:pPr>
-              <w:spacing w:after="20" w:before="0"/>
-            </w:pPr>
-            <w:hyperlink w:history="1" r:id="rIdom2fcheribj1omq7_o_d8">
-              <w:r>
-                <w:rPr>
-                  <w:rFonts w:ascii="Arial" w:cs="Arial" w:eastAsia="Arial" w:hAnsi="Arial"/>
-                  <w:color w:val="2E75B6"/>
-                  <w:sz w:val="16"/>
-                  <w:szCs w:val="16"/>
-                  <w:u w:val="single" w:color="2E75B6"/>
-                </w:rPr>
-                <w:t xml:space="preserve">Determine reflections</w:t>
-              </w:r>
-            </w:hyperlink>
-          </w:p>
-          <w:p>
-            <w:pPr>
-              <w:spacing w:after="10" w:before="0"/>
-              <w:ind w:left="120"/>
-            </w:pPr>
-            <w:r>
-              <w:rPr>
-                <w:rFonts w:ascii="Arial" w:cs="Arial" w:eastAsia="Arial" w:hAnsi="Arial"/>
-                <w:color w:val="595959"/>
-                <w:sz w:val="14"/>
-                <w:szCs w:val="14"/>
-              </w:rPr>
-              <w:t xml:space="preserve">Source: Khan Academy (English - US curriculum)</w:t>
-            </w:r>
-          </w:p>
-          <w:p>
-            <w:pPr>
-              <w:spacing w:after="10" w:before="0"/>
-              <w:ind w:left="120"/>
-            </w:pPr>
-            <w:hyperlink w:history="1" r:id="rIdmobnik2bbry-ifcrgkrkn">
-              <w:r>
-                <w:rPr>
-                  <w:rFonts w:ascii="Arial" w:cs="Arial" w:eastAsia="Arial" w:hAnsi="Arial"/>
-                  <w:color w:val="595959"/>
-                  <w:sz w:val="14"/>
-                  <w:szCs w:val="14"/>
-                  <w:u w:val="single" w:color="595959"/>
-                </w:rPr>
-                <w:t xml:space="preserve">🔍 Search ARES for similar readings</w:t>
-              </w:r>
-            </w:hyperlink>
-          </w:p>
-        </w:tc>
-        <w:tc>
-          <w:tcPr>
-            <w:tcW w:type="dxa" w:w="3040"/>
-            <w:shd w:fill="FFFFFF" w:color="auto" w:val="clear"/>
-            <w:tcMar>
-              <w:top w:type="dxa" w:w="60"/>
-              <w:left w:type="dxa" w:w="120"/>
-              <w:bottom w:type="dxa" w:w="60"/>
-              <w:right w:type="dxa" w:w="120"/>
-            </w:tcMar>
-            <w:vAlign w:val="top"/>
-          </w:tcPr>
-          <w:p>
-            <w:pPr>
-              <w:spacing w:after="40" w:before="0"/>
-              <w:jc w:val="left"/>
-            </w:pPr>
-            <w:r>
-              <w:rPr>
-                <w:rFonts w:ascii="Arial" w:cs="Arial" w:eastAsia="Arial" w:hAnsi="Arial"/>
-                <w:b w:val="false"/>
-                <w:bCs w:val="false"/>
-                <w:i w:val="false"/>
-                <w:iCs w:val="false"/>
-                <w:color w:val="000000"/>
-                <w:sz w:val="18"/>
-                <w:szCs w:val="18"/>
-              </w:rPr>
-              <w:t xml:space="preserve">Whole-class sensemaking discussion (10 min): The teacher projects (or draws) a summary diagram showing an object point A, its image A', the segment AA', its midpoint M, and the perpendicular bisector through M labelled as the mirror line ℓ. Learners are asked to articulate in their own words the complete logical chain: 'Why must the mirror line be EXACTLY the perpendicular bisector — not just any line through M?' Pairs discuss for 90 seconds, then three pairs share. Application task — Junction Mirror Problem (10 min, individual): Learners receive a printed map-style diagram (Kenya road-junction context) showing: a driver's eye position D(1, 3) and a road hazard H(-5, 3) on a Cartesian grid. They must find the equation of the mirror line that would allow the driver to see the hazard in a junction mirror — i.e., find the perpendicular bisector of DH. Learners write a two-sentence 'real-world interpretation' beneath their working: 'The mirror should be placed along the line x = __ because …'</w:t>
-            </w:r>
-          </w:p>
-        </w:tc>
-        <w:tc>
-          <w:tcPr>
-            <w:tcW w:type="dxa" w:w="3040"/>
-            <w:shd w:fill="F2F2F2" w:color="auto" w:val="clear"/>
-            <w:tcMar>
-              <w:top w:type="dxa" w:w="60"/>
-              <w:left w:type="dxa" w:w="120"/>
-              <w:bottom w:type="dxa" w:w="60"/>
-              <w:right w:type="dxa" w:w="120"/>
-            </w:tcMar>
-            <w:vAlign w:val="top"/>
-          </w:tcPr>
-          <w:p>
-            <w:pPr>
-              <w:spacing w:after="40" w:before="0"/>
-              <w:jc w:val="left"/>
-            </w:pPr>
-            <w:r>
-              <w:rPr>
-                <w:rFonts w:ascii="Arial" w:cs="Arial" w:eastAsia="Arial" w:hAnsi="Arial"/>
-                <w:b w:val="false"/>
-                <w:bCs w:val="false"/>
-                <w:i w:val="false"/>
-                <w:iCs w:val="false"/>
-                <w:color w:val="000000"/>
-                <w:sz w:val="18"/>
-                <w:szCs w:val="18"/>
-              </w:rPr>
-              <w:t xml:space="preserve">Open the discussion: 'Before you tell me the answer, I want the REASON. Zawadi — if the mirror line just passed through the midpoint but was NOT perpendicular, what would go wrong with the reflection?' [WAIT 12 seconds.] Accept and probe responses. Say: 'The key word I want everyone to use in their explanation is EQUIDISTANT. The mirror line is the set of all points equidistant from the object and its image. Say that with me.' [Choral repetition.] 'Now write it in your book in your own words — 30 seconds.' For the Junction Mirror Problem, say: 'You are now the traffic engineer hired by Kenya Roads Board. Show your working as if you are writing a report. I need the equation of the mirror line AND one sentence explaining what it means physically.' Circulate and read two or three written interpretations aloud (anonymised) for class discussion. Cold-call: 'Brian — you wrote that the mirror should be at x = −2. Walk us through your midpoint calculation.' [WAIT 10 seconds.] 'Amina — does Brian's answer match the diagram? How do you know?' [WAIT 10 seconds.] Explicitly connect back to the phenomenon: 'Remember the matatu side mirror we discussed in Lesson 1? The engineer who designed the mirror mount solved exactly this kind of equation — they knew the driver's seat position and the danger zone position, and they found the mirror line mathematically.'</w:t>
-            </w:r>
-          </w:p>
-        </w:tc>
-        <w:tc>
-          <w:tcPr>
-            <w:tcW w:type="dxa" w:w="3040"/>
-            <w:shd w:fill="FFFFFF" w:color="auto" w:val="clear"/>
-            <w:tcMar>
-              <w:top w:type="dxa" w:w="60"/>
-              <w:left w:type="dxa" w:w="120"/>
-              <w:bottom w:type="dxa" w:w="60"/>
-              <w:right w:type="dxa" w:w="120"/>
-            </w:tcMar>
-            <w:vAlign w:val="top"/>
-          </w:tcPr>
-          <w:p>
-            <w:pPr>
-              <w:spacing w:after="40" w:before="0"/>
-              <w:jc w:val="left"/>
-            </w:pPr>
-            <w:r>
-              <w:rPr>
-                <w:rFonts w:ascii="Arial" w:cs="Arial" w:eastAsia="Arial" w:hAnsi="Arial"/>
-                <w:b w:val="false"/>
-                <w:bCs w:val="false"/>
-                <w:i w:val="false"/>
-                <w:iCs w:val="false"/>
-                <w:color w:val="000000"/>
-                <w:sz w:val="18"/>
-                <w:szCs w:val="18"/>
-              </w:rPr>
-              <w:t xml:space="preserve">Reasoning-aloud with targeted vocabulary scaffolding. By requiring learners to articulate the logical chain using the term 'equidistant' and to write a real-world interpretation, the strategy consolidates procedural skill into conceptual understanding and links the abstract algebraic result to the anchoring phenomenon, making the mathematics meaningful rather than mechanical.</w:t>
-            </w:r>
-          </w:p>
-        </w:tc>
-        <w:tc>
-          <w:tcPr>
-            <w:tcW w:type="dxa" w:w="3040"/>
-            <w:shd w:fill="F2F2F2" w:color="auto" w:val="clear"/>
-            <w:tcMar>
-              <w:top w:type="dxa" w:w="60"/>
-              <w:left w:type="dxa" w:w="120"/>
-              <w:bottom w:type="dxa" w:w="60"/>
-              <w:right w:type="dxa" w:w="120"/>
-            </w:tcMar>
-            <w:vAlign w:val="top"/>
-          </w:tcPr>
-          <w:p>
-            <w:pPr>
-              <w:spacing w:after="40" w:before="0"/>
-              <w:jc w:val="left"/>
-            </w:pPr>
-            <w:r>
-              <w:rPr>
-                <w:rFonts w:ascii="Arial" w:cs="Arial" w:eastAsia="Arial" w:hAnsi="Arial"/>
-                <w:b w:val="false"/>
-                <w:bCs w:val="false"/>
-                <w:i w:val="false"/>
-                <w:iCs w:val="false"/>
-                <w:color w:val="000000"/>
-                <w:sz w:val="18"/>
-                <w:szCs w:val="18"/>
-              </w:rPr>
-              <w:t xml:space="preserve">Observable indicators: (1) Learner explanations include both 'midpoint' and 'perpendicular' (or 'equidistant') — responses using only one term indicate partial understanding. (2) Junction Mirror equation is x = −2 (midpoint of (1,3) and (−5,3) is (−2,3); perpendicular bisector of a horizontal segment is a vertical line x = −2) — arithmetic errors in midpoint calculation are the most common failure mode; watch for learners averaging y-coordinates instead of x-coordinates. (3) Written real-world interpretations mention both the driver and the hazard, not just the equation — purely procedural responses indicate the phenomenon connection has not been made.</w:t>
-            </w:r>
-          </w:p>
-        </w:tc>
-      </w:tr>
-      <w:tr>
-        <w:tc>
-          <w:tcPr>
-            <w:tcW w:type="dxa" w:w="1520"/>
-            <w:shd w:fill="FCE4D6" w:color="auto" w:val="clear"/>
-            <w:tcMar>
-              <w:top w:type="dxa" w:w="60"/>
-              <w:left w:type="dxa" w:w="120"/>
-              <w:bottom w:type="dxa" w:w="60"/>
-              <w:right w:type="dxa" w:w="120"/>
-            </w:tcMar>
-            <w:vAlign w:val="top"/>
-          </w:tcPr>
-          <w:p>
-            <w:pPr>
-              <w:spacing w:after="40" w:before="0"/>
-              <w:jc w:val="left"/>
-            </w:pPr>
-            <w:r>
-              <w:rPr>
-                <w:rFonts w:ascii="Arial" w:cs="Arial" w:eastAsia="Arial" w:hAnsi="Arial"/>
-                <w:b/>
-                <w:bCs/>
-                <w:i w:val="false"/>
-                <w:iCs w:val="false"/>
-                <w:color w:val="000000"/>
-                <w:sz w:val="18"/>
-                <w:szCs w:val="18"/>
-              </w:rPr>
-              <w:t xml:space="preserve">Driving Question Board (DQB) Creation</w:t>
-            </w:r>
-          </w:p>
-          <w:p>
-            <w:pPr>
-              <w:spacing w:after="20" w:before="0"/>
-            </w:pPr>
-            <w:r>
-              <w:rPr>
-                <w:rFonts w:ascii="Arial" w:cs="Arial" w:eastAsia="Arial" w:hAnsi="Arial"/>
-                <w:b/>
-                <w:bCs/>
-                <w:color w:val="1F3864"/>
-                <w:sz w:val="16"/>
-                <w:szCs w:val="16"/>
-              </w:rPr>
-              <w:t xml:space="preserve">📹 VIDEO:</w:t>
-            </w:r>
-          </w:p>
-          <w:p>
-            <w:pPr>
-              <w:spacing w:after="20" w:before="0"/>
-            </w:pPr>
-            <w:hyperlink w:history="1" r:id="rId1oxl_prfshhpuupn5xlzw">
-              <w:r>
-                <w:rPr>
-                  <w:rFonts w:ascii="Arial" w:cs="Arial" w:eastAsia="Arial" w:hAnsi="Arial"/>
-                  <w:color w:val="2E75B6"/>
-                  <w:sz w:val="16"/>
-                  <w:szCs w:val="16"/>
-                  <w:u w:val="single" w:color="2E75B6"/>
-                </w:rPr>
-                <w:t xml:space="preserve">Geometric constructions: perpendicular bisector</w:t>
-              </w:r>
-            </w:hyperlink>
-          </w:p>
-          <w:p>
-            <w:pPr>
-              <w:spacing w:after="10" w:before="0"/>
-              <w:ind w:left="120"/>
-            </w:pPr>
-            <w:r>
-              <w:rPr>
-                <w:rFonts w:ascii="Arial" w:cs="Arial" w:eastAsia="Arial" w:hAnsi="Arial"/>
-                <w:color w:val="595959"/>
-                <w:sz w:val="14"/>
-                <w:szCs w:val="14"/>
-              </w:rPr>
-              <w:t xml:space="preserve">Source: Khan Academy (English - US curriculum)</w:t>
-            </w:r>
-          </w:p>
-          <w:p>
-            <w:pPr>
-              <w:spacing w:after="10" w:before="0"/>
-              <w:ind w:left="120"/>
-            </w:pPr>
-            <w:hyperlink w:history="1" r:id="rIdfeammhsvomlcof7u5o6ix">
-              <w:r>
-                <w:rPr>
-                  <w:rFonts w:ascii="Arial" w:cs="Arial" w:eastAsia="Arial" w:hAnsi="Arial"/>
-                  <w:color w:val="595959"/>
-                  <w:sz w:val="14"/>
-                  <w:szCs w:val="14"/>
-                  <w:u w:val="single" w:color="595959"/>
-                </w:rPr>
-                <w:t xml:space="preserve">🔍 Search ARES for similar videos</w:t>
-              </w:r>
-            </w:hyperlink>
-          </w:p>
-          <w:p>
-            <w:pPr>
-              <w:spacing w:after="40" w:before="0"/>
-            </w:pPr>
-            <w:r>
-              <w:rPr>
-                <w:sz w:val="14"/>
-                <w:szCs w:val="14"/>
-              </w:rPr>
-              <w:t xml:space="preserve"/>
-            </w:r>
-          </w:p>
-          <w:p>
-            <w:pPr>
-              <w:spacing w:after="20" w:before="0"/>
-            </w:pPr>
-            <w:r>
-              <w:rPr>
-                <w:rFonts w:ascii="Arial" w:cs="Arial" w:eastAsia="Arial" w:hAnsi="Arial"/>
-                <w:b/>
-                <w:bCs/>
-                <w:color w:val="1F3864"/>
-                <w:sz w:val="16"/>
-                <w:szCs w:val="16"/>
-              </w:rPr>
-              <w:t xml:space="preserve">📖 HTML:</w:t>
-            </w:r>
-          </w:p>
-          <w:p>
-            <w:pPr>
-              <w:spacing w:after="20" w:before="0"/>
-            </w:pPr>
-            <w:hyperlink w:history="1" r:id="rIdxpiomrdnlzsrq5ao8igoq">
-              <w:r>
-                <w:rPr>
-                  <w:rFonts w:ascii="Arial" w:cs="Arial" w:eastAsia="Arial" w:hAnsi="Arial"/>
-                  <w:color w:val="2E75B6"/>
-                  <w:sz w:val="16"/>
-                  <w:szCs w:val="16"/>
-                  <w:u w:val="single" w:color="2E75B6"/>
-                </w:rPr>
-                <w:t xml:space="preserve">Reflections in a Plane Mirror (PLIX)</w:t>
-              </w:r>
-            </w:hyperlink>
-          </w:p>
-          <w:p>
-            <w:pPr>
-              <w:spacing w:after="10" w:before="0"/>
-              <w:ind w:left="120"/>
-            </w:pPr>
-            <w:r>
-              <w:rPr>
-                <w:rFonts w:ascii="Arial" w:cs="Arial" w:eastAsia="Arial" w:hAnsi="Arial"/>
-                <w:color w:val="595959"/>
-                <w:sz w:val="14"/>
-                <w:szCs w:val="14"/>
-              </w:rPr>
-              <w:t xml:space="preserve">Source: CK-12</w:t>
-            </w:r>
-          </w:p>
-          <w:p>
-            <w:pPr>
-              <w:spacing w:after="10" w:before="0"/>
-              <w:ind w:left="120"/>
-            </w:pPr>
-            <w:hyperlink w:history="1" r:id="rIdmqiv_6ygjwsevbwcdivrs">
-              <w:r>
-                <w:rPr>
-                  <w:rFonts w:ascii="Arial" w:cs="Arial" w:eastAsia="Arial" w:hAnsi="Arial"/>
-                  <w:color w:val="595959"/>
-                  <w:sz w:val="14"/>
-                  <w:szCs w:val="14"/>
-                  <w:u w:val="single" w:color="595959"/>
-                </w:rPr>
-                <w:t xml:space="preserve">🔍 Search ARES for similar readings</w:t>
-              </w:r>
-            </w:hyperlink>
-          </w:p>
-        </w:tc>
-        <w:tc>
-          <w:tcPr>
-            <w:tcW w:type="dxa" w:w="3040"/>
-            <w:shd w:fill="FFFFFF" w:color="auto" w:val="clear"/>
-            <w:tcMar>
-              <w:top w:type="dxa" w:w="60"/>
-              <w:left w:type="dxa" w:w="120"/>
-              <w:bottom w:type="dxa" w:w="60"/>
-              <w:right w:type="dxa" w:w="120"/>
-            </w:tcMar>
-            <w:vAlign w:val="top"/>
-          </w:tcPr>
-          <w:p>
-            <w:pPr>
-              <w:spacing w:after="40" w:before="0"/>
-              <w:jc w:val="left"/>
-            </w:pPr>
-            <w:r>
-              <w:rPr>
-                <w:rFonts w:ascii="Arial" w:cs="Arial" w:eastAsia="Arial" w:hAnsi="Arial"/>
-                <w:b w:val="false"/>
-                <w:bCs w:val="false"/>
-                <w:i w:val="false"/>
-                <w:iCs w:val="false"/>
-                <w:color w:val="000000"/>
-                <w:sz w:val="18"/>
-                <w:szCs w:val="18"/>
-              </w:rPr>
-              <w:t xml:space="preserve">Each learner writes on a sticky note (or a designated section of their exercise book if sticky notes are unavailable) ONE new understanding and ONE remaining question prompted by today's lesson. They post or record these under two columns on the class DQB: 'What we now know' and 'What we still wonder.' The class then does a 3-minute silent gallery read of all posted notes. Three learners are cold-called to read aloud one 'still wonder' note that resonates with them and to suggest which future lesson might address it. The teacher annotates the DQB to show which questions will be answered in Lessons 7 and 8.</w:t>
-            </w:r>
-          </w:p>
-        </w:tc>
-        <w:tc>
-          <w:tcPr>
-            <w:tcW w:type="dxa" w:w="3040"/>
-            <w:shd w:fill="F2F2F2" w:color="auto" w:val="clear"/>
-            <w:tcMar>
-              <w:top w:type="dxa" w:w="60"/>
-              <w:left w:type="dxa" w:w="120"/>
-              <w:bottom w:type="dxa" w:w="60"/>
-              <w:right w:type="dxa" w:w="120"/>
-            </w:tcMar>
-            <w:vAlign w:val="top"/>
-          </w:tcPr>
-          <w:p>
-            <w:pPr>
-              <w:spacing w:after="40" w:before="0"/>
-              <w:jc w:val="left"/>
-            </w:pPr>
-            <w:r>
-              <w:rPr>
-                <w:rFonts w:ascii="Arial" w:cs="Arial" w:eastAsia="Arial" w:hAnsi="Arial"/>
-                <w:b w:val="false"/>
-                <w:bCs w:val="false"/>
-                <w:i w:val="false"/>
-                <w:iCs w:val="false"/>
-                <w:color w:val="000000"/>
-                <w:sz w:val="18"/>
-                <w:szCs w:val="18"/>
-              </w:rPr>
-              <w:t xml:space="preserve">Say: 'At the start of this unit our driving question was: Why does a mirror show a perfect copy of the world — and where exactly does that copy live? On your sticky note, write: first — one thing you can now answer about that question that you could not answer in Lesson 1; second — one thing that still puzzles you.' [Allow 3 minutes writing time.] 'Stand up, post your note, then read three notes from classmates in silence. 3 minutes.' After gallery read, cold-call: 'Otieno — read one 'still wonder' note that you found interesting.' [WAIT 10 sec.] 'Fatuma — can you guess which lesson might answer that question?' [WAIT 10 sec.] 'Kamau — has today's lesson changed your answer to the driving question compared to what you wrote in Lesson 1? How?' [WAIT 12 sec.] Point to the board: 'Our model of reflection is nearly complete. Lesson 7 will tackle reflections in the lines y = 0 and y = x on the Cartesian plane, and Lesson 8 will bring everything together in a real road-safety design task.'</w:t>
-            </w:r>
-          </w:p>
-        </w:tc>
-        <w:tc>
-          <w:tcPr>
-            <w:tcW w:type="dxa" w:w="3040"/>
-            <w:shd w:fill="FFFFFF" w:color="auto" w:val="clear"/>
-            <w:tcMar>
-              <w:top w:type="dxa" w:w="60"/>
-              <w:left w:type="dxa" w:w="120"/>
-              <w:bottom w:type="dxa" w:w="60"/>
-              <w:right w:type="dxa" w:w="120"/>
-            </w:tcMar>
-            <w:vAlign w:val="top"/>
-          </w:tcPr>
-          <w:p>
-            <w:pPr>
-              <w:spacing w:after="40" w:before="0"/>
-              <w:jc w:val="left"/>
-            </w:pPr>
-            <w:r>
-              <w:rPr>
-                <w:rFonts w:ascii="Arial" w:cs="Arial" w:eastAsia="Arial" w:hAnsi="Arial"/>
-                <w:b w:val="false"/>
-                <w:bCs w:val="false"/>
-                <w:i w:val="false"/>
-                <w:iCs w:val="false"/>
-                <w:color w:val="000000"/>
-                <w:sz w:val="18"/>
-                <w:szCs w:val="18"/>
-              </w:rPr>
-              <w:t xml:space="preserve">Metacognitive DQB curation. Requiring learners to distinguish between resolved and unresolved questions makes their growing understanding visible to themselves and to the teacher. The gallery-read ritual builds collective sense of progress and sustains curiosity for remaining lessons, maintaining the storyline coherence of the eight-lesson sequence.</w:t>
-            </w:r>
-          </w:p>
-        </w:tc>
-        <w:tc>
-          <w:tcPr>
-            <w:tcW w:type="dxa" w:w="3040"/>
-            <w:shd w:fill="F2F2F2" w:color="auto" w:val="clear"/>
-            <w:tcMar>
-              <w:top w:type="dxa" w:w="60"/>
-              <w:left w:type="dxa" w:w="120"/>
-              <w:bottom w:type="dxa" w:w="60"/>
-              <w:right w:type="dxa" w:w="120"/>
-            </w:tcMar>
-            <w:vAlign w:val="top"/>
-          </w:tcPr>
-          <w:p>
-            <w:pPr>
-              <w:spacing w:after="40" w:before="0"/>
-              <w:jc w:val="left"/>
-            </w:pPr>
-            <w:r>
-              <w:rPr>
-                <w:rFonts w:ascii="Arial" w:cs="Arial" w:eastAsia="Arial" w:hAnsi="Arial"/>
-                <w:b w:val="false"/>
-                <w:bCs w:val="false"/>
-                <w:i w:val="false"/>
-                <w:iCs w:val="false"/>
-                <w:color w:val="000000"/>
-                <w:sz w:val="18"/>
-                <w:szCs w:val="18"/>
-              </w:rPr>
-              <w:t xml:space="preserve">Observable indicators: (1) 'What we now know' statements reference the perpendicular bisector relationship specifically — vague statements like 'mirrors work in a special way' indicate surface-level understanding. (2) 'Still wonder' questions are conceptually forward-looking (e.g., 'What happens when the mirror line is y = x?') rather than procedurally backward (e.g., 'How do I use a compass?') — procedural questions signal that Phase 2 consolidation was incomplete and require teacher follow-up. (3) Cold-call responses demonstrate ability to link today's learning to the original driving question.</w:t>
-            </w:r>
-          </w:p>
-        </w:tc>
-      </w:tr>
-      <w:tr>
-        <w:tc>
-          <w:tcPr>
-            <w:tcW w:type="dxa" w:w="1520"/>
-            <w:shd w:fill="D5E8F0" w:color="auto" w:val="clear"/>
-            <w:tcMar>
-              <w:top w:type="dxa" w:w="60"/>
-              <w:left w:type="dxa" w:w="120"/>
-              <w:bottom w:type="dxa" w:w="60"/>
-              <w:right w:type="dxa" w:w="120"/>
-            </w:tcMar>
-            <w:vAlign w:val="top"/>
-          </w:tcPr>
-          <w:p>
-            <w:pPr>
-              <w:spacing w:after="40" w:before="0"/>
-              <w:jc w:val="left"/>
-            </w:pPr>
-            <w:r>
-              <w:rPr>
-                <w:rFonts w:ascii="Arial" w:cs="Arial" w:eastAsia="Arial" w:hAnsi="Arial"/>
-                <w:b/>
-                <w:bCs/>
-                <w:i w:val="false"/>
-                <w:iCs w:val="false"/>
-                <w:color w:val="000000"/>
-                <w:sz w:val="18"/>
-                <w:szCs w:val="18"/>
-              </w:rPr>
-              <w:t xml:space="preserve">Model Building Phase</w:t>
-            </w:r>
-          </w:p>
-          <w:p>
-            <w:pPr>
-              <w:spacing w:after="20" w:before="0"/>
-            </w:pPr>
-            <w:r>
-              <w:rPr>
-                <w:rFonts w:ascii="Arial" w:cs="Arial" w:eastAsia="Arial" w:hAnsi="Arial"/>
-                <w:b/>
-                <w:bCs/>
-                <w:color w:val="1F3864"/>
-                <w:sz w:val="16"/>
-                <w:szCs w:val="16"/>
-              </w:rPr>
-              <w:t xml:space="preserve">📹 VIDEO:</w:t>
-            </w:r>
-          </w:p>
-          <w:p>
-            <w:pPr>
-              <w:spacing w:after="20" w:before="0"/>
-            </w:pPr>
-            <w:hyperlink w:history="1" r:id="rId7x_qsr6zafrd69ztwkat8">
-              <w:r>
-                <w:rPr>
-                  <w:rFonts w:ascii="Arial" w:cs="Arial" w:eastAsia="Arial" w:hAnsi="Arial"/>
-                  <w:color w:val="2E75B6"/>
-                  <w:sz w:val="16"/>
-                  <w:szCs w:val="16"/>
-                  <w:u w:val="single" w:color="2E75B6"/>
-                </w:rPr>
-                <w:t xml:space="preserve">Geometric constructions: perpendicular bisector</w:t>
-              </w:r>
-            </w:hyperlink>
-          </w:p>
-          <w:p>
-            <w:pPr>
-              <w:spacing w:after="10" w:before="0"/>
-              <w:ind w:left="120"/>
-            </w:pPr>
-            <w:r>
-              <w:rPr>
-                <w:rFonts w:ascii="Arial" w:cs="Arial" w:eastAsia="Arial" w:hAnsi="Arial"/>
-                <w:color w:val="595959"/>
-                <w:sz w:val="14"/>
-                <w:szCs w:val="14"/>
-              </w:rPr>
-              <w:t xml:space="preserve">Source: Khan Academy (English - US curriculum)</w:t>
-            </w:r>
-          </w:p>
-          <w:p>
-            <w:pPr>
-              <w:spacing w:after="10" w:before="0"/>
-              <w:ind w:left="120"/>
-            </w:pPr>
-            <w:hyperlink w:history="1" r:id="rIdvq-okfr9wmqf75bekt-jf">
-              <w:r>
-                <w:rPr>
-                  <w:rFonts w:ascii="Arial" w:cs="Arial" w:eastAsia="Arial" w:hAnsi="Arial"/>
-                  <w:color w:val="595959"/>
-                  <w:sz w:val="14"/>
-                  <w:szCs w:val="14"/>
-                  <w:u w:val="single" w:color="595959"/>
-                </w:rPr>
-                <w:t xml:space="preserve">🔍 Search ARES for similar videos</w:t>
-              </w:r>
-            </w:hyperlink>
-          </w:p>
-          <w:p>
-            <w:pPr>
-              <w:spacing w:after="40" w:before="0"/>
-            </w:pPr>
-            <w:r>
-              <w:rPr>
-                <w:sz w:val="14"/>
-                <w:szCs w:val="14"/>
-              </w:rPr>
-              <w:t xml:space="preserve"/>
-            </w:r>
-          </w:p>
-          <w:p>
-            <w:pPr>
-              <w:spacing w:after="20" w:before="0"/>
-            </w:pPr>
-            <w:r>
-              <w:rPr>
-                <w:rFonts w:ascii="Arial" w:cs="Arial" w:eastAsia="Arial" w:hAnsi="Arial"/>
-                <w:b/>
-                <w:bCs/>
-                <w:color w:val="1F3864"/>
-                <w:sz w:val="16"/>
-                <w:szCs w:val="16"/>
-              </w:rPr>
-              <w:t xml:space="preserve">📖 HTML:</w:t>
-            </w:r>
-          </w:p>
-          <w:p>
-            <w:pPr>
-              <w:spacing w:after="20" w:before="0"/>
-            </w:pPr>
-            <w:hyperlink w:history="1" r:id="rIdysojhfn_n3rpa0kizvye0">
-              <w:r>
-                <w:rPr>
-                  <w:rFonts w:ascii="Arial" w:cs="Arial" w:eastAsia="Arial" w:hAnsi="Arial"/>
-                  <w:color w:val="2E75B6"/>
-                  <w:sz w:val="16"/>
-                  <w:szCs w:val="16"/>
-                  <w:u w:val="single" w:color="2E75B6"/>
-                </w:rPr>
-                <w:t xml:space="preserve">Functions on a Cartesian Plane (Flexbook)</w:t>
-              </w:r>
-            </w:hyperlink>
-          </w:p>
-          <w:p>
-            <w:pPr>
-              <w:spacing w:after="10" w:before="0"/>
-              <w:ind w:left="120"/>
-            </w:pPr>
-            <w:r>
-              <w:rPr>
-                <w:rFonts w:ascii="Arial" w:cs="Arial" w:eastAsia="Arial" w:hAnsi="Arial"/>
-                <w:color w:val="595959"/>
-                <w:sz w:val="14"/>
-                <w:szCs w:val="14"/>
-              </w:rPr>
-              <w:t xml:space="preserve">Source: CK-12</w:t>
-            </w:r>
-          </w:p>
-          <w:p>
-            <w:pPr>
-              <w:spacing w:after="10" w:before="0"/>
-              <w:ind w:left="120"/>
-            </w:pPr>
-            <w:hyperlink w:history="1" r:id="rIdwxumbnai3u5m-jh2612wy">
+            <w:hyperlink w:history="1" r:id="rId3yb9mlyjsopexgwvrbm91">
               <w:r>
                 <w:rPr>
                   <w:rFonts w:ascii="Arial" w:cs="Arial" w:eastAsia="Arial" w:hAnsi="Arial"/>
@@ -20491,7 +20491,7 @@
             <w:pPr>
               <w:spacing w:after="20" w:before="0"/>
             </w:pPr>
-            <w:hyperlink w:history="1" r:id="rId0wiesfgagxjpixpssdjju">
+            <w:hyperlink w:history="1" r:id="rIdpe6-dzkqlomus_9s90pxe">
               <w:r>
                 <w:rPr>
                   <w:rFonts w:ascii="Arial" w:cs="Arial" w:eastAsia="Arial" w:hAnsi="Arial"/>
@@ -20524,7 +20524,7 @@
               <w:spacing w:after="10" w:before="0"/>
               <w:ind w:left="120"/>
             </w:pPr>
-            <w:hyperlink w:history="1" r:id="rIdxtge4rrm2rka_6lftbo7s">
+            <w:hyperlink w:history="1" r:id="rId0hpc3lhfo_gu0yh0hapaf">
               <w:r>
                 <w:rPr>
                   <w:rFonts w:ascii="Arial" w:cs="Arial" w:eastAsia="Arial" w:hAnsi="Arial"/>
@@ -20569,7 +20569,7 @@
             <w:pPr>
               <w:spacing w:after="20" w:before="0"/>
             </w:pPr>
-            <w:hyperlink w:history="1" r:id="rId3bnlnrykhefgtlzku4h0_">
+            <w:hyperlink w:history="1" r:id="rIdx91-vppsmrywyqht05i2j">
               <w:r>
                 <w:rPr>
                   <w:rFonts w:ascii="Arial" w:cs="Arial" w:eastAsia="Arial" w:hAnsi="Arial"/>
@@ -20602,7 +20602,7 @@
               <w:spacing w:after="10" w:before="0"/>
               <w:ind w:left="120"/>
             </w:pPr>
-            <w:hyperlink w:history="1" r:id="rIdcd-2gtvm4jj54-vfyqewn">
+            <w:hyperlink w:history="1" r:id="rIdjelh3bjyr7bod_rexmgxt">
               <w:r>
                 <w:rPr>
                   <w:rFonts w:ascii="Arial" w:cs="Arial" w:eastAsia="Arial" w:hAnsi="Arial"/>
@@ -20797,7 +20797,7 @@
             <w:pPr>
               <w:spacing w:after="20" w:before="0"/>
             </w:pPr>
-            <w:hyperlink w:history="1" r:id="rId3pruq0g2vc4ukwkt-c0xk">
+            <w:hyperlink w:history="1" r:id="rIdtungnrhlf7ruw2s9xz8f4">
               <w:r>
                 <w:rPr>
                   <w:rFonts w:ascii="Arial" w:cs="Arial" w:eastAsia="Arial" w:hAnsi="Arial"/>
@@ -20830,7 +20830,7 @@
               <w:spacing w:after="10" w:before="0"/>
               <w:ind w:left="120"/>
             </w:pPr>
-            <w:hyperlink w:history="1" r:id="rIdeyu9wlqad6qotipxgcceg">
+            <w:hyperlink w:history="1" r:id="rIdyinrmtmv6e__u77hftw3-">
               <w:r>
                 <w:rPr>
                   <w:rFonts w:ascii="Arial" w:cs="Arial" w:eastAsia="Arial" w:hAnsi="Arial"/>
@@ -20875,7 +20875,7 @@
             <w:pPr>
               <w:spacing w:after="20" w:before="0"/>
             </w:pPr>
-            <w:hyperlink w:history="1" r:id="rIdnd3jcfam9balnvryakvrt">
+            <w:hyperlink w:history="1" r:id="rId2z_recrqorpbdqhu86nyb">
               <w:r>
                 <w:rPr>
                   <w:rFonts w:ascii="Arial" w:cs="Arial" w:eastAsia="Arial" w:hAnsi="Arial"/>
@@ -20908,7 +20908,7 @@
               <w:spacing w:after="10" w:before="0"/>
               <w:ind w:left="120"/>
             </w:pPr>
-            <w:hyperlink w:history="1" r:id="rIddqc2f6o3ukhtkpt_q-v5d">
+            <w:hyperlink w:history="1" r:id="rIdkbc9sgzobklaoknmlmpi6">
               <w:r>
                 <w:rPr>
                   <w:rFonts w:ascii="Arial" w:cs="Arial" w:eastAsia="Arial" w:hAnsi="Arial"/>
@@ -21103,7 +21103,7 @@
             <w:pPr>
               <w:spacing w:after="20" w:before="0"/>
             </w:pPr>
-            <w:hyperlink w:history="1" r:id="rIds3ypvnfkmbirhf7ff8nnv">
+            <w:hyperlink w:history="1" r:id="rIdrn072j86ccvyrywsdyh2w">
               <w:r>
                 <w:rPr>
                   <w:rFonts w:ascii="Arial" w:cs="Arial" w:eastAsia="Arial" w:hAnsi="Arial"/>
@@ -21136,7 +21136,7 @@
               <w:spacing w:after="10" w:before="0"/>
               <w:ind w:left="120"/>
             </w:pPr>
-            <w:hyperlink w:history="1" r:id="rIdkveobl04tmt2mzmfuydbt">
+            <w:hyperlink w:history="1" r:id="rIdbwawy-bfmu7pu5ql3cguh">
               <w:r>
                 <w:rPr>
                   <w:rFonts w:ascii="Arial" w:cs="Arial" w:eastAsia="Arial" w:hAnsi="Arial"/>
@@ -21181,7 +21181,7 @@
             <w:pPr>
               <w:spacing w:after="20" w:before="0"/>
             </w:pPr>
-            <w:hyperlink w:history="1" r:id="rId6m97xqkm-e3pz1-nx4vlj">
+            <w:hyperlink w:history="1" r:id="rIdovagvjsozwn2rbwfiqkau">
               <w:r>
                 <w:rPr>
                   <w:rFonts w:ascii="Arial" w:cs="Arial" w:eastAsia="Arial" w:hAnsi="Arial"/>
@@ -21214,7 +21214,7 @@
               <w:spacing w:after="10" w:before="0"/>
               <w:ind w:left="120"/>
             </w:pPr>
-            <w:hyperlink w:history="1" r:id="rId6swmthxomp32pkvncujf0">
+            <w:hyperlink w:history="1" r:id="rIdiekgq337xzvc8n40n2ie5">
               <w:r>
                 <w:rPr>
                   <w:rFonts w:ascii="Arial" w:cs="Arial" w:eastAsia="Arial" w:hAnsi="Arial"/>
@@ -21409,7 +21409,7 @@
             <w:pPr>
               <w:spacing w:after="20" w:before="0"/>
             </w:pPr>
-            <w:hyperlink w:history="1" r:id="rIdg9efko5rmbrp8suijlj17">
+            <w:hyperlink w:history="1" r:id="rIdy7qyehrr1v5vzjbpoysyp">
               <w:r>
                 <w:rPr>
                   <w:rFonts w:ascii="Arial" w:cs="Arial" w:eastAsia="Arial" w:hAnsi="Arial"/>
@@ -21442,7 +21442,7 @@
               <w:spacing w:after="10" w:before="0"/>
               <w:ind w:left="120"/>
             </w:pPr>
-            <w:hyperlink w:history="1" r:id="rIdxcz6cduuf1v8nlqzb7lrm">
+            <w:hyperlink w:history="1" r:id="rIdnz8wt1j1hj4t3jvwlc_i2">
               <w:r>
                 <w:rPr>
                   <w:rFonts w:ascii="Arial" w:cs="Arial" w:eastAsia="Arial" w:hAnsi="Arial"/>
@@ -21487,7 +21487,7 @@
             <w:pPr>
               <w:spacing w:after="20" w:before="0"/>
             </w:pPr>
-            <w:hyperlink w:history="1" r:id="rIdhclbkmvkbjcumqici_2_1">
+            <w:hyperlink w:history="1" r:id="rIdyzuhuw8pdodcfte4knylm">
               <w:r>
                 <w:rPr>
                   <w:rFonts w:ascii="Arial" w:cs="Arial" w:eastAsia="Arial" w:hAnsi="Arial"/>
@@ -21520,7 +21520,7 @@
               <w:spacing w:after="10" w:before="0"/>
               <w:ind w:left="120"/>
             </w:pPr>
-            <w:hyperlink w:history="1" r:id="rId25hxigodhkvrgisc-qig7">
+            <w:hyperlink w:history="1" r:id="rIdzbpjnhs4snsckymfwjlgn">
               <w:r>
                 <w:rPr>
                   <w:rFonts w:ascii="Arial" w:cs="Arial" w:eastAsia="Arial" w:hAnsi="Arial"/>
@@ -21715,7 +21715,7 @@
             <w:pPr>
               <w:spacing w:after="20" w:before="0"/>
             </w:pPr>
-            <w:hyperlink w:history="1" r:id="rIdlrlo8ldvsnzqtm-nduddo">
+            <w:hyperlink w:history="1" r:id="rIdbqygag6r4x7us4iul4kw8">
               <w:r>
                 <w:rPr>
                   <w:rFonts w:ascii="Arial" w:cs="Arial" w:eastAsia="Arial" w:hAnsi="Arial"/>
@@ -21748,7 +21748,7 @@
               <w:spacing w:after="10" w:before="0"/>
               <w:ind w:left="120"/>
             </w:pPr>
-            <w:hyperlink w:history="1" r:id="rId_jrklczx_cymkpgl5bgs-">
+            <w:hyperlink w:history="1" r:id="rId51w9bl7ck_6l4l0mvbuhq">
               <w:r>
                 <w:rPr>
                   <w:rFonts w:ascii="Arial" w:cs="Arial" w:eastAsia="Arial" w:hAnsi="Arial"/>
@@ -21793,7 +21793,7 @@
             <w:pPr>
               <w:spacing w:after="20" w:before="0"/>
             </w:pPr>
-            <w:hyperlink w:history="1" r:id="rIdxd7vd08yi-jftixk9j39o">
+            <w:hyperlink w:history="1" r:id="rId7munvrxegga5lqgjwbw2b">
               <w:r>
                 <w:rPr>
                   <w:rFonts w:ascii="Arial" w:cs="Arial" w:eastAsia="Arial" w:hAnsi="Arial"/>
@@ -21826,7 +21826,7 @@
               <w:spacing w:after="10" w:before="0"/>
               <w:ind w:left="120"/>
             </w:pPr>
-            <w:hyperlink w:history="1" r:id="rIdrprszza0cmzq5fw7cmna1">
+            <w:hyperlink w:history="1" r:id="rIdei2d5eg_b6_tlot0zddfi">
               <w:r>
                 <w:rPr>
                   <w:rFonts w:ascii="Arial" w:cs="Arial" w:eastAsia="Arial" w:hAnsi="Arial"/>
@@ -23512,7 +23512,7 @@
             <w:pPr>
               <w:spacing w:after="20" w:before="0"/>
             </w:pPr>
-            <w:hyperlink w:history="1" r:id="rIdgnrivgfw4-xoqmfqk5vzj">
+            <w:hyperlink w:history="1" r:id="rIdw3bq9gnfk2ylo-bhufpvh">
               <w:r>
                 <w:rPr>
                   <w:rFonts w:ascii="Arial" w:cs="Arial" w:eastAsia="Arial" w:hAnsi="Arial"/>
@@ -23545,7 +23545,7 @@
               <w:spacing w:after="10" w:before="0"/>
               <w:ind w:left="120"/>
             </w:pPr>
-            <w:hyperlink w:history="1" r:id="rIdrernea50yxtzgnpfffrfn">
+            <w:hyperlink w:history="1" r:id="rIdbkb1z_fh-002ftqte75vn">
               <w:r>
                 <w:rPr>
                   <w:rFonts w:ascii="Arial" w:cs="Arial" w:eastAsia="Arial" w:hAnsi="Arial"/>
@@ -23590,7 +23590,7 @@
             <w:pPr>
               <w:spacing w:after="20" w:before="0"/>
             </w:pPr>
-            <w:hyperlink w:history="1" r:id="rIdm7mlrujf7t3bli8jl9s6z">
+            <w:hyperlink w:history="1" r:id="rId5prrgwlywxz_g778bno_w">
               <w:r>
                 <w:rPr>
                   <w:rFonts w:ascii="Arial" w:cs="Arial" w:eastAsia="Arial" w:hAnsi="Arial"/>
@@ -23623,7 +23623,7 @@
               <w:spacing w:after="10" w:before="0"/>
               <w:ind w:left="120"/>
             </w:pPr>
-            <w:hyperlink w:history="1" r:id="rIdjjicsdr6x2xl7qm3b_mnh">
+            <w:hyperlink w:history="1" r:id="rId4-wjgmkim7b9t7ows6lii">
               <w:r>
                 <w:rPr>
                   <w:rFonts w:ascii="Arial" w:cs="Arial" w:eastAsia="Arial" w:hAnsi="Arial"/>
@@ -23818,7 +23818,7 @@
             <w:pPr>
               <w:spacing w:after="20" w:before="0"/>
             </w:pPr>
-            <w:hyperlink w:history="1" r:id="rIdmwgl-zmajfclcquhd3rue">
+            <w:hyperlink w:history="1" r:id="rIdwsqcfq3fa613955fod5bd">
               <w:r>
                 <w:rPr>
                   <w:rFonts w:ascii="Arial" w:cs="Arial" w:eastAsia="Arial" w:hAnsi="Arial"/>
@@ -23851,7 +23851,7 @@
               <w:spacing w:after="10" w:before="0"/>
               <w:ind w:left="120"/>
             </w:pPr>
-            <w:hyperlink w:history="1" r:id="rIdr9-4grtnz1edwpeixzxv-">
+            <w:hyperlink w:history="1" r:id="rIdqk-t6by6fyghwwbv49xse">
               <w:r>
                 <w:rPr>
                   <w:rFonts w:ascii="Arial" w:cs="Arial" w:eastAsia="Arial" w:hAnsi="Arial"/>
@@ -23896,7 +23896,7 @@
             <w:pPr>
               <w:spacing w:after="20" w:before="0"/>
             </w:pPr>
-            <w:hyperlink w:history="1" r:id="rIdubhqpcv92ozzmpffc5mkw">
+            <w:hyperlink w:history="1" r:id="rIdcwh7fyfa6rysuwns37akn">
               <w:r>
                 <w:rPr>
                   <w:rFonts w:ascii="Arial" w:cs="Arial" w:eastAsia="Arial" w:hAnsi="Arial"/>
@@ -23929,7 +23929,7 @@
               <w:spacing w:after="10" w:before="0"/>
               <w:ind w:left="120"/>
             </w:pPr>
-            <w:hyperlink w:history="1" r:id="rIdell3wyvcbx2ihk2yryj7y">
+            <w:hyperlink w:history="1" r:id="rIdrgrwqkwxxonjqcfudesf9">
               <w:r>
                 <w:rPr>
                   <w:rFonts w:ascii="Arial" w:cs="Arial" w:eastAsia="Arial" w:hAnsi="Arial"/>
@@ -24124,7 +24124,7 @@
             <w:pPr>
               <w:spacing w:after="20" w:before="0"/>
             </w:pPr>
-            <w:hyperlink w:history="1" r:id="rIdyadxyfskkolnonwjgmrao">
+            <w:hyperlink w:history="1" r:id="rIdd8bc6muncdprx8gjas_s5">
               <w:r>
                 <w:rPr>
                   <w:rFonts w:ascii="Arial" w:cs="Arial" w:eastAsia="Arial" w:hAnsi="Arial"/>
@@ -24157,7 +24157,7 @@
               <w:spacing w:after="10" w:before="0"/>
               <w:ind w:left="120"/>
             </w:pPr>
-            <w:hyperlink w:history="1" r:id="rIdv7xhhjc2ouvautiasmovb">
+            <w:hyperlink w:history="1" r:id="rId4t48nnp10-d0bl_z58pso">
               <w:r>
                 <w:rPr>
                   <w:rFonts w:ascii="Arial" w:cs="Arial" w:eastAsia="Arial" w:hAnsi="Arial"/>
@@ -24202,7 +24202,7 @@
             <w:pPr>
               <w:spacing w:after="20" w:before="0"/>
             </w:pPr>
-            <w:hyperlink w:history="1" r:id="rIdpde1q2njdqsiqr8kktt53">
+            <w:hyperlink w:history="1" r:id="rIdl4g21r83e_xolcqpgua1i">
               <w:r>
                 <w:rPr>
                   <w:rFonts w:ascii="Arial" w:cs="Arial" w:eastAsia="Arial" w:hAnsi="Arial"/>
@@ -24235,7 +24235,7 @@
               <w:spacing w:after="10" w:before="0"/>
               <w:ind w:left="120"/>
             </w:pPr>
-            <w:hyperlink w:history="1" r:id="rIdudmoa3e1aj8ws4_9ck1xi">
+            <w:hyperlink w:history="1" r:id="rIdj8u_wrttp__lxuvl1oibw">
               <w:r>
                 <w:rPr>
                   <w:rFonts w:ascii="Arial" w:cs="Arial" w:eastAsia="Arial" w:hAnsi="Arial"/>
@@ -24430,7 +24430,7 @@
             <w:pPr>
               <w:spacing w:after="20" w:before="0"/>
             </w:pPr>
-            <w:hyperlink w:history="1" r:id="rId8kw0f3n1tz_9eum3b75ep">
+            <w:hyperlink w:history="1" r:id="rIdu5qrbix-tgr7nvkra5atm">
               <w:r>
                 <w:rPr>
                   <w:rFonts w:ascii="Arial" w:cs="Arial" w:eastAsia="Arial" w:hAnsi="Arial"/>
@@ -24463,7 +24463,7 @@
               <w:spacing w:after="10" w:before="0"/>
               <w:ind w:left="120"/>
             </w:pPr>
-            <w:hyperlink w:history="1" r:id="rIdbtejvf2o3sg8jkdi2uama">
+            <w:hyperlink w:history="1" r:id="rIdzyrzat-fqvo9aou1rlkwt">
               <w:r>
                 <w:rPr>
                   <w:rFonts w:ascii="Arial" w:cs="Arial" w:eastAsia="Arial" w:hAnsi="Arial"/>
@@ -24508,7 +24508,7 @@
             <w:pPr>
               <w:spacing w:after="20" w:before="0"/>
             </w:pPr>
-            <w:hyperlink w:history="1" r:id="rIdwlhebbsdwl_ksswbmdg-f">
+            <w:hyperlink w:history="1" r:id="rId5s8tjcxfumwdug2at4gmw">
               <w:r>
                 <w:rPr>
                   <w:rFonts w:ascii="Arial" w:cs="Arial" w:eastAsia="Arial" w:hAnsi="Arial"/>
@@ -24541,7 +24541,7 @@
               <w:spacing w:after="10" w:before="0"/>
               <w:ind w:left="120"/>
             </w:pPr>
-            <w:hyperlink w:history="1" r:id="rIdziyapo5tualz0lk_eyevv">
+            <w:hyperlink w:history="1" r:id="rIdcdnkpaqprxqfim8ivnhsg">
               <w:r>
                 <w:rPr>
                   <w:rFonts w:ascii="Arial" w:cs="Arial" w:eastAsia="Arial" w:hAnsi="Arial"/>
@@ -24736,7 +24736,7 @@
             <w:pPr>
               <w:spacing w:after="20" w:before="0"/>
             </w:pPr>
-            <w:hyperlink w:history="1" r:id="rIdctzgxlfqeses1kysxpvdg">
+            <w:hyperlink w:history="1" r:id="rId-adib4ze2r7fw1mee0kqa">
               <w:r>
                 <w:rPr>
                   <w:rFonts w:ascii="Arial" w:cs="Arial" w:eastAsia="Arial" w:hAnsi="Arial"/>
@@ -24769,7 +24769,7 @@
               <w:spacing w:after="10" w:before="0"/>
               <w:ind w:left="120"/>
             </w:pPr>
-            <w:hyperlink w:history="1" r:id="rIdikvp2vupfbxvikbzyhomy">
+            <w:hyperlink w:history="1" r:id="rId6y3i0c5a3k5pszlmxatt-">
               <w:r>
                 <w:rPr>
                   <w:rFonts w:ascii="Arial" w:cs="Arial" w:eastAsia="Arial" w:hAnsi="Arial"/>
@@ -24814,7 +24814,7 @@
             <w:pPr>
               <w:spacing w:after="20" w:before="0"/>
             </w:pPr>
-            <w:hyperlink w:history="1" r:id="rIdjqydfdhvk023zqmempils">
+            <w:hyperlink w:history="1" r:id="rIdcipbtohh9syejicrm6exu">
               <w:r>
                 <w:rPr>
                   <w:rFonts w:ascii="Arial" w:cs="Arial" w:eastAsia="Arial" w:hAnsi="Arial"/>
@@ -24847,7 +24847,7 @@
               <w:spacing w:after="10" w:before="0"/>
               <w:ind w:left="120"/>
             </w:pPr>
-            <w:hyperlink w:history="1" r:id="rId_nz6qx35x9fjreq75tlhy">
+            <w:hyperlink w:history="1" r:id="rId9xratwxokybu62b7lbrqy">
               <w:r>
                 <w:rPr>
                   <w:rFonts w:ascii="Arial" w:cs="Arial" w:eastAsia="Arial" w:hAnsi="Arial"/>

--- a/data/outputs/v2/Essential_Mathematics/SS2.2_Reflection/Essential_Mathematics_Reflection_CBE_LessonSequence.docx
+++ b/data/outputs/v2/Essential_Mathematics/SS2.2_Reflection/Essential_Mathematics_Reflection_CBE_LessonSequence.docx
@@ -42,6 +42,177 @@
     </w:p>
     <w:p>
       <w:pPr>
+        <w:spacing w:after="80" w:before="120"/>
+      </w:pPr>
+      <w:r>
+        <w:rPr>
+          <w:rFonts w:ascii="Arial" w:cs="Arial" w:eastAsia="Arial" w:hAnsi="Arial"/>
+          <w:b/>
+          <w:bCs/>
+          <w:color w:val="1F3864"/>
+          <w:sz w:val="20"/>
+          <w:szCs w:val="20"/>
+        </w:rPr>
+        <w:t xml:space="preserve">ATTRIBUTION AND LICENSING</w:t>
+      </w:r>
+    </w:p>
+    <w:p>
+      <w:pPr>
+        <w:spacing w:after="60" w:before="0"/>
+      </w:pPr>
+      <w:r>
+        <w:rPr>
+          <w:rFonts w:ascii="Arial" w:cs="Arial" w:eastAsia="Arial" w:hAnsi="Arial"/>
+          <w:b/>
+          <w:bCs/>
+          <w:sz w:val="17"/>
+          <w:szCs w:val="17"/>
+        </w:rPr>
+        <w:t xml:space="preserve">Curriculum Alignment: </w:t>
+      </w:r>
+      <w:r>
+        <w:rPr>
+          <w:rFonts w:ascii="Arial" w:cs="Arial" w:eastAsia="Arial" w:hAnsi="Arial"/>
+          <w:sz w:val="17"/>
+          <w:szCs w:val="17"/>
+        </w:rPr>
+        <w:t xml:space="preserve">Structured in pedagogical alignment with the competence-based curriculum format and learning outcomes established by the Kenya Institute of Curriculum Development (KICD). This material is independently developed and is not officially endorsed or published by KICD.</w:t>
+      </w:r>
+    </w:p>
+    <w:p>
+      <w:pPr>
+        <w:spacing w:after="60" w:before="0"/>
+      </w:pPr>
+      <w:r>
+        <w:rPr>
+          <w:rFonts w:ascii="Arial" w:cs="Arial" w:eastAsia="Arial" w:hAnsi="Arial"/>
+          <w:b/>
+          <w:bCs/>
+          <w:sz w:val="17"/>
+          <w:szCs w:val="17"/>
+        </w:rPr>
+        <w:t xml:space="preserve">Content &amp; Pedagogy: </w:t>
+      </w:r>
+      <w:r>
+        <w:rPr>
+          <w:rFonts w:ascii="Arial" w:cs="Arial" w:eastAsia="Arial" w:hAnsi="Arial"/>
+          <w:sz w:val="17"/>
+          <w:szCs w:val="17"/>
+        </w:rPr>
+        <w:t xml:space="preserve">Developed and adapted by the educator team at SeaVuria (registered 501(c)(3) in the United States and registered NGO in Kenya, No. 872-850A-BF11), who designed the pedagogical framework, lesson templates and exemplar lessons on which this material is based.</w:t>
+      </w:r>
+    </w:p>
+    <w:p>
+      <w:pPr>
+        <w:spacing w:after="60" w:before="0"/>
+      </w:pPr>
+      <w:r>
+        <w:rPr>
+          <w:rFonts w:ascii="Arial" w:cs="Arial" w:eastAsia="Arial" w:hAnsi="Arial"/>
+          <w:b/>
+          <w:bCs/>
+          <w:sz w:val="17"/>
+          <w:szCs w:val="17"/>
+        </w:rPr>
+        <w:t xml:space="preserve">Production &amp; Layout: </w:t>
+      </w:r>
+      <w:r>
+        <w:rPr>
+          <w:rFonts w:ascii="Arial" w:cs="Arial" w:eastAsia="Arial" w:hAnsi="Arial"/>
+          <w:sz w:val="17"/>
+          <w:szCs w:val="17"/>
+        </w:rPr>
+        <w:t xml:space="preserve">Educational design and curriculum sequencing by SeaVuria. Technical layout, structural formatting, and digital optimization/implementation executed in partnership with ARES Education (registered 501(c)(3) in the United States and Canada (as Afretech Aid) and registered NGO in Kenya), with lesson drafting and compilation assisted by AI (Claude, Anthropic).</w:t>
+      </w:r>
+    </w:p>
+    <w:p>
+      <w:pPr>
+        <w:pBdr>
+          <w:bottom w:val="single" w:color="1F3864" w:sz="6" w:space="6"/>
+        </w:pBdr>
+        <w:spacing w:after="60" w:before="0"/>
+      </w:pPr>
+      <w:r>
+        <w:rPr>
+          <w:rFonts w:ascii="Arial" w:cs="Arial" w:eastAsia="Arial" w:hAnsi="Arial"/>
+          <w:b/>
+          <w:bCs/>
+          <w:sz w:val="17"/>
+          <w:szCs w:val="17"/>
+        </w:rPr>
+        <w:t xml:space="preserve">Licensing &amp; Copyright: </w:t>
+      </w:r>
+      <w:r>
+        <w:rPr>
+          <w:rFonts w:ascii="Arial" w:cs="Arial" w:eastAsia="Arial" w:hAnsi="Arial"/>
+          <w:sz w:val="17"/>
+          <w:szCs w:val="17"/>
+        </w:rPr>
+        <w:t xml:space="preserve">© 2026 SeaVuria and ARES. This work is licensed under a </w:t>
+      </w:r>
+      <w:hyperlink w:history="1" r:id="rId46nnh5nl7mzanfl8hfepm">
+        <w:r>
+          <w:rPr>
+            <w:rFonts w:ascii="Arial" w:cs="Arial" w:eastAsia="Arial" w:hAnsi="Arial"/>
+            <w:color w:val="1F6B75"/>
+            <w:sz w:val="17"/>
+            <w:szCs w:val="17"/>
+            <w:u w:val="single" w:color="1F6B75"/>
+          </w:rPr>
+          <w:t xml:space="preserve">Creative Commons Attribution-NonCommercial 4.0 International License</w:t>
+        </w:r>
+      </w:hyperlink>
+      <w:r>
+        <w:rPr>
+          <w:rFonts w:ascii="Arial" w:cs="Arial" w:eastAsia="Arial" w:hAnsi="Arial"/>
+          <w:sz w:val="17"/>
+          <w:szCs w:val="17"/>
+        </w:rPr>
+        <w:t xml:space="preserve"> (</w:t>
+      </w:r>
+      <w:hyperlink w:history="1" r:id="rId-cfyweixmkbqjg1w8dehx">
+        <w:r>
+          <w:rPr>
+            <w:rFonts w:ascii="Arial" w:cs="Arial" w:eastAsia="Arial" w:hAnsi="Arial"/>
+            <w:color w:val="1F6B75"/>
+            <w:sz w:val="17"/>
+            <w:szCs w:val="17"/>
+            <w:u w:val="single" w:color="1F6B75"/>
+          </w:rPr>
+          <w:t xml:space="preserve">CC BY-NC 4.0</w:t>
+        </w:r>
+      </w:hyperlink>
+      <w:r>
+        <w:rPr>
+          <w:rFonts w:ascii="Arial" w:cs="Arial" w:eastAsia="Arial" w:hAnsi="Arial"/>
+          <w:sz w:val="17"/>
+          <w:szCs w:val="17"/>
+        </w:rPr>
+        <w:t xml:space="preserve">). To view a copy of this license, visit </w:t>
+      </w:r>
+      <w:hyperlink w:history="1" r:id="rId2cmd4lgmgd-np5bd_30nb">
+        <w:r>
+          <w:rPr>
+            <w:rFonts w:ascii="Arial" w:cs="Arial" w:eastAsia="Arial" w:hAnsi="Arial"/>
+            <w:color w:val="1F6B75"/>
+            <w:sz w:val="17"/>
+            <w:szCs w:val="17"/>
+            <w:u w:val="single" w:color="1F6B75"/>
+          </w:rPr>
+          <w:t xml:space="preserve">https://creativecommons.org/licenses/by-nc/4.0/</w:t>
+        </w:r>
+      </w:hyperlink>
+      <w:r>
+        <w:rPr>
+          <w:rFonts w:ascii="Arial" w:cs="Arial" w:eastAsia="Arial" w:hAnsi="Arial"/>
+          <w:sz w:val="17"/>
+          <w:szCs w:val="17"/>
+        </w:rPr>
+        <w:t xml:space="preserve">. You are free to copy, redistribute, and adapt this material in any medium or format, provided appropriate credit is given and the material is not used for commercial purposes. KICD learning outcomes and curriculum designations reproduced here for alignment purposes remain the property of KICD and are not covered by this license. Linked external resources (e.g. CK-12, Khan Academy, PhET) are subject to their own licenses.</w:t>
+      </w:r>
+    </w:p>
+    <w:p>
+      <w:pPr>
         <w:spacing w:after="120"/>
       </w:pPr>
       <w:r>
@@ -3065,7 +3236,7 @@
             <w:pPr>
               <w:spacing w:after="20" w:before="0"/>
             </w:pPr>
-            <w:hyperlink w:history="1" r:id="rIda_zrs87bxgq43dswacf2s">
+            <w:hyperlink w:history="1" r:id="rId-htcnl_lwue-qwjbupfck">
               <w:r>
                 <w:rPr>
                   <w:rFonts w:ascii="Arial" w:cs="Arial" w:eastAsia="Arial" w:hAnsi="Arial"/>
@@ -3098,7 +3269,7 @@
               <w:spacing w:after="10" w:before="0"/>
               <w:ind w:left="120"/>
             </w:pPr>
-            <w:hyperlink w:history="1" r:id="rIdohshv-wrmnyldozg7vjm1">
+            <w:hyperlink w:history="1" r:id="rIdhdoodpzzjxxgsexkslcl9">
               <w:r>
                 <w:rPr>
                   <w:rFonts w:ascii="Arial" w:cs="Arial" w:eastAsia="Arial" w:hAnsi="Arial"/>
@@ -3143,7 +3314,7 @@
             <w:pPr>
               <w:spacing w:after="20" w:before="0"/>
             </w:pPr>
-            <w:hyperlink w:history="1" r:id="rIdxmrocnwycevlmy25ksg3k">
+            <w:hyperlink w:history="1" r:id="rIdvspelvhc-jko98tafi7jb">
               <w:r>
                 <w:rPr>
                   <w:rFonts w:ascii="Arial" w:cs="Arial" w:eastAsia="Arial" w:hAnsi="Arial"/>
@@ -3176,7 +3347,7 @@
               <w:spacing w:after="10" w:before="0"/>
               <w:ind w:left="120"/>
             </w:pPr>
-            <w:hyperlink w:history="1" r:id="rIdatgjy4itc47bn-66jqaqp">
+            <w:hyperlink w:history="1" r:id="rIdvdshkh2aj0d5mpv-dyvmg">
               <w:r>
                 <w:rPr>
                   <w:rFonts w:ascii="Arial" w:cs="Arial" w:eastAsia="Arial" w:hAnsi="Arial"/>
@@ -3371,7 +3542,7 @@
             <w:pPr>
               <w:spacing w:after="20" w:before="0"/>
             </w:pPr>
-            <w:hyperlink w:history="1" r:id="rIdwltgvgeubdafd4eae1fx0">
+            <w:hyperlink w:history="1" r:id="rIdz5fgteuiora6fwu3sxaq0">
               <w:r>
                 <w:rPr>
                   <w:rFonts w:ascii="Arial" w:cs="Arial" w:eastAsia="Arial" w:hAnsi="Arial"/>
@@ -3404,7 +3575,7 @@
               <w:spacing w:after="10" w:before="0"/>
               <w:ind w:left="120"/>
             </w:pPr>
-            <w:hyperlink w:history="1" r:id="rIdlwbiunehb7nja5guhvecv">
+            <w:hyperlink w:history="1" r:id="rIdlioyouktqrkrmuspumapo">
               <w:r>
                 <w:rPr>
                   <w:rFonts w:ascii="Arial" w:cs="Arial" w:eastAsia="Arial" w:hAnsi="Arial"/>
@@ -3449,7 +3620,7 @@
             <w:pPr>
               <w:spacing w:after="20" w:before="0"/>
             </w:pPr>
-            <w:hyperlink w:history="1" r:id="rIdrz-3nkrm5kyzniheh0yjh">
+            <w:hyperlink w:history="1" r:id="rId88wz967bzqfglgsqbvmpi">
               <w:r>
                 <w:rPr>
                   <w:rFonts w:ascii="Arial" w:cs="Arial" w:eastAsia="Arial" w:hAnsi="Arial"/>
@@ -3482,7 +3653,7 @@
               <w:spacing w:after="10" w:before="0"/>
               <w:ind w:left="120"/>
             </w:pPr>
-            <w:hyperlink w:history="1" r:id="rIdlngj-a3lbievoluaej14h">
+            <w:hyperlink w:history="1" r:id="rIdqzn_kr5f4hp0eea9ypd5p">
               <w:r>
                 <w:rPr>
                   <w:rFonts w:ascii="Arial" w:cs="Arial" w:eastAsia="Arial" w:hAnsi="Arial"/>
@@ -3677,7 +3848,7 @@
             <w:pPr>
               <w:spacing w:after="20" w:before="0"/>
             </w:pPr>
-            <w:hyperlink w:history="1" r:id="rIdhmzfei1-uube0ejsg3uoe">
+            <w:hyperlink w:history="1" r:id="rIdctcpuvnqibvxmva1cdx6l">
               <w:r>
                 <w:rPr>
                   <w:rFonts w:ascii="Arial" w:cs="Arial" w:eastAsia="Arial" w:hAnsi="Arial"/>
@@ -3710,7 +3881,7 @@
               <w:spacing w:after="10" w:before="0"/>
               <w:ind w:left="120"/>
             </w:pPr>
-            <w:hyperlink w:history="1" r:id="rIdn2q8lqiyczyejalr52-me">
+            <w:hyperlink w:history="1" r:id="rIdnsfzqp43meikajf2shozt">
               <w:r>
                 <w:rPr>
                   <w:rFonts w:ascii="Arial" w:cs="Arial" w:eastAsia="Arial" w:hAnsi="Arial"/>
@@ -3755,7 +3926,7 @@
             <w:pPr>
               <w:spacing w:after="20" w:before="0"/>
             </w:pPr>
-            <w:hyperlink w:history="1" r:id="rIdszm8nueejbxjzi9onhqps">
+            <w:hyperlink w:history="1" r:id="rIddkr92dl8jzmuuhn9ptcaf">
               <w:r>
                 <w:rPr>
                   <w:rFonts w:ascii="Arial" w:cs="Arial" w:eastAsia="Arial" w:hAnsi="Arial"/>
@@ -3788,7 +3959,7 @@
               <w:spacing w:after="10" w:before="0"/>
               <w:ind w:left="120"/>
             </w:pPr>
-            <w:hyperlink w:history="1" r:id="rIdtdud-pegplwc896r8apc_">
+            <w:hyperlink w:history="1" r:id="rIdhgukl4lb1las59hxxh2c3">
               <w:r>
                 <w:rPr>
                   <w:rFonts w:ascii="Arial" w:cs="Arial" w:eastAsia="Arial" w:hAnsi="Arial"/>
@@ -3983,7 +4154,7 @@
             <w:pPr>
               <w:spacing w:after="20" w:before="0"/>
             </w:pPr>
-            <w:hyperlink w:history="1" r:id="rIdwlasok__iuwarh-ffoowi">
+            <w:hyperlink w:history="1" r:id="rIdhda20qpsmllm56f6echcp">
               <w:r>
                 <w:rPr>
                   <w:rFonts w:ascii="Arial" w:cs="Arial" w:eastAsia="Arial" w:hAnsi="Arial"/>
@@ -4016,7 +4187,7 @@
               <w:spacing w:after="10" w:before="0"/>
               <w:ind w:left="120"/>
             </w:pPr>
-            <w:hyperlink w:history="1" r:id="rIdip5t2z_3cck5jldgnkbcd">
+            <w:hyperlink w:history="1" r:id="rIdifiyovhf_j-ecopvezqj0">
               <w:r>
                 <w:rPr>
                   <w:rFonts w:ascii="Arial" w:cs="Arial" w:eastAsia="Arial" w:hAnsi="Arial"/>
@@ -4061,7 +4232,7 @@
             <w:pPr>
               <w:spacing w:after="20" w:before="0"/>
             </w:pPr>
-            <w:hyperlink w:history="1" r:id="rIdpbufc0dx7bwyqft8ir-vx">
+            <w:hyperlink w:history="1" r:id="rIdtb6uboqfivpstb-o8kf9b">
               <w:r>
                 <w:rPr>
                   <w:rFonts w:ascii="Arial" w:cs="Arial" w:eastAsia="Arial" w:hAnsi="Arial"/>
@@ -4094,7 +4265,7 @@
               <w:spacing w:after="10" w:before="0"/>
               <w:ind w:left="120"/>
             </w:pPr>
-            <w:hyperlink w:history="1" r:id="rId2p9mkhpb6kljsnexoayk7">
+            <w:hyperlink w:history="1" r:id="rIdcoqjd5z_ipkwsdkj1rbps">
               <w:r>
                 <w:rPr>
                   <w:rFonts w:ascii="Arial" w:cs="Arial" w:eastAsia="Arial" w:hAnsi="Arial"/>
@@ -4289,7 +4460,7 @@
             <w:pPr>
               <w:spacing w:after="20" w:before="0"/>
             </w:pPr>
-            <w:hyperlink w:history="1" r:id="rId5gfwzcywjm3ctratwqo6v">
+            <w:hyperlink w:history="1" r:id="rIdxgswuxaycy9jhy91xadsp">
               <w:r>
                 <w:rPr>
                   <w:rFonts w:ascii="Arial" w:cs="Arial" w:eastAsia="Arial" w:hAnsi="Arial"/>
@@ -4322,7 +4493,7 @@
               <w:spacing w:after="10" w:before="0"/>
               <w:ind w:left="120"/>
             </w:pPr>
-            <w:hyperlink w:history="1" r:id="rIdwdmqcmyqiwwzuoixre5du">
+            <w:hyperlink w:history="1" r:id="rIdenjwcwx6b9_fqlo1hvfdg">
               <w:r>
                 <w:rPr>
                   <w:rFonts w:ascii="Arial" w:cs="Arial" w:eastAsia="Arial" w:hAnsi="Arial"/>
@@ -4367,7 +4538,7 @@
             <w:pPr>
               <w:spacing w:after="20" w:before="0"/>
             </w:pPr>
-            <w:hyperlink w:history="1" r:id="rId7z8ogg047dcjo2blp9t2n">
+            <w:hyperlink w:history="1" r:id="rIdivpfc3o4eqoqbpaddu4ui">
               <w:r>
                 <w:rPr>
                   <w:rFonts w:ascii="Arial" w:cs="Arial" w:eastAsia="Arial" w:hAnsi="Arial"/>
@@ -4400,7 +4571,7 @@
               <w:spacing w:after="10" w:before="0"/>
               <w:ind w:left="120"/>
             </w:pPr>
-            <w:hyperlink w:history="1" r:id="rIdpebyyurdhxr93n0zfxkcs">
+            <w:hyperlink w:history="1" r:id="rIdiouxj1ff_uhmbmfpvofm2">
               <w:r>
                 <w:rPr>
                   <w:rFonts w:ascii="Arial" w:cs="Arial" w:eastAsia="Arial" w:hAnsi="Arial"/>
@@ -4896,6 +5067,65 @@
         </w:tc>
       </w:tr>
     </w:tbl>
+    <w:p>
+      <w:pPr>
+        <w:pBdr>
+          <w:top w:val="single" w:color="BBBBBB" w:sz="4" w:space="4"/>
+        </w:pBdr>
+        <w:spacing w:after="0" w:before="160"/>
+      </w:pPr>
+      <w:r>
+        <w:rPr>
+          <w:rFonts w:ascii="Arial" w:cs="Arial" w:eastAsia="Arial" w:hAnsi="Arial"/>
+          <w:color w:val="666666"/>
+          <w:sz w:val="14"/>
+          <w:szCs w:val="14"/>
+        </w:rPr>
+        <w:t xml:space="preserve">© 2026 SeaVuria and ARES. Aligned with KICD objectives. Developed by SeaVuria; technical implementation by ARES (with AI assistance from Claude). Licensed under </w:t>
+      </w:r>
+      <w:hyperlink w:history="1" r:id="rId_ukvxwc_hvht256ca_aiq">
+        <w:r>
+          <w:rPr>
+            <w:rFonts w:ascii="Arial" w:cs="Arial" w:eastAsia="Arial" w:hAnsi="Arial"/>
+            <w:color w:val="1F6B75"/>
+            <w:sz w:val="14"/>
+            <w:szCs w:val="14"/>
+            <w:u w:val="single" w:color="1F6B75"/>
+          </w:rPr>
+          <w:t xml:space="preserve">CC BY-NC 4.0</w:t>
+        </w:r>
+      </w:hyperlink>
+      <w:r>
+        <w:rPr>
+          <w:rFonts w:ascii="Arial" w:cs="Arial" w:eastAsia="Arial" w:hAnsi="Arial"/>
+          <w:color w:val="666666"/>
+          <w:sz w:val="14"/>
+          <w:szCs w:val="14"/>
+        </w:rPr>
+        <w:t xml:space="preserve"> (</w:t>
+      </w:r>
+      <w:hyperlink w:history="1" r:id="rIdo0yhuzooxwjs12o-m0llc">
+        <w:r>
+          <w:rPr>
+            <w:rFonts w:ascii="Arial" w:cs="Arial" w:eastAsia="Arial" w:hAnsi="Arial"/>
+            <w:color w:val="1F6B75"/>
+            <w:sz w:val="14"/>
+            <w:szCs w:val="14"/>
+            <w:u w:val="single" w:color="1F6B75"/>
+          </w:rPr>
+          <w:t xml:space="preserve">https://creativecommons.org/licenses/by-nc/4.0/</w:t>
+        </w:r>
+      </w:hyperlink>
+      <w:r>
+        <w:rPr>
+          <w:rFonts w:ascii="Arial" w:cs="Arial" w:eastAsia="Arial" w:hAnsi="Arial"/>
+          <w:color w:val="666666"/>
+          <w:sz w:val="14"/>
+          <w:szCs w:val="14"/>
+        </w:rPr>
+        <w:t xml:space="preserve">).</w:t>
+      </w:r>
+    </w:p>
     <w:p>
       <w:r>
         <w:br w:type="page"/>
@@ -5887,7 +6117,7 @@
             <w:pPr>
               <w:spacing w:after="20" w:before="0"/>
             </w:pPr>
-            <w:hyperlink w:history="1" r:id="rIdsbf8gdv0glumnwpdqoixv">
+            <w:hyperlink w:history="1" r:id="rIdycfqn5hfpvur9yg-5b6d9">
               <w:r>
                 <w:rPr>
                   <w:rFonts w:ascii="Arial" w:cs="Arial" w:eastAsia="Arial" w:hAnsi="Arial"/>
@@ -5920,7 +6150,7 @@
               <w:spacing w:after="10" w:before="0"/>
               <w:ind w:left="120"/>
             </w:pPr>
-            <w:hyperlink w:history="1" r:id="rId83yb2hw9q9d8hyinazdah">
+            <w:hyperlink w:history="1" r:id="rIdjtwidzkfc2dkeppl1wqt3">
               <w:r>
                 <w:rPr>
                   <w:rFonts w:ascii="Arial" w:cs="Arial" w:eastAsia="Arial" w:hAnsi="Arial"/>
@@ -5965,7 +6195,7 @@
             <w:pPr>
               <w:spacing w:after="20" w:before="0"/>
             </w:pPr>
-            <w:hyperlink w:history="1" r:id="rIdd3ptrpoopcaj6mjas2qk3">
+            <w:hyperlink w:history="1" r:id="rIdbupm2cqg3clcsn04zbupc">
               <w:r>
                 <w:rPr>
                   <w:rFonts w:ascii="Arial" w:cs="Arial" w:eastAsia="Arial" w:hAnsi="Arial"/>
@@ -5998,7 +6228,7 @@
               <w:spacing w:after="10" w:before="0"/>
               <w:ind w:left="120"/>
             </w:pPr>
-            <w:hyperlink w:history="1" r:id="rIdpkidlkrbh_ay-2pl-1pns">
+            <w:hyperlink w:history="1" r:id="rIdtgxkv6wiurlh2gdialvbj">
               <w:r>
                 <w:rPr>
                   <w:rFonts w:ascii="Arial" w:cs="Arial" w:eastAsia="Arial" w:hAnsi="Arial"/>
@@ -6193,7 +6423,7 @@
             <w:pPr>
               <w:spacing w:after="20" w:before="0"/>
             </w:pPr>
-            <w:hyperlink w:history="1" r:id="rIdocgvhlxahbwymr6rax-e9">
+            <w:hyperlink w:history="1" r:id="rId_ectycwbx-k6-uvcb9l7h">
               <w:r>
                 <w:rPr>
                   <w:rFonts w:ascii="Arial" w:cs="Arial" w:eastAsia="Arial" w:hAnsi="Arial"/>
@@ -6226,7 +6456,7 @@
               <w:spacing w:after="10" w:before="0"/>
               <w:ind w:left="120"/>
             </w:pPr>
-            <w:hyperlink w:history="1" r:id="rIdhj90nlojt4tagwxbqgwkw">
+            <w:hyperlink w:history="1" r:id="rIdy4gltiyffwvu7umx7daz4">
               <w:r>
                 <w:rPr>
                   <w:rFonts w:ascii="Arial" w:cs="Arial" w:eastAsia="Arial" w:hAnsi="Arial"/>
@@ -6271,7 +6501,7 @@
             <w:pPr>
               <w:spacing w:after="20" w:before="0"/>
             </w:pPr>
-            <w:hyperlink w:history="1" r:id="rIdrh879vfizadxlasqpalcb">
+            <w:hyperlink w:history="1" r:id="rIdpzu9i4enpsywr_zfohhkk">
               <w:r>
                 <w:rPr>
                   <w:rFonts w:ascii="Arial" w:cs="Arial" w:eastAsia="Arial" w:hAnsi="Arial"/>
@@ -6304,7 +6534,7 @@
               <w:spacing w:after="10" w:before="0"/>
               <w:ind w:left="120"/>
             </w:pPr>
-            <w:hyperlink w:history="1" r:id="rIdypcn4tpgemws0jd1lfzsa">
+            <w:hyperlink w:history="1" r:id="rIdlkobooreps2wexanjhd1e">
               <w:r>
                 <w:rPr>
                   <w:rFonts w:ascii="Arial" w:cs="Arial" w:eastAsia="Arial" w:hAnsi="Arial"/>
@@ -6499,7 +6729,7 @@
             <w:pPr>
               <w:spacing w:after="20" w:before="0"/>
             </w:pPr>
-            <w:hyperlink w:history="1" r:id="rIdd431sfy-scuswcvoe6cbl">
+            <w:hyperlink w:history="1" r:id="rIdnfajkgfb01dii87o4qym7">
               <w:r>
                 <w:rPr>
                   <w:rFonts w:ascii="Arial" w:cs="Arial" w:eastAsia="Arial" w:hAnsi="Arial"/>
@@ -6532,7 +6762,7 @@
               <w:spacing w:after="10" w:before="0"/>
               <w:ind w:left="120"/>
             </w:pPr>
-            <w:hyperlink w:history="1" r:id="rIdde_tcuhwujh-nv3dp0tjs">
+            <w:hyperlink w:history="1" r:id="rIdokcpfndydsg14_mk9orsz">
               <w:r>
                 <w:rPr>
                   <w:rFonts w:ascii="Arial" w:cs="Arial" w:eastAsia="Arial" w:hAnsi="Arial"/>
@@ -6577,7 +6807,7 @@
             <w:pPr>
               <w:spacing w:after="20" w:before="0"/>
             </w:pPr>
-            <w:hyperlink w:history="1" r:id="rIdeadae-4gde7hk1kvfrymt">
+            <w:hyperlink w:history="1" r:id="rIdlulm6wt7t5oldwea3koqf">
               <w:r>
                 <w:rPr>
                   <w:rFonts w:ascii="Arial" w:cs="Arial" w:eastAsia="Arial" w:hAnsi="Arial"/>
@@ -6610,7 +6840,7 @@
               <w:spacing w:after="10" w:before="0"/>
               <w:ind w:left="120"/>
             </w:pPr>
-            <w:hyperlink w:history="1" r:id="rIdz0_afw-cysaxyqhyg-kdw">
+            <w:hyperlink w:history="1" r:id="rId5crwpa8_p5eaq95_umx4u">
               <w:r>
                 <w:rPr>
                   <w:rFonts w:ascii="Arial" w:cs="Arial" w:eastAsia="Arial" w:hAnsi="Arial"/>
@@ -6805,7 +7035,7 @@
             <w:pPr>
               <w:spacing w:after="20" w:before="0"/>
             </w:pPr>
-            <w:hyperlink w:history="1" r:id="rId55bz_miazma5iauoqv3qj">
+            <w:hyperlink w:history="1" r:id="rIdzr5uuds7dupbumxzju2av">
               <w:r>
                 <w:rPr>
                   <w:rFonts w:ascii="Arial" w:cs="Arial" w:eastAsia="Arial" w:hAnsi="Arial"/>
@@ -6838,7 +7068,7 @@
               <w:spacing w:after="10" w:before="0"/>
               <w:ind w:left="120"/>
             </w:pPr>
-            <w:hyperlink w:history="1" r:id="rId9pcekl22aacqrhwbaisev">
+            <w:hyperlink w:history="1" r:id="rIdn1zpczdgjen8p15scw-p7">
               <w:r>
                 <w:rPr>
                   <w:rFonts w:ascii="Arial" w:cs="Arial" w:eastAsia="Arial" w:hAnsi="Arial"/>
@@ -6883,7 +7113,7 @@
             <w:pPr>
               <w:spacing w:after="20" w:before="0"/>
             </w:pPr>
-            <w:hyperlink w:history="1" r:id="rIdx06ctiifwvfqrcs309l92">
+            <w:hyperlink w:history="1" r:id="rIdl65zmyeqbz-uwgpa7mxus">
               <w:r>
                 <w:rPr>
                   <w:rFonts w:ascii="Arial" w:cs="Arial" w:eastAsia="Arial" w:hAnsi="Arial"/>
@@ -6916,7 +7146,7 @@
               <w:spacing w:after="10" w:before="0"/>
               <w:ind w:left="120"/>
             </w:pPr>
-            <w:hyperlink w:history="1" r:id="rIdatt404sctb361cxe8p8yc">
+            <w:hyperlink w:history="1" r:id="rIdf-bg0lvm6ktzucts8myri">
               <w:r>
                 <w:rPr>
                   <w:rFonts w:ascii="Arial" w:cs="Arial" w:eastAsia="Arial" w:hAnsi="Arial"/>
@@ -7111,7 +7341,7 @@
             <w:pPr>
               <w:spacing w:after="20" w:before="0"/>
             </w:pPr>
-            <w:hyperlink w:history="1" r:id="rIdt-ozk3hufjpywev8jrxaj">
+            <w:hyperlink w:history="1" r:id="rIdmirbniowvdprkigagg_l0">
               <w:r>
                 <w:rPr>
                   <w:rFonts w:ascii="Arial" w:cs="Arial" w:eastAsia="Arial" w:hAnsi="Arial"/>
@@ -7144,7 +7374,7 @@
               <w:spacing w:after="10" w:before="0"/>
               <w:ind w:left="120"/>
             </w:pPr>
-            <w:hyperlink w:history="1" r:id="rIdsc9kkeyc7wndzvah1sfr7">
+            <w:hyperlink w:history="1" r:id="rIdyq3dxkmkerk-9fnthw_xi">
               <w:r>
                 <w:rPr>
                   <w:rFonts w:ascii="Arial" w:cs="Arial" w:eastAsia="Arial" w:hAnsi="Arial"/>
@@ -7189,7 +7419,7 @@
             <w:pPr>
               <w:spacing w:after="20" w:before="0"/>
             </w:pPr>
-            <w:hyperlink w:history="1" r:id="rIds-pgrab3ccqgom1rlhrbr">
+            <w:hyperlink w:history="1" r:id="rIdyym8whz3gpvqmot1sdi1n">
               <w:r>
                 <w:rPr>
                   <w:rFonts w:ascii="Arial" w:cs="Arial" w:eastAsia="Arial" w:hAnsi="Arial"/>
@@ -7222,7 +7452,7 @@
               <w:spacing w:after="10" w:before="0"/>
               <w:ind w:left="120"/>
             </w:pPr>
-            <w:hyperlink w:history="1" r:id="rIdaqsheivw3vqhfjeohkuwm">
+            <w:hyperlink w:history="1" r:id="rIdv2hykhczlp75lxy3lbvha">
               <w:r>
                 <w:rPr>
                   <w:rFonts w:ascii="Arial" w:cs="Arial" w:eastAsia="Arial" w:hAnsi="Arial"/>
@@ -7718,6 +7948,65 @@
         </w:tc>
       </w:tr>
     </w:tbl>
+    <w:p>
+      <w:pPr>
+        <w:pBdr>
+          <w:top w:val="single" w:color="BBBBBB" w:sz="4" w:space="4"/>
+        </w:pBdr>
+        <w:spacing w:after="0" w:before="160"/>
+      </w:pPr>
+      <w:r>
+        <w:rPr>
+          <w:rFonts w:ascii="Arial" w:cs="Arial" w:eastAsia="Arial" w:hAnsi="Arial"/>
+          <w:color w:val="666666"/>
+          <w:sz w:val="14"/>
+          <w:szCs w:val="14"/>
+        </w:rPr>
+        <w:t xml:space="preserve">© 2026 SeaVuria and ARES. Aligned with KICD objectives. Developed by SeaVuria; technical implementation by ARES (with AI assistance from Claude). Licensed under </w:t>
+      </w:r>
+      <w:hyperlink w:history="1" r:id="rIdwhyhjnrviq3lkvefnqp15">
+        <w:r>
+          <w:rPr>
+            <w:rFonts w:ascii="Arial" w:cs="Arial" w:eastAsia="Arial" w:hAnsi="Arial"/>
+            <w:color w:val="1F6B75"/>
+            <w:sz w:val="14"/>
+            <w:szCs w:val="14"/>
+            <w:u w:val="single" w:color="1F6B75"/>
+          </w:rPr>
+          <w:t xml:space="preserve">CC BY-NC 4.0</w:t>
+        </w:r>
+      </w:hyperlink>
+      <w:r>
+        <w:rPr>
+          <w:rFonts w:ascii="Arial" w:cs="Arial" w:eastAsia="Arial" w:hAnsi="Arial"/>
+          <w:color w:val="666666"/>
+          <w:sz w:val="14"/>
+          <w:szCs w:val="14"/>
+        </w:rPr>
+        <w:t xml:space="preserve"> (</w:t>
+      </w:r>
+      <w:hyperlink w:history="1" r:id="rId9kzwur8uj_vl_xu8r2mfs">
+        <w:r>
+          <w:rPr>
+            <w:rFonts w:ascii="Arial" w:cs="Arial" w:eastAsia="Arial" w:hAnsi="Arial"/>
+            <w:color w:val="1F6B75"/>
+            <w:sz w:val="14"/>
+            <w:szCs w:val="14"/>
+            <w:u w:val="single" w:color="1F6B75"/>
+          </w:rPr>
+          <w:t xml:space="preserve">https://creativecommons.org/licenses/by-nc/4.0/</w:t>
+        </w:r>
+      </w:hyperlink>
+      <w:r>
+        <w:rPr>
+          <w:rFonts w:ascii="Arial" w:cs="Arial" w:eastAsia="Arial" w:hAnsi="Arial"/>
+          <w:color w:val="666666"/>
+          <w:sz w:val="14"/>
+          <w:szCs w:val="14"/>
+        </w:rPr>
+        <w:t xml:space="preserve">).</w:t>
+      </w:r>
+    </w:p>
     <w:p>
       <w:r>
         <w:br w:type="page"/>
@@ -8709,7 +8998,7 @@
             <w:pPr>
               <w:spacing w:after="20" w:before="0"/>
             </w:pPr>
-            <w:hyperlink w:history="1" r:id="rIdgzvlbkeizvm5cdaswdh_e">
+            <w:hyperlink w:history="1" r:id="rId-73rymks--kdvvc2a7-8e">
               <w:r>
                 <w:rPr>
                   <w:rFonts w:ascii="Arial" w:cs="Arial" w:eastAsia="Arial" w:hAnsi="Arial"/>
@@ -8742,7 +9031,7 @@
               <w:spacing w:after="10" w:before="0"/>
               <w:ind w:left="120"/>
             </w:pPr>
-            <w:hyperlink w:history="1" r:id="rIdnsn28fh1mkbirvmitql1k">
+            <w:hyperlink w:history="1" r:id="rIdnjgush0qnrl1uvl7kqvy9">
               <w:r>
                 <w:rPr>
                   <w:rFonts w:ascii="Arial" w:cs="Arial" w:eastAsia="Arial" w:hAnsi="Arial"/>
@@ -8787,7 +9076,7 @@
             <w:pPr>
               <w:spacing w:after="20" w:before="0"/>
             </w:pPr>
-            <w:hyperlink w:history="1" r:id="rIdb8vezvicodmz2ne0io-js">
+            <w:hyperlink w:history="1" r:id="rIdjusuwqvky_dds1mvcrqsy">
               <w:r>
                 <w:rPr>
                   <w:rFonts w:ascii="Arial" w:cs="Arial" w:eastAsia="Arial" w:hAnsi="Arial"/>
@@ -8820,7 +9109,7 @@
               <w:spacing w:after="10" w:before="0"/>
               <w:ind w:left="120"/>
             </w:pPr>
-            <w:hyperlink w:history="1" r:id="rIdetgx4em6aqcj_3zwdff42">
+            <w:hyperlink w:history="1" r:id="rIdvwljb7cxjpukb2r3bsccj">
               <w:r>
                 <w:rPr>
                   <w:rFonts w:ascii="Arial" w:cs="Arial" w:eastAsia="Arial" w:hAnsi="Arial"/>
@@ -9015,7 +9304,7 @@
             <w:pPr>
               <w:spacing w:after="20" w:before="0"/>
             </w:pPr>
-            <w:hyperlink w:history="1" r:id="rId3jd2kblypleuq5bi3ijxn">
+            <w:hyperlink w:history="1" r:id="rId1ybnzrlh1mmfpavee9u3p">
               <w:r>
                 <w:rPr>
                   <w:rFonts w:ascii="Arial" w:cs="Arial" w:eastAsia="Arial" w:hAnsi="Arial"/>
@@ -9048,7 +9337,7 @@
               <w:spacing w:after="10" w:before="0"/>
               <w:ind w:left="120"/>
             </w:pPr>
-            <w:hyperlink w:history="1" r:id="rIdhu0suswhkzkyyuyxtprp1">
+            <w:hyperlink w:history="1" r:id="rIdci-mr7d88gckey7jzn9vc">
               <w:r>
                 <w:rPr>
                   <w:rFonts w:ascii="Arial" w:cs="Arial" w:eastAsia="Arial" w:hAnsi="Arial"/>
@@ -9093,7 +9382,7 @@
             <w:pPr>
               <w:spacing w:after="20" w:before="0"/>
             </w:pPr>
-            <w:hyperlink w:history="1" r:id="rIdv2bfrjfclf1c8zl81xerr">
+            <w:hyperlink w:history="1" r:id="rId3hw636xkiykwkfmzkhpky">
               <w:r>
                 <w:rPr>
                   <w:rFonts w:ascii="Arial" w:cs="Arial" w:eastAsia="Arial" w:hAnsi="Arial"/>
@@ -9126,7 +9415,7 @@
               <w:spacing w:after="10" w:before="0"/>
               <w:ind w:left="120"/>
             </w:pPr>
-            <w:hyperlink w:history="1" r:id="rId-5d9rswc3bb4nxfhugjwu">
+            <w:hyperlink w:history="1" r:id="rIdzpcxx2e94qpuddr1o3asv">
               <w:r>
                 <w:rPr>
                   <w:rFonts w:ascii="Arial" w:cs="Arial" w:eastAsia="Arial" w:hAnsi="Arial"/>
@@ -9321,7 +9610,7 @@
             <w:pPr>
               <w:spacing w:after="20" w:before="0"/>
             </w:pPr>
-            <w:hyperlink w:history="1" r:id="rIdmd4pzj7j7nl8umlpjvtbi">
+            <w:hyperlink w:history="1" r:id="rIdg5ogejof2w1htebj723vb">
               <w:r>
                 <w:rPr>
                   <w:rFonts w:ascii="Arial" w:cs="Arial" w:eastAsia="Arial" w:hAnsi="Arial"/>
@@ -9354,7 +9643,7 @@
               <w:spacing w:after="10" w:before="0"/>
               <w:ind w:left="120"/>
             </w:pPr>
-            <w:hyperlink w:history="1" r:id="rIdqn4dj06qipz-vc-od4qtt">
+            <w:hyperlink w:history="1" r:id="rIdoccucadgnspdkorzaa2fa">
               <w:r>
                 <w:rPr>
                   <w:rFonts w:ascii="Arial" w:cs="Arial" w:eastAsia="Arial" w:hAnsi="Arial"/>
@@ -9399,7 +9688,7 @@
             <w:pPr>
               <w:spacing w:after="20" w:before="0"/>
             </w:pPr>
-            <w:hyperlink w:history="1" r:id="rIdnq-n5lixx-ny79huupsbl">
+            <w:hyperlink w:history="1" r:id="rIdm8ojjxvnp1ckitoyg99vs">
               <w:r>
                 <w:rPr>
                   <w:rFonts w:ascii="Arial" w:cs="Arial" w:eastAsia="Arial" w:hAnsi="Arial"/>
@@ -9432,7 +9721,7 @@
               <w:spacing w:after="10" w:before="0"/>
               <w:ind w:left="120"/>
             </w:pPr>
-            <w:hyperlink w:history="1" r:id="rIdrqiulvf1_irz2hynqm3ty">
+            <w:hyperlink w:history="1" r:id="rIdrmgnaoqoen3rk5vw_kezl">
               <w:r>
                 <w:rPr>
                   <w:rFonts w:ascii="Arial" w:cs="Arial" w:eastAsia="Arial" w:hAnsi="Arial"/>
@@ -9627,7 +9916,7 @@
             <w:pPr>
               <w:spacing w:after="20" w:before="0"/>
             </w:pPr>
-            <w:hyperlink w:history="1" r:id="rIdsqtderju_lcedefrmb3zd">
+            <w:hyperlink w:history="1" r:id="rId2byapbe1ixccjlyh7lluj">
               <w:r>
                 <w:rPr>
                   <w:rFonts w:ascii="Arial" w:cs="Arial" w:eastAsia="Arial" w:hAnsi="Arial"/>
@@ -9660,7 +9949,7 @@
               <w:spacing w:after="10" w:before="0"/>
               <w:ind w:left="120"/>
             </w:pPr>
-            <w:hyperlink w:history="1" r:id="rIdrol0z6-okgjbshprbj8dq">
+            <w:hyperlink w:history="1" r:id="rIdu86p69rmxzfz-2nhzvurr">
               <w:r>
                 <w:rPr>
                   <w:rFonts w:ascii="Arial" w:cs="Arial" w:eastAsia="Arial" w:hAnsi="Arial"/>
@@ -9705,7 +9994,7 @@
             <w:pPr>
               <w:spacing w:after="20" w:before="0"/>
             </w:pPr>
-            <w:hyperlink w:history="1" r:id="rId8f1o3coc-frjt-aak0qun">
+            <w:hyperlink w:history="1" r:id="rIdhjyfqj3x5mbevgu43co0d">
               <w:r>
                 <w:rPr>
                   <w:rFonts w:ascii="Arial" w:cs="Arial" w:eastAsia="Arial" w:hAnsi="Arial"/>
@@ -9738,7 +10027,7 @@
               <w:spacing w:after="10" w:before="0"/>
               <w:ind w:left="120"/>
             </w:pPr>
-            <w:hyperlink w:history="1" r:id="rIdqwdgllzziwchcba35h3jk">
+            <w:hyperlink w:history="1" r:id="rIdudmbwtww4hpf51sjlcinq">
               <w:r>
                 <w:rPr>
                   <w:rFonts w:ascii="Arial" w:cs="Arial" w:eastAsia="Arial" w:hAnsi="Arial"/>
@@ -9933,7 +10222,7 @@
             <w:pPr>
               <w:spacing w:after="20" w:before="0"/>
             </w:pPr>
-            <w:hyperlink w:history="1" r:id="rIdai1k8-rudig1ssbr8bee5">
+            <w:hyperlink w:history="1" r:id="rIdjno2du2cf9uupuzrm8_2u">
               <w:r>
                 <w:rPr>
                   <w:rFonts w:ascii="Arial" w:cs="Arial" w:eastAsia="Arial" w:hAnsi="Arial"/>
@@ -9966,7 +10255,7 @@
               <w:spacing w:after="10" w:before="0"/>
               <w:ind w:left="120"/>
             </w:pPr>
-            <w:hyperlink w:history="1" r:id="rIdy6k0n9scym_w08bewhoza">
+            <w:hyperlink w:history="1" r:id="rIdft9qk4yoyaantaoxvf2di">
               <w:r>
                 <w:rPr>
                   <w:rFonts w:ascii="Arial" w:cs="Arial" w:eastAsia="Arial" w:hAnsi="Arial"/>
@@ -10011,7 +10300,7 @@
             <w:pPr>
               <w:spacing w:after="20" w:before="0"/>
             </w:pPr>
-            <w:hyperlink w:history="1" r:id="rIdlyla3uafaguavzavter-t">
+            <w:hyperlink w:history="1" r:id="rIdo3o29xwe97aa3pftlmy4c">
               <w:r>
                 <w:rPr>
                   <w:rFonts w:ascii="Arial" w:cs="Arial" w:eastAsia="Arial" w:hAnsi="Arial"/>
@@ -10044,7 +10333,7 @@
               <w:spacing w:after="10" w:before="0"/>
               <w:ind w:left="120"/>
             </w:pPr>
-            <w:hyperlink w:history="1" r:id="rIdf8rswsvmq5sdxhe3zakcg">
+            <w:hyperlink w:history="1" r:id="rIdlhccnu4tmauqixlrppta4">
               <w:r>
                 <w:rPr>
                   <w:rFonts w:ascii="Arial" w:cs="Arial" w:eastAsia="Arial" w:hAnsi="Arial"/>
@@ -10540,6 +10829,65 @@
         </w:tc>
       </w:tr>
     </w:tbl>
+    <w:p>
+      <w:pPr>
+        <w:pBdr>
+          <w:top w:val="single" w:color="BBBBBB" w:sz="4" w:space="4"/>
+        </w:pBdr>
+        <w:spacing w:after="0" w:before="160"/>
+      </w:pPr>
+      <w:r>
+        <w:rPr>
+          <w:rFonts w:ascii="Arial" w:cs="Arial" w:eastAsia="Arial" w:hAnsi="Arial"/>
+          <w:color w:val="666666"/>
+          <w:sz w:val="14"/>
+          <w:szCs w:val="14"/>
+        </w:rPr>
+        <w:t xml:space="preserve">© 2026 SeaVuria and ARES. Aligned with KICD objectives. Developed by SeaVuria; technical implementation by ARES (with AI assistance from Claude). Licensed under </w:t>
+      </w:r>
+      <w:hyperlink w:history="1" r:id="rIdidwsm2xjvklkdffqxugb-">
+        <w:r>
+          <w:rPr>
+            <w:rFonts w:ascii="Arial" w:cs="Arial" w:eastAsia="Arial" w:hAnsi="Arial"/>
+            <w:color w:val="1F6B75"/>
+            <w:sz w:val="14"/>
+            <w:szCs w:val="14"/>
+            <w:u w:val="single" w:color="1F6B75"/>
+          </w:rPr>
+          <w:t xml:space="preserve">CC BY-NC 4.0</w:t>
+        </w:r>
+      </w:hyperlink>
+      <w:r>
+        <w:rPr>
+          <w:rFonts w:ascii="Arial" w:cs="Arial" w:eastAsia="Arial" w:hAnsi="Arial"/>
+          <w:color w:val="666666"/>
+          <w:sz w:val="14"/>
+          <w:szCs w:val="14"/>
+        </w:rPr>
+        <w:t xml:space="preserve"> (</w:t>
+      </w:r>
+      <w:hyperlink w:history="1" r:id="rIdmssudwuksa2g5a6prnvhs">
+        <w:r>
+          <w:rPr>
+            <w:rFonts w:ascii="Arial" w:cs="Arial" w:eastAsia="Arial" w:hAnsi="Arial"/>
+            <w:color w:val="1F6B75"/>
+            <w:sz w:val="14"/>
+            <w:szCs w:val="14"/>
+            <w:u w:val="single" w:color="1F6B75"/>
+          </w:rPr>
+          <w:t xml:space="preserve">https://creativecommons.org/licenses/by-nc/4.0/</w:t>
+        </w:r>
+      </w:hyperlink>
+      <w:r>
+        <w:rPr>
+          <w:rFonts w:ascii="Arial" w:cs="Arial" w:eastAsia="Arial" w:hAnsi="Arial"/>
+          <w:color w:val="666666"/>
+          <w:sz w:val="14"/>
+          <w:szCs w:val="14"/>
+        </w:rPr>
+        <w:t xml:space="preserve">).</w:t>
+      </w:r>
+    </w:p>
     <w:p>
       <w:r>
         <w:br w:type="page"/>
@@ -11710,7 +12058,7 @@
             <w:pPr>
               <w:spacing w:after="20" w:before="0"/>
             </w:pPr>
-            <w:hyperlink w:history="1" r:id="rIdcregdb4ziscv02sp1phyq">
+            <w:hyperlink w:history="1" r:id="rIdghzibryfhkhgq_0wypt5y">
               <w:r>
                 <w:rPr>
                   <w:rFonts w:ascii="Arial" w:cs="Arial" w:eastAsia="Arial" w:hAnsi="Arial"/>
@@ -11743,7 +12091,7 @@
               <w:spacing w:after="10" w:before="0"/>
               <w:ind w:left="120"/>
             </w:pPr>
-            <w:hyperlink w:history="1" r:id="rId_bmzqlkz3kkm51vok-lus">
+            <w:hyperlink w:history="1" r:id="rIdshwnppadvhchxrgivtoy4">
               <w:r>
                 <w:rPr>
                   <w:rFonts w:ascii="Arial" w:cs="Arial" w:eastAsia="Arial" w:hAnsi="Arial"/>
@@ -11788,7 +12136,7 @@
             <w:pPr>
               <w:spacing w:after="20" w:before="0"/>
             </w:pPr>
-            <w:hyperlink w:history="1" r:id="rIdmr_ul1fgstaxdv38hhk-d">
+            <w:hyperlink w:history="1" r:id="rIdi8hcix4mvvg-kfsjjdj7b">
               <w:r>
                 <w:rPr>
                   <w:rFonts w:ascii="Arial" w:cs="Arial" w:eastAsia="Arial" w:hAnsi="Arial"/>
@@ -11821,7 +12169,7 @@
               <w:spacing w:after="10" w:before="0"/>
               <w:ind w:left="120"/>
             </w:pPr>
-            <w:hyperlink w:history="1" r:id="rIdwlvmn8eurwchirh1cocki">
+            <w:hyperlink w:history="1" r:id="rId6e8dimzhwj6ztymywjlpp">
               <w:r>
                 <w:rPr>
                   <w:rFonts w:ascii="Arial" w:cs="Arial" w:eastAsia="Arial" w:hAnsi="Arial"/>
@@ -12016,7 +12364,7 @@
             <w:pPr>
               <w:spacing w:after="20" w:before="0"/>
             </w:pPr>
-            <w:hyperlink w:history="1" r:id="rId5tjyo7gy3s_ucqnsksbmh">
+            <w:hyperlink w:history="1" r:id="rIdk6600imfdnf4usakqwefy">
               <w:r>
                 <w:rPr>
                   <w:rFonts w:ascii="Arial" w:cs="Arial" w:eastAsia="Arial" w:hAnsi="Arial"/>
@@ -12049,7 +12397,7 @@
               <w:spacing w:after="10" w:before="0"/>
               <w:ind w:left="120"/>
             </w:pPr>
-            <w:hyperlink w:history="1" r:id="rIdzy0ez56dqrypofclw3mqa">
+            <w:hyperlink w:history="1" r:id="rIdunbqrwi6xaqeojahr9ydq">
               <w:r>
                 <w:rPr>
                   <w:rFonts w:ascii="Arial" w:cs="Arial" w:eastAsia="Arial" w:hAnsi="Arial"/>
@@ -12094,7 +12442,7 @@
             <w:pPr>
               <w:spacing w:after="20" w:before="0"/>
             </w:pPr>
-            <w:hyperlink w:history="1" r:id="rIdrp-rjb6zr-embi44fyaee">
+            <w:hyperlink w:history="1" r:id="rIdqo71reljscr5ob2w0edyf">
               <w:r>
                 <w:rPr>
                   <w:rFonts w:ascii="Arial" w:cs="Arial" w:eastAsia="Arial" w:hAnsi="Arial"/>
@@ -12127,7 +12475,7 @@
               <w:spacing w:after="10" w:before="0"/>
               <w:ind w:left="120"/>
             </w:pPr>
-            <w:hyperlink w:history="1" r:id="rIdo7npcxcupew2ocwhtzx0y">
+            <w:hyperlink w:history="1" r:id="rIdyky7a1lcw1bg2ghnsq8kk">
               <w:r>
                 <w:rPr>
                   <w:rFonts w:ascii="Arial" w:cs="Arial" w:eastAsia="Arial" w:hAnsi="Arial"/>
@@ -12322,7 +12670,7 @@
             <w:pPr>
               <w:spacing w:after="20" w:before="0"/>
             </w:pPr>
-            <w:hyperlink w:history="1" r:id="rIds5ie3gk_lfyaig-atdhwx">
+            <w:hyperlink w:history="1" r:id="rId4sswjhs5cc7ontz6i6lk3">
               <w:r>
                 <w:rPr>
                   <w:rFonts w:ascii="Arial" w:cs="Arial" w:eastAsia="Arial" w:hAnsi="Arial"/>
@@ -12355,7 +12703,7 @@
               <w:spacing w:after="10" w:before="0"/>
               <w:ind w:left="120"/>
             </w:pPr>
-            <w:hyperlink w:history="1" r:id="rIdtcsmnlk2sg5e__mbfyff0">
+            <w:hyperlink w:history="1" r:id="rIdlwdgzdfhw1zhctohazxty">
               <w:r>
                 <w:rPr>
                   <w:rFonts w:ascii="Arial" w:cs="Arial" w:eastAsia="Arial" w:hAnsi="Arial"/>
@@ -12400,7 +12748,7 @@
             <w:pPr>
               <w:spacing w:after="20" w:before="0"/>
             </w:pPr>
-            <w:hyperlink w:history="1" r:id="rIdl9ehfwul1yfwdzwji2h0i">
+            <w:hyperlink w:history="1" r:id="rId3fg6akhtashis2n43jij3">
               <w:r>
                 <w:rPr>
                   <w:rFonts w:ascii="Arial" w:cs="Arial" w:eastAsia="Arial" w:hAnsi="Arial"/>
@@ -12433,7 +12781,7 @@
               <w:spacing w:after="10" w:before="0"/>
               <w:ind w:left="120"/>
             </w:pPr>
-            <w:hyperlink w:history="1" r:id="rIdz4arlocvndim1aldnbanw">
+            <w:hyperlink w:history="1" r:id="rIddunh5ozlgmt2tw0phltjf">
               <w:r>
                 <w:rPr>
                   <w:rFonts w:ascii="Arial" w:cs="Arial" w:eastAsia="Arial" w:hAnsi="Arial"/>
@@ -12628,7 +12976,7 @@
             <w:pPr>
               <w:spacing w:after="20" w:before="0"/>
             </w:pPr>
-            <w:hyperlink w:history="1" r:id="rIdh01uhd9vklli_hfh4x7hb">
+            <w:hyperlink w:history="1" r:id="rIdsc9sapcm4jc8cknlnhqgl">
               <w:r>
                 <w:rPr>
                   <w:rFonts w:ascii="Arial" w:cs="Arial" w:eastAsia="Arial" w:hAnsi="Arial"/>
@@ -12661,7 +13009,7 @@
               <w:spacing w:after="10" w:before="0"/>
               <w:ind w:left="120"/>
             </w:pPr>
-            <w:hyperlink w:history="1" r:id="rId8tueze7avfus6sgfz4dzf">
+            <w:hyperlink w:history="1" r:id="rId9lngt2znurijmkja-8dga">
               <w:r>
                 <w:rPr>
                   <w:rFonts w:ascii="Arial" w:cs="Arial" w:eastAsia="Arial" w:hAnsi="Arial"/>
@@ -12706,7 +13054,7 @@
             <w:pPr>
               <w:spacing w:after="20" w:before="0"/>
             </w:pPr>
-            <w:hyperlink w:history="1" r:id="rIdvx7bppe-lrgvio6_yyb3e">
+            <w:hyperlink w:history="1" r:id="rIdyrsucnoppeufx3izlo_x6">
               <w:r>
                 <w:rPr>
                   <w:rFonts w:ascii="Arial" w:cs="Arial" w:eastAsia="Arial" w:hAnsi="Arial"/>
@@ -12739,7 +13087,7 @@
               <w:spacing w:after="10" w:before="0"/>
               <w:ind w:left="120"/>
             </w:pPr>
-            <w:hyperlink w:history="1" r:id="rIdp13yvvhiynnmbf2b2ru8j">
+            <w:hyperlink w:history="1" r:id="rIdc8n7am9e8ausnpjtm-a1b">
               <w:r>
                 <w:rPr>
                   <w:rFonts w:ascii="Arial" w:cs="Arial" w:eastAsia="Arial" w:hAnsi="Arial"/>
@@ -12934,7 +13282,7 @@
             <w:pPr>
               <w:spacing w:after="20" w:before="0"/>
             </w:pPr>
-            <w:hyperlink w:history="1" r:id="rIdl33jjzvmcfis5cig38_mt">
+            <w:hyperlink w:history="1" r:id="rIdusxupbh0k3v2hxntaj7hf">
               <w:r>
                 <w:rPr>
                   <w:rFonts w:ascii="Arial" w:cs="Arial" w:eastAsia="Arial" w:hAnsi="Arial"/>
@@ -12967,7 +13315,7 @@
               <w:spacing w:after="10" w:before="0"/>
               <w:ind w:left="120"/>
             </w:pPr>
-            <w:hyperlink w:history="1" r:id="rIdsclge3mtfflt0ufiamzqa">
+            <w:hyperlink w:history="1" r:id="rIdlp4ynjvh_jq8tk-i1jlkm">
               <w:r>
                 <w:rPr>
                   <w:rFonts w:ascii="Arial" w:cs="Arial" w:eastAsia="Arial" w:hAnsi="Arial"/>
@@ -13012,7 +13360,7 @@
             <w:pPr>
               <w:spacing w:after="20" w:before="0"/>
             </w:pPr>
-            <w:hyperlink w:history="1" r:id="rIdqjcy2sks52tg8khezf2e2">
+            <w:hyperlink w:history="1" r:id="rIdheqhc9cd3ivrcgzjxtxa1">
               <w:r>
                 <w:rPr>
                   <w:rFonts w:ascii="Arial" w:cs="Arial" w:eastAsia="Arial" w:hAnsi="Arial"/>
@@ -13045,7 +13393,7 @@
               <w:spacing w:after="10" w:before="0"/>
               <w:ind w:left="120"/>
             </w:pPr>
-            <w:hyperlink w:history="1" r:id="rIdr_6ps5bkkqywux35xh0x-">
+            <w:hyperlink w:history="1" r:id="rIdylb15h8vme1pwfh3vanzv">
               <w:r>
                 <w:rPr>
                   <w:rFonts w:ascii="Arial" w:cs="Arial" w:eastAsia="Arial" w:hAnsi="Arial"/>
@@ -13617,6 +13965,65 @@
         </w:tc>
       </w:tr>
     </w:tbl>
+    <w:p>
+      <w:pPr>
+        <w:pBdr>
+          <w:top w:val="single" w:color="BBBBBB" w:sz="4" w:space="4"/>
+        </w:pBdr>
+        <w:spacing w:after="0" w:before="160"/>
+      </w:pPr>
+      <w:r>
+        <w:rPr>
+          <w:rFonts w:ascii="Arial" w:cs="Arial" w:eastAsia="Arial" w:hAnsi="Arial"/>
+          <w:color w:val="666666"/>
+          <w:sz w:val="14"/>
+          <w:szCs w:val="14"/>
+        </w:rPr>
+        <w:t xml:space="preserve">© 2026 SeaVuria and ARES. Aligned with KICD objectives. Developed by SeaVuria; technical implementation by ARES (with AI assistance from Claude). Licensed under </w:t>
+      </w:r>
+      <w:hyperlink w:history="1" r:id="rIdcvdmk04bfzhcddq_w67ze">
+        <w:r>
+          <w:rPr>
+            <w:rFonts w:ascii="Arial" w:cs="Arial" w:eastAsia="Arial" w:hAnsi="Arial"/>
+            <w:color w:val="1F6B75"/>
+            <w:sz w:val="14"/>
+            <w:szCs w:val="14"/>
+            <w:u w:val="single" w:color="1F6B75"/>
+          </w:rPr>
+          <w:t xml:space="preserve">CC BY-NC 4.0</w:t>
+        </w:r>
+      </w:hyperlink>
+      <w:r>
+        <w:rPr>
+          <w:rFonts w:ascii="Arial" w:cs="Arial" w:eastAsia="Arial" w:hAnsi="Arial"/>
+          <w:color w:val="666666"/>
+          <w:sz w:val="14"/>
+          <w:szCs w:val="14"/>
+        </w:rPr>
+        <w:t xml:space="preserve"> (</w:t>
+      </w:r>
+      <w:hyperlink w:history="1" r:id="rIdoxuy7my_fa2h4fkm9aowt">
+        <w:r>
+          <w:rPr>
+            <w:rFonts w:ascii="Arial" w:cs="Arial" w:eastAsia="Arial" w:hAnsi="Arial"/>
+            <w:color w:val="1F6B75"/>
+            <w:sz w:val="14"/>
+            <w:szCs w:val="14"/>
+            <w:u w:val="single" w:color="1F6B75"/>
+          </w:rPr>
+          <w:t xml:space="preserve">https://creativecommons.org/licenses/by-nc/4.0/</w:t>
+        </w:r>
+      </w:hyperlink>
+      <w:r>
+        <w:rPr>
+          <w:rFonts w:ascii="Arial" w:cs="Arial" w:eastAsia="Arial" w:hAnsi="Arial"/>
+          <w:color w:val="666666"/>
+          <w:sz w:val="14"/>
+          <w:szCs w:val="14"/>
+        </w:rPr>
+        <w:t xml:space="preserve">).</w:t>
+      </w:r>
+    </w:p>
     <w:p>
       <w:r>
         <w:br w:type="page"/>
@@ -14608,7 +15015,7 @@
             <w:pPr>
               <w:spacing w:after="20" w:before="0"/>
             </w:pPr>
-            <w:hyperlink w:history="1" r:id="rIdtkcny1v2w95dt1sgsd1lg">
+            <w:hyperlink w:history="1" r:id="rId9dbgfwtf2crkdwgjkq0hg">
               <w:r>
                 <w:rPr>
                   <w:rFonts w:ascii="Arial" w:cs="Arial" w:eastAsia="Arial" w:hAnsi="Arial"/>
@@ -14641,7 +15048,7 @@
               <w:spacing w:after="10" w:before="0"/>
               <w:ind w:left="120"/>
             </w:pPr>
-            <w:hyperlink w:history="1" r:id="rIdziy7nuzfrdhpurfx9ug7r">
+            <w:hyperlink w:history="1" r:id="rIdw6xoes6rhf2k6wfkhputd">
               <w:r>
                 <w:rPr>
                   <w:rFonts w:ascii="Arial" w:cs="Arial" w:eastAsia="Arial" w:hAnsi="Arial"/>
@@ -14686,7 +15093,7 @@
             <w:pPr>
               <w:spacing w:after="20" w:before="0"/>
             </w:pPr>
-            <w:hyperlink w:history="1" r:id="rIdkbhvuqpkd0gvyoqp6ye3r">
+            <w:hyperlink w:history="1" r:id="rIdxb3riwb-fcspj4m0lfpia">
               <w:r>
                 <w:rPr>
                   <w:rFonts w:ascii="Arial" w:cs="Arial" w:eastAsia="Arial" w:hAnsi="Arial"/>
@@ -14719,7 +15126,7 @@
               <w:spacing w:after="10" w:before="0"/>
               <w:ind w:left="120"/>
             </w:pPr>
-            <w:hyperlink w:history="1" r:id="rIdvyitsswi2_1h2becyrxdz">
+            <w:hyperlink w:history="1" r:id="rIdt106naduwkxnujphp8sgz">
               <w:r>
                 <w:rPr>
                   <w:rFonts w:ascii="Arial" w:cs="Arial" w:eastAsia="Arial" w:hAnsi="Arial"/>
@@ -14914,7 +15321,7 @@
             <w:pPr>
               <w:spacing w:after="20" w:before="0"/>
             </w:pPr>
-            <w:hyperlink w:history="1" r:id="rIdc8hgijupjys4uvzyknold">
+            <w:hyperlink w:history="1" r:id="rIdpf6ch_q0ucc6v1apafqli">
               <w:r>
                 <w:rPr>
                   <w:rFonts w:ascii="Arial" w:cs="Arial" w:eastAsia="Arial" w:hAnsi="Arial"/>
@@ -14947,7 +15354,7 @@
               <w:spacing w:after="10" w:before="0"/>
               <w:ind w:left="120"/>
             </w:pPr>
-            <w:hyperlink w:history="1" r:id="rId9nacmbjrttqp5cy1mymwg">
+            <w:hyperlink w:history="1" r:id="rIdypwfw9c1zmnioa2eusmkd">
               <w:r>
                 <w:rPr>
                   <w:rFonts w:ascii="Arial" w:cs="Arial" w:eastAsia="Arial" w:hAnsi="Arial"/>
@@ -14992,7 +15399,7 @@
             <w:pPr>
               <w:spacing w:after="20" w:before="0"/>
             </w:pPr>
-            <w:hyperlink w:history="1" r:id="rId5xjspc3luszdeei-yfooz">
+            <w:hyperlink w:history="1" r:id="rIdduu6dnd6olaqudo3gtzq2">
               <w:r>
                 <w:rPr>
                   <w:rFonts w:ascii="Arial" w:cs="Arial" w:eastAsia="Arial" w:hAnsi="Arial"/>
@@ -15025,7 +15432,7 @@
               <w:spacing w:after="10" w:before="0"/>
               <w:ind w:left="120"/>
             </w:pPr>
-            <w:hyperlink w:history="1" r:id="rIdg5p985ue1ikvziafzhl7u">
+            <w:hyperlink w:history="1" r:id="rId5_eo4vdsufq961qmgs4m7">
               <w:r>
                 <w:rPr>
                   <w:rFonts w:ascii="Arial" w:cs="Arial" w:eastAsia="Arial" w:hAnsi="Arial"/>
@@ -15220,7 +15627,7 @@
             <w:pPr>
               <w:spacing w:after="20" w:before="0"/>
             </w:pPr>
-            <w:hyperlink w:history="1" r:id="rId_2fdce-rwfxzbzrqsfzav">
+            <w:hyperlink w:history="1" r:id="rIdhg9vulvqm5uaq-2vfnrpw">
               <w:r>
                 <w:rPr>
                   <w:rFonts w:ascii="Arial" w:cs="Arial" w:eastAsia="Arial" w:hAnsi="Arial"/>
@@ -15253,7 +15660,7 @@
               <w:spacing w:after="10" w:before="0"/>
               <w:ind w:left="120"/>
             </w:pPr>
-            <w:hyperlink w:history="1" r:id="rIdtdsbs-eoxfyz5s2d4xqed">
+            <w:hyperlink w:history="1" r:id="rIduhk9u6a9vjsx3544m14yd">
               <w:r>
                 <w:rPr>
                   <w:rFonts w:ascii="Arial" w:cs="Arial" w:eastAsia="Arial" w:hAnsi="Arial"/>
@@ -15298,7 +15705,7 @@
             <w:pPr>
               <w:spacing w:after="20" w:before="0"/>
             </w:pPr>
-            <w:hyperlink w:history="1" r:id="rId7sbhbu28uxdeplegdvxyp">
+            <w:hyperlink w:history="1" r:id="rIdzste3mpp7bqdkhcc4qf4k">
               <w:r>
                 <w:rPr>
                   <w:rFonts w:ascii="Arial" w:cs="Arial" w:eastAsia="Arial" w:hAnsi="Arial"/>
@@ -15331,7 +15738,7 @@
               <w:spacing w:after="10" w:before="0"/>
               <w:ind w:left="120"/>
             </w:pPr>
-            <w:hyperlink w:history="1" r:id="rIdjdpprmawv9dsn85_ulq3w">
+            <w:hyperlink w:history="1" r:id="rIdsmvwags-0avqwlmopwkqb">
               <w:r>
                 <w:rPr>
                   <w:rFonts w:ascii="Arial" w:cs="Arial" w:eastAsia="Arial" w:hAnsi="Arial"/>
@@ -15526,7 +15933,7 @@
             <w:pPr>
               <w:spacing w:after="20" w:before="0"/>
             </w:pPr>
-            <w:hyperlink w:history="1" r:id="rId6cnwrpx7er6qbf_ra1e0c">
+            <w:hyperlink w:history="1" r:id="rId8zzhlxlks0ou-gyz-kg1_">
               <w:r>
                 <w:rPr>
                   <w:rFonts w:ascii="Arial" w:cs="Arial" w:eastAsia="Arial" w:hAnsi="Arial"/>
@@ -15559,7 +15966,7 @@
               <w:spacing w:after="10" w:before="0"/>
               <w:ind w:left="120"/>
             </w:pPr>
-            <w:hyperlink w:history="1" r:id="rIdttjxw26gjllvx_a5f28lr">
+            <w:hyperlink w:history="1" r:id="rIdh8b-34wamn_gomjvjrfdj">
               <w:r>
                 <w:rPr>
                   <w:rFonts w:ascii="Arial" w:cs="Arial" w:eastAsia="Arial" w:hAnsi="Arial"/>
@@ -15604,7 +16011,7 @@
             <w:pPr>
               <w:spacing w:after="20" w:before="0"/>
             </w:pPr>
-            <w:hyperlink w:history="1" r:id="rIdmw4gohdxoekyvm-eusj5z">
+            <w:hyperlink w:history="1" r:id="rIdvu7y21taxclzprb-pcvd3">
               <w:r>
                 <w:rPr>
                   <w:rFonts w:ascii="Arial" w:cs="Arial" w:eastAsia="Arial" w:hAnsi="Arial"/>
@@ -15637,7 +16044,7 @@
               <w:spacing w:after="10" w:before="0"/>
               <w:ind w:left="120"/>
             </w:pPr>
-            <w:hyperlink w:history="1" r:id="rIdagu3t2xipb9m08mjq4wgt">
+            <w:hyperlink w:history="1" r:id="rIdiv_qw-zouzs-8qaaz0jin">
               <w:r>
                 <w:rPr>
                   <w:rFonts w:ascii="Arial" w:cs="Arial" w:eastAsia="Arial" w:hAnsi="Arial"/>
@@ -15832,7 +16239,7 @@
             <w:pPr>
               <w:spacing w:after="20" w:before="0"/>
             </w:pPr>
-            <w:hyperlink w:history="1" r:id="rId6u2wo_3mbdbf4diriz_rc">
+            <w:hyperlink w:history="1" r:id="rIdevautafsgv9tznspuc7bk">
               <w:r>
                 <w:rPr>
                   <w:rFonts w:ascii="Arial" w:cs="Arial" w:eastAsia="Arial" w:hAnsi="Arial"/>
@@ -15865,7 +16272,7 @@
               <w:spacing w:after="10" w:before="0"/>
               <w:ind w:left="120"/>
             </w:pPr>
-            <w:hyperlink w:history="1" r:id="rId4johpsgts2gyh3vlvftgk">
+            <w:hyperlink w:history="1" r:id="rIdpurp4p19iekxdvij_zryn">
               <w:r>
                 <w:rPr>
                   <w:rFonts w:ascii="Arial" w:cs="Arial" w:eastAsia="Arial" w:hAnsi="Arial"/>
@@ -15910,7 +16317,7 @@
             <w:pPr>
               <w:spacing w:after="20" w:before="0"/>
             </w:pPr>
-            <w:hyperlink w:history="1" r:id="rId0vxeviipe_moc6dqj7o60">
+            <w:hyperlink w:history="1" r:id="rIdt_k_iq1ephh3kadqepkwq">
               <w:r>
                 <w:rPr>
                   <w:rFonts w:ascii="Arial" w:cs="Arial" w:eastAsia="Arial" w:hAnsi="Arial"/>
@@ -15943,7 +16350,7 @@
               <w:spacing w:after="10" w:before="0"/>
               <w:ind w:left="120"/>
             </w:pPr>
-            <w:hyperlink w:history="1" r:id="rId696k4weaa04sehmvpzto4">
+            <w:hyperlink w:history="1" r:id="rId3mt02ffbfpbzdwxixj9pk">
               <w:r>
                 <w:rPr>
                   <w:rFonts w:ascii="Arial" w:cs="Arial" w:eastAsia="Arial" w:hAnsi="Arial"/>
@@ -16439,6 +16846,65 @@
         </w:tc>
       </w:tr>
     </w:tbl>
+    <w:p>
+      <w:pPr>
+        <w:pBdr>
+          <w:top w:val="single" w:color="BBBBBB" w:sz="4" w:space="4"/>
+        </w:pBdr>
+        <w:spacing w:after="0" w:before="160"/>
+      </w:pPr>
+      <w:r>
+        <w:rPr>
+          <w:rFonts w:ascii="Arial" w:cs="Arial" w:eastAsia="Arial" w:hAnsi="Arial"/>
+          <w:color w:val="666666"/>
+          <w:sz w:val="14"/>
+          <w:szCs w:val="14"/>
+        </w:rPr>
+        <w:t xml:space="preserve">© 2026 SeaVuria and ARES. Aligned with KICD objectives. Developed by SeaVuria; technical implementation by ARES (with AI assistance from Claude). Licensed under </w:t>
+      </w:r>
+      <w:hyperlink w:history="1" r:id="rIdrpmk4lxgpu-7mv_dz6iqj">
+        <w:r>
+          <w:rPr>
+            <w:rFonts w:ascii="Arial" w:cs="Arial" w:eastAsia="Arial" w:hAnsi="Arial"/>
+            <w:color w:val="1F6B75"/>
+            <w:sz w:val="14"/>
+            <w:szCs w:val="14"/>
+            <w:u w:val="single" w:color="1F6B75"/>
+          </w:rPr>
+          <w:t xml:space="preserve">CC BY-NC 4.0</w:t>
+        </w:r>
+      </w:hyperlink>
+      <w:r>
+        <w:rPr>
+          <w:rFonts w:ascii="Arial" w:cs="Arial" w:eastAsia="Arial" w:hAnsi="Arial"/>
+          <w:color w:val="666666"/>
+          <w:sz w:val="14"/>
+          <w:szCs w:val="14"/>
+        </w:rPr>
+        <w:t xml:space="preserve"> (</w:t>
+      </w:r>
+      <w:hyperlink w:history="1" r:id="rId6dwc33bjj9wmt6qpd_8jn">
+        <w:r>
+          <w:rPr>
+            <w:rFonts w:ascii="Arial" w:cs="Arial" w:eastAsia="Arial" w:hAnsi="Arial"/>
+            <w:color w:val="1F6B75"/>
+            <w:sz w:val="14"/>
+            <w:szCs w:val="14"/>
+            <w:u w:val="single" w:color="1F6B75"/>
+          </w:rPr>
+          <w:t xml:space="preserve">https://creativecommons.org/licenses/by-nc/4.0/</w:t>
+        </w:r>
+      </w:hyperlink>
+      <w:r>
+        <w:rPr>
+          <w:rFonts w:ascii="Arial" w:cs="Arial" w:eastAsia="Arial" w:hAnsi="Arial"/>
+          <w:color w:val="666666"/>
+          <w:sz w:val="14"/>
+          <w:szCs w:val="14"/>
+        </w:rPr>
+        <w:t xml:space="preserve">).</w:t>
+      </w:r>
+    </w:p>
     <w:p>
       <w:r>
         <w:br w:type="page"/>
@@ -17430,7 +17896,7 @@
             <w:pPr>
               <w:spacing w:after="20" w:before="0"/>
             </w:pPr>
-            <w:hyperlink w:history="1" r:id="rIdxns7hmfttfjlxukciaxq7">
+            <w:hyperlink w:history="1" r:id="rIdg3elupyuy_axylvxwqajo">
               <w:r>
                 <w:rPr>
                   <w:rFonts w:ascii="Arial" w:cs="Arial" w:eastAsia="Arial" w:hAnsi="Arial"/>
@@ -17463,7 +17929,7 @@
               <w:spacing w:after="10" w:before="0"/>
               <w:ind w:left="120"/>
             </w:pPr>
-            <w:hyperlink w:history="1" r:id="rIdp8pocfzeuql76gulxlk8y">
+            <w:hyperlink w:history="1" r:id="rIdm5nqqeykfz-kuxz_m6ydq">
               <w:r>
                 <w:rPr>
                   <w:rFonts w:ascii="Arial" w:cs="Arial" w:eastAsia="Arial" w:hAnsi="Arial"/>
@@ -17508,7 +17974,7 @@
             <w:pPr>
               <w:spacing w:after="20" w:before="0"/>
             </w:pPr>
-            <w:hyperlink w:history="1" r:id="rIdmmdxrqldfitlyoyhyexve">
+            <w:hyperlink w:history="1" r:id="rIdozhmo0b9_loibppa8nved">
               <w:r>
                 <w:rPr>
                   <w:rFonts w:ascii="Arial" w:cs="Arial" w:eastAsia="Arial" w:hAnsi="Arial"/>
@@ -17541,7 +18007,7 @@
               <w:spacing w:after="10" w:before="0"/>
               <w:ind w:left="120"/>
             </w:pPr>
-            <w:hyperlink w:history="1" r:id="rIdi8coghkvrjqymzrenw4hm">
+            <w:hyperlink w:history="1" r:id="rId0cbugl3xb9bvaf9heunfq">
               <w:r>
                 <w:rPr>
                   <w:rFonts w:ascii="Arial" w:cs="Arial" w:eastAsia="Arial" w:hAnsi="Arial"/>
@@ -17736,7 +18202,7 @@
             <w:pPr>
               <w:spacing w:after="20" w:before="0"/>
             </w:pPr>
-            <w:hyperlink w:history="1" r:id="rIdc6y3ealrb87uucuteelmt">
+            <w:hyperlink w:history="1" r:id="rIdfauwsnjbbddgok-s0qpta">
               <w:r>
                 <w:rPr>
                   <w:rFonts w:ascii="Arial" w:cs="Arial" w:eastAsia="Arial" w:hAnsi="Arial"/>
@@ -17769,7 +18235,7 @@
               <w:spacing w:after="10" w:before="0"/>
               <w:ind w:left="120"/>
             </w:pPr>
-            <w:hyperlink w:history="1" r:id="rIdw_djqwma9chka1jtrofya">
+            <w:hyperlink w:history="1" r:id="rIdrsliffpshulmys4zcp-_l">
               <w:r>
                 <w:rPr>
                   <w:rFonts w:ascii="Arial" w:cs="Arial" w:eastAsia="Arial" w:hAnsi="Arial"/>
@@ -17814,7 +18280,7 @@
             <w:pPr>
               <w:spacing w:after="20" w:before="0"/>
             </w:pPr>
-            <w:hyperlink w:history="1" r:id="rIdktjwqgsyit55w0yfdcwfg">
+            <w:hyperlink w:history="1" r:id="rIdzl7e9m5qrg0l7vhx8hdpr">
               <w:r>
                 <w:rPr>
                   <w:rFonts w:ascii="Arial" w:cs="Arial" w:eastAsia="Arial" w:hAnsi="Arial"/>
@@ -17847,7 +18313,7 @@
               <w:spacing w:after="10" w:before="0"/>
               <w:ind w:left="120"/>
             </w:pPr>
-            <w:hyperlink w:history="1" r:id="rIdh0bodqh_fkzix2jjg5csj">
+            <w:hyperlink w:history="1" r:id="rIdfgm34z2lhxx9plymuofb6">
               <w:r>
                 <w:rPr>
                   <w:rFonts w:ascii="Arial" w:cs="Arial" w:eastAsia="Arial" w:hAnsi="Arial"/>
@@ -18042,7 +18508,7 @@
             <w:pPr>
               <w:spacing w:after="20" w:before="0"/>
             </w:pPr>
-            <w:hyperlink w:history="1" r:id="rId5peu28qckxuyqjzyt56l6">
+            <w:hyperlink w:history="1" r:id="rIdvosfmflgrpro7cw1jzxon">
               <w:r>
                 <w:rPr>
                   <w:rFonts w:ascii="Arial" w:cs="Arial" w:eastAsia="Arial" w:hAnsi="Arial"/>
@@ -18075,7 +18541,7 @@
               <w:spacing w:after="10" w:before="0"/>
               <w:ind w:left="120"/>
             </w:pPr>
-            <w:hyperlink w:history="1" r:id="rId3qga8mc0polltevnahc7s">
+            <w:hyperlink w:history="1" r:id="rId9_udsgxevnkoztjlyyzpr">
               <w:r>
                 <w:rPr>
                   <w:rFonts w:ascii="Arial" w:cs="Arial" w:eastAsia="Arial" w:hAnsi="Arial"/>
@@ -18120,7 +18586,7 @@
             <w:pPr>
               <w:spacing w:after="20" w:before="0"/>
             </w:pPr>
-            <w:hyperlink w:history="1" r:id="rIdyxxg172bcstopxs5ydwau">
+            <w:hyperlink w:history="1" r:id="rIdwqu3jxe_nicu86eetq_1p">
               <w:r>
                 <w:rPr>
                   <w:rFonts w:ascii="Arial" w:cs="Arial" w:eastAsia="Arial" w:hAnsi="Arial"/>
@@ -18153,7 +18619,7 @@
               <w:spacing w:after="10" w:before="0"/>
               <w:ind w:left="120"/>
             </w:pPr>
-            <w:hyperlink w:history="1" r:id="rIdujyuijkylxdjnme22gnbm">
+            <w:hyperlink w:history="1" r:id="rIdar64zybf31czkwa5krlor">
               <w:r>
                 <w:rPr>
                   <w:rFonts w:ascii="Arial" w:cs="Arial" w:eastAsia="Arial" w:hAnsi="Arial"/>
@@ -18348,7 +18814,7 @@
             <w:pPr>
               <w:spacing w:after="20" w:before="0"/>
             </w:pPr>
-            <w:hyperlink w:history="1" r:id="rIdjotxhlnjhiaz5vrn6tdtt">
+            <w:hyperlink w:history="1" r:id="rIdobacn7_aqbvbhxnaek5ss">
               <w:r>
                 <w:rPr>
                   <w:rFonts w:ascii="Arial" w:cs="Arial" w:eastAsia="Arial" w:hAnsi="Arial"/>
@@ -18381,7 +18847,7 @@
               <w:spacing w:after="10" w:before="0"/>
               <w:ind w:left="120"/>
             </w:pPr>
-            <w:hyperlink w:history="1" r:id="rIdrrhufyc81qgf4wzbdlhuw">
+            <w:hyperlink w:history="1" r:id="rIdhbz5mm93nfettlla2w4yl">
               <w:r>
                 <w:rPr>
                   <w:rFonts w:ascii="Arial" w:cs="Arial" w:eastAsia="Arial" w:hAnsi="Arial"/>
@@ -18426,7 +18892,7 @@
             <w:pPr>
               <w:spacing w:after="20" w:before="0"/>
             </w:pPr>
-            <w:hyperlink w:history="1" r:id="rId9gfon9uw5flw8cfwnpu6q">
+            <w:hyperlink w:history="1" r:id="rIdz_ov05wwipzcqm4nv9vyb">
               <w:r>
                 <w:rPr>
                   <w:rFonts w:ascii="Arial" w:cs="Arial" w:eastAsia="Arial" w:hAnsi="Arial"/>
@@ -18459,7 +18925,7 @@
               <w:spacing w:after="10" w:before="0"/>
               <w:ind w:left="120"/>
             </w:pPr>
-            <w:hyperlink w:history="1" r:id="rIdgqzazc7wg0vquubaquotm">
+            <w:hyperlink w:history="1" r:id="rIduiijkq3gnmswzvkhpnycn">
               <w:r>
                 <w:rPr>
                   <w:rFonts w:ascii="Arial" w:cs="Arial" w:eastAsia="Arial" w:hAnsi="Arial"/>
@@ -18654,7 +19120,7 @@
             <w:pPr>
               <w:spacing w:after="20" w:before="0"/>
             </w:pPr>
-            <w:hyperlink w:history="1" r:id="rId4xvuaquqqzzv5mqtz1oxj">
+            <w:hyperlink w:history="1" r:id="rIdtv28fqtsw-8ydvug8mdld">
               <w:r>
                 <w:rPr>
                   <w:rFonts w:ascii="Arial" w:cs="Arial" w:eastAsia="Arial" w:hAnsi="Arial"/>
@@ -18687,7 +19153,7 @@
               <w:spacing w:after="10" w:before="0"/>
               <w:ind w:left="120"/>
             </w:pPr>
-            <w:hyperlink w:history="1" r:id="rIdgz_rveilcfeqvz3h6kwzs">
+            <w:hyperlink w:history="1" r:id="rIdrgxp9igs-awzie20snogs">
               <w:r>
                 <w:rPr>
                   <w:rFonts w:ascii="Arial" w:cs="Arial" w:eastAsia="Arial" w:hAnsi="Arial"/>
@@ -18732,7 +19198,7 @@
             <w:pPr>
               <w:spacing w:after="20" w:before="0"/>
             </w:pPr>
-            <w:hyperlink w:history="1" r:id="rIdyfgwu4fcrivamwnqhzhbc">
+            <w:hyperlink w:history="1" r:id="rIdyacijrmgavrlof1ssyncp">
               <w:r>
                 <w:rPr>
                   <w:rFonts w:ascii="Arial" w:cs="Arial" w:eastAsia="Arial" w:hAnsi="Arial"/>
@@ -18765,7 +19231,7 @@
               <w:spacing w:after="10" w:before="0"/>
               <w:ind w:left="120"/>
             </w:pPr>
-            <w:hyperlink w:history="1" r:id="rId3yb9mlyjsopexgwvrbm91">
+            <w:hyperlink w:history="1" r:id="rIdjkgrhefxcejac-kaf7qks">
               <w:r>
                 <w:rPr>
                   <w:rFonts w:ascii="Arial" w:cs="Arial" w:eastAsia="Arial" w:hAnsi="Arial"/>
@@ -19261,6 +19727,65 @@
         </w:tc>
       </w:tr>
     </w:tbl>
+    <w:p>
+      <w:pPr>
+        <w:pBdr>
+          <w:top w:val="single" w:color="BBBBBB" w:sz="4" w:space="4"/>
+        </w:pBdr>
+        <w:spacing w:after="0" w:before="160"/>
+      </w:pPr>
+      <w:r>
+        <w:rPr>
+          <w:rFonts w:ascii="Arial" w:cs="Arial" w:eastAsia="Arial" w:hAnsi="Arial"/>
+          <w:color w:val="666666"/>
+          <w:sz w:val="14"/>
+          <w:szCs w:val="14"/>
+        </w:rPr>
+        <w:t xml:space="preserve">© 2026 SeaVuria and ARES. Aligned with KICD objectives. Developed by SeaVuria; technical implementation by ARES (with AI assistance from Claude). Licensed under </w:t>
+      </w:r>
+      <w:hyperlink w:history="1" r:id="rId-zkwzvfhp8mntblhxcpr7">
+        <w:r>
+          <w:rPr>
+            <w:rFonts w:ascii="Arial" w:cs="Arial" w:eastAsia="Arial" w:hAnsi="Arial"/>
+            <w:color w:val="1F6B75"/>
+            <w:sz w:val="14"/>
+            <w:szCs w:val="14"/>
+            <w:u w:val="single" w:color="1F6B75"/>
+          </w:rPr>
+          <w:t xml:space="preserve">CC BY-NC 4.0</w:t>
+        </w:r>
+      </w:hyperlink>
+      <w:r>
+        <w:rPr>
+          <w:rFonts w:ascii="Arial" w:cs="Arial" w:eastAsia="Arial" w:hAnsi="Arial"/>
+          <w:color w:val="666666"/>
+          <w:sz w:val="14"/>
+          <w:szCs w:val="14"/>
+        </w:rPr>
+        <w:t xml:space="preserve"> (</w:t>
+      </w:r>
+      <w:hyperlink w:history="1" r:id="rIdwgj8an2tyjvdegrfktgjw">
+        <w:r>
+          <w:rPr>
+            <w:rFonts w:ascii="Arial" w:cs="Arial" w:eastAsia="Arial" w:hAnsi="Arial"/>
+            <w:color w:val="1F6B75"/>
+            <w:sz w:val="14"/>
+            <w:szCs w:val="14"/>
+            <w:u w:val="single" w:color="1F6B75"/>
+          </w:rPr>
+          <w:t xml:space="preserve">https://creativecommons.org/licenses/by-nc/4.0/</w:t>
+        </w:r>
+      </w:hyperlink>
+      <w:r>
+        <w:rPr>
+          <w:rFonts w:ascii="Arial" w:cs="Arial" w:eastAsia="Arial" w:hAnsi="Arial"/>
+          <w:color w:val="666666"/>
+          <w:sz w:val="14"/>
+          <w:szCs w:val="14"/>
+        </w:rPr>
+        <w:t xml:space="preserve">).</w:t>
+      </w:r>
+    </w:p>
     <w:p>
       <w:r>
         <w:br w:type="page"/>
@@ -20491,7 +21016,7 @@
             <w:pPr>
               <w:spacing w:after="20" w:before="0"/>
             </w:pPr>
-            <w:hyperlink w:history="1" r:id="rIdpe6-dzkqlomus_9s90pxe">
+            <w:hyperlink w:history="1" r:id="rIdkbgr7su9iuckjgi_v8jpm">
               <w:r>
                 <w:rPr>
                   <w:rFonts w:ascii="Arial" w:cs="Arial" w:eastAsia="Arial" w:hAnsi="Arial"/>
@@ -20524,7 +21049,7 @@
               <w:spacing w:after="10" w:before="0"/>
               <w:ind w:left="120"/>
             </w:pPr>
-            <w:hyperlink w:history="1" r:id="rId0hpc3lhfo_gu0yh0hapaf">
+            <w:hyperlink w:history="1" r:id="rIdcj52dnujls1ewatxgl7et">
               <w:r>
                 <w:rPr>
                   <w:rFonts w:ascii="Arial" w:cs="Arial" w:eastAsia="Arial" w:hAnsi="Arial"/>
@@ -20569,7 +21094,7 @@
             <w:pPr>
               <w:spacing w:after="20" w:before="0"/>
             </w:pPr>
-            <w:hyperlink w:history="1" r:id="rIdx91-vppsmrywyqht05i2j">
+            <w:hyperlink w:history="1" r:id="rId-uilygup1mpa-qr1itxrn">
               <w:r>
                 <w:rPr>
                   <w:rFonts w:ascii="Arial" w:cs="Arial" w:eastAsia="Arial" w:hAnsi="Arial"/>
@@ -20602,7 +21127,7 @@
               <w:spacing w:after="10" w:before="0"/>
               <w:ind w:left="120"/>
             </w:pPr>
-            <w:hyperlink w:history="1" r:id="rIdjelh3bjyr7bod_rexmgxt">
+            <w:hyperlink w:history="1" r:id="rId1yn_lxh2940gdh2onpbtc">
               <w:r>
                 <w:rPr>
                   <w:rFonts w:ascii="Arial" w:cs="Arial" w:eastAsia="Arial" w:hAnsi="Arial"/>
@@ -20797,7 +21322,7 @@
             <w:pPr>
               <w:spacing w:after="20" w:before="0"/>
             </w:pPr>
-            <w:hyperlink w:history="1" r:id="rIdtungnrhlf7ruw2s9xz8f4">
+            <w:hyperlink w:history="1" r:id="rIdlj5dmzq_ig8q5t-leqbyw">
               <w:r>
                 <w:rPr>
                   <w:rFonts w:ascii="Arial" w:cs="Arial" w:eastAsia="Arial" w:hAnsi="Arial"/>
@@ -20830,7 +21355,7 @@
               <w:spacing w:after="10" w:before="0"/>
               <w:ind w:left="120"/>
             </w:pPr>
-            <w:hyperlink w:history="1" r:id="rIdyinrmtmv6e__u77hftw3-">
+            <w:hyperlink w:history="1" r:id="rIdkhjaixnuuckknvzm1_rhc">
               <w:r>
                 <w:rPr>
                   <w:rFonts w:ascii="Arial" w:cs="Arial" w:eastAsia="Arial" w:hAnsi="Arial"/>
@@ -20875,7 +21400,7 @@
             <w:pPr>
               <w:spacing w:after="20" w:before="0"/>
             </w:pPr>
-            <w:hyperlink w:history="1" r:id="rId2z_recrqorpbdqhu86nyb">
+            <w:hyperlink w:history="1" r:id="rId5pfglchbfvhef8aewnzf0">
               <w:r>
                 <w:rPr>
                   <w:rFonts w:ascii="Arial" w:cs="Arial" w:eastAsia="Arial" w:hAnsi="Arial"/>
@@ -20908,7 +21433,7 @@
               <w:spacing w:after="10" w:before="0"/>
               <w:ind w:left="120"/>
             </w:pPr>
-            <w:hyperlink w:history="1" r:id="rIdkbc9sgzobklaoknmlmpi6">
+            <w:hyperlink w:history="1" r:id="rId8_ncz-henq5x-bicie3gs">
               <w:r>
                 <w:rPr>
                   <w:rFonts w:ascii="Arial" w:cs="Arial" w:eastAsia="Arial" w:hAnsi="Arial"/>
@@ -21103,7 +21628,7 @@
             <w:pPr>
               <w:spacing w:after="20" w:before="0"/>
             </w:pPr>
-            <w:hyperlink w:history="1" r:id="rIdrn072j86ccvyrywsdyh2w">
+            <w:hyperlink w:history="1" r:id="rIdxormyziplaj4pb_vcqclr">
               <w:r>
                 <w:rPr>
                   <w:rFonts w:ascii="Arial" w:cs="Arial" w:eastAsia="Arial" w:hAnsi="Arial"/>
@@ -21136,7 +21661,7 @@
               <w:spacing w:after="10" w:before="0"/>
               <w:ind w:left="120"/>
             </w:pPr>
-            <w:hyperlink w:history="1" r:id="rIdbwawy-bfmu7pu5ql3cguh">
+            <w:hyperlink w:history="1" r:id="rIdcadkdjlb7kvh-k7u3rtcr">
               <w:r>
                 <w:rPr>
                   <w:rFonts w:ascii="Arial" w:cs="Arial" w:eastAsia="Arial" w:hAnsi="Arial"/>
@@ -21181,7 +21706,7 @@
             <w:pPr>
               <w:spacing w:after="20" w:before="0"/>
             </w:pPr>
-            <w:hyperlink w:history="1" r:id="rIdovagvjsozwn2rbwfiqkau">
+            <w:hyperlink w:history="1" r:id="rIdx88ochfhoasqudjf4j0rq">
               <w:r>
                 <w:rPr>
                   <w:rFonts w:ascii="Arial" w:cs="Arial" w:eastAsia="Arial" w:hAnsi="Arial"/>
@@ -21214,7 +21739,7 @@
               <w:spacing w:after="10" w:before="0"/>
               <w:ind w:left="120"/>
             </w:pPr>
-            <w:hyperlink w:history="1" r:id="rIdiekgq337xzvc8n40n2ie5">
+            <w:hyperlink w:history="1" r:id="rIdk6btjzfv2ydixnvjpchn8">
               <w:r>
                 <w:rPr>
                   <w:rFonts w:ascii="Arial" w:cs="Arial" w:eastAsia="Arial" w:hAnsi="Arial"/>
@@ -21409,7 +21934,7 @@
             <w:pPr>
               <w:spacing w:after="20" w:before="0"/>
             </w:pPr>
-            <w:hyperlink w:history="1" r:id="rIdy7qyehrr1v5vzjbpoysyp">
+            <w:hyperlink w:history="1" r:id="rId4_taou1zemvdxc7wd0nvf">
               <w:r>
                 <w:rPr>
                   <w:rFonts w:ascii="Arial" w:cs="Arial" w:eastAsia="Arial" w:hAnsi="Arial"/>
@@ -21442,7 +21967,7 @@
               <w:spacing w:after="10" w:before="0"/>
               <w:ind w:left="120"/>
             </w:pPr>
-            <w:hyperlink w:history="1" r:id="rIdnz8wt1j1hj4t3jvwlc_i2">
+            <w:hyperlink w:history="1" r:id="rIdxgmvtlr3odzqkfaahfimi">
               <w:r>
                 <w:rPr>
                   <w:rFonts w:ascii="Arial" w:cs="Arial" w:eastAsia="Arial" w:hAnsi="Arial"/>
@@ -21487,7 +22012,7 @@
             <w:pPr>
               <w:spacing w:after="20" w:before="0"/>
             </w:pPr>
-            <w:hyperlink w:history="1" r:id="rIdyzuhuw8pdodcfte4knylm">
+            <w:hyperlink w:history="1" r:id="rIdkgnb6wi94shr0s05pip1y">
               <w:r>
                 <w:rPr>
                   <w:rFonts w:ascii="Arial" w:cs="Arial" w:eastAsia="Arial" w:hAnsi="Arial"/>
@@ -21520,7 +22045,7 @@
               <w:spacing w:after="10" w:before="0"/>
               <w:ind w:left="120"/>
             </w:pPr>
-            <w:hyperlink w:history="1" r:id="rIdzbpjnhs4snsckymfwjlgn">
+            <w:hyperlink w:history="1" r:id="rIdee1cmbtnunfcnyy-m2pwk">
               <w:r>
                 <w:rPr>
                   <w:rFonts w:ascii="Arial" w:cs="Arial" w:eastAsia="Arial" w:hAnsi="Arial"/>
@@ -21715,7 +22240,7 @@
             <w:pPr>
               <w:spacing w:after="20" w:before="0"/>
             </w:pPr>
-            <w:hyperlink w:history="1" r:id="rIdbqygag6r4x7us4iul4kw8">
+            <w:hyperlink w:history="1" r:id="rIde_zc4epcmxjhz7nrb-rrh">
               <w:r>
                 <w:rPr>
                   <w:rFonts w:ascii="Arial" w:cs="Arial" w:eastAsia="Arial" w:hAnsi="Arial"/>
@@ -21748,7 +22273,7 @@
               <w:spacing w:after="10" w:before="0"/>
               <w:ind w:left="120"/>
             </w:pPr>
-            <w:hyperlink w:history="1" r:id="rId51w9bl7ck_6l4l0mvbuhq">
+            <w:hyperlink w:history="1" r:id="rIdj2vfgmodqelarnui_qfs0">
               <w:r>
                 <w:rPr>
                   <w:rFonts w:ascii="Arial" w:cs="Arial" w:eastAsia="Arial" w:hAnsi="Arial"/>
@@ -21793,7 +22318,7 @@
             <w:pPr>
               <w:spacing w:after="20" w:before="0"/>
             </w:pPr>
-            <w:hyperlink w:history="1" r:id="rId7munvrxegga5lqgjwbw2b">
+            <w:hyperlink w:history="1" r:id="rId42slbodupbexspttz05cv">
               <w:r>
                 <w:rPr>
                   <w:rFonts w:ascii="Arial" w:cs="Arial" w:eastAsia="Arial" w:hAnsi="Arial"/>
@@ -21826,7 +22351,7 @@
               <w:spacing w:after="10" w:before="0"/>
               <w:ind w:left="120"/>
             </w:pPr>
-            <w:hyperlink w:history="1" r:id="rIdei2d5eg_b6_tlot0zddfi">
+            <w:hyperlink w:history="1" r:id="rIdskrcirpai7a-nuuy1gass">
               <w:r>
                 <w:rPr>
                   <w:rFonts w:ascii="Arial" w:cs="Arial" w:eastAsia="Arial" w:hAnsi="Arial"/>
@@ -22322,6 +22847,65 @@
         </w:tc>
       </w:tr>
     </w:tbl>
+    <w:p>
+      <w:pPr>
+        <w:pBdr>
+          <w:top w:val="single" w:color="BBBBBB" w:sz="4" w:space="4"/>
+        </w:pBdr>
+        <w:spacing w:after="0" w:before="160"/>
+      </w:pPr>
+      <w:r>
+        <w:rPr>
+          <w:rFonts w:ascii="Arial" w:cs="Arial" w:eastAsia="Arial" w:hAnsi="Arial"/>
+          <w:color w:val="666666"/>
+          <w:sz w:val="14"/>
+          <w:szCs w:val="14"/>
+        </w:rPr>
+        <w:t xml:space="preserve">© 2026 SeaVuria and ARES. Aligned with KICD objectives. Developed by SeaVuria; technical implementation by ARES (with AI assistance from Claude). Licensed under </w:t>
+      </w:r>
+      <w:hyperlink w:history="1" r:id="rIdfywi1jjpj972ybft36ncz">
+        <w:r>
+          <w:rPr>
+            <w:rFonts w:ascii="Arial" w:cs="Arial" w:eastAsia="Arial" w:hAnsi="Arial"/>
+            <w:color w:val="1F6B75"/>
+            <w:sz w:val="14"/>
+            <w:szCs w:val="14"/>
+            <w:u w:val="single" w:color="1F6B75"/>
+          </w:rPr>
+          <w:t xml:space="preserve">CC BY-NC 4.0</w:t>
+        </w:r>
+      </w:hyperlink>
+      <w:r>
+        <w:rPr>
+          <w:rFonts w:ascii="Arial" w:cs="Arial" w:eastAsia="Arial" w:hAnsi="Arial"/>
+          <w:color w:val="666666"/>
+          <w:sz w:val="14"/>
+          <w:szCs w:val="14"/>
+        </w:rPr>
+        <w:t xml:space="preserve"> (</w:t>
+      </w:r>
+      <w:hyperlink w:history="1" r:id="rIdwuzo1djag1cymimmpdce7">
+        <w:r>
+          <w:rPr>
+            <w:rFonts w:ascii="Arial" w:cs="Arial" w:eastAsia="Arial" w:hAnsi="Arial"/>
+            <w:color w:val="1F6B75"/>
+            <w:sz w:val="14"/>
+            <w:szCs w:val="14"/>
+            <w:u w:val="single" w:color="1F6B75"/>
+          </w:rPr>
+          <w:t xml:space="preserve">https://creativecommons.org/licenses/by-nc/4.0/</w:t>
+        </w:r>
+      </w:hyperlink>
+      <w:r>
+        <w:rPr>
+          <w:rFonts w:ascii="Arial" w:cs="Arial" w:eastAsia="Arial" w:hAnsi="Arial"/>
+          <w:color w:val="666666"/>
+          <w:sz w:val="14"/>
+          <w:szCs w:val="14"/>
+        </w:rPr>
+        <w:t xml:space="preserve">).</w:t>
+      </w:r>
+    </w:p>
     <w:p>
       <w:r>
         <w:br w:type="page"/>
@@ -23512,7 +24096,7 @@
             <w:pPr>
               <w:spacing w:after="20" w:before="0"/>
             </w:pPr>
-            <w:hyperlink w:history="1" r:id="rIdw3bq9gnfk2ylo-bhufpvh">
+            <w:hyperlink w:history="1" r:id="rIdwm_awxo3ecigg1eomowap">
               <w:r>
                 <w:rPr>
                   <w:rFonts w:ascii="Arial" w:cs="Arial" w:eastAsia="Arial" w:hAnsi="Arial"/>
@@ -23545,7 +24129,7 @@
               <w:spacing w:after="10" w:before="0"/>
               <w:ind w:left="120"/>
             </w:pPr>
-            <w:hyperlink w:history="1" r:id="rIdbkb1z_fh-002ftqte75vn">
+            <w:hyperlink w:history="1" r:id="rIda0dgzmdtjg9v0ivkxaxaa">
               <w:r>
                 <w:rPr>
                   <w:rFonts w:ascii="Arial" w:cs="Arial" w:eastAsia="Arial" w:hAnsi="Arial"/>
@@ -23590,7 +24174,7 @@
             <w:pPr>
               <w:spacing w:after="20" w:before="0"/>
             </w:pPr>
-            <w:hyperlink w:history="1" r:id="rId5prrgwlywxz_g778bno_w">
+            <w:hyperlink w:history="1" r:id="rIddl7ouefxllnyu4ayo76ey">
               <w:r>
                 <w:rPr>
                   <w:rFonts w:ascii="Arial" w:cs="Arial" w:eastAsia="Arial" w:hAnsi="Arial"/>
@@ -23623,7 +24207,7 @@
               <w:spacing w:after="10" w:before="0"/>
               <w:ind w:left="120"/>
             </w:pPr>
-            <w:hyperlink w:history="1" r:id="rId4-wjgmkim7b9t7ows6lii">
+            <w:hyperlink w:history="1" r:id="rId3brp8hgsm1botd3wyztuv">
               <w:r>
                 <w:rPr>
                   <w:rFonts w:ascii="Arial" w:cs="Arial" w:eastAsia="Arial" w:hAnsi="Arial"/>
@@ -23818,7 +24402,7 @@
             <w:pPr>
               <w:spacing w:after="20" w:before="0"/>
             </w:pPr>
-            <w:hyperlink w:history="1" r:id="rIdwsqcfq3fa613955fod5bd">
+            <w:hyperlink w:history="1" r:id="rIdv2-mcd3dvn4ailnsbpy0e">
               <w:r>
                 <w:rPr>
                   <w:rFonts w:ascii="Arial" w:cs="Arial" w:eastAsia="Arial" w:hAnsi="Arial"/>
@@ -23851,7 +24435,7 @@
               <w:spacing w:after="10" w:before="0"/>
               <w:ind w:left="120"/>
             </w:pPr>
-            <w:hyperlink w:history="1" r:id="rIdqk-t6by6fyghwwbv49xse">
+            <w:hyperlink w:history="1" r:id="rIdji_1_yjfyf9o_kruuicda">
               <w:r>
                 <w:rPr>
                   <w:rFonts w:ascii="Arial" w:cs="Arial" w:eastAsia="Arial" w:hAnsi="Arial"/>
@@ -23896,7 +24480,7 @@
             <w:pPr>
               <w:spacing w:after="20" w:before="0"/>
             </w:pPr>
-            <w:hyperlink w:history="1" r:id="rIdcwh7fyfa6rysuwns37akn">
+            <w:hyperlink w:history="1" r:id="rIdwimvfljzo9mdpfztn1sek">
               <w:r>
                 <w:rPr>
                   <w:rFonts w:ascii="Arial" w:cs="Arial" w:eastAsia="Arial" w:hAnsi="Arial"/>
@@ -23929,7 +24513,7 @@
               <w:spacing w:after="10" w:before="0"/>
               <w:ind w:left="120"/>
             </w:pPr>
-            <w:hyperlink w:history="1" r:id="rIdrgrwqkwxxonjqcfudesf9">
+            <w:hyperlink w:history="1" r:id="rIdt7poxwoubcrwzjzp6v8ig">
               <w:r>
                 <w:rPr>
                   <w:rFonts w:ascii="Arial" w:cs="Arial" w:eastAsia="Arial" w:hAnsi="Arial"/>
@@ -24124,7 +24708,7 @@
             <w:pPr>
               <w:spacing w:after="20" w:before="0"/>
             </w:pPr>
-            <w:hyperlink w:history="1" r:id="rIdd8bc6muncdprx8gjas_s5">
+            <w:hyperlink w:history="1" r:id="rIdbp0bcqejzf1-gepmmmyt7">
               <w:r>
                 <w:rPr>
                   <w:rFonts w:ascii="Arial" w:cs="Arial" w:eastAsia="Arial" w:hAnsi="Arial"/>
@@ -24157,7 +24741,7 @@
               <w:spacing w:after="10" w:before="0"/>
               <w:ind w:left="120"/>
             </w:pPr>
-            <w:hyperlink w:history="1" r:id="rId4t48nnp10-d0bl_z58pso">
+            <w:hyperlink w:history="1" r:id="rIdaj28c4tdxamajztxdx6iu">
               <w:r>
                 <w:rPr>
                   <w:rFonts w:ascii="Arial" w:cs="Arial" w:eastAsia="Arial" w:hAnsi="Arial"/>
@@ -24202,7 +24786,7 @@
             <w:pPr>
               <w:spacing w:after="20" w:before="0"/>
             </w:pPr>
-            <w:hyperlink w:history="1" r:id="rIdl4g21r83e_xolcqpgua1i">
+            <w:hyperlink w:history="1" r:id="rIdex7a_zra8qn1h-5x_viuw">
               <w:r>
                 <w:rPr>
                   <w:rFonts w:ascii="Arial" w:cs="Arial" w:eastAsia="Arial" w:hAnsi="Arial"/>
@@ -24235,7 +24819,7 @@
               <w:spacing w:after="10" w:before="0"/>
               <w:ind w:left="120"/>
             </w:pPr>
-            <w:hyperlink w:history="1" r:id="rIdj8u_wrttp__lxuvl1oibw">
+            <w:hyperlink w:history="1" r:id="rIdsodtyqyvvu4t5z-iz36_w">
               <w:r>
                 <w:rPr>
                   <w:rFonts w:ascii="Arial" w:cs="Arial" w:eastAsia="Arial" w:hAnsi="Arial"/>
@@ -24430,7 +25014,7 @@
             <w:pPr>
               <w:spacing w:after="20" w:before="0"/>
             </w:pPr>
-            <w:hyperlink w:history="1" r:id="rIdu5qrbix-tgr7nvkra5atm">
+            <w:hyperlink w:history="1" r:id="rIdohjkhmiuine12vwhzcczn">
               <w:r>
                 <w:rPr>
                   <w:rFonts w:ascii="Arial" w:cs="Arial" w:eastAsia="Arial" w:hAnsi="Arial"/>
@@ -24463,7 +25047,7 @@
               <w:spacing w:after="10" w:before="0"/>
               <w:ind w:left="120"/>
             </w:pPr>
-            <w:hyperlink w:history="1" r:id="rIdzyrzat-fqvo9aou1rlkwt">
+            <w:hyperlink w:history="1" r:id="rIdrbk7bvt0uqn5vpxhxu-mo">
               <w:r>
                 <w:rPr>
                   <w:rFonts w:ascii="Arial" w:cs="Arial" w:eastAsia="Arial" w:hAnsi="Arial"/>
@@ -24508,7 +25092,7 @@
             <w:pPr>
               <w:spacing w:after="20" w:before="0"/>
             </w:pPr>
-            <w:hyperlink w:history="1" r:id="rId5s8tjcxfumwdug2at4gmw">
+            <w:hyperlink w:history="1" r:id="rIdtzq6cd9r_h8fcwarsgreb">
               <w:r>
                 <w:rPr>
                   <w:rFonts w:ascii="Arial" w:cs="Arial" w:eastAsia="Arial" w:hAnsi="Arial"/>
@@ -24541,7 +25125,7 @@
               <w:spacing w:after="10" w:before="0"/>
               <w:ind w:left="120"/>
             </w:pPr>
-            <w:hyperlink w:history="1" r:id="rIdcdnkpaqprxqfim8ivnhsg">
+            <w:hyperlink w:history="1" r:id="rIdg0ys4czahgamqf3s8igx3">
               <w:r>
                 <w:rPr>
                   <w:rFonts w:ascii="Arial" w:cs="Arial" w:eastAsia="Arial" w:hAnsi="Arial"/>
@@ -24736,7 +25320,7 @@
             <w:pPr>
               <w:spacing w:after="20" w:before="0"/>
             </w:pPr>
-            <w:hyperlink w:history="1" r:id="rId-adib4ze2r7fw1mee0kqa">
+            <w:hyperlink w:history="1" r:id="rIdvbxnkuqnq3gfrdowx_nji">
               <w:r>
                 <w:rPr>
                   <w:rFonts w:ascii="Arial" w:cs="Arial" w:eastAsia="Arial" w:hAnsi="Arial"/>
@@ -24769,7 +25353,7 @@
               <w:spacing w:after="10" w:before="0"/>
               <w:ind w:left="120"/>
             </w:pPr>
-            <w:hyperlink w:history="1" r:id="rId6y3i0c5a3k5pszlmxatt-">
+            <w:hyperlink w:history="1" r:id="rIduppeq3ext5abziuvo9ffj">
               <w:r>
                 <w:rPr>
                   <w:rFonts w:ascii="Arial" w:cs="Arial" w:eastAsia="Arial" w:hAnsi="Arial"/>
@@ -24814,7 +25398,7 @@
             <w:pPr>
               <w:spacing w:after="20" w:before="0"/>
             </w:pPr>
-            <w:hyperlink w:history="1" r:id="rIdcipbtohh9syejicrm6exu">
+            <w:hyperlink w:history="1" r:id="rIdhiera4ew1qilarpsihadw">
               <w:r>
                 <w:rPr>
                   <w:rFonts w:ascii="Arial" w:cs="Arial" w:eastAsia="Arial" w:hAnsi="Arial"/>
@@ -24847,7 +25431,7 @@
               <w:spacing w:after="10" w:before="0"/>
               <w:ind w:left="120"/>
             </w:pPr>
-            <w:hyperlink w:history="1" r:id="rId9xratwxokybu62b7lbrqy">
+            <w:hyperlink w:history="1" r:id="rIdjv9ckvrcqunblo0xjufmy">
               <w:r>
                 <w:rPr>
                   <w:rFonts w:ascii="Arial" w:cs="Arial" w:eastAsia="Arial" w:hAnsi="Arial"/>
@@ -25343,6 +25927,65 @@
         </w:tc>
       </w:tr>
     </w:tbl>
+    <w:p>
+      <w:pPr>
+        <w:pBdr>
+          <w:top w:val="single" w:color="BBBBBB" w:sz="4" w:space="4"/>
+        </w:pBdr>
+        <w:spacing w:after="0" w:before="160"/>
+      </w:pPr>
+      <w:r>
+        <w:rPr>
+          <w:rFonts w:ascii="Arial" w:cs="Arial" w:eastAsia="Arial" w:hAnsi="Arial"/>
+          <w:color w:val="666666"/>
+          <w:sz w:val="14"/>
+          <w:szCs w:val="14"/>
+        </w:rPr>
+        <w:t xml:space="preserve">© 2026 SeaVuria and ARES. Aligned with KICD objectives. Developed by SeaVuria; technical implementation by ARES (with AI assistance from Claude). Licensed under </w:t>
+      </w:r>
+      <w:hyperlink w:history="1" r:id="rIdyp2snmi5bepneadgk8k2q">
+        <w:r>
+          <w:rPr>
+            <w:rFonts w:ascii="Arial" w:cs="Arial" w:eastAsia="Arial" w:hAnsi="Arial"/>
+            <w:color w:val="1F6B75"/>
+            <w:sz w:val="14"/>
+            <w:szCs w:val="14"/>
+            <w:u w:val="single" w:color="1F6B75"/>
+          </w:rPr>
+          <w:t xml:space="preserve">CC BY-NC 4.0</w:t>
+        </w:r>
+      </w:hyperlink>
+      <w:r>
+        <w:rPr>
+          <w:rFonts w:ascii="Arial" w:cs="Arial" w:eastAsia="Arial" w:hAnsi="Arial"/>
+          <w:color w:val="666666"/>
+          <w:sz w:val="14"/>
+          <w:szCs w:val="14"/>
+        </w:rPr>
+        <w:t xml:space="preserve"> (</w:t>
+      </w:r>
+      <w:hyperlink w:history="1" r:id="rIdlfftv2fwp0isqi_h_hka_">
+        <w:r>
+          <w:rPr>
+            <w:rFonts w:ascii="Arial" w:cs="Arial" w:eastAsia="Arial" w:hAnsi="Arial"/>
+            <w:color w:val="1F6B75"/>
+            <w:sz w:val="14"/>
+            <w:szCs w:val="14"/>
+            <w:u w:val="single" w:color="1F6B75"/>
+          </w:rPr>
+          <w:t xml:space="preserve">https://creativecommons.org/licenses/by-nc/4.0/</w:t>
+        </w:r>
+      </w:hyperlink>
+      <w:r>
+        <w:rPr>
+          <w:rFonts w:ascii="Arial" w:cs="Arial" w:eastAsia="Arial" w:hAnsi="Arial"/>
+          <w:color w:val="666666"/>
+          <w:sz w:val="14"/>
+          <w:szCs w:val="14"/>
+        </w:rPr>
+        <w:t xml:space="preserve">).</w:t>
+      </w:r>
+    </w:p>
     <w:p>
       <w:r>
         <w:br w:type="page"/>

--- a/data/outputs/v2/Essential_Mathematics/SS2.2_Reflection/Essential_Mathematics_Reflection_CBE_LessonSequence.docx
+++ b/data/outputs/v2/Essential_Mathematics/SS2.2_Reflection/Essential_Mathematics_Reflection_CBE_LessonSequence.docx
@@ -38,6 +38,2040 @@
           <w:szCs w:val="22"/>
         </w:rPr>
         <w:t xml:space="preserve">CBE Phenomenon-Driven Lesson Sequence — Sub-Strand 2.2 (8 Lessons)</w:t>
+      </w:r>
+    </w:p>
+    <w:p>
+      <w:pPr>
+        <w:spacing w:after="120"/>
+      </w:pPr>
+      <w:r>
+        <w:t xml:space="preserve"/>
+      </w:r>
+    </w:p>
+    <w:tbl>
+      <w:tblPr>
+        <w:tblW w:type="dxa" w:w="13680"/>
+        <w:tblBorders>
+          <w:top w:val="single" w:color="AAAAAA" w:sz="4"/>
+          <w:left w:val="single" w:color="AAAAAA" w:sz="4"/>
+          <w:bottom w:val="single" w:color="AAAAAA" w:sz="4"/>
+          <w:right w:val="single" w:color="AAAAAA" w:sz="4"/>
+          <w:insideH w:val="single" w:color="auto" w:sz="4"/>
+          <w:insideV w:val="single" w:color="auto" w:sz="4"/>
+        </w:tblBorders>
+        <w:tblLayout w:type="fixed"/>
+      </w:tblPr>
+      <w:tblGrid>
+        <w:gridCol w:w="3000"/>
+        <w:gridCol w:w="10680"/>
+      </w:tblGrid>
+      <w:tr>
+        <w:tc>
+          <w:tcPr>
+            <w:tcW w:type="dxa" w:w="13680"/>
+            <w:gridSpan w:val="2"/>
+            <w:shd w:fill="1F3864" w:color="auto" w:val="clear"/>
+            <w:tcMar>
+              <w:top w:type="dxa" w:w="60"/>
+              <w:left w:type="dxa" w:w="120"/>
+              <w:bottom w:type="dxa" w:w="60"/>
+              <w:right w:type="dxa" w:w="120"/>
+            </w:tcMar>
+            <w:vAlign w:val="top"/>
+          </w:tcPr>
+          <w:p>
+            <w:pPr>
+              <w:spacing w:after="40" w:before="0"/>
+              <w:jc w:val="center"/>
+            </w:pPr>
+            <w:r>
+              <w:rPr>
+                <w:rFonts w:ascii="Arial" w:cs="Arial" w:eastAsia="Arial" w:hAnsi="Arial"/>
+                <w:b/>
+                <w:bCs/>
+                <w:i w:val="false"/>
+                <w:iCs w:val="false"/>
+                <w:color w:val="FFFFFF"/>
+                <w:sz w:val="22"/>
+                <w:szCs w:val="22"/>
+              </w:rPr>
+              <w:t xml:space="preserve">SUB-STRAND OVERVIEW</w:t>
+            </w:r>
+          </w:p>
+        </w:tc>
+      </w:tr>
+      <w:tr>
+        <w:tc>
+          <w:tcPr>
+            <w:tcW w:type="dxa" w:w="3000"/>
+            <w:shd w:fill="D5E8F0" w:color="auto" w:val="clear"/>
+            <w:tcMar>
+              <w:top w:type="dxa" w:w="60"/>
+              <w:left w:type="dxa" w:w="120"/>
+              <w:bottom w:type="dxa" w:w="60"/>
+              <w:right w:type="dxa" w:w="120"/>
+            </w:tcMar>
+            <w:vAlign w:val="top"/>
+          </w:tcPr>
+          <w:p>
+            <w:pPr>
+              <w:spacing w:after="40" w:before="0"/>
+              <w:jc w:val="left"/>
+            </w:pPr>
+            <w:r>
+              <w:rPr>
+                <w:rFonts w:ascii="Arial" w:cs="Arial" w:eastAsia="Arial" w:hAnsi="Arial"/>
+                <w:b/>
+                <w:bCs/>
+                <w:i w:val="false"/>
+                <w:iCs w:val="false"/>
+                <w:color w:val="000000"/>
+                <w:sz w:val="18"/>
+                <w:szCs w:val="18"/>
+              </w:rPr>
+              <w:t xml:space="preserve">Grade Level</w:t>
+            </w:r>
+          </w:p>
+        </w:tc>
+        <w:tc>
+          <w:tcPr>
+            <w:tcW w:type="dxa" w:w="10680"/>
+            <w:shd w:fill="FFFFFF" w:color="auto" w:val="clear"/>
+            <w:tcMar>
+              <w:top w:type="dxa" w:w="60"/>
+              <w:left w:type="dxa" w:w="120"/>
+              <w:bottom w:type="dxa" w:w="60"/>
+              <w:right w:type="dxa" w:w="120"/>
+            </w:tcMar>
+            <w:vAlign w:val="top"/>
+          </w:tcPr>
+          <w:p>
+            <w:pPr>
+              <w:spacing w:after="40" w:before="0"/>
+              <w:jc w:val="left"/>
+            </w:pPr>
+            <w:r>
+              <w:rPr>
+                <w:rFonts w:ascii="Arial" w:cs="Arial" w:eastAsia="Arial" w:hAnsi="Arial"/>
+                <w:b w:val="false"/>
+                <w:bCs w:val="false"/>
+                <w:i w:val="false"/>
+                <w:iCs w:val="false"/>
+                <w:color w:val="000000"/>
+                <w:sz w:val="18"/>
+                <w:szCs w:val="18"/>
+              </w:rPr>
+              <w:t xml:space="preserve">10</w:t>
+            </w:r>
+          </w:p>
+        </w:tc>
+      </w:tr>
+      <w:tr>
+        <w:tc>
+          <w:tcPr>
+            <w:tcW w:type="dxa" w:w="3000"/>
+            <w:shd w:fill="D5E8F0" w:color="auto" w:val="clear"/>
+            <w:tcMar>
+              <w:top w:type="dxa" w:w="60"/>
+              <w:left w:type="dxa" w:w="120"/>
+              <w:bottom w:type="dxa" w:w="60"/>
+              <w:right w:type="dxa" w:w="120"/>
+            </w:tcMar>
+            <w:vAlign w:val="top"/>
+          </w:tcPr>
+          <w:p>
+            <w:pPr>
+              <w:spacing w:after="40" w:before="0"/>
+              <w:jc w:val="left"/>
+            </w:pPr>
+            <w:r>
+              <w:rPr>
+                <w:rFonts w:ascii="Arial" w:cs="Arial" w:eastAsia="Arial" w:hAnsi="Arial"/>
+                <w:b/>
+                <w:bCs/>
+                <w:i w:val="false"/>
+                <w:iCs w:val="false"/>
+                <w:color w:val="000000"/>
+                <w:sz w:val="18"/>
+                <w:szCs w:val="18"/>
+              </w:rPr>
+              <w:t xml:space="preserve">Subject</w:t>
+            </w:r>
+          </w:p>
+        </w:tc>
+        <w:tc>
+          <w:tcPr>
+            <w:tcW w:type="dxa" w:w="10680"/>
+            <w:shd w:fill="FFFFFF" w:color="auto" w:val="clear"/>
+            <w:tcMar>
+              <w:top w:type="dxa" w:w="60"/>
+              <w:left w:type="dxa" w:w="120"/>
+              <w:bottom w:type="dxa" w:w="60"/>
+              <w:right w:type="dxa" w:w="120"/>
+            </w:tcMar>
+            <w:vAlign w:val="top"/>
+          </w:tcPr>
+          <w:p>
+            <w:pPr>
+              <w:spacing w:after="40" w:before="0"/>
+              <w:jc w:val="left"/>
+            </w:pPr>
+            <w:r>
+              <w:rPr>
+                <w:rFonts w:ascii="Arial" w:cs="Arial" w:eastAsia="Arial" w:hAnsi="Arial"/>
+                <w:b w:val="false"/>
+                <w:bCs w:val="false"/>
+                <w:i w:val="false"/>
+                <w:iCs w:val="false"/>
+                <w:color w:val="000000"/>
+                <w:sz w:val="18"/>
+                <w:szCs w:val="18"/>
+              </w:rPr>
+              <w:t xml:space="preserve">Essential Mathematics</w:t>
+            </w:r>
+          </w:p>
+        </w:tc>
+      </w:tr>
+      <w:tr>
+        <w:tc>
+          <w:tcPr>
+            <w:tcW w:type="dxa" w:w="3000"/>
+            <w:shd w:fill="D5E8F0" w:color="auto" w:val="clear"/>
+            <w:tcMar>
+              <w:top w:type="dxa" w:w="60"/>
+              <w:left w:type="dxa" w:w="120"/>
+              <w:bottom w:type="dxa" w:w="60"/>
+              <w:right w:type="dxa" w:w="120"/>
+            </w:tcMar>
+            <w:vAlign w:val="top"/>
+          </w:tcPr>
+          <w:p>
+            <w:pPr>
+              <w:spacing w:after="40" w:before="0"/>
+              <w:jc w:val="left"/>
+            </w:pPr>
+            <w:r>
+              <w:rPr>
+                <w:rFonts w:ascii="Arial" w:cs="Arial" w:eastAsia="Arial" w:hAnsi="Arial"/>
+                <w:b/>
+                <w:bCs/>
+                <w:i w:val="false"/>
+                <w:iCs w:val="false"/>
+                <w:color w:val="000000"/>
+                <w:sz w:val="18"/>
+                <w:szCs w:val="18"/>
+              </w:rPr>
+              <w:t xml:space="preserve">Strand</w:t>
+            </w:r>
+          </w:p>
+        </w:tc>
+        <w:tc>
+          <w:tcPr>
+            <w:tcW w:type="dxa" w:w="10680"/>
+            <w:shd w:fill="FFFFFF" w:color="auto" w:val="clear"/>
+            <w:tcMar>
+              <w:top w:type="dxa" w:w="60"/>
+              <w:left w:type="dxa" w:w="120"/>
+              <w:bottom w:type="dxa" w:w="60"/>
+              <w:right w:type="dxa" w:w="120"/>
+            </w:tcMar>
+            <w:vAlign w:val="top"/>
+          </w:tcPr>
+          <w:p>
+            <w:pPr>
+              <w:spacing w:after="40" w:before="0"/>
+              <w:jc w:val="left"/>
+            </w:pPr>
+            <w:r>
+              <w:rPr>
+                <w:rFonts w:ascii="Arial" w:cs="Arial" w:eastAsia="Arial" w:hAnsi="Arial"/>
+                <w:b w:val="false"/>
+                <w:bCs w:val="false"/>
+                <w:i w:val="false"/>
+                <w:iCs w:val="false"/>
+                <w:color w:val="000000"/>
+                <w:sz w:val="18"/>
+                <w:szCs w:val="18"/>
+              </w:rPr>
+              <w:t xml:space="preserve">Strand 2.0: Measurements and Geometry</w:t>
+            </w:r>
+          </w:p>
+        </w:tc>
+      </w:tr>
+      <w:tr>
+        <w:tc>
+          <w:tcPr>
+            <w:tcW w:type="dxa" w:w="3000"/>
+            <w:shd w:fill="D5E8F0" w:color="auto" w:val="clear"/>
+            <w:tcMar>
+              <w:top w:type="dxa" w:w="60"/>
+              <w:left w:type="dxa" w:w="120"/>
+              <w:bottom w:type="dxa" w:w="60"/>
+              <w:right w:type="dxa" w:w="120"/>
+            </w:tcMar>
+            <w:vAlign w:val="top"/>
+          </w:tcPr>
+          <w:p>
+            <w:pPr>
+              <w:spacing w:after="40" w:before="0"/>
+              <w:jc w:val="left"/>
+            </w:pPr>
+            <w:r>
+              <w:rPr>
+                <w:rFonts w:ascii="Arial" w:cs="Arial" w:eastAsia="Arial" w:hAnsi="Arial"/>
+                <w:b/>
+                <w:bCs/>
+                <w:i w:val="false"/>
+                <w:iCs w:val="false"/>
+                <w:color w:val="000000"/>
+                <w:sz w:val="18"/>
+                <w:szCs w:val="18"/>
+              </w:rPr>
+              <w:t xml:space="preserve">Sub-Strand</w:t>
+            </w:r>
+          </w:p>
+        </w:tc>
+        <w:tc>
+          <w:tcPr>
+            <w:tcW w:type="dxa" w:w="10680"/>
+            <w:shd w:fill="FFFFFF" w:color="auto" w:val="clear"/>
+            <w:tcMar>
+              <w:top w:type="dxa" w:w="60"/>
+              <w:left w:type="dxa" w:w="120"/>
+              <w:bottom w:type="dxa" w:w="60"/>
+              <w:right w:type="dxa" w:w="120"/>
+            </w:tcMar>
+            <w:vAlign w:val="top"/>
+          </w:tcPr>
+          <w:p>
+            <w:pPr>
+              <w:spacing w:after="40" w:before="0"/>
+              <w:jc w:val="left"/>
+            </w:pPr>
+            <w:r>
+              <w:rPr>
+                <w:rFonts w:ascii="Arial" w:cs="Arial" w:eastAsia="Arial" w:hAnsi="Arial"/>
+                <w:b w:val="false"/>
+                <w:bCs w:val="false"/>
+                <w:i w:val="false"/>
+                <w:iCs w:val="false"/>
+                <w:color w:val="000000"/>
+                <w:sz w:val="18"/>
+                <w:szCs w:val="18"/>
+              </w:rPr>
+              <w:t xml:space="preserve">Sub-Strand 2.2: Reflection</w:t>
+            </w:r>
+          </w:p>
+        </w:tc>
+      </w:tr>
+      <w:tr>
+        <w:tc>
+          <w:tcPr>
+            <w:tcW w:type="dxa" w:w="3000"/>
+            <w:shd w:fill="D5E8F0" w:color="auto" w:val="clear"/>
+            <w:tcMar>
+              <w:top w:type="dxa" w:w="60"/>
+              <w:left w:type="dxa" w:w="120"/>
+              <w:bottom w:type="dxa" w:w="60"/>
+              <w:right w:type="dxa" w:w="120"/>
+            </w:tcMar>
+            <w:vAlign w:val="top"/>
+          </w:tcPr>
+          <w:p>
+            <w:pPr>
+              <w:spacing w:after="40" w:before="0"/>
+              <w:jc w:val="left"/>
+            </w:pPr>
+            <w:r>
+              <w:rPr>
+                <w:rFonts w:ascii="Arial" w:cs="Arial" w:eastAsia="Arial" w:hAnsi="Arial"/>
+                <w:b/>
+                <w:bCs/>
+                <w:i w:val="false"/>
+                <w:iCs w:val="false"/>
+                <w:color w:val="000000"/>
+                <w:sz w:val="18"/>
+                <w:szCs w:val="18"/>
+              </w:rPr>
+              <w:t xml:space="preserve">Total Duration</w:t>
+            </w:r>
+          </w:p>
+        </w:tc>
+        <w:tc>
+          <w:tcPr>
+            <w:tcW w:type="dxa" w:w="10680"/>
+            <w:shd w:fill="FFFFFF" w:color="auto" w:val="clear"/>
+            <w:tcMar>
+              <w:top w:type="dxa" w:w="60"/>
+              <w:left w:type="dxa" w:w="120"/>
+              <w:bottom w:type="dxa" w:w="60"/>
+              <w:right w:type="dxa" w:w="120"/>
+            </w:tcMar>
+            <w:vAlign w:val="top"/>
+          </w:tcPr>
+          <w:p>
+            <w:pPr>
+              <w:spacing w:after="40" w:before="0"/>
+              <w:jc w:val="left"/>
+            </w:pPr>
+            <w:r>
+              <w:rPr>
+                <w:rFonts w:ascii="Arial" w:cs="Arial" w:eastAsia="Arial" w:hAnsi="Arial"/>
+                <w:b w:val="false"/>
+                <w:bCs w:val="false"/>
+                <w:i w:val="false"/>
+                <w:iCs w:val="false"/>
+                <w:color w:val="000000"/>
+                <w:sz w:val="18"/>
+                <w:szCs w:val="18"/>
+              </w:rPr>
+              <w:t xml:space="preserve">8 lessons × 40 minutes = 320 minutes total</w:t>
+            </w:r>
+          </w:p>
+        </w:tc>
+      </w:tr>
+      <w:tr>
+        <w:tc>
+          <w:tcPr>
+            <w:tcW w:type="dxa" w:w="3000"/>
+            <w:shd w:fill="D5E8F0" w:color="auto" w:val="clear"/>
+            <w:tcMar>
+              <w:top w:type="dxa" w:w="60"/>
+              <w:left w:type="dxa" w:w="120"/>
+              <w:bottom w:type="dxa" w:w="60"/>
+              <w:right w:type="dxa" w:w="120"/>
+            </w:tcMar>
+            <w:vAlign w:val="top"/>
+          </w:tcPr>
+          <w:p>
+            <w:pPr>
+              <w:spacing w:after="40" w:before="0"/>
+              <w:jc w:val="left"/>
+            </w:pPr>
+            <w:r>
+              <w:rPr>
+                <w:rFonts w:ascii="Arial" w:cs="Arial" w:eastAsia="Arial" w:hAnsi="Arial"/>
+                <w:b/>
+                <w:bCs/>
+                <w:i w:val="false"/>
+                <w:iCs w:val="false"/>
+                <w:color w:val="000000"/>
+                <w:sz w:val="18"/>
+                <w:szCs w:val="18"/>
+              </w:rPr>
+              <w:t xml:space="preserve">Sub-Strand Content</w:t>
+            </w:r>
+          </w:p>
+        </w:tc>
+        <w:tc>
+          <w:tcPr>
+            <w:tcW w:type="dxa" w:w="10680"/>
+            <w:shd w:fill="FFFFFF" w:color="auto" w:val="clear"/>
+            <w:tcMar>
+              <w:top w:type="dxa" w:w="60"/>
+              <w:left w:type="dxa" w:w="120"/>
+              <w:bottom w:type="dxa" w:w="60"/>
+              <w:right w:type="dxa" w:w="120"/>
+            </w:tcMar>
+            <w:vAlign w:val="top"/>
+          </w:tcPr>
+          <w:p>
+            <w:pPr>
+              <w:spacing w:after="30" w:before="0"/>
+              <w:ind w:left="360" w:hanging="180"/>
+              <w:jc w:val="left"/>
+            </w:pPr>
+            <w:r>
+              <w:rPr>
+                <w:rFonts w:ascii="Arial" w:cs="Arial" w:eastAsia="Arial" w:hAnsi="Arial"/>
+                <w:b w:val="false"/>
+                <w:bCs w:val="false"/>
+                <w:i w:val="false"/>
+                <w:iCs w:val="false"/>
+                <w:color w:val="000000"/>
+                <w:sz w:val="18"/>
+                <w:szCs w:val="18"/>
+              </w:rPr>
+              <w:t xml:space="preserve">–  Symmetry and lines of symmetry in plane figures</w:t>
+            </w:r>
+          </w:p>
+          <w:p>
+            <w:pPr>
+              <w:spacing w:after="30" w:before="0"/>
+              <w:ind w:left="360" w:hanging="180"/>
+              <w:jc w:val="left"/>
+            </w:pPr>
+            <w:r>
+              <w:rPr>
+                <w:rFonts w:ascii="Arial" w:cs="Arial" w:eastAsia="Arial" w:hAnsi="Arial"/>
+                <w:b w:val="false"/>
+                <w:bCs w:val="false"/>
+                <w:i w:val="false"/>
+                <w:iCs w:val="false"/>
+                <w:color w:val="000000"/>
+                <w:sz w:val="18"/>
+                <w:szCs w:val="18"/>
+              </w:rPr>
+              <w:t xml:space="preserve">–  Properties of reflection using objects and their images</w:t>
+            </w:r>
+          </w:p>
+          <w:p>
+            <w:pPr>
+              <w:spacing w:after="30" w:before="0"/>
+              <w:ind w:left="360" w:hanging="180"/>
+              <w:jc w:val="left"/>
+            </w:pPr>
+            <w:r>
+              <w:rPr>
+                <w:rFonts w:ascii="Arial" w:cs="Arial" w:eastAsia="Arial" w:hAnsi="Arial"/>
+                <w:b w:val="false"/>
+                <w:bCs w:val="false"/>
+                <w:i w:val="false"/>
+                <w:iCs w:val="false"/>
+                <w:color w:val="000000"/>
+                <w:sz w:val="18"/>
+                <w:szCs w:val="18"/>
+              </w:rPr>
+              <w:t xml:space="preserve">–  Reflection on a plane surface (drawing images given an object and a mirror line)</w:t>
+            </w:r>
+          </w:p>
+          <w:p>
+            <w:pPr>
+              <w:spacing w:after="30" w:before="0"/>
+              <w:ind w:left="360" w:hanging="180"/>
+              <w:jc w:val="left"/>
+            </w:pPr>
+            <w:r>
+              <w:rPr>
+                <w:rFonts w:ascii="Arial" w:cs="Arial" w:eastAsia="Arial" w:hAnsi="Arial"/>
+                <w:b w:val="false"/>
+                <w:bCs w:val="false"/>
+                <w:i w:val="false"/>
+                <w:iCs w:val="false"/>
+                <w:color w:val="000000"/>
+                <w:sz w:val="18"/>
+                <w:szCs w:val="18"/>
+              </w:rPr>
+              <w:t xml:space="preserve">–  Reflection on a Cartesian plane (mirror lines x=0, y=0, and y=x)</w:t>
+            </w:r>
+          </w:p>
+          <w:p>
+            <w:pPr>
+              <w:spacing w:after="30" w:before="0"/>
+              <w:ind w:left="360" w:hanging="180"/>
+              <w:jc w:val="left"/>
+            </w:pPr>
+            <w:r>
+              <w:rPr>
+                <w:rFonts w:ascii="Arial" w:cs="Arial" w:eastAsia="Arial" w:hAnsi="Arial"/>
+                <w:b w:val="false"/>
+                <w:bCs w:val="false"/>
+                <w:i w:val="false"/>
+                <w:iCs w:val="false"/>
+                <w:color w:val="000000"/>
+                <w:sz w:val="18"/>
+                <w:szCs w:val="18"/>
+              </w:rPr>
+              <w:t xml:space="preserve">–  Drawing the mirror line given an object and its image (plane surface and Cartesian plane)</w:t>
+            </w:r>
+          </w:p>
+          <w:p>
+            <w:pPr>
+              <w:spacing w:after="30" w:before="0"/>
+              <w:ind w:left="360" w:hanging="180"/>
+              <w:jc w:val="left"/>
+            </w:pPr>
+            <w:r>
+              <w:rPr>
+                <w:rFonts w:ascii="Arial" w:cs="Arial" w:eastAsia="Arial" w:hAnsi="Arial"/>
+                <w:b w:val="false"/>
+                <w:bCs w:val="false"/>
+                <w:i w:val="false"/>
+                <w:iCs w:val="false"/>
+                <w:color w:val="000000"/>
+                <w:sz w:val="18"/>
+                <w:szCs w:val="18"/>
+              </w:rPr>
+              <w:t xml:space="preserve">–  Application of reflection in real-life situations (e.g., driving mirrors, road safety, design patterns)</w:t>
+            </w:r>
+          </w:p>
+        </w:tc>
+      </w:tr>
+      <w:tr>
+        <w:tc>
+          <w:tcPr>
+            <w:tcW w:type="dxa" w:w="3000"/>
+            <w:shd w:fill="D5E8F0" w:color="auto" w:val="clear"/>
+            <w:tcMar>
+              <w:top w:type="dxa" w:w="60"/>
+              <w:left w:type="dxa" w:w="120"/>
+              <w:bottom w:type="dxa" w:w="60"/>
+              <w:right w:type="dxa" w:w="120"/>
+            </w:tcMar>
+            <w:vAlign w:val="top"/>
+          </w:tcPr>
+          <w:p>
+            <w:pPr>
+              <w:spacing w:after="40" w:before="0"/>
+              <w:jc w:val="left"/>
+            </w:pPr>
+            <w:r>
+              <w:rPr>
+                <w:rFonts w:ascii="Arial" w:cs="Arial" w:eastAsia="Arial" w:hAnsi="Arial"/>
+                <w:b/>
+                <w:bCs/>
+                <w:i w:val="false"/>
+                <w:iCs w:val="false"/>
+                <w:color w:val="000000"/>
+                <w:sz w:val="18"/>
+                <w:szCs w:val="18"/>
+              </w:rPr>
+              <w:t xml:space="preserve">Learning Outcomes</w:t>
+            </w:r>
+          </w:p>
+        </w:tc>
+        <w:tc>
+          <w:tcPr>
+            <w:tcW w:type="dxa" w:w="10680"/>
+            <w:shd w:fill="FFFFFF" w:color="auto" w:val="clear"/>
+            <w:tcMar>
+              <w:top w:type="dxa" w:w="60"/>
+              <w:left w:type="dxa" w:w="120"/>
+              <w:bottom w:type="dxa" w:w="60"/>
+              <w:right w:type="dxa" w:w="120"/>
+            </w:tcMar>
+            <w:vAlign w:val="top"/>
+          </w:tcPr>
+          <w:p>
+            <w:pPr>
+              <w:spacing w:after="40" w:before="0"/>
+              <w:jc w:val="left"/>
+            </w:pPr>
+            <w:r>
+              <w:rPr>
+                <w:rFonts w:ascii="Arial" w:cs="Arial" w:eastAsia="Arial" w:hAnsi="Arial"/>
+                <w:b w:val="false"/>
+                <w:bCs w:val="false"/>
+                <w:i w:val="false"/>
+                <w:iCs w:val="false"/>
+                <w:color w:val="000000"/>
+                <w:sz w:val="18"/>
+                <w:szCs w:val="18"/>
+              </w:rPr>
+              <w:t xml:space="preserve">By the end of the sub-strand, the learner should be able to:</w:t>
+            </w:r>
+          </w:p>
+          <w:p>
+            <w:pPr>
+              <w:spacing w:after="40" w:before="0"/>
+              <w:jc w:val="left"/>
+            </w:pPr>
+            <w:r>
+              <w:rPr>
+                <w:rFonts w:ascii="Arial" w:cs="Arial" w:eastAsia="Arial" w:hAnsi="Arial"/>
+                <w:b w:val="false"/>
+                <w:bCs w:val="false"/>
+                <w:i w:val="false"/>
+                <w:iCs w:val="false"/>
+                <w:color w:val="000000"/>
+                <w:sz w:val="18"/>
+                <w:szCs w:val="18"/>
+              </w:rPr>
+              <w:t xml:space="preserve">a) identify lines of symmetry in plane figures,</w:t>
+            </w:r>
+          </w:p>
+          <w:p>
+            <w:pPr>
+              <w:spacing w:after="40" w:before="0"/>
+              <w:jc w:val="left"/>
+            </w:pPr>
+            <w:r>
+              <w:rPr>
+                <w:rFonts w:ascii="Arial" w:cs="Arial" w:eastAsia="Arial" w:hAnsi="Arial"/>
+                <w:b w:val="false"/>
+                <w:bCs w:val="false"/>
+                <w:i w:val="false"/>
+                <w:iCs w:val="false"/>
+                <w:color w:val="000000"/>
+                <w:sz w:val="18"/>
+                <w:szCs w:val="18"/>
+              </w:rPr>
+              <w:t xml:space="preserve">b) determine the properties of reflection using objects and its image,</w:t>
+            </w:r>
+          </w:p>
+          <w:p>
+            <w:pPr>
+              <w:spacing w:after="40" w:before="0"/>
+              <w:jc w:val="left"/>
+            </w:pPr>
+            <w:r>
+              <w:rPr>
+                <w:rFonts w:ascii="Arial" w:cs="Arial" w:eastAsia="Arial" w:hAnsi="Arial"/>
+                <w:b w:val="false"/>
+                <w:bCs w:val="false"/>
+                <w:i w:val="false"/>
+                <w:iCs w:val="false"/>
+                <w:color w:val="000000"/>
+                <w:sz w:val="18"/>
+                <w:szCs w:val="18"/>
+              </w:rPr>
+              <w:t xml:space="preserve">c) draw an image given an object and a mirror line on a plane surface,</w:t>
+            </w:r>
+          </w:p>
+          <w:p>
+            <w:pPr>
+              <w:spacing w:after="40" w:before="0"/>
+              <w:jc w:val="left"/>
+            </w:pPr>
+            <w:r>
+              <w:rPr>
+                <w:rFonts w:ascii="Arial" w:cs="Arial" w:eastAsia="Arial" w:hAnsi="Arial"/>
+                <w:b w:val="false"/>
+                <w:bCs w:val="false"/>
+                <w:i w:val="false"/>
+                <w:iCs w:val="false"/>
+                <w:color w:val="000000"/>
+                <w:sz w:val="18"/>
+                <w:szCs w:val="18"/>
+              </w:rPr>
+              <w:t xml:space="preserve">d) draw an image given an object and a mirror line on a Cartesian plane,</w:t>
+            </w:r>
+          </w:p>
+          <w:p>
+            <w:pPr>
+              <w:spacing w:after="40" w:before="0"/>
+              <w:jc w:val="left"/>
+            </w:pPr>
+            <w:r>
+              <w:rPr>
+                <w:rFonts w:ascii="Arial" w:cs="Arial" w:eastAsia="Arial" w:hAnsi="Arial"/>
+                <w:b w:val="false"/>
+                <w:bCs w:val="false"/>
+                <w:i w:val="false"/>
+                <w:iCs w:val="false"/>
+                <w:color w:val="000000"/>
+                <w:sz w:val="18"/>
+                <w:szCs w:val="18"/>
+              </w:rPr>
+              <w:t xml:space="preserve">e) draw the mirror line given an object and its image on a plane surface and a Cartesian plane,</w:t>
+            </w:r>
+          </w:p>
+          <w:p>
+            <w:pPr>
+              <w:spacing w:after="40" w:before="0"/>
+              <w:jc w:val="left"/>
+            </w:pPr>
+            <w:r>
+              <w:rPr>
+                <w:rFonts w:ascii="Arial" w:cs="Arial" w:eastAsia="Arial" w:hAnsi="Arial"/>
+                <w:b w:val="false"/>
+                <w:bCs w:val="false"/>
+                <w:i w:val="false"/>
+                <w:iCs w:val="false"/>
+                <w:color w:val="000000"/>
+                <w:sz w:val="18"/>
+                <w:szCs w:val="18"/>
+              </w:rPr>
+              <w:t xml:space="preserve">f) apply reflection in real-life situations,</w:t>
+            </w:r>
+          </w:p>
+          <w:p>
+            <w:pPr>
+              <w:spacing w:after="40" w:before="0"/>
+              <w:jc w:val="left"/>
+            </w:pPr>
+            <w:r>
+              <w:rPr>
+                <w:rFonts w:ascii="Arial" w:cs="Arial" w:eastAsia="Arial" w:hAnsi="Arial"/>
+                <w:b w:val="false"/>
+                <w:bCs w:val="false"/>
+                <w:i w:val="false"/>
+                <w:iCs w:val="false"/>
+                <w:color w:val="000000"/>
+                <w:sz w:val="18"/>
+                <w:szCs w:val="18"/>
+              </w:rPr>
+              <w:t xml:space="preserve">g) appreciate the role of reflection in real-life situations.</w:t>
+            </w:r>
+          </w:p>
+        </w:tc>
+      </w:tr>
+      <w:tr>
+        <w:tc>
+          <w:tcPr>
+            <w:tcW w:type="dxa" w:w="3000"/>
+            <w:shd w:fill="D5E8F0" w:color="auto" w:val="clear"/>
+            <w:tcMar>
+              <w:top w:type="dxa" w:w="60"/>
+              <w:left w:type="dxa" w:w="120"/>
+              <w:bottom w:type="dxa" w:w="60"/>
+              <w:right w:type="dxa" w:w="120"/>
+            </w:tcMar>
+            <w:vAlign w:val="top"/>
+          </w:tcPr>
+          <w:p>
+            <w:pPr>
+              <w:spacing w:after="40" w:before="0"/>
+              <w:jc w:val="left"/>
+            </w:pPr>
+            <w:r>
+              <w:rPr>
+                <w:rFonts w:ascii="Arial" w:cs="Arial" w:eastAsia="Arial" w:hAnsi="Arial"/>
+                <w:b/>
+                <w:bCs/>
+                <w:i w:val="false"/>
+                <w:iCs w:val="false"/>
+                <w:color w:val="000000"/>
+                <w:sz w:val="18"/>
+                <w:szCs w:val="18"/>
+              </w:rPr>
+              <w:t xml:space="preserve">Core Competencies</w:t>
+            </w:r>
+          </w:p>
+        </w:tc>
+        <w:tc>
+          <w:tcPr>
+            <w:tcW w:type="dxa" w:w="10680"/>
+            <w:shd w:fill="FFFFFF" w:color="auto" w:val="clear"/>
+            <w:tcMar>
+              <w:top w:type="dxa" w:w="60"/>
+              <w:left w:type="dxa" w:w="120"/>
+              <w:bottom w:type="dxa" w:w="60"/>
+              <w:right w:type="dxa" w:w="120"/>
+            </w:tcMar>
+            <w:vAlign w:val="top"/>
+          </w:tcPr>
+          <w:p>
+            <w:pPr>
+              <w:spacing w:after="30" w:before="0"/>
+              <w:ind w:left="360" w:hanging="180"/>
+              <w:jc w:val="left"/>
+            </w:pPr>
+            <w:r>
+              <w:rPr>
+                <w:rFonts w:ascii="Arial" w:cs="Arial" w:eastAsia="Arial" w:hAnsi="Arial"/>
+                <w:b w:val="false"/>
+                <w:bCs w:val="false"/>
+                <w:i w:val="false"/>
+                <w:iCs w:val="false"/>
+                <w:color w:val="000000"/>
+                <w:sz w:val="18"/>
+                <w:szCs w:val="18"/>
+              </w:rPr>
+              <w:t xml:space="preserve">–  Learning to Learn: The learner develops relationship skills when discussing with peers the applications of reflections in real life such as use of mirrors in road transport.</w:t>
+            </w:r>
+          </w:p>
+          <w:p>
+            <w:pPr>
+              <w:spacing w:after="30" w:before="0"/>
+              <w:ind w:left="360" w:hanging="180"/>
+              <w:jc w:val="left"/>
+            </w:pPr>
+            <w:r>
+              <w:rPr>
+                <w:rFonts w:ascii="Arial" w:cs="Arial" w:eastAsia="Arial" w:hAnsi="Arial"/>
+                <w:b w:val="false"/>
+                <w:bCs w:val="false"/>
+                <w:i w:val="false"/>
+                <w:iCs w:val="false"/>
+                <w:color w:val="000000"/>
+                <w:sz w:val="18"/>
+                <w:szCs w:val="18"/>
+              </w:rPr>
+              <w:t xml:space="preserve">–  Creativity and Imagination: The learner acquires connection skills when making cut outs of plane figures for finding the number of lines of symmetry.</w:t>
+            </w:r>
+          </w:p>
+        </w:tc>
+      </w:tr>
+      <w:tr>
+        <w:tc>
+          <w:tcPr>
+            <w:tcW w:type="dxa" w:w="3000"/>
+            <w:shd w:fill="E2EFDA" w:color="auto" w:val="clear"/>
+            <w:tcMar>
+              <w:top w:type="dxa" w:w="60"/>
+              <w:left w:type="dxa" w:w="120"/>
+              <w:bottom w:type="dxa" w:w="60"/>
+              <w:right w:type="dxa" w:w="120"/>
+            </w:tcMar>
+            <w:vAlign w:val="top"/>
+          </w:tcPr>
+          <w:p>
+            <w:pPr>
+              <w:spacing w:after="40" w:before="0"/>
+              <w:jc w:val="left"/>
+            </w:pPr>
+            <w:r>
+              <w:rPr>
+                <w:rFonts w:ascii="Arial" w:cs="Arial" w:eastAsia="Arial" w:hAnsi="Arial"/>
+                <w:b/>
+                <w:bCs/>
+                <w:i w:val="false"/>
+                <w:iCs w:val="false"/>
+                <w:color w:val="000000"/>
+                <w:sz w:val="18"/>
+                <w:szCs w:val="18"/>
+              </w:rPr>
+              <w:t xml:space="preserve">Core Values</w:t>
+            </w:r>
+          </w:p>
+        </w:tc>
+        <w:tc>
+          <w:tcPr>
+            <w:tcW w:type="dxa" w:w="10680"/>
+            <w:shd w:fill="FFFFFF" w:color="auto" w:val="clear"/>
+            <w:tcMar>
+              <w:top w:type="dxa" w:w="60"/>
+              <w:left w:type="dxa" w:w="120"/>
+              <w:bottom w:type="dxa" w:w="60"/>
+              <w:right w:type="dxa" w:w="120"/>
+            </w:tcMar>
+            <w:vAlign w:val="top"/>
+          </w:tcPr>
+          <w:p>
+            <w:pPr>
+              <w:spacing w:after="30" w:before="0"/>
+              <w:ind w:left="360" w:hanging="180"/>
+              <w:jc w:val="left"/>
+            </w:pPr>
+            <w:r>
+              <w:rPr>
+                <w:rFonts w:ascii="Arial" w:cs="Arial" w:eastAsia="Arial" w:hAnsi="Arial"/>
+                <w:b w:val="false"/>
+                <w:bCs w:val="false"/>
+                <w:i w:val="false"/>
+                <w:iCs w:val="false"/>
+                <w:color w:val="000000"/>
+                <w:sz w:val="18"/>
+                <w:szCs w:val="18"/>
+              </w:rPr>
+              <w:t xml:space="preserve">–  Unity: The learner takes turns when working with peers to make cut outs of plane figures used in reflection activities.</w:t>
+            </w:r>
+          </w:p>
+          <w:p>
+            <w:pPr>
+              <w:spacing w:after="30" w:before="0"/>
+              <w:ind w:left="360" w:hanging="180"/>
+              <w:jc w:val="left"/>
+            </w:pPr>
+            <w:r>
+              <w:rPr>
+                <w:rFonts w:ascii="Arial" w:cs="Arial" w:eastAsia="Arial" w:hAnsi="Arial"/>
+                <w:b w:val="false"/>
+                <w:bCs w:val="false"/>
+                <w:i w:val="false"/>
+                <w:iCs w:val="false"/>
+                <w:color w:val="000000"/>
+                <w:sz w:val="18"/>
+                <w:szCs w:val="18"/>
+              </w:rPr>
+              <w:t xml:space="preserve">–  Responsibility: The learner takes care of instruments used to construct images formed after reflection in the mirror lines.</w:t>
+            </w:r>
+          </w:p>
+        </w:tc>
+      </w:tr>
+      <w:tr>
+        <w:tc>
+          <w:tcPr>
+            <w:tcW w:type="dxa" w:w="3000"/>
+            <w:shd w:fill="D5E8F0" w:color="auto" w:val="clear"/>
+            <w:tcMar>
+              <w:top w:type="dxa" w:w="60"/>
+              <w:left w:type="dxa" w:w="120"/>
+              <w:bottom w:type="dxa" w:w="60"/>
+              <w:right w:type="dxa" w:w="120"/>
+            </w:tcMar>
+            <w:vAlign w:val="top"/>
+          </w:tcPr>
+          <w:p>
+            <w:pPr>
+              <w:spacing w:after="40" w:before="0"/>
+              <w:jc w:val="left"/>
+            </w:pPr>
+            <w:r>
+              <w:rPr>
+                <w:rFonts w:ascii="Arial" w:cs="Arial" w:eastAsia="Arial" w:hAnsi="Arial"/>
+                <w:b/>
+                <w:bCs/>
+                <w:i w:val="false"/>
+                <w:iCs w:val="false"/>
+                <w:color w:val="000000"/>
+                <w:sz w:val="18"/>
+                <w:szCs w:val="18"/>
+              </w:rPr>
+              <w:t xml:space="preserve">Science &amp; Engineering Practices</w:t>
+            </w:r>
+          </w:p>
+        </w:tc>
+        <w:tc>
+          <w:tcPr>
+            <w:tcW w:type="dxa" w:w="10680"/>
+            <w:shd w:fill="FFFFFF" w:color="auto" w:val="clear"/>
+            <w:tcMar>
+              <w:top w:type="dxa" w:w="60"/>
+              <w:left w:type="dxa" w:w="120"/>
+              <w:bottom w:type="dxa" w:w="60"/>
+              <w:right w:type="dxa" w:w="120"/>
+            </w:tcMar>
+            <w:vAlign w:val="top"/>
+          </w:tcPr>
+          <w:p>
+            <w:pPr>
+              <w:spacing w:after="30" w:before="0"/>
+              <w:ind w:left="360" w:hanging="180"/>
+              <w:jc w:val="left"/>
+            </w:pPr>
+            <w:r>
+              <w:rPr>
+                <w:rFonts w:ascii="Arial" w:cs="Arial" w:eastAsia="Arial" w:hAnsi="Arial"/>
+                <w:b w:val="false"/>
+                <w:bCs w:val="false"/>
+                <w:i w:val="false"/>
+                <w:iCs w:val="false"/>
+                <w:color w:val="000000"/>
+                <w:sz w:val="18"/>
+                <w:szCs w:val="18"/>
+              </w:rPr>
+              <w:t xml:space="preserve">–  Asking Questions and Defining Problems: Learners question why an image in a mirror appears the same distance behind the mirror as the object is in front, driving inquiry into the properties of reflection.</w:t>
+            </w:r>
+          </w:p>
+          <w:p>
+            <w:pPr>
+              <w:spacing w:after="30" w:before="0"/>
+              <w:ind w:left="360" w:hanging="180"/>
+              <w:jc w:val="left"/>
+            </w:pPr>
+            <w:r>
+              <w:rPr>
+                <w:rFonts w:ascii="Arial" w:cs="Arial" w:eastAsia="Arial" w:hAnsi="Arial"/>
+                <w:b w:val="false"/>
+                <w:bCs w:val="false"/>
+                <w:i w:val="false"/>
+                <w:iCs w:val="false"/>
+                <w:color w:val="000000"/>
+                <w:sz w:val="18"/>
+                <w:szCs w:val="18"/>
+              </w:rPr>
+              <w:t xml:space="preserve">–  Planning and Carrying Out Investigations: Learners systematically place objects at measured distances from a plane mirror and record image positions to deduce reflection properties.</w:t>
+            </w:r>
+          </w:p>
+          <w:p>
+            <w:pPr>
+              <w:spacing w:after="30" w:before="0"/>
+              <w:ind w:left="360" w:hanging="180"/>
+              <w:jc w:val="left"/>
+            </w:pPr>
+            <w:r>
+              <w:rPr>
+                <w:rFonts w:ascii="Arial" w:cs="Arial" w:eastAsia="Arial" w:hAnsi="Arial"/>
+                <w:b w:val="false"/>
+                <w:bCs w:val="false"/>
+                <w:i w:val="false"/>
+                <w:iCs w:val="false"/>
+                <w:color w:val="000000"/>
+                <w:sz w:val="18"/>
+                <w:szCs w:val="18"/>
+              </w:rPr>
+              <w:t xml:space="preserve">–  Analyzing and Interpreting Data: Learners measure and compare object and image distances, perpendicularity of the mirror line, and size congruence to draw evidence-based conclusions.</w:t>
+            </w:r>
+          </w:p>
+          <w:p>
+            <w:pPr>
+              <w:spacing w:after="30" w:before="0"/>
+              <w:ind w:left="360" w:hanging="180"/>
+              <w:jc w:val="left"/>
+            </w:pPr>
+            <w:r>
+              <w:rPr>
+                <w:rFonts w:ascii="Arial" w:cs="Arial" w:eastAsia="Arial" w:hAnsi="Arial"/>
+                <w:b w:val="false"/>
+                <w:bCs w:val="false"/>
+                <w:i w:val="false"/>
+                <w:iCs w:val="false"/>
+                <w:color w:val="000000"/>
+                <w:sz w:val="18"/>
+                <w:szCs w:val="18"/>
+              </w:rPr>
+              <w:t xml:space="preserve">–  Constructing Explanations: Learners use gathered evidence from plane and Cartesian-plane activities to articulate the invariant properties of reflection (congruence, perpendicular bisector relationship).</w:t>
+            </w:r>
+          </w:p>
+          <w:p>
+            <w:pPr>
+              <w:spacing w:after="30" w:before="0"/>
+              <w:ind w:left="360" w:hanging="180"/>
+              <w:jc w:val="left"/>
+            </w:pPr>
+            <w:r>
+              <w:rPr>
+                <w:rFonts w:ascii="Arial" w:cs="Arial" w:eastAsia="Arial" w:hAnsi="Arial"/>
+                <w:b w:val="false"/>
+                <w:bCs w:val="false"/>
+                <w:i w:val="false"/>
+                <w:iCs w:val="false"/>
+                <w:color w:val="000000"/>
+                <w:sz w:val="18"/>
+                <w:szCs w:val="18"/>
+              </w:rPr>
+              <w:t xml:space="preserve">–  Obtaining, Evaluating, and Communicating Information: Learners discuss with peers and present findings on real-life applications of reflection such as driving mirrors and road safety.</w:t>
+            </w:r>
+          </w:p>
+        </w:tc>
+      </w:tr>
+      <w:tr>
+        <w:tc>
+          <w:tcPr>
+            <w:tcW w:type="dxa" w:w="3000"/>
+            <w:shd w:fill="FCE4D6" w:color="auto" w:val="clear"/>
+            <w:tcMar>
+              <w:top w:type="dxa" w:w="60"/>
+              <w:left w:type="dxa" w:w="120"/>
+              <w:bottom w:type="dxa" w:w="60"/>
+              <w:right w:type="dxa" w:w="120"/>
+            </w:tcMar>
+            <w:vAlign w:val="top"/>
+          </w:tcPr>
+          <w:p>
+            <w:pPr>
+              <w:spacing w:after="40" w:before="0"/>
+              <w:jc w:val="left"/>
+            </w:pPr>
+            <w:r>
+              <w:rPr>
+                <w:rFonts w:ascii="Arial" w:cs="Arial" w:eastAsia="Arial" w:hAnsi="Arial"/>
+                <w:b/>
+                <w:bCs/>
+                <w:i w:val="false"/>
+                <w:iCs w:val="false"/>
+                <w:color w:val="000000"/>
+                <w:sz w:val="18"/>
+                <w:szCs w:val="18"/>
+              </w:rPr>
+              <w:t xml:space="preserve">Pertinent &amp; Contemporary Issues (PCIs)</w:t>
+            </w:r>
+          </w:p>
+        </w:tc>
+        <w:tc>
+          <w:tcPr>
+            <w:tcW w:type="dxa" w:w="10680"/>
+            <w:shd w:fill="FFFFFF" w:color="auto" w:val="clear"/>
+            <w:tcMar>
+              <w:top w:type="dxa" w:w="60"/>
+              <w:left w:type="dxa" w:w="120"/>
+              <w:bottom w:type="dxa" w:w="60"/>
+              <w:right w:type="dxa" w:w="120"/>
+            </w:tcMar>
+            <w:vAlign w:val="top"/>
+          </w:tcPr>
+          <w:p>
+            <w:pPr>
+              <w:spacing w:after="30" w:before="0"/>
+              <w:ind w:left="360" w:hanging="180"/>
+              <w:jc w:val="left"/>
+            </w:pPr>
+            <w:r>
+              <w:rPr>
+                <w:rFonts w:ascii="Arial" w:cs="Arial" w:eastAsia="Arial" w:hAnsi="Arial"/>
+                <w:b w:val="false"/>
+                <w:bCs w:val="false"/>
+                <w:i w:val="false"/>
+                <w:iCs w:val="false"/>
+                <w:color w:val="000000"/>
+                <w:sz w:val="18"/>
+                <w:szCs w:val="18"/>
+              </w:rPr>
+              <w:t xml:space="preserve">–  Road Safety: The learner discusses with peers the applications of reflections in real life such as use of driving mirrors in reducing road crashes on Kenyan roads.</w:t>
+            </w:r>
+          </w:p>
+        </w:tc>
+      </w:tr>
+      <w:tr>
+        <w:tc>
+          <w:tcPr>
+            <w:tcW w:type="dxa" w:w="3000"/>
+            <w:shd w:fill="D9EEF1" w:color="auto" w:val="clear"/>
+            <w:tcMar>
+              <w:top w:type="dxa" w:w="60"/>
+              <w:left w:type="dxa" w:w="120"/>
+              <w:bottom w:type="dxa" w:w="60"/>
+              <w:right w:type="dxa" w:w="120"/>
+            </w:tcMar>
+            <w:vAlign w:val="top"/>
+          </w:tcPr>
+          <w:p>
+            <w:pPr>
+              <w:spacing w:after="40" w:before="0"/>
+              <w:jc w:val="left"/>
+            </w:pPr>
+            <w:r>
+              <w:rPr>
+                <w:rFonts w:ascii="Arial" w:cs="Arial" w:eastAsia="Arial" w:hAnsi="Arial"/>
+                <w:b/>
+                <w:bCs/>
+                <w:i w:val="false"/>
+                <w:iCs w:val="false"/>
+                <w:color w:val="000000"/>
+                <w:sz w:val="18"/>
+                <w:szCs w:val="18"/>
+              </w:rPr>
+              <w:t xml:space="preserve">Career Connections</w:t>
+            </w:r>
+          </w:p>
+        </w:tc>
+        <w:tc>
+          <w:tcPr>
+            <w:tcW w:type="dxa" w:w="10680"/>
+            <w:shd w:fill="FFFFFF" w:color="auto" w:val="clear"/>
+            <w:tcMar>
+              <w:top w:type="dxa" w:w="60"/>
+              <w:left w:type="dxa" w:w="120"/>
+              <w:bottom w:type="dxa" w:w="60"/>
+              <w:right w:type="dxa" w:w="120"/>
+            </w:tcMar>
+            <w:vAlign w:val="top"/>
+          </w:tcPr>
+          <w:p>
+            <w:pPr>
+              <w:spacing w:after="30" w:before="0"/>
+              <w:ind w:left="360" w:hanging="180"/>
+              <w:jc w:val="left"/>
+            </w:pPr>
+            <w:r>
+              <w:rPr>
+                <w:rFonts w:ascii="Arial" w:cs="Arial" w:eastAsia="Arial" w:hAnsi="Arial"/>
+                <w:b w:val="false"/>
+                <w:bCs w:val="false"/>
+                <w:i w:val="false"/>
+                <w:iCs w:val="false"/>
+                <w:color w:val="000000"/>
+                <w:sz w:val="18"/>
+                <w:szCs w:val="18"/>
+              </w:rPr>
+              <w:t xml:space="preserve">–  Architecture and Interior Design: Reflection symmetry is used in designing buildings, floor tile patterns, and décor — relevant to construction careers prevalent across Nairobi and other urban centres.</w:t>
+            </w:r>
+          </w:p>
+          <w:p>
+            <w:pPr>
+              <w:spacing w:after="30" w:before="0"/>
+              <w:ind w:left="360" w:hanging="180"/>
+              <w:jc w:val="left"/>
+            </w:pPr>
+            <w:r>
+              <w:rPr>
+                <w:rFonts w:ascii="Arial" w:cs="Arial" w:eastAsia="Arial" w:hAnsi="Arial"/>
+                <w:b w:val="false"/>
+                <w:bCs w:val="false"/>
+                <w:i w:val="false"/>
+                <w:iCs w:val="false"/>
+                <w:color w:val="000000"/>
+                <w:sz w:val="18"/>
+                <w:szCs w:val="18"/>
+              </w:rPr>
+              <w:t xml:space="preserve">–  Road Transport and Logistics: Matatu and truck drivers rely on plane and convex mirrors; understanding reflection supports careers in vehicle operation and road safety management.</w:t>
+            </w:r>
+          </w:p>
+          <w:p>
+            <w:pPr>
+              <w:spacing w:after="30" w:before="0"/>
+              <w:ind w:left="360" w:hanging="180"/>
+              <w:jc w:val="left"/>
+            </w:pPr>
+            <w:r>
+              <w:rPr>
+                <w:rFonts w:ascii="Arial" w:cs="Arial" w:eastAsia="Arial" w:hAnsi="Arial"/>
+                <w:b w:val="false"/>
+                <w:bCs w:val="false"/>
+                <w:i w:val="false"/>
+                <w:iCs w:val="false"/>
+                <w:color w:val="000000"/>
+                <w:sz w:val="18"/>
+                <w:szCs w:val="18"/>
+              </w:rPr>
+              <w:t xml:space="preserve">–  Fashion and Textile Design: Kanga, kitenge, and Maasai shuka pattern designers use lines of symmetry and reflection to create repeating motifs.</w:t>
+            </w:r>
+          </w:p>
+          <w:p>
+            <w:pPr>
+              <w:spacing w:after="30" w:before="0"/>
+              <w:ind w:left="360" w:hanging="180"/>
+              <w:jc w:val="left"/>
+            </w:pPr>
+            <w:r>
+              <w:rPr>
+                <w:rFonts w:ascii="Arial" w:cs="Arial" w:eastAsia="Arial" w:hAnsi="Arial"/>
+                <w:b w:val="false"/>
+                <w:bCs w:val="false"/>
+                <w:i w:val="false"/>
+                <w:iCs w:val="false"/>
+                <w:color w:val="000000"/>
+                <w:sz w:val="18"/>
+                <w:szCs w:val="18"/>
+              </w:rPr>
+              <w:t xml:space="preserve">–  Photography and Media: Photographers and videographers use mirror reflections for composition; media technology students benefit from understanding image formation.</w:t>
+            </w:r>
+          </w:p>
+          <w:p>
+            <w:pPr>
+              <w:spacing w:after="30" w:before="0"/>
+              <w:ind w:left="360" w:hanging="180"/>
+              <w:jc w:val="left"/>
+            </w:pPr>
+            <w:r>
+              <w:rPr>
+                <w:rFonts w:ascii="Arial" w:cs="Arial" w:eastAsia="Arial" w:hAnsi="Arial"/>
+                <w:b w:val="false"/>
+                <w:bCs w:val="false"/>
+                <w:i w:val="false"/>
+                <w:iCs w:val="false"/>
+                <w:color w:val="000000"/>
+                <w:sz w:val="18"/>
+                <w:szCs w:val="18"/>
+              </w:rPr>
+              <w:t xml:space="preserve">–  Sports Coaching and Recreation: Coaches use reflective analysis of athletes' movements; sports management careers at institutions such as those supporting Kenyan marathon runners benefit from spatial reasoning.</w:t>
+            </w:r>
+          </w:p>
+          <w:p>
+            <w:pPr>
+              <w:spacing w:after="30" w:before="0"/>
+              <w:ind w:left="360" w:hanging="180"/>
+              <w:jc w:val="left"/>
+            </w:pPr>
+            <w:r>
+              <w:rPr>
+                <w:rFonts w:ascii="Arial" w:cs="Arial" w:eastAsia="Arial" w:hAnsi="Arial"/>
+                <w:b w:val="false"/>
+                <w:bCs w:val="false"/>
+                <w:i w:val="false"/>
+                <w:iCs w:val="false"/>
+                <w:color w:val="000000"/>
+                <w:sz w:val="18"/>
+                <w:szCs w:val="18"/>
+              </w:rPr>
+              <w:t xml:space="preserve">–  Guidance and Counselling / Health Sciences: Body-symmetry assessments (e.g., physiotherapy) and use of diagnostic mirrors draw on knowledge of reflection.</w:t>
+            </w:r>
+          </w:p>
+        </w:tc>
+      </w:tr>
+      <w:tr>
+        <w:tc>
+          <w:tcPr>
+            <w:tcW w:type="dxa" w:w="3000"/>
+            <w:shd w:fill="D5E8F0" w:color="auto" w:val="clear"/>
+            <w:tcMar>
+              <w:top w:type="dxa" w:w="60"/>
+              <w:left w:type="dxa" w:w="120"/>
+              <w:bottom w:type="dxa" w:w="60"/>
+              <w:right w:type="dxa" w:w="120"/>
+            </w:tcMar>
+            <w:vAlign w:val="top"/>
+          </w:tcPr>
+          <w:p>
+            <w:pPr>
+              <w:spacing w:after="40" w:before="0"/>
+              <w:jc w:val="left"/>
+            </w:pPr>
+            <w:r>
+              <w:rPr>
+                <w:rFonts w:ascii="Arial" w:cs="Arial" w:eastAsia="Arial" w:hAnsi="Arial"/>
+                <w:b/>
+                <w:bCs/>
+                <w:i w:val="false"/>
+                <w:iCs w:val="false"/>
+                <w:color w:val="000000"/>
+                <w:sz w:val="18"/>
+                <w:szCs w:val="18"/>
+              </w:rPr>
+              <w:t xml:space="preserve">Focus for Lessons</w:t>
+            </w:r>
+          </w:p>
+        </w:tc>
+        <w:tc>
+          <w:tcPr>
+            <w:tcW w:type="dxa" w:w="10680"/>
+            <w:shd w:fill="FFFFFF" w:color="auto" w:val="clear"/>
+            <w:tcMar>
+              <w:top w:type="dxa" w:w="60"/>
+              <w:left w:type="dxa" w:w="120"/>
+              <w:bottom w:type="dxa" w:w="60"/>
+              <w:right w:type="dxa" w:w="120"/>
+            </w:tcMar>
+            <w:vAlign w:val="top"/>
+          </w:tcPr>
+          <w:p>
+            <w:pPr>
+              <w:spacing w:after="40" w:before="0"/>
+              <w:jc w:val="left"/>
+            </w:pPr>
+            <w:r>
+              <w:rPr>
+                <w:rFonts w:ascii="Arial" w:cs="Arial" w:eastAsia="Arial" w:hAnsi="Arial"/>
+                <w:b w:val="false"/>
+                <w:bCs w:val="false"/>
+                <w:i w:val="false"/>
+                <w:iCs w:val="false"/>
+                <w:color w:val="000000"/>
+                <w:sz w:val="18"/>
+                <w:szCs w:val="18"/>
+              </w:rPr>
+              <w:t xml:space="preserve">This unit develops learners' understanding of reflection as a geometric transformation, beginning with lines of symmetry in familiar Kenyan objects and progressing to formal constructions on plain paper and the Cartesian plane. Learners move from hands-on exploration with physical mirrors and cut-out shapes to precise geometric construction, always connecting abstract properties back to the anchoring real-world context of mirror images encountered in daily Kenyan life. Throughout the eight lessons, collaborative investigation, peer discussion, and step-by-step model building ensure that both procedural fluency and conceptual understanding of reflection are achieved.</w:t>
+            </w:r>
+          </w:p>
+        </w:tc>
+      </w:tr>
+      <w:tr>
+        <w:tc>
+          <w:tcPr>
+            <w:tcW w:type="dxa" w:w="3000"/>
+            <w:shd w:fill="EAD1F5" w:color="auto" w:val="clear"/>
+            <w:tcMar>
+              <w:top w:type="dxa" w:w="60"/>
+              <w:left w:type="dxa" w:w="120"/>
+              <w:bottom w:type="dxa" w:w="60"/>
+              <w:right w:type="dxa" w:w="120"/>
+            </w:tcMar>
+            <w:vAlign w:val="top"/>
+          </w:tcPr>
+          <w:p>
+            <w:pPr>
+              <w:spacing w:after="40" w:before="0"/>
+              <w:jc w:val="left"/>
+            </w:pPr>
+            <w:r>
+              <w:rPr>
+                <w:rFonts w:ascii="Arial" w:cs="Arial" w:eastAsia="Arial" w:hAnsi="Arial"/>
+                <w:b/>
+                <w:bCs/>
+                <w:i w:val="false"/>
+                <w:iCs w:val="false"/>
+                <w:color w:val="000000"/>
+                <w:sz w:val="18"/>
+                <w:szCs w:val="18"/>
+              </w:rPr>
+              <w:t xml:space="preserve">Driving Question / Key Inquiry Questions</w:t>
+            </w:r>
+          </w:p>
+        </w:tc>
+        <w:tc>
+          <w:tcPr>
+            <w:tcW w:type="dxa" w:w="10680"/>
+            <w:shd w:fill="FFFFFF" w:color="auto" w:val="clear"/>
+            <w:tcMar>
+              <w:top w:type="dxa" w:w="60"/>
+              <w:left w:type="dxa" w:w="120"/>
+              <w:bottom w:type="dxa" w:w="60"/>
+              <w:right w:type="dxa" w:w="120"/>
+            </w:tcMar>
+            <w:vAlign w:val="top"/>
+          </w:tcPr>
+          <w:p>
+            <w:pPr>
+              <w:spacing w:after="40" w:before="0"/>
+              <w:jc w:val="left"/>
+            </w:pPr>
+            <w:r>
+              <w:rPr>
+                <w:rFonts w:ascii="Arial" w:cs="Arial" w:eastAsia="Arial" w:hAnsi="Arial"/>
+                <w:b w:val="false"/>
+                <w:bCs w:val="false"/>
+                <w:i w:val="false"/>
+                <w:iCs w:val="false"/>
+                <w:color w:val="000000"/>
+                <w:sz w:val="18"/>
+                <w:szCs w:val="18"/>
+              </w:rPr>
+              <w:t xml:space="preserve">DRIVING QUESTION: Why does a mirror show a perfect copy of the world — and where exactly does that copy live?</w:t>
+            </w:r>
+          </w:p>
+          <w:p>
+            <w:pPr>
+              <w:spacing w:after="40" w:before="0"/>
+              <w:jc w:val="left"/>
+            </w:pPr>
+            <w:r>
+              <w:rPr>
+                <w:rFonts w:ascii="Arial" w:cs="Arial" w:eastAsia="Arial" w:hAnsi="Arial"/>
+                <w:b w:val="false"/>
+                <w:bCs w:val="false"/>
+                <w:i w:val="false"/>
+                <w:iCs w:val="false"/>
+                <w:color w:val="000000"/>
+                <w:sz w:val="18"/>
+                <w:szCs w:val="18"/>
+              </w:rPr>
+              <w:t xml:space="preserve"/>
+            </w:r>
+          </w:p>
+          <w:p>
+            <w:pPr>
+              <w:spacing w:after="40" w:before="0"/>
+              <w:jc w:val="left"/>
+            </w:pPr>
+            <w:r>
+              <w:rPr>
+                <w:rFonts w:ascii="Arial" w:cs="Arial" w:eastAsia="Arial" w:hAnsi="Arial"/>
+                <w:b w:val="false"/>
+                <w:bCs w:val="false"/>
+                <w:i w:val="false"/>
+                <w:iCs w:val="false"/>
+                <w:color w:val="000000"/>
+                <w:sz w:val="18"/>
+                <w:szCs w:val="18"/>
+              </w:rPr>
+              <w:t xml:space="preserve">KICD KEY INQUIRY QUESTION:</w:t>
+            </w:r>
+          </w:p>
+          <w:p>
+            <w:pPr>
+              <w:spacing w:after="40" w:before="0"/>
+              <w:jc w:val="left"/>
+            </w:pPr>
+            <w:r>
+              <w:rPr>
+                <w:rFonts w:ascii="Arial" w:cs="Arial" w:eastAsia="Arial" w:hAnsi="Arial"/>
+                <w:b w:val="false"/>
+                <w:bCs w:val="false"/>
+                <w:i w:val="false"/>
+                <w:iCs w:val="false"/>
+                <w:color w:val="000000"/>
+                <w:sz w:val="18"/>
+                <w:szCs w:val="18"/>
+              </w:rPr>
+              <w:t xml:space="preserve">1. How is reflection important in day-to-day activities?</w:t>
+            </w:r>
+          </w:p>
+        </w:tc>
+      </w:tr>
+      <w:tr>
+        <w:tc>
+          <w:tcPr>
+            <w:tcW w:type="dxa" w:w="3000"/>
+            <w:shd w:fill="EAD1F5" w:color="auto" w:val="clear"/>
+            <w:tcMar>
+              <w:top w:type="dxa" w:w="60"/>
+              <w:left w:type="dxa" w:w="120"/>
+              <w:bottom w:type="dxa" w:w="60"/>
+              <w:right w:type="dxa" w:w="120"/>
+            </w:tcMar>
+            <w:vAlign w:val="top"/>
+          </w:tcPr>
+          <w:p>
+            <w:pPr>
+              <w:spacing w:after="40" w:before="0"/>
+              <w:jc w:val="left"/>
+            </w:pPr>
+            <w:r>
+              <w:rPr>
+                <w:rFonts w:ascii="Arial" w:cs="Arial" w:eastAsia="Arial" w:hAnsi="Arial"/>
+                <w:b/>
+                <w:bCs/>
+                <w:i w:val="false"/>
+                <w:iCs w:val="false"/>
+                <w:color w:val="000000"/>
+                <w:sz w:val="18"/>
+                <w:szCs w:val="18"/>
+              </w:rPr>
+              <w:t xml:space="preserve">Anchoring Phenomenon</w:t>
+            </w:r>
+          </w:p>
+        </w:tc>
+        <w:tc>
+          <w:tcPr>
+            <w:tcW w:type="dxa" w:w="10680"/>
+            <w:shd w:fill="FFFFFF" w:color="auto" w:val="clear"/>
+            <w:tcMar>
+              <w:top w:type="dxa" w:w="60"/>
+              <w:left w:type="dxa" w:w="120"/>
+              <w:bottom w:type="dxa" w:w="60"/>
+              <w:right w:type="dxa" w:w="120"/>
+            </w:tcMar>
+            <w:vAlign w:val="top"/>
+          </w:tcPr>
+          <w:p>
+            <w:pPr>
+              <w:spacing w:after="40" w:before="0"/>
+              <w:jc w:val="left"/>
+            </w:pPr>
+            <w:r>
+              <w:rPr>
+                <w:rFonts w:ascii="Arial" w:cs="Arial" w:eastAsia="Arial" w:hAnsi="Arial"/>
+                <w:b w:val="false"/>
+                <w:bCs w:val="false"/>
+                <w:i w:val="false"/>
+                <w:iCs w:val="false"/>
+                <w:color w:val="000000"/>
+                <w:sz w:val="18"/>
+                <w:szCs w:val="18"/>
+              </w:rPr>
+              <w:t xml:space="preserve">A Grade 10 learner in Nairobi notices something puzzling one morning: as she stands in front of the full-length mirror on her bedroom wall to check her school uniform, her reflection raises the opposite hand when she raises hers, yet every detail — the pattern on her Kanga skirt, the number of buttons on her shirt, the distance she stands from the glass — appears perfectly preserved. Later, on the matatu ride to school, she observes the driver constantly checking the rear-view and side mirrors; the vehicles and pedestrians visible in those mirrors are clear, life-sized representations of what is behind, yet they appear "flipped." At school, the mathematics teacher holds up a sheet of paper with a bold letter "A" printed on it and places a plane mirror beside it: the class sees a perfect mirror-image "A" in the glass — same size, same shape, but laterally reversed. Students are puzzled: Why does the image appear the same distance behind the mirror as the object is in front? Why is the image the same size but "flipped"? What invisible line or rule governs where the image lands? This observable, puzzling, everyday phenomenon — the behaviour of plane mirrors — anchors the entire unit and motivates learners to uncover the precise geometric properties of reflection.</w:t>
+            </w:r>
+          </w:p>
+        </w:tc>
+      </w:tr>
+      <w:tr>
+        <w:tc>
+          <w:tcPr>
+            <w:tcW w:type="dxa" w:w="3000"/>
+            <w:shd w:fill="D9EEF1" w:color="auto" w:val="clear"/>
+            <w:tcMar>
+              <w:top w:type="dxa" w:w="60"/>
+              <w:left w:type="dxa" w:w="120"/>
+              <w:bottom w:type="dxa" w:w="60"/>
+              <w:right w:type="dxa" w:w="120"/>
+            </w:tcMar>
+            <w:vAlign w:val="top"/>
+          </w:tcPr>
+          <w:p>
+            <w:pPr>
+              <w:spacing w:after="40" w:before="0"/>
+              <w:jc w:val="left"/>
+            </w:pPr>
+            <w:r>
+              <w:rPr>
+                <w:rFonts w:ascii="Arial" w:cs="Arial" w:eastAsia="Arial" w:hAnsi="Arial"/>
+                <w:b/>
+                <w:bCs/>
+                <w:i w:val="false"/>
+                <w:iCs w:val="false"/>
+                <w:color w:val="000000"/>
+                <w:sz w:val="18"/>
+                <w:szCs w:val="18"/>
+              </w:rPr>
+              <w:t xml:space="preserve">Storyline Thread</w:t>
+            </w:r>
+          </w:p>
+        </w:tc>
+        <w:tc>
+          <w:tcPr>
+            <w:tcW w:type="dxa" w:w="10680"/>
+            <w:shd w:fill="FFFFFF" w:color="auto" w:val="clear"/>
+            <w:tcMar>
+              <w:top w:type="dxa" w:w="60"/>
+              <w:left w:type="dxa" w:w="120"/>
+              <w:bottom w:type="dxa" w:w="60"/>
+              <w:right w:type="dxa" w:w="120"/>
+            </w:tcMar>
+            <w:vAlign w:val="top"/>
+          </w:tcPr>
+          <w:p>
+            <w:pPr>
+              <w:spacing w:after="40" w:before="0"/>
+              <w:jc w:val="left"/>
+            </w:pPr>
+            <w:r>
+              <w:rPr>
+                <w:rFonts w:ascii="Arial" w:cs="Arial" w:eastAsia="Arial" w:hAnsi="Arial"/>
+                <w:b w:val="false"/>
+                <w:bCs w:val="false"/>
+                <w:i w:val="false"/>
+                <w:iCs w:val="false"/>
+                <w:color w:val="000000"/>
+                <w:sz w:val="18"/>
+                <w:szCs w:val="18"/>
+              </w:rPr>
+              <w:t xml:space="preserve">Lesson 1 — Symmetry Safari (Lines of Symmetry in Plane Figures): Learners are introduced to the anchoring phenomenon (the classroom plane mirror and the "flipped letter A"). They collect leaves, cut-out shapes (rectangles, squares, triangles, circles), and everyday objects (Kanga fabric swatches, bottle caps) and investigate lines of symmetry by folding and using a plane mirror. They record the number of lines of symmetry for each shape and share findings with peers, generating initial questions for the Driving Question Board.</w:t>
+            </w:r>
+          </w:p>
+          <w:p>
+            <w:pPr>
+              <w:spacing w:after="40" w:before="0"/>
+              <w:jc w:val="left"/>
+            </w:pPr>
+            <w:r>
+              <w:rPr>
+                <w:rFonts w:ascii="Arial" w:cs="Arial" w:eastAsia="Arial" w:hAnsi="Arial"/>
+                <w:b w:val="false"/>
+                <w:bCs w:val="false"/>
+                <w:i w:val="false"/>
+                <w:iCs w:val="false"/>
+                <w:color w:val="000000"/>
+                <w:sz w:val="18"/>
+                <w:szCs w:val="18"/>
+              </w:rPr>
+              <w:t xml:space="preserve"/>
+            </w:r>
+          </w:p>
+          <w:p>
+            <w:pPr>
+              <w:spacing w:after="40" w:before="0"/>
+              <w:jc w:val="left"/>
+            </w:pPr>
+            <w:r>
+              <w:rPr>
+                <w:rFonts w:ascii="Arial" w:cs="Arial" w:eastAsia="Arial" w:hAnsi="Arial"/>
+                <w:b w:val="false"/>
+                <w:bCs w:val="false"/>
+                <w:i w:val="false"/>
+                <w:iCs w:val="false"/>
+                <w:color w:val="000000"/>
+                <w:sz w:val="18"/>
+                <w:szCs w:val="18"/>
+              </w:rPr>
+              <w:t xml:space="preserve">Lesson 2 — Mirror, Mirror on the Wall (Properties of Reflection — Plane Surface): Learners stand at measured distances from a plane mirror and record the apparent distance of their image. They then use a ruler and set square to place a small object at various distances from a drawn mirror line on plain paper, locate the image, and measure: (i) object distance = image distance from mirror line; (ii) the line joining object to image is perpendicular to the mirror line; (iii) the image is congruent to the object. Learners formalise the three properties of reflection and connect them back to the anchoring phenomenon.</w:t>
+            </w:r>
+          </w:p>
+          <w:p>
+            <w:pPr>
+              <w:spacing w:after="40" w:before="0"/>
+              <w:jc w:val="left"/>
+            </w:pPr>
+            <w:r>
+              <w:rPr>
+                <w:rFonts w:ascii="Arial" w:cs="Arial" w:eastAsia="Arial" w:hAnsi="Arial"/>
+                <w:b w:val="false"/>
+                <w:bCs w:val="false"/>
+                <w:i w:val="false"/>
+                <w:iCs w:val="false"/>
+                <w:color w:val="000000"/>
+                <w:sz w:val="18"/>
+                <w:szCs w:val="18"/>
+              </w:rPr>
+              <w:t xml:space="preserve"/>
+            </w:r>
+          </w:p>
+          <w:p>
+            <w:pPr>
+              <w:spacing w:after="40" w:before="0"/>
+              <w:jc w:val="left"/>
+            </w:pPr>
+            <w:r>
+              <w:rPr>
+                <w:rFonts w:ascii="Arial" w:cs="Arial" w:eastAsia="Arial" w:hAnsi="Arial"/>
+                <w:b w:val="false"/>
+                <w:bCs w:val="false"/>
+                <w:i w:val="false"/>
+                <w:iCs w:val="false"/>
+                <w:color w:val="000000"/>
+                <w:sz w:val="18"/>
+                <w:szCs w:val="18"/>
+              </w:rPr>
+              <w:t xml:space="preserve">Lesson 3 — Drawing Images on a Plane Surface (Construction Practice): Learners use a geometrical set to construct images of given plane figures (triangles, quadrilaterals, irregular polygons) reflected in horizontal, vertical, and oblique mirror lines on plain paper. Step-by-step teacher modelling is followed by peer practice. Learners annotate each construction to label object distance, image distance, and perpendicular bisectors, reinforcing properties from Lesson 2.</w:t>
+            </w:r>
+          </w:p>
+          <w:p>
+            <w:pPr>
+              <w:spacing w:after="40" w:before="0"/>
+              <w:jc w:val="left"/>
+            </w:pPr>
+            <w:r>
+              <w:rPr>
+                <w:rFonts w:ascii="Arial" w:cs="Arial" w:eastAsia="Arial" w:hAnsi="Arial"/>
+                <w:b w:val="false"/>
+                <w:bCs w:val="false"/>
+                <w:i w:val="false"/>
+                <w:iCs w:val="false"/>
+                <w:color w:val="000000"/>
+                <w:sz w:val="18"/>
+                <w:szCs w:val="18"/>
+              </w:rPr>
+              <w:t xml:space="preserve"/>
+            </w:r>
+          </w:p>
+          <w:p>
+            <w:pPr>
+              <w:spacing w:after="40" w:before="0"/>
+              <w:jc w:val="left"/>
+            </w:pPr>
+            <w:r>
+              <w:rPr>
+                <w:rFonts w:ascii="Arial" w:cs="Arial" w:eastAsia="Arial" w:hAnsi="Arial"/>
+                <w:b w:val="false"/>
+                <w:bCs w:val="false"/>
+                <w:i w:val="false"/>
+                <w:iCs w:val="false"/>
+                <w:color w:val="000000"/>
+                <w:sz w:val="18"/>
+                <w:szCs w:val="18"/>
+              </w:rPr>
+              <w:t xml:space="preserve">Lesson 4 — Reflection on the Cartesian Plane I (x=0 and y=0): Learners plot given objects on a Cartesian plane and reflect them in the y-axis (x=0) and x-axis (y=0). They discover the coordinate rules: reflection in x=0 maps (x, y) → (−x, y); reflection in y=0 maps (x, y) → (x, −y). Learners connect these rules to the mirror-image phenomenon — the mirror line is now a coordinate axis — and practise with triangles and quadrilaterals plotted using Kenyan context coordinates (e.g., grid maps of school grounds in Nairobi).</w:t>
+            </w:r>
+          </w:p>
+          <w:p>
+            <w:pPr>
+              <w:spacing w:after="40" w:before="0"/>
+              <w:jc w:val="left"/>
+            </w:pPr>
+            <w:r>
+              <w:rPr>
+                <w:rFonts w:ascii="Arial" w:cs="Arial" w:eastAsia="Arial" w:hAnsi="Arial"/>
+                <w:b w:val="false"/>
+                <w:bCs w:val="false"/>
+                <w:i w:val="false"/>
+                <w:iCs w:val="false"/>
+                <w:color w:val="000000"/>
+                <w:sz w:val="18"/>
+                <w:szCs w:val="18"/>
+              </w:rPr>
+              <w:t xml:space="preserve"/>
+            </w:r>
+          </w:p>
+          <w:p>
+            <w:pPr>
+              <w:spacing w:after="40" w:before="0"/>
+              <w:jc w:val="left"/>
+            </w:pPr>
+            <w:r>
+              <w:rPr>
+                <w:rFonts w:ascii="Arial" w:cs="Arial" w:eastAsia="Arial" w:hAnsi="Arial"/>
+                <w:b w:val="false"/>
+                <w:bCs w:val="false"/>
+                <w:i w:val="false"/>
+                <w:iCs w:val="false"/>
+                <w:color w:val="000000"/>
+                <w:sz w:val="18"/>
+                <w:szCs w:val="18"/>
+              </w:rPr>
+              <w:t xml:space="preserve">Lesson 5 — Reflection on the Cartesian Plane II (y=x): Learners investigate reflection in the line y=x by plotting objects and their images and deducing the rule (x, y) → (y, x). They compare all three Cartesian mirror lines studied (x=0, y=0, y=x), tabulate the coordinate transformation rules, and practise mixed examples. The lesson revisits the anchoring phenomenon: just as standing closer to a physical mirror changes the image position, changing the mirror line on the Cartesian plane changes the image coordinates by a precise rule.</w:t>
+            </w:r>
+          </w:p>
+          <w:p>
+            <w:pPr>
+              <w:spacing w:after="40" w:before="0"/>
+              <w:jc w:val="left"/>
+            </w:pPr>
+            <w:r>
+              <w:rPr>
+                <w:rFonts w:ascii="Arial" w:cs="Arial" w:eastAsia="Arial" w:hAnsi="Arial"/>
+                <w:b w:val="false"/>
+                <w:bCs w:val="false"/>
+                <w:i w:val="false"/>
+                <w:iCs w:val="false"/>
+                <w:color w:val="000000"/>
+                <w:sz w:val="18"/>
+                <w:szCs w:val="18"/>
+              </w:rPr>
+              <w:t xml:space="preserve"/>
+            </w:r>
+          </w:p>
+          <w:p>
+            <w:pPr>
+              <w:spacing w:after="40" w:before="0"/>
+              <w:jc w:val="left"/>
+            </w:pPr>
+            <w:r>
+              <w:rPr>
+                <w:rFonts w:ascii="Arial" w:cs="Arial" w:eastAsia="Arial" w:hAnsi="Arial"/>
+                <w:b w:val="false"/>
+                <w:bCs w:val="false"/>
+                <w:i w:val="false"/>
+                <w:iCs w:val="false"/>
+                <w:color w:val="000000"/>
+                <w:sz w:val="18"/>
+                <w:szCs w:val="18"/>
+              </w:rPr>
+              <w:t xml:space="preserve">Lesson 6 — Finding the Mirror Line (Reverse Reflection): Given an object and its image on both a plain surface and a Cartesian plane, learners work backwards to construct or identify the mirror line (perpendicular bisector of the segment joining corresponding points). This reverse-engineering task deepens understanding of the properties of reflection. Learners connect this to the road-safety supporting phenomenon: traffic engineers determine the optimal angle and position of a junction mirror by knowing where drivers (object) and the hazard (image) must be.</w:t>
+            </w:r>
+          </w:p>
+          <w:p>
+            <w:pPr>
+              <w:spacing w:after="40" w:before="0"/>
+              <w:jc w:val="left"/>
+            </w:pPr>
+            <w:r>
+              <w:rPr>
+                <w:rFonts w:ascii="Arial" w:cs="Arial" w:eastAsia="Arial" w:hAnsi="Arial"/>
+                <w:b w:val="false"/>
+                <w:bCs w:val="false"/>
+                <w:i w:val="false"/>
+                <w:iCs w:val="false"/>
+                <w:color w:val="000000"/>
+                <w:sz w:val="18"/>
+                <w:szCs w:val="18"/>
+              </w:rPr>
+              <w:t xml:space="preserve"/>
+            </w:r>
+          </w:p>
+          <w:p>
+            <w:pPr>
+              <w:spacing w:after="40" w:before="0"/>
+              <w:jc w:val="left"/>
+            </w:pPr>
+            <w:r>
+              <w:rPr>
+                <w:rFonts w:ascii="Arial" w:cs="Arial" w:eastAsia="Arial" w:hAnsi="Arial"/>
+                <w:b w:val="false"/>
+                <w:bCs w:val="false"/>
+                <w:i w:val="false"/>
+                <w:iCs w:val="false"/>
+                <w:color w:val="000000"/>
+                <w:sz w:val="18"/>
+                <w:szCs w:val="18"/>
+              </w:rPr>
+              <w:t xml:space="preserve">Lesson 7 — Real-Life Applications and Peer Presentations: Learners investigate real-life applications of reflection in groups: (i) driving mirrors and road safety on Kenyan roads; (ii) symmetry in Kanga/kitenge design; (iii) architectural symmetry in Kenyan buildings (e.g., Parliament buildings, mosques in Mombasa). Each group prepares a short illustrated presentation linking their application to the geometric properties of reflection studied in Lessons 2–6. The Driving Question Board is updated with answers and residual questions.</w:t>
+            </w:r>
+          </w:p>
+          <w:p>
+            <w:pPr>
+              <w:spacing w:after="40" w:before="0"/>
+              <w:jc w:val="left"/>
+            </w:pPr>
+            <w:r>
+              <w:rPr>
+                <w:rFonts w:ascii="Arial" w:cs="Arial" w:eastAsia="Arial" w:hAnsi="Arial"/>
+                <w:b w:val="false"/>
+                <w:bCs w:val="false"/>
+                <w:i w:val="false"/>
+                <w:iCs w:val="false"/>
+                <w:color w:val="000000"/>
+                <w:sz w:val="18"/>
+                <w:szCs w:val="18"/>
+              </w:rPr>
+              <w:t xml:space="preserve"/>
+            </w:r>
+          </w:p>
+          <w:p>
+            <w:pPr>
+              <w:spacing w:after="40" w:before="0"/>
+              <w:jc w:val="left"/>
+            </w:pPr>
+            <w:r>
+              <w:rPr>
+                <w:rFonts w:ascii="Arial" w:cs="Arial" w:eastAsia="Arial" w:hAnsi="Arial"/>
+                <w:b w:val="false"/>
+                <w:bCs w:val="false"/>
+                <w:i w:val="false"/>
+                <w:iCs w:val="false"/>
+                <w:color w:val="000000"/>
+                <w:sz w:val="18"/>
+                <w:szCs w:val="18"/>
+              </w:rPr>
+              <w:t xml:space="preserve">Lesson 8 — Model Building, Review and Assessment: Learners produce a cumulative annotated diagram ("reflection model") that synthesises all properties and constructions: lines of symmetry, plane-surface reflection, Cartesian reflection in x=0 / y=0 / y=x, and reverse mirror-line construction. They self-assess against the KICD rubric descriptors, complete a class activity (written exercise covering all SLOs), and reflect on how the anchoring phenomenon of the everyday mirror is now fully explained by the geometric properties they have uncovered across the unit.</w:t>
+            </w:r>
+          </w:p>
+        </w:tc>
+      </w:tr>
+      <w:tr>
+        <w:tc>
+          <w:tcPr>
+            <w:tcW w:type="dxa" w:w="3000"/>
+            <w:shd w:fill="EAD1F5" w:color="auto" w:val="clear"/>
+            <w:tcMar>
+              <w:top w:type="dxa" w:w="60"/>
+              <w:left w:type="dxa" w:w="120"/>
+              <w:bottom w:type="dxa" w:w="60"/>
+              <w:right w:type="dxa" w:w="120"/>
+            </w:tcMar>
+            <w:vAlign w:val="top"/>
+          </w:tcPr>
+          <w:p>
+            <w:pPr>
+              <w:spacing w:after="40" w:before="0"/>
+              <w:jc w:val="left"/>
+            </w:pPr>
+            <w:r>
+              <w:rPr>
+                <w:rFonts w:ascii="Arial" w:cs="Arial" w:eastAsia="Arial" w:hAnsi="Arial"/>
+                <w:b/>
+                <w:bCs/>
+                <w:i w:val="false"/>
+                <w:iCs w:val="false"/>
+                <w:color w:val="000000"/>
+                <w:sz w:val="18"/>
+                <w:szCs w:val="18"/>
+              </w:rPr>
+              <w:t xml:space="preserve">Supporting Phenomena</w:t>
+            </w:r>
+          </w:p>
+        </w:tc>
+        <w:tc>
+          <w:tcPr>
+            <w:tcW w:type="dxa" w:w="10680"/>
+            <w:shd w:fill="FFFFFF" w:color="auto" w:val="clear"/>
+            <w:tcMar>
+              <w:top w:type="dxa" w:w="60"/>
+              <w:left w:type="dxa" w:w="120"/>
+              <w:bottom w:type="dxa" w:w="60"/>
+              <w:right w:type="dxa" w:w="120"/>
+            </w:tcMar>
+            <w:vAlign w:val="top"/>
+          </w:tcPr>
+          <w:p>
+            <w:pPr>
+              <w:spacing w:after="30" w:before="0"/>
+              <w:ind w:left="360" w:hanging="180"/>
+              <w:jc w:val="left"/>
+            </w:pPr>
+            <w:r>
+              <w:rPr>
+                <w:rFonts w:ascii="Arial" w:cs="Arial" w:eastAsia="Arial" w:hAnsi="Arial"/>
+                <w:b w:val="false"/>
+                <w:bCs w:val="false"/>
+                <w:i w:val="false"/>
+                <w:iCs w:val="false"/>
+                <w:color w:val="000000"/>
+                <w:sz w:val="18"/>
+                <w:szCs w:val="18"/>
+              </w:rPr>
+              <w:t xml:space="preserve">–  Symmetry in Kenyan leaves and national symbols: Learners collect leaves (e.g., mango, avocado, neem) from the school compound in Kisumu or Nairobi and notice that folding many leaves along their central vein produces two identical halves — raising the question of what geometric rule produces this symmetry.</w:t>
+            </w:r>
+          </w:p>
+          <w:p>
+            <w:pPr>
+              <w:spacing w:after="30" w:before="0"/>
+              <w:ind w:left="360" w:hanging="180"/>
+              <w:jc w:val="left"/>
+            </w:pPr>
+            <w:r>
+              <w:rPr>
+                <w:rFonts w:ascii="Arial" w:cs="Arial" w:eastAsia="Arial" w:hAnsi="Arial"/>
+                <w:b w:val="false"/>
+                <w:bCs w:val="false"/>
+                <w:i w:val="false"/>
+                <w:iCs w:val="false"/>
+                <w:color w:val="000000"/>
+                <w:sz w:val="18"/>
+                <w:szCs w:val="18"/>
+              </w:rPr>
+              <w:t xml:space="preserve">–  Reflections on Lake Victoria and other water bodies: Photographs taken at Lake Victoria's shore or the Nairobi Dam show perfect upside-down reflections of trees, boats, and buildings on calm water — puzzling learners about why the reflected image appears directly below the object.</w:t>
+            </w:r>
+          </w:p>
+          <w:p>
+            <w:pPr>
+              <w:spacing w:after="30" w:before="0"/>
+              <w:ind w:left="360" w:hanging="180"/>
+              <w:jc w:val="left"/>
+            </w:pPr>
+            <w:r>
+              <w:rPr>
+                <w:rFonts w:ascii="Arial" w:cs="Arial" w:eastAsia="Arial" w:hAnsi="Arial"/>
+                <w:b w:val="false"/>
+                <w:bCs w:val="false"/>
+                <w:i w:val="false"/>
+                <w:iCs w:val="false"/>
+                <w:color w:val="000000"/>
+                <w:sz w:val="18"/>
+                <w:szCs w:val="18"/>
+              </w:rPr>
+              <w:t xml:space="preserve">–  Kanga and kitenge textile patterns: Learners examine the repeating symmetric patterns on Kanga cloth sold in Mombasa markets and notice that half the pattern is a mirror image of the other half, raising questions about how designers use lines of reflection to create such patterns.</w:t>
+            </w:r>
+          </w:p>
+          <w:p>
+            <w:pPr>
+              <w:spacing w:after="30" w:before="0"/>
+              <w:ind w:left="360" w:hanging="180"/>
+              <w:jc w:val="left"/>
+            </w:pPr>
+            <w:r>
+              <w:rPr>
+                <w:rFonts w:ascii="Arial" w:cs="Arial" w:eastAsia="Arial" w:hAnsi="Arial"/>
+                <w:b w:val="false"/>
+                <w:bCs w:val="false"/>
+                <w:i w:val="false"/>
+                <w:iCs w:val="false"/>
+                <w:color w:val="000000"/>
+                <w:sz w:val="18"/>
+                <w:szCs w:val="18"/>
+              </w:rPr>
+              <w:t xml:space="preserve">–  Road safety mirrors at Kenyan junctions: Convex mirrors mounted at sharp bends on Kenyan rural roads (e.g., along the Kericho–Kisumu highway) show wide-angle reflections of oncoming traffic, prompting discussion about how the position and angle of a mirror line determines what is visible in the image.</w:t>
+            </w:r>
+          </w:p>
+        </w:tc>
+      </w:tr>
+    </w:tbl>
+    <w:p>
+      <w:pPr>
+        <w:spacing w:after="120"/>
+      </w:pPr>
+      <w:r>
+        <w:t xml:space="preserve"/>
       </w:r>
     </w:p>
     <w:p>
@@ -150,7 +2184,7 @@
         </w:rPr>
         <w:t xml:space="preserve">© 2026 SeaVuria and ARES. This work is licensed under a </w:t>
       </w:r>
-      <w:hyperlink w:history="1" r:id="rId46nnh5nl7mzanfl8hfepm">
+      <w:hyperlink w:history="1" r:id="rIdfwwtydxopla8ikkyphlm0">
         <w:r>
           <w:rPr>
             <w:rFonts w:ascii="Arial" w:cs="Arial" w:eastAsia="Arial" w:hAnsi="Arial"/>
@@ -170,7 +2204,7 @@
         </w:rPr>
         <w:t xml:space="preserve"> (</w:t>
       </w:r>
-      <w:hyperlink w:history="1" r:id="rId-cfyweixmkbqjg1w8dehx">
+      <w:hyperlink w:history="1" r:id="rIdt64vxpnm9u8rke7m7meql">
         <w:r>
           <w:rPr>
             <w:rFonts w:ascii="Arial" w:cs="Arial" w:eastAsia="Arial" w:hAnsi="Arial"/>
@@ -190,7 +2224,7 @@
         </w:rPr>
         <w:t xml:space="preserve">). To view a copy of this license, visit </w:t>
       </w:r>
-      <w:hyperlink w:history="1" r:id="rId2cmd4lgmgd-np5bd_30nb">
+      <w:hyperlink w:history="1" r:id="rIdzf9rqux_ohidkte5anxne">
         <w:r>
           <w:rPr>
             <w:rFonts w:ascii="Arial" w:cs="Arial" w:eastAsia="Arial" w:hAnsi="Arial"/>
@@ -209,2040 +2243,6 @@
           <w:szCs w:val="17"/>
         </w:rPr>
         <w:t xml:space="preserve">. You are free to copy, redistribute, and adapt this material in any medium or format, provided appropriate credit is given and the material is not used for commercial purposes. KICD learning outcomes and curriculum designations reproduced here for alignment purposes remain the property of KICD and are not covered by this license. Linked external resources (e.g. CK-12, Khan Academy, PhET) are subject to their own licenses.</w:t>
-      </w:r>
-    </w:p>
-    <w:p>
-      <w:pPr>
-        <w:spacing w:after="120"/>
-      </w:pPr>
-      <w:r>
-        <w:t xml:space="preserve"/>
-      </w:r>
-    </w:p>
-    <w:tbl>
-      <w:tblPr>
-        <w:tblW w:type="dxa" w:w="13680"/>
-        <w:tblBorders>
-          <w:top w:val="single" w:color="AAAAAA" w:sz="4"/>
-          <w:left w:val="single" w:color="AAAAAA" w:sz="4"/>
-          <w:bottom w:val="single" w:color="AAAAAA" w:sz="4"/>
-          <w:right w:val="single" w:color="AAAAAA" w:sz="4"/>
-          <w:insideH w:val="single" w:color="auto" w:sz="4"/>
-          <w:insideV w:val="single" w:color="auto" w:sz="4"/>
-        </w:tblBorders>
-        <w:tblLayout w:type="fixed"/>
-      </w:tblPr>
-      <w:tblGrid>
-        <w:gridCol w:w="3000"/>
-        <w:gridCol w:w="10680"/>
-      </w:tblGrid>
-      <w:tr>
-        <w:tc>
-          <w:tcPr>
-            <w:tcW w:type="dxa" w:w="13680"/>
-            <w:gridSpan w:val="2"/>
-            <w:shd w:fill="1F3864" w:color="auto" w:val="clear"/>
-            <w:tcMar>
-              <w:top w:type="dxa" w:w="60"/>
-              <w:left w:type="dxa" w:w="120"/>
-              <w:bottom w:type="dxa" w:w="60"/>
-              <w:right w:type="dxa" w:w="120"/>
-            </w:tcMar>
-            <w:vAlign w:val="top"/>
-          </w:tcPr>
-          <w:p>
-            <w:pPr>
-              <w:spacing w:after="40" w:before="0"/>
-              <w:jc w:val="center"/>
-            </w:pPr>
-            <w:r>
-              <w:rPr>
-                <w:rFonts w:ascii="Arial" w:cs="Arial" w:eastAsia="Arial" w:hAnsi="Arial"/>
-                <w:b/>
-                <w:bCs/>
-                <w:i w:val="false"/>
-                <w:iCs w:val="false"/>
-                <w:color w:val="FFFFFF"/>
-                <w:sz w:val="22"/>
-                <w:szCs w:val="22"/>
-              </w:rPr>
-              <w:t xml:space="preserve">SUB-STRAND OVERVIEW</w:t>
-            </w:r>
-          </w:p>
-        </w:tc>
-      </w:tr>
-      <w:tr>
-        <w:tc>
-          <w:tcPr>
-            <w:tcW w:type="dxa" w:w="3000"/>
-            <w:shd w:fill="D5E8F0" w:color="auto" w:val="clear"/>
-            <w:tcMar>
-              <w:top w:type="dxa" w:w="60"/>
-              <w:left w:type="dxa" w:w="120"/>
-              <w:bottom w:type="dxa" w:w="60"/>
-              <w:right w:type="dxa" w:w="120"/>
-            </w:tcMar>
-            <w:vAlign w:val="top"/>
-          </w:tcPr>
-          <w:p>
-            <w:pPr>
-              <w:spacing w:after="40" w:before="0"/>
-              <w:jc w:val="left"/>
-            </w:pPr>
-            <w:r>
-              <w:rPr>
-                <w:rFonts w:ascii="Arial" w:cs="Arial" w:eastAsia="Arial" w:hAnsi="Arial"/>
-                <w:b/>
-                <w:bCs/>
-                <w:i w:val="false"/>
-                <w:iCs w:val="false"/>
-                <w:color w:val="000000"/>
-                <w:sz w:val="18"/>
-                <w:szCs w:val="18"/>
-              </w:rPr>
-              <w:t xml:space="preserve">Grade Level</w:t>
-            </w:r>
-          </w:p>
-        </w:tc>
-        <w:tc>
-          <w:tcPr>
-            <w:tcW w:type="dxa" w:w="10680"/>
-            <w:shd w:fill="FFFFFF" w:color="auto" w:val="clear"/>
-            <w:tcMar>
-              <w:top w:type="dxa" w:w="60"/>
-              <w:left w:type="dxa" w:w="120"/>
-              <w:bottom w:type="dxa" w:w="60"/>
-              <w:right w:type="dxa" w:w="120"/>
-            </w:tcMar>
-            <w:vAlign w:val="top"/>
-          </w:tcPr>
-          <w:p>
-            <w:pPr>
-              <w:spacing w:after="40" w:before="0"/>
-              <w:jc w:val="left"/>
-            </w:pPr>
-            <w:r>
-              <w:rPr>
-                <w:rFonts w:ascii="Arial" w:cs="Arial" w:eastAsia="Arial" w:hAnsi="Arial"/>
-                <w:b w:val="false"/>
-                <w:bCs w:val="false"/>
-                <w:i w:val="false"/>
-                <w:iCs w:val="false"/>
-                <w:color w:val="000000"/>
-                <w:sz w:val="18"/>
-                <w:szCs w:val="18"/>
-              </w:rPr>
-              <w:t xml:space="preserve">10</w:t>
-            </w:r>
-          </w:p>
-        </w:tc>
-      </w:tr>
-      <w:tr>
-        <w:tc>
-          <w:tcPr>
-            <w:tcW w:type="dxa" w:w="3000"/>
-            <w:shd w:fill="D5E8F0" w:color="auto" w:val="clear"/>
-            <w:tcMar>
-              <w:top w:type="dxa" w:w="60"/>
-              <w:left w:type="dxa" w:w="120"/>
-              <w:bottom w:type="dxa" w:w="60"/>
-              <w:right w:type="dxa" w:w="120"/>
-            </w:tcMar>
-            <w:vAlign w:val="top"/>
-          </w:tcPr>
-          <w:p>
-            <w:pPr>
-              <w:spacing w:after="40" w:before="0"/>
-              <w:jc w:val="left"/>
-            </w:pPr>
-            <w:r>
-              <w:rPr>
-                <w:rFonts w:ascii="Arial" w:cs="Arial" w:eastAsia="Arial" w:hAnsi="Arial"/>
-                <w:b/>
-                <w:bCs/>
-                <w:i w:val="false"/>
-                <w:iCs w:val="false"/>
-                <w:color w:val="000000"/>
-                <w:sz w:val="18"/>
-                <w:szCs w:val="18"/>
-              </w:rPr>
-              <w:t xml:space="preserve">Subject</w:t>
-            </w:r>
-          </w:p>
-        </w:tc>
-        <w:tc>
-          <w:tcPr>
-            <w:tcW w:type="dxa" w:w="10680"/>
-            <w:shd w:fill="FFFFFF" w:color="auto" w:val="clear"/>
-            <w:tcMar>
-              <w:top w:type="dxa" w:w="60"/>
-              <w:left w:type="dxa" w:w="120"/>
-              <w:bottom w:type="dxa" w:w="60"/>
-              <w:right w:type="dxa" w:w="120"/>
-            </w:tcMar>
-            <w:vAlign w:val="top"/>
-          </w:tcPr>
-          <w:p>
-            <w:pPr>
-              <w:spacing w:after="40" w:before="0"/>
-              <w:jc w:val="left"/>
-            </w:pPr>
-            <w:r>
-              <w:rPr>
-                <w:rFonts w:ascii="Arial" w:cs="Arial" w:eastAsia="Arial" w:hAnsi="Arial"/>
-                <w:b w:val="false"/>
-                <w:bCs w:val="false"/>
-                <w:i w:val="false"/>
-                <w:iCs w:val="false"/>
-                <w:color w:val="000000"/>
-                <w:sz w:val="18"/>
-                <w:szCs w:val="18"/>
-              </w:rPr>
-              <w:t xml:space="preserve">Essential Mathematics</w:t>
-            </w:r>
-          </w:p>
-        </w:tc>
-      </w:tr>
-      <w:tr>
-        <w:tc>
-          <w:tcPr>
-            <w:tcW w:type="dxa" w:w="3000"/>
-            <w:shd w:fill="D5E8F0" w:color="auto" w:val="clear"/>
-            <w:tcMar>
-              <w:top w:type="dxa" w:w="60"/>
-              <w:left w:type="dxa" w:w="120"/>
-              <w:bottom w:type="dxa" w:w="60"/>
-              <w:right w:type="dxa" w:w="120"/>
-            </w:tcMar>
-            <w:vAlign w:val="top"/>
-          </w:tcPr>
-          <w:p>
-            <w:pPr>
-              <w:spacing w:after="40" w:before="0"/>
-              <w:jc w:val="left"/>
-            </w:pPr>
-            <w:r>
-              <w:rPr>
-                <w:rFonts w:ascii="Arial" w:cs="Arial" w:eastAsia="Arial" w:hAnsi="Arial"/>
-                <w:b/>
-                <w:bCs/>
-                <w:i w:val="false"/>
-                <w:iCs w:val="false"/>
-                <w:color w:val="000000"/>
-                <w:sz w:val="18"/>
-                <w:szCs w:val="18"/>
-              </w:rPr>
-              <w:t xml:space="preserve">Strand</w:t>
-            </w:r>
-          </w:p>
-        </w:tc>
-        <w:tc>
-          <w:tcPr>
-            <w:tcW w:type="dxa" w:w="10680"/>
-            <w:shd w:fill="FFFFFF" w:color="auto" w:val="clear"/>
-            <w:tcMar>
-              <w:top w:type="dxa" w:w="60"/>
-              <w:left w:type="dxa" w:w="120"/>
-              <w:bottom w:type="dxa" w:w="60"/>
-              <w:right w:type="dxa" w:w="120"/>
-            </w:tcMar>
-            <w:vAlign w:val="top"/>
-          </w:tcPr>
-          <w:p>
-            <w:pPr>
-              <w:spacing w:after="40" w:before="0"/>
-              <w:jc w:val="left"/>
-            </w:pPr>
-            <w:r>
-              <w:rPr>
-                <w:rFonts w:ascii="Arial" w:cs="Arial" w:eastAsia="Arial" w:hAnsi="Arial"/>
-                <w:b w:val="false"/>
-                <w:bCs w:val="false"/>
-                <w:i w:val="false"/>
-                <w:iCs w:val="false"/>
-                <w:color w:val="000000"/>
-                <w:sz w:val="18"/>
-                <w:szCs w:val="18"/>
-              </w:rPr>
-              <w:t xml:space="preserve">Strand 2.0: Measurements and Geometry</w:t>
-            </w:r>
-          </w:p>
-        </w:tc>
-      </w:tr>
-      <w:tr>
-        <w:tc>
-          <w:tcPr>
-            <w:tcW w:type="dxa" w:w="3000"/>
-            <w:shd w:fill="D5E8F0" w:color="auto" w:val="clear"/>
-            <w:tcMar>
-              <w:top w:type="dxa" w:w="60"/>
-              <w:left w:type="dxa" w:w="120"/>
-              <w:bottom w:type="dxa" w:w="60"/>
-              <w:right w:type="dxa" w:w="120"/>
-            </w:tcMar>
-            <w:vAlign w:val="top"/>
-          </w:tcPr>
-          <w:p>
-            <w:pPr>
-              <w:spacing w:after="40" w:before="0"/>
-              <w:jc w:val="left"/>
-            </w:pPr>
-            <w:r>
-              <w:rPr>
-                <w:rFonts w:ascii="Arial" w:cs="Arial" w:eastAsia="Arial" w:hAnsi="Arial"/>
-                <w:b/>
-                <w:bCs/>
-                <w:i w:val="false"/>
-                <w:iCs w:val="false"/>
-                <w:color w:val="000000"/>
-                <w:sz w:val="18"/>
-                <w:szCs w:val="18"/>
-              </w:rPr>
-              <w:t xml:space="preserve">Sub-Strand</w:t>
-            </w:r>
-          </w:p>
-        </w:tc>
-        <w:tc>
-          <w:tcPr>
-            <w:tcW w:type="dxa" w:w="10680"/>
-            <w:shd w:fill="FFFFFF" w:color="auto" w:val="clear"/>
-            <w:tcMar>
-              <w:top w:type="dxa" w:w="60"/>
-              <w:left w:type="dxa" w:w="120"/>
-              <w:bottom w:type="dxa" w:w="60"/>
-              <w:right w:type="dxa" w:w="120"/>
-            </w:tcMar>
-            <w:vAlign w:val="top"/>
-          </w:tcPr>
-          <w:p>
-            <w:pPr>
-              <w:spacing w:after="40" w:before="0"/>
-              <w:jc w:val="left"/>
-            </w:pPr>
-            <w:r>
-              <w:rPr>
-                <w:rFonts w:ascii="Arial" w:cs="Arial" w:eastAsia="Arial" w:hAnsi="Arial"/>
-                <w:b w:val="false"/>
-                <w:bCs w:val="false"/>
-                <w:i w:val="false"/>
-                <w:iCs w:val="false"/>
-                <w:color w:val="000000"/>
-                <w:sz w:val="18"/>
-                <w:szCs w:val="18"/>
-              </w:rPr>
-              <w:t xml:space="preserve">Sub-Strand 2.2: Reflection</w:t>
-            </w:r>
-          </w:p>
-        </w:tc>
-      </w:tr>
-      <w:tr>
-        <w:tc>
-          <w:tcPr>
-            <w:tcW w:type="dxa" w:w="3000"/>
-            <w:shd w:fill="D5E8F0" w:color="auto" w:val="clear"/>
-            <w:tcMar>
-              <w:top w:type="dxa" w:w="60"/>
-              <w:left w:type="dxa" w:w="120"/>
-              <w:bottom w:type="dxa" w:w="60"/>
-              <w:right w:type="dxa" w:w="120"/>
-            </w:tcMar>
-            <w:vAlign w:val="top"/>
-          </w:tcPr>
-          <w:p>
-            <w:pPr>
-              <w:spacing w:after="40" w:before="0"/>
-              <w:jc w:val="left"/>
-            </w:pPr>
-            <w:r>
-              <w:rPr>
-                <w:rFonts w:ascii="Arial" w:cs="Arial" w:eastAsia="Arial" w:hAnsi="Arial"/>
-                <w:b/>
-                <w:bCs/>
-                <w:i w:val="false"/>
-                <w:iCs w:val="false"/>
-                <w:color w:val="000000"/>
-                <w:sz w:val="18"/>
-                <w:szCs w:val="18"/>
-              </w:rPr>
-              <w:t xml:space="preserve">Total Duration</w:t>
-            </w:r>
-          </w:p>
-        </w:tc>
-        <w:tc>
-          <w:tcPr>
-            <w:tcW w:type="dxa" w:w="10680"/>
-            <w:shd w:fill="FFFFFF" w:color="auto" w:val="clear"/>
-            <w:tcMar>
-              <w:top w:type="dxa" w:w="60"/>
-              <w:left w:type="dxa" w:w="120"/>
-              <w:bottom w:type="dxa" w:w="60"/>
-              <w:right w:type="dxa" w:w="120"/>
-            </w:tcMar>
-            <w:vAlign w:val="top"/>
-          </w:tcPr>
-          <w:p>
-            <w:pPr>
-              <w:spacing w:after="40" w:before="0"/>
-              <w:jc w:val="left"/>
-            </w:pPr>
-            <w:r>
-              <w:rPr>
-                <w:rFonts w:ascii="Arial" w:cs="Arial" w:eastAsia="Arial" w:hAnsi="Arial"/>
-                <w:b w:val="false"/>
-                <w:bCs w:val="false"/>
-                <w:i w:val="false"/>
-                <w:iCs w:val="false"/>
-                <w:color w:val="000000"/>
-                <w:sz w:val="18"/>
-                <w:szCs w:val="18"/>
-              </w:rPr>
-              <w:t xml:space="preserve">8 lessons × 40 minutes = 320 minutes total</w:t>
-            </w:r>
-          </w:p>
-        </w:tc>
-      </w:tr>
-      <w:tr>
-        <w:tc>
-          <w:tcPr>
-            <w:tcW w:type="dxa" w:w="3000"/>
-            <w:shd w:fill="D5E8F0" w:color="auto" w:val="clear"/>
-            <w:tcMar>
-              <w:top w:type="dxa" w:w="60"/>
-              <w:left w:type="dxa" w:w="120"/>
-              <w:bottom w:type="dxa" w:w="60"/>
-              <w:right w:type="dxa" w:w="120"/>
-            </w:tcMar>
-            <w:vAlign w:val="top"/>
-          </w:tcPr>
-          <w:p>
-            <w:pPr>
-              <w:spacing w:after="40" w:before="0"/>
-              <w:jc w:val="left"/>
-            </w:pPr>
-            <w:r>
-              <w:rPr>
-                <w:rFonts w:ascii="Arial" w:cs="Arial" w:eastAsia="Arial" w:hAnsi="Arial"/>
-                <w:b/>
-                <w:bCs/>
-                <w:i w:val="false"/>
-                <w:iCs w:val="false"/>
-                <w:color w:val="000000"/>
-                <w:sz w:val="18"/>
-                <w:szCs w:val="18"/>
-              </w:rPr>
-              <w:t xml:space="preserve">Sub-Strand Content</w:t>
-            </w:r>
-          </w:p>
-        </w:tc>
-        <w:tc>
-          <w:tcPr>
-            <w:tcW w:type="dxa" w:w="10680"/>
-            <w:shd w:fill="FFFFFF" w:color="auto" w:val="clear"/>
-            <w:tcMar>
-              <w:top w:type="dxa" w:w="60"/>
-              <w:left w:type="dxa" w:w="120"/>
-              <w:bottom w:type="dxa" w:w="60"/>
-              <w:right w:type="dxa" w:w="120"/>
-            </w:tcMar>
-            <w:vAlign w:val="top"/>
-          </w:tcPr>
-          <w:p>
-            <w:pPr>
-              <w:spacing w:after="30" w:before="0"/>
-              <w:ind w:left="360" w:hanging="180"/>
-              <w:jc w:val="left"/>
-            </w:pPr>
-            <w:r>
-              <w:rPr>
-                <w:rFonts w:ascii="Arial" w:cs="Arial" w:eastAsia="Arial" w:hAnsi="Arial"/>
-                <w:b w:val="false"/>
-                <w:bCs w:val="false"/>
-                <w:i w:val="false"/>
-                <w:iCs w:val="false"/>
-                <w:color w:val="000000"/>
-                <w:sz w:val="18"/>
-                <w:szCs w:val="18"/>
-              </w:rPr>
-              <w:t xml:space="preserve">–  Symmetry and lines of symmetry in plane figures</w:t>
-            </w:r>
-          </w:p>
-          <w:p>
-            <w:pPr>
-              <w:spacing w:after="30" w:before="0"/>
-              <w:ind w:left="360" w:hanging="180"/>
-              <w:jc w:val="left"/>
-            </w:pPr>
-            <w:r>
-              <w:rPr>
-                <w:rFonts w:ascii="Arial" w:cs="Arial" w:eastAsia="Arial" w:hAnsi="Arial"/>
-                <w:b w:val="false"/>
-                <w:bCs w:val="false"/>
-                <w:i w:val="false"/>
-                <w:iCs w:val="false"/>
-                <w:color w:val="000000"/>
-                <w:sz w:val="18"/>
-                <w:szCs w:val="18"/>
-              </w:rPr>
-              <w:t xml:space="preserve">–  Properties of reflection using objects and their images</w:t>
-            </w:r>
-          </w:p>
-          <w:p>
-            <w:pPr>
-              <w:spacing w:after="30" w:before="0"/>
-              <w:ind w:left="360" w:hanging="180"/>
-              <w:jc w:val="left"/>
-            </w:pPr>
-            <w:r>
-              <w:rPr>
-                <w:rFonts w:ascii="Arial" w:cs="Arial" w:eastAsia="Arial" w:hAnsi="Arial"/>
-                <w:b w:val="false"/>
-                <w:bCs w:val="false"/>
-                <w:i w:val="false"/>
-                <w:iCs w:val="false"/>
-                <w:color w:val="000000"/>
-                <w:sz w:val="18"/>
-                <w:szCs w:val="18"/>
-              </w:rPr>
-              <w:t xml:space="preserve">–  Reflection on a plane surface (drawing images given an object and a mirror line)</w:t>
-            </w:r>
-          </w:p>
-          <w:p>
-            <w:pPr>
-              <w:spacing w:after="30" w:before="0"/>
-              <w:ind w:left="360" w:hanging="180"/>
-              <w:jc w:val="left"/>
-            </w:pPr>
-            <w:r>
-              <w:rPr>
-                <w:rFonts w:ascii="Arial" w:cs="Arial" w:eastAsia="Arial" w:hAnsi="Arial"/>
-                <w:b w:val="false"/>
-                <w:bCs w:val="false"/>
-                <w:i w:val="false"/>
-                <w:iCs w:val="false"/>
-                <w:color w:val="000000"/>
-                <w:sz w:val="18"/>
-                <w:szCs w:val="18"/>
-              </w:rPr>
-              <w:t xml:space="preserve">–  Reflection on a Cartesian plane (mirror lines x=0, y=0, and y=x)</w:t>
-            </w:r>
-          </w:p>
-          <w:p>
-            <w:pPr>
-              <w:spacing w:after="30" w:before="0"/>
-              <w:ind w:left="360" w:hanging="180"/>
-              <w:jc w:val="left"/>
-            </w:pPr>
-            <w:r>
-              <w:rPr>
-                <w:rFonts w:ascii="Arial" w:cs="Arial" w:eastAsia="Arial" w:hAnsi="Arial"/>
-                <w:b w:val="false"/>
-                <w:bCs w:val="false"/>
-                <w:i w:val="false"/>
-                <w:iCs w:val="false"/>
-                <w:color w:val="000000"/>
-                <w:sz w:val="18"/>
-                <w:szCs w:val="18"/>
-              </w:rPr>
-              <w:t xml:space="preserve">–  Drawing the mirror line given an object and its image (plane surface and Cartesian plane)</w:t>
-            </w:r>
-          </w:p>
-          <w:p>
-            <w:pPr>
-              <w:spacing w:after="30" w:before="0"/>
-              <w:ind w:left="360" w:hanging="180"/>
-              <w:jc w:val="left"/>
-            </w:pPr>
-            <w:r>
-              <w:rPr>
-                <w:rFonts w:ascii="Arial" w:cs="Arial" w:eastAsia="Arial" w:hAnsi="Arial"/>
-                <w:b w:val="false"/>
-                <w:bCs w:val="false"/>
-                <w:i w:val="false"/>
-                <w:iCs w:val="false"/>
-                <w:color w:val="000000"/>
-                <w:sz w:val="18"/>
-                <w:szCs w:val="18"/>
-              </w:rPr>
-              <w:t xml:space="preserve">–  Application of reflection in real-life situations (e.g., driving mirrors, road safety, design patterns)</w:t>
-            </w:r>
-          </w:p>
-        </w:tc>
-      </w:tr>
-      <w:tr>
-        <w:tc>
-          <w:tcPr>
-            <w:tcW w:type="dxa" w:w="3000"/>
-            <w:shd w:fill="D5E8F0" w:color="auto" w:val="clear"/>
-            <w:tcMar>
-              <w:top w:type="dxa" w:w="60"/>
-              <w:left w:type="dxa" w:w="120"/>
-              <w:bottom w:type="dxa" w:w="60"/>
-              <w:right w:type="dxa" w:w="120"/>
-            </w:tcMar>
-            <w:vAlign w:val="top"/>
-          </w:tcPr>
-          <w:p>
-            <w:pPr>
-              <w:spacing w:after="40" w:before="0"/>
-              <w:jc w:val="left"/>
-            </w:pPr>
-            <w:r>
-              <w:rPr>
-                <w:rFonts w:ascii="Arial" w:cs="Arial" w:eastAsia="Arial" w:hAnsi="Arial"/>
-                <w:b/>
-                <w:bCs/>
-                <w:i w:val="false"/>
-                <w:iCs w:val="false"/>
-                <w:color w:val="000000"/>
-                <w:sz w:val="18"/>
-                <w:szCs w:val="18"/>
-              </w:rPr>
-              <w:t xml:space="preserve">Learning Outcomes</w:t>
-            </w:r>
-          </w:p>
-        </w:tc>
-        <w:tc>
-          <w:tcPr>
-            <w:tcW w:type="dxa" w:w="10680"/>
-            <w:shd w:fill="FFFFFF" w:color="auto" w:val="clear"/>
-            <w:tcMar>
-              <w:top w:type="dxa" w:w="60"/>
-              <w:left w:type="dxa" w:w="120"/>
-              <w:bottom w:type="dxa" w:w="60"/>
-              <w:right w:type="dxa" w:w="120"/>
-            </w:tcMar>
-            <w:vAlign w:val="top"/>
-          </w:tcPr>
-          <w:p>
-            <w:pPr>
-              <w:spacing w:after="40" w:before="0"/>
-              <w:jc w:val="left"/>
-            </w:pPr>
-            <w:r>
-              <w:rPr>
-                <w:rFonts w:ascii="Arial" w:cs="Arial" w:eastAsia="Arial" w:hAnsi="Arial"/>
-                <w:b w:val="false"/>
-                <w:bCs w:val="false"/>
-                <w:i w:val="false"/>
-                <w:iCs w:val="false"/>
-                <w:color w:val="000000"/>
-                <w:sz w:val="18"/>
-                <w:szCs w:val="18"/>
-              </w:rPr>
-              <w:t xml:space="preserve">By the end of the sub-strand, the learner should be able to:</w:t>
-            </w:r>
-          </w:p>
-          <w:p>
-            <w:pPr>
-              <w:spacing w:after="40" w:before="0"/>
-              <w:jc w:val="left"/>
-            </w:pPr>
-            <w:r>
-              <w:rPr>
-                <w:rFonts w:ascii="Arial" w:cs="Arial" w:eastAsia="Arial" w:hAnsi="Arial"/>
-                <w:b w:val="false"/>
-                <w:bCs w:val="false"/>
-                <w:i w:val="false"/>
-                <w:iCs w:val="false"/>
-                <w:color w:val="000000"/>
-                <w:sz w:val="18"/>
-                <w:szCs w:val="18"/>
-              </w:rPr>
-              <w:t xml:space="preserve">a) identify lines of symmetry in plane figures,</w:t>
-            </w:r>
-          </w:p>
-          <w:p>
-            <w:pPr>
-              <w:spacing w:after="40" w:before="0"/>
-              <w:jc w:val="left"/>
-            </w:pPr>
-            <w:r>
-              <w:rPr>
-                <w:rFonts w:ascii="Arial" w:cs="Arial" w:eastAsia="Arial" w:hAnsi="Arial"/>
-                <w:b w:val="false"/>
-                <w:bCs w:val="false"/>
-                <w:i w:val="false"/>
-                <w:iCs w:val="false"/>
-                <w:color w:val="000000"/>
-                <w:sz w:val="18"/>
-                <w:szCs w:val="18"/>
-              </w:rPr>
-              <w:t xml:space="preserve">b) determine the properties of reflection using objects and its image,</w:t>
-            </w:r>
-          </w:p>
-          <w:p>
-            <w:pPr>
-              <w:spacing w:after="40" w:before="0"/>
-              <w:jc w:val="left"/>
-            </w:pPr>
-            <w:r>
-              <w:rPr>
-                <w:rFonts w:ascii="Arial" w:cs="Arial" w:eastAsia="Arial" w:hAnsi="Arial"/>
-                <w:b w:val="false"/>
-                <w:bCs w:val="false"/>
-                <w:i w:val="false"/>
-                <w:iCs w:val="false"/>
-                <w:color w:val="000000"/>
-                <w:sz w:val="18"/>
-                <w:szCs w:val="18"/>
-              </w:rPr>
-              <w:t xml:space="preserve">c) draw an image given an object and a mirror line on a plane surface,</w:t>
-            </w:r>
-          </w:p>
-          <w:p>
-            <w:pPr>
-              <w:spacing w:after="40" w:before="0"/>
-              <w:jc w:val="left"/>
-            </w:pPr>
-            <w:r>
-              <w:rPr>
-                <w:rFonts w:ascii="Arial" w:cs="Arial" w:eastAsia="Arial" w:hAnsi="Arial"/>
-                <w:b w:val="false"/>
-                <w:bCs w:val="false"/>
-                <w:i w:val="false"/>
-                <w:iCs w:val="false"/>
-                <w:color w:val="000000"/>
-                <w:sz w:val="18"/>
-                <w:szCs w:val="18"/>
-              </w:rPr>
-              <w:t xml:space="preserve">d) draw an image given an object and a mirror line on a Cartesian plane,</w:t>
-            </w:r>
-          </w:p>
-          <w:p>
-            <w:pPr>
-              <w:spacing w:after="40" w:before="0"/>
-              <w:jc w:val="left"/>
-            </w:pPr>
-            <w:r>
-              <w:rPr>
-                <w:rFonts w:ascii="Arial" w:cs="Arial" w:eastAsia="Arial" w:hAnsi="Arial"/>
-                <w:b w:val="false"/>
-                <w:bCs w:val="false"/>
-                <w:i w:val="false"/>
-                <w:iCs w:val="false"/>
-                <w:color w:val="000000"/>
-                <w:sz w:val="18"/>
-                <w:szCs w:val="18"/>
-              </w:rPr>
-              <w:t xml:space="preserve">e) draw the mirror line given an object and its image on a plane surface and a Cartesian plane,</w:t>
-            </w:r>
-          </w:p>
-          <w:p>
-            <w:pPr>
-              <w:spacing w:after="40" w:before="0"/>
-              <w:jc w:val="left"/>
-            </w:pPr>
-            <w:r>
-              <w:rPr>
-                <w:rFonts w:ascii="Arial" w:cs="Arial" w:eastAsia="Arial" w:hAnsi="Arial"/>
-                <w:b w:val="false"/>
-                <w:bCs w:val="false"/>
-                <w:i w:val="false"/>
-                <w:iCs w:val="false"/>
-                <w:color w:val="000000"/>
-                <w:sz w:val="18"/>
-                <w:szCs w:val="18"/>
-              </w:rPr>
-              <w:t xml:space="preserve">f) apply reflection in real-life situations,</w:t>
-            </w:r>
-          </w:p>
-          <w:p>
-            <w:pPr>
-              <w:spacing w:after="40" w:before="0"/>
-              <w:jc w:val="left"/>
-            </w:pPr>
-            <w:r>
-              <w:rPr>
-                <w:rFonts w:ascii="Arial" w:cs="Arial" w:eastAsia="Arial" w:hAnsi="Arial"/>
-                <w:b w:val="false"/>
-                <w:bCs w:val="false"/>
-                <w:i w:val="false"/>
-                <w:iCs w:val="false"/>
-                <w:color w:val="000000"/>
-                <w:sz w:val="18"/>
-                <w:szCs w:val="18"/>
-              </w:rPr>
-              <w:t xml:space="preserve">g) appreciate the role of reflection in real-life situations.</w:t>
-            </w:r>
-          </w:p>
-        </w:tc>
-      </w:tr>
-      <w:tr>
-        <w:tc>
-          <w:tcPr>
-            <w:tcW w:type="dxa" w:w="3000"/>
-            <w:shd w:fill="D5E8F0" w:color="auto" w:val="clear"/>
-            <w:tcMar>
-              <w:top w:type="dxa" w:w="60"/>
-              <w:left w:type="dxa" w:w="120"/>
-              <w:bottom w:type="dxa" w:w="60"/>
-              <w:right w:type="dxa" w:w="120"/>
-            </w:tcMar>
-            <w:vAlign w:val="top"/>
-          </w:tcPr>
-          <w:p>
-            <w:pPr>
-              <w:spacing w:after="40" w:before="0"/>
-              <w:jc w:val="left"/>
-            </w:pPr>
-            <w:r>
-              <w:rPr>
-                <w:rFonts w:ascii="Arial" w:cs="Arial" w:eastAsia="Arial" w:hAnsi="Arial"/>
-                <w:b/>
-                <w:bCs/>
-                <w:i w:val="false"/>
-                <w:iCs w:val="false"/>
-                <w:color w:val="000000"/>
-                <w:sz w:val="18"/>
-                <w:szCs w:val="18"/>
-              </w:rPr>
-              <w:t xml:space="preserve">Core Competencies</w:t>
-            </w:r>
-          </w:p>
-        </w:tc>
-        <w:tc>
-          <w:tcPr>
-            <w:tcW w:type="dxa" w:w="10680"/>
-            <w:shd w:fill="FFFFFF" w:color="auto" w:val="clear"/>
-            <w:tcMar>
-              <w:top w:type="dxa" w:w="60"/>
-              <w:left w:type="dxa" w:w="120"/>
-              <w:bottom w:type="dxa" w:w="60"/>
-              <w:right w:type="dxa" w:w="120"/>
-            </w:tcMar>
-            <w:vAlign w:val="top"/>
-          </w:tcPr>
-          <w:p>
-            <w:pPr>
-              <w:spacing w:after="30" w:before="0"/>
-              <w:ind w:left="360" w:hanging="180"/>
-              <w:jc w:val="left"/>
-            </w:pPr>
-            <w:r>
-              <w:rPr>
-                <w:rFonts w:ascii="Arial" w:cs="Arial" w:eastAsia="Arial" w:hAnsi="Arial"/>
-                <w:b w:val="false"/>
-                <w:bCs w:val="false"/>
-                <w:i w:val="false"/>
-                <w:iCs w:val="false"/>
-                <w:color w:val="000000"/>
-                <w:sz w:val="18"/>
-                <w:szCs w:val="18"/>
-              </w:rPr>
-              <w:t xml:space="preserve">–  Learning to Learn: The learner develops relationship skills when discussing with peers the applications of reflections in real life such as use of mirrors in road transport.</w:t>
-            </w:r>
-          </w:p>
-          <w:p>
-            <w:pPr>
-              <w:spacing w:after="30" w:before="0"/>
-              <w:ind w:left="360" w:hanging="180"/>
-              <w:jc w:val="left"/>
-            </w:pPr>
-            <w:r>
-              <w:rPr>
-                <w:rFonts w:ascii="Arial" w:cs="Arial" w:eastAsia="Arial" w:hAnsi="Arial"/>
-                <w:b w:val="false"/>
-                <w:bCs w:val="false"/>
-                <w:i w:val="false"/>
-                <w:iCs w:val="false"/>
-                <w:color w:val="000000"/>
-                <w:sz w:val="18"/>
-                <w:szCs w:val="18"/>
-              </w:rPr>
-              <w:t xml:space="preserve">–  Creativity and Imagination: The learner acquires connection skills when making cut outs of plane figures for finding the number of lines of symmetry.</w:t>
-            </w:r>
-          </w:p>
-        </w:tc>
-      </w:tr>
-      <w:tr>
-        <w:tc>
-          <w:tcPr>
-            <w:tcW w:type="dxa" w:w="3000"/>
-            <w:shd w:fill="E2EFDA" w:color="auto" w:val="clear"/>
-            <w:tcMar>
-              <w:top w:type="dxa" w:w="60"/>
-              <w:left w:type="dxa" w:w="120"/>
-              <w:bottom w:type="dxa" w:w="60"/>
-              <w:right w:type="dxa" w:w="120"/>
-            </w:tcMar>
-            <w:vAlign w:val="top"/>
-          </w:tcPr>
-          <w:p>
-            <w:pPr>
-              <w:spacing w:after="40" w:before="0"/>
-              <w:jc w:val="left"/>
-            </w:pPr>
-            <w:r>
-              <w:rPr>
-                <w:rFonts w:ascii="Arial" w:cs="Arial" w:eastAsia="Arial" w:hAnsi="Arial"/>
-                <w:b/>
-                <w:bCs/>
-                <w:i w:val="false"/>
-                <w:iCs w:val="false"/>
-                <w:color w:val="000000"/>
-                <w:sz w:val="18"/>
-                <w:szCs w:val="18"/>
-              </w:rPr>
-              <w:t xml:space="preserve">Core Values</w:t>
-            </w:r>
-          </w:p>
-        </w:tc>
-        <w:tc>
-          <w:tcPr>
-            <w:tcW w:type="dxa" w:w="10680"/>
-            <w:shd w:fill="FFFFFF" w:color="auto" w:val="clear"/>
-            <w:tcMar>
-              <w:top w:type="dxa" w:w="60"/>
-              <w:left w:type="dxa" w:w="120"/>
-              <w:bottom w:type="dxa" w:w="60"/>
-              <w:right w:type="dxa" w:w="120"/>
-            </w:tcMar>
-            <w:vAlign w:val="top"/>
-          </w:tcPr>
-          <w:p>
-            <w:pPr>
-              <w:spacing w:after="30" w:before="0"/>
-              <w:ind w:left="360" w:hanging="180"/>
-              <w:jc w:val="left"/>
-            </w:pPr>
-            <w:r>
-              <w:rPr>
-                <w:rFonts w:ascii="Arial" w:cs="Arial" w:eastAsia="Arial" w:hAnsi="Arial"/>
-                <w:b w:val="false"/>
-                <w:bCs w:val="false"/>
-                <w:i w:val="false"/>
-                <w:iCs w:val="false"/>
-                <w:color w:val="000000"/>
-                <w:sz w:val="18"/>
-                <w:szCs w:val="18"/>
-              </w:rPr>
-              <w:t xml:space="preserve">–  Unity: The learner takes turns when working with peers to make cut outs of plane figures used in reflection activities.</w:t>
-            </w:r>
-          </w:p>
-          <w:p>
-            <w:pPr>
-              <w:spacing w:after="30" w:before="0"/>
-              <w:ind w:left="360" w:hanging="180"/>
-              <w:jc w:val="left"/>
-            </w:pPr>
-            <w:r>
-              <w:rPr>
-                <w:rFonts w:ascii="Arial" w:cs="Arial" w:eastAsia="Arial" w:hAnsi="Arial"/>
-                <w:b w:val="false"/>
-                <w:bCs w:val="false"/>
-                <w:i w:val="false"/>
-                <w:iCs w:val="false"/>
-                <w:color w:val="000000"/>
-                <w:sz w:val="18"/>
-                <w:szCs w:val="18"/>
-              </w:rPr>
-              <w:t xml:space="preserve">–  Responsibility: The learner takes care of instruments used to construct images formed after reflection in the mirror lines.</w:t>
-            </w:r>
-          </w:p>
-        </w:tc>
-      </w:tr>
-      <w:tr>
-        <w:tc>
-          <w:tcPr>
-            <w:tcW w:type="dxa" w:w="3000"/>
-            <w:shd w:fill="D5E8F0" w:color="auto" w:val="clear"/>
-            <w:tcMar>
-              <w:top w:type="dxa" w:w="60"/>
-              <w:left w:type="dxa" w:w="120"/>
-              <w:bottom w:type="dxa" w:w="60"/>
-              <w:right w:type="dxa" w:w="120"/>
-            </w:tcMar>
-            <w:vAlign w:val="top"/>
-          </w:tcPr>
-          <w:p>
-            <w:pPr>
-              <w:spacing w:after="40" w:before="0"/>
-              <w:jc w:val="left"/>
-            </w:pPr>
-            <w:r>
-              <w:rPr>
-                <w:rFonts w:ascii="Arial" w:cs="Arial" w:eastAsia="Arial" w:hAnsi="Arial"/>
-                <w:b/>
-                <w:bCs/>
-                <w:i w:val="false"/>
-                <w:iCs w:val="false"/>
-                <w:color w:val="000000"/>
-                <w:sz w:val="18"/>
-                <w:szCs w:val="18"/>
-              </w:rPr>
-              <w:t xml:space="preserve">Science &amp; Engineering Practices</w:t>
-            </w:r>
-          </w:p>
-        </w:tc>
-        <w:tc>
-          <w:tcPr>
-            <w:tcW w:type="dxa" w:w="10680"/>
-            <w:shd w:fill="FFFFFF" w:color="auto" w:val="clear"/>
-            <w:tcMar>
-              <w:top w:type="dxa" w:w="60"/>
-              <w:left w:type="dxa" w:w="120"/>
-              <w:bottom w:type="dxa" w:w="60"/>
-              <w:right w:type="dxa" w:w="120"/>
-            </w:tcMar>
-            <w:vAlign w:val="top"/>
-          </w:tcPr>
-          <w:p>
-            <w:pPr>
-              <w:spacing w:after="30" w:before="0"/>
-              <w:ind w:left="360" w:hanging="180"/>
-              <w:jc w:val="left"/>
-            </w:pPr>
-            <w:r>
-              <w:rPr>
-                <w:rFonts w:ascii="Arial" w:cs="Arial" w:eastAsia="Arial" w:hAnsi="Arial"/>
-                <w:b w:val="false"/>
-                <w:bCs w:val="false"/>
-                <w:i w:val="false"/>
-                <w:iCs w:val="false"/>
-                <w:color w:val="000000"/>
-                <w:sz w:val="18"/>
-                <w:szCs w:val="18"/>
-              </w:rPr>
-              <w:t xml:space="preserve">–  Asking Questions and Defining Problems: Learners question why an image in a mirror appears the same distance behind the mirror as the object is in front, driving inquiry into the properties of reflection.</w:t>
-            </w:r>
-          </w:p>
-          <w:p>
-            <w:pPr>
-              <w:spacing w:after="30" w:before="0"/>
-              <w:ind w:left="360" w:hanging="180"/>
-              <w:jc w:val="left"/>
-            </w:pPr>
-            <w:r>
-              <w:rPr>
-                <w:rFonts w:ascii="Arial" w:cs="Arial" w:eastAsia="Arial" w:hAnsi="Arial"/>
-                <w:b w:val="false"/>
-                <w:bCs w:val="false"/>
-                <w:i w:val="false"/>
-                <w:iCs w:val="false"/>
-                <w:color w:val="000000"/>
-                <w:sz w:val="18"/>
-                <w:szCs w:val="18"/>
-              </w:rPr>
-              <w:t xml:space="preserve">–  Planning and Carrying Out Investigations: Learners systematically place objects at measured distances from a plane mirror and record image positions to deduce reflection properties.</w:t>
-            </w:r>
-          </w:p>
-          <w:p>
-            <w:pPr>
-              <w:spacing w:after="30" w:before="0"/>
-              <w:ind w:left="360" w:hanging="180"/>
-              <w:jc w:val="left"/>
-            </w:pPr>
-            <w:r>
-              <w:rPr>
-                <w:rFonts w:ascii="Arial" w:cs="Arial" w:eastAsia="Arial" w:hAnsi="Arial"/>
-                <w:b w:val="false"/>
-                <w:bCs w:val="false"/>
-                <w:i w:val="false"/>
-                <w:iCs w:val="false"/>
-                <w:color w:val="000000"/>
-                <w:sz w:val="18"/>
-                <w:szCs w:val="18"/>
-              </w:rPr>
-              <w:t xml:space="preserve">–  Analyzing and Interpreting Data: Learners measure and compare object and image distances, perpendicularity of the mirror line, and size congruence to draw evidence-based conclusions.</w:t>
-            </w:r>
-          </w:p>
-          <w:p>
-            <w:pPr>
-              <w:spacing w:after="30" w:before="0"/>
-              <w:ind w:left="360" w:hanging="180"/>
-              <w:jc w:val="left"/>
-            </w:pPr>
-            <w:r>
-              <w:rPr>
-                <w:rFonts w:ascii="Arial" w:cs="Arial" w:eastAsia="Arial" w:hAnsi="Arial"/>
-                <w:b w:val="false"/>
-                <w:bCs w:val="false"/>
-                <w:i w:val="false"/>
-                <w:iCs w:val="false"/>
-                <w:color w:val="000000"/>
-                <w:sz w:val="18"/>
-                <w:szCs w:val="18"/>
-              </w:rPr>
-              <w:t xml:space="preserve">–  Constructing Explanations: Learners use gathered evidence from plane and Cartesian-plane activities to articulate the invariant properties of reflection (congruence, perpendicular bisector relationship).</w:t>
-            </w:r>
-          </w:p>
-          <w:p>
-            <w:pPr>
-              <w:spacing w:after="30" w:before="0"/>
-              <w:ind w:left="360" w:hanging="180"/>
-              <w:jc w:val="left"/>
-            </w:pPr>
-            <w:r>
-              <w:rPr>
-                <w:rFonts w:ascii="Arial" w:cs="Arial" w:eastAsia="Arial" w:hAnsi="Arial"/>
-                <w:b w:val="false"/>
-                <w:bCs w:val="false"/>
-                <w:i w:val="false"/>
-                <w:iCs w:val="false"/>
-                <w:color w:val="000000"/>
-                <w:sz w:val="18"/>
-                <w:szCs w:val="18"/>
-              </w:rPr>
-              <w:t xml:space="preserve">–  Obtaining, Evaluating, and Communicating Information: Learners discuss with peers and present findings on real-life applications of reflection such as driving mirrors and road safety.</w:t>
-            </w:r>
-          </w:p>
-        </w:tc>
-      </w:tr>
-      <w:tr>
-        <w:tc>
-          <w:tcPr>
-            <w:tcW w:type="dxa" w:w="3000"/>
-            <w:shd w:fill="FCE4D6" w:color="auto" w:val="clear"/>
-            <w:tcMar>
-              <w:top w:type="dxa" w:w="60"/>
-              <w:left w:type="dxa" w:w="120"/>
-              <w:bottom w:type="dxa" w:w="60"/>
-              <w:right w:type="dxa" w:w="120"/>
-            </w:tcMar>
-            <w:vAlign w:val="top"/>
-          </w:tcPr>
-          <w:p>
-            <w:pPr>
-              <w:spacing w:after="40" w:before="0"/>
-              <w:jc w:val="left"/>
-            </w:pPr>
-            <w:r>
-              <w:rPr>
-                <w:rFonts w:ascii="Arial" w:cs="Arial" w:eastAsia="Arial" w:hAnsi="Arial"/>
-                <w:b/>
-                <w:bCs/>
-                <w:i w:val="false"/>
-                <w:iCs w:val="false"/>
-                <w:color w:val="000000"/>
-                <w:sz w:val="18"/>
-                <w:szCs w:val="18"/>
-              </w:rPr>
-              <w:t xml:space="preserve">Pertinent &amp; Contemporary Issues (PCIs)</w:t>
-            </w:r>
-          </w:p>
-        </w:tc>
-        <w:tc>
-          <w:tcPr>
-            <w:tcW w:type="dxa" w:w="10680"/>
-            <w:shd w:fill="FFFFFF" w:color="auto" w:val="clear"/>
-            <w:tcMar>
-              <w:top w:type="dxa" w:w="60"/>
-              <w:left w:type="dxa" w:w="120"/>
-              <w:bottom w:type="dxa" w:w="60"/>
-              <w:right w:type="dxa" w:w="120"/>
-            </w:tcMar>
-            <w:vAlign w:val="top"/>
-          </w:tcPr>
-          <w:p>
-            <w:pPr>
-              <w:spacing w:after="30" w:before="0"/>
-              <w:ind w:left="360" w:hanging="180"/>
-              <w:jc w:val="left"/>
-            </w:pPr>
-            <w:r>
-              <w:rPr>
-                <w:rFonts w:ascii="Arial" w:cs="Arial" w:eastAsia="Arial" w:hAnsi="Arial"/>
-                <w:b w:val="false"/>
-                <w:bCs w:val="false"/>
-                <w:i w:val="false"/>
-                <w:iCs w:val="false"/>
-                <w:color w:val="000000"/>
-                <w:sz w:val="18"/>
-                <w:szCs w:val="18"/>
-              </w:rPr>
-              <w:t xml:space="preserve">–  Road Safety: The learner discusses with peers the applications of reflections in real life such as use of driving mirrors in reducing road crashes on Kenyan roads.</w:t>
-            </w:r>
-          </w:p>
-        </w:tc>
-      </w:tr>
-      <w:tr>
-        <w:tc>
-          <w:tcPr>
-            <w:tcW w:type="dxa" w:w="3000"/>
-            <w:shd w:fill="D9EEF1" w:color="auto" w:val="clear"/>
-            <w:tcMar>
-              <w:top w:type="dxa" w:w="60"/>
-              <w:left w:type="dxa" w:w="120"/>
-              <w:bottom w:type="dxa" w:w="60"/>
-              <w:right w:type="dxa" w:w="120"/>
-            </w:tcMar>
-            <w:vAlign w:val="top"/>
-          </w:tcPr>
-          <w:p>
-            <w:pPr>
-              <w:spacing w:after="40" w:before="0"/>
-              <w:jc w:val="left"/>
-            </w:pPr>
-            <w:r>
-              <w:rPr>
-                <w:rFonts w:ascii="Arial" w:cs="Arial" w:eastAsia="Arial" w:hAnsi="Arial"/>
-                <w:b/>
-                <w:bCs/>
-                <w:i w:val="false"/>
-                <w:iCs w:val="false"/>
-                <w:color w:val="000000"/>
-                <w:sz w:val="18"/>
-                <w:szCs w:val="18"/>
-              </w:rPr>
-              <w:t xml:space="preserve">Career Connections</w:t>
-            </w:r>
-          </w:p>
-        </w:tc>
-        <w:tc>
-          <w:tcPr>
-            <w:tcW w:type="dxa" w:w="10680"/>
-            <w:shd w:fill="FFFFFF" w:color="auto" w:val="clear"/>
-            <w:tcMar>
-              <w:top w:type="dxa" w:w="60"/>
-              <w:left w:type="dxa" w:w="120"/>
-              <w:bottom w:type="dxa" w:w="60"/>
-              <w:right w:type="dxa" w:w="120"/>
-            </w:tcMar>
-            <w:vAlign w:val="top"/>
-          </w:tcPr>
-          <w:p>
-            <w:pPr>
-              <w:spacing w:after="30" w:before="0"/>
-              <w:ind w:left="360" w:hanging="180"/>
-              <w:jc w:val="left"/>
-            </w:pPr>
-            <w:r>
-              <w:rPr>
-                <w:rFonts w:ascii="Arial" w:cs="Arial" w:eastAsia="Arial" w:hAnsi="Arial"/>
-                <w:b w:val="false"/>
-                <w:bCs w:val="false"/>
-                <w:i w:val="false"/>
-                <w:iCs w:val="false"/>
-                <w:color w:val="000000"/>
-                <w:sz w:val="18"/>
-                <w:szCs w:val="18"/>
-              </w:rPr>
-              <w:t xml:space="preserve">–  Architecture and Interior Design: Reflection symmetry is used in designing buildings, floor tile patterns, and décor — relevant to construction careers prevalent across Nairobi and other urban centres.</w:t>
-            </w:r>
-          </w:p>
-          <w:p>
-            <w:pPr>
-              <w:spacing w:after="30" w:before="0"/>
-              <w:ind w:left="360" w:hanging="180"/>
-              <w:jc w:val="left"/>
-            </w:pPr>
-            <w:r>
-              <w:rPr>
-                <w:rFonts w:ascii="Arial" w:cs="Arial" w:eastAsia="Arial" w:hAnsi="Arial"/>
-                <w:b w:val="false"/>
-                <w:bCs w:val="false"/>
-                <w:i w:val="false"/>
-                <w:iCs w:val="false"/>
-                <w:color w:val="000000"/>
-                <w:sz w:val="18"/>
-                <w:szCs w:val="18"/>
-              </w:rPr>
-              <w:t xml:space="preserve">–  Road Transport and Logistics: Matatu and truck drivers rely on plane and convex mirrors; understanding reflection supports careers in vehicle operation and road safety management.</w:t>
-            </w:r>
-          </w:p>
-          <w:p>
-            <w:pPr>
-              <w:spacing w:after="30" w:before="0"/>
-              <w:ind w:left="360" w:hanging="180"/>
-              <w:jc w:val="left"/>
-            </w:pPr>
-            <w:r>
-              <w:rPr>
-                <w:rFonts w:ascii="Arial" w:cs="Arial" w:eastAsia="Arial" w:hAnsi="Arial"/>
-                <w:b w:val="false"/>
-                <w:bCs w:val="false"/>
-                <w:i w:val="false"/>
-                <w:iCs w:val="false"/>
-                <w:color w:val="000000"/>
-                <w:sz w:val="18"/>
-                <w:szCs w:val="18"/>
-              </w:rPr>
-              <w:t xml:space="preserve">–  Fashion and Textile Design: Kanga, kitenge, and Maasai shuka pattern designers use lines of symmetry and reflection to create repeating motifs.</w:t>
-            </w:r>
-          </w:p>
-          <w:p>
-            <w:pPr>
-              <w:spacing w:after="30" w:before="0"/>
-              <w:ind w:left="360" w:hanging="180"/>
-              <w:jc w:val="left"/>
-            </w:pPr>
-            <w:r>
-              <w:rPr>
-                <w:rFonts w:ascii="Arial" w:cs="Arial" w:eastAsia="Arial" w:hAnsi="Arial"/>
-                <w:b w:val="false"/>
-                <w:bCs w:val="false"/>
-                <w:i w:val="false"/>
-                <w:iCs w:val="false"/>
-                <w:color w:val="000000"/>
-                <w:sz w:val="18"/>
-                <w:szCs w:val="18"/>
-              </w:rPr>
-              <w:t xml:space="preserve">–  Photography and Media: Photographers and videographers use mirror reflections for composition; media technology students benefit from understanding image formation.</w:t>
-            </w:r>
-          </w:p>
-          <w:p>
-            <w:pPr>
-              <w:spacing w:after="30" w:before="0"/>
-              <w:ind w:left="360" w:hanging="180"/>
-              <w:jc w:val="left"/>
-            </w:pPr>
-            <w:r>
-              <w:rPr>
-                <w:rFonts w:ascii="Arial" w:cs="Arial" w:eastAsia="Arial" w:hAnsi="Arial"/>
-                <w:b w:val="false"/>
-                <w:bCs w:val="false"/>
-                <w:i w:val="false"/>
-                <w:iCs w:val="false"/>
-                <w:color w:val="000000"/>
-                <w:sz w:val="18"/>
-                <w:szCs w:val="18"/>
-              </w:rPr>
-              <w:t xml:space="preserve">–  Sports Coaching and Recreation: Coaches use reflective analysis of athletes' movements; sports management careers at institutions such as those supporting Kenyan marathon runners benefit from spatial reasoning.</w:t>
-            </w:r>
-          </w:p>
-          <w:p>
-            <w:pPr>
-              <w:spacing w:after="30" w:before="0"/>
-              <w:ind w:left="360" w:hanging="180"/>
-              <w:jc w:val="left"/>
-            </w:pPr>
-            <w:r>
-              <w:rPr>
-                <w:rFonts w:ascii="Arial" w:cs="Arial" w:eastAsia="Arial" w:hAnsi="Arial"/>
-                <w:b w:val="false"/>
-                <w:bCs w:val="false"/>
-                <w:i w:val="false"/>
-                <w:iCs w:val="false"/>
-                <w:color w:val="000000"/>
-                <w:sz w:val="18"/>
-                <w:szCs w:val="18"/>
-              </w:rPr>
-              <w:t xml:space="preserve">–  Guidance and Counselling / Health Sciences: Body-symmetry assessments (e.g., physiotherapy) and use of diagnostic mirrors draw on knowledge of reflection.</w:t>
-            </w:r>
-          </w:p>
-        </w:tc>
-      </w:tr>
-      <w:tr>
-        <w:tc>
-          <w:tcPr>
-            <w:tcW w:type="dxa" w:w="3000"/>
-            <w:shd w:fill="D5E8F0" w:color="auto" w:val="clear"/>
-            <w:tcMar>
-              <w:top w:type="dxa" w:w="60"/>
-              <w:left w:type="dxa" w:w="120"/>
-              <w:bottom w:type="dxa" w:w="60"/>
-              <w:right w:type="dxa" w:w="120"/>
-            </w:tcMar>
-            <w:vAlign w:val="top"/>
-          </w:tcPr>
-          <w:p>
-            <w:pPr>
-              <w:spacing w:after="40" w:before="0"/>
-              <w:jc w:val="left"/>
-            </w:pPr>
-            <w:r>
-              <w:rPr>
-                <w:rFonts w:ascii="Arial" w:cs="Arial" w:eastAsia="Arial" w:hAnsi="Arial"/>
-                <w:b/>
-                <w:bCs/>
-                <w:i w:val="false"/>
-                <w:iCs w:val="false"/>
-                <w:color w:val="000000"/>
-                <w:sz w:val="18"/>
-                <w:szCs w:val="18"/>
-              </w:rPr>
-              <w:t xml:space="preserve">Focus for Lessons</w:t>
-            </w:r>
-          </w:p>
-        </w:tc>
-        <w:tc>
-          <w:tcPr>
-            <w:tcW w:type="dxa" w:w="10680"/>
-            <w:shd w:fill="FFFFFF" w:color="auto" w:val="clear"/>
-            <w:tcMar>
-              <w:top w:type="dxa" w:w="60"/>
-              <w:left w:type="dxa" w:w="120"/>
-              <w:bottom w:type="dxa" w:w="60"/>
-              <w:right w:type="dxa" w:w="120"/>
-            </w:tcMar>
-            <w:vAlign w:val="top"/>
-          </w:tcPr>
-          <w:p>
-            <w:pPr>
-              <w:spacing w:after="40" w:before="0"/>
-              <w:jc w:val="left"/>
-            </w:pPr>
-            <w:r>
-              <w:rPr>
-                <w:rFonts w:ascii="Arial" w:cs="Arial" w:eastAsia="Arial" w:hAnsi="Arial"/>
-                <w:b w:val="false"/>
-                <w:bCs w:val="false"/>
-                <w:i w:val="false"/>
-                <w:iCs w:val="false"/>
-                <w:color w:val="000000"/>
-                <w:sz w:val="18"/>
-                <w:szCs w:val="18"/>
-              </w:rPr>
-              <w:t xml:space="preserve">This unit develops learners' understanding of reflection as a geometric transformation, beginning with lines of symmetry in familiar Kenyan objects and progressing to formal constructions on plain paper and the Cartesian plane. Learners move from hands-on exploration with physical mirrors and cut-out shapes to precise geometric construction, always connecting abstract properties back to the anchoring real-world context of mirror images encountered in daily Kenyan life. Throughout the eight lessons, collaborative investigation, peer discussion, and step-by-step model building ensure that both procedural fluency and conceptual understanding of reflection are achieved.</w:t>
-            </w:r>
-          </w:p>
-        </w:tc>
-      </w:tr>
-      <w:tr>
-        <w:tc>
-          <w:tcPr>
-            <w:tcW w:type="dxa" w:w="3000"/>
-            <w:shd w:fill="EAD1F5" w:color="auto" w:val="clear"/>
-            <w:tcMar>
-              <w:top w:type="dxa" w:w="60"/>
-              <w:left w:type="dxa" w:w="120"/>
-              <w:bottom w:type="dxa" w:w="60"/>
-              <w:right w:type="dxa" w:w="120"/>
-            </w:tcMar>
-            <w:vAlign w:val="top"/>
-          </w:tcPr>
-          <w:p>
-            <w:pPr>
-              <w:spacing w:after="40" w:before="0"/>
-              <w:jc w:val="left"/>
-            </w:pPr>
-            <w:r>
-              <w:rPr>
-                <w:rFonts w:ascii="Arial" w:cs="Arial" w:eastAsia="Arial" w:hAnsi="Arial"/>
-                <w:b/>
-                <w:bCs/>
-                <w:i w:val="false"/>
-                <w:iCs w:val="false"/>
-                <w:color w:val="000000"/>
-                <w:sz w:val="18"/>
-                <w:szCs w:val="18"/>
-              </w:rPr>
-              <w:t xml:space="preserve">Driving Question / Key Inquiry Questions</w:t>
-            </w:r>
-          </w:p>
-        </w:tc>
-        <w:tc>
-          <w:tcPr>
-            <w:tcW w:type="dxa" w:w="10680"/>
-            <w:shd w:fill="FFFFFF" w:color="auto" w:val="clear"/>
-            <w:tcMar>
-              <w:top w:type="dxa" w:w="60"/>
-              <w:left w:type="dxa" w:w="120"/>
-              <w:bottom w:type="dxa" w:w="60"/>
-              <w:right w:type="dxa" w:w="120"/>
-            </w:tcMar>
-            <w:vAlign w:val="top"/>
-          </w:tcPr>
-          <w:p>
-            <w:pPr>
-              <w:spacing w:after="40" w:before="0"/>
-              <w:jc w:val="left"/>
-            </w:pPr>
-            <w:r>
-              <w:rPr>
-                <w:rFonts w:ascii="Arial" w:cs="Arial" w:eastAsia="Arial" w:hAnsi="Arial"/>
-                <w:b w:val="false"/>
-                <w:bCs w:val="false"/>
-                <w:i w:val="false"/>
-                <w:iCs w:val="false"/>
-                <w:color w:val="000000"/>
-                <w:sz w:val="18"/>
-                <w:szCs w:val="18"/>
-              </w:rPr>
-              <w:t xml:space="preserve">DRIVING QUESTION: Why does a mirror show a perfect copy of the world — and where exactly does that copy live?</w:t>
-            </w:r>
-          </w:p>
-          <w:p>
-            <w:pPr>
-              <w:spacing w:after="40" w:before="0"/>
-              <w:jc w:val="left"/>
-            </w:pPr>
-            <w:r>
-              <w:rPr>
-                <w:rFonts w:ascii="Arial" w:cs="Arial" w:eastAsia="Arial" w:hAnsi="Arial"/>
-                <w:b w:val="false"/>
-                <w:bCs w:val="false"/>
-                <w:i w:val="false"/>
-                <w:iCs w:val="false"/>
-                <w:color w:val="000000"/>
-                <w:sz w:val="18"/>
-                <w:szCs w:val="18"/>
-              </w:rPr>
-              <w:t xml:space="preserve"/>
-            </w:r>
-          </w:p>
-          <w:p>
-            <w:pPr>
-              <w:spacing w:after="40" w:before="0"/>
-              <w:jc w:val="left"/>
-            </w:pPr>
-            <w:r>
-              <w:rPr>
-                <w:rFonts w:ascii="Arial" w:cs="Arial" w:eastAsia="Arial" w:hAnsi="Arial"/>
-                <w:b w:val="false"/>
-                <w:bCs w:val="false"/>
-                <w:i w:val="false"/>
-                <w:iCs w:val="false"/>
-                <w:color w:val="000000"/>
-                <w:sz w:val="18"/>
-                <w:szCs w:val="18"/>
-              </w:rPr>
-              <w:t xml:space="preserve">KICD KEY INQUIRY QUESTION:</w:t>
-            </w:r>
-          </w:p>
-          <w:p>
-            <w:pPr>
-              <w:spacing w:after="40" w:before="0"/>
-              <w:jc w:val="left"/>
-            </w:pPr>
-            <w:r>
-              <w:rPr>
-                <w:rFonts w:ascii="Arial" w:cs="Arial" w:eastAsia="Arial" w:hAnsi="Arial"/>
-                <w:b w:val="false"/>
-                <w:bCs w:val="false"/>
-                <w:i w:val="false"/>
-                <w:iCs w:val="false"/>
-                <w:color w:val="000000"/>
-                <w:sz w:val="18"/>
-                <w:szCs w:val="18"/>
-              </w:rPr>
-              <w:t xml:space="preserve">1. How is reflection important in day-to-day activities?</w:t>
-            </w:r>
-          </w:p>
-        </w:tc>
-      </w:tr>
-      <w:tr>
-        <w:tc>
-          <w:tcPr>
-            <w:tcW w:type="dxa" w:w="3000"/>
-            <w:shd w:fill="EAD1F5" w:color="auto" w:val="clear"/>
-            <w:tcMar>
-              <w:top w:type="dxa" w:w="60"/>
-              <w:left w:type="dxa" w:w="120"/>
-              <w:bottom w:type="dxa" w:w="60"/>
-              <w:right w:type="dxa" w:w="120"/>
-            </w:tcMar>
-            <w:vAlign w:val="top"/>
-          </w:tcPr>
-          <w:p>
-            <w:pPr>
-              <w:spacing w:after="40" w:before="0"/>
-              <w:jc w:val="left"/>
-            </w:pPr>
-            <w:r>
-              <w:rPr>
-                <w:rFonts w:ascii="Arial" w:cs="Arial" w:eastAsia="Arial" w:hAnsi="Arial"/>
-                <w:b/>
-                <w:bCs/>
-                <w:i w:val="false"/>
-                <w:iCs w:val="false"/>
-                <w:color w:val="000000"/>
-                <w:sz w:val="18"/>
-                <w:szCs w:val="18"/>
-              </w:rPr>
-              <w:t xml:space="preserve">Anchoring Phenomenon</w:t>
-            </w:r>
-          </w:p>
-        </w:tc>
-        <w:tc>
-          <w:tcPr>
-            <w:tcW w:type="dxa" w:w="10680"/>
-            <w:shd w:fill="FFFFFF" w:color="auto" w:val="clear"/>
-            <w:tcMar>
-              <w:top w:type="dxa" w:w="60"/>
-              <w:left w:type="dxa" w:w="120"/>
-              <w:bottom w:type="dxa" w:w="60"/>
-              <w:right w:type="dxa" w:w="120"/>
-            </w:tcMar>
-            <w:vAlign w:val="top"/>
-          </w:tcPr>
-          <w:p>
-            <w:pPr>
-              <w:spacing w:after="40" w:before="0"/>
-              <w:jc w:val="left"/>
-            </w:pPr>
-            <w:r>
-              <w:rPr>
-                <w:rFonts w:ascii="Arial" w:cs="Arial" w:eastAsia="Arial" w:hAnsi="Arial"/>
-                <w:b w:val="false"/>
-                <w:bCs w:val="false"/>
-                <w:i w:val="false"/>
-                <w:iCs w:val="false"/>
-                <w:color w:val="000000"/>
-                <w:sz w:val="18"/>
-                <w:szCs w:val="18"/>
-              </w:rPr>
-              <w:t xml:space="preserve">A Grade 10 learner in Nairobi notices something puzzling one morning: as she stands in front of the full-length mirror on her bedroom wall to check her school uniform, her reflection raises the opposite hand when she raises hers, yet every detail — the pattern on her Kanga skirt, the number of buttons on her shirt, the distance she stands from the glass — appears perfectly preserved. Later, on the matatu ride to school, she observes the driver constantly checking the rear-view and side mirrors; the vehicles and pedestrians visible in those mirrors are clear, life-sized representations of what is behind, yet they appear "flipped." At school, the mathematics teacher holds up a sheet of paper with a bold letter "A" printed on it and places a plane mirror beside it: the class sees a perfect mirror-image "A" in the glass — same size, same shape, but laterally reversed. Students are puzzled: Why does the image appear the same distance behind the mirror as the object is in front? Why is the image the same size but "flipped"? What invisible line or rule governs where the image lands? This observable, puzzling, everyday phenomenon — the behaviour of plane mirrors — anchors the entire unit and motivates learners to uncover the precise geometric properties of reflection.</w:t>
-            </w:r>
-          </w:p>
-        </w:tc>
-      </w:tr>
-      <w:tr>
-        <w:tc>
-          <w:tcPr>
-            <w:tcW w:type="dxa" w:w="3000"/>
-            <w:shd w:fill="D9EEF1" w:color="auto" w:val="clear"/>
-            <w:tcMar>
-              <w:top w:type="dxa" w:w="60"/>
-              <w:left w:type="dxa" w:w="120"/>
-              <w:bottom w:type="dxa" w:w="60"/>
-              <w:right w:type="dxa" w:w="120"/>
-            </w:tcMar>
-            <w:vAlign w:val="top"/>
-          </w:tcPr>
-          <w:p>
-            <w:pPr>
-              <w:spacing w:after="40" w:before="0"/>
-              <w:jc w:val="left"/>
-            </w:pPr>
-            <w:r>
-              <w:rPr>
-                <w:rFonts w:ascii="Arial" w:cs="Arial" w:eastAsia="Arial" w:hAnsi="Arial"/>
-                <w:b/>
-                <w:bCs/>
-                <w:i w:val="false"/>
-                <w:iCs w:val="false"/>
-                <w:color w:val="000000"/>
-                <w:sz w:val="18"/>
-                <w:szCs w:val="18"/>
-              </w:rPr>
-              <w:t xml:space="preserve">Storyline Thread</w:t>
-            </w:r>
-          </w:p>
-        </w:tc>
-        <w:tc>
-          <w:tcPr>
-            <w:tcW w:type="dxa" w:w="10680"/>
-            <w:shd w:fill="FFFFFF" w:color="auto" w:val="clear"/>
-            <w:tcMar>
-              <w:top w:type="dxa" w:w="60"/>
-              <w:left w:type="dxa" w:w="120"/>
-              <w:bottom w:type="dxa" w:w="60"/>
-              <w:right w:type="dxa" w:w="120"/>
-            </w:tcMar>
-            <w:vAlign w:val="top"/>
-          </w:tcPr>
-          <w:p>
-            <w:pPr>
-              <w:spacing w:after="40" w:before="0"/>
-              <w:jc w:val="left"/>
-            </w:pPr>
-            <w:r>
-              <w:rPr>
-                <w:rFonts w:ascii="Arial" w:cs="Arial" w:eastAsia="Arial" w:hAnsi="Arial"/>
-                <w:b w:val="false"/>
-                <w:bCs w:val="false"/>
-                <w:i w:val="false"/>
-                <w:iCs w:val="false"/>
-                <w:color w:val="000000"/>
-                <w:sz w:val="18"/>
-                <w:szCs w:val="18"/>
-              </w:rPr>
-              <w:t xml:space="preserve">Lesson 1 — Symmetry Safari (Lines of Symmetry in Plane Figures): Learners are introduced to the anchoring phenomenon (the classroom plane mirror and the "flipped letter A"). They collect leaves, cut-out shapes (rectangles, squares, triangles, circles), and everyday objects (Kanga fabric swatches, bottle caps) and investigate lines of symmetry by folding and using a plane mirror. They record the number of lines of symmetry for each shape and share findings with peers, generating initial questions for the Driving Question Board.</w:t>
-            </w:r>
-          </w:p>
-          <w:p>
-            <w:pPr>
-              <w:spacing w:after="40" w:before="0"/>
-              <w:jc w:val="left"/>
-            </w:pPr>
-            <w:r>
-              <w:rPr>
-                <w:rFonts w:ascii="Arial" w:cs="Arial" w:eastAsia="Arial" w:hAnsi="Arial"/>
-                <w:b w:val="false"/>
-                <w:bCs w:val="false"/>
-                <w:i w:val="false"/>
-                <w:iCs w:val="false"/>
-                <w:color w:val="000000"/>
-                <w:sz w:val="18"/>
-                <w:szCs w:val="18"/>
-              </w:rPr>
-              <w:t xml:space="preserve"/>
-            </w:r>
-          </w:p>
-          <w:p>
-            <w:pPr>
-              <w:spacing w:after="40" w:before="0"/>
-              <w:jc w:val="left"/>
-            </w:pPr>
-            <w:r>
-              <w:rPr>
-                <w:rFonts w:ascii="Arial" w:cs="Arial" w:eastAsia="Arial" w:hAnsi="Arial"/>
-                <w:b w:val="false"/>
-                <w:bCs w:val="false"/>
-                <w:i w:val="false"/>
-                <w:iCs w:val="false"/>
-                <w:color w:val="000000"/>
-                <w:sz w:val="18"/>
-                <w:szCs w:val="18"/>
-              </w:rPr>
-              <w:t xml:space="preserve">Lesson 2 — Mirror, Mirror on the Wall (Properties of Reflection — Plane Surface): Learners stand at measured distances from a plane mirror and record the apparent distance of their image. They then use a ruler and set square to place a small object at various distances from a drawn mirror line on plain paper, locate the image, and measure: (i) object distance = image distance from mirror line; (ii) the line joining object to image is perpendicular to the mirror line; (iii) the image is congruent to the object. Learners formalise the three properties of reflection and connect them back to the anchoring phenomenon.</w:t>
-            </w:r>
-          </w:p>
-          <w:p>
-            <w:pPr>
-              <w:spacing w:after="40" w:before="0"/>
-              <w:jc w:val="left"/>
-            </w:pPr>
-            <w:r>
-              <w:rPr>
-                <w:rFonts w:ascii="Arial" w:cs="Arial" w:eastAsia="Arial" w:hAnsi="Arial"/>
-                <w:b w:val="false"/>
-                <w:bCs w:val="false"/>
-                <w:i w:val="false"/>
-                <w:iCs w:val="false"/>
-                <w:color w:val="000000"/>
-                <w:sz w:val="18"/>
-                <w:szCs w:val="18"/>
-              </w:rPr>
-              <w:t xml:space="preserve"/>
-            </w:r>
-          </w:p>
-          <w:p>
-            <w:pPr>
-              <w:spacing w:after="40" w:before="0"/>
-              <w:jc w:val="left"/>
-            </w:pPr>
-            <w:r>
-              <w:rPr>
-                <w:rFonts w:ascii="Arial" w:cs="Arial" w:eastAsia="Arial" w:hAnsi="Arial"/>
-                <w:b w:val="false"/>
-                <w:bCs w:val="false"/>
-                <w:i w:val="false"/>
-                <w:iCs w:val="false"/>
-                <w:color w:val="000000"/>
-                <w:sz w:val="18"/>
-                <w:szCs w:val="18"/>
-              </w:rPr>
-              <w:t xml:space="preserve">Lesson 3 — Drawing Images on a Plane Surface (Construction Practice): Learners use a geometrical set to construct images of given plane figures (triangles, quadrilaterals, irregular polygons) reflected in horizontal, vertical, and oblique mirror lines on plain paper. Step-by-step teacher modelling is followed by peer practice. Learners annotate each construction to label object distance, image distance, and perpendicular bisectors, reinforcing properties from Lesson 2.</w:t>
-            </w:r>
-          </w:p>
-          <w:p>
-            <w:pPr>
-              <w:spacing w:after="40" w:before="0"/>
-              <w:jc w:val="left"/>
-            </w:pPr>
-            <w:r>
-              <w:rPr>
-                <w:rFonts w:ascii="Arial" w:cs="Arial" w:eastAsia="Arial" w:hAnsi="Arial"/>
-                <w:b w:val="false"/>
-                <w:bCs w:val="false"/>
-                <w:i w:val="false"/>
-                <w:iCs w:val="false"/>
-                <w:color w:val="000000"/>
-                <w:sz w:val="18"/>
-                <w:szCs w:val="18"/>
-              </w:rPr>
-              <w:t xml:space="preserve"/>
-            </w:r>
-          </w:p>
-          <w:p>
-            <w:pPr>
-              <w:spacing w:after="40" w:before="0"/>
-              <w:jc w:val="left"/>
-            </w:pPr>
-            <w:r>
-              <w:rPr>
-                <w:rFonts w:ascii="Arial" w:cs="Arial" w:eastAsia="Arial" w:hAnsi="Arial"/>
-                <w:b w:val="false"/>
-                <w:bCs w:val="false"/>
-                <w:i w:val="false"/>
-                <w:iCs w:val="false"/>
-                <w:color w:val="000000"/>
-                <w:sz w:val="18"/>
-                <w:szCs w:val="18"/>
-              </w:rPr>
-              <w:t xml:space="preserve">Lesson 4 — Reflection on the Cartesian Plane I (x=0 and y=0): Learners plot given objects on a Cartesian plane and reflect them in the y-axis (x=0) and x-axis (y=0). They discover the coordinate rules: reflection in x=0 maps (x, y) → (−x, y); reflection in y=0 maps (x, y) → (x, −y). Learners connect these rules to the mirror-image phenomenon — the mirror line is now a coordinate axis — and practise with triangles and quadrilaterals plotted using Kenyan context coordinates (e.g., grid maps of school grounds in Nairobi).</w:t>
-            </w:r>
-          </w:p>
-          <w:p>
-            <w:pPr>
-              <w:spacing w:after="40" w:before="0"/>
-              <w:jc w:val="left"/>
-            </w:pPr>
-            <w:r>
-              <w:rPr>
-                <w:rFonts w:ascii="Arial" w:cs="Arial" w:eastAsia="Arial" w:hAnsi="Arial"/>
-                <w:b w:val="false"/>
-                <w:bCs w:val="false"/>
-                <w:i w:val="false"/>
-                <w:iCs w:val="false"/>
-                <w:color w:val="000000"/>
-                <w:sz w:val="18"/>
-                <w:szCs w:val="18"/>
-              </w:rPr>
-              <w:t xml:space="preserve"/>
-            </w:r>
-          </w:p>
-          <w:p>
-            <w:pPr>
-              <w:spacing w:after="40" w:before="0"/>
-              <w:jc w:val="left"/>
-            </w:pPr>
-            <w:r>
-              <w:rPr>
-                <w:rFonts w:ascii="Arial" w:cs="Arial" w:eastAsia="Arial" w:hAnsi="Arial"/>
-                <w:b w:val="false"/>
-                <w:bCs w:val="false"/>
-                <w:i w:val="false"/>
-                <w:iCs w:val="false"/>
-                <w:color w:val="000000"/>
-                <w:sz w:val="18"/>
-                <w:szCs w:val="18"/>
-              </w:rPr>
-              <w:t xml:space="preserve">Lesson 5 — Reflection on the Cartesian Plane II (y=x): Learners investigate reflection in the line y=x by plotting objects and their images and deducing the rule (x, y) → (y, x). They compare all three Cartesian mirror lines studied (x=0, y=0, y=x), tabulate the coordinate transformation rules, and practise mixed examples. The lesson revisits the anchoring phenomenon: just as standing closer to a physical mirror changes the image position, changing the mirror line on the Cartesian plane changes the image coordinates by a precise rule.</w:t>
-            </w:r>
-          </w:p>
-          <w:p>
-            <w:pPr>
-              <w:spacing w:after="40" w:before="0"/>
-              <w:jc w:val="left"/>
-            </w:pPr>
-            <w:r>
-              <w:rPr>
-                <w:rFonts w:ascii="Arial" w:cs="Arial" w:eastAsia="Arial" w:hAnsi="Arial"/>
-                <w:b w:val="false"/>
-                <w:bCs w:val="false"/>
-                <w:i w:val="false"/>
-                <w:iCs w:val="false"/>
-                <w:color w:val="000000"/>
-                <w:sz w:val="18"/>
-                <w:szCs w:val="18"/>
-              </w:rPr>
-              <w:t xml:space="preserve"/>
-            </w:r>
-          </w:p>
-          <w:p>
-            <w:pPr>
-              <w:spacing w:after="40" w:before="0"/>
-              <w:jc w:val="left"/>
-            </w:pPr>
-            <w:r>
-              <w:rPr>
-                <w:rFonts w:ascii="Arial" w:cs="Arial" w:eastAsia="Arial" w:hAnsi="Arial"/>
-                <w:b w:val="false"/>
-                <w:bCs w:val="false"/>
-                <w:i w:val="false"/>
-                <w:iCs w:val="false"/>
-                <w:color w:val="000000"/>
-                <w:sz w:val="18"/>
-                <w:szCs w:val="18"/>
-              </w:rPr>
-              <w:t xml:space="preserve">Lesson 6 — Finding the Mirror Line (Reverse Reflection): Given an object and its image on both a plain surface and a Cartesian plane, learners work backwards to construct or identify the mirror line (perpendicular bisector of the segment joining corresponding points). This reverse-engineering task deepens understanding of the properties of reflection. Learners connect this to the road-safety supporting phenomenon: traffic engineers determine the optimal angle and position of a junction mirror by knowing where drivers (object) and the hazard (image) must be.</w:t>
-            </w:r>
-          </w:p>
-          <w:p>
-            <w:pPr>
-              <w:spacing w:after="40" w:before="0"/>
-              <w:jc w:val="left"/>
-            </w:pPr>
-            <w:r>
-              <w:rPr>
-                <w:rFonts w:ascii="Arial" w:cs="Arial" w:eastAsia="Arial" w:hAnsi="Arial"/>
-                <w:b w:val="false"/>
-                <w:bCs w:val="false"/>
-                <w:i w:val="false"/>
-                <w:iCs w:val="false"/>
-                <w:color w:val="000000"/>
-                <w:sz w:val="18"/>
-                <w:szCs w:val="18"/>
-              </w:rPr>
-              <w:t xml:space="preserve"/>
-            </w:r>
-          </w:p>
-          <w:p>
-            <w:pPr>
-              <w:spacing w:after="40" w:before="0"/>
-              <w:jc w:val="left"/>
-            </w:pPr>
-            <w:r>
-              <w:rPr>
-                <w:rFonts w:ascii="Arial" w:cs="Arial" w:eastAsia="Arial" w:hAnsi="Arial"/>
-                <w:b w:val="false"/>
-                <w:bCs w:val="false"/>
-                <w:i w:val="false"/>
-                <w:iCs w:val="false"/>
-                <w:color w:val="000000"/>
-                <w:sz w:val="18"/>
-                <w:szCs w:val="18"/>
-              </w:rPr>
-              <w:t xml:space="preserve">Lesson 7 — Real-Life Applications and Peer Presentations: Learners investigate real-life applications of reflection in groups: (i) driving mirrors and road safety on Kenyan roads; (ii) symmetry in Kanga/kitenge design; (iii) architectural symmetry in Kenyan buildings (e.g., Parliament buildings, mosques in Mombasa). Each group prepares a short illustrated presentation linking their application to the geometric properties of reflection studied in Lessons 2–6. The Driving Question Board is updated with answers and residual questions.</w:t>
-            </w:r>
-          </w:p>
-          <w:p>
-            <w:pPr>
-              <w:spacing w:after="40" w:before="0"/>
-              <w:jc w:val="left"/>
-            </w:pPr>
-            <w:r>
-              <w:rPr>
-                <w:rFonts w:ascii="Arial" w:cs="Arial" w:eastAsia="Arial" w:hAnsi="Arial"/>
-                <w:b w:val="false"/>
-                <w:bCs w:val="false"/>
-                <w:i w:val="false"/>
-                <w:iCs w:val="false"/>
-                <w:color w:val="000000"/>
-                <w:sz w:val="18"/>
-                <w:szCs w:val="18"/>
-              </w:rPr>
-              <w:t xml:space="preserve"/>
-            </w:r>
-          </w:p>
-          <w:p>
-            <w:pPr>
-              <w:spacing w:after="40" w:before="0"/>
-              <w:jc w:val="left"/>
-            </w:pPr>
-            <w:r>
-              <w:rPr>
-                <w:rFonts w:ascii="Arial" w:cs="Arial" w:eastAsia="Arial" w:hAnsi="Arial"/>
-                <w:b w:val="false"/>
-                <w:bCs w:val="false"/>
-                <w:i w:val="false"/>
-                <w:iCs w:val="false"/>
-                <w:color w:val="000000"/>
-                <w:sz w:val="18"/>
-                <w:szCs w:val="18"/>
-              </w:rPr>
-              <w:t xml:space="preserve">Lesson 8 — Model Building, Review and Assessment: Learners produce a cumulative annotated diagram ("reflection model") that synthesises all properties and constructions: lines of symmetry, plane-surface reflection, Cartesian reflection in x=0 / y=0 / y=x, and reverse mirror-line construction. They self-assess against the KICD rubric descriptors, complete a class activity (written exercise covering all SLOs), and reflect on how the anchoring phenomenon of the everyday mirror is now fully explained by the geometric properties they have uncovered across the unit.</w:t>
-            </w:r>
-          </w:p>
-        </w:tc>
-      </w:tr>
-      <w:tr>
-        <w:tc>
-          <w:tcPr>
-            <w:tcW w:type="dxa" w:w="3000"/>
-            <w:shd w:fill="EAD1F5" w:color="auto" w:val="clear"/>
-            <w:tcMar>
-              <w:top w:type="dxa" w:w="60"/>
-              <w:left w:type="dxa" w:w="120"/>
-              <w:bottom w:type="dxa" w:w="60"/>
-              <w:right w:type="dxa" w:w="120"/>
-            </w:tcMar>
-            <w:vAlign w:val="top"/>
-          </w:tcPr>
-          <w:p>
-            <w:pPr>
-              <w:spacing w:after="40" w:before="0"/>
-              <w:jc w:val="left"/>
-            </w:pPr>
-            <w:r>
-              <w:rPr>
-                <w:rFonts w:ascii="Arial" w:cs="Arial" w:eastAsia="Arial" w:hAnsi="Arial"/>
-                <w:b/>
-                <w:bCs/>
-                <w:i w:val="false"/>
-                <w:iCs w:val="false"/>
-                <w:color w:val="000000"/>
-                <w:sz w:val="18"/>
-                <w:szCs w:val="18"/>
-              </w:rPr>
-              <w:t xml:space="preserve">Supporting Phenomena</w:t>
-            </w:r>
-          </w:p>
-        </w:tc>
-        <w:tc>
-          <w:tcPr>
-            <w:tcW w:type="dxa" w:w="10680"/>
-            <w:shd w:fill="FFFFFF" w:color="auto" w:val="clear"/>
-            <w:tcMar>
-              <w:top w:type="dxa" w:w="60"/>
-              <w:left w:type="dxa" w:w="120"/>
-              <w:bottom w:type="dxa" w:w="60"/>
-              <w:right w:type="dxa" w:w="120"/>
-            </w:tcMar>
-            <w:vAlign w:val="top"/>
-          </w:tcPr>
-          <w:p>
-            <w:pPr>
-              <w:spacing w:after="30" w:before="0"/>
-              <w:ind w:left="360" w:hanging="180"/>
-              <w:jc w:val="left"/>
-            </w:pPr>
-            <w:r>
-              <w:rPr>
-                <w:rFonts w:ascii="Arial" w:cs="Arial" w:eastAsia="Arial" w:hAnsi="Arial"/>
-                <w:b w:val="false"/>
-                <w:bCs w:val="false"/>
-                <w:i w:val="false"/>
-                <w:iCs w:val="false"/>
-                <w:color w:val="000000"/>
-                <w:sz w:val="18"/>
-                <w:szCs w:val="18"/>
-              </w:rPr>
-              <w:t xml:space="preserve">–  Symmetry in Kenyan leaves and national symbols: Learners collect leaves (e.g., mango, avocado, neem) from the school compound in Kisumu or Nairobi and notice that folding many leaves along their central vein produces two identical halves — raising the question of what geometric rule produces this symmetry.</w:t>
-            </w:r>
-          </w:p>
-          <w:p>
-            <w:pPr>
-              <w:spacing w:after="30" w:before="0"/>
-              <w:ind w:left="360" w:hanging="180"/>
-              <w:jc w:val="left"/>
-            </w:pPr>
-            <w:r>
-              <w:rPr>
-                <w:rFonts w:ascii="Arial" w:cs="Arial" w:eastAsia="Arial" w:hAnsi="Arial"/>
-                <w:b w:val="false"/>
-                <w:bCs w:val="false"/>
-                <w:i w:val="false"/>
-                <w:iCs w:val="false"/>
-                <w:color w:val="000000"/>
-                <w:sz w:val="18"/>
-                <w:szCs w:val="18"/>
-              </w:rPr>
-              <w:t xml:space="preserve">–  Reflections on Lake Victoria and other water bodies: Photographs taken at Lake Victoria's shore or the Nairobi Dam show perfect upside-down reflections of trees, boats, and buildings on calm water — puzzling learners about why the reflected image appears directly below the object.</w:t>
-            </w:r>
-          </w:p>
-          <w:p>
-            <w:pPr>
-              <w:spacing w:after="30" w:before="0"/>
-              <w:ind w:left="360" w:hanging="180"/>
-              <w:jc w:val="left"/>
-            </w:pPr>
-            <w:r>
-              <w:rPr>
-                <w:rFonts w:ascii="Arial" w:cs="Arial" w:eastAsia="Arial" w:hAnsi="Arial"/>
-                <w:b w:val="false"/>
-                <w:bCs w:val="false"/>
-                <w:i w:val="false"/>
-                <w:iCs w:val="false"/>
-                <w:color w:val="000000"/>
-                <w:sz w:val="18"/>
-                <w:szCs w:val="18"/>
-              </w:rPr>
-              <w:t xml:space="preserve">–  Kanga and kitenge textile patterns: Learners examine the repeating symmetric patterns on Kanga cloth sold in Mombasa markets and notice that half the pattern is a mirror image of the other half, raising questions about how designers use lines of reflection to create such patterns.</w:t>
-            </w:r>
-          </w:p>
-          <w:p>
-            <w:pPr>
-              <w:spacing w:after="30" w:before="0"/>
-              <w:ind w:left="360" w:hanging="180"/>
-              <w:jc w:val="left"/>
-            </w:pPr>
-            <w:r>
-              <w:rPr>
-                <w:rFonts w:ascii="Arial" w:cs="Arial" w:eastAsia="Arial" w:hAnsi="Arial"/>
-                <w:b w:val="false"/>
-                <w:bCs w:val="false"/>
-                <w:i w:val="false"/>
-                <w:iCs w:val="false"/>
-                <w:color w:val="000000"/>
-                <w:sz w:val="18"/>
-                <w:szCs w:val="18"/>
-              </w:rPr>
-              <w:t xml:space="preserve">–  Road safety mirrors at Kenyan junctions: Convex mirrors mounted at sharp bends on Kenyan rural roads (e.g., along the Kericho–Kisumu highway) show wide-angle reflections of oncoming traffic, prompting discussion about how the position and angle of a mirror line determines what is visible in the image.</w:t>
-            </w:r>
-          </w:p>
-        </w:tc>
-      </w:tr>
-    </w:tbl>
-    <w:p>
-      <w:pPr>
-        <w:spacing w:after="120"/>
-      </w:pPr>
-      <w:r>
-        <w:t xml:space="preserve"/>
       </w:r>
     </w:p>
     <w:p>
@@ -3236,7 +3236,7 @@
             <w:pPr>
               <w:spacing w:after="20" w:before="0"/>
             </w:pPr>
-            <w:hyperlink w:history="1" r:id="rId-htcnl_lwue-qwjbupfck">
+            <w:hyperlink w:history="1" r:id="rId5mojg4lo1ps8aw5wv-scz">
               <w:r>
                 <w:rPr>
                   <w:rFonts w:ascii="Arial" w:cs="Arial" w:eastAsia="Arial" w:hAnsi="Arial"/>
@@ -3269,7 +3269,7 @@
               <w:spacing w:after="10" w:before="0"/>
               <w:ind w:left="120"/>
             </w:pPr>
-            <w:hyperlink w:history="1" r:id="rIdhdoodpzzjxxgsexkslcl9">
+            <w:hyperlink w:history="1" r:id="rIdoj1g6awpilfazhffhssjz">
               <w:r>
                 <w:rPr>
                   <w:rFonts w:ascii="Arial" w:cs="Arial" w:eastAsia="Arial" w:hAnsi="Arial"/>
@@ -3314,7 +3314,7 @@
             <w:pPr>
               <w:spacing w:after="20" w:before="0"/>
             </w:pPr>
-            <w:hyperlink w:history="1" r:id="rIdvspelvhc-jko98tafi7jb">
+            <w:hyperlink w:history="1" r:id="rIdo2_t3agfrgjbd58na8dcw">
               <w:r>
                 <w:rPr>
                   <w:rFonts w:ascii="Arial" w:cs="Arial" w:eastAsia="Arial" w:hAnsi="Arial"/>
@@ -3347,7 +3347,7 @@
               <w:spacing w:after="10" w:before="0"/>
               <w:ind w:left="120"/>
             </w:pPr>
-            <w:hyperlink w:history="1" r:id="rIdvdshkh2aj0d5mpv-dyvmg">
+            <w:hyperlink w:history="1" r:id="rIdhq7eu8axnmyflghsqwlkf">
               <w:r>
                 <w:rPr>
                   <w:rFonts w:ascii="Arial" w:cs="Arial" w:eastAsia="Arial" w:hAnsi="Arial"/>
@@ -3542,7 +3542,7 @@
             <w:pPr>
               <w:spacing w:after="20" w:before="0"/>
             </w:pPr>
-            <w:hyperlink w:history="1" r:id="rIdz5fgteuiora6fwu3sxaq0">
+            <w:hyperlink w:history="1" r:id="rIdwnckyza6qa2n74ypygmcw">
               <w:r>
                 <w:rPr>
                   <w:rFonts w:ascii="Arial" w:cs="Arial" w:eastAsia="Arial" w:hAnsi="Arial"/>
@@ -3575,7 +3575,7 @@
               <w:spacing w:after="10" w:before="0"/>
               <w:ind w:left="120"/>
             </w:pPr>
-            <w:hyperlink w:history="1" r:id="rIdlioyouktqrkrmuspumapo">
+            <w:hyperlink w:history="1" r:id="rIdbwkx8rl2vitz-jjniycgs">
               <w:r>
                 <w:rPr>
                   <w:rFonts w:ascii="Arial" w:cs="Arial" w:eastAsia="Arial" w:hAnsi="Arial"/>
@@ -3620,7 +3620,7 @@
             <w:pPr>
               <w:spacing w:after="20" w:before="0"/>
             </w:pPr>
-            <w:hyperlink w:history="1" r:id="rId88wz967bzqfglgsqbvmpi">
+            <w:hyperlink w:history="1" r:id="rIdx0fdaws18hb8n-suubcob">
               <w:r>
                 <w:rPr>
                   <w:rFonts w:ascii="Arial" w:cs="Arial" w:eastAsia="Arial" w:hAnsi="Arial"/>
@@ -3653,7 +3653,7 @@
               <w:spacing w:after="10" w:before="0"/>
               <w:ind w:left="120"/>
             </w:pPr>
-            <w:hyperlink w:history="1" r:id="rIdqzn_kr5f4hp0eea9ypd5p">
+            <w:hyperlink w:history="1" r:id="rIdwpn8-0syk45erxob2co2v">
               <w:r>
                 <w:rPr>
                   <w:rFonts w:ascii="Arial" w:cs="Arial" w:eastAsia="Arial" w:hAnsi="Arial"/>
@@ -3848,7 +3848,7 @@
             <w:pPr>
               <w:spacing w:after="20" w:before="0"/>
             </w:pPr>
-            <w:hyperlink w:history="1" r:id="rIdctcpuvnqibvxmva1cdx6l">
+            <w:hyperlink w:history="1" r:id="rIdre8pjsueydda9r74l6rhl">
               <w:r>
                 <w:rPr>
                   <w:rFonts w:ascii="Arial" w:cs="Arial" w:eastAsia="Arial" w:hAnsi="Arial"/>
@@ -3881,7 +3881,7 @@
               <w:spacing w:after="10" w:before="0"/>
               <w:ind w:left="120"/>
             </w:pPr>
-            <w:hyperlink w:history="1" r:id="rIdnsfzqp43meikajf2shozt">
+            <w:hyperlink w:history="1" r:id="rIdcscqrdnmipwjkywcru_ee">
               <w:r>
                 <w:rPr>
                   <w:rFonts w:ascii="Arial" w:cs="Arial" w:eastAsia="Arial" w:hAnsi="Arial"/>
@@ -3926,7 +3926,7 @@
             <w:pPr>
               <w:spacing w:after="20" w:before="0"/>
             </w:pPr>
-            <w:hyperlink w:history="1" r:id="rIddkr92dl8jzmuuhn9ptcaf">
+            <w:hyperlink w:history="1" r:id="rIdjvklyccygl29dbv5m3wgy">
               <w:r>
                 <w:rPr>
                   <w:rFonts w:ascii="Arial" w:cs="Arial" w:eastAsia="Arial" w:hAnsi="Arial"/>
@@ -3959,7 +3959,7 @@
               <w:spacing w:after="10" w:before="0"/>
               <w:ind w:left="120"/>
             </w:pPr>
-            <w:hyperlink w:history="1" r:id="rIdhgukl4lb1las59hxxh2c3">
+            <w:hyperlink w:history="1" r:id="rIdmrpur5p_qzgyctjxhp-t9">
               <w:r>
                 <w:rPr>
                   <w:rFonts w:ascii="Arial" w:cs="Arial" w:eastAsia="Arial" w:hAnsi="Arial"/>
@@ -4154,7 +4154,7 @@
             <w:pPr>
               <w:spacing w:after="20" w:before="0"/>
             </w:pPr>
-            <w:hyperlink w:history="1" r:id="rIdhda20qpsmllm56f6echcp">
+            <w:hyperlink w:history="1" r:id="rIdfsntogvwt1drxqm-evw5k">
               <w:r>
                 <w:rPr>
                   <w:rFonts w:ascii="Arial" w:cs="Arial" w:eastAsia="Arial" w:hAnsi="Arial"/>
@@ -4187,7 +4187,7 @@
               <w:spacing w:after="10" w:before="0"/>
               <w:ind w:left="120"/>
             </w:pPr>
-            <w:hyperlink w:history="1" r:id="rIdifiyovhf_j-ecopvezqj0">
+            <w:hyperlink w:history="1" r:id="rIdiuls1b1agvyzsrhq61_qr">
               <w:r>
                 <w:rPr>
                   <w:rFonts w:ascii="Arial" w:cs="Arial" w:eastAsia="Arial" w:hAnsi="Arial"/>
@@ -4232,7 +4232,7 @@
             <w:pPr>
               <w:spacing w:after="20" w:before="0"/>
             </w:pPr>
-            <w:hyperlink w:history="1" r:id="rIdtb6uboqfivpstb-o8kf9b">
+            <w:hyperlink w:history="1" r:id="rIdcyjdtgvhhhcjiw1t1excg">
               <w:r>
                 <w:rPr>
                   <w:rFonts w:ascii="Arial" w:cs="Arial" w:eastAsia="Arial" w:hAnsi="Arial"/>
@@ -4265,7 +4265,7 @@
               <w:spacing w:after="10" w:before="0"/>
               <w:ind w:left="120"/>
             </w:pPr>
-            <w:hyperlink w:history="1" r:id="rIdcoqjd5z_ipkwsdkj1rbps">
+            <w:hyperlink w:history="1" r:id="rIde4o7obrsxenpfwhs4ns12">
               <w:r>
                 <w:rPr>
                   <w:rFonts w:ascii="Arial" w:cs="Arial" w:eastAsia="Arial" w:hAnsi="Arial"/>
@@ -4460,7 +4460,7 @@
             <w:pPr>
               <w:spacing w:after="20" w:before="0"/>
             </w:pPr>
-            <w:hyperlink w:history="1" r:id="rIdxgswuxaycy9jhy91xadsp">
+            <w:hyperlink w:history="1" r:id="rId5oafgnwbfeq1hqwlslvkq">
               <w:r>
                 <w:rPr>
                   <w:rFonts w:ascii="Arial" w:cs="Arial" w:eastAsia="Arial" w:hAnsi="Arial"/>
@@ -4493,7 +4493,7 @@
               <w:spacing w:after="10" w:before="0"/>
               <w:ind w:left="120"/>
             </w:pPr>
-            <w:hyperlink w:history="1" r:id="rIdenjwcwx6b9_fqlo1hvfdg">
+            <w:hyperlink w:history="1" r:id="rIdugorhux_o1s0snvkbzkb3">
               <w:r>
                 <w:rPr>
                   <w:rFonts w:ascii="Arial" w:cs="Arial" w:eastAsia="Arial" w:hAnsi="Arial"/>
@@ -4538,7 +4538,7 @@
             <w:pPr>
               <w:spacing w:after="20" w:before="0"/>
             </w:pPr>
-            <w:hyperlink w:history="1" r:id="rIdivpfc3o4eqoqbpaddu4ui">
+            <w:hyperlink w:history="1" r:id="rIdazujegqnxdfgfholbgckp">
               <w:r>
                 <w:rPr>
                   <w:rFonts w:ascii="Arial" w:cs="Arial" w:eastAsia="Arial" w:hAnsi="Arial"/>
@@ -4571,7 +4571,7 @@
               <w:spacing w:after="10" w:before="0"/>
               <w:ind w:left="120"/>
             </w:pPr>
-            <w:hyperlink w:history="1" r:id="rIdiouxj1ff_uhmbmfpvofm2">
+            <w:hyperlink w:history="1" r:id="rId2dzlgrumuqtnrhmcmjju8">
               <w:r>
                 <w:rPr>
                   <w:rFonts w:ascii="Arial" w:cs="Arial" w:eastAsia="Arial" w:hAnsi="Arial"/>
@@ -5083,7 +5083,7 @@
         </w:rPr>
         <w:t xml:space="preserve">© 2026 SeaVuria and ARES. Aligned with KICD objectives. Developed by SeaVuria; technical implementation by ARES (with AI assistance from Claude). Licensed under </w:t>
       </w:r>
-      <w:hyperlink w:history="1" r:id="rId_ukvxwc_hvht256ca_aiq">
+      <w:hyperlink w:history="1" r:id="rIdibzfj7v0-jsezhmaqxrhi">
         <w:r>
           <w:rPr>
             <w:rFonts w:ascii="Arial" w:cs="Arial" w:eastAsia="Arial" w:hAnsi="Arial"/>
@@ -5104,7 +5104,7 @@
         </w:rPr>
         <w:t xml:space="preserve"> (</w:t>
       </w:r>
-      <w:hyperlink w:history="1" r:id="rIdo0yhuzooxwjs12o-m0llc">
+      <w:hyperlink w:history="1" r:id="rIdxpu5v7g6hbo_3daegawav">
         <w:r>
           <w:rPr>
             <w:rFonts w:ascii="Arial" w:cs="Arial" w:eastAsia="Arial" w:hAnsi="Arial"/>
@@ -6117,7 +6117,7 @@
             <w:pPr>
               <w:spacing w:after="20" w:before="0"/>
             </w:pPr>
-            <w:hyperlink w:history="1" r:id="rIdycfqn5hfpvur9yg-5b6d9">
+            <w:hyperlink w:history="1" r:id="rIdqc6sfeml1hb4rp3-1x_pa">
               <w:r>
                 <w:rPr>
                   <w:rFonts w:ascii="Arial" w:cs="Arial" w:eastAsia="Arial" w:hAnsi="Arial"/>
@@ -6150,7 +6150,7 @@
               <w:spacing w:after="10" w:before="0"/>
               <w:ind w:left="120"/>
             </w:pPr>
-            <w:hyperlink w:history="1" r:id="rIdjtwidzkfc2dkeppl1wqt3">
+            <w:hyperlink w:history="1" r:id="rIdccchtb8ir9de0xcrwtwk_">
               <w:r>
                 <w:rPr>
                   <w:rFonts w:ascii="Arial" w:cs="Arial" w:eastAsia="Arial" w:hAnsi="Arial"/>
@@ -6195,7 +6195,7 @@
             <w:pPr>
               <w:spacing w:after="20" w:before="0"/>
             </w:pPr>
-            <w:hyperlink w:history="1" r:id="rIdbupm2cqg3clcsn04zbupc">
+            <w:hyperlink w:history="1" r:id="rIdfr-9osdvmhs2ztrtbdlb9">
               <w:r>
                 <w:rPr>
                   <w:rFonts w:ascii="Arial" w:cs="Arial" w:eastAsia="Arial" w:hAnsi="Arial"/>
@@ -6228,7 +6228,7 @@
               <w:spacing w:after="10" w:before="0"/>
               <w:ind w:left="120"/>
             </w:pPr>
-            <w:hyperlink w:history="1" r:id="rIdtgxkv6wiurlh2gdialvbj">
+            <w:hyperlink w:history="1" r:id="rIdez2mhonm4hzqrwltrlgje">
               <w:r>
                 <w:rPr>
                   <w:rFonts w:ascii="Arial" w:cs="Arial" w:eastAsia="Arial" w:hAnsi="Arial"/>
@@ -6423,7 +6423,7 @@
             <w:pPr>
               <w:spacing w:after="20" w:before="0"/>
             </w:pPr>
-            <w:hyperlink w:history="1" r:id="rId_ectycwbx-k6-uvcb9l7h">
+            <w:hyperlink w:history="1" r:id="rIdcdxfa3_wmpav0ffpki1gr">
               <w:r>
                 <w:rPr>
                   <w:rFonts w:ascii="Arial" w:cs="Arial" w:eastAsia="Arial" w:hAnsi="Arial"/>
@@ -6456,7 +6456,7 @@
               <w:spacing w:after="10" w:before="0"/>
               <w:ind w:left="120"/>
             </w:pPr>
-            <w:hyperlink w:history="1" r:id="rIdy4gltiyffwvu7umx7daz4">
+            <w:hyperlink w:history="1" r:id="rIdxgglshmszftrrqqehifh1">
               <w:r>
                 <w:rPr>
                   <w:rFonts w:ascii="Arial" w:cs="Arial" w:eastAsia="Arial" w:hAnsi="Arial"/>
@@ -6501,7 +6501,7 @@
             <w:pPr>
               <w:spacing w:after="20" w:before="0"/>
             </w:pPr>
-            <w:hyperlink w:history="1" r:id="rIdpzu9i4enpsywr_zfohhkk">
+            <w:hyperlink w:history="1" r:id="rIdfq89ulzkkq6rhmkmik8ls">
               <w:r>
                 <w:rPr>
                   <w:rFonts w:ascii="Arial" w:cs="Arial" w:eastAsia="Arial" w:hAnsi="Arial"/>
@@ -6534,7 +6534,7 @@
               <w:spacing w:after="10" w:before="0"/>
               <w:ind w:left="120"/>
             </w:pPr>
-            <w:hyperlink w:history="1" r:id="rIdlkobooreps2wexanjhd1e">
+            <w:hyperlink w:history="1" r:id="rIdj0zxrbbuefkipbu08684o">
               <w:r>
                 <w:rPr>
                   <w:rFonts w:ascii="Arial" w:cs="Arial" w:eastAsia="Arial" w:hAnsi="Arial"/>
@@ -6729,7 +6729,7 @@
             <w:pPr>
               <w:spacing w:after="20" w:before="0"/>
             </w:pPr>
-            <w:hyperlink w:history="1" r:id="rIdnfajkgfb01dii87o4qym7">
+            <w:hyperlink w:history="1" r:id="rId2n9gurrfhxp0a4r7vap2x">
               <w:r>
                 <w:rPr>
                   <w:rFonts w:ascii="Arial" w:cs="Arial" w:eastAsia="Arial" w:hAnsi="Arial"/>
@@ -6762,7 +6762,7 @@
               <w:spacing w:after="10" w:before="0"/>
               <w:ind w:left="120"/>
             </w:pPr>
-            <w:hyperlink w:history="1" r:id="rIdokcpfndydsg14_mk9orsz">
+            <w:hyperlink w:history="1" r:id="rIdd844shkltgmdiim-l1_ri">
               <w:r>
                 <w:rPr>
                   <w:rFonts w:ascii="Arial" w:cs="Arial" w:eastAsia="Arial" w:hAnsi="Arial"/>
@@ -6807,7 +6807,7 @@
             <w:pPr>
               <w:spacing w:after="20" w:before="0"/>
             </w:pPr>
-            <w:hyperlink w:history="1" r:id="rIdlulm6wt7t5oldwea3koqf">
+            <w:hyperlink w:history="1" r:id="rIdhu5fqy6y5q3yt9i_pep7o">
               <w:r>
                 <w:rPr>
                   <w:rFonts w:ascii="Arial" w:cs="Arial" w:eastAsia="Arial" w:hAnsi="Arial"/>
@@ -6840,7 +6840,7 @@
               <w:spacing w:after="10" w:before="0"/>
               <w:ind w:left="120"/>
             </w:pPr>
-            <w:hyperlink w:history="1" r:id="rId5crwpa8_p5eaq95_umx4u">
+            <w:hyperlink w:history="1" r:id="rIdkeck77soggqsdljccawb_">
               <w:r>
                 <w:rPr>
                   <w:rFonts w:ascii="Arial" w:cs="Arial" w:eastAsia="Arial" w:hAnsi="Arial"/>
@@ -7035,7 +7035,7 @@
             <w:pPr>
               <w:spacing w:after="20" w:before="0"/>
             </w:pPr>
-            <w:hyperlink w:history="1" r:id="rIdzr5uuds7dupbumxzju2av">
+            <w:hyperlink w:history="1" r:id="rIda5ax4rejgwec_bohmdjk8">
               <w:r>
                 <w:rPr>
                   <w:rFonts w:ascii="Arial" w:cs="Arial" w:eastAsia="Arial" w:hAnsi="Arial"/>
@@ -7068,7 +7068,7 @@
               <w:spacing w:after="10" w:before="0"/>
               <w:ind w:left="120"/>
             </w:pPr>
-            <w:hyperlink w:history="1" r:id="rIdn1zpczdgjen8p15scw-p7">
+            <w:hyperlink w:history="1" r:id="rId2izrmbwzyosqlxdji0qwj">
               <w:r>
                 <w:rPr>
                   <w:rFonts w:ascii="Arial" w:cs="Arial" w:eastAsia="Arial" w:hAnsi="Arial"/>
@@ -7113,7 +7113,7 @@
             <w:pPr>
               <w:spacing w:after="20" w:before="0"/>
             </w:pPr>
-            <w:hyperlink w:history="1" r:id="rIdl65zmyeqbz-uwgpa7mxus">
+            <w:hyperlink w:history="1" r:id="rIdffqgnbyk4r9ipbpkxdbjf">
               <w:r>
                 <w:rPr>
                   <w:rFonts w:ascii="Arial" w:cs="Arial" w:eastAsia="Arial" w:hAnsi="Arial"/>
@@ -7146,7 +7146,7 @@
               <w:spacing w:after="10" w:before="0"/>
               <w:ind w:left="120"/>
             </w:pPr>
-            <w:hyperlink w:history="1" r:id="rIdf-bg0lvm6ktzucts8myri">
+            <w:hyperlink w:history="1" r:id="rIdcbt3fcrlsibkcymthlcoo">
               <w:r>
                 <w:rPr>
                   <w:rFonts w:ascii="Arial" w:cs="Arial" w:eastAsia="Arial" w:hAnsi="Arial"/>
@@ -7341,7 +7341,7 @@
             <w:pPr>
               <w:spacing w:after="20" w:before="0"/>
             </w:pPr>
-            <w:hyperlink w:history="1" r:id="rIdmirbniowvdprkigagg_l0">
+            <w:hyperlink w:history="1" r:id="rIdmsfnor8mt47cqbqsjfuqy">
               <w:r>
                 <w:rPr>
                   <w:rFonts w:ascii="Arial" w:cs="Arial" w:eastAsia="Arial" w:hAnsi="Arial"/>
@@ -7374,7 +7374,7 @@
               <w:spacing w:after="10" w:before="0"/>
               <w:ind w:left="120"/>
             </w:pPr>
-            <w:hyperlink w:history="1" r:id="rIdyq3dxkmkerk-9fnthw_xi">
+            <w:hyperlink w:history="1" r:id="rId9k7a6qbnja4ceeauvn7jx">
               <w:r>
                 <w:rPr>
                   <w:rFonts w:ascii="Arial" w:cs="Arial" w:eastAsia="Arial" w:hAnsi="Arial"/>
@@ -7419,7 +7419,7 @@
             <w:pPr>
               <w:spacing w:after="20" w:before="0"/>
             </w:pPr>
-            <w:hyperlink w:history="1" r:id="rIdyym8whz3gpvqmot1sdi1n">
+            <w:hyperlink w:history="1" r:id="rId8nvviifiujy_cr_vgbijx">
               <w:r>
                 <w:rPr>
                   <w:rFonts w:ascii="Arial" w:cs="Arial" w:eastAsia="Arial" w:hAnsi="Arial"/>
@@ -7452,7 +7452,7 @@
               <w:spacing w:after="10" w:before="0"/>
               <w:ind w:left="120"/>
             </w:pPr>
-            <w:hyperlink w:history="1" r:id="rIdv2hykhczlp75lxy3lbvha">
+            <w:hyperlink w:history="1" r:id="rIdu-93eq7lze7vmfvc7yp_h">
               <w:r>
                 <w:rPr>
                   <w:rFonts w:ascii="Arial" w:cs="Arial" w:eastAsia="Arial" w:hAnsi="Arial"/>
@@ -7964,7 +7964,7 @@
         </w:rPr>
         <w:t xml:space="preserve">© 2026 SeaVuria and ARES. Aligned with KICD objectives. Developed by SeaVuria; technical implementation by ARES (with AI assistance from Claude). Licensed under </w:t>
       </w:r>
-      <w:hyperlink w:history="1" r:id="rIdwhyhjnrviq3lkvefnqp15">
+      <w:hyperlink w:history="1" r:id="rIdhaxblp_s2slyjtkfvjdtw">
         <w:r>
           <w:rPr>
             <w:rFonts w:ascii="Arial" w:cs="Arial" w:eastAsia="Arial" w:hAnsi="Arial"/>
@@ -7985,7 +7985,7 @@
         </w:rPr>
         <w:t xml:space="preserve"> (</w:t>
       </w:r>
-      <w:hyperlink w:history="1" r:id="rId9kzwur8uj_vl_xu8r2mfs">
+      <w:hyperlink w:history="1" r:id="rIduczdxzccxutnappyoxea2">
         <w:r>
           <w:rPr>
             <w:rFonts w:ascii="Arial" w:cs="Arial" w:eastAsia="Arial" w:hAnsi="Arial"/>
@@ -8998,7 +8998,7 @@
             <w:pPr>
               <w:spacing w:after="20" w:before="0"/>
             </w:pPr>
-            <w:hyperlink w:history="1" r:id="rId-73rymks--kdvvc2a7-8e">
+            <w:hyperlink w:history="1" r:id="rIdpk3-yr0jlhixdgqgbvdye">
               <w:r>
                 <w:rPr>
                   <w:rFonts w:ascii="Arial" w:cs="Arial" w:eastAsia="Arial" w:hAnsi="Arial"/>
@@ -9031,7 +9031,7 @@
               <w:spacing w:after="10" w:before="0"/>
               <w:ind w:left="120"/>
             </w:pPr>
-            <w:hyperlink w:history="1" r:id="rIdnjgush0qnrl1uvl7kqvy9">
+            <w:hyperlink w:history="1" r:id="rIdk0labzfttobpcjbztimvb">
               <w:r>
                 <w:rPr>
                   <w:rFonts w:ascii="Arial" w:cs="Arial" w:eastAsia="Arial" w:hAnsi="Arial"/>
@@ -9076,7 +9076,7 @@
             <w:pPr>
               <w:spacing w:after="20" w:before="0"/>
             </w:pPr>
-            <w:hyperlink w:history="1" r:id="rIdjusuwqvky_dds1mvcrqsy">
+            <w:hyperlink w:history="1" r:id="rIdcl2puutr-h2eh9jcnif3o">
               <w:r>
                 <w:rPr>
                   <w:rFonts w:ascii="Arial" w:cs="Arial" w:eastAsia="Arial" w:hAnsi="Arial"/>
@@ -9109,7 +9109,7 @@
               <w:spacing w:after="10" w:before="0"/>
               <w:ind w:left="120"/>
             </w:pPr>
-            <w:hyperlink w:history="1" r:id="rIdvwljb7cxjpukb2r3bsccj">
+            <w:hyperlink w:history="1" r:id="rIduy9ghh8zvn1efbhwizvi1">
               <w:r>
                 <w:rPr>
                   <w:rFonts w:ascii="Arial" w:cs="Arial" w:eastAsia="Arial" w:hAnsi="Arial"/>
@@ -9304,7 +9304,7 @@
             <w:pPr>
               <w:spacing w:after="20" w:before="0"/>
             </w:pPr>
-            <w:hyperlink w:history="1" r:id="rId1ybnzrlh1mmfpavee9u3p">
+            <w:hyperlink w:history="1" r:id="rIdii1zfp631pjwzqqe4i0ay">
               <w:r>
                 <w:rPr>
                   <w:rFonts w:ascii="Arial" w:cs="Arial" w:eastAsia="Arial" w:hAnsi="Arial"/>
@@ -9337,7 +9337,7 @@
               <w:spacing w:after="10" w:before="0"/>
               <w:ind w:left="120"/>
             </w:pPr>
-            <w:hyperlink w:history="1" r:id="rIdci-mr7d88gckey7jzn9vc">
+            <w:hyperlink w:history="1" r:id="rIdeaaceg5myismogmgd8xym">
               <w:r>
                 <w:rPr>
                   <w:rFonts w:ascii="Arial" w:cs="Arial" w:eastAsia="Arial" w:hAnsi="Arial"/>
@@ -9382,7 +9382,7 @@
             <w:pPr>
               <w:spacing w:after="20" w:before="0"/>
             </w:pPr>
-            <w:hyperlink w:history="1" r:id="rId3hw636xkiykwkfmzkhpky">
+            <w:hyperlink w:history="1" r:id="rIdsqforfindh18yxa8awy3s">
               <w:r>
                 <w:rPr>
                   <w:rFonts w:ascii="Arial" w:cs="Arial" w:eastAsia="Arial" w:hAnsi="Arial"/>
@@ -9415,7 +9415,7 @@
               <w:spacing w:after="10" w:before="0"/>
               <w:ind w:left="120"/>
             </w:pPr>
-            <w:hyperlink w:history="1" r:id="rIdzpcxx2e94qpuddr1o3asv">
+            <w:hyperlink w:history="1" r:id="rIdiwkk59s7pngm_s-fo1pmd">
               <w:r>
                 <w:rPr>
                   <w:rFonts w:ascii="Arial" w:cs="Arial" w:eastAsia="Arial" w:hAnsi="Arial"/>
@@ -9610,7 +9610,7 @@
             <w:pPr>
               <w:spacing w:after="20" w:before="0"/>
             </w:pPr>
-            <w:hyperlink w:history="1" r:id="rIdg5ogejof2w1htebj723vb">
+            <w:hyperlink w:history="1" r:id="rIdtfweuubxonzd9gkwfqbw1">
               <w:r>
                 <w:rPr>
                   <w:rFonts w:ascii="Arial" w:cs="Arial" w:eastAsia="Arial" w:hAnsi="Arial"/>
@@ -9643,7 +9643,7 @@
               <w:spacing w:after="10" w:before="0"/>
               <w:ind w:left="120"/>
             </w:pPr>
-            <w:hyperlink w:history="1" r:id="rIdoccucadgnspdkorzaa2fa">
+            <w:hyperlink w:history="1" r:id="rId6og6skbmiknvx0uu-xp-b">
               <w:r>
                 <w:rPr>
                   <w:rFonts w:ascii="Arial" w:cs="Arial" w:eastAsia="Arial" w:hAnsi="Arial"/>
@@ -9688,7 +9688,7 @@
             <w:pPr>
               <w:spacing w:after="20" w:before="0"/>
             </w:pPr>
-            <w:hyperlink w:history="1" r:id="rIdm8ojjxvnp1ckitoyg99vs">
+            <w:hyperlink w:history="1" r:id="rIdlj_hj7qye4ntlengecmb8">
               <w:r>
                 <w:rPr>
                   <w:rFonts w:ascii="Arial" w:cs="Arial" w:eastAsia="Arial" w:hAnsi="Arial"/>
@@ -9721,7 +9721,7 @@
               <w:spacing w:after="10" w:before="0"/>
               <w:ind w:left="120"/>
             </w:pPr>
-            <w:hyperlink w:history="1" r:id="rIdrmgnaoqoen3rk5vw_kezl">
+            <w:hyperlink w:history="1" r:id="rIdmtsxymidknsdrdmwnbbbo">
               <w:r>
                 <w:rPr>
                   <w:rFonts w:ascii="Arial" w:cs="Arial" w:eastAsia="Arial" w:hAnsi="Arial"/>
@@ -9916,7 +9916,7 @@
             <w:pPr>
               <w:spacing w:after="20" w:before="0"/>
             </w:pPr>
-            <w:hyperlink w:history="1" r:id="rId2byapbe1ixccjlyh7lluj">
+            <w:hyperlink w:history="1" r:id="rIdlnldrwkyishrrlhrjcrjs">
               <w:r>
                 <w:rPr>
                   <w:rFonts w:ascii="Arial" w:cs="Arial" w:eastAsia="Arial" w:hAnsi="Arial"/>
@@ -9949,7 +9949,7 @@
               <w:spacing w:after="10" w:before="0"/>
               <w:ind w:left="120"/>
             </w:pPr>
-            <w:hyperlink w:history="1" r:id="rIdu86p69rmxzfz-2nhzvurr">
+            <w:hyperlink w:history="1" r:id="rIdkzkqqswd5usizg8vf6ght">
               <w:r>
                 <w:rPr>
                   <w:rFonts w:ascii="Arial" w:cs="Arial" w:eastAsia="Arial" w:hAnsi="Arial"/>
@@ -9994,7 +9994,7 @@
             <w:pPr>
               <w:spacing w:after="20" w:before="0"/>
             </w:pPr>
-            <w:hyperlink w:history="1" r:id="rIdhjyfqj3x5mbevgu43co0d">
+            <w:hyperlink w:history="1" r:id="rIdomgj-tdwwpzqmmfu1noy1">
               <w:r>
                 <w:rPr>
                   <w:rFonts w:ascii="Arial" w:cs="Arial" w:eastAsia="Arial" w:hAnsi="Arial"/>
@@ -10027,7 +10027,7 @@
               <w:spacing w:after="10" w:before="0"/>
               <w:ind w:left="120"/>
             </w:pPr>
-            <w:hyperlink w:history="1" r:id="rIdudmbwtww4hpf51sjlcinq">
+            <w:hyperlink w:history="1" r:id="rIdua0znnvg9qchc23-vplc9">
               <w:r>
                 <w:rPr>
                   <w:rFonts w:ascii="Arial" w:cs="Arial" w:eastAsia="Arial" w:hAnsi="Arial"/>
@@ -10222,7 +10222,7 @@
             <w:pPr>
               <w:spacing w:after="20" w:before="0"/>
             </w:pPr>
-            <w:hyperlink w:history="1" r:id="rIdjno2du2cf9uupuzrm8_2u">
+            <w:hyperlink w:history="1" r:id="rIdfhyncemwn7vjxhzu6z6if">
               <w:r>
                 <w:rPr>
                   <w:rFonts w:ascii="Arial" w:cs="Arial" w:eastAsia="Arial" w:hAnsi="Arial"/>
@@ -10255,7 +10255,7 @@
               <w:spacing w:after="10" w:before="0"/>
               <w:ind w:left="120"/>
             </w:pPr>
-            <w:hyperlink w:history="1" r:id="rIdft9qk4yoyaantaoxvf2di">
+            <w:hyperlink w:history="1" r:id="rIdnfk-ceb9nypfgewabqqjp">
               <w:r>
                 <w:rPr>
                   <w:rFonts w:ascii="Arial" w:cs="Arial" w:eastAsia="Arial" w:hAnsi="Arial"/>
@@ -10300,7 +10300,7 @@
             <w:pPr>
               <w:spacing w:after="20" w:before="0"/>
             </w:pPr>
-            <w:hyperlink w:history="1" r:id="rIdo3o29xwe97aa3pftlmy4c">
+            <w:hyperlink w:history="1" r:id="rIdlvs-lcjwtc8aexnnef6j9">
               <w:r>
                 <w:rPr>
                   <w:rFonts w:ascii="Arial" w:cs="Arial" w:eastAsia="Arial" w:hAnsi="Arial"/>
@@ -10333,7 +10333,7 @@
               <w:spacing w:after="10" w:before="0"/>
               <w:ind w:left="120"/>
             </w:pPr>
-            <w:hyperlink w:history="1" r:id="rIdlhccnu4tmauqixlrppta4">
+            <w:hyperlink w:history="1" r:id="rIduad3uj_y-851pw1vutfe-">
               <w:r>
                 <w:rPr>
                   <w:rFonts w:ascii="Arial" w:cs="Arial" w:eastAsia="Arial" w:hAnsi="Arial"/>
@@ -10845,7 +10845,7 @@
         </w:rPr>
         <w:t xml:space="preserve">© 2026 SeaVuria and ARES. Aligned with KICD objectives. Developed by SeaVuria; technical implementation by ARES (with AI assistance from Claude). Licensed under </w:t>
       </w:r>
-      <w:hyperlink w:history="1" r:id="rIdidwsm2xjvklkdffqxugb-">
+      <w:hyperlink w:history="1" r:id="rId0jnljhiaqdtj844h9xx7n">
         <w:r>
           <w:rPr>
             <w:rFonts w:ascii="Arial" w:cs="Arial" w:eastAsia="Arial" w:hAnsi="Arial"/>
@@ -10866,7 +10866,7 @@
         </w:rPr>
         <w:t xml:space="preserve"> (</w:t>
       </w:r>
-      <w:hyperlink w:history="1" r:id="rIdmssudwuksa2g5a6prnvhs">
+      <w:hyperlink w:history="1" r:id="rIdpeq3a-4kxb769qjnt3mrc">
         <w:r>
           <w:rPr>
             <w:rFonts w:ascii="Arial" w:cs="Arial" w:eastAsia="Arial" w:hAnsi="Arial"/>
@@ -12058,7 +12058,7 @@
             <w:pPr>
               <w:spacing w:after="20" w:before="0"/>
             </w:pPr>
-            <w:hyperlink w:history="1" r:id="rIdghzibryfhkhgq_0wypt5y">
+            <w:hyperlink w:history="1" r:id="rId-wv9s9tzxr0vmlk_zzblv">
               <w:r>
                 <w:rPr>
                   <w:rFonts w:ascii="Arial" w:cs="Arial" w:eastAsia="Arial" w:hAnsi="Arial"/>
@@ -12091,7 +12091,7 @@
               <w:spacing w:after="10" w:before="0"/>
               <w:ind w:left="120"/>
             </w:pPr>
-            <w:hyperlink w:history="1" r:id="rIdshwnppadvhchxrgivtoy4">
+            <w:hyperlink w:history="1" r:id="rIdnsuyoksuqnnal1jyghsd-">
               <w:r>
                 <w:rPr>
                   <w:rFonts w:ascii="Arial" w:cs="Arial" w:eastAsia="Arial" w:hAnsi="Arial"/>
@@ -12136,7 +12136,7 @@
             <w:pPr>
               <w:spacing w:after="20" w:before="0"/>
             </w:pPr>
-            <w:hyperlink w:history="1" r:id="rIdi8hcix4mvvg-kfsjjdj7b">
+            <w:hyperlink w:history="1" r:id="rIdnhvieddzqydlp5mqumly-">
               <w:r>
                 <w:rPr>
                   <w:rFonts w:ascii="Arial" w:cs="Arial" w:eastAsia="Arial" w:hAnsi="Arial"/>
@@ -12169,7 +12169,7 @@
               <w:spacing w:after="10" w:before="0"/>
               <w:ind w:left="120"/>
             </w:pPr>
-            <w:hyperlink w:history="1" r:id="rId6e8dimzhwj6ztymywjlpp">
+            <w:hyperlink w:history="1" r:id="rIdlxgpq1uwds11ei8704g0u">
               <w:r>
                 <w:rPr>
                   <w:rFonts w:ascii="Arial" w:cs="Arial" w:eastAsia="Arial" w:hAnsi="Arial"/>
@@ -12364,7 +12364,7 @@
             <w:pPr>
               <w:spacing w:after="20" w:before="0"/>
             </w:pPr>
-            <w:hyperlink w:history="1" r:id="rIdk6600imfdnf4usakqwefy">
+            <w:hyperlink w:history="1" r:id="rIdawj1djziixi7fwde-pm3o">
               <w:r>
                 <w:rPr>
                   <w:rFonts w:ascii="Arial" w:cs="Arial" w:eastAsia="Arial" w:hAnsi="Arial"/>
@@ -12397,7 +12397,7 @@
               <w:spacing w:after="10" w:before="0"/>
               <w:ind w:left="120"/>
             </w:pPr>
-            <w:hyperlink w:history="1" r:id="rIdunbqrwi6xaqeojahr9ydq">
+            <w:hyperlink w:history="1" r:id="rId3qnoqkrzixf03ldbjtdl6">
               <w:r>
                 <w:rPr>
                   <w:rFonts w:ascii="Arial" w:cs="Arial" w:eastAsia="Arial" w:hAnsi="Arial"/>
@@ -12442,7 +12442,7 @@
             <w:pPr>
               <w:spacing w:after="20" w:before="0"/>
             </w:pPr>
-            <w:hyperlink w:history="1" r:id="rIdqo71reljscr5ob2w0edyf">
+            <w:hyperlink w:history="1" r:id="rIdjga949fsa4j6oup12oh5p">
               <w:r>
                 <w:rPr>
                   <w:rFonts w:ascii="Arial" w:cs="Arial" w:eastAsia="Arial" w:hAnsi="Arial"/>
@@ -12475,7 +12475,7 @@
               <w:spacing w:after="10" w:before="0"/>
               <w:ind w:left="120"/>
             </w:pPr>
-            <w:hyperlink w:history="1" r:id="rIdyky7a1lcw1bg2ghnsq8kk">
+            <w:hyperlink w:history="1" r:id="rIdqjluaecsethjouue6qhsu">
               <w:r>
                 <w:rPr>
                   <w:rFonts w:ascii="Arial" w:cs="Arial" w:eastAsia="Arial" w:hAnsi="Arial"/>
@@ -12670,7 +12670,7 @@
             <w:pPr>
               <w:spacing w:after="20" w:before="0"/>
             </w:pPr>
-            <w:hyperlink w:history="1" r:id="rId4sswjhs5cc7ontz6i6lk3">
+            <w:hyperlink w:history="1" r:id="rIdt0whsndsh96quw8mazyho">
               <w:r>
                 <w:rPr>
                   <w:rFonts w:ascii="Arial" w:cs="Arial" w:eastAsia="Arial" w:hAnsi="Arial"/>
@@ -12703,7 +12703,7 @@
               <w:spacing w:after="10" w:before="0"/>
               <w:ind w:left="120"/>
             </w:pPr>
-            <w:hyperlink w:history="1" r:id="rIdlwdgzdfhw1zhctohazxty">
+            <w:hyperlink w:history="1" r:id="rIdijw7hol44jjw7khxnhsug">
               <w:r>
                 <w:rPr>
                   <w:rFonts w:ascii="Arial" w:cs="Arial" w:eastAsia="Arial" w:hAnsi="Arial"/>
@@ -12748,7 +12748,7 @@
             <w:pPr>
               <w:spacing w:after="20" w:before="0"/>
             </w:pPr>
-            <w:hyperlink w:history="1" r:id="rId3fg6akhtashis2n43jij3">
+            <w:hyperlink w:history="1" r:id="rIdfekg6gosf3pw3g-fkgqer">
               <w:r>
                 <w:rPr>
                   <w:rFonts w:ascii="Arial" w:cs="Arial" w:eastAsia="Arial" w:hAnsi="Arial"/>
@@ -12781,7 +12781,7 @@
               <w:spacing w:after="10" w:before="0"/>
               <w:ind w:left="120"/>
             </w:pPr>
-            <w:hyperlink w:history="1" r:id="rIddunh5ozlgmt2tw0phltjf">
+            <w:hyperlink w:history="1" r:id="rIdsslvweoyvqz5nejzusu4i">
               <w:r>
                 <w:rPr>
                   <w:rFonts w:ascii="Arial" w:cs="Arial" w:eastAsia="Arial" w:hAnsi="Arial"/>
@@ -12976,7 +12976,7 @@
             <w:pPr>
               <w:spacing w:after="20" w:before="0"/>
             </w:pPr>
-            <w:hyperlink w:history="1" r:id="rIdsc9sapcm4jc8cknlnhqgl">
+            <w:hyperlink w:history="1" r:id="rIdse8zai50zb2edha8p_biq">
               <w:r>
                 <w:rPr>
                   <w:rFonts w:ascii="Arial" w:cs="Arial" w:eastAsia="Arial" w:hAnsi="Arial"/>
@@ -13009,7 +13009,7 @@
               <w:spacing w:after="10" w:before="0"/>
               <w:ind w:left="120"/>
             </w:pPr>
-            <w:hyperlink w:history="1" r:id="rId9lngt2znurijmkja-8dga">
+            <w:hyperlink w:history="1" r:id="rIdraaiu9jzcwg--tabvoybf">
               <w:r>
                 <w:rPr>
                   <w:rFonts w:ascii="Arial" w:cs="Arial" w:eastAsia="Arial" w:hAnsi="Arial"/>
@@ -13054,7 +13054,7 @@
             <w:pPr>
               <w:spacing w:after="20" w:before="0"/>
             </w:pPr>
-            <w:hyperlink w:history="1" r:id="rIdyrsucnoppeufx3izlo_x6">
+            <w:hyperlink w:history="1" r:id="rIdxncew5_coefusmzoxlgdh">
               <w:r>
                 <w:rPr>
                   <w:rFonts w:ascii="Arial" w:cs="Arial" w:eastAsia="Arial" w:hAnsi="Arial"/>
@@ -13087,7 +13087,7 @@
               <w:spacing w:after="10" w:before="0"/>
               <w:ind w:left="120"/>
             </w:pPr>
-            <w:hyperlink w:history="1" r:id="rIdc8n7am9e8ausnpjtm-a1b">
+            <w:hyperlink w:history="1" r:id="rIdvmmwuln1ckzlf3uuako8f">
               <w:r>
                 <w:rPr>
                   <w:rFonts w:ascii="Arial" w:cs="Arial" w:eastAsia="Arial" w:hAnsi="Arial"/>
@@ -13282,7 +13282,7 @@
             <w:pPr>
               <w:spacing w:after="20" w:before="0"/>
             </w:pPr>
-            <w:hyperlink w:history="1" r:id="rIdusxupbh0k3v2hxntaj7hf">
+            <w:hyperlink w:history="1" r:id="rIdm72zg8yq4cdamr7ptkggt">
               <w:r>
                 <w:rPr>
                   <w:rFonts w:ascii="Arial" w:cs="Arial" w:eastAsia="Arial" w:hAnsi="Arial"/>
@@ -13315,7 +13315,7 @@
               <w:spacing w:after="10" w:before="0"/>
               <w:ind w:left="120"/>
             </w:pPr>
-            <w:hyperlink w:history="1" r:id="rIdlp4ynjvh_jq8tk-i1jlkm">
+            <w:hyperlink w:history="1" r:id="rId053bfvsk41sv6f6ly6q7g">
               <w:r>
                 <w:rPr>
                   <w:rFonts w:ascii="Arial" w:cs="Arial" w:eastAsia="Arial" w:hAnsi="Arial"/>
@@ -13360,7 +13360,7 @@
             <w:pPr>
               <w:spacing w:after="20" w:before="0"/>
             </w:pPr>
-            <w:hyperlink w:history="1" r:id="rIdheqhc9cd3ivrcgzjxtxa1">
+            <w:hyperlink w:history="1" r:id="rId080slijnzwdyvp3y4_yby">
               <w:r>
                 <w:rPr>
                   <w:rFonts w:ascii="Arial" w:cs="Arial" w:eastAsia="Arial" w:hAnsi="Arial"/>
@@ -13393,7 +13393,7 @@
               <w:spacing w:after="10" w:before="0"/>
               <w:ind w:left="120"/>
             </w:pPr>
-            <w:hyperlink w:history="1" r:id="rIdylb15h8vme1pwfh3vanzv">
+            <w:hyperlink w:history="1" r:id="rIdqunlewx1jphbgfnzzki8f">
               <w:r>
                 <w:rPr>
                   <w:rFonts w:ascii="Arial" w:cs="Arial" w:eastAsia="Arial" w:hAnsi="Arial"/>
@@ -13981,7 +13981,7 @@
         </w:rPr>
         <w:t xml:space="preserve">© 2026 SeaVuria and ARES. Aligned with KICD objectives. Developed by SeaVuria; technical implementation by ARES (with AI assistance from Claude). Licensed under </w:t>
       </w:r>
-      <w:hyperlink w:history="1" r:id="rIdcvdmk04bfzhcddq_w67ze">
+      <w:hyperlink w:history="1" r:id="rIdc-njtp-kjwnafnhnsshez">
         <w:r>
           <w:rPr>
             <w:rFonts w:ascii="Arial" w:cs="Arial" w:eastAsia="Arial" w:hAnsi="Arial"/>
@@ -14002,7 +14002,7 @@
         </w:rPr>
         <w:t xml:space="preserve"> (</w:t>
       </w:r>
-      <w:hyperlink w:history="1" r:id="rIdoxuy7my_fa2h4fkm9aowt">
+      <w:hyperlink w:history="1" r:id="rIduvixh2dsrpwgzdclb5ta4">
         <w:r>
           <w:rPr>
             <w:rFonts w:ascii="Arial" w:cs="Arial" w:eastAsia="Arial" w:hAnsi="Arial"/>
@@ -15015,7 +15015,7 @@
             <w:pPr>
               <w:spacing w:after="20" w:before="0"/>
             </w:pPr>
-            <w:hyperlink w:history="1" r:id="rId9dbgfwtf2crkdwgjkq0hg">
+            <w:hyperlink w:history="1" r:id="rIdtj4qxhiqts2tilmact-vz">
               <w:r>
                 <w:rPr>
                   <w:rFonts w:ascii="Arial" w:cs="Arial" w:eastAsia="Arial" w:hAnsi="Arial"/>
@@ -15048,7 +15048,7 @@
               <w:spacing w:after="10" w:before="0"/>
               <w:ind w:left="120"/>
             </w:pPr>
-            <w:hyperlink w:history="1" r:id="rIdw6xoes6rhf2k6wfkhputd">
+            <w:hyperlink w:history="1" r:id="rIdsumo7iipxxdja7vigrxyl">
               <w:r>
                 <w:rPr>
                   <w:rFonts w:ascii="Arial" w:cs="Arial" w:eastAsia="Arial" w:hAnsi="Arial"/>
@@ -15093,7 +15093,7 @@
             <w:pPr>
               <w:spacing w:after="20" w:before="0"/>
             </w:pPr>
-            <w:hyperlink w:history="1" r:id="rIdxb3riwb-fcspj4m0lfpia">
+            <w:hyperlink w:history="1" r:id="rId_ab6btlu39k4v5kk2n-x_">
               <w:r>
                 <w:rPr>
                   <w:rFonts w:ascii="Arial" w:cs="Arial" w:eastAsia="Arial" w:hAnsi="Arial"/>
@@ -15126,7 +15126,7 @@
               <w:spacing w:after="10" w:before="0"/>
               <w:ind w:left="120"/>
             </w:pPr>
-            <w:hyperlink w:history="1" r:id="rIdt106naduwkxnujphp8sgz">
+            <w:hyperlink w:history="1" r:id="rIdnmpx3pqfhk0b43nw8pkwe">
               <w:r>
                 <w:rPr>
                   <w:rFonts w:ascii="Arial" w:cs="Arial" w:eastAsia="Arial" w:hAnsi="Arial"/>
@@ -15321,7 +15321,7 @@
             <w:pPr>
               <w:spacing w:after="20" w:before="0"/>
             </w:pPr>
-            <w:hyperlink w:history="1" r:id="rIdpf6ch_q0ucc6v1apafqli">
+            <w:hyperlink w:history="1" r:id="rIdwi-bunkn4m_hnp1vpa-lp">
               <w:r>
                 <w:rPr>
                   <w:rFonts w:ascii="Arial" w:cs="Arial" w:eastAsia="Arial" w:hAnsi="Arial"/>
@@ -15354,7 +15354,7 @@
               <w:spacing w:after="10" w:before="0"/>
               <w:ind w:left="120"/>
             </w:pPr>
-            <w:hyperlink w:history="1" r:id="rIdypwfw9c1zmnioa2eusmkd">
+            <w:hyperlink w:history="1" r:id="rIdkmsgwievse2bwnapnv-yu">
               <w:r>
                 <w:rPr>
                   <w:rFonts w:ascii="Arial" w:cs="Arial" w:eastAsia="Arial" w:hAnsi="Arial"/>
@@ -15399,7 +15399,7 @@
             <w:pPr>
               <w:spacing w:after="20" w:before="0"/>
             </w:pPr>
-            <w:hyperlink w:history="1" r:id="rIdduu6dnd6olaqudo3gtzq2">
+            <w:hyperlink w:history="1" r:id="rIdoyumbstmpysbngcrms7wy">
               <w:r>
                 <w:rPr>
                   <w:rFonts w:ascii="Arial" w:cs="Arial" w:eastAsia="Arial" w:hAnsi="Arial"/>
@@ -15432,7 +15432,7 @@
               <w:spacing w:after="10" w:before="0"/>
               <w:ind w:left="120"/>
             </w:pPr>
-            <w:hyperlink w:history="1" r:id="rId5_eo4vdsufq961qmgs4m7">
+            <w:hyperlink w:history="1" r:id="rIdoxkjrk50oe_slettdmohz">
               <w:r>
                 <w:rPr>
                   <w:rFonts w:ascii="Arial" w:cs="Arial" w:eastAsia="Arial" w:hAnsi="Arial"/>
@@ -15627,7 +15627,7 @@
             <w:pPr>
               <w:spacing w:after="20" w:before="0"/>
             </w:pPr>
-            <w:hyperlink w:history="1" r:id="rIdhg9vulvqm5uaq-2vfnrpw">
+            <w:hyperlink w:history="1" r:id="rIdaohwduns4vl2n_7vq2bdo">
               <w:r>
                 <w:rPr>
                   <w:rFonts w:ascii="Arial" w:cs="Arial" w:eastAsia="Arial" w:hAnsi="Arial"/>
@@ -15660,7 +15660,7 @@
               <w:spacing w:after="10" w:before="0"/>
               <w:ind w:left="120"/>
             </w:pPr>
-            <w:hyperlink w:history="1" r:id="rIduhk9u6a9vjsx3544m14yd">
+            <w:hyperlink w:history="1" r:id="rIdagocykklxwf8acxg33ryv">
               <w:r>
                 <w:rPr>
                   <w:rFonts w:ascii="Arial" w:cs="Arial" w:eastAsia="Arial" w:hAnsi="Arial"/>
@@ -15705,7 +15705,7 @@
             <w:pPr>
               <w:spacing w:after="20" w:before="0"/>
             </w:pPr>
-            <w:hyperlink w:history="1" r:id="rIdzste3mpp7bqdkhcc4qf4k">
+            <w:hyperlink w:history="1" r:id="rIdt_1pk-b6rrjfnjc8xcpxq">
               <w:r>
                 <w:rPr>
                   <w:rFonts w:ascii="Arial" w:cs="Arial" w:eastAsia="Arial" w:hAnsi="Arial"/>
@@ -15738,7 +15738,7 @@
               <w:spacing w:after="10" w:before="0"/>
               <w:ind w:left="120"/>
             </w:pPr>
-            <w:hyperlink w:history="1" r:id="rIdsmvwags-0avqwlmopwkqb">
+            <w:hyperlink w:history="1" r:id="rIdasykjv0czbetvq9upuhbj">
               <w:r>
                 <w:rPr>
                   <w:rFonts w:ascii="Arial" w:cs="Arial" w:eastAsia="Arial" w:hAnsi="Arial"/>
@@ -15933,7 +15933,7 @@
             <w:pPr>
               <w:spacing w:after="20" w:before="0"/>
             </w:pPr>
-            <w:hyperlink w:history="1" r:id="rId8zzhlxlks0ou-gyz-kg1_">
+            <w:hyperlink w:history="1" r:id="rId30b82-ykqc1fw5z26btnk">
               <w:r>
                 <w:rPr>
                   <w:rFonts w:ascii="Arial" w:cs="Arial" w:eastAsia="Arial" w:hAnsi="Arial"/>
@@ -15966,7 +15966,7 @@
               <w:spacing w:after="10" w:before="0"/>
               <w:ind w:left="120"/>
             </w:pPr>
-            <w:hyperlink w:history="1" r:id="rIdh8b-34wamn_gomjvjrfdj">
+            <w:hyperlink w:history="1" r:id="rIdesihuv2iil8spryo4ivo0">
               <w:r>
                 <w:rPr>
                   <w:rFonts w:ascii="Arial" w:cs="Arial" w:eastAsia="Arial" w:hAnsi="Arial"/>
@@ -16011,7 +16011,7 @@
             <w:pPr>
               <w:spacing w:after="20" w:before="0"/>
             </w:pPr>
-            <w:hyperlink w:history="1" r:id="rIdvu7y21taxclzprb-pcvd3">
+            <w:hyperlink w:history="1" r:id="rIdlm-q7wpn4b6dutzgljugu">
               <w:r>
                 <w:rPr>
                   <w:rFonts w:ascii="Arial" w:cs="Arial" w:eastAsia="Arial" w:hAnsi="Arial"/>
@@ -16044,7 +16044,7 @@
               <w:spacing w:after="10" w:before="0"/>
               <w:ind w:left="120"/>
             </w:pPr>
-            <w:hyperlink w:history="1" r:id="rIdiv_qw-zouzs-8qaaz0jin">
+            <w:hyperlink w:history="1" r:id="rIdycfhu7gspgfh1kcrfcl2q">
               <w:r>
                 <w:rPr>
                   <w:rFonts w:ascii="Arial" w:cs="Arial" w:eastAsia="Arial" w:hAnsi="Arial"/>
@@ -16239,7 +16239,7 @@
             <w:pPr>
               <w:spacing w:after="20" w:before="0"/>
             </w:pPr>
-            <w:hyperlink w:history="1" r:id="rIdevautafsgv9tznspuc7bk">
+            <w:hyperlink w:history="1" r:id="rIdhrzi_asvwl9ntwflyix9h">
               <w:r>
                 <w:rPr>
                   <w:rFonts w:ascii="Arial" w:cs="Arial" w:eastAsia="Arial" w:hAnsi="Arial"/>
@@ -16272,7 +16272,7 @@
               <w:spacing w:after="10" w:before="0"/>
               <w:ind w:left="120"/>
             </w:pPr>
-            <w:hyperlink w:history="1" r:id="rIdpurp4p19iekxdvij_zryn">
+            <w:hyperlink w:history="1" r:id="rId9zceetmhseci1xxft8ff5">
               <w:r>
                 <w:rPr>
                   <w:rFonts w:ascii="Arial" w:cs="Arial" w:eastAsia="Arial" w:hAnsi="Arial"/>
@@ -16317,7 +16317,7 @@
             <w:pPr>
               <w:spacing w:after="20" w:before="0"/>
             </w:pPr>
-            <w:hyperlink w:history="1" r:id="rIdt_k_iq1ephh3kadqepkwq">
+            <w:hyperlink w:history="1" r:id="rIdfd8cpjajckcqdehmbxkel">
               <w:r>
                 <w:rPr>
                   <w:rFonts w:ascii="Arial" w:cs="Arial" w:eastAsia="Arial" w:hAnsi="Arial"/>
@@ -16350,7 +16350,7 @@
               <w:spacing w:after="10" w:before="0"/>
               <w:ind w:left="120"/>
             </w:pPr>
-            <w:hyperlink w:history="1" r:id="rId3mt02ffbfpbzdwxixj9pk">
+            <w:hyperlink w:history="1" r:id="rIdxevxga9b-6lywtvsi4rt3">
               <w:r>
                 <w:rPr>
                   <w:rFonts w:ascii="Arial" w:cs="Arial" w:eastAsia="Arial" w:hAnsi="Arial"/>
@@ -16862,7 +16862,7 @@
         </w:rPr>
         <w:t xml:space="preserve">© 2026 SeaVuria and ARES. Aligned with KICD objectives. Developed by SeaVuria; technical implementation by ARES (with AI assistance from Claude). Licensed under </w:t>
       </w:r>
-      <w:hyperlink w:history="1" r:id="rIdrpmk4lxgpu-7mv_dz6iqj">
+      <w:hyperlink w:history="1" r:id="rIdw8zyzuzz9fpaymrw6a0br">
         <w:r>
           <w:rPr>
             <w:rFonts w:ascii="Arial" w:cs="Arial" w:eastAsia="Arial" w:hAnsi="Arial"/>
@@ -16883,7 +16883,7 @@
         </w:rPr>
         <w:t xml:space="preserve"> (</w:t>
       </w:r>
-      <w:hyperlink w:history="1" r:id="rId6dwc33bjj9wmt6qpd_8jn">
+      <w:hyperlink w:history="1" r:id="rIdlacvshartohfhq1psnbjx">
         <w:r>
           <w:rPr>
             <w:rFonts w:ascii="Arial" w:cs="Arial" w:eastAsia="Arial" w:hAnsi="Arial"/>
@@ -17896,7 +17896,7 @@
             <w:pPr>
               <w:spacing w:after="20" w:before="0"/>
             </w:pPr>
-            <w:hyperlink w:history="1" r:id="rIdg3elupyuy_axylvxwqajo">
+            <w:hyperlink w:history="1" r:id="rIdqize2admu12oblcqtskp7">
               <w:r>
                 <w:rPr>
                   <w:rFonts w:ascii="Arial" w:cs="Arial" w:eastAsia="Arial" w:hAnsi="Arial"/>
@@ -17929,7 +17929,7 @@
               <w:spacing w:after="10" w:before="0"/>
               <w:ind w:left="120"/>
             </w:pPr>
-            <w:hyperlink w:history="1" r:id="rIdm5nqqeykfz-kuxz_m6ydq">
+            <w:hyperlink w:history="1" r:id="rId4lw-z1mh9hhyxctaf6w__">
               <w:r>
                 <w:rPr>
                   <w:rFonts w:ascii="Arial" w:cs="Arial" w:eastAsia="Arial" w:hAnsi="Arial"/>
@@ -17974,7 +17974,7 @@
             <w:pPr>
               <w:spacing w:after="20" w:before="0"/>
             </w:pPr>
-            <w:hyperlink w:history="1" r:id="rIdozhmo0b9_loibppa8nved">
+            <w:hyperlink w:history="1" r:id="rIdacqbbnnwza1ed-5wpgvxd">
               <w:r>
                 <w:rPr>
                   <w:rFonts w:ascii="Arial" w:cs="Arial" w:eastAsia="Arial" w:hAnsi="Arial"/>
@@ -18007,7 +18007,7 @@
               <w:spacing w:after="10" w:before="0"/>
               <w:ind w:left="120"/>
             </w:pPr>
-            <w:hyperlink w:history="1" r:id="rId0cbugl3xb9bvaf9heunfq">
+            <w:hyperlink w:history="1" r:id="rIdyt8nukmjvraj1kx2k7xas">
               <w:r>
                 <w:rPr>
                   <w:rFonts w:ascii="Arial" w:cs="Arial" w:eastAsia="Arial" w:hAnsi="Arial"/>
@@ -18202,7 +18202,7 @@
             <w:pPr>
               <w:spacing w:after="20" w:before="0"/>
             </w:pPr>
-            <w:hyperlink w:history="1" r:id="rIdfauwsnjbbddgok-s0qpta">
+            <w:hyperlink w:history="1" r:id="rIdz-bdesf08eb-o1ysm_6z0">
               <w:r>
                 <w:rPr>
                   <w:rFonts w:ascii="Arial" w:cs="Arial" w:eastAsia="Arial" w:hAnsi="Arial"/>
@@ -18235,7 +18235,7 @@
               <w:spacing w:after="10" w:before="0"/>
               <w:ind w:left="120"/>
             </w:pPr>
-            <w:hyperlink w:history="1" r:id="rIdrsliffpshulmys4zcp-_l">
+            <w:hyperlink w:history="1" r:id="rIdo--eiooff98zdsuzxgvi7">
               <w:r>
                 <w:rPr>
                   <w:rFonts w:ascii="Arial" w:cs="Arial" w:eastAsia="Arial" w:hAnsi="Arial"/>
@@ -18280,7 +18280,7 @@
             <w:pPr>
               <w:spacing w:after="20" w:before="0"/>
             </w:pPr>
-            <w:hyperlink w:history="1" r:id="rIdzl7e9m5qrg0l7vhx8hdpr">
+            <w:hyperlink w:history="1" r:id="rIdkqkbqi8gcoh_z_is3hxmd">
               <w:r>
                 <w:rPr>
                   <w:rFonts w:ascii="Arial" w:cs="Arial" w:eastAsia="Arial" w:hAnsi="Arial"/>
@@ -18313,7 +18313,7 @@
               <w:spacing w:after="10" w:before="0"/>
               <w:ind w:left="120"/>
             </w:pPr>
-            <w:hyperlink w:history="1" r:id="rIdfgm34z2lhxx9plymuofb6">
+            <w:hyperlink w:history="1" r:id="rIdo-mu2dm-enuarz5xzasuo">
               <w:r>
                 <w:rPr>
                   <w:rFonts w:ascii="Arial" w:cs="Arial" w:eastAsia="Arial" w:hAnsi="Arial"/>
@@ -18508,7 +18508,7 @@
             <w:pPr>
               <w:spacing w:after="20" w:before="0"/>
             </w:pPr>
-            <w:hyperlink w:history="1" r:id="rIdvosfmflgrpro7cw1jzxon">
+            <w:hyperlink w:history="1" r:id="rIdcbnjqkbri0fbiv33bhbox">
               <w:r>
                 <w:rPr>
                   <w:rFonts w:ascii="Arial" w:cs="Arial" w:eastAsia="Arial" w:hAnsi="Arial"/>
@@ -18541,7 +18541,7 @@
               <w:spacing w:after="10" w:before="0"/>
               <w:ind w:left="120"/>
             </w:pPr>
-            <w:hyperlink w:history="1" r:id="rId9_udsgxevnkoztjlyyzpr">
+            <w:hyperlink w:history="1" r:id="rIdliu3pwusmduki14yck30l">
               <w:r>
                 <w:rPr>
                   <w:rFonts w:ascii="Arial" w:cs="Arial" w:eastAsia="Arial" w:hAnsi="Arial"/>
@@ -18586,7 +18586,7 @@
             <w:pPr>
               <w:spacing w:after="20" w:before="0"/>
             </w:pPr>
-            <w:hyperlink w:history="1" r:id="rIdwqu3jxe_nicu86eetq_1p">
+            <w:hyperlink w:history="1" r:id="rIdu_5hb8j9ftcw-vos_7qjd">
               <w:r>
                 <w:rPr>
                   <w:rFonts w:ascii="Arial" w:cs="Arial" w:eastAsia="Arial" w:hAnsi="Arial"/>
@@ -18619,7 +18619,7 @@
               <w:spacing w:after="10" w:before="0"/>
               <w:ind w:left="120"/>
             </w:pPr>
-            <w:hyperlink w:history="1" r:id="rIdar64zybf31czkwa5krlor">
+            <w:hyperlink w:history="1" r:id="rId3a94vsmk7wnsa3pz8pgam">
               <w:r>
                 <w:rPr>
                   <w:rFonts w:ascii="Arial" w:cs="Arial" w:eastAsia="Arial" w:hAnsi="Arial"/>
@@ -18814,7 +18814,7 @@
             <w:pPr>
               <w:spacing w:after="20" w:before="0"/>
             </w:pPr>
-            <w:hyperlink w:history="1" r:id="rIdobacn7_aqbvbhxnaek5ss">
+            <w:hyperlink w:history="1" r:id="rIdj0atby_bp9g3ufhpganhv">
               <w:r>
                 <w:rPr>
                   <w:rFonts w:ascii="Arial" w:cs="Arial" w:eastAsia="Arial" w:hAnsi="Arial"/>
@@ -18847,7 +18847,7 @@
               <w:spacing w:after="10" w:before="0"/>
               <w:ind w:left="120"/>
             </w:pPr>
-            <w:hyperlink w:history="1" r:id="rIdhbz5mm93nfettlla2w4yl">
+            <w:hyperlink w:history="1" r:id="rIdpvczi3guhdcqbswkxkrlp">
               <w:r>
                 <w:rPr>
                   <w:rFonts w:ascii="Arial" w:cs="Arial" w:eastAsia="Arial" w:hAnsi="Arial"/>
@@ -18892,7 +18892,7 @@
             <w:pPr>
               <w:spacing w:after="20" w:before="0"/>
             </w:pPr>
-            <w:hyperlink w:history="1" r:id="rIdz_ov05wwipzcqm4nv9vyb">
+            <w:hyperlink w:history="1" r:id="rIdw3edqexr7edgz8tmdzsgq">
               <w:r>
                 <w:rPr>
                   <w:rFonts w:ascii="Arial" w:cs="Arial" w:eastAsia="Arial" w:hAnsi="Arial"/>
@@ -18925,7 +18925,7 @@
               <w:spacing w:after="10" w:before="0"/>
               <w:ind w:left="120"/>
             </w:pPr>
-            <w:hyperlink w:history="1" r:id="rIduiijkq3gnmswzvkhpnycn">
+            <w:hyperlink w:history="1" r:id="rIdhgpkplu3rkku_cxbgu3t7">
               <w:r>
                 <w:rPr>
                   <w:rFonts w:ascii="Arial" w:cs="Arial" w:eastAsia="Arial" w:hAnsi="Arial"/>
@@ -19120,7 +19120,7 @@
             <w:pPr>
               <w:spacing w:after="20" w:before="0"/>
             </w:pPr>
-            <w:hyperlink w:history="1" r:id="rIdtv28fqtsw-8ydvug8mdld">
+            <w:hyperlink w:history="1" r:id="rId_1y6rjsvquqcw1pwigswp">
               <w:r>
                 <w:rPr>
                   <w:rFonts w:ascii="Arial" w:cs="Arial" w:eastAsia="Arial" w:hAnsi="Arial"/>
@@ -19153,7 +19153,7 @@
               <w:spacing w:after="10" w:before="0"/>
               <w:ind w:left="120"/>
             </w:pPr>
-            <w:hyperlink w:history="1" r:id="rIdrgxp9igs-awzie20snogs">
+            <w:hyperlink w:history="1" r:id="rIdew9bkk3u9xw2mi8_hugl2">
               <w:r>
                 <w:rPr>
                   <w:rFonts w:ascii="Arial" w:cs="Arial" w:eastAsia="Arial" w:hAnsi="Arial"/>
@@ -19198,7 +19198,7 @@
             <w:pPr>
               <w:spacing w:after="20" w:before="0"/>
             </w:pPr>
-            <w:hyperlink w:history="1" r:id="rIdyacijrmgavrlof1ssyncp">
+            <w:hyperlink w:history="1" r:id="rIdb9y3lk3v3rumn-p0ht95h">
               <w:r>
                 <w:rPr>
                   <w:rFonts w:ascii="Arial" w:cs="Arial" w:eastAsia="Arial" w:hAnsi="Arial"/>
@@ -19231,7 +19231,7 @@
               <w:spacing w:after="10" w:before="0"/>
               <w:ind w:left="120"/>
             </w:pPr>
-            <w:hyperlink w:history="1" r:id="rIdjkgrhefxcejac-kaf7qks">
+            <w:hyperlink w:history="1" r:id="rIdxnqx6g3fbf7qhffc2d_6i">
               <w:r>
                 <w:rPr>
                   <w:rFonts w:ascii="Arial" w:cs="Arial" w:eastAsia="Arial" w:hAnsi="Arial"/>
@@ -19743,7 +19743,7 @@
         </w:rPr>
         <w:t xml:space="preserve">© 2026 SeaVuria and ARES. Aligned with KICD objectives. Developed by SeaVuria; technical implementation by ARES (with AI assistance from Claude). Licensed under </w:t>
       </w:r>
-      <w:hyperlink w:history="1" r:id="rId-zkwzvfhp8mntblhxcpr7">
+      <w:hyperlink w:history="1" r:id="rIdzi36iqdjkqixubmvijzhl">
         <w:r>
           <w:rPr>
             <w:rFonts w:ascii="Arial" w:cs="Arial" w:eastAsia="Arial" w:hAnsi="Arial"/>
@@ -19764,7 +19764,7 @@
         </w:rPr>
         <w:t xml:space="preserve"> (</w:t>
       </w:r>
-      <w:hyperlink w:history="1" r:id="rIdwgj8an2tyjvdegrfktgjw">
+      <w:hyperlink w:history="1" r:id="rIddteyu5rs4hgeaqzrkvno_">
         <w:r>
           <w:rPr>
             <w:rFonts w:ascii="Arial" w:cs="Arial" w:eastAsia="Arial" w:hAnsi="Arial"/>
@@ -21016,7 +21016,7 @@
             <w:pPr>
               <w:spacing w:after="20" w:before="0"/>
             </w:pPr>
-            <w:hyperlink w:history="1" r:id="rIdkbgr7su9iuckjgi_v8jpm">
+            <w:hyperlink w:history="1" r:id="rIdwac2schf3z63puxr2xpwj">
               <w:r>
                 <w:rPr>
                   <w:rFonts w:ascii="Arial" w:cs="Arial" w:eastAsia="Arial" w:hAnsi="Arial"/>
@@ -21049,7 +21049,7 @@
               <w:spacing w:after="10" w:before="0"/>
               <w:ind w:left="120"/>
             </w:pPr>
-            <w:hyperlink w:history="1" r:id="rIdcj52dnujls1ewatxgl7et">
+            <w:hyperlink w:history="1" r:id="rIdbisucqzbbsrtdeitch4ft">
               <w:r>
                 <w:rPr>
                   <w:rFonts w:ascii="Arial" w:cs="Arial" w:eastAsia="Arial" w:hAnsi="Arial"/>
@@ -21094,7 +21094,7 @@
             <w:pPr>
               <w:spacing w:after="20" w:before="0"/>
             </w:pPr>
-            <w:hyperlink w:history="1" r:id="rId-uilygup1mpa-qr1itxrn">
+            <w:hyperlink w:history="1" r:id="rIdtms3za7uncpovqkw8gezb">
               <w:r>
                 <w:rPr>
                   <w:rFonts w:ascii="Arial" w:cs="Arial" w:eastAsia="Arial" w:hAnsi="Arial"/>
@@ -21127,7 +21127,7 @@
               <w:spacing w:after="10" w:before="0"/>
               <w:ind w:left="120"/>
             </w:pPr>
-            <w:hyperlink w:history="1" r:id="rId1yn_lxh2940gdh2onpbtc">
+            <w:hyperlink w:history="1" r:id="rIdx0v1mvn56zlehdfm_ppmb">
               <w:r>
                 <w:rPr>
                   <w:rFonts w:ascii="Arial" w:cs="Arial" w:eastAsia="Arial" w:hAnsi="Arial"/>
@@ -21322,7 +21322,7 @@
             <w:pPr>
               <w:spacing w:after="20" w:before="0"/>
             </w:pPr>
-            <w:hyperlink w:history="1" r:id="rIdlj5dmzq_ig8q5t-leqbyw">
+            <w:hyperlink w:history="1" r:id="rId6xtck2ema99fnqwfwnukc">
               <w:r>
                 <w:rPr>
                   <w:rFonts w:ascii="Arial" w:cs="Arial" w:eastAsia="Arial" w:hAnsi="Arial"/>
@@ -21355,7 +21355,7 @@
               <w:spacing w:after="10" w:before="0"/>
               <w:ind w:left="120"/>
             </w:pPr>
-            <w:hyperlink w:history="1" r:id="rIdkhjaixnuuckknvzm1_rhc">
+            <w:hyperlink w:history="1" r:id="rId_cxpcb2ul5ynfhwrv-joy">
               <w:r>
                 <w:rPr>
                   <w:rFonts w:ascii="Arial" w:cs="Arial" w:eastAsia="Arial" w:hAnsi="Arial"/>
@@ -21400,7 +21400,7 @@
             <w:pPr>
               <w:spacing w:after="20" w:before="0"/>
             </w:pPr>
-            <w:hyperlink w:history="1" r:id="rId5pfglchbfvhef8aewnzf0">
+            <w:hyperlink w:history="1" r:id="rId0bgx476oid7oqzvqegazf">
               <w:r>
                 <w:rPr>
                   <w:rFonts w:ascii="Arial" w:cs="Arial" w:eastAsia="Arial" w:hAnsi="Arial"/>
@@ -21433,7 +21433,7 @@
               <w:spacing w:after="10" w:before="0"/>
               <w:ind w:left="120"/>
             </w:pPr>
-            <w:hyperlink w:history="1" r:id="rId8_ncz-henq5x-bicie3gs">
+            <w:hyperlink w:history="1" r:id="rIdcvfc_oh1j3qywt9ykuu0c">
               <w:r>
                 <w:rPr>
                   <w:rFonts w:ascii="Arial" w:cs="Arial" w:eastAsia="Arial" w:hAnsi="Arial"/>
@@ -21628,7 +21628,7 @@
             <w:pPr>
               <w:spacing w:after="20" w:before="0"/>
             </w:pPr>
-            <w:hyperlink w:history="1" r:id="rIdxormyziplaj4pb_vcqclr">
+            <w:hyperlink w:history="1" r:id="rIdqdrofb021zc8tmquetnmd">
               <w:r>
                 <w:rPr>
                   <w:rFonts w:ascii="Arial" w:cs="Arial" w:eastAsia="Arial" w:hAnsi="Arial"/>
@@ -21661,7 +21661,7 @@
               <w:spacing w:after="10" w:before="0"/>
               <w:ind w:left="120"/>
             </w:pPr>
-            <w:hyperlink w:history="1" r:id="rIdcadkdjlb7kvh-k7u3rtcr">
+            <w:hyperlink w:history="1" r:id="rIdmwebtddzse161yfsvwr7t">
               <w:r>
                 <w:rPr>
                   <w:rFonts w:ascii="Arial" w:cs="Arial" w:eastAsia="Arial" w:hAnsi="Arial"/>
@@ -21706,7 +21706,7 @@
             <w:pPr>
               <w:spacing w:after="20" w:before="0"/>
             </w:pPr>
-            <w:hyperlink w:history="1" r:id="rIdx88ochfhoasqudjf4j0rq">
+            <w:hyperlink w:history="1" r:id="rId6uh66pxk_chpx5ja53gux">
               <w:r>
                 <w:rPr>
                   <w:rFonts w:ascii="Arial" w:cs="Arial" w:eastAsia="Arial" w:hAnsi="Arial"/>
@@ -21739,7 +21739,7 @@
               <w:spacing w:after="10" w:before="0"/>
               <w:ind w:left="120"/>
             </w:pPr>
-            <w:hyperlink w:history="1" r:id="rIdk6btjzfv2ydixnvjpchn8">
+            <w:hyperlink w:history="1" r:id="rIdhkpvjivmrgicgl5mfisvs">
               <w:r>
                 <w:rPr>
                   <w:rFonts w:ascii="Arial" w:cs="Arial" w:eastAsia="Arial" w:hAnsi="Arial"/>
@@ -21934,7 +21934,7 @@
             <w:pPr>
               <w:spacing w:after="20" w:before="0"/>
             </w:pPr>
-            <w:hyperlink w:history="1" r:id="rId4_taou1zemvdxc7wd0nvf">
+            <w:hyperlink w:history="1" r:id="rIde-oapcl4kuac4mkfmskoe">
               <w:r>
                 <w:rPr>
                   <w:rFonts w:ascii="Arial" w:cs="Arial" w:eastAsia="Arial" w:hAnsi="Arial"/>
@@ -21967,7 +21967,7 @@
               <w:spacing w:after="10" w:before="0"/>
               <w:ind w:left="120"/>
             </w:pPr>
-            <w:hyperlink w:history="1" r:id="rIdxgmvtlr3odzqkfaahfimi">
+            <w:hyperlink w:history="1" r:id="rId4zrjms67qneqp94ifxgwe">
               <w:r>
                 <w:rPr>
                   <w:rFonts w:ascii="Arial" w:cs="Arial" w:eastAsia="Arial" w:hAnsi="Arial"/>
@@ -22012,7 +22012,7 @@
             <w:pPr>
               <w:spacing w:after="20" w:before="0"/>
             </w:pPr>
-            <w:hyperlink w:history="1" r:id="rIdkgnb6wi94shr0s05pip1y">
+            <w:hyperlink w:history="1" r:id="rIdvzcyyb3flmjt0qcw73gjv">
               <w:r>
                 <w:rPr>
                   <w:rFonts w:ascii="Arial" w:cs="Arial" w:eastAsia="Arial" w:hAnsi="Arial"/>
@@ -22045,7 +22045,7 @@
               <w:spacing w:after="10" w:before="0"/>
               <w:ind w:left="120"/>
             </w:pPr>
-            <w:hyperlink w:history="1" r:id="rIdee1cmbtnunfcnyy-m2pwk">
+            <w:hyperlink w:history="1" r:id="rIdjnybau87b-t0fpw8lvxor">
               <w:r>
                 <w:rPr>
                   <w:rFonts w:ascii="Arial" w:cs="Arial" w:eastAsia="Arial" w:hAnsi="Arial"/>
@@ -22240,7 +22240,7 @@
             <w:pPr>
               <w:spacing w:after="20" w:before="0"/>
             </w:pPr>
-            <w:hyperlink w:history="1" r:id="rIde_zc4epcmxjhz7nrb-rrh">
+            <w:hyperlink w:history="1" r:id="rIdxctdjk46i2dybq7_7zh0d">
               <w:r>
                 <w:rPr>
                   <w:rFonts w:ascii="Arial" w:cs="Arial" w:eastAsia="Arial" w:hAnsi="Arial"/>
@@ -22273,7 +22273,7 @@
               <w:spacing w:after="10" w:before="0"/>
               <w:ind w:left="120"/>
             </w:pPr>
-            <w:hyperlink w:history="1" r:id="rIdj2vfgmodqelarnui_qfs0">
+            <w:hyperlink w:history="1" r:id="rIdejjgoqkwwx-cf_9dfmbid">
               <w:r>
                 <w:rPr>
                   <w:rFonts w:ascii="Arial" w:cs="Arial" w:eastAsia="Arial" w:hAnsi="Arial"/>
@@ -22318,7 +22318,7 @@
             <w:pPr>
               <w:spacing w:after="20" w:before="0"/>
             </w:pPr>
-            <w:hyperlink w:history="1" r:id="rId42slbodupbexspttz05cv">
+            <w:hyperlink w:history="1" r:id="rIdtspiyviirneiwwxukywfw">
               <w:r>
                 <w:rPr>
                   <w:rFonts w:ascii="Arial" w:cs="Arial" w:eastAsia="Arial" w:hAnsi="Arial"/>
@@ -22351,7 +22351,7 @@
               <w:spacing w:after="10" w:before="0"/>
               <w:ind w:left="120"/>
             </w:pPr>
-            <w:hyperlink w:history="1" r:id="rIdskrcirpai7a-nuuy1gass">
+            <w:hyperlink w:history="1" r:id="rIde5ktlskrmdtseddfpx9zf">
               <w:r>
                 <w:rPr>
                   <w:rFonts w:ascii="Arial" w:cs="Arial" w:eastAsia="Arial" w:hAnsi="Arial"/>
@@ -22863,7 +22863,7 @@
         </w:rPr>
         <w:t xml:space="preserve">© 2026 SeaVuria and ARES. Aligned with KICD objectives. Developed by SeaVuria; technical implementation by ARES (with AI assistance from Claude). Licensed under </w:t>
       </w:r>
-      <w:hyperlink w:history="1" r:id="rIdfywi1jjpj972ybft36ncz">
+      <w:hyperlink w:history="1" r:id="rIdqi0dganfjkpavjuimh3qw">
         <w:r>
           <w:rPr>
             <w:rFonts w:ascii="Arial" w:cs="Arial" w:eastAsia="Arial" w:hAnsi="Arial"/>
@@ -22884,7 +22884,7 @@
         </w:rPr>
         <w:t xml:space="preserve"> (</w:t>
       </w:r>
-      <w:hyperlink w:history="1" r:id="rIdwuzo1djag1cymimmpdce7">
+      <w:hyperlink w:history="1" r:id="rIdhtufjxhcsxikovd4w5psb">
         <w:r>
           <w:rPr>
             <w:rFonts w:ascii="Arial" w:cs="Arial" w:eastAsia="Arial" w:hAnsi="Arial"/>
@@ -24096,7 +24096,7 @@
             <w:pPr>
               <w:spacing w:after="20" w:before="0"/>
             </w:pPr>
-            <w:hyperlink w:history="1" r:id="rIdwm_awxo3ecigg1eomowap">
+            <w:hyperlink w:history="1" r:id="rIdpatbas2lesqtrygbhh-8v">
               <w:r>
                 <w:rPr>
                   <w:rFonts w:ascii="Arial" w:cs="Arial" w:eastAsia="Arial" w:hAnsi="Arial"/>
@@ -24129,7 +24129,7 @@
               <w:spacing w:after="10" w:before="0"/>
               <w:ind w:left="120"/>
             </w:pPr>
-            <w:hyperlink w:history="1" r:id="rIda0dgzmdtjg9v0ivkxaxaa">
+            <w:hyperlink w:history="1" r:id="rIdqbobuhr7wob2gibv8teq_">
               <w:r>
                 <w:rPr>
                   <w:rFonts w:ascii="Arial" w:cs="Arial" w:eastAsia="Arial" w:hAnsi="Arial"/>
@@ -24174,7 +24174,7 @@
             <w:pPr>
               <w:spacing w:after="20" w:before="0"/>
             </w:pPr>
-            <w:hyperlink w:history="1" r:id="rIddl7ouefxllnyu4ayo76ey">
+            <w:hyperlink w:history="1" r:id="rIdlimbiw91afzherkzttosh">
               <w:r>
                 <w:rPr>
                   <w:rFonts w:ascii="Arial" w:cs="Arial" w:eastAsia="Arial" w:hAnsi="Arial"/>
@@ -24207,7 +24207,7 @@
               <w:spacing w:after="10" w:before="0"/>
               <w:ind w:left="120"/>
             </w:pPr>
-            <w:hyperlink w:history="1" r:id="rId3brp8hgsm1botd3wyztuv">
+            <w:hyperlink w:history="1" r:id="rId_rgtt0gqgaztl5zsg8qkd">
               <w:r>
                 <w:rPr>
                   <w:rFonts w:ascii="Arial" w:cs="Arial" w:eastAsia="Arial" w:hAnsi="Arial"/>
@@ -24402,7 +24402,7 @@
             <w:pPr>
               <w:spacing w:after="20" w:before="0"/>
             </w:pPr>
-            <w:hyperlink w:history="1" r:id="rIdv2-mcd3dvn4ailnsbpy0e">
+            <w:hyperlink w:history="1" r:id="rIdqawatdmyaxli_vjb34yvl">
               <w:r>
                 <w:rPr>
                   <w:rFonts w:ascii="Arial" w:cs="Arial" w:eastAsia="Arial" w:hAnsi="Arial"/>
@@ -24435,7 +24435,7 @@
               <w:spacing w:after="10" w:before="0"/>
               <w:ind w:left="120"/>
             </w:pPr>
-            <w:hyperlink w:history="1" r:id="rIdji_1_yjfyf9o_kruuicda">
+            <w:hyperlink w:history="1" r:id="rIdggj0n7zbb7ffjhf13nit9">
               <w:r>
                 <w:rPr>
                   <w:rFonts w:ascii="Arial" w:cs="Arial" w:eastAsia="Arial" w:hAnsi="Arial"/>
@@ -24480,7 +24480,7 @@
             <w:pPr>
               <w:spacing w:after="20" w:before="0"/>
             </w:pPr>
-            <w:hyperlink w:history="1" r:id="rIdwimvfljzo9mdpfztn1sek">
+            <w:hyperlink w:history="1" r:id="rId1osaydgztjxc9ll8xxtum">
               <w:r>
                 <w:rPr>
                   <w:rFonts w:ascii="Arial" w:cs="Arial" w:eastAsia="Arial" w:hAnsi="Arial"/>
@@ -24513,7 +24513,7 @@
               <w:spacing w:after="10" w:before="0"/>
               <w:ind w:left="120"/>
             </w:pPr>
-            <w:hyperlink w:history="1" r:id="rIdt7poxwoubcrwzjzp6v8ig">
+            <w:hyperlink w:history="1" r:id="rIdicdb2gxuu6kkv9nnc5bm7">
               <w:r>
                 <w:rPr>
                   <w:rFonts w:ascii="Arial" w:cs="Arial" w:eastAsia="Arial" w:hAnsi="Arial"/>
@@ -24708,7 +24708,7 @@
             <w:pPr>
               <w:spacing w:after="20" w:before="0"/>
             </w:pPr>
-            <w:hyperlink w:history="1" r:id="rIdbp0bcqejzf1-gepmmmyt7">
+            <w:hyperlink w:history="1" r:id="rId1tdbzg597x_pt4b40kswk">
               <w:r>
                 <w:rPr>
                   <w:rFonts w:ascii="Arial" w:cs="Arial" w:eastAsia="Arial" w:hAnsi="Arial"/>
@@ -24741,7 +24741,7 @@
               <w:spacing w:after="10" w:before="0"/>
               <w:ind w:left="120"/>
             </w:pPr>
-            <w:hyperlink w:history="1" r:id="rIdaj28c4tdxamajztxdx6iu">
+            <w:hyperlink w:history="1" r:id="rIdatqimr9tn2use-1onikst">
               <w:r>
                 <w:rPr>
                   <w:rFonts w:ascii="Arial" w:cs="Arial" w:eastAsia="Arial" w:hAnsi="Arial"/>
@@ -24786,7 +24786,7 @@
             <w:pPr>
               <w:spacing w:after="20" w:before="0"/>
             </w:pPr>
-            <w:hyperlink w:history="1" r:id="rIdex7a_zra8qn1h-5x_viuw">
+            <w:hyperlink w:history="1" r:id="rId26kcaejfqr2ke-xqxzkiz">
               <w:r>
                 <w:rPr>
                   <w:rFonts w:ascii="Arial" w:cs="Arial" w:eastAsia="Arial" w:hAnsi="Arial"/>
@@ -24819,7 +24819,7 @@
               <w:spacing w:after="10" w:before="0"/>
               <w:ind w:left="120"/>
             </w:pPr>
-            <w:hyperlink w:history="1" r:id="rIdsodtyqyvvu4t5z-iz36_w">
+            <w:hyperlink w:history="1" r:id="rIdjekwr5b4rtspq6mg4qenm">
               <w:r>
                 <w:rPr>
                   <w:rFonts w:ascii="Arial" w:cs="Arial" w:eastAsia="Arial" w:hAnsi="Arial"/>
@@ -25014,7 +25014,7 @@
             <w:pPr>
               <w:spacing w:after="20" w:before="0"/>
             </w:pPr>
-            <w:hyperlink w:history="1" r:id="rIdohjkhmiuine12vwhzcczn">
+            <w:hyperlink w:history="1" r:id="rId7soz0xb5-djwbfmhetnpj">
               <w:r>
                 <w:rPr>
                   <w:rFonts w:ascii="Arial" w:cs="Arial" w:eastAsia="Arial" w:hAnsi="Arial"/>
@@ -25047,7 +25047,7 @@
               <w:spacing w:after="10" w:before="0"/>
               <w:ind w:left="120"/>
             </w:pPr>
-            <w:hyperlink w:history="1" r:id="rIdrbk7bvt0uqn5vpxhxu-mo">
+            <w:hyperlink w:history="1" r:id="rIdtx3c6ti9-_vlggoofazny">
               <w:r>
                 <w:rPr>
                   <w:rFonts w:ascii="Arial" w:cs="Arial" w:eastAsia="Arial" w:hAnsi="Arial"/>
@@ -25092,7 +25092,7 @@
             <w:pPr>
               <w:spacing w:after="20" w:before="0"/>
             </w:pPr>
-            <w:hyperlink w:history="1" r:id="rIdtzq6cd9r_h8fcwarsgreb">
+            <w:hyperlink w:history="1" r:id="rIdsx7jqae1nqsk_0me5j35v">
               <w:r>
                 <w:rPr>
                   <w:rFonts w:ascii="Arial" w:cs="Arial" w:eastAsia="Arial" w:hAnsi="Arial"/>
@@ -25125,7 +25125,7 @@
               <w:spacing w:after="10" w:before="0"/>
               <w:ind w:left="120"/>
             </w:pPr>
-            <w:hyperlink w:history="1" r:id="rIdg0ys4czahgamqf3s8igx3">
+            <w:hyperlink w:history="1" r:id="rIdbkr_lfbdxog1kgznbcemx">
               <w:r>
                 <w:rPr>
                   <w:rFonts w:ascii="Arial" w:cs="Arial" w:eastAsia="Arial" w:hAnsi="Arial"/>
@@ -25320,7 +25320,7 @@
             <w:pPr>
               <w:spacing w:after="20" w:before="0"/>
             </w:pPr>
-            <w:hyperlink w:history="1" r:id="rIdvbxnkuqnq3gfrdowx_nji">
+            <w:hyperlink w:history="1" r:id="rIdcamrucxhd_cujpjt4yehh">
               <w:r>
                 <w:rPr>
                   <w:rFonts w:ascii="Arial" w:cs="Arial" w:eastAsia="Arial" w:hAnsi="Arial"/>
@@ -25353,7 +25353,7 @@
               <w:spacing w:after="10" w:before="0"/>
               <w:ind w:left="120"/>
             </w:pPr>
-            <w:hyperlink w:history="1" r:id="rIduppeq3ext5abziuvo9ffj">
+            <w:hyperlink w:history="1" r:id="rIdzuv86d3_zagrmuohrzgg4">
               <w:r>
                 <w:rPr>
                   <w:rFonts w:ascii="Arial" w:cs="Arial" w:eastAsia="Arial" w:hAnsi="Arial"/>
@@ -25398,7 +25398,7 @@
             <w:pPr>
               <w:spacing w:after="20" w:before="0"/>
             </w:pPr>
-            <w:hyperlink w:history="1" r:id="rIdhiera4ew1qilarpsihadw">
+            <w:hyperlink w:history="1" r:id="rIdz05wll2iowuahwx9bg0hu">
               <w:r>
                 <w:rPr>
                   <w:rFonts w:ascii="Arial" w:cs="Arial" w:eastAsia="Arial" w:hAnsi="Arial"/>
@@ -25431,7 +25431,7 @@
               <w:spacing w:after="10" w:before="0"/>
               <w:ind w:left="120"/>
             </w:pPr>
-            <w:hyperlink w:history="1" r:id="rIdjv9ckvrcqunblo0xjufmy">
+            <w:hyperlink w:history="1" r:id="rIdkhe4wcy518ozi02rt7t7x">
               <w:r>
                 <w:rPr>
                   <w:rFonts w:ascii="Arial" w:cs="Arial" w:eastAsia="Arial" w:hAnsi="Arial"/>
@@ -25943,7 +25943,7 @@
         </w:rPr>
         <w:t xml:space="preserve">© 2026 SeaVuria and ARES. Aligned with KICD objectives. Developed by SeaVuria; technical implementation by ARES (with AI assistance from Claude). Licensed under </w:t>
       </w:r>
-      <w:hyperlink w:history="1" r:id="rIdyp2snmi5bepneadgk8k2q">
+      <w:hyperlink w:history="1" r:id="rIdpof_1bhkjv6uu70ygm-wr">
         <w:r>
           <w:rPr>
             <w:rFonts w:ascii="Arial" w:cs="Arial" w:eastAsia="Arial" w:hAnsi="Arial"/>
@@ -25964,7 +25964,7 @@
         </w:rPr>
         <w:t xml:space="preserve"> (</w:t>
       </w:r>
-      <w:hyperlink w:history="1" r:id="rIdlfftv2fwp0isqi_h_hka_">
+      <w:hyperlink w:history="1" r:id="rIdi8sxoqqqn073pplnesiud">
         <w:r>
           <w:rPr>
             <w:rFonts w:ascii="Arial" w:cs="Arial" w:eastAsia="Arial" w:hAnsi="Arial"/>

--- a/data/outputs/v2/Essential_Mathematics/SS2.2_Reflection/Essential_Mathematics_Reflection_CBE_LessonSequence.docx
+++ b/data/outputs/v2/Essential_Mathematics/SS2.2_Reflection/Essential_Mathematics_Reflection_CBE_LessonSequence.docx
@@ -2184,7 +2184,7 @@
         </w:rPr>
         <w:t xml:space="preserve">© 2026 SeaVuria and ARES. This work is licensed under a </w:t>
       </w:r>
-      <w:hyperlink w:history="1" r:id="rIdldzrdrotqfud7ueajhus8">
+      <w:hyperlink w:history="1" r:id="rId14tnbuc1c58sjen8pq9ti">
         <w:r>
           <w:rPr>
             <w:rFonts w:ascii="Arial" w:cs="Arial" w:eastAsia="Arial" w:hAnsi="Arial"/>
@@ -2204,7 +2204,7 @@
         </w:rPr>
         <w:t xml:space="preserve"> (</w:t>
       </w:r>
-      <w:hyperlink w:history="1" r:id="rIdiuayyhx62iqtz1si3mdjr">
+      <w:hyperlink w:history="1" r:id="rIdgvpqub7elslqv76psdhob">
         <w:r>
           <w:rPr>
             <w:rFonts w:ascii="Arial" w:cs="Arial" w:eastAsia="Arial" w:hAnsi="Arial"/>
@@ -2224,7 +2224,7 @@
         </w:rPr>
         <w:t xml:space="preserve">). To view a copy of this license, visit </w:t>
       </w:r>
-      <w:hyperlink w:history="1" r:id="rIdzzggdqtbzml95cbvkzym6">
+      <w:hyperlink w:history="1" r:id="rId2ofnjgvlpyzrxqux9vvjf">
         <w:r>
           <w:rPr>
             <w:rFonts w:ascii="Arial" w:cs="Arial" w:eastAsia="Arial" w:hAnsi="Arial"/>
@@ -3236,7 +3236,7 @@
             <w:pPr>
               <w:spacing w:after="20" w:before="0"/>
             </w:pPr>
-            <w:hyperlink w:history="1" r:id="rId5iy9bpalmdstmpzaqerqj">
+            <w:hyperlink w:history="1" r:id="rIdlqglwlnv2u2sgnc00v2a0">
               <w:r>
                 <w:rPr>
                   <w:rFonts w:ascii="Arial" w:cs="Arial" w:eastAsia="Arial" w:hAnsi="Arial"/>
@@ -3269,7 +3269,7 @@
               <w:spacing w:after="10" w:before="0"/>
               <w:ind w:left="120"/>
             </w:pPr>
-            <w:hyperlink w:history="1" r:id="rIdmtckmzcpnxisgvoimjik3">
+            <w:hyperlink w:history="1" r:id="rIdtgm2qhwfcrooxx8lfi1bk">
               <w:r>
                 <w:rPr>
                   <w:rFonts w:ascii="Arial" w:cs="Arial" w:eastAsia="Arial" w:hAnsi="Arial"/>
@@ -3314,7 +3314,7 @@
             <w:pPr>
               <w:spacing w:after="20" w:before="0"/>
             </w:pPr>
-            <w:hyperlink w:history="1" r:id="rIdnrfhuylytw_2vfryxuhxz">
+            <w:hyperlink w:history="1" r:id="rIdopxnsrljchilhowxsnhk1">
               <w:r>
                 <w:rPr>
                   <w:rFonts w:ascii="Arial" w:cs="Arial" w:eastAsia="Arial" w:hAnsi="Arial"/>
@@ -3347,7 +3347,7 @@
               <w:spacing w:after="10" w:before="0"/>
               <w:ind w:left="120"/>
             </w:pPr>
-            <w:hyperlink w:history="1" r:id="rIdx59vm9ylxyc9zzol_kov_">
+            <w:hyperlink w:history="1" r:id="rId3njbxx-b-ieizktvcfk7l">
               <w:r>
                 <w:rPr>
                   <w:rFonts w:ascii="Arial" w:cs="Arial" w:eastAsia="Arial" w:hAnsi="Arial"/>
@@ -3542,7 +3542,7 @@
             <w:pPr>
               <w:spacing w:after="20" w:before="0"/>
             </w:pPr>
-            <w:hyperlink w:history="1" r:id="rId8pzxkm1ybhlnfegiv0qxr">
+            <w:hyperlink w:history="1" r:id="rId6xjoz5hbbblqzevn0yest">
               <w:r>
                 <w:rPr>
                   <w:rFonts w:ascii="Arial" w:cs="Arial" w:eastAsia="Arial" w:hAnsi="Arial"/>
@@ -3575,7 +3575,7 @@
               <w:spacing w:after="10" w:before="0"/>
               <w:ind w:left="120"/>
             </w:pPr>
-            <w:hyperlink w:history="1" r:id="rIdtggsf_ztonkiuophe0ssu">
+            <w:hyperlink w:history="1" r:id="rIdmjsligaco2r5axokgmrgl">
               <w:r>
                 <w:rPr>
                   <w:rFonts w:ascii="Arial" w:cs="Arial" w:eastAsia="Arial" w:hAnsi="Arial"/>
@@ -3620,7 +3620,7 @@
             <w:pPr>
               <w:spacing w:after="20" w:before="0"/>
             </w:pPr>
-            <w:hyperlink w:history="1" r:id="rId7fh-7yjc_s1510guhch6a">
+            <w:hyperlink w:history="1" r:id="rIdled2a0q4aykoujim8n3_i">
               <w:r>
                 <w:rPr>
                   <w:rFonts w:ascii="Arial" w:cs="Arial" w:eastAsia="Arial" w:hAnsi="Arial"/>
@@ -3653,7 +3653,7 @@
               <w:spacing w:after="10" w:before="0"/>
               <w:ind w:left="120"/>
             </w:pPr>
-            <w:hyperlink w:history="1" r:id="rIdc-xwczeou8jkyzugw_joa">
+            <w:hyperlink w:history="1" r:id="rIdir58gb7rbwumoshsvebla">
               <w:r>
                 <w:rPr>
                   <w:rFonts w:ascii="Arial" w:cs="Arial" w:eastAsia="Arial" w:hAnsi="Arial"/>
@@ -3848,7 +3848,7 @@
             <w:pPr>
               <w:spacing w:after="20" w:before="0"/>
             </w:pPr>
-            <w:hyperlink w:history="1" r:id="rId-zzz0hvnmiw2la75zw31s">
+            <w:hyperlink w:history="1" r:id="rId7ch4ha1eemf7vovsesq2s">
               <w:r>
                 <w:rPr>
                   <w:rFonts w:ascii="Arial" w:cs="Arial" w:eastAsia="Arial" w:hAnsi="Arial"/>
@@ -3881,7 +3881,7 @@
               <w:spacing w:after="10" w:before="0"/>
               <w:ind w:left="120"/>
             </w:pPr>
-            <w:hyperlink w:history="1" r:id="rIdyewt2vmujvlezqc7e9rjv">
+            <w:hyperlink w:history="1" r:id="rId5jyenjyfvbkbhm5kgmyc2">
               <w:r>
                 <w:rPr>
                   <w:rFonts w:ascii="Arial" w:cs="Arial" w:eastAsia="Arial" w:hAnsi="Arial"/>
@@ -3926,7 +3926,7 @@
             <w:pPr>
               <w:spacing w:after="20" w:before="0"/>
             </w:pPr>
-            <w:hyperlink w:history="1" r:id="rId0suyzqfmbsswj9cm_8ns2">
+            <w:hyperlink w:history="1" r:id="rId1tqlhpzewcfwnq3cexkzb">
               <w:r>
                 <w:rPr>
                   <w:rFonts w:ascii="Arial" w:cs="Arial" w:eastAsia="Arial" w:hAnsi="Arial"/>
@@ -3959,7 +3959,7 @@
               <w:spacing w:after="10" w:before="0"/>
               <w:ind w:left="120"/>
             </w:pPr>
-            <w:hyperlink w:history="1" r:id="rIdhlwoelqrjs-hukzzorgef">
+            <w:hyperlink w:history="1" r:id="rIdqxc_nqbg_pzfciqnmgs5-">
               <w:r>
                 <w:rPr>
                   <w:rFonts w:ascii="Arial" w:cs="Arial" w:eastAsia="Arial" w:hAnsi="Arial"/>
@@ -4033,7 +4033,7 @@
                 <w:sz w:val="18"/>
                 <w:szCs w:val="18"/>
               </w:rPr>
-              <w:t xml:space="preserve">1. Build the consensus table on the board by cold-calling one reporter per group. After each group reports, ask the class: 'Does anyone want to challenge or add to that?' [WAIT 10 seconds.] 2. Point to the letter 'A' on the board. Say: 'Based on your safari, Juma — where is the line of symmetry of letter A, and what does that tell us about the mirror image we saw?' [WAIT 15 seconds. If no response, prompt: 'Think about where you would fold the letter A so both halves match perfectly.'] 3. Introduce the formal definition: 'A line of symmetry divides a figure into two congruent halves that are mirror images of each other. We also call it a mirror line.' Write this verbatim on the board. Say: 'Copy this definition and then write it again in your own words.' 4. Cold-call 3 learners to read their own-words definitions aloud. Affirm correct use of 'congruent', 'halves', and 'mirror image'. 5. Connect to phenomenon: 'So when Amara checked her uniform in the mirror this morning — which line of symmetry was the mirror acting as?' [WAIT 15 seconds. Cold-call 2 learners.] 6. Pose the consolidation questions. Give 4 minutes of silent individual work. Cold-call 2 learners to explain question 2.</w:t>
+              <w:t xml:space="preserve">1. Build the consensus table on the board by cold-calling one reporter per group. After each group reports, ask the class: 'Does anyone want to challenge or add to that?' [WAIT 10 seconds.] 2. Point to the letter 'A' on the board. Say: 'Based on your safari, Juma — where is the line of symmetry of letter A, and what does that tell us about the mirror image we saw?' [WAIT 15 seconds. If no response, prompt: 'Think about where you would fold the letter A so both halves match perfectly.'] 3. Introduce the formal definition: 'A line of symmetry divides a figure into two congruent halves that are mirror images of each other. We also call it a mirror line.' Write this verbatim on the board. Say: 'Copy this definition and then write it again in your own words.' 4. Cold-call 3 learners to read their own-words definitions aloud. Affirm correct use of 'congruent', 'halves', and 'mirror image'. 5. Connect to phenomenon: 'So when Aisha checked her uniform in the mirror this morning — which line of symmetry was the mirror acting as?' [WAIT 15 seconds. Cold-call 2 learners.] 6. Pose the consolidation questions. Give 4 minutes of silent individual work. Cold-call 2 learners to explain question 2.</w:t>
             </w:r>
           </w:p>
         </w:tc>
@@ -4154,7 +4154,7 @@
             <w:pPr>
               <w:spacing w:after="20" w:before="0"/>
             </w:pPr>
-            <w:hyperlink w:history="1" r:id="rId3wellldeddxtch72z05eg">
+            <w:hyperlink w:history="1" r:id="rIdpqcq7mvvkia5ujjbsw5w2">
               <w:r>
                 <w:rPr>
                   <w:rFonts w:ascii="Arial" w:cs="Arial" w:eastAsia="Arial" w:hAnsi="Arial"/>
@@ -4187,7 +4187,7 @@
               <w:spacing w:after="10" w:before="0"/>
               <w:ind w:left="120"/>
             </w:pPr>
-            <w:hyperlink w:history="1" r:id="rIdngjeb26okg0ax-hhbuazb">
+            <w:hyperlink w:history="1" r:id="rIdwdu0x2fbpsf3eoqdc78ns">
               <w:r>
                 <w:rPr>
                   <w:rFonts w:ascii="Arial" w:cs="Arial" w:eastAsia="Arial" w:hAnsi="Arial"/>
@@ -4232,7 +4232,7 @@
             <w:pPr>
               <w:spacing w:after="20" w:before="0"/>
             </w:pPr>
-            <w:hyperlink w:history="1" r:id="rIdfbk7puoz0c_g7pyfddsyn">
+            <w:hyperlink w:history="1" r:id="rIdyv1u84sveva17k3vylgku">
               <w:r>
                 <w:rPr>
                   <w:rFonts w:ascii="Arial" w:cs="Arial" w:eastAsia="Arial" w:hAnsi="Arial"/>
@@ -4265,7 +4265,7 @@
               <w:spacing w:after="10" w:before="0"/>
               <w:ind w:left="120"/>
             </w:pPr>
-            <w:hyperlink w:history="1" r:id="rId7dn8_qqby4haxtxjad92u">
+            <w:hyperlink w:history="1" r:id="rIdh8_ccyho4ecjhct-wdhz1">
               <w:r>
                 <w:rPr>
                   <w:rFonts w:ascii="Arial" w:cs="Arial" w:eastAsia="Arial" w:hAnsi="Arial"/>
@@ -4460,7 +4460,7 @@
             <w:pPr>
               <w:spacing w:after="20" w:before="0"/>
             </w:pPr>
-            <w:hyperlink w:history="1" r:id="rId7uspwebj3hevzbqy3l9qs">
+            <w:hyperlink w:history="1" r:id="rIdxw4psftfqnr_j-pet7ilz">
               <w:r>
                 <w:rPr>
                   <w:rFonts w:ascii="Arial" w:cs="Arial" w:eastAsia="Arial" w:hAnsi="Arial"/>
@@ -4493,7 +4493,7 @@
               <w:spacing w:after="10" w:before="0"/>
               <w:ind w:left="120"/>
             </w:pPr>
-            <w:hyperlink w:history="1" r:id="rIdtzcgs8q4sjabzj9amhunf">
+            <w:hyperlink w:history="1" r:id="rIdj5de-3_p6a6xu-1yuqcub">
               <w:r>
                 <w:rPr>
                   <w:rFonts w:ascii="Arial" w:cs="Arial" w:eastAsia="Arial" w:hAnsi="Arial"/>
@@ -4538,7 +4538,7 @@
             <w:pPr>
               <w:spacing w:after="20" w:before="0"/>
             </w:pPr>
-            <w:hyperlink w:history="1" r:id="rIdto8s7xmtak0uwikofg3cv">
+            <w:hyperlink w:history="1" r:id="rIda2lj2p30dddjdxgqlshmg">
               <w:r>
                 <w:rPr>
                   <w:rFonts w:ascii="Arial" w:cs="Arial" w:eastAsia="Arial" w:hAnsi="Arial"/>
@@ -4587,7 +4587,7 @@
               <w:spacing w:after="10" w:before="0"/>
               <w:ind w:left="120"/>
             </w:pPr>
-            <w:hyperlink w:history="1" r:id="rId37ch4nhu4r78dox9txp07">
+            <w:hyperlink w:history="1" r:id="rIdhg1mgb6-pbwpwhreqxoby">
               <w:r>
                 <w:rPr>
                   <w:rFonts w:ascii="Arial" w:cs="Arial" w:eastAsia="Arial" w:hAnsi="Arial"/>
@@ -4661,7 +4661,7 @@
                 <w:sz w:val="18"/>
                 <w:szCs w:val="18"/>
               </w:rPr>
-              <w:t xml:space="preserve">1. Say: 'Close your eyes for 10 seconds and picture Amara standing in front of her mirror this morning. Picture the letter A next to the mirror at the front of this class. Now open your eyes and draw what you saw — but this time, add labels.' [WAIT 10 seconds with eyes closed.] 2. Give 4 minutes for individual model drawing. Circulate. Do not correct diagrams — only prompt: 'Have you labelled the mirror line?' / 'Where do you think the image is — in front of the mirror or behind it?' [WAIT 10 seconds after each prompt.] 3. Cold-call 2 learners to hold up their models and describe them in one sentence each. Do NOT evaluate correctness publicly. Say: 'These are two honest starting models. We will revisit them next lesson.' 4. Say: 'On the back of your model page, write today's date and the words: INITIAL MODEL — Lesson 1. Leave space below — that is where you will write REVISED MODEL after Lesson 2.' 5. Close the lesson by returning to the phenomenon: 'Amara is still puzzled. The driver on the matatu is still checking his mirrors. The letter A is still on that board. Next lesson, we will find the exact geometric rules that explain every single thing we saw today.'</w:t>
+              <w:t xml:space="preserve">1. Say: 'Close your eyes for 10 seconds and picture Aisha standing in front of her mirror this morning. Picture the letter A next to the mirror at the front of this class. Now open your eyes and draw what you saw — but this time, add labels.' [WAIT 10 seconds with eyes closed.] 2. Give 4 minutes for individual model drawing. Circulate. Do not correct diagrams — only prompt: 'Have you labelled the mirror line?' / 'Where do you think the image is — in front of the mirror or behind it?' [WAIT 10 seconds after each prompt.] 3. Cold-call 2 learners to hold up their models and describe them in one sentence each. Do NOT evaluate correctness publicly. Say: 'These are two honest starting models. We will revisit them next lesson.' 4. Say: 'On the back of your model page, write today's date and the words: INITIAL MODEL — Lesson 1. Leave space below — that is where you will write REVISED MODEL after Lesson 2.' 5. Close the lesson by returning to the phenomenon: 'Aisha is still puzzled. The driver on the matatu is still checking his mirrors. The letter A is still on that board. Next lesson, we will find the exact geometric rules that explain every single thing we saw today.'</w:t>
             </w:r>
           </w:p>
         </w:tc>
@@ -5077,7 +5077,7 @@
                 <w:sz w:val="18"/>
                 <w:szCs w:val="18"/>
               </w:rPr>
-              <w:t xml:space="preserve">The mirror line acts as the line of symmetry — it is the invisible geometric rule that governs where the mirror image appears. When the letter 'A' is placed beside a mirror, the vertical line of symmetry of the letter aligns with the mirror line, producing a reversed image that is congruent to the original. The 'flip' observed in Amara's bedroom mirror and in the matatu's rear-view mirror is a consequence of reflection across a mirror line, which reverses the figure laterally while preserving all distances and sizes. This is the foundational property that the rest of the unit will make precise and quantitative.</w:t>
+              <w:t xml:space="preserve">The mirror line acts as the line of symmetry — it is the invisible geometric rule that governs where the mirror image appears. When the letter 'A' is placed beside a mirror, the vertical line of symmetry of the letter aligns with the mirror line, producing a reversed image that is congruent to the original. The 'flip' observed in Aisha's bedroom mirror and in the matatu's rear-view mirror is a consequence of reflection across a mirror line, which reverses the figure laterally while preserving all distances and sizes. This is the foundational property that the rest of the unit will make precise and quantitative.</w:t>
             </w:r>
           </w:p>
         </w:tc>
@@ -5099,7 +5099,7 @@
         </w:rPr>
         <w:t xml:space="preserve">© 2026 SeaVuria and ARES. Aligned with KICD objectives. Developed by SeaVuria; technical implementation by ARES (with AI assistance from Claude). Licensed under </w:t>
       </w:r>
-      <w:hyperlink w:history="1" r:id="rIdpcopigmraabdsgsdp2je8">
+      <w:hyperlink w:history="1" r:id="rId81imyskoupq9caimosuvu">
         <w:r>
           <w:rPr>
             <w:rFonts w:ascii="Arial" w:cs="Arial" w:eastAsia="Arial" w:hAnsi="Arial"/>
@@ -5120,7 +5120,7 @@
         </w:rPr>
         <w:t xml:space="preserve"> (</w:t>
       </w:r>
-      <w:hyperlink w:history="1" r:id="rId_4wqn4pr_ya7cgwloe0xt">
+      <w:hyperlink w:history="1" r:id="rIdfz0fpvsi7wwvhw6wp3tm1">
         <w:r>
           <w:rPr>
             <w:rFonts w:ascii="Arial" w:cs="Arial" w:eastAsia="Arial" w:hAnsi="Arial"/>
@@ -6133,7 +6133,7 @@
             <w:pPr>
               <w:spacing w:after="20" w:before="0"/>
             </w:pPr>
-            <w:hyperlink w:history="1" r:id="rId8lookobzc2sh28iorexzd">
+            <w:hyperlink w:history="1" r:id="rId_qn5ehfgiow75vacyvbud">
               <w:r>
                 <w:rPr>
                   <w:rFonts w:ascii="Arial" w:cs="Arial" w:eastAsia="Arial" w:hAnsi="Arial"/>
@@ -6166,7 +6166,7 @@
               <w:spacing w:after="10" w:before="0"/>
               <w:ind w:left="120"/>
             </w:pPr>
-            <w:hyperlink w:history="1" r:id="rIdaiv9kcinatvcm2gbo88sn">
+            <w:hyperlink w:history="1" r:id="rIdvqyphvvlq89etqlc1o0nl">
               <w:r>
                 <w:rPr>
                   <w:rFonts w:ascii="Arial" w:cs="Arial" w:eastAsia="Arial" w:hAnsi="Arial"/>
@@ -6211,7 +6211,7 @@
             <w:pPr>
               <w:spacing w:after="20" w:before="0"/>
             </w:pPr>
-            <w:hyperlink w:history="1" r:id="rIdwb0v0qa-uu74iebfxnqts">
+            <w:hyperlink w:history="1" r:id="rIdechxfosylekfldek-5t1i">
               <w:r>
                 <w:rPr>
                   <w:rFonts w:ascii="Arial" w:cs="Arial" w:eastAsia="Arial" w:hAnsi="Arial"/>
@@ -6244,7 +6244,7 @@
               <w:spacing w:after="10" w:before="0"/>
               <w:ind w:left="120"/>
             </w:pPr>
-            <w:hyperlink w:history="1" r:id="rIdtj0xpwd8jfwbfum6kciyd">
+            <w:hyperlink w:history="1" r:id="rId5pm9yfpohbxag3cya5zyg">
               <w:r>
                 <w:rPr>
                   <w:rFonts w:ascii="Arial" w:cs="Arial" w:eastAsia="Arial" w:hAnsi="Arial"/>
@@ -6286,7 +6286,7 @@
                 <w:sz w:val="18"/>
                 <w:szCs w:val="18"/>
               </w:rPr>
-              <w:t xml:space="preserve">Learners receive a half-page prediction slip showing a top-view diagram of a girl (labelled 'Amina') standing 30 cm in front of a plane mirror. Three questions are printed: (i) If Amina moves to 60 cm from the mirror, where will her image appear — closer, the same distance behind, or further behind the mirror? Mark your prediction with an X. (ii) If she raises her RIGHT hand, which hand does the image raise? Draw an arrow. (iii) Write one sentence: what invisible rule do you think determines exactly where the image lands? Learners work individually and silently for 4 minutes, then share predictions with a shoulder partner for 2 minutes. The teacher takes a quick show-of-hands poll for each option on question (i) and records the tally visibly on the board under the heading 'Our Predictions — Lesson 2'.</w:t>
+              <w:t xml:space="preserve">Learners receive a half-page prediction slip showing a top-view diagram of a girl (labelled 'Aisha') standing 30 cm in front of a plane mirror. Three questions are printed: (i) If Aisha moves to 60 cm from the mirror, where will her image appear — closer, the same distance behind, or further behind the mirror? Mark your prediction with an X. (ii) If she raises her RIGHT hand, which hand does the image raise? Draw an arrow. (iii) Write one sentence: what invisible rule do you think determines exactly where the image lands? Learners work individually and silently for 4 minutes, then share predictions with a shoulder partner for 2 minutes. The teacher takes a quick show-of-hands poll for each option on question (i) and records the tally visibly on the board under the heading 'Our Predictions — Lesson 2'.</w:t>
             </w:r>
           </w:p>
         </w:tc>
@@ -6439,7 +6439,7 @@
             <w:pPr>
               <w:spacing w:after="20" w:before="0"/>
             </w:pPr>
-            <w:hyperlink w:history="1" r:id="rIdjmgdkrczau-525ckpkx3h">
+            <w:hyperlink w:history="1" r:id="rIdzhwxou6qorwy9xk0tck33">
               <w:r>
                 <w:rPr>
                   <w:rFonts w:ascii="Arial" w:cs="Arial" w:eastAsia="Arial" w:hAnsi="Arial"/>
@@ -6472,7 +6472,7 @@
               <w:spacing w:after="10" w:before="0"/>
               <w:ind w:left="120"/>
             </w:pPr>
-            <w:hyperlink w:history="1" r:id="rIdrxztim7dzlxqjcensmb7x">
+            <w:hyperlink w:history="1" r:id="rId7uvz46-f5qrpbdc0hokr3">
               <w:r>
                 <w:rPr>
                   <w:rFonts w:ascii="Arial" w:cs="Arial" w:eastAsia="Arial" w:hAnsi="Arial"/>
@@ -6517,7 +6517,7 @@
             <w:pPr>
               <w:spacing w:after="20" w:before="0"/>
             </w:pPr>
-            <w:hyperlink w:history="1" r:id="rIdrb7sejufijweoap30fjxr">
+            <w:hyperlink w:history="1" r:id="rId5gyb1fadmt_pdc1pvpkmj">
               <w:r>
                 <w:rPr>
                   <w:rFonts w:ascii="Arial" w:cs="Arial" w:eastAsia="Arial" w:hAnsi="Arial"/>
@@ -6550,7 +6550,7 @@
               <w:spacing w:after="10" w:before="0"/>
               <w:ind w:left="120"/>
             </w:pPr>
-            <w:hyperlink w:history="1" r:id="rIdjgyc4v7xlog47odnpshnh">
+            <w:hyperlink w:history="1" r:id="rId3a5xffbrco3vdjfwfp1yb">
               <w:r>
                 <w:rPr>
                   <w:rFonts w:ascii="Arial" w:cs="Arial" w:eastAsia="Arial" w:hAnsi="Arial"/>
@@ -6624,7 +6624,7 @@
                 <w:sz w:val="18"/>
                 <w:szCs w:val="18"/>
               </w:rPr>
-              <w:t xml:space="preserve">PART A — Before groups begin, hold up the mirror: 'This is the same type of mirror Amina uses in her bedroom and the same principle behind the matatu driver's rear-view mirror. We are going to measure what it actually does.' Assign roles aloud. Circulate; after 3 minutes prompt: 'Has anyone noticed a pattern yet? Don't announce it — write it in your table.' Cold-call one group at the 8-minute mark: 'Zawadi, what does your table show so far?' WAIT 10 seconds. Affirm data, not conclusions yet: 'Interesting data — hold your conclusion until Part B confirms it.' PART B — Model the first construction step on the board with an oversized compass and ruler: 'I draw a perpendicular from P₁ to M — that means a 90-degree angle, confirmed with the set square like this.' Demonstrate set-square placement. Then step back: 'Now you complete P₁ through P₄. I will circulate and ask you to show me your set square is flush against M.' Circulate and check every pair. At the 12-minute mark ask the class to freeze: 'Everyone measure the angle that the line P₁P₁-prime makes with M and write it. I am going to cold-call three people.' WAIT 12 seconds. Cold-call 3 learners across the room. Record responses on the board. Ask: 'What do all three answers have in common?' WAIT 10 seconds. Then: 'Now measure object distance vs. image distance for each point and compare the sides of your two triangles.'</w:t>
+              <w:t xml:space="preserve">PART A — Before groups begin, hold up the mirror: 'This is the same type of mirror Aisha uses in her bedroom and the same principle behind the matatu driver's rear-view mirror. We are going to measure what it actually does.' Assign roles aloud. Circulate; after 3 minutes prompt: 'Has anyone noticed a pattern yet? Don't announce it — write it in your table.' Cold-call one group at the 8-minute mark: 'Zawadi, what does your table show so far?' WAIT 10 seconds. Affirm data, not conclusions yet: 'Interesting data — hold your conclusion until Part B confirms it.' PART B — Model the first construction step on the board with an oversized compass and ruler: 'I draw a perpendicular from P₁ to M — that means a 90-degree angle, confirmed with the set square like this.' Demonstrate set-square placement. Then step back: 'Now you complete P₁ through P₄. I will circulate and ask you to show me your set square is flush against M.' Circulate and check every pair. At the 12-minute mark ask the class to freeze: 'Everyone measure the angle that the line P₁P₁-prime makes with M and write it. I am going to cold-call three people.' WAIT 12 seconds. Cold-call 3 learners across the room. Record responses on the board. Ask: 'What do all three answers have in common?' WAIT 10 seconds. Then: 'Now measure object distance vs. image distance for each point and compare the sides of your two triangles.'</w:t>
             </w:r>
           </w:p>
         </w:tc>
@@ -6745,7 +6745,7 @@
             <w:pPr>
               <w:spacing w:after="20" w:before="0"/>
             </w:pPr>
-            <w:hyperlink w:history="1" r:id="rIdveviujp6aywcfaqjs0zd7">
+            <w:hyperlink w:history="1" r:id="rId5avaiseco26plwvkhiovl">
               <w:r>
                 <w:rPr>
                   <w:rFonts w:ascii="Arial" w:cs="Arial" w:eastAsia="Arial" w:hAnsi="Arial"/>
@@ -6794,7 +6794,7 @@
               <w:spacing w:after="10" w:before="0"/>
               <w:ind w:left="120"/>
             </w:pPr>
-            <w:hyperlink w:history="1" r:id="rIdw8a8faqaovg0b9opmjilr">
+            <w:hyperlink w:history="1" r:id="rIdhqaj6tgbsxyplgv1gxv2d">
               <w:r>
                 <w:rPr>
                   <w:rFonts w:ascii="Arial" w:cs="Arial" w:eastAsia="Arial" w:hAnsi="Arial"/>
@@ -6839,7 +6839,7 @@
             <w:pPr>
               <w:spacing w:after="20" w:before="0"/>
             </w:pPr>
-            <w:hyperlink w:history="1" r:id="rIdg4i7knaiiujlerxpqo2fr">
+            <w:hyperlink w:history="1" r:id="rIdjuhg5adomnh0fsp5w9g80">
               <w:r>
                 <w:rPr>
                   <w:rFonts w:ascii="Arial" w:cs="Arial" w:eastAsia="Arial" w:hAnsi="Arial"/>
@@ -6888,7 +6888,7 @@
               <w:spacing w:after="10" w:before="0"/>
               <w:ind w:left="120"/>
             </w:pPr>
-            <w:hyperlink w:history="1" r:id="rIdyrybstxaimbgitcn_x33p">
+            <w:hyperlink w:history="1" r:id="rIduvws97viti97hwtkjkva3">
               <w:r>
                 <w:rPr>
                   <w:rFonts w:ascii="Arial" w:cs="Arial" w:eastAsia="Arial" w:hAnsi="Arial"/>
@@ -6962,7 +6962,7 @@
                 <w:sz w:val="18"/>
                 <w:szCs w:val="18"/>
               </w:rPr>
-              <w:t xml:space="preserve">After pairs draft their property statements: 'I want each pair to have three statements written. You have 5 minutes. Go.' WAIT — circulate silently reading drafts. After 5 minutes: 'Numbers-Heads-Together — number off in your group now: 1, 2, 3, 4.' Pause. 'All number-2s — stand up. Number-2 from Group A — Fatuma — read Property 1 as your group wrote it.' WAIT 12 seconds. Write Fatuma's words verbatim on the board. 'Class, look at your own data. Does Fatuma's statement match what you measured? Thumbs up, thumbs sideways, or thumbs down.' Address thumbs-sideways: 'Hamisi, what part doesn't match your data?' WAIT 10 seconds. Refine the statement live. Repeat for Properties 2 and 3 with number-3 and number-4 learners. Once all three are formalised, cold-call for the quick exercises: 'Exercise (b) — Otieno and the Railways Museum mirror. Who can set up the calculation? I need someone who hasn't spoken yet.' WAIT 12 seconds. 'Chebet — go ahead.' Confirm: image is 1.2 m behind mirror; total distance = 1.2 + 1.2 = 2.4 m. Explicitly connect: 'Now think back to Amina this morning. Her image in her bedroom mirror is the same distance behind the glass as she is in front. Which property explains that?' WAIT 10 seconds. Cold-call 1 learner.</w:t>
+              <w:t xml:space="preserve">After pairs draft their property statements: 'I want each pair to have three statements written. You have 5 minutes. Go.' WAIT — circulate silently reading drafts. After 5 minutes: 'Numbers-Heads-Together — number off in your group now: 1, 2, 3, 4.' Pause. 'All number-2s — stand up. Number-2 from Group A — Fatuma — read Property 1 as your group wrote it.' WAIT 12 seconds. Write Fatuma's words verbatim on the board. 'Class, look at your own data. Does Fatuma's statement match what you measured? Thumbs up, thumbs sideways, or thumbs down.' Address thumbs-sideways: 'Hamisi, what part doesn't match your data?' WAIT 10 seconds. Refine the statement live. Repeat for Properties 2 and 3 with number-3 and number-4 learners. Once all three are formalised, cold-call for the quick exercises: 'Exercise (b) — Otieno and the Railways Museum mirror. Who can set up the calculation? I need someone who hasn't spoken yet.' WAIT 12 seconds. 'Chebet — go ahead.' Confirm: image is 1.2 m behind mirror; total distance = 1.2 + 1.2 = 2.4 m. Explicitly connect: 'Now think back to Aisha this morning. Her image in her bedroom mirror is the same distance behind the glass as she is in front. Which property explains that?' WAIT 10 seconds. Cold-call 1 learner.</w:t>
             </w:r>
           </w:p>
         </w:tc>
@@ -7083,7 +7083,7 @@
             <w:pPr>
               <w:spacing w:after="20" w:before="0"/>
             </w:pPr>
-            <w:hyperlink w:history="1" r:id="rIdmbdmzbckag-ney9kaqvlf">
+            <w:hyperlink w:history="1" r:id="rIdedqn9wfwsy07_pnswyimz">
               <w:r>
                 <w:rPr>
                   <w:rFonts w:ascii="Arial" w:cs="Arial" w:eastAsia="Arial" w:hAnsi="Arial"/>
@@ -7132,7 +7132,7 @@
               <w:spacing w:after="10" w:before="0"/>
               <w:ind w:left="120"/>
             </w:pPr>
-            <w:hyperlink w:history="1" r:id="rIdouaegqmdlhrmta_zsar-c">
+            <w:hyperlink w:history="1" r:id="rIdsdxpyxzz1cuax7--dy_hd">
               <w:r>
                 <w:rPr>
                   <w:rFonts w:ascii="Arial" w:cs="Arial" w:eastAsia="Arial" w:hAnsi="Arial"/>
@@ -7177,7 +7177,7 @@
             <w:pPr>
               <w:spacing w:after="20" w:before="0"/>
             </w:pPr>
-            <w:hyperlink w:history="1" r:id="rIdicnon4volepo2u7ufwtnx">
+            <w:hyperlink w:history="1" r:id="rIdgf8jbbt2992mx-xtgpdvz">
               <w:r>
                 <w:rPr>
                   <w:rFonts w:ascii="Arial" w:cs="Arial" w:eastAsia="Arial" w:hAnsi="Arial"/>
@@ -7226,7 +7226,7 @@
               <w:spacing w:after="10" w:before="0"/>
               <w:ind w:left="120"/>
             </w:pPr>
-            <w:hyperlink w:history="1" r:id="rIdmnibswj9ds3chiqlgzhim">
+            <w:hyperlink w:history="1" r:id="rIdabrso1hcqy1cny7wop3ls">
               <w:r>
                 <w:rPr>
                   <w:rFonts w:ascii="Arial" w:cs="Arial" w:eastAsia="Arial" w:hAnsi="Arial"/>
@@ -7421,7 +7421,7 @@
             <w:pPr>
               <w:spacing w:after="20" w:before="0"/>
             </w:pPr>
-            <w:hyperlink w:history="1" r:id="rIdnun12mdkzzfqpvnghpttx">
+            <w:hyperlink w:history="1" r:id="rIdhe_6jpeiah-j9dbfz2sfs">
               <w:r>
                 <w:rPr>
                   <w:rFonts w:ascii="Arial" w:cs="Arial" w:eastAsia="Arial" w:hAnsi="Arial"/>
@@ -7470,7 +7470,7 @@
               <w:spacing w:after="10" w:before="0"/>
               <w:ind w:left="120"/>
             </w:pPr>
-            <w:hyperlink w:history="1" r:id="rIdkvunrw2jqwsftjmi3xade">
+            <w:hyperlink w:history="1" r:id="rId7sibeoemjq96ggcukfb1w">
               <w:r>
                 <w:rPr>
                   <w:rFonts w:ascii="Arial" w:cs="Arial" w:eastAsia="Arial" w:hAnsi="Arial"/>
@@ -7515,7 +7515,7 @@
             <w:pPr>
               <w:spacing w:after="20" w:before="0"/>
             </w:pPr>
-            <w:hyperlink w:history="1" r:id="rIdotu9huf4l_gogtxzggz6f">
+            <w:hyperlink w:history="1" r:id="rIdihppyomihxbglcylhcxub">
               <w:r>
                 <w:rPr>
                   <w:rFonts w:ascii="Arial" w:cs="Arial" w:eastAsia="Arial" w:hAnsi="Arial"/>
@@ -7564,7 +7564,7 @@
               <w:spacing w:after="10" w:before="0"/>
               <w:ind w:left="120"/>
             </w:pPr>
-            <w:hyperlink w:history="1" r:id="rId6adqmn1pulhgu9wrd2taq">
+            <w:hyperlink w:history="1" r:id="rIdy9qal_8bdz0jz468kiat_">
               <w:r>
                 <w:rPr>
                   <w:rFonts w:ascii="Arial" w:cs="Arial" w:eastAsia="Arial" w:hAnsi="Arial"/>
@@ -7606,7 +7606,7 @@
                 <w:sz w:val="18"/>
                 <w:szCs w:val="18"/>
               </w:rPr>
-              <w:t xml:space="preserve">Learners open to their cumulative model page (started in Lesson 1 with a sketch of Amina and her bedroom mirror). They add a top-view diagram of the bedroom scene labelled with: (i) a double-headed arrow between Amina and the mirror line annotated 'd_object'; (ii) a matching double-headed arrow on the image side annotated 'd_image = d_object'; (iii) a dashed line joining Amina to her image labelled '90°' where it crosses the mirror line; (iv) a small congruence symbol (≅) between Amina's figure and the image figure. In a text box beside the diagram they write: 'My model now explains: the image appears as far behind the mirror as I stand in front, because Property 1 says object distance = image distance. It is the same size because the image is congruent (Property 3). The image appears directly across the mirror because the joining line is perpendicular (Property 2).' Below this they write: 'My model cannot yet explain: [student fills in — e.g., what happens when the mirror line is tilted, or how to find the image on a coordinate grid].' The final 3 minutes are used for a partner gallery walk: partners swap model pages, read each other's annotations, and write one specific 'I notice…' comment on a sticky note attached to the page.</w:t>
+              <w:t xml:space="preserve">Learners open to their cumulative model page (started in Lesson 1 with a sketch of Aisha and her bedroom mirror). They add a top-view diagram of the bedroom scene labelled with: (i) a double-headed arrow between Aisha and the mirror line annotated 'd_object'; (ii) a matching double-headed arrow on the image side annotated 'd_image = d_object'; (iii) a dashed line joining Aisha to her image labelled '90°' where it crosses the mirror line; (iv) a small congruence symbol (≅) between Aisha's figure and the image figure. In a text box beside the diagram they write: 'My model now explains: the image appears as far behind the mirror as I stand in front, because Property 1 says object distance = image distance. It is the same size because the image is congruent (Property 3). The image appears directly across the mirror because the joining line is perpendicular (Property 2).' Below this they write: 'My model cannot yet explain: [student fills in — e.g., what happens when the mirror line is tilted, or how to find the image on a coordinate grid].' The final 3 minutes are used for a partner gallery walk: partners swap model pages, read each other's annotations, and write one specific 'I notice…' comment on a sticky note attached to the page.</w:t>
             </w:r>
           </w:p>
         </w:tc>
@@ -7638,7 +7638,7 @@
                 <w:sz w:val="18"/>
                 <w:szCs w:val="18"/>
               </w:rPr>
-              <w:t xml:space="preserve">Project the Lesson 1 model sketch on the board (photograph taken at the end of Lesson 1). 'Here is where our model was at the end of last lesson — we knew mirrors existed and we had questions. Today we have evidence. Open your model page.' Walk through the labelling step by step: 'First, draw the double-headed arrow for object distance and label it d_object. I'll wait while you do that.' WAIT 20 seconds. 'Now mirror it on the image side, d_image, and write the equation. Set squares away — just annotate.' WAIT 20 seconds. 'Add the 90-degree label at the crossing point.' WAIT 15 seconds. 'Congruence symbol between Amina and her image.' WAIT 15 seconds. 'Now the text box — 3 sentences: what my model explains, which property it uses, what it still can't explain.' WAIT 3 minutes. Circulate and read text boxes; stamp or initial completed models. For the gallery walk: 'Swap pages with your partner. Read carefully. Write one 'I notice…' on their page — something specific about their diagram or explanation.' WAIT 2 minutes. 'Return pages.' Close: 'By Lesson 8 this model will be able to explain everything we see in Amina's mirror, in the matatu's mirrors, and in the letter-A demonstration. Today you added the three pillars. Hold on to this model — it grows with us.'</w:t>
+              <w:t xml:space="preserve">Project the Lesson 1 model sketch on the board (photograph taken at the end of Lesson 1). 'Here is where our model was at the end of last lesson — we knew mirrors existed and we had questions. Today we have evidence. Open your model page.' Walk through the labelling step by step: 'First, draw the double-headed arrow for object distance and label it d_object. I'll wait while you do that.' WAIT 20 seconds. 'Now mirror it on the image side, d_image, and write the equation. Set squares away — just annotate.' WAIT 20 seconds. 'Add the 90-degree label at the crossing point.' WAIT 15 seconds. 'Congruence symbol between Aisha and her image.' WAIT 15 seconds. 'Now the text box — 3 sentences: what my model explains, which property it uses, what it still can't explain.' WAIT 3 minutes. Circulate and read text boxes; stamp or initial completed models. For the gallery walk: 'Swap pages with your partner. Read carefully. Write one 'I notice…' on their page — something specific about their diagram or explanation.' WAIT 2 minutes. 'Return pages.' Close: 'By Lesson 8 this model will be able to explain everything we see in Aisha's mirror, in the matatu's mirrors, and in the letter-A demonstration. Today you added the three pillars. Hold on to this model — it grows with us.'</w:t>
             </w:r>
           </w:p>
         </w:tc>
@@ -7795,7 +7795,7 @@
                 <w:sz w:val="18"/>
                 <w:szCs w:val="18"/>
               </w:rPr>
-              <w:t xml:space="preserve">After the lesson, consider the following questions: (1) During the Predict Phase, what was the most common misconception on prediction slips — did learners think the image size changes with distance? How will you address this in Lesson 3? (2) In Part B of the Observe Phase, were learners able to use the set square correctly to construct perpendiculars, or was the technique a barrier that slowed the investigation? If so, consider a 3-minute set-square drill at the start of Lesson 3. (3) Did the Numbers-Heads-Together produce all three properties, or did Property 2 (perpendicularity) consistently fail to emerge? If learners kept conflating 'opposite side' with 'perpendicular', plan a targeted re-teach using the analogy of the road crossing the river at right angles — a context familiar from Kenyan geography lessons. (4) Review all green sticky notes: what percentage articulated the connection between the measured data and the anchoring phenomenon (Amina's mirror, matatu mirrors, letter A)? If fewer than 70% made the connection explicitly, open Lesson 3 by cold-calling learners to make that connection before moving to Cartesian-plane reflection. (5) Which orange DQB question won the vote? Ensure your Lesson 3 plan directly addresses it in the opening Predict phase.</w:t>
+              <w:t xml:space="preserve">After the lesson, consider the following questions: (1) During the Predict Phase, what was the most common misconception on prediction slips — did learners think the image size changes with distance? How will you address this in Lesson 3? (2) In Part B of the Observe Phase, were learners able to use the set square correctly to construct perpendiculars, or was the technique a barrier that slowed the investigation? If so, consider a 3-minute set-square drill at the start of Lesson 3. (3) Did the Numbers-Heads-Together produce all three properties, or did Property 2 (perpendicularity) consistently fail to emerge? If learners kept conflating 'opposite side' with 'perpendicular', plan a targeted re-teach using the analogy of the road crossing the river at right angles — a context familiar from Kenyan geography lessons. (4) Review all green sticky notes: what percentage articulated the connection between the measured data and the anchoring phenomenon (Aisha's mirror, matatu mirrors, letter A)? If fewer than 70% made the connection explicitly, open Lesson 3 by cold-calling learners to make that connection before moving to Cartesian-plane reflection. (5) Which orange DQB question won the vote? Ensure your Lesson 3 plan directly addresses it in the opening Predict phase.</w:t>
             </w:r>
           </w:p>
         </w:tc>
@@ -7988,7 +7988,7 @@
                 <w:sz w:val="18"/>
                 <w:szCs w:val="18"/>
               </w:rPr>
-              <w:t xml:space="preserve">From their measurements learners discovered and formalised three properties of reflection on a plane surface: (1) object distance from the mirror line equals image distance from the mirror line; (2) the line joining an object point to its image is perpendicular to the mirror line; (3) the image is congruent to the object. They applied these to calculate Otieno's total distance from his image (2.4 m) in a Kenyan context and annotated Amina's bedroom mirror scenario with all three properties.</w:t>
+              <w:t xml:space="preserve">From their measurements learners discovered and formalised three properties of reflection on a plane surface: (1) object distance from the mirror line equals image distance from the mirror line; (2) the line joining an object point to its image is perpendicular to the mirror line; (3) the image is congruent to the object. They applied these to calculate Otieno's total distance from his image (2.4 m) in a Kenyan context and annotated Aisha's bedroom mirror scenario with all three properties.</w:t>
             </w:r>
           </w:p>
         </w:tc>
@@ -8054,7 +8054,7 @@
                 <w:sz w:val="18"/>
                 <w:szCs w:val="18"/>
               </w:rPr>
-              <w:t xml:space="preserve">The three formalised properties explain why Amina's bedroom mirror shows her image the same distance behind the glass as she stands in front (Property 1), why the image appears directly 'across' the mirror rather than at an angle (Property 2), and why every detail — the Kanga pattern, the button count, the letter A — is preserved in size and shape even though it is laterally reversed (Property 3). The matatu driver's rear-view mirror follows the same three rules, so vehicles behind appear at a true proportional distance.</w:t>
+              <w:t xml:space="preserve">The three formalised properties explain why Aisha's bedroom mirror shows her image the same distance behind the glass as she stands in front (Property 1), why the image appears directly 'across' the mirror rather than at an angle (Property 2), and why every detail — the Kanga pattern, the button count, the letter A — is preserved in size and shape even though it is laterally reversed (Property 3). The matatu driver's rear-view mirror follows the same three rules, so vehicles behind appear at a true proportional distance.</w:t>
             </w:r>
           </w:p>
         </w:tc>
@@ -8076,7 +8076,7 @@
         </w:rPr>
         <w:t xml:space="preserve">© 2026 SeaVuria and ARES. Aligned with KICD objectives. Developed by SeaVuria; technical implementation by ARES (with AI assistance from Claude). Licensed under </w:t>
       </w:r>
-      <w:hyperlink w:history="1" r:id="rIdczrgzqmg4-tlksphqqoyk">
+      <w:hyperlink w:history="1" r:id="rIdu0k6dynan03rsnklfzv7v">
         <w:r>
           <w:rPr>
             <w:rFonts w:ascii="Arial" w:cs="Arial" w:eastAsia="Arial" w:hAnsi="Arial"/>
@@ -8097,7 +8097,7 @@
         </w:rPr>
         <w:t xml:space="preserve"> (</w:t>
       </w:r>
-      <w:hyperlink w:history="1" r:id="rIdjquad7oqqqu-_etigagog">
+      <w:hyperlink w:history="1" r:id="rIdmfrowfjpuffaksszmge8w">
         <w:r>
           <w:rPr>
             <w:rFonts w:ascii="Arial" w:cs="Arial" w:eastAsia="Arial" w:hAnsi="Arial"/>
@@ -9110,7 +9110,7 @@
             <w:pPr>
               <w:spacing w:after="20" w:before="0"/>
             </w:pPr>
-            <w:hyperlink w:history="1" r:id="rIdduhyw9aoytziow6q4sepi">
+            <w:hyperlink w:history="1" r:id="rIdk9upk-znqpkd6zh60ip4g">
               <w:r>
                 <w:rPr>
                   <w:rFonts w:ascii="Arial" w:cs="Arial" w:eastAsia="Arial" w:hAnsi="Arial"/>
@@ -9143,7 +9143,7 @@
               <w:spacing w:after="10" w:before="0"/>
               <w:ind w:left="120"/>
             </w:pPr>
-            <w:hyperlink w:history="1" r:id="rIdmrtydu4az7pdjynfu_rxn">
+            <w:hyperlink w:history="1" r:id="rId0e-75y6u-7svjhh9qx6dt">
               <w:r>
                 <w:rPr>
                   <w:rFonts w:ascii="Arial" w:cs="Arial" w:eastAsia="Arial" w:hAnsi="Arial"/>
@@ -9188,7 +9188,7 @@
             <w:pPr>
               <w:spacing w:after="20" w:before="0"/>
             </w:pPr>
-            <w:hyperlink w:history="1" r:id="rIdcpzq4m0hltkrgbiabn16g">
+            <w:hyperlink w:history="1" r:id="rId1fl5hs1tgwm_jlt7ahrvz">
               <w:r>
                 <w:rPr>
                   <w:rFonts w:ascii="Arial" w:cs="Arial" w:eastAsia="Arial" w:hAnsi="Arial"/>
@@ -9221,7 +9221,7 @@
               <w:spacing w:after="10" w:before="0"/>
               <w:ind w:left="120"/>
             </w:pPr>
-            <w:hyperlink w:history="1" r:id="rIdumvaului2jepem22ydulh">
+            <w:hyperlink w:history="1" r:id="rIdyyicjxinqe4qhnztudttm">
               <w:r>
                 <w:rPr>
                   <w:rFonts w:ascii="Arial" w:cs="Arial" w:eastAsia="Arial" w:hAnsi="Arial"/>
@@ -9416,7 +9416,7 @@
             <w:pPr>
               <w:spacing w:after="20" w:before="0"/>
             </w:pPr>
-            <w:hyperlink w:history="1" r:id="rIdygdl54lj4kk0c_nredz13">
+            <w:hyperlink w:history="1" r:id="rIdvrr3qvx-8pg4ec9dr1tzu">
               <w:r>
                 <w:rPr>
                   <w:rFonts w:ascii="Arial" w:cs="Arial" w:eastAsia="Arial" w:hAnsi="Arial"/>
@@ -9449,7 +9449,7 @@
               <w:spacing w:after="10" w:before="0"/>
               <w:ind w:left="120"/>
             </w:pPr>
-            <w:hyperlink w:history="1" r:id="rIdrvf_3an1nvkgd296ebhgc">
+            <w:hyperlink w:history="1" r:id="rIdm9ils5kk2bqx-foczxncb">
               <w:r>
                 <w:rPr>
                   <w:rFonts w:ascii="Arial" w:cs="Arial" w:eastAsia="Arial" w:hAnsi="Arial"/>
@@ -9494,7 +9494,7 @@
             <w:pPr>
               <w:spacing w:after="20" w:before="0"/>
             </w:pPr>
-            <w:hyperlink w:history="1" r:id="rIdgxta45tmqbsjnnbdn04kq">
+            <w:hyperlink w:history="1" r:id="rIdsxqxeupuwbku9pofsm5ko">
               <w:r>
                 <w:rPr>
                   <w:rFonts w:ascii="Arial" w:cs="Arial" w:eastAsia="Arial" w:hAnsi="Arial"/>
@@ -9527,7 +9527,7 @@
               <w:spacing w:after="10" w:before="0"/>
               <w:ind w:left="120"/>
             </w:pPr>
-            <w:hyperlink w:history="1" r:id="rIdeao9mlyqcb5imjlts3o6m">
+            <w:hyperlink w:history="1" r:id="rId0uzaf3hoqtopgapmblsui">
               <w:r>
                 <w:rPr>
                   <w:rFonts w:ascii="Arial" w:cs="Arial" w:eastAsia="Arial" w:hAnsi="Arial"/>
@@ -9722,7 +9722,7 @@
             <w:pPr>
               <w:spacing w:after="20" w:before="0"/>
             </w:pPr>
-            <w:hyperlink w:history="1" r:id="rIdoit9fndzbi6-hqeaom66y">
+            <w:hyperlink w:history="1" r:id="rIdbpytrnlszx3t8pwhxuthz">
               <w:r>
                 <w:rPr>
                   <w:rFonts w:ascii="Arial" w:cs="Arial" w:eastAsia="Arial" w:hAnsi="Arial"/>
@@ -9755,7 +9755,7 @@
               <w:spacing w:after="10" w:before="0"/>
               <w:ind w:left="120"/>
             </w:pPr>
-            <w:hyperlink w:history="1" r:id="rIdrlvdxihviuchvw_jutcx1">
+            <w:hyperlink w:history="1" r:id="rIdxprdhuw2sbitwpy6gkbvj">
               <w:r>
                 <w:rPr>
                   <w:rFonts w:ascii="Arial" w:cs="Arial" w:eastAsia="Arial" w:hAnsi="Arial"/>
@@ -9800,7 +9800,7 @@
             <w:pPr>
               <w:spacing w:after="20" w:before="0"/>
             </w:pPr>
-            <w:hyperlink w:history="1" r:id="rIdjqjugvi9q_a77hcei7kuq">
+            <w:hyperlink w:history="1" r:id="rIdun_rnzzsgy0e34vgx_mtx">
               <w:r>
                 <w:rPr>
                   <w:rFonts w:ascii="Arial" w:cs="Arial" w:eastAsia="Arial" w:hAnsi="Arial"/>
@@ -9849,7 +9849,7 @@
               <w:spacing w:after="10" w:before="0"/>
               <w:ind w:left="120"/>
             </w:pPr>
-            <w:hyperlink w:history="1" r:id="rIdmodny07pqphl1qrumhneu">
+            <w:hyperlink w:history="1" r:id="rIddjls6f46ke6uzp5u6brii">
               <w:r>
                 <w:rPr>
                   <w:rFonts w:ascii="Arial" w:cs="Arial" w:eastAsia="Arial" w:hAnsi="Arial"/>
@@ -10044,7 +10044,7 @@
             <w:pPr>
               <w:spacing w:after="20" w:before="0"/>
             </w:pPr>
-            <w:hyperlink w:history="1" r:id="rIdcgblyqv2aalxdakyftl88">
+            <w:hyperlink w:history="1" r:id="rIdgiifv-dessdyyahuzakwh">
               <w:r>
                 <w:rPr>
                   <w:rFonts w:ascii="Arial" w:cs="Arial" w:eastAsia="Arial" w:hAnsi="Arial"/>
@@ -10077,7 +10077,7 @@
               <w:spacing w:after="10" w:before="0"/>
               <w:ind w:left="120"/>
             </w:pPr>
-            <w:hyperlink w:history="1" r:id="rIdl937nyakbw7vzwyayaavq">
+            <w:hyperlink w:history="1" r:id="rIdhihmd-vtudgpzheynwojz">
               <w:r>
                 <w:rPr>
                   <w:rFonts w:ascii="Arial" w:cs="Arial" w:eastAsia="Arial" w:hAnsi="Arial"/>
@@ -10122,7 +10122,7 @@
             <w:pPr>
               <w:spacing w:after="20" w:before="0"/>
             </w:pPr>
-            <w:hyperlink w:history="1" r:id="rIdt4zvfygefvejsojxdl3zc">
+            <w:hyperlink w:history="1" r:id="rIdzoq4k-00yoj0e_j9p81fu">
               <w:r>
                 <w:rPr>
                   <w:rFonts w:ascii="Arial" w:cs="Arial" w:eastAsia="Arial" w:hAnsi="Arial"/>
@@ -10171,7 +10171,7 @@
               <w:spacing w:after="10" w:before="0"/>
               <w:ind w:left="120"/>
             </w:pPr>
-            <w:hyperlink w:history="1" r:id="rIdopd0s7oau0ukm9vhh3ov4">
+            <w:hyperlink w:history="1" r:id="rId9tpdxzkxzmlgjz5sxput3">
               <w:r>
                 <w:rPr>
                   <w:rFonts w:ascii="Arial" w:cs="Arial" w:eastAsia="Arial" w:hAnsi="Arial"/>
@@ -10366,7 +10366,7 @@
             <w:pPr>
               <w:spacing w:after="20" w:before="0"/>
             </w:pPr>
-            <w:hyperlink w:history="1" r:id="rIdfkwupjg_zyxorgiumquri">
+            <w:hyperlink w:history="1" r:id="rId8rd8ujdyycq4frzqx51mq">
               <w:r>
                 <w:rPr>
                   <w:rFonts w:ascii="Arial" w:cs="Arial" w:eastAsia="Arial" w:hAnsi="Arial"/>
@@ -10415,7 +10415,7 @@
               <w:spacing w:after="10" w:before="0"/>
               <w:ind w:left="120"/>
             </w:pPr>
-            <w:hyperlink w:history="1" r:id="rIdk8dqmuo_ybxv8kay27nwo">
+            <w:hyperlink w:history="1" r:id="rIdkz3ugem7oyzxh-tnumj-2">
               <w:r>
                 <w:rPr>
                   <w:rFonts w:ascii="Arial" w:cs="Arial" w:eastAsia="Arial" w:hAnsi="Arial"/>
@@ -10460,7 +10460,7 @@
             <w:pPr>
               <w:spacing w:after="20" w:before="0"/>
             </w:pPr>
-            <w:hyperlink w:history="1" r:id="rIdwghurw3oressmcbu-1oev">
+            <w:hyperlink w:history="1" r:id="rIdeo1js23tocwregpgas1xh">
               <w:r>
                 <w:rPr>
                   <w:rFonts w:ascii="Arial" w:cs="Arial" w:eastAsia="Arial" w:hAnsi="Arial"/>
@@ -10509,7 +10509,7 @@
               <w:spacing w:after="10" w:before="0"/>
               <w:ind w:left="120"/>
             </w:pPr>
-            <w:hyperlink w:history="1" r:id="rIdjy1clitezfhxdkgejmz3j">
+            <w:hyperlink w:history="1" r:id="rIdh54fttabho9dl8xmdbxeg">
               <w:r>
                 <w:rPr>
                   <w:rFonts w:ascii="Arial" w:cs="Arial" w:eastAsia="Arial" w:hAnsi="Arial"/>
@@ -11021,7 +11021,7 @@
         </w:rPr>
         <w:t xml:space="preserve">© 2026 SeaVuria and ARES. Aligned with KICD objectives. Developed by SeaVuria; technical implementation by ARES (with AI assistance from Claude). Licensed under </w:t>
       </w:r>
-      <w:hyperlink w:history="1" r:id="rId50q0vc9s99fselw4mse_o">
+      <w:hyperlink w:history="1" r:id="rIdqzjkvbybz2knz4uffshoj">
         <w:r>
           <w:rPr>
             <w:rFonts w:ascii="Arial" w:cs="Arial" w:eastAsia="Arial" w:hAnsi="Arial"/>
@@ -11042,7 +11042,7 @@
         </w:rPr>
         <w:t xml:space="preserve"> (</w:t>
       </w:r>
-      <w:hyperlink w:history="1" r:id="rIdn8xdj7ezhy8_njmp1ic45">
+      <w:hyperlink w:history="1" r:id="rIddbot_js8egrqdlzdy32s1">
         <w:r>
           <w:rPr>
             <w:rFonts w:ascii="Arial" w:cs="Arial" w:eastAsia="Arial" w:hAnsi="Arial"/>
@@ -12234,7 +12234,7 @@
             <w:pPr>
               <w:spacing w:after="20" w:before="0"/>
             </w:pPr>
-            <w:hyperlink w:history="1" r:id="rId2qldlsrkmpkzs_fmkpznf">
+            <w:hyperlink w:history="1" r:id="rIdxu5rhaw1g1hjj0sgl6bdl">
               <w:r>
                 <w:rPr>
                   <w:rFonts w:ascii="Arial" w:cs="Arial" w:eastAsia="Arial" w:hAnsi="Arial"/>
@@ -12267,7 +12267,7 @@
               <w:spacing w:after="10" w:before="0"/>
               <w:ind w:left="120"/>
             </w:pPr>
-            <w:hyperlink w:history="1" r:id="rId18kcqka-esvo6gl4sek3g">
+            <w:hyperlink w:history="1" r:id="rIdbi8ddsdekv_rbodml2rhf">
               <w:r>
                 <w:rPr>
                   <w:rFonts w:ascii="Arial" w:cs="Arial" w:eastAsia="Arial" w:hAnsi="Arial"/>
@@ -12312,7 +12312,7 @@
             <w:pPr>
               <w:spacing w:after="20" w:before="0"/>
             </w:pPr>
-            <w:hyperlink w:history="1" r:id="rIdpwogqluuluhza1cpgeqme">
+            <w:hyperlink w:history="1" r:id="rId3boqwbksvx1oixa0nodoc">
               <w:r>
                 <w:rPr>
                   <w:rFonts w:ascii="Arial" w:cs="Arial" w:eastAsia="Arial" w:hAnsi="Arial"/>
@@ -12345,7 +12345,7 @@
               <w:spacing w:after="10" w:before="0"/>
               <w:ind w:left="120"/>
             </w:pPr>
-            <w:hyperlink w:history="1" r:id="rIdkfkp9pkouq041xz8y2w4g">
+            <w:hyperlink w:history="1" r:id="rIdvcxq_eijybttga-jskyco">
               <w:r>
                 <w:rPr>
                   <w:rFonts w:ascii="Arial" w:cs="Arial" w:eastAsia="Arial" w:hAnsi="Arial"/>
@@ -12540,7 +12540,7 @@
             <w:pPr>
               <w:spacing w:after="20" w:before="0"/>
             </w:pPr>
-            <w:hyperlink w:history="1" r:id="rIdyrgnkvxayisz0qhmlp977">
+            <w:hyperlink w:history="1" r:id="rId6d2k6z2zihcv2hr_e2-1w">
               <w:r>
                 <w:rPr>
                   <w:rFonts w:ascii="Arial" w:cs="Arial" w:eastAsia="Arial" w:hAnsi="Arial"/>
@@ -12573,7 +12573,7 @@
               <w:spacing w:after="10" w:before="0"/>
               <w:ind w:left="120"/>
             </w:pPr>
-            <w:hyperlink w:history="1" r:id="rIdyqlelqcwcfmnaqg_tvquu">
+            <w:hyperlink w:history="1" r:id="rId26find90xgafng9v71iix">
               <w:r>
                 <w:rPr>
                   <w:rFonts w:ascii="Arial" w:cs="Arial" w:eastAsia="Arial" w:hAnsi="Arial"/>
@@ -12618,7 +12618,7 @@
             <w:pPr>
               <w:spacing w:after="20" w:before="0"/>
             </w:pPr>
-            <w:hyperlink w:history="1" r:id="rIdkn_fmzjjtxt6b9-9tdhjj">
+            <w:hyperlink w:history="1" r:id="rIdatxcmb-j-bus3jua4dvhf">
               <w:r>
                 <w:rPr>
                   <w:rFonts w:ascii="Arial" w:cs="Arial" w:eastAsia="Arial" w:hAnsi="Arial"/>
@@ -12651,7 +12651,7 @@
               <w:spacing w:after="10" w:before="0"/>
               <w:ind w:left="120"/>
             </w:pPr>
-            <w:hyperlink w:history="1" r:id="rIdvg7h-g7adymhsvwunrijw">
+            <w:hyperlink w:history="1" r:id="rIdeveapyzdquskhlmtlcmqt">
               <w:r>
                 <w:rPr>
                   <w:rFonts w:ascii="Arial" w:cs="Arial" w:eastAsia="Arial" w:hAnsi="Arial"/>
@@ -12846,7 +12846,7 @@
             <w:pPr>
               <w:spacing w:after="20" w:before="0"/>
             </w:pPr>
-            <w:hyperlink w:history="1" r:id="rIdgw4v3sjpv9wu6cdvns5yn">
+            <w:hyperlink w:history="1" r:id="rId0v1qnyhluvozcknnuidck">
               <w:r>
                 <w:rPr>
                   <w:rFonts w:ascii="Arial" w:cs="Arial" w:eastAsia="Arial" w:hAnsi="Arial"/>
@@ -12895,7 +12895,7 @@
               <w:spacing w:after="10" w:before="0"/>
               <w:ind w:left="120"/>
             </w:pPr>
-            <w:hyperlink w:history="1" r:id="rIdkmmzm0ql8fakif84t6qnv">
+            <w:hyperlink w:history="1" r:id="rIdy2g6sodr2ui9qboqanwsu">
               <w:r>
                 <w:rPr>
                   <w:rFonts w:ascii="Arial" w:cs="Arial" w:eastAsia="Arial" w:hAnsi="Arial"/>
@@ -12940,7 +12940,7 @@
             <w:pPr>
               <w:spacing w:after="20" w:before="0"/>
             </w:pPr>
-            <w:hyperlink w:history="1" r:id="rIdgjovfobd7r58qb6rfot1j">
+            <w:hyperlink w:history="1" r:id="rId3onvd4gs0jzg-_ukrufqg">
               <w:r>
                 <w:rPr>
                   <w:rFonts w:ascii="Arial" w:cs="Arial" w:eastAsia="Arial" w:hAnsi="Arial"/>
@@ -12989,7 +12989,7 @@
               <w:spacing w:after="10" w:before="0"/>
               <w:ind w:left="120"/>
             </w:pPr>
-            <w:hyperlink w:history="1" r:id="rIdmje5h9gbtu2nwzyujvqhi">
+            <w:hyperlink w:history="1" r:id="rIdi1xshogqcx5cla5jaiwer">
               <w:r>
                 <w:rPr>
                   <w:rFonts w:ascii="Arial" w:cs="Arial" w:eastAsia="Arial" w:hAnsi="Arial"/>
@@ -13184,7 +13184,7 @@
             <w:pPr>
               <w:spacing w:after="20" w:before="0"/>
             </w:pPr>
-            <w:hyperlink w:history="1" r:id="rIdoqfkbr_as1xcy0p11rvp4">
+            <w:hyperlink w:history="1" r:id="rId7ziijw8r_ura3zmkejn4q">
               <w:r>
                 <w:rPr>
                   <w:rFonts w:ascii="Arial" w:cs="Arial" w:eastAsia="Arial" w:hAnsi="Arial"/>
@@ -13233,7 +13233,7 @@
               <w:spacing w:after="10" w:before="0"/>
               <w:ind w:left="120"/>
             </w:pPr>
-            <w:hyperlink w:history="1" r:id="rIdo-4jkm0zosymiqfv0kegh">
+            <w:hyperlink w:history="1" r:id="rIdpiers7-wkilcwsmyvnbkh">
               <w:r>
                 <w:rPr>
                   <w:rFonts w:ascii="Arial" w:cs="Arial" w:eastAsia="Arial" w:hAnsi="Arial"/>
@@ -13278,7 +13278,7 @@
             <w:pPr>
               <w:spacing w:after="20" w:before="0"/>
             </w:pPr>
-            <w:hyperlink w:history="1" r:id="rIdtyly-rifgnfco6l2dxsc1">
+            <w:hyperlink w:history="1" r:id="rIduosbztj1aggkix-zr8uq6">
               <w:r>
                 <w:rPr>
                   <w:rFonts w:ascii="Arial" w:cs="Arial" w:eastAsia="Arial" w:hAnsi="Arial"/>
@@ -13327,7 +13327,7 @@
               <w:spacing w:after="10" w:before="0"/>
               <w:ind w:left="120"/>
             </w:pPr>
-            <w:hyperlink w:history="1" r:id="rIdzwqnrdjhtczvx7keamsvi">
+            <w:hyperlink w:history="1" r:id="rIdfma_7inghfkmncydnjr_a">
               <w:r>
                 <w:rPr>
                   <w:rFonts w:ascii="Arial" w:cs="Arial" w:eastAsia="Arial" w:hAnsi="Arial"/>
@@ -13522,7 +13522,7 @@
             <w:pPr>
               <w:spacing w:after="20" w:before="0"/>
             </w:pPr>
-            <w:hyperlink w:history="1" r:id="rIdq1wxtn-qxa6aktkrst0ko">
+            <w:hyperlink w:history="1" r:id="rIdmnmfdo_asasnz_uo7v3zq">
               <w:r>
                 <w:rPr>
                   <w:rFonts w:ascii="Arial" w:cs="Arial" w:eastAsia="Arial" w:hAnsi="Arial"/>
@@ -13571,7 +13571,7 @@
               <w:spacing w:after="10" w:before="0"/>
               <w:ind w:left="120"/>
             </w:pPr>
-            <w:hyperlink w:history="1" r:id="rIdo3i4wr6jr7dmuvxhsdy0g">
+            <w:hyperlink w:history="1" r:id="rIdlb6c2pojnr_67innuxiwe">
               <w:r>
                 <w:rPr>
                   <w:rFonts w:ascii="Arial" w:cs="Arial" w:eastAsia="Arial" w:hAnsi="Arial"/>
@@ -13616,7 +13616,7 @@
             <w:pPr>
               <w:spacing w:after="20" w:before="0"/>
             </w:pPr>
-            <w:hyperlink w:history="1" r:id="rIdfrlehv1zxyg_hsusqauj0">
+            <w:hyperlink w:history="1" r:id="rIdgy4kzija0tkaczylx93qs">
               <w:r>
                 <w:rPr>
                   <w:rFonts w:ascii="Arial" w:cs="Arial" w:eastAsia="Arial" w:hAnsi="Arial"/>
@@ -13665,7 +13665,7 @@
               <w:spacing w:after="10" w:before="0"/>
               <w:ind w:left="120"/>
             </w:pPr>
-            <w:hyperlink w:history="1" r:id="rIdkptzzumxt9toa34j1nyl-">
+            <w:hyperlink w:history="1" r:id="rIdkg1zjiovutyupw0hnbyru">
               <w:r>
                 <w:rPr>
                   <w:rFonts w:ascii="Arial" w:cs="Arial" w:eastAsia="Arial" w:hAnsi="Arial"/>
@@ -13707,7 +13707,7 @@
                 <w:sz w:val="18"/>
                 <w:szCs w:val="18"/>
               </w:rPr>
-              <w:t xml:space="preserve">Learners return to their cumulative unit model — a labelled diagram of Aisha's bedroom scenario that has been updated in each lesson. Today they add a Cartesian overlay: they sketch a small coordinate grid on their model, place Aisha at point (3, 0) and the mirror wall along the y-axis (x = 0), then write her image's coordinates as (−3, 0) and annotate: 'Rule: (x, y) → (−x, y). The mirror at x = 0 flips the x-coordinate, which is why Aisha's image raises the opposite hand — the left–right direction is the x-direction.' Learners also add an arrow labelled '2 × 3 = 6 m total distance' to connect to the Lesson 2 calculation. Finally, learners write one sentence at the bottom of their model updating their best current answer to the driving question.</w:t>
+              <w:t xml:space="preserve">Learners return to their cumulative unit model — a labelled diagram of Aisha's bedroom scenario that has been updated in each lesson. Today they add a Cartesian overlay: they sketch a small coordinate grid on their model, place Aisha at point (3, 0) and the mirror wall along the y-axis (x = 0), then write her image's coordinates as (−3, 0) and annotate: 'Rule: (x, y) → (−x, y). The mirror at x = 0 flips the x-coordinate, which is why Aisha's image raises the opposite hand — the left–right direction is the x-direction.' Learners also add an arrow labelled '2 × 3 = 6 m total distance' to connect to the equal-distance property from Lesson 2. Finally, learners write one sentence at the bottom of their model updating their best current answer to the driving question.</w:t>
             </w:r>
           </w:p>
         </w:tc>
@@ -14253,7 +14253,7 @@
         </w:rPr>
         <w:t xml:space="preserve">© 2026 SeaVuria and ARES. Aligned with KICD objectives. Developed by SeaVuria; technical implementation by ARES (with AI assistance from Claude). Licensed under </w:t>
       </w:r>
-      <w:hyperlink w:history="1" r:id="rId38_lxqxgc10ziuwge65-e">
+      <w:hyperlink w:history="1" r:id="rIdjukyw7onytx4pzth_skzx">
         <w:r>
           <w:rPr>
             <w:rFonts w:ascii="Arial" w:cs="Arial" w:eastAsia="Arial" w:hAnsi="Arial"/>
@@ -14274,7 +14274,7 @@
         </w:rPr>
         <w:t xml:space="preserve"> (</w:t>
       </w:r>
-      <w:hyperlink w:history="1" r:id="rIddv4sczzsb9os_zygzdsx5">
+      <w:hyperlink w:history="1" r:id="rIdqjbqerdntv56cspqbwg_n">
         <w:r>
           <w:rPr>
             <w:rFonts w:ascii="Arial" w:cs="Arial" w:eastAsia="Arial" w:hAnsi="Arial"/>
@@ -14845,7 +14845,7 @@
                 <w:sz w:val="18"/>
                 <w:szCs w:val="18"/>
               </w:rPr>
-              <w:t xml:space="preserve">In Lessons 3 and 4 learners discovered that the y-axis (x = 0) and x-axis (y = 0) mirror lines swap the sign of one coordinate, just as a physical mirror swaps left and right or near and far. Lesson 5 introduces a diagonal mirror — the line y = x — and shows that this line swaps the two coordinates entirely, (x, y) → (y, x). This mirrors the anchoring phenomenon: when Amina tilts the full-length mirror on her bedroom wall at 45°, her reflection is transformed in a completely new way. By comparing all three mirror lines in a summary table, learners build a complete geometric 'rule book' for plane reflection and move significantly closer to answering the driving question about where exactly the mirror-image copy lives.</w:t>
+              <w:t xml:space="preserve">In Lessons 3 and 4 learners discovered that the y-axis (x = 0) and x-axis (y = 0) mirror lines swap the sign of one coordinate, just as a physical mirror swaps left and right or near and far. Lesson 5 introduces a diagonal mirror — the line y = x — and shows that this line swaps the two coordinates entirely, (x, y) → (y, x). This mirrors the anchoring phenomenon: when Aisha tilts the full-length mirror on her bedroom wall at 45°, her reflection is transformed in a completely new way. By comparing all three mirror lines in a summary table, learners build a complete geometric 'rule book' for plane reflection and move significantly closer to answering the driving question about where exactly the mirror-image copy lives.</w:t>
             </w:r>
           </w:p>
         </w:tc>
@@ -15004,7 +15004,7 @@
                 <w:sz w:val="18"/>
                 <w:szCs w:val="18"/>
               </w:rPr>
-              <w:t xml:space="preserve">In this 40-minute lesson learners first predict what happens to coordinates when a point is reflected in the diagonal line y = x, using their knowledge of the bedroom mirror tilted at 45°. They then gather evidence by plotting three object points and their reflections on squared/graph paper (or a shared Cartesian grid on the board), measuring distances, and tabulating results. Through guided sensemaking they induce the rule (x, y) → (y, x), verify it geometrically, and consolidate it alongside the x = 0 and y = 0 rules in a three-row summary table. A mixed-problem practice set and a DQB update close the lesson. Throughout, the anchoring phenomenon — Amina's mirror, the matatu side mirrors, and the letter 'A' experiment — is explicitly revisited to ground every abstract rule in observable reality.</w:t>
+              <w:t xml:space="preserve">In this 40-minute lesson learners first predict what happens to coordinates when a point is reflected in the diagonal line y = x, using their knowledge of the bedroom mirror tilted at 45°. They then gather evidence by plotting three object points and their reflections on squared/graph paper (or a shared Cartesian grid on the board), measuring distances, and tabulating results. Through guided sensemaking they induce the rule (x, y) → (y, x), verify it geometrically, and consolidate it alongside the x = 0 and y = 0 rules in a three-row summary table. A mixed-problem practice set and a DQB update close the lesson. Throughout, the anchoring phenomenon — Aisha's mirror, the matatu side mirrors, and the letter 'A' experiment — is explicitly revisited to ground every abstract rule in observable reality.</w:t>
             </w:r>
           </w:p>
         </w:tc>
@@ -15287,7 +15287,7 @@
             <w:pPr>
               <w:spacing w:after="20" w:before="0"/>
             </w:pPr>
-            <w:hyperlink w:history="1" r:id="rIdw3lor5px6ecgtj_s3paq7">
+            <w:hyperlink w:history="1" r:id="rIdozez-ln9eqywup2v3egv8">
               <w:r>
                 <w:rPr>
                   <w:rFonts w:ascii="Arial" w:cs="Arial" w:eastAsia="Arial" w:hAnsi="Arial"/>
@@ -15320,7 +15320,7 @@
               <w:spacing w:after="10" w:before="0"/>
               <w:ind w:left="120"/>
             </w:pPr>
-            <w:hyperlink w:history="1" r:id="rIdoocrdl4mk6hkqkwkzuinj">
+            <w:hyperlink w:history="1" r:id="rIdfjkpxlq3fxmqsi_giutgl">
               <w:r>
                 <w:rPr>
                   <w:rFonts w:ascii="Arial" w:cs="Arial" w:eastAsia="Arial" w:hAnsi="Arial"/>
@@ -15365,7 +15365,7 @@
             <w:pPr>
               <w:spacing w:after="20" w:before="0"/>
             </w:pPr>
-            <w:hyperlink w:history="1" r:id="rId7bhdh98bepwmbfgmtpv2p">
+            <w:hyperlink w:history="1" r:id="rId62vgkvsb2herwzh1kkmdh">
               <w:r>
                 <w:rPr>
                   <w:rFonts w:ascii="Arial" w:cs="Arial" w:eastAsia="Arial" w:hAnsi="Arial"/>
@@ -15398,7 +15398,7 @@
               <w:spacing w:after="10" w:before="0"/>
               <w:ind w:left="120"/>
             </w:pPr>
-            <w:hyperlink w:history="1" r:id="rIdo-1k3rymctyk5zv9mqxfc">
+            <w:hyperlink w:history="1" r:id="rId5ayn9oxf78cu6gd0vk9al">
               <w:r>
                 <w:rPr>
                   <w:rFonts w:ascii="Arial" w:cs="Arial" w:eastAsia="Arial" w:hAnsi="Arial"/>
@@ -15440,7 +15440,7 @@
                 <w:sz w:val="18"/>
                 <w:szCs w:val="18"/>
               </w:rPr>
-              <w:t xml:space="preserve">Learners recall the anchoring phenomenon: Amina's mathematics teacher held a bold letter 'A' beside a plane mirror and the class saw a laterally reversed image. The teacher now poses a new scenario: 'Imagine Amina tilts that same mirror so it sits exactly along the diagonal line y = x on a Cartesian grid — at 45° to both axes. She places a point at (2, 5). Where do you predict the image will land?' Learners write their individual prediction (coordinate pair) in their exercise books, then share with a shoulder partner. Selected pairs are cold-called to share predictions with the class (teacher cold-calls 4 pairs). Predictions are displayed on a class 'Prediction Wall' (a section of the board left blank for this purpose) without judgment.</w:t>
+              <w:t xml:space="preserve">Learners recall the anchoring phenomenon: Aisha's mathematics teacher held a bold letter 'A' beside a plane mirror and the class saw a laterally reversed image. The teacher now poses a new scenario: 'Imagine Aisha tilts that same mirror so it sits exactly along the diagonal line y = x on a Cartesian grid — at 45° to both axes. She places a point at (2, 5). Where do you predict the image will land?' Learners write their individual prediction (coordinate pair) in their exercise books, then share with a shoulder partner. Selected pairs are cold-called to share predictions with the class (teacher cold-calls 4 pairs). Predictions are displayed on a class 'Prediction Wall' (a section of the board left blank for this purpose) without judgment.</w:t>
             </w:r>
           </w:p>
         </w:tc>
@@ -15472,7 +15472,7 @@
                 <w:sz w:val="18"/>
                 <w:szCs w:val="18"/>
               </w:rPr>
-              <w:t xml:space="preserve">1. Display the anchoring phenomenon recap (30 seconds): 'In our last two lessons we found rules for the x-axis and y-axis mirror lines. Today we add a new mirror line — the diagonal y = x — just like tilting Amina's bedroom mirror at 45°.' 2. Draw a clear Cartesian grid on the board with the line y = x drawn in a contrasting colour. Mark point A(2, 5) visibly. 3. Pose the prediction prompt verbatim: 'Write down the coordinates you predict for the image of point A(2, 5) when it is reflected in the line y = x. You have 60 seconds — work silently and independently.' 4. Allow 60 seconds silent individual thinking. 5. 'Now turn to your neighbour and compare your predictions. Agree on ONE coordinate pair between you. 30 seconds.' 6. WAIT TIME: After calling 'ready', wait 10 seconds before cold-calling. 7. Cold-call exactly 4 pairs by name: 'Kariuki and Njeri — what did you predict?', 'Otieno and Akinyi?', 'Wanjiru and Mwangi?', 'Fatuma and Hassan?' 8. Record all four predictions on the Prediction Wall without commenting on correctness. 9. Ask: 'What pattern, if any, do you notice in your classmates' predictions?' Wait 10 seconds, take 2 volunteer responses.</w:t>
+              <w:t xml:space="preserve">1. Display the anchoring phenomenon recap (30 seconds): 'In our last two lessons we found rules for the x-axis and y-axis mirror lines. Today we add a new mirror line — the diagonal y = x — just like tilting Aisha's bedroom mirror at 45°.' 2. Draw a clear Cartesian grid on the board with the line y = x drawn in a contrasting colour. Mark point A(2, 5) visibly. 3. Pose the prediction prompt verbatim: 'Write down the coordinates you predict for the image of point A(2, 5) when it is reflected in the line y = x. You have 60 seconds — work silently and independently.' 4. Allow 60 seconds silent individual thinking. 5. 'Now turn to your neighbour and compare your predictions. Agree on ONE coordinate pair between you. 30 seconds.' 6. WAIT TIME: After calling 'ready', wait 10 seconds before cold-calling. 7. Cold-call exactly 4 pairs by name: 'Kariuki and Njeri — what did you predict?', 'Otieno and Akinyi?', 'Wanjiru and Mwangi?', 'Fatuma and Hassan?' 8. Record all four predictions on the Prediction Wall without commenting on correctness. 9. Ask: 'What pattern, if any, do you notice in your classmates' predictions?' Wait 10 seconds, take 2 volunteer responses.</w:t>
             </w:r>
           </w:p>
         </w:tc>
@@ -15593,7 +15593,7 @@
             <w:pPr>
               <w:spacing w:after="20" w:before="0"/>
             </w:pPr>
-            <w:hyperlink w:history="1" r:id="rIdmemzxdigqcdhs6_n4w-g0">
+            <w:hyperlink w:history="1" r:id="rIdbv37ap-hwcr5mhslqlxy9">
               <w:r>
                 <w:rPr>
                   <w:rFonts w:ascii="Arial" w:cs="Arial" w:eastAsia="Arial" w:hAnsi="Arial"/>
@@ -15626,7 +15626,7 @@
               <w:spacing w:after="10" w:before="0"/>
               <w:ind w:left="120"/>
             </w:pPr>
-            <w:hyperlink w:history="1" r:id="rIdxj-t4fhiho8q4ev_igojk">
+            <w:hyperlink w:history="1" r:id="rIdrankv0xyw3yo_vu-l0rz_">
               <w:r>
                 <w:rPr>
                   <w:rFonts w:ascii="Arial" w:cs="Arial" w:eastAsia="Arial" w:hAnsi="Arial"/>
@@ -15671,7 +15671,7 @@
             <w:pPr>
               <w:spacing w:after="20" w:before="0"/>
             </w:pPr>
-            <w:hyperlink w:history="1" r:id="rIdgzzi0mmaom7gnsx-bhzzh">
+            <w:hyperlink w:history="1" r:id="rIdtjtsgxwwkhxkevytzpgiu">
               <w:r>
                 <w:rPr>
                   <w:rFonts w:ascii="Arial" w:cs="Arial" w:eastAsia="Arial" w:hAnsi="Arial"/>
@@ -15704,7 +15704,7 @@
               <w:spacing w:after="10" w:before="0"/>
               <w:ind w:left="120"/>
             </w:pPr>
-            <w:hyperlink w:history="1" r:id="rIdd01ael1dvrstmipfsn6bk">
+            <w:hyperlink w:history="1" r:id="rIdvqb8qg36iile3go-wkvql">
               <w:r>
                 <w:rPr>
                   <w:rFonts w:ascii="Arial" w:cs="Arial" w:eastAsia="Arial" w:hAnsi="Arial"/>
@@ -15899,7 +15899,7 @@
             <w:pPr>
               <w:spacing w:after="20" w:before="0"/>
             </w:pPr>
-            <w:hyperlink w:history="1" r:id="rIdr1n3sn2w-plc8-xqtz7vc">
+            <w:hyperlink w:history="1" r:id="rIdxsm1f49em8j9uywvymv96">
               <w:r>
                 <w:rPr>
                   <w:rFonts w:ascii="Arial" w:cs="Arial" w:eastAsia="Arial" w:hAnsi="Arial"/>
@@ -15932,7 +15932,7 @@
               <w:spacing w:after="10" w:before="0"/>
               <w:ind w:left="120"/>
             </w:pPr>
-            <w:hyperlink w:history="1" r:id="rIdpodersvogtgiw6bvgxtih">
+            <w:hyperlink w:history="1" r:id="rIdadzbtotbytj6-b0e8vkem">
               <w:r>
                 <w:rPr>
                   <w:rFonts w:ascii="Arial" w:cs="Arial" w:eastAsia="Arial" w:hAnsi="Arial"/>
@@ -15977,7 +15977,7 @@
             <w:pPr>
               <w:spacing w:after="20" w:before="0"/>
             </w:pPr>
-            <w:hyperlink w:history="1" r:id="rId5hyt-ry0chynsq85qvx62">
+            <w:hyperlink w:history="1" r:id="rIdxfshbyluln0as8-sp9pha">
               <w:r>
                 <w:rPr>
                   <w:rFonts w:ascii="Arial" w:cs="Arial" w:eastAsia="Arial" w:hAnsi="Arial"/>
@@ -16010,7 +16010,7 @@
               <w:spacing w:after="10" w:before="0"/>
               <w:ind w:left="120"/>
             </w:pPr>
-            <w:hyperlink w:history="1" r:id="rIdjwwxq8sartxg-5wiwtv3w">
+            <w:hyperlink w:history="1" r:id="rIdbz5xr5q05mtijh9iu7ijg">
               <w:r>
                 <w:rPr>
                   <w:rFonts w:ascii="Arial" w:cs="Arial" w:eastAsia="Arial" w:hAnsi="Arial"/>
@@ -16084,7 +16084,7 @@
                 <w:sz w:val="18"/>
                 <w:szCs w:val="18"/>
               </w:rPr>
-              <w:t xml:space="preserve">1. Point to the class evidence table on the board: A(2,5)→A'(5,2); B(−1,3)→B'(3,−1); C(4,−2)→C'(−2,4). Ask verbatim: 'Look carefully at the object coordinates and the image coordinates. What do you notice? Write one sentence in your book. 30 seconds.' WAIT 10 seconds after pens go down before taking responses. Cold-call 4 learners. Steer toward: 'The x and y coordinates swap places.' 2. Ask: 'How do we write this as a mathematical rule? Try writing it using (x, y) → (?, ?).' Wait 15 seconds. Cold-call 2 learners. Confirm and write prominently on the board: RULE: Reflection in y = x maps (x, y) → (y, x). 3. Return to the Prediction Wall: 'Which pairs predicted (5, 2) for A(2,5)? Stand up.' Celebrate correct predictors. Ask one incorrect predictor: 'What did you predict, and why do you think the rule is (y, x) rather than your answer?' (No judgment; frame as 'our prediction helped us notice the pattern.') 4. Distribute or display the three-row Reflection Rules Summary Table: headers — Mirror Line | Rule | Example. Learners fill in all three rows: x=0: (x,y)→(−x,y); y=0: (x,y)→(x,−y); y=x: (x,y)→(y,x). Give 3 minutes. 5. Phenomenon link — say verbatim: 'Think back to Amina's matatu ride. The side mirror showed vehicles behind her. If the road is like the x-axis and the mirror is the y-axis, the car at position (3, 1) appears at (−3, 1). But if Amina tilted that mirror to 45°, the car would appear at (1, 3). Different mirror angle — different rule — but always precise and predictable. That is what mathematics gives us.' 6. Mixed practice: display 4 problems (2 minutes each, individual silent work): (a) Reflect P(3,1) in y=x; (b) Reflect Q(−2,4) in x=0; (c) Reflect R(0,5) in y=0; (d) Reflect S(−3,−1) in y=x. After 8 minutes, reveal answers; learners self-mark. 7. Ask: 'Raise your hand if you got all four correct.' Then: 'Raise your hand if you got three.' Use this as a live participation check.</w:t>
+              <w:t xml:space="preserve">1. Point to the class evidence table on the board: A(2,5)→A'(5,2); B(−1,3)→B'(3,−1); C(4,−2)→C'(−2,4). Ask verbatim: 'Look carefully at the object coordinates and the image coordinates. What do you notice? Write one sentence in your book. 30 seconds.' WAIT 10 seconds after pens go down before taking responses. Cold-call 4 learners. Steer toward: 'The x and y coordinates swap places.' 2. Ask: 'How do we write this as a mathematical rule? Try writing it using (x, y) → (?, ?).' Wait 15 seconds. Cold-call 2 learners. Confirm and write prominently on the board: RULE: Reflection in y = x maps (x, y) → (y, x). 3. Return to the Prediction Wall: 'Which pairs predicted (5, 2) for A(2,5)? Stand up.' Celebrate correct predictors. Ask one incorrect predictor: 'What did you predict, and why do you think the rule is (y, x) rather than your answer?' (No judgment; frame as 'our prediction helped us notice the pattern.') 4. Distribute or display the three-row Reflection Rules Summary Table: headers — Mirror Line | Rule | Example. Learners fill in all three rows: x=0: (x,y)→(−x,y); y=0: (x,y)→(x,−y); y=x: (x,y)→(y,x). Give 3 minutes. 5. Phenomenon link — say verbatim: 'Think back to Aisha's matatu ride. The side mirror showed vehicles behind her. If the road is like the x-axis and the mirror is the y-axis, the car at position (3, 1) appears at (−3, 1). But if Aisha tilted that mirror to 45°, the car would appear at (1, 3). Different mirror angle — different rule — but always precise and predictable. That is what mathematics gives us.' 6. Mixed practice: display 4 problems (2 minutes each, individual silent work): (a) Reflect P(3,1) in y=x; (b) Reflect Q(−2,4) in x=0; (c) Reflect R(0,5) in y=0; (d) Reflect S(−3,−1) in y=x. After 8 minutes, reveal answers; learners self-mark. 7. Ask: 'Raise your hand if you got all four correct.' Then: 'Raise your hand if you got three.' Use this as a live participation check.</w:t>
             </w:r>
           </w:p>
         </w:tc>
@@ -16205,7 +16205,7 @@
             <w:pPr>
               <w:spacing w:after="20" w:before="0"/>
             </w:pPr>
-            <w:hyperlink w:history="1" r:id="rIdmp8qu5pa9-ipxdkvbig2i">
+            <w:hyperlink w:history="1" r:id="rId02kc1k3ejwd8hgvnvvywh">
               <w:r>
                 <w:rPr>
                   <w:rFonts w:ascii="Arial" w:cs="Arial" w:eastAsia="Arial" w:hAnsi="Arial"/>
@@ -16238,7 +16238,7 @@
               <w:spacing w:after="10" w:before="0"/>
               <w:ind w:left="120"/>
             </w:pPr>
-            <w:hyperlink w:history="1" r:id="rIdizpebejvlij4ta13xq02z">
+            <w:hyperlink w:history="1" r:id="rIdm0b9piv8d006u18kawf-d">
               <w:r>
                 <w:rPr>
                   <w:rFonts w:ascii="Arial" w:cs="Arial" w:eastAsia="Arial" w:hAnsi="Arial"/>
@@ -16283,7 +16283,7 @@
             <w:pPr>
               <w:spacing w:after="20" w:before="0"/>
             </w:pPr>
-            <w:hyperlink w:history="1" r:id="rIdcklulxhsqmc8y0azxsf6c">
+            <w:hyperlink w:history="1" r:id="rIdz08ltl2ejumxtmsyrryg2">
               <w:r>
                 <w:rPr>
                   <w:rFonts w:ascii="Arial" w:cs="Arial" w:eastAsia="Arial" w:hAnsi="Arial"/>
@@ -16316,7 +16316,7 @@
               <w:spacing w:after="10" w:before="0"/>
               <w:ind w:left="120"/>
             </w:pPr>
-            <w:hyperlink w:history="1" r:id="rId4bsb4ksi451dqvmeu-wvz">
+            <w:hyperlink w:history="1" r:id="rIdeqksklyhjdeog3b7ddkql">
               <w:r>
                 <w:rPr>
                   <w:rFonts w:ascii="Arial" w:cs="Arial" w:eastAsia="Arial" w:hAnsi="Arial"/>
@@ -16511,7 +16511,7 @@
             <w:pPr>
               <w:spacing w:after="20" w:before="0"/>
             </w:pPr>
-            <w:hyperlink w:history="1" r:id="rId72xqji8_azekjrglyfpch">
+            <w:hyperlink w:history="1" r:id="rIdeoqrqa6un5yy6xw65t7eo">
               <w:r>
                 <w:rPr>
                   <w:rFonts w:ascii="Arial" w:cs="Arial" w:eastAsia="Arial" w:hAnsi="Arial"/>
@@ -16560,7 +16560,7 @@
               <w:spacing w:after="10" w:before="0"/>
               <w:ind w:left="120"/>
             </w:pPr>
-            <w:hyperlink w:history="1" r:id="rId_epqndjxglmm4dbh0uehw">
+            <w:hyperlink w:history="1" r:id="rIdexi9fz1uxvbkxr3npqscg">
               <w:r>
                 <w:rPr>
                   <w:rFonts w:ascii="Arial" w:cs="Arial" w:eastAsia="Arial" w:hAnsi="Arial"/>
@@ -16605,7 +16605,7 @@
             <w:pPr>
               <w:spacing w:after="20" w:before="0"/>
             </w:pPr>
-            <w:hyperlink w:history="1" r:id="rId53jcwi3qhjvegfsin7p-n">
+            <w:hyperlink w:history="1" r:id="rIdynxlka9opbhswwfgilptr">
               <w:r>
                 <w:rPr>
                   <w:rFonts w:ascii="Arial" w:cs="Arial" w:eastAsia="Arial" w:hAnsi="Arial"/>
@@ -16638,7 +16638,7 @@
               <w:spacing w:after="10" w:before="0"/>
               <w:ind w:left="120"/>
             </w:pPr>
-            <w:hyperlink w:history="1" r:id="rIdtkfv0xs85pjjew7zq-n2q">
+            <w:hyperlink w:history="1" r:id="rId6p3hqe7lb6sjnos2o7okl">
               <w:r>
                 <w:rPr>
                   <w:rFonts w:ascii="Arial" w:cs="Arial" w:eastAsia="Arial" w:hAnsi="Arial"/>
@@ -17128,7 +17128,7 @@
                 <w:sz w:val="18"/>
                 <w:szCs w:val="18"/>
               </w:rPr>
-              <w:t xml:space="preserve">Learners explained that a diagonal mirror at 45° (the line y = x) swaps the two coordinates of a point, in contrast to the y-axis mirror (which negates the x-coordinate) and the x-axis mirror (which negates the y-coordinate); they connected this to the anchoring phenomenon by articulating that any mirror line — whether Amina's physical bedroom mirror, the matatu side mirror, or a line on the Cartesian plane — imposes a precise, predictable mathematical rule that determines exactly where the image copy lives.</w:t>
+              <w:t xml:space="preserve">Learners explained that a diagonal mirror at 45° (the line y = x) swaps the two coordinates of a point, in contrast to the y-axis mirror (which negates the x-coordinate) and the x-axis mirror (which negates the y-coordinate); they connected this to the anchoring phenomenon by articulating that any mirror line — whether Aisha's physical bedroom mirror, the matatu side mirror, or a line on the Cartesian plane — imposes a precise, predictable mathematical rule that determines exactly where the image copy lives.</w:t>
             </w:r>
           </w:p>
         </w:tc>
@@ -17150,7 +17150,7 @@
         </w:rPr>
         <w:t xml:space="preserve">© 2026 SeaVuria and ARES. Aligned with KICD objectives. Developed by SeaVuria; technical implementation by ARES (with AI assistance from Claude). Licensed under </w:t>
       </w:r>
-      <w:hyperlink w:history="1" r:id="rIdes1q7-ixfyonm8kke9nqy">
+      <w:hyperlink w:history="1" r:id="rIdyr2ll5ld_ba5xvpzkfyks">
         <w:r>
           <w:rPr>
             <w:rFonts w:ascii="Arial" w:cs="Arial" w:eastAsia="Arial" w:hAnsi="Arial"/>
@@ -17171,7 +17171,7 @@
         </w:rPr>
         <w:t xml:space="preserve"> (</w:t>
       </w:r>
-      <w:hyperlink w:history="1" r:id="rIdaqqdmr7v7cxizkgt8sep4">
+      <w:hyperlink w:history="1" r:id="rId0zsgpz2kodosrcnpgwchd">
         <w:r>
           <w:rPr>
             <w:rFonts w:ascii="Arial" w:cs="Arial" w:eastAsia="Arial" w:hAnsi="Arial"/>
@@ -18184,7 +18184,7 @@
             <w:pPr>
               <w:spacing w:after="20" w:before="0"/>
             </w:pPr>
-            <w:hyperlink w:history="1" r:id="rId7losu9l-xojgezmss8utu">
+            <w:hyperlink w:history="1" r:id="rIdm3wp-qpsngb1r6htil85n">
               <w:r>
                 <w:rPr>
                   <w:rFonts w:ascii="Arial" w:cs="Arial" w:eastAsia="Arial" w:hAnsi="Arial"/>
@@ -18217,7 +18217,7 @@
               <w:spacing w:after="10" w:before="0"/>
               <w:ind w:left="120"/>
             </w:pPr>
-            <w:hyperlink w:history="1" r:id="rIdcs9mah5ysf6k4clnishua">
+            <w:hyperlink w:history="1" r:id="rIdjkflihtkp_5e4slf0dtdk">
               <w:r>
                 <w:rPr>
                   <w:rFonts w:ascii="Arial" w:cs="Arial" w:eastAsia="Arial" w:hAnsi="Arial"/>
@@ -18262,7 +18262,7 @@
             <w:pPr>
               <w:spacing w:after="20" w:before="0"/>
             </w:pPr>
-            <w:hyperlink w:history="1" r:id="rIdbuwqm7dy7twvtve70o24d">
+            <w:hyperlink w:history="1" r:id="rIdmbzuwhxbvgfxmv8gvtv6g">
               <w:r>
                 <w:rPr>
                   <w:rFonts w:ascii="Arial" w:cs="Arial" w:eastAsia="Arial" w:hAnsi="Arial"/>
@@ -18295,7 +18295,7 @@
               <w:spacing w:after="10" w:before="0"/>
               <w:ind w:left="120"/>
             </w:pPr>
-            <w:hyperlink w:history="1" r:id="rId5zskci5loiddahi0jipuq">
+            <w:hyperlink w:history="1" r:id="rIddtlg30dvdbkbakwiexaxv">
               <w:r>
                 <w:rPr>
                   <w:rFonts w:ascii="Arial" w:cs="Arial" w:eastAsia="Arial" w:hAnsi="Arial"/>
@@ -18490,7 +18490,7 @@
             <w:pPr>
               <w:spacing w:after="20" w:before="0"/>
             </w:pPr>
-            <w:hyperlink w:history="1" r:id="rIddh_pra-wah23oxvh7xx8k">
+            <w:hyperlink w:history="1" r:id="rIdjmfvgyf69ancbhtulk6-e">
               <w:r>
                 <w:rPr>
                   <w:rFonts w:ascii="Arial" w:cs="Arial" w:eastAsia="Arial" w:hAnsi="Arial"/>
@@ -18523,7 +18523,7 @@
               <w:spacing w:after="10" w:before="0"/>
               <w:ind w:left="120"/>
             </w:pPr>
-            <w:hyperlink w:history="1" r:id="rIddbvu_53wcikdsfxcptmvg">
+            <w:hyperlink w:history="1" r:id="rIdggi8yzugwhf4urypqvlsz">
               <w:r>
                 <w:rPr>
                   <w:rFonts w:ascii="Arial" w:cs="Arial" w:eastAsia="Arial" w:hAnsi="Arial"/>
@@ -18568,7 +18568,7 @@
             <w:pPr>
               <w:spacing w:after="20" w:before="0"/>
             </w:pPr>
-            <w:hyperlink w:history="1" r:id="rIdtejrkvpu0ipkgxp-woxfu">
+            <w:hyperlink w:history="1" r:id="rIdr7epi8aygbh0h8qzmyims">
               <w:r>
                 <w:rPr>
                   <w:rFonts w:ascii="Arial" w:cs="Arial" w:eastAsia="Arial" w:hAnsi="Arial"/>
@@ -18601,7 +18601,7 @@
               <w:spacing w:after="10" w:before="0"/>
               <w:ind w:left="120"/>
             </w:pPr>
-            <w:hyperlink w:history="1" r:id="rIdjo_efnq-lae9luyvavw6a">
+            <w:hyperlink w:history="1" r:id="rIdnsjfhfosk_knhpplugut-">
               <w:r>
                 <w:rPr>
                   <w:rFonts w:ascii="Arial" w:cs="Arial" w:eastAsia="Arial" w:hAnsi="Arial"/>
@@ -18796,7 +18796,7 @@
             <w:pPr>
               <w:spacing w:after="20" w:before="0"/>
             </w:pPr>
-            <w:hyperlink w:history="1" r:id="rIdcmzxddfgmmizvotmettcu">
+            <w:hyperlink w:history="1" r:id="rIdoipbd1grhhnnjby0nfvyw">
               <w:r>
                 <w:rPr>
                   <w:rFonts w:ascii="Arial" w:cs="Arial" w:eastAsia="Arial" w:hAnsi="Arial"/>
@@ -18829,7 +18829,7 @@
               <w:spacing w:after="10" w:before="0"/>
               <w:ind w:left="120"/>
             </w:pPr>
-            <w:hyperlink w:history="1" r:id="rIdl4nx-qtdgqir4fkumi9eq">
+            <w:hyperlink w:history="1" r:id="rIdlqpdhiizcuogdmxpug-c1">
               <w:r>
                 <w:rPr>
                   <w:rFonts w:ascii="Arial" w:cs="Arial" w:eastAsia="Arial" w:hAnsi="Arial"/>
@@ -18874,7 +18874,7 @@
             <w:pPr>
               <w:spacing w:after="20" w:before="0"/>
             </w:pPr>
-            <w:hyperlink w:history="1" r:id="rId54scysbh6xtbowah4uvcn">
+            <w:hyperlink w:history="1" r:id="rId1qhleiqjspuenpjw1u8_c">
               <w:r>
                 <w:rPr>
                   <w:rFonts w:ascii="Arial" w:cs="Arial" w:eastAsia="Arial" w:hAnsi="Arial"/>
@@ -18907,7 +18907,7 @@
               <w:spacing w:after="10" w:before="0"/>
               <w:ind w:left="120"/>
             </w:pPr>
-            <w:hyperlink w:history="1" r:id="rIdrmnjakbwuvzg2kju7oofu">
+            <w:hyperlink w:history="1" r:id="rId7upee-fe-cpvousn_0qro">
               <w:r>
                 <w:rPr>
                   <w:rFonts w:ascii="Arial" w:cs="Arial" w:eastAsia="Arial" w:hAnsi="Arial"/>
@@ -19102,7 +19102,7 @@
             <w:pPr>
               <w:spacing w:after="20" w:before="0"/>
             </w:pPr>
-            <w:hyperlink w:history="1" r:id="rIdbohmmjzx50pqw2hkmxmse">
+            <w:hyperlink w:history="1" r:id="rIdb3csebv9qzqegbi6j3fz7">
               <w:r>
                 <w:rPr>
                   <w:rFonts w:ascii="Arial" w:cs="Arial" w:eastAsia="Arial" w:hAnsi="Arial"/>
@@ -19135,7 +19135,7 @@
               <w:spacing w:after="10" w:before="0"/>
               <w:ind w:left="120"/>
             </w:pPr>
-            <w:hyperlink w:history="1" r:id="rIdrlngl2b2v88nm1bc1zn6t">
+            <w:hyperlink w:history="1" r:id="rId-6sgdnjgq5x-1t5fvzwza">
               <w:r>
                 <w:rPr>
                   <w:rFonts w:ascii="Arial" w:cs="Arial" w:eastAsia="Arial" w:hAnsi="Arial"/>
@@ -19180,7 +19180,7 @@
             <w:pPr>
               <w:spacing w:after="20" w:before="0"/>
             </w:pPr>
-            <w:hyperlink w:history="1" r:id="rIdv_z-yzb9nan8rhvfnd-i0">
+            <w:hyperlink w:history="1" r:id="rIdpxe-vwan_71kaj6pw3vqi">
               <w:r>
                 <w:rPr>
                   <w:rFonts w:ascii="Arial" w:cs="Arial" w:eastAsia="Arial" w:hAnsi="Arial"/>
@@ -19213,7 +19213,7 @@
               <w:spacing w:after="10" w:before="0"/>
               <w:ind w:left="120"/>
             </w:pPr>
-            <w:hyperlink w:history="1" r:id="rIdsozjtrgalw16bwiuz0lve">
+            <w:hyperlink w:history="1" r:id="rIdzacqiworpzan8fgsga-_r">
               <w:r>
                 <w:rPr>
                   <w:rFonts w:ascii="Arial" w:cs="Arial" w:eastAsia="Arial" w:hAnsi="Arial"/>
@@ -19408,7 +19408,7 @@
             <w:pPr>
               <w:spacing w:after="20" w:before="0"/>
             </w:pPr>
-            <w:hyperlink w:history="1" r:id="rIdvfltkjrad3cdtwj-cyfq9">
+            <w:hyperlink w:history="1" r:id="rIdrhapjrhilkhriaypogrtt">
               <w:r>
                 <w:rPr>
                   <w:rFonts w:ascii="Arial" w:cs="Arial" w:eastAsia="Arial" w:hAnsi="Arial"/>
@@ -19441,7 +19441,7 @@
               <w:spacing w:after="10" w:before="0"/>
               <w:ind w:left="120"/>
             </w:pPr>
-            <w:hyperlink w:history="1" r:id="rIdtoioivxbjbta0ioe0vdxf">
+            <w:hyperlink w:history="1" r:id="rId_bua2uxc9l-yhwdz8bcqn">
               <w:r>
                 <w:rPr>
                   <w:rFonts w:ascii="Arial" w:cs="Arial" w:eastAsia="Arial" w:hAnsi="Arial"/>
@@ -19486,7 +19486,7 @@
             <w:pPr>
               <w:spacing w:after="20" w:before="0"/>
             </w:pPr>
-            <w:hyperlink w:history="1" r:id="rIdlm0zzjia2s18gn42-z20x">
+            <w:hyperlink w:history="1" r:id="rIdmn6yopt1gwammicpb0jc4">
               <w:r>
                 <w:rPr>
                   <w:rFonts w:ascii="Arial" w:cs="Arial" w:eastAsia="Arial" w:hAnsi="Arial"/>
@@ -19535,7 +19535,7 @@
               <w:spacing w:after="10" w:before="0"/>
               <w:ind w:left="120"/>
             </w:pPr>
-            <w:hyperlink w:history="1" r:id="rIddlfq1febnxohnulv7aso-">
+            <w:hyperlink w:history="1" r:id="rIddyav5-fxmeusxwaeywwtp">
               <w:r>
                 <w:rPr>
                   <w:rFonts w:ascii="Arial" w:cs="Arial" w:eastAsia="Arial" w:hAnsi="Arial"/>
@@ -19577,7 +19577,7 @@
                 <w:sz w:val="18"/>
                 <w:szCs w:val="18"/>
               </w:rPr>
-              <w:t xml:space="preserve">Learners retrieve their cumulative 'Reflection Model' diagram that they have been building since Lesson 1 (a growing annotated diagram showing the mirror, the object, the image, and labelled properties). They add a new layer to the model: (a) draw a double-headed arrow between any object point and its image point, label the midpoint as lying ON the mirror line, and annotate 'mirror line = perpendicular bisector of every object–image segment'; (b) add a new box to their model's legend: 'REVERSE TASK: given object + image → construct mirror line using perpendicular bisector method'; (c) annotate the road-safety inset (a small junction-mirror sketch they added in Lesson 3) with today's equation-based method, showing that the mirror line position can be calculated from known positions of driver and hazard. Pairs compare their updated models and identify any inconsistency with properties recorded in earlier lessons.</w:t>
+              <w:t xml:space="preserve">Learners retrieve their cumulative 'Reflection Model' diagram that they have been building since Lesson 1 (a growing annotated diagram showing the mirror, the object, the image, and labelled properties). They add a new layer to the model: (a) draw a double-headed arrow between any object point and its image point, label the midpoint as lying ON the mirror line, and annotate 'mirror line = perpendicular bisector of every object–image segment'; (b) add a new box to their model's legend: 'REVERSE TASK: given object + image → construct mirror line using perpendicular bisector method'; (c) annotate the road-safety inset (a small junction-mirror sketch based on today's Junction Mirror Problem) with today's equation-based method, showing that the mirror line position can be calculated from known positions of driver and hazard. Pairs compare their updated models and identify any inconsistency with properties recorded in earlier lessons.</w:t>
             </w:r>
           </w:p>
         </w:tc>
@@ -20047,7 +20047,7 @@
         </w:rPr>
         <w:t xml:space="preserve">© 2026 SeaVuria and ARES. Aligned with KICD objectives. Developed by SeaVuria; technical implementation by ARES (with AI assistance from Claude). Licensed under </w:t>
       </w:r>
-      <w:hyperlink w:history="1" r:id="rIdkhd-epgypya_94bo8ofcq">
+      <w:hyperlink w:history="1" r:id="rIdpzppl-jlny2kw0wmdky1z">
         <w:r>
           <w:rPr>
             <w:rFonts w:ascii="Arial" w:cs="Arial" w:eastAsia="Arial" w:hAnsi="Arial"/>
@@ -20068,7 +20068,7 @@
         </w:rPr>
         <w:t xml:space="preserve"> (</w:t>
       </w:r>
-      <w:hyperlink w:history="1" r:id="rIdhh_6beq-1nzhnf46wwehu">
+      <w:hyperlink w:history="1" r:id="rIdotvy7lst_v6teo0647sk8">
         <w:r>
           <w:rPr>
             <w:rFonts w:ascii="Arial" w:cs="Arial" w:eastAsia="Arial" w:hAnsi="Arial"/>
@@ -21320,7 +21320,7 @@
             <w:pPr>
               <w:spacing w:after="20" w:before="0"/>
             </w:pPr>
-            <w:hyperlink w:history="1" r:id="rIdgi6mdulzp8o-yxg2vuidz">
+            <w:hyperlink w:history="1" r:id="rIdte6fx1qkbcxft_w1fswwo">
               <w:r>
                 <w:rPr>
                   <w:rFonts w:ascii="Arial" w:cs="Arial" w:eastAsia="Arial" w:hAnsi="Arial"/>
@@ -21369,7 +21369,7 @@
               <w:spacing w:after="10" w:before="0"/>
               <w:ind w:left="120"/>
             </w:pPr>
-            <w:hyperlink w:history="1" r:id="rIdet5q-vfg2vjw5rhpt18zz">
+            <w:hyperlink w:history="1" r:id="rIdo5ntcfug7t7mss2y_io7v">
               <w:r>
                 <w:rPr>
                   <w:rFonts w:ascii="Arial" w:cs="Arial" w:eastAsia="Arial" w:hAnsi="Arial"/>
@@ -21414,7 +21414,7 @@
             <w:pPr>
               <w:spacing w:after="20" w:before="0"/>
             </w:pPr>
-            <w:hyperlink w:history="1" r:id="rIdjhfzb5-m6iypmrz1lqajj">
+            <w:hyperlink w:history="1" r:id="rIdh94owxdftorux5tyhqbab">
               <w:r>
                 <w:rPr>
                   <w:rFonts w:ascii="Arial" w:cs="Arial" w:eastAsia="Arial" w:hAnsi="Arial"/>
@@ -21447,7 +21447,7 @@
               <w:spacing w:after="10" w:before="0"/>
               <w:ind w:left="120"/>
             </w:pPr>
-            <w:hyperlink w:history="1" r:id="rIduvp0wztgu_fbm0tjfa1lm">
+            <w:hyperlink w:history="1" r:id="rIdh4vz_wka_lhsubgaigkm-">
               <w:r>
                 <w:rPr>
                   <w:rFonts w:ascii="Arial" w:cs="Arial" w:eastAsia="Arial" w:hAnsi="Arial"/>
@@ -21642,7 +21642,7 @@
             <w:pPr>
               <w:spacing w:after="20" w:before="0"/>
             </w:pPr>
-            <w:hyperlink w:history="1" r:id="rIdsiqvilt6uohnt9kyi32ut">
+            <w:hyperlink w:history="1" r:id="rIdm2y6ho2xmynl4meb2l3kn">
               <w:r>
                 <w:rPr>
                   <w:rFonts w:ascii="Arial" w:cs="Arial" w:eastAsia="Arial" w:hAnsi="Arial"/>
@@ -21691,7 +21691,7 @@
               <w:spacing w:after="10" w:before="0"/>
               <w:ind w:left="120"/>
             </w:pPr>
-            <w:hyperlink w:history="1" r:id="rIdxfc5zrgxwl-hy_nxrylf9">
+            <w:hyperlink w:history="1" r:id="rIdmqm-lw5sfed4ziu8hq6dd">
               <w:r>
                 <w:rPr>
                   <w:rFonts w:ascii="Arial" w:cs="Arial" w:eastAsia="Arial" w:hAnsi="Arial"/>
@@ -21736,7 +21736,7 @@
             <w:pPr>
               <w:spacing w:after="20" w:before="0"/>
             </w:pPr>
-            <w:hyperlink w:history="1" r:id="rIdacy6tdjamzdl-2h7haowf">
+            <w:hyperlink w:history="1" r:id="rIdhnhmd7pocnzkizughol0z">
               <w:r>
                 <w:rPr>
                   <w:rFonts w:ascii="Arial" w:cs="Arial" w:eastAsia="Arial" w:hAnsi="Arial"/>
@@ -21769,7 +21769,7 @@
               <w:spacing w:after="10" w:before="0"/>
               <w:ind w:left="120"/>
             </w:pPr>
-            <w:hyperlink w:history="1" r:id="rId9bj2f5cenkmqqftct05wh">
+            <w:hyperlink w:history="1" r:id="rId5hlx4x84kn8fureotnr6i">
               <w:r>
                 <w:rPr>
                   <w:rFonts w:ascii="Arial" w:cs="Arial" w:eastAsia="Arial" w:hAnsi="Arial"/>
@@ -21964,7 +21964,7 @@
             <w:pPr>
               <w:spacing w:after="20" w:before="0"/>
             </w:pPr>
-            <w:hyperlink w:history="1" r:id="rIdvookihkcqs9xf7gxqwtiq">
+            <w:hyperlink w:history="1" r:id="rIds-xeajuuvfng2myqt-zwt">
               <w:r>
                 <w:rPr>
                   <w:rFonts w:ascii="Arial" w:cs="Arial" w:eastAsia="Arial" w:hAnsi="Arial"/>
@@ -22013,7 +22013,7 @@
               <w:spacing w:after="10" w:before="0"/>
               <w:ind w:left="120"/>
             </w:pPr>
-            <w:hyperlink w:history="1" r:id="rIdgzbwtmgtyei8fqzywteqh">
+            <w:hyperlink w:history="1" r:id="rIdjrx3f1w_q4llqewgpa71y">
               <w:r>
                 <w:rPr>
                   <w:rFonts w:ascii="Arial" w:cs="Arial" w:eastAsia="Arial" w:hAnsi="Arial"/>
@@ -22058,7 +22058,7 @@
             <w:pPr>
               <w:spacing w:after="20" w:before="0"/>
             </w:pPr>
-            <w:hyperlink w:history="1" r:id="rIdo7q3clc1lmxjexobdgcf4">
+            <w:hyperlink w:history="1" r:id="rIdimklm9yp-krtfzvp9axmp">
               <w:r>
                 <w:rPr>
                   <w:rFonts w:ascii="Arial" w:cs="Arial" w:eastAsia="Arial" w:hAnsi="Arial"/>
@@ -22107,7 +22107,7 @@
               <w:spacing w:after="10" w:before="0"/>
               <w:ind w:left="120"/>
             </w:pPr>
-            <w:hyperlink w:history="1" r:id="rId9lpssc16jwafudebxrmj0">
+            <w:hyperlink w:history="1" r:id="rId-rq_j8s64kjy_jon35ugu">
               <w:r>
                 <w:rPr>
                   <w:rFonts w:ascii="Arial" w:cs="Arial" w:eastAsia="Arial" w:hAnsi="Arial"/>
@@ -22302,7 +22302,7 @@
             <w:pPr>
               <w:spacing w:after="20" w:before="0"/>
             </w:pPr>
-            <w:hyperlink w:history="1" r:id="rIdz9nhp5hdmxdmzu1-eseie">
+            <w:hyperlink w:history="1" r:id="rIdahbbeagxprp4-xrukbfkk">
               <w:r>
                 <w:rPr>
                   <w:rFonts w:ascii="Arial" w:cs="Arial" w:eastAsia="Arial" w:hAnsi="Arial"/>
@@ -22351,7 +22351,7 @@
               <w:spacing w:after="10" w:before="0"/>
               <w:ind w:left="120"/>
             </w:pPr>
-            <w:hyperlink w:history="1" r:id="rIdficgo700y_-5jbikwqrg8">
+            <w:hyperlink w:history="1" r:id="rIdt4g5kx5in6iis3vdiaace">
               <w:r>
                 <w:rPr>
                   <w:rFonts w:ascii="Arial" w:cs="Arial" w:eastAsia="Arial" w:hAnsi="Arial"/>
@@ -22396,7 +22396,7 @@
             <w:pPr>
               <w:spacing w:after="20" w:before="0"/>
             </w:pPr>
-            <w:hyperlink w:history="1" r:id="rIdbwe93plgb4zmycnwdkaft">
+            <w:hyperlink w:history="1" r:id="rIda2ecggoaj5l5rpop6w677">
               <w:r>
                 <w:rPr>
                   <w:rFonts w:ascii="Arial" w:cs="Arial" w:eastAsia="Arial" w:hAnsi="Arial"/>
@@ -22445,7 +22445,7 @@
               <w:spacing w:after="10" w:before="0"/>
               <w:ind w:left="120"/>
             </w:pPr>
-            <w:hyperlink w:history="1" r:id="rIdgf1cd-o4o3ys3fa63zvmq">
+            <w:hyperlink w:history="1" r:id="rIdwtn1e2etdeiai8d07muvn">
               <w:r>
                 <w:rPr>
                   <w:rFonts w:ascii="Arial" w:cs="Arial" w:eastAsia="Arial" w:hAnsi="Arial"/>
@@ -22640,7 +22640,7 @@
             <w:pPr>
               <w:spacing w:after="20" w:before="0"/>
             </w:pPr>
-            <w:hyperlink w:history="1" r:id="rIdk1hqj0s5wk0uwwds7djd0">
+            <w:hyperlink w:history="1" r:id="rIdxxtowefqpcxxdfjdn4p2p">
               <w:r>
                 <w:rPr>
                   <w:rFonts w:ascii="Arial" w:cs="Arial" w:eastAsia="Arial" w:hAnsi="Arial"/>
@@ -22689,7 +22689,7 @@
               <w:spacing w:after="10" w:before="0"/>
               <w:ind w:left="120"/>
             </w:pPr>
-            <w:hyperlink w:history="1" r:id="rId03fij7_v0mhhxlg01qel4">
+            <w:hyperlink w:history="1" r:id="rIdf73pk1xudcjxzkkdsjkjk">
               <w:r>
                 <w:rPr>
                   <w:rFonts w:ascii="Arial" w:cs="Arial" w:eastAsia="Arial" w:hAnsi="Arial"/>
@@ -22734,7 +22734,7 @@
             <w:pPr>
               <w:spacing w:after="20" w:before="0"/>
             </w:pPr>
-            <w:hyperlink w:history="1" r:id="rIdqamig4niftzbtl4pbpt0k">
+            <w:hyperlink w:history="1" r:id="rIdpsat3abaoiowqn_b8dnjz">
               <w:r>
                 <w:rPr>
                   <w:rFonts w:ascii="Arial" w:cs="Arial" w:eastAsia="Arial" w:hAnsi="Arial"/>
@@ -22783,7 +22783,7 @@
               <w:spacing w:after="10" w:before="0"/>
               <w:ind w:left="120"/>
             </w:pPr>
-            <w:hyperlink w:history="1" r:id="rId47-hkvtknosdpxthddkml">
+            <w:hyperlink w:history="1" r:id="rIdkytskkeqt4jivdkl7zh4v">
               <w:r>
                 <w:rPr>
                   <w:rFonts w:ascii="Arial" w:cs="Arial" w:eastAsia="Arial" w:hAnsi="Arial"/>
@@ -22825,7 +22825,7 @@
                 <w:sz w:val="18"/>
                 <w:szCs w:val="18"/>
               </w:rPr>
-              <w:t xml:space="preserve">Learners open their cumulative reflection models — the annotated diagram each learner has been building since Lesson 2, showing object, mirror line, image, and geometric annotations. Each learner adds a new layer to their model: a 'Real-World Applications Ring' — a circle or border drawn around the existing model, from which they draw three labelled arrows pointing outward, each arrow labelled with one of today's applications (Driving Mirrors / Road Safety, Kanga Textile Design, Architectural Symmetry) and a one-sentence geometric justification for how the application relies on the properties shown inside the model. Learners who finish early add a fourth arrow labelled 'Aisha's bedroom mirror' and annotate it with the specific measurements from Lesson 2 (object 1.2 m from mirror, image 1.2 m behind mirror, total 2.4 m apart).</w:t>
+              <w:t xml:space="preserve">Learners open their cumulative reflection models — the annotated diagram each learner has been building since Lesson 1, showing object, mirror line, image, and geometric annotations. Each learner adds a new layer to their model: a 'Real-World Applications Ring' — a circle or border drawn around the existing model, from which they draw three labelled arrows pointing outward, each arrow labelled with one of today's applications (Driving Mirrors / Road Safety, Kanga Textile Design, Architectural Symmetry) and a one-sentence geometric justification for how the application relies on the properties shown inside the model. Learners who finish early add a fourth arrow labelled 'Aisha's bedroom mirror' and annotate it with measurements like those in the Lesson 2 example (object 1.2 m from mirror, image 1.2 m behind mirror, total 2.4 m apart).</w:t>
             </w:r>
           </w:p>
         </w:tc>
@@ -22857,7 +22857,7 @@
                 <w:sz w:val="18"/>
                 <w:szCs w:val="18"/>
               </w:rPr>
-              <w:t xml:space="preserve">Say: 'Open your cumulative model — the diagram you have been building since Lesson 2. Today you add the final outer ring: real-world applications. Draw a large circle around your existing model. Add three arrows pointing outward — one for each application from today. Label each arrow with the application name AND one sentence explaining which geometric property makes it work. You have 5 minutes.' [WAIT: allow 5 minutes of individual working time; circulate and observe.] After 3 minutes, cold-call one learner: 'Mwangi, read me the sentence you wrote for the driving-mirrors arrow.' [WAIT 10 seconds.] Offer corrective feedback if needed: 'Can you add the specific property — equal distances? perpendicular bisector? congruence?' After 5 minutes, ask: 'Hold up your model so your shoulder partner can see it. Partner: point to the geometric property that ALL THREE arrows rely on.' [WAIT 20 seconds for partners to examine each other's models.] Close the lesson: 'Your model now shows the full journey — from Aisha's puzzled face in her bedroom mirror, to the geometric properties that explain it, to the Cartesian rules that let us calculate it, to the real-world applications that save lives, create beauty, and shape the skyline of Kenya. In Lesson 8 we will use all of this to answer our driving question one final time — in writing.'</w:t>
+              <w:t xml:space="preserve">Say: 'Open your cumulative model — the diagram you have been building since Lesson 1. Today you add the final outer ring: real-world applications. Draw a large circle around your existing model. Add three arrows pointing outward — one for each application from today. Label each arrow with the application name AND one sentence explaining which geometric property makes it work. You have 5 minutes.' [WAIT: allow 5 minutes of individual working time; circulate and observe.] After 3 minutes, cold-call one learner: 'Mwangi, read me the sentence you wrote for the driving-mirrors arrow.' [WAIT 10 seconds.] Offer corrective feedback if needed: 'Can you add the specific property — equal distances? perpendicular bisector? congruence?' After 5 minutes, ask: 'Hold up your model so your shoulder partner can see it. Partner: point to the geometric property that ALL THREE arrows rely on.' [WAIT 20 seconds for partners to examine each other's models.] Close the lesson: 'Your model now shows the full journey — from Aisha's puzzled face in her bedroom mirror, to the geometric properties that explain it, to the Cartesian rules that let us calculate it, to the real-world applications that save lives, create beauty, and shape the skyline of Kenya. In Lesson 8 we will use all of this to answer our driving question one final time — in writing.'</w:t>
             </w:r>
           </w:p>
         </w:tc>
@@ -23295,7 +23295,7 @@
         </w:rPr>
         <w:t xml:space="preserve">© 2026 SeaVuria and ARES. Aligned with KICD objectives. Developed by SeaVuria; technical implementation by ARES (with AI assistance from Claude). Licensed under </w:t>
       </w:r>
-      <w:hyperlink w:history="1" r:id="rIdcioegbqmxm4p8nrkr5tcs">
+      <w:hyperlink w:history="1" r:id="rIdlmmvzwiepktfhegtmgtw6">
         <w:r>
           <w:rPr>
             <w:rFonts w:ascii="Arial" w:cs="Arial" w:eastAsia="Arial" w:hAnsi="Arial"/>
@@ -23316,7 +23316,7 @@
         </w:rPr>
         <w:t xml:space="preserve"> (</w:t>
       </w:r>
-      <w:hyperlink w:history="1" r:id="rId97kbrkvkst6a8xqxeuzgz">
+      <w:hyperlink w:history="1" r:id="rIdcouod6a7tzgowsmgbbsjt">
         <w:r>
           <w:rPr>
             <w:rFonts w:ascii="Arial" w:cs="Arial" w:eastAsia="Arial" w:hAnsi="Arial"/>
@@ -24528,7 +24528,7 @@
             <w:pPr>
               <w:spacing w:after="20" w:before="0"/>
             </w:pPr>
-            <w:hyperlink w:history="1" r:id="rIdrnc1wbyoqaeqc6fr4_xxp">
+            <w:hyperlink w:history="1" r:id="rIdk0vvoollpbawq6jhlzjep">
               <w:r>
                 <w:rPr>
                   <w:rFonts w:ascii="Arial" w:cs="Arial" w:eastAsia="Arial" w:hAnsi="Arial"/>
@@ -24561,7 +24561,7 @@
               <w:spacing w:after="10" w:before="0"/>
               <w:ind w:left="120"/>
             </w:pPr>
-            <w:hyperlink w:history="1" r:id="rIdywkidh7butbyjsphroxey">
+            <w:hyperlink w:history="1" r:id="rId1vwjvlojsmsskspncpcdt">
               <w:r>
                 <w:rPr>
                   <w:rFonts w:ascii="Arial" w:cs="Arial" w:eastAsia="Arial" w:hAnsi="Arial"/>
@@ -24606,7 +24606,7 @@
             <w:pPr>
               <w:spacing w:after="20" w:before="0"/>
             </w:pPr>
-            <w:hyperlink w:history="1" r:id="rId8s6ycenuedgv0oowy2ea-">
+            <w:hyperlink w:history="1" r:id="rIdlnlubvemmhmtvmr7moeop">
               <w:r>
                 <w:rPr>
                   <w:rFonts w:ascii="Arial" w:cs="Arial" w:eastAsia="Arial" w:hAnsi="Arial"/>
@@ -24639,7 +24639,7 @@
               <w:spacing w:after="10" w:before="0"/>
               <w:ind w:left="120"/>
             </w:pPr>
-            <w:hyperlink w:history="1" r:id="rIdckhe7kvm5whvgxoazmlzn">
+            <w:hyperlink w:history="1" r:id="rIdslo_iu7gmpql9mtpgrwpg">
               <w:r>
                 <w:rPr>
                   <w:rFonts w:ascii="Arial" w:cs="Arial" w:eastAsia="Arial" w:hAnsi="Arial"/>
@@ -24834,7 +24834,7 @@
             <w:pPr>
               <w:spacing w:after="20" w:before="0"/>
             </w:pPr>
-            <w:hyperlink w:history="1" r:id="rIdii5lavkgtgc75zl9hvobp">
+            <w:hyperlink w:history="1" r:id="rIdwhxyqxzrahab30y0whhrh">
               <w:r>
                 <w:rPr>
                   <w:rFonts w:ascii="Arial" w:cs="Arial" w:eastAsia="Arial" w:hAnsi="Arial"/>
@@ -24867,7 +24867,7 @@
               <w:spacing w:after="10" w:before="0"/>
               <w:ind w:left="120"/>
             </w:pPr>
-            <w:hyperlink w:history="1" r:id="rIdxm-dexdvlscqwlyckqdy5">
+            <w:hyperlink w:history="1" r:id="rIdc8p_cncu0ek2lqylgoypf">
               <w:r>
                 <w:rPr>
                   <w:rFonts w:ascii="Arial" w:cs="Arial" w:eastAsia="Arial" w:hAnsi="Arial"/>
@@ -24912,7 +24912,7 @@
             <w:pPr>
               <w:spacing w:after="20" w:before="0"/>
             </w:pPr>
-            <w:hyperlink w:history="1" r:id="rIdrjnld9it-fmsgmisurim0">
+            <w:hyperlink w:history="1" r:id="rIdnghkqarpwercln43xx1m9">
               <w:r>
                 <w:rPr>
                   <w:rFonts w:ascii="Arial" w:cs="Arial" w:eastAsia="Arial" w:hAnsi="Arial"/>
@@ -24945,7 +24945,7 @@
               <w:spacing w:after="10" w:before="0"/>
               <w:ind w:left="120"/>
             </w:pPr>
-            <w:hyperlink w:history="1" r:id="rIddbv5wxl3k6bsptpvwgp46">
+            <w:hyperlink w:history="1" r:id="rIda75g9ucdnvva8xynzccps">
               <w:r>
                 <w:rPr>
                   <w:rFonts w:ascii="Arial" w:cs="Arial" w:eastAsia="Arial" w:hAnsi="Arial"/>
@@ -25140,7 +25140,7 @@
             <w:pPr>
               <w:spacing w:after="20" w:before="0"/>
             </w:pPr>
-            <w:hyperlink w:history="1" r:id="rIdu-yzqbkf2g_rqqyr2gbmr">
+            <w:hyperlink w:history="1" r:id="rIdnnt0m4m50dbjxr92nfmzj">
               <w:r>
                 <w:rPr>
                   <w:rFonts w:ascii="Arial" w:cs="Arial" w:eastAsia="Arial" w:hAnsi="Arial"/>
@@ -25173,7 +25173,7 @@
               <w:spacing w:after="10" w:before="0"/>
               <w:ind w:left="120"/>
             </w:pPr>
-            <w:hyperlink w:history="1" r:id="rIdexuksvkjw8yiio8xkmoxw">
+            <w:hyperlink w:history="1" r:id="rIdg_tc_js440ymy0vhxj6yk">
               <w:r>
                 <w:rPr>
                   <w:rFonts w:ascii="Arial" w:cs="Arial" w:eastAsia="Arial" w:hAnsi="Arial"/>
@@ -25218,7 +25218,7 @@
             <w:pPr>
               <w:spacing w:after="20" w:before="0"/>
             </w:pPr>
-            <w:hyperlink w:history="1" r:id="rIdf1pb46yf8h0gav56zc5cj">
+            <w:hyperlink w:history="1" r:id="rIdnwgmw41nemjuf_caxswot">
               <w:r>
                 <w:rPr>
                   <w:rFonts w:ascii="Arial" w:cs="Arial" w:eastAsia="Arial" w:hAnsi="Arial"/>
@@ -25251,7 +25251,7 @@
               <w:spacing w:after="10" w:before="0"/>
               <w:ind w:left="120"/>
             </w:pPr>
-            <w:hyperlink w:history="1" r:id="rIdikurggadkw93q76xu-com">
+            <w:hyperlink w:history="1" r:id="rIdgp4ndm3vwtl3zwuaj2law">
               <w:r>
                 <w:rPr>
                   <w:rFonts w:ascii="Arial" w:cs="Arial" w:eastAsia="Arial" w:hAnsi="Arial"/>
@@ -25446,7 +25446,7 @@
             <w:pPr>
               <w:spacing w:after="20" w:before="0"/>
             </w:pPr>
-            <w:hyperlink w:history="1" r:id="rIdgozt8i-ksijihrizwa3vw">
+            <w:hyperlink w:history="1" r:id="rIdnim-24rnflopvpdram9eg">
               <w:r>
                 <w:rPr>
                   <w:rFonts w:ascii="Arial" w:cs="Arial" w:eastAsia="Arial" w:hAnsi="Arial"/>
@@ -25479,7 +25479,7 @@
               <w:spacing w:after="10" w:before="0"/>
               <w:ind w:left="120"/>
             </w:pPr>
-            <w:hyperlink w:history="1" r:id="rId_kwxragbbsrslgjgy_v_1">
+            <w:hyperlink w:history="1" r:id="rIdxt9kbwdtuikz1p4-heqpw">
               <w:r>
                 <w:rPr>
                   <w:rFonts w:ascii="Arial" w:cs="Arial" w:eastAsia="Arial" w:hAnsi="Arial"/>
@@ -25524,7 +25524,7 @@
             <w:pPr>
               <w:spacing w:after="20" w:before="0"/>
             </w:pPr>
-            <w:hyperlink w:history="1" r:id="rIdtnzxlcp3bokjx7ijpimao">
+            <w:hyperlink w:history="1" r:id="rIdfdrvo73-rsk44yie5com5">
               <w:r>
                 <w:rPr>
                   <w:rFonts w:ascii="Arial" w:cs="Arial" w:eastAsia="Arial" w:hAnsi="Arial"/>
@@ -25557,7 +25557,7 @@
               <w:spacing w:after="10" w:before="0"/>
               <w:ind w:left="120"/>
             </w:pPr>
-            <w:hyperlink w:history="1" r:id="rIdnufep5gajbmaw_xyqhm0f">
+            <w:hyperlink w:history="1" r:id="rIdt4pzatx1cohdq5_ufjgsl">
               <w:r>
                 <w:rPr>
                   <w:rFonts w:ascii="Arial" w:cs="Arial" w:eastAsia="Arial" w:hAnsi="Arial"/>
@@ -25752,7 +25752,7 @@
             <w:pPr>
               <w:spacing w:after="20" w:before="0"/>
             </w:pPr>
-            <w:hyperlink w:history="1" r:id="rIdzurpdeqx-mwvv8rmz9uo7">
+            <w:hyperlink w:history="1" r:id="rIdmnus8sagzlc0g-dstvddv">
               <w:r>
                 <w:rPr>
                   <w:rFonts w:ascii="Arial" w:cs="Arial" w:eastAsia="Arial" w:hAnsi="Arial"/>
@@ -25785,7 +25785,7 @@
               <w:spacing w:after="10" w:before="0"/>
               <w:ind w:left="120"/>
             </w:pPr>
-            <w:hyperlink w:history="1" r:id="rIdzvhalebpjgacs3dgsgscn">
+            <w:hyperlink w:history="1" r:id="rIdxj1ev5ptnhhr6pn7hz7gl">
               <w:r>
                 <w:rPr>
                   <w:rFonts w:ascii="Arial" w:cs="Arial" w:eastAsia="Arial" w:hAnsi="Arial"/>
@@ -25830,7 +25830,7 @@
             <w:pPr>
               <w:spacing w:after="20" w:before="0"/>
             </w:pPr>
-            <w:hyperlink w:history="1" r:id="rIdcnhn8hgifc8wf_tsmpp3x">
+            <w:hyperlink w:history="1" r:id="rIdjcci_hubtqwuydenkkdo0">
               <w:r>
                 <w:rPr>
                   <w:rFonts w:ascii="Arial" w:cs="Arial" w:eastAsia="Arial" w:hAnsi="Arial"/>
@@ -25879,7 +25879,7 @@
               <w:spacing w:after="10" w:before="0"/>
               <w:ind w:left="120"/>
             </w:pPr>
-            <w:hyperlink w:history="1" r:id="rIdoi6jzals5zntb7d4ih5ef">
+            <w:hyperlink w:history="1" r:id="rIdczpfrcksfd3u5dvcgpiu9">
               <w:r>
                 <w:rPr>
                   <w:rFonts w:ascii="Arial" w:cs="Arial" w:eastAsia="Arial" w:hAnsi="Arial"/>
@@ -26391,7 +26391,7 @@
         </w:rPr>
         <w:t xml:space="preserve">© 2026 SeaVuria and ARES. Aligned with KICD objectives. Developed by SeaVuria; technical implementation by ARES (with AI assistance from Claude). Licensed under </w:t>
       </w:r>
-      <w:hyperlink w:history="1" r:id="rIdvpijzhpzfzopfcncuihwv">
+      <w:hyperlink w:history="1" r:id="rIdtnl6amghzndo5tktja_-t">
         <w:r>
           <w:rPr>
             <w:rFonts w:ascii="Arial" w:cs="Arial" w:eastAsia="Arial" w:hAnsi="Arial"/>
@@ -26412,7 +26412,7 @@
         </w:rPr>
         <w:t xml:space="preserve"> (</w:t>
       </w:r>
-      <w:hyperlink w:history="1" r:id="rIds2ofqrjtbkt9lreeq83-k">
+      <w:hyperlink w:history="1" r:id="rIdodk8tu_ouj08blii-l7os">
         <w:r>
           <w:rPr>
             <w:rFonts w:ascii="Arial" w:cs="Arial" w:eastAsia="Arial" w:hAnsi="Arial"/>

--- a/data/outputs/v2/Essential_Mathematics/SS2.2_Reflection/Essential_Mathematics_Reflection_CBE_LessonSequence.docx
+++ b/data/outputs/v2/Essential_Mathematics/SS2.2_Reflection/Essential_Mathematics_Reflection_CBE_LessonSequence.docx
@@ -2184,7 +2184,7 @@
         </w:rPr>
         <w:t xml:space="preserve">© 2026 SeaVuria and ARES. This work is licensed under a </w:t>
       </w:r>
-      <w:hyperlink w:history="1" r:id="rId14tnbuc1c58sjen8pq9ti">
+      <w:hyperlink w:history="1" r:id="rId41ky7va9t4qw7fhm1jbwq">
         <w:r>
           <w:rPr>
             <w:rFonts w:ascii="Arial" w:cs="Arial" w:eastAsia="Arial" w:hAnsi="Arial"/>
@@ -2204,7 +2204,7 @@
         </w:rPr>
         <w:t xml:space="preserve"> (</w:t>
       </w:r>
-      <w:hyperlink w:history="1" r:id="rIdgvpqub7elslqv76psdhob">
+      <w:hyperlink w:history="1" r:id="rIdmjup-nezgtchosm0xg6hz">
         <w:r>
           <w:rPr>
             <w:rFonts w:ascii="Arial" w:cs="Arial" w:eastAsia="Arial" w:hAnsi="Arial"/>
@@ -2224,7 +2224,7 @@
         </w:rPr>
         <w:t xml:space="preserve">). To view a copy of this license, visit </w:t>
       </w:r>
-      <w:hyperlink w:history="1" r:id="rId2ofnjgvlpyzrxqux9vvjf">
+      <w:hyperlink w:history="1" r:id="rIdgu_u6sksb-plp-0k8pjk2">
         <w:r>
           <w:rPr>
             <w:rFonts w:ascii="Arial" w:cs="Arial" w:eastAsia="Arial" w:hAnsi="Arial"/>
@@ -3236,7 +3236,7 @@
             <w:pPr>
               <w:spacing w:after="20" w:before="0"/>
             </w:pPr>
-            <w:hyperlink w:history="1" r:id="rIdlqglwlnv2u2sgnc00v2a0">
+            <w:hyperlink w:history="1" r:id="rIdhdsbnk6zo-vf55ry8jryy">
               <w:r>
                 <w:rPr>
                   <w:rFonts w:ascii="Arial" w:cs="Arial" w:eastAsia="Arial" w:hAnsi="Arial"/>
@@ -3269,7 +3269,7 @@
               <w:spacing w:after="10" w:before="0"/>
               <w:ind w:left="120"/>
             </w:pPr>
-            <w:hyperlink w:history="1" r:id="rIdtgm2qhwfcrooxx8lfi1bk">
+            <w:hyperlink w:history="1" r:id="rId2jjwnihehjqwiaaseid6p">
               <w:r>
                 <w:rPr>
                   <w:rFonts w:ascii="Arial" w:cs="Arial" w:eastAsia="Arial" w:hAnsi="Arial"/>
@@ -3314,7 +3314,7 @@
             <w:pPr>
               <w:spacing w:after="20" w:before="0"/>
             </w:pPr>
-            <w:hyperlink w:history="1" r:id="rIdopxnsrljchilhowxsnhk1">
+            <w:hyperlink w:history="1" r:id="rId98bgbfp67xfq-9tglzpbv">
               <w:r>
                 <w:rPr>
                   <w:rFonts w:ascii="Arial" w:cs="Arial" w:eastAsia="Arial" w:hAnsi="Arial"/>
@@ -3347,7 +3347,7 @@
               <w:spacing w:after="10" w:before="0"/>
               <w:ind w:left="120"/>
             </w:pPr>
-            <w:hyperlink w:history="1" r:id="rId3njbxx-b-ieizktvcfk7l">
+            <w:hyperlink w:history="1" r:id="rIdidhhafv33dqpd2fmeb2ch">
               <w:r>
                 <w:rPr>
                   <w:rFonts w:ascii="Arial" w:cs="Arial" w:eastAsia="Arial" w:hAnsi="Arial"/>
@@ -3542,7 +3542,7 @@
             <w:pPr>
               <w:spacing w:after="20" w:before="0"/>
             </w:pPr>
-            <w:hyperlink w:history="1" r:id="rId6xjoz5hbbblqzevn0yest">
+            <w:hyperlink w:history="1" r:id="rIdu6qk5onosv1uhcmmxcozo">
               <w:r>
                 <w:rPr>
                   <w:rFonts w:ascii="Arial" w:cs="Arial" w:eastAsia="Arial" w:hAnsi="Arial"/>
@@ -3575,7 +3575,7 @@
               <w:spacing w:after="10" w:before="0"/>
               <w:ind w:left="120"/>
             </w:pPr>
-            <w:hyperlink w:history="1" r:id="rIdmjsligaco2r5axokgmrgl">
+            <w:hyperlink w:history="1" r:id="rIdtn7dz5mbce_p0zlwhns1u">
               <w:r>
                 <w:rPr>
                   <w:rFonts w:ascii="Arial" w:cs="Arial" w:eastAsia="Arial" w:hAnsi="Arial"/>
@@ -3620,7 +3620,7 @@
             <w:pPr>
               <w:spacing w:after="20" w:before="0"/>
             </w:pPr>
-            <w:hyperlink w:history="1" r:id="rIdled2a0q4aykoujim8n3_i">
+            <w:hyperlink w:history="1" r:id="rIdr-ahrihhiv3splrfoxkj0">
               <w:r>
                 <w:rPr>
                   <w:rFonts w:ascii="Arial" w:cs="Arial" w:eastAsia="Arial" w:hAnsi="Arial"/>
@@ -3653,7 +3653,7 @@
               <w:spacing w:after="10" w:before="0"/>
               <w:ind w:left="120"/>
             </w:pPr>
-            <w:hyperlink w:history="1" r:id="rIdir58gb7rbwumoshsvebla">
+            <w:hyperlink w:history="1" r:id="rIdohpfpccwbbgmbcbt487ap">
               <w:r>
                 <w:rPr>
                   <w:rFonts w:ascii="Arial" w:cs="Arial" w:eastAsia="Arial" w:hAnsi="Arial"/>
@@ -3848,7 +3848,7 @@
             <w:pPr>
               <w:spacing w:after="20" w:before="0"/>
             </w:pPr>
-            <w:hyperlink w:history="1" r:id="rId7ch4ha1eemf7vovsesq2s">
+            <w:hyperlink w:history="1" r:id="rIda1q5rlabswrb9e2ttvxbt">
               <w:r>
                 <w:rPr>
                   <w:rFonts w:ascii="Arial" w:cs="Arial" w:eastAsia="Arial" w:hAnsi="Arial"/>
@@ -3881,7 +3881,7 @@
               <w:spacing w:after="10" w:before="0"/>
               <w:ind w:left="120"/>
             </w:pPr>
-            <w:hyperlink w:history="1" r:id="rId5jyenjyfvbkbhm5kgmyc2">
+            <w:hyperlink w:history="1" r:id="rIdhiacowbpdulvrlg0hpmes">
               <w:r>
                 <w:rPr>
                   <w:rFonts w:ascii="Arial" w:cs="Arial" w:eastAsia="Arial" w:hAnsi="Arial"/>
@@ -3926,7 +3926,7 @@
             <w:pPr>
               <w:spacing w:after="20" w:before="0"/>
             </w:pPr>
-            <w:hyperlink w:history="1" r:id="rId1tqlhpzewcfwnq3cexkzb">
+            <w:hyperlink w:history="1" r:id="rIdgi7ygszmjo9dddcxsthgm">
               <w:r>
                 <w:rPr>
                   <w:rFonts w:ascii="Arial" w:cs="Arial" w:eastAsia="Arial" w:hAnsi="Arial"/>
@@ -3959,7 +3959,7 @@
               <w:spacing w:after="10" w:before="0"/>
               <w:ind w:left="120"/>
             </w:pPr>
-            <w:hyperlink w:history="1" r:id="rIdqxc_nqbg_pzfciqnmgs5-">
+            <w:hyperlink w:history="1" r:id="rIdeksdnmkwd_sea4hewe-4x">
               <w:r>
                 <w:rPr>
                   <w:rFonts w:ascii="Arial" w:cs="Arial" w:eastAsia="Arial" w:hAnsi="Arial"/>
@@ -4154,7 +4154,7 @@
             <w:pPr>
               <w:spacing w:after="20" w:before="0"/>
             </w:pPr>
-            <w:hyperlink w:history="1" r:id="rIdpqcq7mvvkia5ujjbsw5w2">
+            <w:hyperlink w:history="1" r:id="rIdqyfvqaw-tozu4uxxkt52i">
               <w:r>
                 <w:rPr>
                   <w:rFonts w:ascii="Arial" w:cs="Arial" w:eastAsia="Arial" w:hAnsi="Arial"/>
@@ -4187,7 +4187,7 @@
               <w:spacing w:after="10" w:before="0"/>
               <w:ind w:left="120"/>
             </w:pPr>
-            <w:hyperlink w:history="1" r:id="rIdwdu0x2fbpsf3eoqdc78ns">
+            <w:hyperlink w:history="1" r:id="rId3bqq6mszrsw1yqwnglvgx">
               <w:r>
                 <w:rPr>
                   <w:rFonts w:ascii="Arial" w:cs="Arial" w:eastAsia="Arial" w:hAnsi="Arial"/>
@@ -4232,7 +4232,7 @@
             <w:pPr>
               <w:spacing w:after="20" w:before="0"/>
             </w:pPr>
-            <w:hyperlink w:history="1" r:id="rIdyv1u84sveva17k3vylgku">
+            <w:hyperlink w:history="1" r:id="rIdzl_bb_bifbiqotgarv6jf">
               <w:r>
                 <w:rPr>
                   <w:rFonts w:ascii="Arial" w:cs="Arial" w:eastAsia="Arial" w:hAnsi="Arial"/>
@@ -4265,7 +4265,7 @@
               <w:spacing w:after="10" w:before="0"/>
               <w:ind w:left="120"/>
             </w:pPr>
-            <w:hyperlink w:history="1" r:id="rIdh8_ccyho4ecjhct-wdhz1">
+            <w:hyperlink w:history="1" r:id="rIdgfihlv3qm2qjb4dqgmt_s">
               <w:r>
                 <w:rPr>
                   <w:rFonts w:ascii="Arial" w:cs="Arial" w:eastAsia="Arial" w:hAnsi="Arial"/>
@@ -4460,7 +4460,7 @@
             <w:pPr>
               <w:spacing w:after="20" w:before="0"/>
             </w:pPr>
-            <w:hyperlink w:history="1" r:id="rIdxw4psftfqnr_j-pet7ilz">
+            <w:hyperlink w:history="1" r:id="rIdvejjdmcc0mw3nj3n0fvnh">
               <w:r>
                 <w:rPr>
                   <w:rFonts w:ascii="Arial" w:cs="Arial" w:eastAsia="Arial" w:hAnsi="Arial"/>
@@ -4493,7 +4493,7 @@
               <w:spacing w:after="10" w:before="0"/>
               <w:ind w:left="120"/>
             </w:pPr>
-            <w:hyperlink w:history="1" r:id="rIdj5de-3_p6a6xu-1yuqcub">
+            <w:hyperlink w:history="1" r:id="rIdsv0tbqtspa_njhsejzmum">
               <w:r>
                 <w:rPr>
                   <w:rFonts w:ascii="Arial" w:cs="Arial" w:eastAsia="Arial" w:hAnsi="Arial"/>
@@ -4538,7 +4538,7 @@
             <w:pPr>
               <w:spacing w:after="20" w:before="0"/>
             </w:pPr>
-            <w:hyperlink w:history="1" r:id="rIda2lj2p30dddjdxgqlshmg">
+            <w:hyperlink w:history="1" r:id="rIdqtgcr9pljwg7lqyzdcczz">
               <w:r>
                 <w:rPr>
                   <w:rFonts w:ascii="Arial" w:cs="Arial" w:eastAsia="Arial" w:hAnsi="Arial"/>
@@ -4587,7 +4587,7 @@
               <w:spacing w:after="10" w:before="0"/>
               <w:ind w:left="120"/>
             </w:pPr>
-            <w:hyperlink w:history="1" r:id="rIdhg1mgb6-pbwpwhreqxoby">
+            <w:hyperlink w:history="1" r:id="rId3dz4fyfk8h31drnhvikjm">
               <w:r>
                 <w:rPr>
                   <w:rFonts w:ascii="Arial" w:cs="Arial" w:eastAsia="Arial" w:hAnsi="Arial"/>
@@ -5099,7 +5099,7 @@
         </w:rPr>
         <w:t xml:space="preserve">© 2026 SeaVuria and ARES. Aligned with KICD objectives. Developed by SeaVuria; technical implementation by ARES (with AI assistance from Claude). Licensed under </w:t>
       </w:r>
-      <w:hyperlink w:history="1" r:id="rId81imyskoupq9caimosuvu">
+      <w:hyperlink w:history="1" r:id="rIdnigjulq8imlzcbypjchva">
         <w:r>
           <w:rPr>
             <w:rFonts w:ascii="Arial" w:cs="Arial" w:eastAsia="Arial" w:hAnsi="Arial"/>
@@ -5120,7 +5120,7 @@
         </w:rPr>
         <w:t xml:space="preserve"> (</w:t>
       </w:r>
-      <w:hyperlink w:history="1" r:id="rIdfz0fpvsi7wwvhw6wp3tm1">
+      <w:hyperlink w:history="1" r:id="rIdmgqmsgdyd6ibwjhh1c-hj">
         <w:r>
           <w:rPr>
             <w:rFonts w:ascii="Arial" w:cs="Arial" w:eastAsia="Arial" w:hAnsi="Arial"/>
@@ -6133,7 +6133,7 @@
             <w:pPr>
               <w:spacing w:after="20" w:before="0"/>
             </w:pPr>
-            <w:hyperlink w:history="1" r:id="rId_qn5ehfgiow75vacyvbud">
+            <w:hyperlink w:history="1" r:id="rIdzedgw_ajtne0bmfoxwvtx">
               <w:r>
                 <w:rPr>
                   <w:rFonts w:ascii="Arial" w:cs="Arial" w:eastAsia="Arial" w:hAnsi="Arial"/>
@@ -6166,7 +6166,7 @@
               <w:spacing w:after="10" w:before="0"/>
               <w:ind w:left="120"/>
             </w:pPr>
-            <w:hyperlink w:history="1" r:id="rIdvqyphvvlq89etqlc1o0nl">
+            <w:hyperlink w:history="1" r:id="rIds6uij-dcs1qtjqq88bag3">
               <w:r>
                 <w:rPr>
                   <w:rFonts w:ascii="Arial" w:cs="Arial" w:eastAsia="Arial" w:hAnsi="Arial"/>
@@ -6211,7 +6211,7 @@
             <w:pPr>
               <w:spacing w:after="20" w:before="0"/>
             </w:pPr>
-            <w:hyperlink w:history="1" r:id="rIdechxfosylekfldek-5t1i">
+            <w:hyperlink w:history="1" r:id="rIdamle6nfdngffzofpfm5p1">
               <w:r>
                 <w:rPr>
                   <w:rFonts w:ascii="Arial" w:cs="Arial" w:eastAsia="Arial" w:hAnsi="Arial"/>
@@ -6244,7 +6244,7 @@
               <w:spacing w:after="10" w:before="0"/>
               <w:ind w:left="120"/>
             </w:pPr>
-            <w:hyperlink w:history="1" r:id="rId5pm9yfpohbxag3cya5zyg">
+            <w:hyperlink w:history="1" r:id="rIdidwv8w-rdxxrnos-a4dhx">
               <w:r>
                 <w:rPr>
                   <w:rFonts w:ascii="Arial" w:cs="Arial" w:eastAsia="Arial" w:hAnsi="Arial"/>
@@ -6439,7 +6439,7 @@
             <w:pPr>
               <w:spacing w:after="20" w:before="0"/>
             </w:pPr>
-            <w:hyperlink w:history="1" r:id="rIdzhwxou6qorwy9xk0tck33">
+            <w:hyperlink w:history="1" r:id="rIdsglwlwhmu0exoi6vk0ise">
               <w:r>
                 <w:rPr>
                   <w:rFonts w:ascii="Arial" w:cs="Arial" w:eastAsia="Arial" w:hAnsi="Arial"/>
@@ -6472,7 +6472,7 @@
               <w:spacing w:after="10" w:before="0"/>
               <w:ind w:left="120"/>
             </w:pPr>
-            <w:hyperlink w:history="1" r:id="rId7uvz46-f5qrpbdc0hokr3">
+            <w:hyperlink w:history="1" r:id="rIde-nfwbwznmnvb6cut4gaw">
               <w:r>
                 <w:rPr>
                   <w:rFonts w:ascii="Arial" w:cs="Arial" w:eastAsia="Arial" w:hAnsi="Arial"/>
@@ -6517,7 +6517,7 @@
             <w:pPr>
               <w:spacing w:after="20" w:before="0"/>
             </w:pPr>
-            <w:hyperlink w:history="1" r:id="rId5gyb1fadmt_pdc1pvpkmj">
+            <w:hyperlink w:history="1" r:id="rIdn819tpnu5oim9ug2cmjwg">
               <w:r>
                 <w:rPr>
                   <w:rFonts w:ascii="Arial" w:cs="Arial" w:eastAsia="Arial" w:hAnsi="Arial"/>
@@ -6550,7 +6550,7 @@
               <w:spacing w:after="10" w:before="0"/>
               <w:ind w:left="120"/>
             </w:pPr>
-            <w:hyperlink w:history="1" r:id="rId3a5xffbrco3vdjfwfp1yb">
+            <w:hyperlink w:history="1" r:id="rIdapgxnd4oowse6k8mso_if">
               <w:r>
                 <w:rPr>
                   <w:rFonts w:ascii="Arial" w:cs="Arial" w:eastAsia="Arial" w:hAnsi="Arial"/>
@@ -6745,7 +6745,7 @@
             <w:pPr>
               <w:spacing w:after="20" w:before="0"/>
             </w:pPr>
-            <w:hyperlink w:history="1" r:id="rId5avaiseco26plwvkhiovl">
+            <w:hyperlink w:history="1" r:id="rIdrldvtha2-30rgrase4782">
               <w:r>
                 <w:rPr>
                   <w:rFonts w:ascii="Arial" w:cs="Arial" w:eastAsia="Arial" w:hAnsi="Arial"/>
@@ -6794,7 +6794,7 @@
               <w:spacing w:after="10" w:before="0"/>
               <w:ind w:left="120"/>
             </w:pPr>
-            <w:hyperlink w:history="1" r:id="rIdhqaj6tgbsxyplgv1gxv2d">
+            <w:hyperlink w:history="1" r:id="rId2l6woupwguom43wqrq49k">
               <w:r>
                 <w:rPr>
                   <w:rFonts w:ascii="Arial" w:cs="Arial" w:eastAsia="Arial" w:hAnsi="Arial"/>
@@ -6839,7 +6839,7 @@
             <w:pPr>
               <w:spacing w:after="20" w:before="0"/>
             </w:pPr>
-            <w:hyperlink w:history="1" r:id="rIdjuhg5adomnh0fsp5w9g80">
+            <w:hyperlink w:history="1" r:id="rId5n2qutbsxyititrkpk7tk">
               <w:r>
                 <w:rPr>
                   <w:rFonts w:ascii="Arial" w:cs="Arial" w:eastAsia="Arial" w:hAnsi="Arial"/>
@@ -6888,7 +6888,7 @@
               <w:spacing w:after="10" w:before="0"/>
               <w:ind w:left="120"/>
             </w:pPr>
-            <w:hyperlink w:history="1" r:id="rIduvws97viti97hwtkjkva3">
+            <w:hyperlink w:history="1" r:id="rIdix851vhdxrntj7xx0vvp2">
               <w:r>
                 <w:rPr>
                   <w:rFonts w:ascii="Arial" w:cs="Arial" w:eastAsia="Arial" w:hAnsi="Arial"/>
@@ -7083,7 +7083,7 @@
             <w:pPr>
               <w:spacing w:after="20" w:before="0"/>
             </w:pPr>
-            <w:hyperlink w:history="1" r:id="rIdedqn9wfwsy07_pnswyimz">
+            <w:hyperlink w:history="1" r:id="rIdfmkm8iiofsvxom0ndxjvz">
               <w:r>
                 <w:rPr>
                   <w:rFonts w:ascii="Arial" w:cs="Arial" w:eastAsia="Arial" w:hAnsi="Arial"/>
@@ -7132,7 +7132,7 @@
               <w:spacing w:after="10" w:before="0"/>
               <w:ind w:left="120"/>
             </w:pPr>
-            <w:hyperlink w:history="1" r:id="rIdsdxpyxzz1cuax7--dy_hd">
+            <w:hyperlink w:history="1" r:id="rIdohxa5ybrtwcj5j9gephi4">
               <w:r>
                 <w:rPr>
                   <w:rFonts w:ascii="Arial" w:cs="Arial" w:eastAsia="Arial" w:hAnsi="Arial"/>
@@ -7177,7 +7177,7 @@
             <w:pPr>
               <w:spacing w:after="20" w:before="0"/>
             </w:pPr>
-            <w:hyperlink w:history="1" r:id="rIdgf8jbbt2992mx-xtgpdvz">
+            <w:hyperlink w:history="1" r:id="rIdnfmrbkkoy4wcw4jit_v91">
               <w:r>
                 <w:rPr>
                   <w:rFonts w:ascii="Arial" w:cs="Arial" w:eastAsia="Arial" w:hAnsi="Arial"/>
@@ -7226,7 +7226,7 @@
               <w:spacing w:after="10" w:before="0"/>
               <w:ind w:left="120"/>
             </w:pPr>
-            <w:hyperlink w:history="1" r:id="rIdabrso1hcqy1cny7wop3ls">
+            <w:hyperlink w:history="1" r:id="rIdqgdwfr5rkcydubo6c7z3g">
               <w:r>
                 <w:rPr>
                   <w:rFonts w:ascii="Arial" w:cs="Arial" w:eastAsia="Arial" w:hAnsi="Arial"/>
@@ -7421,7 +7421,7 @@
             <w:pPr>
               <w:spacing w:after="20" w:before="0"/>
             </w:pPr>
-            <w:hyperlink w:history="1" r:id="rIdhe_6jpeiah-j9dbfz2sfs">
+            <w:hyperlink w:history="1" r:id="rIdjcvlkmivuzpdrqf37izah">
               <w:r>
                 <w:rPr>
                   <w:rFonts w:ascii="Arial" w:cs="Arial" w:eastAsia="Arial" w:hAnsi="Arial"/>
@@ -7470,7 +7470,7 @@
               <w:spacing w:after="10" w:before="0"/>
               <w:ind w:left="120"/>
             </w:pPr>
-            <w:hyperlink w:history="1" r:id="rId7sibeoemjq96ggcukfb1w">
+            <w:hyperlink w:history="1" r:id="rIdw0cdyckutxfmqwkupz6vu">
               <w:r>
                 <w:rPr>
                   <w:rFonts w:ascii="Arial" w:cs="Arial" w:eastAsia="Arial" w:hAnsi="Arial"/>
@@ -7515,7 +7515,7 @@
             <w:pPr>
               <w:spacing w:after="20" w:before="0"/>
             </w:pPr>
-            <w:hyperlink w:history="1" r:id="rIdihppyomihxbglcylhcxub">
+            <w:hyperlink w:history="1" r:id="rIdeexqufmqhhvnvuqv8t_ej">
               <w:r>
                 <w:rPr>
                   <w:rFonts w:ascii="Arial" w:cs="Arial" w:eastAsia="Arial" w:hAnsi="Arial"/>
@@ -7564,7 +7564,7 @@
               <w:spacing w:after="10" w:before="0"/>
               <w:ind w:left="120"/>
             </w:pPr>
-            <w:hyperlink w:history="1" r:id="rIdy9qal_8bdz0jz468kiat_">
+            <w:hyperlink w:history="1" r:id="rIddwdtrmm06g2xfmhfnksgk">
               <w:r>
                 <w:rPr>
                   <w:rFonts w:ascii="Arial" w:cs="Arial" w:eastAsia="Arial" w:hAnsi="Arial"/>
@@ -8076,7 +8076,7 @@
         </w:rPr>
         <w:t xml:space="preserve">© 2026 SeaVuria and ARES. Aligned with KICD objectives. Developed by SeaVuria; technical implementation by ARES (with AI assistance from Claude). Licensed under </w:t>
       </w:r>
-      <w:hyperlink w:history="1" r:id="rIdu0k6dynan03rsnklfzv7v">
+      <w:hyperlink w:history="1" r:id="rIdmpp13sx4yvpsgpsxsldjq">
         <w:r>
           <w:rPr>
             <w:rFonts w:ascii="Arial" w:cs="Arial" w:eastAsia="Arial" w:hAnsi="Arial"/>
@@ -8097,7 +8097,7 @@
         </w:rPr>
         <w:t xml:space="preserve"> (</w:t>
       </w:r>
-      <w:hyperlink w:history="1" r:id="rIdmfrowfjpuffaksszmge8w">
+      <w:hyperlink w:history="1" r:id="rIddjon--3flx88jotzndqgj">
         <w:r>
           <w:rPr>
             <w:rFonts w:ascii="Arial" w:cs="Arial" w:eastAsia="Arial" w:hAnsi="Arial"/>
@@ -9110,7 +9110,7 @@
             <w:pPr>
               <w:spacing w:after="20" w:before="0"/>
             </w:pPr>
-            <w:hyperlink w:history="1" r:id="rIdk9upk-znqpkd6zh60ip4g">
+            <w:hyperlink w:history="1" r:id="rIdtw1omr7inkq-xa7sgl0op">
               <w:r>
                 <w:rPr>
                   <w:rFonts w:ascii="Arial" w:cs="Arial" w:eastAsia="Arial" w:hAnsi="Arial"/>
@@ -9143,7 +9143,7 @@
               <w:spacing w:after="10" w:before="0"/>
               <w:ind w:left="120"/>
             </w:pPr>
-            <w:hyperlink w:history="1" r:id="rId0e-75y6u-7svjhh9qx6dt">
+            <w:hyperlink w:history="1" r:id="rId1r_jw7kj41exa9bdtooss">
               <w:r>
                 <w:rPr>
                   <w:rFonts w:ascii="Arial" w:cs="Arial" w:eastAsia="Arial" w:hAnsi="Arial"/>
@@ -9188,7 +9188,7 @@
             <w:pPr>
               <w:spacing w:after="20" w:before="0"/>
             </w:pPr>
-            <w:hyperlink w:history="1" r:id="rId1fl5hs1tgwm_jlt7ahrvz">
+            <w:hyperlink w:history="1" r:id="rIdpjtr79ux-fy0lkcmv-yx1">
               <w:r>
                 <w:rPr>
                   <w:rFonts w:ascii="Arial" w:cs="Arial" w:eastAsia="Arial" w:hAnsi="Arial"/>
@@ -9221,7 +9221,7 @@
               <w:spacing w:after="10" w:before="0"/>
               <w:ind w:left="120"/>
             </w:pPr>
-            <w:hyperlink w:history="1" r:id="rIdyyicjxinqe4qhnztudttm">
+            <w:hyperlink w:history="1" r:id="rIdzawyvg3fg-na2flxthv6u">
               <w:r>
                 <w:rPr>
                   <w:rFonts w:ascii="Arial" w:cs="Arial" w:eastAsia="Arial" w:hAnsi="Arial"/>
@@ -9416,7 +9416,7 @@
             <w:pPr>
               <w:spacing w:after="20" w:before="0"/>
             </w:pPr>
-            <w:hyperlink w:history="1" r:id="rIdvrr3qvx-8pg4ec9dr1tzu">
+            <w:hyperlink w:history="1" r:id="rId3mbq_hugjimsjxr6xmiqq">
               <w:r>
                 <w:rPr>
                   <w:rFonts w:ascii="Arial" w:cs="Arial" w:eastAsia="Arial" w:hAnsi="Arial"/>
@@ -9449,7 +9449,7 @@
               <w:spacing w:after="10" w:before="0"/>
               <w:ind w:left="120"/>
             </w:pPr>
-            <w:hyperlink w:history="1" r:id="rIdm9ils5kk2bqx-foczxncb">
+            <w:hyperlink w:history="1" r:id="rId8rmz8zjv-fnmoulhaaktm">
               <w:r>
                 <w:rPr>
                   <w:rFonts w:ascii="Arial" w:cs="Arial" w:eastAsia="Arial" w:hAnsi="Arial"/>
@@ -9494,7 +9494,7 @@
             <w:pPr>
               <w:spacing w:after="20" w:before="0"/>
             </w:pPr>
-            <w:hyperlink w:history="1" r:id="rIdsxqxeupuwbku9pofsm5ko">
+            <w:hyperlink w:history="1" r:id="rIdeg3ucrgh1myq_34kfhqov">
               <w:r>
                 <w:rPr>
                   <w:rFonts w:ascii="Arial" w:cs="Arial" w:eastAsia="Arial" w:hAnsi="Arial"/>
@@ -9527,7 +9527,7 @@
               <w:spacing w:after="10" w:before="0"/>
               <w:ind w:left="120"/>
             </w:pPr>
-            <w:hyperlink w:history="1" r:id="rId0uzaf3hoqtopgapmblsui">
+            <w:hyperlink w:history="1" r:id="rIdw5sy4dmjmjzyfcma1g2tj">
               <w:r>
                 <w:rPr>
                   <w:rFonts w:ascii="Arial" w:cs="Arial" w:eastAsia="Arial" w:hAnsi="Arial"/>
@@ -9722,7 +9722,7 @@
             <w:pPr>
               <w:spacing w:after="20" w:before="0"/>
             </w:pPr>
-            <w:hyperlink w:history="1" r:id="rIdbpytrnlszx3t8pwhxuthz">
+            <w:hyperlink w:history="1" r:id="rId0a_xelcuhx6femia_difm">
               <w:r>
                 <w:rPr>
                   <w:rFonts w:ascii="Arial" w:cs="Arial" w:eastAsia="Arial" w:hAnsi="Arial"/>
@@ -9755,7 +9755,7 @@
               <w:spacing w:after="10" w:before="0"/>
               <w:ind w:left="120"/>
             </w:pPr>
-            <w:hyperlink w:history="1" r:id="rIdxprdhuw2sbitwpy6gkbvj">
+            <w:hyperlink w:history="1" r:id="rIdp0eng91ptzhf1jp4sk2jy">
               <w:r>
                 <w:rPr>
                   <w:rFonts w:ascii="Arial" w:cs="Arial" w:eastAsia="Arial" w:hAnsi="Arial"/>
@@ -9800,7 +9800,7 @@
             <w:pPr>
               <w:spacing w:after="20" w:before="0"/>
             </w:pPr>
-            <w:hyperlink w:history="1" r:id="rIdun_rnzzsgy0e34vgx_mtx">
+            <w:hyperlink w:history="1" r:id="rIdpeplj0nt9zylwnynnkdx8">
               <w:r>
                 <w:rPr>
                   <w:rFonts w:ascii="Arial" w:cs="Arial" w:eastAsia="Arial" w:hAnsi="Arial"/>
@@ -9849,7 +9849,7 @@
               <w:spacing w:after="10" w:before="0"/>
               <w:ind w:left="120"/>
             </w:pPr>
-            <w:hyperlink w:history="1" r:id="rIddjls6f46ke6uzp5u6brii">
+            <w:hyperlink w:history="1" r:id="rIdtv3-ywzoozus2fajl-vrr">
               <w:r>
                 <w:rPr>
                   <w:rFonts w:ascii="Arial" w:cs="Arial" w:eastAsia="Arial" w:hAnsi="Arial"/>
@@ -10044,7 +10044,7 @@
             <w:pPr>
               <w:spacing w:after="20" w:before="0"/>
             </w:pPr>
-            <w:hyperlink w:history="1" r:id="rIdgiifv-dessdyyahuzakwh">
+            <w:hyperlink w:history="1" r:id="rIdlnrjpv3cf_4isoau2jrx4">
               <w:r>
                 <w:rPr>
                   <w:rFonts w:ascii="Arial" w:cs="Arial" w:eastAsia="Arial" w:hAnsi="Arial"/>
@@ -10077,7 +10077,7 @@
               <w:spacing w:after="10" w:before="0"/>
               <w:ind w:left="120"/>
             </w:pPr>
-            <w:hyperlink w:history="1" r:id="rIdhihmd-vtudgpzheynwojz">
+            <w:hyperlink w:history="1" r:id="rIdaxndiiquujopr3vqha2gz">
               <w:r>
                 <w:rPr>
                   <w:rFonts w:ascii="Arial" w:cs="Arial" w:eastAsia="Arial" w:hAnsi="Arial"/>
@@ -10122,7 +10122,7 @@
             <w:pPr>
               <w:spacing w:after="20" w:before="0"/>
             </w:pPr>
-            <w:hyperlink w:history="1" r:id="rIdzoq4k-00yoj0e_j9p81fu">
+            <w:hyperlink w:history="1" r:id="rIdtktbs5wmxrbgmvukx_ak0">
               <w:r>
                 <w:rPr>
                   <w:rFonts w:ascii="Arial" w:cs="Arial" w:eastAsia="Arial" w:hAnsi="Arial"/>
@@ -10171,7 +10171,7 @@
               <w:spacing w:after="10" w:before="0"/>
               <w:ind w:left="120"/>
             </w:pPr>
-            <w:hyperlink w:history="1" r:id="rId9tpdxzkxzmlgjz5sxput3">
+            <w:hyperlink w:history="1" r:id="rIdsh5dc5jrnp4_vi7qgqbie">
               <w:r>
                 <w:rPr>
                   <w:rFonts w:ascii="Arial" w:cs="Arial" w:eastAsia="Arial" w:hAnsi="Arial"/>
@@ -10366,7 +10366,7 @@
             <w:pPr>
               <w:spacing w:after="20" w:before="0"/>
             </w:pPr>
-            <w:hyperlink w:history="1" r:id="rId8rd8ujdyycq4frzqx51mq">
+            <w:hyperlink w:history="1" r:id="rId8jojhqf9tmq-bscqnerqf">
               <w:r>
                 <w:rPr>
                   <w:rFonts w:ascii="Arial" w:cs="Arial" w:eastAsia="Arial" w:hAnsi="Arial"/>
@@ -10415,7 +10415,7 @@
               <w:spacing w:after="10" w:before="0"/>
               <w:ind w:left="120"/>
             </w:pPr>
-            <w:hyperlink w:history="1" r:id="rIdkz3ugem7oyzxh-tnumj-2">
+            <w:hyperlink w:history="1" r:id="rId5d3wkdvs4zydc-5yee2cb">
               <w:r>
                 <w:rPr>
                   <w:rFonts w:ascii="Arial" w:cs="Arial" w:eastAsia="Arial" w:hAnsi="Arial"/>
@@ -10460,7 +10460,7 @@
             <w:pPr>
               <w:spacing w:after="20" w:before="0"/>
             </w:pPr>
-            <w:hyperlink w:history="1" r:id="rIdeo1js23tocwregpgas1xh">
+            <w:hyperlink w:history="1" r:id="rIdwm54vwsxwah70p3jdi58m">
               <w:r>
                 <w:rPr>
                   <w:rFonts w:ascii="Arial" w:cs="Arial" w:eastAsia="Arial" w:hAnsi="Arial"/>
@@ -10509,7 +10509,7 @@
               <w:spacing w:after="10" w:before="0"/>
               <w:ind w:left="120"/>
             </w:pPr>
-            <w:hyperlink w:history="1" r:id="rIdh54fttabho9dl8xmdbxeg">
+            <w:hyperlink w:history="1" r:id="rIdzy7kolvabcmjms9vl_um5">
               <w:r>
                 <w:rPr>
                   <w:rFonts w:ascii="Arial" w:cs="Arial" w:eastAsia="Arial" w:hAnsi="Arial"/>
@@ -11021,7 +11021,7 @@
         </w:rPr>
         <w:t xml:space="preserve">© 2026 SeaVuria and ARES. Aligned with KICD objectives. Developed by SeaVuria; technical implementation by ARES (with AI assistance from Claude). Licensed under </w:t>
       </w:r>
-      <w:hyperlink w:history="1" r:id="rIdqzjkvbybz2knz4uffshoj">
+      <w:hyperlink w:history="1" r:id="rIdoggyytmsnwkao2aisboxd">
         <w:r>
           <w:rPr>
             <w:rFonts w:ascii="Arial" w:cs="Arial" w:eastAsia="Arial" w:hAnsi="Arial"/>
@@ -11042,7 +11042,7 @@
         </w:rPr>
         <w:t xml:space="preserve"> (</w:t>
       </w:r>
-      <w:hyperlink w:history="1" r:id="rIddbot_js8egrqdlzdy32s1">
+      <w:hyperlink w:history="1" r:id="rIdufqwqypk3ex64gvnc521a">
         <w:r>
           <w:rPr>
             <w:rFonts w:ascii="Arial" w:cs="Arial" w:eastAsia="Arial" w:hAnsi="Arial"/>
@@ -12234,7 +12234,7 @@
             <w:pPr>
               <w:spacing w:after="20" w:before="0"/>
             </w:pPr>
-            <w:hyperlink w:history="1" r:id="rIdxu5rhaw1g1hjj0sgl6bdl">
+            <w:hyperlink w:history="1" r:id="rId9u9yhulagra2t84fgx55o">
               <w:r>
                 <w:rPr>
                   <w:rFonts w:ascii="Arial" w:cs="Arial" w:eastAsia="Arial" w:hAnsi="Arial"/>
@@ -12267,7 +12267,7 @@
               <w:spacing w:after="10" w:before="0"/>
               <w:ind w:left="120"/>
             </w:pPr>
-            <w:hyperlink w:history="1" r:id="rIdbi8ddsdekv_rbodml2rhf">
+            <w:hyperlink w:history="1" r:id="rId-m_xi0musvvd1pisc_e4x">
               <w:r>
                 <w:rPr>
                   <w:rFonts w:ascii="Arial" w:cs="Arial" w:eastAsia="Arial" w:hAnsi="Arial"/>
@@ -12312,7 +12312,7 @@
             <w:pPr>
               <w:spacing w:after="20" w:before="0"/>
             </w:pPr>
-            <w:hyperlink w:history="1" r:id="rId3boqwbksvx1oixa0nodoc">
+            <w:hyperlink w:history="1" r:id="rIdbvft21hhr52d3fuhj9beg">
               <w:r>
                 <w:rPr>
                   <w:rFonts w:ascii="Arial" w:cs="Arial" w:eastAsia="Arial" w:hAnsi="Arial"/>
@@ -12345,7 +12345,7 @@
               <w:spacing w:after="10" w:before="0"/>
               <w:ind w:left="120"/>
             </w:pPr>
-            <w:hyperlink w:history="1" r:id="rIdvcxq_eijybttga-jskyco">
+            <w:hyperlink w:history="1" r:id="rId9e80hhqrclassk8tgx0_e">
               <w:r>
                 <w:rPr>
                   <w:rFonts w:ascii="Arial" w:cs="Arial" w:eastAsia="Arial" w:hAnsi="Arial"/>
@@ -12540,7 +12540,7 @@
             <w:pPr>
               <w:spacing w:after="20" w:before="0"/>
             </w:pPr>
-            <w:hyperlink w:history="1" r:id="rId6d2k6z2zihcv2hr_e2-1w">
+            <w:hyperlink w:history="1" r:id="rIdt-aay18d0y26hlgfzv2-b">
               <w:r>
                 <w:rPr>
                   <w:rFonts w:ascii="Arial" w:cs="Arial" w:eastAsia="Arial" w:hAnsi="Arial"/>
@@ -12573,7 +12573,7 @@
               <w:spacing w:after="10" w:before="0"/>
               <w:ind w:left="120"/>
             </w:pPr>
-            <w:hyperlink w:history="1" r:id="rId26find90xgafng9v71iix">
+            <w:hyperlink w:history="1" r:id="rIdwdlzur4o8ko623foddm_n">
               <w:r>
                 <w:rPr>
                   <w:rFonts w:ascii="Arial" w:cs="Arial" w:eastAsia="Arial" w:hAnsi="Arial"/>
@@ -12618,7 +12618,7 @@
             <w:pPr>
               <w:spacing w:after="20" w:before="0"/>
             </w:pPr>
-            <w:hyperlink w:history="1" r:id="rIdatxcmb-j-bus3jua4dvhf">
+            <w:hyperlink w:history="1" r:id="rIde2rz9tjr1tzmvsqwatv19">
               <w:r>
                 <w:rPr>
                   <w:rFonts w:ascii="Arial" w:cs="Arial" w:eastAsia="Arial" w:hAnsi="Arial"/>
@@ -12651,7 +12651,7 @@
               <w:spacing w:after="10" w:before="0"/>
               <w:ind w:left="120"/>
             </w:pPr>
-            <w:hyperlink w:history="1" r:id="rIdeveapyzdquskhlmtlcmqt">
+            <w:hyperlink w:history="1" r:id="rIdhl4jlil2e7h4tnky-o0f1">
               <w:r>
                 <w:rPr>
                   <w:rFonts w:ascii="Arial" w:cs="Arial" w:eastAsia="Arial" w:hAnsi="Arial"/>
@@ -12846,7 +12846,7 @@
             <w:pPr>
               <w:spacing w:after="20" w:before="0"/>
             </w:pPr>
-            <w:hyperlink w:history="1" r:id="rId0v1qnyhluvozcknnuidck">
+            <w:hyperlink w:history="1" r:id="rId58phitafjtxoupql27smn">
               <w:r>
                 <w:rPr>
                   <w:rFonts w:ascii="Arial" w:cs="Arial" w:eastAsia="Arial" w:hAnsi="Arial"/>
@@ -12895,7 +12895,7 @@
               <w:spacing w:after="10" w:before="0"/>
               <w:ind w:left="120"/>
             </w:pPr>
-            <w:hyperlink w:history="1" r:id="rIdy2g6sodr2ui9qboqanwsu">
+            <w:hyperlink w:history="1" r:id="rId345z6ufzebwftwxcd-qct">
               <w:r>
                 <w:rPr>
                   <w:rFonts w:ascii="Arial" w:cs="Arial" w:eastAsia="Arial" w:hAnsi="Arial"/>
@@ -12940,7 +12940,7 @@
             <w:pPr>
               <w:spacing w:after="20" w:before="0"/>
             </w:pPr>
-            <w:hyperlink w:history="1" r:id="rId3onvd4gs0jzg-_ukrufqg">
+            <w:hyperlink w:history="1" r:id="rIdch0qolr5r__-6h-yuf4jj">
               <w:r>
                 <w:rPr>
                   <w:rFonts w:ascii="Arial" w:cs="Arial" w:eastAsia="Arial" w:hAnsi="Arial"/>
@@ -12989,7 +12989,7 @@
               <w:spacing w:after="10" w:before="0"/>
               <w:ind w:left="120"/>
             </w:pPr>
-            <w:hyperlink w:history="1" r:id="rIdi1xshogqcx5cla5jaiwer">
+            <w:hyperlink w:history="1" r:id="rId25ntq8voomz2vpgiovbhd">
               <w:r>
                 <w:rPr>
                   <w:rFonts w:ascii="Arial" w:cs="Arial" w:eastAsia="Arial" w:hAnsi="Arial"/>
@@ -13184,7 +13184,7 @@
             <w:pPr>
               <w:spacing w:after="20" w:before="0"/>
             </w:pPr>
-            <w:hyperlink w:history="1" r:id="rId7ziijw8r_ura3zmkejn4q">
+            <w:hyperlink w:history="1" r:id="rIdexqc8mzdk5tbmjnlv_9kl">
               <w:r>
                 <w:rPr>
                   <w:rFonts w:ascii="Arial" w:cs="Arial" w:eastAsia="Arial" w:hAnsi="Arial"/>
@@ -13233,7 +13233,7 @@
               <w:spacing w:after="10" w:before="0"/>
               <w:ind w:left="120"/>
             </w:pPr>
-            <w:hyperlink w:history="1" r:id="rIdpiers7-wkilcwsmyvnbkh">
+            <w:hyperlink w:history="1" r:id="rId2qvpatpvfvlh1hi7reak3">
               <w:r>
                 <w:rPr>
                   <w:rFonts w:ascii="Arial" w:cs="Arial" w:eastAsia="Arial" w:hAnsi="Arial"/>
@@ -13278,7 +13278,7 @@
             <w:pPr>
               <w:spacing w:after="20" w:before="0"/>
             </w:pPr>
-            <w:hyperlink w:history="1" r:id="rIduosbztj1aggkix-zr8uq6">
+            <w:hyperlink w:history="1" r:id="rIdlscxjqn5mts8n7jqnnto7">
               <w:r>
                 <w:rPr>
                   <w:rFonts w:ascii="Arial" w:cs="Arial" w:eastAsia="Arial" w:hAnsi="Arial"/>
@@ -13327,7 +13327,7 @@
               <w:spacing w:after="10" w:before="0"/>
               <w:ind w:left="120"/>
             </w:pPr>
-            <w:hyperlink w:history="1" r:id="rIdfma_7inghfkmncydnjr_a">
+            <w:hyperlink w:history="1" r:id="rIdq8dqpl2baablfgmskdct4">
               <w:r>
                 <w:rPr>
                   <w:rFonts w:ascii="Arial" w:cs="Arial" w:eastAsia="Arial" w:hAnsi="Arial"/>
@@ -13522,7 +13522,7 @@
             <w:pPr>
               <w:spacing w:after="20" w:before="0"/>
             </w:pPr>
-            <w:hyperlink w:history="1" r:id="rIdmnmfdo_asasnz_uo7v3zq">
+            <w:hyperlink w:history="1" r:id="rIdv2hd23_odjkfguap9puy7">
               <w:r>
                 <w:rPr>
                   <w:rFonts w:ascii="Arial" w:cs="Arial" w:eastAsia="Arial" w:hAnsi="Arial"/>
@@ -13571,7 +13571,7 @@
               <w:spacing w:after="10" w:before="0"/>
               <w:ind w:left="120"/>
             </w:pPr>
-            <w:hyperlink w:history="1" r:id="rIdlb6c2pojnr_67innuxiwe">
+            <w:hyperlink w:history="1" r:id="rId6-9scy5icn3ma8m6a7jx2">
               <w:r>
                 <w:rPr>
                   <w:rFonts w:ascii="Arial" w:cs="Arial" w:eastAsia="Arial" w:hAnsi="Arial"/>
@@ -13616,7 +13616,7 @@
             <w:pPr>
               <w:spacing w:after="20" w:before="0"/>
             </w:pPr>
-            <w:hyperlink w:history="1" r:id="rIdgy4kzija0tkaczylx93qs">
+            <w:hyperlink w:history="1" r:id="rIdb3cpxzbrw4ixmkugeapw-">
               <w:r>
                 <w:rPr>
                   <w:rFonts w:ascii="Arial" w:cs="Arial" w:eastAsia="Arial" w:hAnsi="Arial"/>
@@ -13665,7 +13665,7 @@
               <w:spacing w:after="10" w:before="0"/>
               <w:ind w:left="120"/>
             </w:pPr>
-            <w:hyperlink w:history="1" r:id="rIdkg1zjiovutyupw0hnbyru">
+            <w:hyperlink w:history="1" r:id="rIdr6n58iwlnumkrgpuybxfb">
               <w:r>
                 <w:rPr>
                   <w:rFonts w:ascii="Arial" w:cs="Arial" w:eastAsia="Arial" w:hAnsi="Arial"/>
@@ -14253,7 +14253,7 @@
         </w:rPr>
         <w:t xml:space="preserve">© 2026 SeaVuria and ARES. Aligned with KICD objectives. Developed by SeaVuria; technical implementation by ARES (with AI assistance from Claude). Licensed under </w:t>
       </w:r>
-      <w:hyperlink w:history="1" r:id="rIdjukyw7onytx4pzth_skzx">
+      <w:hyperlink w:history="1" r:id="rIdmpftugiwdde0dtz47vx5p">
         <w:r>
           <w:rPr>
             <w:rFonts w:ascii="Arial" w:cs="Arial" w:eastAsia="Arial" w:hAnsi="Arial"/>
@@ -14274,7 +14274,7 @@
         </w:rPr>
         <w:t xml:space="preserve"> (</w:t>
       </w:r>
-      <w:hyperlink w:history="1" r:id="rIdqjbqerdntv56cspqbwg_n">
+      <w:hyperlink w:history="1" r:id="rIdvjxex9h32roq1jpkfno0d">
         <w:r>
           <w:rPr>
             <w:rFonts w:ascii="Arial" w:cs="Arial" w:eastAsia="Arial" w:hAnsi="Arial"/>
@@ -15287,7 +15287,7 @@
             <w:pPr>
               <w:spacing w:after="20" w:before="0"/>
             </w:pPr>
-            <w:hyperlink w:history="1" r:id="rIdozez-ln9eqywup2v3egv8">
+            <w:hyperlink w:history="1" r:id="rIdqzxjeywstq9l_ghbm-udw">
               <w:r>
                 <w:rPr>
                   <w:rFonts w:ascii="Arial" w:cs="Arial" w:eastAsia="Arial" w:hAnsi="Arial"/>
@@ -15320,7 +15320,7 @@
               <w:spacing w:after="10" w:before="0"/>
               <w:ind w:left="120"/>
             </w:pPr>
-            <w:hyperlink w:history="1" r:id="rIdfjkpxlq3fxmqsi_giutgl">
+            <w:hyperlink w:history="1" r:id="rIdnz6snybw4cowxjkoga2-y">
               <w:r>
                 <w:rPr>
                   <w:rFonts w:ascii="Arial" w:cs="Arial" w:eastAsia="Arial" w:hAnsi="Arial"/>
@@ -15365,7 +15365,7 @@
             <w:pPr>
               <w:spacing w:after="20" w:before="0"/>
             </w:pPr>
-            <w:hyperlink w:history="1" r:id="rId62vgkvsb2herwzh1kkmdh">
+            <w:hyperlink w:history="1" r:id="rIdzc_djzfd6azecvfov6_br">
               <w:r>
                 <w:rPr>
                   <w:rFonts w:ascii="Arial" w:cs="Arial" w:eastAsia="Arial" w:hAnsi="Arial"/>
@@ -15398,7 +15398,7 @@
               <w:spacing w:after="10" w:before="0"/>
               <w:ind w:left="120"/>
             </w:pPr>
-            <w:hyperlink w:history="1" r:id="rId5ayn9oxf78cu6gd0vk9al">
+            <w:hyperlink w:history="1" r:id="rIdohzx9vzkj1g0a7-5ekv_s">
               <w:r>
                 <w:rPr>
                   <w:rFonts w:ascii="Arial" w:cs="Arial" w:eastAsia="Arial" w:hAnsi="Arial"/>
@@ -15593,7 +15593,7 @@
             <w:pPr>
               <w:spacing w:after="20" w:before="0"/>
             </w:pPr>
-            <w:hyperlink w:history="1" r:id="rIdbv37ap-hwcr5mhslqlxy9">
+            <w:hyperlink w:history="1" r:id="rIdxhuuvadvjht_ps3ebogd0">
               <w:r>
                 <w:rPr>
                   <w:rFonts w:ascii="Arial" w:cs="Arial" w:eastAsia="Arial" w:hAnsi="Arial"/>
@@ -15626,7 +15626,7 @@
               <w:spacing w:after="10" w:before="0"/>
               <w:ind w:left="120"/>
             </w:pPr>
-            <w:hyperlink w:history="1" r:id="rIdrankv0xyw3yo_vu-l0rz_">
+            <w:hyperlink w:history="1" r:id="rId3mday_ahih8w8pzkbn7ld">
               <w:r>
                 <w:rPr>
                   <w:rFonts w:ascii="Arial" w:cs="Arial" w:eastAsia="Arial" w:hAnsi="Arial"/>
@@ -15671,7 +15671,7 @@
             <w:pPr>
               <w:spacing w:after="20" w:before="0"/>
             </w:pPr>
-            <w:hyperlink w:history="1" r:id="rIdtjtsgxwwkhxkevytzpgiu">
+            <w:hyperlink w:history="1" r:id="rIdoh83ep7c95fwioipdq-tc">
               <w:r>
                 <w:rPr>
                   <w:rFonts w:ascii="Arial" w:cs="Arial" w:eastAsia="Arial" w:hAnsi="Arial"/>
@@ -15704,7 +15704,7 @@
               <w:spacing w:after="10" w:before="0"/>
               <w:ind w:left="120"/>
             </w:pPr>
-            <w:hyperlink w:history="1" r:id="rIdvqb8qg36iile3go-wkvql">
+            <w:hyperlink w:history="1" r:id="rIdofp59vj0bfgizdfchbvwf">
               <w:r>
                 <w:rPr>
                   <w:rFonts w:ascii="Arial" w:cs="Arial" w:eastAsia="Arial" w:hAnsi="Arial"/>
@@ -15899,7 +15899,7 @@
             <w:pPr>
               <w:spacing w:after="20" w:before="0"/>
             </w:pPr>
-            <w:hyperlink w:history="1" r:id="rIdxsm1f49em8j9uywvymv96">
+            <w:hyperlink w:history="1" r:id="rId0r1nxhnpvxhosi3kwok4g">
               <w:r>
                 <w:rPr>
                   <w:rFonts w:ascii="Arial" w:cs="Arial" w:eastAsia="Arial" w:hAnsi="Arial"/>
@@ -15932,7 +15932,7 @@
               <w:spacing w:after="10" w:before="0"/>
               <w:ind w:left="120"/>
             </w:pPr>
-            <w:hyperlink w:history="1" r:id="rIdadzbtotbytj6-b0e8vkem">
+            <w:hyperlink w:history="1" r:id="rIdrtrmzh843u5ji26apbigq">
               <w:r>
                 <w:rPr>
                   <w:rFonts w:ascii="Arial" w:cs="Arial" w:eastAsia="Arial" w:hAnsi="Arial"/>
@@ -15977,7 +15977,7 @@
             <w:pPr>
               <w:spacing w:after="20" w:before="0"/>
             </w:pPr>
-            <w:hyperlink w:history="1" r:id="rIdxfshbyluln0as8-sp9pha">
+            <w:hyperlink w:history="1" r:id="rIdyglojgpx_fzb_ldiysin1">
               <w:r>
                 <w:rPr>
                   <w:rFonts w:ascii="Arial" w:cs="Arial" w:eastAsia="Arial" w:hAnsi="Arial"/>
@@ -16010,7 +16010,7 @@
               <w:spacing w:after="10" w:before="0"/>
               <w:ind w:left="120"/>
             </w:pPr>
-            <w:hyperlink w:history="1" r:id="rIdbz5xr5q05mtijh9iu7ijg">
+            <w:hyperlink w:history="1" r:id="rIdxcz36njrzdp-gohzg0xvp">
               <w:r>
                 <w:rPr>
                   <w:rFonts w:ascii="Arial" w:cs="Arial" w:eastAsia="Arial" w:hAnsi="Arial"/>
@@ -16205,7 +16205,7 @@
             <w:pPr>
               <w:spacing w:after="20" w:before="0"/>
             </w:pPr>
-            <w:hyperlink w:history="1" r:id="rId02kc1k3ejwd8hgvnvvywh">
+            <w:hyperlink w:history="1" r:id="rIdvswndspe94b3k8pnfy9lw">
               <w:r>
                 <w:rPr>
                   <w:rFonts w:ascii="Arial" w:cs="Arial" w:eastAsia="Arial" w:hAnsi="Arial"/>
@@ -16238,7 +16238,7 @@
               <w:spacing w:after="10" w:before="0"/>
               <w:ind w:left="120"/>
             </w:pPr>
-            <w:hyperlink w:history="1" r:id="rIdm0b9piv8d006u18kawf-d">
+            <w:hyperlink w:history="1" r:id="rIdgfqq0_ac6t5ycbariqsqi">
               <w:r>
                 <w:rPr>
                   <w:rFonts w:ascii="Arial" w:cs="Arial" w:eastAsia="Arial" w:hAnsi="Arial"/>
@@ -16283,7 +16283,7 @@
             <w:pPr>
               <w:spacing w:after="20" w:before="0"/>
             </w:pPr>
-            <w:hyperlink w:history="1" r:id="rIdz08ltl2ejumxtmsyrryg2">
+            <w:hyperlink w:history="1" r:id="rIdjvucios1sygxsh4qalz4b">
               <w:r>
                 <w:rPr>
                   <w:rFonts w:ascii="Arial" w:cs="Arial" w:eastAsia="Arial" w:hAnsi="Arial"/>
@@ -16316,7 +16316,7 @@
               <w:spacing w:after="10" w:before="0"/>
               <w:ind w:left="120"/>
             </w:pPr>
-            <w:hyperlink w:history="1" r:id="rIdeqksklyhjdeog3b7ddkql">
+            <w:hyperlink w:history="1" r:id="rId3hphjsmaulackkv-uiitk">
               <w:r>
                 <w:rPr>
                   <w:rFonts w:ascii="Arial" w:cs="Arial" w:eastAsia="Arial" w:hAnsi="Arial"/>
@@ -16511,7 +16511,7 @@
             <w:pPr>
               <w:spacing w:after="20" w:before="0"/>
             </w:pPr>
-            <w:hyperlink w:history="1" r:id="rIdeoqrqa6un5yy6xw65t7eo">
+            <w:hyperlink w:history="1" r:id="rIdlzypgta3bwh4twwpaswj0">
               <w:r>
                 <w:rPr>
                   <w:rFonts w:ascii="Arial" w:cs="Arial" w:eastAsia="Arial" w:hAnsi="Arial"/>
@@ -16560,7 +16560,7 @@
               <w:spacing w:after="10" w:before="0"/>
               <w:ind w:left="120"/>
             </w:pPr>
-            <w:hyperlink w:history="1" r:id="rIdexi9fz1uxvbkxr3npqscg">
+            <w:hyperlink w:history="1" r:id="rIdpotubpeacwzwvt_xk80vw">
               <w:r>
                 <w:rPr>
                   <w:rFonts w:ascii="Arial" w:cs="Arial" w:eastAsia="Arial" w:hAnsi="Arial"/>
@@ -16605,7 +16605,7 @@
             <w:pPr>
               <w:spacing w:after="20" w:before="0"/>
             </w:pPr>
-            <w:hyperlink w:history="1" r:id="rIdynxlka9opbhswwfgilptr">
+            <w:hyperlink w:history="1" r:id="rIdgnlklxtthmu4bkechyeu-">
               <w:r>
                 <w:rPr>
                   <w:rFonts w:ascii="Arial" w:cs="Arial" w:eastAsia="Arial" w:hAnsi="Arial"/>
@@ -16638,7 +16638,7 @@
               <w:spacing w:after="10" w:before="0"/>
               <w:ind w:left="120"/>
             </w:pPr>
-            <w:hyperlink w:history="1" r:id="rId6p3hqe7lb6sjnos2o7okl">
+            <w:hyperlink w:history="1" r:id="rIdtz4kteyqy0daxiqp_v6y4">
               <w:r>
                 <w:rPr>
                   <w:rFonts w:ascii="Arial" w:cs="Arial" w:eastAsia="Arial" w:hAnsi="Arial"/>
@@ -17150,7 +17150,7 @@
         </w:rPr>
         <w:t xml:space="preserve">© 2026 SeaVuria and ARES. Aligned with KICD objectives. Developed by SeaVuria; technical implementation by ARES (with AI assistance from Claude). Licensed under </w:t>
       </w:r>
-      <w:hyperlink w:history="1" r:id="rIdyr2ll5ld_ba5xvpzkfyks">
+      <w:hyperlink w:history="1" r:id="rIdyzy69cd6lma1p7foxspza">
         <w:r>
           <w:rPr>
             <w:rFonts w:ascii="Arial" w:cs="Arial" w:eastAsia="Arial" w:hAnsi="Arial"/>
@@ -17171,7 +17171,7 @@
         </w:rPr>
         <w:t xml:space="preserve"> (</w:t>
       </w:r>
-      <w:hyperlink w:history="1" r:id="rId0zsgpz2kodosrcnpgwchd">
+      <w:hyperlink w:history="1" r:id="rId-ls_z1i8uyfkfwmhf25-e">
         <w:r>
           <w:rPr>
             <w:rFonts w:ascii="Arial" w:cs="Arial" w:eastAsia="Arial" w:hAnsi="Arial"/>
@@ -18184,7 +18184,7 @@
             <w:pPr>
               <w:spacing w:after="20" w:before="0"/>
             </w:pPr>
-            <w:hyperlink w:history="1" r:id="rIdm3wp-qpsngb1r6htil85n">
+            <w:hyperlink w:history="1" r:id="rId33xsfqnlmr2jvctf3yy5l">
               <w:r>
                 <w:rPr>
                   <w:rFonts w:ascii="Arial" w:cs="Arial" w:eastAsia="Arial" w:hAnsi="Arial"/>
@@ -18217,7 +18217,7 @@
               <w:spacing w:after="10" w:before="0"/>
               <w:ind w:left="120"/>
             </w:pPr>
-            <w:hyperlink w:history="1" r:id="rIdjkflihtkp_5e4slf0dtdk">
+            <w:hyperlink w:history="1" r:id="rIdzqcam0iwc-pvtvyrx7olq">
               <w:r>
                 <w:rPr>
                   <w:rFonts w:ascii="Arial" w:cs="Arial" w:eastAsia="Arial" w:hAnsi="Arial"/>
@@ -18262,7 +18262,7 @@
             <w:pPr>
               <w:spacing w:after="20" w:before="0"/>
             </w:pPr>
-            <w:hyperlink w:history="1" r:id="rIdmbzuwhxbvgfxmv8gvtv6g">
+            <w:hyperlink w:history="1" r:id="rIdwsd9glfcd1hyi8a4_z4q9">
               <w:r>
                 <w:rPr>
                   <w:rFonts w:ascii="Arial" w:cs="Arial" w:eastAsia="Arial" w:hAnsi="Arial"/>
@@ -18295,7 +18295,7 @@
               <w:spacing w:after="10" w:before="0"/>
               <w:ind w:left="120"/>
             </w:pPr>
-            <w:hyperlink w:history="1" r:id="rIddtlg30dvdbkbakwiexaxv">
+            <w:hyperlink w:history="1" r:id="rIdodfz9imfl-ikdlxecw8pq">
               <w:r>
                 <w:rPr>
                   <w:rFonts w:ascii="Arial" w:cs="Arial" w:eastAsia="Arial" w:hAnsi="Arial"/>
@@ -18490,7 +18490,7 @@
             <w:pPr>
               <w:spacing w:after="20" w:before="0"/>
             </w:pPr>
-            <w:hyperlink w:history="1" r:id="rIdjmfvgyf69ancbhtulk6-e">
+            <w:hyperlink w:history="1" r:id="rIdjzjj-2jqnflh1tnkf0qd9">
               <w:r>
                 <w:rPr>
                   <w:rFonts w:ascii="Arial" w:cs="Arial" w:eastAsia="Arial" w:hAnsi="Arial"/>
@@ -18523,7 +18523,7 @@
               <w:spacing w:after="10" w:before="0"/>
               <w:ind w:left="120"/>
             </w:pPr>
-            <w:hyperlink w:history="1" r:id="rIdggi8yzugwhf4urypqvlsz">
+            <w:hyperlink w:history="1" r:id="rIdr1wq_jlc4s7yarlo1gcd0">
               <w:r>
                 <w:rPr>
                   <w:rFonts w:ascii="Arial" w:cs="Arial" w:eastAsia="Arial" w:hAnsi="Arial"/>
@@ -18568,7 +18568,7 @@
             <w:pPr>
               <w:spacing w:after="20" w:before="0"/>
             </w:pPr>
-            <w:hyperlink w:history="1" r:id="rIdr7epi8aygbh0h8qzmyims">
+            <w:hyperlink w:history="1" r:id="rIdlptuniomhdgqe_dx0blbs">
               <w:r>
                 <w:rPr>
                   <w:rFonts w:ascii="Arial" w:cs="Arial" w:eastAsia="Arial" w:hAnsi="Arial"/>
@@ -18601,7 +18601,7 @@
               <w:spacing w:after="10" w:before="0"/>
               <w:ind w:left="120"/>
             </w:pPr>
-            <w:hyperlink w:history="1" r:id="rIdnsjfhfosk_knhpplugut-">
+            <w:hyperlink w:history="1" r:id="rIdzjfgne-bkg2z6ggbezxkh">
               <w:r>
                 <w:rPr>
                   <w:rFonts w:ascii="Arial" w:cs="Arial" w:eastAsia="Arial" w:hAnsi="Arial"/>
@@ -18796,7 +18796,7 @@
             <w:pPr>
               <w:spacing w:after="20" w:before="0"/>
             </w:pPr>
-            <w:hyperlink w:history="1" r:id="rIdoipbd1grhhnnjby0nfvyw">
+            <w:hyperlink w:history="1" r:id="rId1kjydh-jtziqebnbcuytj">
               <w:r>
                 <w:rPr>
                   <w:rFonts w:ascii="Arial" w:cs="Arial" w:eastAsia="Arial" w:hAnsi="Arial"/>
@@ -18829,7 +18829,7 @@
               <w:spacing w:after="10" w:before="0"/>
               <w:ind w:left="120"/>
             </w:pPr>
-            <w:hyperlink w:history="1" r:id="rIdlqpdhiizcuogdmxpug-c1">
+            <w:hyperlink w:history="1" r:id="rIdpfy_ad_wxovdmzez42r9h">
               <w:r>
                 <w:rPr>
                   <w:rFonts w:ascii="Arial" w:cs="Arial" w:eastAsia="Arial" w:hAnsi="Arial"/>
@@ -18874,7 +18874,7 @@
             <w:pPr>
               <w:spacing w:after="20" w:before="0"/>
             </w:pPr>
-            <w:hyperlink w:history="1" r:id="rId1qhleiqjspuenpjw1u8_c">
+            <w:hyperlink w:history="1" r:id="rIdls4zif5rligpjmikrojgn">
               <w:r>
                 <w:rPr>
                   <w:rFonts w:ascii="Arial" w:cs="Arial" w:eastAsia="Arial" w:hAnsi="Arial"/>
@@ -18907,7 +18907,7 @@
               <w:spacing w:after="10" w:before="0"/>
               <w:ind w:left="120"/>
             </w:pPr>
-            <w:hyperlink w:history="1" r:id="rId7upee-fe-cpvousn_0qro">
+            <w:hyperlink w:history="1" r:id="rIdbces6wwxyuotuadug5d4o">
               <w:r>
                 <w:rPr>
                   <w:rFonts w:ascii="Arial" w:cs="Arial" w:eastAsia="Arial" w:hAnsi="Arial"/>
@@ -19102,7 +19102,7 @@
             <w:pPr>
               <w:spacing w:after="20" w:before="0"/>
             </w:pPr>
-            <w:hyperlink w:history="1" r:id="rIdb3csebv9qzqegbi6j3fz7">
+            <w:hyperlink w:history="1" r:id="rIdja2-lnyr8hcpx8wysb5fs">
               <w:r>
                 <w:rPr>
                   <w:rFonts w:ascii="Arial" w:cs="Arial" w:eastAsia="Arial" w:hAnsi="Arial"/>
@@ -19135,7 +19135,7 @@
               <w:spacing w:after="10" w:before="0"/>
               <w:ind w:left="120"/>
             </w:pPr>
-            <w:hyperlink w:history="1" r:id="rId-6sgdnjgq5x-1t5fvzwza">
+            <w:hyperlink w:history="1" r:id="rIdbpinrqy4cpnlxb0zr6wdt">
               <w:r>
                 <w:rPr>
                   <w:rFonts w:ascii="Arial" w:cs="Arial" w:eastAsia="Arial" w:hAnsi="Arial"/>
@@ -19180,7 +19180,7 @@
             <w:pPr>
               <w:spacing w:after="20" w:before="0"/>
             </w:pPr>
-            <w:hyperlink w:history="1" r:id="rIdpxe-vwan_71kaj6pw3vqi">
+            <w:hyperlink w:history="1" r:id="rIdkquhazcha-zdr0lgrbjo0">
               <w:r>
                 <w:rPr>
                   <w:rFonts w:ascii="Arial" w:cs="Arial" w:eastAsia="Arial" w:hAnsi="Arial"/>
@@ -19213,7 +19213,7 @@
               <w:spacing w:after="10" w:before="0"/>
               <w:ind w:left="120"/>
             </w:pPr>
-            <w:hyperlink w:history="1" r:id="rIdzacqiworpzan8fgsga-_r">
+            <w:hyperlink w:history="1" r:id="rIdaxbbaznqiqskulhihhfdt">
               <w:r>
                 <w:rPr>
                   <w:rFonts w:ascii="Arial" w:cs="Arial" w:eastAsia="Arial" w:hAnsi="Arial"/>
@@ -19408,7 +19408,7 @@
             <w:pPr>
               <w:spacing w:after="20" w:before="0"/>
             </w:pPr>
-            <w:hyperlink w:history="1" r:id="rIdrhapjrhilkhriaypogrtt">
+            <w:hyperlink w:history="1" r:id="rIdf2tsaqkedoex0hva6ylvx">
               <w:r>
                 <w:rPr>
                   <w:rFonts w:ascii="Arial" w:cs="Arial" w:eastAsia="Arial" w:hAnsi="Arial"/>
@@ -19441,7 +19441,7 @@
               <w:spacing w:after="10" w:before="0"/>
               <w:ind w:left="120"/>
             </w:pPr>
-            <w:hyperlink w:history="1" r:id="rId_bua2uxc9l-yhwdz8bcqn">
+            <w:hyperlink w:history="1" r:id="rIdk6kgqkpejity-pdur4o7u">
               <w:r>
                 <w:rPr>
                   <w:rFonts w:ascii="Arial" w:cs="Arial" w:eastAsia="Arial" w:hAnsi="Arial"/>
@@ -19486,7 +19486,7 @@
             <w:pPr>
               <w:spacing w:after="20" w:before="0"/>
             </w:pPr>
-            <w:hyperlink w:history="1" r:id="rIdmn6yopt1gwammicpb0jc4">
+            <w:hyperlink w:history="1" r:id="rIdndooqgh111kq-fjewyuxr">
               <w:r>
                 <w:rPr>
                   <w:rFonts w:ascii="Arial" w:cs="Arial" w:eastAsia="Arial" w:hAnsi="Arial"/>
@@ -19535,7 +19535,7 @@
               <w:spacing w:after="10" w:before="0"/>
               <w:ind w:left="120"/>
             </w:pPr>
-            <w:hyperlink w:history="1" r:id="rIddyav5-fxmeusxwaeywwtp">
+            <w:hyperlink w:history="1" r:id="rIdpqm7-kgfkvxkdnodcgswk">
               <w:r>
                 <w:rPr>
                   <w:rFonts w:ascii="Arial" w:cs="Arial" w:eastAsia="Arial" w:hAnsi="Arial"/>
@@ -20047,7 +20047,7 @@
         </w:rPr>
         <w:t xml:space="preserve">© 2026 SeaVuria and ARES. Aligned with KICD objectives. Developed by SeaVuria; technical implementation by ARES (with AI assistance from Claude). Licensed under </w:t>
       </w:r>
-      <w:hyperlink w:history="1" r:id="rIdpzppl-jlny2kw0wmdky1z">
+      <w:hyperlink w:history="1" r:id="rIdfkwjy2cvslfdgkq7uqbhg">
         <w:r>
           <w:rPr>
             <w:rFonts w:ascii="Arial" w:cs="Arial" w:eastAsia="Arial" w:hAnsi="Arial"/>
@@ -20068,7 +20068,7 @@
         </w:rPr>
         <w:t xml:space="preserve"> (</w:t>
       </w:r>
-      <w:hyperlink w:history="1" r:id="rIdotvy7lst_v6teo0647sk8">
+      <w:hyperlink w:history="1" r:id="rIdaimhomwi1kcoweacowcay">
         <w:r>
           <w:rPr>
             <w:rFonts w:ascii="Arial" w:cs="Arial" w:eastAsia="Arial" w:hAnsi="Arial"/>
@@ -21320,7 +21320,7 @@
             <w:pPr>
               <w:spacing w:after="20" w:before="0"/>
             </w:pPr>
-            <w:hyperlink w:history="1" r:id="rIdte6fx1qkbcxft_w1fswwo">
+            <w:hyperlink w:history="1" r:id="rIdtxkfkfguspznmungvfxxh">
               <w:r>
                 <w:rPr>
                   <w:rFonts w:ascii="Arial" w:cs="Arial" w:eastAsia="Arial" w:hAnsi="Arial"/>
@@ -21369,7 +21369,7 @@
               <w:spacing w:after="10" w:before="0"/>
               <w:ind w:left="120"/>
             </w:pPr>
-            <w:hyperlink w:history="1" r:id="rIdo5ntcfug7t7mss2y_io7v">
+            <w:hyperlink w:history="1" r:id="rIdpubflg32hbyq99n22orfp">
               <w:r>
                 <w:rPr>
                   <w:rFonts w:ascii="Arial" w:cs="Arial" w:eastAsia="Arial" w:hAnsi="Arial"/>
@@ -21414,7 +21414,7 @@
             <w:pPr>
               <w:spacing w:after="20" w:before="0"/>
             </w:pPr>
-            <w:hyperlink w:history="1" r:id="rIdh94owxdftorux5tyhqbab">
+            <w:hyperlink w:history="1" r:id="rIdei5pqifc4xqu89u510zty">
               <w:r>
                 <w:rPr>
                   <w:rFonts w:ascii="Arial" w:cs="Arial" w:eastAsia="Arial" w:hAnsi="Arial"/>
@@ -21447,7 +21447,7 @@
               <w:spacing w:after="10" w:before="0"/>
               <w:ind w:left="120"/>
             </w:pPr>
-            <w:hyperlink w:history="1" r:id="rIdh4vz_wka_lhsubgaigkm-">
+            <w:hyperlink w:history="1" r:id="rIdl9tuentvmsjlt4uiizlif">
               <w:r>
                 <w:rPr>
                   <w:rFonts w:ascii="Arial" w:cs="Arial" w:eastAsia="Arial" w:hAnsi="Arial"/>
@@ -21642,7 +21642,7 @@
             <w:pPr>
               <w:spacing w:after="20" w:before="0"/>
             </w:pPr>
-            <w:hyperlink w:history="1" r:id="rIdm2y6ho2xmynl4meb2l3kn">
+            <w:hyperlink w:history="1" r:id="rIdvkeb9xzc6nwilvfopykil">
               <w:r>
                 <w:rPr>
                   <w:rFonts w:ascii="Arial" w:cs="Arial" w:eastAsia="Arial" w:hAnsi="Arial"/>
@@ -21691,7 +21691,7 @@
               <w:spacing w:after="10" w:before="0"/>
               <w:ind w:left="120"/>
             </w:pPr>
-            <w:hyperlink w:history="1" r:id="rIdmqm-lw5sfed4ziu8hq6dd">
+            <w:hyperlink w:history="1" r:id="rIdfg_oaakp6g7ctfvalztce">
               <w:r>
                 <w:rPr>
                   <w:rFonts w:ascii="Arial" w:cs="Arial" w:eastAsia="Arial" w:hAnsi="Arial"/>
@@ -21736,7 +21736,7 @@
             <w:pPr>
               <w:spacing w:after="20" w:before="0"/>
             </w:pPr>
-            <w:hyperlink w:history="1" r:id="rIdhnhmd7pocnzkizughol0z">
+            <w:hyperlink w:history="1" r:id="rIdegoxrvc2s4h11ojeuh_hw">
               <w:r>
                 <w:rPr>
                   <w:rFonts w:ascii="Arial" w:cs="Arial" w:eastAsia="Arial" w:hAnsi="Arial"/>
@@ -21769,7 +21769,7 @@
               <w:spacing w:after="10" w:before="0"/>
               <w:ind w:left="120"/>
             </w:pPr>
-            <w:hyperlink w:history="1" r:id="rId5hlx4x84kn8fureotnr6i">
+            <w:hyperlink w:history="1" r:id="rIdjubtf1jckhp44-r0ksoky">
               <w:r>
                 <w:rPr>
                   <w:rFonts w:ascii="Arial" w:cs="Arial" w:eastAsia="Arial" w:hAnsi="Arial"/>
@@ -21964,7 +21964,7 @@
             <w:pPr>
               <w:spacing w:after="20" w:before="0"/>
             </w:pPr>
-            <w:hyperlink w:history="1" r:id="rIds-xeajuuvfng2myqt-zwt">
+            <w:hyperlink w:history="1" r:id="rIdplapkobwd2udxf80sjitl">
               <w:r>
                 <w:rPr>
                   <w:rFonts w:ascii="Arial" w:cs="Arial" w:eastAsia="Arial" w:hAnsi="Arial"/>
@@ -22013,7 +22013,7 @@
               <w:spacing w:after="10" w:before="0"/>
               <w:ind w:left="120"/>
             </w:pPr>
-            <w:hyperlink w:history="1" r:id="rIdjrx3f1w_q4llqewgpa71y">
+            <w:hyperlink w:history="1" r:id="rId9jdjquhayjclotdqh6bn5">
               <w:r>
                 <w:rPr>
                   <w:rFonts w:ascii="Arial" w:cs="Arial" w:eastAsia="Arial" w:hAnsi="Arial"/>
@@ -22058,7 +22058,7 @@
             <w:pPr>
               <w:spacing w:after="20" w:before="0"/>
             </w:pPr>
-            <w:hyperlink w:history="1" r:id="rIdimklm9yp-krtfzvp9axmp">
+            <w:hyperlink w:history="1" r:id="rId2vmjmep6ibxjzlp3u_zlk">
               <w:r>
                 <w:rPr>
                   <w:rFonts w:ascii="Arial" w:cs="Arial" w:eastAsia="Arial" w:hAnsi="Arial"/>
@@ -22107,7 +22107,7 @@
               <w:spacing w:after="10" w:before="0"/>
               <w:ind w:left="120"/>
             </w:pPr>
-            <w:hyperlink w:history="1" r:id="rId-rq_j8s64kjy_jon35ugu">
+            <w:hyperlink w:history="1" r:id="rId4cnkuqohpobsjnhqoohax">
               <w:r>
                 <w:rPr>
                   <w:rFonts w:ascii="Arial" w:cs="Arial" w:eastAsia="Arial" w:hAnsi="Arial"/>
@@ -22302,7 +22302,7 @@
             <w:pPr>
               <w:spacing w:after="20" w:before="0"/>
             </w:pPr>
-            <w:hyperlink w:history="1" r:id="rIdahbbeagxprp4-xrukbfkk">
+            <w:hyperlink w:history="1" r:id="rIdtfwnecgnxe4vjvwrf0vzs">
               <w:r>
                 <w:rPr>
                   <w:rFonts w:ascii="Arial" w:cs="Arial" w:eastAsia="Arial" w:hAnsi="Arial"/>
@@ -22351,7 +22351,7 @@
               <w:spacing w:after="10" w:before="0"/>
               <w:ind w:left="120"/>
             </w:pPr>
-            <w:hyperlink w:history="1" r:id="rIdt4g5kx5in6iis3vdiaace">
+            <w:hyperlink w:history="1" r:id="rId-1u2057amzdmidkhwpryd">
               <w:r>
                 <w:rPr>
                   <w:rFonts w:ascii="Arial" w:cs="Arial" w:eastAsia="Arial" w:hAnsi="Arial"/>
@@ -22396,7 +22396,7 @@
             <w:pPr>
               <w:spacing w:after="20" w:before="0"/>
             </w:pPr>
-            <w:hyperlink w:history="1" r:id="rIda2ecggoaj5l5rpop6w677">
+            <w:hyperlink w:history="1" r:id="rIda-njzojifnco7dnhzza8z">
               <w:r>
                 <w:rPr>
                   <w:rFonts w:ascii="Arial" w:cs="Arial" w:eastAsia="Arial" w:hAnsi="Arial"/>
@@ -22445,7 +22445,7 @@
               <w:spacing w:after="10" w:before="0"/>
               <w:ind w:left="120"/>
             </w:pPr>
-            <w:hyperlink w:history="1" r:id="rIdwtn1e2etdeiai8d07muvn">
+            <w:hyperlink w:history="1" r:id="rIdlpuppfmzosssmuhe-4rre">
               <w:r>
                 <w:rPr>
                   <w:rFonts w:ascii="Arial" w:cs="Arial" w:eastAsia="Arial" w:hAnsi="Arial"/>
@@ -22640,7 +22640,7 @@
             <w:pPr>
               <w:spacing w:after="20" w:before="0"/>
             </w:pPr>
-            <w:hyperlink w:history="1" r:id="rIdxxtowefqpcxxdfjdn4p2p">
+            <w:hyperlink w:history="1" r:id="rIdctnju2mvxsflwayrjmmnc">
               <w:r>
                 <w:rPr>
                   <w:rFonts w:ascii="Arial" w:cs="Arial" w:eastAsia="Arial" w:hAnsi="Arial"/>
@@ -22689,7 +22689,7 @@
               <w:spacing w:after="10" w:before="0"/>
               <w:ind w:left="120"/>
             </w:pPr>
-            <w:hyperlink w:history="1" r:id="rIdf73pk1xudcjxzkkdsjkjk">
+            <w:hyperlink w:history="1" r:id="rId4oizsngik6fjmhcrz0okn">
               <w:r>
                 <w:rPr>
                   <w:rFonts w:ascii="Arial" w:cs="Arial" w:eastAsia="Arial" w:hAnsi="Arial"/>
@@ -22734,7 +22734,7 @@
             <w:pPr>
               <w:spacing w:after="20" w:before="0"/>
             </w:pPr>
-            <w:hyperlink w:history="1" r:id="rIdpsat3abaoiowqn_b8dnjz">
+            <w:hyperlink w:history="1" r:id="rIddhe8dtfxqu5l9xbmvwxwc">
               <w:r>
                 <w:rPr>
                   <w:rFonts w:ascii="Arial" w:cs="Arial" w:eastAsia="Arial" w:hAnsi="Arial"/>
@@ -22783,7 +22783,7 @@
               <w:spacing w:after="10" w:before="0"/>
               <w:ind w:left="120"/>
             </w:pPr>
-            <w:hyperlink w:history="1" r:id="rIdkytskkeqt4jivdkl7zh4v">
+            <w:hyperlink w:history="1" r:id="rIdsempkzn961rs6jmev_9ef">
               <w:r>
                 <w:rPr>
                   <w:rFonts w:ascii="Arial" w:cs="Arial" w:eastAsia="Arial" w:hAnsi="Arial"/>
@@ -23295,7 +23295,7 @@
         </w:rPr>
         <w:t xml:space="preserve">© 2026 SeaVuria and ARES. Aligned with KICD objectives. Developed by SeaVuria; technical implementation by ARES (with AI assistance from Claude). Licensed under </w:t>
       </w:r>
-      <w:hyperlink w:history="1" r:id="rIdlmmvzwiepktfhegtmgtw6">
+      <w:hyperlink w:history="1" r:id="rIdm7zze9l3udzl-4ytlrldr">
         <w:r>
           <w:rPr>
             <w:rFonts w:ascii="Arial" w:cs="Arial" w:eastAsia="Arial" w:hAnsi="Arial"/>
@@ -23316,7 +23316,7 @@
         </w:rPr>
         <w:t xml:space="preserve"> (</w:t>
       </w:r>
-      <w:hyperlink w:history="1" r:id="rIdcouod6a7tzgowsmgbbsjt">
+      <w:hyperlink w:history="1" r:id="rIdusc5yhjydy0usax66omhu">
         <w:r>
           <w:rPr>
             <w:rFonts w:ascii="Arial" w:cs="Arial" w:eastAsia="Arial" w:hAnsi="Arial"/>
@@ -24528,7 +24528,7 @@
             <w:pPr>
               <w:spacing w:after="20" w:before="0"/>
             </w:pPr>
-            <w:hyperlink w:history="1" r:id="rIdk0vvoollpbawq6jhlzjep">
+            <w:hyperlink w:history="1" r:id="rIdogf-rleb-ohloqgrfkc7x">
               <w:r>
                 <w:rPr>
                   <w:rFonts w:ascii="Arial" w:cs="Arial" w:eastAsia="Arial" w:hAnsi="Arial"/>
@@ -24561,7 +24561,7 @@
               <w:spacing w:after="10" w:before="0"/>
               <w:ind w:left="120"/>
             </w:pPr>
-            <w:hyperlink w:history="1" r:id="rId1vwjvlojsmsskspncpcdt">
+            <w:hyperlink w:history="1" r:id="rIdt1zafgjvcprtxufgcfbew">
               <w:r>
                 <w:rPr>
                   <w:rFonts w:ascii="Arial" w:cs="Arial" w:eastAsia="Arial" w:hAnsi="Arial"/>
@@ -24606,7 +24606,7 @@
             <w:pPr>
               <w:spacing w:after="20" w:before="0"/>
             </w:pPr>
-            <w:hyperlink w:history="1" r:id="rIdlnlubvemmhmtvmr7moeop">
+            <w:hyperlink w:history="1" r:id="rId8xzwlvjmlz_lqogew7yb9">
               <w:r>
                 <w:rPr>
                   <w:rFonts w:ascii="Arial" w:cs="Arial" w:eastAsia="Arial" w:hAnsi="Arial"/>
@@ -24639,7 +24639,7 @@
               <w:spacing w:after="10" w:before="0"/>
               <w:ind w:left="120"/>
             </w:pPr>
-            <w:hyperlink w:history="1" r:id="rIdslo_iu7gmpql9mtpgrwpg">
+            <w:hyperlink w:history="1" r:id="rIdond90xhfckdhmbz1vpqzg">
               <w:r>
                 <w:rPr>
                   <w:rFonts w:ascii="Arial" w:cs="Arial" w:eastAsia="Arial" w:hAnsi="Arial"/>
@@ -24834,7 +24834,7 @@
             <w:pPr>
               <w:spacing w:after="20" w:before="0"/>
             </w:pPr>
-            <w:hyperlink w:history="1" r:id="rIdwhxyqxzrahab30y0whhrh">
+            <w:hyperlink w:history="1" r:id="rId2ckdizucgnpx5iqvylgae">
               <w:r>
                 <w:rPr>
                   <w:rFonts w:ascii="Arial" w:cs="Arial" w:eastAsia="Arial" w:hAnsi="Arial"/>
@@ -24867,7 +24867,7 @@
               <w:spacing w:after="10" w:before="0"/>
               <w:ind w:left="120"/>
             </w:pPr>
-            <w:hyperlink w:history="1" r:id="rIdc8p_cncu0ek2lqylgoypf">
+            <w:hyperlink w:history="1" r:id="rId4tdkihz67p4lpishe-req">
               <w:r>
                 <w:rPr>
                   <w:rFonts w:ascii="Arial" w:cs="Arial" w:eastAsia="Arial" w:hAnsi="Arial"/>
@@ -24912,7 +24912,7 @@
             <w:pPr>
               <w:spacing w:after="20" w:before="0"/>
             </w:pPr>
-            <w:hyperlink w:history="1" r:id="rIdnghkqarpwercln43xx1m9">
+            <w:hyperlink w:history="1" r:id="rIdqph9c1aser82p6cbfwl0k">
               <w:r>
                 <w:rPr>
                   <w:rFonts w:ascii="Arial" w:cs="Arial" w:eastAsia="Arial" w:hAnsi="Arial"/>
@@ -24945,7 +24945,7 @@
               <w:spacing w:after="10" w:before="0"/>
               <w:ind w:left="120"/>
             </w:pPr>
-            <w:hyperlink w:history="1" r:id="rIda75g9ucdnvva8xynzccps">
+            <w:hyperlink w:history="1" r:id="rIdc2xh4zsaelmcgmjaszvjb">
               <w:r>
                 <w:rPr>
                   <w:rFonts w:ascii="Arial" w:cs="Arial" w:eastAsia="Arial" w:hAnsi="Arial"/>
@@ -25140,7 +25140,7 @@
             <w:pPr>
               <w:spacing w:after="20" w:before="0"/>
             </w:pPr>
-            <w:hyperlink w:history="1" r:id="rIdnnt0m4m50dbjxr92nfmzj">
+            <w:hyperlink w:history="1" r:id="rId-gq4wropbbv_keocg02or">
               <w:r>
                 <w:rPr>
                   <w:rFonts w:ascii="Arial" w:cs="Arial" w:eastAsia="Arial" w:hAnsi="Arial"/>
@@ -25173,7 +25173,7 @@
               <w:spacing w:after="10" w:before="0"/>
               <w:ind w:left="120"/>
             </w:pPr>
-            <w:hyperlink w:history="1" r:id="rIdg_tc_js440ymy0vhxj6yk">
+            <w:hyperlink w:history="1" r:id="rIdz0bhajfmsu1q6nh080vnn">
               <w:r>
                 <w:rPr>
                   <w:rFonts w:ascii="Arial" w:cs="Arial" w:eastAsia="Arial" w:hAnsi="Arial"/>
@@ -25218,7 +25218,7 @@
             <w:pPr>
               <w:spacing w:after="20" w:before="0"/>
             </w:pPr>
-            <w:hyperlink w:history="1" r:id="rIdnwgmw41nemjuf_caxswot">
+            <w:hyperlink w:history="1" r:id="rIduo0kfbazwci1qoj2nfeob">
               <w:r>
                 <w:rPr>
                   <w:rFonts w:ascii="Arial" w:cs="Arial" w:eastAsia="Arial" w:hAnsi="Arial"/>
@@ -25251,7 +25251,7 @@
               <w:spacing w:after="10" w:before="0"/>
               <w:ind w:left="120"/>
             </w:pPr>
-            <w:hyperlink w:history="1" r:id="rIdgp4ndm3vwtl3zwuaj2law">
+            <w:hyperlink w:history="1" r:id="rIde2sztlot8pluh7id90orh">
               <w:r>
                 <w:rPr>
                   <w:rFonts w:ascii="Arial" w:cs="Arial" w:eastAsia="Arial" w:hAnsi="Arial"/>
@@ -25446,7 +25446,7 @@
             <w:pPr>
               <w:spacing w:after="20" w:before="0"/>
             </w:pPr>
-            <w:hyperlink w:history="1" r:id="rIdnim-24rnflopvpdram9eg">
+            <w:hyperlink w:history="1" r:id="rIdu-nu-9h2yy2bdgfbfpctk">
               <w:r>
                 <w:rPr>
                   <w:rFonts w:ascii="Arial" w:cs="Arial" w:eastAsia="Arial" w:hAnsi="Arial"/>
@@ -25479,7 +25479,7 @@
               <w:spacing w:after="10" w:before="0"/>
               <w:ind w:left="120"/>
             </w:pPr>
-            <w:hyperlink w:history="1" r:id="rIdxt9kbwdtuikz1p4-heqpw">
+            <w:hyperlink w:history="1" r:id="rIdqhl570_xruizja6vydf6r">
               <w:r>
                 <w:rPr>
                   <w:rFonts w:ascii="Arial" w:cs="Arial" w:eastAsia="Arial" w:hAnsi="Arial"/>
@@ -25524,7 +25524,7 @@
             <w:pPr>
               <w:spacing w:after="20" w:before="0"/>
             </w:pPr>
-            <w:hyperlink w:history="1" r:id="rIdfdrvo73-rsk44yie5com5">
+            <w:hyperlink w:history="1" r:id="rId8oyzokbngyll8gz9ip3lv">
               <w:r>
                 <w:rPr>
                   <w:rFonts w:ascii="Arial" w:cs="Arial" w:eastAsia="Arial" w:hAnsi="Arial"/>
@@ -25557,7 +25557,7 @@
               <w:spacing w:after="10" w:before="0"/>
               <w:ind w:left="120"/>
             </w:pPr>
-            <w:hyperlink w:history="1" r:id="rIdt4pzatx1cohdq5_ufjgsl">
+            <w:hyperlink w:history="1" r:id="rIde2sf9omlft7gd_mhmony2">
               <w:r>
                 <w:rPr>
                   <w:rFonts w:ascii="Arial" w:cs="Arial" w:eastAsia="Arial" w:hAnsi="Arial"/>
@@ -25752,7 +25752,7 @@
             <w:pPr>
               <w:spacing w:after="20" w:before="0"/>
             </w:pPr>
-            <w:hyperlink w:history="1" r:id="rIdmnus8sagzlc0g-dstvddv">
+            <w:hyperlink w:history="1" r:id="rIdsg7onoq7vqmbntaeohk5i">
               <w:r>
                 <w:rPr>
                   <w:rFonts w:ascii="Arial" w:cs="Arial" w:eastAsia="Arial" w:hAnsi="Arial"/>
@@ -25785,7 +25785,7 @@
               <w:spacing w:after="10" w:before="0"/>
               <w:ind w:left="120"/>
             </w:pPr>
-            <w:hyperlink w:history="1" r:id="rIdxj1ev5ptnhhr6pn7hz7gl">
+            <w:hyperlink w:history="1" r:id="rIdrs7iu9x3wgjszs4491_ni">
               <w:r>
                 <w:rPr>
                   <w:rFonts w:ascii="Arial" w:cs="Arial" w:eastAsia="Arial" w:hAnsi="Arial"/>
@@ -25830,7 +25830,7 @@
             <w:pPr>
               <w:spacing w:after="20" w:before="0"/>
             </w:pPr>
-            <w:hyperlink w:history="1" r:id="rIdjcci_hubtqwuydenkkdo0">
+            <w:hyperlink w:history="1" r:id="rIdednbvve9tdhgvkdptwdwz">
               <w:r>
                 <w:rPr>
                   <w:rFonts w:ascii="Arial" w:cs="Arial" w:eastAsia="Arial" w:hAnsi="Arial"/>
@@ -25879,7 +25879,7 @@
               <w:spacing w:after="10" w:before="0"/>
               <w:ind w:left="120"/>
             </w:pPr>
-            <w:hyperlink w:history="1" r:id="rIdczpfrcksfd3u5dvcgpiu9">
+            <w:hyperlink w:history="1" r:id="rIdbqks_lumdctebg5jnvzcq">
               <w:r>
                 <w:rPr>
                   <w:rFonts w:ascii="Arial" w:cs="Arial" w:eastAsia="Arial" w:hAnsi="Arial"/>
@@ -26391,7 +26391,7 @@
         </w:rPr>
         <w:t xml:space="preserve">© 2026 SeaVuria and ARES. Aligned with KICD objectives. Developed by SeaVuria; technical implementation by ARES (with AI assistance from Claude). Licensed under </w:t>
       </w:r>
-      <w:hyperlink w:history="1" r:id="rIdtnl6amghzndo5tktja_-t">
+      <w:hyperlink w:history="1" r:id="rIdyl5y6uktosrciky_droig">
         <w:r>
           <w:rPr>
             <w:rFonts w:ascii="Arial" w:cs="Arial" w:eastAsia="Arial" w:hAnsi="Arial"/>
@@ -26412,7 +26412,7 @@
         </w:rPr>
         <w:t xml:space="preserve"> (</w:t>
       </w:r>
-      <w:hyperlink w:history="1" r:id="rIdodk8tu_ouj08blii-l7os">
+      <w:hyperlink w:history="1" r:id="rId3ivcmzvruz9ozxejgzuzk">
         <w:r>
           <w:rPr>
             <w:rFonts w:ascii="Arial" w:cs="Arial" w:eastAsia="Arial" w:hAnsi="Arial"/>

--- a/data/outputs/v2/Essential_Mathematics/SS2.2_Reflection/Essential_Mathematics_Reflection_CBE_LessonSequence.docx
+++ b/data/outputs/v2/Essential_Mathematics/SS2.2_Reflection/Essential_Mathematics_Reflection_CBE_LessonSequence.docx
@@ -2184,7 +2184,7 @@
         </w:rPr>
         <w:t xml:space="preserve">© 2026 SeaVuria and ARES. This work is licensed under a </w:t>
       </w:r>
-      <w:hyperlink w:history="1" r:id="rId41ky7va9t4qw7fhm1jbwq">
+      <w:hyperlink w:history="1" r:id="rIddpl5kwysk7p9kfd2mqurb">
         <w:r>
           <w:rPr>
             <w:rFonts w:ascii="Arial" w:cs="Arial" w:eastAsia="Arial" w:hAnsi="Arial"/>
@@ -2204,7 +2204,7 @@
         </w:rPr>
         <w:t xml:space="preserve"> (</w:t>
       </w:r>
-      <w:hyperlink w:history="1" r:id="rIdmjup-nezgtchosm0xg6hz">
+      <w:hyperlink w:history="1" r:id="rIdp8pvpyaklyajt9jlw7o0d">
         <w:r>
           <w:rPr>
             <w:rFonts w:ascii="Arial" w:cs="Arial" w:eastAsia="Arial" w:hAnsi="Arial"/>
@@ -2224,7 +2224,7 @@
         </w:rPr>
         <w:t xml:space="preserve">). To view a copy of this license, visit </w:t>
       </w:r>
-      <w:hyperlink w:history="1" r:id="rIdgu_u6sksb-plp-0k8pjk2">
+      <w:hyperlink w:history="1" r:id="rIdklif7b3ph11jbx-d6dkof">
         <w:r>
           <w:rPr>
             <w:rFonts w:ascii="Arial" w:cs="Arial" w:eastAsia="Arial" w:hAnsi="Arial"/>
@@ -3236,7 +3236,7 @@
             <w:pPr>
               <w:spacing w:after="20" w:before="0"/>
             </w:pPr>
-            <w:hyperlink w:history="1" r:id="rIdhdsbnk6zo-vf55ry8jryy">
+            <w:hyperlink w:history="1" r:id="rIdqdbeyi5uxzeufol4b1anq">
               <w:r>
                 <w:rPr>
                   <w:rFonts w:ascii="Arial" w:cs="Arial" w:eastAsia="Arial" w:hAnsi="Arial"/>
@@ -3269,7 +3269,7 @@
               <w:spacing w:after="10" w:before="0"/>
               <w:ind w:left="120"/>
             </w:pPr>
-            <w:hyperlink w:history="1" r:id="rId2jjwnihehjqwiaaseid6p">
+            <w:hyperlink w:history="1" r:id="rId06ewnt2mozahxtheazpgy">
               <w:r>
                 <w:rPr>
                   <w:rFonts w:ascii="Arial" w:cs="Arial" w:eastAsia="Arial" w:hAnsi="Arial"/>
@@ -3314,7 +3314,7 @@
             <w:pPr>
               <w:spacing w:after="20" w:before="0"/>
             </w:pPr>
-            <w:hyperlink w:history="1" r:id="rId98bgbfp67xfq-9tglzpbv">
+            <w:hyperlink w:history="1" r:id="rId9tfmde620qponej_elbyk">
               <w:r>
                 <w:rPr>
                   <w:rFonts w:ascii="Arial" w:cs="Arial" w:eastAsia="Arial" w:hAnsi="Arial"/>
@@ -3347,7 +3347,7 @@
               <w:spacing w:after="10" w:before="0"/>
               <w:ind w:left="120"/>
             </w:pPr>
-            <w:hyperlink w:history="1" r:id="rIdidhhafv33dqpd2fmeb2ch">
+            <w:hyperlink w:history="1" r:id="rIdoheker0qjl3qxzcqxkl4b">
               <w:r>
                 <w:rPr>
                   <w:rFonts w:ascii="Arial" w:cs="Arial" w:eastAsia="Arial" w:hAnsi="Arial"/>
@@ -3542,7 +3542,7 @@
             <w:pPr>
               <w:spacing w:after="20" w:before="0"/>
             </w:pPr>
-            <w:hyperlink w:history="1" r:id="rIdu6qk5onosv1uhcmmxcozo">
+            <w:hyperlink w:history="1" r:id="rId0cgzrmspaexubb6exittf">
               <w:r>
                 <w:rPr>
                   <w:rFonts w:ascii="Arial" w:cs="Arial" w:eastAsia="Arial" w:hAnsi="Arial"/>
@@ -3575,7 +3575,7 @@
               <w:spacing w:after="10" w:before="0"/>
               <w:ind w:left="120"/>
             </w:pPr>
-            <w:hyperlink w:history="1" r:id="rIdtn7dz5mbce_p0zlwhns1u">
+            <w:hyperlink w:history="1" r:id="rId0tfzmfa-tmtptmcfa3fic">
               <w:r>
                 <w:rPr>
                   <w:rFonts w:ascii="Arial" w:cs="Arial" w:eastAsia="Arial" w:hAnsi="Arial"/>
@@ -3620,7 +3620,7 @@
             <w:pPr>
               <w:spacing w:after="20" w:before="0"/>
             </w:pPr>
-            <w:hyperlink w:history="1" r:id="rIdr-ahrihhiv3splrfoxkj0">
+            <w:hyperlink w:history="1" r:id="rId3p3xg5dvw2rzew3ujon4m">
               <w:r>
                 <w:rPr>
                   <w:rFonts w:ascii="Arial" w:cs="Arial" w:eastAsia="Arial" w:hAnsi="Arial"/>
@@ -3653,7 +3653,7 @@
               <w:spacing w:after="10" w:before="0"/>
               <w:ind w:left="120"/>
             </w:pPr>
-            <w:hyperlink w:history="1" r:id="rIdohpfpccwbbgmbcbt487ap">
+            <w:hyperlink w:history="1" r:id="rIdlwlm59eeq-dm4gp1svase">
               <w:r>
                 <w:rPr>
                   <w:rFonts w:ascii="Arial" w:cs="Arial" w:eastAsia="Arial" w:hAnsi="Arial"/>
@@ -3848,7 +3848,7 @@
             <w:pPr>
               <w:spacing w:after="20" w:before="0"/>
             </w:pPr>
-            <w:hyperlink w:history="1" r:id="rIda1q5rlabswrb9e2ttvxbt">
+            <w:hyperlink w:history="1" r:id="rIdgaof0tp4l0jkgcq5dlffo">
               <w:r>
                 <w:rPr>
                   <w:rFonts w:ascii="Arial" w:cs="Arial" w:eastAsia="Arial" w:hAnsi="Arial"/>
@@ -3881,7 +3881,7 @@
               <w:spacing w:after="10" w:before="0"/>
               <w:ind w:left="120"/>
             </w:pPr>
-            <w:hyperlink w:history="1" r:id="rIdhiacowbpdulvrlg0hpmes">
+            <w:hyperlink w:history="1" r:id="rId_x869vtet5mnqtoz_r8pm">
               <w:r>
                 <w:rPr>
                   <w:rFonts w:ascii="Arial" w:cs="Arial" w:eastAsia="Arial" w:hAnsi="Arial"/>
@@ -3926,7 +3926,7 @@
             <w:pPr>
               <w:spacing w:after="20" w:before="0"/>
             </w:pPr>
-            <w:hyperlink w:history="1" r:id="rIdgi7ygszmjo9dddcxsthgm">
+            <w:hyperlink w:history="1" r:id="rIdoi8ojyqoh2ta_po4v8l5l">
               <w:r>
                 <w:rPr>
                   <w:rFonts w:ascii="Arial" w:cs="Arial" w:eastAsia="Arial" w:hAnsi="Arial"/>
@@ -3959,7 +3959,7 @@
               <w:spacing w:after="10" w:before="0"/>
               <w:ind w:left="120"/>
             </w:pPr>
-            <w:hyperlink w:history="1" r:id="rIdeksdnmkwd_sea4hewe-4x">
+            <w:hyperlink w:history="1" r:id="rIdq-s0hwvosp-djdscwwhlb">
               <w:r>
                 <w:rPr>
                   <w:rFonts w:ascii="Arial" w:cs="Arial" w:eastAsia="Arial" w:hAnsi="Arial"/>
@@ -4154,7 +4154,7 @@
             <w:pPr>
               <w:spacing w:after="20" w:before="0"/>
             </w:pPr>
-            <w:hyperlink w:history="1" r:id="rIdqyfvqaw-tozu4uxxkt52i">
+            <w:hyperlink w:history="1" r:id="rIdigipo_9s7slys_q-sm2rh">
               <w:r>
                 <w:rPr>
                   <w:rFonts w:ascii="Arial" w:cs="Arial" w:eastAsia="Arial" w:hAnsi="Arial"/>
@@ -4187,7 +4187,7 @@
               <w:spacing w:after="10" w:before="0"/>
               <w:ind w:left="120"/>
             </w:pPr>
-            <w:hyperlink w:history="1" r:id="rId3bqq6mszrsw1yqwnglvgx">
+            <w:hyperlink w:history="1" r:id="rIdzlym9gibs9pif8mlbethb">
               <w:r>
                 <w:rPr>
                   <w:rFonts w:ascii="Arial" w:cs="Arial" w:eastAsia="Arial" w:hAnsi="Arial"/>
@@ -4232,7 +4232,7 @@
             <w:pPr>
               <w:spacing w:after="20" w:before="0"/>
             </w:pPr>
-            <w:hyperlink w:history="1" r:id="rIdzl_bb_bifbiqotgarv6jf">
+            <w:hyperlink w:history="1" r:id="rIdsxvsky6wollzsjvnnboih">
               <w:r>
                 <w:rPr>
                   <w:rFonts w:ascii="Arial" w:cs="Arial" w:eastAsia="Arial" w:hAnsi="Arial"/>
@@ -4265,7 +4265,7 @@
               <w:spacing w:after="10" w:before="0"/>
               <w:ind w:left="120"/>
             </w:pPr>
-            <w:hyperlink w:history="1" r:id="rIdgfihlv3qm2qjb4dqgmt_s">
+            <w:hyperlink w:history="1" r:id="rIds5nm1s_4q4qxjffuea-ea">
               <w:r>
                 <w:rPr>
                   <w:rFonts w:ascii="Arial" w:cs="Arial" w:eastAsia="Arial" w:hAnsi="Arial"/>
@@ -4460,7 +4460,7 @@
             <w:pPr>
               <w:spacing w:after="20" w:before="0"/>
             </w:pPr>
-            <w:hyperlink w:history="1" r:id="rIdvejjdmcc0mw3nj3n0fvnh">
+            <w:hyperlink w:history="1" r:id="rIdj8se2kuxtqv_vt35xt8lm">
               <w:r>
                 <w:rPr>
                   <w:rFonts w:ascii="Arial" w:cs="Arial" w:eastAsia="Arial" w:hAnsi="Arial"/>
@@ -4493,7 +4493,7 @@
               <w:spacing w:after="10" w:before="0"/>
               <w:ind w:left="120"/>
             </w:pPr>
-            <w:hyperlink w:history="1" r:id="rIdsv0tbqtspa_njhsejzmum">
+            <w:hyperlink w:history="1" r:id="rIdufusa25lyll4fby0t2maf">
               <w:r>
                 <w:rPr>
                   <w:rFonts w:ascii="Arial" w:cs="Arial" w:eastAsia="Arial" w:hAnsi="Arial"/>
@@ -4538,7 +4538,7 @@
             <w:pPr>
               <w:spacing w:after="20" w:before="0"/>
             </w:pPr>
-            <w:hyperlink w:history="1" r:id="rIdqtgcr9pljwg7lqyzdcczz">
+            <w:hyperlink w:history="1" r:id="rIdzf8lp75qwze9fjzgj57so">
               <w:r>
                 <w:rPr>
                   <w:rFonts w:ascii="Arial" w:cs="Arial" w:eastAsia="Arial" w:hAnsi="Arial"/>
@@ -4587,7 +4587,7 @@
               <w:spacing w:after="10" w:before="0"/>
               <w:ind w:left="120"/>
             </w:pPr>
-            <w:hyperlink w:history="1" r:id="rId3dz4fyfk8h31drnhvikjm">
+            <w:hyperlink w:history="1" r:id="rIdiuyreuyp6t5q1sypkitgy">
               <w:r>
                 <w:rPr>
                   <w:rFonts w:ascii="Arial" w:cs="Arial" w:eastAsia="Arial" w:hAnsi="Arial"/>
@@ -5099,7 +5099,7 @@
         </w:rPr>
         <w:t xml:space="preserve">© 2026 SeaVuria and ARES. Aligned with KICD objectives. Developed by SeaVuria; technical implementation by ARES (with AI assistance from Claude). Licensed under </w:t>
       </w:r>
-      <w:hyperlink w:history="1" r:id="rIdnigjulq8imlzcbypjchva">
+      <w:hyperlink w:history="1" r:id="rId6gqfrmvpa1xz4sqfr4c3m">
         <w:r>
           <w:rPr>
             <w:rFonts w:ascii="Arial" w:cs="Arial" w:eastAsia="Arial" w:hAnsi="Arial"/>
@@ -5120,7 +5120,7 @@
         </w:rPr>
         <w:t xml:space="preserve"> (</w:t>
       </w:r>
-      <w:hyperlink w:history="1" r:id="rIdmgqmsgdyd6ibwjhh1c-hj">
+      <w:hyperlink w:history="1" r:id="rIdxubcdyw7jrbzsqc0jc4a2">
         <w:r>
           <w:rPr>
             <w:rFonts w:ascii="Arial" w:cs="Arial" w:eastAsia="Arial" w:hAnsi="Arial"/>
@@ -6133,7 +6133,7 @@
             <w:pPr>
               <w:spacing w:after="20" w:before="0"/>
             </w:pPr>
-            <w:hyperlink w:history="1" r:id="rIdzedgw_ajtne0bmfoxwvtx">
+            <w:hyperlink w:history="1" r:id="rIdj4uvnhzskd43sal8txmxg">
               <w:r>
                 <w:rPr>
                   <w:rFonts w:ascii="Arial" w:cs="Arial" w:eastAsia="Arial" w:hAnsi="Arial"/>
@@ -6166,7 +6166,7 @@
               <w:spacing w:after="10" w:before="0"/>
               <w:ind w:left="120"/>
             </w:pPr>
-            <w:hyperlink w:history="1" r:id="rIds6uij-dcs1qtjqq88bag3">
+            <w:hyperlink w:history="1" r:id="rIdmw9dturvxjx-8tu9kwcnk">
               <w:r>
                 <w:rPr>
                   <w:rFonts w:ascii="Arial" w:cs="Arial" w:eastAsia="Arial" w:hAnsi="Arial"/>
@@ -6211,7 +6211,7 @@
             <w:pPr>
               <w:spacing w:after="20" w:before="0"/>
             </w:pPr>
-            <w:hyperlink w:history="1" r:id="rIdamle6nfdngffzofpfm5p1">
+            <w:hyperlink w:history="1" r:id="rId1pnvjltw0ojvh0yqeg5tj">
               <w:r>
                 <w:rPr>
                   <w:rFonts w:ascii="Arial" w:cs="Arial" w:eastAsia="Arial" w:hAnsi="Arial"/>
@@ -6244,7 +6244,7 @@
               <w:spacing w:after="10" w:before="0"/>
               <w:ind w:left="120"/>
             </w:pPr>
-            <w:hyperlink w:history="1" r:id="rIdidwv8w-rdxxrnos-a4dhx">
+            <w:hyperlink w:history="1" r:id="rIdc17lkzv5zvnnbw-fgv3af">
               <w:r>
                 <w:rPr>
                   <w:rFonts w:ascii="Arial" w:cs="Arial" w:eastAsia="Arial" w:hAnsi="Arial"/>
@@ -6439,7 +6439,7 @@
             <w:pPr>
               <w:spacing w:after="20" w:before="0"/>
             </w:pPr>
-            <w:hyperlink w:history="1" r:id="rIdsglwlwhmu0exoi6vk0ise">
+            <w:hyperlink w:history="1" r:id="rId-8ziha39ku_370n3wh60d">
               <w:r>
                 <w:rPr>
                   <w:rFonts w:ascii="Arial" w:cs="Arial" w:eastAsia="Arial" w:hAnsi="Arial"/>
@@ -6472,7 +6472,7 @@
               <w:spacing w:after="10" w:before="0"/>
               <w:ind w:left="120"/>
             </w:pPr>
-            <w:hyperlink w:history="1" r:id="rIde-nfwbwznmnvb6cut4gaw">
+            <w:hyperlink w:history="1" r:id="rIdcqlcecx4lersqwzn8cccz">
               <w:r>
                 <w:rPr>
                   <w:rFonts w:ascii="Arial" w:cs="Arial" w:eastAsia="Arial" w:hAnsi="Arial"/>
@@ -6517,7 +6517,7 @@
             <w:pPr>
               <w:spacing w:after="20" w:before="0"/>
             </w:pPr>
-            <w:hyperlink w:history="1" r:id="rIdn819tpnu5oim9ug2cmjwg">
+            <w:hyperlink w:history="1" r:id="rIdqj3srwnxqtzs1xioxz9k9">
               <w:r>
                 <w:rPr>
                   <w:rFonts w:ascii="Arial" w:cs="Arial" w:eastAsia="Arial" w:hAnsi="Arial"/>
@@ -6550,7 +6550,7 @@
               <w:spacing w:after="10" w:before="0"/>
               <w:ind w:left="120"/>
             </w:pPr>
-            <w:hyperlink w:history="1" r:id="rIdapgxnd4oowse6k8mso_if">
+            <w:hyperlink w:history="1" r:id="rIdqkgsbp_llwnhhlxox3mkh">
               <w:r>
                 <w:rPr>
                   <w:rFonts w:ascii="Arial" w:cs="Arial" w:eastAsia="Arial" w:hAnsi="Arial"/>
@@ -6745,7 +6745,7 @@
             <w:pPr>
               <w:spacing w:after="20" w:before="0"/>
             </w:pPr>
-            <w:hyperlink w:history="1" r:id="rIdrldvtha2-30rgrase4782">
+            <w:hyperlink w:history="1" r:id="rId0zhyxim51yyhrhfq5olo4">
               <w:r>
                 <w:rPr>
                   <w:rFonts w:ascii="Arial" w:cs="Arial" w:eastAsia="Arial" w:hAnsi="Arial"/>
@@ -6794,7 +6794,7 @@
               <w:spacing w:after="10" w:before="0"/>
               <w:ind w:left="120"/>
             </w:pPr>
-            <w:hyperlink w:history="1" r:id="rId2l6woupwguom43wqrq49k">
+            <w:hyperlink w:history="1" r:id="rIdrmbfum9-n3csx4sxmop-s">
               <w:r>
                 <w:rPr>
                   <w:rFonts w:ascii="Arial" w:cs="Arial" w:eastAsia="Arial" w:hAnsi="Arial"/>
@@ -6839,7 +6839,7 @@
             <w:pPr>
               <w:spacing w:after="20" w:before="0"/>
             </w:pPr>
-            <w:hyperlink w:history="1" r:id="rId5n2qutbsxyititrkpk7tk">
+            <w:hyperlink w:history="1" r:id="rIdsd6ffesx1bpyiozbbynqy">
               <w:r>
                 <w:rPr>
                   <w:rFonts w:ascii="Arial" w:cs="Arial" w:eastAsia="Arial" w:hAnsi="Arial"/>
@@ -6888,7 +6888,7 @@
               <w:spacing w:after="10" w:before="0"/>
               <w:ind w:left="120"/>
             </w:pPr>
-            <w:hyperlink w:history="1" r:id="rIdix851vhdxrntj7xx0vvp2">
+            <w:hyperlink w:history="1" r:id="rId-krlyb6nwlkpphajasmul">
               <w:r>
                 <w:rPr>
                   <w:rFonts w:ascii="Arial" w:cs="Arial" w:eastAsia="Arial" w:hAnsi="Arial"/>
@@ -7083,7 +7083,7 @@
             <w:pPr>
               <w:spacing w:after="20" w:before="0"/>
             </w:pPr>
-            <w:hyperlink w:history="1" r:id="rIdfmkm8iiofsvxom0ndxjvz">
+            <w:hyperlink w:history="1" r:id="rIdftf9cb3ppzu39vl-rmuq9">
               <w:r>
                 <w:rPr>
                   <w:rFonts w:ascii="Arial" w:cs="Arial" w:eastAsia="Arial" w:hAnsi="Arial"/>
@@ -7132,7 +7132,7 @@
               <w:spacing w:after="10" w:before="0"/>
               <w:ind w:left="120"/>
             </w:pPr>
-            <w:hyperlink w:history="1" r:id="rIdohxa5ybrtwcj5j9gephi4">
+            <w:hyperlink w:history="1" r:id="rIdf0qkv2yios9pwdqqt5zjq">
               <w:r>
                 <w:rPr>
                   <w:rFonts w:ascii="Arial" w:cs="Arial" w:eastAsia="Arial" w:hAnsi="Arial"/>
@@ -7177,7 +7177,7 @@
             <w:pPr>
               <w:spacing w:after="20" w:before="0"/>
             </w:pPr>
-            <w:hyperlink w:history="1" r:id="rIdnfmrbkkoy4wcw4jit_v91">
+            <w:hyperlink w:history="1" r:id="rIdp0smdnymcljxkowjwk6or">
               <w:r>
                 <w:rPr>
                   <w:rFonts w:ascii="Arial" w:cs="Arial" w:eastAsia="Arial" w:hAnsi="Arial"/>
@@ -7226,7 +7226,7 @@
               <w:spacing w:after="10" w:before="0"/>
               <w:ind w:left="120"/>
             </w:pPr>
-            <w:hyperlink w:history="1" r:id="rIdqgdwfr5rkcydubo6c7z3g">
+            <w:hyperlink w:history="1" r:id="rId_k93fqkxgm4et0onbzcme">
               <w:r>
                 <w:rPr>
                   <w:rFonts w:ascii="Arial" w:cs="Arial" w:eastAsia="Arial" w:hAnsi="Arial"/>
@@ -7421,7 +7421,7 @@
             <w:pPr>
               <w:spacing w:after="20" w:before="0"/>
             </w:pPr>
-            <w:hyperlink w:history="1" r:id="rIdjcvlkmivuzpdrqf37izah">
+            <w:hyperlink w:history="1" r:id="rIdmqbdegwbxsaa1dg38yaoy">
               <w:r>
                 <w:rPr>
                   <w:rFonts w:ascii="Arial" w:cs="Arial" w:eastAsia="Arial" w:hAnsi="Arial"/>
@@ -7470,7 +7470,7 @@
               <w:spacing w:after="10" w:before="0"/>
               <w:ind w:left="120"/>
             </w:pPr>
-            <w:hyperlink w:history="1" r:id="rIdw0cdyckutxfmqwkupz6vu">
+            <w:hyperlink w:history="1" r:id="rIdaojzvtkkicqgouij0xcia">
               <w:r>
                 <w:rPr>
                   <w:rFonts w:ascii="Arial" w:cs="Arial" w:eastAsia="Arial" w:hAnsi="Arial"/>
@@ -7515,7 +7515,7 @@
             <w:pPr>
               <w:spacing w:after="20" w:before="0"/>
             </w:pPr>
-            <w:hyperlink w:history="1" r:id="rIdeexqufmqhhvnvuqv8t_ej">
+            <w:hyperlink w:history="1" r:id="rIdjdmuchod2il0vndzzlh_u">
               <w:r>
                 <w:rPr>
                   <w:rFonts w:ascii="Arial" w:cs="Arial" w:eastAsia="Arial" w:hAnsi="Arial"/>
@@ -7564,7 +7564,7 @@
               <w:spacing w:after="10" w:before="0"/>
               <w:ind w:left="120"/>
             </w:pPr>
-            <w:hyperlink w:history="1" r:id="rIddwdtrmm06g2xfmhfnksgk">
+            <w:hyperlink w:history="1" r:id="rIdqmcl0nv7lobw_rxwnacxj">
               <w:r>
                 <w:rPr>
                   <w:rFonts w:ascii="Arial" w:cs="Arial" w:eastAsia="Arial" w:hAnsi="Arial"/>
@@ -8076,7 +8076,7 @@
         </w:rPr>
         <w:t xml:space="preserve">© 2026 SeaVuria and ARES. Aligned with KICD objectives. Developed by SeaVuria; technical implementation by ARES (with AI assistance from Claude). Licensed under </w:t>
       </w:r>
-      <w:hyperlink w:history="1" r:id="rIdmpp13sx4yvpsgpsxsldjq">
+      <w:hyperlink w:history="1" r:id="rIdi9dhcsezyjkv87_2zbpyw">
         <w:r>
           <w:rPr>
             <w:rFonts w:ascii="Arial" w:cs="Arial" w:eastAsia="Arial" w:hAnsi="Arial"/>
@@ -8097,7 +8097,7 @@
         </w:rPr>
         <w:t xml:space="preserve"> (</w:t>
       </w:r>
-      <w:hyperlink w:history="1" r:id="rIddjon--3flx88jotzndqgj">
+      <w:hyperlink w:history="1" r:id="rIdueem-e2fz8mthj8mwv1ss">
         <w:r>
           <w:rPr>
             <w:rFonts w:ascii="Arial" w:cs="Arial" w:eastAsia="Arial" w:hAnsi="Arial"/>
@@ -9110,7 +9110,7 @@
             <w:pPr>
               <w:spacing w:after="20" w:before="0"/>
             </w:pPr>
-            <w:hyperlink w:history="1" r:id="rIdtw1omr7inkq-xa7sgl0op">
+            <w:hyperlink w:history="1" r:id="rId1fvarnk_7ije-mir0bx65">
               <w:r>
                 <w:rPr>
                   <w:rFonts w:ascii="Arial" w:cs="Arial" w:eastAsia="Arial" w:hAnsi="Arial"/>
@@ -9143,7 +9143,7 @@
               <w:spacing w:after="10" w:before="0"/>
               <w:ind w:left="120"/>
             </w:pPr>
-            <w:hyperlink w:history="1" r:id="rId1r_jw7kj41exa9bdtooss">
+            <w:hyperlink w:history="1" r:id="rIdoh8mgldwn6ilndrw02cjc">
               <w:r>
                 <w:rPr>
                   <w:rFonts w:ascii="Arial" w:cs="Arial" w:eastAsia="Arial" w:hAnsi="Arial"/>
@@ -9188,7 +9188,7 @@
             <w:pPr>
               <w:spacing w:after="20" w:before="0"/>
             </w:pPr>
-            <w:hyperlink w:history="1" r:id="rIdpjtr79ux-fy0lkcmv-yx1">
+            <w:hyperlink w:history="1" r:id="rIdo0m4gidcgblhii7mhpdq0">
               <w:r>
                 <w:rPr>
                   <w:rFonts w:ascii="Arial" w:cs="Arial" w:eastAsia="Arial" w:hAnsi="Arial"/>
@@ -9221,7 +9221,7 @@
               <w:spacing w:after="10" w:before="0"/>
               <w:ind w:left="120"/>
             </w:pPr>
-            <w:hyperlink w:history="1" r:id="rIdzawyvg3fg-na2flxthv6u">
+            <w:hyperlink w:history="1" r:id="rIdueki2exp5ot7ivmviddgj">
               <w:r>
                 <w:rPr>
                   <w:rFonts w:ascii="Arial" w:cs="Arial" w:eastAsia="Arial" w:hAnsi="Arial"/>
@@ -9416,7 +9416,7 @@
             <w:pPr>
               <w:spacing w:after="20" w:before="0"/>
             </w:pPr>
-            <w:hyperlink w:history="1" r:id="rId3mbq_hugjimsjxr6xmiqq">
+            <w:hyperlink w:history="1" r:id="rIdz7ef8k7ghhcdxv21xhudo">
               <w:r>
                 <w:rPr>
                   <w:rFonts w:ascii="Arial" w:cs="Arial" w:eastAsia="Arial" w:hAnsi="Arial"/>
@@ -9449,7 +9449,7 @@
               <w:spacing w:after="10" w:before="0"/>
               <w:ind w:left="120"/>
             </w:pPr>
-            <w:hyperlink w:history="1" r:id="rId8rmz8zjv-fnmoulhaaktm">
+            <w:hyperlink w:history="1" r:id="rIdjwjalbntt43bi7uhqrlwi">
               <w:r>
                 <w:rPr>
                   <w:rFonts w:ascii="Arial" w:cs="Arial" w:eastAsia="Arial" w:hAnsi="Arial"/>
@@ -9494,7 +9494,7 @@
             <w:pPr>
               <w:spacing w:after="20" w:before="0"/>
             </w:pPr>
-            <w:hyperlink w:history="1" r:id="rIdeg3ucrgh1myq_34kfhqov">
+            <w:hyperlink w:history="1" r:id="rId9rma4akebw42d0hboznqi">
               <w:r>
                 <w:rPr>
                   <w:rFonts w:ascii="Arial" w:cs="Arial" w:eastAsia="Arial" w:hAnsi="Arial"/>
@@ -9527,7 +9527,7 @@
               <w:spacing w:after="10" w:before="0"/>
               <w:ind w:left="120"/>
             </w:pPr>
-            <w:hyperlink w:history="1" r:id="rIdw5sy4dmjmjzyfcma1g2tj">
+            <w:hyperlink w:history="1" r:id="rIdeyex1opgui96gn-hojv7j">
               <w:r>
                 <w:rPr>
                   <w:rFonts w:ascii="Arial" w:cs="Arial" w:eastAsia="Arial" w:hAnsi="Arial"/>
@@ -9722,7 +9722,7 @@
             <w:pPr>
               <w:spacing w:after="20" w:before="0"/>
             </w:pPr>
-            <w:hyperlink w:history="1" r:id="rId0a_xelcuhx6femia_difm">
+            <w:hyperlink w:history="1" r:id="rIdrmvjm7dte6gom_i2wxl20">
               <w:r>
                 <w:rPr>
                   <w:rFonts w:ascii="Arial" w:cs="Arial" w:eastAsia="Arial" w:hAnsi="Arial"/>
@@ -9755,7 +9755,7 @@
               <w:spacing w:after="10" w:before="0"/>
               <w:ind w:left="120"/>
             </w:pPr>
-            <w:hyperlink w:history="1" r:id="rIdp0eng91ptzhf1jp4sk2jy">
+            <w:hyperlink w:history="1" r:id="rIdlsc19knfzrthsemaze2yk">
               <w:r>
                 <w:rPr>
                   <w:rFonts w:ascii="Arial" w:cs="Arial" w:eastAsia="Arial" w:hAnsi="Arial"/>
@@ -9800,7 +9800,7 @@
             <w:pPr>
               <w:spacing w:after="20" w:before="0"/>
             </w:pPr>
-            <w:hyperlink w:history="1" r:id="rIdpeplj0nt9zylwnynnkdx8">
+            <w:hyperlink w:history="1" r:id="rIdzwegpfrbauljmtbobqe0i">
               <w:r>
                 <w:rPr>
                   <w:rFonts w:ascii="Arial" w:cs="Arial" w:eastAsia="Arial" w:hAnsi="Arial"/>
@@ -9849,7 +9849,7 @@
               <w:spacing w:after="10" w:before="0"/>
               <w:ind w:left="120"/>
             </w:pPr>
-            <w:hyperlink w:history="1" r:id="rIdtv3-ywzoozus2fajl-vrr">
+            <w:hyperlink w:history="1" r:id="rIdbetkwo2dggycobqyezucp">
               <w:r>
                 <w:rPr>
                   <w:rFonts w:ascii="Arial" w:cs="Arial" w:eastAsia="Arial" w:hAnsi="Arial"/>
@@ -10044,7 +10044,7 @@
             <w:pPr>
               <w:spacing w:after="20" w:before="0"/>
             </w:pPr>
-            <w:hyperlink w:history="1" r:id="rIdlnrjpv3cf_4isoau2jrx4">
+            <w:hyperlink w:history="1" r:id="rId4a6-n6k_-o9ylrhrcmpkv">
               <w:r>
                 <w:rPr>
                   <w:rFonts w:ascii="Arial" w:cs="Arial" w:eastAsia="Arial" w:hAnsi="Arial"/>
@@ -10077,7 +10077,7 @@
               <w:spacing w:after="10" w:before="0"/>
               <w:ind w:left="120"/>
             </w:pPr>
-            <w:hyperlink w:history="1" r:id="rIdaxndiiquujopr3vqha2gz">
+            <w:hyperlink w:history="1" r:id="rIdq3bbi76mda0s13pi8gmku">
               <w:r>
                 <w:rPr>
                   <w:rFonts w:ascii="Arial" w:cs="Arial" w:eastAsia="Arial" w:hAnsi="Arial"/>
@@ -10122,7 +10122,7 @@
             <w:pPr>
               <w:spacing w:after="20" w:before="0"/>
             </w:pPr>
-            <w:hyperlink w:history="1" r:id="rIdtktbs5wmxrbgmvukx_ak0">
+            <w:hyperlink w:history="1" r:id="rIdvqmg94xun14bnwcjaiwd4">
               <w:r>
                 <w:rPr>
                   <w:rFonts w:ascii="Arial" w:cs="Arial" w:eastAsia="Arial" w:hAnsi="Arial"/>
@@ -10171,7 +10171,7 @@
               <w:spacing w:after="10" w:before="0"/>
               <w:ind w:left="120"/>
             </w:pPr>
-            <w:hyperlink w:history="1" r:id="rIdsh5dc5jrnp4_vi7qgqbie">
+            <w:hyperlink w:history="1" r:id="rIdmo1h6h1wxyl_feqnv52jq">
               <w:r>
                 <w:rPr>
                   <w:rFonts w:ascii="Arial" w:cs="Arial" w:eastAsia="Arial" w:hAnsi="Arial"/>
@@ -10366,7 +10366,7 @@
             <w:pPr>
               <w:spacing w:after="20" w:before="0"/>
             </w:pPr>
-            <w:hyperlink w:history="1" r:id="rId8jojhqf9tmq-bscqnerqf">
+            <w:hyperlink w:history="1" r:id="rId9958q07edqacgehtuskve">
               <w:r>
                 <w:rPr>
                   <w:rFonts w:ascii="Arial" w:cs="Arial" w:eastAsia="Arial" w:hAnsi="Arial"/>
@@ -10415,7 +10415,7 @@
               <w:spacing w:after="10" w:before="0"/>
               <w:ind w:left="120"/>
             </w:pPr>
-            <w:hyperlink w:history="1" r:id="rId5d3wkdvs4zydc-5yee2cb">
+            <w:hyperlink w:history="1" r:id="rIdpcgvcpi6oev1tg4u91skb">
               <w:r>
                 <w:rPr>
                   <w:rFonts w:ascii="Arial" w:cs="Arial" w:eastAsia="Arial" w:hAnsi="Arial"/>
@@ -10460,7 +10460,7 @@
             <w:pPr>
               <w:spacing w:after="20" w:before="0"/>
             </w:pPr>
-            <w:hyperlink w:history="1" r:id="rIdwm54vwsxwah70p3jdi58m">
+            <w:hyperlink w:history="1" r:id="rId8leoosn8lh4-r-rdc0i4a">
               <w:r>
                 <w:rPr>
                   <w:rFonts w:ascii="Arial" w:cs="Arial" w:eastAsia="Arial" w:hAnsi="Arial"/>
@@ -10509,7 +10509,7 @@
               <w:spacing w:after="10" w:before="0"/>
               <w:ind w:left="120"/>
             </w:pPr>
-            <w:hyperlink w:history="1" r:id="rIdzy7kolvabcmjms9vl_um5">
+            <w:hyperlink w:history="1" r:id="rIdqn7en-cfyg7-zdul5yue3">
               <w:r>
                 <w:rPr>
                   <w:rFonts w:ascii="Arial" w:cs="Arial" w:eastAsia="Arial" w:hAnsi="Arial"/>
@@ -11021,7 +11021,7 @@
         </w:rPr>
         <w:t xml:space="preserve">© 2026 SeaVuria and ARES. Aligned with KICD objectives. Developed by SeaVuria; technical implementation by ARES (with AI assistance from Claude). Licensed under </w:t>
       </w:r>
-      <w:hyperlink w:history="1" r:id="rIdoggyytmsnwkao2aisboxd">
+      <w:hyperlink w:history="1" r:id="rIdcf16fowgwxclcnddukxgu">
         <w:r>
           <w:rPr>
             <w:rFonts w:ascii="Arial" w:cs="Arial" w:eastAsia="Arial" w:hAnsi="Arial"/>
@@ -11042,7 +11042,7 @@
         </w:rPr>
         <w:t xml:space="preserve"> (</w:t>
       </w:r>
-      <w:hyperlink w:history="1" r:id="rIdufqwqypk3ex64gvnc521a">
+      <w:hyperlink w:history="1" r:id="rIdtufvtcukbncrrdqerrx8p">
         <w:r>
           <w:rPr>
             <w:rFonts w:ascii="Arial" w:cs="Arial" w:eastAsia="Arial" w:hAnsi="Arial"/>
@@ -12234,7 +12234,7 @@
             <w:pPr>
               <w:spacing w:after="20" w:before="0"/>
             </w:pPr>
-            <w:hyperlink w:history="1" r:id="rId9u9yhulagra2t84fgx55o">
+            <w:hyperlink w:history="1" r:id="rId176qufxcjzq8gqz4ttods">
               <w:r>
                 <w:rPr>
                   <w:rFonts w:ascii="Arial" w:cs="Arial" w:eastAsia="Arial" w:hAnsi="Arial"/>
@@ -12267,7 +12267,7 @@
               <w:spacing w:after="10" w:before="0"/>
               <w:ind w:left="120"/>
             </w:pPr>
-            <w:hyperlink w:history="1" r:id="rId-m_xi0musvvd1pisc_e4x">
+            <w:hyperlink w:history="1" r:id="rIddikbhbizpt2qmgljhozje">
               <w:r>
                 <w:rPr>
                   <w:rFonts w:ascii="Arial" w:cs="Arial" w:eastAsia="Arial" w:hAnsi="Arial"/>
@@ -12312,7 +12312,7 @@
             <w:pPr>
               <w:spacing w:after="20" w:before="0"/>
             </w:pPr>
-            <w:hyperlink w:history="1" r:id="rIdbvft21hhr52d3fuhj9beg">
+            <w:hyperlink w:history="1" r:id="rIduwxynck8wckuq71jjbpt8">
               <w:r>
                 <w:rPr>
                   <w:rFonts w:ascii="Arial" w:cs="Arial" w:eastAsia="Arial" w:hAnsi="Arial"/>
@@ -12345,7 +12345,7 @@
               <w:spacing w:after="10" w:before="0"/>
               <w:ind w:left="120"/>
             </w:pPr>
-            <w:hyperlink w:history="1" r:id="rId9e80hhqrclassk8tgx0_e">
+            <w:hyperlink w:history="1" r:id="rIdzghblbk5a1y0tak6ntle4">
               <w:r>
                 <w:rPr>
                   <w:rFonts w:ascii="Arial" w:cs="Arial" w:eastAsia="Arial" w:hAnsi="Arial"/>
@@ -12540,7 +12540,7 @@
             <w:pPr>
               <w:spacing w:after="20" w:before="0"/>
             </w:pPr>
-            <w:hyperlink w:history="1" r:id="rIdt-aay18d0y26hlgfzv2-b">
+            <w:hyperlink w:history="1" r:id="rIdddnrfuaawjno2jai7bhwg">
               <w:r>
                 <w:rPr>
                   <w:rFonts w:ascii="Arial" w:cs="Arial" w:eastAsia="Arial" w:hAnsi="Arial"/>
@@ -12573,7 +12573,7 @@
               <w:spacing w:after="10" w:before="0"/>
               <w:ind w:left="120"/>
             </w:pPr>
-            <w:hyperlink w:history="1" r:id="rIdwdlzur4o8ko623foddm_n">
+            <w:hyperlink w:history="1" r:id="rIdftj5cigol5v-ntd-1hzou">
               <w:r>
                 <w:rPr>
                   <w:rFonts w:ascii="Arial" w:cs="Arial" w:eastAsia="Arial" w:hAnsi="Arial"/>
@@ -12618,7 +12618,7 @@
             <w:pPr>
               <w:spacing w:after="20" w:before="0"/>
             </w:pPr>
-            <w:hyperlink w:history="1" r:id="rIde2rz9tjr1tzmvsqwatv19">
+            <w:hyperlink w:history="1" r:id="rIdwxdzdbbmzb8a1sz8zzcoq">
               <w:r>
                 <w:rPr>
                   <w:rFonts w:ascii="Arial" w:cs="Arial" w:eastAsia="Arial" w:hAnsi="Arial"/>
@@ -12651,7 +12651,7 @@
               <w:spacing w:after="10" w:before="0"/>
               <w:ind w:left="120"/>
             </w:pPr>
-            <w:hyperlink w:history="1" r:id="rIdhl4jlil2e7h4tnky-o0f1">
+            <w:hyperlink w:history="1" r:id="rIdd68_o79nr_gnzniakoizk">
               <w:r>
                 <w:rPr>
                   <w:rFonts w:ascii="Arial" w:cs="Arial" w:eastAsia="Arial" w:hAnsi="Arial"/>
@@ -12846,7 +12846,7 @@
             <w:pPr>
               <w:spacing w:after="20" w:before="0"/>
             </w:pPr>
-            <w:hyperlink w:history="1" r:id="rId58phitafjtxoupql27smn">
+            <w:hyperlink w:history="1" r:id="rIdof9mbkamfo2w4y6bkdmmd">
               <w:r>
                 <w:rPr>
                   <w:rFonts w:ascii="Arial" w:cs="Arial" w:eastAsia="Arial" w:hAnsi="Arial"/>
@@ -12895,7 +12895,7 @@
               <w:spacing w:after="10" w:before="0"/>
               <w:ind w:left="120"/>
             </w:pPr>
-            <w:hyperlink w:history="1" r:id="rId345z6ufzebwftwxcd-qct">
+            <w:hyperlink w:history="1" r:id="rId1gnlwendk5j-epors3art">
               <w:r>
                 <w:rPr>
                   <w:rFonts w:ascii="Arial" w:cs="Arial" w:eastAsia="Arial" w:hAnsi="Arial"/>
@@ -12940,7 +12940,7 @@
             <w:pPr>
               <w:spacing w:after="20" w:before="0"/>
             </w:pPr>
-            <w:hyperlink w:history="1" r:id="rIdch0qolr5r__-6h-yuf4jj">
+            <w:hyperlink w:history="1" r:id="rIdkez-2lnzplph6fdveklym">
               <w:r>
                 <w:rPr>
                   <w:rFonts w:ascii="Arial" w:cs="Arial" w:eastAsia="Arial" w:hAnsi="Arial"/>
@@ -12989,7 +12989,7 @@
               <w:spacing w:after="10" w:before="0"/>
               <w:ind w:left="120"/>
             </w:pPr>
-            <w:hyperlink w:history="1" r:id="rId25ntq8voomz2vpgiovbhd">
+            <w:hyperlink w:history="1" r:id="rId8dtme6aqq6etijfh2wsyn">
               <w:r>
                 <w:rPr>
                   <w:rFonts w:ascii="Arial" w:cs="Arial" w:eastAsia="Arial" w:hAnsi="Arial"/>
@@ -13184,7 +13184,7 @@
             <w:pPr>
               <w:spacing w:after="20" w:before="0"/>
             </w:pPr>
-            <w:hyperlink w:history="1" r:id="rIdexqc8mzdk5tbmjnlv_9kl">
+            <w:hyperlink w:history="1" r:id="rIdvacgxvukhfmexwriwdh9k">
               <w:r>
                 <w:rPr>
                   <w:rFonts w:ascii="Arial" w:cs="Arial" w:eastAsia="Arial" w:hAnsi="Arial"/>
@@ -13233,7 +13233,7 @@
               <w:spacing w:after="10" w:before="0"/>
               <w:ind w:left="120"/>
             </w:pPr>
-            <w:hyperlink w:history="1" r:id="rId2qvpatpvfvlh1hi7reak3">
+            <w:hyperlink w:history="1" r:id="rIdcc8qggw33ahqrpekaxf2r">
               <w:r>
                 <w:rPr>
                   <w:rFonts w:ascii="Arial" w:cs="Arial" w:eastAsia="Arial" w:hAnsi="Arial"/>
@@ -13278,7 +13278,7 @@
             <w:pPr>
               <w:spacing w:after="20" w:before="0"/>
             </w:pPr>
-            <w:hyperlink w:history="1" r:id="rIdlscxjqn5mts8n7jqnnto7">
+            <w:hyperlink w:history="1" r:id="rIdaw7qgeuubk-vyokj6iian">
               <w:r>
                 <w:rPr>
                   <w:rFonts w:ascii="Arial" w:cs="Arial" w:eastAsia="Arial" w:hAnsi="Arial"/>
@@ -13327,7 +13327,7 @@
               <w:spacing w:after="10" w:before="0"/>
               <w:ind w:left="120"/>
             </w:pPr>
-            <w:hyperlink w:history="1" r:id="rIdq8dqpl2baablfgmskdct4">
+            <w:hyperlink w:history="1" r:id="rIduiuy82kf1bfqmcu-taose">
               <w:r>
                 <w:rPr>
                   <w:rFonts w:ascii="Arial" w:cs="Arial" w:eastAsia="Arial" w:hAnsi="Arial"/>
@@ -13522,7 +13522,7 @@
             <w:pPr>
               <w:spacing w:after="20" w:before="0"/>
             </w:pPr>
-            <w:hyperlink w:history="1" r:id="rIdv2hd23_odjkfguap9puy7">
+            <w:hyperlink w:history="1" r:id="rId2i6t2wykibp-93b6xrlso">
               <w:r>
                 <w:rPr>
                   <w:rFonts w:ascii="Arial" w:cs="Arial" w:eastAsia="Arial" w:hAnsi="Arial"/>
@@ -13571,7 +13571,7 @@
               <w:spacing w:after="10" w:before="0"/>
               <w:ind w:left="120"/>
             </w:pPr>
-            <w:hyperlink w:history="1" r:id="rId6-9scy5icn3ma8m6a7jx2">
+            <w:hyperlink w:history="1" r:id="rIdmdief940kzcm6mfshlldp">
               <w:r>
                 <w:rPr>
                   <w:rFonts w:ascii="Arial" w:cs="Arial" w:eastAsia="Arial" w:hAnsi="Arial"/>
@@ -13616,7 +13616,7 @@
             <w:pPr>
               <w:spacing w:after="20" w:before="0"/>
             </w:pPr>
-            <w:hyperlink w:history="1" r:id="rIdb3cpxzbrw4ixmkugeapw-">
+            <w:hyperlink w:history="1" r:id="rIdjixzjpufe3e-upqe_pibt">
               <w:r>
                 <w:rPr>
                   <w:rFonts w:ascii="Arial" w:cs="Arial" w:eastAsia="Arial" w:hAnsi="Arial"/>
@@ -13665,7 +13665,7 @@
               <w:spacing w:after="10" w:before="0"/>
               <w:ind w:left="120"/>
             </w:pPr>
-            <w:hyperlink w:history="1" r:id="rIdr6n58iwlnumkrgpuybxfb">
+            <w:hyperlink w:history="1" r:id="rIdhhfwonoy4b6yxrco-nwdg">
               <w:r>
                 <w:rPr>
                   <w:rFonts w:ascii="Arial" w:cs="Arial" w:eastAsia="Arial" w:hAnsi="Arial"/>
@@ -14253,7 +14253,7 @@
         </w:rPr>
         <w:t xml:space="preserve">© 2026 SeaVuria and ARES. Aligned with KICD objectives. Developed by SeaVuria; technical implementation by ARES (with AI assistance from Claude). Licensed under </w:t>
       </w:r>
-      <w:hyperlink w:history="1" r:id="rIdmpftugiwdde0dtz47vx5p">
+      <w:hyperlink w:history="1" r:id="rIdy5crsoku6orm937lo8mun">
         <w:r>
           <w:rPr>
             <w:rFonts w:ascii="Arial" w:cs="Arial" w:eastAsia="Arial" w:hAnsi="Arial"/>
@@ -14274,7 +14274,7 @@
         </w:rPr>
         <w:t xml:space="preserve"> (</w:t>
       </w:r>
-      <w:hyperlink w:history="1" r:id="rIdvjxex9h32roq1jpkfno0d">
+      <w:hyperlink w:history="1" r:id="rId2j2tnmi629jl8o6gbq-6q">
         <w:r>
           <w:rPr>
             <w:rFonts w:ascii="Arial" w:cs="Arial" w:eastAsia="Arial" w:hAnsi="Arial"/>
@@ -15287,7 +15287,7 @@
             <w:pPr>
               <w:spacing w:after="20" w:before="0"/>
             </w:pPr>
-            <w:hyperlink w:history="1" r:id="rIdqzxjeywstq9l_ghbm-udw">
+            <w:hyperlink w:history="1" r:id="rIdvvlsxvadru9g7y_k8oq1c">
               <w:r>
                 <w:rPr>
                   <w:rFonts w:ascii="Arial" w:cs="Arial" w:eastAsia="Arial" w:hAnsi="Arial"/>
@@ -15320,7 +15320,7 @@
               <w:spacing w:after="10" w:before="0"/>
               <w:ind w:left="120"/>
             </w:pPr>
-            <w:hyperlink w:history="1" r:id="rIdnz6snybw4cowxjkoga2-y">
+            <w:hyperlink w:history="1" r:id="rIdx1va3aesqmzwm8rzooshc">
               <w:r>
                 <w:rPr>
                   <w:rFonts w:ascii="Arial" w:cs="Arial" w:eastAsia="Arial" w:hAnsi="Arial"/>
@@ -15365,7 +15365,7 @@
             <w:pPr>
               <w:spacing w:after="20" w:before="0"/>
             </w:pPr>
-            <w:hyperlink w:history="1" r:id="rIdzc_djzfd6azecvfov6_br">
+            <w:hyperlink w:history="1" r:id="rIdrlxvyqlooeq2r2xho57rv">
               <w:r>
                 <w:rPr>
                   <w:rFonts w:ascii="Arial" w:cs="Arial" w:eastAsia="Arial" w:hAnsi="Arial"/>
@@ -15398,7 +15398,7 @@
               <w:spacing w:after="10" w:before="0"/>
               <w:ind w:left="120"/>
             </w:pPr>
-            <w:hyperlink w:history="1" r:id="rIdohzx9vzkj1g0a7-5ekv_s">
+            <w:hyperlink w:history="1" r:id="rIdklcjfkdk0erxvawibih3s">
               <w:r>
                 <w:rPr>
                   <w:rFonts w:ascii="Arial" w:cs="Arial" w:eastAsia="Arial" w:hAnsi="Arial"/>
@@ -15593,7 +15593,7 @@
             <w:pPr>
               <w:spacing w:after="20" w:before="0"/>
             </w:pPr>
-            <w:hyperlink w:history="1" r:id="rIdxhuuvadvjht_ps3ebogd0">
+            <w:hyperlink w:history="1" r:id="rId6chlu9xe039idhvmlun_i">
               <w:r>
                 <w:rPr>
                   <w:rFonts w:ascii="Arial" w:cs="Arial" w:eastAsia="Arial" w:hAnsi="Arial"/>
@@ -15626,7 +15626,7 @@
               <w:spacing w:after="10" w:before="0"/>
               <w:ind w:left="120"/>
             </w:pPr>
-            <w:hyperlink w:history="1" r:id="rId3mday_ahih8w8pzkbn7ld">
+            <w:hyperlink w:history="1" r:id="rIdzes6srardg_7cezj60kof">
               <w:r>
                 <w:rPr>
                   <w:rFonts w:ascii="Arial" w:cs="Arial" w:eastAsia="Arial" w:hAnsi="Arial"/>
@@ -15671,7 +15671,7 @@
             <w:pPr>
               <w:spacing w:after="20" w:before="0"/>
             </w:pPr>
-            <w:hyperlink w:history="1" r:id="rIdoh83ep7c95fwioipdq-tc">
+            <w:hyperlink w:history="1" r:id="rIdk35lwd6hoz2kwa8h-imus">
               <w:r>
                 <w:rPr>
                   <w:rFonts w:ascii="Arial" w:cs="Arial" w:eastAsia="Arial" w:hAnsi="Arial"/>
@@ -15704,7 +15704,7 @@
               <w:spacing w:after="10" w:before="0"/>
               <w:ind w:left="120"/>
             </w:pPr>
-            <w:hyperlink w:history="1" r:id="rIdofp59vj0bfgizdfchbvwf">
+            <w:hyperlink w:history="1" r:id="rIdft_q4xpq6l_ronhydczoh">
               <w:r>
                 <w:rPr>
                   <w:rFonts w:ascii="Arial" w:cs="Arial" w:eastAsia="Arial" w:hAnsi="Arial"/>
@@ -15899,7 +15899,7 @@
             <w:pPr>
               <w:spacing w:after="20" w:before="0"/>
             </w:pPr>
-            <w:hyperlink w:history="1" r:id="rId0r1nxhnpvxhosi3kwok4g">
+            <w:hyperlink w:history="1" r:id="rIdakfa7akuh60ube5cqfbg-">
               <w:r>
                 <w:rPr>
                   <w:rFonts w:ascii="Arial" w:cs="Arial" w:eastAsia="Arial" w:hAnsi="Arial"/>
@@ -15932,7 +15932,7 @@
               <w:spacing w:after="10" w:before="0"/>
               <w:ind w:left="120"/>
             </w:pPr>
-            <w:hyperlink w:history="1" r:id="rIdrtrmzh843u5ji26apbigq">
+            <w:hyperlink w:history="1" r:id="rIdotltgbfzuvylp6mzqvb8n">
               <w:r>
                 <w:rPr>
                   <w:rFonts w:ascii="Arial" w:cs="Arial" w:eastAsia="Arial" w:hAnsi="Arial"/>
@@ -15977,7 +15977,7 @@
             <w:pPr>
               <w:spacing w:after="20" w:before="0"/>
             </w:pPr>
-            <w:hyperlink w:history="1" r:id="rIdyglojgpx_fzb_ldiysin1">
+            <w:hyperlink w:history="1" r:id="rIdda7qpnfd0heriairqt8t9">
               <w:r>
                 <w:rPr>
                   <w:rFonts w:ascii="Arial" w:cs="Arial" w:eastAsia="Arial" w:hAnsi="Arial"/>
@@ -16010,7 +16010,7 @@
               <w:spacing w:after="10" w:before="0"/>
               <w:ind w:left="120"/>
             </w:pPr>
-            <w:hyperlink w:history="1" r:id="rIdxcz36njrzdp-gohzg0xvp">
+            <w:hyperlink w:history="1" r:id="rIdfpdopdlkw9hbrb166kfkk">
               <w:r>
                 <w:rPr>
                   <w:rFonts w:ascii="Arial" w:cs="Arial" w:eastAsia="Arial" w:hAnsi="Arial"/>
@@ -16205,7 +16205,7 @@
             <w:pPr>
               <w:spacing w:after="20" w:before="0"/>
             </w:pPr>
-            <w:hyperlink w:history="1" r:id="rIdvswndspe94b3k8pnfy9lw">
+            <w:hyperlink w:history="1" r:id="rIdxt39sxdzk4xvumqrx4ch-">
               <w:r>
                 <w:rPr>
                   <w:rFonts w:ascii="Arial" w:cs="Arial" w:eastAsia="Arial" w:hAnsi="Arial"/>
@@ -16238,7 +16238,7 @@
               <w:spacing w:after="10" w:before="0"/>
               <w:ind w:left="120"/>
             </w:pPr>
-            <w:hyperlink w:history="1" r:id="rIdgfqq0_ac6t5ycbariqsqi">
+            <w:hyperlink w:history="1" r:id="rIdcjc-suwnejdjlgzzp5bb2">
               <w:r>
                 <w:rPr>
                   <w:rFonts w:ascii="Arial" w:cs="Arial" w:eastAsia="Arial" w:hAnsi="Arial"/>
@@ -16283,7 +16283,7 @@
             <w:pPr>
               <w:spacing w:after="20" w:before="0"/>
             </w:pPr>
-            <w:hyperlink w:history="1" r:id="rIdjvucios1sygxsh4qalz4b">
+            <w:hyperlink w:history="1" r:id="rId3vhenfxbadebwvst8xpjd">
               <w:r>
                 <w:rPr>
                   <w:rFonts w:ascii="Arial" w:cs="Arial" w:eastAsia="Arial" w:hAnsi="Arial"/>
@@ -16316,7 +16316,7 @@
               <w:spacing w:after="10" w:before="0"/>
               <w:ind w:left="120"/>
             </w:pPr>
-            <w:hyperlink w:history="1" r:id="rId3hphjsmaulackkv-uiitk">
+            <w:hyperlink w:history="1" r:id="rIdzmvjhcwnbi4pol3yvn14a">
               <w:r>
                 <w:rPr>
                   <w:rFonts w:ascii="Arial" w:cs="Arial" w:eastAsia="Arial" w:hAnsi="Arial"/>
@@ -16511,7 +16511,7 @@
             <w:pPr>
               <w:spacing w:after="20" w:before="0"/>
             </w:pPr>
-            <w:hyperlink w:history="1" r:id="rIdlzypgta3bwh4twwpaswj0">
+            <w:hyperlink w:history="1" r:id="rIdo0sy-mxz828ucriam42fe">
               <w:r>
                 <w:rPr>
                   <w:rFonts w:ascii="Arial" w:cs="Arial" w:eastAsia="Arial" w:hAnsi="Arial"/>
@@ -16560,7 +16560,7 @@
               <w:spacing w:after="10" w:before="0"/>
               <w:ind w:left="120"/>
             </w:pPr>
-            <w:hyperlink w:history="1" r:id="rIdpotubpeacwzwvt_xk80vw">
+            <w:hyperlink w:history="1" r:id="rIdy6nfoalhz_5i60krurv8s">
               <w:r>
                 <w:rPr>
                   <w:rFonts w:ascii="Arial" w:cs="Arial" w:eastAsia="Arial" w:hAnsi="Arial"/>
@@ -16605,7 +16605,7 @@
             <w:pPr>
               <w:spacing w:after="20" w:before="0"/>
             </w:pPr>
-            <w:hyperlink w:history="1" r:id="rIdgnlklxtthmu4bkechyeu-">
+            <w:hyperlink w:history="1" r:id="rIdzg0hlidecai-qsmnfwo--">
               <w:r>
                 <w:rPr>
                   <w:rFonts w:ascii="Arial" w:cs="Arial" w:eastAsia="Arial" w:hAnsi="Arial"/>
@@ -16638,7 +16638,7 @@
               <w:spacing w:after="10" w:before="0"/>
               <w:ind w:left="120"/>
             </w:pPr>
-            <w:hyperlink w:history="1" r:id="rIdtz4kteyqy0daxiqp_v6y4">
+            <w:hyperlink w:history="1" r:id="rIdyktetux67qv_aispazg-j">
               <w:r>
                 <w:rPr>
                   <w:rFonts w:ascii="Arial" w:cs="Arial" w:eastAsia="Arial" w:hAnsi="Arial"/>
@@ -17150,7 +17150,7 @@
         </w:rPr>
         <w:t xml:space="preserve">© 2026 SeaVuria and ARES. Aligned with KICD objectives. Developed by SeaVuria; technical implementation by ARES (with AI assistance from Claude). Licensed under </w:t>
       </w:r>
-      <w:hyperlink w:history="1" r:id="rIdyzy69cd6lma1p7foxspza">
+      <w:hyperlink w:history="1" r:id="rId21oz-tyb83ykbzhf8k7hp">
         <w:r>
           <w:rPr>
             <w:rFonts w:ascii="Arial" w:cs="Arial" w:eastAsia="Arial" w:hAnsi="Arial"/>
@@ -17171,7 +17171,7 @@
         </w:rPr>
         <w:t xml:space="preserve"> (</w:t>
       </w:r>
-      <w:hyperlink w:history="1" r:id="rId-ls_z1i8uyfkfwmhf25-e">
+      <w:hyperlink w:history="1" r:id="rId7g8rx26xz6glhuysazyg8">
         <w:r>
           <w:rPr>
             <w:rFonts w:ascii="Arial" w:cs="Arial" w:eastAsia="Arial" w:hAnsi="Arial"/>
@@ -18184,7 +18184,7 @@
             <w:pPr>
               <w:spacing w:after="20" w:before="0"/>
             </w:pPr>
-            <w:hyperlink w:history="1" r:id="rId33xsfqnlmr2jvctf3yy5l">
+            <w:hyperlink w:history="1" r:id="rIdhphjmovusznrappmmhlj_">
               <w:r>
                 <w:rPr>
                   <w:rFonts w:ascii="Arial" w:cs="Arial" w:eastAsia="Arial" w:hAnsi="Arial"/>
@@ -18217,7 +18217,7 @@
               <w:spacing w:after="10" w:before="0"/>
               <w:ind w:left="120"/>
             </w:pPr>
-            <w:hyperlink w:history="1" r:id="rIdzqcam0iwc-pvtvyrx7olq">
+            <w:hyperlink w:history="1" r:id="rIdzillx_fnhm5weeju9vbj2">
               <w:r>
                 <w:rPr>
                   <w:rFonts w:ascii="Arial" w:cs="Arial" w:eastAsia="Arial" w:hAnsi="Arial"/>
@@ -18262,7 +18262,7 @@
             <w:pPr>
               <w:spacing w:after="20" w:before="0"/>
             </w:pPr>
-            <w:hyperlink w:history="1" r:id="rIdwsd9glfcd1hyi8a4_z4q9">
+            <w:hyperlink w:history="1" r:id="rId1qrbyxlckgkrl2kcxxar5">
               <w:r>
                 <w:rPr>
                   <w:rFonts w:ascii="Arial" w:cs="Arial" w:eastAsia="Arial" w:hAnsi="Arial"/>
@@ -18295,7 +18295,7 @@
               <w:spacing w:after="10" w:before="0"/>
               <w:ind w:left="120"/>
             </w:pPr>
-            <w:hyperlink w:history="1" r:id="rIdodfz9imfl-ikdlxecw8pq">
+            <w:hyperlink w:history="1" r:id="rIdnl9bddgmo02syqmnlmgub">
               <w:r>
                 <w:rPr>
                   <w:rFonts w:ascii="Arial" w:cs="Arial" w:eastAsia="Arial" w:hAnsi="Arial"/>
@@ -18490,7 +18490,7 @@
             <w:pPr>
               <w:spacing w:after="20" w:before="0"/>
             </w:pPr>
-            <w:hyperlink w:history="1" r:id="rIdjzjj-2jqnflh1tnkf0qd9">
+            <w:hyperlink w:history="1" r:id="rIdv4nm2_sfh7fywdmhx3lb2">
               <w:r>
                 <w:rPr>
                   <w:rFonts w:ascii="Arial" w:cs="Arial" w:eastAsia="Arial" w:hAnsi="Arial"/>
@@ -18523,7 +18523,7 @@
               <w:spacing w:after="10" w:before="0"/>
               <w:ind w:left="120"/>
             </w:pPr>
-            <w:hyperlink w:history="1" r:id="rIdr1wq_jlc4s7yarlo1gcd0">
+            <w:hyperlink w:history="1" r:id="rIdkmofwpcjamrw4eb5y1pka">
               <w:r>
                 <w:rPr>
                   <w:rFonts w:ascii="Arial" w:cs="Arial" w:eastAsia="Arial" w:hAnsi="Arial"/>
@@ -18568,7 +18568,7 @@
             <w:pPr>
               <w:spacing w:after="20" w:before="0"/>
             </w:pPr>
-            <w:hyperlink w:history="1" r:id="rIdlptuniomhdgqe_dx0blbs">
+            <w:hyperlink w:history="1" r:id="rIdazuusi0y0gbby9ifvjrko">
               <w:r>
                 <w:rPr>
                   <w:rFonts w:ascii="Arial" w:cs="Arial" w:eastAsia="Arial" w:hAnsi="Arial"/>
@@ -18601,7 +18601,7 @@
               <w:spacing w:after="10" w:before="0"/>
               <w:ind w:left="120"/>
             </w:pPr>
-            <w:hyperlink w:history="1" r:id="rIdzjfgne-bkg2z6ggbezxkh">
+            <w:hyperlink w:history="1" r:id="rIdnq6ymbtbt3sgu9yr1oqva">
               <w:r>
                 <w:rPr>
                   <w:rFonts w:ascii="Arial" w:cs="Arial" w:eastAsia="Arial" w:hAnsi="Arial"/>
@@ -18796,7 +18796,7 @@
             <w:pPr>
               <w:spacing w:after="20" w:before="0"/>
             </w:pPr>
-            <w:hyperlink w:history="1" r:id="rId1kjydh-jtziqebnbcuytj">
+            <w:hyperlink w:history="1" r:id="rIdy9ni3nbsccodf8gf44hrr">
               <w:r>
                 <w:rPr>
                   <w:rFonts w:ascii="Arial" w:cs="Arial" w:eastAsia="Arial" w:hAnsi="Arial"/>
@@ -18829,7 +18829,7 @@
               <w:spacing w:after="10" w:before="0"/>
               <w:ind w:left="120"/>
             </w:pPr>
-            <w:hyperlink w:history="1" r:id="rIdpfy_ad_wxovdmzez42r9h">
+            <w:hyperlink w:history="1" r:id="rIdi-btjnwjnz5poxlcmpipo">
               <w:r>
                 <w:rPr>
                   <w:rFonts w:ascii="Arial" w:cs="Arial" w:eastAsia="Arial" w:hAnsi="Arial"/>
@@ -18874,7 +18874,7 @@
             <w:pPr>
               <w:spacing w:after="20" w:before="0"/>
             </w:pPr>
-            <w:hyperlink w:history="1" r:id="rIdls4zif5rligpjmikrojgn">
+            <w:hyperlink w:history="1" r:id="rIdupblpmk5mewjr7yos5gbk">
               <w:r>
                 <w:rPr>
                   <w:rFonts w:ascii="Arial" w:cs="Arial" w:eastAsia="Arial" w:hAnsi="Arial"/>
@@ -18907,7 +18907,7 @@
               <w:spacing w:after="10" w:before="0"/>
               <w:ind w:left="120"/>
             </w:pPr>
-            <w:hyperlink w:history="1" r:id="rIdbces6wwxyuotuadug5d4o">
+            <w:hyperlink w:history="1" r:id="rIdedty4i6k6frcqcmfvbbuv">
               <w:r>
                 <w:rPr>
                   <w:rFonts w:ascii="Arial" w:cs="Arial" w:eastAsia="Arial" w:hAnsi="Arial"/>
@@ -19102,7 +19102,7 @@
             <w:pPr>
               <w:spacing w:after="20" w:before="0"/>
             </w:pPr>
-            <w:hyperlink w:history="1" r:id="rIdja2-lnyr8hcpx8wysb5fs">
+            <w:hyperlink w:history="1" r:id="rIdvlszxt6fcs22xi37o-7su">
               <w:r>
                 <w:rPr>
                   <w:rFonts w:ascii="Arial" w:cs="Arial" w:eastAsia="Arial" w:hAnsi="Arial"/>
@@ -19135,7 +19135,7 @@
               <w:spacing w:after="10" w:before="0"/>
               <w:ind w:left="120"/>
             </w:pPr>
-            <w:hyperlink w:history="1" r:id="rIdbpinrqy4cpnlxb0zr6wdt">
+            <w:hyperlink w:history="1" r:id="rIdbb6-khnc-znnb4doigslo">
               <w:r>
                 <w:rPr>
                   <w:rFonts w:ascii="Arial" w:cs="Arial" w:eastAsia="Arial" w:hAnsi="Arial"/>
@@ -19180,7 +19180,7 @@
             <w:pPr>
               <w:spacing w:after="20" w:before="0"/>
             </w:pPr>
-            <w:hyperlink w:history="1" r:id="rIdkquhazcha-zdr0lgrbjo0">
+            <w:hyperlink w:history="1" r:id="rIdbfrmdwlr44fqde8g7wq1a">
               <w:r>
                 <w:rPr>
                   <w:rFonts w:ascii="Arial" w:cs="Arial" w:eastAsia="Arial" w:hAnsi="Arial"/>
@@ -19213,7 +19213,7 @@
               <w:spacing w:after="10" w:before="0"/>
               <w:ind w:left="120"/>
             </w:pPr>
-            <w:hyperlink w:history="1" r:id="rIdaxbbaznqiqskulhihhfdt">
+            <w:hyperlink w:history="1" r:id="rId6dhxt4a6ci0v8i69ltimf">
               <w:r>
                 <w:rPr>
                   <w:rFonts w:ascii="Arial" w:cs="Arial" w:eastAsia="Arial" w:hAnsi="Arial"/>
@@ -19408,7 +19408,7 @@
             <w:pPr>
               <w:spacing w:after="20" w:before="0"/>
             </w:pPr>
-            <w:hyperlink w:history="1" r:id="rIdf2tsaqkedoex0hva6ylvx">
+            <w:hyperlink w:history="1" r:id="rIdbvckugau3wumf_6t_ytkj">
               <w:r>
                 <w:rPr>
                   <w:rFonts w:ascii="Arial" w:cs="Arial" w:eastAsia="Arial" w:hAnsi="Arial"/>
@@ -19441,7 +19441,7 @@
               <w:spacing w:after="10" w:before="0"/>
               <w:ind w:left="120"/>
             </w:pPr>
-            <w:hyperlink w:history="1" r:id="rIdk6kgqkpejity-pdur4o7u">
+            <w:hyperlink w:history="1" r:id="rIdq96re2qzgml8jfhvaxsaq">
               <w:r>
                 <w:rPr>
                   <w:rFonts w:ascii="Arial" w:cs="Arial" w:eastAsia="Arial" w:hAnsi="Arial"/>
@@ -19486,7 +19486,7 @@
             <w:pPr>
               <w:spacing w:after="20" w:before="0"/>
             </w:pPr>
-            <w:hyperlink w:history="1" r:id="rIdndooqgh111kq-fjewyuxr">
+            <w:hyperlink w:history="1" r:id="rId9yhnhlvbvqga-ync8w1mk">
               <w:r>
                 <w:rPr>
                   <w:rFonts w:ascii="Arial" w:cs="Arial" w:eastAsia="Arial" w:hAnsi="Arial"/>
@@ -19535,7 +19535,7 @@
               <w:spacing w:after="10" w:before="0"/>
               <w:ind w:left="120"/>
             </w:pPr>
-            <w:hyperlink w:history="1" r:id="rIdpqm7-kgfkvxkdnodcgswk">
+            <w:hyperlink w:history="1" r:id="rIdhwxmwqvgn49he7yd1z5vs">
               <w:r>
                 <w:rPr>
                   <w:rFonts w:ascii="Arial" w:cs="Arial" w:eastAsia="Arial" w:hAnsi="Arial"/>
@@ -20047,7 +20047,7 @@
         </w:rPr>
         <w:t xml:space="preserve">© 2026 SeaVuria and ARES. Aligned with KICD objectives. Developed by SeaVuria; technical implementation by ARES (with AI assistance from Claude). Licensed under </w:t>
       </w:r>
-      <w:hyperlink w:history="1" r:id="rIdfkwjy2cvslfdgkq7uqbhg">
+      <w:hyperlink w:history="1" r:id="rIdpczfmyhqxvii7fwbrh5jn">
         <w:r>
           <w:rPr>
             <w:rFonts w:ascii="Arial" w:cs="Arial" w:eastAsia="Arial" w:hAnsi="Arial"/>
@@ -20068,7 +20068,7 @@
         </w:rPr>
         <w:t xml:space="preserve"> (</w:t>
       </w:r>
-      <w:hyperlink w:history="1" r:id="rIdaimhomwi1kcoweacowcay">
+      <w:hyperlink w:history="1" r:id="rIdd25ofgfhricxluplejmve">
         <w:r>
           <w:rPr>
             <w:rFonts w:ascii="Arial" w:cs="Arial" w:eastAsia="Arial" w:hAnsi="Arial"/>
@@ -21320,7 +21320,7 @@
             <w:pPr>
               <w:spacing w:after="20" w:before="0"/>
             </w:pPr>
-            <w:hyperlink w:history="1" r:id="rIdtxkfkfguspznmungvfxxh">
+            <w:hyperlink w:history="1" r:id="rIdkwttxz8bi6tbs0f6cfjqi">
               <w:r>
                 <w:rPr>
                   <w:rFonts w:ascii="Arial" w:cs="Arial" w:eastAsia="Arial" w:hAnsi="Arial"/>
@@ -21369,7 +21369,7 @@
               <w:spacing w:after="10" w:before="0"/>
               <w:ind w:left="120"/>
             </w:pPr>
-            <w:hyperlink w:history="1" r:id="rIdpubflg32hbyq99n22orfp">
+            <w:hyperlink w:history="1" r:id="rId8haueyj2fqx0q-jxivods">
               <w:r>
                 <w:rPr>
                   <w:rFonts w:ascii="Arial" w:cs="Arial" w:eastAsia="Arial" w:hAnsi="Arial"/>
@@ -21414,7 +21414,7 @@
             <w:pPr>
               <w:spacing w:after="20" w:before="0"/>
             </w:pPr>
-            <w:hyperlink w:history="1" r:id="rIdei5pqifc4xqu89u510zty">
+            <w:hyperlink w:history="1" r:id="rIdezjadvejagfry1f27xjpi">
               <w:r>
                 <w:rPr>
                   <w:rFonts w:ascii="Arial" w:cs="Arial" w:eastAsia="Arial" w:hAnsi="Arial"/>
@@ -21447,7 +21447,7 @@
               <w:spacing w:after="10" w:before="0"/>
               <w:ind w:left="120"/>
             </w:pPr>
-            <w:hyperlink w:history="1" r:id="rIdl9tuentvmsjlt4uiizlif">
+            <w:hyperlink w:history="1" r:id="rIdkoabcb7mecfrjqb2iyxud">
               <w:r>
                 <w:rPr>
                   <w:rFonts w:ascii="Arial" w:cs="Arial" w:eastAsia="Arial" w:hAnsi="Arial"/>
@@ -21642,7 +21642,7 @@
             <w:pPr>
               <w:spacing w:after="20" w:before="0"/>
             </w:pPr>
-            <w:hyperlink w:history="1" r:id="rIdvkeb9xzc6nwilvfopykil">
+            <w:hyperlink w:history="1" r:id="rIdcrus3j2pgswmsdow0di4d">
               <w:r>
                 <w:rPr>
                   <w:rFonts w:ascii="Arial" w:cs="Arial" w:eastAsia="Arial" w:hAnsi="Arial"/>
@@ -21691,7 +21691,7 @@
               <w:spacing w:after="10" w:before="0"/>
               <w:ind w:left="120"/>
             </w:pPr>
-            <w:hyperlink w:history="1" r:id="rIdfg_oaakp6g7ctfvalztce">
+            <w:hyperlink w:history="1" r:id="rIdsztscmbhtmkall6kmjo0n">
               <w:r>
                 <w:rPr>
                   <w:rFonts w:ascii="Arial" w:cs="Arial" w:eastAsia="Arial" w:hAnsi="Arial"/>
@@ -21736,7 +21736,7 @@
             <w:pPr>
               <w:spacing w:after="20" w:before="0"/>
             </w:pPr>
-            <w:hyperlink w:history="1" r:id="rIdegoxrvc2s4h11ojeuh_hw">
+            <w:hyperlink w:history="1" r:id="rIdi_zedyxnlscimbwlovq0e">
               <w:r>
                 <w:rPr>
                   <w:rFonts w:ascii="Arial" w:cs="Arial" w:eastAsia="Arial" w:hAnsi="Arial"/>
@@ -21769,7 +21769,7 @@
               <w:spacing w:after="10" w:before="0"/>
               <w:ind w:left="120"/>
             </w:pPr>
-            <w:hyperlink w:history="1" r:id="rIdjubtf1jckhp44-r0ksoky">
+            <w:hyperlink w:history="1" r:id="rId4wzxf1yqhb1gnzu1ccdfb">
               <w:r>
                 <w:rPr>
                   <w:rFonts w:ascii="Arial" w:cs="Arial" w:eastAsia="Arial" w:hAnsi="Arial"/>
@@ -21964,7 +21964,7 @@
             <w:pPr>
               <w:spacing w:after="20" w:before="0"/>
             </w:pPr>
-            <w:hyperlink w:history="1" r:id="rIdplapkobwd2udxf80sjitl">
+            <w:hyperlink w:history="1" r:id="rIdwajfe9wkajyaxjf8wlzmu">
               <w:r>
                 <w:rPr>
                   <w:rFonts w:ascii="Arial" w:cs="Arial" w:eastAsia="Arial" w:hAnsi="Arial"/>
@@ -22013,7 +22013,7 @@
               <w:spacing w:after="10" w:before="0"/>
               <w:ind w:left="120"/>
             </w:pPr>
-            <w:hyperlink w:history="1" r:id="rId9jdjquhayjclotdqh6bn5">
+            <w:hyperlink w:history="1" r:id="rId-ecsuoj9nq6nsm_nwx-lc">
               <w:r>
                 <w:rPr>
                   <w:rFonts w:ascii="Arial" w:cs="Arial" w:eastAsia="Arial" w:hAnsi="Arial"/>
@@ -22058,7 +22058,7 @@
             <w:pPr>
               <w:spacing w:after="20" w:before="0"/>
             </w:pPr>
-            <w:hyperlink w:history="1" r:id="rId2vmjmep6ibxjzlp3u_zlk">
+            <w:hyperlink w:history="1" r:id="rIdpryuotk4ozlkjb29rqtcj">
               <w:r>
                 <w:rPr>
                   <w:rFonts w:ascii="Arial" w:cs="Arial" w:eastAsia="Arial" w:hAnsi="Arial"/>
@@ -22107,7 +22107,7 @@
               <w:spacing w:after="10" w:before="0"/>
               <w:ind w:left="120"/>
             </w:pPr>
-            <w:hyperlink w:history="1" r:id="rId4cnkuqohpobsjnhqoohax">
+            <w:hyperlink w:history="1" r:id="rIddgytrpn6kmmyisun8bfzg">
               <w:r>
                 <w:rPr>
                   <w:rFonts w:ascii="Arial" w:cs="Arial" w:eastAsia="Arial" w:hAnsi="Arial"/>
@@ -22302,7 +22302,7 @@
             <w:pPr>
               <w:spacing w:after="20" w:before="0"/>
             </w:pPr>
-            <w:hyperlink w:history="1" r:id="rIdtfwnecgnxe4vjvwrf0vzs">
+            <w:hyperlink w:history="1" r:id="rIdyrvzer54_vg6x3qtrp1st">
               <w:r>
                 <w:rPr>
                   <w:rFonts w:ascii="Arial" w:cs="Arial" w:eastAsia="Arial" w:hAnsi="Arial"/>
@@ -22351,7 +22351,7 @@
               <w:spacing w:after="10" w:before="0"/>
               <w:ind w:left="120"/>
             </w:pPr>
-            <w:hyperlink w:history="1" r:id="rId-1u2057amzdmidkhwpryd">
+            <w:hyperlink w:history="1" r:id="rIdwinrbrglxbkkbe_0eveja">
               <w:r>
                 <w:rPr>
                   <w:rFonts w:ascii="Arial" w:cs="Arial" w:eastAsia="Arial" w:hAnsi="Arial"/>
@@ -22396,7 +22396,7 @@
             <w:pPr>
               <w:spacing w:after="20" w:before="0"/>
             </w:pPr>
-            <w:hyperlink w:history="1" r:id="rIda-njzojifnco7dnhzza8z">
+            <w:hyperlink w:history="1" r:id="rIdbkrkn4jyh27nudwkusiam">
               <w:r>
                 <w:rPr>
                   <w:rFonts w:ascii="Arial" w:cs="Arial" w:eastAsia="Arial" w:hAnsi="Arial"/>
@@ -22445,7 +22445,7 @@
               <w:spacing w:after="10" w:before="0"/>
               <w:ind w:left="120"/>
             </w:pPr>
-            <w:hyperlink w:history="1" r:id="rIdlpuppfmzosssmuhe-4rre">
+            <w:hyperlink w:history="1" r:id="rId1pw4sw5e84w9kd7z0fjp4">
               <w:r>
                 <w:rPr>
                   <w:rFonts w:ascii="Arial" w:cs="Arial" w:eastAsia="Arial" w:hAnsi="Arial"/>
@@ -22640,7 +22640,7 @@
             <w:pPr>
               <w:spacing w:after="20" w:before="0"/>
             </w:pPr>
-            <w:hyperlink w:history="1" r:id="rIdctnju2mvxsflwayrjmmnc">
+            <w:hyperlink w:history="1" r:id="rIdu46im2ke4nl1odyatomgy">
               <w:r>
                 <w:rPr>
                   <w:rFonts w:ascii="Arial" w:cs="Arial" w:eastAsia="Arial" w:hAnsi="Arial"/>
@@ -22689,7 +22689,7 @@
               <w:spacing w:after="10" w:before="0"/>
               <w:ind w:left="120"/>
             </w:pPr>
-            <w:hyperlink w:history="1" r:id="rId4oizsngik6fjmhcrz0okn">
+            <w:hyperlink w:history="1" r:id="rIdupdvbirzsqqzclzj3x7f3">
               <w:r>
                 <w:rPr>
                   <w:rFonts w:ascii="Arial" w:cs="Arial" w:eastAsia="Arial" w:hAnsi="Arial"/>
@@ -22734,7 +22734,7 @@
             <w:pPr>
               <w:spacing w:after="20" w:before="0"/>
             </w:pPr>
-            <w:hyperlink w:history="1" r:id="rIddhe8dtfxqu5l9xbmvwxwc">
+            <w:hyperlink w:history="1" r:id="rIdsjbbej0pupdsqbjscpauj">
               <w:r>
                 <w:rPr>
                   <w:rFonts w:ascii="Arial" w:cs="Arial" w:eastAsia="Arial" w:hAnsi="Arial"/>
@@ -22783,7 +22783,7 @@
               <w:spacing w:after="10" w:before="0"/>
               <w:ind w:left="120"/>
             </w:pPr>
-            <w:hyperlink w:history="1" r:id="rIdsempkzn961rs6jmev_9ef">
+            <w:hyperlink w:history="1" r:id="rIdfcwhppke5eulgokwy0nd7">
               <w:r>
                 <w:rPr>
                   <w:rFonts w:ascii="Arial" w:cs="Arial" w:eastAsia="Arial" w:hAnsi="Arial"/>
@@ -23295,7 +23295,7 @@
         </w:rPr>
         <w:t xml:space="preserve">© 2026 SeaVuria and ARES. Aligned with KICD objectives. Developed by SeaVuria; technical implementation by ARES (with AI assistance from Claude). Licensed under </w:t>
       </w:r>
-      <w:hyperlink w:history="1" r:id="rIdm7zze9l3udzl-4ytlrldr">
+      <w:hyperlink w:history="1" r:id="rId3q3vzvlkf7apqjdmi-klq">
         <w:r>
           <w:rPr>
             <w:rFonts w:ascii="Arial" w:cs="Arial" w:eastAsia="Arial" w:hAnsi="Arial"/>
@@ -23316,7 +23316,7 @@
         </w:rPr>
         <w:t xml:space="preserve"> (</w:t>
       </w:r>
-      <w:hyperlink w:history="1" r:id="rIdusc5yhjydy0usax66omhu">
+      <w:hyperlink w:history="1" r:id="rIda-xfqkxhg9ty49wko7scl">
         <w:r>
           <w:rPr>
             <w:rFonts w:ascii="Arial" w:cs="Arial" w:eastAsia="Arial" w:hAnsi="Arial"/>
@@ -24528,7 +24528,7 @@
             <w:pPr>
               <w:spacing w:after="20" w:before="0"/>
             </w:pPr>
-            <w:hyperlink w:history="1" r:id="rIdogf-rleb-ohloqgrfkc7x">
+            <w:hyperlink w:history="1" r:id="rIddx96-b_sigas5ib49kuhe">
               <w:r>
                 <w:rPr>
                   <w:rFonts w:ascii="Arial" w:cs="Arial" w:eastAsia="Arial" w:hAnsi="Arial"/>
@@ -24561,7 +24561,7 @@
               <w:spacing w:after="10" w:before="0"/>
               <w:ind w:left="120"/>
             </w:pPr>
-            <w:hyperlink w:history="1" r:id="rIdt1zafgjvcprtxufgcfbew">
+            <w:hyperlink w:history="1" r:id="rIddsydnj4vrictcssbc_viv">
               <w:r>
                 <w:rPr>
                   <w:rFonts w:ascii="Arial" w:cs="Arial" w:eastAsia="Arial" w:hAnsi="Arial"/>
@@ -24606,7 +24606,7 @@
             <w:pPr>
               <w:spacing w:after="20" w:before="0"/>
             </w:pPr>
-            <w:hyperlink w:history="1" r:id="rId8xzwlvjmlz_lqogew7yb9">
+            <w:hyperlink w:history="1" r:id="rId8pew-nbdixz3fv2wwhaxw">
               <w:r>
                 <w:rPr>
                   <w:rFonts w:ascii="Arial" w:cs="Arial" w:eastAsia="Arial" w:hAnsi="Arial"/>
@@ -24639,7 +24639,7 @@
               <w:spacing w:after="10" w:before="0"/>
               <w:ind w:left="120"/>
             </w:pPr>
-            <w:hyperlink w:history="1" r:id="rIdond90xhfckdhmbz1vpqzg">
+            <w:hyperlink w:history="1" r:id="rIdvpuzmnd1gfy_p_rzjrhyw">
               <w:r>
                 <w:rPr>
                   <w:rFonts w:ascii="Arial" w:cs="Arial" w:eastAsia="Arial" w:hAnsi="Arial"/>
@@ -24834,7 +24834,7 @@
             <w:pPr>
               <w:spacing w:after="20" w:before="0"/>
             </w:pPr>
-            <w:hyperlink w:history="1" r:id="rId2ckdizucgnpx5iqvylgae">
+            <w:hyperlink w:history="1" r:id="rIdeiumftyfvqk2yqqoryryi">
               <w:r>
                 <w:rPr>
                   <w:rFonts w:ascii="Arial" w:cs="Arial" w:eastAsia="Arial" w:hAnsi="Arial"/>
@@ -24867,7 +24867,7 @@
               <w:spacing w:after="10" w:before="0"/>
               <w:ind w:left="120"/>
             </w:pPr>
-            <w:hyperlink w:history="1" r:id="rId4tdkihz67p4lpishe-req">
+            <w:hyperlink w:history="1" r:id="rId_xfv-nzzpoyat5_c7gawn">
               <w:r>
                 <w:rPr>
                   <w:rFonts w:ascii="Arial" w:cs="Arial" w:eastAsia="Arial" w:hAnsi="Arial"/>
@@ -24912,7 +24912,7 @@
             <w:pPr>
               <w:spacing w:after="20" w:before="0"/>
             </w:pPr>
-            <w:hyperlink w:history="1" r:id="rIdqph9c1aser82p6cbfwl0k">
+            <w:hyperlink w:history="1" r:id="rIdcui7ernmdqzjsilw8vbqw">
               <w:r>
                 <w:rPr>
                   <w:rFonts w:ascii="Arial" w:cs="Arial" w:eastAsia="Arial" w:hAnsi="Arial"/>
@@ -24945,7 +24945,7 @@
               <w:spacing w:after="10" w:before="0"/>
               <w:ind w:left="120"/>
             </w:pPr>
-            <w:hyperlink w:history="1" r:id="rIdc2xh4zsaelmcgmjaszvjb">
+            <w:hyperlink w:history="1" r:id="rIdff_u_w41noipee6c-tkej">
               <w:r>
                 <w:rPr>
                   <w:rFonts w:ascii="Arial" w:cs="Arial" w:eastAsia="Arial" w:hAnsi="Arial"/>
@@ -25140,7 +25140,7 @@
             <w:pPr>
               <w:spacing w:after="20" w:before="0"/>
             </w:pPr>
-            <w:hyperlink w:history="1" r:id="rId-gq4wropbbv_keocg02or">
+            <w:hyperlink w:history="1" r:id="rIdzngcwxpakkt7wzygwrrf1">
               <w:r>
                 <w:rPr>
                   <w:rFonts w:ascii="Arial" w:cs="Arial" w:eastAsia="Arial" w:hAnsi="Arial"/>
@@ -25173,7 +25173,7 @@
               <w:spacing w:after="10" w:before="0"/>
               <w:ind w:left="120"/>
             </w:pPr>
-            <w:hyperlink w:history="1" r:id="rIdz0bhajfmsu1q6nh080vnn">
+            <w:hyperlink w:history="1" r:id="rIdljtpatti_mlg7iod_jkrx">
               <w:r>
                 <w:rPr>
                   <w:rFonts w:ascii="Arial" w:cs="Arial" w:eastAsia="Arial" w:hAnsi="Arial"/>
@@ -25218,7 +25218,7 @@
             <w:pPr>
               <w:spacing w:after="20" w:before="0"/>
             </w:pPr>
-            <w:hyperlink w:history="1" r:id="rIduo0kfbazwci1qoj2nfeob">
+            <w:hyperlink w:history="1" r:id="rIdlsdklqx3gqx4oa14oko08">
               <w:r>
                 <w:rPr>
                   <w:rFonts w:ascii="Arial" w:cs="Arial" w:eastAsia="Arial" w:hAnsi="Arial"/>
@@ -25251,7 +25251,7 @@
               <w:spacing w:after="10" w:before="0"/>
               <w:ind w:left="120"/>
             </w:pPr>
-            <w:hyperlink w:history="1" r:id="rIde2sztlot8pluh7id90orh">
+            <w:hyperlink w:history="1" r:id="rId5t2ehwg5dmh7z4x2-au7i">
               <w:r>
                 <w:rPr>
                   <w:rFonts w:ascii="Arial" w:cs="Arial" w:eastAsia="Arial" w:hAnsi="Arial"/>
@@ -25446,7 +25446,7 @@
             <w:pPr>
               <w:spacing w:after="20" w:before="0"/>
             </w:pPr>
-            <w:hyperlink w:history="1" r:id="rIdu-nu-9h2yy2bdgfbfpctk">
+            <w:hyperlink w:history="1" r:id="rIdkuaqm4bpj2vrqkjx8epyj">
               <w:r>
                 <w:rPr>
                   <w:rFonts w:ascii="Arial" w:cs="Arial" w:eastAsia="Arial" w:hAnsi="Arial"/>
@@ -25479,7 +25479,7 @@
               <w:spacing w:after="10" w:before="0"/>
               <w:ind w:left="120"/>
             </w:pPr>
-            <w:hyperlink w:history="1" r:id="rIdqhl570_xruizja6vydf6r">
+            <w:hyperlink w:history="1" r:id="rIdedkfinttldfetonwm0hsz">
               <w:r>
                 <w:rPr>
                   <w:rFonts w:ascii="Arial" w:cs="Arial" w:eastAsia="Arial" w:hAnsi="Arial"/>
@@ -25524,7 +25524,7 @@
             <w:pPr>
               <w:spacing w:after="20" w:before="0"/>
             </w:pPr>
-            <w:hyperlink w:history="1" r:id="rId8oyzokbngyll8gz9ip3lv">
+            <w:hyperlink w:history="1" r:id="rIdvoq099yximclnqnuiibf-">
               <w:r>
                 <w:rPr>
                   <w:rFonts w:ascii="Arial" w:cs="Arial" w:eastAsia="Arial" w:hAnsi="Arial"/>
@@ -25557,7 +25557,7 @@
               <w:spacing w:after="10" w:before="0"/>
               <w:ind w:left="120"/>
             </w:pPr>
-            <w:hyperlink w:history="1" r:id="rIde2sf9omlft7gd_mhmony2">
+            <w:hyperlink w:history="1" r:id="rIdwuwaqpedgg7arp0iwpsp2">
               <w:r>
                 <w:rPr>
                   <w:rFonts w:ascii="Arial" w:cs="Arial" w:eastAsia="Arial" w:hAnsi="Arial"/>
@@ -25752,7 +25752,7 @@
             <w:pPr>
               <w:spacing w:after="20" w:before="0"/>
             </w:pPr>
-            <w:hyperlink w:history="1" r:id="rIdsg7onoq7vqmbntaeohk5i">
+            <w:hyperlink w:history="1" r:id="rIdx39mvy3hsebchc57oj3rp">
               <w:r>
                 <w:rPr>
                   <w:rFonts w:ascii="Arial" w:cs="Arial" w:eastAsia="Arial" w:hAnsi="Arial"/>
@@ -25785,7 +25785,7 @@
               <w:spacing w:after="10" w:before="0"/>
               <w:ind w:left="120"/>
             </w:pPr>
-            <w:hyperlink w:history="1" r:id="rIdrs7iu9x3wgjszs4491_ni">
+            <w:hyperlink w:history="1" r:id="rIdzaodb7qxgz1fgoxv_0jve">
               <w:r>
                 <w:rPr>
                   <w:rFonts w:ascii="Arial" w:cs="Arial" w:eastAsia="Arial" w:hAnsi="Arial"/>
@@ -25830,7 +25830,7 @@
             <w:pPr>
               <w:spacing w:after="20" w:before="0"/>
             </w:pPr>
-            <w:hyperlink w:history="1" r:id="rIdednbvve9tdhgvkdptwdwz">
+            <w:hyperlink w:history="1" r:id="rIdbvyia-r6oeu_tnsdx6o2m">
               <w:r>
                 <w:rPr>
                   <w:rFonts w:ascii="Arial" w:cs="Arial" w:eastAsia="Arial" w:hAnsi="Arial"/>
@@ -25879,7 +25879,7 @@
               <w:spacing w:after="10" w:before="0"/>
               <w:ind w:left="120"/>
             </w:pPr>
-            <w:hyperlink w:history="1" r:id="rIdbqks_lumdctebg5jnvzcq">
+            <w:hyperlink w:history="1" r:id="rIdwegmwlejkvppract8todk">
               <w:r>
                 <w:rPr>
                   <w:rFonts w:ascii="Arial" w:cs="Arial" w:eastAsia="Arial" w:hAnsi="Arial"/>
@@ -26391,7 +26391,7 @@
         </w:rPr>
         <w:t xml:space="preserve">© 2026 SeaVuria and ARES. Aligned with KICD objectives. Developed by SeaVuria; technical implementation by ARES (with AI assistance from Claude). Licensed under </w:t>
       </w:r>
-      <w:hyperlink w:history="1" r:id="rIdyl5y6uktosrciky_droig">
+      <w:hyperlink w:history="1" r:id="rId3erjezpa3aizbpl7zcftq">
         <w:r>
           <w:rPr>
             <w:rFonts w:ascii="Arial" w:cs="Arial" w:eastAsia="Arial" w:hAnsi="Arial"/>
@@ -26412,7 +26412,7 @@
         </w:rPr>
         <w:t xml:space="preserve"> (</w:t>
       </w:r>
-      <w:hyperlink w:history="1" r:id="rId3ivcmzvruz9ozxejgzuzk">
+      <w:hyperlink w:history="1" r:id="rId8tbdwr39ek7wvz1vf1kih">
         <w:r>
           <w:rPr>
             <w:rFonts w:ascii="Arial" w:cs="Arial" w:eastAsia="Arial" w:hAnsi="Arial"/>

--- a/data/outputs/v2/Essential_Mathematics/SS2.2_Reflection/Essential_Mathematics_Reflection_CBE_LessonSequence.docx
+++ b/data/outputs/v2/Essential_Mathematics/SS2.2_Reflection/Essential_Mathematics_Reflection_CBE_LessonSequence.docx
@@ -2184,7 +2184,7 @@
         </w:rPr>
         <w:t xml:space="preserve">© 2026 SeaVuria and ARES. This work is licensed under a </w:t>
       </w:r>
-      <w:hyperlink w:history="1" r:id="rIddpl5kwysk7p9kfd2mqurb">
+      <w:hyperlink w:history="1" r:id="rId8vddbzmzb8_gocaw_djzl">
         <w:r>
           <w:rPr>
             <w:rFonts w:ascii="Arial" w:cs="Arial" w:eastAsia="Arial" w:hAnsi="Arial"/>
@@ -2204,7 +2204,7 @@
         </w:rPr>
         <w:t xml:space="preserve"> (</w:t>
       </w:r>
-      <w:hyperlink w:history="1" r:id="rIdp8pvpyaklyajt9jlw7o0d">
+      <w:hyperlink w:history="1" r:id="rIds1nagwm7ympx2sx2mhtgz">
         <w:r>
           <w:rPr>
             <w:rFonts w:ascii="Arial" w:cs="Arial" w:eastAsia="Arial" w:hAnsi="Arial"/>
@@ -2224,7 +2224,7 @@
         </w:rPr>
         <w:t xml:space="preserve">). To view a copy of this license, visit </w:t>
       </w:r>
-      <w:hyperlink w:history="1" r:id="rIdklif7b3ph11jbx-d6dkof">
+      <w:hyperlink w:history="1" r:id="rIdv9vhonfl7-mblgf9-uc_9">
         <w:r>
           <w:rPr>
             <w:rFonts w:ascii="Arial" w:cs="Arial" w:eastAsia="Arial" w:hAnsi="Arial"/>
@@ -3236,7 +3236,7 @@
             <w:pPr>
               <w:spacing w:after="20" w:before="0"/>
             </w:pPr>
-            <w:hyperlink w:history="1" r:id="rIdqdbeyi5uxzeufol4b1anq">
+            <w:hyperlink w:history="1" r:id="rIdl8l4xd2fi_o5zsw5-unoc">
               <w:r>
                 <w:rPr>
                   <w:rFonts w:ascii="Arial" w:cs="Arial" w:eastAsia="Arial" w:hAnsi="Arial"/>
@@ -3269,7 +3269,7 @@
               <w:spacing w:after="10" w:before="0"/>
               <w:ind w:left="120"/>
             </w:pPr>
-            <w:hyperlink w:history="1" r:id="rId06ewnt2mozahxtheazpgy">
+            <w:hyperlink w:history="1" r:id="rIdk-vngal5c9sx4eahbjicb">
               <w:r>
                 <w:rPr>
                   <w:rFonts w:ascii="Arial" w:cs="Arial" w:eastAsia="Arial" w:hAnsi="Arial"/>
@@ -3314,7 +3314,7 @@
             <w:pPr>
               <w:spacing w:after="20" w:before="0"/>
             </w:pPr>
-            <w:hyperlink w:history="1" r:id="rId9tfmde620qponej_elbyk">
+            <w:hyperlink w:history="1" r:id="rId9ti_z9tt1piq8wj9iyuv9">
               <w:r>
                 <w:rPr>
                   <w:rFonts w:ascii="Arial" w:cs="Arial" w:eastAsia="Arial" w:hAnsi="Arial"/>
@@ -3347,7 +3347,7 @@
               <w:spacing w:after="10" w:before="0"/>
               <w:ind w:left="120"/>
             </w:pPr>
-            <w:hyperlink w:history="1" r:id="rIdoheker0qjl3qxzcqxkl4b">
+            <w:hyperlink w:history="1" r:id="rIdqqfmp__ndle8mzbtbp2wu">
               <w:r>
                 <w:rPr>
                   <w:rFonts w:ascii="Arial" w:cs="Arial" w:eastAsia="Arial" w:hAnsi="Arial"/>
@@ -3542,7 +3542,7 @@
             <w:pPr>
               <w:spacing w:after="20" w:before="0"/>
             </w:pPr>
-            <w:hyperlink w:history="1" r:id="rId0cgzrmspaexubb6exittf">
+            <w:hyperlink w:history="1" r:id="rIdfzjxjqxti-rau2xueooj3">
               <w:r>
                 <w:rPr>
                   <w:rFonts w:ascii="Arial" w:cs="Arial" w:eastAsia="Arial" w:hAnsi="Arial"/>
@@ -3575,7 +3575,7 @@
               <w:spacing w:after="10" w:before="0"/>
               <w:ind w:left="120"/>
             </w:pPr>
-            <w:hyperlink w:history="1" r:id="rId0tfzmfa-tmtptmcfa3fic">
+            <w:hyperlink w:history="1" r:id="rIdfdrxqgrioe_91x-otbnex">
               <w:r>
                 <w:rPr>
                   <w:rFonts w:ascii="Arial" w:cs="Arial" w:eastAsia="Arial" w:hAnsi="Arial"/>
@@ -3620,7 +3620,7 @@
             <w:pPr>
               <w:spacing w:after="20" w:before="0"/>
             </w:pPr>
-            <w:hyperlink w:history="1" r:id="rId3p3xg5dvw2rzew3ujon4m">
+            <w:hyperlink w:history="1" r:id="rIdhncf9qwo79phlx35-ytg4">
               <w:r>
                 <w:rPr>
                   <w:rFonts w:ascii="Arial" w:cs="Arial" w:eastAsia="Arial" w:hAnsi="Arial"/>
@@ -3653,7 +3653,7 @@
               <w:spacing w:after="10" w:before="0"/>
               <w:ind w:left="120"/>
             </w:pPr>
-            <w:hyperlink w:history="1" r:id="rIdlwlm59eeq-dm4gp1svase">
+            <w:hyperlink w:history="1" r:id="rIdbuagkpogwk3tjwoenyp_l">
               <w:r>
                 <w:rPr>
                   <w:rFonts w:ascii="Arial" w:cs="Arial" w:eastAsia="Arial" w:hAnsi="Arial"/>
@@ -3848,7 +3848,7 @@
             <w:pPr>
               <w:spacing w:after="20" w:before="0"/>
             </w:pPr>
-            <w:hyperlink w:history="1" r:id="rIdgaof0tp4l0jkgcq5dlffo">
+            <w:hyperlink w:history="1" r:id="rIdsjbybseafcbbjy19xhj2a">
               <w:r>
                 <w:rPr>
                   <w:rFonts w:ascii="Arial" w:cs="Arial" w:eastAsia="Arial" w:hAnsi="Arial"/>
@@ -3881,7 +3881,7 @@
               <w:spacing w:after="10" w:before="0"/>
               <w:ind w:left="120"/>
             </w:pPr>
-            <w:hyperlink w:history="1" r:id="rId_x869vtet5mnqtoz_r8pm">
+            <w:hyperlink w:history="1" r:id="rIdctje0a9fa3ujrblcrcgcr">
               <w:r>
                 <w:rPr>
                   <w:rFonts w:ascii="Arial" w:cs="Arial" w:eastAsia="Arial" w:hAnsi="Arial"/>
@@ -3926,7 +3926,7 @@
             <w:pPr>
               <w:spacing w:after="20" w:before="0"/>
             </w:pPr>
-            <w:hyperlink w:history="1" r:id="rIdoi8ojyqoh2ta_po4v8l5l">
+            <w:hyperlink w:history="1" r:id="rIddedqmj_md8flarslb_qqu">
               <w:r>
                 <w:rPr>
                   <w:rFonts w:ascii="Arial" w:cs="Arial" w:eastAsia="Arial" w:hAnsi="Arial"/>
@@ -3959,7 +3959,7 @@
               <w:spacing w:after="10" w:before="0"/>
               <w:ind w:left="120"/>
             </w:pPr>
-            <w:hyperlink w:history="1" r:id="rIdq-s0hwvosp-djdscwwhlb">
+            <w:hyperlink w:history="1" r:id="rIdhcefda9f3lfi0x14og7a0">
               <w:r>
                 <w:rPr>
                   <w:rFonts w:ascii="Arial" w:cs="Arial" w:eastAsia="Arial" w:hAnsi="Arial"/>
@@ -4154,7 +4154,7 @@
             <w:pPr>
               <w:spacing w:after="20" w:before="0"/>
             </w:pPr>
-            <w:hyperlink w:history="1" r:id="rIdigipo_9s7slys_q-sm2rh">
+            <w:hyperlink w:history="1" r:id="rIdfo4vaclk9j8fs4ffia_zd">
               <w:r>
                 <w:rPr>
                   <w:rFonts w:ascii="Arial" w:cs="Arial" w:eastAsia="Arial" w:hAnsi="Arial"/>
@@ -4187,7 +4187,7 @@
               <w:spacing w:after="10" w:before="0"/>
               <w:ind w:left="120"/>
             </w:pPr>
-            <w:hyperlink w:history="1" r:id="rIdzlym9gibs9pif8mlbethb">
+            <w:hyperlink w:history="1" r:id="rIdc9fhzqydxmlydginc6qyy">
               <w:r>
                 <w:rPr>
                   <w:rFonts w:ascii="Arial" w:cs="Arial" w:eastAsia="Arial" w:hAnsi="Arial"/>
@@ -4232,7 +4232,7 @@
             <w:pPr>
               <w:spacing w:after="20" w:before="0"/>
             </w:pPr>
-            <w:hyperlink w:history="1" r:id="rIdsxvsky6wollzsjvnnboih">
+            <w:hyperlink w:history="1" r:id="rIdqhtusyhskst4hzp4-ahba">
               <w:r>
                 <w:rPr>
                   <w:rFonts w:ascii="Arial" w:cs="Arial" w:eastAsia="Arial" w:hAnsi="Arial"/>
@@ -4265,7 +4265,7 @@
               <w:spacing w:after="10" w:before="0"/>
               <w:ind w:left="120"/>
             </w:pPr>
-            <w:hyperlink w:history="1" r:id="rIds5nm1s_4q4qxjffuea-ea">
+            <w:hyperlink w:history="1" r:id="rIddgnud0woexp0nfgffexxa">
               <w:r>
                 <w:rPr>
                   <w:rFonts w:ascii="Arial" w:cs="Arial" w:eastAsia="Arial" w:hAnsi="Arial"/>
@@ -4460,7 +4460,7 @@
             <w:pPr>
               <w:spacing w:after="20" w:before="0"/>
             </w:pPr>
-            <w:hyperlink w:history="1" r:id="rIdj8se2kuxtqv_vt35xt8lm">
+            <w:hyperlink w:history="1" r:id="rIdlt6k-lwb5u8sss-jj-bk0">
               <w:r>
                 <w:rPr>
                   <w:rFonts w:ascii="Arial" w:cs="Arial" w:eastAsia="Arial" w:hAnsi="Arial"/>
@@ -4493,7 +4493,7 @@
               <w:spacing w:after="10" w:before="0"/>
               <w:ind w:left="120"/>
             </w:pPr>
-            <w:hyperlink w:history="1" r:id="rIdufusa25lyll4fby0t2maf">
+            <w:hyperlink w:history="1" r:id="rIdsgvlmbzyc-zn5mv1ha8vq">
               <w:r>
                 <w:rPr>
                   <w:rFonts w:ascii="Arial" w:cs="Arial" w:eastAsia="Arial" w:hAnsi="Arial"/>
@@ -4538,7 +4538,7 @@
             <w:pPr>
               <w:spacing w:after="20" w:before="0"/>
             </w:pPr>
-            <w:hyperlink w:history="1" r:id="rIdzf8lp75qwze9fjzgj57so">
+            <w:hyperlink w:history="1" r:id="rIdri-h6ibpoxdd-fwlarn3h">
               <w:r>
                 <w:rPr>
                   <w:rFonts w:ascii="Arial" w:cs="Arial" w:eastAsia="Arial" w:hAnsi="Arial"/>
@@ -4587,7 +4587,7 @@
               <w:spacing w:after="10" w:before="0"/>
               <w:ind w:left="120"/>
             </w:pPr>
-            <w:hyperlink w:history="1" r:id="rIdiuyreuyp6t5q1sypkitgy">
+            <w:hyperlink w:history="1" r:id="rIdnan8rii5xjrkwevyk_cfk">
               <w:r>
                 <w:rPr>
                   <w:rFonts w:ascii="Arial" w:cs="Arial" w:eastAsia="Arial" w:hAnsi="Arial"/>
@@ -5099,7 +5099,7 @@
         </w:rPr>
         <w:t xml:space="preserve">© 2026 SeaVuria and ARES. Aligned with KICD objectives. Developed by SeaVuria; technical implementation by ARES (with AI assistance from Claude). Licensed under </w:t>
       </w:r>
-      <w:hyperlink w:history="1" r:id="rId6gqfrmvpa1xz4sqfr4c3m">
+      <w:hyperlink w:history="1" r:id="rIdkikzlkir2vf1esz_c7qmg">
         <w:r>
           <w:rPr>
             <w:rFonts w:ascii="Arial" w:cs="Arial" w:eastAsia="Arial" w:hAnsi="Arial"/>
@@ -5120,7 +5120,7 @@
         </w:rPr>
         <w:t xml:space="preserve"> (</w:t>
       </w:r>
-      <w:hyperlink w:history="1" r:id="rIdxubcdyw7jrbzsqc0jc4a2">
+      <w:hyperlink w:history="1" r:id="rIdjrdydagyhyp0qgsvyzthw">
         <w:r>
           <w:rPr>
             <w:rFonts w:ascii="Arial" w:cs="Arial" w:eastAsia="Arial" w:hAnsi="Arial"/>
@@ -6133,7 +6133,7 @@
             <w:pPr>
               <w:spacing w:after="20" w:before="0"/>
             </w:pPr>
-            <w:hyperlink w:history="1" r:id="rIdj4uvnhzskd43sal8txmxg">
+            <w:hyperlink w:history="1" r:id="rIdmcsifck2zxjbchsbgly6h">
               <w:r>
                 <w:rPr>
                   <w:rFonts w:ascii="Arial" w:cs="Arial" w:eastAsia="Arial" w:hAnsi="Arial"/>
@@ -6166,7 +6166,7 @@
               <w:spacing w:after="10" w:before="0"/>
               <w:ind w:left="120"/>
             </w:pPr>
-            <w:hyperlink w:history="1" r:id="rIdmw9dturvxjx-8tu9kwcnk">
+            <w:hyperlink w:history="1" r:id="rIdqagpeog4up-oij4i7yqto">
               <w:r>
                 <w:rPr>
                   <w:rFonts w:ascii="Arial" w:cs="Arial" w:eastAsia="Arial" w:hAnsi="Arial"/>
@@ -6211,7 +6211,7 @@
             <w:pPr>
               <w:spacing w:after="20" w:before="0"/>
             </w:pPr>
-            <w:hyperlink w:history="1" r:id="rId1pnvjltw0ojvh0yqeg5tj">
+            <w:hyperlink w:history="1" r:id="rId_wttjsgcim43we5qnhanr">
               <w:r>
                 <w:rPr>
                   <w:rFonts w:ascii="Arial" w:cs="Arial" w:eastAsia="Arial" w:hAnsi="Arial"/>
@@ -6244,7 +6244,7 @@
               <w:spacing w:after="10" w:before="0"/>
               <w:ind w:left="120"/>
             </w:pPr>
-            <w:hyperlink w:history="1" r:id="rIdc17lkzv5zvnnbw-fgv3af">
+            <w:hyperlink w:history="1" r:id="rIdbtkytm-kifhyqjnh4x9bt">
               <w:r>
                 <w:rPr>
                   <w:rFonts w:ascii="Arial" w:cs="Arial" w:eastAsia="Arial" w:hAnsi="Arial"/>
@@ -6439,7 +6439,7 @@
             <w:pPr>
               <w:spacing w:after="20" w:before="0"/>
             </w:pPr>
-            <w:hyperlink w:history="1" r:id="rId-8ziha39ku_370n3wh60d">
+            <w:hyperlink w:history="1" r:id="rIdqka_-a-svrw8j0kxnpujf">
               <w:r>
                 <w:rPr>
                   <w:rFonts w:ascii="Arial" w:cs="Arial" w:eastAsia="Arial" w:hAnsi="Arial"/>
@@ -6472,7 +6472,7 @@
               <w:spacing w:after="10" w:before="0"/>
               <w:ind w:left="120"/>
             </w:pPr>
-            <w:hyperlink w:history="1" r:id="rIdcqlcecx4lersqwzn8cccz">
+            <w:hyperlink w:history="1" r:id="rIdhm4tgh03l4tu3xs_lfswj">
               <w:r>
                 <w:rPr>
                   <w:rFonts w:ascii="Arial" w:cs="Arial" w:eastAsia="Arial" w:hAnsi="Arial"/>
@@ -6517,7 +6517,7 @@
             <w:pPr>
               <w:spacing w:after="20" w:before="0"/>
             </w:pPr>
-            <w:hyperlink w:history="1" r:id="rIdqj3srwnxqtzs1xioxz9k9">
+            <w:hyperlink w:history="1" r:id="rIdazu9ionm1vz4rg9pln6fx">
               <w:r>
                 <w:rPr>
                   <w:rFonts w:ascii="Arial" w:cs="Arial" w:eastAsia="Arial" w:hAnsi="Arial"/>
@@ -6550,7 +6550,7 @@
               <w:spacing w:after="10" w:before="0"/>
               <w:ind w:left="120"/>
             </w:pPr>
-            <w:hyperlink w:history="1" r:id="rIdqkgsbp_llwnhhlxox3mkh">
+            <w:hyperlink w:history="1" r:id="rId9oxiubdgwcvob9fkfdv_h">
               <w:r>
                 <w:rPr>
                   <w:rFonts w:ascii="Arial" w:cs="Arial" w:eastAsia="Arial" w:hAnsi="Arial"/>
@@ -6745,7 +6745,7 @@
             <w:pPr>
               <w:spacing w:after="20" w:before="0"/>
             </w:pPr>
-            <w:hyperlink w:history="1" r:id="rId0zhyxim51yyhrhfq5olo4">
+            <w:hyperlink w:history="1" r:id="rIdc0wxc7wirjjk4ebihar5c">
               <w:r>
                 <w:rPr>
                   <w:rFonts w:ascii="Arial" w:cs="Arial" w:eastAsia="Arial" w:hAnsi="Arial"/>
@@ -6794,7 +6794,7 @@
               <w:spacing w:after="10" w:before="0"/>
               <w:ind w:left="120"/>
             </w:pPr>
-            <w:hyperlink w:history="1" r:id="rIdrmbfum9-n3csx4sxmop-s">
+            <w:hyperlink w:history="1" r:id="rIdb7ndmfco4gavtfzi6y9cw">
               <w:r>
                 <w:rPr>
                   <w:rFonts w:ascii="Arial" w:cs="Arial" w:eastAsia="Arial" w:hAnsi="Arial"/>
@@ -6839,7 +6839,7 @@
             <w:pPr>
               <w:spacing w:after="20" w:before="0"/>
             </w:pPr>
-            <w:hyperlink w:history="1" r:id="rIdsd6ffesx1bpyiozbbynqy">
+            <w:hyperlink w:history="1" r:id="rIdoindcma44972bm0nnqeg4">
               <w:r>
                 <w:rPr>
                   <w:rFonts w:ascii="Arial" w:cs="Arial" w:eastAsia="Arial" w:hAnsi="Arial"/>
@@ -6888,7 +6888,7 @@
               <w:spacing w:after="10" w:before="0"/>
               <w:ind w:left="120"/>
             </w:pPr>
-            <w:hyperlink w:history="1" r:id="rId-krlyb6nwlkpphajasmul">
+            <w:hyperlink w:history="1" r:id="rIdtkbcvn2kmxb6ihvfeiq9l">
               <w:r>
                 <w:rPr>
                   <w:rFonts w:ascii="Arial" w:cs="Arial" w:eastAsia="Arial" w:hAnsi="Arial"/>
@@ -7083,7 +7083,7 @@
             <w:pPr>
               <w:spacing w:after="20" w:before="0"/>
             </w:pPr>
-            <w:hyperlink w:history="1" r:id="rIdftf9cb3ppzu39vl-rmuq9">
+            <w:hyperlink w:history="1" r:id="rIdltr73npwqqxv-icx9ecbb">
               <w:r>
                 <w:rPr>
                   <w:rFonts w:ascii="Arial" w:cs="Arial" w:eastAsia="Arial" w:hAnsi="Arial"/>
@@ -7132,7 +7132,7 @@
               <w:spacing w:after="10" w:before="0"/>
               <w:ind w:left="120"/>
             </w:pPr>
-            <w:hyperlink w:history="1" r:id="rIdf0qkv2yios9pwdqqt5zjq">
+            <w:hyperlink w:history="1" r:id="rIdrc_tf1muz3fu_tptf_ckd">
               <w:r>
                 <w:rPr>
                   <w:rFonts w:ascii="Arial" w:cs="Arial" w:eastAsia="Arial" w:hAnsi="Arial"/>
@@ -7177,7 +7177,7 @@
             <w:pPr>
               <w:spacing w:after="20" w:before="0"/>
             </w:pPr>
-            <w:hyperlink w:history="1" r:id="rIdp0smdnymcljxkowjwk6or">
+            <w:hyperlink w:history="1" r:id="rIdsh5pgo89k4xwzzdafotby">
               <w:r>
                 <w:rPr>
                   <w:rFonts w:ascii="Arial" w:cs="Arial" w:eastAsia="Arial" w:hAnsi="Arial"/>
@@ -7226,7 +7226,7 @@
               <w:spacing w:after="10" w:before="0"/>
               <w:ind w:left="120"/>
             </w:pPr>
-            <w:hyperlink w:history="1" r:id="rId_k93fqkxgm4et0onbzcme">
+            <w:hyperlink w:history="1" r:id="rIdxt8exqs1fin8qdsjup6hs">
               <w:r>
                 <w:rPr>
                   <w:rFonts w:ascii="Arial" w:cs="Arial" w:eastAsia="Arial" w:hAnsi="Arial"/>
@@ -7421,7 +7421,7 @@
             <w:pPr>
               <w:spacing w:after="20" w:before="0"/>
             </w:pPr>
-            <w:hyperlink w:history="1" r:id="rIdmqbdegwbxsaa1dg38yaoy">
+            <w:hyperlink w:history="1" r:id="rIdfjv7fvj3nltdhbonminpr">
               <w:r>
                 <w:rPr>
                   <w:rFonts w:ascii="Arial" w:cs="Arial" w:eastAsia="Arial" w:hAnsi="Arial"/>
@@ -7470,7 +7470,7 @@
               <w:spacing w:after="10" w:before="0"/>
               <w:ind w:left="120"/>
             </w:pPr>
-            <w:hyperlink w:history="1" r:id="rIdaojzvtkkicqgouij0xcia">
+            <w:hyperlink w:history="1" r:id="rIdbibir8d7wvdihy7snvk5i">
               <w:r>
                 <w:rPr>
                   <w:rFonts w:ascii="Arial" w:cs="Arial" w:eastAsia="Arial" w:hAnsi="Arial"/>
@@ -7515,7 +7515,7 @@
             <w:pPr>
               <w:spacing w:after="20" w:before="0"/>
             </w:pPr>
-            <w:hyperlink w:history="1" r:id="rIdjdmuchod2il0vndzzlh_u">
+            <w:hyperlink w:history="1" r:id="rIdjldbzepr84aj7foy5ueaw">
               <w:r>
                 <w:rPr>
                   <w:rFonts w:ascii="Arial" w:cs="Arial" w:eastAsia="Arial" w:hAnsi="Arial"/>
@@ -7564,7 +7564,7 @@
               <w:spacing w:after="10" w:before="0"/>
               <w:ind w:left="120"/>
             </w:pPr>
-            <w:hyperlink w:history="1" r:id="rIdqmcl0nv7lobw_rxwnacxj">
+            <w:hyperlink w:history="1" r:id="rIdbtedq4hgqaesujn3ot5mr">
               <w:r>
                 <w:rPr>
                   <w:rFonts w:ascii="Arial" w:cs="Arial" w:eastAsia="Arial" w:hAnsi="Arial"/>
@@ -8076,7 +8076,7 @@
         </w:rPr>
         <w:t xml:space="preserve">© 2026 SeaVuria and ARES. Aligned with KICD objectives. Developed by SeaVuria; technical implementation by ARES (with AI assistance from Claude). Licensed under </w:t>
       </w:r>
-      <w:hyperlink w:history="1" r:id="rIdi9dhcsezyjkv87_2zbpyw">
+      <w:hyperlink w:history="1" r:id="rIduj6nszjayev1azqhay4ei">
         <w:r>
           <w:rPr>
             <w:rFonts w:ascii="Arial" w:cs="Arial" w:eastAsia="Arial" w:hAnsi="Arial"/>
@@ -8097,7 +8097,7 @@
         </w:rPr>
         <w:t xml:space="preserve"> (</w:t>
       </w:r>
-      <w:hyperlink w:history="1" r:id="rIdueem-e2fz8mthj8mwv1ss">
+      <w:hyperlink w:history="1" r:id="rIdxxslwt6wlllqk-5e0yp0a">
         <w:r>
           <w:rPr>
             <w:rFonts w:ascii="Arial" w:cs="Arial" w:eastAsia="Arial" w:hAnsi="Arial"/>
@@ -9110,7 +9110,7 @@
             <w:pPr>
               <w:spacing w:after="20" w:before="0"/>
             </w:pPr>
-            <w:hyperlink w:history="1" r:id="rId1fvarnk_7ije-mir0bx65">
+            <w:hyperlink w:history="1" r:id="rIda6kkby_nyerhqotr7yhil">
               <w:r>
                 <w:rPr>
                   <w:rFonts w:ascii="Arial" w:cs="Arial" w:eastAsia="Arial" w:hAnsi="Arial"/>
@@ -9143,7 +9143,7 @@
               <w:spacing w:after="10" w:before="0"/>
               <w:ind w:left="120"/>
             </w:pPr>
-            <w:hyperlink w:history="1" r:id="rIdoh8mgldwn6ilndrw02cjc">
+            <w:hyperlink w:history="1" r:id="rIdqypgji70hgtmqdm6l6plf">
               <w:r>
                 <w:rPr>
                   <w:rFonts w:ascii="Arial" w:cs="Arial" w:eastAsia="Arial" w:hAnsi="Arial"/>
@@ -9188,7 +9188,7 @@
             <w:pPr>
               <w:spacing w:after="20" w:before="0"/>
             </w:pPr>
-            <w:hyperlink w:history="1" r:id="rIdo0m4gidcgblhii7mhpdq0">
+            <w:hyperlink w:history="1" r:id="rIdown8mmwosus-0sprm8fj4">
               <w:r>
                 <w:rPr>
                   <w:rFonts w:ascii="Arial" w:cs="Arial" w:eastAsia="Arial" w:hAnsi="Arial"/>
@@ -9221,7 +9221,7 @@
               <w:spacing w:after="10" w:before="0"/>
               <w:ind w:left="120"/>
             </w:pPr>
-            <w:hyperlink w:history="1" r:id="rIdueki2exp5ot7ivmviddgj">
+            <w:hyperlink w:history="1" r:id="rIdvgn_xr_kyxzwc_qy7tbgr">
               <w:r>
                 <w:rPr>
                   <w:rFonts w:ascii="Arial" w:cs="Arial" w:eastAsia="Arial" w:hAnsi="Arial"/>
@@ -9416,7 +9416,7 @@
             <w:pPr>
               <w:spacing w:after="20" w:before="0"/>
             </w:pPr>
-            <w:hyperlink w:history="1" r:id="rIdz7ef8k7ghhcdxv21xhudo">
+            <w:hyperlink w:history="1" r:id="rIdblorwmc4biy_m_txqh81q">
               <w:r>
                 <w:rPr>
                   <w:rFonts w:ascii="Arial" w:cs="Arial" w:eastAsia="Arial" w:hAnsi="Arial"/>
@@ -9449,7 +9449,7 @@
               <w:spacing w:after="10" w:before="0"/>
               <w:ind w:left="120"/>
             </w:pPr>
-            <w:hyperlink w:history="1" r:id="rIdjwjalbntt43bi7uhqrlwi">
+            <w:hyperlink w:history="1" r:id="rIdjmb3k6wmf1ptelka0jtdr">
               <w:r>
                 <w:rPr>
                   <w:rFonts w:ascii="Arial" w:cs="Arial" w:eastAsia="Arial" w:hAnsi="Arial"/>
@@ -9494,7 +9494,7 @@
             <w:pPr>
               <w:spacing w:after="20" w:before="0"/>
             </w:pPr>
-            <w:hyperlink w:history="1" r:id="rId9rma4akebw42d0hboznqi">
+            <w:hyperlink w:history="1" r:id="rIdlt8sh6cplwyy-b-yrkvtl">
               <w:r>
                 <w:rPr>
                   <w:rFonts w:ascii="Arial" w:cs="Arial" w:eastAsia="Arial" w:hAnsi="Arial"/>
@@ -9527,7 +9527,7 @@
               <w:spacing w:after="10" w:before="0"/>
               <w:ind w:left="120"/>
             </w:pPr>
-            <w:hyperlink w:history="1" r:id="rIdeyex1opgui96gn-hojv7j">
+            <w:hyperlink w:history="1" r:id="rIdj62ostk3vqtv9zvbkge8j">
               <w:r>
                 <w:rPr>
                   <w:rFonts w:ascii="Arial" w:cs="Arial" w:eastAsia="Arial" w:hAnsi="Arial"/>
@@ -9722,7 +9722,7 @@
             <w:pPr>
               <w:spacing w:after="20" w:before="0"/>
             </w:pPr>
-            <w:hyperlink w:history="1" r:id="rIdrmvjm7dte6gom_i2wxl20">
+            <w:hyperlink w:history="1" r:id="rIdbjin2v5rmt3u0zqvdih3z">
               <w:r>
                 <w:rPr>
                   <w:rFonts w:ascii="Arial" w:cs="Arial" w:eastAsia="Arial" w:hAnsi="Arial"/>
@@ -9755,7 +9755,7 @@
               <w:spacing w:after="10" w:before="0"/>
               <w:ind w:left="120"/>
             </w:pPr>
-            <w:hyperlink w:history="1" r:id="rIdlsc19knfzrthsemaze2yk">
+            <w:hyperlink w:history="1" r:id="rIdtsjks6tw3rcmzfcrq0aaw">
               <w:r>
                 <w:rPr>
                   <w:rFonts w:ascii="Arial" w:cs="Arial" w:eastAsia="Arial" w:hAnsi="Arial"/>
@@ -9800,7 +9800,7 @@
             <w:pPr>
               <w:spacing w:after="20" w:before="0"/>
             </w:pPr>
-            <w:hyperlink w:history="1" r:id="rIdzwegpfrbauljmtbobqe0i">
+            <w:hyperlink w:history="1" r:id="rIdzhnlqhscn5nwhuwmalsnd">
               <w:r>
                 <w:rPr>
                   <w:rFonts w:ascii="Arial" w:cs="Arial" w:eastAsia="Arial" w:hAnsi="Arial"/>
@@ -9849,7 +9849,7 @@
               <w:spacing w:after="10" w:before="0"/>
               <w:ind w:left="120"/>
             </w:pPr>
-            <w:hyperlink w:history="1" r:id="rIdbetkwo2dggycobqyezucp">
+            <w:hyperlink w:history="1" r:id="rIds2lxgyfosgthpb3nywysk">
               <w:r>
                 <w:rPr>
                   <w:rFonts w:ascii="Arial" w:cs="Arial" w:eastAsia="Arial" w:hAnsi="Arial"/>
@@ -10044,7 +10044,7 @@
             <w:pPr>
               <w:spacing w:after="20" w:before="0"/>
             </w:pPr>
-            <w:hyperlink w:history="1" r:id="rId4a6-n6k_-o9ylrhrcmpkv">
+            <w:hyperlink w:history="1" r:id="rIdv_lg318vm_bn4edgym8p8">
               <w:r>
                 <w:rPr>
                   <w:rFonts w:ascii="Arial" w:cs="Arial" w:eastAsia="Arial" w:hAnsi="Arial"/>
@@ -10077,7 +10077,7 @@
               <w:spacing w:after="10" w:before="0"/>
               <w:ind w:left="120"/>
             </w:pPr>
-            <w:hyperlink w:history="1" r:id="rIdq3bbi76mda0s13pi8gmku">
+            <w:hyperlink w:history="1" r:id="rIdg2nutvyyzegft-tmq7dxe">
               <w:r>
                 <w:rPr>
                   <w:rFonts w:ascii="Arial" w:cs="Arial" w:eastAsia="Arial" w:hAnsi="Arial"/>
@@ -10122,7 +10122,7 @@
             <w:pPr>
               <w:spacing w:after="20" w:before="0"/>
             </w:pPr>
-            <w:hyperlink w:history="1" r:id="rIdvqmg94xun14bnwcjaiwd4">
+            <w:hyperlink w:history="1" r:id="rIdxo7x7mpz8boqh9ikfu8ux">
               <w:r>
                 <w:rPr>
                   <w:rFonts w:ascii="Arial" w:cs="Arial" w:eastAsia="Arial" w:hAnsi="Arial"/>
@@ -10171,7 +10171,7 @@
               <w:spacing w:after="10" w:before="0"/>
               <w:ind w:left="120"/>
             </w:pPr>
-            <w:hyperlink w:history="1" r:id="rIdmo1h6h1wxyl_feqnv52jq">
+            <w:hyperlink w:history="1" r:id="rIdh2tfh4e3rywxrvlylb9qb">
               <w:r>
                 <w:rPr>
                   <w:rFonts w:ascii="Arial" w:cs="Arial" w:eastAsia="Arial" w:hAnsi="Arial"/>
@@ -10366,7 +10366,7 @@
             <w:pPr>
               <w:spacing w:after="20" w:before="0"/>
             </w:pPr>
-            <w:hyperlink w:history="1" r:id="rId9958q07edqacgehtuskve">
+            <w:hyperlink w:history="1" r:id="rIdxb4hhzv3z6ux97piqk32z">
               <w:r>
                 <w:rPr>
                   <w:rFonts w:ascii="Arial" w:cs="Arial" w:eastAsia="Arial" w:hAnsi="Arial"/>
@@ -10415,7 +10415,7 @@
               <w:spacing w:after="10" w:before="0"/>
               <w:ind w:left="120"/>
             </w:pPr>
-            <w:hyperlink w:history="1" r:id="rIdpcgvcpi6oev1tg4u91skb">
+            <w:hyperlink w:history="1" r:id="rIdgck9er3znavsvono8n2hn">
               <w:r>
                 <w:rPr>
                   <w:rFonts w:ascii="Arial" w:cs="Arial" w:eastAsia="Arial" w:hAnsi="Arial"/>
@@ -10460,7 +10460,7 @@
             <w:pPr>
               <w:spacing w:after="20" w:before="0"/>
             </w:pPr>
-            <w:hyperlink w:history="1" r:id="rId8leoosn8lh4-r-rdc0i4a">
+            <w:hyperlink w:history="1" r:id="rIdsn_khgiips-axjmd-irke">
               <w:r>
                 <w:rPr>
                   <w:rFonts w:ascii="Arial" w:cs="Arial" w:eastAsia="Arial" w:hAnsi="Arial"/>
@@ -10509,7 +10509,7 @@
               <w:spacing w:after="10" w:before="0"/>
               <w:ind w:left="120"/>
             </w:pPr>
-            <w:hyperlink w:history="1" r:id="rIdqn7en-cfyg7-zdul5yue3">
+            <w:hyperlink w:history="1" r:id="rIdlrr3e9ltf67zd_rdz-jbb">
               <w:r>
                 <w:rPr>
                   <w:rFonts w:ascii="Arial" w:cs="Arial" w:eastAsia="Arial" w:hAnsi="Arial"/>
@@ -11021,7 +11021,7 @@
         </w:rPr>
         <w:t xml:space="preserve">© 2026 SeaVuria and ARES. Aligned with KICD objectives. Developed by SeaVuria; technical implementation by ARES (with AI assistance from Claude). Licensed under </w:t>
       </w:r>
-      <w:hyperlink w:history="1" r:id="rIdcf16fowgwxclcnddukxgu">
+      <w:hyperlink w:history="1" r:id="rIdvt2wr_tibagin58oa-utn">
         <w:r>
           <w:rPr>
             <w:rFonts w:ascii="Arial" w:cs="Arial" w:eastAsia="Arial" w:hAnsi="Arial"/>
@@ -11042,7 +11042,7 @@
         </w:rPr>
         <w:t xml:space="preserve"> (</w:t>
       </w:r>
-      <w:hyperlink w:history="1" r:id="rIdtufvtcukbncrrdqerrx8p">
+      <w:hyperlink w:history="1" r:id="rId1qlgshsetktp7_1fntcpw">
         <w:r>
           <w:rPr>
             <w:rFonts w:ascii="Arial" w:cs="Arial" w:eastAsia="Arial" w:hAnsi="Arial"/>
@@ -12234,7 +12234,7 @@
             <w:pPr>
               <w:spacing w:after="20" w:before="0"/>
             </w:pPr>
-            <w:hyperlink w:history="1" r:id="rId176qufxcjzq8gqz4ttods">
+            <w:hyperlink w:history="1" r:id="rIdkx7c78rbznfnmt1kara8r">
               <w:r>
                 <w:rPr>
                   <w:rFonts w:ascii="Arial" w:cs="Arial" w:eastAsia="Arial" w:hAnsi="Arial"/>
@@ -12267,7 +12267,7 @@
               <w:spacing w:after="10" w:before="0"/>
               <w:ind w:left="120"/>
             </w:pPr>
-            <w:hyperlink w:history="1" r:id="rIddikbhbizpt2qmgljhozje">
+            <w:hyperlink w:history="1" r:id="rId6savath8auvnpwv4djymk">
               <w:r>
                 <w:rPr>
                   <w:rFonts w:ascii="Arial" w:cs="Arial" w:eastAsia="Arial" w:hAnsi="Arial"/>
@@ -12312,7 +12312,7 @@
             <w:pPr>
               <w:spacing w:after="20" w:before="0"/>
             </w:pPr>
-            <w:hyperlink w:history="1" r:id="rIduwxynck8wckuq71jjbpt8">
+            <w:hyperlink w:history="1" r:id="rIdayvwcmyi5pj7hdwek3s6a">
               <w:r>
                 <w:rPr>
                   <w:rFonts w:ascii="Arial" w:cs="Arial" w:eastAsia="Arial" w:hAnsi="Arial"/>
@@ -12345,7 +12345,7 @@
               <w:spacing w:after="10" w:before="0"/>
               <w:ind w:left="120"/>
             </w:pPr>
-            <w:hyperlink w:history="1" r:id="rIdzghblbk5a1y0tak6ntle4">
+            <w:hyperlink w:history="1" r:id="rIdejgh-vaefvadfsjaryc5y">
               <w:r>
                 <w:rPr>
                   <w:rFonts w:ascii="Arial" w:cs="Arial" w:eastAsia="Arial" w:hAnsi="Arial"/>
@@ -12540,7 +12540,7 @@
             <w:pPr>
               <w:spacing w:after="20" w:before="0"/>
             </w:pPr>
-            <w:hyperlink w:history="1" r:id="rIdddnrfuaawjno2jai7bhwg">
+            <w:hyperlink w:history="1" r:id="rIdk7x4yau0225jb4u4y9kd8">
               <w:r>
                 <w:rPr>
                   <w:rFonts w:ascii="Arial" w:cs="Arial" w:eastAsia="Arial" w:hAnsi="Arial"/>
@@ -12573,7 +12573,7 @@
               <w:spacing w:after="10" w:before="0"/>
               <w:ind w:left="120"/>
             </w:pPr>
-            <w:hyperlink w:history="1" r:id="rIdftj5cigol5v-ntd-1hzou">
+            <w:hyperlink w:history="1" r:id="rIdlh1cxiilec5tub5kqlowk">
               <w:r>
                 <w:rPr>
                   <w:rFonts w:ascii="Arial" w:cs="Arial" w:eastAsia="Arial" w:hAnsi="Arial"/>
@@ -12618,7 +12618,7 @@
             <w:pPr>
               <w:spacing w:after="20" w:before="0"/>
             </w:pPr>
-            <w:hyperlink w:history="1" r:id="rIdwxdzdbbmzb8a1sz8zzcoq">
+            <w:hyperlink w:history="1" r:id="rIdc6-drausmdx3utoxd8ciu">
               <w:r>
                 <w:rPr>
                   <w:rFonts w:ascii="Arial" w:cs="Arial" w:eastAsia="Arial" w:hAnsi="Arial"/>
@@ -12651,7 +12651,7 @@
               <w:spacing w:after="10" w:before="0"/>
               <w:ind w:left="120"/>
             </w:pPr>
-            <w:hyperlink w:history="1" r:id="rIdd68_o79nr_gnzniakoizk">
+            <w:hyperlink w:history="1" r:id="rId-rhspo2skpaofhqy1qgfk">
               <w:r>
                 <w:rPr>
                   <w:rFonts w:ascii="Arial" w:cs="Arial" w:eastAsia="Arial" w:hAnsi="Arial"/>
@@ -12846,7 +12846,7 @@
             <w:pPr>
               <w:spacing w:after="20" w:before="0"/>
             </w:pPr>
-            <w:hyperlink w:history="1" r:id="rIdof9mbkamfo2w4y6bkdmmd">
+            <w:hyperlink w:history="1" r:id="rIdzjbjq8mptmxn-jbxlpqeh">
               <w:r>
                 <w:rPr>
                   <w:rFonts w:ascii="Arial" w:cs="Arial" w:eastAsia="Arial" w:hAnsi="Arial"/>
@@ -12895,7 +12895,7 @@
               <w:spacing w:after="10" w:before="0"/>
               <w:ind w:left="120"/>
             </w:pPr>
-            <w:hyperlink w:history="1" r:id="rId1gnlwendk5j-epors3art">
+            <w:hyperlink w:history="1" r:id="rIdkzzj2salojkp6pat4t7lc">
               <w:r>
                 <w:rPr>
                   <w:rFonts w:ascii="Arial" w:cs="Arial" w:eastAsia="Arial" w:hAnsi="Arial"/>
@@ -12940,7 +12940,7 @@
             <w:pPr>
               <w:spacing w:after="20" w:before="0"/>
             </w:pPr>
-            <w:hyperlink w:history="1" r:id="rIdkez-2lnzplph6fdveklym">
+            <w:hyperlink w:history="1" r:id="rIdpirsp5yvpd96mew7jyyzh">
               <w:r>
                 <w:rPr>
                   <w:rFonts w:ascii="Arial" w:cs="Arial" w:eastAsia="Arial" w:hAnsi="Arial"/>
@@ -12989,7 +12989,7 @@
               <w:spacing w:after="10" w:before="0"/>
               <w:ind w:left="120"/>
             </w:pPr>
-            <w:hyperlink w:history="1" r:id="rId8dtme6aqq6etijfh2wsyn">
+            <w:hyperlink w:history="1" r:id="rIdflsimeizczuceufmqqptz">
               <w:r>
                 <w:rPr>
                   <w:rFonts w:ascii="Arial" w:cs="Arial" w:eastAsia="Arial" w:hAnsi="Arial"/>
@@ -13184,7 +13184,7 @@
             <w:pPr>
               <w:spacing w:after="20" w:before="0"/>
             </w:pPr>
-            <w:hyperlink w:history="1" r:id="rIdvacgxvukhfmexwriwdh9k">
+            <w:hyperlink w:history="1" r:id="rIdgacui4q944b1k0utl9_cd">
               <w:r>
                 <w:rPr>
                   <w:rFonts w:ascii="Arial" w:cs="Arial" w:eastAsia="Arial" w:hAnsi="Arial"/>
@@ -13233,7 +13233,7 @@
               <w:spacing w:after="10" w:before="0"/>
               <w:ind w:left="120"/>
             </w:pPr>
-            <w:hyperlink w:history="1" r:id="rIdcc8qggw33ahqrpekaxf2r">
+            <w:hyperlink w:history="1" r:id="rIdlm16juxdfxmtqfnncrzuf">
               <w:r>
                 <w:rPr>
                   <w:rFonts w:ascii="Arial" w:cs="Arial" w:eastAsia="Arial" w:hAnsi="Arial"/>
@@ -13278,7 +13278,7 @@
             <w:pPr>
               <w:spacing w:after="20" w:before="0"/>
             </w:pPr>
-            <w:hyperlink w:history="1" r:id="rIdaw7qgeuubk-vyokj6iian">
+            <w:hyperlink w:history="1" r:id="rIdm1_dmujuzwobnjv6sxxjd">
               <w:r>
                 <w:rPr>
                   <w:rFonts w:ascii="Arial" w:cs="Arial" w:eastAsia="Arial" w:hAnsi="Arial"/>
@@ -13327,7 +13327,7 @@
               <w:spacing w:after="10" w:before="0"/>
               <w:ind w:left="120"/>
             </w:pPr>
-            <w:hyperlink w:history="1" r:id="rIduiuy82kf1bfqmcu-taose">
+            <w:hyperlink w:history="1" r:id="rIdd7onl3r0byqgesxnwq0xz">
               <w:r>
                 <w:rPr>
                   <w:rFonts w:ascii="Arial" w:cs="Arial" w:eastAsia="Arial" w:hAnsi="Arial"/>
@@ -13522,7 +13522,7 @@
             <w:pPr>
               <w:spacing w:after="20" w:before="0"/>
             </w:pPr>
-            <w:hyperlink w:history="1" r:id="rId2i6t2wykibp-93b6xrlso">
+            <w:hyperlink w:history="1" r:id="rIdu-16x0hat8lw4xdm4ugaj">
               <w:r>
                 <w:rPr>
                   <w:rFonts w:ascii="Arial" w:cs="Arial" w:eastAsia="Arial" w:hAnsi="Arial"/>
@@ -13571,7 +13571,7 @@
               <w:spacing w:after="10" w:before="0"/>
               <w:ind w:left="120"/>
             </w:pPr>
-            <w:hyperlink w:history="1" r:id="rIdmdief940kzcm6mfshlldp">
+            <w:hyperlink w:history="1" r:id="rIdratkkzwybfjrl-gqsifhq">
               <w:r>
                 <w:rPr>
                   <w:rFonts w:ascii="Arial" w:cs="Arial" w:eastAsia="Arial" w:hAnsi="Arial"/>
@@ -13616,7 +13616,7 @@
             <w:pPr>
               <w:spacing w:after="20" w:before="0"/>
             </w:pPr>
-            <w:hyperlink w:history="1" r:id="rIdjixzjpufe3e-upqe_pibt">
+            <w:hyperlink w:history="1" r:id="rIdryl2ct_glkpgp_nmdlzfo">
               <w:r>
                 <w:rPr>
                   <w:rFonts w:ascii="Arial" w:cs="Arial" w:eastAsia="Arial" w:hAnsi="Arial"/>
@@ -13665,7 +13665,7 @@
               <w:spacing w:after="10" w:before="0"/>
               <w:ind w:left="120"/>
             </w:pPr>
-            <w:hyperlink w:history="1" r:id="rIdhhfwonoy4b6yxrco-nwdg">
+            <w:hyperlink w:history="1" r:id="rIdnmau5pbdbmire2jivyihf">
               <w:r>
                 <w:rPr>
                   <w:rFonts w:ascii="Arial" w:cs="Arial" w:eastAsia="Arial" w:hAnsi="Arial"/>
@@ -14253,7 +14253,7 @@
         </w:rPr>
         <w:t xml:space="preserve">© 2026 SeaVuria and ARES. Aligned with KICD objectives. Developed by SeaVuria; technical implementation by ARES (with AI assistance from Claude). Licensed under </w:t>
       </w:r>
-      <w:hyperlink w:history="1" r:id="rIdy5crsoku6orm937lo8mun">
+      <w:hyperlink w:history="1" r:id="rId97afrbifgbf9llqon9pft">
         <w:r>
           <w:rPr>
             <w:rFonts w:ascii="Arial" w:cs="Arial" w:eastAsia="Arial" w:hAnsi="Arial"/>
@@ -14274,7 +14274,7 @@
         </w:rPr>
         <w:t xml:space="preserve"> (</w:t>
       </w:r>
-      <w:hyperlink w:history="1" r:id="rId2j2tnmi629jl8o6gbq-6q">
+      <w:hyperlink w:history="1" r:id="rIdnch5485zlbnijqrhyq4zu">
         <w:r>
           <w:rPr>
             <w:rFonts w:ascii="Arial" w:cs="Arial" w:eastAsia="Arial" w:hAnsi="Arial"/>
@@ -15287,7 +15287,7 @@
             <w:pPr>
               <w:spacing w:after="20" w:before="0"/>
             </w:pPr>
-            <w:hyperlink w:history="1" r:id="rIdvvlsxvadru9g7y_k8oq1c">
+            <w:hyperlink w:history="1" r:id="rIdojmwqtogedf8dierpnnml">
               <w:r>
                 <w:rPr>
                   <w:rFonts w:ascii="Arial" w:cs="Arial" w:eastAsia="Arial" w:hAnsi="Arial"/>
@@ -15320,7 +15320,7 @@
               <w:spacing w:after="10" w:before="0"/>
               <w:ind w:left="120"/>
             </w:pPr>
-            <w:hyperlink w:history="1" r:id="rIdx1va3aesqmzwm8rzooshc">
+            <w:hyperlink w:history="1" r:id="rIdmekb24zrofiygsxrfg-k3">
               <w:r>
                 <w:rPr>
                   <w:rFonts w:ascii="Arial" w:cs="Arial" w:eastAsia="Arial" w:hAnsi="Arial"/>
@@ -15365,7 +15365,7 @@
             <w:pPr>
               <w:spacing w:after="20" w:before="0"/>
             </w:pPr>
-            <w:hyperlink w:history="1" r:id="rIdrlxvyqlooeq2r2xho57rv">
+            <w:hyperlink w:history="1" r:id="rIdmacgomvgtq74suquafxgc">
               <w:r>
                 <w:rPr>
                   <w:rFonts w:ascii="Arial" w:cs="Arial" w:eastAsia="Arial" w:hAnsi="Arial"/>
@@ -15398,7 +15398,7 @@
               <w:spacing w:after="10" w:before="0"/>
               <w:ind w:left="120"/>
             </w:pPr>
-            <w:hyperlink w:history="1" r:id="rIdklcjfkdk0erxvawibih3s">
+            <w:hyperlink w:history="1" r:id="rIduphctf_fmwepuq_obajqe">
               <w:r>
                 <w:rPr>
                   <w:rFonts w:ascii="Arial" w:cs="Arial" w:eastAsia="Arial" w:hAnsi="Arial"/>
@@ -15593,7 +15593,7 @@
             <w:pPr>
               <w:spacing w:after="20" w:before="0"/>
             </w:pPr>
-            <w:hyperlink w:history="1" r:id="rId6chlu9xe039idhvmlun_i">
+            <w:hyperlink w:history="1" r:id="rIdbzt8ng5eym5en-ygbdmdw">
               <w:r>
                 <w:rPr>
                   <w:rFonts w:ascii="Arial" w:cs="Arial" w:eastAsia="Arial" w:hAnsi="Arial"/>
@@ -15626,7 +15626,7 @@
               <w:spacing w:after="10" w:before="0"/>
               <w:ind w:left="120"/>
             </w:pPr>
-            <w:hyperlink w:history="1" r:id="rIdzes6srardg_7cezj60kof">
+            <w:hyperlink w:history="1" r:id="rIdddggetskdvwl5rh-u7la5">
               <w:r>
                 <w:rPr>
                   <w:rFonts w:ascii="Arial" w:cs="Arial" w:eastAsia="Arial" w:hAnsi="Arial"/>
@@ -15671,7 +15671,7 @@
             <w:pPr>
               <w:spacing w:after="20" w:before="0"/>
             </w:pPr>
-            <w:hyperlink w:history="1" r:id="rIdk35lwd6hoz2kwa8h-imus">
+            <w:hyperlink w:history="1" r:id="rIdjusmffw7-wn7ksvd7rdkt">
               <w:r>
                 <w:rPr>
                   <w:rFonts w:ascii="Arial" w:cs="Arial" w:eastAsia="Arial" w:hAnsi="Arial"/>
@@ -15704,7 +15704,7 @@
               <w:spacing w:after="10" w:before="0"/>
               <w:ind w:left="120"/>
             </w:pPr>
-            <w:hyperlink w:history="1" r:id="rIdft_q4xpq6l_ronhydczoh">
+            <w:hyperlink w:history="1" r:id="rIddggpjaj6ugau6klqdhc4p">
               <w:r>
                 <w:rPr>
                   <w:rFonts w:ascii="Arial" w:cs="Arial" w:eastAsia="Arial" w:hAnsi="Arial"/>
@@ -15899,7 +15899,7 @@
             <w:pPr>
               <w:spacing w:after="20" w:before="0"/>
             </w:pPr>
-            <w:hyperlink w:history="1" r:id="rIdakfa7akuh60ube5cqfbg-">
+            <w:hyperlink w:history="1" r:id="rId26crw1onxoaw9oldhhm9j">
               <w:r>
                 <w:rPr>
                   <w:rFonts w:ascii="Arial" w:cs="Arial" w:eastAsia="Arial" w:hAnsi="Arial"/>
@@ -15932,7 +15932,7 @@
               <w:spacing w:after="10" w:before="0"/>
               <w:ind w:left="120"/>
             </w:pPr>
-            <w:hyperlink w:history="1" r:id="rIdotltgbfzuvylp6mzqvb8n">
+            <w:hyperlink w:history="1" r:id="rId3gaiirzev-kxx4joubypx">
               <w:r>
                 <w:rPr>
                   <w:rFonts w:ascii="Arial" w:cs="Arial" w:eastAsia="Arial" w:hAnsi="Arial"/>
@@ -15977,7 +15977,7 @@
             <w:pPr>
               <w:spacing w:after="20" w:before="0"/>
             </w:pPr>
-            <w:hyperlink w:history="1" r:id="rIdda7qpnfd0heriairqt8t9">
+            <w:hyperlink w:history="1" r:id="rIdxzwn7tqiy5aanilarrk0m">
               <w:r>
                 <w:rPr>
                   <w:rFonts w:ascii="Arial" w:cs="Arial" w:eastAsia="Arial" w:hAnsi="Arial"/>
@@ -16010,7 +16010,7 @@
               <w:spacing w:after="10" w:before="0"/>
               <w:ind w:left="120"/>
             </w:pPr>
-            <w:hyperlink w:history="1" r:id="rIdfpdopdlkw9hbrb166kfkk">
+            <w:hyperlink w:history="1" r:id="rId6r5iyjk8rjdzhubvk6aem">
               <w:r>
                 <w:rPr>
                   <w:rFonts w:ascii="Arial" w:cs="Arial" w:eastAsia="Arial" w:hAnsi="Arial"/>
@@ -16205,7 +16205,7 @@
             <w:pPr>
               <w:spacing w:after="20" w:before="0"/>
             </w:pPr>
-            <w:hyperlink w:history="1" r:id="rIdxt39sxdzk4xvumqrx4ch-">
+            <w:hyperlink w:history="1" r:id="rIdamvik1jlkkfksb5mh1rjr">
               <w:r>
                 <w:rPr>
                   <w:rFonts w:ascii="Arial" w:cs="Arial" w:eastAsia="Arial" w:hAnsi="Arial"/>
@@ -16238,7 +16238,7 @@
               <w:spacing w:after="10" w:before="0"/>
               <w:ind w:left="120"/>
             </w:pPr>
-            <w:hyperlink w:history="1" r:id="rIdcjc-suwnejdjlgzzp5bb2">
+            <w:hyperlink w:history="1" r:id="rId_yicljxq81vhyqevgg8up">
               <w:r>
                 <w:rPr>
                   <w:rFonts w:ascii="Arial" w:cs="Arial" w:eastAsia="Arial" w:hAnsi="Arial"/>
@@ -16283,7 +16283,7 @@
             <w:pPr>
               <w:spacing w:after="20" w:before="0"/>
             </w:pPr>
-            <w:hyperlink w:history="1" r:id="rId3vhenfxbadebwvst8xpjd">
+            <w:hyperlink w:history="1" r:id="rId7e2qedjctdf1quq8wxglv">
               <w:r>
                 <w:rPr>
                   <w:rFonts w:ascii="Arial" w:cs="Arial" w:eastAsia="Arial" w:hAnsi="Arial"/>
@@ -16316,7 +16316,7 @@
               <w:spacing w:after="10" w:before="0"/>
               <w:ind w:left="120"/>
             </w:pPr>
-            <w:hyperlink w:history="1" r:id="rIdzmvjhcwnbi4pol3yvn14a">
+            <w:hyperlink w:history="1" r:id="rIdwldoziwlbfnmmym31b7lx">
               <w:r>
                 <w:rPr>
                   <w:rFonts w:ascii="Arial" w:cs="Arial" w:eastAsia="Arial" w:hAnsi="Arial"/>
@@ -16511,7 +16511,7 @@
             <w:pPr>
               <w:spacing w:after="20" w:before="0"/>
             </w:pPr>
-            <w:hyperlink w:history="1" r:id="rIdo0sy-mxz828ucriam42fe">
+            <w:hyperlink w:history="1" r:id="rIdjfil-1dkbd43bc0fgtl4q">
               <w:r>
                 <w:rPr>
                   <w:rFonts w:ascii="Arial" w:cs="Arial" w:eastAsia="Arial" w:hAnsi="Arial"/>
@@ -16560,7 +16560,7 @@
               <w:spacing w:after="10" w:before="0"/>
               <w:ind w:left="120"/>
             </w:pPr>
-            <w:hyperlink w:history="1" r:id="rIdy6nfoalhz_5i60krurv8s">
+            <w:hyperlink w:history="1" r:id="rIdocurapkkqumro8hqx9bdz">
               <w:r>
                 <w:rPr>
                   <w:rFonts w:ascii="Arial" w:cs="Arial" w:eastAsia="Arial" w:hAnsi="Arial"/>
@@ -16605,7 +16605,7 @@
             <w:pPr>
               <w:spacing w:after="20" w:before="0"/>
             </w:pPr>
-            <w:hyperlink w:history="1" r:id="rIdzg0hlidecai-qsmnfwo--">
+            <w:hyperlink w:history="1" r:id="rIdefhuqhotcikkzkntmbd6f">
               <w:r>
                 <w:rPr>
                   <w:rFonts w:ascii="Arial" w:cs="Arial" w:eastAsia="Arial" w:hAnsi="Arial"/>
@@ -16638,7 +16638,7 @@
               <w:spacing w:after="10" w:before="0"/>
               <w:ind w:left="120"/>
             </w:pPr>
-            <w:hyperlink w:history="1" r:id="rIdyktetux67qv_aispazg-j">
+            <w:hyperlink w:history="1" r:id="rIdugukul64le41q6w1adptn">
               <w:r>
                 <w:rPr>
                   <w:rFonts w:ascii="Arial" w:cs="Arial" w:eastAsia="Arial" w:hAnsi="Arial"/>
@@ -17150,7 +17150,7 @@
         </w:rPr>
         <w:t xml:space="preserve">© 2026 SeaVuria and ARES. Aligned with KICD objectives. Developed by SeaVuria; technical implementation by ARES (with AI assistance from Claude). Licensed under </w:t>
       </w:r>
-      <w:hyperlink w:history="1" r:id="rId21oz-tyb83ykbzhf8k7hp">
+      <w:hyperlink w:history="1" r:id="rIdwzrhj0p_hvynbmcwcszka">
         <w:r>
           <w:rPr>
             <w:rFonts w:ascii="Arial" w:cs="Arial" w:eastAsia="Arial" w:hAnsi="Arial"/>
@@ -17171,7 +17171,7 @@
         </w:rPr>
         <w:t xml:space="preserve"> (</w:t>
       </w:r>
-      <w:hyperlink w:history="1" r:id="rId7g8rx26xz6glhuysazyg8">
+      <w:hyperlink w:history="1" r:id="rIdrgoyeutq_y1upovhpcmql">
         <w:r>
           <w:rPr>
             <w:rFonts w:ascii="Arial" w:cs="Arial" w:eastAsia="Arial" w:hAnsi="Arial"/>
@@ -18184,7 +18184,7 @@
             <w:pPr>
               <w:spacing w:after="20" w:before="0"/>
             </w:pPr>
-            <w:hyperlink w:history="1" r:id="rIdhphjmovusznrappmmhlj_">
+            <w:hyperlink w:history="1" r:id="rIduepio4p9d8np_fqy-p8tx">
               <w:r>
                 <w:rPr>
                   <w:rFonts w:ascii="Arial" w:cs="Arial" w:eastAsia="Arial" w:hAnsi="Arial"/>
@@ -18217,7 +18217,7 @@
               <w:spacing w:after="10" w:before="0"/>
               <w:ind w:left="120"/>
             </w:pPr>
-            <w:hyperlink w:history="1" r:id="rIdzillx_fnhm5weeju9vbj2">
+            <w:hyperlink w:history="1" r:id="rIdkblvidx9bakfocio6skwg">
               <w:r>
                 <w:rPr>
                   <w:rFonts w:ascii="Arial" w:cs="Arial" w:eastAsia="Arial" w:hAnsi="Arial"/>
@@ -18262,7 +18262,7 @@
             <w:pPr>
               <w:spacing w:after="20" w:before="0"/>
             </w:pPr>
-            <w:hyperlink w:history="1" r:id="rId1qrbyxlckgkrl2kcxxar5">
+            <w:hyperlink w:history="1" r:id="rIdkqkztzbuvjc-eitak1qcv">
               <w:r>
                 <w:rPr>
                   <w:rFonts w:ascii="Arial" w:cs="Arial" w:eastAsia="Arial" w:hAnsi="Arial"/>
@@ -18295,7 +18295,7 @@
               <w:spacing w:after="10" w:before="0"/>
               <w:ind w:left="120"/>
             </w:pPr>
-            <w:hyperlink w:history="1" r:id="rIdnl9bddgmo02syqmnlmgub">
+            <w:hyperlink w:history="1" r:id="rIdzbnvxwp25eeqiw3nuvbzg">
               <w:r>
                 <w:rPr>
                   <w:rFonts w:ascii="Arial" w:cs="Arial" w:eastAsia="Arial" w:hAnsi="Arial"/>
@@ -18490,7 +18490,7 @@
             <w:pPr>
               <w:spacing w:after="20" w:before="0"/>
             </w:pPr>
-            <w:hyperlink w:history="1" r:id="rIdv4nm2_sfh7fywdmhx3lb2">
+            <w:hyperlink w:history="1" r:id="rId_l0q8r8iifcjttqvpl4eo">
               <w:r>
                 <w:rPr>
                   <w:rFonts w:ascii="Arial" w:cs="Arial" w:eastAsia="Arial" w:hAnsi="Arial"/>
@@ -18523,7 +18523,7 @@
               <w:spacing w:after="10" w:before="0"/>
               <w:ind w:left="120"/>
             </w:pPr>
-            <w:hyperlink w:history="1" r:id="rIdkmofwpcjamrw4eb5y1pka">
+            <w:hyperlink w:history="1" r:id="rIdse_2ss-sbhhqmowhgpfgt">
               <w:r>
                 <w:rPr>
                   <w:rFonts w:ascii="Arial" w:cs="Arial" w:eastAsia="Arial" w:hAnsi="Arial"/>
@@ -18568,7 +18568,7 @@
             <w:pPr>
               <w:spacing w:after="20" w:before="0"/>
             </w:pPr>
-            <w:hyperlink w:history="1" r:id="rIdazuusi0y0gbby9ifvjrko">
+            <w:hyperlink w:history="1" r:id="rIdt-lbypssd8hjjhcnwpf_w">
               <w:r>
                 <w:rPr>
                   <w:rFonts w:ascii="Arial" w:cs="Arial" w:eastAsia="Arial" w:hAnsi="Arial"/>
@@ -18601,7 +18601,7 @@
               <w:spacing w:after="10" w:before="0"/>
               <w:ind w:left="120"/>
             </w:pPr>
-            <w:hyperlink w:history="1" r:id="rIdnq6ymbtbt3sgu9yr1oqva">
+            <w:hyperlink w:history="1" r:id="rIdia5fn0ciizgpbkbrk9nlt">
               <w:r>
                 <w:rPr>
                   <w:rFonts w:ascii="Arial" w:cs="Arial" w:eastAsia="Arial" w:hAnsi="Arial"/>
@@ -18796,7 +18796,7 @@
             <w:pPr>
               <w:spacing w:after="20" w:before="0"/>
             </w:pPr>
-            <w:hyperlink w:history="1" r:id="rIdy9ni3nbsccodf8gf44hrr">
+            <w:hyperlink w:history="1" r:id="rId5sszgtqldrsnttzs8izij">
               <w:r>
                 <w:rPr>
                   <w:rFonts w:ascii="Arial" w:cs="Arial" w:eastAsia="Arial" w:hAnsi="Arial"/>
@@ -18829,7 +18829,7 @@
               <w:spacing w:after="10" w:before="0"/>
               <w:ind w:left="120"/>
             </w:pPr>
-            <w:hyperlink w:history="1" r:id="rIdi-btjnwjnz5poxlcmpipo">
+            <w:hyperlink w:history="1" r:id="rIdzxnrez7elbdih4fqiw_dz">
               <w:r>
                 <w:rPr>
                   <w:rFonts w:ascii="Arial" w:cs="Arial" w:eastAsia="Arial" w:hAnsi="Arial"/>
@@ -18874,7 +18874,7 @@
             <w:pPr>
               <w:spacing w:after="20" w:before="0"/>
             </w:pPr>
-            <w:hyperlink w:history="1" r:id="rIdupblpmk5mewjr7yos5gbk">
+            <w:hyperlink w:history="1" r:id="rId_mou2zflv2f3etmj_5ggf">
               <w:r>
                 <w:rPr>
                   <w:rFonts w:ascii="Arial" w:cs="Arial" w:eastAsia="Arial" w:hAnsi="Arial"/>
@@ -18907,7 +18907,7 @@
               <w:spacing w:after="10" w:before="0"/>
               <w:ind w:left="120"/>
             </w:pPr>
-            <w:hyperlink w:history="1" r:id="rIdedty4i6k6frcqcmfvbbuv">
+            <w:hyperlink w:history="1" r:id="rIdm6mkv_g2tr8uutlbbsjrd">
               <w:r>
                 <w:rPr>
                   <w:rFonts w:ascii="Arial" w:cs="Arial" w:eastAsia="Arial" w:hAnsi="Arial"/>
@@ -19102,7 +19102,7 @@
             <w:pPr>
               <w:spacing w:after="20" w:before="0"/>
             </w:pPr>
-            <w:hyperlink w:history="1" r:id="rIdvlszxt6fcs22xi37o-7su">
+            <w:hyperlink w:history="1" r:id="rIdvar-ocokpnj5s7s4ngoq1">
               <w:r>
                 <w:rPr>
                   <w:rFonts w:ascii="Arial" w:cs="Arial" w:eastAsia="Arial" w:hAnsi="Arial"/>
@@ -19135,7 +19135,7 @@
               <w:spacing w:after="10" w:before="0"/>
               <w:ind w:left="120"/>
             </w:pPr>
-            <w:hyperlink w:history="1" r:id="rIdbb6-khnc-znnb4doigslo">
+            <w:hyperlink w:history="1" r:id="rIdcvnbs0eqc8xwncsri6pai">
               <w:r>
                 <w:rPr>
                   <w:rFonts w:ascii="Arial" w:cs="Arial" w:eastAsia="Arial" w:hAnsi="Arial"/>
@@ -19180,7 +19180,7 @@
             <w:pPr>
               <w:spacing w:after="20" w:before="0"/>
             </w:pPr>
-            <w:hyperlink w:history="1" r:id="rIdbfrmdwlr44fqde8g7wq1a">
+            <w:hyperlink w:history="1" r:id="rIdzcu2yip5eneligbmomndq">
               <w:r>
                 <w:rPr>
                   <w:rFonts w:ascii="Arial" w:cs="Arial" w:eastAsia="Arial" w:hAnsi="Arial"/>
@@ -19213,7 +19213,7 @@
               <w:spacing w:after="10" w:before="0"/>
               <w:ind w:left="120"/>
             </w:pPr>
-            <w:hyperlink w:history="1" r:id="rId6dhxt4a6ci0v8i69ltimf">
+            <w:hyperlink w:history="1" r:id="rIdeobryhkyq4x49jles1nkm">
               <w:r>
                 <w:rPr>
                   <w:rFonts w:ascii="Arial" w:cs="Arial" w:eastAsia="Arial" w:hAnsi="Arial"/>
@@ -19408,7 +19408,7 @@
             <w:pPr>
               <w:spacing w:after="20" w:before="0"/>
             </w:pPr>
-            <w:hyperlink w:history="1" r:id="rIdbvckugau3wumf_6t_ytkj">
+            <w:hyperlink w:history="1" r:id="rIdpdfn9xhti_0tgd0f17zyh">
               <w:r>
                 <w:rPr>
                   <w:rFonts w:ascii="Arial" w:cs="Arial" w:eastAsia="Arial" w:hAnsi="Arial"/>
@@ -19441,7 +19441,7 @@
               <w:spacing w:after="10" w:before="0"/>
               <w:ind w:left="120"/>
             </w:pPr>
-            <w:hyperlink w:history="1" r:id="rIdq96re2qzgml8jfhvaxsaq">
+            <w:hyperlink w:history="1" r:id="rIdftw31fpglhmeu7xkebkvp">
               <w:r>
                 <w:rPr>
                   <w:rFonts w:ascii="Arial" w:cs="Arial" w:eastAsia="Arial" w:hAnsi="Arial"/>
@@ -19486,7 +19486,7 @@
             <w:pPr>
               <w:spacing w:after="20" w:before="0"/>
             </w:pPr>
-            <w:hyperlink w:history="1" r:id="rId9yhnhlvbvqga-ync8w1mk">
+            <w:hyperlink w:history="1" r:id="rId7vi9zt8juhxy6myusbkkh">
               <w:r>
                 <w:rPr>
                   <w:rFonts w:ascii="Arial" w:cs="Arial" w:eastAsia="Arial" w:hAnsi="Arial"/>
@@ -19535,7 +19535,7 @@
               <w:spacing w:after="10" w:before="0"/>
               <w:ind w:left="120"/>
             </w:pPr>
-            <w:hyperlink w:history="1" r:id="rIdhwxmwqvgn49he7yd1z5vs">
+            <w:hyperlink w:history="1" r:id="rIdmndv0pofjkiulqzs3mbeu">
               <w:r>
                 <w:rPr>
                   <w:rFonts w:ascii="Arial" w:cs="Arial" w:eastAsia="Arial" w:hAnsi="Arial"/>
@@ -20047,7 +20047,7 @@
         </w:rPr>
         <w:t xml:space="preserve">© 2026 SeaVuria and ARES. Aligned with KICD objectives. Developed by SeaVuria; technical implementation by ARES (with AI assistance from Claude). Licensed under </w:t>
       </w:r>
-      <w:hyperlink w:history="1" r:id="rIdpczfmyhqxvii7fwbrh5jn">
+      <w:hyperlink w:history="1" r:id="rIdjxwt_d6n0ybk_7by9xnno">
         <w:r>
           <w:rPr>
             <w:rFonts w:ascii="Arial" w:cs="Arial" w:eastAsia="Arial" w:hAnsi="Arial"/>
@@ -20068,7 +20068,7 @@
         </w:rPr>
         <w:t xml:space="preserve"> (</w:t>
       </w:r>
-      <w:hyperlink w:history="1" r:id="rIdd25ofgfhricxluplejmve">
+      <w:hyperlink w:history="1" r:id="rIdepsnvpcqid6ojhbmqkcuv">
         <w:r>
           <w:rPr>
             <w:rFonts w:ascii="Arial" w:cs="Arial" w:eastAsia="Arial" w:hAnsi="Arial"/>
@@ -21320,7 +21320,7 @@
             <w:pPr>
               <w:spacing w:after="20" w:before="0"/>
             </w:pPr>
-            <w:hyperlink w:history="1" r:id="rIdkwttxz8bi6tbs0f6cfjqi">
+            <w:hyperlink w:history="1" r:id="rIdiqvgnqsg5akn0r7pqowaq">
               <w:r>
                 <w:rPr>
                   <w:rFonts w:ascii="Arial" w:cs="Arial" w:eastAsia="Arial" w:hAnsi="Arial"/>
@@ -21369,7 +21369,7 @@
               <w:spacing w:after="10" w:before="0"/>
               <w:ind w:left="120"/>
             </w:pPr>
-            <w:hyperlink w:history="1" r:id="rId8haueyj2fqx0q-jxivods">
+            <w:hyperlink w:history="1" r:id="rIdphwjse6py2lu-fvvj21-n">
               <w:r>
                 <w:rPr>
                   <w:rFonts w:ascii="Arial" w:cs="Arial" w:eastAsia="Arial" w:hAnsi="Arial"/>
@@ -21414,7 +21414,7 @@
             <w:pPr>
               <w:spacing w:after="20" w:before="0"/>
             </w:pPr>
-            <w:hyperlink w:history="1" r:id="rIdezjadvejagfry1f27xjpi">
+            <w:hyperlink w:history="1" r:id="rIdjczzq0pil6vu2vr5jfq9v">
               <w:r>
                 <w:rPr>
                   <w:rFonts w:ascii="Arial" w:cs="Arial" w:eastAsia="Arial" w:hAnsi="Arial"/>
@@ -21447,7 +21447,7 @@
               <w:spacing w:after="10" w:before="0"/>
               <w:ind w:left="120"/>
             </w:pPr>
-            <w:hyperlink w:history="1" r:id="rIdkoabcb7mecfrjqb2iyxud">
+            <w:hyperlink w:history="1" r:id="rIdkwfmwll4yoazktlgp7-uc">
               <w:r>
                 <w:rPr>
                   <w:rFonts w:ascii="Arial" w:cs="Arial" w:eastAsia="Arial" w:hAnsi="Arial"/>
@@ -21642,7 +21642,7 @@
             <w:pPr>
               <w:spacing w:after="20" w:before="0"/>
             </w:pPr>
-            <w:hyperlink w:history="1" r:id="rIdcrus3j2pgswmsdow0di4d">
+            <w:hyperlink w:history="1" r:id="rId9itm-soax5mwmlutptidm">
               <w:r>
                 <w:rPr>
                   <w:rFonts w:ascii="Arial" w:cs="Arial" w:eastAsia="Arial" w:hAnsi="Arial"/>
@@ -21691,7 +21691,7 @@
               <w:spacing w:after="10" w:before="0"/>
               <w:ind w:left="120"/>
             </w:pPr>
-            <w:hyperlink w:history="1" r:id="rIdsztscmbhtmkall6kmjo0n">
+            <w:hyperlink w:history="1" r:id="rId0qiwtjncoyof6nsrno1xy">
               <w:r>
                 <w:rPr>
                   <w:rFonts w:ascii="Arial" w:cs="Arial" w:eastAsia="Arial" w:hAnsi="Arial"/>
@@ -21736,7 +21736,7 @@
             <w:pPr>
               <w:spacing w:after="20" w:before="0"/>
             </w:pPr>
-            <w:hyperlink w:history="1" r:id="rIdi_zedyxnlscimbwlovq0e">
+            <w:hyperlink w:history="1" r:id="rId9zhoxju5wt6e3ge2td7wz">
               <w:r>
                 <w:rPr>
                   <w:rFonts w:ascii="Arial" w:cs="Arial" w:eastAsia="Arial" w:hAnsi="Arial"/>
@@ -21769,7 +21769,7 @@
               <w:spacing w:after="10" w:before="0"/>
               <w:ind w:left="120"/>
             </w:pPr>
-            <w:hyperlink w:history="1" r:id="rId4wzxf1yqhb1gnzu1ccdfb">
+            <w:hyperlink w:history="1" r:id="rId8gyrl7loe8lli20o6nnsj">
               <w:r>
                 <w:rPr>
                   <w:rFonts w:ascii="Arial" w:cs="Arial" w:eastAsia="Arial" w:hAnsi="Arial"/>
@@ -21964,7 +21964,7 @@
             <w:pPr>
               <w:spacing w:after="20" w:before="0"/>
             </w:pPr>
-            <w:hyperlink w:history="1" r:id="rIdwajfe9wkajyaxjf8wlzmu">
+            <w:hyperlink w:history="1" r:id="rIdlwy66ygwyh108k84udi9p">
               <w:r>
                 <w:rPr>
                   <w:rFonts w:ascii="Arial" w:cs="Arial" w:eastAsia="Arial" w:hAnsi="Arial"/>
@@ -22013,7 +22013,7 @@
               <w:spacing w:after="10" w:before="0"/>
               <w:ind w:left="120"/>
             </w:pPr>
-            <w:hyperlink w:history="1" r:id="rId-ecsuoj9nq6nsm_nwx-lc">
+            <w:hyperlink w:history="1" r:id="rId6ulgxncqbcbfyceygdvib">
               <w:r>
                 <w:rPr>
                   <w:rFonts w:ascii="Arial" w:cs="Arial" w:eastAsia="Arial" w:hAnsi="Arial"/>
@@ -22058,7 +22058,7 @@
             <w:pPr>
               <w:spacing w:after="20" w:before="0"/>
             </w:pPr>
-            <w:hyperlink w:history="1" r:id="rIdpryuotk4ozlkjb29rqtcj">
+            <w:hyperlink w:history="1" r:id="rIdiww4dbpy3ddr2rfq28ruw">
               <w:r>
                 <w:rPr>
                   <w:rFonts w:ascii="Arial" w:cs="Arial" w:eastAsia="Arial" w:hAnsi="Arial"/>
@@ -22107,7 +22107,7 @@
               <w:spacing w:after="10" w:before="0"/>
               <w:ind w:left="120"/>
             </w:pPr>
-            <w:hyperlink w:history="1" r:id="rIddgytrpn6kmmyisun8bfzg">
+            <w:hyperlink w:history="1" r:id="rIddq_yw2e4j3acelulf8yrb">
               <w:r>
                 <w:rPr>
                   <w:rFonts w:ascii="Arial" w:cs="Arial" w:eastAsia="Arial" w:hAnsi="Arial"/>
@@ -22302,7 +22302,7 @@
             <w:pPr>
               <w:spacing w:after="20" w:before="0"/>
             </w:pPr>
-            <w:hyperlink w:history="1" r:id="rIdyrvzer54_vg6x3qtrp1st">
+            <w:hyperlink w:history="1" r:id="rIdnjnywqylcmbkpcljnn2jm">
               <w:r>
                 <w:rPr>
                   <w:rFonts w:ascii="Arial" w:cs="Arial" w:eastAsia="Arial" w:hAnsi="Arial"/>
@@ -22351,7 +22351,7 @@
               <w:spacing w:after="10" w:before="0"/>
               <w:ind w:left="120"/>
             </w:pPr>
-            <w:hyperlink w:history="1" r:id="rIdwinrbrglxbkkbe_0eveja">
+            <w:hyperlink w:history="1" r:id="rId2tkp16dacy1nz6ojlzwbe">
               <w:r>
                 <w:rPr>
                   <w:rFonts w:ascii="Arial" w:cs="Arial" w:eastAsia="Arial" w:hAnsi="Arial"/>
@@ -22396,7 +22396,7 @@
             <w:pPr>
               <w:spacing w:after="20" w:before="0"/>
             </w:pPr>
-            <w:hyperlink w:history="1" r:id="rIdbkrkn4jyh27nudwkusiam">
+            <w:hyperlink w:history="1" r:id="rId_ro1vkvukjoxmp4kqia4f">
               <w:r>
                 <w:rPr>
                   <w:rFonts w:ascii="Arial" w:cs="Arial" w:eastAsia="Arial" w:hAnsi="Arial"/>
@@ -22445,7 +22445,7 @@
               <w:spacing w:after="10" w:before="0"/>
               <w:ind w:left="120"/>
             </w:pPr>
-            <w:hyperlink w:history="1" r:id="rId1pw4sw5e84w9kd7z0fjp4">
+            <w:hyperlink w:history="1" r:id="rIdbuxknla-p6xclukwm5r72">
               <w:r>
                 <w:rPr>
                   <w:rFonts w:ascii="Arial" w:cs="Arial" w:eastAsia="Arial" w:hAnsi="Arial"/>
@@ -22640,7 +22640,7 @@
             <w:pPr>
               <w:spacing w:after="20" w:before="0"/>
             </w:pPr>
-            <w:hyperlink w:history="1" r:id="rIdu46im2ke4nl1odyatomgy">
+            <w:hyperlink w:history="1" r:id="rIdazfkcvpfz0tdbbfi_b-gw">
               <w:r>
                 <w:rPr>
                   <w:rFonts w:ascii="Arial" w:cs="Arial" w:eastAsia="Arial" w:hAnsi="Arial"/>
@@ -22689,7 +22689,7 @@
               <w:spacing w:after="10" w:before="0"/>
               <w:ind w:left="120"/>
             </w:pPr>
-            <w:hyperlink w:history="1" r:id="rIdupdvbirzsqqzclzj3x7f3">
+            <w:hyperlink w:history="1" r:id="rIdi7bta3f_qkkmwcomtfors">
               <w:r>
                 <w:rPr>
                   <w:rFonts w:ascii="Arial" w:cs="Arial" w:eastAsia="Arial" w:hAnsi="Arial"/>
@@ -22734,7 +22734,7 @@
             <w:pPr>
               <w:spacing w:after="20" w:before="0"/>
             </w:pPr>
-            <w:hyperlink w:history="1" r:id="rIdsjbbej0pupdsqbjscpauj">
+            <w:hyperlink w:history="1" r:id="rIdj1wknjhzncbmjxyg0k8ql">
               <w:r>
                 <w:rPr>
                   <w:rFonts w:ascii="Arial" w:cs="Arial" w:eastAsia="Arial" w:hAnsi="Arial"/>
@@ -22783,7 +22783,7 @@
               <w:spacing w:after="10" w:before="0"/>
               <w:ind w:left="120"/>
             </w:pPr>
-            <w:hyperlink w:history="1" r:id="rIdfcwhppke5eulgokwy0nd7">
+            <w:hyperlink w:history="1" r:id="rIdztkhlcfeebcfsgjvy0uv4">
               <w:r>
                 <w:rPr>
                   <w:rFonts w:ascii="Arial" w:cs="Arial" w:eastAsia="Arial" w:hAnsi="Arial"/>
@@ -23295,7 +23295,7 @@
         </w:rPr>
         <w:t xml:space="preserve">© 2026 SeaVuria and ARES. Aligned with KICD objectives. Developed by SeaVuria; technical implementation by ARES (with AI assistance from Claude). Licensed under </w:t>
       </w:r>
-      <w:hyperlink w:history="1" r:id="rId3q3vzvlkf7apqjdmi-klq">
+      <w:hyperlink w:history="1" r:id="rIdayhvadba_rn9dpmng5w7k">
         <w:r>
           <w:rPr>
             <w:rFonts w:ascii="Arial" w:cs="Arial" w:eastAsia="Arial" w:hAnsi="Arial"/>
@@ -23316,7 +23316,7 @@
         </w:rPr>
         <w:t xml:space="preserve"> (</w:t>
       </w:r>
-      <w:hyperlink w:history="1" r:id="rIda-xfqkxhg9ty49wko7scl">
+      <w:hyperlink w:history="1" r:id="rIduisobi1f6b2vnsshbw6pc">
         <w:r>
           <w:rPr>
             <w:rFonts w:ascii="Arial" w:cs="Arial" w:eastAsia="Arial" w:hAnsi="Arial"/>
@@ -24528,7 +24528,7 @@
             <w:pPr>
               <w:spacing w:after="20" w:before="0"/>
             </w:pPr>
-            <w:hyperlink w:history="1" r:id="rIddx96-b_sigas5ib49kuhe">
+            <w:hyperlink w:history="1" r:id="rId0nw8gtei8vnxxd-6qla_i">
               <w:r>
                 <w:rPr>
                   <w:rFonts w:ascii="Arial" w:cs="Arial" w:eastAsia="Arial" w:hAnsi="Arial"/>
@@ -24561,7 +24561,7 @@
               <w:spacing w:after="10" w:before="0"/>
               <w:ind w:left="120"/>
             </w:pPr>
-            <w:hyperlink w:history="1" r:id="rIddsydnj4vrictcssbc_viv">
+            <w:hyperlink w:history="1" r:id="rIdcggjmeyikkhxzi2wn6iuc">
               <w:r>
                 <w:rPr>
                   <w:rFonts w:ascii="Arial" w:cs="Arial" w:eastAsia="Arial" w:hAnsi="Arial"/>
@@ -24606,7 +24606,7 @@
             <w:pPr>
               <w:spacing w:after="20" w:before="0"/>
             </w:pPr>
-            <w:hyperlink w:history="1" r:id="rId8pew-nbdixz3fv2wwhaxw">
+            <w:hyperlink w:history="1" r:id="rIdu6v67dh_vo3h6t2krpkyu">
               <w:r>
                 <w:rPr>
                   <w:rFonts w:ascii="Arial" w:cs="Arial" w:eastAsia="Arial" w:hAnsi="Arial"/>
@@ -24639,7 +24639,7 @@
               <w:spacing w:after="10" w:before="0"/>
               <w:ind w:left="120"/>
             </w:pPr>
-            <w:hyperlink w:history="1" r:id="rIdvpuzmnd1gfy_p_rzjrhyw">
+            <w:hyperlink w:history="1" r:id="rIdxq3vodwlbopo1rrtj55d4">
               <w:r>
                 <w:rPr>
                   <w:rFonts w:ascii="Arial" w:cs="Arial" w:eastAsia="Arial" w:hAnsi="Arial"/>
@@ -24834,7 +24834,7 @@
             <w:pPr>
               <w:spacing w:after="20" w:before="0"/>
             </w:pPr>
-            <w:hyperlink w:history="1" r:id="rIdeiumftyfvqk2yqqoryryi">
+            <w:hyperlink w:history="1" r:id="rIdj83wjgpo0fcttji_syqwk">
               <w:r>
                 <w:rPr>
                   <w:rFonts w:ascii="Arial" w:cs="Arial" w:eastAsia="Arial" w:hAnsi="Arial"/>
@@ -24867,7 +24867,7 @@
               <w:spacing w:after="10" w:before="0"/>
               <w:ind w:left="120"/>
             </w:pPr>
-            <w:hyperlink w:history="1" r:id="rId_xfv-nzzpoyat5_c7gawn">
+            <w:hyperlink w:history="1" r:id="rIdmu9vss9xdlggyl_5twuz4">
               <w:r>
                 <w:rPr>
                   <w:rFonts w:ascii="Arial" w:cs="Arial" w:eastAsia="Arial" w:hAnsi="Arial"/>
@@ -24912,7 +24912,7 @@
             <w:pPr>
               <w:spacing w:after="20" w:before="0"/>
             </w:pPr>
-            <w:hyperlink w:history="1" r:id="rIdcui7ernmdqzjsilw8vbqw">
+            <w:hyperlink w:history="1" r:id="rIdg219ds_oj_8-fvyvnfbb7">
               <w:r>
                 <w:rPr>
                   <w:rFonts w:ascii="Arial" w:cs="Arial" w:eastAsia="Arial" w:hAnsi="Arial"/>
@@ -24945,7 +24945,7 @@
               <w:spacing w:after="10" w:before="0"/>
               <w:ind w:left="120"/>
             </w:pPr>
-            <w:hyperlink w:history="1" r:id="rIdff_u_w41noipee6c-tkej">
+            <w:hyperlink w:history="1" r:id="rId2abfbvijrom52arrga8p9">
               <w:r>
                 <w:rPr>
                   <w:rFonts w:ascii="Arial" w:cs="Arial" w:eastAsia="Arial" w:hAnsi="Arial"/>
@@ -25140,7 +25140,7 @@
             <w:pPr>
               <w:spacing w:after="20" w:before="0"/>
             </w:pPr>
-            <w:hyperlink w:history="1" r:id="rIdzngcwxpakkt7wzygwrrf1">
+            <w:hyperlink w:history="1" r:id="rIdmugnuwimzfn-3jlujxar_">
               <w:r>
                 <w:rPr>
                   <w:rFonts w:ascii="Arial" w:cs="Arial" w:eastAsia="Arial" w:hAnsi="Arial"/>
@@ -25173,7 +25173,7 @@
               <w:spacing w:after="10" w:before="0"/>
               <w:ind w:left="120"/>
             </w:pPr>
-            <w:hyperlink w:history="1" r:id="rIdljtpatti_mlg7iod_jkrx">
+            <w:hyperlink w:history="1" r:id="rIdisojitcgfiycskqvpoa64">
               <w:r>
                 <w:rPr>
                   <w:rFonts w:ascii="Arial" w:cs="Arial" w:eastAsia="Arial" w:hAnsi="Arial"/>
@@ -25218,7 +25218,7 @@
             <w:pPr>
               <w:spacing w:after="20" w:before="0"/>
             </w:pPr>
-            <w:hyperlink w:history="1" r:id="rIdlsdklqx3gqx4oa14oko08">
+            <w:hyperlink w:history="1" r:id="rIdamijkqwu7zcan5vkxzphn">
               <w:r>
                 <w:rPr>
                   <w:rFonts w:ascii="Arial" w:cs="Arial" w:eastAsia="Arial" w:hAnsi="Arial"/>
@@ -25251,7 +25251,7 @@
               <w:spacing w:after="10" w:before="0"/>
               <w:ind w:left="120"/>
             </w:pPr>
-            <w:hyperlink w:history="1" r:id="rId5t2ehwg5dmh7z4x2-au7i">
+            <w:hyperlink w:history="1" r:id="rId3q17xmlnvvmsxi7cxt56e">
               <w:r>
                 <w:rPr>
                   <w:rFonts w:ascii="Arial" w:cs="Arial" w:eastAsia="Arial" w:hAnsi="Arial"/>
@@ -25446,7 +25446,7 @@
             <w:pPr>
               <w:spacing w:after="20" w:before="0"/>
             </w:pPr>
-            <w:hyperlink w:history="1" r:id="rIdkuaqm4bpj2vrqkjx8epyj">
+            <w:hyperlink w:history="1" r:id="rIdtxvs1p__aq6x6xbk0ptji">
               <w:r>
                 <w:rPr>
                   <w:rFonts w:ascii="Arial" w:cs="Arial" w:eastAsia="Arial" w:hAnsi="Arial"/>
@@ -25479,7 +25479,7 @@
               <w:spacing w:after="10" w:before="0"/>
               <w:ind w:left="120"/>
             </w:pPr>
-            <w:hyperlink w:history="1" r:id="rIdedkfinttldfetonwm0hsz">
+            <w:hyperlink w:history="1" r:id="rIdtaf1zierjrkf0pbyczdxf">
               <w:r>
                 <w:rPr>
                   <w:rFonts w:ascii="Arial" w:cs="Arial" w:eastAsia="Arial" w:hAnsi="Arial"/>
@@ -25524,7 +25524,7 @@
             <w:pPr>
               <w:spacing w:after="20" w:before="0"/>
             </w:pPr>
-            <w:hyperlink w:history="1" r:id="rIdvoq099yximclnqnuiibf-">
+            <w:hyperlink w:history="1" r:id="rIdoc5mojk9p3yrds0omfqb5">
               <w:r>
                 <w:rPr>
                   <w:rFonts w:ascii="Arial" w:cs="Arial" w:eastAsia="Arial" w:hAnsi="Arial"/>
@@ -25557,7 +25557,7 @@
               <w:spacing w:after="10" w:before="0"/>
               <w:ind w:left="120"/>
             </w:pPr>
-            <w:hyperlink w:history="1" r:id="rIdwuwaqpedgg7arp0iwpsp2">
+            <w:hyperlink w:history="1" r:id="rIdccstzqtveyrsy1dt4y5vi">
               <w:r>
                 <w:rPr>
                   <w:rFonts w:ascii="Arial" w:cs="Arial" w:eastAsia="Arial" w:hAnsi="Arial"/>
@@ -25752,7 +25752,7 @@
             <w:pPr>
               <w:spacing w:after="20" w:before="0"/>
             </w:pPr>
-            <w:hyperlink w:history="1" r:id="rIdx39mvy3hsebchc57oj3rp">
+            <w:hyperlink w:history="1" r:id="rIdx6tsolierhpdmykp9zgkw">
               <w:r>
                 <w:rPr>
                   <w:rFonts w:ascii="Arial" w:cs="Arial" w:eastAsia="Arial" w:hAnsi="Arial"/>
@@ -25785,7 +25785,7 @@
               <w:spacing w:after="10" w:before="0"/>
               <w:ind w:left="120"/>
             </w:pPr>
-            <w:hyperlink w:history="1" r:id="rIdzaodb7qxgz1fgoxv_0jve">
+            <w:hyperlink w:history="1" r:id="rIds-d-xy4chujyyvff49c-e">
               <w:r>
                 <w:rPr>
                   <w:rFonts w:ascii="Arial" w:cs="Arial" w:eastAsia="Arial" w:hAnsi="Arial"/>
@@ -25830,7 +25830,7 @@
             <w:pPr>
               <w:spacing w:after="20" w:before="0"/>
             </w:pPr>
-            <w:hyperlink w:history="1" r:id="rIdbvyia-r6oeu_tnsdx6o2m">
+            <w:hyperlink w:history="1" r:id="rIdrphizkukgvvcmx5mi-usg">
               <w:r>
                 <w:rPr>
                   <w:rFonts w:ascii="Arial" w:cs="Arial" w:eastAsia="Arial" w:hAnsi="Arial"/>
@@ -25879,7 +25879,7 @@
               <w:spacing w:after="10" w:before="0"/>
               <w:ind w:left="120"/>
             </w:pPr>
-            <w:hyperlink w:history="1" r:id="rIdwegmwlejkvppract8todk">
+            <w:hyperlink w:history="1" r:id="rId_ljl1dukcavo7ckp5k9yf">
               <w:r>
                 <w:rPr>
                   <w:rFonts w:ascii="Arial" w:cs="Arial" w:eastAsia="Arial" w:hAnsi="Arial"/>
@@ -26391,7 +26391,7 @@
         </w:rPr>
         <w:t xml:space="preserve">© 2026 SeaVuria and ARES. Aligned with KICD objectives. Developed by SeaVuria; technical implementation by ARES (with AI assistance from Claude). Licensed under </w:t>
       </w:r>
-      <w:hyperlink w:history="1" r:id="rId3erjezpa3aizbpl7zcftq">
+      <w:hyperlink w:history="1" r:id="rIdl65mkhithu-8zv3vadecd">
         <w:r>
           <w:rPr>
             <w:rFonts w:ascii="Arial" w:cs="Arial" w:eastAsia="Arial" w:hAnsi="Arial"/>
@@ -26412,7 +26412,7 @@
         </w:rPr>
         <w:t xml:space="preserve"> (</w:t>
       </w:r>
-      <w:hyperlink w:history="1" r:id="rId8tbdwr39ek7wvz1vf1kih">
+      <w:hyperlink w:history="1" r:id="rId1td9yes5ncnorr9kvtgqe">
         <w:r>
           <w:rPr>
             <w:rFonts w:ascii="Arial" w:cs="Arial" w:eastAsia="Arial" w:hAnsi="Arial"/>

--- a/data/outputs/v2/Essential_Mathematics/SS2.2_Reflection/Essential_Mathematics_Reflection_CBE_LessonSequence.docx
+++ b/data/outputs/v2/Essential_Mathematics/SS2.2_Reflection/Essential_Mathematics_Reflection_CBE_LessonSequence.docx
@@ -4,6 +4,7 @@
   <w:body>
     <w:p>
       <w:pPr>
+        <w:keepNext w:val="false"/>
         <w:spacing w:after="30" w:before="0"/>
         <w:jc w:val="center"/>
       </w:pPr>
@@ -23,6 +24,7 @@
     </w:p>
     <w:p>
       <w:pPr>
+        <w:keepNext w:val="false"/>
         <w:spacing w:after="60" w:before="0"/>
         <w:jc w:val="center"/>
       </w:pPr>
@@ -81,6 +83,7 @@
           </w:tcPr>
           <w:p>
             <w:pPr>
+              <w:keepNext w:val="false"/>
               <w:spacing w:after="40" w:before="0"/>
               <w:jc w:val="center"/>
             </w:pPr>
@@ -115,6 +118,7 @@
           </w:tcPr>
           <w:p>
             <w:pPr>
+              <w:keepNext w:val="false"/>
               <w:spacing w:after="40" w:before="0"/>
               <w:jc w:val="left"/>
             </w:pPr>
@@ -147,6 +151,7 @@
           </w:tcPr>
           <w:p>
             <w:pPr>
+              <w:keepNext w:val="false"/>
               <w:spacing w:after="40" w:before="0"/>
               <w:jc w:val="left"/>
             </w:pPr>
@@ -181,6 +186,7 @@
           </w:tcPr>
           <w:p>
             <w:pPr>
+              <w:keepNext w:val="false"/>
               <w:spacing w:after="40" w:before="0"/>
               <w:jc w:val="left"/>
             </w:pPr>
@@ -213,6 +219,7 @@
           </w:tcPr>
           <w:p>
             <w:pPr>
+              <w:keepNext w:val="false"/>
               <w:spacing w:after="40" w:before="0"/>
               <w:jc w:val="left"/>
             </w:pPr>
@@ -247,6 +254,7 @@
           </w:tcPr>
           <w:p>
             <w:pPr>
+              <w:keepNext w:val="false"/>
               <w:spacing w:after="40" w:before="0"/>
               <w:jc w:val="left"/>
             </w:pPr>
@@ -279,6 +287,7 @@
           </w:tcPr>
           <w:p>
             <w:pPr>
+              <w:keepNext w:val="false"/>
               <w:spacing w:after="40" w:before="0"/>
               <w:jc w:val="left"/>
             </w:pPr>
@@ -313,6 +322,7 @@
           </w:tcPr>
           <w:p>
             <w:pPr>
+              <w:keepNext w:val="false"/>
               <w:spacing w:after="40" w:before="0"/>
               <w:jc w:val="left"/>
             </w:pPr>
@@ -345,6 +355,7 @@
           </w:tcPr>
           <w:p>
             <w:pPr>
+              <w:keepNext w:val="false"/>
               <w:spacing w:after="40" w:before="0"/>
               <w:jc w:val="left"/>
             </w:pPr>
@@ -379,6 +390,7 @@
           </w:tcPr>
           <w:p>
             <w:pPr>
+              <w:keepNext w:val="false"/>
               <w:spacing w:after="40" w:before="0"/>
               <w:jc w:val="left"/>
             </w:pPr>
@@ -411,6 +423,7 @@
           </w:tcPr>
           <w:p>
             <w:pPr>
+              <w:keepNext w:val="false"/>
               <w:spacing w:after="40" w:before="0"/>
               <w:jc w:val="left"/>
             </w:pPr>
@@ -445,6 +458,7 @@
           </w:tcPr>
           <w:p>
             <w:pPr>
+              <w:keepNext w:val="false"/>
               <w:spacing w:after="40" w:before="0"/>
               <w:jc w:val="left"/>
             </w:pPr>
@@ -612,6 +626,7 @@
           </w:tcPr>
           <w:p>
             <w:pPr>
+              <w:keepNext w:val="false"/>
               <w:spacing w:after="40" w:before="0"/>
               <w:jc w:val="left"/>
             </w:pPr>
@@ -644,6 +659,7 @@
           </w:tcPr>
           <w:p>
             <w:pPr>
+              <w:keepNext w:val="false"/>
               <w:spacing w:after="40" w:before="0"/>
               <w:jc w:val="left"/>
             </w:pPr>
@@ -663,6 +679,7 @@
           </w:p>
           <w:p>
             <w:pPr>
+              <w:keepNext w:val="false"/>
               <w:spacing w:after="40" w:before="0"/>
               <w:jc w:val="left"/>
             </w:pPr>
@@ -682,6 +699,7 @@
           </w:p>
           <w:p>
             <w:pPr>
+              <w:keepNext w:val="false"/>
               <w:spacing w:after="40" w:before="0"/>
               <w:jc w:val="left"/>
             </w:pPr>
@@ -701,6 +719,7 @@
           </w:p>
           <w:p>
             <w:pPr>
+              <w:keepNext w:val="false"/>
               <w:spacing w:after="40" w:before="0"/>
               <w:jc w:val="left"/>
             </w:pPr>
@@ -720,6 +739,7 @@
           </w:p>
           <w:p>
             <w:pPr>
+              <w:keepNext w:val="false"/>
               <w:spacing w:after="40" w:before="0"/>
               <w:jc w:val="left"/>
             </w:pPr>
@@ -739,6 +759,7 @@
           </w:p>
           <w:p>
             <w:pPr>
+              <w:keepNext w:val="false"/>
               <w:spacing w:after="40" w:before="0"/>
               <w:jc w:val="left"/>
             </w:pPr>
@@ -758,6 +779,7 @@
           </w:p>
           <w:p>
             <w:pPr>
+              <w:keepNext w:val="false"/>
               <w:spacing w:after="40" w:before="0"/>
               <w:jc w:val="left"/>
             </w:pPr>
@@ -777,6 +799,7 @@
           </w:p>
           <w:p>
             <w:pPr>
+              <w:keepNext w:val="false"/>
               <w:spacing w:after="40" w:before="0"/>
               <w:jc w:val="left"/>
             </w:pPr>
@@ -811,6 +834,7 @@
           </w:tcPr>
           <w:p>
             <w:pPr>
+              <w:keepNext w:val="false"/>
               <w:spacing w:after="40" w:before="0"/>
               <w:jc w:val="left"/>
             </w:pPr>
@@ -898,6 +922,7 @@
           </w:tcPr>
           <w:p>
             <w:pPr>
+              <w:keepNext w:val="false"/>
               <w:spacing w:after="40" w:before="0"/>
               <w:jc w:val="left"/>
             </w:pPr>
@@ -985,6 +1010,7 @@
           </w:tcPr>
           <w:p>
             <w:pPr>
+              <w:keepNext w:val="false"/>
               <w:spacing w:after="40" w:before="0"/>
               <w:jc w:val="left"/>
             </w:pPr>
@@ -1132,6 +1158,7 @@
           </w:tcPr>
           <w:p>
             <w:pPr>
+              <w:keepNext w:val="false"/>
               <w:spacing w:after="40" w:before="0"/>
               <w:jc w:val="left"/>
             </w:pPr>
@@ -1199,6 +1226,7 @@
           </w:tcPr>
           <w:p>
             <w:pPr>
+              <w:keepNext w:val="false"/>
               <w:spacing w:after="40" w:before="0"/>
               <w:jc w:val="left"/>
             </w:pPr>
@@ -1366,6 +1394,7 @@
           </w:tcPr>
           <w:p>
             <w:pPr>
+              <w:keepNext w:val="false"/>
               <w:spacing w:after="40" w:before="0"/>
               <w:jc w:val="left"/>
             </w:pPr>
@@ -1398,6 +1427,7 @@
           </w:tcPr>
           <w:p>
             <w:pPr>
+              <w:keepNext w:val="false"/>
               <w:spacing w:after="40" w:before="0"/>
               <w:jc w:val="left"/>
             </w:pPr>
@@ -1432,6 +1462,7 @@
           </w:tcPr>
           <w:p>
             <w:pPr>
+              <w:keepNext w:val="false"/>
               <w:spacing w:after="40" w:before="0"/>
               <w:jc w:val="left"/>
             </w:pPr>
@@ -1464,6 +1495,7 @@
           </w:tcPr>
           <w:p>
             <w:pPr>
+              <w:keepNext w:val="false"/>
               <w:spacing w:after="40" w:before="0"/>
               <w:jc w:val="left"/>
             </w:pPr>
@@ -1483,6 +1515,7 @@
           </w:p>
           <w:p>
             <w:pPr>
+              <w:keepNext w:val="false"/>
               <w:spacing w:after="40" w:before="0"/>
               <w:jc w:val="left"/>
             </w:pPr>
@@ -1502,6 +1535,7 @@
           </w:p>
           <w:p>
             <w:pPr>
+              <w:keepNext w:val="false"/>
               <w:spacing w:after="40" w:before="0"/>
               <w:jc w:val="left"/>
             </w:pPr>
@@ -1521,6 +1555,7 @@
           </w:p>
           <w:p>
             <w:pPr>
+              <w:keepNext w:val="false"/>
               <w:spacing w:after="40" w:before="0"/>
               <w:jc w:val="left"/>
             </w:pPr>
@@ -1555,6 +1590,7 @@
           </w:tcPr>
           <w:p>
             <w:pPr>
+              <w:keepNext w:val="false"/>
               <w:spacing w:after="40" w:before="0"/>
               <w:jc w:val="left"/>
             </w:pPr>
@@ -1587,6 +1623,7 @@
           </w:tcPr>
           <w:p>
             <w:pPr>
+              <w:keepNext w:val="false"/>
               <w:spacing w:after="40" w:before="0"/>
               <w:jc w:val="left"/>
             </w:pPr>
@@ -1621,6 +1658,7 @@
           </w:tcPr>
           <w:p>
             <w:pPr>
+              <w:keepNext w:val="false"/>
               <w:spacing w:after="40" w:before="0"/>
               <w:jc w:val="left"/>
             </w:pPr>
@@ -1653,6 +1691,7 @@
           </w:tcPr>
           <w:p>
             <w:pPr>
+              <w:keepNext w:val="false"/>
               <w:spacing w:after="40" w:before="0"/>
               <w:jc w:val="left"/>
             </w:pPr>
@@ -1672,6 +1711,7 @@
           </w:p>
           <w:p>
             <w:pPr>
+              <w:keepNext w:val="false"/>
               <w:spacing w:after="40" w:before="0"/>
               <w:jc w:val="left"/>
             </w:pPr>
@@ -1691,6 +1731,7 @@
           </w:p>
           <w:p>
             <w:pPr>
+              <w:keepNext w:val="false"/>
               <w:spacing w:after="40" w:before="0"/>
               <w:jc w:val="left"/>
             </w:pPr>
@@ -1710,6 +1751,7 @@
           </w:p>
           <w:p>
             <w:pPr>
+              <w:keepNext w:val="false"/>
               <w:spacing w:after="40" w:before="0"/>
               <w:jc w:val="left"/>
             </w:pPr>
@@ -1729,6 +1771,7 @@
           </w:p>
           <w:p>
             <w:pPr>
+              <w:keepNext w:val="false"/>
               <w:spacing w:after="40" w:before="0"/>
               <w:jc w:val="left"/>
             </w:pPr>
@@ -1748,6 +1791,7 @@
           </w:p>
           <w:p>
             <w:pPr>
+              <w:keepNext w:val="false"/>
               <w:spacing w:after="40" w:before="0"/>
               <w:jc w:val="left"/>
             </w:pPr>
@@ -1767,6 +1811,7 @@
           </w:p>
           <w:p>
             <w:pPr>
+              <w:keepNext w:val="false"/>
               <w:spacing w:after="40" w:before="0"/>
               <w:jc w:val="left"/>
             </w:pPr>
@@ -1786,6 +1831,7 @@
           </w:p>
           <w:p>
             <w:pPr>
+              <w:keepNext w:val="false"/>
               <w:spacing w:after="40" w:before="0"/>
               <w:jc w:val="left"/>
             </w:pPr>
@@ -1805,6 +1851,7 @@
           </w:p>
           <w:p>
             <w:pPr>
+              <w:keepNext w:val="false"/>
               <w:spacing w:after="40" w:before="0"/>
               <w:jc w:val="left"/>
             </w:pPr>
@@ -1824,6 +1871,7 @@
           </w:p>
           <w:p>
             <w:pPr>
+              <w:keepNext w:val="false"/>
               <w:spacing w:after="40" w:before="0"/>
               <w:jc w:val="left"/>
             </w:pPr>
@@ -1843,6 +1891,7 @@
           </w:p>
           <w:p>
             <w:pPr>
+              <w:keepNext w:val="false"/>
               <w:spacing w:after="40" w:before="0"/>
               <w:jc w:val="left"/>
             </w:pPr>
@@ -1862,6 +1911,7 @@
           </w:p>
           <w:p>
             <w:pPr>
+              <w:keepNext w:val="false"/>
               <w:spacing w:after="40" w:before="0"/>
               <w:jc w:val="left"/>
             </w:pPr>
@@ -1881,6 +1931,7 @@
           </w:p>
           <w:p>
             <w:pPr>
+              <w:keepNext w:val="false"/>
               <w:spacing w:after="40" w:before="0"/>
               <w:jc w:val="left"/>
             </w:pPr>
@@ -1900,6 +1951,7 @@
           </w:p>
           <w:p>
             <w:pPr>
+              <w:keepNext w:val="false"/>
               <w:spacing w:after="40" w:before="0"/>
               <w:jc w:val="left"/>
             </w:pPr>
@@ -1919,6 +1971,7 @@
           </w:p>
           <w:p>
             <w:pPr>
+              <w:keepNext w:val="false"/>
               <w:spacing w:after="40" w:before="0"/>
               <w:jc w:val="left"/>
             </w:pPr>
@@ -1953,6 +2006,7 @@
           </w:tcPr>
           <w:p>
             <w:pPr>
+              <w:keepNext w:val="false"/>
               <w:spacing w:after="40" w:before="0"/>
               <w:jc w:val="left"/>
             </w:pPr>
@@ -2184,7 +2238,7 @@
         </w:rPr>
         <w:t xml:space="preserve">© 2026 SeaVuria and ARES. This work is licensed under a </w:t>
       </w:r>
-      <w:hyperlink w:history="1" r:id="rId8vddbzmzb8_gocaw_djzl">
+      <w:hyperlink w:history="1" r:id="rIdhwsp-ucsowep5jxrkidsi">
         <w:r>
           <w:rPr>
             <w:rFonts w:ascii="Arial" w:cs="Arial" w:eastAsia="Arial" w:hAnsi="Arial"/>
@@ -2204,7 +2258,7 @@
         </w:rPr>
         <w:t xml:space="preserve"> (</w:t>
       </w:r>
-      <w:hyperlink w:history="1" r:id="rIds1nagwm7ympx2sx2mhtgz">
+      <w:hyperlink w:history="1" r:id="rIdbjkvnt53ylfdzl6um1m0c">
         <w:r>
           <w:rPr>
             <w:rFonts w:ascii="Arial" w:cs="Arial" w:eastAsia="Arial" w:hAnsi="Arial"/>
@@ -2224,7 +2278,7 @@
         </w:rPr>
         <w:t xml:space="preserve">). To view a copy of this license, visit </w:t>
       </w:r>
-      <w:hyperlink w:history="1" r:id="rIdv9vhonfl7-mblgf9-uc_9">
+      <w:hyperlink w:history="1" r:id="rIdjhzholswwhmmem_vmmors">
         <w:r>
           <w:rPr>
             <w:rFonts w:ascii="Arial" w:cs="Arial" w:eastAsia="Arial" w:hAnsi="Arial"/>
@@ -2283,6 +2337,7 @@
           </w:tcPr>
           <w:p>
             <w:pPr>
+              <w:keepNext w:val="false"/>
               <w:spacing w:after="40" w:before="0"/>
               <w:jc w:val="center"/>
             </w:pPr>
@@ -2318,6 +2373,7 @@
           </w:tcPr>
           <w:p>
             <w:pPr>
+              <w:keepNext w:val="false"/>
               <w:spacing w:after="40" w:before="0"/>
               <w:jc w:val="center"/>
             </w:pPr>
@@ -2352,6 +2408,7 @@
           </w:tcPr>
           <w:p>
             <w:pPr>
+              <w:keepNext w:val="false"/>
               <w:spacing w:after="40" w:before="0"/>
               <w:jc w:val="left"/>
             </w:pPr>
@@ -2384,6 +2441,7 @@
           </w:tcPr>
           <w:p>
             <w:pPr>
+              <w:keepNext w:val="false"/>
               <w:spacing w:after="40" w:before="0"/>
               <w:jc w:val="left"/>
             </w:pPr>
@@ -2418,6 +2476,7 @@
           </w:tcPr>
           <w:p>
             <w:pPr>
+              <w:keepNext w:val="false"/>
               <w:spacing w:after="40" w:before="0"/>
               <w:jc w:val="left"/>
             </w:pPr>
@@ -2450,6 +2509,7 @@
           </w:tcPr>
           <w:p>
             <w:pPr>
+              <w:keepNext w:val="false"/>
               <w:spacing w:after="40" w:before="0"/>
               <w:jc w:val="left"/>
             </w:pPr>
@@ -2484,6 +2544,7 @@
           </w:tcPr>
           <w:p>
             <w:pPr>
+              <w:keepNext w:val="false"/>
               <w:spacing w:after="40" w:before="0"/>
               <w:jc w:val="left"/>
             </w:pPr>
@@ -2516,6 +2577,7 @@
           </w:tcPr>
           <w:p>
             <w:pPr>
+              <w:keepNext w:val="false"/>
               <w:spacing w:after="40" w:before="0"/>
               <w:jc w:val="left"/>
             </w:pPr>
@@ -2550,6 +2612,7 @@
           </w:tcPr>
           <w:p>
             <w:pPr>
+              <w:keepNext w:val="false"/>
               <w:spacing w:after="40" w:before="0"/>
               <w:jc w:val="left"/>
             </w:pPr>
@@ -2582,6 +2645,7 @@
           </w:tcPr>
           <w:p>
             <w:pPr>
+              <w:keepNext w:val="false"/>
               <w:spacing w:after="40" w:before="0"/>
               <w:jc w:val="left"/>
             </w:pPr>
@@ -2616,6 +2680,7 @@
           </w:tcPr>
           <w:p>
             <w:pPr>
+              <w:keepNext w:val="false"/>
               <w:spacing w:after="40" w:before="0"/>
               <w:jc w:val="left"/>
             </w:pPr>
@@ -2648,6 +2713,7 @@
           </w:tcPr>
           <w:p>
             <w:pPr>
+              <w:keepNext w:val="false"/>
               <w:spacing w:after="40" w:before="0"/>
               <w:jc w:val="left"/>
             </w:pPr>
@@ -2682,6 +2748,7 @@
           </w:tcPr>
           <w:p>
             <w:pPr>
+              <w:keepNext w:val="false"/>
               <w:spacing w:after="40" w:before="0"/>
               <w:jc w:val="left"/>
             </w:pPr>
@@ -2714,6 +2781,7 @@
           </w:tcPr>
           <w:p>
             <w:pPr>
+              <w:keepNext w:val="false"/>
               <w:spacing w:after="40" w:before="0"/>
               <w:jc w:val="left"/>
             </w:pPr>
@@ -2748,6 +2816,7 @@
           </w:tcPr>
           <w:p>
             <w:pPr>
+              <w:keepNext w:val="false"/>
               <w:spacing w:after="40" w:before="0"/>
               <w:jc w:val="left"/>
             </w:pPr>
@@ -2780,6 +2849,7 @@
           </w:tcPr>
           <w:p>
             <w:pPr>
+              <w:keepNext w:val="false"/>
               <w:spacing w:after="40" w:before="0"/>
               <w:jc w:val="left"/>
             </w:pPr>
@@ -2814,6 +2884,7 @@
           </w:tcPr>
           <w:p>
             <w:pPr>
+              <w:keepNext w:val="false"/>
               <w:spacing w:after="40" w:before="0"/>
               <w:jc w:val="left"/>
             </w:pPr>
@@ -2846,6 +2917,7 @@
           </w:tcPr>
           <w:p>
             <w:pPr>
+              <w:keepNext w:val="false"/>
               <w:spacing w:after="40" w:before="0"/>
               <w:jc w:val="left"/>
             </w:pPr>
@@ -2905,6 +2977,7 @@
           </w:tcPr>
           <w:p>
             <w:pPr>
+              <w:keepNext w:val="false"/>
               <w:spacing w:after="40" w:before="0"/>
               <w:jc w:val="center"/>
             </w:pPr>
@@ -2939,6 +3012,7 @@
           </w:tcPr>
           <w:p>
             <w:pPr>
+              <w:keepNext w:val="false"/>
               <w:spacing w:after="40" w:before="0"/>
               <w:jc w:val="left"/>
             </w:pPr>
@@ -3003,6 +3077,7 @@
           </w:tcPr>
           <w:p>
             <w:pPr>
+              <w:keepNext w:val="false"/>
               <w:spacing w:after="40" w:before="0"/>
               <w:jc w:val="center"/>
             </w:pPr>
@@ -3037,6 +3112,7 @@
           </w:tcPr>
           <w:p>
             <w:pPr>
+              <w:keepNext w:val="false"/>
               <w:spacing w:after="40" w:before="0"/>
               <w:jc w:val="left"/>
             </w:pPr>
@@ -3069,6 +3145,7 @@
           </w:tcPr>
           <w:p>
             <w:pPr>
+              <w:keepNext w:val="false"/>
               <w:spacing w:after="40" w:before="0"/>
               <w:jc w:val="left"/>
             </w:pPr>
@@ -3101,6 +3178,7 @@
           </w:tcPr>
           <w:p>
             <w:pPr>
+              <w:keepNext w:val="false"/>
               <w:spacing w:after="40" w:before="0"/>
               <w:jc w:val="left"/>
             </w:pPr>
@@ -3133,6 +3211,7 @@
           </w:tcPr>
           <w:p>
             <w:pPr>
+              <w:keepNext w:val="false"/>
               <w:spacing w:after="40" w:before="0"/>
               <w:jc w:val="left"/>
             </w:pPr>
@@ -3165,6 +3244,7 @@
           </w:tcPr>
           <w:p>
             <w:pPr>
+              <w:keepNext w:val="false"/>
               <w:spacing w:after="40" w:before="0"/>
               <w:jc w:val="left"/>
             </w:pPr>
@@ -3199,6 +3279,7 @@
           </w:tcPr>
           <w:p>
             <w:pPr>
+              <w:keepNext w:val="false"/>
               <w:spacing w:after="40" w:before="0"/>
               <w:jc w:val="left"/>
             </w:pPr>
@@ -3236,7 +3317,7 @@
             <w:pPr>
               <w:spacing w:after="20" w:before="0"/>
             </w:pPr>
-            <w:hyperlink w:history="1" r:id="rIdl8l4xd2fi_o5zsw5-unoc">
+            <w:hyperlink w:history="1" r:id="rIdntira9ayz3jxmupn0solc">
               <w:r>
                 <w:rPr>
                   <w:rFonts w:ascii="Arial" w:cs="Arial" w:eastAsia="Arial" w:hAnsi="Arial"/>
@@ -3269,7 +3350,7 @@
               <w:spacing w:after="10" w:before="0"/>
               <w:ind w:left="120"/>
             </w:pPr>
-            <w:hyperlink w:history="1" r:id="rIdk-vngal5c9sx4eahbjicb">
+            <w:hyperlink w:history="1" r:id="rIdn-1l1vo_nn1okkeb1i5xz">
               <w:r>
                 <w:rPr>
                   <w:rFonts w:ascii="Arial" w:cs="Arial" w:eastAsia="Arial" w:hAnsi="Arial"/>
@@ -3314,7 +3395,7 @@
             <w:pPr>
               <w:spacing w:after="20" w:before="0"/>
             </w:pPr>
-            <w:hyperlink w:history="1" r:id="rId9ti_z9tt1piq8wj9iyuv9">
+            <w:hyperlink w:history="1" r:id="rIdtbpsezr9-9yjn8b9neuos">
               <w:r>
                 <w:rPr>
                   <w:rFonts w:ascii="Arial" w:cs="Arial" w:eastAsia="Arial" w:hAnsi="Arial"/>
@@ -3347,7 +3428,7 @@
               <w:spacing w:after="10" w:before="0"/>
               <w:ind w:left="120"/>
             </w:pPr>
-            <w:hyperlink w:history="1" r:id="rIdqqfmp__ndle8mzbtbp2wu">
+            <w:hyperlink w:history="1" r:id="rIdnwudm9m6k6ggsecpgdqhs">
               <w:r>
                 <w:rPr>
                   <w:rFonts w:ascii="Arial" w:cs="Arial" w:eastAsia="Arial" w:hAnsi="Arial"/>
@@ -3375,6 +3456,7 @@
           </w:tcPr>
           <w:p>
             <w:pPr>
+              <w:keepNext w:val="false"/>
               <w:spacing w:after="40" w:before="0"/>
               <w:jc w:val="left"/>
             </w:pPr>
@@ -3407,6 +3489,7 @@
           </w:tcPr>
           <w:p>
             <w:pPr>
+              <w:keepNext w:val="false"/>
               <w:spacing w:after="40" w:before="0"/>
               <w:jc w:val="left"/>
             </w:pPr>
@@ -3439,6 +3522,7 @@
           </w:tcPr>
           <w:p>
             <w:pPr>
+              <w:keepNext w:val="false"/>
               <w:spacing w:after="40" w:before="0"/>
               <w:jc w:val="left"/>
             </w:pPr>
@@ -3471,6 +3555,7 @@
           </w:tcPr>
           <w:p>
             <w:pPr>
+              <w:keepNext w:val="false"/>
               <w:spacing w:after="40" w:before="0"/>
               <w:jc w:val="left"/>
             </w:pPr>
@@ -3505,6 +3590,7 @@
           </w:tcPr>
           <w:p>
             <w:pPr>
+              <w:keepNext w:val="false"/>
               <w:spacing w:after="40" w:before="0"/>
               <w:jc w:val="left"/>
             </w:pPr>
@@ -3542,7 +3628,7 @@
             <w:pPr>
               <w:spacing w:after="20" w:before="0"/>
             </w:pPr>
-            <w:hyperlink w:history="1" r:id="rIdfzjxjqxti-rau2xueooj3">
+            <w:hyperlink w:history="1" r:id="rId6lkpnlx1l-cj11xb6n0il">
               <w:r>
                 <w:rPr>
                   <w:rFonts w:ascii="Arial" w:cs="Arial" w:eastAsia="Arial" w:hAnsi="Arial"/>
@@ -3575,7 +3661,7 @@
               <w:spacing w:after="10" w:before="0"/>
               <w:ind w:left="120"/>
             </w:pPr>
-            <w:hyperlink w:history="1" r:id="rIdfdrxqgrioe_91x-otbnex">
+            <w:hyperlink w:history="1" r:id="rIdcejpl6wbzpzbk4q59a5tc">
               <w:r>
                 <w:rPr>
                   <w:rFonts w:ascii="Arial" w:cs="Arial" w:eastAsia="Arial" w:hAnsi="Arial"/>
@@ -3620,7 +3706,7 @@
             <w:pPr>
               <w:spacing w:after="20" w:before="0"/>
             </w:pPr>
-            <w:hyperlink w:history="1" r:id="rIdhncf9qwo79phlx35-ytg4">
+            <w:hyperlink w:history="1" r:id="rIdssffajmb8kz8xqb9jnbzn">
               <w:r>
                 <w:rPr>
                   <w:rFonts w:ascii="Arial" w:cs="Arial" w:eastAsia="Arial" w:hAnsi="Arial"/>
@@ -3653,7 +3739,7 @@
               <w:spacing w:after="10" w:before="0"/>
               <w:ind w:left="120"/>
             </w:pPr>
-            <w:hyperlink w:history="1" r:id="rIdbuagkpogwk3tjwoenyp_l">
+            <w:hyperlink w:history="1" r:id="rIdryzrbcpywhjz_waapnrp6">
               <w:r>
                 <w:rPr>
                   <w:rFonts w:ascii="Arial" w:cs="Arial" w:eastAsia="Arial" w:hAnsi="Arial"/>
@@ -3681,6 +3767,7 @@
           </w:tcPr>
           <w:p>
             <w:pPr>
+              <w:keepNext w:val="false"/>
               <w:spacing w:after="40" w:before="0"/>
               <w:jc w:val="left"/>
             </w:pPr>
@@ -3713,6 +3800,7 @@
           </w:tcPr>
           <w:p>
             <w:pPr>
+              <w:keepNext w:val="false"/>
               <w:spacing w:after="40" w:before="0"/>
               <w:jc w:val="left"/>
             </w:pPr>
@@ -3745,6 +3833,7 @@
           </w:tcPr>
           <w:p>
             <w:pPr>
+              <w:keepNext w:val="false"/>
               <w:spacing w:after="40" w:before="0"/>
               <w:jc w:val="left"/>
             </w:pPr>
@@ -3777,6 +3866,7 @@
           </w:tcPr>
           <w:p>
             <w:pPr>
+              <w:keepNext w:val="false"/>
               <w:spacing w:after="40" w:before="0"/>
               <w:jc w:val="left"/>
             </w:pPr>
@@ -3811,6 +3901,7 @@
           </w:tcPr>
           <w:p>
             <w:pPr>
+              <w:keepNext w:val="false"/>
               <w:spacing w:after="40" w:before="0"/>
               <w:jc w:val="left"/>
             </w:pPr>
@@ -3848,7 +3939,7 @@
             <w:pPr>
               <w:spacing w:after="20" w:before="0"/>
             </w:pPr>
-            <w:hyperlink w:history="1" r:id="rIdsjbybseafcbbjy19xhj2a">
+            <w:hyperlink w:history="1" r:id="rIdqb7740o3txqembvrqwxcn">
               <w:r>
                 <w:rPr>
                   <w:rFonts w:ascii="Arial" w:cs="Arial" w:eastAsia="Arial" w:hAnsi="Arial"/>
@@ -3881,7 +3972,7 @@
               <w:spacing w:after="10" w:before="0"/>
               <w:ind w:left="120"/>
             </w:pPr>
-            <w:hyperlink w:history="1" r:id="rIdctje0a9fa3ujrblcrcgcr">
+            <w:hyperlink w:history="1" r:id="rIdghyrhka5oygdrm2fzywrp">
               <w:r>
                 <w:rPr>
                   <w:rFonts w:ascii="Arial" w:cs="Arial" w:eastAsia="Arial" w:hAnsi="Arial"/>
@@ -3926,7 +4017,7 @@
             <w:pPr>
               <w:spacing w:after="20" w:before="0"/>
             </w:pPr>
-            <w:hyperlink w:history="1" r:id="rIddedqmj_md8flarslb_qqu">
+            <w:hyperlink w:history="1" r:id="rIdo68kn3kvw94yaprhdpwc2">
               <w:r>
                 <w:rPr>
                   <w:rFonts w:ascii="Arial" w:cs="Arial" w:eastAsia="Arial" w:hAnsi="Arial"/>
@@ -3959,7 +4050,7 @@
               <w:spacing w:after="10" w:before="0"/>
               <w:ind w:left="120"/>
             </w:pPr>
-            <w:hyperlink w:history="1" r:id="rIdhcefda9f3lfi0x14og7a0">
+            <w:hyperlink w:history="1" r:id="rId19jub9mhdbe7e-rppw57p">
               <w:r>
                 <w:rPr>
                   <w:rFonts w:ascii="Arial" w:cs="Arial" w:eastAsia="Arial" w:hAnsi="Arial"/>
@@ -3987,6 +4078,7 @@
           </w:tcPr>
           <w:p>
             <w:pPr>
+              <w:keepNext w:val="false"/>
               <w:spacing w:after="40" w:before="0"/>
               <w:jc w:val="left"/>
             </w:pPr>
@@ -4019,6 +4111,7 @@
           </w:tcPr>
           <w:p>
             <w:pPr>
+              <w:keepNext w:val="false"/>
               <w:spacing w:after="40" w:before="0"/>
               <w:jc w:val="left"/>
             </w:pPr>
@@ -4051,6 +4144,7 @@
           </w:tcPr>
           <w:p>
             <w:pPr>
+              <w:keepNext w:val="false"/>
               <w:spacing w:after="40" w:before="0"/>
               <w:jc w:val="left"/>
             </w:pPr>
@@ -4083,6 +4177,7 @@
           </w:tcPr>
           <w:p>
             <w:pPr>
+              <w:keepNext w:val="false"/>
               <w:spacing w:after="40" w:before="0"/>
               <w:jc w:val="left"/>
             </w:pPr>
@@ -4117,6 +4212,7 @@
           </w:tcPr>
           <w:p>
             <w:pPr>
+              <w:keepNext w:val="false"/>
               <w:spacing w:after="40" w:before="0"/>
               <w:jc w:val="left"/>
             </w:pPr>
@@ -4154,7 +4250,7 @@
             <w:pPr>
               <w:spacing w:after="20" w:before="0"/>
             </w:pPr>
-            <w:hyperlink w:history="1" r:id="rIdfo4vaclk9j8fs4ffia_zd">
+            <w:hyperlink w:history="1" r:id="rIdjnb-27gn694wkf4edtsva">
               <w:r>
                 <w:rPr>
                   <w:rFonts w:ascii="Arial" w:cs="Arial" w:eastAsia="Arial" w:hAnsi="Arial"/>
@@ -4187,7 +4283,7 @@
               <w:spacing w:after="10" w:before="0"/>
               <w:ind w:left="120"/>
             </w:pPr>
-            <w:hyperlink w:history="1" r:id="rIdc9fhzqydxmlydginc6qyy">
+            <w:hyperlink w:history="1" r:id="rId7zufni_lllshwlj_man4p">
               <w:r>
                 <w:rPr>
                   <w:rFonts w:ascii="Arial" w:cs="Arial" w:eastAsia="Arial" w:hAnsi="Arial"/>
@@ -4232,7 +4328,7 @@
             <w:pPr>
               <w:spacing w:after="20" w:before="0"/>
             </w:pPr>
-            <w:hyperlink w:history="1" r:id="rIdqhtusyhskst4hzp4-ahba">
+            <w:hyperlink w:history="1" r:id="rIdpgp6h01qwols4w7lxcbpr">
               <w:r>
                 <w:rPr>
                   <w:rFonts w:ascii="Arial" w:cs="Arial" w:eastAsia="Arial" w:hAnsi="Arial"/>
@@ -4265,7 +4361,7 @@
               <w:spacing w:after="10" w:before="0"/>
               <w:ind w:left="120"/>
             </w:pPr>
-            <w:hyperlink w:history="1" r:id="rIddgnud0woexp0nfgffexxa">
+            <w:hyperlink w:history="1" r:id="rIdntcewr_pnnqhbrux-rlsq">
               <w:r>
                 <w:rPr>
                   <w:rFonts w:ascii="Arial" w:cs="Arial" w:eastAsia="Arial" w:hAnsi="Arial"/>
@@ -4293,6 +4389,7 @@
           </w:tcPr>
           <w:p>
             <w:pPr>
+              <w:keepNext w:val="false"/>
               <w:spacing w:after="40" w:before="0"/>
               <w:jc w:val="left"/>
             </w:pPr>
@@ -4325,6 +4422,7 @@
           </w:tcPr>
           <w:p>
             <w:pPr>
+              <w:keepNext w:val="false"/>
               <w:spacing w:after="40" w:before="0"/>
               <w:jc w:val="left"/>
             </w:pPr>
@@ -4357,6 +4455,7 @@
           </w:tcPr>
           <w:p>
             <w:pPr>
+              <w:keepNext w:val="false"/>
               <w:spacing w:after="40" w:before="0"/>
               <w:jc w:val="left"/>
             </w:pPr>
@@ -4389,6 +4488,7 @@
           </w:tcPr>
           <w:p>
             <w:pPr>
+              <w:keepNext w:val="false"/>
               <w:spacing w:after="40" w:before="0"/>
               <w:jc w:val="left"/>
             </w:pPr>
@@ -4423,6 +4523,7 @@
           </w:tcPr>
           <w:p>
             <w:pPr>
+              <w:keepNext w:val="false"/>
               <w:spacing w:after="40" w:before="0"/>
               <w:jc w:val="left"/>
             </w:pPr>
@@ -4460,7 +4561,7 @@
             <w:pPr>
               <w:spacing w:after="20" w:before="0"/>
             </w:pPr>
-            <w:hyperlink w:history="1" r:id="rIdlt6k-lwb5u8sss-jj-bk0">
+            <w:hyperlink w:history="1" r:id="rId5vbicnpqppbw_zy0qtngs">
               <w:r>
                 <w:rPr>
                   <w:rFonts w:ascii="Arial" w:cs="Arial" w:eastAsia="Arial" w:hAnsi="Arial"/>
@@ -4493,7 +4594,7 @@
               <w:spacing w:after="10" w:before="0"/>
               <w:ind w:left="120"/>
             </w:pPr>
-            <w:hyperlink w:history="1" r:id="rIdsgvlmbzyc-zn5mv1ha8vq">
+            <w:hyperlink w:history="1" r:id="rIdssnymsls2pm1adyxbduui">
               <w:r>
                 <w:rPr>
                   <w:rFonts w:ascii="Arial" w:cs="Arial" w:eastAsia="Arial" w:hAnsi="Arial"/>
@@ -4538,7 +4639,7 @@
             <w:pPr>
               <w:spacing w:after="20" w:before="0"/>
             </w:pPr>
-            <w:hyperlink w:history="1" r:id="rIdri-h6ibpoxdd-fwlarn3h">
+            <w:hyperlink w:history="1" r:id="rIdyeag-mfh9yg1r40w_va1u">
               <w:r>
                 <w:rPr>
                   <w:rFonts w:ascii="Arial" w:cs="Arial" w:eastAsia="Arial" w:hAnsi="Arial"/>
@@ -4587,7 +4688,7 @@
               <w:spacing w:after="10" w:before="0"/>
               <w:ind w:left="120"/>
             </w:pPr>
-            <w:hyperlink w:history="1" r:id="rIdnan8rii5xjrkwevyk_cfk">
+            <w:hyperlink w:history="1" r:id="rIduhm1cehtqureuegvgu3to">
               <w:r>
                 <w:rPr>
                   <w:rFonts w:ascii="Arial" w:cs="Arial" w:eastAsia="Arial" w:hAnsi="Arial"/>
@@ -4615,6 +4716,7 @@
           </w:tcPr>
           <w:p>
             <w:pPr>
+              <w:keepNext w:val="false"/>
               <w:spacing w:after="40" w:before="0"/>
               <w:jc w:val="left"/>
             </w:pPr>
@@ -4647,6 +4749,7 @@
           </w:tcPr>
           <w:p>
             <w:pPr>
+              <w:keepNext w:val="false"/>
               <w:spacing w:after="40" w:before="0"/>
               <w:jc w:val="left"/>
             </w:pPr>
@@ -4679,6 +4782,7 @@
           </w:tcPr>
           <w:p>
             <w:pPr>
+              <w:keepNext w:val="false"/>
               <w:spacing w:after="40" w:before="0"/>
               <w:jc w:val="left"/>
             </w:pPr>
@@ -4711,6 +4815,7 @@
           </w:tcPr>
           <w:p>
             <w:pPr>
+              <w:keepNext w:val="false"/>
               <w:spacing w:after="40" w:before="0"/>
               <w:jc w:val="left"/>
             </w:pPr>
@@ -4770,6 +4875,7 @@
           </w:tcPr>
           <w:p>
             <w:pPr>
+              <w:keepNext w:val="false"/>
               <w:spacing w:after="40" w:before="0"/>
               <w:jc w:val="center"/>
             </w:pPr>
@@ -4804,6 +4910,7 @@
           </w:tcPr>
           <w:p>
             <w:pPr>
+              <w:keepNext w:val="false"/>
               <w:spacing w:after="40" w:before="0"/>
               <w:jc w:val="left"/>
             </w:pPr>
@@ -4865,6 +4972,7 @@
           </w:tcPr>
           <w:p>
             <w:pPr>
+              <w:keepNext w:val="false"/>
               <w:spacing w:after="40" w:before="0"/>
               <w:jc w:val="center"/>
             </w:pPr>
@@ -4899,6 +5007,7 @@
           </w:tcPr>
           <w:p>
             <w:pPr>
+              <w:keepNext w:val="false"/>
               <w:spacing w:after="40" w:before="0"/>
               <w:jc w:val="left"/>
             </w:pPr>
@@ -4931,6 +5040,7 @@
           </w:tcPr>
           <w:p>
             <w:pPr>
+              <w:keepNext w:val="false"/>
               <w:spacing w:after="40" w:before="0"/>
               <w:jc w:val="left"/>
             </w:pPr>
@@ -4965,6 +5075,7 @@
           </w:tcPr>
           <w:p>
             <w:pPr>
+              <w:keepNext w:val="false"/>
               <w:spacing w:after="40" w:before="0"/>
               <w:jc w:val="left"/>
             </w:pPr>
@@ -4997,6 +5108,7 @@
           </w:tcPr>
           <w:p>
             <w:pPr>
+              <w:keepNext w:val="false"/>
               <w:spacing w:after="40" w:before="0"/>
               <w:jc w:val="left"/>
             </w:pPr>
@@ -5031,6 +5143,7 @@
           </w:tcPr>
           <w:p>
             <w:pPr>
+              <w:keepNext w:val="false"/>
               <w:spacing w:after="40" w:before="0"/>
               <w:jc w:val="left"/>
             </w:pPr>
@@ -5063,6 +5176,7 @@
           </w:tcPr>
           <w:p>
             <w:pPr>
+              <w:keepNext w:val="false"/>
               <w:spacing w:after="40" w:before="0"/>
               <w:jc w:val="left"/>
             </w:pPr>
@@ -5099,7 +5213,7 @@
         </w:rPr>
         <w:t xml:space="preserve">© 2026 SeaVuria and ARES. Aligned with KICD objectives. Developed by SeaVuria; technical implementation by ARES (with AI assistance from Claude). Licensed under </w:t>
       </w:r>
-      <w:hyperlink w:history="1" r:id="rIdkikzlkir2vf1esz_c7qmg">
+      <w:hyperlink w:history="1" r:id="rIdd_a2v72adqte4zcqgfhra">
         <w:r>
           <w:rPr>
             <w:rFonts w:ascii="Arial" w:cs="Arial" w:eastAsia="Arial" w:hAnsi="Arial"/>
@@ -5120,7 +5234,7 @@
         </w:rPr>
         <w:t xml:space="preserve"> (</w:t>
       </w:r>
-      <w:hyperlink w:history="1" r:id="rIdjrdydagyhyp0qgsvyzthw">
+      <w:hyperlink w:history="1" r:id="rIdofrt4ie0t9nc1w-ocuvt0">
         <w:r>
           <w:rPr>
             <w:rFonts w:ascii="Arial" w:cs="Arial" w:eastAsia="Arial" w:hAnsi="Arial"/>
@@ -5180,6 +5294,7 @@
           </w:tcPr>
           <w:p>
             <w:pPr>
+              <w:keepNext w:val="false"/>
               <w:spacing w:after="40" w:before="0"/>
               <w:jc w:val="center"/>
             </w:pPr>
@@ -5215,6 +5330,7 @@
           </w:tcPr>
           <w:p>
             <w:pPr>
+              <w:keepNext w:val="false"/>
               <w:spacing w:after="40" w:before="0"/>
               <w:jc w:val="center"/>
             </w:pPr>
@@ -5249,6 +5365,7 @@
           </w:tcPr>
           <w:p>
             <w:pPr>
+              <w:keepNext w:val="false"/>
               <w:spacing w:after="40" w:before="0"/>
               <w:jc w:val="left"/>
             </w:pPr>
@@ -5281,6 +5398,7 @@
           </w:tcPr>
           <w:p>
             <w:pPr>
+              <w:keepNext w:val="false"/>
               <w:spacing w:after="40" w:before="0"/>
               <w:jc w:val="left"/>
             </w:pPr>
@@ -5315,6 +5433,7 @@
           </w:tcPr>
           <w:p>
             <w:pPr>
+              <w:keepNext w:val="false"/>
               <w:spacing w:after="40" w:before="0"/>
               <w:jc w:val="left"/>
             </w:pPr>
@@ -5347,6 +5466,7 @@
           </w:tcPr>
           <w:p>
             <w:pPr>
+              <w:keepNext w:val="false"/>
               <w:spacing w:after="40" w:before="0"/>
               <w:jc w:val="left"/>
             </w:pPr>
@@ -5381,6 +5501,7 @@
           </w:tcPr>
           <w:p>
             <w:pPr>
+              <w:keepNext w:val="false"/>
               <w:spacing w:after="40" w:before="0"/>
               <w:jc w:val="left"/>
             </w:pPr>
@@ -5413,6 +5534,7 @@
           </w:tcPr>
           <w:p>
             <w:pPr>
+              <w:keepNext w:val="false"/>
               <w:spacing w:after="40" w:before="0"/>
               <w:jc w:val="left"/>
             </w:pPr>
@@ -5447,6 +5569,7 @@
           </w:tcPr>
           <w:p>
             <w:pPr>
+              <w:keepNext w:val="false"/>
               <w:spacing w:after="40" w:before="0"/>
               <w:jc w:val="left"/>
             </w:pPr>
@@ -5479,6 +5602,7 @@
           </w:tcPr>
           <w:p>
             <w:pPr>
+              <w:keepNext w:val="false"/>
               <w:spacing w:after="40" w:before="0"/>
               <w:jc w:val="left"/>
             </w:pPr>
@@ -5513,6 +5637,7 @@
           </w:tcPr>
           <w:p>
             <w:pPr>
+              <w:keepNext w:val="false"/>
               <w:spacing w:after="40" w:before="0"/>
               <w:jc w:val="left"/>
             </w:pPr>
@@ -5545,6 +5670,7 @@
           </w:tcPr>
           <w:p>
             <w:pPr>
+              <w:keepNext w:val="false"/>
               <w:spacing w:after="40" w:before="0"/>
               <w:jc w:val="left"/>
             </w:pPr>
@@ -5579,6 +5705,7 @@
           </w:tcPr>
           <w:p>
             <w:pPr>
+              <w:keepNext w:val="false"/>
               <w:spacing w:after="40" w:before="0"/>
               <w:jc w:val="left"/>
             </w:pPr>
@@ -5611,6 +5738,7 @@
           </w:tcPr>
           <w:p>
             <w:pPr>
+              <w:keepNext w:val="false"/>
               <w:spacing w:after="40" w:before="0"/>
               <w:jc w:val="left"/>
             </w:pPr>
@@ -5645,6 +5773,7 @@
           </w:tcPr>
           <w:p>
             <w:pPr>
+              <w:keepNext w:val="false"/>
               <w:spacing w:after="40" w:before="0"/>
               <w:jc w:val="left"/>
             </w:pPr>
@@ -5677,6 +5806,7 @@
           </w:tcPr>
           <w:p>
             <w:pPr>
+              <w:keepNext w:val="false"/>
               <w:spacing w:after="40" w:before="0"/>
               <w:jc w:val="left"/>
             </w:pPr>
@@ -5711,6 +5841,7 @@
           </w:tcPr>
           <w:p>
             <w:pPr>
+              <w:keepNext w:val="false"/>
               <w:spacing w:after="40" w:before="0"/>
               <w:jc w:val="left"/>
             </w:pPr>
@@ -5743,6 +5874,7 @@
           </w:tcPr>
           <w:p>
             <w:pPr>
+              <w:keepNext w:val="false"/>
               <w:spacing w:after="40" w:before="0"/>
               <w:jc w:val="left"/>
             </w:pPr>
@@ -5802,6 +5934,7 @@
           </w:tcPr>
           <w:p>
             <w:pPr>
+              <w:keepNext w:val="false"/>
               <w:spacing w:after="40" w:before="0"/>
               <w:jc w:val="center"/>
             </w:pPr>
@@ -5836,6 +5969,7 @@
           </w:tcPr>
           <w:p>
             <w:pPr>
+              <w:keepNext w:val="false"/>
               <w:spacing w:after="40" w:before="0"/>
               <w:jc w:val="left"/>
             </w:pPr>
@@ -5900,6 +6034,7 @@
           </w:tcPr>
           <w:p>
             <w:pPr>
+              <w:keepNext w:val="false"/>
               <w:spacing w:after="40" w:before="0"/>
               <w:jc w:val="center"/>
             </w:pPr>
@@ -5934,6 +6069,7 @@
           </w:tcPr>
           <w:p>
             <w:pPr>
+              <w:keepNext w:val="false"/>
               <w:spacing w:after="40" w:before="0"/>
               <w:jc w:val="left"/>
             </w:pPr>
@@ -5966,6 +6102,7 @@
           </w:tcPr>
           <w:p>
             <w:pPr>
+              <w:keepNext w:val="false"/>
               <w:spacing w:after="40" w:before="0"/>
               <w:jc w:val="left"/>
             </w:pPr>
@@ -5998,6 +6135,7 @@
           </w:tcPr>
           <w:p>
             <w:pPr>
+              <w:keepNext w:val="false"/>
               <w:spacing w:after="40" w:before="0"/>
               <w:jc w:val="left"/>
             </w:pPr>
@@ -6030,6 +6168,7 @@
           </w:tcPr>
           <w:p>
             <w:pPr>
+              <w:keepNext w:val="false"/>
               <w:spacing w:after="40" w:before="0"/>
               <w:jc w:val="left"/>
             </w:pPr>
@@ -6062,6 +6201,7 @@
           </w:tcPr>
           <w:p>
             <w:pPr>
+              <w:keepNext w:val="false"/>
               <w:spacing w:after="40" w:before="0"/>
               <w:jc w:val="left"/>
             </w:pPr>
@@ -6096,6 +6236,7 @@
           </w:tcPr>
           <w:p>
             <w:pPr>
+              <w:keepNext w:val="false"/>
               <w:spacing w:after="40" w:before="0"/>
               <w:jc w:val="left"/>
             </w:pPr>
@@ -6133,7 +6274,7 @@
             <w:pPr>
               <w:spacing w:after="20" w:before="0"/>
             </w:pPr>
-            <w:hyperlink w:history="1" r:id="rIdmcsifck2zxjbchsbgly6h">
+            <w:hyperlink w:history="1" r:id="rId_cyamskm-hailarqjdmrk">
               <w:r>
                 <w:rPr>
                   <w:rFonts w:ascii="Arial" w:cs="Arial" w:eastAsia="Arial" w:hAnsi="Arial"/>
@@ -6166,7 +6307,7 @@
               <w:spacing w:after="10" w:before="0"/>
               <w:ind w:left="120"/>
             </w:pPr>
-            <w:hyperlink w:history="1" r:id="rIdqagpeog4up-oij4i7yqto">
+            <w:hyperlink w:history="1" r:id="rIdk5nonx7enkq7w6rjmbtn8">
               <w:r>
                 <w:rPr>
                   <w:rFonts w:ascii="Arial" w:cs="Arial" w:eastAsia="Arial" w:hAnsi="Arial"/>
@@ -6211,7 +6352,7 @@
             <w:pPr>
               <w:spacing w:after="20" w:before="0"/>
             </w:pPr>
-            <w:hyperlink w:history="1" r:id="rId_wttjsgcim43we5qnhanr">
+            <w:hyperlink w:history="1" r:id="rIdzlzntneez7-6xdbouo4_s">
               <w:r>
                 <w:rPr>
                   <w:rFonts w:ascii="Arial" w:cs="Arial" w:eastAsia="Arial" w:hAnsi="Arial"/>
@@ -6244,7 +6385,7 @@
               <w:spacing w:after="10" w:before="0"/>
               <w:ind w:left="120"/>
             </w:pPr>
-            <w:hyperlink w:history="1" r:id="rIdbtkytm-kifhyqjnh4x9bt">
+            <w:hyperlink w:history="1" r:id="rIdxanayemceahqwklgpcxcs">
               <w:r>
                 <w:rPr>
                   <w:rFonts w:ascii="Arial" w:cs="Arial" w:eastAsia="Arial" w:hAnsi="Arial"/>
@@ -6272,6 +6413,7 @@
           </w:tcPr>
           <w:p>
             <w:pPr>
+              <w:keepNext w:val="false"/>
               <w:spacing w:after="40" w:before="0"/>
               <w:jc w:val="left"/>
             </w:pPr>
@@ -6304,6 +6446,7 @@
           </w:tcPr>
           <w:p>
             <w:pPr>
+              <w:keepNext w:val="false"/>
               <w:spacing w:after="40" w:before="0"/>
               <w:jc w:val="left"/>
             </w:pPr>
@@ -6336,6 +6479,7 @@
           </w:tcPr>
           <w:p>
             <w:pPr>
+              <w:keepNext w:val="false"/>
               <w:spacing w:after="40" w:before="0"/>
               <w:jc w:val="left"/>
             </w:pPr>
@@ -6368,6 +6512,7 @@
           </w:tcPr>
           <w:p>
             <w:pPr>
+              <w:keepNext w:val="false"/>
               <w:spacing w:after="40" w:before="0"/>
               <w:jc w:val="left"/>
             </w:pPr>
@@ -6402,6 +6547,7 @@
           </w:tcPr>
           <w:p>
             <w:pPr>
+              <w:keepNext w:val="false"/>
               <w:spacing w:after="40" w:before="0"/>
               <w:jc w:val="left"/>
             </w:pPr>
@@ -6439,7 +6585,7 @@
             <w:pPr>
               <w:spacing w:after="20" w:before="0"/>
             </w:pPr>
-            <w:hyperlink w:history="1" r:id="rIdqka_-a-svrw8j0kxnpujf">
+            <w:hyperlink w:history="1" r:id="rIdynhi7vkc6wfgieohilqin">
               <w:r>
                 <w:rPr>
                   <w:rFonts w:ascii="Arial" w:cs="Arial" w:eastAsia="Arial" w:hAnsi="Arial"/>
@@ -6472,7 +6618,7 @@
               <w:spacing w:after="10" w:before="0"/>
               <w:ind w:left="120"/>
             </w:pPr>
-            <w:hyperlink w:history="1" r:id="rIdhm4tgh03l4tu3xs_lfswj">
+            <w:hyperlink w:history="1" r:id="rId2sg163lowvqw79alpntvw">
               <w:r>
                 <w:rPr>
                   <w:rFonts w:ascii="Arial" w:cs="Arial" w:eastAsia="Arial" w:hAnsi="Arial"/>
@@ -6517,7 +6663,7 @@
             <w:pPr>
               <w:spacing w:after="20" w:before="0"/>
             </w:pPr>
-            <w:hyperlink w:history="1" r:id="rIdazu9ionm1vz4rg9pln6fx">
+            <w:hyperlink w:history="1" r:id="rId_ysmfskxhgr_8nr-lzi_c">
               <w:r>
                 <w:rPr>
                   <w:rFonts w:ascii="Arial" w:cs="Arial" w:eastAsia="Arial" w:hAnsi="Arial"/>
@@ -6550,7 +6696,7 @@
               <w:spacing w:after="10" w:before="0"/>
               <w:ind w:left="120"/>
             </w:pPr>
-            <w:hyperlink w:history="1" r:id="rId9oxiubdgwcvob9fkfdv_h">
+            <w:hyperlink w:history="1" r:id="rIdx4t0mfr7z3bp11ph8xaue">
               <w:r>
                 <w:rPr>
                   <w:rFonts w:ascii="Arial" w:cs="Arial" w:eastAsia="Arial" w:hAnsi="Arial"/>
@@ -6578,6 +6724,7 @@
           </w:tcPr>
           <w:p>
             <w:pPr>
+              <w:keepNext w:val="false"/>
               <w:spacing w:after="40" w:before="0"/>
               <w:jc w:val="left"/>
             </w:pPr>
@@ -6610,6 +6757,7 @@
           </w:tcPr>
           <w:p>
             <w:pPr>
+              <w:keepNext w:val="false"/>
               <w:spacing w:after="40" w:before="0"/>
               <w:jc w:val="left"/>
             </w:pPr>
@@ -6642,6 +6790,7 @@
           </w:tcPr>
           <w:p>
             <w:pPr>
+              <w:keepNext w:val="false"/>
               <w:spacing w:after="40" w:before="0"/>
               <w:jc w:val="left"/>
             </w:pPr>
@@ -6674,6 +6823,7 @@
           </w:tcPr>
           <w:p>
             <w:pPr>
+              <w:keepNext w:val="false"/>
               <w:spacing w:after="40" w:before="0"/>
               <w:jc w:val="left"/>
             </w:pPr>
@@ -6708,6 +6858,7 @@
           </w:tcPr>
           <w:p>
             <w:pPr>
+              <w:keepNext w:val="false"/>
               <w:spacing w:after="40" w:before="0"/>
               <w:jc w:val="left"/>
             </w:pPr>
@@ -6745,7 +6896,7 @@
             <w:pPr>
               <w:spacing w:after="20" w:before="0"/>
             </w:pPr>
-            <w:hyperlink w:history="1" r:id="rIdc0wxc7wirjjk4ebihar5c">
+            <w:hyperlink w:history="1" r:id="rId6uykwgpa9fczujgz-ee8y">
               <w:r>
                 <w:rPr>
                   <w:rFonts w:ascii="Arial" w:cs="Arial" w:eastAsia="Arial" w:hAnsi="Arial"/>
@@ -6794,7 +6945,7 @@
               <w:spacing w:after="10" w:before="0"/>
               <w:ind w:left="120"/>
             </w:pPr>
-            <w:hyperlink w:history="1" r:id="rIdb7ndmfco4gavtfzi6y9cw">
+            <w:hyperlink w:history="1" r:id="rId6bngwqjjydimyl-fne5ih">
               <w:r>
                 <w:rPr>
                   <w:rFonts w:ascii="Arial" w:cs="Arial" w:eastAsia="Arial" w:hAnsi="Arial"/>
@@ -6839,7 +6990,7 @@
             <w:pPr>
               <w:spacing w:after="20" w:before="0"/>
             </w:pPr>
-            <w:hyperlink w:history="1" r:id="rIdoindcma44972bm0nnqeg4">
+            <w:hyperlink w:history="1" r:id="rIdt_6upb-gohftbhyff7mmx">
               <w:r>
                 <w:rPr>
                   <w:rFonts w:ascii="Arial" w:cs="Arial" w:eastAsia="Arial" w:hAnsi="Arial"/>
@@ -6888,7 +7039,7 @@
               <w:spacing w:after="10" w:before="0"/>
               <w:ind w:left="120"/>
             </w:pPr>
-            <w:hyperlink w:history="1" r:id="rIdtkbcvn2kmxb6ihvfeiq9l">
+            <w:hyperlink w:history="1" r:id="rIdcmxukeadtkomhhpafxrul">
               <w:r>
                 <w:rPr>
                   <w:rFonts w:ascii="Arial" w:cs="Arial" w:eastAsia="Arial" w:hAnsi="Arial"/>
@@ -6916,6 +7067,7 @@
           </w:tcPr>
           <w:p>
             <w:pPr>
+              <w:keepNext w:val="false"/>
               <w:spacing w:after="40" w:before="0"/>
               <w:jc w:val="left"/>
             </w:pPr>
@@ -6948,6 +7100,7 @@
           </w:tcPr>
           <w:p>
             <w:pPr>
+              <w:keepNext w:val="false"/>
               <w:spacing w:after="40" w:before="0"/>
               <w:jc w:val="left"/>
             </w:pPr>
@@ -6980,6 +7133,7 @@
           </w:tcPr>
           <w:p>
             <w:pPr>
+              <w:keepNext w:val="false"/>
               <w:spacing w:after="40" w:before="0"/>
               <w:jc w:val="left"/>
             </w:pPr>
@@ -7012,6 +7166,7 @@
           </w:tcPr>
           <w:p>
             <w:pPr>
+              <w:keepNext w:val="false"/>
               <w:spacing w:after="40" w:before="0"/>
               <w:jc w:val="left"/>
             </w:pPr>
@@ -7046,6 +7201,7 @@
           </w:tcPr>
           <w:p>
             <w:pPr>
+              <w:keepNext w:val="false"/>
               <w:spacing w:after="40" w:before="0"/>
               <w:jc w:val="left"/>
             </w:pPr>
@@ -7083,7 +7239,7 @@
             <w:pPr>
               <w:spacing w:after="20" w:before="0"/>
             </w:pPr>
-            <w:hyperlink w:history="1" r:id="rIdltr73npwqqxv-icx9ecbb">
+            <w:hyperlink w:history="1" r:id="rIdr0kb0wcwep52_j7hrl_rf">
               <w:r>
                 <w:rPr>
                   <w:rFonts w:ascii="Arial" w:cs="Arial" w:eastAsia="Arial" w:hAnsi="Arial"/>
@@ -7132,7 +7288,7 @@
               <w:spacing w:after="10" w:before="0"/>
               <w:ind w:left="120"/>
             </w:pPr>
-            <w:hyperlink w:history="1" r:id="rIdrc_tf1muz3fu_tptf_ckd">
+            <w:hyperlink w:history="1" r:id="rIdov5sfg-pg1njo-zrjlnqp">
               <w:r>
                 <w:rPr>
                   <w:rFonts w:ascii="Arial" w:cs="Arial" w:eastAsia="Arial" w:hAnsi="Arial"/>
@@ -7177,7 +7333,7 @@
             <w:pPr>
               <w:spacing w:after="20" w:before="0"/>
             </w:pPr>
-            <w:hyperlink w:history="1" r:id="rIdsh5pgo89k4xwzzdafotby">
+            <w:hyperlink w:history="1" r:id="rIdm8qgczlppneb_gioax70e">
               <w:r>
                 <w:rPr>
                   <w:rFonts w:ascii="Arial" w:cs="Arial" w:eastAsia="Arial" w:hAnsi="Arial"/>
@@ -7226,7 +7382,7 @@
               <w:spacing w:after="10" w:before="0"/>
               <w:ind w:left="120"/>
             </w:pPr>
-            <w:hyperlink w:history="1" r:id="rIdxt8exqs1fin8qdsjup6hs">
+            <w:hyperlink w:history="1" r:id="rIdkhyez45kq7hfj6ydun9ik">
               <w:r>
                 <w:rPr>
                   <w:rFonts w:ascii="Arial" w:cs="Arial" w:eastAsia="Arial" w:hAnsi="Arial"/>
@@ -7254,6 +7410,7 @@
           </w:tcPr>
           <w:p>
             <w:pPr>
+              <w:keepNext w:val="false"/>
               <w:spacing w:after="40" w:before="0"/>
               <w:jc w:val="left"/>
             </w:pPr>
@@ -7286,6 +7443,7 @@
           </w:tcPr>
           <w:p>
             <w:pPr>
+              <w:keepNext w:val="false"/>
               <w:spacing w:after="40" w:before="0"/>
               <w:jc w:val="left"/>
             </w:pPr>
@@ -7318,6 +7476,7 @@
           </w:tcPr>
           <w:p>
             <w:pPr>
+              <w:keepNext w:val="false"/>
               <w:spacing w:after="40" w:before="0"/>
               <w:jc w:val="left"/>
             </w:pPr>
@@ -7350,6 +7509,7 @@
           </w:tcPr>
           <w:p>
             <w:pPr>
+              <w:keepNext w:val="false"/>
               <w:spacing w:after="40" w:before="0"/>
               <w:jc w:val="left"/>
             </w:pPr>
@@ -7384,6 +7544,7 @@
           </w:tcPr>
           <w:p>
             <w:pPr>
+              <w:keepNext w:val="false"/>
               <w:spacing w:after="40" w:before="0"/>
               <w:jc w:val="left"/>
             </w:pPr>
@@ -7421,7 +7582,7 @@
             <w:pPr>
               <w:spacing w:after="20" w:before="0"/>
             </w:pPr>
-            <w:hyperlink w:history="1" r:id="rIdfjv7fvj3nltdhbonminpr">
+            <w:hyperlink w:history="1" r:id="rIdsi2ag97xfu6giv--uinpj">
               <w:r>
                 <w:rPr>
                   <w:rFonts w:ascii="Arial" w:cs="Arial" w:eastAsia="Arial" w:hAnsi="Arial"/>
@@ -7470,7 +7631,7 @@
               <w:spacing w:after="10" w:before="0"/>
               <w:ind w:left="120"/>
             </w:pPr>
-            <w:hyperlink w:history="1" r:id="rIdbibir8d7wvdihy7snvk5i">
+            <w:hyperlink w:history="1" r:id="rId0uay4gxw4kerdyvjuleqb">
               <w:r>
                 <w:rPr>
                   <w:rFonts w:ascii="Arial" w:cs="Arial" w:eastAsia="Arial" w:hAnsi="Arial"/>
@@ -7515,7 +7676,7 @@
             <w:pPr>
               <w:spacing w:after="20" w:before="0"/>
             </w:pPr>
-            <w:hyperlink w:history="1" r:id="rIdjldbzepr84aj7foy5ueaw">
+            <w:hyperlink w:history="1" r:id="rId9br3kg-zsxm04pktyhrc9">
               <w:r>
                 <w:rPr>
                   <w:rFonts w:ascii="Arial" w:cs="Arial" w:eastAsia="Arial" w:hAnsi="Arial"/>
@@ -7564,7 +7725,7 @@
               <w:spacing w:after="10" w:before="0"/>
               <w:ind w:left="120"/>
             </w:pPr>
-            <w:hyperlink w:history="1" r:id="rIdbtedq4hgqaesujn3ot5mr">
+            <w:hyperlink w:history="1" r:id="rId-ctdrtet8ytaqqwhotq_h">
               <w:r>
                 <w:rPr>
                   <w:rFonts w:ascii="Arial" w:cs="Arial" w:eastAsia="Arial" w:hAnsi="Arial"/>
@@ -7592,6 +7753,7 @@
           </w:tcPr>
           <w:p>
             <w:pPr>
+              <w:keepNext w:val="false"/>
               <w:spacing w:after="40" w:before="0"/>
               <w:jc w:val="left"/>
             </w:pPr>
@@ -7624,6 +7786,7 @@
           </w:tcPr>
           <w:p>
             <w:pPr>
+              <w:keepNext w:val="false"/>
               <w:spacing w:after="40" w:before="0"/>
               <w:jc w:val="left"/>
             </w:pPr>
@@ -7656,6 +7819,7 @@
           </w:tcPr>
           <w:p>
             <w:pPr>
+              <w:keepNext w:val="false"/>
               <w:spacing w:after="40" w:before="0"/>
               <w:jc w:val="left"/>
             </w:pPr>
@@ -7688,6 +7852,7 @@
           </w:tcPr>
           <w:p>
             <w:pPr>
+              <w:keepNext w:val="false"/>
               <w:spacing w:after="40" w:before="0"/>
               <w:jc w:val="left"/>
             </w:pPr>
@@ -7747,6 +7912,7 @@
           </w:tcPr>
           <w:p>
             <w:pPr>
+              <w:keepNext w:val="false"/>
               <w:spacing w:after="40" w:before="0"/>
               <w:jc w:val="center"/>
             </w:pPr>
@@ -7781,6 +7947,7 @@
           </w:tcPr>
           <w:p>
             <w:pPr>
+              <w:keepNext w:val="false"/>
               <w:spacing w:after="40" w:before="0"/>
               <w:jc w:val="left"/>
             </w:pPr>
@@ -7842,6 +8009,7 @@
           </w:tcPr>
           <w:p>
             <w:pPr>
+              <w:keepNext w:val="false"/>
               <w:spacing w:after="40" w:before="0"/>
               <w:jc w:val="center"/>
             </w:pPr>
@@ -7876,6 +8044,7 @@
           </w:tcPr>
           <w:p>
             <w:pPr>
+              <w:keepNext w:val="false"/>
               <w:spacing w:after="40" w:before="0"/>
               <w:jc w:val="left"/>
             </w:pPr>
@@ -7908,6 +8077,7 @@
           </w:tcPr>
           <w:p>
             <w:pPr>
+              <w:keepNext w:val="false"/>
               <w:spacing w:after="40" w:before="0"/>
               <w:jc w:val="left"/>
             </w:pPr>
@@ -7942,6 +8112,7 @@
           </w:tcPr>
           <w:p>
             <w:pPr>
+              <w:keepNext w:val="false"/>
               <w:spacing w:after="40" w:before="0"/>
               <w:jc w:val="left"/>
             </w:pPr>
@@ -7974,6 +8145,7 @@
           </w:tcPr>
           <w:p>
             <w:pPr>
+              <w:keepNext w:val="false"/>
               <w:spacing w:after="40" w:before="0"/>
               <w:jc w:val="left"/>
             </w:pPr>
@@ -8008,6 +8180,7 @@
           </w:tcPr>
           <w:p>
             <w:pPr>
+              <w:keepNext w:val="false"/>
               <w:spacing w:after="40" w:before="0"/>
               <w:jc w:val="left"/>
             </w:pPr>
@@ -8040,6 +8213,7 @@
           </w:tcPr>
           <w:p>
             <w:pPr>
+              <w:keepNext w:val="false"/>
               <w:spacing w:after="40" w:before="0"/>
               <w:jc w:val="left"/>
             </w:pPr>
@@ -8076,7 +8250,7 @@
         </w:rPr>
         <w:t xml:space="preserve">© 2026 SeaVuria and ARES. Aligned with KICD objectives. Developed by SeaVuria; technical implementation by ARES (with AI assistance from Claude). Licensed under </w:t>
       </w:r>
-      <w:hyperlink w:history="1" r:id="rIduj6nszjayev1azqhay4ei">
+      <w:hyperlink w:history="1" r:id="rIdruj8hhib_9lffl9lr8mw4">
         <w:r>
           <w:rPr>
             <w:rFonts w:ascii="Arial" w:cs="Arial" w:eastAsia="Arial" w:hAnsi="Arial"/>
@@ -8097,7 +8271,7 @@
         </w:rPr>
         <w:t xml:space="preserve"> (</w:t>
       </w:r>
-      <w:hyperlink w:history="1" r:id="rIdxxslwt6wlllqk-5e0yp0a">
+      <w:hyperlink w:history="1" r:id="rIdc9n1mxrj1gwchyi2pudo7">
         <w:r>
           <w:rPr>
             <w:rFonts w:ascii="Arial" w:cs="Arial" w:eastAsia="Arial" w:hAnsi="Arial"/>
@@ -8157,6 +8331,7 @@
           </w:tcPr>
           <w:p>
             <w:pPr>
+              <w:keepNext w:val="false"/>
               <w:spacing w:after="40" w:before="0"/>
               <w:jc w:val="center"/>
             </w:pPr>
@@ -8192,6 +8367,7 @@
           </w:tcPr>
           <w:p>
             <w:pPr>
+              <w:keepNext w:val="false"/>
               <w:spacing w:after="40" w:before="0"/>
               <w:jc w:val="center"/>
             </w:pPr>
@@ -8226,6 +8402,7 @@
           </w:tcPr>
           <w:p>
             <w:pPr>
+              <w:keepNext w:val="false"/>
               <w:spacing w:after="40" w:before="0"/>
               <w:jc w:val="left"/>
             </w:pPr>
@@ -8258,6 +8435,7 @@
           </w:tcPr>
           <w:p>
             <w:pPr>
+              <w:keepNext w:val="false"/>
               <w:spacing w:after="40" w:before="0"/>
               <w:jc w:val="left"/>
             </w:pPr>
@@ -8292,6 +8470,7 @@
           </w:tcPr>
           <w:p>
             <w:pPr>
+              <w:keepNext w:val="false"/>
               <w:spacing w:after="40" w:before="0"/>
               <w:jc w:val="left"/>
             </w:pPr>
@@ -8324,6 +8503,7 @@
           </w:tcPr>
           <w:p>
             <w:pPr>
+              <w:keepNext w:val="false"/>
               <w:spacing w:after="40" w:before="0"/>
               <w:jc w:val="left"/>
             </w:pPr>
@@ -8358,6 +8538,7 @@
           </w:tcPr>
           <w:p>
             <w:pPr>
+              <w:keepNext w:val="false"/>
               <w:spacing w:after="40" w:before="0"/>
               <w:jc w:val="left"/>
             </w:pPr>
@@ -8390,6 +8571,7 @@
           </w:tcPr>
           <w:p>
             <w:pPr>
+              <w:keepNext w:val="false"/>
               <w:spacing w:after="40" w:before="0"/>
               <w:jc w:val="left"/>
             </w:pPr>
@@ -8424,6 +8606,7 @@
           </w:tcPr>
           <w:p>
             <w:pPr>
+              <w:keepNext w:val="false"/>
               <w:spacing w:after="40" w:before="0"/>
               <w:jc w:val="left"/>
             </w:pPr>
@@ -8456,6 +8639,7 @@
           </w:tcPr>
           <w:p>
             <w:pPr>
+              <w:keepNext w:val="false"/>
               <w:spacing w:after="40" w:before="0"/>
               <w:jc w:val="left"/>
             </w:pPr>
@@ -8490,6 +8674,7 @@
           </w:tcPr>
           <w:p>
             <w:pPr>
+              <w:keepNext w:val="false"/>
               <w:spacing w:after="40" w:before="0"/>
               <w:jc w:val="left"/>
             </w:pPr>
@@ -8522,6 +8707,7 @@
           </w:tcPr>
           <w:p>
             <w:pPr>
+              <w:keepNext w:val="false"/>
               <w:spacing w:after="40" w:before="0"/>
               <w:jc w:val="left"/>
             </w:pPr>
@@ -8556,6 +8742,7 @@
           </w:tcPr>
           <w:p>
             <w:pPr>
+              <w:keepNext w:val="false"/>
               <w:spacing w:after="40" w:before="0"/>
               <w:jc w:val="left"/>
             </w:pPr>
@@ -8588,6 +8775,7 @@
           </w:tcPr>
           <w:p>
             <w:pPr>
+              <w:keepNext w:val="false"/>
               <w:spacing w:after="40" w:before="0"/>
               <w:jc w:val="left"/>
             </w:pPr>
@@ -8622,6 +8810,7 @@
           </w:tcPr>
           <w:p>
             <w:pPr>
+              <w:keepNext w:val="false"/>
               <w:spacing w:after="40" w:before="0"/>
               <w:jc w:val="left"/>
             </w:pPr>
@@ -8654,6 +8843,7 @@
           </w:tcPr>
           <w:p>
             <w:pPr>
+              <w:keepNext w:val="false"/>
               <w:spacing w:after="40" w:before="0"/>
               <w:jc w:val="left"/>
             </w:pPr>
@@ -8688,6 +8878,7 @@
           </w:tcPr>
           <w:p>
             <w:pPr>
+              <w:keepNext w:val="false"/>
               <w:spacing w:after="40" w:before="0"/>
               <w:jc w:val="left"/>
             </w:pPr>
@@ -8720,6 +8911,7 @@
           </w:tcPr>
           <w:p>
             <w:pPr>
+              <w:keepNext w:val="false"/>
               <w:spacing w:after="40" w:before="0"/>
               <w:jc w:val="left"/>
             </w:pPr>
@@ -8779,6 +8971,7 @@
           </w:tcPr>
           <w:p>
             <w:pPr>
+              <w:keepNext w:val="false"/>
               <w:spacing w:after="40" w:before="0"/>
               <w:jc w:val="center"/>
             </w:pPr>
@@ -8813,6 +9006,7 @@
           </w:tcPr>
           <w:p>
             <w:pPr>
+              <w:keepNext w:val="false"/>
               <w:spacing w:after="40" w:before="0"/>
               <w:jc w:val="left"/>
             </w:pPr>
@@ -8877,6 +9071,7 @@
           </w:tcPr>
           <w:p>
             <w:pPr>
+              <w:keepNext w:val="false"/>
               <w:spacing w:after="40" w:before="0"/>
               <w:jc w:val="center"/>
             </w:pPr>
@@ -8911,6 +9106,7 @@
           </w:tcPr>
           <w:p>
             <w:pPr>
+              <w:keepNext w:val="false"/>
               <w:spacing w:after="40" w:before="0"/>
               <w:jc w:val="left"/>
             </w:pPr>
@@ -8943,6 +9139,7 @@
           </w:tcPr>
           <w:p>
             <w:pPr>
+              <w:keepNext w:val="false"/>
               <w:spacing w:after="40" w:before="0"/>
               <w:jc w:val="left"/>
             </w:pPr>
@@ -8975,6 +9172,7 @@
           </w:tcPr>
           <w:p>
             <w:pPr>
+              <w:keepNext w:val="false"/>
               <w:spacing w:after="40" w:before="0"/>
               <w:jc w:val="left"/>
             </w:pPr>
@@ -9007,6 +9205,7 @@
           </w:tcPr>
           <w:p>
             <w:pPr>
+              <w:keepNext w:val="false"/>
               <w:spacing w:after="40" w:before="0"/>
               <w:jc w:val="left"/>
             </w:pPr>
@@ -9039,6 +9238,7 @@
           </w:tcPr>
           <w:p>
             <w:pPr>
+              <w:keepNext w:val="false"/>
               <w:spacing w:after="40" w:before="0"/>
               <w:jc w:val="left"/>
             </w:pPr>
@@ -9073,6 +9273,7 @@
           </w:tcPr>
           <w:p>
             <w:pPr>
+              <w:keepNext w:val="false"/>
               <w:spacing w:after="40" w:before="0"/>
               <w:jc w:val="left"/>
             </w:pPr>
@@ -9110,7 +9311,7 @@
             <w:pPr>
               <w:spacing w:after="20" w:before="0"/>
             </w:pPr>
-            <w:hyperlink w:history="1" r:id="rIda6kkby_nyerhqotr7yhil">
+            <w:hyperlink w:history="1" r:id="rIdzf2nvlbuemzh0uuyzsya_">
               <w:r>
                 <w:rPr>
                   <w:rFonts w:ascii="Arial" w:cs="Arial" w:eastAsia="Arial" w:hAnsi="Arial"/>
@@ -9143,7 +9344,7 @@
               <w:spacing w:after="10" w:before="0"/>
               <w:ind w:left="120"/>
             </w:pPr>
-            <w:hyperlink w:history="1" r:id="rIdqypgji70hgtmqdm6l6plf">
+            <w:hyperlink w:history="1" r:id="rId9llivqfxdz6rn9qdvilx5">
               <w:r>
                 <w:rPr>
                   <w:rFonts w:ascii="Arial" w:cs="Arial" w:eastAsia="Arial" w:hAnsi="Arial"/>
@@ -9188,7 +9389,7 @@
             <w:pPr>
               <w:spacing w:after="20" w:before="0"/>
             </w:pPr>
-            <w:hyperlink w:history="1" r:id="rIdown8mmwosus-0sprm8fj4">
+            <w:hyperlink w:history="1" r:id="rIdhfeo7hm-fp4feprwnyoy9">
               <w:r>
                 <w:rPr>
                   <w:rFonts w:ascii="Arial" w:cs="Arial" w:eastAsia="Arial" w:hAnsi="Arial"/>
@@ -9221,7 +9422,7 @@
               <w:spacing w:after="10" w:before="0"/>
               <w:ind w:left="120"/>
             </w:pPr>
-            <w:hyperlink w:history="1" r:id="rIdvgn_xr_kyxzwc_qy7tbgr">
+            <w:hyperlink w:history="1" r:id="rIdqfxi_ja0hox0lmnwek3q7">
               <w:r>
                 <w:rPr>
                   <w:rFonts w:ascii="Arial" w:cs="Arial" w:eastAsia="Arial" w:hAnsi="Arial"/>
@@ -9249,6 +9450,7 @@
           </w:tcPr>
           <w:p>
             <w:pPr>
+              <w:keepNext w:val="false"/>
               <w:spacing w:after="40" w:before="0"/>
               <w:jc w:val="left"/>
             </w:pPr>
@@ -9281,6 +9483,7 @@
           </w:tcPr>
           <w:p>
             <w:pPr>
+              <w:keepNext w:val="false"/>
               <w:spacing w:after="40" w:before="0"/>
               <w:jc w:val="left"/>
             </w:pPr>
@@ -9313,6 +9516,7 @@
           </w:tcPr>
           <w:p>
             <w:pPr>
+              <w:keepNext w:val="false"/>
               <w:spacing w:after="40" w:before="0"/>
               <w:jc w:val="left"/>
             </w:pPr>
@@ -9345,6 +9549,7 @@
           </w:tcPr>
           <w:p>
             <w:pPr>
+              <w:keepNext w:val="false"/>
               <w:spacing w:after="40" w:before="0"/>
               <w:jc w:val="left"/>
             </w:pPr>
@@ -9379,6 +9584,7 @@
           </w:tcPr>
           <w:p>
             <w:pPr>
+              <w:keepNext w:val="false"/>
               <w:spacing w:after="40" w:before="0"/>
               <w:jc w:val="left"/>
             </w:pPr>
@@ -9416,7 +9622,7 @@
             <w:pPr>
               <w:spacing w:after="20" w:before="0"/>
             </w:pPr>
-            <w:hyperlink w:history="1" r:id="rIdblorwmc4biy_m_txqh81q">
+            <w:hyperlink w:history="1" r:id="rIdziiju-95bpv84pp4s30q5">
               <w:r>
                 <w:rPr>
                   <w:rFonts w:ascii="Arial" w:cs="Arial" w:eastAsia="Arial" w:hAnsi="Arial"/>
@@ -9449,7 +9655,7 @@
               <w:spacing w:after="10" w:before="0"/>
               <w:ind w:left="120"/>
             </w:pPr>
-            <w:hyperlink w:history="1" r:id="rIdjmb3k6wmf1ptelka0jtdr">
+            <w:hyperlink w:history="1" r:id="rIdhn6cykzwpqiuhpj8abb_f">
               <w:r>
                 <w:rPr>
                   <w:rFonts w:ascii="Arial" w:cs="Arial" w:eastAsia="Arial" w:hAnsi="Arial"/>
@@ -9494,7 +9700,7 @@
             <w:pPr>
               <w:spacing w:after="20" w:before="0"/>
             </w:pPr>
-            <w:hyperlink w:history="1" r:id="rIdlt8sh6cplwyy-b-yrkvtl">
+            <w:hyperlink w:history="1" r:id="rIdq5acpfe1skyspidhutmiw">
               <w:r>
                 <w:rPr>
                   <w:rFonts w:ascii="Arial" w:cs="Arial" w:eastAsia="Arial" w:hAnsi="Arial"/>
@@ -9527,7 +9733,7 @@
               <w:spacing w:after="10" w:before="0"/>
               <w:ind w:left="120"/>
             </w:pPr>
-            <w:hyperlink w:history="1" r:id="rIdj62ostk3vqtv9zvbkge8j">
+            <w:hyperlink w:history="1" r:id="rIdtk76vp0r5zj4w1sb-kupw">
               <w:r>
                 <w:rPr>
                   <w:rFonts w:ascii="Arial" w:cs="Arial" w:eastAsia="Arial" w:hAnsi="Arial"/>
@@ -9555,6 +9761,7 @@
           </w:tcPr>
           <w:p>
             <w:pPr>
+              <w:keepNext w:val="false"/>
               <w:spacing w:after="40" w:before="0"/>
               <w:jc w:val="left"/>
             </w:pPr>
@@ -9587,6 +9794,7 @@
           </w:tcPr>
           <w:p>
             <w:pPr>
+              <w:keepNext w:val="false"/>
               <w:spacing w:after="40" w:before="0"/>
               <w:jc w:val="left"/>
             </w:pPr>
@@ -9619,6 +9827,7 @@
           </w:tcPr>
           <w:p>
             <w:pPr>
+              <w:keepNext w:val="false"/>
               <w:spacing w:after="40" w:before="0"/>
               <w:jc w:val="left"/>
             </w:pPr>
@@ -9651,6 +9860,7 @@
           </w:tcPr>
           <w:p>
             <w:pPr>
+              <w:keepNext w:val="false"/>
               <w:spacing w:after="40" w:before="0"/>
               <w:jc w:val="left"/>
             </w:pPr>
@@ -9685,6 +9895,7 @@
           </w:tcPr>
           <w:p>
             <w:pPr>
+              <w:keepNext w:val="false"/>
               <w:spacing w:after="40" w:before="0"/>
               <w:jc w:val="left"/>
             </w:pPr>
@@ -9722,7 +9933,7 @@
             <w:pPr>
               <w:spacing w:after="20" w:before="0"/>
             </w:pPr>
-            <w:hyperlink w:history="1" r:id="rIdbjin2v5rmt3u0zqvdih3z">
+            <w:hyperlink w:history="1" r:id="rIdj-dlly7rphrwcoxyxvdyz">
               <w:r>
                 <w:rPr>
                   <w:rFonts w:ascii="Arial" w:cs="Arial" w:eastAsia="Arial" w:hAnsi="Arial"/>
@@ -9755,7 +9966,7 @@
               <w:spacing w:after="10" w:before="0"/>
               <w:ind w:left="120"/>
             </w:pPr>
-            <w:hyperlink w:history="1" r:id="rIdtsjks6tw3rcmzfcrq0aaw">
+            <w:hyperlink w:history="1" r:id="rIdspse_-5d4seg1j-bpy0ea">
               <w:r>
                 <w:rPr>
                   <w:rFonts w:ascii="Arial" w:cs="Arial" w:eastAsia="Arial" w:hAnsi="Arial"/>
@@ -9800,7 +10011,7 @@
             <w:pPr>
               <w:spacing w:after="20" w:before="0"/>
             </w:pPr>
-            <w:hyperlink w:history="1" r:id="rIdzhnlqhscn5nwhuwmalsnd">
+            <w:hyperlink w:history="1" r:id="rId2v-xrw_w7g1i4pquyztrh">
               <w:r>
                 <w:rPr>
                   <w:rFonts w:ascii="Arial" w:cs="Arial" w:eastAsia="Arial" w:hAnsi="Arial"/>
@@ -9849,7 +10060,7 @@
               <w:spacing w:after="10" w:before="0"/>
               <w:ind w:left="120"/>
             </w:pPr>
-            <w:hyperlink w:history="1" r:id="rIds2lxgyfosgthpb3nywysk">
+            <w:hyperlink w:history="1" r:id="rIdopftic2bwqndym45btwsg">
               <w:r>
                 <w:rPr>
                   <w:rFonts w:ascii="Arial" w:cs="Arial" w:eastAsia="Arial" w:hAnsi="Arial"/>
@@ -9877,6 +10088,7 @@
           </w:tcPr>
           <w:p>
             <w:pPr>
+              <w:keepNext w:val="false"/>
               <w:spacing w:after="40" w:before="0"/>
               <w:jc w:val="left"/>
             </w:pPr>
@@ -9909,6 +10121,7 @@
           </w:tcPr>
           <w:p>
             <w:pPr>
+              <w:keepNext w:val="false"/>
               <w:spacing w:after="40" w:before="0"/>
               <w:jc w:val="left"/>
             </w:pPr>
@@ -9941,6 +10154,7 @@
           </w:tcPr>
           <w:p>
             <w:pPr>
+              <w:keepNext w:val="false"/>
               <w:spacing w:after="40" w:before="0"/>
               <w:jc w:val="left"/>
             </w:pPr>
@@ -9973,6 +10187,7 @@
           </w:tcPr>
           <w:p>
             <w:pPr>
+              <w:keepNext w:val="false"/>
               <w:spacing w:after="40" w:before="0"/>
               <w:jc w:val="left"/>
             </w:pPr>
@@ -10007,6 +10222,7 @@
           </w:tcPr>
           <w:p>
             <w:pPr>
+              <w:keepNext w:val="false"/>
               <w:spacing w:after="40" w:before="0"/>
               <w:jc w:val="left"/>
             </w:pPr>
@@ -10044,7 +10260,7 @@
             <w:pPr>
               <w:spacing w:after="20" w:before="0"/>
             </w:pPr>
-            <w:hyperlink w:history="1" r:id="rIdv_lg318vm_bn4edgym8p8">
+            <w:hyperlink w:history="1" r:id="rIdlrt23xl9yaeosk99lh7f4">
               <w:r>
                 <w:rPr>
                   <w:rFonts w:ascii="Arial" w:cs="Arial" w:eastAsia="Arial" w:hAnsi="Arial"/>
@@ -10077,7 +10293,7 @@
               <w:spacing w:after="10" w:before="0"/>
               <w:ind w:left="120"/>
             </w:pPr>
-            <w:hyperlink w:history="1" r:id="rIdg2nutvyyzegft-tmq7dxe">
+            <w:hyperlink w:history="1" r:id="rIdwbdkrstgsugljpyqfjulw">
               <w:r>
                 <w:rPr>
                   <w:rFonts w:ascii="Arial" w:cs="Arial" w:eastAsia="Arial" w:hAnsi="Arial"/>
@@ -10122,7 +10338,7 @@
             <w:pPr>
               <w:spacing w:after="20" w:before="0"/>
             </w:pPr>
-            <w:hyperlink w:history="1" r:id="rIdxo7x7mpz8boqh9ikfu8ux">
+            <w:hyperlink w:history="1" r:id="rId-to2zg6deu4rgmlktcyzk">
               <w:r>
                 <w:rPr>
                   <w:rFonts w:ascii="Arial" w:cs="Arial" w:eastAsia="Arial" w:hAnsi="Arial"/>
@@ -10171,7 +10387,7 @@
               <w:spacing w:after="10" w:before="0"/>
               <w:ind w:left="120"/>
             </w:pPr>
-            <w:hyperlink w:history="1" r:id="rIdh2tfh4e3rywxrvlylb9qb">
+            <w:hyperlink w:history="1" r:id="rIdqt2qjhxc0t8rgqslgyzhe">
               <w:r>
                 <w:rPr>
                   <w:rFonts w:ascii="Arial" w:cs="Arial" w:eastAsia="Arial" w:hAnsi="Arial"/>
@@ -10199,6 +10415,7 @@
           </w:tcPr>
           <w:p>
             <w:pPr>
+              <w:keepNext w:val="false"/>
               <w:spacing w:after="40" w:before="0"/>
               <w:jc w:val="left"/>
             </w:pPr>
@@ -10231,6 +10448,7 @@
           </w:tcPr>
           <w:p>
             <w:pPr>
+              <w:keepNext w:val="false"/>
               <w:spacing w:after="40" w:before="0"/>
               <w:jc w:val="left"/>
             </w:pPr>
@@ -10263,6 +10481,7 @@
           </w:tcPr>
           <w:p>
             <w:pPr>
+              <w:keepNext w:val="false"/>
               <w:spacing w:after="40" w:before="0"/>
               <w:jc w:val="left"/>
             </w:pPr>
@@ -10295,6 +10514,7 @@
           </w:tcPr>
           <w:p>
             <w:pPr>
+              <w:keepNext w:val="false"/>
               <w:spacing w:after="40" w:before="0"/>
               <w:jc w:val="left"/>
             </w:pPr>
@@ -10329,6 +10549,7 @@
           </w:tcPr>
           <w:p>
             <w:pPr>
+              <w:keepNext w:val="false"/>
               <w:spacing w:after="40" w:before="0"/>
               <w:jc w:val="left"/>
             </w:pPr>
@@ -10366,7 +10587,7 @@
             <w:pPr>
               <w:spacing w:after="20" w:before="0"/>
             </w:pPr>
-            <w:hyperlink w:history="1" r:id="rIdxb4hhzv3z6ux97piqk32z">
+            <w:hyperlink w:history="1" r:id="rIdtn23yxi5nah0omdqjnjlo">
               <w:r>
                 <w:rPr>
                   <w:rFonts w:ascii="Arial" w:cs="Arial" w:eastAsia="Arial" w:hAnsi="Arial"/>
@@ -10415,7 +10636,7 @@
               <w:spacing w:after="10" w:before="0"/>
               <w:ind w:left="120"/>
             </w:pPr>
-            <w:hyperlink w:history="1" r:id="rIdgck9er3znavsvono8n2hn">
+            <w:hyperlink w:history="1" r:id="rIdld-npoh9dxeor7zhhnitn">
               <w:r>
                 <w:rPr>
                   <w:rFonts w:ascii="Arial" w:cs="Arial" w:eastAsia="Arial" w:hAnsi="Arial"/>
@@ -10460,7 +10681,7 @@
             <w:pPr>
               <w:spacing w:after="20" w:before="0"/>
             </w:pPr>
-            <w:hyperlink w:history="1" r:id="rIdsn_khgiips-axjmd-irke">
+            <w:hyperlink w:history="1" r:id="rId5tdetfiz84srj48oyshtf">
               <w:r>
                 <w:rPr>
                   <w:rFonts w:ascii="Arial" w:cs="Arial" w:eastAsia="Arial" w:hAnsi="Arial"/>
@@ -10509,7 +10730,7 @@
               <w:spacing w:after="10" w:before="0"/>
               <w:ind w:left="120"/>
             </w:pPr>
-            <w:hyperlink w:history="1" r:id="rIdlrr3e9ltf67zd_rdz-jbb">
+            <w:hyperlink w:history="1" r:id="rIdojuyvv8bozgdnktqixgx-">
               <w:r>
                 <w:rPr>
                   <w:rFonts w:ascii="Arial" w:cs="Arial" w:eastAsia="Arial" w:hAnsi="Arial"/>
@@ -10537,6 +10758,7 @@
           </w:tcPr>
           <w:p>
             <w:pPr>
+              <w:keepNext w:val="false"/>
               <w:spacing w:after="40" w:before="0"/>
               <w:jc w:val="left"/>
             </w:pPr>
@@ -10569,6 +10791,7 @@
           </w:tcPr>
           <w:p>
             <w:pPr>
+              <w:keepNext w:val="false"/>
               <w:spacing w:after="40" w:before="0"/>
               <w:jc w:val="left"/>
             </w:pPr>
@@ -10601,6 +10824,7 @@
           </w:tcPr>
           <w:p>
             <w:pPr>
+              <w:keepNext w:val="false"/>
               <w:spacing w:after="40" w:before="0"/>
               <w:jc w:val="left"/>
             </w:pPr>
@@ -10633,6 +10857,7 @@
           </w:tcPr>
           <w:p>
             <w:pPr>
+              <w:keepNext w:val="false"/>
               <w:spacing w:after="40" w:before="0"/>
               <w:jc w:val="left"/>
             </w:pPr>
@@ -10692,6 +10917,7 @@
           </w:tcPr>
           <w:p>
             <w:pPr>
+              <w:keepNext w:val="false"/>
               <w:spacing w:after="40" w:before="0"/>
               <w:jc w:val="center"/>
             </w:pPr>
@@ -10726,6 +10952,7 @@
           </w:tcPr>
           <w:p>
             <w:pPr>
+              <w:keepNext w:val="false"/>
               <w:spacing w:after="40" w:before="0"/>
               <w:jc w:val="left"/>
             </w:pPr>
@@ -10787,6 +11014,7 @@
           </w:tcPr>
           <w:p>
             <w:pPr>
+              <w:keepNext w:val="false"/>
               <w:spacing w:after="40" w:before="0"/>
               <w:jc w:val="center"/>
             </w:pPr>
@@ -10821,6 +11049,7 @@
           </w:tcPr>
           <w:p>
             <w:pPr>
+              <w:keepNext w:val="false"/>
               <w:spacing w:after="40" w:before="0"/>
               <w:jc w:val="left"/>
             </w:pPr>
@@ -10853,6 +11082,7 @@
           </w:tcPr>
           <w:p>
             <w:pPr>
+              <w:keepNext w:val="false"/>
               <w:spacing w:after="40" w:before="0"/>
               <w:jc w:val="left"/>
             </w:pPr>
@@ -10887,6 +11117,7 @@
           </w:tcPr>
           <w:p>
             <w:pPr>
+              <w:keepNext w:val="false"/>
               <w:spacing w:after="40" w:before="0"/>
               <w:jc w:val="left"/>
             </w:pPr>
@@ -10919,6 +11150,7 @@
           </w:tcPr>
           <w:p>
             <w:pPr>
+              <w:keepNext w:val="false"/>
               <w:spacing w:after="40" w:before="0"/>
               <w:jc w:val="left"/>
             </w:pPr>
@@ -10953,6 +11185,7 @@
           </w:tcPr>
           <w:p>
             <w:pPr>
+              <w:keepNext w:val="false"/>
               <w:spacing w:after="40" w:before="0"/>
               <w:jc w:val="left"/>
             </w:pPr>
@@ -10985,6 +11218,7 @@
           </w:tcPr>
           <w:p>
             <w:pPr>
+              <w:keepNext w:val="false"/>
               <w:spacing w:after="40" w:before="0"/>
               <w:jc w:val="left"/>
             </w:pPr>
@@ -11021,7 +11255,7 @@
         </w:rPr>
         <w:t xml:space="preserve">© 2026 SeaVuria and ARES. Aligned with KICD objectives. Developed by SeaVuria; technical implementation by ARES (with AI assistance from Claude). Licensed under </w:t>
       </w:r>
-      <w:hyperlink w:history="1" r:id="rIdvt2wr_tibagin58oa-utn">
+      <w:hyperlink w:history="1" r:id="rIdsdm-zrunbvga7bjddvnv1">
         <w:r>
           <w:rPr>
             <w:rFonts w:ascii="Arial" w:cs="Arial" w:eastAsia="Arial" w:hAnsi="Arial"/>
@@ -11042,7 +11276,7 @@
         </w:rPr>
         <w:t xml:space="preserve"> (</w:t>
       </w:r>
-      <w:hyperlink w:history="1" r:id="rId1qlgshsetktp7_1fntcpw">
+      <w:hyperlink w:history="1" r:id="rId1mkjwwmxpezuxrrsnzmqq">
         <w:r>
           <w:rPr>
             <w:rFonts w:ascii="Arial" w:cs="Arial" w:eastAsia="Arial" w:hAnsi="Arial"/>
@@ -11102,6 +11336,7 @@
           </w:tcPr>
           <w:p>
             <w:pPr>
+              <w:keepNext w:val="false"/>
               <w:spacing w:after="40" w:before="0"/>
               <w:jc w:val="center"/>
             </w:pPr>
@@ -11137,6 +11372,7 @@
           </w:tcPr>
           <w:p>
             <w:pPr>
+              <w:keepNext w:val="false"/>
               <w:spacing w:after="40" w:before="0"/>
               <w:jc w:val="center"/>
             </w:pPr>
@@ -11171,6 +11407,7 @@
           </w:tcPr>
           <w:p>
             <w:pPr>
+              <w:keepNext w:val="false"/>
               <w:spacing w:after="40" w:before="0"/>
               <w:jc w:val="left"/>
             </w:pPr>
@@ -11203,6 +11440,7 @@
           </w:tcPr>
           <w:p>
             <w:pPr>
+              <w:keepNext w:val="false"/>
               <w:spacing w:after="40" w:before="0"/>
               <w:jc w:val="left"/>
             </w:pPr>
@@ -11237,6 +11475,7 @@
           </w:tcPr>
           <w:p>
             <w:pPr>
+              <w:keepNext w:val="false"/>
               <w:spacing w:after="40" w:before="0"/>
               <w:jc w:val="left"/>
             </w:pPr>
@@ -11269,6 +11508,7 @@
           </w:tcPr>
           <w:p>
             <w:pPr>
+              <w:keepNext w:val="false"/>
               <w:spacing w:after="40" w:before="0"/>
               <w:jc w:val="left"/>
             </w:pPr>
@@ -11303,6 +11543,7 @@
           </w:tcPr>
           <w:p>
             <w:pPr>
+              <w:keepNext w:val="false"/>
               <w:spacing w:after="40" w:before="0"/>
               <w:jc w:val="left"/>
             </w:pPr>
@@ -11410,6 +11651,7 @@
           </w:tcPr>
           <w:p>
             <w:pPr>
+              <w:keepNext w:val="false"/>
               <w:spacing w:after="40" w:before="0"/>
               <w:jc w:val="left"/>
             </w:pPr>
@@ -11517,6 +11759,7 @@
           </w:tcPr>
           <w:p>
             <w:pPr>
+              <w:keepNext w:val="false"/>
               <w:spacing w:after="40" w:before="0"/>
               <w:jc w:val="left"/>
             </w:pPr>
@@ -11604,6 +11847,7 @@
           </w:tcPr>
           <w:p>
             <w:pPr>
+              <w:keepNext w:val="false"/>
               <w:spacing w:after="40" w:before="0"/>
               <w:jc w:val="left"/>
             </w:pPr>
@@ -11636,6 +11880,7 @@
           </w:tcPr>
           <w:p>
             <w:pPr>
+              <w:keepNext w:val="false"/>
               <w:spacing w:after="40" w:before="0"/>
               <w:jc w:val="left"/>
             </w:pPr>
@@ -11670,6 +11915,7 @@
           </w:tcPr>
           <w:p>
             <w:pPr>
+              <w:keepNext w:val="false"/>
               <w:spacing w:after="40" w:before="0"/>
               <w:jc w:val="left"/>
             </w:pPr>
@@ -11702,6 +11948,7 @@
           </w:tcPr>
           <w:p>
             <w:pPr>
+              <w:keepNext w:val="false"/>
               <w:spacing w:after="40" w:before="0"/>
               <w:jc w:val="left"/>
             </w:pPr>
@@ -11736,6 +11983,7 @@
           </w:tcPr>
           <w:p>
             <w:pPr>
+              <w:keepNext w:val="false"/>
               <w:spacing w:after="40" w:before="0"/>
               <w:jc w:val="left"/>
             </w:pPr>
@@ -11768,6 +12016,7 @@
           </w:tcPr>
           <w:p>
             <w:pPr>
+              <w:keepNext w:val="false"/>
               <w:spacing w:after="40" w:before="0"/>
               <w:jc w:val="left"/>
             </w:pPr>
@@ -11827,6 +12076,7 @@
           </w:tcPr>
           <w:p>
             <w:pPr>
+              <w:keepNext w:val="false"/>
               <w:spacing w:after="40" w:before="0"/>
               <w:jc w:val="center"/>
             </w:pPr>
@@ -11861,6 +12111,7 @@
           </w:tcPr>
           <w:p>
             <w:pPr>
+              <w:keepNext w:val="false"/>
               <w:spacing w:after="40" w:before="0"/>
               <w:jc w:val="left"/>
             </w:pPr>
@@ -11880,6 +12131,7 @@
           </w:p>
           <w:p>
             <w:pPr>
+              <w:keepNext w:val="false"/>
               <w:spacing w:after="40" w:before="0"/>
               <w:jc w:val="left"/>
             </w:pPr>
@@ -11899,6 +12151,7 @@
           </w:p>
           <w:p>
             <w:pPr>
+              <w:keepNext w:val="false"/>
               <w:spacing w:after="40" w:before="0"/>
               <w:jc w:val="left"/>
             </w:pPr>
@@ -11918,6 +12171,7 @@
           </w:p>
           <w:p>
             <w:pPr>
+              <w:keepNext w:val="false"/>
               <w:spacing w:after="40" w:before="0"/>
               <w:jc w:val="left"/>
             </w:pPr>
@@ -11937,6 +12191,7 @@
           </w:p>
           <w:p>
             <w:pPr>
+              <w:keepNext w:val="false"/>
               <w:spacing w:after="40" w:before="0"/>
               <w:jc w:val="left"/>
             </w:pPr>
@@ -12001,6 +12256,7 @@
           </w:tcPr>
           <w:p>
             <w:pPr>
+              <w:keepNext w:val="false"/>
               <w:spacing w:after="40" w:before="0"/>
               <w:jc w:val="center"/>
             </w:pPr>
@@ -12035,6 +12291,7 @@
           </w:tcPr>
           <w:p>
             <w:pPr>
+              <w:keepNext w:val="false"/>
               <w:spacing w:after="40" w:before="0"/>
               <w:jc w:val="left"/>
             </w:pPr>
@@ -12067,6 +12324,7 @@
           </w:tcPr>
           <w:p>
             <w:pPr>
+              <w:keepNext w:val="false"/>
               <w:spacing w:after="40" w:before="0"/>
               <w:jc w:val="left"/>
             </w:pPr>
@@ -12099,6 +12357,7 @@
           </w:tcPr>
           <w:p>
             <w:pPr>
+              <w:keepNext w:val="false"/>
               <w:spacing w:after="40" w:before="0"/>
               <w:jc w:val="left"/>
             </w:pPr>
@@ -12131,6 +12390,7 @@
           </w:tcPr>
           <w:p>
             <w:pPr>
+              <w:keepNext w:val="false"/>
               <w:spacing w:after="40" w:before="0"/>
               <w:jc w:val="left"/>
             </w:pPr>
@@ -12163,6 +12423,7 @@
           </w:tcPr>
           <w:p>
             <w:pPr>
+              <w:keepNext w:val="false"/>
               <w:spacing w:after="40" w:before="0"/>
               <w:jc w:val="left"/>
             </w:pPr>
@@ -12197,6 +12458,7 @@
           </w:tcPr>
           <w:p>
             <w:pPr>
+              <w:keepNext w:val="false"/>
               <w:spacing w:after="40" w:before="0"/>
               <w:jc w:val="left"/>
             </w:pPr>
@@ -12234,7 +12496,7 @@
             <w:pPr>
               <w:spacing w:after="20" w:before="0"/>
             </w:pPr>
-            <w:hyperlink w:history="1" r:id="rIdkx7c78rbznfnmt1kara8r">
+            <w:hyperlink w:history="1" r:id="rIddwbfbdw9b7wf1ybyijf06">
               <w:r>
                 <w:rPr>
                   <w:rFonts w:ascii="Arial" w:cs="Arial" w:eastAsia="Arial" w:hAnsi="Arial"/>
@@ -12267,7 +12529,7 @@
               <w:spacing w:after="10" w:before="0"/>
               <w:ind w:left="120"/>
             </w:pPr>
-            <w:hyperlink w:history="1" r:id="rId6savath8auvnpwv4djymk">
+            <w:hyperlink w:history="1" r:id="rIdp10r9oxclvx8hesnnpzhb">
               <w:r>
                 <w:rPr>
                   <w:rFonts w:ascii="Arial" w:cs="Arial" w:eastAsia="Arial" w:hAnsi="Arial"/>
@@ -12312,7 +12574,7 @@
             <w:pPr>
               <w:spacing w:after="20" w:before="0"/>
             </w:pPr>
-            <w:hyperlink w:history="1" r:id="rIdayvwcmyi5pj7hdwek3s6a">
+            <w:hyperlink w:history="1" r:id="rIdxwotjo5x1rukwd9x8i3em">
               <w:r>
                 <w:rPr>
                   <w:rFonts w:ascii="Arial" w:cs="Arial" w:eastAsia="Arial" w:hAnsi="Arial"/>
@@ -12345,7 +12607,7 @@
               <w:spacing w:after="10" w:before="0"/>
               <w:ind w:left="120"/>
             </w:pPr>
-            <w:hyperlink w:history="1" r:id="rIdejgh-vaefvadfsjaryc5y">
+            <w:hyperlink w:history="1" r:id="rId6mwtivhomocthjzjtohd7">
               <w:r>
                 <w:rPr>
                   <w:rFonts w:ascii="Arial" w:cs="Arial" w:eastAsia="Arial" w:hAnsi="Arial"/>
@@ -12373,6 +12635,7 @@
           </w:tcPr>
           <w:p>
             <w:pPr>
+              <w:keepNext w:val="false"/>
               <w:spacing w:after="40" w:before="0"/>
               <w:jc w:val="left"/>
             </w:pPr>
@@ -12405,6 +12668,7 @@
           </w:tcPr>
           <w:p>
             <w:pPr>
+              <w:keepNext w:val="false"/>
               <w:spacing w:after="40" w:before="0"/>
               <w:jc w:val="left"/>
             </w:pPr>
@@ -12437,6 +12701,7 @@
           </w:tcPr>
           <w:p>
             <w:pPr>
+              <w:keepNext w:val="false"/>
               <w:spacing w:after="40" w:before="0"/>
               <w:jc w:val="left"/>
             </w:pPr>
@@ -12469,6 +12734,7 @@
           </w:tcPr>
           <w:p>
             <w:pPr>
+              <w:keepNext w:val="false"/>
               <w:spacing w:after="40" w:before="0"/>
               <w:jc w:val="left"/>
             </w:pPr>
@@ -12503,6 +12769,7 @@
           </w:tcPr>
           <w:p>
             <w:pPr>
+              <w:keepNext w:val="false"/>
               <w:spacing w:after="40" w:before="0"/>
               <w:jc w:val="left"/>
             </w:pPr>
@@ -12540,7 +12807,7 @@
             <w:pPr>
               <w:spacing w:after="20" w:before="0"/>
             </w:pPr>
-            <w:hyperlink w:history="1" r:id="rIdk7x4yau0225jb4u4y9kd8">
+            <w:hyperlink w:history="1" r:id="rIdvbym4ilbazxsabgmwt5w4">
               <w:r>
                 <w:rPr>
                   <w:rFonts w:ascii="Arial" w:cs="Arial" w:eastAsia="Arial" w:hAnsi="Arial"/>
@@ -12573,7 +12840,7 @@
               <w:spacing w:after="10" w:before="0"/>
               <w:ind w:left="120"/>
             </w:pPr>
-            <w:hyperlink w:history="1" r:id="rIdlh1cxiilec5tub5kqlowk">
+            <w:hyperlink w:history="1" r:id="rId5ht9zk3gv7p0yewnyq3e_">
               <w:r>
                 <w:rPr>
                   <w:rFonts w:ascii="Arial" w:cs="Arial" w:eastAsia="Arial" w:hAnsi="Arial"/>
@@ -12618,7 +12885,7 @@
             <w:pPr>
               <w:spacing w:after="20" w:before="0"/>
             </w:pPr>
-            <w:hyperlink w:history="1" r:id="rIdc6-drausmdx3utoxd8ciu">
+            <w:hyperlink w:history="1" r:id="rIdmbvawhtkd9qwjllazq3mu">
               <w:r>
                 <w:rPr>
                   <w:rFonts w:ascii="Arial" w:cs="Arial" w:eastAsia="Arial" w:hAnsi="Arial"/>
@@ -12651,7 +12918,7 @@
               <w:spacing w:after="10" w:before="0"/>
               <w:ind w:left="120"/>
             </w:pPr>
-            <w:hyperlink w:history="1" r:id="rId-rhspo2skpaofhqy1qgfk">
+            <w:hyperlink w:history="1" r:id="rIdeou8sy89njz3c53g5km1b">
               <w:r>
                 <w:rPr>
                   <w:rFonts w:ascii="Arial" w:cs="Arial" w:eastAsia="Arial" w:hAnsi="Arial"/>
@@ -12679,6 +12946,7 @@
           </w:tcPr>
           <w:p>
             <w:pPr>
+              <w:keepNext w:val="false"/>
               <w:spacing w:after="40" w:before="0"/>
               <w:jc w:val="left"/>
             </w:pPr>
@@ -12711,6 +12979,7 @@
           </w:tcPr>
           <w:p>
             <w:pPr>
+              <w:keepNext w:val="false"/>
               <w:spacing w:after="40" w:before="0"/>
               <w:jc w:val="left"/>
             </w:pPr>
@@ -12743,6 +13012,7 @@
           </w:tcPr>
           <w:p>
             <w:pPr>
+              <w:keepNext w:val="false"/>
               <w:spacing w:after="40" w:before="0"/>
               <w:jc w:val="left"/>
             </w:pPr>
@@ -12775,6 +13045,7 @@
           </w:tcPr>
           <w:p>
             <w:pPr>
+              <w:keepNext w:val="false"/>
               <w:spacing w:after="40" w:before="0"/>
               <w:jc w:val="left"/>
             </w:pPr>
@@ -12809,6 +13080,7 @@
           </w:tcPr>
           <w:p>
             <w:pPr>
+              <w:keepNext w:val="false"/>
               <w:spacing w:after="40" w:before="0"/>
               <w:jc w:val="left"/>
             </w:pPr>
@@ -12846,7 +13118,7 @@
             <w:pPr>
               <w:spacing w:after="20" w:before="0"/>
             </w:pPr>
-            <w:hyperlink w:history="1" r:id="rIdzjbjq8mptmxn-jbxlpqeh">
+            <w:hyperlink w:history="1" r:id="rId-q0ircycdidofsnaq4mmn">
               <w:r>
                 <w:rPr>
                   <w:rFonts w:ascii="Arial" w:cs="Arial" w:eastAsia="Arial" w:hAnsi="Arial"/>
@@ -12895,7 +13167,7 @@
               <w:spacing w:after="10" w:before="0"/>
               <w:ind w:left="120"/>
             </w:pPr>
-            <w:hyperlink w:history="1" r:id="rIdkzzj2salojkp6pat4t7lc">
+            <w:hyperlink w:history="1" r:id="rId6oxg7fttigejlgiw6spjw">
               <w:r>
                 <w:rPr>
                   <w:rFonts w:ascii="Arial" w:cs="Arial" w:eastAsia="Arial" w:hAnsi="Arial"/>
@@ -12940,7 +13212,7 @@
             <w:pPr>
               <w:spacing w:after="20" w:before="0"/>
             </w:pPr>
-            <w:hyperlink w:history="1" r:id="rIdpirsp5yvpd96mew7jyyzh">
+            <w:hyperlink w:history="1" r:id="rId1frir0lrmnmuqw1upl8sp">
               <w:r>
                 <w:rPr>
                   <w:rFonts w:ascii="Arial" w:cs="Arial" w:eastAsia="Arial" w:hAnsi="Arial"/>
@@ -12989,7 +13261,7 @@
               <w:spacing w:after="10" w:before="0"/>
               <w:ind w:left="120"/>
             </w:pPr>
-            <w:hyperlink w:history="1" r:id="rIdflsimeizczuceufmqqptz">
+            <w:hyperlink w:history="1" r:id="rId1tjqnevjclntpjiwbrpqa">
               <w:r>
                 <w:rPr>
                   <w:rFonts w:ascii="Arial" w:cs="Arial" w:eastAsia="Arial" w:hAnsi="Arial"/>
@@ -13017,6 +13289,7 @@
           </w:tcPr>
           <w:p>
             <w:pPr>
+              <w:keepNext w:val="false"/>
               <w:spacing w:after="40" w:before="0"/>
               <w:jc w:val="left"/>
             </w:pPr>
@@ -13049,6 +13322,7 @@
           </w:tcPr>
           <w:p>
             <w:pPr>
+              <w:keepNext w:val="false"/>
               <w:spacing w:after="40" w:before="0"/>
               <w:jc w:val="left"/>
             </w:pPr>
@@ -13081,6 +13355,7 @@
           </w:tcPr>
           <w:p>
             <w:pPr>
+              <w:keepNext w:val="false"/>
               <w:spacing w:after="40" w:before="0"/>
               <w:jc w:val="left"/>
             </w:pPr>
@@ -13113,6 +13388,7 @@
           </w:tcPr>
           <w:p>
             <w:pPr>
+              <w:keepNext w:val="false"/>
               <w:spacing w:after="40" w:before="0"/>
               <w:jc w:val="left"/>
             </w:pPr>
@@ -13147,6 +13423,7 @@
           </w:tcPr>
           <w:p>
             <w:pPr>
+              <w:keepNext w:val="false"/>
               <w:spacing w:after="40" w:before="0"/>
               <w:jc w:val="left"/>
             </w:pPr>
@@ -13184,7 +13461,7 @@
             <w:pPr>
               <w:spacing w:after="20" w:before="0"/>
             </w:pPr>
-            <w:hyperlink w:history="1" r:id="rIdgacui4q944b1k0utl9_cd">
+            <w:hyperlink w:history="1" r:id="rIdfwl3nerlm1vywuafyauq_">
               <w:r>
                 <w:rPr>
                   <w:rFonts w:ascii="Arial" w:cs="Arial" w:eastAsia="Arial" w:hAnsi="Arial"/>
@@ -13233,7 +13510,7 @@
               <w:spacing w:after="10" w:before="0"/>
               <w:ind w:left="120"/>
             </w:pPr>
-            <w:hyperlink w:history="1" r:id="rIdlm16juxdfxmtqfnncrzuf">
+            <w:hyperlink w:history="1" r:id="rIdbkojzw6smcpvczj1amjx6">
               <w:r>
                 <w:rPr>
                   <w:rFonts w:ascii="Arial" w:cs="Arial" w:eastAsia="Arial" w:hAnsi="Arial"/>
@@ -13278,7 +13555,7 @@
             <w:pPr>
               <w:spacing w:after="20" w:before="0"/>
             </w:pPr>
-            <w:hyperlink w:history="1" r:id="rIdm1_dmujuzwobnjv6sxxjd">
+            <w:hyperlink w:history="1" r:id="rIdvjatsxmu-e8v2fa_0w71j">
               <w:r>
                 <w:rPr>
                   <w:rFonts w:ascii="Arial" w:cs="Arial" w:eastAsia="Arial" w:hAnsi="Arial"/>
@@ -13327,7 +13604,7 @@
               <w:spacing w:after="10" w:before="0"/>
               <w:ind w:left="120"/>
             </w:pPr>
-            <w:hyperlink w:history="1" r:id="rIdd7onl3r0byqgesxnwq0xz">
+            <w:hyperlink w:history="1" r:id="rIdkqe67uuafhkx5u6awfe-c">
               <w:r>
                 <w:rPr>
                   <w:rFonts w:ascii="Arial" w:cs="Arial" w:eastAsia="Arial" w:hAnsi="Arial"/>
@@ -13355,6 +13632,7 @@
           </w:tcPr>
           <w:p>
             <w:pPr>
+              <w:keepNext w:val="false"/>
               <w:spacing w:after="40" w:before="0"/>
               <w:jc w:val="left"/>
             </w:pPr>
@@ -13387,6 +13665,7 @@
           </w:tcPr>
           <w:p>
             <w:pPr>
+              <w:keepNext w:val="false"/>
               <w:spacing w:after="40" w:before="0"/>
               <w:jc w:val="left"/>
             </w:pPr>
@@ -13419,6 +13698,7 @@
           </w:tcPr>
           <w:p>
             <w:pPr>
+              <w:keepNext w:val="false"/>
               <w:spacing w:after="40" w:before="0"/>
               <w:jc w:val="left"/>
             </w:pPr>
@@ -13451,6 +13731,7 @@
           </w:tcPr>
           <w:p>
             <w:pPr>
+              <w:keepNext w:val="false"/>
               <w:spacing w:after="40" w:before="0"/>
               <w:jc w:val="left"/>
             </w:pPr>
@@ -13485,6 +13766,7 @@
           </w:tcPr>
           <w:p>
             <w:pPr>
+              <w:keepNext w:val="false"/>
               <w:spacing w:after="40" w:before="0"/>
               <w:jc w:val="left"/>
             </w:pPr>
@@ -13522,7 +13804,7 @@
             <w:pPr>
               <w:spacing w:after="20" w:before="0"/>
             </w:pPr>
-            <w:hyperlink w:history="1" r:id="rIdu-16x0hat8lw4xdm4ugaj">
+            <w:hyperlink w:history="1" r:id="rIdffjv9f1p1rhj1hcggg89y">
               <w:r>
                 <w:rPr>
                   <w:rFonts w:ascii="Arial" w:cs="Arial" w:eastAsia="Arial" w:hAnsi="Arial"/>
@@ -13571,7 +13853,7 @@
               <w:spacing w:after="10" w:before="0"/>
               <w:ind w:left="120"/>
             </w:pPr>
-            <w:hyperlink w:history="1" r:id="rIdratkkzwybfjrl-gqsifhq">
+            <w:hyperlink w:history="1" r:id="rId8jkmk9eegigtf3azdre55">
               <w:r>
                 <w:rPr>
                   <w:rFonts w:ascii="Arial" w:cs="Arial" w:eastAsia="Arial" w:hAnsi="Arial"/>
@@ -13616,7 +13898,7 @@
             <w:pPr>
               <w:spacing w:after="20" w:before="0"/>
             </w:pPr>
-            <w:hyperlink w:history="1" r:id="rIdryl2ct_glkpgp_nmdlzfo">
+            <w:hyperlink w:history="1" r:id="rIdbgzjn7764teqsk579u6vj">
               <w:r>
                 <w:rPr>
                   <w:rFonts w:ascii="Arial" w:cs="Arial" w:eastAsia="Arial" w:hAnsi="Arial"/>
@@ -13665,7 +13947,7 @@
               <w:spacing w:after="10" w:before="0"/>
               <w:ind w:left="120"/>
             </w:pPr>
-            <w:hyperlink w:history="1" r:id="rIdnmau5pbdbmire2jivyihf">
+            <w:hyperlink w:history="1" r:id="rIdub8tii1hiunu0nu9vcbsv">
               <w:r>
                 <w:rPr>
                   <w:rFonts w:ascii="Arial" w:cs="Arial" w:eastAsia="Arial" w:hAnsi="Arial"/>
@@ -13693,6 +13975,7 @@
           </w:tcPr>
           <w:p>
             <w:pPr>
+              <w:keepNext w:val="false"/>
               <w:spacing w:after="40" w:before="0"/>
               <w:jc w:val="left"/>
             </w:pPr>
@@ -13725,6 +14008,7 @@
           </w:tcPr>
           <w:p>
             <w:pPr>
+              <w:keepNext w:val="false"/>
               <w:spacing w:after="40" w:before="0"/>
               <w:jc w:val="left"/>
             </w:pPr>
@@ -13757,6 +14041,7 @@
           </w:tcPr>
           <w:p>
             <w:pPr>
+              <w:keepNext w:val="false"/>
               <w:spacing w:after="40" w:before="0"/>
               <w:jc w:val="left"/>
             </w:pPr>
@@ -13789,6 +14074,7 @@
           </w:tcPr>
           <w:p>
             <w:pPr>
+              <w:keepNext w:val="false"/>
               <w:spacing w:after="40" w:before="0"/>
               <w:jc w:val="left"/>
             </w:pPr>
@@ -13848,6 +14134,7 @@
           </w:tcPr>
           <w:p>
             <w:pPr>
+              <w:keepNext w:val="false"/>
               <w:spacing w:after="40" w:before="0"/>
               <w:jc w:val="center"/>
             </w:pPr>
@@ -13882,6 +14169,7 @@
           </w:tcPr>
           <w:p>
             <w:pPr>
+              <w:keepNext w:val="false"/>
               <w:spacing w:after="40" w:before="0"/>
               <w:jc w:val="left"/>
             </w:pPr>
@@ -13901,6 +14189,7 @@
           </w:p>
           <w:p>
             <w:pPr>
+              <w:keepNext w:val="false"/>
               <w:spacing w:after="40" w:before="0"/>
               <w:jc w:val="left"/>
             </w:pPr>
@@ -13920,6 +14209,7 @@
           </w:p>
           <w:p>
             <w:pPr>
+              <w:keepNext w:val="false"/>
               <w:spacing w:after="40" w:before="0"/>
               <w:jc w:val="left"/>
             </w:pPr>
@@ -13939,6 +14229,7 @@
           </w:p>
           <w:p>
             <w:pPr>
+              <w:keepNext w:val="false"/>
               <w:spacing w:after="40" w:before="0"/>
               <w:jc w:val="left"/>
             </w:pPr>
@@ -13958,6 +14249,7 @@
           </w:p>
           <w:p>
             <w:pPr>
+              <w:keepNext w:val="false"/>
               <w:spacing w:after="40" w:before="0"/>
               <w:jc w:val="left"/>
             </w:pPr>
@@ -14019,6 +14311,7 @@
           </w:tcPr>
           <w:p>
             <w:pPr>
+              <w:keepNext w:val="false"/>
               <w:spacing w:after="40" w:before="0"/>
               <w:jc w:val="center"/>
             </w:pPr>
@@ -14053,6 +14346,7 @@
           </w:tcPr>
           <w:p>
             <w:pPr>
+              <w:keepNext w:val="false"/>
               <w:spacing w:after="40" w:before="0"/>
               <w:jc w:val="left"/>
             </w:pPr>
@@ -14085,6 +14379,7 @@
           </w:tcPr>
           <w:p>
             <w:pPr>
+              <w:keepNext w:val="false"/>
               <w:spacing w:after="40" w:before="0"/>
               <w:jc w:val="left"/>
             </w:pPr>
@@ -14119,6 +14414,7 @@
           </w:tcPr>
           <w:p>
             <w:pPr>
+              <w:keepNext w:val="false"/>
               <w:spacing w:after="40" w:before="0"/>
               <w:jc w:val="left"/>
             </w:pPr>
@@ -14151,6 +14447,7 @@
           </w:tcPr>
           <w:p>
             <w:pPr>
+              <w:keepNext w:val="false"/>
               <w:spacing w:after="40" w:before="0"/>
               <w:jc w:val="left"/>
             </w:pPr>
@@ -14185,6 +14482,7 @@
           </w:tcPr>
           <w:p>
             <w:pPr>
+              <w:keepNext w:val="false"/>
               <w:spacing w:after="40" w:before="0"/>
               <w:jc w:val="left"/>
             </w:pPr>
@@ -14217,6 +14515,7 @@
           </w:tcPr>
           <w:p>
             <w:pPr>
+              <w:keepNext w:val="false"/>
               <w:spacing w:after="40" w:before="0"/>
               <w:jc w:val="left"/>
             </w:pPr>
@@ -14253,7 +14552,7 @@
         </w:rPr>
         <w:t xml:space="preserve">© 2026 SeaVuria and ARES. Aligned with KICD objectives. Developed by SeaVuria; technical implementation by ARES (with AI assistance from Claude). Licensed under </w:t>
       </w:r>
-      <w:hyperlink w:history="1" r:id="rId97afrbifgbf9llqon9pft">
+      <w:hyperlink w:history="1" r:id="rId2llgef3nimhbc5jlyfanr">
         <w:r>
           <w:rPr>
             <w:rFonts w:ascii="Arial" w:cs="Arial" w:eastAsia="Arial" w:hAnsi="Arial"/>
@@ -14274,7 +14573,7 @@
         </w:rPr>
         <w:t xml:space="preserve"> (</w:t>
       </w:r>
-      <w:hyperlink w:history="1" r:id="rIdnch5485zlbnijqrhyq4zu">
+      <w:hyperlink w:history="1" r:id="rIdbeuux3oox4e1uklzlzgcp">
         <w:r>
           <w:rPr>
             <w:rFonts w:ascii="Arial" w:cs="Arial" w:eastAsia="Arial" w:hAnsi="Arial"/>
@@ -14334,6 +14633,7 @@
           </w:tcPr>
           <w:p>
             <w:pPr>
+              <w:keepNext w:val="false"/>
               <w:spacing w:after="40" w:before="0"/>
               <w:jc w:val="center"/>
             </w:pPr>
@@ -14369,6 +14669,7 @@
           </w:tcPr>
           <w:p>
             <w:pPr>
+              <w:keepNext w:val="false"/>
               <w:spacing w:after="40" w:before="0"/>
               <w:jc w:val="center"/>
             </w:pPr>
@@ -14403,6 +14704,7 @@
           </w:tcPr>
           <w:p>
             <w:pPr>
+              <w:keepNext w:val="false"/>
               <w:spacing w:after="40" w:before="0"/>
               <w:jc w:val="left"/>
             </w:pPr>
@@ -14435,6 +14737,7 @@
           </w:tcPr>
           <w:p>
             <w:pPr>
+              <w:keepNext w:val="false"/>
               <w:spacing w:after="40" w:before="0"/>
               <w:jc w:val="left"/>
             </w:pPr>
@@ -14469,6 +14772,7 @@
           </w:tcPr>
           <w:p>
             <w:pPr>
+              <w:keepNext w:val="false"/>
               <w:spacing w:after="40" w:before="0"/>
               <w:jc w:val="left"/>
             </w:pPr>
@@ -14501,6 +14805,7 @@
           </w:tcPr>
           <w:p>
             <w:pPr>
+              <w:keepNext w:val="false"/>
               <w:spacing w:after="40" w:before="0"/>
               <w:jc w:val="left"/>
             </w:pPr>
@@ -14535,6 +14840,7 @@
           </w:tcPr>
           <w:p>
             <w:pPr>
+              <w:keepNext w:val="false"/>
               <w:spacing w:after="40" w:before="0"/>
               <w:jc w:val="left"/>
             </w:pPr>
@@ -14567,6 +14873,7 @@
           </w:tcPr>
           <w:p>
             <w:pPr>
+              <w:keepNext w:val="false"/>
               <w:spacing w:after="40" w:before="0"/>
               <w:jc w:val="left"/>
             </w:pPr>
@@ -14601,6 +14908,7 @@
           </w:tcPr>
           <w:p>
             <w:pPr>
+              <w:keepNext w:val="false"/>
               <w:spacing w:after="40" w:before="0"/>
               <w:jc w:val="left"/>
             </w:pPr>
@@ -14633,6 +14941,7 @@
           </w:tcPr>
           <w:p>
             <w:pPr>
+              <w:keepNext w:val="false"/>
               <w:spacing w:after="40" w:before="0"/>
               <w:jc w:val="left"/>
             </w:pPr>
@@ -14667,6 +14976,7 @@
           </w:tcPr>
           <w:p>
             <w:pPr>
+              <w:keepNext w:val="false"/>
               <w:spacing w:after="40" w:before="0"/>
               <w:jc w:val="left"/>
             </w:pPr>
@@ -14699,6 +15009,7 @@
           </w:tcPr>
           <w:p>
             <w:pPr>
+              <w:keepNext w:val="false"/>
               <w:spacing w:after="40" w:before="0"/>
               <w:jc w:val="left"/>
             </w:pPr>
@@ -14733,6 +15044,7 @@
           </w:tcPr>
           <w:p>
             <w:pPr>
+              <w:keepNext w:val="false"/>
               <w:spacing w:after="40" w:before="0"/>
               <w:jc w:val="left"/>
             </w:pPr>
@@ -14765,6 +15077,7 @@
           </w:tcPr>
           <w:p>
             <w:pPr>
+              <w:keepNext w:val="false"/>
               <w:spacing w:after="40" w:before="0"/>
               <w:jc w:val="left"/>
             </w:pPr>
@@ -14799,6 +15112,7 @@
           </w:tcPr>
           <w:p>
             <w:pPr>
+              <w:keepNext w:val="false"/>
               <w:spacing w:after="40" w:before="0"/>
               <w:jc w:val="left"/>
             </w:pPr>
@@ -14831,6 +15145,7 @@
           </w:tcPr>
           <w:p>
             <w:pPr>
+              <w:keepNext w:val="false"/>
               <w:spacing w:after="40" w:before="0"/>
               <w:jc w:val="left"/>
             </w:pPr>
@@ -14865,6 +15180,7 @@
           </w:tcPr>
           <w:p>
             <w:pPr>
+              <w:keepNext w:val="false"/>
               <w:spacing w:after="40" w:before="0"/>
               <w:jc w:val="left"/>
             </w:pPr>
@@ -14897,6 +15213,7 @@
           </w:tcPr>
           <w:p>
             <w:pPr>
+              <w:keepNext w:val="false"/>
               <w:spacing w:after="40" w:before="0"/>
               <w:jc w:val="left"/>
             </w:pPr>
@@ -14956,6 +15273,7 @@
           </w:tcPr>
           <w:p>
             <w:pPr>
+              <w:keepNext w:val="false"/>
               <w:spacing w:after="40" w:before="0"/>
               <w:jc w:val="center"/>
             </w:pPr>
@@ -14990,6 +15308,7 @@
           </w:tcPr>
           <w:p>
             <w:pPr>
+              <w:keepNext w:val="false"/>
               <w:spacing w:after="40" w:before="0"/>
               <w:jc w:val="left"/>
             </w:pPr>
@@ -15054,6 +15373,7 @@
           </w:tcPr>
           <w:p>
             <w:pPr>
+              <w:keepNext w:val="false"/>
               <w:spacing w:after="40" w:before="0"/>
               <w:jc w:val="center"/>
             </w:pPr>
@@ -15088,6 +15408,7 @@
           </w:tcPr>
           <w:p>
             <w:pPr>
+              <w:keepNext w:val="false"/>
               <w:spacing w:after="40" w:before="0"/>
               <w:jc w:val="left"/>
             </w:pPr>
@@ -15120,6 +15441,7 @@
           </w:tcPr>
           <w:p>
             <w:pPr>
+              <w:keepNext w:val="false"/>
               <w:spacing w:after="40" w:before="0"/>
               <w:jc w:val="left"/>
             </w:pPr>
@@ -15152,6 +15474,7 @@
           </w:tcPr>
           <w:p>
             <w:pPr>
+              <w:keepNext w:val="false"/>
               <w:spacing w:after="40" w:before="0"/>
               <w:jc w:val="left"/>
             </w:pPr>
@@ -15184,6 +15507,7 @@
           </w:tcPr>
           <w:p>
             <w:pPr>
+              <w:keepNext w:val="false"/>
               <w:spacing w:after="40" w:before="0"/>
               <w:jc w:val="left"/>
             </w:pPr>
@@ -15216,6 +15540,7 @@
           </w:tcPr>
           <w:p>
             <w:pPr>
+              <w:keepNext w:val="false"/>
               <w:spacing w:after="40" w:before="0"/>
               <w:jc w:val="left"/>
             </w:pPr>
@@ -15250,6 +15575,7 @@
           </w:tcPr>
           <w:p>
             <w:pPr>
+              <w:keepNext w:val="false"/>
               <w:spacing w:after="40" w:before="0"/>
               <w:jc w:val="left"/>
             </w:pPr>
@@ -15287,7 +15613,7 @@
             <w:pPr>
               <w:spacing w:after="20" w:before="0"/>
             </w:pPr>
-            <w:hyperlink w:history="1" r:id="rIdojmwqtogedf8dierpnnml">
+            <w:hyperlink w:history="1" r:id="rIddjfyxdxn9enrem5x44p-d">
               <w:r>
                 <w:rPr>
                   <w:rFonts w:ascii="Arial" w:cs="Arial" w:eastAsia="Arial" w:hAnsi="Arial"/>
@@ -15320,7 +15646,7 @@
               <w:spacing w:after="10" w:before="0"/>
               <w:ind w:left="120"/>
             </w:pPr>
-            <w:hyperlink w:history="1" r:id="rIdmekb24zrofiygsxrfg-k3">
+            <w:hyperlink w:history="1" r:id="rIducbjkvc4-dslj9xs9vaiq">
               <w:r>
                 <w:rPr>
                   <w:rFonts w:ascii="Arial" w:cs="Arial" w:eastAsia="Arial" w:hAnsi="Arial"/>
@@ -15365,7 +15691,7 @@
             <w:pPr>
               <w:spacing w:after="20" w:before="0"/>
             </w:pPr>
-            <w:hyperlink w:history="1" r:id="rIdmacgomvgtq74suquafxgc">
+            <w:hyperlink w:history="1" r:id="rIdhfd6ycioxmvgeddrplkdo">
               <w:r>
                 <w:rPr>
                   <w:rFonts w:ascii="Arial" w:cs="Arial" w:eastAsia="Arial" w:hAnsi="Arial"/>
@@ -15398,7 +15724,7 @@
               <w:spacing w:after="10" w:before="0"/>
               <w:ind w:left="120"/>
             </w:pPr>
-            <w:hyperlink w:history="1" r:id="rIduphctf_fmwepuq_obajqe">
+            <w:hyperlink w:history="1" r:id="rIdxsntu9zz6h7y0dph0q2k1">
               <w:r>
                 <w:rPr>
                   <w:rFonts w:ascii="Arial" w:cs="Arial" w:eastAsia="Arial" w:hAnsi="Arial"/>
@@ -15426,6 +15752,7 @@
           </w:tcPr>
           <w:p>
             <w:pPr>
+              <w:keepNext w:val="false"/>
               <w:spacing w:after="40" w:before="0"/>
               <w:jc w:val="left"/>
             </w:pPr>
@@ -15458,6 +15785,7 @@
           </w:tcPr>
           <w:p>
             <w:pPr>
+              <w:keepNext w:val="false"/>
               <w:spacing w:after="40" w:before="0"/>
               <w:jc w:val="left"/>
             </w:pPr>
@@ -15490,6 +15818,7 @@
           </w:tcPr>
           <w:p>
             <w:pPr>
+              <w:keepNext w:val="false"/>
               <w:spacing w:after="40" w:before="0"/>
               <w:jc w:val="left"/>
             </w:pPr>
@@ -15522,6 +15851,7 @@
           </w:tcPr>
           <w:p>
             <w:pPr>
+              <w:keepNext w:val="false"/>
               <w:spacing w:after="40" w:before="0"/>
               <w:jc w:val="left"/>
             </w:pPr>
@@ -15556,6 +15886,7 @@
           </w:tcPr>
           <w:p>
             <w:pPr>
+              <w:keepNext w:val="false"/>
               <w:spacing w:after="40" w:before="0"/>
               <w:jc w:val="left"/>
             </w:pPr>
@@ -15593,7 +15924,7 @@
             <w:pPr>
               <w:spacing w:after="20" w:before="0"/>
             </w:pPr>
-            <w:hyperlink w:history="1" r:id="rIdbzt8ng5eym5en-ygbdmdw">
+            <w:hyperlink w:history="1" r:id="rId34anz1n9irnonpa7m1ryv">
               <w:r>
                 <w:rPr>
                   <w:rFonts w:ascii="Arial" w:cs="Arial" w:eastAsia="Arial" w:hAnsi="Arial"/>
@@ -15626,7 +15957,7 @@
               <w:spacing w:after="10" w:before="0"/>
               <w:ind w:left="120"/>
             </w:pPr>
-            <w:hyperlink w:history="1" r:id="rIdddggetskdvwl5rh-u7la5">
+            <w:hyperlink w:history="1" r:id="rIdwvmf_5gbputmfya8lxwqf">
               <w:r>
                 <w:rPr>
                   <w:rFonts w:ascii="Arial" w:cs="Arial" w:eastAsia="Arial" w:hAnsi="Arial"/>
@@ -15671,7 +16002,7 @@
             <w:pPr>
               <w:spacing w:after="20" w:before="0"/>
             </w:pPr>
-            <w:hyperlink w:history="1" r:id="rIdjusmffw7-wn7ksvd7rdkt">
+            <w:hyperlink w:history="1" r:id="rIdmyceyjkqqm8vxksr-jqfl">
               <w:r>
                 <w:rPr>
                   <w:rFonts w:ascii="Arial" w:cs="Arial" w:eastAsia="Arial" w:hAnsi="Arial"/>
@@ -15704,7 +16035,7 @@
               <w:spacing w:after="10" w:before="0"/>
               <w:ind w:left="120"/>
             </w:pPr>
-            <w:hyperlink w:history="1" r:id="rIddggpjaj6ugau6klqdhc4p">
+            <w:hyperlink w:history="1" r:id="rIdt0csert45tban-brwyx_m">
               <w:r>
                 <w:rPr>
                   <w:rFonts w:ascii="Arial" w:cs="Arial" w:eastAsia="Arial" w:hAnsi="Arial"/>
@@ -15732,6 +16063,7 @@
           </w:tcPr>
           <w:p>
             <w:pPr>
+              <w:keepNext w:val="false"/>
               <w:spacing w:after="40" w:before="0"/>
               <w:jc w:val="left"/>
             </w:pPr>
@@ -15764,6 +16096,7 @@
           </w:tcPr>
           <w:p>
             <w:pPr>
+              <w:keepNext w:val="false"/>
               <w:spacing w:after="40" w:before="0"/>
               <w:jc w:val="left"/>
             </w:pPr>
@@ -15796,6 +16129,7 @@
           </w:tcPr>
           <w:p>
             <w:pPr>
+              <w:keepNext w:val="false"/>
               <w:spacing w:after="40" w:before="0"/>
               <w:jc w:val="left"/>
             </w:pPr>
@@ -15828,6 +16162,7 @@
           </w:tcPr>
           <w:p>
             <w:pPr>
+              <w:keepNext w:val="false"/>
               <w:spacing w:after="40" w:before="0"/>
               <w:jc w:val="left"/>
             </w:pPr>
@@ -15862,6 +16197,7 @@
           </w:tcPr>
           <w:p>
             <w:pPr>
+              <w:keepNext w:val="false"/>
               <w:spacing w:after="40" w:before="0"/>
               <w:jc w:val="left"/>
             </w:pPr>
@@ -15899,7 +16235,7 @@
             <w:pPr>
               <w:spacing w:after="20" w:before="0"/>
             </w:pPr>
-            <w:hyperlink w:history="1" r:id="rId26crw1onxoaw9oldhhm9j">
+            <w:hyperlink w:history="1" r:id="rIdcmqlb0lifa8ohq7dvibnw">
               <w:r>
                 <w:rPr>
                   <w:rFonts w:ascii="Arial" w:cs="Arial" w:eastAsia="Arial" w:hAnsi="Arial"/>
@@ -15932,7 +16268,7 @@
               <w:spacing w:after="10" w:before="0"/>
               <w:ind w:left="120"/>
             </w:pPr>
-            <w:hyperlink w:history="1" r:id="rId3gaiirzev-kxx4joubypx">
+            <w:hyperlink w:history="1" r:id="rIdc-dqbodxnttvlwwqvfegy">
               <w:r>
                 <w:rPr>
                   <w:rFonts w:ascii="Arial" w:cs="Arial" w:eastAsia="Arial" w:hAnsi="Arial"/>
@@ -15977,7 +16313,7 @@
             <w:pPr>
               <w:spacing w:after="20" w:before="0"/>
             </w:pPr>
-            <w:hyperlink w:history="1" r:id="rIdxzwn7tqiy5aanilarrk0m">
+            <w:hyperlink w:history="1" r:id="rIdvyfjqg6es_lfh8gkzm51b">
               <w:r>
                 <w:rPr>
                   <w:rFonts w:ascii="Arial" w:cs="Arial" w:eastAsia="Arial" w:hAnsi="Arial"/>
@@ -16010,7 +16346,7 @@
               <w:spacing w:after="10" w:before="0"/>
               <w:ind w:left="120"/>
             </w:pPr>
-            <w:hyperlink w:history="1" r:id="rId6r5iyjk8rjdzhubvk6aem">
+            <w:hyperlink w:history="1" r:id="rIdznstk2ratftk_o6p6o1be">
               <w:r>
                 <w:rPr>
                   <w:rFonts w:ascii="Arial" w:cs="Arial" w:eastAsia="Arial" w:hAnsi="Arial"/>
@@ -16038,6 +16374,7 @@
           </w:tcPr>
           <w:p>
             <w:pPr>
+              <w:keepNext w:val="false"/>
               <w:spacing w:after="40" w:before="0"/>
               <w:jc w:val="left"/>
             </w:pPr>
@@ -16070,6 +16407,7 @@
           </w:tcPr>
           <w:p>
             <w:pPr>
+              <w:keepNext w:val="false"/>
               <w:spacing w:after="40" w:before="0"/>
               <w:jc w:val="left"/>
             </w:pPr>
@@ -16102,6 +16440,7 @@
           </w:tcPr>
           <w:p>
             <w:pPr>
+              <w:keepNext w:val="false"/>
               <w:spacing w:after="40" w:before="0"/>
               <w:jc w:val="left"/>
             </w:pPr>
@@ -16134,6 +16473,7 @@
           </w:tcPr>
           <w:p>
             <w:pPr>
+              <w:keepNext w:val="false"/>
               <w:spacing w:after="40" w:before="0"/>
               <w:jc w:val="left"/>
             </w:pPr>
@@ -16168,6 +16508,7 @@
           </w:tcPr>
           <w:p>
             <w:pPr>
+              <w:keepNext w:val="false"/>
               <w:spacing w:after="40" w:before="0"/>
               <w:jc w:val="left"/>
             </w:pPr>
@@ -16205,7 +16546,7 @@
             <w:pPr>
               <w:spacing w:after="20" w:before="0"/>
             </w:pPr>
-            <w:hyperlink w:history="1" r:id="rIdamvik1jlkkfksb5mh1rjr">
+            <w:hyperlink w:history="1" r:id="rIdlexhtzj6xkjaaqoj7k7da">
               <w:r>
                 <w:rPr>
                   <w:rFonts w:ascii="Arial" w:cs="Arial" w:eastAsia="Arial" w:hAnsi="Arial"/>
@@ -16238,7 +16579,7 @@
               <w:spacing w:after="10" w:before="0"/>
               <w:ind w:left="120"/>
             </w:pPr>
-            <w:hyperlink w:history="1" r:id="rId_yicljxq81vhyqevgg8up">
+            <w:hyperlink w:history="1" r:id="rIda44-noshkvoccegycfp7f">
               <w:r>
                 <w:rPr>
                   <w:rFonts w:ascii="Arial" w:cs="Arial" w:eastAsia="Arial" w:hAnsi="Arial"/>
@@ -16283,7 +16624,7 @@
             <w:pPr>
               <w:spacing w:after="20" w:before="0"/>
             </w:pPr>
-            <w:hyperlink w:history="1" r:id="rId7e2qedjctdf1quq8wxglv">
+            <w:hyperlink w:history="1" r:id="rIdf8oltrcpqw4cu20xpfhld">
               <w:r>
                 <w:rPr>
                   <w:rFonts w:ascii="Arial" w:cs="Arial" w:eastAsia="Arial" w:hAnsi="Arial"/>
@@ -16316,7 +16657,7 @@
               <w:spacing w:after="10" w:before="0"/>
               <w:ind w:left="120"/>
             </w:pPr>
-            <w:hyperlink w:history="1" r:id="rIdwldoziwlbfnmmym31b7lx">
+            <w:hyperlink w:history="1" r:id="rIdklvltkpzqr0ojqrdlxkvo">
               <w:r>
                 <w:rPr>
                   <w:rFonts w:ascii="Arial" w:cs="Arial" w:eastAsia="Arial" w:hAnsi="Arial"/>
@@ -16344,6 +16685,7 @@
           </w:tcPr>
           <w:p>
             <w:pPr>
+              <w:keepNext w:val="false"/>
               <w:spacing w:after="40" w:before="0"/>
               <w:jc w:val="left"/>
             </w:pPr>
@@ -16376,6 +16718,7 @@
           </w:tcPr>
           <w:p>
             <w:pPr>
+              <w:keepNext w:val="false"/>
               <w:spacing w:after="40" w:before="0"/>
               <w:jc w:val="left"/>
             </w:pPr>
@@ -16408,6 +16751,7 @@
           </w:tcPr>
           <w:p>
             <w:pPr>
+              <w:keepNext w:val="false"/>
               <w:spacing w:after="40" w:before="0"/>
               <w:jc w:val="left"/>
             </w:pPr>
@@ -16440,6 +16784,7 @@
           </w:tcPr>
           <w:p>
             <w:pPr>
+              <w:keepNext w:val="false"/>
               <w:spacing w:after="40" w:before="0"/>
               <w:jc w:val="left"/>
             </w:pPr>
@@ -16474,6 +16819,7 @@
           </w:tcPr>
           <w:p>
             <w:pPr>
+              <w:keepNext w:val="false"/>
               <w:spacing w:after="40" w:before="0"/>
               <w:jc w:val="left"/>
             </w:pPr>
@@ -16511,7 +16857,7 @@
             <w:pPr>
               <w:spacing w:after="20" w:before="0"/>
             </w:pPr>
-            <w:hyperlink w:history="1" r:id="rIdjfil-1dkbd43bc0fgtl4q">
+            <w:hyperlink w:history="1" r:id="rIdku_gasfqi4p8xh5tiv9id">
               <w:r>
                 <w:rPr>
                   <w:rFonts w:ascii="Arial" w:cs="Arial" w:eastAsia="Arial" w:hAnsi="Arial"/>
@@ -16560,7 +16906,7 @@
               <w:spacing w:after="10" w:before="0"/>
               <w:ind w:left="120"/>
             </w:pPr>
-            <w:hyperlink w:history="1" r:id="rIdocurapkkqumro8hqx9bdz">
+            <w:hyperlink w:history="1" r:id="rIdum2uolf-0tflre6tibue_">
               <w:r>
                 <w:rPr>
                   <w:rFonts w:ascii="Arial" w:cs="Arial" w:eastAsia="Arial" w:hAnsi="Arial"/>
@@ -16605,7 +16951,7 @@
             <w:pPr>
               <w:spacing w:after="20" w:before="0"/>
             </w:pPr>
-            <w:hyperlink w:history="1" r:id="rIdefhuqhotcikkzkntmbd6f">
+            <w:hyperlink w:history="1" r:id="rId31iblsy4tfqdwlr7fhgra">
               <w:r>
                 <w:rPr>
                   <w:rFonts w:ascii="Arial" w:cs="Arial" w:eastAsia="Arial" w:hAnsi="Arial"/>
@@ -16638,7 +16984,7 @@
               <w:spacing w:after="10" w:before="0"/>
               <w:ind w:left="120"/>
             </w:pPr>
-            <w:hyperlink w:history="1" r:id="rIdugukul64le41q6w1adptn">
+            <w:hyperlink w:history="1" r:id="rIdotqh-ln5wzswou1pkuino">
               <w:r>
                 <w:rPr>
                   <w:rFonts w:ascii="Arial" w:cs="Arial" w:eastAsia="Arial" w:hAnsi="Arial"/>
@@ -16666,6 +17012,7 @@
           </w:tcPr>
           <w:p>
             <w:pPr>
+              <w:keepNext w:val="false"/>
               <w:spacing w:after="40" w:before="0"/>
               <w:jc w:val="left"/>
             </w:pPr>
@@ -16698,6 +17045,7 @@
           </w:tcPr>
           <w:p>
             <w:pPr>
+              <w:keepNext w:val="false"/>
               <w:spacing w:after="40" w:before="0"/>
               <w:jc w:val="left"/>
             </w:pPr>
@@ -16730,6 +17078,7 @@
           </w:tcPr>
           <w:p>
             <w:pPr>
+              <w:keepNext w:val="false"/>
               <w:spacing w:after="40" w:before="0"/>
               <w:jc w:val="left"/>
             </w:pPr>
@@ -16762,6 +17111,7 @@
           </w:tcPr>
           <w:p>
             <w:pPr>
+              <w:keepNext w:val="false"/>
               <w:spacing w:after="40" w:before="0"/>
               <w:jc w:val="left"/>
             </w:pPr>
@@ -16821,6 +17171,7 @@
           </w:tcPr>
           <w:p>
             <w:pPr>
+              <w:keepNext w:val="false"/>
               <w:spacing w:after="40" w:before="0"/>
               <w:jc w:val="center"/>
             </w:pPr>
@@ -16855,6 +17206,7 @@
           </w:tcPr>
           <w:p>
             <w:pPr>
+              <w:keepNext w:val="false"/>
               <w:spacing w:after="40" w:before="0"/>
               <w:jc w:val="left"/>
             </w:pPr>
@@ -16916,6 +17268,7 @@
           </w:tcPr>
           <w:p>
             <w:pPr>
+              <w:keepNext w:val="false"/>
               <w:spacing w:after="40" w:before="0"/>
               <w:jc w:val="center"/>
             </w:pPr>
@@ -16950,6 +17303,7 @@
           </w:tcPr>
           <w:p>
             <w:pPr>
+              <w:keepNext w:val="false"/>
               <w:spacing w:after="40" w:before="0"/>
               <w:jc w:val="left"/>
             </w:pPr>
@@ -16982,6 +17336,7 @@
           </w:tcPr>
           <w:p>
             <w:pPr>
+              <w:keepNext w:val="false"/>
               <w:spacing w:after="40" w:before="0"/>
               <w:jc w:val="left"/>
             </w:pPr>
@@ -17016,6 +17371,7 @@
           </w:tcPr>
           <w:p>
             <w:pPr>
+              <w:keepNext w:val="false"/>
               <w:spacing w:after="40" w:before="0"/>
               <w:jc w:val="left"/>
             </w:pPr>
@@ -17048,6 +17404,7 @@
           </w:tcPr>
           <w:p>
             <w:pPr>
+              <w:keepNext w:val="false"/>
               <w:spacing w:after="40" w:before="0"/>
               <w:jc w:val="left"/>
             </w:pPr>
@@ -17082,6 +17439,7 @@
           </w:tcPr>
           <w:p>
             <w:pPr>
+              <w:keepNext w:val="false"/>
               <w:spacing w:after="40" w:before="0"/>
               <w:jc w:val="left"/>
             </w:pPr>
@@ -17114,6 +17472,7 @@
           </w:tcPr>
           <w:p>
             <w:pPr>
+              <w:keepNext w:val="false"/>
               <w:spacing w:after="40" w:before="0"/>
               <w:jc w:val="left"/>
             </w:pPr>
@@ -17150,7 +17509,7 @@
         </w:rPr>
         <w:t xml:space="preserve">© 2026 SeaVuria and ARES. Aligned with KICD objectives. Developed by SeaVuria; technical implementation by ARES (with AI assistance from Claude). Licensed under </w:t>
       </w:r>
-      <w:hyperlink w:history="1" r:id="rIdwzrhj0p_hvynbmcwcszka">
+      <w:hyperlink w:history="1" r:id="rIdw92uslwizgkwcrgbws1vb">
         <w:r>
           <w:rPr>
             <w:rFonts w:ascii="Arial" w:cs="Arial" w:eastAsia="Arial" w:hAnsi="Arial"/>
@@ -17171,7 +17530,7 @@
         </w:rPr>
         <w:t xml:space="preserve"> (</w:t>
       </w:r>
-      <w:hyperlink w:history="1" r:id="rIdrgoyeutq_y1upovhpcmql">
+      <w:hyperlink w:history="1" r:id="rId4kfhzerrldyuqvjljsjau">
         <w:r>
           <w:rPr>
             <w:rFonts w:ascii="Arial" w:cs="Arial" w:eastAsia="Arial" w:hAnsi="Arial"/>
@@ -17231,6 +17590,7 @@
           </w:tcPr>
           <w:p>
             <w:pPr>
+              <w:keepNext w:val="false"/>
               <w:spacing w:after="40" w:before="0"/>
               <w:jc w:val="center"/>
             </w:pPr>
@@ -17266,6 +17626,7 @@
           </w:tcPr>
           <w:p>
             <w:pPr>
+              <w:keepNext w:val="false"/>
               <w:spacing w:after="40" w:before="0"/>
               <w:jc w:val="center"/>
             </w:pPr>
@@ -17300,6 +17661,7 @@
           </w:tcPr>
           <w:p>
             <w:pPr>
+              <w:keepNext w:val="false"/>
               <w:spacing w:after="40" w:before="0"/>
               <w:jc w:val="left"/>
             </w:pPr>
@@ -17332,6 +17694,7 @@
           </w:tcPr>
           <w:p>
             <w:pPr>
+              <w:keepNext w:val="false"/>
               <w:spacing w:after="40" w:before="0"/>
               <w:jc w:val="left"/>
             </w:pPr>
@@ -17366,6 +17729,7 @@
           </w:tcPr>
           <w:p>
             <w:pPr>
+              <w:keepNext w:val="false"/>
               <w:spacing w:after="40" w:before="0"/>
               <w:jc w:val="left"/>
             </w:pPr>
@@ -17398,6 +17762,7 @@
           </w:tcPr>
           <w:p>
             <w:pPr>
+              <w:keepNext w:val="false"/>
               <w:spacing w:after="40" w:before="0"/>
               <w:jc w:val="left"/>
             </w:pPr>
@@ -17432,6 +17797,7 @@
           </w:tcPr>
           <w:p>
             <w:pPr>
+              <w:keepNext w:val="false"/>
               <w:spacing w:after="40" w:before="0"/>
               <w:jc w:val="left"/>
             </w:pPr>
@@ -17464,6 +17830,7 @@
           </w:tcPr>
           <w:p>
             <w:pPr>
+              <w:keepNext w:val="false"/>
               <w:spacing w:after="40" w:before="0"/>
               <w:jc w:val="left"/>
             </w:pPr>
@@ -17498,6 +17865,7 @@
           </w:tcPr>
           <w:p>
             <w:pPr>
+              <w:keepNext w:val="false"/>
               <w:spacing w:after="40" w:before="0"/>
               <w:jc w:val="left"/>
             </w:pPr>
@@ -17530,6 +17898,7 @@
           </w:tcPr>
           <w:p>
             <w:pPr>
+              <w:keepNext w:val="false"/>
               <w:spacing w:after="40" w:before="0"/>
               <w:jc w:val="left"/>
             </w:pPr>
@@ -17564,6 +17933,7 @@
           </w:tcPr>
           <w:p>
             <w:pPr>
+              <w:keepNext w:val="false"/>
               <w:spacing w:after="40" w:before="0"/>
               <w:jc w:val="left"/>
             </w:pPr>
@@ -17596,6 +17966,7 @@
           </w:tcPr>
           <w:p>
             <w:pPr>
+              <w:keepNext w:val="false"/>
               <w:spacing w:after="40" w:before="0"/>
               <w:jc w:val="left"/>
             </w:pPr>
@@ -17630,6 +18001,7 @@
           </w:tcPr>
           <w:p>
             <w:pPr>
+              <w:keepNext w:val="false"/>
               <w:spacing w:after="40" w:before="0"/>
               <w:jc w:val="left"/>
             </w:pPr>
@@ -17662,6 +18034,7 @@
           </w:tcPr>
           <w:p>
             <w:pPr>
+              <w:keepNext w:val="false"/>
               <w:spacing w:after="40" w:before="0"/>
               <w:jc w:val="left"/>
             </w:pPr>
@@ -17696,6 +18069,7 @@
           </w:tcPr>
           <w:p>
             <w:pPr>
+              <w:keepNext w:val="false"/>
               <w:spacing w:after="40" w:before="0"/>
               <w:jc w:val="left"/>
             </w:pPr>
@@ -17728,6 +18102,7 @@
           </w:tcPr>
           <w:p>
             <w:pPr>
+              <w:keepNext w:val="false"/>
               <w:spacing w:after="40" w:before="0"/>
               <w:jc w:val="left"/>
             </w:pPr>
@@ -17762,6 +18137,7 @@
           </w:tcPr>
           <w:p>
             <w:pPr>
+              <w:keepNext w:val="false"/>
               <w:spacing w:after="40" w:before="0"/>
               <w:jc w:val="left"/>
             </w:pPr>
@@ -17794,6 +18170,7 @@
           </w:tcPr>
           <w:p>
             <w:pPr>
+              <w:keepNext w:val="false"/>
               <w:spacing w:after="40" w:before="0"/>
               <w:jc w:val="left"/>
             </w:pPr>
@@ -17853,6 +18230,7 @@
           </w:tcPr>
           <w:p>
             <w:pPr>
+              <w:keepNext w:val="false"/>
               <w:spacing w:after="40" w:before="0"/>
               <w:jc w:val="center"/>
             </w:pPr>
@@ -17887,6 +18265,7 @@
           </w:tcPr>
           <w:p>
             <w:pPr>
+              <w:keepNext w:val="false"/>
               <w:spacing w:after="40" w:before="0"/>
               <w:jc w:val="left"/>
             </w:pPr>
@@ -17951,6 +18330,7 @@
           </w:tcPr>
           <w:p>
             <w:pPr>
+              <w:keepNext w:val="false"/>
               <w:spacing w:after="40" w:before="0"/>
               <w:jc w:val="center"/>
             </w:pPr>
@@ -17985,6 +18365,7 @@
           </w:tcPr>
           <w:p>
             <w:pPr>
+              <w:keepNext w:val="false"/>
               <w:spacing w:after="40" w:before="0"/>
               <w:jc w:val="left"/>
             </w:pPr>
@@ -18017,6 +18398,7 @@
           </w:tcPr>
           <w:p>
             <w:pPr>
+              <w:keepNext w:val="false"/>
               <w:spacing w:after="40" w:before="0"/>
               <w:jc w:val="left"/>
             </w:pPr>
@@ -18049,6 +18431,7 @@
           </w:tcPr>
           <w:p>
             <w:pPr>
+              <w:keepNext w:val="false"/>
               <w:spacing w:after="40" w:before="0"/>
               <w:jc w:val="left"/>
             </w:pPr>
@@ -18081,6 +18464,7 @@
           </w:tcPr>
           <w:p>
             <w:pPr>
+              <w:keepNext w:val="false"/>
               <w:spacing w:after="40" w:before="0"/>
               <w:jc w:val="left"/>
             </w:pPr>
@@ -18113,6 +18497,7 @@
           </w:tcPr>
           <w:p>
             <w:pPr>
+              <w:keepNext w:val="false"/>
               <w:spacing w:after="40" w:before="0"/>
               <w:jc w:val="left"/>
             </w:pPr>
@@ -18147,6 +18532,7 @@
           </w:tcPr>
           <w:p>
             <w:pPr>
+              <w:keepNext w:val="false"/>
               <w:spacing w:after="40" w:before="0"/>
               <w:jc w:val="left"/>
             </w:pPr>
@@ -18184,7 +18570,7 @@
             <w:pPr>
               <w:spacing w:after="20" w:before="0"/>
             </w:pPr>
-            <w:hyperlink w:history="1" r:id="rIduepio4p9d8np_fqy-p8tx">
+            <w:hyperlink w:history="1" r:id="rIdkpf8-1dja9n2rggmwtvbh">
               <w:r>
                 <w:rPr>
                   <w:rFonts w:ascii="Arial" w:cs="Arial" w:eastAsia="Arial" w:hAnsi="Arial"/>
@@ -18217,7 +18603,7 @@
               <w:spacing w:after="10" w:before="0"/>
               <w:ind w:left="120"/>
             </w:pPr>
-            <w:hyperlink w:history="1" r:id="rIdkblvidx9bakfocio6skwg">
+            <w:hyperlink w:history="1" r:id="rId8jzrnhcpniqs8p6t069gg">
               <w:r>
                 <w:rPr>
                   <w:rFonts w:ascii="Arial" w:cs="Arial" w:eastAsia="Arial" w:hAnsi="Arial"/>
@@ -18262,7 +18648,7 @@
             <w:pPr>
               <w:spacing w:after="20" w:before="0"/>
             </w:pPr>
-            <w:hyperlink w:history="1" r:id="rIdkqkztzbuvjc-eitak1qcv">
+            <w:hyperlink w:history="1" r:id="rIdrrggcswymweixs2xowdhe">
               <w:r>
                 <w:rPr>
                   <w:rFonts w:ascii="Arial" w:cs="Arial" w:eastAsia="Arial" w:hAnsi="Arial"/>
@@ -18295,7 +18681,7 @@
               <w:spacing w:after="10" w:before="0"/>
               <w:ind w:left="120"/>
             </w:pPr>
-            <w:hyperlink w:history="1" r:id="rIdzbnvxwp25eeqiw3nuvbzg">
+            <w:hyperlink w:history="1" r:id="rId6uxgycbzrz83cjbzg8nvp">
               <w:r>
                 <w:rPr>
                   <w:rFonts w:ascii="Arial" w:cs="Arial" w:eastAsia="Arial" w:hAnsi="Arial"/>
@@ -18323,6 +18709,7 @@
           </w:tcPr>
           <w:p>
             <w:pPr>
+              <w:keepNext w:val="false"/>
               <w:spacing w:after="40" w:before="0"/>
               <w:jc w:val="left"/>
             </w:pPr>
@@ -18355,6 +18742,7 @@
           </w:tcPr>
           <w:p>
             <w:pPr>
+              <w:keepNext w:val="false"/>
               <w:spacing w:after="40" w:before="0"/>
               <w:jc w:val="left"/>
             </w:pPr>
@@ -18387,6 +18775,7 @@
           </w:tcPr>
           <w:p>
             <w:pPr>
+              <w:keepNext w:val="false"/>
               <w:spacing w:after="40" w:before="0"/>
               <w:jc w:val="left"/>
             </w:pPr>
@@ -18419,6 +18808,7 @@
           </w:tcPr>
           <w:p>
             <w:pPr>
+              <w:keepNext w:val="false"/>
               <w:spacing w:after="40" w:before="0"/>
               <w:jc w:val="left"/>
             </w:pPr>
@@ -18453,6 +18843,7 @@
           </w:tcPr>
           <w:p>
             <w:pPr>
+              <w:keepNext w:val="false"/>
               <w:spacing w:after="40" w:before="0"/>
               <w:jc w:val="left"/>
             </w:pPr>
@@ -18490,7 +18881,7 @@
             <w:pPr>
               <w:spacing w:after="20" w:before="0"/>
             </w:pPr>
-            <w:hyperlink w:history="1" r:id="rId_l0q8r8iifcjttqvpl4eo">
+            <w:hyperlink w:history="1" r:id="rId17imv3yiqhi1cn5j7oses">
               <w:r>
                 <w:rPr>
                   <w:rFonts w:ascii="Arial" w:cs="Arial" w:eastAsia="Arial" w:hAnsi="Arial"/>
@@ -18523,7 +18914,7 @@
               <w:spacing w:after="10" w:before="0"/>
               <w:ind w:left="120"/>
             </w:pPr>
-            <w:hyperlink w:history="1" r:id="rIdse_2ss-sbhhqmowhgpfgt">
+            <w:hyperlink w:history="1" r:id="rIdgptzpnofmdyflpxpi_lyx">
               <w:r>
                 <w:rPr>
                   <w:rFonts w:ascii="Arial" w:cs="Arial" w:eastAsia="Arial" w:hAnsi="Arial"/>
@@ -18568,7 +18959,7 @@
             <w:pPr>
               <w:spacing w:after="20" w:before="0"/>
             </w:pPr>
-            <w:hyperlink w:history="1" r:id="rIdt-lbypssd8hjjhcnwpf_w">
+            <w:hyperlink w:history="1" r:id="rIdw4fbf8fpxgvhokgd-j_df">
               <w:r>
                 <w:rPr>
                   <w:rFonts w:ascii="Arial" w:cs="Arial" w:eastAsia="Arial" w:hAnsi="Arial"/>
@@ -18601,7 +18992,7 @@
               <w:spacing w:after="10" w:before="0"/>
               <w:ind w:left="120"/>
             </w:pPr>
-            <w:hyperlink w:history="1" r:id="rIdia5fn0ciizgpbkbrk9nlt">
+            <w:hyperlink w:history="1" r:id="rIdicxu95r0ee4qb6d7e0s1i">
               <w:r>
                 <w:rPr>
                   <w:rFonts w:ascii="Arial" w:cs="Arial" w:eastAsia="Arial" w:hAnsi="Arial"/>
@@ -18629,6 +19020,7 @@
           </w:tcPr>
           <w:p>
             <w:pPr>
+              <w:keepNext w:val="false"/>
               <w:spacing w:after="40" w:before="0"/>
               <w:jc w:val="left"/>
             </w:pPr>
@@ -18661,6 +19053,7 @@
           </w:tcPr>
           <w:p>
             <w:pPr>
+              <w:keepNext w:val="false"/>
               <w:spacing w:after="40" w:before="0"/>
               <w:jc w:val="left"/>
             </w:pPr>
@@ -18693,6 +19086,7 @@
           </w:tcPr>
           <w:p>
             <w:pPr>
+              <w:keepNext w:val="false"/>
               <w:spacing w:after="40" w:before="0"/>
               <w:jc w:val="left"/>
             </w:pPr>
@@ -18725,6 +19119,7 @@
           </w:tcPr>
           <w:p>
             <w:pPr>
+              <w:keepNext w:val="false"/>
               <w:spacing w:after="40" w:before="0"/>
               <w:jc w:val="left"/>
             </w:pPr>
@@ -18759,6 +19154,7 @@
           </w:tcPr>
           <w:p>
             <w:pPr>
+              <w:keepNext w:val="false"/>
               <w:spacing w:after="40" w:before="0"/>
               <w:jc w:val="left"/>
             </w:pPr>
@@ -18796,7 +19192,7 @@
             <w:pPr>
               <w:spacing w:after="20" w:before="0"/>
             </w:pPr>
-            <w:hyperlink w:history="1" r:id="rId5sszgtqldrsnttzs8izij">
+            <w:hyperlink w:history="1" r:id="rIdtnotsaindc_cyojeqlpkj">
               <w:r>
                 <w:rPr>
                   <w:rFonts w:ascii="Arial" w:cs="Arial" w:eastAsia="Arial" w:hAnsi="Arial"/>
@@ -18829,7 +19225,7 @@
               <w:spacing w:after="10" w:before="0"/>
               <w:ind w:left="120"/>
             </w:pPr>
-            <w:hyperlink w:history="1" r:id="rIdzxnrez7elbdih4fqiw_dz">
+            <w:hyperlink w:history="1" r:id="rId4o97iv62brpb358-vkr27">
               <w:r>
                 <w:rPr>
                   <w:rFonts w:ascii="Arial" w:cs="Arial" w:eastAsia="Arial" w:hAnsi="Arial"/>
@@ -18874,7 +19270,7 @@
             <w:pPr>
               <w:spacing w:after="20" w:before="0"/>
             </w:pPr>
-            <w:hyperlink w:history="1" r:id="rId_mou2zflv2f3etmj_5ggf">
+            <w:hyperlink w:history="1" r:id="rId5ppbqvrrc6pm70vw_kcse">
               <w:r>
                 <w:rPr>
                   <w:rFonts w:ascii="Arial" w:cs="Arial" w:eastAsia="Arial" w:hAnsi="Arial"/>
@@ -18907,7 +19303,7 @@
               <w:spacing w:after="10" w:before="0"/>
               <w:ind w:left="120"/>
             </w:pPr>
-            <w:hyperlink w:history="1" r:id="rIdm6mkv_g2tr8uutlbbsjrd">
+            <w:hyperlink w:history="1" r:id="rIdfbie2l2hkixqpjst9tyok">
               <w:r>
                 <w:rPr>
                   <w:rFonts w:ascii="Arial" w:cs="Arial" w:eastAsia="Arial" w:hAnsi="Arial"/>
@@ -18935,6 +19331,7 @@
           </w:tcPr>
           <w:p>
             <w:pPr>
+              <w:keepNext w:val="false"/>
               <w:spacing w:after="40" w:before="0"/>
               <w:jc w:val="left"/>
             </w:pPr>
@@ -18967,6 +19364,7 @@
           </w:tcPr>
           <w:p>
             <w:pPr>
+              <w:keepNext w:val="false"/>
               <w:spacing w:after="40" w:before="0"/>
               <w:jc w:val="left"/>
             </w:pPr>
@@ -18999,6 +19397,7 @@
           </w:tcPr>
           <w:p>
             <w:pPr>
+              <w:keepNext w:val="false"/>
               <w:spacing w:after="40" w:before="0"/>
               <w:jc w:val="left"/>
             </w:pPr>
@@ -19031,6 +19430,7 @@
           </w:tcPr>
           <w:p>
             <w:pPr>
+              <w:keepNext w:val="false"/>
               <w:spacing w:after="40" w:before="0"/>
               <w:jc w:val="left"/>
             </w:pPr>
@@ -19065,6 +19465,7 @@
           </w:tcPr>
           <w:p>
             <w:pPr>
+              <w:keepNext w:val="false"/>
               <w:spacing w:after="40" w:before="0"/>
               <w:jc w:val="left"/>
             </w:pPr>
@@ -19102,7 +19503,7 @@
             <w:pPr>
               <w:spacing w:after="20" w:before="0"/>
             </w:pPr>
-            <w:hyperlink w:history="1" r:id="rIdvar-ocokpnj5s7s4ngoq1">
+            <w:hyperlink w:history="1" r:id="rId1bidvxp5mha1begyv4xyn">
               <w:r>
                 <w:rPr>
                   <w:rFonts w:ascii="Arial" w:cs="Arial" w:eastAsia="Arial" w:hAnsi="Arial"/>
@@ -19135,7 +19536,7 @@
               <w:spacing w:after="10" w:before="0"/>
               <w:ind w:left="120"/>
             </w:pPr>
-            <w:hyperlink w:history="1" r:id="rIdcvnbs0eqc8xwncsri6pai">
+            <w:hyperlink w:history="1" r:id="rId9ytzy2a9oixxtf8ayazda">
               <w:r>
                 <w:rPr>
                   <w:rFonts w:ascii="Arial" w:cs="Arial" w:eastAsia="Arial" w:hAnsi="Arial"/>
@@ -19180,7 +19581,7 @@
             <w:pPr>
               <w:spacing w:after="20" w:before="0"/>
             </w:pPr>
-            <w:hyperlink w:history="1" r:id="rIdzcu2yip5eneligbmomndq">
+            <w:hyperlink w:history="1" r:id="rIdyuizmbtkfp6f5m-8nvxmn">
               <w:r>
                 <w:rPr>
                   <w:rFonts w:ascii="Arial" w:cs="Arial" w:eastAsia="Arial" w:hAnsi="Arial"/>
@@ -19213,7 +19614,7 @@
               <w:spacing w:after="10" w:before="0"/>
               <w:ind w:left="120"/>
             </w:pPr>
-            <w:hyperlink w:history="1" r:id="rIdeobryhkyq4x49jles1nkm">
+            <w:hyperlink w:history="1" r:id="rIdp0ohr_lx51ff4etvwiz5k">
               <w:r>
                 <w:rPr>
                   <w:rFonts w:ascii="Arial" w:cs="Arial" w:eastAsia="Arial" w:hAnsi="Arial"/>
@@ -19241,6 +19642,7 @@
           </w:tcPr>
           <w:p>
             <w:pPr>
+              <w:keepNext w:val="false"/>
               <w:spacing w:after="40" w:before="0"/>
               <w:jc w:val="left"/>
             </w:pPr>
@@ -19273,6 +19675,7 @@
           </w:tcPr>
           <w:p>
             <w:pPr>
+              <w:keepNext w:val="false"/>
               <w:spacing w:after="40" w:before="0"/>
               <w:jc w:val="left"/>
             </w:pPr>
@@ -19305,6 +19708,7 @@
           </w:tcPr>
           <w:p>
             <w:pPr>
+              <w:keepNext w:val="false"/>
               <w:spacing w:after="40" w:before="0"/>
               <w:jc w:val="left"/>
             </w:pPr>
@@ -19337,6 +19741,7 @@
           </w:tcPr>
           <w:p>
             <w:pPr>
+              <w:keepNext w:val="false"/>
               <w:spacing w:after="40" w:before="0"/>
               <w:jc w:val="left"/>
             </w:pPr>
@@ -19371,6 +19776,7 @@
           </w:tcPr>
           <w:p>
             <w:pPr>
+              <w:keepNext w:val="false"/>
               <w:spacing w:after="40" w:before="0"/>
               <w:jc w:val="left"/>
             </w:pPr>
@@ -19408,7 +19814,7 @@
             <w:pPr>
               <w:spacing w:after="20" w:before="0"/>
             </w:pPr>
-            <w:hyperlink w:history="1" r:id="rIdpdfn9xhti_0tgd0f17zyh">
+            <w:hyperlink w:history="1" r:id="rIdkoty2dhziatmsmo3-0ofg">
               <w:r>
                 <w:rPr>
                   <w:rFonts w:ascii="Arial" w:cs="Arial" w:eastAsia="Arial" w:hAnsi="Arial"/>
@@ -19441,7 +19847,7 @@
               <w:spacing w:after="10" w:before="0"/>
               <w:ind w:left="120"/>
             </w:pPr>
-            <w:hyperlink w:history="1" r:id="rIdftw31fpglhmeu7xkebkvp">
+            <w:hyperlink w:history="1" r:id="rIdxxwrfddywd4dicppc99fo">
               <w:r>
                 <w:rPr>
                   <w:rFonts w:ascii="Arial" w:cs="Arial" w:eastAsia="Arial" w:hAnsi="Arial"/>
@@ -19486,7 +19892,7 @@
             <w:pPr>
               <w:spacing w:after="20" w:before="0"/>
             </w:pPr>
-            <w:hyperlink w:history="1" r:id="rId7vi9zt8juhxy6myusbkkh">
+            <w:hyperlink w:history="1" r:id="rId4pgna46yqjbvi66m6mmoj">
               <w:r>
                 <w:rPr>
                   <w:rFonts w:ascii="Arial" w:cs="Arial" w:eastAsia="Arial" w:hAnsi="Arial"/>
@@ -19535,7 +19941,7 @@
               <w:spacing w:after="10" w:before="0"/>
               <w:ind w:left="120"/>
             </w:pPr>
-            <w:hyperlink w:history="1" r:id="rIdmndv0pofjkiulqzs3mbeu">
+            <w:hyperlink w:history="1" r:id="rId06jatqj_angqswweuyjdu">
               <w:r>
                 <w:rPr>
                   <w:rFonts w:ascii="Arial" w:cs="Arial" w:eastAsia="Arial" w:hAnsi="Arial"/>
@@ -19563,6 +19969,7 @@
           </w:tcPr>
           <w:p>
             <w:pPr>
+              <w:keepNext w:val="false"/>
               <w:spacing w:after="40" w:before="0"/>
               <w:jc w:val="left"/>
             </w:pPr>
@@ -19595,6 +20002,7 @@
           </w:tcPr>
           <w:p>
             <w:pPr>
+              <w:keepNext w:val="false"/>
               <w:spacing w:after="40" w:before="0"/>
               <w:jc w:val="left"/>
             </w:pPr>
@@ -19627,6 +20035,7 @@
           </w:tcPr>
           <w:p>
             <w:pPr>
+              <w:keepNext w:val="false"/>
               <w:spacing w:after="40" w:before="0"/>
               <w:jc w:val="left"/>
             </w:pPr>
@@ -19659,6 +20068,7 @@
           </w:tcPr>
           <w:p>
             <w:pPr>
+              <w:keepNext w:val="false"/>
               <w:spacing w:after="40" w:before="0"/>
               <w:jc w:val="left"/>
             </w:pPr>
@@ -19718,6 +20128,7 @@
           </w:tcPr>
           <w:p>
             <w:pPr>
+              <w:keepNext w:val="false"/>
               <w:spacing w:after="40" w:before="0"/>
               <w:jc w:val="center"/>
             </w:pPr>
@@ -19752,6 +20163,7 @@
           </w:tcPr>
           <w:p>
             <w:pPr>
+              <w:keepNext w:val="false"/>
               <w:spacing w:after="40" w:before="0"/>
               <w:jc w:val="left"/>
             </w:pPr>
@@ -19813,6 +20225,7 @@
           </w:tcPr>
           <w:p>
             <w:pPr>
+              <w:keepNext w:val="false"/>
               <w:spacing w:after="40" w:before="0"/>
               <w:jc w:val="center"/>
             </w:pPr>
@@ -19847,6 +20260,7 @@
           </w:tcPr>
           <w:p>
             <w:pPr>
+              <w:keepNext w:val="false"/>
               <w:spacing w:after="40" w:before="0"/>
               <w:jc w:val="left"/>
             </w:pPr>
@@ -19879,6 +20293,7 @@
           </w:tcPr>
           <w:p>
             <w:pPr>
+              <w:keepNext w:val="false"/>
               <w:spacing w:after="40" w:before="0"/>
               <w:jc w:val="left"/>
             </w:pPr>
@@ -19913,6 +20328,7 @@
           </w:tcPr>
           <w:p>
             <w:pPr>
+              <w:keepNext w:val="false"/>
               <w:spacing w:after="40" w:before="0"/>
               <w:jc w:val="left"/>
             </w:pPr>
@@ -19945,6 +20361,7 @@
           </w:tcPr>
           <w:p>
             <w:pPr>
+              <w:keepNext w:val="false"/>
               <w:spacing w:after="40" w:before="0"/>
               <w:jc w:val="left"/>
             </w:pPr>
@@ -19979,6 +20396,7 @@
           </w:tcPr>
           <w:p>
             <w:pPr>
+              <w:keepNext w:val="false"/>
               <w:spacing w:after="40" w:before="0"/>
               <w:jc w:val="left"/>
             </w:pPr>
@@ -20011,6 +20429,7 @@
           </w:tcPr>
           <w:p>
             <w:pPr>
+              <w:keepNext w:val="false"/>
               <w:spacing w:after="40" w:before="0"/>
               <w:jc w:val="left"/>
             </w:pPr>
@@ -20047,7 +20466,7 @@
         </w:rPr>
         <w:t xml:space="preserve">© 2026 SeaVuria and ARES. Aligned with KICD objectives. Developed by SeaVuria; technical implementation by ARES (with AI assistance from Claude). Licensed under </w:t>
       </w:r>
-      <w:hyperlink w:history="1" r:id="rIdjxwt_d6n0ybk_7by9xnno">
+      <w:hyperlink w:history="1" r:id="rIddavwoyn6escmjzzyqh1jr">
         <w:r>
           <w:rPr>
             <w:rFonts w:ascii="Arial" w:cs="Arial" w:eastAsia="Arial" w:hAnsi="Arial"/>
@@ -20068,7 +20487,7 @@
         </w:rPr>
         <w:t xml:space="preserve"> (</w:t>
       </w:r>
-      <w:hyperlink w:history="1" r:id="rIdepsnvpcqid6ojhbmqkcuv">
+      <w:hyperlink w:history="1" r:id="rIdgv71vxdevq-rvh48ilzav">
         <w:r>
           <w:rPr>
             <w:rFonts w:ascii="Arial" w:cs="Arial" w:eastAsia="Arial" w:hAnsi="Arial"/>
@@ -20128,6 +20547,7 @@
           </w:tcPr>
           <w:p>
             <w:pPr>
+              <w:keepNext w:val="false"/>
               <w:spacing w:after="40" w:before="0"/>
               <w:jc w:val="center"/>
             </w:pPr>
@@ -20163,6 +20583,7 @@
           </w:tcPr>
           <w:p>
             <w:pPr>
+              <w:keepNext w:val="false"/>
               <w:spacing w:after="40" w:before="0"/>
               <w:jc w:val="center"/>
             </w:pPr>
@@ -20197,6 +20618,7 @@
           </w:tcPr>
           <w:p>
             <w:pPr>
+              <w:keepNext w:val="false"/>
               <w:spacing w:after="40" w:before="0"/>
               <w:jc w:val="left"/>
             </w:pPr>
@@ -20229,6 +20651,7 @@
           </w:tcPr>
           <w:p>
             <w:pPr>
+              <w:keepNext w:val="false"/>
               <w:spacing w:after="40" w:before="0"/>
               <w:jc w:val="left"/>
             </w:pPr>
@@ -20263,6 +20686,7 @@
           </w:tcPr>
           <w:p>
             <w:pPr>
+              <w:keepNext w:val="false"/>
               <w:spacing w:after="40" w:before="0"/>
               <w:jc w:val="left"/>
             </w:pPr>
@@ -20295,6 +20719,7 @@
           </w:tcPr>
           <w:p>
             <w:pPr>
+              <w:keepNext w:val="false"/>
               <w:spacing w:after="40" w:before="0"/>
               <w:jc w:val="left"/>
             </w:pPr>
@@ -20329,6 +20754,7 @@
           </w:tcPr>
           <w:p>
             <w:pPr>
+              <w:keepNext w:val="false"/>
               <w:spacing w:after="40" w:before="0"/>
               <w:jc w:val="left"/>
             </w:pPr>
@@ -20456,6 +20882,7 @@
           </w:tcPr>
           <w:p>
             <w:pPr>
+              <w:keepNext w:val="false"/>
               <w:spacing w:after="40" w:before="0"/>
               <w:jc w:val="left"/>
             </w:pPr>
@@ -20583,6 +21010,7 @@
           </w:tcPr>
           <w:p>
             <w:pPr>
+              <w:keepNext w:val="false"/>
               <w:spacing w:after="40" w:before="0"/>
               <w:jc w:val="left"/>
             </w:pPr>
@@ -20690,6 +21118,7 @@
           </w:tcPr>
           <w:p>
             <w:pPr>
+              <w:keepNext w:val="false"/>
               <w:spacing w:after="40" w:before="0"/>
               <w:jc w:val="left"/>
             </w:pPr>
@@ -20722,6 +21151,7 @@
           </w:tcPr>
           <w:p>
             <w:pPr>
+              <w:keepNext w:val="false"/>
               <w:spacing w:after="40" w:before="0"/>
               <w:jc w:val="left"/>
             </w:pPr>
@@ -20756,6 +21186,7 @@
           </w:tcPr>
           <w:p>
             <w:pPr>
+              <w:keepNext w:val="false"/>
               <w:spacing w:after="40" w:before="0"/>
               <w:jc w:val="left"/>
             </w:pPr>
@@ -20788,6 +21219,7 @@
           </w:tcPr>
           <w:p>
             <w:pPr>
+              <w:keepNext w:val="false"/>
               <w:spacing w:after="40" w:before="0"/>
               <w:jc w:val="left"/>
             </w:pPr>
@@ -20822,6 +21254,7 @@
           </w:tcPr>
           <w:p>
             <w:pPr>
+              <w:keepNext w:val="false"/>
               <w:spacing w:after="40" w:before="0"/>
               <w:jc w:val="left"/>
             </w:pPr>
@@ -20854,6 +21287,7 @@
           </w:tcPr>
           <w:p>
             <w:pPr>
+              <w:keepNext w:val="false"/>
               <w:spacing w:after="40" w:before="0"/>
               <w:jc w:val="left"/>
             </w:pPr>
@@ -20913,6 +21347,7 @@
           </w:tcPr>
           <w:p>
             <w:pPr>
+              <w:keepNext w:val="false"/>
               <w:spacing w:after="40" w:before="0"/>
               <w:jc w:val="center"/>
             </w:pPr>
@@ -20947,6 +21382,7 @@
           </w:tcPr>
           <w:p>
             <w:pPr>
+              <w:keepNext w:val="false"/>
               <w:spacing w:after="40" w:before="0"/>
               <w:jc w:val="left"/>
             </w:pPr>
@@ -20966,6 +21402,7 @@
           </w:p>
           <w:p>
             <w:pPr>
+              <w:keepNext w:val="false"/>
               <w:spacing w:after="40" w:before="0"/>
               <w:jc w:val="left"/>
             </w:pPr>
@@ -20985,6 +21422,7 @@
           </w:p>
           <w:p>
             <w:pPr>
+              <w:keepNext w:val="false"/>
               <w:spacing w:after="40" w:before="0"/>
               <w:jc w:val="left"/>
             </w:pPr>
@@ -21004,6 +21442,7 @@
           </w:p>
           <w:p>
             <w:pPr>
+              <w:keepNext w:val="false"/>
               <w:spacing w:after="40" w:before="0"/>
               <w:jc w:val="left"/>
             </w:pPr>
@@ -21023,6 +21462,7 @@
           </w:p>
           <w:p>
             <w:pPr>
+              <w:keepNext w:val="false"/>
               <w:spacing w:after="40" w:before="0"/>
               <w:jc w:val="left"/>
             </w:pPr>
@@ -21087,6 +21527,7 @@
           </w:tcPr>
           <w:p>
             <w:pPr>
+              <w:keepNext w:val="false"/>
               <w:spacing w:after="40" w:before="0"/>
               <w:jc w:val="center"/>
             </w:pPr>
@@ -21121,6 +21562,7 @@
           </w:tcPr>
           <w:p>
             <w:pPr>
+              <w:keepNext w:val="false"/>
               <w:spacing w:after="40" w:before="0"/>
               <w:jc w:val="left"/>
             </w:pPr>
@@ -21153,6 +21595,7 @@
           </w:tcPr>
           <w:p>
             <w:pPr>
+              <w:keepNext w:val="false"/>
               <w:spacing w:after="40" w:before="0"/>
               <w:jc w:val="left"/>
             </w:pPr>
@@ -21185,6 +21628,7 @@
           </w:tcPr>
           <w:p>
             <w:pPr>
+              <w:keepNext w:val="false"/>
               <w:spacing w:after="40" w:before="0"/>
               <w:jc w:val="left"/>
             </w:pPr>
@@ -21217,6 +21661,7 @@
           </w:tcPr>
           <w:p>
             <w:pPr>
+              <w:keepNext w:val="false"/>
               <w:spacing w:after="40" w:before="0"/>
               <w:jc w:val="left"/>
             </w:pPr>
@@ -21249,6 +21694,7 @@
           </w:tcPr>
           <w:p>
             <w:pPr>
+              <w:keepNext w:val="false"/>
               <w:spacing w:after="40" w:before="0"/>
               <w:jc w:val="left"/>
             </w:pPr>
@@ -21283,6 +21729,7 @@
           </w:tcPr>
           <w:p>
             <w:pPr>
+              <w:keepNext w:val="false"/>
               <w:spacing w:after="40" w:before="0"/>
               <w:jc w:val="left"/>
             </w:pPr>
@@ -21320,7 +21767,7 @@
             <w:pPr>
               <w:spacing w:after="20" w:before="0"/>
             </w:pPr>
-            <w:hyperlink w:history="1" r:id="rIdiqvgnqsg5akn0r7pqowaq">
+            <w:hyperlink w:history="1" r:id="rIdcukrbng7ycddhfctn1rjz">
               <w:r>
                 <w:rPr>
                   <w:rFonts w:ascii="Arial" w:cs="Arial" w:eastAsia="Arial" w:hAnsi="Arial"/>
@@ -21369,7 +21816,7 @@
               <w:spacing w:after="10" w:before="0"/>
               <w:ind w:left="120"/>
             </w:pPr>
-            <w:hyperlink w:history="1" r:id="rIdphwjse6py2lu-fvvj21-n">
+            <w:hyperlink w:history="1" r:id="rIdojhbqf-6snap4--mao_ga">
               <w:r>
                 <w:rPr>
                   <w:rFonts w:ascii="Arial" w:cs="Arial" w:eastAsia="Arial" w:hAnsi="Arial"/>
@@ -21414,7 +21861,7 @@
             <w:pPr>
               <w:spacing w:after="20" w:before="0"/>
             </w:pPr>
-            <w:hyperlink w:history="1" r:id="rIdjczzq0pil6vu2vr5jfq9v">
+            <w:hyperlink w:history="1" r:id="rIdw-af3c1ndaa5aufyjykrq">
               <w:r>
                 <w:rPr>
                   <w:rFonts w:ascii="Arial" w:cs="Arial" w:eastAsia="Arial" w:hAnsi="Arial"/>
@@ -21447,7 +21894,7 @@
               <w:spacing w:after="10" w:before="0"/>
               <w:ind w:left="120"/>
             </w:pPr>
-            <w:hyperlink w:history="1" r:id="rIdkwfmwll4yoazktlgp7-uc">
+            <w:hyperlink w:history="1" r:id="rIdm5xj83edqvz8pblinokg8">
               <w:r>
                 <w:rPr>
                   <w:rFonts w:ascii="Arial" w:cs="Arial" w:eastAsia="Arial" w:hAnsi="Arial"/>
@@ -21475,6 +21922,7 @@
           </w:tcPr>
           <w:p>
             <w:pPr>
+              <w:keepNext w:val="false"/>
               <w:spacing w:after="40" w:before="0"/>
               <w:jc w:val="left"/>
             </w:pPr>
@@ -21507,6 +21955,7 @@
           </w:tcPr>
           <w:p>
             <w:pPr>
+              <w:keepNext w:val="false"/>
               <w:spacing w:after="40" w:before="0"/>
               <w:jc w:val="left"/>
             </w:pPr>
@@ -21539,6 +21988,7 @@
           </w:tcPr>
           <w:p>
             <w:pPr>
+              <w:keepNext w:val="false"/>
               <w:spacing w:after="40" w:before="0"/>
               <w:jc w:val="left"/>
             </w:pPr>
@@ -21571,6 +22021,7 @@
           </w:tcPr>
           <w:p>
             <w:pPr>
+              <w:keepNext w:val="false"/>
               <w:spacing w:after="40" w:before="0"/>
               <w:jc w:val="left"/>
             </w:pPr>
@@ -21605,6 +22056,7 @@
           </w:tcPr>
           <w:p>
             <w:pPr>
+              <w:keepNext w:val="false"/>
               <w:spacing w:after="40" w:before="0"/>
               <w:jc w:val="left"/>
             </w:pPr>
@@ -21642,7 +22094,7 @@
             <w:pPr>
               <w:spacing w:after="20" w:before="0"/>
             </w:pPr>
-            <w:hyperlink w:history="1" r:id="rId9itm-soax5mwmlutptidm">
+            <w:hyperlink w:history="1" r:id="rIdnuk2cu0oqzey5h78jiqyd">
               <w:r>
                 <w:rPr>
                   <w:rFonts w:ascii="Arial" w:cs="Arial" w:eastAsia="Arial" w:hAnsi="Arial"/>
@@ -21691,7 +22143,7 @@
               <w:spacing w:after="10" w:before="0"/>
               <w:ind w:left="120"/>
             </w:pPr>
-            <w:hyperlink w:history="1" r:id="rId0qiwtjncoyof6nsrno1xy">
+            <w:hyperlink w:history="1" r:id="rIdyfcvspsl7cn56yvsoue-8">
               <w:r>
                 <w:rPr>
                   <w:rFonts w:ascii="Arial" w:cs="Arial" w:eastAsia="Arial" w:hAnsi="Arial"/>
@@ -21736,7 +22188,7 @@
             <w:pPr>
               <w:spacing w:after="20" w:before="0"/>
             </w:pPr>
-            <w:hyperlink w:history="1" r:id="rId9zhoxju5wt6e3ge2td7wz">
+            <w:hyperlink w:history="1" r:id="rIdcnq2fnxp677lhi2joldp8">
               <w:r>
                 <w:rPr>
                   <w:rFonts w:ascii="Arial" w:cs="Arial" w:eastAsia="Arial" w:hAnsi="Arial"/>
@@ -21769,7 +22221,7 @@
               <w:spacing w:after="10" w:before="0"/>
               <w:ind w:left="120"/>
             </w:pPr>
-            <w:hyperlink w:history="1" r:id="rId8gyrl7loe8lli20o6nnsj">
+            <w:hyperlink w:history="1" r:id="rIdlboqkf86qc0jkw-gss_di">
               <w:r>
                 <w:rPr>
                   <w:rFonts w:ascii="Arial" w:cs="Arial" w:eastAsia="Arial" w:hAnsi="Arial"/>
@@ -21797,6 +22249,7 @@
           </w:tcPr>
           <w:p>
             <w:pPr>
+              <w:keepNext w:val="false"/>
               <w:spacing w:after="40" w:before="0"/>
               <w:jc w:val="left"/>
             </w:pPr>
@@ -21829,6 +22282,7 @@
           </w:tcPr>
           <w:p>
             <w:pPr>
+              <w:keepNext w:val="false"/>
               <w:spacing w:after="40" w:before="0"/>
               <w:jc w:val="left"/>
             </w:pPr>
@@ -21861,6 +22315,7 @@
           </w:tcPr>
           <w:p>
             <w:pPr>
+              <w:keepNext w:val="false"/>
               <w:spacing w:after="40" w:before="0"/>
               <w:jc w:val="left"/>
             </w:pPr>
@@ -21893,6 +22348,7 @@
           </w:tcPr>
           <w:p>
             <w:pPr>
+              <w:keepNext w:val="false"/>
               <w:spacing w:after="40" w:before="0"/>
               <w:jc w:val="left"/>
             </w:pPr>
@@ -21927,6 +22383,7 @@
           </w:tcPr>
           <w:p>
             <w:pPr>
+              <w:keepNext w:val="false"/>
               <w:spacing w:after="40" w:before="0"/>
               <w:jc w:val="left"/>
             </w:pPr>
@@ -21964,7 +22421,7 @@
             <w:pPr>
               <w:spacing w:after="20" w:before="0"/>
             </w:pPr>
-            <w:hyperlink w:history="1" r:id="rIdlwy66ygwyh108k84udi9p">
+            <w:hyperlink w:history="1" r:id="rId38asmixxcjgddwbavnbjc">
               <w:r>
                 <w:rPr>
                   <w:rFonts w:ascii="Arial" w:cs="Arial" w:eastAsia="Arial" w:hAnsi="Arial"/>
@@ -22013,7 +22470,7 @@
               <w:spacing w:after="10" w:before="0"/>
               <w:ind w:left="120"/>
             </w:pPr>
-            <w:hyperlink w:history="1" r:id="rId6ulgxncqbcbfyceygdvib">
+            <w:hyperlink w:history="1" r:id="rIdmjbidekajwvuobc6tv2s4">
               <w:r>
                 <w:rPr>
                   <w:rFonts w:ascii="Arial" w:cs="Arial" w:eastAsia="Arial" w:hAnsi="Arial"/>
@@ -22058,7 +22515,7 @@
             <w:pPr>
               <w:spacing w:after="20" w:before="0"/>
             </w:pPr>
-            <w:hyperlink w:history="1" r:id="rIdiww4dbpy3ddr2rfq28ruw">
+            <w:hyperlink w:history="1" r:id="rIdqcy4x7qy2n60oolrwxti_">
               <w:r>
                 <w:rPr>
                   <w:rFonts w:ascii="Arial" w:cs="Arial" w:eastAsia="Arial" w:hAnsi="Arial"/>
@@ -22107,7 +22564,7 @@
               <w:spacing w:after="10" w:before="0"/>
               <w:ind w:left="120"/>
             </w:pPr>
-            <w:hyperlink w:history="1" r:id="rIddq_yw2e4j3acelulf8yrb">
+            <w:hyperlink w:history="1" r:id="rIdv1ysfcc_pw_rj4xf0y0mg">
               <w:r>
                 <w:rPr>
                   <w:rFonts w:ascii="Arial" w:cs="Arial" w:eastAsia="Arial" w:hAnsi="Arial"/>
@@ -22135,6 +22592,7 @@
           </w:tcPr>
           <w:p>
             <w:pPr>
+              <w:keepNext w:val="false"/>
               <w:spacing w:after="40" w:before="0"/>
               <w:jc w:val="left"/>
             </w:pPr>
@@ -22167,6 +22625,7 @@
           </w:tcPr>
           <w:p>
             <w:pPr>
+              <w:keepNext w:val="false"/>
               <w:spacing w:after="40" w:before="0"/>
               <w:jc w:val="left"/>
             </w:pPr>
@@ -22199,6 +22658,7 @@
           </w:tcPr>
           <w:p>
             <w:pPr>
+              <w:keepNext w:val="false"/>
               <w:spacing w:after="40" w:before="0"/>
               <w:jc w:val="left"/>
             </w:pPr>
@@ -22231,6 +22691,7 @@
           </w:tcPr>
           <w:p>
             <w:pPr>
+              <w:keepNext w:val="false"/>
               <w:spacing w:after="40" w:before="0"/>
               <w:jc w:val="left"/>
             </w:pPr>
@@ -22265,6 +22726,7 @@
           </w:tcPr>
           <w:p>
             <w:pPr>
+              <w:keepNext w:val="false"/>
               <w:spacing w:after="40" w:before="0"/>
               <w:jc w:val="left"/>
             </w:pPr>
@@ -22302,7 +22764,7 @@
             <w:pPr>
               <w:spacing w:after="20" w:before="0"/>
             </w:pPr>
-            <w:hyperlink w:history="1" r:id="rIdnjnywqylcmbkpcljnn2jm">
+            <w:hyperlink w:history="1" r:id="rId4gp9i0y6ti5vrr2rnletv">
               <w:r>
                 <w:rPr>
                   <w:rFonts w:ascii="Arial" w:cs="Arial" w:eastAsia="Arial" w:hAnsi="Arial"/>
@@ -22351,7 +22813,7 @@
               <w:spacing w:after="10" w:before="0"/>
               <w:ind w:left="120"/>
             </w:pPr>
-            <w:hyperlink w:history="1" r:id="rId2tkp16dacy1nz6ojlzwbe">
+            <w:hyperlink w:history="1" r:id="rIdhdnwnnsfrwlfutcmxzfj9">
               <w:r>
                 <w:rPr>
                   <w:rFonts w:ascii="Arial" w:cs="Arial" w:eastAsia="Arial" w:hAnsi="Arial"/>
@@ -22396,7 +22858,7 @@
             <w:pPr>
               <w:spacing w:after="20" w:before="0"/>
             </w:pPr>
-            <w:hyperlink w:history="1" r:id="rId_ro1vkvukjoxmp4kqia4f">
+            <w:hyperlink w:history="1" r:id="rIdqeou4sxuzapemny8xelkc">
               <w:r>
                 <w:rPr>
                   <w:rFonts w:ascii="Arial" w:cs="Arial" w:eastAsia="Arial" w:hAnsi="Arial"/>
@@ -22445,7 +22907,7 @@
               <w:spacing w:after="10" w:before="0"/>
               <w:ind w:left="120"/>
             </w:pPr>
-            <w:hyperlink w:history="1" r:id="rIdbuxknla-p6xclukwm5r72">
+            <w:hyperlink w:history="1" r:id="rIdycbtj_nnjks3gnxtddqpb">
               <w:r>
                 <w:rPr>
                   <w:rFonts w:ascii="Arial" w:cs="Arial" w:eastAsia="Arial" w:hAnsi="Arial"/>
@@ -22473,6 +22935,7 @@
           </w:tcPr>
           <w:p>
             <w:pPr>
+              <w:keepNext w:val="false"/>
               <w:spacing w:after="40" w:before="0"/>
               <w:jc w:val="left"/>
             </w:pPr>
@@ -22505,6 +22968,7 @@
           </w:tcPr>
           <w:p>
             <w:pPr>
+              <w:keepNext w:val="false"/>
               <w:spacing w:after="40" w:before="0"/>
               <w:jc w:val="left"/>
             </w:pPr>
@@ -22537,6 +23001,7 @@
           </w:tcPr>
           <w:p>
             <w:pPr>
+              <w:keepNext w:val="false"/>
               <w:spacing w:after="40" w:before="0"/>
               <w:jc w:val="left"/>
             </w:pPr>
@@ -22569,6 +23034,7 @@
           </w:tcPr>
           <w:p>
             <w:pPr>
+              <w:keepNext w:val="false"/>
               <w:spacing w:after="40" w:before="0"/>
               <w:jc w:val="left"/>
             </w:pPr>
@@ -22603,6 +23069,7 @@
           </w:tcPr>
           <w:p>
             <w:pPr>
+              <w:keepNext w:val="false"/>
               <w:spacing w:after="40" w:before="0"/>
               <w:jc w:val="left"/>
             </w:pPr>
@@ -22640,7 +23107,7 @@
             <w:pPr>
               <w:spacing w:after="20" w:before="0"/>
             </w:pPr>
-            <w:hyperlink w:history="1" r:id="rIdazfkcvpfz0tdbbfi_b-gw">
+            <w:hyperlink w:history="1" r:id="rIduismyeg7wy9fj-5jg-itt">
               <w:r>
                 <w:rPr>
                   <w:rFonts w:ascii="Arial" w:cs="Arial" w:eastAsia="Arial" w:hAnsi="Arial"/>
@@ -22689,7 +23156,7 @@
               <w:spacing w:after="10" w:before="0"/>
               <w:ind w:left="120"/>
             </w:pPr>
-            <w:hyperlink w:history="1" r:id="rIdi7bta3f_qkkmwcomtfors">
+            <w:hyperlink w:history="1" r:id="rIdl1vnqrzowh1ydz3qtw7b8">
               <w:r>
                 <w:rPr>
                   <w:rFonts w:ascii="Arial" w:cs="Arial" w:eastAsia="Arial" w:hAnsi="Arial"/>
@@ -22734,7 +23201,7 @@
             <w:pPr>
               <w:spacing w:after="20" w:before="0"/>
             </w:pPr>
-            <w:hyperlink w:history="1" r:id="rIdj1wknjhzncbmjxyg0k8ql">
+            <w:hyperlink w:history="1" r:id="rIdaiyadg7k25inlpaow-zod">
               <w:r>
                 <w:rPr>
                   <w:rFonts w:ascii="Arial" w:cs="Arial" w:eastAsia="Arial" w:hAnsi="Arial"/>
@@ -22783,7 +23250,7 @@
               <w:spacing w:after="10" w:before="0"/>
               <w:ind w:left="120"/>
             </w:pPr>
-            <w:hyperlink w:history="1" r:id="rIdztkhlcfeebcfsgjvy0uv4">
+            <w:hyperlink w:history="1" r:id="rIdif_tvg0wf_ogi-otghdme">
               <w:r>
                 <w:rPr>
                   <w:rFonts w:ascii="Arial" w:cs="Arial" w:eastAsia="Arial" w:hAnsi="Arial"/>
@@ -22811,6 +23278,7 @@
           </w:tcPr>
           <w:p>
             <w:pPr>
+              <w:keepNext w:val="false"/>
               <w:spacing w:after="40" w:before="0"/>
               <w:jc w:val="left"/>
             </w:pPr>
@@ -22843,6 +23311,7 @@
           </w:tcPr>
           <w:p>
             <w:pPr>
+              <w:keepNext w:val="false"/>
               <w:spacing w:after="40" w:before="0"/>
               <w:jc w:val="left"/>
             </w:pPr>
@@ -22875,6 +23344,7 @@
           </w:tcPr>
           <w:p>
             <w:pPr>
+              <w:keepNext w:val="false"/>
               <w:spacing w:after="40" w:before="0"/>
               <w:jc w:val="left"/>
             </w:pPr>
@@ -22907,6 +23377,7 @@
           </w:tcPr>
           <w:p>
             <w:pPr>
+              <w:keepNext w:val="false"/>
               <w:spacing w:after="40" w:before="0"/>
               <w:jc w:val="left"/>
             </w:pPr>
@@ -22966,6 +23437,7 @@
           </w:tcPr>
           <w:p>
             <w:pPr>
+              <w:keepNext w:val="false"/>
               <w:spacing w:after="40" w:before="0"/>
               <w:jc w:val="center"/>
             </w:pPr>
@@ -23000,6 +23472,7 @@
           </w:tcPr>
           <w:p>
             <w:pPr>
+              <w:keepNext w:val="false"/>
               <w:spacing w:after="40" w:before="0"/>
               <w:jc w:val="left"/>
             </w:pPr>
@@ -23061,6 +23534,7 @@
           </w:tcPr>
           <w:p>
             <w:pPr>
+              <w:keepNext w:val="false"/>
               <w:spacing w:after="40" w:before="0"/>
               <w:jc w:val="center"/>
             </w:pPr>
@@ -23095,6 +23569,7 @@
           </w:tcPr>
           <w:p>
             <w:pPr>
+              <w:keepNext w:val="false"/>
               <w:spacing w:after="40" w:before="0"/>
               <w:jc w:val="left"/>
             </w:pPr>
@@ -23127,6 +23602,7 @@
           </w:tcPr>
           <w:p>
             <w:pPr>
+              <w:keepNext w:val="false"/>
               <w:spacing w:after="40" w:before="0"/>
               <w:jc w:val="left"/>
             </w:pPr>
@@ -23161,6 +23637,7 @@
           </w:tcPr>
           <w:p>
             <w:pPr>
+              <w:keepNext w:val="false"/>
               <w:spacing w:after="40" w:before="0"/>
               <w:jc w:val="left"/>
             </w:pPr>
@@ -23193,6 +23670,7 @@
           </w:tcPr>
           <w:p>
             <w:pPr>
+              <w:keepNext w:val="false"/>
               <w:spacing w:after="40" w:before="0"/>
               <w:jc w:val="left"/>
             </w:pPr>
@@ -23227,6 +23705,7 @@
           </w:tcPr>
           <w:p>
             <w:pPr>
+              <w:keepNext w:val="false"/>
               <w:spacing w:after="40" w:before="0"/>
               <w:jc w:val="left"/>
             </w:pPr>
@@ -23259,6 +23738,7 @@
           </w:tcPr>
           <w:p>
             <w:pPr>
+              <w:keepNext w:val="false"/>
               <w:spacing w:after="40" w:before="0"/>
               <w:jc w:val="left"/>
             </w:pPr>
@@ -23295,7 +23775,7 @@
         </w:rPr>
         <w:t xml:space="preserve">© 2026 SeaVuria and ARES. Aligned with KICD objectives. Developed by SeaVuria; technical implementation by ARES (with AI assistance from Claude). Licensed under </w:t>
       </w:r>
-      <w:hyperlink w:history="1" r:id="rIdayhvadba_rn9dpmng5w7k">
+      <w:hyperlink w:history="1" r:id="rIdgu-nnnoj8trjgnd7-dfz2">
         <w:r>
           <w:rPr>
             <w:rFonts w:ascii="Arial" w:cs="Arial" w:eastAsia="Arial" w:hAnsi="Arial"/>
@@ -23316,7 +23796,7 @@
         </w:rPr>
         <w:t xml:space="preserve"> (</w:t>
       </w:r>
-      <w:hyperlink w:history="1" r:id="rIduisobi1f6b2vnsshbw6pc">
+      <w:hyperlink w:history="1" r:id="rIdu7m87c094dwjkoattsh5r">
         <w:r>
           <w:rPr>
             <w:rFonts w:ascii="Arial" w:cs="Arial" w:eastAsia="Arial" w:hAnsi="Arial"/>
@@ -23376,6 +23856,7 @@
           </w:tcPr>
           <w:p>
             <w:pPr>
+              <w:keepNext w:val="false"/>
               <w:spacing w:after="40" w:before="0"/>
               <w:jc w:val="center"/>
             </w:pPr>
@@ -23411,6 +23892,7 @@
           </w:tcPr>
           <w:p>
             <w:pPr>
+              <w:keepNext w:val="false"/>
               <w:spacing w:after="40" w:before="0"/>
               <w:jc w:val="center"/>
             </w:pPr>
@@ -23445,6 +23927,7 @@
           </w:tcPr>
           <w:p>
             <w:pPr>
+              <w:keepNext w:val="false"/>
               <w:spacing w:after="40" w:before="0"/>
               <w:jc w:val="left"/>
             </w:pPr>
@@ -23477,6 +23960,7 @@
           </w:tcPr>
           <w:p>
             <w:pPr>
+              <w:keepNext w:val="false"/>
               <w:spacing w:after="40" w:before="0"/>
               <w:jc w:val="left"/>
             </w:pPr>
@@ -23511,6 +23995,7 @@
           </w:tcPr>
           <w:p>
             <w:pPr>
+              <w:keepNext w:val="false"/>
               <w:spacing w:after="40" w:before="0"/>
               <w:jc w:val="left"/>
             </w:pPr>
@@ -23543,6 +24028,7 @@
           </w:tcPr>
           <w:p>
             <w:pPr>
+              <w:keepNext w:val="false"/>
               <w:spacing w:after="40" w:before="0"/>
               <w:jc w:val="left"/>
             </w:pPr>
@@ -23577,6 +24063,7 @@
           </w:tcPr>
           <w:p>
             <w:pPr>
+              <w:keepNext w:val="false"/>
               <w:spacing w:after="40" w:before="0"/>
               <w:jc w:val="left"/>
             </w:pPr>
@@ -23704,6 +24191,7 @@
           </w:tcPr>
           <w:p>
             <w:pPr>
+              <w:keepNext w:val="false"/>
               <w:spacing w:after="40" w:before="0"/>
               <w:jc w:val="left"/>
             </w:pPr>
@@ -23811,6 +24299,7 @@
           </w:tcPr>
           <w:p>
             <w:pPr>
+              <w:keepNext w:val="false"/>
               <w:spacing w:after="40" w:before="0"/>
               <w:jc w:val="left"/>
             </w:pPr>
@@ -23898,6 +24387,7 @@
           </w:tcPr>
           <w:p>
             <w:pPr>
+              <w:keepNext w:val="false"/>
               <w:spacing w:after="40" w:before="0"/>
               <w:jc w:val="left"/>
             </w:pPr>
@@ -23930,6 +24420,7 @@
           </w:tcPr>
           <w:p>
             <w:pPr>
+              <w:keepNext w:val="false"/>
               <w:spacing w:after="40" w:before="0"/>
               <w:jc w:val="left"/>
             </w:pPr>
@@ -23964,6 +24455,7 @@
           </w:tcPr>
           <w:p>
             <w:pPr>
+              <w:keepNext w:val="false"/>
               <w:spacing w:after="40" w:before="0"/>
               <w:jc w:val="left"/>
             </w:pPr>
@@ -23996,6 +24488,7 @@
           </w:tcPr>
           <w:p>
             <w:pPr>
+              <w:keepNext w:val="false"/>
               <w:spacing w:after="40" w:before="0"/>
               <w:jc w:val="left"/>
             </w:pPr>
@@ -24030,6 +24523,7 @@
           </w:tcPr>
           <w:p>
             <w:pPr>
+              <w:keepNext w:val="false"/>
               <w:spacing w:after="40" w:before="0"/>
               <w:jc w:val="left"/>
             </w:pPr>
@@ -24062,6 +24556,7 @@
           </w:tcPr>
           <w:p>
             <w:pPr>
+              <w:keepNext w:val="false"/>
               <w:spacing w:after="40" w:before="0"/>
               <w:jc w:val="left"/>
             </w:pPr>
@@ -24121,6 +24616,7 @@
           </w:tcPr>
           <w:p>
             <w:pPr>
+              <w:keepNext w:val="false"/>
               <w:spacing w:after="40" w:before="0"/>
               <w:jc w:val="center"/>
             </w:pPr>
@@ -24155,6 +24651,7 @@
           </w:tcPr>
           <w:p>
             <w:pPr>
+              <w:keepNext w:val="false"/>
               <w:spacing w:after="40" w:before="0"/>
               <w:jc w:val="left"/>
             </w:pPr>
@@ -24174,6 +24671,7 @@
           </w:p>
           <w:p>
             <w:pPr>
+              <w:keepNext w:val="false"/>
               <w:spacing w:after="40" w:before="0"/>
               <w:jc w:val="left"/>
             </w:pPr>
@@ -24193,6 +24691,7 @@
           </w:p>
           <w:p>
             <w:pPr>
+              <w:keepNext w:val="false"/>
               <w:spacing w:after="40" w:before="0"/>
               <w:jc w:val="left"/>
             </w:pPr>
@@ -24212,6 +24711,7 @@
           </w:p>
           <w:p>
             <w:pPr>
+              <w:keepNext w:val="false"/>
               <w:spacing w:after="40" w:before="0"/>
               <w:jc w:val="left"/>
             </w:pPr>
@@ -24231,6 +24731,7 @@
           </w:p>
           <w:p>
             <w:pPr>
+              <w:keepNext w:val="false"/>
               <w:spacing w:after="40" w:before="0"/>
               <w:jc w:val="left"/>
             </w:pPr>
@@ -24295,6 +24796,7 @@
           </w:tcPr>
           <w:p>
             <w:pPr>
+              <w:keepNext w:val="false"/>
               <w:spacing w:after="40" w:before="0"/>
               <w:jc w:val="center"/>
             </w:pPr>
@@ -24329,6 +24831,7 @@
           </w:tcPr>
           <w:p>
             <w:pPr>
+              <w:keepNext w:val="false"/>
               <w:spacing w:after="40" w:before="0"/>
               <w:jc w:val="left"/>
             </w:pPr>
@@ -24361,6 +24864,7 @@
           </w:tcPr>
           <w:p>
             <w:pPr>
+              <w:keepNext w:val="false"/>
               <w:spacing w:after="40" w:before="0"/>
               <w:jc w:val="left"/>
             </w:pPr>
@@ -24393,6 +24897,7 @@
           </w:tcPr>
           <w:p>
             <w:pPr>
+              <w:keepNext w:val="false"/>
               <w:spacing w:after="40" w:before="0"/>
               <w:jc w:val="left"/>
             </w:pPr>
@@ -24425,6 +24930,7 @@
           </w:tcPr>
           <w:p>
             <w:pPr>
+              <w:keepNext w:val="false"/>
               <w:spacing w:after="40" w:before="0"/>
               <w:jc w:val="left"/>
             </w:pPr>
@@ -24457,6 +24963,7 @@
           </w:tcPr>
           <w:p>
             <w:pPr>
+              <w:keepNext w:val="false"/>
               <w:spacing w:after="40" w:before="0"/>
               <w:jc w:val="left"/>
             </w:pPr>
@@ -24491,6 +24998,7 @@
           </w:tcPr>
           <w:p>
             <w:pPr>
+              <w:keepNext w:val="false"/>
               <w:spacing w:after="40" w:before="0"/>
               <w:jc w:val="left"/>
             </w:pPr>
@@ -24528,7 +25036,7 @@
             <w:pPr>
               <w:spacing w:after="20" w:before="0"/>
             </w:pPr>
-            <w:hyperlink w:history="1" r:id="rId0nw8gtei8vnxxd-6qla_i">
+            <w:hyperlink w:history="1" r:id="rIdoxb2wrryqcip1jtrcya6o">
               <w:r>
                 <w:rPr>
                   <w:rFonts w:ascii="Arial" w:cs="Arial" w:eastAsia="Arial" w:hAnsi="Arial"/>
@@ -24561,7 +25069,7 @@
               <w:spacing w:after="10" w:before="0"/>
               <w:ind w:left="120"/>
             </w:pPr>
-            <w:hyperlink w:history="1" r:id="rIdcggjmeyikkhxzi2wn6iuc">
+            <w:hyperlink w:history="1" r:id="rIdtwxch6diz2crz6ufiumhy">
               <w:r>
                 <w:rPr>
                   <w:rFonts w:ascii="Arial" w:cs="Arial" w:eastAsia="Arial" w:hAnsi="Arial"/>
@@ -24606,7 +25114,7 @@
             <w:pPr>
               <w:spacing w:after="20" w:before="0"/>
             </w:pPr>
-            <w:hyperlink w:history="1" r:id="rIdu6v67dh_vo3h6t2krpkyu">
+            <w:hyperlink w:history="1" r:id="rIdmefoxaghwlmigei4pmysx">
               <w:r>
                 <w:rPr>
                   <w:rFonts w:ascii="Arial" w:cs="Arial" w:eastAsia="Arial" w:hAnsi="Arial"/>
@@ -24639,7 +25147,7 @@
               <w:spacing w:after="10" w:before="0"/>
               <w:ind w:left="120"/>
             </w:pPr>
-            <w:hyperlink w:history="1" r:id="rIdxq3vodwlbopo1rrtj55d4">
+            <w:hyperlink w:history="1" r:id="rIdq--rqdghu8cbjky-dcclo">
               <w:r>
                 <w:rPr>
                   <w:rFonts w:ascii="Arial" w:cs="Arial" w:eastAsia="Arial" w:hAnsi="Arial"/>
@@ -24667,6 +25175,7 @@
           </w:tcPr>
           <w:p>
             <w:pPr>
+              <w:keepNext w:val="false"/>
               <w:spacing w:after="40" w:before="0"/>
               <w:jc w:val="left"/>
             </w:pPr>
@@ -24699,6 +25208,7 @@
           </w:tcPr>
           <w:p>
             <w:pPr>
+              <w:keepNext w:val="false"/>
               <w:spacing w:after="40" w:before="0"/>
               <w:jc w:val="left"/>
             </w:pPr>
@@ -24731,6 +25241,7 @@
           </w:tcPr>
           <w:p>
             <w:pPr>
+              <w:keepNext w:val="false"/>
               <w:spacing w:after="40" w:before="0"/>
               <w:jc w:val="left"/>
             </w:pPr>
@@ -24763,6 +25274,7 @@
           </w:tcPr>
           <w:p>
             <w:pPr>
+              <w:keepNext w:val="false"/>
               <w:spacing w:after="40" w:before="0"/>
               <w:jc w:val="left"/>
             </w:pPr>
@@ -24797,6 +25309,7 @@
           </w:tcPr>
           <w:p>
             <w:pPr>
+              <w:keepNext w:val="false"/>
               <w:spacing w:after="40" w:before="0"/>
               <w:jc w:val="left"/>
             </w:pPr>
@@ -24834,7 +25347,7 @@
             <w:pPr>
               <w:spacing w:after="20" w:before="0"/>
             </w:pPr>
-            <w:hyperlink w:history="1" r:id="rIdj83wjgpo0fcttji_syqwk">
+            <w:hyperlink w:history="1" r:id="rIdor77zkb58gzga3vb6zbf4">
               <w:r>
                 <w:rPr>
                   <w:rFonts w:ascii="Arial" w:cs="Arial" w:eastAsia="Arial" w:hAnsi="Arial"/>
@@ -24867,7 +25380,7 @@
               <w:spacing w:after="10" w:before="0"/>
               <w:ind w:left="120"/>
             </w:pPr>
-            <w:hyperlink w:history="1" r:id="rIdmu9vss9xdlggyl_5twuz4">
+            <w:hyperlink w:history="1" r:id="rIdfqnknpsyxxmw0sdpbvmxq">
               <w:r>
                 <w:rPr>
                   <w:rFonts w:ascii="Arial" w:cs="Arial" w:eastAsia="Arial" w:hAnsi="Arial"/>
@@ -24912,7 +25425,7 @@
             <w:pPr>
               <w:spacing w:after="20" w:before="0"/>
             </w:pPr>
-            <w:hyperlink w:history="1" r:id="rIdg219ds_oj_8-fvyvnfbb7">
+            <w:hyperlink w:history="1" r:id="rIdp6bxe887ir_msgqyeet_x">
               <w:r>
                 <w:rPr>
                   <w:rFonts w:ascii="Arial" w:cs="Arial" w:eastAsia="Arial" w:hAnsi="Arial"/>
@@ -24945,7 +25458,7 @@
               <w:spacing w:after="10" w:before="0"/>
               <w:ind w:left="120"/>
             </w:pPr>
-            <w:hyperlink w:history="1" r:id="rId2abfbvijrom52arrga8p9">
+            <w:hyperlink w:history="1" r:id="rIdt2twnytznjhagfw7ckowv">
               <w:r>
                 <w:rPr>
                   <w:rFonts w:ascii="Arial" w:cs="Arial" w:eastAsia="Arial" w:hAnsi="Arial"/>
@@ -24973,6 +25486,7 @@
           </w:tcPr>
           <w:p>
             <w:pPr>
+              <w:keepNext w:val="false"/>
               <w:spacing w:after="40" w:before="0"/>
               <w:jc w:val="left"/>
             </w:pPr>
@@ -25005,6 +25519,7 @@
           </w:tcPr>
           <w:p>
             <w:pPr>
+              <w:keepNext w:val="false"/>
               <w:spacing w:after="40" w:before="0"/>
               <w:jc w:val="left"/>
             </w:pPr>
@@ -25037,6 +25552,7 @@
           </w:tcPr>
           <w:p>
             <w:pPr>
+              <w:keepNext w:val="false"/>
               <w:spacing w:after="40" w:before="0"/>
               <w:jc w:val="left"/>
             </w:pPr>
@@ -25069,6 +25585,7 @@
           </w:tcPr>
           <w:p>
             <w:pPr>
+              <w:keepNext w:val="false"/>
               <w:spacing w:after="40" w:before="0"/>
               <w:jc w:val="left"/>
             </w:pPr>
@@ -25103,6 +25620,7 @@
           </w:tcPr>
           <w:p>
             <w:pPr>
+              <w:keepNext w:val="false"/>
               <w:spacing w:after="40" w:before="0"/>
               <w:jc w:val="left"/>
             </w:pPr>
@@ -25140,7 +25658,7 @@
             <w:pPr>
               <w:spacing w:after="20" w:before="0"/>
             </w:pPr>
-            <w:hyperlink w:history="1" r:id="rIdmugnuwimzfn-3jlujxar_">
+            <w:hyperlink w:history="1" r:id="rIdsqfdcmepixm4n1y30fin-">
               <w:r>
                 <w:rPr>
                   <w:rFonts w:ascii="Arial" w:cs="Arial" w:eastAsia="Arial" w:hAnsi="Arial"/>
@@ -25173,7 +25691,7 @@
               <w:spacing w:after="10" w:before="0"/>
               <w:ind w:left="120"/>
             </w:pPr>
-            <w:hyperlink w:history="1" r:id="rIdisojitcgfiycskqvpoa64">
+            <w:hyperlink w:history="1" r:id="rIdhkzgzcfyiwrytcjlaiwq7">
               <w:r>
                 <w:rPr>
                   <w:rFonts w:ascii="Arial" w:cs="Arial" w:eastAsia="Arial" w:hAnsi="Arial"/>
@@ -25218,7 +25736,7 @@
             <w:pPr>
               <w:spacing w:after="20" w:before="0"/>
             </w:pPr>
-            <w:hyperlink w:history="1" r:id="rIdamijkqwu7zcan5vkxzphn">
+            <w:hyperlink w:history="1" r:id="rIdauhlyh2c05i_oe2qvaags">
               <w:r>
                 <w:rPr>
                   <w:rFonts w:ascii="Arial" w:cs="Arial" w:eastAsia="Arial" w:hAnsi="Arial"/>
@@ -25251,7 +25769,7 @@
               <w:spacing w:after="10" w:before="0"/>
               <w:ind w:left="120"/>
             </w:pPr>
-            <w:hyperlink w:history="1" r:id="rId3q17xmlnvvmsxi7cxt56e">
+            <w:hyperlink w:history="1" r:id="rIdsv9l_lcbxifuz6uxwidom">
               <w:r>
                 <w:rPr>
                   <w:rFonts w:ascii="Arial" w:cs="Arial" w:eastAsia="Arial" w:hAnsi="Arial"/>
@@ -25279,6 +25797,7 @@
           </w:tcPr>
           <w:p>
             <w:pPr>
+              <w:keepNext w:val="false"/>
               <w:spacing w:after="40" w:before="0"/>
               <w:jc w:val="left"/>
             </w:pPr>
@@ -25311,6 +25830,7 @@
           </w:tcPr>
           <w:p>
             <w:pPr>
+              <w:keepNext w:val="false"/>
               <w:spacing w:after="40" w:before="0"/>
               <w:jc w:val="left"/>
             </w:pPr>
@@ -25343,6 +25863,7 @@
           </w:tcPr>
           <w:p>
             <w:pPr>
+              <w:keepNext w:val="false"/>
               <w:spacing w:after="40" w:before="0"/>
               <w:jc w:val="left"/>
             </w:pPr>
@@ -25375,6 +25896,7 @@
           </w:tcPr>
           <w:p>
             <w:pPr>
+              <w:keepNext w:val="false"/>
               <w:spacing w:after="40" w:before="0"/>
               <w:jc w:val="left"/>
             </w:pPr>
@@ -25409,6 +25931,7 @@
           </w:tcPr>
           <w:p>
             <w:pPr>
+              <w:keepNext w:val="false"/>
               <w:spacing w:after="40" w:before="0"/>
               <w:jc w:val="left"/>
             </w:pPr>
@@ -25446,7 +25969,7 @@
             <w:pPr>
               <w:spacing w:after="20" w:before="0"/>
             </w:pPr>
-            <w:hyperlink w:history="1" r:id="rIdtxvs1p__aq6x6xbk0ptji">
+            <w:hyperlink w:history="1" r:id="rId0kz2uoiyo0gztzjboo5qi">
               <w:r>
                 <w:rPr>
                   <w:rFonts w:ascii="Arial" w:cs="Arial" w:eastAsia="Arial" w:hAnsi="Arial"/>
@@ -25479,7 +26002,7 @@
               <w:spacing w:after="10" w:before="0"/>
               <w:ind w:left="120"/>
             </w:pPr>
-            <w:hyperlink w:history="1" r:id="rIdtaf1zierjrkf0pbyczdxf">
+            <w:hyperlink w:history="1" r:id="rIdw9hkyvij0fwmrbstrok29">
               <w:r>
                 <w:rPr>
                   <w:rFonts w:ascii="Arial" w:cs="Arial" w:eastAsia="Arial" w:hAnsi="Arial"/>
@@ -25524,7 +26047,7 @@
             <w:pPr>
               <w:spacing w:after="20" w:before="0"/>
             </w:pPr>
-            <w:hyperlink w:history="1" r:id="rIdoc5mojk9p3yrds0omfqb5">
+            <w:hyperlink w:history="1" r:id="rId00k7isrvfhwucclo86rsn">
               <w:r>
                 <w:rPr>
                   <w:rFonts w:ascii="Arial" w:cs="Arial" w:eastAsia="Arial" w:hAnsi="Arial"/>
@@ -25557,7 +26080,7 @@
               <w:spacing w:after="10" w:before="0"/>
               <w:ind w:left="120"/>
             </w:pPr>
-            <w:hyperlink w:history="1" r:id="rIdccstzqtveyrsy1dt4y5vi">
+            <w:hyperlink w:history="1" r:id="rIdfdlylt8spdd2sx6104ery">
               <w:r>
                 <w:rPr>
                   <w:rFonts w:ascii="Arial" w:cs="Arial" w:eastAsia="Arial" w:hAnsi="Arial"/>
@@ -25585,6 +26108,7 @@
           </w:tcPr>
           <w:p>
             <w:pPr>
+              <w:keepNext w:val="false"/>
               <w:spacing w:after="40" w:before="0"/>
               <w:jc w:val="left"/>
             </w:pPr>
@@ -25617,6 +26141,7 @@
           </w:tcPr>
           <w:p>
             <w:pPr>
+              <w:keepNext w:val="false"/>
               <w:spacing w:after="40" w:before="0"/>
               <w:jc w:val="left"/>
             </w:pPr>
@@ -25649,6 +26174,7 @@
           </w:tcPr>
           <w:p>
             <w:pPr>
+              <w:keepNext w:val="false"/>
               <w:spacing w:after="40" w:before="0"/>
               <w:jc w:val="left"/>
             </w:pPr>
@@ -25681,6 +26207,7 @@
           </w:tcPr>
           <w:p>
             <w:pPr>
+              <w:keepNext w:val="false"/>
               <w:spacing w:after="40" w:before="0"/>
               <w:jc w:val="left"/>
             </w:pPr>
@@ -25715,6 +26242,7 @@
           </w:tcPr>
           <w:p>
             <w:pPr>
+              <w:keepNext w:val="false"/>
               <w:spacing w:after="40" w:before="0"/>
               <w:jc w:val="left"/>
             </w:pPr>
@@ -25752,7 +26280,7 @@
             <w:pPr>
               <w:spacing w:after="20" w:before="0"/>
             </w:pPr>
-            <w:hyperlink w:history="1" r:id="rIdx6tsolierhpdmykp9zgkw">
+            <w:hyperlink w:history="1" r:id="rIdued8t5a5jtrupvqa9m123">
               <w:r>
                 <w:rPr>
                   <w:rFonts w:ascii="Arial" w:cs="Arial" w:eastAsia="Arial" w:hAnsi="Arial"/>
@@ -25785,7 +26313,7 @@
               <w:spacing w:after="10" w:before="0"/>
               <w:ind w:left="120"/>
             </w:pPr>
-            <w:hyperlink w:history="1" r:id="rIds-d-xy4chujyyvff49c-e">
+            <w:hyperlink w:history="1" r:id="rIdef-te7nckzxzczodzp-vv">
               <w:r>
                 <w:rPr>
                   <w:rFonts w:ascii="Arial" w:cs="Arial" w:eastAsia="Arial" w:hAnsi="Arial"/>
@@ -25830,7 +26358,7 @@
             <w:pPr>
               <w:spacing w:after="20" w:before="0"/>
             </w:pPr>
-            <w:hyperlink w:history="1" r:id="rIdrphizkukgvvcmx5mi-usg">
+            <w:hyperlink w:history="1" r:id="rIdq6bpp1xxrv0tm2majio_k">
               <w:r>
                 <w:rPr>
                   <w:rFonts w:ascii="Arial" w:cs="Arial" w:eastAsia="Arial" w:hAnsi="Arial"/>
@@ -25879,7 +26407,7 @@
               <w:spacing w:after="10" w:before="0"/>
               <w:ind w:left="120"/>
             </w:pPr>
-            <w:hyperlink w:history="1" r:id="rId_ljl1dukcavo7ckp5k9yf">
+            <w:hyperlink w:history="1" r:id="rIdaytkpy671stlgsb0mlvi4">
               <w:r>
                 <w:rPr>
                   <w:rFonts w:ascii="Arial" w:cs="Arial" w:eastAsia="Arial" w:hAnsi="Arial"/>
@@ -25907,6 +26435,7 @@
           </w:tcPr>
           <w:p>
             <w:pPr>
+              <w:keepNext w:val="false"/>
               <w:spacing w:after="40" w:before="0"/>
               <w:jc w:val="left"/>
             </w:pPr>
@@ -25939,6 +26468,7 @@
           </w:tcPr>
           <w:p>
             <w:pPr>
+              <w:keepNext w:val="false"/>
               <w:spacing w:after="40" w:before="0"/>
               <w:jc w:val="left"/>
             </w:pPr>
@@ -25971,6 +26501,7 @@
           </w:tcPr>
           <w:p>
             <w:pPr>
+              <w:keepNext w:val="false"/>
               <w:spacing w:after="40" w:before="0"/>
               <w:jc w:val="left"/>
             </w:pPr>
@@ -26003,6 +26534,7 @@
           </w:tcPr>
           <w:p>
             <w:pPr>
+              <w:keepNext w:val="false"/>
               <w:spacing w:after="40" w:before="0"/>
               <w:jc w:val="left"/>
             </w:pPr>
@@ -26062,6 +26594,7 @@
           </w:tcPr>
           <w:p>
             <w:pPr>
+              <w:keepNext w:val="false"/>
               <w:spacing w:after="40" w:before="0"/>
               <w:jc w:val="center"/>
             </w:pPr>
@@ -26096,6 +26629,7 @@
           </w:tcPr>
           <w:p>
             <w:pPr>
+              <w:keepNext w:val="false"/>
               <w:spacing w:after="40" w:before="0"/>
               <w:jc w:val="left"/>
             </w:pPr>
@@ -26157,6 +26691,7 @@
           </w:tcPr>
           <w:p>
             <w:pPr>
+              <w:keepNext w:val="false"/>
               <w:spacing w:after="40" w:before="0"/>
               <w:jc w:val="center"/>
             </w:pPr>
@@ -26191,6 +26726,7 @@
           </w:tcPr>
           <w:p>
             <w:pPr>
+              <w:keepNext w:val="false"/>
               <w:spacing w:after="40" w:before="0"/>
               <w:jc w:val="left"/>
             </w:pPr>
@@ -26223,6 +26759,7 @@
           </w:tcPr>
           <w:p>
             <w:pPr>
+              <w:keepNext w:val="false"/>
               <w:spacing w:after="40" w:before="0"/>
               <w:jc w:val="left"/>
             </w:pPr>
@@ -26257,6 +26794,7 @@
           </w:tcPr>
           <w:p>
             <w:pPr>
+              <w:keepNext w:val="false"/>
               <w:spacing w:after="40" w:before="0"/>
               <w:jc w:val="left"/>
             </w:pPr>
@@ -26289,6 +26827,7 @@
           </w:tcPr>
           <w:p>
             <w:pPr>
+              <w:keepNext w:val="false"/>
               <w:spacing w:after="40" w:before="0"/>
               <w:jc w:val="left"/>
             </w:pPr>
@@ -26323,6 +26862,7 @@
           </w:tcPr>
           <w:p>
             <w:pPr>
+              <w:keepNext w:val="false"/>
               <w:spacing w:after="40" w:before="0"/>
               <w:jc w:val="left"/>
             </w:pPr>
@@ -26355,6 +26895,7 @@
           </w:tcPr>
           <w:p>
             <w:pPr>
+              <w:keepNext w:val="false"/>
               <w:spacing w:after="40" w:before="0"/>
               <w:jc w:val="left"/>
             </w:pPr>
@@ -26391,7 +26932,7 @@
         </w:rPr>
         <w:t xml:space="preserve">© 2026 SeaVuria and ARES. Aligned with KICD objectives. Developed by SeaVuria; technical implementation by ARES (with AI assistance from Claude). Licensed under </w:t>
       </w:r>
-      <w:hyperlink w:history="1" r:id="rIdl65mkhithu-8zv3vadecd">
+      <w:hyperlink w:history="1" r:id="rIdequjrw2zg31j3e1m6qwy9">
         <w:r>
           <w:rPr>
             <w:rFonts w:ascii="Arial" w:cs="Arial" w:eastAsia="Arial" w:hAnsi="Arial"/>
@@ -26412,7 +26953,7 @@
         </w:rPr>
         <w:t xml:space="preserve"> (</w:t>
       </w:r>
-      <w:hyperlink w:history="1" r:id="rId1td9yes5ncnorr9kvtgqe">
+      <w:hyperlink w:history="1" r:id="rIdst9ouz8o6sna2-sram0ec">
         <w:r>
           <w:rPr>
             <w:rFonts w:ascii="Arial" w:cs="Arial" w:eastAsia="Arial" w:hAnsi="Arial"/>
@@ -26473,6 +27014,7 @@
           </w:tcPr>
           <w:p>
             <w:pPr>
+              <w:keepNext w:val="false"/>
               <w:spacing w:after="40" w:before="0"/>
               <w:jc w:val="center"/>
             </w:pPr>
@@ -26507,6 +27049,7 @@
           </w:tcPr>
           <w:p>
             <w:pPr>
+              <w:keepNext w:val="false"/>
               <w:spacing w:after="40" w:before="0"/>
               <w:jc w:val="left"/>
             </w:pPr>
@@ -26539,6 +27082,7 @@
           </w:tcPr>
           <w:p>
             <w:pPr>
+              <w:keepNext w:val="false"/>
               <w:spacing w:after="40" w:before="0"/>
               <w:jc w:val="left"/>
             </w:pPr>
@@ -26571,6 +27115,7 @@
           </w:tcPr>
           <w:p>
             <w:pPr>
+              <w:keepNext w:val="false"/>
               <w:spacing w:after="40" w:before="0"/>
               <w:jc w:val="left"/>
             </w:pPr>
@@ -26605,6 +27150,7 @@
           </w:tcPr>
           <w:p>
             <w:pPr>
+              <w:keepNext w:val="false"/>
               <w:spacing w:after="40" w:before="0"/>
               <w:jc w:val="left"/>
             </w:pPr>
@@ -26637,6 +27183,7 @@
           </w:tcPr>
           <w:p>
             <w:pPr>
+              <w:keepNext w:val="false"/>
               <w:spacing w:after="40" w:before="0"/>
               <w:jc w:val="left"/>
             </w:pPr>
@@ -26669,6 +27216,7 @@
           </w:tcPr>
           <w:p>
             <w:pPr>
+              <w:keepNext w:val="false"/>
               <w:spacing w:after="40" w:before="0"/>
               <w:jc w:val="left"/>
             </w:pPr>
@@ -26703,6 +27251,7 @@
           </w:tcPr>
           <w:p>
             <w:pPr>
+              <w:keepNext w:val="false"/>
               <w:spacing w:after="40" w:before="0"/>
               <w:jc w:val="left"/>
             </w:pPr>
@@ -26735,6 +27284,7 @@
           </w:tcPr>
           <w:p>
             <w:pPr>
+              <w:keepNext w:val="false"/>
               <w:spacing w:after="40" w:before="0"/>
               <w:jc w:val="left"/>
             </w:pPr>
@@ -26767,6 +27317,7 @@
           </w:tcPr>
           <w:p>
             <w:pPr>
+              <w:keepNext w:val="false"/>
               <w:spacing w:after="40" w:before="0"/>
               <w:jc w:val="left"/>
             </w:pPr>
@@ -26801,6 +27352,7 @@
           </w:tcPr>
           <w:p>
             <w:pPr>
+              <w:keepNext w:val="false"/>
               <w:spacing w:after="40" w:before="0"/>
               <w:jc w:val="left"/>
             </w:pPr>
@@ -26833,6 +27385,7 @@
           </w:tcPr>
           <w:p>
             <w:pPr>
+              <w:keepNext w:val="false"/>
               <w:spacing w:after="40" w:before="0"/>
               <w:jc w:val="left"/>
             </w:pPr>
@@ -26865,6 +27418,7 @@
           </w:tcPr>
           <w:p>
             <w:pPr>
+              <w:keepNext w:val="false"/>
               <w:spacing w:after="40" w:before="0"/>
               <w:jc w:val="left"/>
             </w:pPr>

--- a/data/outputs/v2/Essential_Mathematics/SS2.2_Reflection/Essential_Mathematics_Reflection_CBE_LessonSequence.docx
+++ b/data/outputs/v2/Essential_Mathematics/SS2.2_Reflection/Essential_Mathematics_Reflection_CBE_LessonSequence.docx
@@ -2238,7 +2238,7 @@
         </w:rPr>
         <w:t xml:space="preserve">© 2026 SeaVuria and ARES. This work is licensed under a </w:t>
       </w:r>
-      <w:hyperlink w:history="1" r:id="rIdhwsp-ucsowep5jxrkidsi">
+      <w:hyperlink w:history="1" r:id="rIduvizr7-yg8u3yvxtqp_5m">
         <w:r>
           <w:rPr>
             <w:rFonts w:ascii="Arial" w:cs="Arial" w:eastAsia="Arial" w:hAnsi="Arial"/>
@@ -2258,7 +2258,7 @@
         </w:rPr>
         <w:t xml:space="preserve"> (</w:t>
       </w:r>
-      <w:hyperlink w:history="1" r:id="rIdbjkvnt53ylfdzl6um1m0c">
+      <w:hyperlink w:history="1" r:id="rIdgdoi_w6fdku8ygu7fwij7">
         <w:r>
           <w:rPr>
             <w:rFonts w:ascii="Arial" w:cs="Arial" w:eastAsia="Arial" w:hAnsi="Arial"/>
@@ -2278,7 +2278,7 @@
         </w:rPr>
         <w:t xml:space="preserve">). To view a copy of this license, visit </w:t>
       </w:r>
-      <w:hyperlink w:history="1" r:id="rIdjhzholswwhmmem_vmmors">
+      <w:hyperlink w:history="1" r:id="rIdmnjqe5pgztv5yyta5klnf">
         <w:r>
           <w:rPr>
             <w:rFonts w:ascii="Arial" w:cs="Arial" w:eastAsia="Arial" w:hAnsi="Arial"/>
@@ -3317,7 +3317,7 @@
             <w:pPr>
               <w:spacing w:after="20" w:before="0"/>
             </w:pPr>
-            <w:hyperlink w:history="1" r:id="rIdntira9ayz3jxmupn0solc">
+            <w:hyperlink w:history="1" r:id="rId4k8ql3avnslamtmn9t5d_">
               <w:r>
                 <w:rPr>
                   <w:rFonts w:ascii="Arial" w:cs="Arial" w:eastAsia="Arial" w:hAnsi="Arial"/>
@@ -3350,7 +3350,7 @@
               <w:spacing w:after="10" w:before="0"/>
               <w:ind w:left="120"/>
             </w:pPr>
-            <w:hyperlink w:history="1" r:id="rIdn-1l1vo_nn1okkeb1i5xz">
+            <w:hyperlink w:history="1" r:id="rIdgz1mdyz_kziot02afxpeh">
               <w:r>
                 <w:rPr>
                   <w:rFonts w:ascii="Arial" w:cs="Arial" w:eastAsia="Arial" w:hAnsi="Arial"/>
@@ -3395,7 +3395,7 @@
             <w:pPr>
               <w:spacing w:after="20" w:before="0"/>
             </w:pPr>
-            <w:hyperlink w:history="1" r:id="rIdtbpsezr9-9yjn8b9neuos">
+            <w:hyperlink w:history="1" r:id="rId0iyd8p3ay-ituqa3noapq">
               <w:r>
                 <w:rPr>
                   <w:rFonts w:ascii="Arial" w:cs="Arial" w:eastAsia="Arial" w:hAnsi="Arial"/>
@@ -3428,7 +3428,7 @@
               <w:spacing w:after="10" w:before="0"/>
               <w:ind w:left="120"/>
             </w:pPr>
-            <w:hyperlink w:history="1" r:id="rIdnwudm9m6k6ggsecpgdqhs">
+            <w:hyperlink w:history="1" r:id="rIdjcow_qeu_z5hofbpwdzej">
               <w:r>
                 <w:rPr>
                   <w:rFonts w:ascii="Arial" w:cs="Arial" w:eastAsia="Arial" w:hAnsi="Arial"/>
@@ -3628,7 +3628,7 @@
             <w:pPr>
               <w:spacing w:after="20" w:before="0"/>
             </w:pPr>
-            <w:hyperlink w:history="1" r:id="rId6lkpnlx1l-cj11xb6n0il">
+            <w:hyperlink w:history="1" r:id="rIduauzetb2pfvogf-ijk5cv">
               <w:r>
                 <w:rPr>
                   <w:rFonts w:ascii="Arial" w:cs="Arial" w:eastAsia="Arial" w:hAnsi="Arial"/>
@@ -3661,7 +3661,7 @@
               <w:spacing w:after="10" w:before="0"/>
               <w:ind w:left="120"/>
             </w:pPr>
-            <w:hyperlink w:history="1" r:id="rIdcejpl6wbzpzbk4q59a5tc">
+            <w:hyperlink w:history="1" r:id="rIdzi6hmhjrymlcmsms54xa1">
               <w:r>
                 <w:rPr>
                   <w:rFonts w:ascii="Arial" w:cs="Arial" w:eastAsia="Arial" w:hAnsi="Arial"/>
@@ -3706,7 +3706,7 @@
             <w:pPr>
               <w:spacing w:after="20" w:before="0"/>
             </w:pPr>
-            <w:hyperlink w:history="1" r:id="rIdssffajmb8kz8xqb9jnbzn">
+            <w:hyperlink w:history="1" r:id="rIdpxhfxn7bw5tzu_zrhk6xw">
               <w:r>
                 <w:rPr>
                   <w:rFonts w:ascii="Arial" w:cs="Arial" w:eastAsia="Arial" w:hAnsi="Arial"/>
@@ -3739,7 +3739,7 @@
               <w:spacing w:after="10" w:before="0"/>
               <w:ind w:left="120"/>
             </w:pPr>
-            <w:hyperlink w:history="1" r:id="rIdryzrbcpywhjz_waapnrp6">
+            <w:hyperlink w:history="1" r:id="rIdf3etxvusktm88q2ygycim">
               <w:r>
                 <w:rPr>
                   <w:rFonts w:ascii="Arial" w:cs="Arial" w:eastAsia="Arial" w:hAnsi="Arial"/>
@@ -3939,7 +3939,7 @@
             <w:pPr>
               <w:spacing w:after="20" w:before="0"/>
             </w:pPr>
-            <w:hyperlink w:history="1" r:id="rIdqb7740o3txqembvrqwxcn">
+            <w:hyperlink w:history="1" r:id="rIddzdmgadxjz2i8fecjczhz">
               <w:r>
                 <w:rPr>
                   <w:rFonts w:ascii="Arial" w:cs="Arial" w:eastAsia="Arial" w:hAnsi="Arial"/>
@@ -3972,7 +3972,7 @@
               <w:spacing w:after="10" w:before="0"/>
               <w:ind w:left="120"/>
             </w:pPr>
-            <w:hyperlink w:history="1" r:id="rIdghyrhka5oygdrm2fzywrp">
+            <w:hyperlink w:history="1" r:id="rIdpwbohwxcrn92ayvqvgocl">
               <w:r>
                 <w:rPr>
                   <w:rFonts w:ascii="Arial" w:cs="Arial" w:eastAsia="Arial" w:hAnsi="Arial"/>
@@ -4017,7 +4017,7 @@
             <w:pPr>
               <w:spacing w:after="20" w:before="0"/>
             </w:pPr>
-            <w:hyperlink w:history="1" r:id="rIdo68kn3kvw94yaprhdpwc2">
+            <w:hyperlink w:history="1" r:id="rIdpypnaolaru6p2vw04pcsg">
               <w:r>
                 <w:rPr>
                   <w:rFonts w:ascii="Arial" w:cs="Arial" w:eastAsia="Arial" w:hAnsi="Arial"/>
@@ -4050,7 +4050,7 @@
               <w:spacing w:after="10" w:before="0"/>
               <w:ind w:left="120"/>
             </w:pPr>
-            <w:hyperlink w:history="1" r:id="rId19jub9mhdbe7e-rppw57p">
+            <w:hyperlink w:history="1" r:id="rIdew0ayqyyy4okc-zxec5yd">
               <w:r>
                 <w:rPr>
                   <w:rFonts w:ascii="Arial" w:cs="Arial" w:eastAsia="Arial" w:hAnsi="Arial"/>
@@ -4250,7 +4250,7 @@
             <w:pPr>
               <w:spacing w:after="20" w:before="0"/>
             </w:pPr>
-            <w:hyperlink w:history="1" r:id="rIdjnb-27gn694wkf4edtsva">
+            <w:hyperlink w:history="1" r:id="rIdvp-huwlcz1ufyoe74bxdr">
               <w:r>
                 <w:rPr>
                   <w:rFonts w:ascii="Arial" w:cs="Arial" w:eastAsia="Arial" w:hAnsi="Arial"/>
@@ -4283,7 +4283,7 @@
               <w:spacing w:after="10" w:before="0"/>
               <w:ind w:left="120"/>
             </w:pPr>
-            <w:hyperlink w:history="1" r:id="rId7zufni_lllshwlj_man4p">
+            <w:hyperlink w:history="1" r:id="rIdj549rzrefb7neadn1vq4k">
               <w:r>
                 <w:rPr>
                   <w:rFonts w:ascii="Arial" w:cs="Arial" w:eastAsia="Arial" w:hAnsi="Arial"/>
@@ -4328,7 +4328,7 @@
             <w:pPr>
               <w:spacing w:after="20" w:before="0"/>
             </w:pPr>
-            <w:hyperlink w:history="1" r:id="rIdpgp6h01qwols4w7lxcbpr">
+            <w:hyperlink w:history="1" r:id="rId3mu2fpyit7r65nr7a4yoc">
               <w:r>
                 <w:rPr>
                   <w:rFonts w:ascii="Arial" w:cs="Arial" w:eastAsia="Arial" w:hAnsi="Arial"/>
@@ -4361,7 +4361,7 @@
               <w:spacing w:after="10" w:before="0"/>
               <w:ind w:left="120"/>
             </w:pPr>
-            <w:hyperlink w:history="1" r:id="rIdntcewr_pnnqhbrux-rlsq">
+            <w:hyperlink w:history="1" r:id="rIdhqxjurhirjnzd-dvt1tn3">
               <w:r>
                 <w:rPr>
                   <w:rFonts w:ascii="Arial" w:cs="Arial" w:eastAsia="Arial" w:hAnsi="Arial"/>
@@ -4561,7 +4561,7 @@
             <w:pPr>
               <w:spacing w:after="20" w:before="0"/>
             </w:pPr>
-            <w:hyperlink w:history="1" r:id="rId5vbicnpqppbw_zy0qtngs">
+            <w:hyperlink w:history="1" r:id="rIdjljcjushha8rdet7ukb7v">
               <w:r>
                 <w:rPr>
                   <w:rFonts w:ascii="Arial" w:cs="Arial" w:eastAsia="Arial" w:hAnsi="Arial"/>
@@ -4594,7 +4594,7 @@
               <w:spacing w:after="10" w:before="0"/>
               <w:ind w:left="120"/>
             </w:pPr>
-            <w:hyperlink w:history="1" r:id="rIdssnymsls2pm1adyxbduui">
+            <w:hyperlink w:history="1" r:id="rIdxyaea5oldx4aloj5hliuj">
               <w:r>
                 <w:rPr>
                   <w:rFonts w:ascii="Arial" w:cs="Arial" w:eastAsia="Arial" w:hAnsi="Arial"/>
@@ -4639,7 +4639,7 @@
             <w:pPr>
               <w:spacing w:after="20" w:before="0"/>
             </w:pPr>
-            <w:hyperlink w:history="1" r:id="rIdyeag-mfh9yg1r40w_va1u">
+            <w:hyperlink w:history="1" r:id="rIdlaf9uw8rp-uq8vvw9f01h">
               <w:r>
                 <w:rPr>
                   <w:rFonts w:ascii="Arial" w:cs="Arial" w:eastAsia="Arial" w:hAnsi="Arial"/>
@@ -4688,7 +4688,7 @@
               <w:spacing w:after="10" w:before="0"/>
               <w:ind w:left="120"/>
             </w:pPr>
-            <w:hyperlink w:history="1" r:id="rIduhm1cehtqureuegvgu3to">
+            <w:hyperlink w:history="1" r:id="rIdeclj3c4zm03as_s0eo2l8">
               <w:r>
                 <w:rPr>
                   <w:rFonts w:ascii="Arial" w:cs="Arial" w:eastAsia="Arial" w:hAnsi="Arial"/>
@@ -5213,7 +5213,7 @@
         </w:rPr>
         <w:t xml:space="preserve">© 2026 SeaVuria and ARES. Aligned with KICD objectives. Developed by SeaVuria; technical implementation by ARES (with AI assistance from Claude). Licensed under </w:t>
       </w:r>
-      <w:hyperlink w:history="1" r:id="rIdd_a2v72adqte4zcqgfhra">
+      <w:hyperlink w:history="1" r:id="rIddkrwnxxwzx9hb2vhod20u">
         <w:r>
           <w:rPr>
             <w:rFonts w:ascii="Arial" w:cs="Arial" w:eastAsia="Arial" w:hAnsi="Arial"/>
@@ -5234,7 +5234,7 @@
         </w:rPr>
         <w:t xml:space="preserve"> (</w:t>
       </w:r>
-      <w:hyperlink w:history="1" r:id="rIdofrt4ie0t9nc1w-ocuvt0">
+      <w:hyperlink w:history="1" r:id="rIdjolmcl_ywd64hdeeflt0q">
         <w:r>
           <w:rPr>
             <w:rFonts w:ascii="Arial" w:cs="Arial" w:eastAsia="Arial" w:hAnsi="Arial"/>
@@ -6274,7 +6274,7 @@
             <w:pPr>
               <w:spacing w:after="20" w:before="0"/>
             </w:pPr>
-            <w:hyperlink w:history="1" r:id="rId_cyamskm-hailarqjdmrk">
+            <w:hyperlink w:history="1" r:id="rIdkvqz6wcogsxyh3mjrrvkm">
               <w:r>
                 <w:rPr>
                   <w:rFonts w:ascii="Arial" w:cs="Arial" w:eastAsia="Arial" w:hAnsi="Arial"/>
@@ -6307,7 +6307,7 @@
               <w:spacing w:after="10" w:before="0"/>
               <w:ind w:left="120"/>
             </w:pPr>
-            <w:hyperlink w:history="1" r:id="rIdk5nonx7enkq7w6rjmbtn8">
+            <w:hyperlink w:history="1" r:id="rId5xk3tl3wxsylrytjc-oau">
               <w:r>
                 <w:rPr>
                   <w:rFonts w:ascii="Arial" w:cs="Arial" w:eastAsia="Arial" w:hAnsi="Arial"/>
@@ -6352,7 +6352,7 @@
             <w:pPr>
               <w:spacing w:after="20" w:before="0"/>
             </w:pPr>
-            <w:hyperlink w:history="1" r:id="rIdzlzntneez7-6xdbouo4_s">
+            <w:hyperlink w:history="1" r:id="rIdx9k4iykygsbvnfpxbf7nz">
               <w:r>
                 <w:rPr>
                   <w:rFonts w:ascii="Arial" w:cs="Arial" w:eastAsia="Arial" w:hAnsi="Arial"/>
@@ -6385,7 +6385,7 @@
               <w:spacing w:after="10" w:before="0"/>
               <w:ind w:left="120"/>
             </w:pPr>
-            <w:hyperlink w:history="1" r:id="rIdxanayemceahqwklgpcxcs">
+            <w:hyperlink w:history="1" r:id="rIdwv4xsooje87aj02ea64uf">
               <w:r>
                 <w:rPr>
                   <w:rFonts w:ascii="Arial" w:cs="Arial" w:eastAsia="Arial" w:hAnsi="Arial"/>
@@ -6585,7 +6585,7 @@
             <w:pPr>
               <w:spacing w:after="20" w:before="0"/>
             </w:pPr>
-            <w:hyperlink w:history="1" r:id="rIdynhi7vkc6wfgieohilqin">
+            <w:hyperlink w:history="1" r:id="rIdre6bz6f9kzjkaxfpnbp48">
               <w:r>
                 <w:rPr>
                   <w:rFonts w:ascii="Arial" w:cs="Arial" w:eastAsia="Arial" w:hAnsi="Arial"/>
@@ -6618,7 +6618,7 @@
               <w:spacing w:after="10" w:before="0"/>
               <w:ind w:left="120"/>
             </w:pPr>
-            <w:hyperlink w:history="1" r:id="rId2sg163lowvqw79alpntvw">
+            <w:hyperlink w:history="1" r:id="rIdnyi_jydv83r1b-va3wh6p">
               <w:r>
                 <w:rPr>
                   <w:rFonts w:ascii="Arial" w:cs="Arial" w:eastAsia="Arial" w:hAnsi="Arial"/>
@@ -6663,7 +6663,7 @@
             <w:pPr>
               <w:spacing w:after="20" w:before="0"/>
             </w:pPr>
-            <w:hyperlink w:history="1" r:id="rId_ysmfskxhgr_8nr-lzi_c">
+            <w:hyperlink w:history="1" r:id="rIdgybpz11budswxq-pj0j-7">
               <w:r>
                 <w:rPr>
                   <w:rFonts w:ascii="Arial" w:cs="Arial" w:eastAsia="Arial" w:hAnsi="Arial"/>
@@ -6696,7 +6696,7 @@
               <w:spacing w:after="10" w:before="0"/>
               <w:ind w:left="120"/>
             </w:pPr>
-            <w:hyperlink w:history="1" r:id="rIdx4t0mfr7z3bp11ph8xaue">
+            <w:hyperlink w:history="1" r:id="rIdilgr8fubmrpwypgnrrofd">
               <w:r>
                 <w:rPr>
                   <w:rFonts w:ascii="Arial" w:cs="Arial" w:eastAsia="Arial" w:hAnsi="Arial"/>
@@ -6896,7 +6896,7 @@
             <w:pPr>
               <w:spacing w:after="20" w:before="0"/>
             </w:pPr>
-            <w:hyperlink w:history="1" r:id="rId6uykwgpa9fczujgz-ee8y">
+            <w:hyperlink w:history="1" r:id="rIdfonzc_80oxyve1t4c8jaa">
               <w:r>
                 <w:rPr>
                   <w:rFonts w:ascii="Arial" w:cs="Arial" w:eastAsia="Arial" w:hAnsi="Arial"/>
@@ -6945,7 +6945,7 @@
               <w:spacing w:after="10" w:before="0"/>
               <w:ind w:left="120"/>
             </w:pPr>
-            <w:hyperlink w:history="1" r:id="rId6bngwqjjydimyl-fne5ih">
+            <w:hyperlink w:history="1" r:id="rIdbm7pogqpebpg7acmmxcd_">
               <w:r>
                 <w:rPr>
                   <w:rFonts w:ascii="Arial" w:cs="Arial" w:eastAsia="Arial" w:hAnsi="Arial"/>
@@ -6990,7 +6990,7 @@
             <w:pPr>
               <w:spacing w:after="20" w:before="0"/>
             </w:pPr>
-            <w:hyperlink w:history="1" r:id="rIdt_6upb-gohftbhyff7mmx">
+            <w:hyperlink w:history="1" r:id="rIdpfysxr08lqnhdoanzrekq">
               <w:r>
                 <w:rPr>
                   <w:rFonts w:ascii="Arial" w:cs="Arial" w:eastAsia="Arial" w:hAnsi="Arial"/>
@@ -7039,7 +7039,7 @@
               <w:spacing w:after="10" w:before="0"/>
               <w:ind w:left="120"/>
             </w:pPr>
-            <w:hyperlink w:history="1" r:id="rIdcmxukeadtkomhhpafxrul">
+            <w:hyperlink w:history="1" r:id="rIdgoop0cp5gkgizud5mpvuj">
               <w:r>
                 <w:rPr>
                   <w:rFonts w:ascii="Arial" w:cs="Arial" w:eastAsia="Arial" w:hAnsi="Arial"/>
@@ -7239,7 +7239,7 @@
             <w:pPr>
               <w:spacing w:after="20" w:before="0"/>
             </w:pPr>
-            <w:hyperlink w:history="1" r:id="rIdr0kb0wcwep52_j7hrl_rf">
+            <w:hyperlink w:history="1" r:id="rIdz9237coalgcmg9_nqoy30">
               <w:r>
                 <w:rPr>
                   <w:rFonts w:ascii="Arial" w:cs="Arial" w:eastAsia="Arial" w:hAnsi="Arial"/>
@@ -7288,7 +7288,7 @@
               <w:spacing w:after="10" w:before="0"/>
               <w:ind w:left="120"/>
             </w:pPr>
-            <w:hyperlink w:history="1" r:id="rIdov5sfg-pg1njo-zrjlnqp">
+            <w:hyperlink w:history="1" r:id="rId2qioso6rsrfz_6ehe2enb">
               <w:r>
                 <w:rPr>
                   <w:rFonts w:ascii="Arial" w:cs="Arial" w:eastAsia="Arial" w:hAnsi="Arial"/>
@@ -7333,7 +7333,7 @@
             <w:pPr>
               <w:spacing w:after="20" w:before="0"/>
             </w:pPr>
-            <w:hyperlink w:history="1" r:id="rIdm8qgczlppneb_gioax70e">
+            <w:hyperlink w:history="1" r:id="rIdighubs6fuif5wqkrdhbll">
               <w:r>
                 <w:rPr>
                   <w:rFonts w:ascii="Arial" w:cs="Arial" w:eastAsia="Arial" w:hAnsi="Arial"/>
@@ -7382,7 +7382,7 @@
               <w:spacing w:after="10" w:before="0"/>
               <w:ind w:left="120"/>
             </w:pPr>
-            <w:hyperlink w:history="1" r:id="rIdkhyez45kq7hfj6ydun9ik">
+            <w:hyperlink w:history="1" r:id="rIdbidv-iwmouru1p1jfssqt">
               <w:r>
                 <w:rPr>
                   <w:rFonts w:ascii="Arial" w:cs="Arial" w:eastAsia="Arial" w:hAnsi="Arial"/>
@@ -7582,7 +7582,7 @@
             <w:pPr>
               <w:spacing w:after="20" w:before="0"/>
             </w:pPr>
-            <w:hyperlink w:history="1" r:id="rIdsi2ag97xfu6giv--uinpj">
+            <w:hyperlink w:history="1" r:id="rIdrqfqragldmuzy0wp5nxom">
               <w:r>
                 <w:rPr>
                   <w:rFonts w:ascii="Arial" w:cs="Arial" w:eastAsia="Arial" w:hAnsi="Arial"/>
@@ -7631,7 +7631,7 @@
               <w:spacing w:after="10" w:before="0"/>
               <w:ind w:left="120"/>
             </w:pPr>
-            <w:hyperlink w:history="1" r:id="rId0uay4gxw4kerdyvjuleqb">
+            <w:hyperlink w:history="1" r:id="rIdrkzgvfc5nrhvnkrypczjy">
               <w:r>
                 <w:rPr>
                   <w:rFonts w:ascii="Arial" w:cs="Arial" w:eastAsia="Arial" w:hAnsi="Arial"/>
@@ -7676,7 +7676,7 @@
             <w:pPr>
               <w:spacing w:after="20" w:before="0"/>
             </w:pPr>
-            <w:hyperlink w:history="1" r:id="rId9br3kg-zsxm04pktyhrc9">
+            <w:hyperlink w:history="1" r:id="rIdc5lyxkunrfddqvf5k0toc">
               <w:r>
                 <w:rPr>
                   <w:rFonts w:ascii="Arial" w:cs="Arial" w:eastAsia="Arial" w:hAnsi="Arial"/>
@@ -7725,7 +7725,7 @@
               <w:spacing w:after="10" w:before="0"/>
               <w:ind w:left="120"/>
             </w:pPr>
-            <w:hyperlink w:history="1" r:id="rId-ctdrtet8ytaqqwhotq_h">
+            <w:hyperlink w:history="1" r:id="rIdq7wdpwu3qzwroo8xe8sc5">
               <w:r>
                 <w:rPr>
                   <w:rFonts w:ascii="Arial" w:cs="Arial" w:eastAsia="Arial" w:hAnsi="Arial"/>
@@ -8250,7 +8250,7 @@
         </w:rPr>
         <w:t xml:space="preserve">© 2026 SeaVuria and ARES. Aligned with KICD objectives. Developed by SeaVuria; technical implementation by ARES (with AI assistance from Claude). Licensed under </w:t>
       </w:r>
-      <w:hyperlink w:history="1" r:id="rIdruj8hhib_9lffl9lr8mw4">
+      <w:hyperlink w:history="1" r:id="rIdlc43kyzbm2e7-iyuju8v-">
         <w:r>
           <w:rPr>
             <w:rFonts w:ascii="Arial" w:cs="Arial" w:eastAsia="Arial" w:hAnsi="Arial"/>
@@ -8271,7 +8271,7 @@
         </w:rPr>
         <w:t xml:space="preserve"> (</w:t>
       </w:r>
-      <w:hyperlink w:history="1" r:id="rIdc9n1mxrj1gwchyi2pudo7">
+      <w:hyperlink w:history="1" r:id="rIdpdndx5uc3hhhnhajbmxux">
         <w:r>
           <w:rPr>
             <w:rFonts w:ascii="Arial" w:cs="Arial" w:eastAsia="Arial" w:hAnsi="Arial"/>
@@ -9311,7 +9311,7 @@
             <w:pPr>
               <w:spacing w:after="20" w:before="0"/>
             </w:pPr>
-            <w:hyperlink w:history="1" r:id="rIdzf2nvlbuemzh0uuyzsya_">
+            <w:hyperlink w:history="1" r:id="rIdy5sl2jwvxwvaifpnswcap">
               <w:r>
                 <w:rPr>
                   <w:rFonts w:ascii="Arial" w:cs="Arial" w:eastAsia="Arial" w:hAnsi="Arial"/>
@@ -9344,7 +9344,7 @@
               <w:spacing w:after="10" w:before="0"/>
               <w:ind w:left="120"/>
             </w:pPr>
-            <w:hyperlink w:history="1" r:id="rId9llivqfxdz6rn9qdvilx5">
+            <w:hyperlink w:history="1" r:id="rIdw-hg7qtod2yi9p6kn0bee">
               <w:r>
                 <w:rPr>
                   <w:rFonts w:ascii="Arial" w:cs="Arial" w:eastAsia="Arial" w:hAnsi="Arial"/>
@@ -9389,7 +9389,7 @@
             <w:pPr>
               <w:spacing w:after="20" w:before="0"/>
             </w:pPr>
-            <w:hyperlink w:history="1" r:id="rIdhfeo7hm-fp4feprwnyoy9">
+            <w:hyperlink w:history="1" r:id="rIdpolmmuwgu44t5osj6lmfw">
               <w:r>
                 <w:rPr>
                   <w:rFonts w:ascii="Arial" w:cs="Arial" w:eastAsia="Arial" w:hAnsi="Arial"/>
@@ -9422,7 +9422,7 @@
               <w:spacing w:after="10" w:before="0"/>
               <w:ind w:left="120"/>
             </w:pPr>
-            <w:hyperlink w:history="1" r:id="rIdqfxi_ja0hox0lmnwek3q7">
+            <w:hyperlink w:history="1" r:id="rId1egpfzljlri2lmqd11i3q">
               <w:r>
                 <w:rPr>
                   <w:rFonts w:ascii="Arial" w:cs="Arial" w:eastAsia="Arial" w:hAnsi="Arial"/>
@@ -9622,7 +9622,7 @@
             <w:pPr>
               <w:spacing w:after="20" w:before="0"/>
             </w:pPr>
-            <w:hyperlink w:history="1" r:id="rIdziiju-95bpv84pp4s30q5">
+            <w:hyperlink w:history="1" r:id="rIdqvuqbmahjernthhcerw6c">
               <w:r>
                 <w:rPr>
                   <w:rFonts w:ascii="Arial" w:cs="Arial" w:eastAsia="Arial" w:hAnsi="Arial"/>
@@ -9655,7 +9655,7 @@
               <w:spacing w:after="10" w:before="0"/>
               <w:ind w:left="120"/>
             </w:pPr>
-            <w:hyperlink w:history="1" r:id="rIdhn6cykzwpqiuhpj8abb_f">
+            <w:hyperlink w:history="1" r:id="rIdtnah2_5i3aqsqigsilgu-">
               <w:r>
                 <w:rPr>
                   <w:rFonts w:ascii="Arial" w:cs="Arial" w:eastAsia="Arial" w:hAnsi="Arial"/>
@@ -9700,7 +9700,7 @@
             <w:pPr>
               <w:spacing w:after="20" w:before="0"/>
             </w:pPr>
-            <w:hyperlink w:history="1" r:id="rIdq5acpfe1skyspidhutmiw">
+            <w:hyperlink w:history="1" r:id="rIdjregiovrrawlygdvjotau">
               <w:r>
                 <w:rPr>
                   <w:rFonts w:ascii="Arial" w:cs="Arial" w:eastAsia="Arial" w:hAnsi="Arial"/>
@@ -9733,7 +9733,7 @@
               <w:spacing w:after="10" w:before="0"/>
               <w:ind w:left="120"/>
             </w:pPr>
-            <w:hyperlink w:history="1" r:id="rIdtk76vp0r5zj4w1sb-kupw">
+            <w:hyperlink w:history="1" r:id="rIdioffaxcic2jcwvmekg4u2">
               <w:r>
                 <w:rPr>
                   <w:rFonts w:ascii="Arial" w:cs="Arial" w:eastAsia="Arial" w:hAnsi="Arial"/>
@@ -9933,7 +9933,7 @@
             <w:pPr>
               <w:spacing w:after="20" w:before="0"/>
             </w:pPr>
-            <w:hyperlink w:history="1" r:id="rIdj-dlly7rphrwcoxyxvdyz">
+            <w:hyperlink w:history="1" r:id="rIdtm5sm584ln3awx6qas54y">
               <w:r>
                 <w:rPr>
                   <w:rFonts w:ascii="Arial" w:cs="Arial" w:eastAsia="Arial" w:hAnsi="Arial"/>
@@ -9966,7 +9966,7 @@
               <w:spacing w:after="10" w:before="0"/>
               <w:ind w:left="120"/>
             </w:pPr>
-            <w:hyperlink w:history="1" r:id="rIdspse_-5d4seg1j-bpy0ea">
+            <w:hyperlink w:history="1" r:id="rIdmcyzwm9bknzaxxga5fkeb">
               <w:r>
                 <w:rPr>
                   <w:rFonts w:ascii="Arial" w:cs="Arial" w:eastAsia="Arial" w:hAnsi="Arial"/>
@@ -10011,7 +10011,7 @@
             <w:pPr>
               <w:spacing w:after="20" w:before="0"/>
             </w:pPr>
-            <w:hyperlink w:history="1" r:id="rId2v-xrw_w7g1i4pquyztrh">
+            <w:hyperlink w:history="1" r:id="rId1rorlze2eofgmwb-tock2">
               <w:r>
                 <w:rPr>
                   <w:rFonts w:ascii="Arial" w:cs="Arial" w:eastAsia="Arial" w:hAnsi="Arial"/>
@@ -10060,7 +10060,7 @@
               <w:spacing w:after="10" w:before="0"/>
               <w:ind w:left="120"/>
             </w:pPr>
-            <w:hyperlink w:history="1" r:id="rIdopftic2bwqndym45btwsg">
+            <w:hyperlink w:history="1" r:id="rId_4rzp5zlgafdk5dtnyse_">
               <w:r>
                 <w:rPr>
                   <w:rFonts w:ascii="Arial" w:cs="Arial" w:eastAsia="Arial" w:hAnsi="Arial"/>
@@ -10260,7 +10260,7 @@
             <w:pPr>
               <w:spacing w:after="20" w:before="0"/>
             </w:pPr>
-            <w:hyperlink w:history="1" r:id="rIdlrt23xl9yaeosk99lh7f4">
+            <w:hyperlink w:history="1" r:id="rIdrmkh83dwr-bwdmiorvzt7">
               <w:r>
                 <w:rPr>
                   <w:rFonts w:ascii="Arial" w:cs="Arial" w:eastAsia="Arial" w:hAnsi="Arial"/>
@@ -10293,7 +10293,7 @@
               <w:spacing w:after="10" w:before="0"/>
               <w:ind w:left="120"/>
             </w:pPr>
-            <w:hyperlink w:history="1" r:id="rIdwbdkrstgsugljpyqfjulw">
+            <w:hyperlink w:history="1" r:id="rIdasgszmap6znrasygegxra">
               <w:r>
                 <w:rPr>
                   <w:rFonts w:ascii="Arial" w:cs="Arial" w:eastAsia="Arial" w:hAnsi="Arial"/>
@@ -10338,7 +10338,7 @@
             <w:pPr>
               <w:spacing w:after="20" w:before="0"/>
             </w:pPr>
-            <w:hyperlink w:history="1" r:id="rId-to2zg6deu4rgmlktcyzk">
+            <w:hyperlink w:history="1" r:id="rId6d1jjouckncewakg_lar4">
               <w:r>
                 <w:rPr>
                   <w:rFonts w:ascii="Arial" w:cs="Arial" w:eastAsia="Arial" w:hAnsi="Arial"/>
@@ -10387,7 +10387,7 @@
               <w:spacing w:after="10" w:before="0"/>
               <w:ind w:left="120"/>
             </w:pPr>
-            <w:hyperlink w:history="1" r:id="rIdqt2qjhxc0t8rgqslgyzhe">
+            <w:hyperlink w:history="1" r:id="rIdrsjz6c2bfr9jysd8tkg-9">
               <w:r>
                 <w:rPr>
                   <w:rFonts w:ascii="Arial" w:cs="Arial" w:eastAsia="Arial" w:hAnsi="Arial"/>
@@ -10587,7 +10587,7 @@
             <w:pPr>
               <w:spacing w:after="20" w:before="0"/>
             </w:pPr>
-            <w:hyperlink w:history="1" r:id="rIdtn23yxi5nah0omdqjnjlo">
+            <w:hyperlink w:history="1" r:id="rIdzoucrcowsc5-ewfrmkwut">
               <w:r>
                 <w:rPr>
                   <w:rFonts w:ascii="Arial" w:cs="Arial" w:eastAsia="Arial" w:hAnsi="Arial"/>
@@ -10636,7 +10636,7 @@
               <w:spacing w:after="10" w:before="0"/>
               <w:ind w:left="120"/>
             </w:pPr>
-            <w:hyperlink w:history="1" r:id="rIdld-npoh9dxeor7zhhnitn">
+            <w:hyperlink w:history="1" r:id="rId8mte7l29u62q_-vuiotrq">
               <w:r>
                 <w:rPr>
                   <w:rFonts w:ascii="Arial" w:cs="Arial" w:eastAsia="Arial" w:hAnsi="Arial"/>
@@ -10681,7 +10681,7 @@
             <w:pPr>
               <w:spacing w:after="20" w:before="0"/>
             </w:pPr>
-            <w:hyperlink w:history="1" r:id="rId5tdetfiz84srj48oyshtf">
+            <w:hyperlink w:history="1" r:id="rIdsdqagen-_x7urwebuseyd">
               <w:r>
                 <w:rPr>
                   <w:rFonts w:ascii="Arial" w:cs="Arial" w:eastAsia="Arial" w:hAnsi="Arial"/>
@@ -10730,7 +10730,7 @@
               <w:spacing w:after="10" w:before="0"/>
               <w:ind w:left="120"/>
             </w:pPr>
-            <w:hyperlink w:history="1" r:id="rIdojuyvv8bozgdnktqixgx-">
+            <w:hyperlink w:history="1" r:id="rIdj4u-yc7mt_g59prsv725a">
               <w:r>
                 <w:rPr>
                   <w:rFonts w:ascii="Arial" w:cs="Arial" w:eastAsia="Arial" w:hAnsi="Arial"/>
@@ -11255,7 +11255,7 @@
         </w:rPr>
         <w:t xml:space="preserve">© 2026 SeaVuria and ARES. Aligned with KICD objectives. Developed by SeaVuria; technical implementation by ARES (with AI assistance from Claude). Licensed under </w:t>
       </w:r>
-      <w:hyperlink w:history="1" r:id="rIdsdm-zrunbvga7bjddvnv1">
+      <w:hyperlink w:history="1" r:id="rId80mvchle6uqvvqfzk9-sv">
         <w:r>
           <w:rPr>
             <w:rFonts w:ascii="Arial" w:cs="Arial" w:eastAsia="Arial" w:hAnsi="Arial"/>
@@ -11276,7 +11276,7 @@
         </w:rPr>
         <w:t xml:space="preserve"> (</w:t>
       </w:r>
-      <w:hyperlink w:history="1" r:id="rId1mkjwwmxpezuxrrsnzmqq">
+      <w:hyperlink w:history="1" r:id="rId1_88gztuyf-pqljvv5nxu">
         <w:r>
           <w:rPr>
             <w:rFonts w:ascii="Arial" w:cs="Arial" w:eastAsia="Arial" w:hAnsi="Arial"/>
@@ -12496,7 +12496,7 @@
             <w:pPr>
               <w:spacing w:after="20" w:before="0"/>
             </w:pPr>
-            <w:hyperlink w:history="1" r:id="rIddwbfbdw9b7wf1ybyijf06">
+            <w:hyperlink w:history="1" r:id="rIdpxe0dk6oexwt7z80zrocl">
               <w:r>
                 <w:rPr>
                   <w:rFonts w:ascii="Arial" w:cs="Arial" w:eastAsia="Arial" w:hAnsi="Arial"/>
@@ -12529,7 +12529,7 @@
               <w:spacing w:after="10" w:before="0"/>
               <w:ind w:left="120"/>
             </w:pPr>
-            <w:hyperlink w:history="1" r:id="rIdp10r9oxclvx8hesnnpzhb">
+            <w:hyperlink w:history="1" r:id="rId6md0cqhkskdjn8d6stwqu">
               <w:r>
                 <w:rPr>
                   <w:rFonts w:ascii="Arial" w:cs="Arial" w:eastAsia="Arial" w:hAnsi="Arial"/>
@@ -12574,7 +12574,7 @@
             <w:pPr>
               <w:spacing w:after="20" w:before="0"/>
             </w:pPr>
-            <w:hyperlink w:history="1" r:id="rIdxwotjo5x1rukwd9x8i3em">
+            <w:hyperlink w:history="1" r:id="rIdcipuwzvbcqztjqbc2opzq">
               <w:r>
                 <w:rPr>
                   <w:rFonts w:ascii="Arial" w:cs="Arial" w:eastAsia="Arial" w:hAnsi="Arial"/>
@@ -12607,7 +12607,7 @@
               <w:spacing w:after="10" w:before="0"/>
               <w:ind w:left="120"/>
             </w:pPr>
-            <w:hyperlink w:history="1" r:id="rId6mwtivhomocthjzjtohd7">
+            <w:hyperlink w:history="1" r:id="rIddfvgr96mjlhl09ib-2yol">
               <w:r>
                 <w:rPr>
                   <w:rFonts w:ascii="Arial" w:cs="Arial" w:eastAsia="Arial" w:hAnsi="Arial"/>
@@ -12807,7 +12807,7 @@
             <w:pPr>
               <w:spacing w:after="20" w:before="0"/>
             </w:pPr>
-            <w:hyperlink w:history="1" r:id="rIdvbym4ilbazxsabgmwt5w4">
+            <w:hyperlink w:history="1" r:id="rIdfnq6-jcred8swtwfmgvdd">
               <w:r>
                 <w:rPr>
                   <w:rFonts w:ascii="Arial" w:cs="Arial" w:eastAsia="Arial" w:hAnsi="Arial"/>
@@ -12840,7 +12840,7 @@
               <w:spacing w:after="10" w:before="0"/>
               <w:ind w:left="120"/>
             </w:pPr>
-            <w:hyperlink w:history="1" r:id="rId5ht9zk3gv7p0yewnyq3e_">
+            <w:hyperlink w:history="1" r:id="rIdw55toisfg0nzad9rqvx3g">
               <w:r>
                 <w:rPr>
                   <w:rFonts w:ascii="Arial" w:cs="Arial" w:eastAsia="Arial" w:hAnsi="Arial"/>
@@ -12885,7 +12885,7 @@
             <w:pPr>
               <w:spacing w:after="20" w:before="0"/>
             </w:pPr>
-            <w:hyperlink w:history="1" r:id="rIdmbvawhtkd9qwjllazq3mu">
+            <w:hyperlink w:history="1" r:id="rIds5ysug68rpm8o3g0cw8tj">
               <w:r>
                 <w:rPr>
                   <w:rFonts w:ascii="Arial" w:cs="Arial" w:eastAsia="Arial" w:hAnsi="Arial"/>
@@ -12918,7 +12918,7 @@
               <w:spacing w:after="10" w:before="0"/>
               <w:ind w:left="120"/>
             </w:pPr>
-            <w:hyperlink w:history="1" r:id="rIdeou8sy89njz3c53g5km1b">
+            <w:hyperlink w:history="1" r:id="rId4-flt6qedik4gtrnwbzsq">
               <w:r>
                 <w:rPr>
                   <w:rFonts w:ascii="Arial" w:cs="Arial" w:eastAsia="Arial" w:hAnsi="Arial"/>
@@ -13118,7 +13118,7 @@
             <w:pPr>
               <w:spacing w:after="20" w:before="0"/>
             </w:pPr>
-            <w:hyperlink w:history="1" r:id="rId-q0ircycdidofsnaq4mmn">
+            <w:hyperlink w:history="1" r:id="rIdfsboq9grbyudhk_evoltd">
               <w:r>
                 <w:rPr>
                   <w:rFonts w:ascii="Arial" w:cs="Arial" w:eastAsia="Arial" w:hAnsi="Arial"/>
@@ -13167,7 +13167,7 @@
               <w:spacing w:after="10" w:before="0"/>
               <w:ind w:left="120"/>
             </w:pPr>
-            <w:hyperlink w:history="1" r:id="rId6oxg7fttigejlgiw6spjw">
+            <w:hyperlink w:history="1" r:id="rIdibnrsnsbekpkpnbpysgzz">
               <w:r>
                 <w:rPr>
                   <w:rFonts w:ascii="Arial" w:cs="Arial" w:eastAsia="Arial" w:hAnsi="Arial"/>
@@ -13212,7 +13212,7 @@
             <w:pPr>
               <w:spacing w:after="20" w:before="0"/>
             </w:pPr>
-            <w:hyperlink w:history="1" r:id="rId1frir0lrmnmuqw1upl8sp">
+            <w:hyperlink w:history="1" r:id="rIdbb9glgjmws2bucn_0jbyc">
               <w:r>
                 <w:rPr>
                   <w:rFonts w:ascii="Arial" w:cs="Arial" w:eastAsia="Arial" w:hAnsi="Arial"/>
@@ -13261,7 +13261,7 @@
               <w:spacing w:after="10" w:before="0"/>
               <w:ind w:left="120"/>
             </w:pPr>
-            <w:hyperlink w:history="1" r:id="rId1tjqnevjclntpjiwbrpqa">
+            <w:hyperlink w:history="1" r:id="rIdsvay35jk6dwfqcg-ivjch">
               <w:r>
                 <w:rPr>
                   <w:rFonts w:ascii="Arial" w:cs="Arial" w:eastAsia="Arial" w:hAnsi="Arial"/>
@@ -13461,7 +13461,7 @@
             <w:pPr>
               <w:spacing w:after="20" w:before="0"/>
             </w:pPr>
-            <w:hyperlink w:history="1" r:id="rIdfwl3nerlm1vywuafyauq_">
+            <w:hyperlink w:history="1" r:id="rIdbbafyyrcd6r5yz2ft62an">
               <w:r>
                 <w:rPr>
                   <w:rFonts w:ascii="Arial" w:cs="Arial" w:eastAsia="Arial" w:hAnsi="Arial"/>
@@ -13510,7 +13510,7 @@
               <w:spacing w:after="10" w:before="0"/>
               <w:ind w:left="120"/>
             </w:pPr>
-            <w:hyperlink w:history="1" r:id="rIdbkojzw6smcpvczj1amjx6">
+            <w:hyperlink w:history="1" r:id="rIdst0pgkk7rq405futjuios">
               <w:r>
                 <w:rPr>
                   <w:rFonts w:ascii="Arial" w:cs="Arial" w:eastAsia="Arial" w:hAnsi="Arial"/>
@@ -13555,7 +13555,7 @@
             <w:pPr>
               <w:spacing w:after="20" w:before="0"/>
             </w:pPr>
-            <w:hyperlink w:history="1" r:id="rIdvjatsxmu-e8v2fa_0w71j">
+            <w:hyperlink w:history="1" r:id="rIdjpqnoefm3ulc9a9dzft4n">
               <w:r>
                 <w:rPr>
                   <w:rFonts w:ascii="Arial" w:cs="Arial" w:eastAsia="Arial" w:hAnsi="Arial"/>
@@ -13604,7 +13604,7 @@
               <w:spacing w:after="10" w:before="0"/>
               <w:ind w:left="120"/>
             </w:pPr>
-            <w:hyperlink w:history="1" r:id="rIdkqe67uuafhkx5u6awfe-c">
+            <w:hyperlink w:history="1" r:id="rIdphd8odwsz7qbjntcsvc7r">
               <w:r>
                 <w:rPr>
                   <w:rFonts w:ascii="Arial" w:cs="Arial" w:eastAsia="Arial" w:hAnsi="Arial"/>
@@ -13804,7 +13804,7 @@
             <w:pPr>
               <w:spacing w:after="20" w:before="0"/>
             </w:pPr>
-            <w:hyperlink w:history="1" r:id="rIdffjv9f1p1rhj1hcggg89y">
+            <w:hyperlink w:history="1" r:id="rIdmodzw6fxnuny_mi0nq8wp">
               <w:r>
                 <w:rPr>
                   <w:rFonts w:ascii="Arial" w:cs="Arial" w:eastAsia="Arial" w:hAnsi="Arial"/>
@@ -13853,7 +13853,7 @@
               <w:spacing w:after="10" w:before="0"/>
               <w:ind w:left="120"/>
             </w:pPr>
-            <w:hyperlink w:history="1" r:id="rId8jkmk9eegigtf3azdre55">
+            <w:hyperlink w:history="1" r:id="rIdtc3h9kxdzlb5ffjc-jlzp">
               <w:r>
                 <w:rPr>
                   <w:rFonts w:ascii="Arial" w:cs="Arial" w:eastAsia="Arial" w:hAnsi="Arial"/>
@@ -13898,7 +13898,7 @@
             <w:pPr>
               <w:spacing w:after="20" w:before="0"/>
             </w:pPr>
-            <w:hyperlink w:history="1" r:id="rIdbgzjn7764teqsk579u6vj">
+            <w:hyperlink w:history="1" r:id="rIdlaincns3qxk1xa0qjjsra">
               <w:r>
                 <w:rPr>
                   <w:rFonts w:ascii="Arial" w:cs="Arial" w:eastAsia="Arial" w:hAnsi="Arial"/>
@@ -13947,7 +13947,7 @@
               <w:spacing w:after="10" w:before="0"/>
               <w:ind w:left="120"/>
             </w:pPr>
-            <w:hyperlink w:history="1" r:id="rIdub8tii1hiunu0nu9vcbsv">
+            <w:hyperlink w:history="1" r:id="rIdsh0pz7-qtmje9fbcvqdrv">
               <w:r>
                 <w:rPr>
                   <w:rFonts w:ascii="Arial" w:cs="Arial" w:eastAsia="Arial" w:hAnsi="Arial"/>
@@ -14552,7 +14552,7 @@
         </w:rPr>
         <w:t xml:space="preserve">© 2026 SeaVuria and ARES. Aligned with KICD objectives. Developed by SeaVuria; technical implementation by ARES (with AI assistance from Claude). Licensed under </w:t>
       </w:r>
-      <w:hyperlink w:history="1" r:id="rId2llgef3nimhbc5jlyfanr">
+      <w:hyperlink w:history="1" r:id="rIdde4g9kummzvcdigrmrijp">
         <w:r>
           <w:rPr>
             <w:rFonts w:ascii="Arial" w:cs="Arial" w:eastAsia="Arial" w:hAnsi="Arial"/>
@@ -14573,7 +14573,7 @@
         </w:rPr>
         <w:t xml:space="preserve"> (</w:t>
       </w:r>
-      <w:hyperlink w:history="1" r:id="rIdbeuux3oox4e1uklzlzgcp">
+      <w:hyperlink w:history="1" r:id="rIdqm93nppllc5vh0ummxfpc">
         <w:r>
           <w:rPr>
             <w:rFonts w:ascii="Arial" w:cs="Arial" w:eastAsia="Arial" w:hAnsi="Arial"/>
@@ -15613,7 +15613,7 @@
             <w:pPr>
               <w:spacing w:after="20" w:before="0"/>
             </w:pPr>
-            <w:hyperlink w:history="1" r:id="rIddjfyxdxn9enrem5x44p-d">
+            <w:hyperlink w:history="1" r:id="rIdv2ouo4gllnmicspn1gh-s">
               <w:r>
                 <w:rPr>
                   <w:rFonts w:ascii="Arial" w:cs="Arial" w:eastAsia="Arial" w:hAnsi="Arial"/>
@@ -15646,7 +15646,7 @@
               <w:spacing w:after="10" w:before="0"/>
               <w:ind w:left="120"/>
             </w:pPr>
-            <w:hyperlink w:history="1" r:id="rIducbjkvc4-dslj9xs9vaiq">
+            <w:hyperlink w:history="1" r:id="rIdixwrf6gstal2sq-95qxsn">
               <w:r>
                 <w:rPr>
                   <w:rFonts w:ascii="Arial" w:cs="Arial" w:eastAsia="Arial" w:hAnsi="Arial"/>
@@ -15691,7 +15691,7 @@
             <w:pPr>
               <w:spacing w:after="20" w:before="0"/>
             </w:pPr>
-            <w:hyperlink w:history="1" r:id="rIdhfd6ycioxmvgeddrplkdo">
+            <w:hyperlink w:history="1" r:id="rIdz8ygmoqifl7yvhjqiedsf">
               <w:r>
                 <w:rPr>
                   <w:rFonts w:ascii="Arial" w:cs="Arial" w:eastAsia="Arial" w:hAnsi="Arial"/>
@@ -15724,7 +15724,7 @@
               <w:spacing w:after="10" w:before="0"/>
               <w:ind w:left="120"/>
             </w:pPr>
-            <w:hyperlink w:history="1" r:id="rIdxsntu9zz6h7y0dph0q2k1">
+            <w:hyperlink w:history="1" r:id="rIdbasr9fuhnqmlvq0ppxuym">
               <w:r>
                 <w:rPr>
                   <w:rFonts w:ascii="Arial" w:cs="Arial" w:eastAsia="Arial" w:hAnsi="Arial"/>
@@ -15924,7 +15924,7 @@
             <w:pPr>
               <w:spacing w:after="20" w:before="0"/>
             </w:pPr>
-            <w:hyperlink w:history="1" r:id="rId34anz1n9irnonpa7m1ryv">
+            <w:hyperlink w:history="1" r:id="rId-7llt22ez1d3wj5j_czo2">
               <w:r>
                 <w:rPr>
                   <w:rFonts w:ascii="Arial" w:cs="Arial" w:eastAsia="Arial" w:hAnsi="Arial"/>
@@ -15957,7 +15957,7 @@
               <w:spacing w:after="10" w:before="0"/>
               <w:ind w:left="120"/>
             </w:pPr>
-            <w:hyperlink w:history="1" r:id="rIdwvmf_5gbputmfya8lxwqf">
+            <w:hyperlink w:history="1" r:id="rIdzutdx0fd08rvcvb_s4yzq">
               <w:r>
                 <w:rPr>
                   <w:rFonts w:ascii="Arial" w:cs="Arial" w:eastAsia="Arial" w:hAnsi="Arial"/>
@@ -16002,7 +16002,7 @@
             <w:pPr>
               <w:spacing w:after="20" w:before="0"/>
             </w:pPr>
-            <w:hyperlink w:history="1" r:id="rIdmyceyjkqqm8vxksr-jqfl">
+            <w:hyperlink w:history="1" r:id="rIdqxkkau2bflljyehl1wwg8">
               <w:r>
                 <w:rPr>
                   <w:rFonts w:ascii="Arial" w:cs="Arial" w:eastAsia="Arial" w:hAnsi="Arial"/>
@@ -16035,7 +16035,7 @@
               <w:spacing w:after="10" w:before="0"/>
               <w:ind w:left="120"/>
             </w:pPr>
-            <w:hyperlink w:history="1" r:id="rIdt0csert45tban-brwyx_m">
+            <w:hyperlink w:history="1" r:id="rIdbp4n6uxq8ltyps_fbp2yj">
               <w:r>
                 <w:rPr>
                   <w:rFonts w:ascii="Arial" w:cs="Arial" w:eastAsia="Arial" w:hAnsi="Arial"/>
@@ -16235,7 +16235,7 @@
             <w:pPr>
               <w:spacing w:after="20" w:before="0"/>
             </w:pPr>
-            <w:hyperlink w:history="1" r:id="rIdcmqlb0lifa8ohq7dvibnw">
+            <w:hyperlink w:history="1" r:id="rIdychvvnixxohysobcmi-1r">
               <w:r>
                 <w:rPr>
                   <w:rFonts w:ascii="Arial" w:cs="Arial" w:eastAsia="Arial" w:hAnsi="Arial"/>
@@ -16268,7 +16268,7 @@
               <w:spacing w:after="10" w:before="0"/>
               <w:ind w:left="120"/>
             </w:pPr>
-            <w:hyperlink w:history="1" r:id="rIdc-dqbodxnttvlwwqvfegy">
+            <w:hyperlink w:history="1" r:id="rIdevigf1e-gbjd3phlu-bvx">
               <w:r>
                 <w:rPr>
                   <w:rFonts w:ascii="Arial" w:cs="Arial" w:eastAsia="Arial" w:hAnsi="Arial"/>
@@ -16313,7 +16313,7 @@
             <w:pPr>
               <w:spacing w:after="20" w:before="0"/>
             </w:pPr>
-            <w:hyperlink w:history="1" r:id="rIdvyfjqg6es_lfh8gkzm51b">
+            <w:hyperlink w:history="1" r:id="rId8fdqakjw7ixklta3lfn08">
               <w:r>
                 <w:rPr>
                   <w:rFonts w:ascii="Arial" w:cs="Arial" w:eastAsia="Arial" w:hAnsi="Arial"/>
@@ -16346,7 +16346,7 @@
               <w:spacing w:after="10" w:before="0"/>
               <w:ind w:left="120"/>
             </w:pPr>
-            <w:hyperlink w:history="1" r:id="rIdznstk2ratftk_o6p6o1be">
+            <w:hyperlink w:history="1" r:id="rIdqroz8vooou0jnn02qjfek">
               <w:r>
                 <w:rPr>
                   <w:rFonts w:ascii="Arial" w:cs="Arial" w:eastAsia="Arial" w:hAnsi="Arial"/>
@@ -16546,7 +16546,7 @@
             <w:pPr>
               <w:spacing w:after="20" w:before="0"/>
             </w:pPr>
-            <w:hyperlink w:history="1" r:id="rIdlexhtzj6xkjaaqoj7k7da">
+            <w:hyperlink w:history="1" r:id="rIdhzd_waaagbm89eu1_19ae">
               <w:r>
                 <w:rPr>
                   <w:rFonts w:ascii="Arial" w:cs="Arial" w:eastAsia="Arial" w:hAnsi="Arial"/>
@@ -16579,7 +16579,7 @@
               <w:spacing w:after="10" w:before="0"/>
               <w:ind w:left="120"/>
             </w:pPr>
-            <w:hyperlink w:history="1" r:id="rIda44-noshkvoccegycfp7f">
+            <w:hyperlink w:history="1" r:id="rId36iwa17awp2oocal4g6ht">
               <w:r>
                 <w:rPr>
                   <w:rFonts w:ascii="Arial" w:cs="Arial" w:eastAsia="Arial" w:hAnsi="Arial"/>
@@ -16624,7 +16624,7 @@
             <w:pPr>
               <w:spacing w:after="20" w:before="0"/>
             </w:pPr>
-            <w:hyperlink w:history="1" r:id="rIdf8oltrcpqw4cu20xpfhld">
+            <w:hyperlink w:history="1" r:id="rId5s2-zgmo9n9hica5s6lvv">
               <w:r>
                 <w:rPr>
                   <w:rFonts w:ascii="Arial" w:cs="Arial" w:eastAsia="Arial" w:hAnsi="Arial"/>
@@ -16657,7 +16657,7 @@
               <w:spacing w:after="10" w:before="0"/>
               <w:ind w:left="120"/>
             </w:pPr>
-            <w:hyperlink w:history="1" r:id="rIdklvltkpzqr0ojqrdlxkvo">
+            <w:hyperlink w:history="1" r:id="rIdat0nlepuukmoxem9tsfio">
               <w:r>
                 <w:rPr>
                   <w:rFonts w:ascii="Arial" w:cs="Arial" w:eastAsia="Arial" w:hAnsi="Arial"/>
@@ -16857,7 +16857,7 @@
             <w:pPr>
               <w:spacing w:after="20" w:before="0"/>
             </w:pPr>
-            <w:hyperlink w:history="1" r:id="rIdku_gasfqi4p8xh5tiv9id">
+            <w:hyperlink w:history="1" r:id="rIdmnpf_pqlqhtkimk8qpwp7">
               <w:r>
                 <w:rPr>
                   <w:rFonts w:ascii="Arial" w:cs="Arial" w:eastAsia="Arial" w:hAnsi="Arial"/>
@@ -16906,7 +16906,7 @@
               <w:spacing w:after="10" w:before="0"/>
               <w:ind w:left="120"/>
             </w:pPr>
-            <w:hyperlink w:history="1" r:id="rIdum2uolf-0tflre6tibue_">
+            <w:hyperlink w:history="1" r:id="rIdgglfcrbwnrpha-9acpzyl">
               <w:r>
                 <w:rPr>
                   <w:rFonts w:ascii="Arial" w:cs="Arial" w:eastAsia="Arial" w:hAnsi="Arial"/>
@@ -16951,7 +16951,7 @@
             <w:pPr>
               <w:spacing w:after="20" w:before="0"/>
             </w:pPr>
-            <w:hyperlink w:history="1" r:id="rId31iblsy4tfqdwlr7fhgra">
+            <w:hyperlink w:history="1" r:id="rIdv39bfdvbu9_988o6br1ig">
               <w:r>
                 <w:rPr>
                   <w:rFonts w:ascii="Arial" w:cs="Arial" w:eastAsia="Arial" w:hAnsi="Arial"/>
@@ -16984,7 +16984,7 @@
               <w:spacing w:after="10" w:before="0"/>
               <w:ind w:left="120"/>
             </w:pPr>
-            <w:hyperlink w:history="1" r:id="rIdotqh-ln5wzswou1pkuino">
+            <w:hyperlink w:history="1" r:id="rId69ojjxrhz2-yyyjhdzsr9">
               <w:r>
                 <w:rPr>
                   <w:rFonts w:ascii="Arial" w:cs="Arial" w:eastAsia="Arial" w:hAnsi="Arial"/>
@@ -17509,7 +17509,7 @@
         </w:rPr>
         <w:t xml:space="preserve">© 2026 SeaVuria and ARES. Aligned with KICD objectives. Developed by SeaVuria; technical implementation by ARES (with AI assistance from Claude). Licensed under </w:t>
       </w:r>
-      <w:hyperlink w:history="1" r:id="rIdw92uslwizgkwcrgbws1vb">
+      <w:hyperlink w:history="1" r:id="rIdoew57e3pbskcmmauiczrg">
         <w:r>
           <w:rPr>
             <w:rFonts w:ascii="Arial" w:cs="Arial" w:eastAsia="Arial" w:hAnsi="Arial"/>
@@ -17530,7 +17530,7 @@
         </w:rPr>
         <w:t xml:space="preserve"> (</w:t>
       </w:r>
-      <w:hyperlink w:history="1" r:id="rId4kfhzerrldyuqvjljsjau">
+      <w:hyperlink w:history="1" r:id="rId4hnaaqeatm16omwgy6syx">
         <w:r>
           <w:rPr>
             <w:rFonts w:ascii="Arial" w:cs="Arial" w:eastAsia="Arial" w:hAnsi="Arial"/>
@@ -18570,7 +18570,7 @@
             <w:pPr>
               <w:spacing w:after="20" w:before="0"/>
             </w:pPr>
-            <w:hyperlink w:history="1" r:id="rIdkpf8-1dja9n2rggmwtvbh">
+            <w:hyperlink w:history="1" r:id="rIdwq0roebjzohn6kpejqtmc">
               <w:r>
                 <w:rPr>
                   <w:rFonts w:ascii="Arial" w:cs="Arial" w:eastAsia="Arial" w:hAnsi="Arial"/>
@@ -18603,7 +18603,7 @@
               <w:spacing w:after="10" w:before="0"/>
               <w:ind w:left="120"/>
             </w:pPr>
-            <w:hyperlink w:history="1" r:id="rId8jzrnhcpniqs8p6t069gg">
+            <w:hyperlink w:history="1" r:id="rIdx7l54j57q1kslqu8twu84">
               <w:r>
                 <w:rPr>
                   <w:rFonts w:ascii="Arial" w:cs="Arial" w:eastAsia="Arial" w:hAnsi="Arial"/>
@@ -18648,7 +18648,7 @@
             <w:pPr>
               <w:spacing w:after="20" w:before="0"/>
             </w:pPr>
-            <w:hyperlink w:history="1" r:id="rIdrrggcswymweixs2xowdhe">
+            <w:hyperlink w:history="1" r:id="rIdpfxqjo_lghmnowghfmizc">
               <w:r>
                 <w:rPr>
                   <w:rFonts w:ascii="Arial" w:cs="Arial" w:eastAsia="Arial" w:hAnsi="Arial"/>
@@ -18681,7 +18681,7 @@
               <w:spacing w:after="10" w:before="0"/>
               <w:ind w:left="120"/>
             </w:pPr>
-            <w:hyperlink w:history="1" r:id="rId6uxgycbzrz83cjbzg8nvp">
+            <w:hyperlink w:history="1" r:id="rIdiqbj4pdqxgjvu9gnra6dy">
               <w:r>
                 <w:rPr>
                   <w:rFonts w:ascii="Arial" w:cs="Arial" w:eastAsia="Arial" w:hAnsi="Arial"/>
@@ -18881,7 +18881,7 @@
             <w:pPr>
               <w:spacing w:after="20" w:before="0"/>
             </w:pPr>
-            <w:hyperlink w:history="1" r:id="rId17imv3yiqhi1cn5j7oses">
+            <w:hyperlink w:history="1" r:id="rId3vdcnc31d77cmyv9iy6nv">
               <w:r>
                 <w:rPr>
                   <w:rFonts w:ascii="Arial" w:cs="Arial" w:eastAsia="Arial" w:hAnsi="Arial"/>
@@ -18914,7 +18914,7 @@
               <w:spacing w:after="10" w:before="0"/>
               <w:ind w:left="120"/>
             </w:pPr>
-            <w:hyperlink w:history="1" r:id="rIdgptzpnofmdyflpxpi_lyx">
+            <w:hyperlink w:history="1" r:id="rIdiiscaldahjwbiuem75vgj">
               <w:r>
                 <w:rPr>
                   <w:rFonts w:ascii="Arial" w:cs="Arial" w:eastAsia="Arial" w:hAnsi="Arial"/>
@@ -18959,7 +18959,7 @@
             <w:pPr>
               <w:spacing w:after="20" w:before="0"/>
             </w:pPr>
-            <w:hyperlink w:history="1" r:id="rIdw4fbf8fpxgvhokgd-j_df">
+            <w:hyperlink w:history="1" r:id="rId_fumd1zhfnlmngt1loaj7">
               <w:r>
                 <w:rPr>
                   <w:rFonts w:ascii="Arial" w:cs="Arial" w:eastAsia="Arial" w:hAnsi="Arial"/>
@@ -18992,7 +18992,7 @@
               <w:spacing w:after="10" w:before="0"/>
               <w:ind w:left="120"/>
             </w:pPr>
-            <w:hyperlink w:history="1" r:id="rIdicxu95r0ee4qb6d7e0s1i">
+            <w:hyperlink w:history="1" r:id="rIdduzpp3s-vyr_njr9sqwjt">
               <w:r>
                 <w:rPr>
                   <w:rFonts w:ascii="Arial" w:cs="Arial" w:eastAsia="Arial" w:hAnsi="Arial"/>
@@ -19192,7 +19192,7 @@
             <w:pPr>
               <w:spacing w:after="20" w:before="0"/>
             </w:pPr>
-            <w:hyperlink w:history="1" r:id="rIdtnotsaindc_cyojeqlpkj">
+            <w:hyperlink w:history="1" r:id="rIdatlu3me2pniwpatiuxzno">
               <w:r>
                 <w:rPr>
                   <w:rFonts w:ascii="Arial" w:cs="Arial" w:eastAsia="Arial" w:hAnsi="Arial"/>
@@ -19225,7 +19225,7 @@
               <w:spacing w:after="10" w:before="0"/>
               <w:ind w:left="120"/>
             </w:pPr>
-            <w:hyperlink w:history="1" r:id="rId4o97iv62brpb358-vkr27">
+            <w:hyperlink w:history="1" r:id="rIdu_wcveu8s-ugnupn76xuy">
               <w:r>
                 <w:rPr>
                   <w:rFonts w:ascii="Arial" w:cs="Arial" w:eastAsia="Arial" w:hAnsi="Arial"/>
@@ -19270,7 +19270,7 @@
             <w:pPr>
               <w:spacing w:after="20" w:before="0"/>
             </w:pPr>
-            <w:hyperlink w:history="1" r:id="rId5ppbqvrrc6pm70vw_kcse">
+            <w:hyperlink w:history="1" r:id="rIdsnof4o11a7nuk9ytbtgjb">
               <w:r>
                 <w:rPr>
                   <w:rFonts w:ascii="Arial" w:cs="Arial" w:eastAsia="Arial" w:hAnsi="Arial"/>
@@ -19303,7 +19303,7 @@
               <w:spacing w:after="10" w:before="0"/>
               <w:ind w:left="120"/>
             </w:pPr>
-            <w:hyperlink w:history="1" r:id="rIdfbie2l2hkixqpjst9tyok">
+            <w:hyperlink w:history="1" r:id="rIdffl0eowrvhxmu8lwbx4mu">
               <w:r>
                 <w:rPr>
                   <w:rFonts w:ascii="Arial" w:cs="Arial" w:eastAsia="Arial" w:hAnsi="Arial"/>
@@ -19503,7 +19503,7 @@
             <w:pPr>
               <w:spacing w:after="20" w:before="0"/>
             </w:pPr>
-            <w:hyperlink w:history="1" r:id="rId1bidvxp5mha1begyv4xyn">
+            <w:hyperlink w:history="1" r:id="rIdesb9ervmesemqnbo1s2pv">
               <w:r>
                 <w:rPr>
                   <w:rFonts w:ascii="Arial" w:cs="Arial" w:eastAsia="Arial" w:hAnsi="Arial"/>
@@ -19536,7 +19536,7 @@
               <w:spacing w:after="10" w:before="0"/>
               <w:ind w:left="120"/>
             </w:pPr>
-            <w:hyperlink w:history="1" r:id="rId9ytzy2a9oixxtf8ayazda">
+            <w:hyperlink w:history="1" r:id="rIdjb62fi4nlnhwhmcvyc7nu">
               <w:r>
                 <w:rPr>
                   <w:rFonts w:ascii="Arial" w:cs="Arial" w:eastAsia="Arial" w:hAnsi="Arial"/>
@@ -19581,7 +19581,7 @@
             <w:pPr>
               <w:spacing w:after="20" w:before="0"/>
             </w:pPr>
-            <w:hyperlink w:history="1" r:id="rIdyuizmbtkfp6f5m-8nvxmn">
+            <w:hyperlink w:history="1" r:id="rIdgcpbu_mws9ghzjejaunl5">
               <w:r>
                 <w:rPr>
                   <w:rFonts w:ascii="Arial" w:cs="Arial" w:eastAsia="Arial" w:hAnsi="Arial"/>
@@ -19614,7 +19614,7 @@
               <w:spacing w:after="10" w:before="0"/>
               <w:ind w:left="120"/>
             </w:pPr>
-            <w:hyperlink w:history="1" r:id="rIdp0ohr_lx51ff4etvwiz5k">
+            <w:hyperlink w:history="1" r:id="rIdyedoo_yitc11i4hbnvq7e">
               <w:r>
                 <w:rPr>
                   <w:rFonts w:ascii="Arial" w:cs="Arial" w:eastAsia="Arial" w:hAnsi="Arial"/>
@@ -19814,7 +19814,7 @@
             <w:pPr>
               <w:spacing w:after="20" w:before="0"/>
             </w:pPr>
-            <w:hyperlink w:history="1" r:id="rIdkoty2dhziatmsmo3-0ofg">
+            <w:hyperlink w:history="1" r:id="rId6-1i9ubi-0ycnrfbxz-ks">
               <w:r>
                 <w:rPr>
                   <w:rFonts w:ascii="Arial" w:cs="Arial" w:eastAsia="Arial" w:hAnsi="Arial"/>
@@ -19847,7 +19847,7 @@
               <w:spacing w:after="10" w:before="0"/>
               <w:ind w:left="120"/>
             </w:pPr>
-            <w:hyperlink w:history="1" r:id="rIdxxwrfddywd4dicppc99fo">
+            <w:hyperlink w:history="1" r:id="rIdwmhg1v8fukpwqz1ujhmdh">
               <w:r>
                 <w:rPr>
                   <w:rFonts w:ascii="Arial" w:cs="Arial" w:eastAsia="Arial" w:hAnsi="Arial"/>
@@ -19892,7 +19892,7 @@
             <w:pPr>
               <w:spacing w:after="20" w:before="0"/>
             </w:pPr>
-            <w:hyperlink w:history="1" r:id="rId4pgna46yqjbvi66m6mmoj">
+            <w:hyperlink w:history="1" r:id="rId9xa_gk1fdhv9pn9fswvus">
               <w:r>
                 <w:rPr>
                   <w:rFonts w:ascii="Arial" w:cs="Arial" w:eastAsia="Arial" w:hAnsi="Arial"/>
@@ -19941,7 +19941,7 @@
               <w:spacing w:after="10" w:before="0"/>
               <w:ind w:left="120"/>
             </w:pPr>
-            <w:hyperlink w:history="1" r:id="rId06jatqj_angqswweuyjdu">
+            <w:hyperlink w:history="1" r:id="rIdnjqy_g0mxa6sivjm07st1">
               <w:r>
                 <w:rPr>
                   <w:rFonts w:ascii="Arial" w:cs="Arial" w:eastAsia="Arial" w:hAnsi="Arial"/>
@@ -20466,7 +20466,7 @@
         </w:rPr>
         <w:t xml:space="preserve">© 2026 SeaVuria and ARES. Aligned with KICD objectives. Developed by SeaVuria; technical implementation by ARES (with AI assistance from Claude). Licensed under </w:t>
       </w:r>
-      <w:hyperlink w:history="1" r:id="rIddavwoyn6escmjzzyqh1jr">
+      <w:hyperlink w:history="1" r:id="rIdhmumoq0lvm3pvtglwwsbn">
         <w:r>
           <w:rPr>
             <w:rFonts w:ascii="Arial" w:cs="Arial" w:eastAsia="Arial" w:hAnsi="Arial"/>
@@ -20487,7 +20487,7 @@
         </w:rPr>
         <w:t xml:space="preserve"> (</w:t>
       </w:r>
-      <w:hyperlink w:history="1" r:id="rIdgv71vxdevq-rvh48ilzav">
+      <w:hyperlink w:history="1" r:id="rIde2utoaoccjooigf_xmdfs">
         <w:r>
           <w:rPr>
             <w:rFonts w:ascii="Arial" w:cs="Arial" w:eastAsia="Arial" w:hAnsi="Arial"/>
@@ -21767,7 +21767,7 @@
             <w:pPr>
               <w:spacing w:after="20" w:before="0"/>
             </w:pPr>
-            <w:hyperlink w:history="1" r:id="rIdcukrbng7ycddhfctn1rjz">
+            <w:hyperlink w:history="1" r:id="rIdheecw7nfmbpmzhfdhvlyy">
               <w:r>
                 <w:rPr>
                   <w:rFonts w:ascii="Arial" w:cs="Arial" w:eastAsia="Arial" w:hAnsi="Arial"/>
@@ -21816,7 +21816,7 @@
               <w:spacing w:after="10" w:before="0"/>
               <w:ind w:left="120"/>
             </w:pPr>
-            <w:hyperlink w:history="1" r:id="rIdojhbqf-6snap4--mao_ga">
+            <w:hyperlink w:history="1" r:id="rId4yw4idetbrfstgisg5ez2">
               <w:r>
                 <w:rPr>
                   <w:rFonts w:ascii="Arial" w:cs="Arial" w:eastAsia="Arial" w:hAnsi="Arial"/>
@@ -21861,7 +21861,7 @@
             <w:pPr>
               <w:spacing w:after="20" w:before="0"/>
             </w:pPr>
-            <w:hyperlink w:history="1" r:id="rIdw-af3c1ndaa5aufyjykrq">
+            <w:hyperlink w:history="1" r:id="rIdiw6vzwsfqa8rq7_c8n_g_">
               <w:r>
                 <w:rPr>
                   <w:rFonts w:ascii="Arial" w:cs="Arial" w:eastAsia="Arial" w:hAnsi="Arial"/>
@@ -21894,7 +21894,7 @@
               <w:spacing w:after="10" w:before="0"/>
               <w:ind w:left="120"/>
             </w:pPr>
-            <w:hyperlink w:history="1" r:id="rIdm5xj83edqvz8pblinokg8">
+            <w:hyperlink w:history="1" r:id="rIda8u-pmvqfv68skiujc7jl">
               <w:r>
                 <w:rPr>
                   <w:rFonts w:ascii="Arial" w:cs="Arial" w:eastAsia="Arial" w:hAnsi="Arial"/>
@@ -22094,7 +22094,7 @@
             <w:pPr>
               <w:spacing w:after="20" w:before="0"/>
             </w:pPr>
-            <w:hyperlink w:history="1" r:id="rIdnuk2cu0oqzey5h78jiqyd">
+            <w:hyperlink w:history="1" r:id="rIdeicizbrwhp1qpu5pgotga">
               <w:r>
                 <w:rPr>
                   <w:rFonts w:ascii="Arial" w:cs="Arial" w:eastAsia="Arial" w:hAnsi="Arial"/>
@@ -22143,7 +22143,7 @@
               <w:spacing w:after="10" w:before="0"/>
               <w:ind w:left="120"/>
             </w:pPr>
-            <w:hyperlink w:history="1" r:id="rIdyfcvspsl7cn56yvsoue-8">
+            <w:hyperlink w:history="1" r:id="rId_r58pyawhymp2qrjythos">
               <w:r>
                 <w:rPr>
                   <w:rFonts w:ascii="Arial" w:cs="Arial" w:eastAsia="Arial" w:hAnsi="Arial"/>
@@ -22188,7 +22188,7 @@
             <w:pPr>
               <w:spacing w:after="20" w:before="0"/>
             </w:pPr>
-            <w:hyperlink w:history="1" r:id="rIdcnq2fnxp677lhi2joldp8">
+            <w:hyperlink w:history="1" r:id="rIdda4alc6jt6wkjlqoowaea">
               <w:r>
                 <w:rPr>
                   <w:rFonts w:ascii="Arial" w:cs="Arial" w:eastAsia="Arial" w:hAnsi="Arial"/>
@@ -22221,7 +22221,7 @@
               <w:spacing w:after="10" w:before="0"/>
               <w:ind w:left="120"/>
             </w:pPr>
-            <w:hyperlink w:history="1" r:id="rIdlboqkf86qc0jkw-gss_di">
+            <w:hyperlink w:history="1" r:id="rIdf_vv0dqhl2ilvevvwb0au">
               <w:r>
                 <w:rPr>
                   <w:rFonts w:ascii="Arial" w:cs="Arial" w:eastAsia="Arial" w:hAnsi="Arial"/>
@@ -22421,7 +22421,7 @@
             <w:pPr>
               <w:spacing w:after="20" w:before="0"/>
             </w:pPr>
-            <w:hyperlink w:history="1" r:id="rId38asmixxcjgddwbavnbjc">
+            <w:hyperlink w:history="1" r:id="rIdy32wbwhy-k4sa4dhl9g_l">
               <w:r>
                 <w:rPr>
                   <w:rFonts w:ascii="Arial" w:cs="Arial" w:eastAsia="Arial" w:hAnsi="Arial"/>
@@ -22470,7 +22470,7 @@
               <w:spacing w:after="10" w:before="0"/>
               <w:ind w:left="120"/>
             </w:pPr>
-            <w:hyperlink w:history="1" r:id="rIdmjbidekajwvuobc6tv2s4">
+            <w:hyperlink w:history="1" r:id="rIdptewysmeaoih0lf2zfdek">
               <w:r>
                 <w:rPr>
                   <w:rFonts w:ascii="Arial" w:cs="Arial" w:eastAsia="Arial" w:hAnsi="Arial"/>
@@ -22515,7 +22515,7 @@
             <w:pPr>
               <w:spacing w:after="20" w:before="0"/>
             </w:pPr>
-            <w:hyperlink w:history="1" r:id="rIdqcy4x7qy2n60oolrwxti_">
+            <w:hyperlink w:history="1" r:id="rIde-s0jrfoldyd68zwickrk">
               <w:r>
                 <w:rPr>
                   <w:rFonts w:ascii="Arial" w:cs="Arial" w:eastAsia="Arial" w:hAnsi="Arial"/>
@@ -22564,7 +22564,7 @@
               <w:spacing w:after="10" w:before="0"/>
               <w:ind w:left="120"/>
             </w:pPr>
-            <w:hyperlink w:history="1" r:id="rIdv1ysfcc_pw_rj4xf0y0mg">
+            <w:hyperlink w:history="1" r:id="rIdnxeaybwwajmnwo5njutn5">
               <w:r>
                 <w:rPr>
                   <w:rFonts w:ascii="Arial" w:cs="Arial" w:eastAsia="Arial" w:hAnsi="Arial"/>
@@ -22764,7 +22764,7 @@
             <w:pPr>
               <w:spacing w:after="20" w:before="0"/>
             </w:pPr>
-            <w:hyperlink w:history="1" r:id="rId4gp9i0y6ti5vrr2rnletv">
+            <w:hyperlink w:history="1" r:id="rIdxyooskz51g6pp83pzkaws">
               <w:r>
                 <w:rPr>
                   <w:rFonts w:ascii="Arial" w:cs="Arial" w:eastAsia="Arial" w:hAnsi="Arial"/>
@@ -22813,7 +22813,7 @@
               <w:spacing w:after="10" w:before="0"/>
               <w:ind w:left="120"/>
             </w:pPr>
-            <w:hyperlink w:history="1" r:id="rIdhdnwnnsfrwlfutcmxzfj9">
+            <w:hyperlink w:history="1" r:id="rId1vvfnhuc3lld5tnsbjed3">
               <w:r>
                 <w:rPr>
                   <w:rFonts w:ascii="Arial" w:cs="Arial" w:eastAsia="Arial" w:hAnsi="Arial"/>
@@ -22858,7 +22858,7 @@
             <w:pPr>
               <w:spacing w:after="20" w:before="0"/>
             </w:pPr>
-            <w:hyperlink w:history="1" r:id="rIdqeou4sxuzapemny8xelkc">
+            <w:hyperlink w:history="1" r:id="rIdb8srgc8ta5uyoaic3lqhi">
               <w:r>
                 <w:rPr>
                   <w:rFonts w:ascii="Arial" w:cs="Arial" w:eastAsia="Arial" w:hAnsi="Arial"/>
@@ -22907,7 +22907,7 @@
               <w:spacing w:after="10" w:before="0"/>
               <w:ind w:left="120"/>
             </w:pPr>
-            <w:hyperlink w:history="1" r:id="rIdycbtj_nnjks3gnxtddqpb">
+            <w:hyperlink w:history="1" r:id="rId5yof-9rqsjcgcfp0vfub1">
               <w:r>
                 <w:rPr>
                   <w:rFonts w:ascii="Arial" w:cs="Arial" w:eastAsia="Arial" w:hAnsi="Arial"/>
@@ -23107,7 +23107,7 @@
             <w:pPr>
               <w:spacing w:after="20" w:before="0"/>
             </w:pPr>
-            <w:hyperlink w:history="1" r:id="rIduismyeg7wy9fj-5jg-itt">
+            <w:hyperlink w:history="1" r:id="rIddbpmreqkyq_rzzw9awout">
               <w:r>
                 <w:rPr>
                   <w:rFonts w:ascii="Arial" w:cs="Arial" w:eastAsia="Arial" w:hAnsi="Arial"/>
@@ -23156,7 +23156,7 @@
               <w:spacing w:after="10" w:before="0"/>
               <w:ind w:left="120"/>
             </w:pPr>
-            <w:hyperlink w:history="1" r:id="rIdl1vnqrzowh1ydz3qtw7b8">
+            <w:hyperlink w:history="1" r:id="rIdd7ngt4uv4arrd9bao2bol">
               <w:r>
                 <w:rPr>
                   <w:rFonts w:ascii="Arial" w:cs="Arial" w:eastAsia="Arial" w:hAnsi="Arial"/>
@@ -23201,7 +23201,7 @@
             <w:pPr>
               <w:spacing w:after="20" w:before="0"/>
             </w:pPr>
-            <w:hyperlink w:history="1" r:id="rIdaiyadg7k25inlpaow-zod">
+            <w:hyperlink w:history="1" r:id="rIdtllkha76fxm3q4l_bh_y9">
               <w:r>
                 <w:rPr>
                   <w:rFonts w:ascii="Arial" w:cs="Arial" w:eastAsia="Arial" w:hAnsi="Arial"/>
@@ -23250,7 +23250,7 @@
               <w:spacing w:after="10" w:before="0"/>
               <w:ind w:left="120"/>
             </w:pPr>
-            <w:hyperlink w:history="1" r:id="rIdif_tvg0wf_ogi-otghdme">
+            <w:hyperlink w:history="1" r:id="rIdpslmlkmsncxwusi-5-w5_">
               <w:r>
                 <w:rPr>
                   <w:rFonts w:ascii="Arial" w:cs="Arial" w:eastAsia="Arial" w:hAnsi="Arial"/>
@@ -23775,7 +23775,7 @@
         </w:rPr>
         <w:t xml:space="preserve">© 2026 SeaVuria and ARES. Aligned with KICD objectives. Developed by SeaVuria; technical implementation by ARES (with AI assistance from Claude). Licensed under </w:t>
       </w:r>
-      <w:hyperlink w:history="1" r:id="rIdgu-nnnoj8trjgnd7-dfz2">
+      <w:hyperlink w:history="1" r:id="rIdjv1ajk1z--ltaenm4mhve">
         <w:r>
           <w:rPr>
             <w:rFonts w:ascii="Arial" w:cs="Arial" w:eastAsia="Arial" w:hAnsi="Arial"/>
@@ -23796,7 +23796,7 @@
         </w:rPr>
         <w:t xml:space="preserve"> (</w:t>
       </w:r>
-      <w:hyperlink w:history="1" r:id="rIdu7m87c094dwjkoattsh5r">
+      <w:hyperlink w:history="1" r:id="rId8zx3lhjgbqxillfrcob0f">
         <w:r>
           <w:rPr>
             <w:rFonts w:ascii="Arial" w:cs="Arial" w:eastAsia="Arial" w:hAnsi="Arial"/>
@@ -25036,7 +25036,7 @@
             <w:pPr>
               <w:spacing w:after="20" w:before="0"/>
             </w:pPr>
-            <w:hyperlink w:history="1" r:id="rIdoxb2wrryqcip1jtrcya6o">
+            <w:hyperlink w:history="1" r:id="rIdyjpxk0rtbwnyam6sjcpw5">
               <w:r>
                 <w:rPr>
                   <w:rFonts w:ascii="Arial" w:cs="Arial" w:eastAsia="Arial" w:hAnsi="Arial"/>
@@ -25069,7 +25069,7 @@
               <w:spacing w:after="10" w:before="0"/>
               <w:ind w:left="120"/>
             </w:pPr>
-            <w:hyperlink w:history="1" r:id="rIdtwxch6diz2crz6ufiumhy">
+            <w:hyperlink w:history="1" r:id="rIdecs6cfkwlexslmp4-n9xl">
               <w:r>
                 <w:rPr>
                   <w:rFonts w:ascii="Arial" w:cs="Arial" w:eastAsia="Arial" w:hAnsi="Arial"/>
@@ -25114,7 +25114,7 @@
             <w:pPr>
               <w:spacing w:after="20" w:before="0"/>
             </w:pPr>
-            <w:hyperlink w:history="1" r:id="rIdmefoxaghwlmigei4pmysx">
+            <w:hyperlink w:history="1" r:id="rIdcaefnbcgchzbqpkpdif2l">
               <w:r>
                 <w:rPr>
                   <w:rFonts w:ascii="Arial" w:cs="Arial" w:eastAsia="Arial" w:hAnsi="Arial"/>
@@ -25147,7 +25147,7 @@
               <w:spacing w:after="10" w:before="0"/>
               <w:ind w:left="120"/>
             </w:pPr>
-            <w:hyperlink w:history="1" r:id="rIdq--rqdghu8cbjky-dcclo">
+            <w:hyperlink w:history="1" r:id="rIdn2wvsb43n35lrtjy4py7p">
               <w:r>
                 <w:rPr>
                   <w:rFonts w:ascii="Arial" w:cs="Arial" w:eastAsia="Arial" w:hAnsi="Arial"/>
@@ -25347,7 +25347,7 @@
             <w:pPr>
               <w:spacing w:after="20" w:before="0"/>
             </w:pPr>
-            <w:hyperlink w:history="1" r:id="rIdor77zkb58gzga3vb6zbf4">
+            <w:hyperlink w:history="1" r:id="rIdigqecovql0htp9mfaygd_">
               <w:r>
                 <w:rPr>
                   <w:rFonts w:ascii="Arial" w:cs="Arial" w:eastAsia="Arial" w:hAnsi="Arial"/>
@@ -25380,7 +25380,7 @@
               <w:spacing w:after="10" w:before="0"/>
               <w:ind w:left="120"/>
             </w:pPr>
-            <w:hyperlink w:history="1" r:id="rIdfqnknpsyxxmw0sdpbvmxq">
+            <w:hyperlink w:history="1" r:id="rIdn3fsilgwxk4zdn6tpolqo">
               <w:r>
                 <w:rPr>
                   <w:rFonts w:ascii="Arial" w:cs="Arial" w:eastAsia="Arial" w:hAnsi="Arial"/>
@@ -25425,7 +25425,7 @@
             <w:pPr>
               <w:spacing w:after="20" w:before="0"/>
             </w:pPr>
-            <w:hyperlink w:history="1" r:id="rIdp6bxe887ir_msgqyeet_x">
+            <w:hyperlink w:history="1" r:id="rId2zidsubk9ysvxldmupb81">
               <w:r>
                 <w:rPr>
                   <w:rFonts w:ascii="Arial" w:cs="Arial" w:eastAsia="Arial" w:hAnsi="Arial"/>
@@ -25458,7 +25458,7 @@
               <w:spacing w:after="10" w:before="0"/>
               <w:ind w:left="120"/>
             </w:pPr>
-            <w:hyperlink w:history="1" r:id="rIdt2twnytznjhagfw7ckowv">
+            <w:hyperlink w:history="1" r:id="rIdb5uhlujm9kjft-bwjfg_y">
               <w:r>
                 <w:rPr>
                   <w:rFonts w:ascii="Arial" w:cs="Arial" w:eastAsia="Arial" w:hAnsi="Arial"/>
@@ -25658,7 +25658,7 @@
             <w:pPr>
               <w:spacing w:after="20" w:before="0"/>
             </w:pPr>
-            <w:hyperlink w:history="1" r:id="rIdsqfdcmepixm4n1y30fin-">
+            <w:hyperlink w:history="1" r:id="rIdljckrfsijeehn7qmhrgz0">
               <w:r>
                 <w:rPr>
                   <w:rFonts w:ascii="Arial" w:cs="Arial" w:eastAsia="Arial" w:hAnsi="Arial"/>
@@ -25691,7 +25691,7 @@
               <w:spacing w:after="10" w:before="0"/>
               <w:ind w:left="120"/>
             </w:pPr>
-            <w:hyperlink w:history="1" r:id="rIdhkzgzcfyiwrytcjlaiwq7">
+            <w:hyperlink w:history="1" r:id="rIdawdfslkvsjixizerqi_ur">
               <w:r>
                 <w:rPr>
                   <w:rFonts w:ascii="Arial" w:cs="Arial" w:eastAsia="Arial" w:hAnsi="Arial"/>
@@ -25736,7 +25736,7 @@
             <w:pPr>
               <w:spacing w:after="20" w:before="0"/>
             </w:pPr>
-            <w:hyperlink w:history="1" r:id="rIdauhlyh2c05i_oe2qvaags">
+            <w:hyperlink w:history="1" r:id="rIdyh_2mifpglvn6iclvtl3l">
               <w:r>
                 <w:rPr>
                   <w:rFonts w:ascii="Arial" w:cs="Arial" w:eastAsia="Arial" w:hAnsi="Arial"/>
@@ -25769,7 +25769,7 @@
               <w:spacing w:after="10" w:before="0"/>
               <w:ind w:left="120"/>
             </w:pPr>
-            <w:hyperlink w:history="1" r:id="rIdsv9l_lcbxifuz6uxwidom">
+            <w:hyperlink w:history="1" r:id="rId1igfvwjoucw2luthkp3kr">
               <w:r>
                 <w:rPr>
                   <w:rFonts w:ascii="Arial" w:cs="Arial" w:eastAsia="Arial" w:hAnsi="Arial"/>
@@ -25969,7 +25969,7 @@
             <w:pPr>
               <w:spacing w:after="20" w:before="0"/>
             </w:pPr>
-            <w:hyperlink w:history="1" r:id="rId0kz2uoiyo0gztzjboo5qi">
+            <w:hyperlink w:history="1" r:id="rId1jt8tgfdq-jfpfme0kky1">
               <w:r>
                 <w:rPr>
                   <w:rFonts w:ascii="Arial" w:cs="Arial" w:eastAsia="Arial" w:hAnsi="Arial"/>
@@ -26002,7 +26002,7 @@
               <w:spacing w:after="10" w:before="0"/>
               <w:ind w:left="120"/>
             </w:pPr>
-            <w:hyperlink w:history="1" r:id="rIdw9hkyvij0fwmrbstrok29">
+            <w:hyperlink w:history="1" r:id="rIdabab6i_08cgbaoycgezg9">
               <w:r>
                 <w:rPr>
                   <w:rFonts w:ascii="Arial" w:cs="Arial" w:eastAsia="Arial" w:hAnsi="Arial"/>
@@ -26047,7 +26047,7 @@
             <w:pPr>
               <w:spacing w:after="20" w:before="0"/>
             </w:pPr>
-            <w:hyperlink w:history="1" r:id="rId00k7isrvfhwucclo86rsn">
+            <w:hyperlink w:history="1" r:id="rIdk0osnahsemqjleap-6hcj">
               <w:r>
                 <w:rPr>
                   <w:rFonts w:ascii="Arial" w:cs="Arial" w:eastAsia="Arial" w:hAnsi="Arial"/>
@@ -26080,7 +26080,7 @@
               <w:spacing w:after="10" w:before="0"/>
               <w:ind w:left="120"/>
             </w:pPr>
-            <w:hyperlink w:history="1" r:id="rIdfdlylt8spdd2sx6104ery">
+            <w:hyperlink w:history="1" r:id="rIdcxuv64ssqgx7mdan0ll2a">
               <w:r>
                 <w:rPr>
                   <w:rFonts w:ascii="Arial" w:cs="Arial" w:eastAsia="Arial" w:hAnsi="Arial"/>
@@ -26280,7 +26280,7 @@
             <w:pPr>
               <w:spacing w:after="20" w:before="0"/>
             </w:pPr>
-            <w:hyperlink w:history="1" r:id="rIdued8t5a5jtrupvqa9m123">
+            <w:hyperlink w:history="1" r:id="rIdqm_i5e9t8t9dlyk_3ca0j">
               <w:r>
                 <w:rPr>
                   <w:rFonts w:ascii="Arial" w:cs="Arial" w:eastAsia="Arial" w:hAnsi="Arial"/>
@@ -26313,7 +26313,7 @@
               <w:spacing w:after="10" w:before="0"/>
               <w:ind w:left="120"/>
             </w:pPr>
-            <w:hyperlink w:history="1" r:id="rIdef-te7nckzxzczodzp-vv">
+            <w:hyperlink w:history="1" r:id="rIdojrwyale1tqh5v1-ztksw">
               <w:r>
                 <w:rPr>
                   <w:rFonts w:ascii="Arial" w:cs="Arial" w:eastAsia="Arial" w:hAnsi="Arial"/>
@@ -26358,7 +26358,7 @@
             <w:pPr>
               <w:spacing w:after="20" w:before="0"/>
             </w:pPr>
-            <w:hyperlink w:history="1" r:id="rIdq6bpp1xxrv0tm2majio_k">
+            <w:hyperlink w:history="1" r:id="rIdklwmd41h3bzahqzrauj2r">
               <w:r>
                 <w:rPr>
                   <w:rFonts w:ascii="Arial" w:cs="Arial" w:eastAsia="Arial" w:hAnsi="Arial"/>
@@ -26407,7 +26407,7 @@
               <w:spacing w:after="10" w:before="0"/>
               <w:ind w:left="120"/>
             </w:pPr>
-            <w:hyperlink w:history="1" r:id="rIdaytkpy671stlgsb0mlvi4">
+            <w:hyperlink w:history="1" r:id="rId4hulsc-7klqb3xl6tsqge">
               <w:r>
                 <w:rPr>
                   <w:rFonts w:ascii="Arial" w:cs="Arial" w:eastAsia="Arial" w:hAnsi="Arial"/>
@@ -26932,7 +26932,7 @@
         </w:rPr>
         <w:t xml:space="preserve">© 2026 SeaVuria and ARES. Aligned with KICD objectives. Developed by SeaVuria; technical implementation by ARES (with AI assistance from Claude). Licensed under </w:t>
       </w:r>
-      <w:hyperlink w:history="1" r:id="rIdequjrw2zg31j3e1m6qwy9">
+      <w:hyperlink w:history="1" r:id="rIdnvtnkrurmiabtmpj9qthe">
         <w:r>
           <w:rPr>
             <w:rFonts w:ascii="Arial" w:cs="Arial" w:eastAsia="Arial" w:hAnsi="Arial"/>
@@ -26953,7 +26953,7 @@
         </w:rPr>
         <w:t xml:space="preserve"> (</w:t>
       </w:r>
-      <w:hyperlink w:history="1" r:id="rIdst9ouz8o6sna2-sram0ec">
+      <w:hyperlink w:history="1" r:id="rIdnz_n8c9fp6fcuaafta2uo">
         <w:r>
           <w:rPr>
             <w:rFonts w:ascii="Arial" w:cs="Arial" w:eastAsia="Arial" w:hAnsi="Arial"/>
